--- a/lesson.docx
+++ b/lesson.docx
@@ -232,13 +232,7 @@
               <w:rPr>
                 <w:rFonts w:hint="eastAsia"/>
               </w:rPr>
-              <w:t>05</w:t>
-            </w:r>
-            <w:r>
-              <w:rPr>
-                <w:rFonts w:hint="eastAsia"/>
-              </w:rPr>
-              <w:t>31</w:t>
+              <w:t>0531</w:t>
             </w:r>
           </w:p>
         </w:tc>
@@ -596,6 +590,12 @@
                 <w:rFonts w:hint="eastAsia"/>
               </w:rPr>
             </w:pPr>
+            <w:r>
+              <w:rPr>
+                <w:rFonts w:hint="eastAsia"/>
+              </w:rPr>
+              <w:t>0628</w:t>
+            </w:r>
           </w:p>
         </w:tc>
       </w:tr>
@@ -2062,7 +2062,13 @@
         </w:tc>
       </w:tr>
     </w:tbl>
-    <w:p/>
+    <w:p>
+      <w:pPr>
+        <w:rPr>
+          <w:rFonts w:hint="eastAsia"/>
+        </w:rPr>
+      </w:pPr>
+    </w:p>
     <w:p>
       <w:pPr>
         <w:rPr>
@@ -2414,15 +2420,7 @@
         <w:t>具体代码</w:t>
       </w:r>
       <w:r>
-        <w:t>：用</w:t>
-      </w:r>
-      <w:proofErr w:type="spellStart"/>
-      <w:r>
-        <w:t>document.documentElement</w:t>
-      </w:r>
-      <w:proofErr w:type="spellEnd"/>
-      <w:r>
-        <w:t>表示 HTML 根节点，使用toggle()方法添加或移除类。</w:t>
+        <w:t>：用document.documentElement表示 HTML 根节点，使用toggle()方法添加或移除类。</w:t>
       </w:r>
     </w:p>
     <w:p>
@@ -2472,19 +2470,11 @@
           <w:rFonts w:hint="eastAsia"/>
         </w:rPr>
       </w:pPr>
-      <w:proofErr w:type="gramStart"/>
-      <w:r>
-        <w:rPr>
-          <w:rFonts w:hint="eastAsia"/>
-        </w:rPr>
-        <w:t>Var(</w:t>
-      </w:r>
-      <w:proofErr w:type="gramEnd"/>
-      <w:r>
-        <w:rPr>
-          <w:rFonts w:hint="eastAsia"/>
-        </w:rPr>
-        <w:t>--XX, #000000)</w:t>
+      <w:r>
+        <w:rPr>
+          <w:rFonts w:hint="eastAsia"/>
+        </w:rPr>
+        <w:t>Var(--XX, #000000)</w:t>
       </w:r>
     </w:p>
     <w:p>
@@ -2506,40 +2496,24 @@
           <w:rFonts w:hint="eastAsia"/>
         </w:rPr>
       </w:pPr>
-      <w:proofErr w:type="gramStart"/>
-      <w:r>
-        <w:rPr>
-          <w:rFonts w:hint="eastAsia"/>
-        </w:rPr>
-        <w:t>Min(</w:t>
-      </w:r>
-      <w:proofErr w:type="gramEnd"/>
-      <w:r>
-        <w:rPr>
-          <w:rFonts w:hint="eastAsia"/>
-        </w:rPr>
-        <w:t>)</w:t>
-      </w:r>
-    </w:p>
-    <w:p>
-      <w:pPr>
-        <w:rPr>
-          <w:rFonts w:hint="eastAsia"/>
-        </w:rPr>
-      </w:pPr>
-      <w:proofErr w:type="gramStart"/>
-      <w:r>
-        <w:rPr>
-          <w:rFonts w:hint="eastAsia"/>
-        </w:rPr>
-        <w:t>Max(</w:t>
-      </w:r>
-      <w:proofErr w:type="gramEnd"/>
-      <w:r>
-        <w:rPr>
-          <w:rFonts w:hint="eastAsia"/>
-        </w:rPr>
-        <w:t>)</w:t>
+      <w:r>
+        <w:rPr>
+          <w:rFonts w:hint="eastAsia"/>
+        </w:rPr>
+        <w:t>Min()</w:t>
+      </w:r>
+    </w:p>
+    <w:p>
+      <w:pPr>
+        <w:rPr>
+          <w:rFonts w:hint="eastAsia"/>
+        </w:rPr>
+      </w:pPr>
+      <w:r>
+        <w:rPr>
+          <w:rFonts w:hint="eastAsia"/>
+        </w:rPr>
+        <w:t>Max()</w:t>
       </w:r>
     </w:p>
     <w:p>
@@ -2563,7 +2537,6 @@
       <w:r>
         <w:t xml:space="preserve">font-size: </w:t>
       </w:r>
-      <w:proofErr w:type="gramStart"/>
       <w:r>
         <w:rPr>
           <w:b/>
@@ -2572,11 +2545,7 @@
         <w:t>clamp</w:t>
       </w:r>
       <w:r>
-        <w:t>(</w:t>
-      </w:r>
-      <w:proofErr w:type="gramEnd"/>
-      <w:r>
-        <w:t>16px, 2vw, 30px);</w:t>
+        <w:t>(16px, 2vw, 30px);</w:t>
       </w:r>
     </w:p>
     <w:p>
@@ -2609,16 +2578,8 @@
         <w:rPr>
           <w:rFonts w:hint="eastAsia"/>
         </w:rPr>
-        <w:t xml:space="preserve"> </w:t>
-      </w:r>
-      <w:proofErr w:type="spellStart"/>
-      <w:r>
-        <w:rPr>
-          <w:rFonts w:hint="eastAsia"/>
-        </w:rPr>
-        <w:t>vite</w:t>
-      </w:r>
-      <w:proofErr w:type="spellEnd"/>
+        <w:t xml:space="preserve"> vite</w:t>
+      </w:r>
       <w:r>
         <w:rPr>
           <w:rFonts w:hint="eastAsia"/>
@@ -2645,27 +2606,11 @@
           <w:rFonts w:hint="eastAsia"/>
         </w:rPr>
       </w:pPr>
-      <w:proofErr w:type="gramStart"/>
-      <w:r>
-        <w:rPr>
-          <w:rFonts w:hint="eastAsia"/>
-        </w:rPr>
-        <w:t>.</w:t>
-      </w:r>
-      <w:proofErr w:type="spellStart"/>
-      <w:r>
-        <w:rPr>
-          <w:rFonts w:hint="eastAsia"/>
-        </w:rPr>
-        <w:t>baseStyle</w:t>
-      </w:r>
-      <w:proofErr w:type="spellEnd"/>
-      <w:proofErr w:type="gramEnd"/>
-      <w:r>
-        <w:rPr>
-          <w:rFonts w:hint="eastAsia"/>
-        </w:rPr>
-        <w:t>{</w:t>
+      <w:r>
+        <w:rPr>
+          <w:rFonts w:hint="eastAsia"/>
+        </w:rPr>
+        <w:t>.baseStyle{</w:t>
       </w:r>
     </w:p>
     <w:p>
@@ -2713,76 +2658,38 @@
           <w:rFonts w:hint="eastAsia"/>
         </w:rPr>
       </w:pPr>
-      <w:proofErr w:type="gramStart"/>
-      <w:r>
-        <w:rPr>
-          <w:rFonts w:hint="eastAsia"/>
-        </w:rPr>
-        <w:t>.</w:t>
-      </w:r>
-      <w:proofErr w:type="spellStart"/>
-      <w:r>
-        <w:rPr>
-          <w:rFonts w:hint="eastAsia"/>
-        </w:rPr>
-        <w:t>primaryButton</w:t>
-      </w:r>
-      <w:proofErr w:type="spellEnd"/>
-      <w:proofErr w:type="gramEnd"/>
-      <w:r>
-        <w:rPr>
-          <w:rFonts w:hint="eastAsia"/>
-        </w:rPr>
-        <w:t>{</w:t>
-      </w:r>
-    </w:p>
-    <w:p>
-      <w:pPr>
-        <w:rPr>
-          <w:rFonts w:hint="eastAsia"/>
-        </w:rPr>
-      </w:pPr>
-      <w:r>
-        <w:rPr>
-          <w:rFonts w:hint="eastAsia"/>
-        </w:rPr>
-        <w:t xml:space="preserve">    composes: </w:t>
-      </w:r>
-      <w:proofErr w:type="spellStart"/>
-      <w:r>
-        <w:rPr>
-          <w:rFonts w:hint="eastAsia"/>
-        </w:rPr>
-        <w:t>baseStyle</w:t>
-      </w:r>
-      <w:proofErr w:type="spellEnd"/>
-      <w:r>
-        <w:rPr>
-          <w:rFonts w:hint="eastAsia"/>
-        </w:rPr>
-        <w:t xml:space="preserve"> baseStyle1 baseStyle2</w:t>
-      </w:r>
-    </w:p>
-    <w:p>
-      <w:pPr>
-        <w:rPr>
-          <w:rFonts w:hint="eastAsia"/>
-        </w:rPr>
-      </w:pPr>
-      <w:r>
-        <w:rPr>
-          <w:rFonts w:hint="eastAsia"/>
-        </w:rPr>
-        <w:t xml:space="preserve">    </w:t>
-      </w:r>
-      <w:proofErr w:type="spellStart"/>
-      <w:r>
-        <w:rPr>
-          <w:rFonts w:hint="eastAsia"/>
-        </w:rPr>
-        <w:t>color:XXX</w:t>
-      </w:r>
-      <w:proofErr w:type="spellEnd"/>
+      <w:r>
+        <w:rPr>
+          <w:rFonts w:hint="eastAsia"/>
+        </w:rPr>
+        <w:t>.primaryButton{</w:t>
+      </w:r>
+    </w:p>
+    <w:p>
+      <w:pPr>
+        <w:rPr>
+          <w:rFonts w:hint="eastAsia"/>
+        </w:rPr>
+      </w:pPr>
+      <w:r>
+        <w:rPr>
+          <w:rFonts w:hint="eastAsia"/>
+        </w:rPr>
+        <w:t xml:space="preserve">    composes: baseStyle baseStyle1 baseStyle2</w:t>
+      </w:r>
+    </w:p>
+    <w:p>
+      <w:pPr>
+        <w:rPr>
+          <w:rFonts w:hint="eastAsia"/>
+        </w:rPr>
+      </w:pPr>
+      <w:r>
+        <w:rPr>
+          <w:rFonts w:hint="eastAsia"/>
+        </w:rPr>
+        <w:t xml:space="preserve">    color:XXX</w:t>
+      </w:r>
     </w:p>
     <w:p>
       <w:pPr>
@@ -2881,35 +2788,7 @@
         <w:rPr>
           <w:rFonts w:hint="eastAsia"/>
         </w:rPr>
-        <w:t>作业：</w:t>
-      </w:r>
-      <w:proofErr w:type="spellStart"/>
-      <w:r>
-        <w:rPr>
-          <w:rFonts w:hint="eastAsia"/>
-        </w:rPr>
-        <w:t>Classlist</w:t>
-      </w:r>
-      <w:proofErr w:type="spellEnd"/>
-      <w:r>
-        <w:rPr>
-          <w:rFonts w:hint="eastAsia"/>
-        </w:rPr>
-        <w:t>的返回，伪数组，使用</w:t>
-      </w:r>
-      <w:proofErr w:type="spellStart"/>
-      <w:r>
-        <w:rPr>
-          <w:rFonts w:hint="eastAsia"/>
-        </w:rPr>
-        <w:t>Array.from</w:t>
-      </w:r>
-      <w:proofErr w:type="spellEnd"/>
-      <w:r>
-        <w:rPr>
-          <w:rFonts w:hint="eastAsia"/>
-        </w:rPr>
-        <w:t>转换</w:t>
+        <w:t>作业：Classlist的返回，伪数组，使用Array.from转换</w:t>
       </w:r>
     </w:p>
     <w:p>
@@ -2922,15 +2801,37 @@
         <w:t>课后作业： selector 选择器</w:t>
       </w:r>
     </w:p>
-    <w:p/>
-    <w:p/>
-    <w:p>
+    <w:p>
+      <w:pPr>
+        <w:rPr>
+          <w:rFonts w:hint="eastAsia"/>
+        </w:rPr>
+      </w:pPr>
+    </w:p>
+    <w:p>
+      <w:pPr>
+        <w:rPr>
+          <w:rFonts w:hint="eastAsia"/>
+        </w:rPr>
+      </w:pPr>
+    </w:p>
+    <w:p>
+      <w:pPr>
+        <w:rPr>
+          <w:rFonts w:hint="eastAsia"/>
+        </w:rPr>
+      </w:pPr>
       <w:r>
         <w:lastRenderedPageBreak/>
         <w:t>CSS基础知识及相关要点讲解</w:t>
       </w:r>
     </w:p>
     <w:p>
+      <w:pPr>
+        <w:rPr>
+          <w:rFonts w:hint="eastAsia"/>
+        </w:rPr>
+      </w:pPr>
       <w:r>
         <w:t>本次课程从基础讲起，对 CSS 变量、函数、模块、概念、框架及性能优化等多方面知识进行了讲解。</w:t>
       </w:r>
@@ -2941,6 +2842,9 @@
           <w:ilvl w:val="0"/>
           <w:numId w:val="2"/>
         </w:numPr>
+        <w:rPr>
+          <w:rFonts w:hint="eastAsia"/>
+        </w:rPr>
       </w:pPr>
       <w:r>
         <w:rPr>
@@ -2950,15 +2854,7 @@
         <w:t>复习与作业</w:t>
       </w:r>
       <w:r>
-        <w:t xml:space="preserve">：回顾上节课 SNS 主题页切换相关内容，本次课后作业为研究 </w:t>
-      </w:r>
-      <w:proofErr w:type="spellStart"/>
-      <w:r>
-        <w:t>classList</w:t>
-      </w:r>
-      <w:proofErr w:type="spellEnd"/>
-      <w:r>
-        <w:t>，包括其返回值、转换数组方法及常用操作。</w:t>
+        <w:t>：回顾上节课 SNS 主题页切换相关内容，本次课后作业为研究 classList，包括其返回值、转换数组方法及常用操作。</w:t>
       </w:r>
     </w:p>
     <w:p>
@@ -2967,6 +2863,9 @@
           <w:ilvl w:val="0"/>
           <w:numId w:val="2"/>
         </w:numPr>
+        <w:rPr>
+          <w:rFonts w:hint="eastAsia"/>
+        </w:rPr>
       </w:pPr>
       <w:r>
         <w:rPr>
@@ -2985,6 +2884,9 @@
           <w:ilvl w:val="1"/>
           <w:numId w:val="2"/>
         </w:numPr>
+        <w:rPr>
+          <w:rFonts w:hint="eastAsia"/>
+        </w:rPr>
       </w:pPr>
       <w:r>
         <w:rPr>
@@ -3003,6 +2905,9 @@
           <w:ilvl w:val="1"/>
           <w:numId w:val="2"/>
         </w:numPr>
+        <w:rPr>
+          <w:rFonts w:hint="eastAsia"/>
+        </w:rPr>
       </w:pPr>
       <w:r>
         <w:rPr>
@@ -3012,15 +2917,7 @@
         <w:t>作用域</w:t>
       </w:r>
       <w:r>
-        <w:t xml:space="preserve">：变量放在 HTML 里是全局变量，放在特定选择器如 </w:t>
-      </w:r>
-      <w:proofErr w:type="spellStart"/>
-      <w:r>
-        <w:t>div.card</w:t>
-      </w:r>
-      <w:proofErr w:type="spellEnd"/>
-      <w:r>
-        <w:t xml:space="preserve"> 中是局部变量，遵循就近原则，:root 是伪类，优先级比 HTML 高。</w:t>
+        <w:t>：变量放在 HTML 里是全局变量，放在特定选择器如 div.card 中是局部变量，遵循就近原则，:root 是伪类，优先级比 HTML 高。</w:t>
       </w:r>
     </w:p>
     <w:p>
@@ -3029,6 +2926,9 @@
           <w:ilvl w:val="0"/>
           <w:numId w:val="2"/>
         </w:numPr>
+        <w:rPr>
+          <w:rFonts w:hint="eastAsia"/>
+        </w:rPr>
       </w:pPr>
       <w:r>
         <w:rPr>
@@ -3047,6 +2947,9 @@
           <w:ilvl w:val="1"/>
           <w:numId w:val="2"/>
         </w:numPr>
+        <w:rPr>
+          <w:rFonts w:hint="eastAsia"/>
+        </w:rPr>
       </w:pPr>
       <w:r>
         <w:rPr>
@@ -3065,6 +2968,9 @@
           <w:ilvl w:val="1"/>
           <w:numId w:val="2"/>
         </w:numPr>
+        <w:rPr>
+          <w:rFonts w:hint="eastAsia"/>
+        </w:rPr>
       </w:pPr>
       <w:r>
         <w:rPr>
@@ -3083,6 +2989,9 @@
           <w:ilvl w:val="1"/>
           <w:numId w:val="2"/>
         </w:numPr>
+        <w:rPr>
+          <w:rFonts w:hint="eastAsia"/>
+        </w:rPr>
       </w:pPr>
       <w:r>
         <w:rPr>
@@ -3101,6 +3010,9 @@
           <w:ilvl w:val="0"/>
           <w:numId w:val="2"/>
         </w:numPr>
+        <w:rPr>
+          <w:rFonts w:hint="eastAsia"/>
+        </w:rPr>
       </w:pPr>
       <w:r>
         <w:rPr>
@@ -3119,6 +3031,9 @@
           <w:ilvl w:val="1"/>
           <w:numId w:val="2"/>
         </w:numPr>
+        <w:rPr>
+          <w:rFonts w:hint="eastAsia"/>
+        </w:rPr>
       </w:pPr>
       <w:r>
         <w:rPr>
@@ -3137,6 +3052,9 @@
           <w:ilvl w:val="1"/>
           <w:numId w:val="2"/>
         </w:numPr>
+        <w:rPr>
+          <w:rFonts w:hint="eastAsia"/>
+        </w:rPr>
       </w:pPr>
       <w:r>
         <w:rPr>
@@ -3155,6 +3073,9 @@
           <w:ilvl w:val="1"/>
           <w:numId w:val="2"/>
         </w:numPr>
+        <w:rPr>
+          <w:rFonts w:hint="eastAsia"/>
+        </w:rPr>
       </w:pPr>
       <w:r>
         <w:rPr>
@@ -3173,6 +3094,9 @@
           <w:ilvl w:val="1"/>
           <w:numId w:val="2"/>
         </w:numPr>
+        <w:rPr>
+          <w:rFonts w:hint="eastAsia"/>
+        </w:rPr>
       </w:pPr>
       <w:r>
         <w:rPr>
@@ -3191,6 +3115,9 @@
           <w:ilvl w:val="0"/>
           <w:numId w:val="2"/>
         </w:numPr>
+        <w:rPr>
+          <w:rFonts w:hint="eastAsia"/>
+        </w:rPr>
       </w:pPr>
       <w:r>
         <w:rPr>
@@ -3209,6 +3136,9 @@
           <w:ilvl w:val="1"/>
           <w:numId w:val="2"/>
         </w:numPr>
+        <w:rPr>
+          <w:rFonts w:hint="eastAsia"/>
+        </w:rPr>
       </w:pPr>
       <w:r>
         <w:rPr>
@@ -3227,6 +3157,9 @@
           <w:ilvl w:val="1"/>
           <w:numId w:val="2"/>
         </w:numPr>
+        <w:rPr>
+          <w:rFonts w:hint="eastAsia"/>
+        </w:rPr>
       </w:pPr>
       <w:r>
         <w:rPr>
@@ -3245,6 +3178,9 @@
           <w:ilvl w:val="1"/>
           <w:numId w:val="2"/>
         </w:numPr>
+        <w:rPr>
+          <w:rFonts w:hint="eastAsia"/>
+        </w:rPr>
       </w:pPr>
       <w:r>
         <w:rPr>
@@ -3263,6 +3199,9 @@
           <w:ilvl w:val="0"/>
           <w:numId w:val="2"/>
         </w:numPr>
+        <w:rPr>
+          <w:rFonts w:hint="eastAsia"/>
+        </w:rPr>
       </w:pPr>
       <w:r>
         <w:rPr>
@@ -3281,6 +3220,9 @@
           <w:ilvl w:val="1"/>
           <w:numId w:val="2"/>
         </w:numPr>
+        <w:rPr>
+          <w:rFonts w:hint="eastAsia"/>
+        </w:rPr>
       </w:pPr>
       <w:r>
         <w:rPr>
@@ -3299,6 +3241,9 @@
           <w:ilvl w:val="1"/>
           <w:numId w:val="2"/>
         </w:numPr>
+        <w:rPr>
+          <w:rFonts w:hint="eastAsia"/>
+        </w:rPr>
       </w:pPr>
       <w:r>
         <w:rPr>
@@ -3317,6 +3262,9 @@
           <w:ilvl w:val="1"/>
           <w:numId w:val="2"/>
         </w:numPr>
+        <w:rPr>
+          <w:rFonts w:hint="eastAsia"/>
+        </w:rPr>
       </w:pPr>
       <w:r>
         <w:rPr>
@@ -3326,23 +3274,7 @@
         <w:t>存储</w:t>
       </w:r>
       <w:r>
-        <w:t>：写在独立的.</w:t>
-      </w:r>
-      <w:proofErr w:type="spellStart"/>
-      <w:r>
-        <w:t>css</w:t>
-      </w:r>
-      <w:proofErr w:type="spellEnd"/>
-      <w:r>
-        <w:t xml:space="preserve"> 文件，或 style 标签里，浏览器通过 CSS </w:t>
-      </w:r>
-      <w:proofErr w:type="gramStart"/>
-      <w:r>
-        <w:t>解析器</w:t>
-      </w:r>
-      <w:proofErr w:type="gramEnd"/>
-      <w:r>
-        <w:t>读取。</w:t>
+        <w:t>：写在独立的.css 文件，或 style 标签里，浏览器通过 CSS 解析器读取。</w:t>
       </w:r>
     </w:p>
     <w:p>
@@ -3351,6 +3283,9 @@
           <w:ilvl w:val="1"/>
           <w:numId w:val="2"/>
         </w:numPr>
+        <w:rPr>
+          <w:rFonts w:hint="eastAsia"/>
+        </w:rPr>
       </w:pPr>
       <w:r>
         <w:rPr>
@@ -3369,6 +3304,9 @@
           <w:ilvl w:val="0"/>
           <w:numId w:val="2"/>
         </w:numPr>
+        <w:rPr>
+          <w:rFonts w:hint="eastAsia"/>
+        </w:rPr>
       </w:pPr>
       <w:r>
         <w:rPr>
@@ -3387,6 +3325,9 @@
           <w:ilvl w:val="1"/>
           <w:numId w:val="2"/>
         </w:numPr>
+        <w:rPr>
+          <w:rFonts w:hint="eastAsia"/>
+        </w:rPr>
       </w:pPr>
       <w:r>
         <w:rPr>
@@ -3405,6 +3346,9 @@
           <w:ilvl w:val="1"/>
           <w:numId w:val="2"/>
         </w:numPr>
+        <w:rPr>
+          <w:rFonts w:hint="eastAsia"/>
+        </w:rPr>
       </w:pPr>
       <w:r>
         <w:rPr>
@@ -3423,6 +3367,9 @@
           <w:ilvl w:val="0"/>
           <w:numId w:val="2"/>
         </w:numPr>
+        <w:rPr>
+          <w:rFonts w:hint="eastAsia"/>
+        </w:rPr>
       </w:pPr>
       <w:r>
         <w:rPr>
@@ -3432,52 +3379,72 @@
         <w:t>CSS 性能优化</w:t>
       </w:r>
       <w:r>
-        <w:t>：样式有行内样式、style 标签内样式、外部链接样式表三种写法，外部链接</w:t>
-      </w:r>
-      <w:proofErr w:type="gramStart"/>
-      <w:r>
-        <w:t>样式表虽常用</w:t>
-      </w:r>
-      <w:proofErr w:type="gramEnd"/>
-      <w:r>
-        <w:t>，但增加 HTTP 请求，性能优化方法是关键 CSS 放 style 里，非关键的外部引用。</w:t>
-      </w:r>
-    </w:p>
-    <w:p/>
-    <w:p/>
-    <w:p/>
-    <w:p/>
-    <w:p>
-      <w:pPr>
-        <w:rPr>
-          <w:b/>
-          <w:bCs/>
-        </w:rPr>
-      </w:pPr>
-      <w:r>
-        <w:rPr>
-          <w:b/>
-          <w:bCs/>
-        </w:rPr>
-        <w:t xml:space="preserve">1. </w:t>
-      </w:r>
-      <w:proofErr w:type="spellStart"/>
-      <w:r>
-        <w:rPr>
-          <w:b/>
-          <w:bCs/>
-        </w:rPr>
-        <w:t>classList</w:t>
-      </w:r>
-      <w:proofErr w:type="spellEnd"/>
-      <w:r>
-        <w:rPr>
-          <w:b/>
-          <w:bCs/>
-        </w:rPr>
-        <w:t xml:space="preserve"> 的返回值：</w:t>
-      </w:r>
-      <w:proofErr w:type="spellStart"/>
+        <w:t>：样式有行内样式、style 标签内样式、外部链接样式表三种写法，外部链接样式表虽常用，但增加 HTTP 请求，性能优化方法是关键 CSS 放 style 里，非关键的外部引用。</w:t>
+      </w:r>
+    </w:p>
+    <w:p>
+      <w:pPr>
+        <w:rPr>
+          <w:rFonts w:hint="eastAsia"/>
+        </w:rPr>
+      </w:pPr>
+    </w:p>
+    <w:p>
+      <w:pPr>
+        <w:rPr>
+          <w:rFonts w:hint="eastAsia"/>
+        </w:rPr>
+      </w:pPr>
+    </w:p>
+    <w:p>
+      <w:pPr>
+        <w:rPr>
+          <w:rFonts w:hint="eastAsia"/>
+        </w:rPr>
+      </w:pPr>
+    </w:p>
+    <w:p>
+      <w:pPr>
+        <w:rPr>
+          <w:rFonts w:hint="eastAsia"/>
+        </w:rPr>
+      </w:pPr>
+    </w:p>
+    <w:p>
+      <w:pPr>
+        <w:rPr>
+          <w:rFonts w:hint="eastAsia"/>
+          <w:b/>
+          <w:bCs/>
+        </w:rPr>
+      </w:pPr>
+      <w:r>
+        <w:rPr>
+          <w:b/>
+          <w:bCs/>
+        </w:rPr>
+        <w:t>1. classList 的返回值：DOMTokenList</w:t>
+      </w:r>
+    </w:p>
+    <w:p>
+      <w:pPr>
+        <w:rPr>
+          <w:rFonts w:hint="eastAsia"/>
+        </w:rPr>
+      </w:pPr>
+      <w:r>
+        <w:t>当你访问一个元素的 element.classList 时，返回的</w:t>
+      </w:r>
+      <w:r>
+        <w:rPr>
+          <w:b/>
+          <w:bCs/>
+        </w:rPr>
+        <w:t>不是</w:t>
+      </w:r>
+      <w:r>
+        <w:t>普通的 JavaScript 数组，而是一个 </w:t>
+      </w:r>
       <w:r>
         <w:rPr>
           <w:b/>
@@ -3485,39 +3452,6 @@
         </w:rPr>
         <w:t>DOMTokenList</w:t>
       </w:r>
-      <w:proofErr w:type="spellEnd"/>
-    </w:p>
-    <w:p>
-      <w:r>
-        <w:t>当你访问一个元素的 </w:t>
-      </w:r>
-      <w:proofErr w:type="spellStart"/>
-      <w:r>
-        <w:t>element.classList</w:t>
-      </w:r>
-      <w:proofErr w:type="spellEnd"/>
-      <w:r>
-        <w:t> 时，返回的</w:t>
-      </w:r>
-      <w:r>
-        <w:rPr>
-          <w:b/>
-          <w:bCs/>
-        </w:rPr>
-        <w:t>不是</w:t>
-      </w:r>
-      <w:r>
-        <w:t>普通的 JavaScript 数组，而是一个 </w:t>
-      </w:r>
-      <w:proofErr w:type="spellStart"/>
-      <w:r>
-        <w:rPr>
-          <w:b/>
-          <w:bCs/>
-        </w:rPr>
-        <w:t>DOMTokenList</w:t>
-      </w:r>
-      <w:proofErr w:type="spellEnd"/>
       <w:r>
         <w:t> 对象。</w:t>
       </w:r>
@@ -3528,6 +3462,9 @@
           <w:ilvl w:val="0"/>
           <w:numId w:val="3"/>
         </w:numPr>
+        <w:rPr>
+          <w:rFonts w:hint="eastAsia"/>
+        </w:rPr>
       </w:pPr>
       <w:r>
         <w:t>特性：它是一个只读的、类似数组的对象，表示元素的 class 属性中包含的令牌（token）集合。</w:t>
@@ -3539,6 +3476,9 @@
           <w:ilvl w:val="0"/>
           <w:numId w:val="3"/>
         </w:numPr>
+        <w:rPr>
+          <w:rFonts w:hint="eastAsia"/>
+        </w:rPr>
       </w:pPr>
       <w:r>
         <w:t>自带方法：虽然它不是数组，但它自带了便捷的操作方法：</w:t>
@@ -3550,25 +3490,12 @@
           <w:ilvl w:val="1"/>
           <w:numId w:val="3"/>
         </w:numPr>
-      </w:pPr>
-      <w:r>
-        <w:t>add(</w:t>
-      </w:r>
-      <w:proofErr w:type="spellStart"/>
-      <w:r>
-        <w:t>className</w:t>
-      </w:r>
-      <w:proofErr w:type="spellEnd"/>
-      <w:r>
-        <w:t>) / remove(</w:t>
-      </w:r>
-      <w:proofErr w:type="spellStart"/>
-      <w:r>
-        <w:t>className</w:t>
-      </w:r>
-      <w:proofErr w:type="spellEnd"/>
-      <w:r>
-        <w:t>)</w:t>
+        <w:rPr>
+          <w:rFonts w:hint="eastAsia"/>
+        </w:rPr>
+      </w:pPr>
+      <w:r>
+        <w:t>add(className) / remove(className)</w:t>
       </w:r>
     </w:p>
     <w:p>
@@ -3577,17 +3504,12 @@
           <w:ilvl w:val="1"/>
           <w:numId w:val="3"/>
         </w:numPr>
-      </w:pPr>
-      <w:r>
-        <w:t>toggle(</w:t>
-      </w:r>
-      <w:proofErr w:type="spellStart"/>
-      <w:r>
-        <w:t>className</w:t>
-      </w:r>
-      <w:proofErr w:type="spellEnd"/>
-      <w:r>
-        <w:t>)</w:t>
+        <w:rPr>
+          <w:rFonts w:hint="eastAsia"/>
+        </w:rPr>
+      </w:pPr>
+      <w:r>
+        <w:t>toggle(className)</w:t>
       </w:r>
     </w:p>
     <w:p>
@@ -3596,17 +3518,12 @@
           <w:ilvl w:val="1"/>
           <w:numId w:val="3"/>
         </w:numPr>
-      </w:pPr>
-      <w:r>
-        <w:t>contains(</w:t>
-      </w:r>
-      <w:proofErr w:type="spellStart"/>
-      <w:r>
-        <w:t>className</w:t>
-      </w:r>
-      <w:proofErr w:type="spellEnd"/>
-      <w:r>
-        <w:t>)</w:t>
+        <w:rPr>
+          <w:rFonts w:hint="eastAsia"/>
+        </w:rPr>
+      </w:pPr>
+      <w:r>
+        <w:t>contains(className)</w:t>
       </w:r>
     </w:p>
     <w:p>
@@ -3615,14 +3532,12 @@
           <w:ilvl w:val="1"/>
           <w:numId w:val="3"/>
         </w:numPr>
-      </w:pPr>
-      <w:proofErr w:type="gramStart"/>
-      <w:r>
-        <w:t>replace(</w:t>
-      </w:r>
-      <w:proofErr w:type="gramEnd"/>
-      <w:r>
-        <w:t>old, new)</w:t>
+        <w:rPr>
+          <w:rFonts w:hint="eastAsia"/>
+        </w:rPr>
+      </w:pPr>
+      <w:r>
+        <w:t>replace(old, new)</w:t>
       </w:r>
     </w:p>
     <w:p>
@@ -3631,120 +3546,84 @@
           <w:ilvl w:val="0"/>
           <w:numId w:val="3"/>
         </w:numPr>
-      </w:pPr>
-      <w:r>
-        <w:t>局限性：它没有数组的高阶方法，如 map(), filter(), reduce(), </w:t>
-      </w:r>
-      <w:proofErr w:type="spellStart"/>
-      <w:r>
-        <w:t>forEach</w:t>
-      </w:r>
-      <w:proofErr w:type="spellEnd"/>
-      <w:r>
-        <w:t xml:space="preserve">() (注：现代浏览器已支持 </w:t>
-      </w:r>
-      <w:proofErr w:type="spellStart"/>
-      <w:r>
-        <w:t>forEach</w:t>
-      </w:r>
-      <w:proofErr w:type="spellEnd"/>
-      <w:r>
-        <w:t>，但 map/filter 仍不支持)。</w:t>
-      </w:r>
-    </w:p>
-    <w:p>
-      <w:proofErr w:type="spellStart"/>
+        <w:rPr>
+          <w:rFonts w:hint="eastAsia"/>
+        </w:rPr>
+      </w:pPr>
+      <w:r>
+        <w:t>局限性：它没有数组的高阶方法，如 map(), filter(), reduce(), forEach() (注：现代浏览器已支持 forEach，但 map/filter 仍不支持)。</w:t>
+      </w:r>
+    </w:p>
+    <w:p>
+      <w:pPr>
+        <w:rPr>
+          <w:rFonts w:hint="eastAsia"/>
+        </w:rPr>
+      </w:pPr>
       <w:r>
         <w:t>javascript</w:t>
       </w:r>
-      <w:proofErr w:type="spellEnd"/>
-    </w:p>
-    <w:p>
+    </w:p>
+    <w:p>
+      <w:pPr>
+        <w:rPr>
+          <w:rFonts w:hint="eastAsia"/>
+        </w:rPr>
+      </w:pPr>
       <w:r>
         <w:t>编辑</w:t>
       </w:r>
     </w:p>
     <w:p>
-      <w:r>
-        <w:t xml:space="preserve">const </w:t>
-      </w:r>
-      <w:proofErr w:type="spellStart"/>
-      <w:r>
-        <w:t>el</w:t>
-      </w:r>
-      <w:proofErr w:type="spellEnd"/>
-      <w:r>
-        <w:t xml:space="preserve"> = </w:t>
-      </w:r>
-      <w:proofErr w:type="spellStart"/>
-      <w:proofErr w:type="gramStart"/>
-      <w:r>
-        <w:t>document.querySelector</w:t>
-      </w:r>
-      <w:proofErr w:type="spellEnd"/>
-      <w:proofErr w:type="gramEnd"/>
-      <w:r>
-        <w:t>(</w:t>
-      </w:r>
-      <w:proofErr w:type="gramStart"/>
-      <w:r>
-        <w:t>'.box</w:t>
-      </w:r>
-      <w:proofErr w:type="gramEnd"/>
-      <w:r>
-        <w:t>');</w:t>
-      </w:r>
-    </w:p>
-    <w:p>
-      <w:r>
-        <w:t>console.log(</w:t>
-      </w:r>
-      <w:proofErr w:type="spellStart"/>
-      <w:proofErr w:type="gramStart"/>
-      <w:r>
-        <w:t>el.classList</w:t>
-      </w:r>
-      <w:proofErr w:type="spellEnd"/>
-      <w:proofErr w:type="gramEnd"/>
-      <w:r>
-        <w:t xml:space="preserve">); </w:t>
-      </w:r>
-    </w:p>
-    <w:p>
+      <w:pPr>
+        <w:rPr>
+          <w:rFonts w:hint="eastAsia"/>
+        </w:rPr>
+      </w:pPr>
+      <w:r>
+        <w:t>const el = document.querySelector('.box');</w:t>
+      </w:r>
+    </w:p>
+    <w:p>
+      <w:pPr>
+        <w:rPr>
+          <w:rFonts w:hint="eastAsia"/>
+        </w:rPr>
+      </w:pPr>
+      <w:r>
+        <w:t xml:space="preserve">console.log(el.classList); </w:t>
+      </w:r>
+    </w:p>
+    <w:p>
+      <w:pPr>
+        <w:rPr>
+          <w:rFonts w:hint="eastAsia"/>
+        </w:rPr>
+      </w:pPr>
       <w:r>
         <w:rPr>
           <w:i/>
           <w:iCs/>
         </w:rPr>
-        <w:t xml:space="preserve">// 输出: </w:t>
-      </w:r>
-      <w:proofErr w:type="spellStart"/>
-      <w:r>
-        <w:rPr>
-          <w:i/>
-          <w:iCs/>
-        </w:rPr>
-        <w:t>DOMTokenList</w:t>
-      </w:r>
-      <w:proofErr w:type="spellEnd"/>
-      <w:r>
-        <w:rPr>
-          <w:i/>
-          <w:iCs/>
-        </w:rPr>
-        <w:t xml:space="preserve"> ["active", "visible", length: 2, value: "active visible"]</w:t>
-      </w:r>
-    </w:p>
-    <w:p>
+        <w:t>// 输出: DOMTokenList ["active", "visible", length: 2, value: "active visible"]</w:t>
+      </w:r>
+    </w:p>
+    <w:p>
+      <w:pPr>
+        <w:rPr>
+          <w:rFonts w:hint="eastAsia"/>
+        </w:rPr>
+      </w:pPr>
       <w:r>
         <w:pict w14:anchorId="2C5611E6">
-          <v:rect id="_x0000_i1043" style="width:0;height:0" o:hrstd="t" o:hr="t" fillcolor="#a0a0a0" stroked="f"/>
+          <v:rect id="_x0000_i1025" style="width:0;height:0" o:hrstd="t" o:hr="t" fillcolor="#a0a0a0" stroked="f"/>
         </w:pict>
       </w:r>
     </w:p>
     <w:p>
       <w:pPr>
         <w:rPr>
+          <w:rFonts w:hint="eastAsia"/>
           <w:b/>
           <w:bCs/>
         </w:rPr>
@@ -3758,6 +3637,11 @@
       </w:r>
     </w:p>
     <w:p>
+      <w:pPr>
+        <w:rPr>
+          <w:rFonts w:hint="eastAsia"/>
+        </w:rPr>
+      </w:pPr>
       <w:r>
         <w:t>伪数组（也叫类数组对象）是指</w:t>
       </w:r>
@@ -3766,23 +3650,7 @@
           <w:b/>
           <w:bCs/>
         </w:rPr>
-        <w:t>拥有数字索引和 length 属性，但没有继承自 </w:t>
-      </w:r>
-      <w:proofErr w:type="spellStart"/>
-      <w:r>
-        <w:rPr>
-          <w:b/>
-          <w:bCs/>
-        </w:rPr>
-        <w:t>Array.prototype</w:t>
-      </w:r>
-      <w:proofErr w:type="spellEnd"/>
-      <w:r>
-        <w:rPr>
-          <w:b/>
-          <w:bCs/>
-        </w:rPr>
-        <w:t> 方法的对象</w:t>
+        <w:t>拥有数字索引和 length 属性，但没有继承自 Array.prototype 方法的对象</w:t>
       </w:r>
       <w:r>
         <w:t>。</w:t>
@@ -3791,6 +3659,7 @@
     <w:p>
       <w:pPr>
         <w:rPr>
+          <w:rFonts w:hint="eastAsia"/>
           <w:b/>
           <w:bCs/>
         </w:rPr>
@@ -3809,22 +3678,12 @@
           <w:ilvl w:val="0"/>
           <w:numId w:val="4"/>
         </w:numPr>
-      </w:pPr>
-      <w:proofErr w:type="spellStart"/>
-      <w:r>
-        <w:t>DOMTokenList</w:t>
-      </w:r>
-      <w:proofErr w:type="spellEnd"/>
-      <w:r>
-        <w:t> (</w:t>
-      </w:r>
-      <w:proofErr w:type="spellStart"/>
-      <w:r>
-        <w:t>classList</w:t>
-      </w:r>
-      <w:proofErr w:type="spellEnd"/>
-      <w:r>
-        <w:t>)</w:t>
+        <w:rPr>
+          <w:rFonts w:hint="eastAsia"/>
+        </w:rPr>
+      </w:pPr>
+      <w:r>
+        <w:t>DOMTokenList (classList)</w:t>
       </w:r>
     </w:p>
     <w:p>
@@ -3833,22 +3692,12 @@
           <w:ilvl w:val="0"/>
           <w:numId w:val="4"/>
         </w:numPr>
-      </w:pPr>
-      <w:proofErr w:type="spellStart"/>
-      <w:r>
-        <w:t>NodeList</w:t>
-      </w:r>
-      <w:proofErr w:type="spellEnd"/>
-      <w:r>
-        <w:t> (</w:t>
-      </w:r>
-      <w:proofErr w:type="spellStart"/>
-      <w:r>
-        <w:t>document.querySelectorAll</w:t>
-      </w:r>
-      <w:proofErr w:type="spellEnd"/>
-      <w:r>
-        <w:t>() 的返回值)</w:t>
+        <w:rPr>
+          <w:rFonts w:hint="eastAsia"/>
+        </w:rPr>
+      </w:pPr>
+      <w:r>
+        <w:t>NodeList (document.querySelectorAll() 的返回值)</w:t>
       </w:r>
     </w:p>
     <w:p>
@@ -3857,22 +3706,12 @@
           <w:ilvl w:val="0"/>
           <w:numId w:val="4"/>
         </w:numPr>
-      </w:pPr>
-      <w:proofErr w:type="spellStart"/>
-      <w:r>
-        <w:t>HTMLCollection</w:t>
-      </w:r>
-      <w:proofErr w:type="spellEnd"/>
-      <w:r>
-        <w:t> (</w:t>
-      </w:r>
-      <w:proofErr w:type="spellStart"/>
-      <w:r>
-        <w:t>document.getElementsByClassName</w:t>
-      </w:r>
-      <w:proofErr w:type="spellEnd"/>
-      <w:r>
-        <w:t>() 的返回值)</w:t>
+        <w:rPr>
+          <w:rFonts w:hint="eastAsia"/>
+        </w:rPr>
+      </w:pPr>
+      <w:r>
+        <w:t>HTMLCollection (document.getElementsByClassName() 的返回值)</w:t>
       </w:r>
     </w:p>
     <w:p>
@@ -3881,6 +3720,9 @@
           <w:ilvl w:val="0"/>
           <w:numId w:val="4"/>
         </w:numPr>
+        <w:rPr>
+          <w:rFonts w:hint="eastAsia"/>
+        </w:rPr>
       </w:pPr>
       <w:r>
         <w:t>函数内部的 arguments 对象</w:t>
@@ -3889,6 +3731,7 @@
     <w:p>
       <w:pPr>
         <w:rPr>
+          <w:rFonts w:hint="eastAsia"/>
           <w:b/>
           <w:bCs/>
         </w:rPr>
@@ -3902,64 +3745,51 @@
       </w:r>
     </w:p>
     <w:p>
-      <w:r>
-        <w:t>因为伪数组无法直接使用强大的数组方法来处理数据。例如，你想过滤出所有包含特定前缀的类名，</w:t>
-      </w:r>
-      <w:proofErr w:type="gramStart"/>
-      <w:r>
-        <w:t>或者将类名</w:t>
-      </w:r>
-      <w:proofErr w:type="gramEnd"/>
-      <w:r>
-        <w:t>映射为新的数据结构，就必须先将其转换为真正的数组。</w:t>
-      </w:r>
-    </w:p>
-    <w:p>
+      <w:pPr>
+        <w:rPr>
+          <w:rFonts w:hint="eastAsia"/>
+        </w:rPr>
+      </w:pPr>
+      <w:r>
+        <w:t>因为伪数组无法直接使用强大的数组方法来处理数据。例如，你想过滤出所有包含特定前缀的类名，或者将类名映射为新的数据结构，就必须先将其转换为真正的数组。</w:t>
+      </w:r>
+    </w:p>
+    <w:p>
+      <w:pPr>
+        <w:rPr>
+          <w:rFonts w:hint="eastAsia"/>
+        </w:rPr>
+      </w:pPr>
       <w:r>
         <w:pict w14:anchorId="7CF976F9">
-          <v:rect id="_x0000_i1044" style="width:0;height:0" o:hrstd="t" o:hr="t" fillcolor="#a0a0a0" stroked="f"/>
+          <v:rect id="_x0000_i1026" style="width:0;height:0" o:hrstd="t" o:hr="t" fillcolor="#a0a0a0" stroked="f"/>
         </w:pict>
       </w:r>
     </w:p>
     <w:p>
       <w:pPr>
         <w:rPr>
-          <w:b/>
-          <w:bCs/>
-        </w:rPr>
-      </w:pPr>
-      <w:r>
-        <w:rPr>
-          <w:b/>
-          <w:bCs/>
-        </w:rPr>
-        <w:t xml:space="preserve">3. 使用 </w:t>
-      </w:r>
-      <w:proofErr w:type="spellStart"/>
-      <w:r>
-        <w:rPr>
-          <w:b/>
-          <w:bCs/>
-        </w:rPr>
-        <w:t>Array.from</w:t>
-      </w:r>
-      <w:proofErr w:type="spellEnd"/>
-      <w:r>
-        <w:rPr>
-          <w:b/>
-          <w:bCs/>
-        </w:rPr>
-        <w:t>() 进行转换</w:t>
-      </w:r>
-    </w:p>
-    <w:p>
-      <w:proofErr w:type="spellStart"/>
-      <w:r>
-        <w:t>Array.from</w:t>
-      </w:r>
-      <w:proofErr w:type="spellEnd"/>
-      <w:r>
-        <w:t>() 是 ES6 引入的方法，专门用于将</w:t>
+          <w:rFonts w:hint="eastAsia"/>
+          <w:b/>
+          <w:bCs/>
+        </w:rPr>
+      </w:pPr>
+      <w:r>
+        <w:rPr>
+          <w:b/>
+          <w:bCs/>
+        </w:rPr>
+        <w:t>3. 使用 Array.from() 进行转换</w:t>
+      </w:r>
+    </w:p>
+    <w:p>
+      <w:pPr>
+        <w:rPr>
+          <w:rFonts w:hint="eastAsia"/>
+        </w:rPr>
+      </w:pPr>
+      <w:r>
+        <w:t>Array.from() 是 ES6 引入的方法，专门用于将</w:t>
       </w:r>
       <w:r>
         <w:rPr>
@@ -3985,6 +3815,7 @@
     <w:p>
       <w:pPr>
         <w:rPr>
+          <w:rFonts w:hint="eastAsia"/>
           <w:b/>
           <w:bCs/>
         </w:rPr>
@@ -3998,42 +3829,48 @@
       </w:r>
     </w:p>
     <w:p>
-      <w:proofErr w:type="spellStart"/>
+      <w:pPr>
+        <w:rPr>
+          <w:rFonts w:hint="eastAsia"/>
+        </w:rPr>
+      </w:pPr>
       <w:r>
         <w:t>javascript</w:t>
       </w:r>
-      <w:proofErr w:type="spellEnd"/>
-    </w:p>
-    <w:p>
+    </w:p>
+    <w:p>
+      <w:pPr>
+        <w:rPr>
+          <w:rFonts w:hint="eastAsia"/>
+        </w:rPr>
+      </w:pPr>
       <w:r>
         <w:t>编辑</w:t>
       </w:r>
     </w:p>
     <w:p>
-      <w:r>
-        <w:t xml:space="preserve">const </w:t>
-      </w:r>
-      <w:proofErr w:type="spellStart"/>
-      <w:r>
-        <w:t>classList</w:t>
-      </w:r>
-      <w:proofErr w:type="spellEnd"/>
-      <w:r>
-        <w:t xml:space="preserve"> = </w:t>
-      </w:r>
-      <w:proofErr w:type="spellStart"/>
-      <w:proofErr w:type="gramStart"/>
-      <w:r>
-        <w:t>element.classList</w:t>
-      </w:r>
-      <w:proofErr w:type="spellEnd"/>
-      <w:proofErr w:type="gramEnd"/>
-      <w:r>
-        <w:t>;</w:t>
-      </w:r>
-    </w:p>
-    <w:p/>
-    <w:p>
+      <w:pPr>
+        <w:rPr>
+          <w:rFonts w:hint="eastAsia"/>
+        </w:rPr>
+      </w:pPr>
+      <w:r>
+        <w:t>const classList = element.classList;</w:t>
+      </w:r>
+    </w:p>
+    <w:p>
+      <w:pPr>
+        <w:rPr>
+          <w:rFonts w:hint="eastAsia"/>
+        </w:rPr>
+      </w:pPr>
+    </w:p>
+    <w:p>
+      <w:pPr>
+        <w:rPr>
+          <w:rFonts w:hint="eastAsia"/>
+        </w:rPr>
+      </w:pPr>
       <w:r>
         <w:rPr>
           <w:i/>
@@ -4058,36 +3895,28 @@
       </w:r>
     </w:p>
     <w:p>
-      <w:r>
-        <w:t xml:space="preserve">const </w:t>
-      </w:r>
-      <w:proofErr w:type="spellStart"/>
-      <w:r>
-        <w:t>classArray</w:t>
-      </w:r>
-      <w:proofErr w:type="spellEnd"/>
-      <w:r>
-        <w:t xml:space="preserve"> = </w:t>
-      </w:r>
-      <w:proofErr w:type="spellStart"/>
-      <w:r>
-        <w:t>Array.from</w:t>
-      </w:r>
-      <w:proofErr w:type="spellEnd"/>
-      <w:r>
-        <w:t>(</w:t>
-      </w:r>
-      <w:proofErr w:type="spellStart"/>
-      <w:r>
-        <w:t>classList</w:t>
-      </w:r>
-      <w:proofErr w:type="spellEnd"/>
-      <w:r>
-        <w:t>);</w:t>
-      </w:r>
-    </w:p>
-    <w:p/>
-    <w:p>
+      <w:pPr>
+        <w:rPr>
+          <w:rFonts w:hint="eastAsia"/>
+        </w:rPr>
+      </w:pPr>
+      <w:r>
+        <w:t>const classArray = Array.from(classList);</w:t>
+      </w:r>
+    </w:p>
+    <w:p>
+      <w:pPr>
+        <w:rPr>
+          <w:rFonts w:hint="eastAsia"/>
+        </w:rPr>
+      </w:pPr>
+    </w:p>
+    <w:p>
+      <w:pPr>
+        <w:rPr>
+          <w:rFonts w:hint="eastAsia"/>
+        </w:rPr>
+      </w:pPr>
       <w:r>
         <w:rPr>
           <w:i/>
@@ -4097,88 +3926,29 @@
       </w:r>
     </w:p>
     <w:p>
-      <w:r>
-        <w:t xml:space="preserve">const </w:t>
-      </w:r>
-      <w:proofErr w:type="spellStart"/>
-      <w:r>
-        <w:t>activeClasses</w:t>
-      </w:r>
-      <w:proofErr w:type="spellEnd"/>
-      <w:r>
-        <w:t xml:space="preserve"> = </w:t>
-      </w:r>
-      <w:proofErr w:type="spellStart"/>
-      <w:r>
-        <w:t>classArray.filter</w:t>
-      </w:r>
-      <w:proofErr w:type="spellEnd"/>
-      <w:r>
-        <w:t>(</w:t>
-      </w:r>
-      <w:proofErr w:type="spellStart"/>
-      <w:r>
-        <w:t>cls</w:t>
-      </w:r>
-      <w:proofErr w:type="spellEnd"/>
-      <w:r>
-        <w:t xml:space="preserve"> =&gt; </w:t>
-      </w:r>
-      <w:proofErr w:type="spellStart"/>
-      <w:proofErr w:type="gramStart"/>
-      <w:r>
-        <w:t>cls.startsWith</w:t>
-      </w:r>
-      <w:proofErr w:type="spellEnd"/>
-      <w:proofErr w:type="gramEnd"/>
-      <w:r>
-        <w:t>('is-'));</w:t>
-      </w:r>
-    </w:p>
-    <w:p>
-      <w:r>
-        <w:t xml:space="preserve">const </w:t>
-      </w:r>
-      <w:proofErr w:type="spellStart"/>
-      <w:r>
-        <w:t>upperClasses</w:t>
-      </w:r>
-      <w:proofErr w:type="spellEnd"/>
-      <w:r>
-        <w:t xml:space="preserve"> = </w:t>
-      </w:r>
-      <w:proofErr w:type="spellStart"/>
-      <w:proofErr w:type="gramStart"/>
-      <w:r>
-        <w:t>classArray.map</w:t>
-      </w:r>
-      <w:proofErr w:type="spellEnd"/>
-      <w:r>
-        <w:t>(</w:t>
-      </w:r>
-      <w:proofErr w:type="spellStart"/>
-      <w:proofErr w:type="gramEnd"/>
-      <w:r>
-        <w:t>cls</w:t>
-      </w:r>
-      <w:proofErr w:type="spellEnd"/>
-      <w:r>
-        <w:t xml:space="preserve"> =&gt; </w:t>
-      </w:r>
-      <w:proofErr w:type="spellStart"/>
-      <w:proofErr w:type="gramStart"/>
-      <w:r>
-        <w:t>cls.toUpperCase</w:t>
-      </w:r>
-      <w:proofErr w:type="spellEnd"/>
-      <w:proofErr w:type="gramEnd"/>
-      <w:r>
-        <w:t>());</w:t>
-      </w:r>
-    </w:p>
-    <w:p>
-      <w:pPr>
-        <w:rPr>
+      <w:pPr>
+        <w:rPr>
+          <w:rFonts w:hint="eastAsia"/>
+        </w:rPr>
+      </w:pPr>
+      <w:r>
+        <w:t>const activeClasses = classArray.filter(cls =&gt; cls.startsWith('is-'));</w:t>
+      </w:r>
+    </w:p>
+    <w:p>
+      <w:pPr>
+        <w:rPr>
+          <w:rFonts w:hint="eastAsia"/>
+        </w:rPr>
+      </w:pPr>
+      <w:r>
+        <w:t>const upperClasses = classArray.map(cls =&gt; cls.toUpperCase());</w:t>
+      </w:r>
+    </w:p>
+    <w:p>
+      <w:pPr>
+        <w:rPr>
+          <w:rFonts w:hint="eastAsia"/>
           <w:b/>
           <w:bCs/>
         </w:rPr>
@@ -4193,36 +3963,41 @@
       </w:r>
     </w:p>
     <w:p>
-      <w:proofErr w:type="spellStart"/>
-      <w:r>
-        <w:t>Array.from</w:t>
-      </w:r>
-      <w:proofErr w:type="spellEnd"/>
-      <w:r>
-        <w:t xml:space="preserve"> 接受第二个参数作为 </w:t>
-      </w:r>
-      <w:proofErr w:type="spellStart"/>
-      <w:r>
-        <w:t>mapFn</w:t>
-      </w:r>
-      <w:proofErr w:type="spellEnd"/>
-      <w:r>
-        <w:t>，可以在转换的同时进行处理，避免创建中间数组：</w:t>
-      </w:r>
-    </w:p>
-    <w:p>
-      <w:proofErr w:type="spellStart"/>
+      <w:pPr>
+        <w:rPr>
+          <w:rFonts w:hint="eastAsia"/>
+        </w:rPr>
+      </w:pPr>
+      <w:r>
+        <w:t>Array.from 接受第二个参数作为 mapFn，可以在转换的同时进行处理，避免创建中间数组：</w:t>
+      </w:r>
+    </w:p>
+    <w:p>
+      <w:pPr>
+        <w:rPr>
+          <w:rFonts w:hint="eastAsia"/>
+        </w:rPr>
+      </w:pPr>
       <w:r>
         <w:t>javascript</w:t>
       </w:r>
-      <w:proofErr w:type="spellEnd"/>
-    </w:p>
-    <w:p>
+    </w:p>
+    <w:p>
+      <w:pPr>
+        <w:rPr>
+          <w:rFonts w:hint="eastAsia"/>
+        </w:rPr>
+      </w:pPr>
       <w:r>
         <w:t>编辑</w:t>
       </w:r>
     </w:p>
     <w:p>
+      <w:pPr>
+        <w:rPr>
+          <w:rFonts w:hint="eastAsia"/>
+        </w:rPr>
+      </w:pPr>
       <w:r>
         <w:rPr>
           <w:i/>
@@ -4232,88 +4007,39 @@
       </w:r>
     </w:p>
     <w:p>
-      <w:r>
-        <w:t xml:space="preserve">const result = </w:t>
-      </w:r>
-      <w:proofErr w:type="spellStart"/>
-      <w:r>
-        <w:t>Array.from</w:t>
-      </w:r>
-      <w:proofErr w:type="spellEnd"/>
-      <w:r>
-        <w:t>(</w:t>
-      </w:r>
-      <w:proofErr w:type="spellStart"/>
-      <w:proofErr w:type="gramStart"/>
-      <w:r>
-        <w:t>element.classList</w:t>
-      </w:r>
-      <w:proofErr w:type="spellEnd"/>
-      <w:proofErr w:type="gramEnd"/>
-      <w:r>
-        <w:t xml:space="preserve">, </w:t>
-      </w:r>
-      <w:proofErr w:type="spellStart"/>
-      <w:r>
-        <w:t>cls</w:t>
-      </w:r>
-      <w:proofErr w:type="spellEnd"/>
-      <w:r>
-        <w:t xml:space="preserve"> =&gt; {</w:t>
-      </w:r>
-    </w:p>
-    <w:p>
-      <w:r>
-        <w:t xml:space="preserve">    return </w:t>
-      </w:r>
-      <w:proofErr w:type="spellStart"/>
-      <w:proofErr w:type="gramStart"/>
-      <w:r>
-        <w:t>cls.includes</w:t>
-      </w:r>
-      <w:proofErr w:type="spellEnd"/>
-      <w:proofErr w:type="gramEnd"/>
-      <w:r>
-        <w:t>('--'</w:t>
-      </w:r>
-      <w:proofErr w:type="gramStart"/>
-      <w:r>
-        <w:t>) ?</w:t>
-      </w:r>
-      <w:proofErr w:type="gramEnd"/>
-      <w:r>
-        <w:t xml:space="preserve"> </w:t>
-      </w:r>
-      <w:proofErr w:type="spellStart"/>
-      <w:proofErr w:type="gramStart"/>
-      <w:r>
-        <w:t>cls</w:t>
-      </w:r>
-      <w:proofErr w:type="spellEnd"/>
-      <w:r>
-        <w:t xml:space="preserve"> :</w:t>
-      </w:r>
-      <w:proofErr w:type="gramEnd"/>
-      <w:r>
-        <w:t xml:space="preserve"> null;</w:t>
-      </w:r>
-    </w:p>
-    <w:p>
-      <w:r>
-        <w:t>}</w:t>
-      </w:r>
-      <w:proofErr w:type="gramStart"/>
-      <w:r>
-        <w:t>).filter</w:t>
-      </w:r>
-      <w:proofErr w:type="gramEnd"/>
-      <w:r>
-        <w:t>(Boolean);</w:t>
-      </w:r>
-    </w:p>
-    <w:p>
-      <w:pPr>
-        <w:rPr>
+      <w:pPr>
+        <w:rPr>
+          <w:rFonts w:hint="eastAsia"/>
+        </w:rPr>
+      </w:pPr>
+      <w:r>
+        <w:t>const result = Array.from(element.classList, cls =&gt; {</w:t>
+      </w:r>
+    </w:p>
+    <w:p>
+      <w:pPr>
+        <w:rPr>
+          <w:rFonts w:hint="eastAsia"/>
+        </w:rPr>
+      </w:pPr>
+      <w:r>
+        <w:t xml:space="preserve">    return cls.includes('--') ? cls : null;</w:t>
+      </w:r>
+    </w:p>
+    <w:p>
+      <w:pPr>
+        <w:rPr>
+          <w:rFonts w:hint="eastAsia"/>
+        </w:rPr>
+      </w:pPr>
+      <w:r>
+        <w:t>}).filter(Boolean);</w:t>
+      </w:r>
+    </w:p>
+    <w:p>
+      <w:pPr>
+        <w:rPr>
+          <w:rFonts w:hint="eastAsia"/>
           <w:b/>
           <w:bCs/>
         </w:rPr>
@@ -4335,6 +4061,11 @@
       </w:r>
     </w:p>
     <w:p>
+      <w:pPr>
+        <w:rPr>
+          <w:rFonts w:hint="eastAsia"/>
+        </w:rPr>
+      </w:pPr>
       <w:r>
         <w:t>表格</w:t>
       </w:r>
@@ -4380,6 +4111,7 @@
           <w:p>
             <w:pPr>
               <w:rPr>
+                <w:rFonts w:hint="eastAsia"/>
                 <w:b/>
                 <w:bCs/>
               </w:rPr>
@@ -4415,6 +4147,7 @@
           <w:p>
             <w:pPr>
               <w:rPr>
+                <w:rFonts w:hint="eastAsia"/>
                 <w:b/>
                 <w:bCs/>
               </w:rPr>
@@ -4449,13 +4182,13 @@
             <w:hideMark/>
           </w:tcPr>
           <w:p>
-            <w:proofErr w:type="spellStart"/>
+            <w:pPr>
+              <w:rPr>
+                <w:rFonts w:hint="eastAsia"/>
+              </w:rPr>
+            </w:pPr>
             <w:r>
-              <w:t>Array.from</w:t>
-            </w:r>
-            <w:proofErr w:type="spellEnd"/>
-            <w:r>
-              <w:t>(obj)</w:t>
+              <w:t>Array.from(obj)</w:t>
             </w:r>
           </w:p>
         </w:tc>
@@ -4478,6 +4211,11 @@
             <w:hideMark/>
           </w:tcPr>
           <w:p>
+            <w:pPr>
+              <w:rPr>
+                <w:rFonts w:hint="eastAsia"/>
+              </w:rPr>
+            </w:pPr>
             <w:r>
               <w:rPr>
                 <w:rFonts w:ascii="Segoe UI Emoji" w:hAnsi="Segoe UI Emoji" w:cs="Segoe UI Emoji"/>
@@ -4520,6 +4258,11 @@
             <w:hideMark/>
           </w:tcPr>
           <w:p>
+            <w:pPr>
+              <w:rPr>
+                <w:rFonts w:hint="eastAsia"/>
+              </w:rPr>
+            </w:pPr>
             <w:r>
               <w:t>[...obj]</w:t>
             </w:r>
@@ -4544,6 +4287,11 @@
             <w:hideMark/>
           </w:tcPr>
           <w:p>
+            <w:pPr>
+              <w:rPr>
+                <w:rFonts w:hint="eastAsia"/>
+              </w:rPr>
+            </w:pPr>
             <w:r>
               <w:rPr>
                 <w:rFonts w:ascii="Segoe UI Emoji" w:hAnsi="Segoe UI Emoji" w:cs="Segoe UI Emoji"/>
@@ -4576,18 +4324,13 @@
             <w:hideMark/>
           </w:tcPr>
           <w:p>
-            <w:proofErr w:type="spellStart"/>
-            <w:proofErr w:type="gramStart"/>
+            <w:pPr>
+              <w:rPr>
+                <w:rFonts w:hint="eastAsia"/>
+              </w:rPr>
+            </w:pPr>
             <w:r>
-              <w:t>Array.prototype.slice</w:t>
-            </w:r>
-            <w:proofErr w:type="gramEnd"/>
-            <w:r>
-              <w:t>.call</w:t>
-            </w:r>
-            <w:proofErr w:type="spellEnd"/>
-            <w:r>
-              <w:t>(obj)</w:t>
+              <w:t>Array.prototype.slice.call(obj)</w:t>
             </w:r>
           </w:p>
         </w:tc>
@@ -4610,6 +4353,11 @@
             <w:hideMark/>
           </w:tcPr>
           <w:p>
+            <w:pPr>
+              <w:rPr>
+                <w:rFonts w:hint="eastAsia"/>
+              </w:rPr>
+            </w:pPr>
             <w:r>
               <w:rPr>
                 <w:rFonts w:ascii="Segoe UI Emoji" w:hAnsi="Segoe UI Emoji" w:cs="Segoe UI Emoji"/>
@@ -4624,67 +4372,47 @@
       </w:tr>
     </w:tbl>
     <w:p>
+      <w:pPr>
+        <w:rPr>
+          <w:rFonts w:hint="eastAsia"/>
+        </w:rPr>
+      </w:pPr>
       <w:r>
         <w:pict w14:anchorId="0956272C">
-          <v:rect id="_x0000_i1045" style="width:0;height:0" o:hrstd="t" o:hr="t" fillcolor="#a0a0a0" stroked="f"/>
+          <v:rect id="_x0000_i1027" style="width:0;height:0" o:hrstd="t" o:hr="t" fillcolor="#a0a0a0" stroked="f"/>
         </w:pict>
       </w:r>
     </w:p>
     <w:p>
       <w:pPr>
         <w:rPr>
-          <w:b/>
-          <w:bCs/>
-        </w:rPr>
-      </w:pPr>
-      <w:r>
-        <w:rPr>
-          <w:b/>
-          <w:bCs/>
-        </w:rPr>
-        <w:t xml:space="preserve">4. Selector 选择器与 </w:t>
-      </w:r>
-      <w:proofErr w:type="spellStart"/>
-      <w:r>
-        <w:rPr>
-          <w:b/>
-          <w:bCs/>
-        </w:rPr>
-        <w:t>classList</w:t>
-      </w:r>
-      <w:proofErr w:type="spellEnd"/>
-      <w:r>
-        <w:rPr>
-          <w:b/>
-          <w:bCs/>
-        </w:rPr>
-        <w:t xml:space="preserve"> 的配合</w:t>
-      </w:r>
-    </w:p>
-    <w:p>
-      <w:r>
-        <w:t>在实际开发中，</w:t>
-      </w:r>
-      <w:proofErr w:type="spellStart"/>
-      <w:r>
-        <w:t>classList</w:t>
-      </w:r>
-      <w:proofErr w:type="spellEnd"/>
-      <w:r>
-        <w:t> 很少单独使用，通常与 CSS 选择</w:t>
-      </w:r>
-      <w:proofErr w:type="gramStart"/>
-      <w:r>
-        <w:t>器配合</w:t>
-      </w:r>
-      <w:proofErr w:type="gramEnd"/>
-      <w:r>
-        <w:t>完成"查找 → 操作"的流程。</w:t>
-      </w:r>
-    </w:p>
-    <w:p>
-      <w:pPr>
-        <w:rPr>
+          <w:rFonts w:hint="eastAsia"/>
+          <w:b/>
+          <w:bCs/>
+        </w:rPr>
+      </w:pPr>
+      <w:r>
+        <w:rPr>
+          <w:b/>
+          <w:bCs/>
+        </w:rPr>
+        <w:t>4. Selector 选择器与 classList 的配合</w:t>
+      </w:r>
+    </w:p>
+    <w:p>
+      <w:pPr>
+        <w:rPr>
+          <w:rFonts w:hint="eastAsia"/>
+        </w:rPr>
+      </w:pPr>
+      <w:r>
+        <w:t>在实际开发中，classList 很少单独使用，通常与 CSS 选择器配合完成"查找 → 操作"的流程。</w:t>
+      </w:r>
+    </w:p>
+    <w:p>
+      <w:pPr>
+        <w:rPr>
+          <w:rFonts w:hint="eastAsia"/>
           <w:b/>
           <w:bCs/>
         </w:rPr>
@@ -4698,18 +4426,31 @@
       </w:r>
     </w:p>
     <w:p>
-      <w:proofErr w:type="spellStart"/>
+      <w:pPr>
+        <w:rPr>
+          <w:rFonts w:hint="eastAsia"/>
+        </w:rPr>
+      </w:pPr>
       <w:r>
         <w:t>javascript</w:t>
       </w:r>
-      <w:proofErr w:type="spellEnd"/>
-    </w:p>
-    <w:p>
+    </w:p>
+    <w:p>
+      <w:pPr>
+        <w:rPr>
+          <w:rFonts w:hint="eastAsia"/>
+        </w:rPr>
+      </w:pPr>
       <w:r>
         <w:t>编辑</w:t>
       </w:r>
     </w:p>
     <w:p>
+      <w:pPr>
+        <w:rPr>
+          <w:rFonts w:hint="eastAsia"/>
+        </w:rPr>
+      </w:pPr>
       <w:r>
         <w:rPr>
           <w:i/>
@@ -4719,307 +4460,220 @@
       </w:r>
     </w:p>
     <w:p>
-      <w:r>
-        <w:t xml:space="preserve">const </w:t>
-      </w:r>
-      <w:proofErr w:type="spellStart"/>
-      <w:r>
-        <w:t>el</w:t>
-      </w:r>
-      <w:proofErr w:type="spellEnd"/>
-      <w:r>
-        <w:t xml:space="preserve"> = </w:t>
-      </w:r>
-      <w:proofErr w:type="spellStart"/>
-      <w:proofErr w:type="gramStart"/>
-      <w:r>
-        <w:t>document.querySelector</w:t>
-      </w:r>
-      <w:proofErr w:type="spellEnd"/>
-      <w:proofErr w:type="gramEnd"/>
-      <w:r>
-        <w:t>('.nav-</w:t>
-      </w:r>
-      <w:proofErr w:type="spellStart"/>
-      <w:proofErr w:type="gramStart"/>
-      <w:r>
-        <w:t>item.active</w:t>
-      </w:r>
-      <w:proofErr w:type="spellEnd"/>
-      <w:proofErr w:type="gramEnd"/>
-      <w:r>
-        <w:t>');</w:t>
-      </w:r>
-    </w:p>
-    <w:p/>
-    <w:p>
+      <w:pPr>
+        <w:rPr>
+          <w:rFonts w:hint="eastAsia"/>
+        </w:rPr>
+      </w:pPr>
+      <w:r>
+        <w:t>const el = document.querySelector('.nav-item.active');</w:t>
+      </w:r>
+    </w:p>
+    <w:p>
+      <w:pPr>
+        <w:rPr>
+          <w:rFonts w:hint="eastAsia"/>
+        </w:rPr>
+      </w:pPr>
+    </w:p>
+    <w:p>
+      <w:pPr>
+        <w:rPr>
+          <w:rFonts w:hint="eastAsia"/>
+        </w:rPr>
+      </w:pPr>
       <w:r>
         <w:rPr>
           <w:i/>
           <w:iCs/>
         </w:rPr>
-        <w:t xml:space="preserve">// 多个元素（返回 </w:t>
-      </w:r>
-      <w:proofErr w:type="spellStart"/>
+        <w:t>// 多个元素（返回 NodeList 伪数组）</w:t>
+      </w:r>
+    </w:p>
+    <w:p>
+      <w:pPr>
+        <w:rPr>
+          <w:rFonts w:hint="eastAsia"/>
+        </w:rPr>
+      </w:pPr>
+      <w:r>
+        <w:t>const items = document.querySelectorAll('.list-item');</w:t>
+      </w:r>
+    </w:p>
+    <w:p>
+      <w:pPr>
+        <w:rPr>
+          <w:rFonts w:hint="eastAsia"/>
+          <w:b/>
+          <w:bCs/>
+        </w:rPr>
+      </w:pPr>
+      <w:r>
+        <w:rPr>
+          <w:b/>
+          <w:bCs/>
+        </w:rPr>
+        <w:t>实战示例：批量操作类名</w:t>
+      </w:r>
+    </w:p>
+    <w:p>
+      <w:pPr>
+        <w:rPr>
+          <w:rFonts w:hint="eastAsia"/>
+        </w:rPr>
+      </w:pPr>
+      <w:r>
+        <w:t>javascript</w:t>
+      </w:r>
+    </w:p>
+    <w:p>
+      <w:pPr>
+        <w:rPr>
+          <w:rFonts w:hint="eastAsia"/>
+        </w:rPr>
+      </w:pPr>
+      <w:r>
+        <w:t>编辑</w:t>
+      </w:r>
+    </w:p>
+    <w:p>
+      <w:pPr>
+        <w:rPr>
+          <w:rFonts w:hint="eastAsia"/>
+        </w:rPr>
+      </w:pPr>
       <w:r>
         <w:rPr>
           <w:i/>
           <w:iCs/>
         </w:rPr>
-        <w:t>NodeList</w:t>
-      </w:r>
-      <w:proofErr w:type="spellEnd"/>
+        <w:t>// 场景：将所有带有 .card 的元素中，含有 .disabled 的类名提取出来并移除</w:t>
+      </w:r>
+    </w:p>
+    <w:p>
+      <w:pPr>
+        <w:rPr>
+          <w:rFonts w:hint="eastAsia"/>
+        </w:rPr>
+      </w:pPr>
+    </w:p>
+    <w:p>
+      <w:pPr>
+        <w:rPr>
+          <w:rFonts w:hint="eastAsia"/>
+        </w:rPr>
+      </w:pPr>
+      <w:r>
+        <w:t xml:space="preserve">const cards = document.querySelectorAll('.card'); </w:t>
+      </w:r>
       <w:r>
         <w:rPr>
           <w:i/>
           <w:iCs/>
         </w:rPr>
-        <w:t xml:space="preserve"> 伪数组）</w:t>
-      </w:r>
-    </w:p>
-    <w:p>
-      <w:r>
-        <w:t xml:space="preserve">const items = </w:t>
-      </w:r>
-      <w:proofErr w:type="spellStart"/>
-      <w:proofErr w:type="gramStart"/>
-      <w:r>
-        <w:t>document.querySelectorAll</w:t>
-      </w:r>
-      <w:proofErr w:type="spellEnd"/>
-      <w:proofErr w:type="gramEnd"/>
-      <w:r>
-        <w:t>(</w:t>
-      </w:r>
-      <w:proofErr w:type="gramStart"/>
-      <w:r>
-        <w:t>'.list</w:t>
-      </w:r>
-      <w:proofErr w:type="gramEnd"/>
-      <w:r>
-        <w:t>-item');</w:t>
-      </w:r>
-    </w:p>
-    <w:p>
-      <w:pPr>
-        <w:rPr>
-          <w:b/>
-          <w:bCs/>
-        </w:rPr>
-      </w:pPr>
-      <w:r>
-        <w:rPr>
-          <w:b/>
-          <w:bCs/>
-        </w:rPr>
-        <w:t>实战示例：批量操作类名</w:t>
-      </w:r>
-    </w:p>
-    <w:p>
-      <w:proofErr w:type="spellStart"/>
-      <w:r>
-        <w:t>javascript</w:t>
-      </w:r>
-      <w:proofErr w:type="spellEnd"/>
-    </w:p>
-    <w:p>
-      <w:r>
-        <w:t>编辑</w:t>
-      </w:r>
-    </w:p>
-    <w:p>
+        <w:t>// NodeList (伪数组)</w:t>
+      </w:r>
+    </w:p>
+    <w:p>
+      <w:pPr>
+        <w:rPr>
+          <w:rFonts w:hint="eastAsia"/>
+        </w:rPr>
+      </w:pPr>
+    </w:p>
+    <w:p>
+      <w:pPr>
+        <w:rPr>
+          <w:rFonts w:hint="eastAsia"/>
+        </w:rPr>
+      </w:pPr>
+      <w:r>
+        <w:t>Array.from(cards).forEach(card =&gt; {</w:t>
+      </w:r>
+    </w:p>
+    <w:p>
+      <w:pPr>
+        <w:rPr>
+          <w:rFonts w:hint="eastAsia"/>
+        </w:rPr>
+      </w:pPr>
+      <w:r>
+        <w:t xml:space="preserve">    </w:t>
+      </w:r>
       <w:r>
         <w:rPr>
           <w:i/>
           <w:iCs/>
         </w:rPr>
-        <w:t>// 场景：将所有带有 .card 的元素中，含有 .disabled 的类名提取出来并移除</w:t>
-      </w:r>
-    </w:p>
-    <w:p/>
-    <w:p>
-      <w:r>
-        <w:t xml:space="preserve">const cards = </w:t>
-      </w:r>
-      <w:proofErr w:type="spellStart"/>
-      <w:r>
-        <w:t>document.querySelectorAll</w:t>
-      </w:r>
-      <w:proofErr w:type="spellEnd"/>
-      <w:r>
-        <w:t xml:space="preserve">('.card'); </w:t>
-      </w:r>
-      <w:r>
-        <w:rPr>
-          <w:i/>
-          <w:iCs/>
-        </w:rPr>
-        <w:t xml:space="preserve">// </w:t>
-      </w:r>
-      <w:proofErr w:type="spellStart"/>
-      <w:r>
-        <w:rPr>
-          <w:i/>
-          <w:iCs/>
-        </w:rPr>
-        <w:t>NodeList</w:t>
-      </w:r>
-      <w:proofErr w:type="spellEnd"/>
-      <w:r>
-        <w:rPr>
-          <w:i/>
-          <w:iCs/>
-        </w:rPr>
-        <w:t xml:space="preserve"> (伪数组)</w:t>
-      </w:r>
-    </w:p>
-    <w:p/>
-    <w:p>
-      <w:proofErr w:type="spellStart"/>
-      <w:r>
-        <w:t>Array.from</w:t>
-      </w:r>
-      <w:proofErr w:type="spellEnd"/>
-      <w:r>
-        <w:t>(cards</w:t>
-      </w:r>
-      <w:proofErr w:type="gramStart"/>
-      <w:r>
-        <w:t>).</w:t>
-      </w:r>
-      <w:proofErr w:type="spellStart"/>
-      <w:r>
-        <w:t>forEach</w:t>
-      </w:r>
-      <w:proofErr w:type="spellEnd"/>
-      <w:proofErr w:type="gramEnd"/>
-      <w:r>
-        <w:t>(card =&gt; {</w:t>
-      </w:r>
-    </w:p>
-    <w:p>
+        <w:t>// card.classList 也是伪数组 (DOMTokenList)</w:t>
+      </w:r>
+    </w:p>
+    <w:p>
+      <w:pPr>
+        <w:rPr>
+          <w:rFonts w:hint="eastAsia"/>
+        </w:rPr>
+      </w:pPr>
+      <w:r>
+        <w:t xml:space="preserve">    const classes = Array.from(card.classList);</w:t>
+      </w:r>
+    </w:p>
+    <w:p>
+      <w:pPr>
+        <w:rPr>
+          <w:rFonts w:hint="eastAsia"/>
+        </w:rPr>
+      </w:pPr>
       <w:r>
         <w:t xml:space="preserve">    </w:t>
       </w:r>
-      <w:r>
-        <w:rPr>
-          <w:i/>
-          <w:iCs/>
-        </w:rPr>
-        <w:t xml:space="preserve">// </w:t>
-      </w:r>
-      <w:proofErr w:type="spellStart"/>
-      <w:r>
-        <w:rPr>
-          <w:i/>
-          <w:iCs/>
-        </w:rPr>
-        <w:t>card.classList</w:t>
-      </w:r>
-      <w:proofErr w:type="spellEnd"/>
-      <w:r>
-        <w:rPr>
-          <w:i/>
-          <w:iCs/>
-        </w:rPr>
-        <w:t xml:space="preserve"> 也是伪数组 (</w:t>
-      </w:r>
-      <w:proofErr w:type="spellStart"/>
-      <w:r>
-        <w:rPr>
-          <w:i/>
-          <w:iCs/>
-        </w:rPr>
-        <w:t>DOMTokenList</w:t>
-      </w:r>
-      <w:proofErr w:type="spellEnd"/>
-      <w:r>
-        <w:rPr>
-          <w:i/>
-          <w:iCs/>
-        </w:rPr>
-        <w:t>)</w:t>
-      </w:r>
-    </w:p>
-    <w:p>
-      <w:r>
-        <w:t xml:space="preserve">    const classes = </w:t>
-      </w:r>
-      <w:proofErr w:type="spellStart"/>
-      <w:r>
-        <w:t>Array.from</w:t>
-      </w:r>
-      <w:proofErr w:type="spellEnd"/>
-      <w:r>
-        <w:t>(</w:t>
-      </w:r>
-      <w:proofErr w:type="spellStart"/>
-      <w:proofErr w:type="gramStart"/>
-      <w:r>
-        <w:t>card.classList</w:t>
-      </w:r>
-      <w:proofErr w:type="spellEnd"/>
-      <w:proofErr w:type="gramEnd"/>
-      <w:r>
-        <w:t>);</w:t>
-      </w:r>
-    </w:p>
-    <w:p>
-      <w:r>
-        <w:t xml:space="preserve">    </w:t>
-      </w:r>
-    </w:p>
-    <w:p>
-      <w:r>
-        <w:t xml:space="preserve">    if (</w:t>
-      </w:r>
-      <w:proofErr w:type="spellStart"/>
-      <w:proofErr w:type="gramStart"/>
-      <w:r>
-        <w:t>classes.includes</w:t>
-      </w:r>
-      <w:proofErr w:type="spellEnd"/>
-      <w:proofErr w:type="gramEnd"/>
-      <w:r>
-        <w:t>('disabled')) {</w:t>
-      </w:r>
-    </w:p>
-    <w:p>
-      <w:r>
-        <w:t xml:space="preserve">        </w:t>
-      </w:r>
-      <w:proofErr w:type="spellStart"/>
-      <w:proofErr w:type="gramStart"/>
-      <w:r>
-        <w:t>card.classList.remove</w:t>
-      </w:r>
-      <w:proofErr w:type="spellEnd"/>
-      <w:proofErr w:type="gramEnd"/>
-      <w:r>
-        <w:t>('disabled');</w:t>
-      </w:r>
-    </w:p>
-    <w:p>
-      <w:r>
-        <w:t xml:space="preserve">        </w:t>
-      </w:r>
-      <w:proofErr w:type="spellStart"/>
-      <w:proofErr w:type="gramStart"/>
-      <w:r>
-        <w:t>card.setAttribute</w:t>
-      </w:r>
-      <w:proofErr w:type="spellEnd"/>
-      <w:proofErr w:type="gramEnd"/>
-      <w:r>
-        <w:t>('aria-disabled', 'false');</w:t>
-      </w:r>
-    </w:p>
-    <w:p>
+    </w:p>
+    <w:p>
+      <w:pPr>
+        <w:rPr>
+          <w:rFonts w:hint="eastAsia"/>
+        </w:rPr>
+      </w:pPr>
+      <w:r>
+        <w:t xml:space="preserve">    if (classes.includes('disabled')) {</w:t>
+      </w:r>
+    </w:p>
+    <w:p>
+      <w:pPr>
+        <w:rPr>
+          <w:rFonts w:hint="eastAsia"/>
+        </w:rPr>
+      </w:pPr>
+      <w:r>
+        <w:t xml:space="preserve">        card.classList.remove('disabled');</w:t>
+      </w:r>
+    </w:p>
+    <w:p>
+      <w:pPr>
+        <w:rPr>
+          <w:rFonts w:hint="eastAsia"/>
+        </w:rPr>
+      </w:pPr>
+      <w:r>
+        <w:t xml:space="preserve">        card.setAttribute('aria-disabled', 'false');</w:t>
+      </w:r>
+    </w:p>
+    <w:p>
+      <w:pPr>
+        <w:rPr>
+          <w:rFonts w:hint="eastAsia"/>
+        </w:rPr>
+      </w:pPr>
       <w:r>
         <w:t xml:space="preserve">    }</w:t>
       </w:r>
     </w:p>
     <w:p>
+      <w:pPr>
+        <w:rPr>
+          <w:rFonts w:hint="eastAsia"/>
+        </w:rPr>
+      </w:pPr>
       <w:r>
         <w:lastRenderedPageBreak/>
         <w:t>});</w:t>
@@ -5028,35 +4682,25 @@
     <w:p>
       <w:pPr>
         <w:rPr>
-          <w:b/>
-          <w:bCs/>
-        </w:rPr>
-      </w:pPr>
-      <w:r>
-        <w:rPr>
-          <w:b/>
-          <w:bCs/>
-        </w:rPr>
-        <w:t xml:space="preserve">选择器字符串 vs </w:t>
-      </w:r>
-      <w:proofErr w:type="spellStart"/>
-      <w:r>
-        <w:rPr>
-          <w:b/>
-          <w:bCs/>
-        </w:rPr>
-        <w:t>classList</w:t>
-      </w:r>
-      <w:proofErr w:type="spellEnd"/>
-      <w:r>
-        <w:rPr>
-          <w:b/>
-          <w:bCs/>
-        </w:rPr>
-        <w:t xml:space="preserve"> 的区别</w:t>
-      </w:r>
-    </w:p>
-    <w:p>
+          <w:rFonts w:hint="eastAsia"/>
+          <w:b/>
+          <w:bCs/>
+        </w:rPr>
+      </w:pPr>
+      <w:r>
+        <w:rPr>
+          <w:b/>
+          <w:bCs/>
+        </w:rPr>
+        <w:t>选择器字符串 vs classList 的区别</w:t>
+      </w:r>
+    </w:p>
+    <w:p>
+      <w:pPr>
+        <w:rPr>
+          <w:rFonts w:hint="eastAsia"/>
+        </w:rPr>
+      </w:pPr>
       <w:r>
         <w:t>表格</w:t>
       </w:r>
@@ -5103,6 +4747,7 @@
           <w:p>
             <w:pPr>
               <w:rPr>
+                <w:rFonts w:hint="eastAsia"/>
                 <w:b/>
                 <w:bCs/>
               </w:rPr>
@@ -5138,6 +4783,7 @@
           <w:p>
             <w:pPr>
               <w:rPr>
+                <w:rFonts w:hint="eastAsia"/>
                 <w:b/>
                 <w:bCs/>
               </w:rPr>
@@ -5147,23 +4793,7 @@
                 <w:b/>
                 <w:bCs/>
               </w:rPr>
-              <w:t>CSS 选择器 (</w:t>
-            </w:r>
-            <w:proofErr w:type="spellStart"/>
-            <w:r>
-              <w:rPr>
-                <w:b/>
-                <w:bCs/>
-              </w:rPr>
-              <w:t>querySelector</w:t>
-            </w:r>
-            <w:proofErr w:type="spellEnd"/>
-            <w:r>
-              <w:rPr>
-                <w:b/>
-                <w:bCs/>
-              </w:rPr>
-              <w:t>)</w:t>
+              <w:t>CSS 选择器 (querySelector)</w:t>
             </w:r>
           </w:p>
         </w:tc>
@@ -5189,11 +4819,11 @@
           <w:p>
             <w:pPr>
               <w:rPr>
+                <w:rFonts w:hint="eastAsia"/>
                 <w:b/>
                 <w:bCs/>
               </w:rPr>
             </w:pPr>
-            <w:proofErr w:type="spellStart"/>
             <w:r>
               <w:rPr>
                 <w:b/>
@@ -5201,7 +4831,6 @@
               </w:rPr>
               <w:t>classListAPI</w:t>
             </w:r>
-            <w:proofErr w:type="spellEnd"/>
           </w:p>
         </w:tc>
       </w:tr>
@@ -5225,6 +4854,11 @@
             <w:hideMark/>
           </w:tcPr>
           <w:p>
+            <w:pPr>
+              <w:rPr>
+                <w:rFonts w:hint="eastAsia"/>
+              </w:rPr>
+            </w:pPr>
             <w:r>
               <w:rPr>
                 <w:b/>
@@ -5253,6 +4887,11 @@
             <w:hideMark/>
           </w:tcPr>
           <w:p>
+            <w:pPr>
+              <w:rPr>
+                <w:rFonts w:hint="eastAsia"/>
+              </w:rPr>
+            </w:pPr>
             <w:r>
               <w:rPr>
                 <w:b/>
@@ -5284,6 +4923,11 @@
             <w:hideMark/>
           </w:tcPr>
           <w:p>
+            <w:pPr>
+              <w:rPr>
+                <w:rFonts w:hint="eastAsia"/>
+              </w:rPr>
+            </w:pPr>
             <w:r>
               <w:rPr>
                 <w:b/>
@@ -5317,6 +4961,11 @@
             <w:hideMark/>
           </w:tcPr>
           <w:p>
+            <w:pPr>
+              <w:rPr>
+                <w:rFonts w:hint="eastAsia"/>
+              </w:rPr>
+            </w:pPr>
             <w:r>
               <w:rPr>
                 <w:b/>
@@ -5345,24 +4994,13 @@
             <w:hideMark/>
           </w:tcPr>
           <w:p>
+            <w:pPr>
+              <w:rPr>
+                <w:rFonts w:hint="eastAsia"/>
+              </w:rPr>
+            </w:pPr>
             <w:r>
-              <w:t>CSS 语法字符串 (.</w:t>
-            </w:r>
-            <w:proofErr w:type="spellStart"/>
-            <w:r>
-              <w:t>a.b</w:t>
-            </w:r>
-            <w:proofErr w:type="spellEnd"/>
-            <w:r>
-              <w:t>, #id &gt; .</w:t>
-            </w:r>
-            <w:proofErr w:type="spellStart"/>
-            <w:r>
-              <w:t>cls</w:t>
-            </w:r>
-            <w:proofErr w:type="spellEnd"/>
-            <w:r>
-              <w:t>)</w:t>
+              <w:t>CSS 语法字符串 (.a.b, #id &gt; .cls)</w:t>
             </w:r>
           </w:p>
         </w:tc>
@@ -5385,6 +5023,11 @@
             <w:hideMark/>
           </w:tcPr>
           <w:p>
+            <w:pPr>
+              <w:rPr>
+                <w:rFonts w:hint="eastAsia"/>
+              </w:rPr>
+            </w:pPr>
             <w:r>
               <w:t>具体的类名字符串</w:t>
             </w:r>
@@ -5411,6 +5054,11 @@
             <w:hideMark/>
           </w:tcPr>
           <w:p>
+            <w:pPr>
+              <w:rPr>
+                <w:rFonts w:hint="eastAsia"/>
+              </w:rPr>
+            </w:pPr>
             <w:r>
               <w:rPr>
                 <w:b/>
@@ -5439,16 +5087,13 @@
             <w:hideMark/>
           </w:tcPr>
           <w:p>
+            <w:pPr>
+              <w:rPr>
+                <w:rFonts w:hint="eastAsia"/>
+              </w:rPr>
+            </w:pPr>
             <w:r>
-              <w:t xml:space="preserve">Element / </w:t>
-            </w:r>
-            <w:proofErr w:type="spellStart"/>
-            <w:r>
-              <w:t>NodeList</w:t>
-            </w:r>
-            <w:proofErr w:type="spellEnd"/>
-            <w:r>
-              <w:t xml:space="preserve"> / null</w:t>
+              <w:t>Element / NodeList / null</w:t>
             </w:r>
           </w:p>
         </w:tc>
@@ -5471,11 +5116,14 @@
             <w:hideMark/>
           </w:tcPr>
           <w:p>
-            <w:proofErr w:type="spellStart"/>
+            <w:pPr>
+              <w:rPr>
+                <w:rFonts w:hint="eastAsia"/>
+              </w:rPr>
+            </w:pPr>
             <w:r>
               <w:t>DOMTokenList</w:t>
             </w:r>
-            <w:proofErr w:type="spellEnd"/>
           </w:p>
         </w:tc>
       </w:tr>
@@ -5499,6 +5147,11 @@
             <w:hideMark/>
           </w:tcPr>
           <w:p>
+            <w:pPr>
+              <w:rPr>
+                <w:rFonts w:hint="eastAsia"/>
+              </w:rPr>
+            </w:pPr>
             <w:r>
               <w:rPr>
                 <w:b/>
@@ -5527,16 +5180,13 @@
             <w:hideMark/>
           </w:tcPr>
           <w:p>
+            <w:pPr>
+              <w:rPr>
+                <w:rFonts w:hint="eastAsia"/>
+              </w:rPr>
+            </w:pPr>
             <w:r>
-              <w:t>先用选择</w:t>
-            </w:r>
-            <w:proofErr w:type="gramStart"/>
-            <w:r>
-              <w:t>器找到</w:t>
-            </w:r>
-            <w:proofErr w:type="gramEnd"/>
-            <w:r>
-              <w:t>元素</w:t>
+              <w:t>先用选择器找到元素</w:t>
             </w:r>
           </w:p>
         </w:tc>
@@ -5559,14 +5209,14 @@
             <w:hideMark/>
           </w:tcPr>
           <w:p>
+            <w:pPr>
+              <w:rPr>
+                <w:rFonts w:hint="eastAsia"/>
+              </w:rPr>
+            </w:pPr>
             <w:r>
-              <w:t xml:space="preserve">再对找到的元素操作 </w:t>
+              <w:t>再对找到的元素操作 classList</w:t>
             </w:r>
-            <w:proofErr w:type="spellStart"/>
-            <w:r>
-              <w:t>classList</w:t>
-            </w:r>
-            <w:proofErr w:type="spellEnd"/>
           </w:p>
         </w:tc>
       </w:tr>
@@ -5574,6 +5224,7 @@
     <w:p>
       <w:pPr>
         <w:rPr>
+          <w:rFonts w:hint="eastAsia"/>
           <w:b/>
           <w:bCs/>
         </w:rPr>
@@ -5600,22 +5251,12 @@
           <w:ilvl w:val="0"/>
           <w:numId w:val="5"/>
         </w:numPr>
-      </w:pPr>
-      <w:proofErr w:type="spellStart"/>
-      <w:r>
-        <w:t>classList</w:t>
-      </w:r>
-      <w:proofErr w:type="spellEnd"/>
-      <w:r>
-        <w:t> 返回 </w:t>
-      </w:r>
-      <w:proofErr w:type="spellStart"/>
-      <w:r>
-        <w:t>DOMTokenList</w:t>
-      </w:r>
-      <w:proofErr w:type="spellEnd"/>
-      <w:r>
-        <w:t>，是伪数组，自带 add/remove/toggle 但缺少 map/filter。</w:t>
+        <w:rPr>
+          <w:rFonts w:hint="eastAsia"/>
+        </w:rPr>
+      </w:pPr>
+      <w:r>
+        <w:t>classList 返回 DOMTokenList，是伪数组，自带 add/remove/toggle 但缺少 map/filter。</w:t>
       </w:r>
     </w:p>
     <w:p>
@@ -5624,6 +5265,9 @@
           <w:ilvl w:val="0"/>
           <w:numId w:val="5"/>
         </w:numPr>
+        <w:rPr>
+          <w:rFonts w:hint="eastAsia"/>
+        </w:rPr>
       </w:pPr>
       <w:r>
         <w:t>伪数组有 length 和索引，但不是真数组，不能直接调用数组高阶方法。</w:t>
@@ -5635,14 +5279,12 @@
           <w:ilvl w:val="0"/>
           <w:numId w:val="5"/>
         </w:numPr>
-      </w:pPr>
-      <w:proofErr w:type="spellStart"/>
-      <w:r>
-        <w:t>Array.from</w:t>
-      </w:r>
-      <w:proofErr w:type="spellEnd"/>
-      <w:r>
-        <w:t>() 是将伪数组转为真数组的最佳实践，支持同时映射。</w:t>
+        <w:rPr>
+          <w:rFonts w:hint="eastAsia"/>
+        </w:rPr>
+      </w:pPr>
+      <w:r>
+        <w:t>Array.from() 是将伪数组转为真数组的最佳实践，支持同时映射。</w:t>
       </w:r>
     </w:p>
     <w:p>
@@ -5651,487 +5293,2357 @@
           <w:ilvl w:val="0"/>
           <w:numId w:val="5"/>
         </w:numPr>
-      </w:pPr>
-      <w:r>
-        <w:t>工作流：</w:t>
-      </w:r>
-      <w:proofErr w:type="spellStart"/>
-      <w:r>
-        <w:t>querySelector</w:t>
-      </w:r>
-      <w:proofErr w:type="spellEnd"/>
-      <w:r>
-        <w:t> 选元素 → </w:t>
-      </w:r>
-      <w:proofErr w:type="spellStart"/>
-      <w:r>
-        <w:t>Array.from</w:t>
-      </w:r>
-      <w:proofErr w:type="spellEnd"/>
-      <w:r>
-        <w:t xml:space="preserve"> 转 </w:t>
-      </w:r>
-      <w:proofErr w:type="spellStart"/>
-      <w:r>
-        <w:t>NodeList</w:t>
-      </w:r>
-      <w:proofErr w:type="spellEnd"/>
-      <w:r>
-        <w:t xml:space="preserve"> → 遍历每个元素 → 操作 </w:t>
-      </w:r>
-      <w:proofErr w:type="spellStart"/>
-      <w:r>
-        <w:t>classList</w:t>
-      </w:r>
-      <w:proofErr w:type="spellEnd"/>
-      <w:r>
-        <w:t>（必要时也用 </w:t>
-      </w:r>
-      <w:proofErr w:type="spellStart"/>
-      <w:r>
-        <w:t>Array.from</w:t>
-      </w:r>
-      <w:proofErr w:type="spellEnd"/>
-      <w:r>
-        <w:t> 转换以进行复杂判断）。</w:t>
+        <w:rPr>
+          <w:rFonts w:hint="eastAsia"/>
+        </w:rPr>
+      </w:pPr>
+      <w:r>
+        <w:t>工作流：querySelector 选元素 → Array.from 转 NodeList → 遍历每个元素 → 操作 classList（必要时也用 Array.from 转换以进行复杂判断）。</w:t>
+      </w:r>
+    </w:p>
+    <w:p>
+      <w:pPr>
+        <w:rPr>
+          <w:rFonts w:hint="eastAsia"/>
+        </w:rPr>
+      </w:pPr>
+    </w:p>
+    <w:p>
+      <w:pPr>
+        <w:rPr>
+          <w:rFonts w:hint="eastAsia"/>
+        </w:rPr>
+      </w:pPr>
+    </w:p>
+    <w:p>
+      <w:pPr>
+        <w:pStyle w:val="1"/>
+        <w:rPr>
+          <w:rFonts w:hint="eastAsia"/>
+        </w:rPr>
+      </w:pPr>
+      <w:r>
+        <w:rPr>
+          <w:rFonts w:hint="eastAsia"/>
+        </w:rPr>
+        <w:t>0621 选择器</w:t>
+      </w:r>
+    </w:p>
+    <w:p>
+      <w:pPr>
+        <w:rPr>
+          <w:rStyle w:val="af3"/>
+          <w:rFonts w:hint="eastAsia"/>
+          <w:b w:val="0"/>
+          <w:bCs w:val="0"/>
+        </w:rPr>
+      </w:pPr>
+      <w:r>
+        <w:rPr>
+          <w:rFonts w:hint="eastAsia"/>
+          <w:b/>
+          <w:bCs/>
+        </w:rPr>
+        <w:t>基础定位</w:t>
+      </w:r>
+    </w:p>
+    <w:p>
+      <w:pPr>
+        <w:rPr>
+          <w:rFonts w:hint="eastAsia"/>
+        </w:rPr>
+      </w:pPr>
+      <w:r>
+        <w:rPr>
+          <w:rFonts w:hint="eastAsia"/>
+        </w:rPr>
+        <w:t>通配选择器：</w:t>
+      </w:r>
+      <w:r>
+        <w:t>*</w:t>
+      </w:r>
+      <w:r>
+        <w:rPr>
+          <w:rFonts w:hint="eastAsia"/>
+        </w:rPr>
+        <w:t>{}</w:t>
+      </w:r>
+    </w:p>
+    <w:p>
+      <w:pPr>
+        <w:rPr>
+          <w:rFonts w:hint="eastAsia"/>
+        </w:rPr>
+      </w:pPr>
+      <w:r>
+        <w:rPr>
+          <w:rFonts w:hint="eastAsia"/>
+        </w:rPr>
+        <w:t>标签选择器：p{}</w:t>
+      </w:r>
+    </w:p>
+    <w:p>
+      <w:pPr>
+        <w:rPr>
+          <w:rFonts w:hint="eastAsia"/>
+        </w:rPr>
+      </w:pPr>
+      <w:r>
+        <w:rPr>
+          <w:rFonts w:hint="eastAsia"/>
+        </w:rPr>
+        <w:t>类</w:t>
+      </w:r>
+    </w:p>
+    <w:p>
+      <w:pPr>
+        <w:rPr>
+          <w:rFonts w:hint="eastAsia"/>
+        </w:rPr>
+      </w:pPr>
+      <w:r>
+        <w:rPr>
+          <w:rFonts w:hint="eastAsia"/>
+        </w:rPr>
+        <w:t>Id</w:t>
+      </w:r>
+    </w:p>
+    <w:p>
+      <w:pPr>
+        <w:rPr>
+          <w:rFonts w:hint="eastAsia"/>
+        </w:rPr>
+      </w:pPr>
+      <w:r>
+        <w:rPr>
+          <w:rFonts w:hint="eastAsia"/>
+        </w:rPr>
+        <w:t>属性选择：h1[title=</w:t>
+      </w:r>
+      <w:r>
+        <w:t>””</w:t>
+      </w:r>
+      <w:r>
+        <w:rPr>
+          <w:rFonts w:hint="eastAsia"/>
+        </w:rPr>
+        <w:t>]{}</w:t>
+      </w:r>
+    </w:p>
+    <w:p>
+      <w:pPr>
+        <w:rPr>
+          <w:rFonts w:hint="eastAsia"/>
+        </w:rPr>
+      </w:pPr>
+    </w:p>
+    <w:p>
+      <w:pPr>
+        <w:rPr>
+          <w:rFonts w:hint="eastAsia"/>
+          <w:b/>
+          <w:bCs/>
+        </w:rPr>
+      </w:pPr>
+      <w:r>
+        <w:rPr>
+          <w:rFonts w:hint="eastAsia"/>
+          <w:b/>
+          <w:bCs/>
+        </w:rPr>
+        <w:t>关系选择器</w:t>
+      </w:r>
+    </w:p>
+    <w:p>
+      <w:pPr>
+        <w:rPr>
+          <w:rFonts w:hint="eastAsia"/>
+        </w:rPr>
+      </w:pPr>
+      <w:r>
+        <w:rPr>
+          <w:rFonts w:hint="eastAsia"/>
+        </w:rPr>
+        <w:t>后代：</w:t>
+      </w:r>
+      <w:r>
+        <w:rPr>
+          <w:rFonts w:hint="eastAsia"/>
+        </w:rPr>
+        <w:t>.</w:t>
+      </w:r>
+      <w:r>
+        <w:rPr>
+          <w:rFonts w:hint="eastAsia"/>
+        </w:rPr>
+        <w:t>class.class1{}</w:t>
+      </w:r>
+    </w:p>
+    <w:p>
+      <w:pPr>
+        <w:rPr>
+          <w:rFonts w:hint="eastAsia"/>
+        </w:rPr>
+      </w:pPr>
+      <w:r>
+        <w:rPr>
+          <w:rFonts w:hint="eastAsia"/>
+        </w:rPr>
+        <w:t>子代：.class&gt;.class1{}</w:t>
+      </w:r>
+    </w:p>
+    <w:p>
+      <w:pPr>
+        <w:rPr>
+          <w:rFonts w:hint="eastAsia"/>
+        </w:rPr>
+      </w:pPr>
+      <w:r>
+        <w:rPr>
+          <w:rFonts w:hint="eastAsia"/>
+        </w:rPr>
+        <w:t>兄弟：.class~.class1{}</w:t>
+      </w:r>
+    </w:p>
+    <w:p>
+      <w:pPr>
+        <w:rPr>
+          <w:rFonts w:hint="eastAsia"/>
+        </w:rPr>
+      </w:pPr>
+      <w:r>
+        <w:rPr>
+          <w:rFonts w:hint="eastAsia"/>
+        </w:rPr>
+        <w:t>兄弟（强制相邻）：.class+.class1{}</w:t>
+      </w:r>
+    </w:p>
+    <w:p>
+      <w:pPr>
+        <w:rPr>
+          <w:rFonts w:hint="eastAsia"/>
+        </w:rPr>
+      </w:pPr>
+    </w:p>
+    <w:p>
+      <w:pPr>
+        <w:rPr>
+          <w:rFonts w:hint="eastAsia"/>
+          <w:b/>
+          <w:bCs/>
+        </w:rPr>
+      </w:pPr>
+      <w:r>
+        <w:rPr>
+          <w:rFonts w:hint="eastAsia"/>
+          <w:b/>
+          <w:bCs/>
+        </w:rPr>
+        <w:t>状态</w:t>
+      </w:r>
+      <w:r>
+        <w:rPr>
+          <w:rFonts w:hint="eastAsia"/>
+          <w:b/>
+          <w:bCs/>
+        </w:rPr>
+        <w:t>选择器</w:t>
+      </w:r>
+    </w:p>
+    <w:p>
+      <w:pPr>
+        <w:rPr>
+          <w:rFonts w:hint="eastAsia"/>
+        </w:rPr>
+      </w:pPr>
+      <w:r>
+        <w:rPr>
+          <w:rFonts w:hint="eastAsia"/>
+        </w:rPr>
+        <w:t>伪类</w:t>
+      </w:r>
+    </w:p>
+    <w:p>
+      <w:pPr>
+        <w:rPr>
+          <w:rFonts w:hint="eastAsia"/>
+        </w:rPr>
+      </w:pPr>
+      <w:r>
+        <w:rPr>
+          <w:rFonts w:hint="eastAsia"/>
+        </w:rPr>
+        <w:t>伪元素</w:t>
+      </w:r>
+    </w:p>
+    <w:p>
+      <w:pPr>
+        <w:rPr>
+          <w:rFonts w:hint="eastAsia"/>
+        </w:rPr>
+      </w:pPr>
+      <w:r>
+        <w:rPr>
+          <w:rFonts w:hint="eastAsia"/>
+        </w:rPr>
+        <w:t>:Focus-visible：只针对键盘的触发</w:t>
+      </w:r>
+    </w:p>
+    <w:p>
+      <w:pPr>
+        <w:rPr>
+          <w:rFonts w:hint="eastAsia"/>
+        </w:rPr>
+      </w:pPr>
+      <w:r>
+        <w:rPr>
+          <w:rFonts w:hint="eastAsia"/>
+        </w:rPr>
+        <w:t>:active：点击后未放手</w:t>
+      </w:r>
+    </w:p>
+    <w:p>
+      <w:pPr>
+        <w:rPr>
+          <w:rFonts w:hint="eastAsia"/>
+        </w:rPr>
+      </w:pPr>
+      <w:r>
+        <w:rPr>
+          <w:rFonts w:hint="eastAsia"/>
+        </w:rPr>
+        <w:lastRenderedPageBreak/>
+        <w:t>:visited：访问过</w:t>
+      </w:r>
+    </w:p>
+    <w:p>
+      <w:pPr>
+        <w:rPr>
+          <w:rFonts w:hint="eastAsia"/>
+        </w:rPr>
+      </w:pPr>
+    </w:p>
+    <w:p>
+      <w:pPr>
+        <w:rPr>
+          <w:rFonts w:hint="eastAsia"/>
+        </w:rPr>
+      </w:pPr>
+      <w:r>
+        <w:rPr>
+          <w:rFonts w:hint="eastAsia"/>
+        </w:rPr>
+        <w:t>:checked</w:t>
+      </w:r>
+    </w:p>
+    <w:p>
+      <w:pPr>
+        <w:rPr>
+          <w:rFonts w:hint="eastAsia"/>
+        </w:rPr>
+      </w:pPr>
+      <w:r>
+        <w:rPr>
+          <w:rFonts w:hint="eastAsia"/>
+        </w:rPr>
+        <w:t>:disabled</w:t>
+      </w:r>
+    </w:p>
+    <w:p>
+      <w:pPr>
+        <w:rPr>
+          <w:rFonts w:hint="eastAsia"/>
+        </w:rPr>
+      </w:pPr>
+      <w:r>
+        <w:rPr>
+          <w:rFonts w:hint="eastAsia"/>
+        </w:rPr>
+        <w:t>:able</w:t>
+      </w:r>
+    </w:p>
+    <w:p>
+      <w:pPr>
+        <w:rPr>
+          <w:rFonts w:hint="eastAsia"/>
+        </w:rPr>
+      </w:pPr>
+      <w:r>
+        <w:rPr>
+          <w:rFonts w:hint="eastAsia"/>
+        </w:rPr>
+        <w:t>:require</w:t>
+      </w:r>
+    </w:p>
+    <w:p>
+      <w:pPr>
+        <w:rPr>
+          <w:rFonts w:hint="eastAsia"/>
+        </w:rPr>
+      </w:pPr>
+      <w:r>
+        <w:rPr>
+          <w:rFonts w:hint="eastAsia"/>
+        </w:rPr>
+        <w:t>:invalid：不合法的</w:t>
+      </w:r>
+    </w:p>
+    <w:p>
+      <w:pPr>
+        <w:rPr>
+          <w:rFonts w:hint="eastAsia"/>
+        </w:rPr>
+      </w:pPr>
+    </w:p>
+    <w:p>
+      <w:pPr>
+        <w:rPr>
+          <w:rFonts w:hint="eastAsia"/>
+          <w:b/>
+          <w:bCs/>
+        </w:rPr>
+      </w:pPr>
+      <w:r>
+        <w:rPr>
+          <w:rFonts w:hint="eastAsia"/>
+          <w:b/>
+          <w:bCs/>
+        </w:rPr>
+        <w:t>结构位置类</w:t>
+      </w:r>
+    </w:p>
+    <w:p>
+      <w:pPr>
+        <w:rPr>
+          <w:rFonts w:hint="eastAsia"/>
+        </w:rPr>
+      </w:pPr>
+      <w:r>
+        <w:t>nth-child</w:t>
+      </w:r>
+    </w:p>
+    <w:p>
+      <w:pPr>
+        <w:rPr>
+          <w:rFonts w:hint="eastAsia"/>
+        </w:rPr>
+      </w:pPr>
+      <w:r>
+        <w:t>nth-of-type</w:t>
+      </w:r>
+    </w:p>
+    <w:p>
+      <w:pPr>
+        <w:rPr>
+          <w:rFonts w:hint="eastAsia"/>
+        </w:rPr>
+      </w:pPr>
+    </w:p>
+    <w:p>
+      <w:pPr>
+        <w:rPr>
+          <w:rFonts w:hint="eastAsia"/>
+        </w:rPr>
+      </w:pPr>
+    </w:p>
+    <w:p>
+      <w:pPr>
+        <w:rPr>
+          <w:rFonts w:hint="eastAsia"/>
+        </w:rPr>
+      </w:pPr>
+    </w:p>
+    <w:p>
+      <w:pPr>
+        <w:rPr>
+          <w:rFonts w:hint="eastAsia"/>
+        </w:rPr>
+      </w:pPr>
+      <w:r>
+        <w:t>nth-child</w:t>
+      </w:r>
+    </w:p>
+    <w:p>
+      <w:pPr>
+        <w:rPr>
+          <w:rFonts w:hint="eastAsia"/>
+        </w:rPr>
+      </w:pPr>
+      <w:r>
+        <w:t>nth-of-type</w:t>
+      </w:r>
+    </w:p>
+    <w:p>
+      <w:pPr>
+        <w:rPr>
+          <w:rFonts w:hint="eastAsia"/>
+        </w:rPr>
+      </w:pPr>
+      <w:r>
+        <w:t>has is not empty</w:t>
+      </w:r>
+    </w:p>
+    <w:p>
+      <w:r>
+        <w:rPr>
+          <w:rFonts w:hint="eastAsia"/>
+        </w:rPr>
+        <w:t xml:space="preserve">举例 </w:t>
       </w:r>
     </w:p>
     <w:p/>
     <w:p/>
     <w:p>
-      <w:pPr>
-        <w:pStyle w:val="1"/>
-      </w:pPr>
-      <w:r>
-        <w:rPr>
-          <w:rFonts w:hint="eastAsia"/>
-        </w:rPr>
-        <w:t>0621 选择器</w:t>
-      </w:r>
-    </w:p>
-    <w:p>
-      <w:pPr>
-        <w:rPr>
-          <w:rStyle w:val="af3"/>
-          <w:b w:val="0"/>
-          <w:bCs w:val="0"/>
-        </w:rPr>
-      </w:pPr>
-      <w:r>
-        <w:rPr>
-          <w:rFonts w:hint="eastAsia"/>
-          <w:b/>
-          <w:bCs/>
-        </w:rPr>
-        <w:t>基础定位</w:t>
-      </w:r>
-    </w:p>
-    <w:p>
-      <w:pPr>
-        <w:rPr>
-          <w:rFonts w:hint="eastAsia"/>
-        </w:rPr>
-      </w:pPr>
-      <w:r>
-        <w:rPr>
-          <w:rFonts w:hint="eastAsia"/>
-        </w:rPr>
-        <w:t>通</w:t>
-      </w:r>
-      <w:proofErr w:type="gramStart"/>
-      <w:r>
-        <w:rPr>
-          <w:rFonts w:hint="eastAsia"/>
-        </w:rPr>
-        <w:t>配选择</w:t>
-      </w:r>
-      <w:proofErr w:type="gramEnd"/>
-      <w:r>
-        <w:rPr>
-          <w:rFonts w:hint="eastAsia"/>
-        </w:rPr>
-        <w:t>器：</w:t>
-      </w:r>
-      <w:r>
-        <w:t>*</w:t>
-      </w:r>
-      <w:r>
-        <w:rPr>
-          <w:rFonts w:hint="eastAsia"/>
-        </w:rPr>
-        <w:t>{}</w:t>
-      </w:r>
-    </w:p>
-    <w:p>
-      <w:pPr>
-        <w:rPr>
-          <w:rFonts w:hint="eastAsia"/>
-        </w:rPr>
-      </w:pPr>
-      <w:r>
-        <w:rPr>
-          <w:rFonts w:hint="eastAsia"/>
-        </w:rPr>
-        <w:t>标签选择器：</w:t>
-      </w:r>
-      <w:proofErr w:type="gramStart"/>
-      <w:r>
-        <w:rPr>
-          <w:rFonts w:hint="eastAsia"/>
-        </w:rPr>
-        <w:t>p{</w:t>
-      </w:r>
-      <w:proofErr w:type="gramEnd"/>
-      <w:r>
-        <w:rPr>
-          <w:rFonts w:hint="eastAsia"/>
-        </w:rPr>
+      <w:r>
+        <w:t>以下是 CSS 选择器 :nth-child、:nth-of-type、:has()、:not()、:empty 的详细对比与举例说明。</w:t>
+      </w:r>
+    </w:p>
+    <w:p>
+      <w:pPr>
+        <w:rPr>
+          <w:b/>
+          <w:bCs/>
+        </w:rPr>
+      </w:pPr>
+      <w:r>
+        <w:rPr>
+          <w:b/>
+          <w:bCs/>
+        </w:rPr>
+        <w:t>1. :nth-child(n) vs :nth-of-type(n)</w:t>
+      </w:r>
+    </w:p>
+    <w:p>
+      <w:r>
+        <w:t>这是最容易混淆的两个选择器，核心区别在于</w:t>
+      </w:r>
+      <w:r>
+        <w:rPr>
+          <w:b/>
+          <w:bCs/>
+        </w:rPr>
+        <w:t>计数范围</w:t>
+      </w:r>
+      <w:r>
+        <w:t>不同。</w:t>
+      </w:r>
+    </w:p>
+    <w:p>
+      <w:r>
+        <w:t>表格</w:t>
+      </w:r>
+    </w:p>
+    <w:tbl>
+      <w:tblPr>
+        <w:tblW w:w="10893" w:type="dxa"/>
+        <w:tblCellMar>
+          <w:top w:w="15" w:type="dxa"/>
+          <w:left w:w="15" w:type="dxa"/>
+          <w:bottom w:w="15" w:type="dxa"/>
+          <w:right w:w="15" w:type="dxa"/>
+        </w:tblCellMar>
+        <w:tblLook w:val="04A0" w:firstRow="1" w:lastRow="0" w:firstColumn="1" w:lastColumn="0" w:noHBand="0" w:noVBand="1"/>
+      </w:tblPr>
+      <w:tblGrid>
+        <w:gridCol w:w="1906"/>
+        <w:gridCol w:w="5852"/>
+        <w:gridCol w:w="3135"/>
+      </w:tblGrid>
+      <w:tr>
+        <w:trPr>
+          <w:tblHeader/>
+        </w:trPr>
+        <w:tc>
+          <w:tcPr>
+            <w:tcW w:w="0" w:type="auto"/>
+            <w:tcBorders>
+              <w:top w:val="single" w:sz="4" w:space="0" w:color="auto"/>
+              <w:left w:val="single" w:sz="4" w:space="0" w:color="auto"/>
+              <w:bottom w:val="single" w:sz="4" w:space="0" w:color="auto"/>
+              <w:right w:val="single" w:sz="4" w:space="0" w:color="auto"/>
+            </w:tcBorders>
+            <w:noWrap/>
+            <w:tcMar>
+              <w:top w:w="150" w:type="dxa"/>
+              <w:left w:w="210" w:type="dxa"/>
+              <w:bottom w:w="150" w:type="dxa"/>
+              <w:right w:w="210" w:type="dxa"/>
+            </w:tcMar>
+            <w:vAlign w:val="center"/>
+            <w:hideMark/>
+          </w:tcPr>
+          <w:p>
+            <w:pPr>
+              <w:rPr>
+                <w:b/>
+                <w:bCs/>
+              </w:rPr>
+            </w:pPr>
+            <w:r>
+              <w:rPr>
+                <w:b/>
+                <w:bCs/>
+              </w:rPr>
+              <w:t>选择器</w:t>
+            </w:r>
+          </w:p>
+        </w:tc>
+        <w:tc>
+          <w:tcPr>
+            <w:tcW w:w="0" w:type="auto"/>
+            <w:tcBorders>
+              <w:top w:val="single" w:sz="4" w:space="0" w:color="auto"/>
+              <w:left w:val="single" w:sz="4" w:space="0" w:color="auto"/>
+              <w:bottom w:val="single" w:sz="4" w:space="0" w:color="auto"/>
+              <w:right w:val="single" w:sz="4" w:space="0" w:color="auto"/>
+            </w:tcBorders>
+            <w:noWrap/>
+            <w:tcMar>
+              <w:top w:w="150" w:type="dxa"/>
+              <w:left w:w="210" w:type="dxa"/>
+              <w:bottom w:w="150" w:type="dxa"/>
+              <w:right w:w="210" w:type="dxa"/>
+            </w:tcMar>
+            <w:vAlign w:val="center"/>
+            <w:hideMark/>
+          </w:tcPr>
+          <w:p>
+            <w:pPr>
+              <w:rPr>
+                <w:b/>
+                <w:bCs/>
+              </w:rPr>
+            </w:pPr>
+            <w:r>
+              <w:rPr>
+                <w:b/>
+                <w:bCs/>
+              </w:rPr>
+              <w:t>含义</w:t>
+            </w:r>
+          </w:p>
+        </w:tc>
+        <w:tc>
+          <w:tcPr>
+            <w:tcW w:w="0" w:type="auto"/>
+            <w:tcBorders>
+              <w:top w:val="single" w:sz="4" w:space="0" w:color="auto"/>
+              <w:left w:val="single" w:sz="4" w:space="0" w:color="auto"/>
+              <w:bottom w:val="single" w:sz="4" w:space="0" w:color="auto"/>
+              <w:right w:val="single" w:sz="4" w:space="0" w:color="auto"/>
+            </w:tcBorders>
+            <w:noWrap/>
+            <w:tcMar>
+              <w:top w:w="150" w:type="dxa"/>
+              <w:left w:w="210" w:type="dxa"/>
+              <w:bottom w:w="150" w:type="dxa"/>
+              <w:right w:w="210" w:type="dxa"/>
+            </w:tcMar>
+            <w:vAlign w:val="center"/>
+            <w:hideMark/>
+          </w:tcPr>
+          <w:p>
+            <w:pPr>
+              <w:rPr>
+                <w:b/>
+                <w:bCs/>
+              </w:rPr>
+            </w:pPr>
+            <w:r>
+              <w:rPr>
+                <w:b/>
+                <w:bCs/>
+              </w:rPr>
+              <w:t>计数范围</w:t>
+            </w:r>
+          </w:p>
+        </w:tc>
+      </w:tr>
+      <w:tr>
+        <w:tc>
+          <w:tcPr>
+            <w:tcW w:w="0" w:type="auto"/>
+            <w:tcBorders>
+              <w:top w:val="single" w:sz="4" w:space="0" w:color="auto"/>
+              <w:left w:val="single" w:sz="4" w:space="0" w:color="auto"/>
+              <w:bottom w:val="single" w:sz="4" w:space="0" w:color="auto"/>
+              <w:right w:val="single" w:sz="4" w:space="0" w:color="auto"/>
+            </w:tcBorders>
+            <w:tcMar>
+              <w:top w:w="150" w:type="dxa"/>
+              <w:left w:w="210" w:type="dxa"/>
+              <w:bottom w:w="150" w:type="dxa"/>
+              <w:right w:w="210" w:type="dxa"/>
+            </w:tcMar>
+            <w:vAlign w:val="center"/>
+            <w:hideMark/>
+          </w:tcPr>
+          <w:p>
+            <w:r>
+              <w:t>:nth-child(n)</w:t>
+            </w:r>
+          </w:p>
+        </w:tc>
+        <w:tc>
+          <w:tcPr>
+            <w:tcW w:w="0" w:type="auto"/>
+            <w:tcBorders>
+              <w:top w:val="single" w:sz="4" w:space="0" w:color="auto"/>
+              <w:left w:val="single" w:sz="4" w:space="0" w:color="auto"/>
+              <w:bottom w:val="single" w:sz="4" w:space="0" w:color="auto"/>
+              <w:right w:val="single" w:sz="4" w:space="0" w:color="auto"/>
+            </w:tcBorders>
+            <w:tcMar>
+              <w:top w:w="150" w:type="dxa"/>
+              <w:left w:w="210" w:type="dxa"/>
+              <w:bottom w:w="150" w:type="dxa"/>
+              <w:right w:w="210" w:type="dxa"/>
+            </w:tcMar>
+            <w:vAlign w:val="center"/>
+            <w:hideMark/>
+          </w:tcPr>
+          <w:p>
+            <w:r>
+              <w:t>父元素下的</w:t>
+            </w:r>
+            <w:r>
+              <w:rPr>
+                <w:b/>
+                <w:bCs/>
+              </w:rPr>
+              <w:t>第 n 个子元素</w:t>
+            </w:r>
+            <w:r>
+              <w:t>，且该元素必须匹配指定标签</w:t>
+            </w:r>
+          </w:p>
+        </w:tc>
+        <w:tc>
+          <w:tcPr>
+            <w:tcW w:w="0" w:type="auto"/>
+            <w:tcBorders>
+              <w:top w:val="single" w:sz="4" w:space="0" w:color="auto"/>
+              <w:left w:val="single" w:sz="4" w:space="0" w:color="auto"/>
+              <w:bottom w:val="single" w:sz="4" w:space="0" w:color="auto"/>
+              <w:right w:val="single" w:sz="4" w:space="0" w:color="auto"/>
+            </w:tcBorders>
+            <w:tcMar>
+              <w:top w:w="150" w:type="dxa"/>
+              <w:left w:w="210" w:type="dxa"/>
+              <w:bottom w:w="150" w:type="dxa"/>
+              <w:right w:w="210" w:type="dxa"/>
+            </w:tcMar>
+            <w:vAlign w:val="center"/>
+            <w:hideMark/>
+          </w:tcPr>
+          <w:p>
+            <w:r>
+              <w:t>所有子元素（不区分标签）</w:t>
+            </w:r>
+          </w:p>
+        </w:tc>
+      </w:tr>
+      <w:tr>
+        <w:tc>
+          <w:tcPr>
+            <w:tcW w:w="0" w:type="auto"/>
+            <w:tcBorders>
+              <w:top w:val="single" w:sz="4" w:space="0" w:color="auto"/>
+              <w:left w:val="single" w:sz="4" w:space="0" w:color="auto"/>
+              <w:bottom w:val="single" w:sz="4" w:space="0" w:color="auto"/>
+              <w:right w:val="single" w:sz="4" w:space="0" w:color="auto"/>
+            </w:tcBorders>
+            <w:tcMar>
+              <w:top w:w="150" w:type="dxa"/>
+              <w:left w:w="210" w:type="dxa"/>
+              <w:bottom w:w="150" w:type="dxa"/>
+              <w:right w:w="210" w:type="dxa"/>
+            </w:tcMar>
+            <w:vAlign w:val="center"/>
+            <w:hideMark/>
+          </w:tcPr>
+          <w:p>
+            <w:r>
+              <w:t>:nth-of-type(n)</w:t>
+            </w:r>
+          </w:p>
+        </w:tc>
+        <w:tc>
+          <w:tcPr>
+            <w:tcW w:w="0" w:type="auto"/>
+            <w:tcBorders>
+              <w:top w:val="single" w:sz="4" w:space="0" w:color="auto"/>
+              <w:left w:val="single" w:sz="4" w:space="0" w:color="auto"/>
+              <w:bottom w:val="single" w:sz="4" w:space="0" w:color="auto"/>
+              <w:right w:val="single" w:sz="4" w:space="0" w:color="auto"/>
+            </w:tcBorders>
+            <w:tcMar>
+              <w:top w:w="150" w:type="dxa"/>
+              <w:left w:w="210" w:type="dxa"/>
+              <w:bottom w:w="150" w:type="dxa"/>
+              <w:right w:w="210" w:type="dxa"/>
+            </w:tcMar>
+            <w:vAlign w:val="center"/>
+            <w:hideMark/>
+          </w:tcPr>
+          <w:p>
+            <w:r>
+              <w:t>父元素下</w:t>
+            </w:r>
+            <w:r>
+              <w:rPr>
+                <w:b/>
+                <w:bCs/>
+              </w:rPr>
+              <w:t>同类型标签</w:t>
+            </w:r>
+            <w:r>
+              <w:t>中的第 n 个</w:t>
+            </w:r>
+          </w:p>
+        </w:tc>
+        <w:tc>
+          <w:tcPr>
+            <w:tcW w:w="0" w:type="auto"/>
+            <w:tcBorders>
+              <w:top w:val="single" w:sz="4" w:space="0" w:color="auto"/>
+              <w:left w:val="single" w:sz="4" w:space="0" w:color="auto"/>
+              <w:bottom w:val="single" w:sz="4" w:space="0" w:color="auto"/>
+              <w:right w:val="single" w:sz="4" w:space="0" w:color="auto"/>
+            </w:tcBorders>
+            <w:tcMar>
+              <w:top w:w="150" w:type="dxa"/>
+              <w:left w:w="210" w:type="dxa"/>
+              <w:bottom w:w="150" w:type="dxa"/>
+              <w:right w:w="210" w:type="dxa"/>
+            </w:tcMar>
+            <w:vAlign w:val="center"/>
+            <w:hideMark/>
+          </w:tcPr>
+          <w:p>
+            <w:r>
+              <w:t>仅计算相同标签的元素</w:t>
+            </w:r>
+          </w:p>
+        </w:tc>
+      </w:tr>
+    </w:tbl>
+    <w:p>
+      <w:pPr>
+        <w:rPr>
+          <w:b/>
+          <w:bCs/>
+        </w:rPr>
+      </w:pPr>
+      <w:r>
+        <w:rPr>
+          <w:b/>
+          <w:bCs/>
+        </w:rPr>
+        <w:t>HTML 示例结构</w:t>
+      </w:r>
+    </w:p>
+    <w:p>
+      <w:r>
+        <w:t>html</w:t>
+      </w:r>
+    </w:p>
+    <w:p>
+      <w:r>
+        <w:t>预览</w:t>
+      </w:r>
+    </w:p>
+    <w:p>
+      <w:r>
+        <w:t>&lt;div class="container"&gt;</w:t>
+      </w:r>
+    </w:p>
+    <w:p>
+      <w:r>
+        <w:t xml:space="preserve">  &lt;h2&gt;标题&lt;/h2&gt;       </w:t>
+      </w:r>
+      <w:r>
+        <w:rPr>
+          <w:i/>
+          <w:iCs/>
+        </w:rPr>
+        <w:t>&lt;!-- 第1个子元素, 第1个h2 --&gt;</w:t>
+      </w:r>
+    </w:p>
+    <w:p>
+      <w:r>
+        <w:t xml:space="preserve">  &lt;p&gt;段落 A&lt;/p&gt;       </w:t>
+      </w:r>
+      <w:r>
+        <w:rPr>
+          <w:i/>
+          <w:iCs/>
+        </w:rPr>
+        <w:t>&lt;!-- 第2个子元素, 第1个p  --&gt;</w:t>
+      </w:r>
+    </w:p>
+    <w:p>
+      <w:r>
+        <w:t xml:space="preserve">  &lt;p&gt;段落 B&lt;/p&gt;       </w:t>
+      </w:r>
+      <w:r>
+        <w:rPr>
+          <w:i/>
+          <w:iCs/>
+        </w:rPr>
+        <w:t>&lt;!-- 第3个子元素, 第2个p  --&gt;</w:t>
+      </w:r>
+    </w:p>
+    <w:p>
+      <w:r>
+        <w:t xml:space="preserve">  &lt;span&gt;备注&lt;/span&gt;    </w:t>
+      </w:r>
+      <w:r>
+        <w:rPr>
+          <w:i/>
+          <w:iCs/>
+        </w:rPr>
+        <w:t>&lt;!-- 第4个子元素, 第1个span --&gt;</w:t>
+      </w:r>
+    </w:p>
+    <w:p>
+      <w:r>
+        <w:t xml:space="preserve">  &lt;p&gt;段落 C&lt;/p&gt;       </w:t>
+      </w:r>
+      <w:r>
+        <w:rPr>
+          <w:i/>
+          <w:iCs/>
+        </w:rPr>
+        <w:t>&lt;!-- 第5个子元素, 第3个p  --&gt;</w:t>
+      </w:r>
+    </w:p>
+    <w:p>
+      <w:r>
+        <w:t>&lt;/div&gt;</w:t>
+      </w:r>
+    </w:p>
+    <w:p>
+      <w:pPr>
+        <w:rPr>
+          <w:b/>
+          <w:bCs/>
+        </w:rPr>
+      </w:pPr>
+      <w:r>
+        <w:rPr>
+          <w:b/>
+          <w:bCs/>
+        </w:rPr>
+        <w:t>CSS 对比</w:t>
+      </w:r>
+    </w:p>
+    <w:p>
+      <w:r>
+        <w:t>css</w:t>
+      </w:r>
+    </w:p>
+    <w:p>
+      <w:r>
+        <w:t>编辑</w:t>
+      </w:r>
+    </w:p>
+    <w:p>
+      <w:r>
+        <w:rPr>
+          <w:i/>
+          <w:iCs/>
+        </w:rPr>
+        <w:lastRenderedPageBreak/>
+        <w:t xml:space="preserve">/* </w:t>
+      </w:r>
+      <w:r>
+        <w:rPr>
+          <w:rFonts w:ascii="Segoe UI Emoji" w:hAnsi="Segoe UI Emoji" w:cs="Segoe UI Emoji"/>
+          <w:i/>
+          <w:iCs/>
+        </w:rPr>
+        <w:t>✅</w:t>
+      </w:r>
+      <w:r>
+        <w:rPr>
+          <w:i/>
+          <w:iCs/>
+        </w:rPr>
+        <w:t xml:space="preserve"> 选中"段落 B"：它是所有子元素中的第3个，且是&lt;p&gt; */</w:t>
+      </w:r>
+    </w:p>
+    <w:p>
+      <w:r>
+        <w:t>p:nth-child(3) { color: red; }</w:t>
+      </w:r>
+    </w:p>
+    <w:p/>
+    <w:p>
+      <w:r>
+        <w:rPr>
+          <w:i/>
+          <w:iCs/>
+        </w:rPr>
+        <w:t xml:space="preserve">/* </w:t>
+      </w:r>
+      <w:r>
+        <w:rPr>
+          <w:rFonts w:ascii="Segoe UI Emoji" w:hAnsi="Segoe UI Emoji" w:cs="Segoe UI Emoji"/>
+          <w:i/>
+          <w:iCs/>
+        </w:rPr>
+        <w:t>❌</w:t>
+      </w:r>
+      <w:r>
+        <w:rPr>
+          <w:i/>
+          <w:iCs/>
+        </w:rPr>
+        <w:t xml:space="preserve"> 不选中任何元素：第2个子元素是&lt;p&gt;，但第4个子元素是&lt;span&gt;不是&lt;p&gt; */</w:t>
+      </w:r>
+    </w:p>
+    <w:p>
+      <w:r>
+        <w:t>p:nth-child(4) { color: blue; }</w:t>
+      </w:r>
+    </w:p>
+    <w:p/>
+    <w:p>
+      <w:r>
+        <w:rPr>
+          <w:i/>
+          <w:iCs/>
+        </w:rPr>
+        <w:t xml:space="preserve">/* </w:t>
+      </w:r>
+      <w:r>
+        <w:rPr>
+          <w:rFonts w:ascii="Segoe UI Emoji" w:hAnsi="Segoe UI Emoji" w:cs="Segoe UI Emoji"/>
+          <w:i/>
+          <w:iCs/>
+        </w:rPr>
+        <w:t>✅</w:t>
+      </w:r>
+      <w:r>
+        <w:rPr>
+          <w:i/>
+          <w:iCs/>
+        </w:rPr>
+        <w:t xml:space="preserve"> 选中"段落 C"：它是所有&lt;p&gt;中的第3个（忽略h2和span） */</w:t>
+      </w:r>
+    </w:p>
+    <w:p>
+      <w:r>
+        <w:t>p:nth-of-type(3) { color: green; }</w:t>
+      </w:r>
+    </w:p>
+    <w:p/>
+    <w:p>
+      <w:r>
+        <w:rPr>
+          <w:i/>
+          <w:iCs/>
+        </w:rPr>
+        <w:t xml:space="preserve">/* </w:t>
+      </w:r>
+      <w:r>
+        <w:rPr>
+          <w:rFonts w:ascii="Segoe UI Emoji" w:hAnsi="Segoe UI Emoji" w:cs="Segoe UI Emoji"/>
+          <w:i/>
+          <w:iCs/>
+        </w:rPr>
+        <w:t>✅</w:t>
+      </w:r>
+      <w:r>
+        <w:rPr>
+          <w:i/>
+          <w:iCs/>
+        </w:rPr>
+        <w:t xml:space="preserve"> 选中"段落 A"：它是所有&lt;p&gt;中的第1个 */</w:t>
+      </w:r>
+    </w:p>
+    <w:p>
+      <w:r>
+        <w:t>p:nth-of-type(1) { font-weight: bold; }</w:t>
+      </w:r>
+    </w:p>
+    <w:p>
+      <w:r>
+        <w:rPr>
+          <w:rFonts w:ascii="Segoe UI Emoji" w:hAnsi="Segoe UI Emoji" w:cs="Segoe UI Emoji"/>
+        </w:rPr>
+        <w:t>💡</w:t>
+      </w:r>
+      <w:r>
+        <w:t> </w:t>
+      </w:r>
+      <w:r>
+        <w:rPr>
+          <w:b/>
+          <w:bCs/>
+        </w:rPr>
+        <w:t>记忆口诀</w:t>
+      </w:r>
+      <w:r>
+        <w:t>：nth-child 先数位置再验标签；nth-of-type 先筛标签再数位置。</w:t>
+      </w:r>
+    </w:p>
+    <w:p>
+      <w:r>
+        <w:pict w14:anchorId="3081C02F">
+          <v:rect id="_x0000_i1052" style="width:0;height:0" o:hrstd="t" o:hr="t" fillcolor="#a0a0a0" stroked="f"/>
+        </w:pict>
+      </w:r>
+    </w:p>
+    <w:p>
+      <w:pPr>
+        <w:rPr>
+          <w:b/>
+          <w:bCs/>
+        </w:rPr>
+      </w:pPr>
+      <w:r>
+        <w:rPr>
+          <w:b/>
+          <w:bCs/>
+        </w:rPr>
+        <w:t>2. :has() — 父级/关系选择器</w:t>
+      </w:r>
+    </w:p>
+    <w:p>
+      <w:r>
+        <w:t>:has() 被称为 CSS 的"父选择器"，它根据</w:t>
+      </w:r>
+      <w:r>
+        <w:rPr>
+          <w:b/>
+          <w:bCs/>
+        </w:rPr>
+        <w:t>子元素或后代元素的状态</w:t>
+      </w:r>
+      <w:r>
+        <w:t>来选中当前元素。</w:t>
+      </w:r>
+    </w:p>
+    <w:p>
+      <w:r>
+        <w:t>css</w:t>
+      </w:r>
+    </w:p>
+    <w:p>
+      <w:r>
+        <w:t>编辑</w:t>
+      </w:r>
+    </w:p>
+    <w:p>
+      <w:r>
+        <w:rPr>
+          <w:i/>
+          <w:iCs/>
+        </w:rPr>
+        <w:t>/* 包含 &lt;img&gt; 的 &lt;a&gt; 标签添加特殊样式 */</w:t>
+      </w:r>
+    </w:p>
+    <w:p>
+      <w:r>
+        <w:t>a:has(img) {</w:t>
+      </w:r>
+    </w:p>
+    <w:p>
+      <w:r>
+        <w:t xml:space="preserve">  border: 2px solid gold;</w:t>
+      </w:r>
+    </w:p>
+    <w:p>
+      <w:r>
         <w:t>}</w:t>
       </w:r>
     </w:p>
-    <w:p>
-      <w:r>
-        <w:rPr>
-          <w:rFonts w:hint="eastAsia"/>
-        </w:rPr>
-        <w:t>类</w:t>
-      </w:r>
-    </w:p>
-    <w:p>
-      <w:r>
-        <w:rPr>
-          <w:rFonts w:hint="eastAsia"/>
-        </w:rPr>
-        <w:t>Id</w:t>
-      </w:r>
-    </w:p>
-    <w:p>
-      <w:r>
-        <w:rPr>
-          <w:rFonts w:hint="eastAsia"/>
-        </w:rPr>
-        <w:t>属性选择：h1[title=</w:t>
-      </w:r>
-      <w:r>
-        <w:t>”</w:t>
-      </w:r>
-      <w:proofErr w:type="gramStart"/>
-      <w:r>
-        <w:t>”</w:t>
-      </w:r>
-      <w:r>
-        <w:rPr>
-          <w:rFonts w:hint="eastAsia"/>
-        </w:rPr>
-        <w:t>]{</w:t>
-      </w:r>
-      <w:proofErr w:type="gramEnd"/>
-      <w:r>
-        <w:rPr>
-          <w:rFonts w:hint="eastAsia"/>
-        </w:rPr>
+    <w:p/>
+    <w:p>
+      <w:r>
+        <w:rPr>
+          <w:i/>
+          <w:iCs/>
+        </w:rPr>
+        <w:t>/* 含有 .error 子元素的 &lt;form&gt; 变红框 */</w:t>
+      </w:r>
+    </w:p>
+    <w:p>
+      <w:r>
+        <w:t>form:has(.error) {</w:t>
+      </w:r>
+    </w:p>
+    <w:p>
+      <w:r>
+        <w:t xml:space="preserve">  border-color: red;</w:t>
+      </w:r>
+    </w:p>
+    <w:p>
+      <w:r>
         <w:t>}</w:t>
       </w:r>
     </w:p>
     <w:p/>
     <w:p>
-      <w:pPr>
-        <w:rPr>
-          <w:b/>
-          <w:bCs/>
-        </w:rPr>
-      </w:pPr>
-      <w:r>
-        <w:rPr>
-          <w:rFonts w:hint="eastAsia"/>
-          <w:b/>
-          <w:bCs/>
-        </w:rPr>
-        <w:t>关系选择器</w:t>
-      </w:r>
-    </w:p>
-    <w:p>
-      <w:r>
-        <w:rPr>
-          <w:rFonts w:hint="eastAsia"/>
-        </w:rPr>
-        <w:t>后代：</w:t>
-      </w:r>
-      <w:r>
-        <w:rPr>
-          <w:rFonts w:hint="eastAsia"/>
-        </w:rPr>
-        <w:t>.</w:t>
-      </w:r>
-      <w:r>
-        <w:rPr>
-          <w:rFonts w:hint="eastAsia"/>
-        </w:rPr>
-        <w:t>class.class1{}</w:t>
-      </w:r>
-    </w:p>
-    <w:p>
-      <w:r>
-        <w:rPr>
-          <w:rFonts w:hint="eastAsia"/>
-        </w:rPr>
-        <w:t>子代：</w:t>
-      </w:r>
-      <w:r>
-        <w:rPr>
-          <w:rFonts w:hint="eastAsia"/>
-        </w:rPr>
-        <w:t>.class&gt;.class1{}</w:t>
-      </w:r>
-    </w:p>
-    <w:p>
-      <w:pPr>
-        <w:rPr>
-          <w:rFonts w:hint="eastAsia"/>
-        </w:rPr>
-      </w:pPr>
-      <w:r>
-        <w:rPr>
-          <w:rFonts w:hint="eastAsia"/>
-        </w:rPr>
-        <w:t>兄弟：</w:t>
-      </w:r>
-      <w:r>
-        <w:rPr>
-          <w:rFonts w:hint="eastAsia"/>
-        </w:rPr>
-        <w:t>.class</w:t>
-      </w:r>
-      <w:r>
-        <w:rPr>
-          <w:rFonts w:hint="eastAsia"/>
-        </w:rPr>
-        <w:t>~</w:t>
-      </w:r>
-      <w:r>
-        <w:rPr>
-          <w:rFonts w:hint="eastAsia"/>
-        </w:rPr>
-        <w:t>.class1{}</w:t>
-      </w:r>
-    </w:p>
-    <w:p>
-      <w:r>
-        <w:rPr>
-          <w:rFonts w:hint="eastAsia"/>
-        </w:rPr>
-        <w:t>兄弟（强制相邻）：</w:t>
-      </w:r>
-      <w:r>
-        <w:rPr>
-          <w:rFonts w:hint="eastAsia"/>
-        </w:rPr>
-        <w:t>.class</w:t>
-      </w:r>
-      <w:r>
-        <w:rPr>
-          <w:rFonts w:hint="eastAsia"/>
-        </w:rPr>
-        <w:t>+</w:t>
-      </w:r>
-      <w:r>
-        <w:rPr>
-          <w:rFonts w:hint="eastAsia"/>
-        </w:rPr>
-        <w:t>.class1{}</w:t>
+      <w:r>
+        <w:rPr>
+          <w:i/>
+          <w:iCs/>
+        </w:rPr>
+        <w:t>/* 后面紧跟着 &lt;p&gt; 的 &lt;h2&gt;（兄弟关系） */</w:t>
+      </w:r>
+    </w:p>
+    <w:p>
+      <w:r>
+        <w:t>h2:has(+ p) {</w:t>
+      </w:r>
+    </w:p>
+    <w:p>
+      <w:r>
+        <w:t xml:space="preserve">  margin-bottom: 0;</w:t>
+      </w:r>
+    </w:p>
+    <w:p>
+      <w:r>
+        <w:t>}</w:t>
       </w:r>
     </w:p>
     <w:p/>
     <w:p>
-      <w:pPr>
-        <w:rPr>
-          <w:b/>
-          <w:bCs/>
-        </w:rPr>
-      </w:pPr>
-      <w:r>
-        <w:rPr>
-          <w:rFonts w:hint="eastAsia"/>
-          <w:b/>
-          <w:bCs/>
-        </w:rPr>
-        <w:t>状态</w:t>
-      </w:r>
-      <w:r>
-        <w:rPr>
-          <w:rFonts w:hint="eastAsia"/>
-          <w:b/>
-          <w:bCs/>
-        </w:rPr>
-        <w:t>选择器</w:t>
-      </w:r>
-    </w:p>
-    <w:p>
-      <w:r>
-        <w:rPr>
-          <w:rFonts w:hint="eastAsia"/>
-        </w:rPr>
-        <w:t>伪类</w:t>
-      </w:r>
-    </w:p>
-    <w:p>
-      <w:pPr>
-        <w:rPr>
-          <w:rFonts w:hint="eastAsia"/>
-        </w:rPr>
-      </w:pPr>
-      <w:r>
-        <w:rPr>
-          <w:rFonts w:hint="eastAsia"/>
-        </w:rPr>
-        <w:t>伪元素</w:t>
-      </w:r>
-    </w:p>
-    <w:p>
-      <w:pPr>
-        <w:rPr>
-          <w:rFonts w:hint="eastAsia"/>
-        </w:rPr>
-      </w:pPr>
-      <w:r>
-        <w:rPr>
-          <w:rFonts w:hint="eastAsia"/>
-        </w:rPr>
-        <w:t>:Focus-visible：只针对键盘的触发</w:t>
-      </w:r>
-    </w:p>
-    <w:p>
-      <w:r>
-        <w:rPr>
-          <w:rFonts w:hint="eastAsia"/>
-        </w:rPr>
-        <w:t>:active：点击后未放手</w:t>
-      </w:r>
-    </w:p>
-    <w:p>
-      <w:pPr>
-        <w:rPr>
-          <w:rFonts w:hint="eastAsia"/>
-        </w:rPr>
-      </w:pPr>
-      <w:r>
-        <w:rPr>
-          <w:rFonts w:hint="eastAsia"/>
-        </w:rPr>
+      <w:r>
+        <w:rPr>
+          <w:i/>
+          <w:iCs/>
+        </w:rPr>
+        <w:t>/* 不包含任何 &lt;li&gt; 的 &lt;ul&gt; 隐藏 */</w:t>
+      </w:r>
+    </w:p>
+    <w:p>
+      <w:r>
+        <w:t>ul:not(:has(li)) {</w:t>
+      </w:r>
+    </w:p>
+    <w:p>
+      <w:r>
+        <w:t xml:space="preserve">  display: none;</w:t>
+      </w:r>
+    </w:p>
+    <w:p>
+      <w:r>
+        <w:t>}</w:t>
+      </w:r>
+    </w:p>
+    <w:p>
+      <w:r>
+        <w:rPr>
+          <w:rFonts w:ascii="Segoe UI Emoji" w:hAnsi="Segoe UI Emoji" w:cs="Segoe UI Emoji"/>
+        </w:rPr>
+        <w:t>⚠️</w:t>
+      </w:r>
+      <w:r>
+        <w:t> </w:t>
+      </w:r>
+      <w:r>
+        <w:rPr>
+          <w:b/>
+          <w:bCs/>
+        </w:rPr>
+        <w:t>兼容性</w:t>
+      </w:r>
+      <w:r>
+        <w:t>：:has() 在现代浏览器中已广泛支持（Chrome 105+, Firefox 121+, Safari 15.4+），IE 不支持。</w:t>
+      </w:r>
+    </w:p>
+    <w:p>
+      <w:r>
+        <w:pict w14:anchorId="7CB69D58">
+          <v:rect id="_x0000_i1053" style="width:0;height:0" o:hrstd="t" o:hr="t" fillcolor="#a0a0a0" stroked="f"/>
+        </w:pict>
+      </w:r>
+    </w:p>
+    <w:p>
+      <w:pPr>
+        <w:rPr>
+          <w:b/>
+          <w:bCs/>
+        </w:rPr>
+      </w:pPr>
+      <w:r>
+        <w:rPr>
+          <w:b/>
+          <w:bCs/>
+        </w:rPr>
+        <w:t>3. :not() — 否定伪类</w:t>
+      </w:r>
+    </w:p>
+    <w:p>
+      <w:r>
+        <w:t>排除匹配的元素，可接受</w:t>
+      </w:r>
+      <w:r>
+        <w:rPr>
+          <w:b/>
+          <w:bCs/>
+        </w:rPr>
+        <w:t>选择器列表</w:t>
+      </w:r>
+      <w:r>
+        <w:t>（CSS4）。</w:t>
+      </w:r>
+    </w:p>
+    <w:p>
+      <w:r>
+        <w:t>css</w:t>
+      </w:r>
+    </w:p>
+    <w:p>
+      <w:r>
+        <w:t>编辑</w:t>
+      </w:r>
+    </w:p>
+    <w:p>
+      <w:r>
+        <w:rPr>
+          <w:i/>
+          <w:iCs/>
+        </w:rPr>
+        <w:t>/* 除了 .active 以外的所有 li */</w:t>
+      </w:r>
+    </w:p>
+    <w:p>
+      <w:r>
         <w:lastRenderedPageBreak/>
-        <w:t>:visited：访问过</w:t>
+        <w:t>li:not(.active) {</w:t>
+      </w:r>
+    </w:p>
+    <w:p>
+      <w:r>
+        <w:t xml:space="preserve">  opacity: 0.5;</w:t>
+      </w:r>
+    </w:p>
+    <w:p>
+      <w:r>
+        <w:t>}</w:t>
       </w:r>
     </w:p>
     <w:p/>
     <w:p>
-      <w:proofErr w:type="gramStart"/>
-      <w:r>
-        <w:rPr>
-          <w:rFonts w:hint="eastAsia"/>
-        </w:rPr>
-        <w:t>:checked</w:t>
-      </w:r>
-      <w:proofErr w:type="gramEnd"/>
-    </w:p>
-    <w:p>
-      <w:proofErr w:type="gramStart"/>
-      <w:r>
-        <w:rPr>
-          <w:rFonts w:hint="eastAsia"/>
-        </w:rPr>
-        <w:t>:disabled</w:t>
-      </w:r>
-      <w:proofErr w:type="gramEnd"/>
-    </w:p>
-    <w:p>
-      <w:proofErr w:type="gramStart"/>
-      <w:r>
-        <w:rPr>
-          <w:rFonts w:hint="eastAsia"/>
-        </w:rPr>
-        <w:t>:able</w:t>
-      </w:r>
-      <w:proofErr w:type="gramEnd"/>
-    </w:p>
-    <w:p>
-      <w:proofErr w:type="gramStart"/>
-      <w:r>
-        <w:rPr>
-          <w:rFonts w:hint="eastAsia"/>
-        </w:rPr>
-        <w:t>:require</w:t>
-      </w:r>
-      <w:proofErr w:type="gramEnd"/>
-    </w:p>
-    <w:p>
-      <w:pPr>
-        <w:rPr>
-          <w:rFonts w:hint="eastAsia"/>
-        </w:rPr>
-      </w:pPr>
-      <w:r>
-        <w:rPr>
-          <w:rFonts w:hint="eastAsia"/>
-        </w:rPr>
-        <w:t>:invalid：不合法的</w:t>
+      <w:r>
+        <w:rPr>
+          <w:i/>
+          <w:iCs/>
+        </w:rPr>
+        <w:t>/* 既不是 &lt;p&gt; 也不是 &lt;span&gt; 的子元素 */</w:t>
+      </w:r>
+    </w:p>
+    <w:p>
+      <w:r>
+        <w:t>.container &gt; :not(p, span) {</w:t>
+      </w:r>
+    </w:p>
+    <w:p>
+      <w:r>
+        <w:t xml:space="preserve">  color: gray;</w:t>
+      </w:r>
+    </w:p>
+    <w:p>
+      <w:r>
+        <w:t>}</w:t>
       </w:r>
     </w:p>
     <w:p/>
     <w:p>
-      <w:pPr>
-        <w:rPr>
-          <w:b/>
-          <w:bCs/>
-        </w:rPr>
-      </w:pPr>
-      <w:r>
-        <w:rPr>
-          <w:rFonts w:hint="eastAsia"/>
-          <w:b/>
-          <w:bCs/>
-        </w:rPr>
-        <w:t>结构位置类</w:t>
-      </w:r>
-    </w:p>
-    <w:p>
-      <w:r>
-        <w:t>nth-child</w:t>
-      </w:r>
-    </w:p>
-    <w:p>
-      <w:r>
-        <w:t>nth-of-type</w:t>
-      </w:r>
-    </w:p>
+      <w:r>
+        <w:rPr>
+          <w:i/>
+          <w:iCs/>
+        </w:rPr>
+        <w:t>/* 没有 href 属性的 &lt;a&gt; */</w:t>
+      </w:r>
+    </w:p>
+    <w:p>
+      <w:r>
+        <w:t>a:not([href]) {</w:t>
+      </w:r>
+    </w:p>
+    <w:p>
+      <w:r>
+        <w:t xml:space="preserve">  cursor: default;</w:t>
+      </w:r>
+    </w:p>
+    <w:p>
+      <w:r>
+        <w:t xml:space="preserve">  text-decoration: none;</w:t>
+      </w:r>
+    </w:p>
+    <w:p>
+      <w:r>
+        <w:t>}</w:t>
+      </w:r>
+    </w:p>
+    <w:p>
+      <w:r>
+        <w:pict w14:anchorId="04BF23BF">
+          <v:rect id="_x0000_i1054" style="width:0;height:0" o:hrstd="t" o:hr="t" fillcolor="#a0a0a0" stroked="f"/>
+        </w:pict>
+      </w:r>
+    </w:p>
+    <w:p>
+      <w:pPr>
+        <w:rPr>
+          <w:b/>
+          <w:bCs/>
+        </w:rPr>
+      </w:pPr>
+      <w:r>
+        <w:rPr>
+          <w:b/>
+          <w:bCs/>
+        </w:rPr>
+        <w:t>4. :empty — 空元素选择器</w:t>
+      </w:r>
+    </w:p>
+    <w:p>
+      <w:r>
+        <w:t>选中</w:t>
+      </w:r>
+      <w:r>
+        <w:rPr>
+          <w:b/>
+          <w:bCs/>
+        </w:rPr>
+        <w:t>没有任何子节点</w:t>
+      </w:r>
+      <w:r>
+        <w:t>（包括文本节点、注释、空格）的元素。</w:t>
+      </w:r>
+    </w:p>
+    <w:p>
+      <w:r>
+        <w:t>css</w:t>
+      </w:r>
+    </w:p>
+    <w:p>
+      <w:r>
+        <w:t>编辑</w:t>
+      </w:r>
+    </w:p>
+    <w:p>
+      <w:r>
+        <w:rPr>
+          <w:i/>
+          <w:iCs/>
+        </w:rPr>
+        <w:t>/* 空的 &lt;p&gt; 显示占位提示 */</w:t>
+      </w:r>
+    </w:p>
+    <w:p>
+      <w:r>
+        <w:t>p:empty::before {</w:t>
+      </w:r>
+    </w:p>
+    <w:p>
+      <w:r>
+        <w:t xml:space="preserve">  content: "暂无内容";</w:t>
+      </w:r>
+    </w:p>
+    <w:p>
+      <w:r>
+        <w:t xml:space="preserve">  color: #999;</w:t>
+      </w:r>
+    </w:p>
+    <w:p>
+      <w:r>
+        <w:t>}</w:t>
+      </w:r>
+    </w:p>
+    <w:p/>
+    <w:p>
+      <w:r>
+        <w:rPr>
+          <w:i/>
+          <w:iCs/>
+        </w:rPr>
+        <w:t>/* 非空的 &lt;div&gt; 添加内边距 */</w:t>
+      </w:r>
+    </w:p>
+    <w:p>
+      <w:r>
+        <w:t>div:not(:empty) {</w:t>
+      </w:r>
+    </w:p>
+    <w:p>
+      <w:r>
+        <w:t xml:space="preserve">  padding: 16px;</w:t>
+      </w:r>
+    </w:p>
+    <w:p>
+      <w:r>
+        <w:t>}</w:t>
+      </w:r>
+    </w:p>
+    <w:p>
+      <w:r>
+        <w:rPr>
+          <w:rFonts w:ascii="Segoe UI Emoji" w:hAnsi="Segoe UI Emoji" w:cs="Segoe UI Emoji"/>
+        </w:rPr>
+        <w:t>⚠️</w:t>
+      </w:r>
+      <w:r>
+        <w:t> </w:t>
+      </w:r>
+      <w:r>
+        <w:rPr>
+          <w:b/>
+          <w:bCs/>
+        </w:rPr>
+        <w:t>常见陷阱</w:t>
+      </w:r>
+      <w:r>
+        <w:t>：&lt;p&gt; &lt;/p&gt; 中间有空格/换行就</w:t>
+      </w:r>
+      <w:r>
+        <w:rPr>
+          <w:b/>
+          <w:bCs/>
+        </w:rPr>
+        <w:t>不是</w:t>
+      </w:r>
+      <w:r>
+        <w:t> :empty！只有 &lt;p&gt;&lt;/p&gt; 或 &lt;p/&gt; 才算空。</w:t>
+      </w:r>
+    </w:p>
+    <w:p>
+      <w:r>
+        <w:pict w14:anchorId="33CB03B8">
+          <v:rect id="_x0000_i1055" style="width:0;height:0" o:hrstd="t" o:hr="t" fillcolor="#a0a0a0" stroked="f"/>
+        </w:pict>
+      </w:r>
+    </w:p>
+    <w:p>
+      <w:pPr>
+        <w:rPr>
+          <w:b/>
+          <w:bCs/>
+        </w:rPr>
+      </w:pPr>
+      <w:r>
+        <w:rPr>
+          <w:rFonts w:ascii="Segoe UI Emoji" w:hAnsi="Segoe UI Emoji" w:cs="Segoe UI Emoji"/>
+          <w:b/>
+          <w:bCs/>
+        </w:rPr>
+        <w:t>🎯</w:t>
+      </w:r>
+      <w:r>
+        <w:rPr>
+          <w:b/>
+          <w:bCs/>
+        </w:rPr>
+        <w:t xml:space="preserve"> 综合实战示例</w:t>
+      </w:r>
+    </w:p>
+    <w:p>
+      <w:r>
+        <w:t>html</w:t>
+      </w:r>
+    </w:p>
+    <w:p>
+      <w:r>
+        <w:t>预览</w:t>
+      </w:r>
+    </w:p>
+    <w:p>
+      <w:r>
+        <w:t>&lt;article&gt;</w:t>
+      </w:r>
+    </w:p>
+    <w:p>
+      <w:r>
+        <w:t xml:space="preserve">  &lt;h2&gt;章节一&lt;/h2&gt;</w:t>
+      </w:r>
+    </w:p>
+    <w:p>
+      <w:r>
+        <w:t xml:space="preserve">  &lt;p&gt;有内容的段落&lt;/p&gt;</w:t>
+      </w:r>
+    </w:p>
+    <w:p>
+      <w:r>
+        <w:t xml:space="preserve">  &lt;p&gt;&lt;/p&gt;              </w:t>
+      </w:r>
+      <w:r>
+        <w:rPr>
+          <w:i/>
+          <w:iCs/>
+        </w:rPr>
+        <w:t>&lt;!-- 空段落 --&gt;</w:t>
+      </w:r>
+    </w:p>
+    <w:p>
+      <w:r>
+        <w:t xml:space="preserve">  &lt;figure&gt;</w:t>
+      </w:r>
+    </w:p>
+    <w:p>
+      <w:r>
+        <w:t xml:space="preserve">    &lt;img src="photo.jpg"&gt;</w:t>
+      </w:r>
+    </w:p>
+    <w:p>
+      <w:r>
+        <w:t xml:space="preserve">    &lt;figcaption&gt;图片说明&lt;/figcaption&gt;</w:t>
+      </w:r>
+    </w:p>
+    <w:p>
+      <w:r>
+        <w:t xml:space="preserve">  &lt;/figure&gt;</w:t>
+      </w:r>
+    </w:p>
+    <w:p>
+      <w:r>
+        <w:t xml:space="preserve">  &lt;p&gt;最后一段&lt;/p&gt;</w:t>
+      </w:r>
+    </w:p>
+    <w:p>
+      <w:r>
+        <w:t>&lt;/article&gt;</w:t>
+      </w:r>
+    </w:p>
+    <w:p>
+      <w:r>
+        <w:lastRenderedPageBreak/>
+        <w:t>css</w:t>
+      </w:r>
+    </w:p>
+    <w:p>
+      <w:r>
+        <w:t>编辑</w:t>
+      </w:r>
+    </w:p>
+    <w:p>
+      <w:r>
+        <w:rPr>
+          <w:i/>
+          <w:iCs/>
+        </w:rPr>
+        <w:t>/* 1. article 中包含 figure 时，给 article 加背景 */</w:t>
+      </w:r>
+    </w:p>
+    <w:p>
+      <w:r>
+        <w:t>article:has(figure) {</w:t>
+      </w:r>
+    </w:p>
+    <w:p>
+      <w:r>
+        <w:t xml:space="preserve">  background: #fafafa;</w:t>
+      </w:r>
+    </w:p>
+    <w:p>
+      <w:r>
+        <w:t>}</w:t>
+      </w:r>
+    </w:p>
+    <w:p/>
+    <w:p>
+      <w:r>
+        <w:rPr>
+          <w:i/>
+          <w:iCs/>
+        </w:rPr>
+        <w:t>/* 2. 空段落显示占位符 */</w:t>
+      </w:r>
+    </w:p>
+    <w:p>
+      <w:r>
+        <w:t>p:empty::before {</w:t>
+      </w:r>
+    </w:p>
+    <w:p>
+      <w:r>
+        <w:t xml:space="preserve">  content: "[内容为空]";</w:t>
+      </w:r>
+    </w:p>
+    <w:p>
+      <w:r>
+        <w:t xml:space="preserve">  color: #ccc;</w:t>
+      </w:r>
+    </w:p>
+    <w:p>
+      <w:r>
+        <w:t>}</w:t>
+      </w:r>
+    </w:p>
+    <w:p/>
+    <w:p>
+      <w:r>
+        <w:rPr>
+          <w:i/>
+          <w:iCs/>
+        </w:rPr>
+        <w:t>/* 3. 除最后一个段落外的所有 p 加底部分隔线 */</w:t>
+      </w:r>
+    </w:p>
+    <w:p>
+      <w:r>
+        <w:t>p:not(:last-of-type) {</w:t>
+      </w:r>
+    </w:p>
+    <w:p>
+      <w:r>
+        <w:t xml:space="preserve">  border-bottom: 1px dashed #eee;</w:t>
+      </w:r>
+    </w:p>
+    <w:p>
+      <w:r>
+        <w:t>}</w:t>
+      </w:r>
+    </w:p>
+    <w:p/>
+    <w:p>
+      <w:r>
+        <w:rPr>
+          <w:i/>
+          <w:iCs/>
+        </w:rPr>
+        <w:t>/* 4. figure 中有 figcaption 时，图片加圆角 */</w:t>
+      </w:r>
+    </w:p>
+    <w:p>
+      <w:r>
+        <w:t>figure:has(figcaption) img {</w:t>
+      </w:r>
+    </w:p>
+    <w:p>
+      <w:r>
+        <w:t xml:space="preserve">  border-radius: 8px;</w:t>
+      </w:r>
+    </w:p>
+    <w:p>
+      <w:r>
+        <w:t>}</w:t>
+      </w:r>
+    </w:p>
+    <w:p/>
+    <w:p>
+      <w:r>
+        <w:rPr>
+          <w:i/>
+          <w:iCs/>
+        </w:rPr>
+        <w:t>/* 5. 第二个同类型段落（即那个空&lt;p&gt;）高亮 */</w:t>
+      </w:r>
+    </w:p>
+    <w:p>
+      <w:r>
+        <w:t>p:nth-of-type(2) {</w:t>
+      </w:r>
+    </w:p>
+    <w:p>
+      <w:r>
+        <w:t xml:space="preserve">  outline: 2px dashed orange;</w:t>
+      </w:r>
+    </w:p>
+    <w:p>
+      <w:r>
+        <w:t>}</w:t>
+      </w:r>
+    </w:p>
+    <w:p>
+      <w:pPr>
+        <w:rPr>
+          <w:b/>
+          <w:bCs/>
+        </w:rPr>
+      </w:pPr>
+      <w:r>
+        <w:rPr>
+          <w:b/>
+          <w:bCs/>
+        </w:rPr>
+        <w:t>速查表</w:t>
+      </w:r>
+    </w:p>
+    <w:p>
+      <w:r>
+        <w:t>表格</w:t>
+      </w:r>
+    </w:p>
+    <w:tbl>
+      <w:tblPr>
+        <w:tblW w:w="8202" w:type="dxa"/>
+        <w:tblCellMar>
+          <w:top w:w="15" w:type="dxa"/>
+          <w:left w:w="15" w:type="dxa"/>
+          <w:bottom w:w="15" w:type="dxa"/>
+          <w:right w:w="15" w:type="dxa"/>
+        </w:tblCellMar>
+        <w:tblLook w:val="04A0" w:firstRow="1" w:lastRow="0" w:firstColumn="1" w:lastColumn="0" w:noHBand="0" w:noVBand="1"/>
+      </w:tblPr>
+      <w:tblGrid>
+        <w:gridCol w:w="1946"/>
+        <w:gridCol w:w="3743"/>
+        <w:gridCol w:w="2513"/>
+      </w:tblGrid>
+      <w:tr>
+        <w:trPr>
+          <w:tblHeader/>
+        </w:trPr>
+        <w:tc>
+          <w:tcPr>
+            <w:tcW w:w="0" w:type="auto"/>
+            <w:tcBorders>
+              <w:top w:val="single" w:sz="4" w:space="0" w:color="auto"/>
+              <w:left w:val="single" w:sz="4" w:space="0" w:color="auto"/>
+              <w:bottom w:val="single" w:sz="4" w:space="0" w:color="auto"/>
+              <w:right w:val="single" w:sz="4" w:space="0" w:color="auto"/>
+            </w:tcBorders>
+            <w:noWrap/>
+            <w:tcMar>
+              <w:top w:w="150" w:type="dxa"/>
+              <w:left w:w="210" w:type="dxa"/>
+              <w:bottom w:w="150" w:type="dxa"/>
+              <w:right w:w="210" w:type="dxa"/>
+            </w:tcMar>
+            <w:vAlign w:val="center"/>
+            <w:hideMark/>
+          </w:tcPr>
+          <w:p>
+            <w:pPr>
+              <w:rPr>
+                <w:b/>
+                <w:bCs/>
+              </w:rPr>
+            </w:pPr>
+            <w:r>
+              <w:rPr>
+                <w:b/>
+                <w:bCs/>
+              </w:rPr>
+              <w:t>选择器</w:t>
+            </w:r>
+          </w:p>
+        </w:tc>
+        <w:tc>
+          <w:tcPr>
+            <w:tcW w:w="0" w:type="auto"/>
+            <w:tcBorders>
+              <w:top w:val="single" w:sz="4" w:space="0" w:color="auto"/>
+              <w:left w:val="single" w:sz="4" w:space="0" w:color="auto"/>
+              <w:bottom w:val="single" w:sz="4" w:space="0" w:color="auto"/>
+              <w:right w:val="single" w:sz="4" w:space="0" w:color="auto"/>
+            </w:tcBorders>
+            <w:noWrap/>
+            <w:tcMar>
+              <w:top w:w="150" w:type="dxa"/>
+              <w:left w:w="210" w:type="dxa"/>
+              <w:bottom w:w="150" w:type="dxa"/>
+              <w:right w:w="210" w:type="dxa"/>
+            </w:tcMar>
+            <w:vAlign w:val="center"/>
+            <w:hideMark/>
+          </w:tcPr>
+          <w:p>
+            <w:pPr>
+              <w:rPr>
+                <w:b/>
+                <w:bCs/>
+              </w:rPr>
+            </w:pPr>
+            <w:r>
+              <w:rPr>
+                <w:b/>
+                <w:bCs/>
+              </w:rPr>
+              <w:t>作用对象</w:t>
+            </w:r>
+          </w:p>
+        </w:tc>
+        <w:tc>
+          <w:tcPr>
+            <w:tcW w:w="0" w:type="auto"/>
+            <w:tcBorders>
+              <w:top w:val="single" w:sz="4" w:space="0" w:color="auto"/>
+              <w:left w:val="single" w:sz="4" w:space="0" w:color="auto"/>
+              <w:bottom w:val="single" w:sz="4" w:space="0" w:color="auto"/>
+              <w:right w:val="single" w:sz="4" w:space="0" w:color="auto"/>
+            </w:tcBorders>
+            <w:noWrap/>
+            <w:tcMar>
+              <w:top w:w="150" w:type="dxa"/>
+              <w:left w:w="210" w:type="dxa"/>
+              <w:bottom w:w="150" w:type="dxa"/>
+              <w:right w:w="210" w:type="dxa"/>
+            </w:tcMar>
+            <w:vAlign w:val="center"/>
+            <w:hideMark/>
+          </w:tcPr>
+          <w:p>
+            <w:pPr>
+              <w:rPr>
+                <w:b/>
+                <w:bCs/>
+              </w:rPr>
+            </w:pPr>
+            <w:r>
+              <w:rPr>
+                <w:b/>
+                <w:bCs/>
+              </w:rPr>
+              <w:t>关键要点</w:t>
+            </w:r>
+          </w:p>
+        </w:tc>
+      </w:tr>
+      <w:tr>
+        <w:tc>
+          <w:tcPr>
+            <w:tcW w:w="0" w:type="auto"/>
+            <w:tcBorders>
+              <w:top w:val="single" w:sz="4" w:space="0" w:color="auto"/>
+              <w:left w:val="single" w:sz="4" w:space="0" w:color="auto"/>
+              <w:bottom w:val="single" w:sz="4" w:space="0" w:color="auto"/>
+              <w:right w:val="single" w:sz="4" w:space="0" w:color="auto"/>
+            </w:tcBorders>
+            <w:tcMar>
+              <w:top w:w="150" w:type="dxa"/>
+              <w:left w:w="210" w:type="dxa"/>
+              <w:bottom w:w="150" w:type="dxa"/>
+              <w:right w:w="210" w:type="dxa"/>
+            </w:tcMar>
+            <w:vAlign w:val="center"/>
+            <w:hideMark/>
+          </w:tcPr>
+          <w:p>
+            <w:r>
+              <w:t>:nth-child(n)</w:t>
+            </w:r>
+          </w:p>
+        </w:tc>
+        <w:tc>
+          <w:tcPr>
+            <w:tcW w:w="0" w:type="auto"/>
+            <w:tcBorders>
+              <w:top w:val="single" w:sz="4" w:space="0" w:color="auto"/>
+              <w:left w:val="single" w:sz="4" w:space="0" w:color="auto"/>
+              <w:bottom w:val="single" w:sz="4" w:space="0" w:color="auto"/>
+              <w:right w:val="single" w:sz="4" w:space="0" w:color="auto"/>
+            </w:tcBorders>
+            <w:tcMar>
+              <w:top w:w="150" w:type="dxa"/>
+              <w:left w:w="210" w:type="dxa"/>
+              <w:bottom w:w="150" w:type="dxa"/>
+              <w:right w:w="210" w:type="dxa"/>
+            </w:tcMar>
+            <w:vAlign w:val="center"/>
+            <w:hideMark/>
+          </w:tcPr>
+          <w:p>
+            <w:r>
+              <w:t>所有子元素中第n个 + 标签匹配</w:t>
+            </w:r>
+          </w:p>
+        </w:tc>
+        <w:tc>
+          <w:tcPr>
+            <w:tcW w:w="0" w:type="auto"/>
+            <w:tcBorders>
+              <w:top w:val="single" w:sz="4" w:space="0" w:color="auto"/>
+              <w:left w:val="single" w:sz="4" w:space="0" w:color="auto"/>
+              <w:bottom w:val="single" w:sz="4" w:space="0" w:color="auto"/>
+              <w:right w:val="single" w:sz="4" w:space="0" w:color="auto"/>
+            </w:tcBorders>
+            <w:tcMar>
+              <w:top w:w="150" w:type="dxa"/>
+              <w:left w:w="210" w:type="dxa"/>
+              <w:bottom w:w="150" w:type="dxa"/>
+              <w:right w:w="210" w:type="dxa"/>
+            </w:tcMar>
+            <w:vAlign w:val="center"/>
+            <w:hideMark/>
+          </w:tcPr>
+          <w:p>
+            <w:r>
+              <w:t>跨标签计数</w:t>
+            </w:r>
+          </w:p>
+        </w:tc>
+      </w:tr>
+      <w:tr>
+        <w:tc>
+          <w:tcPr>
+            <w:tcW w:w="0" w:type="auto"/>
+            <w:tcBorders>
+              <w:top w:val="single" w:sz="4" w:space="0" w:color="auto"/>
+              <w:left w:val="single" w:sz="4" w:space="0" w:color="auto"/>
+              <w:bottom w:val="single" w:sz="4" w:space="0" w:color="auto"/>
+              <w:right w:val="single" w:sz="4" w:space="0" w:color="auto"/>
+            </w:tcBorders>
+            <w:tcMar>
+              <w:top w:w="150" w:type="dxa"/>
+              <w:left w:w="210" w:type="dxa"/>
+              <w:bottom w:w="150" w:type="dxa"/>
+              <w:right w:w="210" w:type="dxa"/>
+            </w:tcMar>
+            <w:vAlign w:val="center"/>
+            <w:hideMark/>
+          </w:tcPr>
+          <w:p>
+            <w:r>
+              <w:t>:nth-of-type(n)</w:t>
+            </w:r>
+          </w:p>
+        </w:tc>
+        <w:tc>
+          <w:tcPr>
+            <w:tcW w:w="0" w:type="auto"/>
+            <w:tcBorders>
+              <w:top w:val="single" w:sz="4" w:space="0" w:color="auto"/>
+              <w:left w:val="single" w:sz="4" w:space="0" w:color="auto"/>
+              <w:bottom w:val="single" w:sz="4" w:space="0" w:color="auto"/>
+              <w:right w:val="single" w:sz="4" w:space="0" w:color="auto"/>
+            </w:tcBorders>
+            <w:tcMar>
+              <w:top w:w="150" w:type="dxa"/>
+              <w:left w:w="210" w:type="dxa"/>
+              <w:bottom w:w="150" w:type="dxa"/>
+              <w:right w:w="210" w:type="dxa"/>
+            </w:tcMar>
+            <w:vAlign w:val="center"/>
+            <w:hideMark/>
+          </w:tcPr>
+          <w:p>
+            <w:r>
+              <w:t>同标签中第n个</w:t>
+            </w:r>
+          </w:p>
+        </w:tc>
+        <w:tc>
+          <w:tcPr>
+            <w:tcW w:w="0" w:type="auto"/>
+            <w:tcBorders>
+              <w:top w:val="single" w:sz="4" w:space="0" w:color="auto"/>
+              <w:left w:val="single" w:sz="4" w:space="0" w:color="auto"/>
+              <w:bottom w:val="single" w:sz="4" w:space="0" w:color="auto"/>
+              <w:right w:val="single" w:sz="4" w:space="0" w:color="auto"/>
+            </w:tcBorders>
+            <w:tcMar>
+              <w:top w:w="150" w:type="dxa"/>
+              <w:left w:w="210" w:type="dxa"/>
+              <w:bottom w:w="150" w:type="dxa"/>
+              <w:right w:w="210" w:type="dxa"/>
+            </w:tcMar>
+            <w:vAlign w:val="center"/>
+            <w:hideMark/>
+          </w:tcPr>
+          <w:p>
+            <w:r>
+              <w:t>同标签计数</w:t>
+            </w:r>
+          </w:p>
+        </w:tc>
+      </w:tr>
+      <w:tr>
+        <w:tc>
+          <w:tcPr>
+            <w:tcW w:w="0" w:type="auto"/>
+            <w:tcBorders>
+              <w:top w:val="single" w:sz="4" w:space="0" w:color="auto"/>
+              <w:left w:val="single" w:sz="4" w:space="0" w:color="auto"/>
+              <w:bottom w:val="single" w:sz="4" w:space="0" w:color="auto"/>
+              <w:right w:val="single" w:sz="4" w:space="0" w:color="auto"/>
+            </w:tcBorders>
+            <w:tcMar>
+              <w:top w:w="150" w:type="dxa"/>
+              <w:left w:w="210" w:type="dxa"/>
+              <w:bottom w:w="150" w:type="dxa"/>
+              <w:right w:w="210" w:type="dxa"/>
+            </w:tcMar>
+            <w:vAlign w:val="center"/>
+            <w:hideMark/>
+          </w:tcPr>
+          <w:p>
+            <w:r>
+              <w:t>:has(selector)</w:t>
+            </w:r>
+          </w:p>
+        </w:tc>
+        <w:tc>
+          <w:tcPr>
+            <w:tcW w:w="0" w:type="auto"/>
+            <w:tcBorders>
+              <w:top w:val="single" w:sz="4" w:space="0" w:color="auto"/>
+              <w:left w:val="single" w:sz="4" w:space="0" w:color="auto"/>
+              <w:bottom w:val="single" w:sz="4" w:space="0" w:color="auto"/>
+              <w:right w:val="single" w:sz="4" w:space="0" w:color="auto"/>
+            </w:tcBorders>
+            <w:tcMar>
+              <w:top w:w="150" w:type="dxa"/>
+              <w:left w:w="210" w:type="dxa"/>
+              <w:bottom w:w="150" w:type="dxa"/>
+              <w:right w:w="210" w:type="dxa"/>
+            </w:tcMar>
+            <w:vAlign w:val="center"/>
+            <w:hideMark/>
+          </w:tcPr>
+          <w:p>
+            <w:r>
+              <w:t>当前元素（基于后代/兄弟条件）</w:t>
+            </w:r>
+          </w:p>
+        </w:tc>
+        <w:tc>
+          <w:tcPr>
+            <w:tcW w:w="0" w:type="auto"/>
+            <w:tcBorders>
+              <w:top w:val="single" w:sz="4" w:space="0" w:color="auto"/>
+              <w:left w:val="single" w:sz="4" w:space="0" w:color="auto"/>
+              <w:bottom w:val="single" w:sz="4" w:space="0" w:color="auto"/>
+              <w:right w:val="single" w:sz="4" w:space="0" w:color="auto"/>
+            </w:tcBorders>
+            <w:tcMar>
+              <w:top w:w="150" w:type="dxa"/>
+              <w:left w:w="210" w:type="dxa"/>
+              <w:bottom w:w="150" w:type="dxa"/>
+              <w:right w:w="210" w:type="dxa"/>
+            </w:tcMar>
+            <w:vAlign w:val="center"/>
+            <w:hideMark/>
+          </w:tcPr>
+          <w:p>
+            <w:r>
+              <w:t>"父选择器"，可嵌套</w:t>
+            </w:r>
+          </w:p>
+        </w:tc>
+      </w:tr>
+      <w:tr>
+        <w:tc>
+          <w:tcPr>
+            <w:tcW w:w="0" w:type="auto"/>
+            <w:tcBorders>
+              <w:top w:val="single" w:sz="4" w:space="0" w:color="auto"/>
+              <w:left w:val="single" w:sz="4" w:space="0" w:color="auto"/>
+              <w:bottom w:val="single" w:sz="4" w:space="0" w:color="auto"/>
+              <w:right w:val="single" w:sz="4" w:space="0" w:color="auto"/>
+            </w:tcBorders>
+            <w:tcMar>
+              <w:top w:w="150" w:type="dxa"/>
+              <w:left w:w="210" w:type="dxa"/>
+              <w:bottom w:w="150" w:type="dxa"/>
+              <w:right w:w="210" w:type="dxa"/>
+            </w:tcMar>
+            <w:vAlign w:val="center"/>
+            <w:hideMark/>
+          </w:tcPr>
+          <w:p>
+            <w:r>
+              <w:t>:not(selector)</w:t>
+            </w:r>
+          </w:p>
+        </w:tc>
+        <w:tc>
+          <w:tcPr>
+            <w:tcW w:w="0" w:type="auto"/>
+            <w:tcBorders>
+              <w:top w:val="single" w:sz="4" w:space="0" w:color="auto"/>
+              <w:left w:val="single" w:sz="4" w:space="0" w:color="auto"/>
+              <w:bottom w:val="single" w:sz="4" w:space="0" w:color="auto"/>
+              <w:right w:val="single" w:sz="4" w:space="0" w:color="auto"/>
+            </w:tcBorders>
+            <w:tcMar>
+              <w:top w:w="150" w:type="dxa"/>
+              <w:left w:w="210" w:type="dxa"/>
+              <w:bottom w:w="150" w:type="dxa"/>
+              <w:right w:w="210" w:type="dxa"/>
+            </w:tcMar>
+            <w:vAlign w:val="center"/>
+            <w:hideMark/>
+          </w:tcPr>
+          <w:p>
+            <w:r>
+              <w:t>排除匹配的元素</w:t>
+            </w:r>
+          </w:p>
+        </w:tc>
+        <w:tc>
+          <w:tcPr>
+            <w:tcW w:w="0" w:type="auto"/>
+            <w:tcBorders>
+              <w:top w:val="single" w:sz="4" w:space="0" w:color="auto"/>
+              <w:left w:val="single" w:sz="4" w:space="0" w:color="auto"/>
+              <w:bottom w:val="single" w:sz="4" w:space="0" w:color="auto"/>
+              <w:right w:val="single" w:sz="4" w:space="0" w:color="auto"/>
+            </w:tcBorders>
+            <w:tcMar>
+              <w:top w:w="150" w:type="dxa"/>
+              <w:left w:w="210" w:type="dxa"/>
+              <w:bottom w:w="150" w:type="dxa"/>
+              <w:right w:w="210" w:type="dxa"/>
+            </w:tcMar>
+            <w:vAlign w:val="center"/>
+            <w:hideMark/>
+          </w:tcPr>
+          <w:p>
+            <w:r>
+              <w:t>支持逗号分隔多条件</w:t>
+            </w:r>
+          </w:p>
+        </w:tc>
+      </w:tr>
+      <w:tr>
+        <w:tc>
+          <w:tcPr>
+            <w:tcW w:w="0" w:type="auto"/>
+            <w:tcBorders>
+              <w:top w:val="single" w:sz="4" w:space="0" w:color="auto"/>
+              <w:left w:val="single" w:sz="4" w:space="0" w:color="auto"/>
+              <w:bottom w:val="single" w:sz="4" w:space="0" w:color="auto"/>
+              <w:right w:val="single" w:sz="4" w:space="0" w:color="auto"/>
+            </w:tcBorders>
+            <w:tcMar>
+              <w:top w:w="150" w:type="dxa"/>
+              <w:left w:w="210" w:type="dxa"/>
+              <w:bottom w:w="150" w:type="dxa"/>
+              <w:right w:w="210" w:type="dxa"/>
+            </w:tcMar>
+            <w:vAlign w:val="center"/>
+            <w:hideMark/>
+          </w:tcPr>
+          <w:p>
+            <w:r>
+              <w:t>:empty</w:t>
+            </w:r>
+          </w:p>
+        </w:tc>
+        <w:tc>
+          <w:tcPr>
+            <w:tcW w:w="0" w:type="auto"/>
+            <w:tcBorders>
+              <w:top w:val="single" w:sz="4" w:space="0" w:color="auto"/>
+              <w:left w:val="single" w:sz="4" w:space="0" w:color="auto"/>
+              <w:bottom w:val="single" w:sz="4" w:space="0" w:color="auto"/>
+              <w:right w:val="single" w:sz="4" w:space="0" w:color="auto"/>
+            </w:tcBorders>
+            <w:tcMar>
+              <w:top w:w="150" w:type="dxa"/>
+              <w:left w:w="210" w:type="dxa"/>
+              <w:bottom w:w="150" w:type="dxa"/>
+              <w:right w:w="210" w:type="dxa"/>
+            </w:tcMar>
+            <w:vAlign w:val="center"/>
+            <w:hideMark/>
+          </w:tcPr>
+          <w:p>
+            <w:r>
+              <w:t>无任何子节点的元素</w:t>
+            </w:r>
+          </w:p>
+        </w:tc>
+        <w:tc>
+          <w:tcPr>
+            <w:tcW w:w="0" w:type="auto"/>
+            <w:tcBorders>
+              <w:top w:val="single" w:sz="4" w:space="0" w:color="auto"/>
+              <w:left w:val="single" w:sz="4" w:space="0" w:color="auto"/>
+              <w:bottom w:val="single" w:sz="4" w:space="0" w:color="auto"/>
+              <w:right w:val="single" w:sz="4" w:space="0" w:color="auto"/>
+            </w:tcBorders>
+            <w:tcMar>
+              <w:top w:w="150" w:type="dxa"/>
+              <w:left w:w="210" w:type="dxa"/>
+              <w:bottom w:w="150" w:type="dxa"/>
+              <w:right w:w="210" w:type="dxa"/>
+            </w:tcMar>
+            <w:vAlign w:val="center"/>
+            <w:hideMark/>
+          </w:tcPr>
+          <w:p>
+            <w:r>
+              <w:t>空格/换行也算非空</w:t>
+            </w:r>
+          </w:p>
+        </w:tc>
+      </w:tr>
+    </w:tbl>
     <w:p/>
     <w:p/>
+    <w:p>
+      <w:pPr>
+        <w:pStyle w:val="1"/>
+        <w:rPr>
+          <w:rFonts w:hint="eastAsia"/>
+        </w:rPr>
+      </w:pPr>
+      <w:r>
+        <w:rPr>
+          <w:rFonts w:hint="eastAsia"/>
+        </w:rPr>
+        <w:lastRenderedPageBreak/>
+        <w:t>062</w:t>
+      </w:r>
+      <w:r>
+        <w:rPr>
+          <w:rFonts w:hint="eastAsia"/>
+        </w:rPr>
+        <w:t>8</w:t>
+      </w:r>
+      <w:r>
+        <w:rPr>
+          <w:rFonts w:hint="eastAsia"/>
+        </w:rPr>
+        <w:t>选择器</w:t>
+      </w:r>
+    </w:p>
+    <w:p>
+      <w:r>
+        <w:rPr>
+          <w:rFonts w:hint="eastAsia"/>
+        </w:rPr>
+        <w:t>伪元素</w:t>
+      </w:r>
+    </w:p>
+    <w:p>
+      <w:r>
+        <w:rPr>
+          <w:rFonts w:hint="eastAsia"/>
+        </w:rPr>
+        <w:t>改造元素的一部分，不算真实dom一部分，主要目的减少一些无意义的标签</w:t>
+      </w:r>
+    </w:p>
     <w:p/>
     <w:p>
       <w:r>
-        <w:t>nth-child</w:t>
-      </w:r>
-    </w:p>
-    <w:p>
-      <w:r>
-        <w:t>nth-of-type</w:t>
-      </w:r>
-    </w:p>
-    <w:p>
-      <w:r>
-        <w:t>has is not empty</w:t>
-      </w:r>
-    </w:p>
-    <w:p>
-      <w:pPr>
-        <w:rPr>
-          <w:rFonts w:hint="eastAsia"/>
-        </w:rPr>
-      </w:pPr>
-      <w:r>
-        <w:rPr>
-          <w:rFonts w:hint="eastAsia"/>
-        </w:rPr>
-        <w:t xml:space="preserve">举例 </w:t>
+        <w:rPr>
+          <w:rFonts w:hint="eastAsia"/>
+        </w:rPr>
+        <w:t>::first-letter：首字母</w:t>
+      </w:r>
+    </w:p>
+    <w:p>
+      <w:r>
+        <w:rPr>
+          <w:rFonts w:hint="eastAsia"/>
+        </w:rPr>
+        <w:t>::first-line：第一行</w:t>
+      </w:r>
+    </w:p>
+    <w:p/>
+    <w:p/>
+    <w:p>
+      <w:pPr>
+        <w:rPr>
+          <w:rFonts w:hint="eastAsia"/>
+        </w:rPr>
+      </w:pPr>
+      <w:r>
+        <w:rPr>
+          <w:rFonts w:hint="eastAsia"/>
+        </w:rPr>
+        <w:t>Inline元素的padding生效，但不会撑开父元素高度，不影响周边排版</w:t>
       </w:r>
     </w:p>
     <w:sectPr>

--- a/lesson.docx
+++ b/lesson.docx
@@ -682,6 +682,12 @@
                 <w:rFonts w:hint="eastAsia"/>
               </w:rPr>
             </w:pPr>
+            <w:r>
+              <w:rPr>
+                <w:rFonts w:hint="eastAsia"/>
+              </w:rPr>
+              <w:t>0705</w:t>
+            </w:r>
           </w:p>
         </w:tc>
       </w:tr>
@@ -2420,7 +2426,15 @@
         <w:t>具体代码</w:t>
       </w:r>
       <w:r>
-        <w:t>：用document.documentElement表示 HTML 根节点，使用toggle()方法添加或移除类。</w:t>
+        <w:t>：用</w:t>
+      </w:r>
+      <w:proofErr w:type="spellStart"/>
+      <w:r>
+        <w:t>document.documentElement</w:t>
+      </w:r>
+      <w:proofErr w:type="spellEnd"/>
+      <w:r>
+        <w:t>表示 HTML 根节点，使用toggle()方法添加或移除类。</w:t>
       </w:r>
     </w:p>
     <w:p>
@@ -2578,8 +2592,16 @@
         <w:rPr>
           <w:rFonts w:hint="eastAsia"/>
         </w:rPr>
-        <w:t xml:space="preserve"> vite</w:t>
-      </w:r>
+        <w:t xml:space="preserve"> </w:t>
+      </w:r>
+      <w:proofErr w:type="spellStart"/>
+      <w:r>
+        <w:rPr>
+          <w:rFonts w:hint="eastAsia"/>
+        </w:rPr>
+        <w:t>vite</w:t>
+      </w:r>
+      <w:proofErr w:type="spellEnd"/>
       <w:r>
         <w:rPr>
           <w:rFonts w:hint="eastAsia"/>
@@ -2610,7 +2632,21 @@
         <w:rPr>
           <w:rFonts w:hint="eastAsia"/>
         </w:rPr>
-        <w:t>.baseStyle{</w:t>
+        <w:t>.</w:t>
+      </w:r>
+      <w:proofErr w:type="spellStart"/>
+      <w:r>
+        <w:rPr>
+          <w:rFonts w:hint="eastAsia"/>
+        </w:rPr>
+        <w:t>baseStyle</w:t>
+      </w:r>
+      <w:proofErr w:type="spellEnd"/>
+      <w:r>
+        <w:rPr>
+          <w:rFonts w:hint="eastAsia"/>
+        </w:rPr>
+        <w:t>{</w:t>
       </w:r>
     </w:p>
     <w:p>
@@ -2662,34 +2698,70 @@
         <w:rPr>
           <w:rFonts w:hint="eastAsia"/>
         </w:rPr>
-        <w:t>.primaryButton{</w:t>
-      </w:r>
-    </w:p>
-    <w:p>
-      <w:pPr>
-        <w:rPr>
-          <w:rFonts w:hint="eastAsia"/>
-        </w:rPr>
-      </w:pPr>
-      <w:r>
-        <w:rPr>
-          <w:rFonts w:hint="eastAsia"/>
-        </w:rPr>
-        <w:t xml:space="preserve">    composes: baseStyle baseStyle1 baseStyle2</w:t>
-      </w:r>
-    </w:p>
-    <w:p>
-      <w:pPr>
-        <w:rPr>
-          <w:rFonts w:hint="eastAsia"/>
-        </w:rPr>
-      </w:pPr>
-      <w:r>
-        <w:rPr>
-          <w:rFonts w:hint="eastAsia"/>
-        </w:rPr>
-        <w:t xml:space="preserve">    color:XXX</w:t>
-      </w:r>
+        <w:t>.</w:t>
+      </w:r>
+      <w:proofErr w:type="spellStart"/>
+      <w:r>
+        <w:rPr>
+          <w:rFonts w:hint="eastAsia"/>
+        </w:rPr>
+        <w:t>primaryButton</w:t>
+      </w:r>
+      <w:proofErr w:type="spellEnd"/>
+      <w:r>
+        <w:rPr>
+          <w:rFonts w:hint="eastAsia"/>
+        </w:rPr>
+        <w:t>{</w:t>
+      </w:r>
+    </w:p>
+    <w:p>
+      <w:pPr>
+        <w:rPr>
+          <w:rFonts w:hint="eastAsia"/>
+        </w:rPr>
+      </w:pPr>
+      <w:r>
+        <w:rPr>
+          <w:rFonts w:hint="eastAsia"/>
+        </w:rPr>
+        <w:t xml:space="preserve">    composes: </w:t>
+      </w:r>
+      <w:proofErr w:type="spellStart"/>
+      <w:r>
+        <w:rPr>
+          <w:rFonts w:hint="eastAsia"/>
+        </w:rPr>
+        <w:t>baseStyle</w:t>
+      </w:r>
+      <w:proofErr w:type="spellEnd"/>
+      <w:r>
+        <w:rPr>
+          <w:rFonts w:hint="eastAsia"/>
+        </w:rPr>
+        <w:t xml:space="preserve"> baseStyle1 baseStyle2</w:t>
+      </w:r>
+    </w:p>
+    <w:p>
+      <w:pPr>
+        <w:rPr>
+          <w:rFonts w:hint="eastAsia"/>
+        </w:rPr>
+      </w:pPr>
+      <w:r>
+        <w:rPr>
+          <w:rFonts w:hint="eastAsia"/>
+        </w:rPr>
+        <w:t xml:space="preserve">    </w:t>
+      </w:r>
+      <w:proofErr w:type="spellStart"/>
+      <w:r>
+        <w:rPr>
+          <w:rFonts w:hint="eastAsia"/>
+        </w:rPr>
+        <w:t>color:XXX</w:t>
+      </w:r>
+      <w:proofErr w:type="spellEnd"/>
     </w:p>
     <w:p>
       <w:pPr>
@@ -2788,7 +2860,35 @@
         <w:rPr>
           <w:rFonts w:hint="eastAsia"/>
         </w:rPr>
-        <w:t>作业：Classlist的返回，伪数组，使用Array.from转换</w:t>
+        <w:t>作业：</w:t>
+      </w:r>
+      <w:proofErr w:type="spellStart"/>
+      <w:r>
+        <w:rPr>
+          <w:rFonts w:hint="eastAsia"/>
+        </w:rPr>
+        <w:t>Classlist</w:t>
+      </w:r>
+      <w:proofErr w:type="spellEnd"/>
+      <w:r>
+        <w:rPr>
+          <w:rFonts w:hint="eastAsia"/>
+        </w:rPr>
+        <w:t>的返回，伪数组，使用</w:t>
+      </w:r>
+      <w:proofErr w:type="spellStart"/>
+      <w:r>
+        <w:rPr>
+          <w:rFonts w:hint="eastAsia"/>
+        </w:rPr>
+        <w:t>Array.from</w:t>
+      </w:r>
+      <w:proofErr w:type="spellEnd"/>
+      <w:r>
+        <w:rPr>
+          <w:rFonts w:hint="eastAsia"/>
+        </w:rPr>
+        <w:t>转换</w:t>
       </w:r>
     </w:p>
     <w:p>
@@ -2854,7 +2954,15 @@
         <w:t>复习与作业</w:t>
       </w:r>
       <w:r>
-        <w:t>：回顾上节课 SNS 主题页切换相关内容，本次课后作业为研究 classList，包括其返回值、转换数组方法及常用操作。</w:t>
+        <w:t xml:space="preserve">：回顾上节课 SNS 主题页切换相关内容，本次课后作业为研究 </w:t>
+      </w:r>
+      <w:proofErr w:type="spellStart"/>
+      <w:r>
+        <w:t>classList</w:t>
+      </w:r>
+      <w:proofErr w:type="spellEnd"/>
+      <w:r>
+        <w:t>，包括其返回值、转换数组方法及常用操作。</w:t>
       </w:r>
     </w:p>
     <w:p>
@@ -2917,7 +3025,15 @@
         <w:t>作用域</w:t>
       </w:r>
       <w:r>
-        <w:t>：变量放在 HTML 里是全局变量，放在特定选择器如 div.card 中是局部变量，遵循就近原则，:root 是伪类，优先级比 HTML 高。</w:t>
+        <w:t xml:space="preserve">：变量放在 HTML 里是全局变量，放在特定选择器如 </w:t>
+      </w:r>
+      <w:proofErr w:type="spellStart"/>
+      <w:r>
+        <w:t>div.card</w:t>
+      </w:r>
+      <w:proofErr w:type="spellEnd"/>
+      <w:r>
+        <w:t xml:space="preserve"> 中是局部变量，遵循就近原则，:root 是伪类，优先级比 HTML 高。</w:t>
       </w:r>
     </w:p>
     <w:p>
@@ -3274,7 +3390,15 @@
         <w:t>存储</w:t>
       </w:r>
       <w:r>
-        <w:t>：写在独立的.css 文件，或 style 标签里，浏览器通过 CSS 解析器读取。</w:t>
+        <w:t>：写在独立的.</w:t>
+      </w:r>
+      <w:proofErr w:type="spellStart"/>
+      <w:r>
+        <w:t>css</w:t>
+      </w:r>
+      <w:proofErr w:type="spellEnd"/>
+      <w:r>
+        <w:t xml:space="preserve"> 文件，或 style 标签里，浏览器通过 CSS 解析器读取。</w:t>
       </w:r>
     </w:p>
     <w:p>
@@ -3423,17 +3547,50 @@
           <w:b/>
           <w:bCs/>
         </w:rPr>
-        <w:t>1. classList 的返回值：DOMTokenList</w:t>
-      </w:r>
-    </w:p>
-    <w:p>
-      <w:pPr>
-        <w:rPr>
-          <w:rFonts w:hint="eastAsia"/>
-        </w:rPr>
-      </w:pPr>
-      <w:r>
-        <w:t>当你访问一个元素的 element.classList 时，返回的</w:t>
+        <w:t xml:space="preserve">1. </w:t>
+      </w:r>
+      <w:proofErr w:type="spellStart"/>
+      <w:r>
+        <w:rPr>
+          <w:b/>
+          <w:bCs/>
+        </w:rPr>
+        <w:t>classList</w:t>
+      </w:r>
+      <w:proofErr w:type="spellEnd"/>
+      <w:r>
+        <w:rPr>
+          <w:b/>
+          <w:bCs/>
+        </w:rPr>
+        <w:t xml:space="preserve"> 的返回值：</w:t>
+      </w:r>
+      <w:proofErr w:type="spellStart"/>
+      <w:r>
+        <w:rPr>
+          <w:b/>
+          <w:bCs/>
+        </w:rPr>
+        <w:t>DOMTokenList</w:t>
+      </w:r>
+      <w:proofErr w:type="spellEnd"/>
+    </w:p>
+    <w:p>
+      <w:pPr>
+        <w:rPr>
+          <w:rFonts w:hint="eastAsia"/>
+        </w:rPr>
+      </w:pPr>
+      <w:r>
+        <w:t>当你访问一个元素的 </w:t>
+      </w:r>
+      <w:proofErr w:type="spellStart"/>
+      <w:r>
+        <w:t>element.classList</w:t>
+      </w:r>
+      <w:proofErr w:type="spellEnd"/>
+      <w:r>
+        <w:t> 时，返回的</w:t>
       </w:r>
       <w:r>
         <w:rPr>
@@ -3445,6 +3602,7 @@
       <w:r>
         <w:t>普通的 JavaScript 数组，而是一个 </w:t>
       </w:r>
+      <w:proofErr w:type="spellStart"/>
       <w:r>
         <w:rPr>
           <w:b/>
@@ -3452,6 +3610,7 @@
         </w:rPr>
         <w:t>DOMTokenList</w:t>
       </w:r>
+      <w:proofErr w:type="spellEnd"/>
       <w:r>
         <w:t> 对象。</w:t>
       </w:r>
@@ -3495,7 +3654,23 @@
         </w:rPr>
       </w:pPr>
       <w:r>
-        <w:t>add(className) / remove(className)</w:t>
+        <w:t>add(</w:t>
+      </w:r>
+      <w:proofErr w:type="spellStart"/>
+      <w:r>
+        <w:t>className</w:t>
+      </w:r>
+      <w:proofErr w:type="spellEnd"/>
+      <w:r>
+        <w:t>) / remove(</w:t>
+      </w:r>
+      <w:proofErr w:type="spellStart"/>
+      <w:r>
+        <w:t>className</w:t>
+      </w:r>
+      <w:proofErr w:type="spellEnd"/>
+      <w:r>
+        <w:t>)</w:t>
       </w:r>
     </w:p>
     <w:p>
@@ -3509,7 +3684,15 @@
         </w:rPr>
       </w:pPr>
       <w:r>
-        <w:t>toggle(className)</w:t>
+        <w:t>toggle(</w:t>
+      </w:r>
+      <w:proofErr w:type="spellStart"/>
+      <w:r>
+        <w:t>className</w:t>
+      </w:r>
+      <w:proofErr w:type="spellEnd"/>
+      <w:r>
+        <w:t>)</w:t>
       </w:r>
     </w:p>
     <w:p>
@@ -3523,7 +3706,15 @@
         </w:rPr>
       </w:pPr>
       <w:r>
-        <w:t>contains(className)</w:t>
+        <w:t>contains(</w:t>
+      </w:r>
+      <w:proofErr w:type="spellStart"/>
+      <w:r>
+        <w:t>className</w:t>
+      </w:r>
+      <w:proofErr w:type="spellEnd"/>
+      <w:r>
+        <w:t>)</w:t>
       </w:r>
     </w:p>
     <w:p>
@@ -3551,18 +3742,36 @@
         </w:rPr>
       </w:pPr>
       <w:r>
-        <w:t>局限性：它没有数组的高阶方法，如 map(), filter(), reduce(), forEach() (注：现代浏览器已支持 forEach，但 map/filter 仍不支持)。</w:t>
-      </w:r>
-    </w:p>
-    <w:p>
-      <w:pPr>
-        <w:rPr>
-          <w:rFonts w:hint="eastAsia"/>
-        </w:rPr>
-      </w:pPr>
+        <w:t>局限性：它没有数组的高阶方法，如 map(), filter(), reduce(), </w:t>
+      </w:r>
+      <w:proofErr w:type="spellStart"/>
+      <w:r>
+        <w:t>forEach</w:t>
+      </w:r>
+      <w:proofErr w:type="spellEnd"/>
+      <w:r>
+        <w:t xml:space="preserve">() (注：现代浏览器已支持 </w:t>
+      </w:r>
+      <w:proofErr w:type="spellStart"/>
+      <w:r>
+        <w:t>forEach</w:t>
+      </w:r>
+      <w:proofErr w:type="spellEnd"/>
+      <w:r>
+        <w:t>，但 map/filter 仍不支持)。</w:t>
+      </w:r>
+    </w:p>
+    <w:p>
+      <w:pPr>
+        <w:rPr>
+          <w:rFonts w:hint="eastAsia"/>
+        </w:rPr>
+      </w:pPr>
+      <w:proofErr w:type="spellStart"/>
       <w:r>
         <w:t>javascript</w:t>
       </w:r>
+      <w:proofErr w:type="spellEnd"/>
     </w:p>
     <w:p>
       <w:pPr>
@@ -3581,17 +3790,41 @@
         </w:rPr>
       </w:pPr>
       <w:r>
-        <w:t>const el = document.querySelector('.box');</w:t>
-      </w:r>
-    </w:p>
-    <w:p>
-      <w:pPr>
-        <w:rPr>
-          <w:rFonts w:hint="eastAsia"/>
-        </w:rPr>
-      </w:pPr>
-      <w:r>
-        <w:t xml:space="preserve">console.log(el.classList); </w:t>
+        <w:t xml:space="preserve">const </w:t>
+      </w:r>
+      <w:proofErr w:type="spellStart"/>
+      <w:r>
+        <w:t>el</w:t>
+      </w:r>
+      <w:proofErr w:type="spellEnd"/>
+      <w:r>
+        <w:t xml:space="preserve"> = </w:t>
+      </w:r>
+      <w:proofErr w:type="spellStart"/>
+      <w:r>
+        <w:t>document.querySelector</w:t>
+      </w:r>
+      <w:proofErr w:type="spellEnd"/>
+      <w:r>
+        <w:t>('.box');</w:t>
+      </w:r>
+    </w:p>
+    <w:p>
+      <w:pPr>
+        <w:rPr>
+          <w:rFonts w:hint="eastAsia"/>
+        </w:rPr>
+      </w:pPr>
+      <w:r>
+        <w:t>console.log(</w:t>
+      </w:r>
+      <w:proofErr w:type="spellStart"/>
+      <w:r>
+        <w:t>el.classList</w:t>
+      </w:r>
+      <w:proofErr w:type="spellEnd"/>
+      <w:r>
+        <w:t xml:space="preserve">); </w:t>
       </w:r>
     </w:p>
     <w:p>
@@ -3605,7 +3838,23 @@
           <w:i/>
           <w:iCs/>
         </w:rPr>
-        <w:t>// 输出: DOMTokenList ["active", "visible", length: 2, value: "active visible"]</w:t>
+        <w:t xml:space="preserve">// 输出: </w:t>
+      </w:r>
+      <w:proofErr w:type="spellStart"/>
+      <w:r>
+        <w:rPr>
+          <w:i/>
+          <w:iCs/>
+        </w:rPr>
+        <w:t>DOMTokenList</w:t>
+      </w:r>
+      <w:proofErr w:type="spellEnd"/>
+      <w:r>
+        <w:rPr>
+          <w:i/>
+          <w:iCs/>
+        </w:rPr>
+        <w:t xml:space="preserve"> ["active", "visible", length: 2, value: "active visible"]</w:t>
       </w:r>
     </w:p>
     <w:p>
@@ -3650,7 +3899,23 @@
           <w:b/>
           <w:bCs/>
         </w:rPr>
-        <w:t>拥有数字索引和 length 属性，但没有继承自 Array.prototype 方法的对象</w:t>
+        <w:t>拥有数字索引和 length 属性，但没有继承自 </w:t>
+      </w:r>
+      <w:proofErr w:type="spellStart"/>
+      <w:r>
+        <w:rPr>
+          <w:b/>
+          <w:bCs/>
+        </w:rPr>
+        <w:t>Array.prototype</w:t>
+      </w:r>
+      <w:proofErr w:type="spellEnd"/>
+      <w:r>
+        <w:rPr>
+          <w:b/>
+          <w:bCs/>
+        </w:rPr>
+        <w:t> 方法的对象</w:t>
       </w:r>
       <w:r>
         <w:t>。</w:t>
@@ -3682,8 +3947,21 @@
           <w:rFonts w:hint="eastAsia"/>
         </w:rPr>
       </w:pPr>
-      <w:r>
-        <w:t>DOMTokenList (classList)</w:t>
+      <w:proofErr w:type="spellStart"/>
+      <w:r>
+        <w:t>DOMTokenList</w:t>
+      </w:r>
+      <w:proofErr w:type="spellEnd"/>
+      <w:r>
+        <w:t> (</w:t>
+      </w:r>
+      <w:proofErr w:type="spellStart"/>
+      <w:r>
+        <w:t>classList</w:t>
+      </w:r>
+      <w:proofErr w:type="spellEnd"/>
+      <w:r>
+        <w:t>)</w:t>
       </w:r>
     </w:p>
     <w:p>
@@ -3696,8 +3974,21 @@
           <w:rFonts w:hint="eastAsia"/>
         </w:rPr>
       </w:pPr>
-      <w:r>
-        <w:t>NodeList (document.querySelectorAll() 的返回值)</w:t>
+      <w:proofErr w:type="spellStart"/>
+      <w:r>
+        <w:t>NodeList</w:t>
+      </w:r>
+      <w:proofErr w:type="spellEnd"/>
+      <w:r>
+        <w:t> (</w:t>
+      </w:r>
+      <w:proofErr w:type="spellStart"/>
+      <w:r>
+        <w:t>document.querySelectorAll</w:t>
+      </w:r>
+      <w:proofErr w:type="spellEnd"/>
+      <w:r>
+        <w:t>() 的返回值)</w:t>
       </w:r>
     </w:p>
     <w:p>
@@ -3710,8 +4001,21 @@
           <w:rFonts w:hint="eastAsia"/>
         </w:rPr>
       </w:pPr>
-      <w:r>
-        <w:t>HTMLCollection (document.getElementsByClassName() 的返回值)</w:t>
+      <w:proofErr w:type="spellStart"/>
+      <w:r>
+        <w:t>HTMLCollection</w:t>
+      </w:r>
+      <w:proofErr w:type="spellEnd"/>
+      <w:r>
+        <w:t> (</w:t>
+      </w:r>
+      <w:proofErr w:type="spellStart"/>
+      <w:r>
+        <w:t>document.getElementsByClassName</w:t>
+      </w:r>
+      <w:proofErr w:type="spellEnd"/>
+      <w:r>
+        <w:t>() 的返回值)</w:t>
       </w:r>
     </w:p>
     <w:p>
@@ -3779,17 +4083,38 @@
           <w:b/>
           <w:bCs/>
         </w:rPr>
-        <w:t>3. 使用 Array.from() 进行转换</w:t>
-      </w:r>
-    </w:p>
-    <w:p>
-      <w:pPr>
-        <w:rPr>
-          <w:rFonts w:hint="eastAsia"/>
-        </w:rPr>
-      </w:pPr>
-      <w:r>
-        <w:t>Array.from() 是 ES6 引入的方法，专门用于将</w:t>
+        <w:t xml:space="preserve">3. 使用 </w:t>
+      </w:r>
+      <w:proofErr w:type="spellStart"/>
+      <w:r>
+        <w:rPr>
+          <w:b/>
+          <w:bCs/>
+        </w:rPr>
+        <w:t>Array.from</w:t>
+      </w:r>
+      <w:proofErr w:type="spellEnd"/>
+      <w:r>
+        <w:rPr>
+          <w:b/>
+          <w:bCs/>
+        </w:rPr>
+        <w:t>() 进行转换</w:t>
+      </w:r>
+    </w:p>
+    <w:p>
+      <w:pPr>
+        <w:rPr>
+          <w:rFonts w:hint="eastAsia"/>
+        </w:rPr>
+      </w:pPr>
+      <w:proofErr w:type="spellStart"/>
+      <w:r>
+        <w:t>Array.from</w:t>
+      </w:r>
+      <w:proofErr w:type="spellEnd"/>
+      <w:r>
+        <w:t>() 是 ES6 引入的方法，专门用于将</w:t>
       </w:r>
       <w:r>
         <w:rPr>
@@ -3834,9 +4159,11 @@
           <w:rFonts w:hint="eastAsia"/>
         </w:rPr>
       </w:pPr>
+      <w:proofErr w:type="spellStart"/>
       <w:r>
         <w:t>javascript</w:t>
       </w:r>
+      <w:proofErr w:type="spellEnd"/>
     </w:p>
     <w:p>
       <w:pPr>
@@ -3855,7 +4182,23 @@
         </w:rPr>
       </w:pPr>
       <w:r>
-        <w:t>const classList = element.classList;</w:t>
+        <w:t xml:space="preserve">const </w:t>
+      </w:r>
+      <w:proofErr w:type="spellStart"/>
+      <w:r>
+        <w:t>classList</w:t>
+      </w:r>
+      <w:proofErr w:type="spellEnd"/>
+      <w:r>
+        <w:t xml:space="preserve"> = </w:t>
+      </w:r>
+      <w:proofErr w:type="spellStart"/>
+      <w:r>
+        <w:t>element.classList</w:t>
+      </w:r>
+      <w:proofErr w:type="spellEnd"/>
+      <w:r>
+        <w:t>;</w:t>
       </w:r>
     </w:p>
     <w:p>
@@ -3901,7 +4244,31 @@
         </w:rPr>
       </w:pPr>
       <w:r>
-        <w:t>const classArray = Array.from(classList);</w:t>
+        <w:t xml:space="preserve">const </w:t>
+      </w:r>
+      <w:proofErr w:type="spellStart"/>
+      <w:r>
+        <w:t>classArray</w:t>
+      </w:r>
+      <w:proofErr w:type="spellEnd"/>
+      <w:r>
+        <w:t xml:space="preserve"> = </w:t>
+      </w:r>
+      <w:proofErr w:type="spellStart"/>
+      <w:r>
+        <w:t>Array.from</w:t>
+      </w:r>
+      <w:proofErr w:type="spellEnd"/>
+      <w:r>
+        <w:t>(</w:t>
+      </w:r>
+      <w:proofErr w:type="spellStart"/>
+      <w:r>
+        <w:t>classList</w:t>
+      </w:r>
+      <w:proofErr w:type="spellEnd"/>
+      <w:r>
+        <w:t>);</w:t>
       </w:r>
     </w:p>
     <w:p>
@@ -3932,17 +4299,81 @@
         </w:rPr>
       </w:pPr>
       <w:r>
-        <w:t>const activeClasses = classArray.filter(cls =&gt; cls.startsWith('is-'));</w:t>
-      </w:r>
-    </w:p>
-    <w:p>
-      <w:pPr>
-        <w:rPr>
-          <w:rFonts w:hint="eastAsia"/>
-        </w:rPr>
-      </w:pPr>
-      <w:r>
-        <w:t>const upperClasses = classArray.map(cls =&gt; cls.toUpperCase());</w:t>
+        <w:t xml:space="preserve">const </w:t>
+      </w:r>
+      <w:proofErr w:type="spellStart"/>
+      <w:r>
+        <w:t>activeClasses</w:t>
+      </w:r>
+      <w:proofErr w:type="spellEnd"/>
+      <w:r>
+        <w:t xml:space="preserve"> = </w:t>
+      </w:r>
+      <w:proofErr w:type="spellStart"/>
+      <w:r>
+        <w:t>classArray.filter</w:t>
+      </w:r>
+      <w:proofErr w:type="spellEnd"/>
+      <w:r>
+        <w:t>(</w:t>
+      </w:r>
+      <w:proofErr w:type="spellStart"/>
+      <w:r>
+        <w:t>cls</w:t>
+      </w:r>
+      <w:proofErr w:type="spellEnd"/>
+      <w:r>
+        <w:t xml:space="preserve"> =&gt; </w:t>
+      </w:r>
+      <w:proofErr w:type="spellStart"/>
+      <w:r>
+        <w:t>cls.startsWith</w:t>
+      </w:r>
+      <w:proofErr w:type="spellEnd"/>
+      <w:r>
+        <w:t>('is-'));</w:t>
+      </w:r>
+    </w:p>
+    <w:p>
+      <w:pPr>
+        <w:rPr>
+          <w:rFonts w:hint="eastAsia"/>
+        </w:rPr>
+      </w:pPr>
+      <w:r>
+        <w:t xml:space="preserve">const </w:t>
+      </w:r>
+      <w:proofErr w:type="spellStart"/>
+      <w:r>
+        <w:t>upperClasses</w:t>
+      </w:r>
+      <w:proofErr w:type="spellEnd"/>
+      <w:r>
+        <w:t xml:space="preserve"> = </w:t>
+      </w:r>
+      <w:proofErr w:type="spellStart"/>
+      <w:r>
+        <w:t>classArray.map</w:t>
+      </w:r>
+      <w:proofErr w:type="spellEnd"/>
+      <w:r>
+        <w:t>(</w:t>
+      </w:r>
+      <w:proofErr w:type="spellStart"/>
+      <w:r>
+        <w:t>cls</w:t>
+      </w:r>
+      <w:proofErr w:type="spellEnd"/>
+      <w:r>
+        <w:t xml:space="preserve"> =&gt; </w:t>
+      </w:r>
+      <w:proofErr w:type="spellStart"/>
+      <w:r>
+        <w:t>cls.toUpperCase</w:t>
+      </w:r>
+      <w:proofErr w:type="spellEnd"/>
+      <w:r>
+        <w:t>());</w:t>
       </w:r>
     </w:p>
     <w:p>
@@ -3968,19 +4399,34 @@
           <w:rFonts w:hint="eastAsia"/>
         </w:rPr>
       </w:pPr>
-      <w:r>
-        <w:t>Array.from 接受第二个参数作为 mapFn，可以在转换的同时进行处理，避免创建中间数组：</w:t>
-      </w:r>
-    </w:p>
-    <w:p>
-      <w:pPr>
-        <w:rPr>
-          <w:rFonts w:hint="eastAsia"/>
-        </w:rPr>
-      </w:pPr>
+      <w:proofErr w:type="spellStart"/>
+      <w:r>
+        <w:t>Array.from</w:t>
+      </w:r>
+      <w:proofErr w:type="spellEnd"/>
+      <w:r>
+        <w:t xml:space="preserve"> 接受第二个参数作为 </w:t>
+      </w:r>
+      <w:proofErr w:type="spellStart"/>
+      <w:r>
+        <w:t>mapFn</w:t>
+      </w:r>
+      <w:proofErr w:type="spellEnd"/>
+      <w:r>
+        <w:t>，可以在转换的同时进行处理，避免创建中间数组：</w:t>
+      </w:r>
+    </w:p>
+    <w:p>
+      <w:pPr>
+        <w:rPr>
+          <w:rFonts w:hint="eastAsia"/>
+        </w:rPr>
+      </w:pPr>
+      <w:proofErr w:type="spellStart"/>
       <w:r>
         <w:t>javascript</w:t>
       </w:r>
+      <w:proofErr w:type="spellEnd"/>
     </w:p>
     <w:p>
       <w:pPr>
@@ -4013,17 +4459,57 @@
         </w:rPr>
       </w:pPr>
       <w:r>
-        <w:t>const result = Array.from(element.classList, cls =&gt; {</w:t>
-      </w:r>
-    </w:p>
-    <w:p>
-      <w:pPr>
-        <w:rPr>
-          <w:rFonts w:hint="eastAsia"/>
-        </w:rPr>
-      </w:pPr>
-      <w:r>
-        <w:t xml:space="preserve">    return cls.includes('--') ? cls : null;</w:t>
+        <w:t xml:space="preserve">const result = </w:t>
+      </w:r>
+      <w:proofErr w:type="spellStart"/>
+      <w:r>
+        <w:t>Array.from</w:t>
+      </w:r>
+      <w:proofErr w:type="spellEnd"/>
+      <w:r>
+        <w:t>(</w:t>
+      </w:r>
+      <w:proofErr w:type="spellStart"/>
+      <w:r>
+        <w:t>element.classList</w:t>
+      </w:r>
+      <w:proofErr w:type="spellEnd"/>
+      <w:r>
+        <w:t xml:space="preserve">, </w:t>
+      </w:r>
+      <w:proofErr w:type="spellStart"/>
+      <w:r>
+        <w:t>cls</w:t>
+      </w:r>
+      <w:proofErr w:type="spellEnd"/>
+      <w:r>
+        <w:t xml:space="preserve"> =&gt; {</w:t>
+      </w:r>
+    </w:p>
+    <w:p>
+      <w:pPr>
+        <w:rPr>
+          <w:rFonts w:hint="eastAsia"/>
+        </w:rPr>
+      </w:pPr>
+      <w:r>
+        <w:t xml:space="preserve">    return </w:t>
+      </w:r>
+      <w:proofErr w:type="spellStart"/>
+      <w:r>
+        <w:t>cls.includes</w:t>
+      </w:r>
+      <w:proofErr w:type="spellEnd"/>
+      <w:r>
+        <w:t xml:space="preserve">('--') ? </w:t>
+      </w:r>
+      <w:proofErr w:type="spellStart"/>
+      <w:r>
+        <w:t>cls</w:t>
+      </w:r>
+      <w:proofErr w:type="spellEnd"/>
+      <w:r>
+        <w:t xml:space="preserve"> : null;</w:t>
       </w:r>
     </w:p>
     <w:p>
@@ -4187,8 +4673,13 @@
                 <w:rFonts w:hint="eastAsia"/>
               </w:rPr>
             </w:pPr>
+            <w:proofErr w:type="spellStart"/>
             <w:r>
-              <w:t>Array.from(obj)</w:t>
+              <w:t>Array.from</w:t>
+            </w:r>
+            <w:proofErr w:type="spellEnd"/>
+            <w:r>
+              <w:t>(obj)</w:t>
             </w:r>
           </w:p>
         </w:tc>
@@ -4329,8 +4820,13 @@
                 <w:rFonts w:hint="eastAsia"/>
               </w:rPr>
             </w:pPr>
+            <w:proofErr w:type="spellStart"/>
             <w:r>
-              <w:t>Array.prototype.slice.call(obj)</w:t>
+              <w:t>Array.prototype.slice.call</w:t>
+            </w:r>
+            <w:proofErr w:type="spellEnd"/>
+            <w:r>
+              <w:t>(obj)</w:t>
             </w:r>
           </w:p>
         </w:tc>
@@ -4396,17 +4892,41 @@
           <w:b/>
           <w:bCs/>
         </w:rPr>
-        <w:t>4. Selector 选择器与 classList 的配合</w:t>
-      </w:r>
-    </w:p>
-    <w:p>
-      <w:pPr>
-        <w:rPr>
-          <w:rFonts w:hint="eastAsia"/>
-        </w:rPr>
-      </w:pPr>
-      <w:r>
-        <w:t>在实际开发中，classList 很少单独使用，通常与 CSS 选择器配合完成"查找 → 操作"的流程。</w:t>
+        <w:t xml:space="preserve">4. Selector 选择器与 </w:t>
+      </w:r>
+      <w:proofErr w:type="spellStart"/>
+      <w:r>
+        <w:rPr>
+          <w:b/>
+          <w:bCs/>
+        </w:rPr>
+        <w:t>classList</w:t>
+      </w:r>
+      <w:proofErr w:type="spellEnd"/>
+      <w:r>
+        <w:rPr>
+          <w:b/>
+          <w:bCs/>
+        </w:rPr>
+        <w:t xml:space="preserve"> 的配合</w:t>
+      </w:r>
+    </w:p>
+    <w:p>
+      <w:pPr>
+        <w:rPr>
+          <w:rFonts w:hint="eastAsia"/>
+        </w:rPr>
+      </w:pPr>
+      <w:r>
+        <w:t>在实际开发中，</w:t>
+      </w:r>
+      <w:proofErr w:type="spellStart"/>
+      <w:r>
+        <w:t>classList</w:t>
+      </w:r>
+      <w:proofErr w:type="spellEnd"/>
+      <w:r>
+        <w:t> 很少单独使用，通常与 CSS 选择器配合完成"查找 → 操作"的流程。</w:t>
       </w:r>
     </w:p>
     <w:p>
@@ -4431,9 +4951,11 @@
           <w:rFonts w:hint="eastAsia"/>
         </w:rPr>
       </w:pPr>
+      <w:proofErr w:type="spellStart"/>
       <w:r>
         <w:t>javascript</w:t>
       </w:r>
+      <w:proofErr w:type="spellEnd"/>
     </w:p>
     <w:p>
       <w:pPr>
@@ -4466,7 +4988,31 @@
         </w:rPr>
       </w:pPr>
       <w:r>
-        <w:t>const el = document.querySelector('.nav-item.active');</w:t>
+        <w:t xml:space="preserve">const </w:t>
+      </w:r>
+      <w:proofErr w:type="spellStart"/>
+      <w:r>
+        <w:t>el</w:t>
+      </w:r>
+      <w:proofErr w:type="spellEnd"/>
+      <w:r>
+        <w:t xml:space="preserve"> = </w:t>
+      </w:r>
+      <w:proofErr w:type="spellStart"/>
+      <w:r>
+        <w:t>document.querySelector</w:t>
+      </w:r>
+      <w:proofErr w:type="spellEnd"/>
+      <w:r>
+        <w:t>('.nav-</w:t>
+      </w:r>
+      <w:proofErr w:type="spellStart"/>
+      <w:r>
+        <w:t>item.active</w:t>
+      </w:r>
+      <w:proofErr w:type="spellEnd"/>
+      <w:r>
+        <w:t>');</w:t>
       </w:r>
     </w:p>
     <w:p>
@@ -4487,135 +5033,171 @@
           <w:i/>
           <w:iCs/>
         </w:rPr>
-        <w:t>// 多个元素（返回 NodeList 伪数组）</w:t>
-      </w:r>
-    </w:p>
-    <w:p>
-      <w:pPr>
-        <w:rPr>
-          <w:rFonts w:hint="eastAsia"/>
-        </w:rPr>
-      </w:pPr>
-      <w:r>
-        <w:t>const items = document.querySelectorAll('.list-item');</w:t>
-      </w:r>
-    </w:p>
-    <w:p>
-      <w:pPr>
-        <w:rPr>
-          <w:rFonts w:hint="eastAsia"/>
-          <w:b/>
-          <w:bCs/>
-        </w:rPr>
-      </w:pPr>
-      <w:r>
-        <w:rPr>
-          <w:b/>
-          <w:bCs/>
-        </w:rPr>
-        <w:t>实战示例：批量操作类名</w:t>
-      </w:r>
-    </w:p>
-    <w:p>
-      <w:pPr>
-        <w:rPr>
-          <w:rFonts w:hint="eastAsia"/>
-        </w:rPr>
-      </w:pPr>
-      <w:r>
-        <w:t>javascript</w:t>
-      </w:r>
-    </w:p>
-    <w:p>
-      <w:pPr>
-        <w:rPr>
-          <w:rFonts w:hint="eastAsia"/>
-        </w:rPr>
-      </w:pPr>
-      <w:r>
-        <w:t>编辑</w:t>
-      </w:r>
-    </w:p>
-    <w:p>
-      <w:pPr>
-        <w:rPr>
-          <w:rFonts w:hint="eastAsia"/>
-        </w:rPr>
-      </w:pPr>
+        <w:t xml:space="preserve">// 多个元素（返回 </w:t>
+      </w:r>
+      <w:proofErr w:type="spellStart"/>
       <w:r>
         <w:rPr>
           <w:i/>
           <w:iCs/>
         </w:rPr>
-        <w:t>// 场景：将所有带有 .card 的元素中，含有 .disabled 的类名提取出来并移除</w:t>
-      </w:r>
-    </w:p>
-    <w:p>
-      <w:pPr>
-        <w:rPr>
-          <w:rFonts w:hint="eastAsia"/>
-        </w:rPr>
-      </w:pPr>
-    </w:p>
-    <w:p>
-      <w:pPr>
-        <w:rPr>
-          <w:rFonts w:hint="eastAsia"/>
-        </w:rPr>
-      </w:pPr>
-      <w:r>
-        <w:t xml:space="preserve">const cards = document.querySelectorAll('.card'); </w:t>
-      </w:r>
+        <w:t>NodeList</w:t>
+      </w:r>
+      <w:proofErr w:type="spellEnd"/>
       <w:r>
         <w:rPr>
           <w:i/>
           <w:iCs/>
         </w:rPr>
-        <w:t>// NodeList (伪数组)</w:t>
-      </w:r>
-    </w:p>
-    <w:p>
-      <w:pPr>
-        <w:rPr>
-          <w:rFonts w:hint="eastAsia"/>
-        </w:rPr>
-      </w:pPr>
-    </w:p>
-    <w:p>
-      <w:pPr>
-        <w:rPr>
-          <w:rFonts w:hint="eastAsia"/>
-        </w:rPr>
-      </w:pPr>
-      <w:r>
-        <w:t>Array.from(cards).forEach(card =&gt; {</w:t>
-      </w:r>
-    </w:p>
-    <w:p>
-      <w:pPr>
-        <w:rPr>
-          <w:rFonts w:hint="eastAsia"/>
-        </w:rPr>
-      </w:pPr>
-      <w:r>
-        <w:t xml:space="preserve">    </w:t>
-      </w:r>
+        <w:t xml:space="preserve"> 伪数组）</w:t>
+      </w:r>
+    </w:p>
+    <w:p>
+      <w:pPr>
+        <w:rPr>
+          <w:rFonts w:hint="eastAsia"/>
+        </w:rPr>
+      </w:pPr>
+      <w:r>
+        <w:t xml:space="preserve">const items = </w:t>
+      </w:r>
+      <w:proofErr w:type="spellStart"/>
+      <w:r>
+        <w:t>document.querySelectorAll</w:t>
+      </w:r>
+      <w:proofErr w:type="spellEnd"/>
+      <w:r>
+        <w:t>('.list-item');</w:t>
+      </w:r>
+    </w:p>
+    <w:p>
+      <w:pPr>
+        <w:rPr>
+          <w:rFonts w:hint="eastAsia"/>
+          <w:b/>
+          <w:bCs/>
+        </w:rPr>
+      </w:pPr>
+      <w:r>
+        <w:rPr>
+          <w:b/>
+          <w:bCs/>
+        </w:rPr>
+        <w:t>实战示例：批量操作类名</w:t>
+      </w:r>
+    </w:p>
+    <w:p>
+      <w:pPr>
+        <w:rPr>
+          <w:rFonts w:hint="eastAsia"/>
+        </w:rPr>
+      </w:pPr>
+      <w:proofErr w:type="spellStart"/>
+      <w:r>
+        <w:t>javascript</w:t>
+      </w:r>
+      <w:proofErr w:type="spellEnd"/>
+    </w:p>
+    <w:p>
+      <w:pPr>
+        <w:rPr>
+          <w:rFonts w:hint="eastAsia"/>
+        </w:rPr>
+      </w:pPr>
+      <w:r>
+        <w:t>编辑</w:t>
+      </w:r>
+    </w:p>
+    <w:p>
+      <w:pPr>
+        <w:rPr>
+          <w:rFonts w:hint="eastAsia"/>
+        </w:rPr>
+      </w:pPr>
       <w:r>
         <w:rPr>
           <w:i/>
           <w:iCs/>
         </w:rPr>
-        <w:t>// card.classList 也是伪数组 (DOMTokenList)</w:t>
-      </w:r>
-    </w:p>
-    <w:p>
-      <w:pPr>
-        <w:rPr>
-          <w:rFonts w:hint="eastAsia"/>
-        </w:rPr>
-      </w:pPr>
-      <w:r>
-        <w:t xml:space="preserve">    const classes = Array.from(card.classList);</w:t>
+        <w:t>// 场景：将所有带有 .card 的元素中，含有 .disabled 的类名提取出来并移除</w:t>
+      </w:r>
+    </w:p>
+    <w:p>
+      <w:pPr>
+        <w:rPr>
+          <w:rFonts w:hint="eastAsia"/>
+        </w:rPr>
+      </w:pPr>
+    </w:p>
+    <w:p>
+      <w:pPr>
+        <w:rPr>
+          <w:rFonts w:hint="eastAsia"/>
+        </w:rPr>
+      </w:pPr>
+      <w:r>
+        <w:t xml:space="preserve">const cards = </w:t>
+      </w:r>
+      <w:proofErr w:type="spellStart"/>
+      <w:r>
+        <w:t>document.querySelectorAll</w:t>
+      </w:r>
+      <w:proofErr w:type="spellEnd"/>
+      <w:r>
+        <w:t xml:space="preserve">('.card'); </w:t>
+      </w:r>
+      <w:r>
+        <w:rPr>
+          <w:i/>
+          <w:iCs/>
+        </w:rPr>
+        <w:t xml:space="preserve">// </w:t>
+      </w:r>
+      <w:proofErr w:type="spellStart"/>
+      <w:r>
+        <w:rPr>
+          <w:i/>
+          <w:iCs/>
+        </w:rPr>
+        <w:t>NodeList</w:t>
+      </w:r>
+      <w:proofErr w:type="spellEnd"/>
+      <w:r>
+        <w:rPr>
+          <w:i/>
+          <w:iCs/>
+        </w:rPr>
+        <w:t xml:space="preserve"> (伪数组)</w:t>
+      </w:r>
+    </w:p>
+    <w:p>
+      <w:pPr>
+        <w:rPr>
+          <w:rFonts w:hint="eastAsia"/>
+        </w:rPr>
+      </w:pPr>
+    </w:p>
+    <w:p>
+      <w:pPr>
+        <w:rPr>
+          <w:rFonts w:hint="eastAsia"/>
+        </w:rPr>
+      </w:pPr>
+      <w:proofErr w:type="spellStart"/>
+      <w:r>
+        <w:t>Array.from</w:t>
+      </w:r>
+      <w:proofErr w:type="spellEnd"/>
+      <w:r>
+        <w:t>(cards).</w:t>
+      </w:r>
+      <w:proofErr w:type="spellStart"/>
+      <w:r>
+        <w:t>forEach</w:t>
+      </w:r>
+      <w:proofErr w:type="spellEnd"/>
+      <w:r>
+        <w:t>(card =&gt; {</w:t>
       </w:r>
     </w:p>
     <w:p>
@@ -4627,35 +5209,134 @@
       <w:r>
         <w:t xml:space="preserve">    </w:t>
       </w:r>
-    </w:p>
-    <w:p>
-      <w:pPr>
-        <w:rPr>
-          <w:rFonts w:hint="eastAsia"/>
-        </w:rPr>
-      </w:pPr>
-      <w:r>
-        <w:t xml:space="preserve">    if (classes.includes('disabled')) {</w:t>
-      </w:r>
-    </w:p>
-    <w:p>
-      <w:pPr>
-        <w:rPr>
-          <w:rFonts w:hint="eastAsia"/>
-        </w:rPr>
-      </w:pPr>
-      <w:r>
-        <w:t xml:space="preserve">        card.classList.remove('disabled');</w:t>
-      </w:r>
-    </w:p>
-    <w:p>
-      <w:pPr>
-        <w:rPr>
-          <w:rFonts w:hint="eastAsia"/>
-        </w:rPr>
-      </w:pPr>
-      <w:r>
-        <w:t xml:space="preserve">        card.setAttribute('aria-disabled', 'false');</w:t>
+      <w:r>
+        <w:rPr>
+          <w:i/>
+          <w:iCs/>
+        </w:rPr>
+        <w:t xml:space="preserve">// </w:t>
+      </w:r>
+      <w:proofErr w:type="spellStart"/>
+      <w:r>
+        <w:rPr>
+          <w:i/>
+          <w:iCs/>
+        </w:rPr>
+        <w:t>card.classList</w:t>
+      </w:r>
+      <w:proofErr w:type="spellEnd"/>
+      <w:r>
+        <w:rPr>
+          <w:i/>
+          <w:iCs/>
+        </w:rPr>
+        <w:t xml:space="preserve"> 也是伪数组 (</w:t>
+      </w:r>
+      <w:proofErr w:type="spellStart"/>
+      <w:r>
+        <w:rPr>
+          <w:i/>
+          <w:iCs/>
+        </w:rPr>
+        <w:t>DOMTokenList</w:t>
+      </w:r>
+      <w:proofErr w:type="spellEnd"/>
+      <w:r>
+        <w:rPr>
+          <w:i/>
+          <w:iCs/>
+        </w:rPr>
+        <w:t>)</w:t>
+      </w:r>
+    </w:p>
+    <w:p>
+      <w:pPr>
+        <w:rPr>
+          <w:rFonts w:hint="eastAsia"/>
+        </w:rPr>
+      </w:pPr>
+      <w:r>
+        <w:t xml:space="preserve">    const classes = </w:t>
+      </w:r>
+      <w:proofErr w:type="spellStart"/>
+      <w:r>
+        <w:t>Array.from</w:t>
+      </w:r>
+      <w:proofErr w:type="spellEnd"/>
+      <w:r>
+        <w:t>(</w:t>
+      </w:r>
+      <w:proofErr w:type="spellStart"/>
+      <w:r>
+        <w:t>card.classList</w:t>
+      </w:r>
+      <w:proofErr w:type="spellEnd"/>
+      <w:r>
+        <w:t>);</w:t>
+      </w:r>
+    </w:p>
+    <w:p>
+      <w:pPr>
+        <w:rPr>
+          <w:rFonts w:hint="eastAsia"/>
+        </w:rPr>
+      </w:pPr>
+      <w:r>
+        <w:t xml:space="preserve">    </w:t>
+      </w:r>
+    </w:p>
+    <w:p>
+      <w:pPr>
+        <w:rPr>
+          <w:rFonts w:hint="eastAsia"/>
+        </w:rPr>
+      </w:pPr>
+      <w:r>
+        <w:t xml:space="preserve">    if (</w:t>
+      </w:r>
+      <w:proofErr w:type="spellStart"/>
+      <w:r>
+        <w:t>classes.includes</w:t>
+      </w:r>
+      <w:proofErr w:type="spellEnd"/>
+      <w:r>
+        <w:t>('disabled')) {</w:t>
+      </w:r>
+    </w:p>
+    <w:p>
+      <w:pPr>
+        <w:rPr>
+          <w:rFonts w:hint="eastAsia"/>
+        </w:rPr>
+      </w:pPr>
+      <w:r>
+        <w:t xml:space="preserve">        </w:t>
+      </w:r>
+      <w:proofErr w:type="spellStart"/>
+      <w:r>
+        <w:t>card.classList.remove</w:t>
+      </w:r>
+      <w:proofErr w:type="spellEnd"/>
+      <w:r>
+        <w:t>('disabled');</w:t>
+      </w:r>
+    </w:p>
+    <w:p>
+      <w:pPr>
+        <w:rPr>
+          <w:rFonts w:hint="eastAsia"/>
+        </w:rPr>
+      </w:pPr>
+      <w:r>
+        <w:t xml:space="preserve">        </w:t>
+      </w:r>
+      <w:proofErr w:type="spellStart"/>
+      <w:r>
+        <w:t>card.setAttribute</w:t>
+      </w:r>
+      <w:proofErr w:type="spellEnd"/>
+      <w:r>
+        <w:t>('aria-disabled', 'false');</w:t>
       </w:r>
     </w:p>
     <w:p>
@@ -4692,7 +5373,23 @@
           <w:b/>
           <w:bCs/>
         </w:rPr>
-        <w:t>选择器字符串 vs classList 的区别</w:t>
+        <w:t xml:space="preserve">选择器字符串 vs </w:t>
+      </w:r>
+      <w:proofErr w:type="spellStart"/>
+      <w:r>
+        <w:rPr>
+          <w:b/>
+          <w:bCs/>
+        </w:rPr>
+        <w:t>classList</w:t>
+      </w:r>
+      <w:proofErr w:type="spellEnd"/>
+      <w:r>
+        <w:rPr>
+          <w:b/>
+          <w:bCs/>
+        </w:rPr>
+        <w:t xml:space="preserve"> 的区别</w:t>
       </w:r>
     </w:p>
     <w:p>
@@ -4793,7 +5490,23 @@
                 <w:b/>
                 <w:bCs/>
               </w:rPr>
-              <w:t>CSS 选择器 (querySelector)</w:t>
+              <w:t>CSS 选择器 (</w:t>
+            </w:r>
+            <w:proofErr w:type="spellStart"/>
+            <w:r>
+              <w:rPr>
+                <w:b/>
+                <w:bCs/>
+              </w:rPr>
+              <w:t>querySelector</w:t>
+            </w:r>
+            <w:proofErr w:type="spellEnd"/>
+            <w:r>
+              <w:rPr>
+                <w:b/>
+                <w:bCs/>
+              </w:rPr>
+              <w:t>)</w:t>
             </w:r>
           </w:p>
         </w:tc>
@@ -4824,6 +5537,7 @@
                 <w:bCs/>
               </w:rPr>
             </w:pPr>
+            <w:proofErr w:type="spellStart"/>
             <w:r>
               <w:rPr>
                 <w:b/>
@@ -4831,6 +5545,7 @@
               </w:rPr>
               <w:t>classListAPI</w:t>
             </w:r>
+            <w:proofErr w:type="spellEnd"/>
           </w:p>
         </w:tc>
       </w:tr>
@@ -5000,7 +5715,23 @@
               </w:rPr>
             </w:pPr>
             <w:r>
-              <w:t>CSS 语法字符串 (.a.b, #id &gt; .cls)</w:t>
+              <w:t>CSS 语法字符串 (.</w:t>
+            </w:r>
+            <w:proofErr w:type="spellStart"/>
+            <w:r>
+              <w:t>a.b</w:t>
+            </w:r>
+            <w:proofErr w:type="spellEnd"/>
+            <w:r>
+              <w:t>, #id &gt; .</w:t>
+            </w:r>
+            <w:proofErr w:type="spellStart"/>
+            <w:r>
+              <w:t>cls</w:t>
+            </w:r>
+            <w:proofErr w:type="spellEnd"/>
+            <w:r>
+              <w:t>)</w:t>
             </w:r>
           </w:p>
         </w:tc>
@@ -5093,7 +5824,15 @@
               </w:rPr>
             </w:pPr>
             <w:r>
-              <w:t>Element / NodeList / null</w:t>
+              <w:t xml:space="preserve">Element / </w:t>
+            </w:r>
+            <w:proofErr w:type="spellStart"/>
+            <w:r>
+              <w:t>NodeList</w:t>
+            </w:r>
+            <w:proofErr w:type="spellEnd"/>
+            <w:r>
+              <w:t xml:space="preserve"> / null</w:t>
             </w:r>
           </w:p>
         </w:tc>
@@ -5121,9 +5860,11 @@
                 <w:rFonts w:hint="eastAsia"/>
               </w:rPr>
             </w:pPr>
+            <w:proofErr w:type="spellStart"/>
             <w:r>
               <w:t>DOMTokenList</w:t>
             </w:r>
+            <w:proofErr w:type="spellEnd"/>
           </w:p>
         </w:tc>
       </w:tr>
@@ -5215,8 +5956,13 @@
               </w:rPr>
             </w:pPr>
             <w:r>
-              <w:t>再对找到的元素操作 classList</w:t>
+              <w:t xml:space="preserve">再对找到的元素操作 </w:t>
             </w:r>
+            <w:proofErr w:type="spellStart"/>
+            <w:r>
+              <w:t>classList</w:t>
+            </w:r>
+            <w:proofErr w:type="spellEnd"/>
           </w:p>
         </w:tc>
       </w:tr>
@@ -5255,8 +6001,21 @@
           <w:rFonts w:hint="eastAsia"/>
         </w:rPr>
       </w:pPr>
-      <w:r>
-        <w:t>classList 返回 DOMTokenList，是伪数组，自带 add/remove/toggle 但缺少 map/filter。</w:t>
+      <w:proofErr w:type="spellStart"/>
+      <w:r>
+        <w:t>classList</w:t>
+      </w:r>
+      <w:proofErr w:type="spellEnd"/>
+      <w:r>
+        <w:t> 返回 </w:t>
+      </w:r>
+      <w:proofErr w:type="spellStart"/>
+      <w:r>
+        <w:t>DOMTokenList</w:t>
+      </w:r>
+      <w:proofErr w:type="spellEnd"/>
+      <w:r>
+        <w:t>，是伪数组，自带 add/remove/toggle 但缺少 map/filter。</w:t>
       </w:r>
     </w:p>
     <w:p>
@@ -5283,8 +6042,13 @@
           <w:rFonts w:hint="eastAsia"/>
         </w:rPr>
       </w:pPr>
-      <w:r>
-        <w:t>Array.from() 是将伪数组转为真数组的最佳实践，支持同时映射。</w:t>
+      <w:proofErr w:type="spellStart"/>
+      <w:r>
+        <w:t>Array.from</w:t>
+      </w:r>
+      <w:proofErr w:type="spellEnd"/>
+      <w:r>
+        <w:t>() 是将伪数组转为真数组的最佳实践，支持同时映射。</w:t>
       </w:r>
     </w:p>
     <w:p>
@@ -5298,7 +6062,47 @@
         </w:rPr>
       </w:pPr>
       <w:r>
-        <w:t>工作流：querySelector 选元素 → Array.from 转 NodeList → 遍历每个元素 → 操作 classList（必要时也用 Array.from 转换以进行复杂判断）。</w:t>
+        <w:t>工作流：</w:t>
+      </w:r>
+      <w:proofErr w:type="spellStart"/>
+      <w:r>
+        <w:t>querySelector</w:t>
+      </w:r>
+      <w:proofErr w:type="spellEnd"/>
+      <w:r>
+        <w:t> 选元素 → </w:t>
+      </w:r>
+      <w:proofErr w:type="spellStart"/>
+      <w:r>
+        <w:t>Array.from</w:t>
+      </w:r>
+      <w:proofErr w:type="spellEnd"/>
+      <w:r>
+        <w:t xml:space="preserve"> 转 </w:t>
+      </w:r>
+      <w:proofErr w:type="spellStart"/>
+      <w:r>
+        <w:t>NodeList</w:t>
+      </w:r>
+      <w:proofErr w:type="spellEnd"/>
+      <w:r>
+        <w:t xml:space="preserve"> → 遍历每个元素 → 操作 </w:t>
+      </w:r>
+      <w:proofErr w:type="spellStart"/>
+      <w:r>
+        <w:t>classList</w:t>
+      </w:r>
+      <w:proofErr w:type="spellEnd"/>
+      <w:r>
+        <w:t>（必要时也用 </w:t>
+      </w:r>
+      <w:proofErr w:type="spellStart"/>
+      <w:r>
+        <w:t>Array.from</w:t>
+      </w:r>
+      <w:proofErr w:type="spellEnd"/>
+      <w:r>
+        <w:t> 转换以进行复杂判断）。</w:t>
       </w:r>
     </w:p>
     <w:p>
@@ -5784,6 +6588,11 @@
       </w:r>
     </w:p>
     <w:p>
+      <w:pPr>
+        <w:rPr>
+          <w:rFonts w:hint="eastAsia"/>
+        </w:rPr>
+      </w:pPr>
       <w:r>
         <w:rPr>
           <w:rFonts w:hint="eastAsia"/>
@@ -5791,9 +6600,26 @@
         <w:t xml:space="preserve">举例 </w:t>
       </w:r>
     </w:p>
-    <w:p/>
-    <w:p/>
-    <w:p>
+    <w:p>
+      <w:pPr>
+        <w:rPr>
+          <w:rFonts w:hint="eastAsia"/>
+        </w:rPr>
+      </w:pPr>
+    </w:p>
+    <w:p>
+      <w:pPr>
+        <w:rPr>
+          <w:rFonts w:hint="eastAsia"/>
+        </w:rPr>
+      </w:pPr>
+    </w:p>
+    <w:p>
+      <w:pPr>
+        <w:rPr>
+          <w:rFonts w:hint="eastAsia"/>
+        </w:rPr>
+      </w:pPr>
       <w:r>
         <w:t>以下是 CSS 选择器 :nth-child、:nth-of-type、:has()、:not()、:empty 的详细对比与举例说明。</w:t>
       </w:r>
@@ -5801,6 +6627,7 @@
     <w:p>
       <w:pPr>
         <w:rPr>
+          <w:rFonts w:hint="eastAsia"/>
           <w:b/>
           <w:bCs/>
         </w:rPr>
@@ -5814,6 +6641,11 @@
       </w:r>
     </w:p>
     <w:p>
+      <w:pPr>
+        <w:rPr>
+          <w:rFonts w:hint="eastAsia"/>
+        </w:rPr>
+      </w:pPr>
       <w:r>
         <w:t>这是最容易混淆的两个选择器，核心区别在于</w:t>
       </w:r>
@@ -5829,6 +6661,11 @@
       </w:r>
     </w:p>
     <w:p>
+      <w:pPr>
+        <w:rPr>
+          <w:rFonts w:hint="eastAsia"/>
+        </w:rPr>
+      </w:pPr>
       <w:r>
         <w:t>表格</w:t>
       </w:r>
@@ -5875,6 +6712,7 @@
           <w:p>
             <w:pPr>
               <w:rPr>
+                <w:rFonts w:hint="eastAsia"/>
                 <w:b/>
                 <w:bCs/>
               </w:rPr>
@@ -5910,6 +6748,7 @@
           <w:p>
             <w:pPr>
               <w:rPr>
+                <w:rFonts w:hint="eastAsia"/>
                 <w:b/>
                 <w:bCs/>
               </w:rPr>
@@ -5945,6 +6784,7 @@
           <w:p>
             <w:pPr>
               <w:rPr>
+                <w:rFonts w:hint="eastAsia"/>
                 <w:b/>
                 <w:bCs/>
               </w:rPr>
@@ -5979,6 +6819,11 @@
             <w:hideMark/>
           </w:tcPr>
           <w:p>
+            <w:pPr>
+              <w:rPr>
+                <w:rFonts w:hint="eastAsia"/>
+              </w:rPr>
+            </w:pPr>
             <w:r>
               <w:t>:nth-child(n)</w:t>
             </w:r>
@@ -6003,6 +6848,11 @@
             <w:hideMark/>
           </w:tcPr>
           <w:p>
+            <w:pPr>
+              <w:rPr>
+                <w:rFonts w:hint="eastAsia"/>
+              </w:rPr>
+            </w:pPr>
             <w:r>
               <w:t>父元素下的</w:t>
             </w:r>
@@ -6037,6 +6887,11 @@
             <w:hideMark/>
           </w:tcPr>
           <w:p>
+            <w:pPr>
+              <w:rPr>
+                <w:rFonts w:hint="eastAsia"/>
+              </w:rPr>
+            </w:pPr>
             <w:r>
               <w:t>所有子元素（不区分标签）</w:t>
             </w:r>
@@ -6063,6 +6918,11 @@
             <w:hideMark/>
           </w:tcPr>
           <w:p>
+            <w:pPr>
+              <w:rPr>
+                <w:rFonts w:hint="eastAsia"/>
+              </w:rPr>
+            </w:pPr>
             <w:r>
               <w:t>:nth-of-type(n)</w:t>
             </w:r>
@@ -6087,6 +6947,11 @@
             <w:hideMark/>
           </w:tcPr>
           <w:p>
+            <w:pPr>
+              <w:rPr>
+                <w:rFonts w:hint="eastAsia"/>
+              </w:rPr>
+            </w:pPr>
             <w:r>
               <w:t>父元素下</w:t>
             </w:r>
@@ -6121,6 +6986,11 @@
             <w:hideMark/>
           </w:tcPr>
           <w:p>
+            <w:pPr>
+              <w:rPr>
+                <w:rFonts w:hint="eastAsia"/>
+              </w:rPr>
+            </w:pPr>
             <w:r>
               <w:t>仅计算相同标签的元素</w:t>
             </w:r>
@@ -6131,6 +7001,7 @@
     <w:p>
       <w:pPr>
         <w:rPr>
+          <w:rFonts w:hint="eastAsia"/>
           <w:b/>
           <w:bCs/>
         </w:rPr>
@@ -6144,21 +7015,41 @@
       </w:r>
     </w:p>
     <w:p>
+      <w:pPr>
+        <w:rPr>
+          <w:rFonts w:hint="eastAsia"/>
+        </w:rPr>
+      </w:pPr>
       <w:r>
         <w:t>html</w:t>
       </w:r>
     </w:p>
     <w:p>
+      <w:pPr>
+        <w:rPr>
+          <w:rFonts w:hint="eastAsia"/>
+        </w:rPr>
+      </w:pPr>
       <w:r>
         <w:t>预览</w:t>
       </w:r>
     </w:p>
     <w:p>
+      <w:pPr>
+        <w:rPr>
+          <w:rFonts w:hint="eastAsia"/>
+        </w:rPr>
+      </w:pPr>
       <w:r>
         <w:t>&lt;div class="container"&gt;</w:t>
       </w:r>
     </w:p>
     <w:p>
+      <w:pPr>
+        <w:rPr>
+          <w:rFonts w:hint="eastAsia"/>
+        </w:rPr>
+      </w:pPr>
       <w:r>
         <w:t xml:space="preserve">  &lt;h2&gt;标题&lt;/h2&gt;       </w:t>
       </w:r>
@@ -6171,6 +7062,11 @@
       </w:r>
     </w:p>
     <w:p>
+      <w:pPr>
+        <w:rPr>
+          <w:rFonts w:hint="eastAsia"/>
+        </w:rPr>
+      </w:pPr>
       <w:r>
         <w:t xml:space="preserve">  &lt;p&gt;段落 A&lt;/p&gt;       </w:t>
       </w:r>
@@ -6183,6 +7079,11 @@
       </w:r>
     </w:p>
     <w:p>
+      <w:pPr>
+        <w:rPr>
+          <w:rFonts w:hint="eastAsia"/>
+        </w:rPr>
+      </w:pPr>
       <w:r>
         <w:t xml:space="preserve">  &lt;p&gt;段落 B&lt;/p&gt;       </w:t>
       </w:r>
@@ -6195,6 +7096,11 @@
       </w:r>
     </w:p>
     <w:p>
+      <w:pPr>
+        <w:rPr>
+          <w:rFonts w:hint="eastAsia"/>
+        </w:rPr>
+      </w:pPr>
       <w:r>
         <w:t xml:space="preserve">  &lt;span&gt;备注&lt;/span&gt;    </w:t>
       </w:r>
@@ -6207,6 +7113,11 @@
       </w:r>
     </w:p>
     <w:p>
+      <w:pPr>
+        <w:rPr>
+          <w:rFonts w:hint="eastAsia"/>
+        </w:rPr>
+      </w:pPr>
       <w:r>
         <w:t xml:space="preserve">  &lt;p&gt;段落 C&lt;/p&gt;       </w:t>
       </w:r>
@@ -6219,6 +7130,11 @@
       </w:r>
     </w:p>
     <w:p>
+      <w:pPr>
+        <w:rPr>
+          <w:rFonts w:hint="eastAsia"/>
+        </w:rPr>
+      </w:pPr>
       <w:r>
         <w:t>&lt;/div&gt;</w:t>
       </w:r>
@@ -6226,6 +7142,7 @@
     <w:p>
       <w:pPr>
         <w:rPr>
+          <w:rFonts w:hint="eastAsia"/>
           <w:b/>
           <w:bCs/>
         </w:rPr>
@@ -6239,16 +7156,33 @@
       </w:r>
     </w:p>
     <w:p>
+      <w:pPr>
+        <w:rPr>
+          <w:rFonts w:hint="eastAsia"/>
+        </w:rPr>
+      </w:pPr>
+      <w:proofErr w:type="spellStart"/>
       <w:r>
         <w:t>css</w:t>
       </w:r>
-    </w:p>
-    <w:p>
+      <w:proofErr w:type="spellEnd"/>
+    </w:p>
+    <w:p>
+      <w:pPr>
+        <w:rPr>
+          <w:rFonts w:hint="eastAsia"/>
+        </w:rPr>
+      </w:pPr>
       <w:r>
         <w:t>编辑</w:t>
       </w:r>
     </w:p>
     <w:p>
+      <w:pPr>
+        <w:rPr>
+          <w:rFonts w:hint="eastAsia"/>
+        </w:rPr>
+      </w:pPr>
       <w:r>
         <w:rPr>
           <w:i/>
@@ -6274,12 +7208,28 @@
       </w:r>
     </w:p>
     <w:p>
+      <w:pPr>
+        <w:rPr>
+          <w:rFonts w:hint="eastAsia"/>
+        </w:rPr>
+      </w:pPr>
       <w:r>
         <w:t>p:nth-child(3) { color: red; }</w:t>
       </w:r>
     </w:p>
-    <w:p/>
-    <w:p>
+    <w:p>
+      <w:pPr>
+        <w:rPr>
+          <w:rFonts w:hint="eastAsia"/>
+        </w:rPr>
+      </w:pPr>
+    </w:p>
+    <w:p>
+      <w:pPr>
+        <w:rPr>
+          <w:rFonts w:hint="eastAsia"/>
+        </w:rPr>
+      </w:pPr>
       <w:r>
         <w:rPr>
           <w:i/>
@@ -6304,12 +7254,28 @@
       </w:r>
     </w:p>
     <w:p>
+      <w:pPr>
+        <w:rPr>
+          <w:rFonts w:hint="eastAsia"/>
+        </w:rPr>
+      </w:pPr>
       <w:r>
         <w:t>p:nth-child(4) { color: blue; }</w:t>
       </w:r>
     </w:p>
-    <w:p/>
-    <w:p>
+    <w:p>
+      <w:pPr>
+        <w:rPr>
+          <w:rFonts w:hint="eastAsia"/>
+        </w:rPr>
+      </w:pPr>
+    </w:p>
+    <w:p>
+      <w:pPr>
+        <w:rPr>
+          <w:rFonts w:hint="eastAsia"/>
+        </w:rPr>
+      </w:pPr>
       <w:r>
         <w:rPr>
           <w:i/>
@@ -6334,12 +7300,28 @@
       </w:r>
     </w:p>
     <w:p>
+      <w:pPr>
+        <w:rPr>
+          <w:rFonts w:hint="eastAsia"/>
+        </w:rPr>
+      </w:pPr>
       <w:r>
         <w:t>p:nth-of-type(3) { color: green; }</w:t>
       </w:r>
     </w:p>
-    <w:p/>
-    <w:p>
+    <w:p>
+      <w:pPr>
+        <w:rPr>
+          <w:rFonts w:hint="eastAsia"/>
+        </w:rPr>
+      </w:pPr>
+    </w:p>
+    <w:p>
+      <w:pPr>
+        <w:rPr>
+          <w:rFonts w:hint="eastAsia"/>
+        </w:rPr>
+      </w:pPr>
       <w:r>
         <w:rPr>
           <w:i/>
@@ -6364,11 +7346,21 @@
       </w:r>
     </w:p>
     <w:p>
+      <w:pPr>
+        <w:rPr>
+          <w:rFonts w:hint="eastAsia"/>
+        </w:rPr>
+      </w:pPr>
       <w:r>
         <w:t>p:nth-of-type(1) { font-weight: bold; }</w:t>
       </w:r>
     </w:p>
     <w:p>
+      <w:pPr>
+        <w:rPr>
+          <w:rFonts w:hint="eastAsia"/>
+        </w:rPr>
+      </w:pPr>
       <w:r>
         <w:rPr>
           <w:rFonts w:ascii="Segoe UI Emoji" w:hAnsi="Segoe UI Emoji" w:cs="Segoe UI Emoji"/>
@@ -6390,15 +7382,21 @@
       </w:r>
     </w:p>
     <w:p>
+      <w:pPr>
+        <w:rPr>
+          <w:rFonts w:hint="eastAsia"/>
+        </w:rPr>
+      </w:pPr>
       <w:r>
         <w:pict w14:anchorId="3081C02F">
-          <v:rect id="_x0000_i1052" style="width:0;height:0" o:hrstd="t" o:hr="t" fillcolor="#a0a0a0" stroked="f"/>
+          <v:rect id="_x0000_i1028" style="width:0;height:0" o:hrstd="t" o:hr="t" fillcolor="#a0a0a0" stroked="f"/>
         </w:pict>
       </w:r>
     </w:p>
     <w:p>
       <w:pPr>
         <w:rPr>
+          <w:rFonts w:hint="eastAsia"/>
           <w:b/>
           <w:bCs/>
         </w:rPr>
@@ -6412,6 +7410,11 @@
       </w:r>
     </w:p>
     <w:p>
+      <w:pPr>
+        <w:rPr>
+          <w:rFonts w:hint="eastAsia"/>
+        </w:rPr>
+      </w:pPr>
       <w:r>
         <w:t>:has() 被称为 CSS 的"父选择器"，它根据</w:t>
       </w:r>
@@ -6427,503 +7430,964 @@
       </w:r>
     </w:p>
     <w:p>
+      <w:pPr>
+        <w:rPr>
+          <w:rFonts w:hint="eastAsia"/>
+        </w:rPr>
+      </w:pPr>
+      <w:proofErr w:type="spellStart"/>
       <w:r>
         <w:t>css</w:t>
       </w:r>
-    </w:p>
-    <w:p>
+      <w:proofErr w:type="spellEnd"/>
+    </w:p>
+    <w:p>
+      <w:pPr>
+        <w:rPr>
+          <w:rFonts w:hint="eastAsia"/>
+        </w:rPr>
+      </w:pPr>
       <w:r>
         <w:t>编辑</w:t>
       </w:r>
     </w:p>
     <w:p>
+      <w:pPr>
+        <w:rPr>
+          <w:rFonts w:hint="eastAsia"/>
+        </w:rPr>
+      </w:pPr>
       <w:r>
         <w:rPr>
           <w:i/>
           <w:iCs/>
         </w:rPr>
-        <w:t>/* 包含 &lt;img&gt; 的 &lt;a&gt; 标签添加特殊样式 */</w:t>
-      </w:r>
-    </w:p>
-    <w:p>
-      <w:r>
-        <w:t>a:has(img) {</w:t>
-      </w:r>
-    </w:p>
-    <w:p>
-      <w:r>
-        <w:t xml:space="preserve">  border: 2px solid gold;</w:t>
-      </w:r>
-    </w:p>
-    <w:p>
-      <w:r>
-        <w:t>}</w:t>
-      </w:r>
-    </w:p>
-    <w:p/>
-    <w:p>
+        <w:t>/* 包含 &lt;</w:t>
+      </w:r>
+      <w:proofErr w:type="spellStart"/>
       <w:r>
         <w:rPr>
           <w:i/>
           <w:iCs/>
         </w:rPr>
-        <w:t>/* 含有 .error 子元素的 &lt;form&gt; 变红框 */</w:t>
-      </w:r>
-    </w:p>
-    <w:p>
-      <w:r>
-        <w:t>form:has(.error) {</w:t>
-      </w:r>
-    </w:p>
-    <w:p>
-      <w:r>
-        <w:t xml:space="preserve">  border-color: red;</w:t>
-      </w:r>
-    </w:p>
-    <w:p>
-      <w:r>
-        <w:t>}</w:t>
-      </w:r>
-    </w:p>
-    <w:p/>
-    <w:p>
+        <w:t>img</w:t>
+      </w:r>
+      <w:proofErr w:type="spellEnd"/>
       <w:r>
         <w:rPr>
           <w:i/>
           <w:iCs/>
         </w:rPr>
-        <w:t>/* 后面紧跟着 &lt;p&gt; 的 &lt;h2&gt;（兄弟关系） */</w:t>
-      </w:r>
-    </w:p>
-    <w:p>
-      <w:r>
-        <w:t>h2:has(+ p) {</w:t>
-      </w:r>
-    </w:p>
-    <w:p>
-      <w:r>
-        <w:t xml:space="preserve">  margin-bottom: 0;</w:t>
-      </w:r>
-    </w:p>
-    <w:p>
+        <w:t>&gt; 的 &lt;a&gt; 标签添加特殊样式 */</w:t>
+      </w:r>
+    </w:p>
+    <w:p>
+      <w:pPr>
+        <w:rPr>
+          <w:rFonts w:hint="eastAsia"/>
+        </w:rPr>
+      </w:pPr>
+      <w:r>
+        <w:t>a:has(img) {</w:t>
+      </w:r>
+    </w:p>
+    <w:p>
+      <w:pPr>
+        <w:rPr>
+          <w:rFonts w:hint="eastAsia"/>
+        </w:rPr>
+      </w:pPr>
+      <w:r>
+        <w:t xml:space="preserve">  border: 2px solid gold;</w:t>
+      </w:r>
+    </w:p>
+    <w:p>
+      <w:pPr>
+        <w:rPr>
+          <w:rFonts w:hint="eastAsia"/>
+        </w:rPr>
+      </w:pPr>
       <w:r>
         <w:t>}</w:t>
       </w:r>
     </w:p>
-    <w:p/>
-    <w:p>
+    <w:p>
+      <w:pPr>
+        <w:rPr>
+          <w:rFonts w:hint="eastAsia"/>
+        </w:rPr>
+      </w:pPr>
+    </w:p>
+    <w:p>
+      <w:pPr>
+        <w:rPr>
+          <w:rFonts w:hint="eastAsia"/>
+        </w:rPr>
+      </w:pPr>
       <w:r>
         <w:rPr>
           <w:i/>
           <w:iCs/>
         </w:rPr>
-        <w:t>/* 不包含任何 &lt;li&gt; 的 &lt;ul&gt; 隐藏 */</w:t>
-      </w:r>
-    </w:p>
-    <w:p>
-      <w:r>
-        <w:t>ul:not(:has(li)) {</w:t>
-      </w:r>
-    </w:p>
-    <w:p>
-      <w:r>
-        <w:t xml:space="preserve">  display: none;</w:t>
-      </w:r>
-    </w:p>
-    <w:p>
+        <w:t>/* 含有 .error 子元素的 &lt;form&gt; 变红框 */</w:t>
+      </w:r>
+    </w:p>
+    <w:p>
+      <w:pPr>
+        <w:rPr>
+          <w:rFonts w:hint="eastAsia"/>
+        </w:rPr>
+      </w:pPr>
+      <w:proofErr w:type="spellStart"/>
+      <w:r>
+        <w:t>form:has</w:t>
+      </w:r>
+      <w:proofErr w:type="spellEnd"/>
+      <w:r>
+        <w:t>(.error) {</w:t>
+      </w:r>
+    </w:p>
+    <w:p>
+      <w:pPr>
+        <w:rPr>
+          <w:rFonts w:hint="eastAsia"/>
+        </w:rPr>
+      </w:pPr>
+      <w:r>
+        <w:t xml:space="preserve">  border-color: red;</w:t>
+      </w:r>
+    </w:p>
+    <w:p>
+      <w:pPr>
+        <w:rPr>
+          <w:rFonts w:hint="eastAsia"/>
+        </w:rPr>
+      </w:pPr>
       <w:r>
         <w:t>}</w:t>
       </w:r>
     </w:p>
     <w:p>
-      <w:r>
-        <w:rPr>
-          <w:rFonts w:ascii="Segoe UI Emoji" w:hAnsi="Segoe UI Emoji" w:cs="Segoe UI Emoji"/>
-        </w:rPr>
-        <w:t>⚠️</w:t>
-      </w:r>
-      <w:r>
-        <w:t> </w:t>
-      </w:r>
-      <w:r>
-        <w:rPr>
-          <w:b/>
-          <w:bCs/>
-        </w:rPr>
-        <w:t>兼容性</w:t>
-      </w:r>
-      <w:r>
-        <w:t>：:has() 在现代浏览器中已广泛支持（Chrome 105+, Firefox 121+, Safari 15.4+），IE 不支持。</w:t>
-      </w:r>
-    </w:p>
-    <w:p>
-      <w:r>
-        <w:pict w14:anchorId="7CB69D58">
-          <v:rect id="_x0000_i1053" style="width:0;height:0" o:hrstd="t" o:hr="t" fillcolor="#a0a0a0" stroked="f"/>
-        </w:pict>
-      </w:r>
-    </w:p>
-    <w:p>
-      <w:pPr>
-        <w:rPr>
-          <w:b/>
-          <w:bCs/>
-        </w:rPr>
-      </w:pPr>
-      <w:r>
-        <w:rPr>
-          <w:b/>
-          <w:bCs/>
-        </w:rPr>
-        <w:t>3. :not() — 否定伪类</w:t>
-      </w:r>
-    </w:p>
-    <w:p>
-      <w:r>
-        <w:t>排除匹配的元素，可接受</w:t>
-      </w:r>
-      <w:r>
-        <w:rPr>
-          <w:b/>
-          <w:bCs/>
-        </w:rPr>
-        <w:t>选择器列表</w:t>
-      </w:r>
-      <w:r>
-        <w:t>（CSS4）。</w:t>
-      </w:r>
-    </w:p>
-    <w:p>
-      <w:r>
-        <w:t>css</w:t>
-      </w:r>
-    </w:p>
-    <w:p>
-      <w:r>
-        <w:t>编辑</w:t>
-      </w:r>
-    </w:p>
-    <w:p>
+      <w:pPr>
+        <w:rPr>
+          <w:rFonts w:hint="eastAsia"/>
+        </w:rPr>
+      </w:pPr>
+    </w:p>
+    <w:p>
+      <w:pPr>
+        <w:rPr>
+          <w:rFonts w:hint="eastAsia"/>
+        </w:rPr>
+      </w:pPr>
       <w:r>
         <w:rPr>
           <w:i/>
           <w:iCs/>
         </w:rPr>
-        <w:t>/* 除了 .active 以外的所有 li */</w:t>
-      </w:r>
-    </w:p>
-    <w:p>
-      <w:r>
-        <w:lastRenderedPageBreak/>
-        <w:t>li:not(.active) {</w:t>
-      </w:r>
-    </w:p>
-    <w:p>
-      <w:r>
-        <w:t xml:space="preserve">  opacity: 0.5;</w:t>
-      </w:r>
-    </w:p>
-    <w:p>
+        <w:t>/* 后面紧跟着 &lt;p&gt; 的 &lt;h2&gt;（兄弟关系） */</w:t>
+      </w:r>
+    </w:p>
+    <w:p>
+      <w:pPr>
+        <w:rPr>
+          <w:rFonts w:hint="eastAsia"/>
+        </w:rPr>
+      </w:pPr>
+      <w:r>
+        <w:t>h2:has(+ p) {</w:t>
+      </w:r>
+    </w:p>
+    <w:p>
+      <w:pPr>
+        <w:rPr>
+          <w:rFonts w:hint="eastAsia"/>
+        </w:rPr>
+      </w:pPr>
+      <w:r>
+        <w:t xml:space="preserve">  margin-bottom: 0;</w:t>
+      </w:r>
+    </w:p>
+    <w:p>
+      <w:pPr>
+        <w:rPr>
+          <w:rFonts w:hint="eastAsia"/>
+        </w:rPr>
+      </w:pPr>
       <w:r>
         <w:t>}</w:t>
       </w:r>
     </w:p>
-    <w:p/>
-    <w:p>
+    <w:p>
+      <w:pPr>
+        <w:rPr>
+          <w:rFonts w:hint="eastAsia"/>
+        </w:rPr>
+      </w:pPr>
+    </w:p>
+    <w:p>
+      <w:pPr>
+        <w:rPr>
+          <w:rFonts w:hint="eastAsia"/>
+        </w:rPr>
+      </w:pPr>
       <w:r>
         <w:rPr>
           <w:i/>
           <w:iCs/>
         </w:rPr>
-        <w:t>/* 既不是 &lt;p&gt; 也不是 &lt;span&gt; 的子元素 */</w:t>
-      </w:r>
-    </w:p>
-    <w:p>
-      <w:r>
-        <w:t>.container &gt; :not(p, span) {</w:t>
-      </w:r>
-    </w:p>
-    <w:p>
-      <w:r>
-        <w:t xml:space="preserve">  color: gray;</w:t>
-      </w:r>
-    </w:p>
-    <w:p>
+        <w:t>/* 不包含任何 &lt;li&gt; 的 &lt;ul&gt; 隐藏 */</w:t>
+      </w:r>
+    </w:p>
+    <w:p>
+      <w:pPr>
+        <w:rPr>
+          <w:rFonts w:hint="eastAsia"/>
+        </w:rPr>
+      </w:pPr>
+      <w:proofErr w:type="spellStart"/>
+      <w:r>
+        <w:t>ul:not</w:t>
+      </w:r>
+      <w:proofErr w:type="spellEnd"/>
+      <w:r>
+        <w:t>(:has(li)) {</w:t>
+      </w:r>
+    </w:p>
+    <w:p>
+      <w:pPr>
+        <w:rPr>
+          <w:rFonts w:hint="eastAsia"/>
+        </w:rPr>
+      </w:pPr>
+      <w:r>
+        <w:t xml:space="preserve">  display: none;</w:t>
+      </w:r>
+    </w:p>
+    <w:p>
+      <w:pPr>
+        <w:rPr>
+          <w:rFonts w:hint="eastAsia"/>
+        </w:rPr>
+      </w:pPr>
       <w:r>
         <w:t>}</w:t>
       </w:r>
     </w:p>
-    <w:p/>
-    <w:p>
+    <w:p>
+      <w:pPr>
+        <w:rPr>
+          <w:rFonts w:hint="eastAsia"/>
+        </w:rPr>
+      </w:pPr>
+      <w:r>
+        <w:rPr>
+          <w:rFonts w:ascii="Segoe UI Emoji" w:hAnsi="Segoe UI Emoji" w:cs="Segoe UI Emoji"/>
+        </w:rPr>
+        <w:t>⚠️</w:t>
+      </w:r>
+      <w:r>
+        <w:t> </w:t>
+      </w:r>
+      <w:r>
+        <w:rPr>
+          <w:b/>
+          <w:bCs/>
+        </w:rPr>
+        <w:t>兼容性</w:t>
+      </w:r>
+      <w:r>
+        <w:t>：:has() 在现代浏览器中已广泛支持（Chrome 105+, Firefox 121+, Safari 15.4+），IE 不支持。</w:t>
+      </w:r>
+    </w:p>
+    <w:p>
+      <w:pPr>
+        <w:rPr>
+          <w:rFonts w:hint="eastAsia"/>
+        </w:rPr>
+      </w:pPr>
+      <w:r>
+        <w:pict w14:anchorId="7CB69D58">
+          <v:rect id="_x0000_i1029" style="width:0;height:0" o:hrstd="t" o:hr="t" fillcolor="#a0a0a0" stroked="f"/>
+        </w:pict>
+      </w:r>
+    </w:p>
+    <w:p>
+      <w:pPr>
+        <w:rPr>
+          <w:rFonts w:hint="eastAsia"/>
+          <w:b/>
+          <w:bCs/>
+        </w:rPr>
+      </w:pPr>
+      <w:r>
+        <w:rPr>
+          <w:b/>
+          <w:bCs/>
+        </w:rPr>
+        <w:t>3. :not() — 否定伪类</w:t>
+      </w:r>
+    </w:p>
+    <w:p>
+      <w:pPr>
+        <w:rPr>
+          <w:rFonts w:hint="eastAsia"/>
+        </w:rPr>
+      </w:pPr>
+      <w:r>
+        <w:t>排除匹配的元素，可接受</w:t>
+      </w:r>
+      <w:r>
+        <w:rPr>
+          <w:b/>
+          <w:bCs/>
+        </w:rPr>
+        <w:t>选择器列表</w:t>
+      </w:r>
+      <w:r>
+        <w:t>（CSS4）。</w:t>
+      </w:r>
+    </w:p>
+    <w:p>
+      <w:pPr>
+        <w:rPr>
+          <w:rFonts w:hint="eastAsia"/>
+        </w:rPr>
+      </w:pPr>
+      <w:proofErr w:type="spellStart"/>
+      <w:r>
+        <w:t>css</w:t>
+      </w:r>
+      <w:proofErr w:type="spellEnd"/>
+    </w:p>
+    <w:p>
+      <w:pPr>
+        <w:rPr>
+          <w:rFonts w:hint="eastAsia"/>
+        </w:rPr>
+      </w:pPr>
+      <w:r>
+        <w:t>编辑</w:t>
+      </w:r>
+    </w:p>
+    <w:p>
+      <w:pPr>
+        <w:rPr>
+          <w:rFonts w:hint="eastAsia"/>
+        </w:rPr>
+      </w:pPr>
       <w:r>
         <w:rPr>
           <w:i/>
           <w:iCs/>
         </w:rPr>
-        <w:t>/* 没有 href 属性的 &lt;a&gt; */</w:t>
-      </w:r>
-    </w:p>
-    <w:p>
-      <w:r>
-        <w:t>a:not([href]) {</w:t>
-      </w:r>
-    </w:p>
-    <w:p>
-      <w:r>
-        <w:t xml:space="preserve">  cursor: default;</w:t>
-      </w:r>
-    </w:p>
-    <w:p>
-      <w:r>
-        <w:t xml:space="preserve">  text-decoration: none;</w:t>
-      </w:r>
-    </w:p>
-    <w:p>
+        <w:t>/* 除了 .active 以外的所有 li */</w:t>
+      </w:r>
+    </w:p>
+    <w:p>
+      <w:pPr>
+        <w:rPr>
+          <w:rFonts w:hint="eastAsia"/>
+        </w:rPr>
+      </w:pPr>
+      <w:proofErr w:type="spellStart"/>
+      <w:r>
+        <w:lastRenderedPageBreak/>
+        <w:t>li:not</w:t>
+      </w:r>
+      <w:proofErr w:type="spellEnd"/>
+      <w:r>
+        <w:t>(.active) {</w:t>
+      </w:r>
+    </w:p>
+    <w:p>
+      <w:pPr>
+        <w:rPr>
+          <w:rFonts w:hint="eastAsia"/>
+        </w:rPr>
+      </w:pPr>
+      <w:r>
+        <w:t xml:space="preserve">  opacity: 0.5;</w:t>
+      </w:r>
+    </w:p>
+    <w:p>
+      <w:pPr>
+        <w:rPr>
+          <w:rFonts w:hint="eastAsia"/>
+        </w:rPr>
+      </w:pPr>
       <w:r>
         <w:t>}</w:t>
       </w:r>
     </w:p>
     <w:p>
-      <w:r>
-        <w:pict w14:anchorId="04BF23BF">
-          <v:rect id="_x0000_i1054" style="width:0;height:0" o:hrstd="t" o:hr="t" fillcolor="#a0a0a0" stroked="f"/>
-        </w:pict>
-      </w:r>
-    </w:p>
-    <w:p>
-      <w:pPr>
-        <w:rPr>
-          <w:b/>
-          <w:bCs/>
-        </w:rPr>
-      </w:pPr>
-      <w:r>
-        <w:rPr>
-          <w:b/>
-          <w:bCs/>
-        </w:rPr>
-        <w:t>4. :empty — 空元素选择器</w:t>
-      </w:r>
-    </w:p>
-    <w:p>
-      <w:r>
-        <w:t>选中</w:t>
-      </w:r>
-      <w:r>
-        <w:rPr>
-          <w:b/>
-          <w:bCs/>
-        </w:rPr>
-        <w:t>没有任何子节点</w:t>
-      </w:r>
-      <w:r>
-        <w:t>（包括文本节点、注释、空格）的元素。</w:t>
-      </w:r>
-    </w:p>
-    <w:p>
-      <w:r>
-        <w:t>css</w:t>
-      </w:r>
-    </w:p>
-    <w:p>
-      <w:r>
-        <w:t>编辑</w:t>
-      </w:r>
-    </w:p>
-    <w:p>
+      <w:pPr>
+        <w:rPr>
+          <w:rFonts w:hint="eastAsia"/>
+        </w:rPr>
+      </w:pPr>
+    </w:p>
+    <w:p>
+      <w:pPr>
+        <w:rPr>
+          <w:rFonts w:hint="eastAsia"/>
+        </w:rPr>
+      </w:pPr>
       <w:r>
         <w:rPr>
           <w:i/>
           <w:iCs/>
         </w:rPr>
-        <w:t>/* 空的 &lt;p&gt; 显示占位提示 */</w:t>
-      </w:r>
-    </w:p>
-    <w:p>
-      <w:r>
-        <w:t>p:empty::before {</w:t>
-      </w:r>
-    </w:p>
-    <w:p>
-      <w:r>
-        <w:t xml:space="preserve">  content: "暂无内容";</w:t>
-      </w:r>
-    </w:p>
-    <w:p>
-      <w:r>
-        <w:t xml:space="preserve">  color: #999;</w:t>
-      </w:r>
-    </w:p>
-    <w:p>
+        <w:t>/* 既不是 &lt;p&gt; 也不是 &lt;span&gt; 的子元素 */</w:t>
+      </w:r>
+    </w:p>
+    <w:p>
+      <w:pPr>
+        <w:rPr>
+          <w:rFonts w:hint="eastAsia"/>
+        </w:rPr>
+      </w:pPr>
+      <w:r>
+        <w:t>.container &gt; :not(p, span) {</w:t>
+      </w:r>
+    </w:p>
+    <w:p>
+      <w:pPr>
+        <w:rPr>
+          <w:rFonts w:hint="eastAsia"/>
+        </w:rPr>
+      </w:pPr>
+      <w:r>
+        <w:t xml:space="preserve">  color: gray;</w:t>
+      </w:r>
+    </w:p>
+    <w:p>
+      <w:pPr>
+        <w:rPr>
+          <w:rFonts w:hint="eastAsia"/>
+        </w:rPr>
+      </w:pPr>
       <w:r>
         <w:t>}</w:t>
       </w:r>
     </w:p>
-    <w:p/>
-    <w:p>
+    <w:p>
+      <w:pPr>
+        <w:rPr>
+          <w:rFonts w:hint="eastAsia"/>
+        </w:rPr>
+      </w:pPr>
+    </w:p>
+    <w:p>
+      <w:pPr>
+        <w:rPr>
+          <w:rFonts w:hint="eastAsia"/>
+        </w:rPr>
+      </w:pPr>
       <w:r>
         <w:rPr>
           <w:i/>
           <w:iCs/>
         </w:rPr>
-        <w:t>/* 非空的 &lt;div&gt; 添加内边距 */</w:t>
-      </w:r>
-    </w:p>
-    <w:p>
-      <w:r>
-        <w:t>div:not(:empty) {</w:t>
-      </w:r>
-    </w:p>
-    <w:p>
-      <w:r>
-        <w:t xml:space="preserve">  padding: 16px;</w:t>
-      </w:r>
-    </w:p>
-    <w:p>
-      <w:r>
-        <w:t>}</w:t>
-      </w:r>
-    </w:p>
-    <w:p>
-      <w:r>
-        <w:rPr>
-          <w:rFonts w:ascii="Segoe UI Emoji" w:hAnsi="Segoe UI Emoji" w:cs="Segoe UI Emoji"/>
-        </w:rPr>
-        <w:t>⚠️</w:t>
-      </w:r>
-      <w:r>
-        <w:t> </w:t>
-      </w:r>
-      <w:r>
-        <w:rPr>
-          <w:b/>
-          <w:bCs/>
-        </w:rPr>
-        <w:t>常见陷阱</w:t>
-      </w:r>
-      <w:r>
-        <w:t>：&lt;p&gt; &lt;/p&gt; 中间有空格/换行就</w:t>
-      </w:r>
-      <w:r>
-        <w:rPr>
-          <w:b/>
-          <w:bCs/>
-        </w:rPr>
-        <w:t>不是</w:t>
-      </w:r>
-      <w:r>
-        <w:t> :empty！只有 &lt;p&gt;&lt;/p&gt; 或 &lt;p/&gt; 才算空。</w:t>
-      </w:r>
-    </w:p>
-    <w:p>
-      <w:r>
-        <w:pict w14:anchorId="33CB03B8">
-          <v:rect id="_x0000_i1055" style="width:0;height:0" o:hrstd="t" o:hr="t" fillcolor="#a0a0a0" stroked="f"/>
-        </w:pict>
-      </w:r>
-    </w:p>
-    <w:p>
-      <w:pPr>
-        <w:rPr>
-          <w:b/>
-          <w:bCs/>
-        </w:rPr>
-      </w:pPr>
-      <w:r>
-        <w:rPr>
-          <w:rFonts w:ascii="Segoe UI Emoji" w:hAnsi="Segoe UI Emoji" w:cs="Segoe UI Emoji"/>
-          <w:b/>
-          <w:bCs/>
-        </w:rPr>
-        <w:t>🎯</w:t>
-      </w:r>
-      <w:r>
-        <w:rPr>
-          <w:b/>
-          <w:bCs/>
-        </w:rPr>
-        <w:t xml:space="preserve"> 综合实战示例</w:t>
-      </w:r>
-    </w:p>
-    <w:p>
-      <w:r>
-        <w:t>html</w:t>
-      </w:r>
-    </w:p>
-    <w:p>
-      <w:r>
-        <w:t>预览</w:t>
-      </w:r>
-    </w:p>
-    <w:p>
-      <w:r>
-        <w:t>&lt;article&gt;</w:t>
-      </w:r>
-    </w:p>
-    <w:p>
-      <w:r>
-        <w:t xml:space="preserve">  &lt;h2&gt;章节一&lt;/h2&gt;</w:t>
-      </w:r>
-    </w:p>
-    <w:p>
-      <w:r>
-        <w:t xml:space="preserve">  &lt;p&gt;有内容的段落&lt;/p&gt;</w:t>
-      </w:r>
-    </w:p>
-    <w:p>
-      <w:r>
-        <w:t xml:space="preserve">  &lt;p&gt;&lt;/p&gt;              </w:t>
-      </w:r>
+        <w:t xml:space="preserve">/* 没有 </w:t>
+      </w:r>
+      <w:proofErr w:type="spellStart"/>
       <w:r>
         <w:rPr>
           <w:i/>
           <w:iCs/>
         </w:rPr>
+        <w:t>href</w:t>
+      </w:r>
+      <w:proofErr w:type="spellEnd"/>
+      <w:r>
+        <w:rPr>
+          <w:i/>
+          <w:iCs/>
+        </w:rPr>
+        <w:t xml:space="preserve"> 属性的 &lt;a&gt; */</w:t>
+      </w:r>
+    </w:p>
+    <w:p>
+      <w:pPr>
+        <w:rPr>
+          <w:rFonts w:hint="eastAsia"/>
+        </w:rPr>
+      </w:pPr>
+      <w:r>
+        <w:t>a:not([href]) {</w:t>
+      </w:r>
+    </w:p>
+    <w:p>
+      <w:pPr>
+        <w:rPr>
+          <w:rFonts w:hint="eastAsia"/>
+        </w:rPr>
+      </w:pPr>
+      <w:r>
+        <w:t xml:space="preserve">  cursor: default;</w:t>
+      </w:r>
+    </w:p>
+    <w:p>
+      <w:pPr>
+        <w:rPr>
+          <w:rFonts w:hint="eastAsia"/>
+        </w:rPr>
+      </w:pPr>
+      <w:r>
+        <w:t xml:space="preserve">  text-decoration: none;</w:t>
+      </w:r>
+    </w:p>
+    <w:p>
+      <w:pPr>
+        <w:rPr>
+          <w:rFonts w:hint="eastAsia"/>
+        </w:rPr>
+      </w:pPr>
+      <w:r>
+        <w:t>}</w:t>
+      </w:r>
+    </w:p>
+    <w:p>
+      <w:pPr>
+        <w:rPr>
+          <w:rFonts w:hint="eastAsia"/>
+        </w:rPr>
+      </w:pPr>
+      <w:r>
+        <w:pict w14:anchorId="04BF23BF">
+          <v:rect id="_x0000_i1030" style="width:0;height:0" o:hrstd="t" o:hr="t" fillcolor="#a0a0a0" stroked="f"/>
+        </w:pict>
+      </w:r>
+    </w:p>
+    <w:p>
+      <w:pPr>
+        <w:rPr>
+          <w:rFonts w:hint="eastAsia"/>
+          <w:b/>
+          <w:bCs/>
+        </w:rPr>
+      </w:pPr>
+      <w:r>
+        <w:rPr>
+          <w:b/>
+          <w:bCs/>
+        </w:rPr>
+        <w:t>4. :empty — 空元素选择器</w:t>
+      </w:r>
+    </w:p>
+    <w:p>
+      <w:pPr>
+        <w:rPr>
+          <w:rFonts w:hint="eastAsia"/>
+        </w:rPr>
+      </w:pPr>
+      <w:r>
+        <w:t>选中</w:t>
+      </w:r>
+      <w:r>
+        <w:rPr>
+          <w:b/>
+          <w:bCs/>
+        </w:rPr>
+        <w:t>没有任何子节点</w:t>
+      </w:r>
+      <w:r>
+        <w:t>（包括文本节点、注释、空格）的元素。</w:t>
+      </w:r>
+    </w:p>
+    <w:p>
+      <w:pPr>
+        <w:rPr>
+          <w:rFonts w:hint="eastAsia"/>
+        </w:rPr>
+      </w:pPr>
+      <w:proofErr w:type="spellStart"/>
+      <w:r>
+        <w:t>css</w:t>
+      </w:r>
+      <w:proofErr w:type="spellEnd"/>
+    </w:p>
+    <w:p>
+      <w:pPr>
+        <w:rPr>
+          <w:rFonts w:hint="eastAsia"/>
+        </w:rPr>
+      </w:pPr>
+      <w:r>
+        <w:t>编辑</w:t>
+      </w:r>
+    </w:p>
+    <w:p>
+      <w:pPr>
+        <w:rPr>
+          <w:rFonts w:hint="eastAsia"/>
+        </w:rPr>
+      </w:pPr>
+      <w:r>
+        <w:rPr>
+          <w:i/>
+          <w:iCs/>
+        </w:rPr>
+        <w:t>/* 空的 &lt;p&gt; 显示占位提示 */</w:t>
+      </w:r>
+    </w:p>
+    <w:p>
+      <w:pPr>
+        <w:rPr>
+          <w:rFonts w:hint="eastAsia"/>
+        </w:rPr>
+      </w:pPr>
+      <w:r>
+        <w:t>p:empty::before {</w:t>
+      </w:r>
+    </w:p>
+    <w:p>
+      <w:pPr>
+        <w:rPr>
+          <w:rFonts w:hint="eastAsia"/>
+        </w:rPr>
+      </w:pPr>
+      <w:r>
+        <w:t xml:space="preserve">  content: "暂无内容";</w:t>
+      </w:r>
+    </w:p>
+    <w:p>
+      <w:pPr>
+        <w:rPr>
+          <w:rFonts w:hint="eastAsia"/>
+        </w:rPr>
+      </w:pPr>
+      <w:r>
+        <w:t xml:space="preserve">  color: #999;</w:t>
+      </w:r>
+    </w:p>
+    <w:p>
+      <w:pPr>
+        <w:rPr>
+          <w:rFonts w:hint="eastAsia"/>
+        </w:rPr>
+      </w:pPr>
+      <w:r>
+        <w:t>}</w:t>
+      </w:r>
+    </w:p>
+    <w:p>
+      <w:pPr>
+        <w:rPr>
+          <w:rFonts w:hint="eastAsia"/>
+        </w:rPr>
+      </w:pPr>
+    </w:p>
+    <w:p>
+      <w:pPr>
+        <w:rPr>
+          <w:rFonts w:hint="eastAsia"/>
+        </w:rPr>
+      </w:pPr>
+      <w:r>
+        <w:rPr>
+          <w:i/>
+          <w:iCs/>
+        </w:rPr>
+        <w:t>/* 非空的 &lt;div&gt; 添加内边距 */</w:t>
+      </w:r>
+    </w:p>
+    <w:p>
+      <w:pPr>
+        <w:rPr>
+          <w:rFonts w:hint="eastAsia"/>
+        </w:rPr>
+      </w:pPr>
+      <w:proofErr w:type="spellStart"/>
+      <w:r>
+        <w:t>div:not</w:t>
+      </w:r>
+      <w:proofErr w:type="spellEnd"/>
+      <w:r>
+        <w:t>(:empty) {</w:t>
+      </w:r>
+    </w:p>
+    <w:p>
+      <w:pPr>
+        <w:rPr>
+          <w:rFonts w:hint="eastAsia"/>
+        </w:rPr>
+      </w:pPr>
+      <w:r>
+        <w:t xml:space="preserve">  padding: 16px;</w:t>
+      </w:r>
+    </w:p>
+    <w:p>
+      <w:pPr>
+        <w:rPr>
+          <w:rFonts w:hint="eastAsia"/>
+        </w:rPr>
+      </w:pPr>
+      <w:r>
+        <w:t>}</w:t>
+      </w:r>
+    </w:p>
+    <w:p>
+      <w:pPr>
+        <w:rPr>
+          <w:rFonts w:hint="eastAsia"/>
+        </w:rPr>
+      </w:pPr>
+      <w:r>
+        <w:rPr>
+          <w:rFonts w:ascii="Segoe UI Emoji" w:hAnsi="Segoe UI Emoji" w:cs="Segoe UI Emoji"/>
+        </w:rPr>
+        <w:t>⚠️</w:t>
+      </w:r>
+      <w:r>
+        <w:t> </w:t>
+      </w:r>
+      <w:r>
+        <w:rPr>
+          <w:b/>
+          <w:bCs/>
+        </w:rPr>
+        <w:t>常见陷阱</w:t>
+      </w:r>
+      <w:r>
+        <w:t>：&lt;p&gt; &lt;/p&gt; 中间有空格/换行就</w:t>
+      </w:r>
+      <w:r>
+        <w:rPr>
+          <w:b/>
+          <w:bCs/>
+        </w:rPr>
+        <w:t>不是</w:t>
+      </w:r>
+      <w:r>
+        <w:t> :empty！只有 &lt;p&gt;&lt;/p&gt; 或 &lt;p/&gt; 才算空。</w:t>
+      </w:r>
+    </w:p>
+    <w:p>
+      <w:pPr>
+        <w:rPr>
+          <w:rFonts w:hint="eastAsia"/>
+        </w:rPr>
+      </w:pPr>
+      <w:r>
+        <w:pict w14:anchorId="33CB03B8">
+          <v:rect id="_x0000_i1031" style="width:0;height:0" o:hrstd="t" o:hr="t" fillcolor="#a0a0a0" stroked="f"/>
+        </w:pict>
+      </w:r>
+    </w:p>
+    <w:p>
+      <w:pPr>
+        <w:rPr>
+          <w:rFonts w:hint="eastAsia"/>
+          <w:b/>
+          <w:bCs/>
+        </w:rPr>
+      </w:pPr>
+      <w:r>
+        <w:rPr>
+          <w:rFonts w:ascii="Segoe UI Emoji" w:hAnsi="Segoe UI Emoji" w:cs="Segoe UI Emoji"/>
+          <w:b/>
+          <w:bCs/>
+        </w:rPr>
+        <w:t>🎯</w:t>
+      </w:r>
+      <w:r>
+        <w:rPr>
+          <w:b/>
+          <w:bCs/>
+        </w:rPr>
+        <w:t xml:space="preserve"> 综合实战示例</w:t>
+      </w:r>
+    </w:p>
+    <w:p>
+      <w:pPr>
+        <w:rPr>
+          <w:rFonts w:hint="eastAsia"/>
+        </w:rPr>
+      </w:pPr>
+      <w:r>
+        <w:t>html</w:t>
+      </w:r>
+    </w:p>
+    <w:p>
+      <w:pPr>
+        <w:rPr>
+          <w:rFonts w:hint="eastAsia"/>
+        </w:rPr>
+      </w:pPr>
+      <w:r>
+        <w:t>预览</w:t>
+      </w:r>
+    </w:p>
+    <w:p>
+      <w:pPr>
+        <w:rPr>
+          <w:rFonts w:hint="eastAsia"/>
+        </w:rPr>
+      </w:pPr>
+      <w:r>
+        <w:t>&lt;article&gt;</w:t>
+      </w:r>
+    </w:p>
+    <w:p>
+      <w:pPr>
+        <w:rPr>
+          <w:rFonts w:hint="eastAsia"/>
+        </w:rPr>
+      </w:pPr>
+      <w:r>
+        <w:t xml:space="preserve">  &lt;h2&gt;章节一&lt;/h2&gt;</w:t>
+      </w:r>
+    </w:p>
+    <w:p>
+      <w:pPr>
+        <w:rPr>
+          <w:rFonts w:hint="eastAsia"/>
+        </w:rPr>
+      </w:pPr>
+      <w:r>
+        <w:t xml:space="preserve">  &lt;p&gt;有内容的段落&lt;/p&gt;</w:t>
+      </w:r>
+    </w:p>
+    <w:p>
+      <w:pPr>
+        <w:rPr>
+          <w:rFonts w:hint="eastAsia"/>
+        </w:rPr>
+      </w:pPr>
+      <w:r>
+        <w:t xml:space="preserve">  &lt;p&gt;&lt;/p&gt;              </w:t>
+      </w:r>
+      <w:r>
+        <w:rPr>
+          <w:i/>
+          <w:iCs/>
+        </w:rPr>
         <w:t>&lt;!-- 空段落 --&gt;</w:t>
       </w:r>
     </w:p>
     <w:p>
+      <w:pPr>
+        <w:rPr>
+          <w:rFonts w:hint="eastAsia"/>
+        </w:rPr>
+      </w:pPr>
       <w:r>
         <w:t xml:space="preserve">  &lt;figure&gt;</w:t>
       </w:r>
     </w:p>
     <w:p>
-      <w:r>
-        <w:t xml:space="preserve">    &lt;img src="photo.jpg"&gt;</w:t>
-      </w:r>
-    </w:p>
-    <w:p>
-      <w:r>
-        <w:t xml:space="preserve">    &lt;figcaption&gt;图片说明&lt;/figcaption&gt;</w:t>
-      </w:r>
-    </w:p>
-    <w:p>
+      <w:pPr>
+        <w:rPr>
+          <w:rFonts w:hint="eastAsia"/>
+        </w:rPr>
+      </w:pPr>
+      <w:r>
+        <w:t xml:space="preserve">    &lt;</w:t>
+      </w:r>
+      <w:proofErr w:type="spellStart"/>
+      <w:r>
+        <w:t>img</w:t>
+      </w:r>
+      <w:proofErr w:type="spellEnd"/>
+      <w:r>
+        <w:t xml:space="preserve"> </w:t>
+      </w:r>
+      <w:proofErr w:type="spellStart"/>
+      <w:r>
+        <w:t>src</w:t>
+      </w:r>
+      <w:proofErr w:type="spellEnd"/>
+      <w:r>
+        <w:t>="photo.jpg"&gt;</w:t>
+      </w:r>
+    </w:p>
+    <w:p>
+      <w:pPr>
+        <w:rPr>
+          <w:rFonts w:hint="eastAsia"/>
+        </w:rPr>
+      </w:pPr>
+      <w:r>
+        <w:t xml:space="preserve">    &lt;</w:t>
+      </w:r>
+      <w:proofErr w:type="spellStart"/>
+      <w:r>
+        <w:t>figcaption</w:t>
+      </w:r>
+      <w:proofErr w:type="spellEnd"/>
+      <w:r>
+        <w:t>&gt;图片说明&lt;/</w:t>
+      </w:r>
+      <w:proofErr w:type="spellStart"/>
+      <w:r>
+        <w:t>figcaption</w:t>
+      </w:r>
+      <w:proofErr w:type="spellEnd"/>
+      <w:r>
+        <w:t>&gt;</w:t>
+      </w:r>
+    </w:p>
+    <w:p>
+      <w:pPr>
+        <w:rPr>
+          <w:rFonts w:hint="eastAsia"/>
+        </w:rPr>
+      </w:pPr>
       <w:r>
         <w:t xml:space="preserve">  &lt;/figure&gt;</w:t>
       </w:r>
     </w:p>
     <w:p>
+      <w:pPr>
+        <w:rPr>
+          <w:rFonts w:hint="eastAsia"/>
+        </w:rPr>
+      </w:pPr>
       <w:r>
         <w:t xml:space="preserve">  &lt;p&gt;最后一段&lt;/p&gt;</w:t>
       </w:r>
     </w:p>
     <w:p>
+      <w:pPr>
+        <w:rPr>
+          <w:rFonts w:hint="eastAsia"/>
+        </w:rPr>
+      </w:pPr>
       <w:r>
         <w:t>&lt;/article&gt;</w:t>
       </w:r>
     </w:p>
     <w:p>
+      <w:pPr>
+        <w:rPr>
+          <w:rFonts w:hint="eastAsia"/>
+        </w:rPr>
+      </w:pPr>
+      <w:proofErr w:type="spellStart"/>
       <w:r>
         <w:lastRenderedPageBreak/>
         <w:t>css</w:t>
       </w:r>
-    </w:p>
-    <w:p>
+      <w:proofErr w:type="spellEnd"/>
+    </w:p>
+    <w:p>
+      <w:pPr>
+        <w:rPr>
+          <w:rFonts w:hint="eastAsia"/>
+        </w:rPr>
+      </w:pPr>
       <w:r>
         <w:t>编辑</w:t>
       </w:r>
     </w:p>
     <w:p>
+      <w:pPr>
+        <w:rPr>
+          <w:rFonts w:hint="eastAsia"/>
+        </w:rPr>
+      </w:pPr>
       <w:r>
         <w:rPr>
           <w:i/>
@@ -6933,22 +8397,53 @@
       </w:r>
     </w:p>
     <w:p>
-      <w:r>
-        <w:t>article:has(figure) {</w:t>
-      </w:r>
-    </w:p>
-    <w:p>
+      <w:pPr>
+        <w:rPr>
+          <w:rFonts w:hint="eastAsia"/>
+        </w:rPr>
+      </w:pPr>
+      <w:proofErr w:type="spellStart"/>
+      <w:r>
+        <w:t>article:has</w:t>
+      </w:r>
+      <w:proofErr w:type="spellEnd"/>
+      <w:r>
+        <w:t>(figure) {</w:t>
+      </w:r>
+    </w:p>
+    <w:p>
+      <w:pPr>
+        <w:rPr>
+          <w:rFonts w:hint="eastAsia"/>
+        </w:rPr>
+      </w:pPr>
       <w:r>
         <w:t xml:space="preserve">  background: #fafafa;</w:t>
       </w:r>
     </w:p>
     <w:p>
+      <w:pPr>
+        <w:rPr>
+          <w:rFonts w:hint="eastAsia"/>
+        </w:rPr>
+      </w:pPr>
       <w:r>
         <w:t>}</w:t>
       </w:r>
     </w:p>
-    <w:p/>
-    <w:p>
+    <w:p>
+      <w:pPr>
+        <w:rPr>
+          <w:rFonts w:hint="eastAsia"/>
+        </w:rPr>
+      </w:pPr>
+    </w:p>
+    <w:p>
+      <w:pPr>
+        <w:rPr>
+          <w:rFonts w:hint="eastAsia"/>
+        </w:rPr>
+      </w:pPr>
       <w:r>
         <w:rPr>
           <w:i/>
@@ -6958,27 +8453,58 @@
       </w:r>
     </w:p>
     <w:p>
+      <w:pPr>
+        <w:rPr>
+          <w:rFonts w:hint="eastAsia"/>
+        </w:rPr>
+      </w:pPr>
       <w:r>
         <w:t>p:empty::before {</w:t>
       </w:r>
     </w:p>
     <w:p>
+      <w:pPr>
+        <w:rPr>
+          <w:rFonts w:hint="eastAsia"/>
+        </w:rPr>
+      </w:pPr>
       <w:r>
         <w:t xml:space="preserve">  content: "[内容为空]";</w:t>
       </w:r>
     </w:p>
     <w:p>
+      <w:pPr>
+        <w:rPr>
+          <w:rFonts w:hint="eastAsia"/>
+        </w:rPr>
+      </w:pPr>
       <w:r>
         <w:t xml:space="preserve">  color: #ccc;</w:t>
       </w:r>
     </w:p>
     <w:p>
+      <w:pPr>
+        <w:rPr>
+          <w:rFonts w:hint="eastAsia"/>
+        </w:rPr>
+      </w:pPr>
       <w:r>
         <w:t>}</w:t>
       </w:r>
     </w:p>
-    <w:p/>
-    <w:p>
+    <w:p>
+      <w:pPr>
+        <w:rPr>
+          <w:rFonts w:hint="eastAsia"/>
+        </w:rPr>
+      </w:pPr>
+    </w:p>
+    <w:p>
+      <w:pPr>
+        <w:rPr>
+          <w:rFonts w:hint="eastAsia"/>
+        </w:rPr>
+      </w:pPr>
       <w:r>
         <w:rPr>
           <w:i/>
@@ -6988,66 +8514,170 @@
       </w:r>
     </w:p>
     <w:p>
+      <w:pPr>
+        <w:rPr>
+          <w:rFonts w:hint="eastAsia"/>
+        </w:rPr>
+      </w:pPr>
       <w:r>
         <w:t>p:not(:last-of-type) {</w:t>
       </w:r>
     </w:p>
     <w:p>
+      <w:pPr>
+        <w:rPr>
+          <w:rFonts w:hint="eastAsia"/>
+        </w:rPr>
+      </w:pPr>
       <w:r>
         <w:t xml:space="preserve">  border-bottom: 1px dashed #eee;</w:t>
       </w:r>
     </w:p>
     <w:p>
+      <w:pPr>
+        <w:rPr>
+          <w:rFonts w:hint="eastAsia"/>
+        </w:rPr>
+      </w:pPr>
       <w:r>
         <w:t>}</w:t>
       </w:r>
     </w:p>
-    <w:p/>
-    <w:p>
+    <w:p>
+      <w:pPr>
+        <w:rPr>
+          <w:rFonts w:hint="eastAsia"/>
+        </w:rPr>
+      </w:pPr>
+    </w:p>
+    <w:p>
+      <w:pPr>
+        <w:rPr>
+          <w:rFonts w:hint="eastAsia"/>
+        </w:rPr>
+      </w:pPr>
       <w:r>
         <w:rPr>
           <w:i/>
           <w:iCs/>
         </w:rPr>
-        <w:t>/* 4. figure 中有 figcaption 时，图片加圆角 */</w:t>
-      </w:r>
-    </w:p>
-    <w:p>
-      <w:r>
-        <w:t>figure:has(figcaption) img {</w:t>
-      </w:r>
-    </w:p>
-    <w:p>
-      <w:r>
-        <w:t xml:space="preserve">  border-radius: 8px;</w:t>
-      </w:r>
-    </w:p>
-    <w:p>
-      <w:r>
-        <w:t>}</w:t>
-      </w:r>
-    </w:p>
-    <w:p/>
-    <w:p>
+        <w:t xml:space="preserve">/* 4. figure 中有 </w:t>
+      </w:r>
+      <w:proofErr w:type="spellStart"/>
       <w:r>
         <w:rPr>
           <w:i/>
           <w:iCs/>
         </w:rPr>
+        <w:t>figcaption</w:t>
+      </w:r>
+      <w:proofErr w:type="spellEnd"/>
+      <w:r>
+        <w:rPr>
+          <w:i/>
+          <w:iCs/>
+        </w:rPr>
+        <w:t xml:space="preserve"> 时，图片加圆角 */</w:t>
+      </w:r>
+    </w:p>
+    <w:p>
+      <w:pPr>
+        <w:rPr>
+          <w:rFonts w:hint="eastAsia"/>
+        </w:rPr>
+      </w:pPr>
+      <w:proofErr w:type="spellStart"/>
+      <w:r>
+        <w:t>figure:has</w:t>
+      </w:r>
+      <w:proofErr w:type="spellEnd"/>
+      <w:r>
+        <w:t>(</w:t>
+      </w:r>
+      <w:proofErr w:type="spellStart"/>
+      <w:r>
+        <w:t>figcaption</w:t>
+      </w:r>
+      <w:proofErr w:type="spellEnd"/>
+      <w:r>
+        <w:t xml:space="preserve">) </w:t>
+      </w:r>
+      <w:proofErr w:type="spellStart"/>
+      <w:r>
+        <w:t>img</w:t>
+      </w:r>
+      <w:proofErr w:type="spellEnd"/>
+      <w:r>
+        <w:t xml:space="preserve"> {</w:t>
+      </w:r>
+    </w:p>
+    <w:p>
+      <w:pPr>
+        <w:rPr>
+          <w:rFonts w:hint="eastAsia"/>
+        </w:rPr>
+      </w:pPr>
+      <w:r>
+        <w:t xml:space="preserve">  border-radius: 8px;</w:t>
+      </w:r>
+    </w:p>
+    <w:p>
+      <w:pPr>
+        <w:rPr>
+          <w:rFonts w:hint="eastAsia"/>
+        </w:rPr>
+      </w:pPr>
+      <w:r>
+        <w:t>}</w:t>
+      </w:r>
+    </w:p>
+    <w:p>
+      <w:pPr>
+        <w:rPr>
+          <w:rFonts w:hint="eastAsia"/>
+        </w:rPr>
+      </w:pPr>
+    </w:p>
+    <w:p>
+      <w:pPr>
+        <w:rPr>
+          <w:rFonts w:hint="eastAsia"/>
+        </w:rPr>
+      </w:pPr>
+      <w:r>
+        <w:rPr>
+          <w:i/>
+          <w:iCs/>
+        </w:rPr>
         <w:t>/* 5. 第二个同类型段落（即那个空&lt;p&gt;）高亮 */</w:t>
       </w:r>
     </w:p>
     <w:p>
+      <w:pPr>
+        <w:rPr>
+          <w:rFonts w:hint="eastAsia"/>
+        </w:rPr>
+      </w:pPr>
       <w:r>
         <w:t>p:nth-of-type(2) {</w:t>
       </w:r>
     </w:p>
     <w:p>
+      <w:pPr>
+        <w:rPr>
+          <w:rFonts w:hint="eastAsia"/>
+        </w:rPr>
+      </w:pPr>
       <w:r>
         <w:t xml:space="preserve">  outline: 2px dashed orange;</w:t>
       </w:r>
     </w:p>
     <w:p>
+      <w:pPr>
+        <w:rPr>
+          <w:rFonts w:hint="eastAsia"/>
+        </w:rPr>
+      </w:pPr>
       <w:r>
         <w:t>}</w:t>
       </w:r>
@@ -7055,6 +8685,7 @@
     <w:p>
       <w:pPr>
         <w:rPr>
+          <w:rFonts w:hint="eastAsia"/>
           <w:b/>
           <w:bCs/>
         </w:rPr>
@@ -7068,6 +8699,11 @@
       </w:r>
     </w:p>
     <w:p>
+      <w:pPr>
+        <w:rPr>
+          <w:rFonts w:hint="eastAsia"/>
+        </w:rPr>
+      </w:pPr>
       <w:r>
         <w:t>表格</w:t>
       </w:r>
@@ -7114,6 +8750,7 @@
           <w:p>
             <w:pPr>
               <w:rPr>
+                <w:rFonts w:hint="eastAsia"/>
                 <w:b/>
                 <w:bCs/>
               </w:rPr>
@@ -7149,6 +8786,7 @@
           <w:p>
             <w:pPr>
               <w:rPr>
+                <w:rFonts w:hint="eastAsia"/>
                 <w:b/>
                 <w:bCs/>
               </w:rPr>
@@ -7184,6 +8822,7 @@
           <w:p>
             <w:pPr>
               <w:rPr>
+                <w:rFonts w:hint="eastAsia"/>
                 <w:b/>
                 <w:bCs/>
               </w:rPr>
@@ -7218,6 +8857,11 @@
             <w:hideMark/>
           </w:tcPr>
           <w:p>
+            <w:pPr>
+              <w:rPr>
+                <w:rFonts w:hint="eastAsia"/>
+              </w:rPr>
+            </w:pPr>
             <w:r>
               <w:t>:nth-child(n)</w:t>
             </w:r>
@@ -7242,6 +8886,11 @@
             <w:hideMark/>
           </w:tcPr>
           <w:p>
+            <w:pPr>
+              <w:rPr>
+                <w:rFonts w:hint="eastAsia"/>
+              </w:rPr>
+            </w:pPr>
             <w:r>
               <w:t>所有子元素中第n个 + 标签匹配</w:t>
             </w:r>
@@ -7266,6 +8915,11 @@
             <w:hideMark/>
           </w:tcPr>
           <w:p>
+            <w:pPr>
+              <w:rPr>
+                <w:rFonts w:hint="eastAsia"/>
+              </w:rPr>
+            </w:pPr>
             <w:r>
               <w:t>跨标签计数</w:t>
             </w:r>
@@ -7292,6 +8946,11 @@
             <w:hideMark/>
           </w:tcPr>
           <w:p>
+            <w:pPr>
+              <w:rPr>
+                <w:rFonts w:hint="eastAsia"/>
+              </w:rPr>
+            </w:pPr>
             <w:r>
               <w:t>:nth-of-type(n)</w:t>
             </w:r>
@@ -7316,6 +8975,11 @@
             <w:hideMark/>
           </w:tcPr>
           <w:p>
+            <w:pPr>
+              <w:rPr>
+                <w:rFonts w:hint="eastAsia"/>
+              </w:rPr>
+            </w:pPr>
             <w:r>
               <w:t>同标签中第n个</w:t>
             </w:r>
@@ -7340,6 +9004,11 @@
             <w:hideMark/>
           </w:tcPr>
           <w:p>
+            <w:pPr>
+              <w:rPr>
+                <w:rFonts w:hint="eastAsia"/>
+              </w:rPr>
+            </w:pPr>
             <w:r>
               <w:t>同标签计数</w:t>
             </w:r>
@@ -7366,6 +9035,11 @@
             <w:hideMark/>
           </w:tcPr>
           <w:p>
+            <w:pPr>
+              <w:rPr>
+                <w:rFonts w:hint="eastAsia"/>
+              </w:rPr>
+            </w:pPr>
             <w:r>
               <w:t>:has(selector)</w:t>
             </w:r>
@@ -7390,6 +9064,11 @@
             <w:hideMark/>
           </w:tcPr>
           <w:p>
+            <w:pPr>
+              <w:rPr>
+                <w:rFonts w:hint="eastAsia"/>
+              </w:rPr>
+            </w:pPr>
             <w:r>
               <w:t>当前元素（基于后代/兄弟条件）</w:t>
             </w:r>
@@ -7414,6 +9093,11 @@
             <w:hideMark/>
           </w:tcPr>
           <w:p>
+            <w:pPr>
+              <w:rPr>
+                <w:rFonts w:hint="eastAsia"/>
+              </w:rPr>
+            </w:pPr>
             <w:r>
               <w:t>"父选择器"，可嵌套</w:t>
             </w:r>
@@ -7440,6 +9124,11 @@
             <w:hideMark/>
           </w:tcPr>
           <w:p>
+            <w:pPr>
+              <w:rPr>
+                <w:rFonts w:hint="eastAsia"/>
+              </w:rPr>
+            </w:pPr>
             <w:r>
               <w:t>:not(selector)</w:t>
             </w:r>
@@ -7464,6 +9153,11 @@
             <w:hideMark/>
           </w:tcPr>
           <w:p>
+            <w:pPr>
+              <w:rPr>
+                <w:rFonts w:hint="eastAsia"/>
+              </w:rPr>
+            </w:pPr>
             <w:r>
               <w:t>排除匹配的元素</w:t>
             </w:r>
@@ -7488,6 +9182,11 @@
             <w:hideMark/>
           </w:tcPr>
           <w:p>
+            <w:pPr>
+              <w:rPr>
+                <w:rFonts w:hint="eastAsia"/>
+              </w:rPr>
+            </w:pPr>
             <w:r>
               <w:t>支持逗号分隔多条件</w:t>
             </w:r>
@@ -7514,6 +9213,11 @@
             <w:hideMark/>
           </w:tcPr>
           <w:p>
+            <w:pPr>
+              <w:rPr>
+                <w:rFonts w:hint="eastAsia"/>
+              </w:rPr>
+            </w:pPr>
             <w:r>
               <w:t>:empty</w:t>
             </w:r>
@@ -7538,6 +9242,11 @@
             <w:hideMark/>
           </w:tcPr>
           <w:p>
+            <w:pPr>
+              <w:rPr>
+                <w:rFonts w:hint="eastAsia"/>
+              </w:rPr>
+            </w:pPr>
             <w:r>
               <w:t>无任何子节点的元素</w:t>
             </w:r>
@@ -7562,6 +9271,11 @@
             <w:hideMark/>
           </w:tcPr>
           <w:p>
+            <w:pPr>
+              <w:rPr>
+                <w:rFonts w:hint="eastAsia"/>
+              </w:rPr>
+            </w:pPr>
             <w:r>
               <w:t>空格/换行也算非空</w:t>
             </w:r>
@@ -7569,81 +9283,1096 @@
         </w:tc>
       </w:tr>
     </w:tbl>
+    <w:p>
+      <w:pPr>
+        <w:rPr>
+          <w:rFonts w:hint="eastAsia"/>
+        </w:rPr>
+      </w:pPr>
+    </w:p>
+    <w:p>
+      <w:pPr>
+        <w:rPr>
+          <w:rFonts w:hint="eastAsia"/>
+        </w:rPr>
+      </w:pPr>
+    </w:p>
+    <w:p>
+      <w:pPr>
+        <w:pStyle w:val="1"/>
+        <w:rPr>
+          <w:rFonts w:hint="eastAsia"/>
+        </w:rPr>
+      </w:pPr>
+      <w:r>
+        <w:rPr>
+          <w:rFonts w:hint="eastAsia"/>
+        </w:rPr>
+        <w:lastRenderedPageBreak/>
+        <w:t>0628选择器</w:t>
+      </w:r>
+    </w:p>
+    <w:p>
+      <w:pPr>
+        <w:rPr>
+          <w:rFonts w:hint="eastAsia"/>
+        </w:rPr>
+      </w:pPr>
+      <w:r>
+        <w:rPr>
+          <w:rFonts w:hint="eastAsia"/>
+        </w:rPr>
+        <w:t>伪元素</w:t>
+      </w:r>
+    </w:p>
+    <w:p>
+      <w:pPr>
+        <w:rPr>
+          <w:rFonts w:hint="eastAsia"/>
+        </w:rPr>
+      </w:pPr>
+      <w:r>
+        <w:rPr>
+          <w:rFonts w:hint="eastAsia"/>
+        </w:rPr>
+        <w:t>改造元素的一部分，不算真实</w:t>
+      </w:r>
+      <w:proofErr w:type="spellStart"/>
+      <w:r>
+        <w:rPr>
+          <w:rFonts w:hint="eastAsia"/>
+        </w:rPr>
+        <w:t>dom</w:t>
+      </w:r>
+      <w:proofErr w:type="spellEnd"/>
+      <w:r>
+        <w:rPr>
+          <w:rFonts w:hint="eastAsia"/>
+        </w:rPr>
+        <w:t>一部分，主要目的减少一些无意义的标签</w:t>
+      </w:r>
+    </w:p>
+    <w:p>
+      <w:pPr>
+        <w:rPr>
+          <w:rFonts w:hint="eastAsia"/>
+        </w:rPr>
+      </w:pPr>
+    </w:p>
+    <w:p>
+      <w:pPr>
+        <w:rPr>
+          <w:rFonts w:hint="eastAsia"/>
+        </w:rPr>
+      </w:pPr>
+      <w:r>
+        <w:rPr>
+          <w:rFonts w:hint="eastAsia"/>
+        </w:rPr>
+        <w:t>::first-letter：首字母</w:t>
+      </w:r>
+    </w:p>
+    <w:p>
+      <w:pPr>
+        <w:rPr>
+          <w:rFonts w:hint="eastAsia"/>
+        </w:rPr>
+      </w:pPr>
+      <w:r>
+        <w:rPr>
+          <w:rFonts w:hint="eastAsia"/>
+        </w:rPr>
+        <w:t>::first-line：第一行</w:t>
+      </w:r>
+    </w:p>
+    <w:p>
+      <w:pPr>
+        <w:rPr>
+          <w:rFonts w:hint="eastAsia"/>
+        </w:rPr>
+      </w:pPr>
+    </w:p>
+    <w:p>
+      <w:pPr>
+        <w:rPr>
+          <w:rFonts w:hint="eastAsia"/>
+        </w:rPr>
+      </w:pPr>
+    </w:p>
+    <w:p>
+      <w:r>
+        <w:rPr>
+          <w:rFonts w:hint="eastAsia"/>
+        </w:rPr>
+        <w:t>Inline元素的padding生效，但不会撑开父元素高度，不影响周边排版</w:t>
+      </w:r>
+    </w:p>
     <w:p/>
     <w:p/>
     <w:p>
       <w:pPr>
-        <w:pStyle w:val="1"/>
-        <w:rPr>
-          <w:rFonts w:hint="eastAsia"/>
-        </w:rPr>
-      </w:pPr>
-      <w:r>
-        <w:rPr>
-          <w:rFonts w:hint="eastAsia"/>
-        </w:rPr>
+        <w:rPr>
+          <w:b/>
+          <w:bCs/>
+        </w:rPr>
+      </w:pPr>
+      <w:r>
+        <w:rPr>
+          <w:b/>
+          <w:bCs/>
+        </w:rPr>
+        <w:t>总结</w:t>
+      </w:r>
+    </w:p>
+    <w:p>
+      <w:r>
+        <w:t>音频围绕 CSS 相关知识展开，回顾上节课内容，详细讲解选择器、伪元素、盒子模型、文本流等知识点，引入 flex 布局概念并布置作业，还对下节课进行了安排，内容如下：</w:t>
+      </w:r>
+    </w:p>
+    <w:p>
+      <w:pPr>
+        <w:numPr>
+          <w:ilvl w:val="0"/>
+          <w:numId w:val="6"/>
+        </w:numPr>
+      </w:pPr>
+      <w:r>
+        <w:rPr>
+          <w:b/>
+          <w:bCs/>
+        </w:rPr>
+        <w:t>上节课内容回顾</w:t>
+      </w:r>
+    </w:p>
+    <w:p>
+      <w:pPr>
+        <w:numPr>
+          <w:ilvl w:val="2"/>
+          <w:numId w:val="6"/>
+        </w:numPr>
+      </w:pPr>
+      <w:r>
+        <w:rPr>
+          <w:b/>
+          <w:bCs/>
+        </w:rPr>
+        <w:t>选择器类型</w:t>
+      </w:r>
+    </w:p>
+    <w:p>
+      <w:pPr>
+        <w:numPr>
+          <w:ilvl w:val="3"/>
+          <w:numId w:val="6"/>
+        </w:numPr>
+      </w:pPr>
+      <w:r>
+        <w:t>基础定位选择器：包括通配符、标签、类、ID、属性选择器等。</w:t>
+      </w:r>
+    </w:p>
+    <w:p>
+      <w:pPr>
+        <w:numPr>
+          <w:ilvl w:val="3"/>
+          <w:numId w:val="6"/>
+        </w:numPr>
+      </w:pPr>
+      <w:r>
+        <w:t>关系型选择器：如后代选择器（两选择器挨着写）、子代选择器（两选择器用大于号连接）、兄弟选择器（用波浪号或加号）。</w:t>
+      </w:r>
+    </w:p>
+    <w:p>
+      <w:pPr>
+        <w:numPr>
+          <w:ilvl w:val="3"/>
+          <w:numId w:val="6"/>
+        </w:numPr>
+      </w:pPr>
+      <w:r>
+        <w:t>状态选择器：包含伪类和伪元素、结构位选择器等。</w:t>
+      </w:r>
+    </w:p>
+    <w:p/>
+    <w:p>
+      <w:r>
         <w:lastRenderedPageBreak/>
-        <w:t>062</w:t>
-      </w:r>
-      <w:r>
-        <w:rPr>
-          <w:rFonts w:hint="eastAsia"/>
-        </w:rPr>
-        <w:t>8</w:t>
-      </w:r>
-      <w:r>
-        <w:rPr>
-          <w:rFonts w:hint="eastAsia"/>
-        </w:rPr>
-        <w:t>选择器</w:t>
-      </w:r>
-    </w:p>
-    <w:p>
-      <w:r>
-        <w:rPr>
-          <w:rFonts w:hint="eastAsia"/>
-        </w:rPr>
-        <w:t>伪元素</w:t>
-      </w:r>
-    </w:p>
-    <w:p>
-      <w:r>
-        <w:rPr>
-          <w:rFonts w:hint="eastAsia"/>
-        </w:rPr>
-        <w:t>改造元素的一部分，不算真实dom一部分，主要目的减少一些无意义的标签</w:t>
+        <w:drawing>
+          <wp:inline distT="0" distB="0" distL="0" distR="0" wp14:anchorId="3C460333" wp14:editId="17EEBA6D">
+            <wp:extent cx="5274310" cy="5532755"/>
+            <wp:effectExtent l="0" t="0" r="0" b="0"/>
+            <wp:docPr id="1981000092" name="图片 4"/>
+            <wp:cNvGraphicFramePr>
+              <a:graphicFrameLocks xmlns:a="http://schemas.openxmlformats.org/drawingml/2006/main" noChangeAspect="1"/>
+            </wp:cNvGraphicFramePr>
+            <a:graphic xmlns:a="http://schemas.openxmlformats.org/drawingml/2006/main">
+              <a:graphicData uri="http://schemas.openxmlformats.org/drawingml/2006/picture">
+                <pic:pic xmlns:pic="http://schemas.openxmlformats.org/drawingml/2006/picture">
+                  <pic:nvPicPr>
+                    <pic:cNvPr id="0" name="Picture 23"/>
+                    <pic:cNvPicPr>
+                      <a:picLocks noChangeAspect="1" noChangeArrowheads="1"/>
+                    </pic:cNvPicPr>
+                  </pic:nvPicPr>
+                  <pic:blipFill>
+                    <a:blip r:embed="rId7">
+                      <a:extLst>
+                        <a:ext uri="{28A0092B-C50C-407E-A947-70E740481C1C}">
+                          <a14:useLocalDpi xmlns:a14="http://schemas.microsoft.com/office/drawing/2010/main" val="0"/>
+                        </a:ext>
+                      </a:extLst>
+                    </a:blip>
+                    <a:srcRect/>
+                    <a:stretch>
+                      <a:fillRect/>
+                    </a:stretch>
+                  </pic:blipFill>
+                  <pic:spPr bwMode="auto">
+                    <a:xfrm>
+                      <a:off x="0" y="0"/>
+                      <a:ext cx="5274310" cy="5532755"/>
+                    </a:xfrm>
+                    <a:prstGeom prst="rect">
+                      <a:avLst/>
+                    </a:prstGeom>
+                    <a:noFill/>
+                    <a:ln>
+                      <a:noFill/>
+                    </a:ln>
+                  </pic:spPr>
+                </pic:pic>
+              </a:graphicData>
+            </a:graphic>
+          </wp:inline>
+        </w:drawing>
       </w:r>
     </w:p>
     <w:p/>
     <w:p>
-      <w:r>
-        <w:rPr>
-          <w:rFonts w:hint="eastAsia"/>
-        </w:rPr>
-        <w:t>::first-letter：首字母</w:t>
-      </w:r>
-    </w:p>
-    <w:p>
-      <w:r>
-        <w:rPr>
-          <w:rFonts w:hint="eastAsia"/>
-        </w:rPr>
-        <w:t>::first-line：第一行</w:t>
+      <w:pPr>
+        <w:numPr>
+          <w:ilvl w:val="1"/>
+          <w:numId w:val="6"/>
+        </w:numPr>
+      </w:pPr>
+      <w:r>
+        <w:rPr>
+          <w:b/>
+          <w:bCs/>
+        </w:rPr>
+        <w:t>课后作业情况</w:t>
+      </w:r>
+    </w:p>
+    <w:p>
+      <w:pPr>
+        <w:numPr>
+          <w:ilvl w:val="2"/>
+          <w:numId w:val="6"/>
+        </w:numPr>
+      </w:pPr>
+      <w:r>
+        <w:t>作业完成情况：课后作业要求做 test 等选择器相关内容，学员仅看了用法和举例。</w:t>
+      </w:r>
+    </w:p>
+    <w:p>
+      <w:pPr>
+        <w:numPr>
+          <w:ilvl w:val="2"/>
+          <w:numId w:val="6"/>
+        </w:numPr>
+      </w:pPr>
+      <w:r>
+        <w:t>选择器讲解：重点讲解 has 选择器，它是一种父级条件选择器，能根据子元素状态确定父元素状态，通过输入框聚焦改变父元素样式的例子说明其联动效果；ins 是选择性合并，等价于将多个元素并列书写；not 是排除，empty 针对无内容的元素，使用时要注意无换行和空格。</w:t>
+      </w:r>
+    </w:p>
+    <w:p>
+      <w:pPr>
+        <w:numPr>
+          <w:ilvl w:val="0"/>
+          <w:numId w:val="6"/>
+        </w:numPr>
+      </w:pPr>
+      <w:r>
+        <w:rPr>
+          <w:b/>
+          <w:bCs/>
+        </w:rPr>
+        <w:t>伪元素讲解</w:t>
+      </w:r>
+    </w:p>
+    <w:p>
+      <w:pPr>
+        <w:numPr>
+          <w:ilvl w:val="1"/>
+          <w:numId w:val="6"/>
+        </w:numPr>
+      </w:pPr>
+      <w:r>
+        <w:rPr>
+          <w:b/>
+          <w:bCs/>
+        </w:rPr>
+        <w:t>伪元素定义与作用</w:t>
+      </w:r>
+    </w:p>
+    <w:p>
+      <w:pPr>
+        <w:numPr>
+          <w:ilvl w:val="2"/>
+          <w:numId w:val="6"/>
+        </w:numPr>
+      </w:pPr>
+      <w:r>
+        <w:t>定义：伪元素是 CSS 参与元素的一种方式，主要改造元素内容部分。</w:t>
+      </w:r>
+    </w:p>
+    <w:p>
+      <w:pPr>
+        <w:numPr>
+          <w:ilvl w:val="2"/>
+          <w:numId w:val="6"/>
+        </w:numPr>
+      </w:pPr>
+      <w:r>
+        <w:t>作用：减少无意义标签，避免页面卡顿，参与和改造元素的 content 部分。</w:t>
+      </w:r>
+    </w:p>
+    <w:p>
+      <w:pPr>
+        <w:numPr>
+          <w:ilvl w:val="1"/>
+          <w:numId w:val="6"/>
+        </w:numPr>
+      </w:pPr>
+      <w:r>
+        <w:rPr>
+          <w:b/>
+          <w:bCs/>
+        </w:rPr>
+        <w:t>常见伪元素</w:t>
+      </w:r>
+    </w:p>
+    <w:p>
+      <w:pPr>
+        <w:numPr>
+          <w:ilvl w:val="2"/>
+          <w:numId w:val="6"/>
+        </w:numPr>
+      </w:pPr>
+      <w:r>
+        <w:t>before 和 after：与 content 合作，为元素增加内容，但不算真实节</w:t>
+      </w:r>
+      <w:r>
+        <w:lastRenderedPageBreak/>
+        <w:t>点。</w:t>
+      </w:r>
+    </w:p>
+    <w:p>
+      <w:pPr>
+        <w:numPr>
+          <w:ilvl w:val="2"/>
+          <w:numId w:val="6"/>
+        </w:numPr>
+      </w:pPr>
+      <w:r>
+        <w:t>first - letter 和 first - line：分别表示首字母和第一行，first - line 能自适应浏览器变动。</w:t>
+      </w:r>
+    </w:p>
+    <w:p>
+      <w:pPr>
+        <w:numPr>
+          <w:ilvl w:val="0"/>
+          <w:numId w:val="6"/>
+        </w:numPr>
+      </w:pPr>
+      <w:r>
+        <w:rPr>
+          <w:b/>
+          <w:bCs/>
+        </w:rPr>
+        <w:t>CSS 基础知识问答</w:t>
+      </w:r>
+    </w:p>
+    <w:p>
+      <w:pPr>
+        <w:numPr>
+          <w:ilvl w:val="1"/>
+          <w:numId w:val="6"/>
+        </w:numPr>
+      </w:pPr>
+      <w:r>
+        <w:rPr>
+          <w:b/>
+          <w:bCs/>
+        </w:rPr>
+        <w:t>盒子模型</w:t>
+      </w:r>
+    </w:p>
+    <w:p>
+      <w:pPr>
+        <w:numPr>
+          <w:ilvl w:val="2"/>
+          <w:numId w:val="6"/>
+        </w:numPr>
+      </w:pPr>
+      <w:r>
+        <w:t>模型类型：分为 W3C 标准模型和怪异模型。</w:t>
+      </w:r>
+    </w:p>
+    <w:p>
+      <w:pPr>
+        <w:numPr>
+          <w:ilvl w:val="2"/>
+          <w:numId w:val="6"/>
+        </w:numPr>
+      </w:pPr>
+      <w:r>
+        <w:t>区别：标准模型宽度和高度不包括 margin 和 border；怪异模型包括 padding 和 border。</w:t>
+      </w:r>
+    </w:p>
+    <w:p>
+      <w:pPr>
+        <w:numPr>
+          <w:ilvl w:val="1"/>
+          <w:numId w:val="6"/>
+        </w:numPr>
+      </w:pPr>
+      <w:r>
+        <w:rPr>
+          <w:b/>
+          <w:bCs/>
+        </w:rPr>
+        <w:t>元素显示类型</w:t>
+      </w:r>
+    </w:p>
+    <w:p>
+      <w:pPr>
+        <w:numPr>
+          <w:ilvl w:val="2"/>
+          <w:numId w:val="6"/>
+        </w:numPr>
+      </w:pPr>
+      <w:r>
+        <w:t>类型分类：主要有 block（块级元素）和 inline（行内元素）。</w:t>
+      </w:r>
+    </w:p>
+    <w:p>
+      <w:pPr>
+        <w:numPr>
+          <w:ilvl w:val="2"/>
+          <w:numId w:val="6"/>
+        </w:numPr>
+      </w:pPr>
+      <w:r>
+        <w:t>区别：行内元素可放在一排，宽高由内容决定，上下 padding 和 margin 不生效，但视觉上撑开；块级元素占一整行。</w:t>
+      </w:r>
+    </w:p>
+    <w:p>
+      <w:pPr>
+        <w:numPr>
+          <w:ilvl w:val="1"/>
+          <w:numId w:val="6"/>
+        </w:numPr>
+      </w:pPr>
+      <w:r>
+        <w:rPr>
+          <w:b/>
+          <w:bCs/>
+        </w:rPr>
+        <w:t>文本流</w:t>
+      </w:r>
+    </w:p>
+    <w:p>
+      <w:pPr>
+        <w:numPr>
+          <w:ilvl w:val="2"/>
+          <w:numId w:val="6"/>
+        </w:numPr>
+      </w:pPr>
+      <w:r>
+        <w:t>概念：文本流是从左到右、从上到下的流体，水平方向由 text - align 控制。</w:t>
+      </w:r>
+    </w:p>
+    <w:p>
+      <w:pPr>
+        <w:numPr>
+          <w:ilvl w:val="2"/>
+          <w:numId w:val="6"/>
+        </w:numPr>
+      </w:pPr>
+      <w:r>
+        <w:t>对齐方式：默认文字按基线（baseline）对齐，可通过 vertical - align 改变对齐方式，该属性写在子元素中。</w:t>
+      </w:r>
+    </w:p>
+    <w:p>
+      <w:pPr>
+        <w:numPr>
+          <w:ilvl w:val="2"/>
+          <w:numId w:val="6"/>
+        </w:numPr>
+      </w:pPr>
+      <w:r>
+        <w:t>应用：图片属于 inline 元素，可通过修改其 vertical - align 实现与其他元素的垂直居中。</w:t>
+      </w:r>
+    </w:p>
+    <w:p>
+      <w:pPr>
+        <w:numPr>
+          <w:ilvl w:val="0"/>
+          <w:numId w:val="6"/>
+        </w:numPr>
+      </w:pPr>
+      <w:r>
+        <w:rPr>
+          <w:b/>
+          <w:bCs/>
+        </w:rPr>
+        <w:t>flex 布局讲解</w:t>
+      </w:r>
+    </w:p>
+    <w:p>
+      <w:pPr>
+        <w:numPr>
+          <w:ilvl w:val="1"/>
+          <w:numId w:val="6"/>
+        </w:numPr>
+      </w:pPr>
+      <w:r>
+        <w:rPr>
+          <w:b/>
+          <w:bCs/>
+        </w:rPr>
+        <w:t>布局理解与作业</w:t>
+      </w:r>
+    </w:p>
+    <w:p>
+      <w:pPr>
+        <w:numPr>
+          <w:ilvl w:val="2"/>
+          <w:numId w:val="6"/>
+        </w:numPr>
+      </w:pPr>
+      <w:r>
+        <w:t>布局理解：flex 布局是元素在某个方向上的排布方式。</w:t>
+      </w:r>
+    </w:p>
+    <w:p>
+      <w:pPr>
+        <w:numPr>
+          <w:ilvl w:val="2"/>
+          <w:numId w:val="6"/>
+        </w:numPr>
+      </w:pPr>
+      <w:r>
+        <w:t>作业布置：要求学员复刻包含 5 个 div 和 1 个 h2 的布局，写出 5 个圆的样式，并使用 flex 布局实现内容的水平和垂直居中。</w:t>
+      </w:r>
+    </w:p>
+    <w:p>
+      <w:pPr>
+        <w:numPr>
+          <w:ilvl w:val="1"/>
+          <w:numId w:val="6"/>
+        </w:numPr>
+      </w:pPr>
+      <w:r>
+        <w:rPr>
+          <w:b/>
+          <w:bCs/>
+        </w:rPr>
+        <w:t>flex 布局核心概念</w:t>
+      </w:r>
+    </w:p>
+    <w:p>
+      <w:pPr>
+        <w:numPr>
+          <w:ilvl w:val="2"/>
+          <w:numId w:val="6"/>
+        </w:numPr>
+      </w:pPr>
+      <w:r>
+        <w:t>主轴和辅轴：主轴默认水平，辅轴默认垂直，可通过 flex - direction 改变。</w:t>
+      </w:r>
+    </w:p>
+    <w:p>
+      <w:pPr>
+        <w:numPr>
+          <w:ilvl w:val="2"/>
+          <w:numId w:val="6"/>
+        </w:numPr>
+      </w:pPr>
+      <w:r>
+        <w:t>控制属性：justify - content 控制主轴，align - items 控制辅轴。</w:t>
+      </w:r>
+    </w:p>
+    <w:p>
+      <w:pPr>
+        <w:numPr>
+          <w:ilvl w:val="0"/>
+          <w:numId w:val="6"/>
+        </w:numPr>
+      </w:pPr>
+      <w:r>
+        <w:rPr>
+          <w:b/>
+          <w:bCs/>
+        </w:rPr>
+        <w:t>其他交流与后续安排</w:t>
+      </w:r>
+    </w:p>
+    <w:p>
+      <w:pPr>
+        <w:numPr>
+          <w:ilvl w:val="1"/>
+          <w:numId w:val="6"/>
+        </w:numPr>
+      </w:pPr>
+      <w:r>
+        <w:rPr>
+          <w:b/>
+          <w:bCs/>
+        </w:rPr>
+        <w:t>后续课程安排</w:t>
+      </w:r>
+    </w:p>
+    <w:p>
+      <w:pPr>
+        <w:numPr>
+          <w:ilvl w:val="2"/>
+          <w:numId w:val="6"/>
+        </w:numPr>
+      </w:pPr>
+      <w:r>
+        <w:t>课程时间：下节课于下周日进行。</w:t>
+      </w:r>
+    </w:p>
+    <w:p>
+      <w:pPr>
+        <w:numPr>
+          <w:ilvl w:val="2"/>
+          <w:numId w:val="6"/>
+        </w:numPr>
+      </w:pPr>
+      <w:r>
+        <w:t>课程难度：若学员觉得内容简单，可完整讲解后跳过，老师会根据学员情况调整难度。</w:t>
+      </w:r>
+    </w:p>
+    <w:p>
+      <w:pPr>
+        <w:numPr>
+          <w:ilvl w:val="2"/>
+          <w:numId w:val="6"/>
+        </w:numPr>
+      </w:pPr>
+      <w:r>
+        <w:t>预习要求：学员需提前预习 flex 相关内容或完成作业。</w:t>
       </w:r>
     </w:p>
     <w:p/>
     <w:p/>
     <w:p>
       <w:pPr>
-        <w:rPr>
-          <w:rFonts w:hint="eastAsia"/>
-        </w:rPr>
-      </w:pPr>
-      <w:r>
-        <w:rPr>
-          <w:rFonts w:hint="eastAsia"/>
-        </w:rPr>
-        <w:t>Inline元素的padding生效，但不会撑开父元素高度，不影响周边排版</w:t>
+        <w:pStyle w:val="1"/>
+      </w:pPr>
+      <w:r>
+        <w:rPr>
+          <w:rFonts w:hint="eastAsia"/>
+        </w:rPr>
+        <w:t>0705 flex</w:t>
+      </w:r>
+    </w:p>
+    <w:p>
+      <w:pPr>
+        <w:rPr>
+          <w:rFonts w:hint="eastAsia"/>
+          <w:b/>
+          <w:bCs/>
+        </w:rPr>
+      </w:pPr>
+      <w:r>
+        <w:rPr>
+          <w:b/>
+          <w:bCs/>
+        </w:rPr>
+        <w:t>flex-direction — 主轴方向</w:t>
+      </w:r>
+    </w:p>
+    <w:p>
+      <w:pPr>
+        <w:rPr>
+          <w:b/>
+          <w:bCs/>
+        </w:rPr>
+      </w:pPr>
+      <w:r>
+        <w:rPr>
+          <w:b/>
+          <w:bCs/>
+        </w:rPr>
+        <w:t>flex-wrap — 换行策略</w:t>
+      </w:r>
+    </w:p>
+    <w:p>
+      <w:pPr>
+        <w:rPr>
+          <w:rFonts w:hint="eastAsia"/>
+        </w:rPr>
+      </w:pPr>
+    </w:p>
+    <w:p>
+      <w:pPr>
+        <w:rPr>
+          <w:b/>
+          <w:bCs/>
+        </w:rPr>
+      </w:pPr>
+      <w:r>
+        <w:rPr>
+          <w:b/>
+          <w:bCs/>
+        </w:rPr>
+        <w:lastRenderedPageBreak/>
+        <w:t>justify-content — 主轴对齐</w:t>
+      </w:r>
+    </w:p>
+    <w:p>
+      <w:r>
+        <w:rPr>
+          <w:rFonts w:hint="eastAsia"/>
+        </w:rPr>
+        <w:t xml:space="preserve">: start, end, center, </w:t>
+      </w:r>
+      <w:r>
+        <w:rPr>
+          <w:rFonts w:hint="eastAsia"/>
+        </w:rPr>
+        <w:t>space-around, space-between, space-evenly</w:t>
+      </w:r>
+    </w:p>
+    <w:p>
+      <w:pPr>
+        <w:rPr>
+          <w:b/>
+          <w:bCs/>
+        </w:rPr>
+      </w:pPr>
+      <w:r>
+        <w:rPr>
+          <w:b/>
+          <w:bCs/>
+        </w:rPr>
+        <w:t>align-items — 交叉轴对齐（单行）</w:t>
+      </w:r>
+    </w:p>
+    <w:p>
+      <w:r>
+        <w:rPr>
+          <w:rFonts w:hint="eastAsia"/>
+        </w:rPr>
+        <w:t>: start, center, stretch(当子项本身有高度,start和stretch一样，无高度stretch再拉伸)</w:t>
+      </w:r>
+    </w:p>
+    <w:p>
+      <w:pPr>
+        <w:rPr>
+          <w:b/>
+          <w:bCs/>
+        </w:rPr>
+      </w:pPr>
+      <w:r>
+        <w:rPr>
+          <w:b/>
+          <w:bCs/>
+        </w:rPr>
+        <w:t>align-content — 多行交叉轴对齐</w:t>
+      </w:r>
+    </w:p>
+    <w:p>
+      <w:r>
+        <w:rPr>
+          <w:rFonts w:hint="eastAsia"/>
+        </w:rPr>
+        <w:t>: 控制辅轴</w:t>
+      </w:r>
+      <w:r>
+        <w:rPr>
+          <w:rFonts w:hint="eastAsia"/>
+        </w:rPr>
+        <w:t>方向上多行的对齐</w:t>
+      </w:r>
+      <w:r>
+        <w:rPr>
+          <w:rFonts w:hint="eastAsia"/>
+        </w:rPr>
+        <w:t>，值和</w:t>
+      </w:r>
+      <w:r>
+        <w:rPr>
+          <w:rFonts w:hint="eastAsia"/>
+        </w:rPr>
+        <w:t>Justify-content</w:t>
+      </w:r>
+      <w:r>
+        <w:rPr>
+          <w:rFonts w:hint="eastAsia"/>
+        </w:rPr>
+        <w:t>一样</w:t>
+      </w:r>
+    </w:p>
+    <w:p/>
+    <w:p>
+      <w:pPr>
+        <w:rPr>
+          <w:rFonts w:hint="eastAsia"/>
+        </w:rPr>
+      </w:pPr>
+      <w:r>
+        <w:rPr>
+          <w:rFonts w:hint="eastAsia"/>
+        </w:rPr>
+        <w:t>Order: 默认0，类似index</w:t>
+      </w:r>
+      <w:r>
+        <w:rPr>
+          <w:rFonts w:hint="eastAsia"/>
+        </w:rPr>
+        <w:t>，不改变</w:t>
+      </w:r>
+      <w:proofErr w:type="spellStart"/>
+      <w:r>
+        <w:rPr>
+          <w:rFonts w:hint="eastAsia"/>
+        </w:rPr>
+        <w:t>dom</w:t>
+      </w:r>
+      <w:proofErr w:type="spellEnd"/>
+      <w:r>
+        <w:rPr>
+          <w:rFonts w:hint="eastAsia"/>
+        </w:rPr>
+        <w:t>结构，只改变显示顺序，设置在子元素上</w:t>
+      </w:r>
+    </w:p>
+    <w:p/>
+    <w:p>
+      <w:r>
+        <w:rPr>
+          <w:rFonts w:hint="eastAsia"/>
+        </w:rPr>
+        <w:t>Flex: 1 (grow、shrink：1，basis: 0)</w:t>
+      </w:r>
+    </w:p>
+    <w:p>
+      <w:r>
+        <w:rPr>
+          <w:rFonts w:hint="eastAsia"/>
+        </w:rPr>
+        <w:t xml:space="preserve">Flex: </w:t>
+      </w:r>
+      <w:r>
+        <w:rPr>
+          <w:rFonts w:hint="eastAsia"/>
+        </w:rPr>
+        <w:t>2</w:t>
+      </w:r>
+      <w:r>
+        <w:rPr>
+          <w:rFonts w:hint="eastAsia"/>
+        </w:rPr>
+        <w:t xml:space="preserve"> (grow</w:t>
+      </w:r>
+      <w:r>
+        <w:rPr>
+          <w:rFonts w:hint="eastAsia"/>
+        </w:rPr>
+        <w:t>: 2</w:t>
+      </w:r>
+      <w:r>
+        <w:rPr>
+          <w:rFonts w:hint="eastAsia"/>
+        </w:rPr>
+        <w:t>、shrink：1，basis: 0)</w:t>
+      </w:r>
+    </w:p>
+    <w:p>
+      <w:r>
+        <w:t>flex 属性的默认值是 0 1 auto</w:t>
+      </w:r>
+    </w:p>
+    <w:p/>
+    <w:p>
+      <w:pPr>
+        <w:rPr>
+          <w:rFonts w:hint="eastAsia"/>
+        </w:rPr>
+      </w:pPr>
+      <w:r>
+        <w:rPr>
+          <w:rFonts w:hint="eastAsia"/>
+        </w:rPr>
+        <w:t>/* flex: grow shrink basis */</w:t>
+      </w:r>
+    </w:p>
+    <w:p>
+      <w:pPr>
+        <w:rPr>
+          <w:rFonts w:hint="eastAsia"/>
+        </w:rPr>
+      </w:pPr>
+      <w:r>
+        <w:rPr>
+          <w:rFonts w:hint="eastAsia"/>
+        </w:rPr>
+        <w:t>.item { flex: 1; }        /* = flex: 1 1 0%  → 等分剩余空间 */</w:t>
+      </w:r>
+    </w:p>
+    <w:p>
+      <w:pPr>
+        <w:rPr>
+          <w:rFonts w:hint="eastAsia"/>
+        </w:rPr>
+      </w:pPr>
+      <w:r>
+        <w:rPr>
+          <w:rFonts w:hint="eastAsia"/>
+        </w:rPr>
+        <w:t>.item { flex: auto; }     /* = flex: 1 1 auto → 可伸缩+内容宽度 */</w:t>
+      </w:r>
+    </w:p>
+    <w:p>
+      <w:pPr>
+        <w:rPr>
+          <w:rFonts w:hint="eastAsia"/>
+        </w:rPr>
+      </w:pPr>
+      <w:r>
+        <w:rPr>
+          <w:rFonts w:hint="eastAsia"/>
+        </w:rPr>
+        <w:t>.item { flex: none; }     /* = flex: 0 0 auto → 固定不伸缩 */</w:t>
+      </w:r>
+    </w:p>
+    <w:p>
+      <w:pPr>
+        <w:rPr>
+          <w:rFonts w:hint="eastAsia"/>
+        </w:rPr>
+      </w:pPr>
+      <w:r>
+        <w:rPr>
+          <w:rFonts w:hint="eastAsia"/>
+        </w:rPr>
+        <w:t>.item { flex: 0 0 200px; }/* 固定200px，不伸缩 */</w:t>
+      </w:r>
+    </w:p>
+    <w:p/>
+    <w:p>
+      <w:r>
+        <w:rPr>
+          <w:rFonts w:hint="eastAsia"/>
+        </w:rPr>
+        <w:t>Flex-grow: 分配剩余空间，先减去固定宽度，再按比例分配剩余宽度</w:t>
+      </w:r>
+    </w:p>
+    <w:p>
+      <w:pPr>
+        <w:rPr>
+          <w:rFonts w:hint="eastAsia"/>
+        </w:rPr>
+      </w:pPr>
+      <w:r>
+        <w:rPr>
+          <w:rFonts w:hint="eastAsia"/>
+        </w:rPr>
+        <w:t>Flex-shrink: （不换行时）空间不足，</w:t>
+      </w:r>
+      <w:r>
+        <w:rPr>
+          <w:rFonts w:hint="eastAsia"/>
+        </w:rPr>
+        <w:t>先计算不足的空间宽度，再按比例分配减少</w:t>
+      </w:r>
+    </w:p>
+    <w:p>
+      <w:r>
+        <w:rPr>
+          <w:rFonts w:hint="eastAsia"/>
+        </w:rPr>
+        <w:t>Flex-basis: 优先级比width高</w:t>
+      </w:r>
+    </w:p>
+    <w:p>
+      <w:pPr>
+        <w:rPr>
+          <w:rFonts w:hint="eastAsia"/>
+          <w:b/>
+          <w:bCs/>
+        </w:rPr>
+      </w:pPr>
+      <w:r>
+        <w:rPr>
+          <w:b/>
+          <w:bCs/>
+        </w:rPr>
+        <w:t>flex-basis — 基准尺寸</w:t>
+      </w:r>
+    </w:p>
+    <w:p>
+      <w:r>
+        <w:t xml:space="preserve">.item { flex-basis: auto; }   </w:t>
+      </w:r>
+      <w:r>
+        <w:rPr>
+          <w:i/>
+          <w:iCs/>
+        </w:rPr>
+        <w:t>/* 默认，按内容/width计算 */</w:t>
+      </w:r>
+    </w:p>
+    <w:p>
+      <w:r>
+        <w:t xml:space="preserve">.item { flex-basis: 200px; }  </w:t>
+      </w:r>
+      <w:r>
+        <w:rPr>
+          <w:i/>
+          <w:iCs/>
+        </w:rPr>
+        <w:t>/* 以200px为基准分配空间 */</w:t>
+      </w:r>
+    </w:p>
+    <w:p>
+      <w:r>
+        <w:t xml:space="preserve">.item { flex-basis: 0; }      </w:t>
+      </w:r>
+      <w:r>
+        <w:rPr>
+          <w:i/>
+          <w:iCs/>
+        </w:rPr>
+        <w:t>/* 忽略内容宽度，纯按比例分配 */</w:t>
+      </w:r>
+    </w:p>
+    <w:p/>
+    <w:p>
+      <w:r>
+        <w:rPr>
+          <w:rFonts w:hint="eastAsia"/>
+        </w:rPr>
+        <w:t>Align-self: 设置在子元素上，改变单个子元素的交叉轴方向对齐</w:t>
+      </w:r>
+    </w:p>
+    <w:p/>
+    <w:p/>
+    <w:p>
+      <w:pPr>
+        <w:rPr>
+          <w:rFonts w:hint="eastAsia"/>
+        </w:rPr>
+      </w:pPr>
+      <w:r>
+        <w:rPr>
+          <w:rFonts w:hint="eastAsia"/>
+        </w:rPr>
+        <w:t>Grid</w:t>
       </w:r>
     </w:p>
     <w:sectPr>
@@ -7866,122 +10595,9 @@
     </w:lvl>
   </w:abstractNum>
   <w:abstractNum w:abstractNumId="1" w15:restartNumberingAfterBreak="0">
-    <w:nsid w:val="32D55A8E"/>
+    <w:nsid w:val="3191358A"/>
     <w:multiLevelType w:val="multilevel"/>
-    <w:tmpl w:val="94C24AD4"/>
-    <w:lvl w:ilvl="0">
-      <w:start w:val="1"/>
-      <w:numFmt w:val="decimal"/>
-      <w:lvlText w:val="%1."/>
-      <w:lvlJc w:val="left"/>
-      <w:pPr>
-        <w:tabs>
-          <w:tab w:val="num" w:pos="720"/>
-        </w:tabs>
-        <w:ind w:left="720" w:hanging="360"/>
-      </w:pPr>
-    </w:lvl>
-    <w:lvl w:ilvl="1" w:tentative="1">
-      <w:start w:val="1"/>
-      <w:numFmt w:val="decimal"/>
-      <w:lvlText w:val="%2."/>
-      <w:lvlJc w:val="left"/>
-      <w:pPr>
-        <w:tabs>
-          <w:tab w:val="num" w:pos="1440"/>
-        </w:tabs>
-        <w:ind w:left="1440" w:hanging="360"/>
-      </w:pPr>
-    </w:lvl>
-    <w:lvl w:ilvl="2" w:tentative="1">
-      <w:start w:val="1"/>
-      <w:numFmt w:val="decimal"/>
-      <w:lvlText w:val="%3."/>
-      <w:lvlJc w:val="left"/>
-      <w:pPr>
-        <w:tabs>
-          <w:tab w:val="num" w:pos="2160"/>
-        </w:tabs>
-        <w:ind w:left="2160" w:hanging="360"/>
-      </w:pPr>
-    </w:lvl>
-    <w:lvl w:ilvl="3" w:tentative="1">
-      <w:start w:val="1"/>
-      <w:numFmt w:val="decimal"/>
-      <w:lvlText w:val="%4."/>
-      <w:lvlJc w:val="left"/>
-      <w:pPr>
-        <w:tabs>
-          <w:tab w:val="num" w:pos="2880"/>
-        </w:tabs>
-        <w:ind w:left="2880" w:hanging="360"/>
-      </w:pPr>
-    </w:lvl>
-    <w:lvl w:ilvl="4" w:tentative="1">
-      <w:start w:val="1"/>
-      <w:numFmt w:val="decimal"/>
-      <w:lvlText w:val="%5."/>
-      <w:lvlJc w:val="left"/>
-      <w:pPr>
-        <w:tabs>
-          <w:tab w:val="num" w:pos="3600"/>
-        </w:tabs>
-        <w:ind w:left="3600" w:hanging="360"/>
-      </w:pPr>
-    </w:lvl>
-    <w:lvl w:ilvl="5" w:tentative="1">
-      <w:start w:val="1"/>
-      <w:numFmt w:val="decimal"/>
-      <w:lvlText w:val="%6."/>
-      <w:lvlJc w:val="left"/>
-      <w:pPr>
-        <w:tabs>
-          <w:tab w:val="num" w:pos="4320"/>
-        </w:tabs>
-        <w:ind w:left="4320" w:hanging="360"/>
-      </w:pPr>
-    </w:lvl>
-    <w:lvl w:ilvl="6" w:tentative="1">
-      <w:start w:val="1"/>
-      <w:numFmt w:val="decimal"/>
-      <w:lvlText w:val="%7."/>
-      <w:lvlJc w:val="left"/>
-      <w:pPr>
-        <w:tabs>
-          <w:tab w:val="num" w:pos="5040"/>
-        </w:tabs>
-        <w:ind w:left="5040" w:hanging="360"/>
-      </w:pPr>
-    </w:lvl>
-    <w:lvl w:ilvl="7" w:tentative="1">
-      <w:start w:val="1"/>
-      <w:numFmt w:val="decimal"/>
-      <w:lvlText w:val="%8."/>
-      <w:lvlJc w:val="left"/>
-      <w:pPr>
-        <w:tabs>
-          <w:tab w:val="num" w:pos="5760"/>
-        </w:tabs>
-        <w:ind w:left="5760" w:hanging="360"/>
-      </w:pPr>
-    </w:lvl>
-    <w:lvl w:ilvl="8" w:tentative="1">
-      <w:start w:val="1"/>
-      <w:numFmt w:val="decimal"/>
-      <w:lvlText w:val="%9."/>
-      <w:lvlJc w:val="left"/>
-      <w:pPr>
-        <w:tabs>
-          <w:tab w:val="num" w:pos="6480"/>
-        </w:tabs>
-        <w:ind w:left="6480" w:hanging="360"/>
-      </w:pPr>
-    </w:lvl>
-  </w:abstractNum>
-  <w:abstractNum w:abstractNumId="2" w15:restartNumberingAfterBreak="0">
-    <w:nsid w:val="40FD6C15"/>
-    <w:multiLevelType w:val="multilevel"/>
-    <w:tmpl w:val="3F003246"/>
+    <w:tmpl w:val="5CC671BE"/>
     <w:lvl w:ilvl="0">
       <w:start w:val="1"/>
       <w:numFmt w:val="bullet"/>
@@ -8014,6 +10630,268 @@
         <w:sz w:val="20"/>
       </w:rPr>
     </w:lvl>
+    <w:lvl w:ilvl="2">
+      <w:start w:val="1"/>
+      <w:numFmt w:val="bullet"/>
+      <w:lvlText w:val=""/>
+      <w:lvlJc w:val="left"/>
+      <w:pPr>
+        <w:tabs>
+          <w:tab w:val="num" w:pos="2160"/>
+        </w:tabs>
+        <w:ind w:left="2160" w:hanging="360"/>
+      </w:pPr>
+      <w:rPr>
+        <w:rFonts w:ascii="Wingdings" w:hAnsi="Wingdings" w:hint="default"/>
+        <w:sz w:val="20"/>
+      </w:rPr>
+    </w:lvl>
+    <w:lvl w:ilvl="3">
+      <w:start w:val="1"/>
+      <w:numFmt w:val="bullet"/>
+      <w:lvlText w:val=""/>
+      <w:lvlJc w:val="left"/>
+      <w:pPr>
+        <w:tabs>
+          <w:tab w:val="num" w:pos="2880"/>
+        </w:tabs>
+        <w:ind w:left="2880" w:hanging="360"/>
+      </w:pPr>
+      <w:rPr>
+        <w:rFonts w:ascii="Wingdings" w:hAnsi="Wingdings" w:hint="default"/>
+        <w:sz w:val="20"/>
+      </w:rPr>
+    </w:lvl>
+    <w:lvl w:ilvl="4" w:tentative="1">
+      <w:start w:val="1"/>
+      <w:numFmt w:val="bullet"/>
+      <w:lvlText w:val=""/>
+      <w:lvlJc w:val="left"/>
+      <w:pPr>
+        <w:tabs>
+          <w:tab w:val="num" w:pos="3600"/>
+        </w:tabs>
+        <w:ind w:left="3600" w:hanging="360"/>
+      </w:pPr>
+      <w:rPr>
+        <w:rFonts w:ascii="Wingdings" w:hAnsi="Wingdings" w:hint="default"/>
+        <w:sz w:val="20"/>
+      </w:rPr>
+    </w:lvl>
+    <w:lvl w:ilvl="5" w:tentative="1">
+      <w:start w:val="1"/>
+      <w:numFmt w:val="bullet"/>
+      <w:lvlText w:val=""/>
+      <w:lvlJc w:val="left"/>
+      <w:pPr>
+        <w:tabs>
+          <w:tab w:val="num" w:pos="4320"/>
+        </w:tabs>
+        <w:ind w:left="4320" w:hanging="360"/>
+      </w:pPr>
+      <w:rPr>
+        <w:rFonts w:ascii="Wingdings" w:hAnsi="Wingdings" w:hint="default"/>
+        <w:sz w:val="20"/>
+      </w:rPr>
+    </w:lvl>
+    <w:lvl w:ilvl="6" w:tentative="1">
+      <w:start w:val="1"/>
+      <w:numFmt w:val="bullet"/>
+      <w:lvlText w:val=""/>
+      <w:lvlJc w:val="left"/>
+      <w:pPr>
+        <w:tabs>
+          <w:tab w:val="num" w:pos="5040"/>
+        </w:tabs>
+        <w:ind w:left="5040" w:hanging="360"/>
+      </w:pPr>
+      <w:rPr>
+        <w:rFonts w:ascii="Wingdings" w:hAnsi="Wingdings" w:hint="default"/>
+        <w:sz w:val="20"/>
+      </w:rPr>
+    </w:lvl>
+    <w:lvl w:ilvl="7" w:tentative="1">
+      <w:start w:val="1"/>
+      <w:numFmt w:val="bullet"/>
+      <w:lvlText w:val=""/>
+      <w:lvlJc w:val="left"/>
+      <w:pPr>
+        <w:tabs>
+          <w:tab w:val="num" w:pos="5760"/>
+        </w:tabs>
+        <w:ind w:left="5760" w:hanging="360"/>
+      </w:pPr>
+      <w:rPr>
+        <w:rFonts w:ascii="Wingdings" w:hAnsi="Wingdings" w:hint="default"/>
+        <w:sz w:val="20"/>
+      </w:rPr>
+    </w:lvl>
+    <w:lvl w:ilvl="8" w:tentative="1">
+      <w:start w:val="1"/>
+      <w:numFmt w:val="bullet"/>
+      <w:lvlText w:val=""/>
+      <w:lvlJc w:val="left"/>
+      <w:pPr>
+        <w:tabs>
+          <w:tab w:val="num" w:pos="6480"/>
+        </w:tabs>
+        <w:ind w:left="6480" w:hanging="360"/>
+      </w:pPr>
+      <w:rPr>
+        <w:rFonts w:ascii="Wingdings" w:hAnsi="Wingdings" w:hint="default"/>
+        <w:sz w:val="20"/>
+      </w:rPr>
+    </w:lvl>
+  </w:abstractNum>
+  <w:abstractNum w:abstractNumId="2" w15:restartNumberingAfterBreak="0">
+    <w:nsid w:val="32D55A8E"/>
+    <w:multiLevelType w:val="multilevel"/>
+    <w:tmpl w:val="94C24AD4"/>
+    <w:lvl w:ilvl="0">
+      <w:start w:val="1"/>
+      <w:numFmt w:val="decimal"/>
+      <w:lvlText w:val="%1."/>
+      <w:lvlJc w:val="left"/>
+      <w:pPr>
+        <w:tabs>
+          <w:tab w:val="num" w:pos="720"/>
+        </w:tabs>
+        <w:ind w:left="720" w:hanging="360"/>
+      </w:pPr>
+    </w:lvl>
+    <w:lvl w:ilvl="1" w:tentative="1">
+      <w:start w:val="1"/>
+      <w:numFmt w:val="decimal"/>
+      <w:lvlText w:val="%2."/>
+      <w:lvlJc w:val="left"/>
+      <w:pPr>
+        <w:tabs>
+          <w:tab w:val="num" w:pos="1440"/>
+        </w:tabs>
+        <w:ind w:left="1440" w:hanging="360"/>
+      </w:pPr>
+    </w:lvl>
+    <w:lvl w:ilvl="2" w:tentative="1">
+      <w:start w:val="1"/>
+      <w:numFmt w:val="decimal"/>
+      <w:lvlText w:val="%3."/>
+      <w:lvlJc w:val="left"/>
+      <w:pPr>
+        <w:tabs>
+          <w:tab w:val="num" w:pos="2160"/>
+        </w:tabs>
+        <w:ind w:left="2160" w:hanging="360"/>
+      </w:pPr>
+    </w:lvl>
+    <w:lvl w:ilvl="3" w:tentative="1">
+      <w:start w:val="1"/>
+      <w:numFmt w:val="decimal"/>
+      <w:lvlText w:val="%4."/>
+      <w:lvlJc w:val="left"/>
+      <w:pPr>
+        <w:tabs>
+          <w:tab w:val="num" w:pos="2880"/>
+        </w:tabs>
+        <w:ind w:left="2880" w:hanging="360"/>
+      </w:pPr>
+    </w:lvl>
+    <w:lvl w:ilvl="4" w:tentative="1">
+      <w:start w:val="1"/>
+      <w:numFmt w:val="decimal"/>
+      <w:lvlText w:val="%5."/>
+      <w:lvlJc w:val="left"/>
+      <w:pPr>
+        <w:tabs>
+          <w:tab w:val="num" w:pos="3600"/>
+        </w:tabs>
+        <w:ind w:left="3600" w:hanging="360"/>
+      </w:pPr>
+    </w:lvl>
+    <w:lvl w:ilvl="5" w:tentative="1">
+      <w:start w:val="1"/>
+      <w:numFmt w:val="decimal"/>
+      <w:lvlText w:val="%6."/>
+      <w:lvlJc w:val="left"/>
+      <w:pPr>
+        <w:tabs>
+          <w:tab w:val="num" w:pos="4320"/>
+        </w:tabs>
+        <w:ind w:left="4320" w:hanging="360"/>
+      </w:pPr>
+    </w:lvl>
+    <w:lvl w:ilvl="6" w:tentative="1">
+      <w:start w:val="1"/>
+      <w:numFmt w:val="decimal"/>
+      <w:lvlText w:val="%7."/>
+      <w:lvlJc w:val="left"/>
+      <w:pPr>
+        <w:tabs>
+          <w:tab w:val="num" w:pos="5040"/>
+        </w:tabs>
+        <w:ind w:left="5040" w:hanging="360"/>
+      </w:pPr>
+    </w:lvl>
+    <w:lvl w:ilvl="7" w:tentative="1">
+      <w:start w:val="1"/>
+      <w:numFmt w:val="decimal"/>
+      <w:lvlText w:val="%8."/>
+      <w:lvlJc w:val="left"/>
+      <w:pPr>
+        <w:tabs>
+          <w:tab w:val="num" w:pos="5760"/>
+        </w:tabs>
+        <w:ind w:left="5760" w:hanging="360"/>
+      </w:pPr>
+    </w:lvl>
+    <w:lvl w:ilvl="8" w:tentative="1">
+      <w:start w:val="1"/>
+      <w:numFmt w:val="decimal"/>
+      <w:lvlText w:val="%9."/>
+      <w:lvlJc w:val="left"/>
+      <w:pPr>
+        <w:tabs>
+          <w:tab w:val="num" w:pos="6480"/>
+        </w:tabs>
+        <w:ind w:left="6480" w:hanging="360"/>
+      </w:pPr>
+    </w:lvl>
+  </w:abstractNum>
+  <w:abstractNum w:abstractNumId="3" w15:restartNumberingAfterBreak="0">
+    <w:nsid w:val="40FD6C15"/>
+    <w:multiLevelType w:val="multilevel"/>
+    <w:tmpl w:val="3F003246"/>
+    <w:lvl w:ilvl="0">
+      <w:start w:val="1"/>
+      <w:numFmt w:val="bullet"/>
+      <w:lvlText w:val=""/>
+      <w:lvlJc w:val="left"/>
+      <w:pPr>
+        <w:tabs>
+          <w:tab w:val="num" w:pos="720"/>
+        </w:tabs>
+        <w:ind w:left="720" w:hanging="360"/>
+      </w:pPr>
+      <w:rPr>
+        <w:rFonts w:ascii="Symbol" w:hAnsi="Symbol" w:hint="default"/>
+        <w:sz w:val="20"/>
+      </w:rPr>
+    </w:lvl>
+    <w:lvl w:ilvl="1">
+      <w:start w:val="1"/>
+      <w:numFmt w:val="bullet"/>
+      <w:lvlText w:val="o"/>
+      <w:lvlJc w:val="left"/>
+      <w:pPr>
+        <w:tabs>
+          <w:tab w:val="num" w:pos="1440"/>
+        </w:tabs>
+        <w:ind w:left="1440" w:hanging="360"/>
+      </w:pPr>
+      <w:rPr>
+        <w:rFonts w:ascii="Courier New" w:hAnsi="Courier New" w:hint="default"/>
+        <w:sz w:val="20"/>
+      </w:rPr>
+    </w:lvl>
     <w:lvl w:ilvl="2" w:tentative="1">
       <w:start w:val="1"/>
       <w:numFmt w:val="bullet"/>
@@ -8127,7 +11005,7 @@
       </w:rPr>
     </w:lvl>
   </w:abstractNum>
-  <w:abstractNum w:abstractNumId="3" w15:restartNumberingAfterBreak="0">
+  <w:abstractNum w:abstractNumId="4" w15:restartNumberingAfterBreak="0">
     <w:nsid w:val="4E236C78"/>
     <w:multiLevelType w:val="multilevel"/>
     <w:tmpl w:val="F28EFA02"/>
@@ -8240,10 +11118,10 @@
       </w:pPr>
     </w:lvl>
   </w:abstractNum>
-  <w:abstractNum w:abstractNumId="4" w15:restartNumberingAfterBreak="0">
-    <w:nsid w:val="68100654"/>
+  <w:abstractNum w:abstractNumId="5" w15:restartNumberingAfterBreak="0">
+    <w:nsid w:val="5D694811"/>
     <w:multiLevelType w:val="multilevel"/>
-    <w:tmpl w:val="07FCA638"/>
+    <w:tmpl w:val="D3B097A4"/>
     <w:lvl w:ilvl="0">
       <w:start w:val="1"/>
       <w:numFmt w:val="bullet"/>
@@ -8276,7 +11154,7 @@
         <w:sz w:val="20"/>
       </w:rPr>
     </w:lvl>
-    <w:lvl w:ilvl="2" w:tentative="1">
+    <w:lvl w:ilvl="2">
       <w:start w:val="1"/>
       <w:numFmt w:val="bullet"/>
       <w:lvlText w:val=""/>
@@ -8389,20 +11267,175 @@
       </w:rPr>
     </w:lvl>
   </w:abstractNum>
+  <w:abstractNum w:abstractNumId="6" w15:restartNumberingAfterBreak="0">
+    <w:nsid w:val="68100654"/>
+    <w:multiLevelType w:val="multilevel"/>
+    <w:tmpl w:val="07FCA638"/>
+    <w:lvl w:ilvl="0">
+      <w:start w:val="1"/>
+      <w:numFmt w:val="bullet"/>
+      <w:lvlText w:val=""/>
+      <w:lvlJc w:val="left"/>
+      <w:pPr>
+        <w:tabs>
+          <w:tab w:val="num" w:pos="720"/>
+        </w:tabs>
+        <w:ind w:left="720" w:hanging="360"/>
+      </w:pPr>
+      <w:rPr>
+        <w:rFonts w:ascii="Symbol" w:hAnsi="Symbol" w:hint="default"/>
+        <w:sz w:val="20"/>
+      </w:rPr>
+    </w:lvl>
+    <w:lvl w:ilvl="1">
+      <w:start w:val="1"/>
+      <w:numFmt w:val="bullet"/>
+      <w:lvlText w:val="o"/>
+      <w:lvlJc w:val="left"/>
+      <w:pPr>
+        <w:tabs>
+          <w:tab w:val="num" w:pos="1440"/>
+        </w:tabs>
+        <w:ind w:left="1440" w:hanging="360"/>
+      </w:pPr>
+      <w:rPr>
+        <w:rFonts w:ascii="Courier New" w:hAnsi="Courier New" w:hint="default"/>
+        <w:sz w:val="20"/>
+      </w:rPr>
+    </w:lvl>
+    <w:lvl w:ilvl="2" w:tentative="1">
+      <w:start w:val="1"/>
+      <w:numFmt w:val="bullet"/>
+      <w:lvlText w:val=""/>
+      <w:lvlJc w:val="left"/>
+      <w:pPr>
+        <w:tabs>
+          <w:tab w:val="num" w:pos="2160"/>
+        </w:tabs>
+        <w:ind w:left="2160" w:hanging="360"/>
+      </w:pPr>
+      <w:rPr>
+        <w:rFonts w:ascii="Wingdings" w:hAnsi="Wingdings" w:hint="default"/>
+        <w:sz w:val="20"/>
+      </w:rPr>
+    </w:lvl>
+    <w:lvl w:ilvl="3" w:tentative="1">
+      <w:start w:val="1"/>
+      <w:numFmt w:val="bullet"/>
+      <w:lvlText w:val=""/>
+      <w:lvlJc w:val="left"/>
+      <w:pPr>
+        <w:tabs>
+          <w:tab w:val="num" w:pos="2880"/>
+        </w:tabs>
+        <w:ind w:left="2880" w:hanging="360"/>
+      </w:pPr>
+      <w:rPr>
+        <w:rFonts w:ascii="Wingdings" w:hAnsi="Wingdings" w:hint="default"/>
+        <w:sz w:val="20"/>
+      </w:rPr>
+    </w:lvl>
+    <w:lvl w:ilvl="4" w:tentative="1">
+      <w:start w:val="1"/>
+      <w:numFmt w:val="bullet"/>
+      <w:lvlText w:val=""/>
+      <w:lvlJc w:val="left"/>
+      <w:pPr>
+        <w:tabs>
+          <w:tab w:val="num" w:pos="3600"/>
+        </w:tabs>
+        <w:ind w:left="3600" w:hanging="360"/>
+      </w:pPr>
+      <w:rPr>
+        <w:rFonts w:ascii="Wingdings" w:hAnsi="Wingdings" w:hint="default"/>
+        <w:sz w:val="20"/>
+      </w:rPr>
+    </w:lvl>
+    <w:lvl w:ilvl="5" w:tentative="1">
+      <w:start w:val="1"/>
+      <w:numFmt w:val="bullet"/>
+      <w:lvlText w:val=""/>
+      <w:lvlJc w:val="left"/>
+      <w:pPr>
+        <w:tabs>
+          <w:tab w:val="num" w:pos="4320"/>
+        </w:tabs>
+        <w:ind w:left="4320" w:hanging="360"/>
+      </w:pPr>
+      <w:rPr>
+        <w:rFonts w:ascii="Wingdings" w:hAnsi="Wingdings" w:hint="default"/>
+        <w:sz w:val="20"/>
+      </w:rPr>
+    </w:lvl>
+    <w:lvl w:ilvl="6" w:tentative="1">
+      <w:start w:val="1"/>
+      <w:numFmt w:val="bullet"/>
+      <w:lvlText w:val=""/>
+      <w:lvlJc w:val="left"/>
+      <w:pPr>
+        <w:tabs>
+          <w:tab w:val="num" w:pos="5040"/>
+        </w:tabs>
+        <w:ind w:left="5040" w:hanging="360"/>
+      </w:pPr>
+      <w:rPr>
+        <w:rFonts w:ascii="Wingdings" w:hAnsi="Wingdings" w:hint="default"/>
+        <w:sz w:val="20"/>
+      </w:rPr>
+    </w:lvl>
+    <w:lvl w:ilvl="7" w:tentative="1">
+      <w:start w:val="1"/>
+      <w:numFmt w:val="bullet"/>
+      <w:lvlText w:val=""/>
+      <w:lvlJc w:val="left"/>
+      <w:pPr>
+        <w:tabs>
+          <w:tab w:val="num" w:pos="5760"/>
+        </w:tabs>
+        <w:ind w:left="5760" w:hanging="360"/>
+      </w:pPr>
+      <w:rPr>
+        <w:rFonts w:ascii="Wingdings" w:hAnsi="Wingdings" w:hint="default"/>
+        <w:sz w:val="20"/>
+      </w:rPr>
+    </w:lvl>
+    <w:lvl w:ilvl="8" w:tentative="1">
+      <w:start w:val="1"/>
+      <w:numFmt w:val="bullet"/>
+      <w:lvlText w:val=""/>
+      <w:lvlJc w:val="left"/>
+      <w:pPr>
+        <w:tabs>
+          <w:tab w:val="num" w:pos="6480"/>
+        </w:tabs>
+        <w:ind w:left="6480" w:hanging="360"/>
+      </w:pPr>
+      <w:rPr>
+        <w:rFonts w:ascii="Wingdings" w:hAnsi="Wingdings" w:hint="default"/>
+        <w:sz w:val="20"/>
+      </w:rPr>
+    </w:lvl>
+  </w:abstractNum>
   <w:num w:numId="1" w16cid:durableId="209346741">
-    <w:abstractNumId w:val="2"/>
+    <w:abstractNumId w:val="3"/>
   </w:num>
   <w:num w:numId="2" w16cid:durableId="816802955">
-    <w:abstractNumId w:val="4"/>
+    <w:abstractNumId w:val="6"/>
   </w:num>
   <w:num w:numId="3" w16cid:durableId="1392733486">
     <w:abstractNumId w:val="0"/>
   </w:num>
   <w:num w:numId="4" w16cid:durableId="1904102632">
-    <w:abstractNumId w:val="3"/>
+    <w:abstractNumId w:val="4"/>
   </w:num>
   <w:num w:numId="5" w16cid:durableId="2076126733">
+    <w:abstractNumId w:val="2"/>
+  </w:num>
+  <w:num w:numId="6" w16cid:durableId="257521510">
     <w:abstractNumId w:val="1"/>
+  </w:num>
+  <w:num w:numId="7" w16cid:durableId="49697125">
+    <w:abstractNumId w:val="5"/>
   </w:num>
 </w:numbering>
 </file>

--- a/lesson.docx
+++ b/lesson.docx
@@ -2173,13 +2173,6 @@
           <w:rFonts w:hint="eastAsia"/>
         </w:rPr>
       </w:pPr>
-    </w:p>
-    <w:p>
-      <w:pPr>
-        <w:rPr>
-          <w:rFonts w:hint="eastAsia"/>
-        </w:rPr>
-      </w:pPr>
       <w:r>
         <w:rPr>
           <w:rFonts w:hint="eastAsia"/>
@@ -2317,11 +2310,14 @@
           <w:b/>
           <w:bCs/>
         </w:rPr>
+        <w:t>CSS 变量定义</w:t>
+      </w:r>
+      <w:r>
+        <w:t>：在:root选择器中定义，变量名以两个横杠开头，后跟值 ，如--</w:t>
+      </w:r>
+      <w:r>
         <w:lastRenderedPageBreak/>
-        <w:t>CSS 变量定义</w:t>
-      </w:r>
-      <w:r>
-        <w:t>：在:root选择器中定义，变量名以两个横杠开头，后跟值 ，如--BG-color: white; 。</w:t>
+        <w:t>BG-color: white; 。</w:t>
       </w:r>
     </w:p>
     <w:p>
@@ -2426,15 +2422,7 @@
         <w:t>具体代码</w:t>
       </w:r>
       <w:r>
-        <w:t>：用</w:t>
-      </w:r>
-      <w:proofErr w:type="spellStart"/>
-      <w:r>
-        <w:t>document.documentElement</w:t>
-      </w:r>
-      <w:proofErr w:type="spellEnd"/>
-      <w:r>
-        <w:t>表示 HTML 根节点，使用toggle()方法添加或移除类。</w:t>
+        <w:t>：用document.documentElement表示 HTML 根节点，使用toggle()方法添加或移除类。</w:t>
       </w:r>
     </w:p>
     <w:p>
@@ -2592,16 +2580,8 @@
         <w:rPr>
           <w:rFonts w:hint="eastAsia"/>
         </w:rPr>
-        <w:t xml:space="preserve"> </w:t>
-      </w:r>
-      <w:proofErr w:type="spellStart"/>
-      <w:r>
-        <w:rPr>
-          <w:rFonts w:hint="eastAsia"/>
-        </w:rPr>
-        <w:t>vite</w:t>
-      </w:r>
-      <w:proofErr w:type="spellEnd"/>
+        <w:t xml:space="preserve"> vite</w:t>
+      </w:r>
       <w:r>
         <w:rPr>
           <w:rFonts w:hint="eastAsia"/>
@@ -2632,21 +2612,7 @@
         <w:rPr>
           <w:rFonts w:hint="eastAsia"/>
         </w:rPr>
-        <w:t>.</w:t>
-      </w:r>
-      <w:proofErr w:type="spellStart"/>
-      <w:r>
-        <w:rPr>
-          <w:rFonts w:hint="eastAsia"/>
-        </w:rPr>
-        <w:t>baseStyle</w:t>
-      </w:r>
-      <w:proofErr w:type="spellEnd"/>
-      <w:r>
-        <w:rPr>
-          <w:rFonts w:hint="eastAsia"/>
-        </w:rPr>
-        <w:t>{</w:t>
+        <w:t>.baseStyle{</w:t>
       </w:r>
     </w:p>
     <w:p>
@@ -2698,70 +2664,34 @@
         <w:rPr>
           <w:rFonts w:hint="eastAsia"/>
         </w:rPr>
-        <w:t>.</w:t>
-      </w:r>
-      <w:proofErr w:type="spellStart"/>
-      <w:r>
-        <w:rPr>
-          <w:rFonts w:hint="eastAsia"/>
-        </w:rPr>
-        <w:t>primaryButton</w:t>
-      </w:r>
-      <w:proofErr w:type="spellEnd"/>
-      <w:r>
-        <w:rPr>
-          <w:rFonts w:hint="eastAsia"/>
-        </w:rPr>
-        <w:t>{</w:t>
-      </w:r>
-    </w:p>
-    <w:p>
-      <w:pPr>
-        <w:rPr>
-          <w:rFonts w:hint="eastAsia"/>
-        </w:rPr>
-      </w:pPr>
-      <w:r>
-        <w:rPr>
-          <w:rFonts w:hint="eastAsia"/>
-        </w:rPr>
-        <w:t xml:space="preserve">    composes: </w:t>
-      </w:r>
-      <w:proofErr w:type="spellStart"/>
-      <w:r>
-        <w:rPr>
-          <w:rFonts w:hint="eastAsia"/>
-        </w:rPr>
-        <w:t>baseStyle</w:t>
-      </w:r>
-      <w:proofErr w:type="spellEnd"/>
-      <w:r>
-        <w:rPr>
-          <w:rFonts w:hint="eastAsia"/>
-        </w:rPr>
-        <w:t xml:space="preserve"> baseStyle1 baseStyle2</w:t>
-      </w:r>
-    </w:p>
-    <w:p>
-      <w:pPr>
-        <w:rPr>
-          <w:rFonts w:hint="eastAsia"/>
-        </w:rPr>
-      </w:pPr>
-      <w:r>
-        <w:rPr>
-          <w:rFonts w:hint="eastAsia"/>
-        </w:rPr>
-        <w:t xml:space="preserve">    </w:t>
-      </w:r>
-      <w:proofErr w:type="spellStart"/>
-      <w:r>
-        <w:rPr>
-          <w:rFonts w:hint="eastAsia"/>
-        </w:rPr>
-        <w:t>color:XXX</w:t>
-      </w:r>
-      <w:proofErr w:type="spellEnd"/>
+        <w:t>.primaryButton{</w:t>
+      </w:r>
+    </w:p>
+    <w:p>
+      <w:pPr>
+        <w:rPr>
+          <w:rFonts w:hint="eastAsia"/>
+        </w:rPr>
+      </w:pPr>
+      <w:r>
+        <w:rPr>
+          <w:rFonts w:hint="eastAsia"/>
+        </w:rPr>
+        <w:t xml:space="preserve">    composes: baseStyle baseStyle1 baseStyle2</w:t>
+      </w:r>
+    </w:p>
+    <w:p>
+      <w:pPr>
+        <w:rPr>
+          <w:rFonts w:hint="eastAsia"/>
+        </w:rPr>
+      </w:pPr>
+      <w:r>
+        <w:rPr>
+          <w:rFonts w:hint="eastAsia"/>
+        </w:rPr>
+        <w:t xml:space="preserve">    color:XXX</w:t>
+      </w:r>
     </w:p>
     <w:p>
       <w:pPr>
@@ -2860,35 +2790,7 @@
         <w:rPr>
           <w:rFonts w:hint="eastAsia"/>
         </w:rPr>
-        <w:t>作业：</w:t>
-      </w:r>
-      <w:proofErr w:type="spellStart"/>
-      <w:r>
-        <w:rPr>
-          <w:rFonts w:hint="eastAsia"/>
-        </w:rPr>
-        <w:t>Classlist</w:t>
-      </w:r>
-      <w:proofErr w:type="spellEnd"/>
-      <w:r>
-        <w:rPr>
-          <w:rFonts w:hint="eastAsia"/>
-        </w:rPr>
-        <w:t>的返回，伪数组，使用</w:t>
-      </w:r>
-      <w:proofErr w:type="spellStart"/>
-      <w:r>
-        <w:rPr>
-          <w:rFonts w:hint="eastAsia"/>
-        </w:rPr>
-        <w:t>Array.from</w:t>
-      </w:r>
-      <w:proofErr w:type="spellEnd"/>
-      <w:r>
-        <w:rPr>
-          <w:rFonts w:hint="eastAsia"/>
-        </w:rPr>
-        <w:t>转换</w:t>
+        <w:t>作业：Classlist的返回，伪数组，使用Array.from转换</w:t>
       </w:r>
     </w:p>
     <w:p>
@@ -2922,17 +2824,17 @@
         </w:rPr>
       </w:pPr>
       <w:r>
+        <w:t>CSS基础知识及相关要点讲解</w:t>
+      </w:r>
+    </w:p>
+    <w:p>
+      <w:pPr>
+        <w:rPr>
+          <w:rFonts w:hint="eastAsia"/>
+        </w:rPr>
+      </w:pPr>
+      <w:r>
         <w:lastRenderedPageBreak/>
-        <w:t>CSS基础知识及相关要点讲解</w:t>
-      </w:r>
-    </w:p>
-    <w:p>
-      <w:pPr>
-        <w:rPr>
-          <w:rFonts w:hint="eastAsia"/>
-        </w:rPr>
-      </w:pPr>
-      <w:r>
         <w:t>本次课程从基础讲起，对 CSS 变量、函数、模块、概念、框架及性能优化等多方面知识进行了讲解。</w:t>
       </w:r>
     </w:p>
@@ -2954,15 +2856,7 @@
         <w:t>复习与作业</w:t>
       </w:r>
       <w:r>
-        <w:t xml:space="preserve">：回顾上节课 SNS 主题页切换相关内容，本次课后作业为研究 </w:t>
-      </w:r>
-      <w:proofErr w:type="spellStart"/>
-      <w:r>
-        <w:t>classList</w:t>
-      </w:r>
-      <w:proofErr w:type="spellEnd"/>
-      <w:r>
-        <w:t>，包括其返回值、转换数组方法及常用操作。</w:t>
+        <w:t>：回顾上节课 SNS 主题页切换相关内容，本次课后作业为研究 classList，包括其返回值、转换数组方法及常用操作。</w:t>
       </w:r>
     </w:p>
     <w:p>
@@ -3025,15 +2919,7 @@
         <w:t>作用域</w:t>
       </w:r>
       <w:r>
-        <w:t xml:space="preserve">：变量放在 HTML 里是全局变量，放在特定选择器如 </w:t>
-      </w:r>
-      <w:proofErr w:type="spellStart"/>
-      <w:r>
-        <w:t>div.card</w:t>
-      </w:r>
-      <w:proofErr w:type="spellEnd"/>
-      <w:r>
-        <w:t xml:space="preserve"> 中是局部变量，遵循就近原则，:root 是伪类，优先级比 HTML 高。</w:t>
+        <w:t>：变量放在 HTML 里是全局变量，放在特定选择器如 div.card 中是局部变量，遵循就近原则，:root 是伪类，优先级比 HTML 高。</w:t>
       </w:r>
     </w:p>
     <w:p>
@@ -3390,15 +3276,7 @@
         <w:t>存储</w:t>
       </w:r>
       <w:r>
-        <w:t>：写在独立的.</w:t>
-      </w:r>
-      <w:proofErr w:type="spellStart"/>
-      <w:r>
-        <w:t>css</w:t>
-      </w:r>
-      <w:proofErr w:type="spellEnd"/>
-      <w:r>
-        <w:t xml:space="preserve"> 文件，或 style 标签里，浏览器通过 CSS 解析器读取。</w:t>
+        <w:t>：写在独立的.css 文件，或 style 标签里，浏览器通过 CSS 解析器读取。</w:t>
       </w:r>
     </w:p>
     <w:p>
@@ -3547,25 +3425,29 @@
           <w:b/>
           <w:bCs/>
         </w:rPr>
-        <w:t xml:space="preserve">1. </w:t>
-      </w:r>
-      <w:proofErr w:type="spellStart"/>
-      <w:r>
-        <w:rPr>
-          <w:b/>
-          <w:bCs/>
-        </w:rPr>
-        <w:t>classList</w:t>
-      </w:r>
-      <w:proofErr w:type="spellEnd"/>
-      <w:r>
-        <w:rPr>
-          <w:b/>
-          <w:bCs/>
-        </w:rPr>
-        <w:t xml:space="preserve"> 的返回值：</w:t>
-      </w:r>
-      <w:proofErr w:type="spellStart"/>
+        <w:lastRenderedPageBreak/>
+        <w:t>1. classList 的返回值：DOMTokenList</w:t>
+      </w:r>
+    </w:p>
+    <w:p>
+      <w:pPr>
+        <w:rPr>
+          <w:rFonts w:hint="eastAsia"/>
+        </w:rPr>
+      </w:pPr>
+      <w:r>
+        <w:t>当你访问一个元素的 element.classList 时，返回的</w:t>
+      </w:r>
+      <w:r>
+        <w:rPr>
+          <w:b/>
+          <w:bCs/>
+        </w:rPr>
+        <w:t>不是</w:t>
+      </w:r>
+      <w:r>
+        <w:t>普通的 JavaScript 数组，而是一个 </w:t>
+      </w:r>
       <w:r>
         <w:rPr>
           <w:b/>
@@ -3573,44 +3455,6 @@
         </w:rPr>
         <w:t>DOMTokenList</w:t>
       </w:r>
-      <w:proofErr w:type="spellEnd"/>
-    </w:p>
-    <w:p>
-      <w:pPr>
-        <w:rPr>
-          <w:rFonts w:hint="eastAsia"/>
-        </w:rPr>
-      </w:pPr>
-      <w:r>
-        <w:t>当你访问一个元素的 </w:t>
-      </w:r>
-      <w:proofErr w:type="spellStart"/>
-      <w:r>
-        <w:t>element.classList</w:t>
-      </w:r>
-      <w:proofErr w:type="spellEnd"/>
-      <w:r>
-        <w:t> 时，返回的</w:t>
-      </w:r>
-      <w:r>
-        <w:rPr>
-          <w:b/>
-          <w:bCs/>
-        </w:rPr>
-        <w:t>不是</w:t>
-      </w:r>
-      <w:r>
-        <w:t>普通的 JavaScript 数组，而是一个 </w:t>
-      </w:r>
-      <w:proofErr w:type="spellStart"/>
-      <w:r>
-        <w:rPr>
-          <w:b/>
-          <w:bCs/>
-        </w:rPr>
-        <w:t>DOMTokenList</w:t>
-      </w:r>
-      <w:proofErr w:type="spellEnd"/>
       <w:r>
         <w:t> 对象。</w:t>
       </w:r>
@@ -3654,23 +3498,7 @@
         </w:rPr>
       </w:pPr>
       <w:r>
-        <w:t>add(</w:t>
-      </w:r>
-      <w:proofErr w:type="spellStart"/>
-      <w:r>
-        <w:t>className</w:t>
-      </w:r>
-      <w:proofErr w:type="spellEnd"/>
-      <w:r>
-        <w:t>) / remove(</w:t>
-      </w:r>
-      <w:proofErr w:type="spellStart"/>
-      <w:r>
-        <w:t>className</w:t>
-      </w:r>
-      <w:proofErr w:type="spellEnd"/>
-      <w:r>
-        <w:t>)</w:t>
+        <w:t>add(className) / remove(className)</w:t>
       </w:r>
     </w:p>
     <w:p>
@@ -3684,15 +3512,7 @@
         </w:rPr>
       </w:pPr>
       <w:r>
-        <w:t>toggle(</w:t>
-      </w:r>
-      <w:proofErr w:type="spellStart"/>
-      <w:r>
-        <w:t>className</w:t>
-      </w:r>
-      <w:proofErr w:type="spellEnd"/>
-      <w:r>
-        <w:t>)</w:t>
+        <w:t>toggle(className)</w:t>
       </w:r>
     </w:p>
     <w:p>
@@ -3706,15 +3526,7 @@
         </w:rPr>
       </w:pPr>
       <w:r>
-        <w:t>contains(</w:t>
-      </w:r>
-      <w:proofErr w:type="spellStart"/>
-      <w:r>
-        <w:t>className</w:t>
-      </w:r>
-      <w:proofErr w:type="spellEnd"/>
-      <w:r>
-        <w:t>)</w:t>
+        <w:t>contains(className)</w:t>
       </w:r>
     </w:p>
     <w:p>
@@ -3742,36 +3554,18 @@
         </w:rPr>
       </w:pPr>
       <w:r>
-        <w:t>局限性：它没有数组的高阶方法，如 map(), filter(), reduce(), </w:t>
-      </w:r>
-      <w:proofErr w:type="spellStart"/>
-      <w:r>
-        <w:t>forEach</w:t>
-      </w:r>
-      <w:proofErr w:type="spellEnd"/>
-      <w:r>
-        <w:t xml:space="preserve">() (注：现代浏览器已支持 </w:t>
-      </w:r>
-      <w:proofErr w:type="spellStart"/>
-      <w:r>
-        <w:t>forEach</w:t>
-      </w:r>
-      <w:proofErr w:type="spellEnd"/>
-      <w:r>
-        <w:t>，但 map/filter 仍不支持)。</w:t>
-      </w:r>
-    </w:p>
-    <w:p>
-      <w:pPr>
-        <w:rPr>
-          <w:rFonts w:hint="eastAsia"/>
-        </w:rPr>
-      </w:pPr>
-      <w:proofErr w:type="spellStart"/>
+        <w:t>局限性：它没有数组的高阶方法，如 map(), filter(), reduce(), forEach() (注：现代浏览器已支持 forEach，但 map/filter 仍不支持)。</w:t>
+      </w:r>
+    </w:p>
+    <w:p>
+      <w:pPr>
+        <w:rPr>
+          <w:rFonts w:hint="eastAsia"/>
+        </w:rPr>
+      </w:pPr>
       <w:r>
         <w:t>javascript</w:t>
       </w:r>
-      <w:proofErr w:type="spellEnd"/>
     </w:p>
     <w:p>
       <w:pPr>
@@ -3790,41 +3584,17 @@
         </w:rPr>
       </w:pPr>
       <w:r>
-        <w:t xml:space="preserve">const </w:t>
-      </w:r>
-      <w:proofErr w:type="spellStart"/>
-      <w:r>
-        <w:t>el</w:t>
-      </w:r>
-      <w:proofErr w:type="spellEnd"/>
-      <w:r>
-        <w:t xml:space="preserve"> = </w:t>
-      </w:r>
-      <w:proofErr w:type="spellStart"/>
-      <w:r>
-        <w:t>document.querySelector</w:t>
-      </w:r>
-      <w:proofErr w:type="spellEnd"/>
-      <w:r>
-        <w:t>('.box');</w:t>
-      </w:r>
-    </w:p>
-    <w:p>
-      <w:pPr>
-        <w:rPr>
-          <w:rFonts w:hint="eastAsia"/>
-        </w:rPr>
-      </w:pPr>
-      <w:r>
-        <w:t>console.log(</w:t>
-      </w:r>
-      <w:proofErr w:type="spellStart"/>
-      <w:r>
-        <w:t>el.classList</w:t>
-      </w:r>
-      <w:proofErr w:type="spellEnd"/>
-      <w:r>
-        <w:t xml:space="preserve">); </w:t>
+        <w:t>const el = document.querySelector('.box');</w:t>
+      </w:r>
+    </w:p>
+    <w:p>
+      <w:pPr>
+        <w:rPr>
+          <w:rFonts w:hint="eastAsia"/>
+        </w:rPr>
+      </w:pPr>
+      <w:r>
+        <w:t xml:space="preserve">console.log(el.classList); </w:t>
       </w:r>
     </w:p>
     <w:p>
@@ -3838,23 +3608,7 @@
           <w:i/>
           <w:iCs/>
         </w:rPr>
-        <w:t xml:space="preserve">// 输出: </w:t>
-      </w:r>
-      <w:proofErr w:type="spellStart"/>
-      <w:r>
-        <w:rPr>
-          <w:i/>
-          <w:iCs/>
-        </w:rPr>
-        <w:t>DOMTokenList</w:t>
-      </w:r>
-      <w:proofErr w:type="spellEnd"/>
-      <w:r>
-        <w:rPr>
-          <w:i/>
-          <w:iCs/>
-        </w:rPr>
-        <w:t xml:space="preserve"> ["active", "visible", length: 2, value: "active visible"]</w:t>
+        <w:t>// 输出: DOMTokenList ["active", "visible", length: 2, value: "active visible"]</w:t>
       </w:r>
     </w:p>
     <w:p>
@@ -3899,23 +3653,7 @@
           <w:b/>
           <w:bCs/>
         </w:rPr>
-        <w:t>拥有数字索引和 length 属性，但没有继承自 </w:t>
-      </w:r>
-      <w:proofErr w:type="spellStart"/>
-      <w:r>
-        <w:rPr>
-          <w:b/>
-          <w:bCs/>
-        </w:rPr>
-        <w:t>Array.prototype</w:t>
-      </w:r>
-      <w:proofErr w:type="spellEnd"/>
-      <w:r>
-        <w:rPr>
-          <w:b/>
-          <w:bCs/>
-        </w:rPr>
-        <w:t> 方法的对象</w:t>
+        <w:t>拥有数字索引和 length 属性，但没有继承自 Array.prototype 方法的对象</w:t>
       </w:r>
       <w:r>
         <w:t>。</w:t>
@@ -3947,21 +3685,8 @@
           <w:rFonts w:hint="eastAsia"/>
         </w:rPr>
       </w:pPr>
-      <w:proofErr w:type="spellStart"/>
-      <w:r>
-        <w:t>DOMTokenList</w:t>
-      </w:r>
-      <w:proofErr w:type="spellEnd"/>
-      <w:r>
-        <w:t> (</w:t>
-      </w:r>
-      <w:proofErr w:type="spellStart"/>
-      <w:r>
-        <w:t>classList</w:t>
-      </w:r>
-      <w:proofErr w:type="spellEnd"/>
-      <w:r>
-        <w:t>)</w:t>
+      <w:r>
+        <w:t>DOMTokenList (classList)</w:t>
       </w:r>
     </w:p>
     <w:p>
@@ -3974,21 +3699,8 @@
           <w:rFonts w:hint="eastAsia"/>
         </w:rPr>
       </w:pPr>
-      <w:proofErr w:type="spellStart"/>
-      <w:r>
-        <w:t>NodeList</w:t>
-      </w:r>
-      <w:proofErr w:type="spellEnd"/>
-      <w:r>
-        <w:t> (</w:t>
-      </w:r>
-      <w:proofErr w:type="spellStart"/>
-      <w:r>
-        <w:t>document.querySelectorAll</w:t>
-      </w:r>
-      <w:proofErr w:type="spellEnd"/>
-      <w:r>
-        <w:t>() 的返回值)</w:t>
+      <w:r>
+        <w:t>NodeList (document.querySelectorAll() 的返回值)</w:t>
       </w:r>
     </w:p>
     <w:p>
@@ -4001,21 +3713,8 @@
           <w:rFonts w:hint="eastAsia"/>
         </w:rPr>
       </w:pPr>
-      <w:proofErr w:type="spellStart"/>
-      <w:r>
-        <w:t>HTMLCollection</w:t>
-      </w:r>
-      <w:proofErr w:type="spellEnd"/>
-      <w:r>
-        <w:t> (</w:t>
-      </w:r>
-      <w:proofErr w:type="spellStart"/>
-      <w:r>
-        <w:t>document.getElementsByClassName</w:t>
-      </w:r>
-      <w:proofErr w:type="spellEnd"/>
-      <w:r>
-        <w:t>() 的返回值)</w:t>
+      <w:r>
+        <w:t>HTMLCollection (document.getElementsByClassName() 的返回值)</w:t>
       </w:r>
     </w:p>
     <w:p>
@@ -4083,38 +3782,17 @@
           <w:b/>
           <w:bCs/>
         </w:rPr>
-        <w:t xml:space="preserve">3. 使用 </w:t>
-      </w:r>
-      <w:proofErr w:type="spellStart"/>
-      <w:r>
-        <w:rPr>
-          <w:b/>
-          <w:bCs/>
-        </w:rPr>
-        <w:t>Array.from</w:t>
-      </w:r>
-      <w:proofErr w:type="spellEnd"/>
-      <w:r>
-        <w:rPr>
-          <w:b/>
-          <w:bCs/>
-        </w:rPr>
-        <w:t>() 进行转换</w:t>
-      </w:r>
-    </w:p>
-    <w:p>
-      <w:pPr>
-        <w:rPr>
-          <w:rFonts w:hint="eastAsia"/>
-        </w:rPr>
-      </w:pPr>
-      <w:proofErr w:type="spellStart"/>
-      <w:r>
-        <w:t>Array.from</w:t>
-      </w:r>
-      <w:proofErr w:type="spellEnd"/>
-      <w:r>
-        <w:t>() 是 ES6 引入的方法，专门用于将</w:t>
+        <w:t>3. 使用 Array.from() 进行转换</w:t>
+      </w:r>
+    </w:p>
+    <w:p>
+      <w:pPr>
+        <w:rPr>
+          <w:rFonts w:hint="eastAsia"/>
+        </w:rPr>
+      </w:pPr>
+      <w:r>
+        <w:t>Array.from() 是 ES6 引入的方法，专门用于将</w:t>
       </w:r>
       <w:r>
         <w:rPr>
@@ -4159,11 +3837,9 @@
           <w:rFonts w:hint="eastAsia"/>
         </w:rPr>
       </w:pPr>
-      <w:proofErr w:type="spellStart"/>
       <w:r>
         <w:t>javascript</w:t>
       </w:r>
-      <w:proofErr w:type="spellEnd"/>
     </w:p>
     <w:p>
       <w:pPr>
@@ -4182,23 +3858,7 @@
         </w:rPr>
       </w:pPr>
       <w:r>
-        <w:t xml:space="preserve">const </w:t>
-      </w:r>
-      <w:proofErr w:type="spellStart"/>
-      <w:r>
-        <w:t>classList</w:t>
-      </w:r>
-      <w:proofErr w:type="spellEnd"/>
-      <w:r>
-        <w:t xml:space="preserve"> = </w:t>
-      </w:r>
-      <w:proofErr w:type="spellStart"/>
-      <w:r>
-        <w:t>element.classList</w:t>
-      </w:r>
-      <w:proofErr w:type="spellEnd"/>
-      <w:r>
-        <w:t>;</w:t>
+        <w:t>const classList = element.classList;</w:t>
       </w:r>
     </w:p>
     <w:p>
@@ -4244,31 +3904,7 @@
         </w:rPr>
       </w:pPr>
       <w:r>
-        <w:t xml:space="preserve">const </w:t>
-      </w:r>
-      <w:proofErr w:type="spellStart"/>
-      <w:r>
-        <w:t>classArray</w:t>
-      </w:r>
-      <w:proofErr w:type="spellEnd"/>
-      <w:r>
-        <w:t xml:space="preserve"> = </w:t>
-      </w:r>
-      <w:proofErr w:type="spellStart"/>
-      <w:r>
-        <w:t>Array.from</w:t>
-      </w:r>
-      <w:proofErr w:type="spellEnd"/>
-      <w:r>
-        <w:t>(</w:t>
-      </w:r>
-      <w:proofErr w:type="spellStart"/>
-      <w:r>
-        <w:t>classList</w:t>
-      </w:r>
-      <w:proofErr w:type="spellEnd"/>
-      <w:r>
-        <w:t>);</w:t>
+        <w:t>const classArray = Array.from(classList);</w:t>
       </w:r>
     </w:p>
     <w:p>
@@ -4299,134 +3935,55 @@
         </w:rPr>
       </w:pPr>
       <w:r>
-        <w:t xml:space="preserve">const </w:t>
-      </w:r>
-      <w:proofErr w:type="spellStart"/>
-      <w:r>
-        <w:t>activeClasses</w:t>
-      </w:r>
-      <w:proofErr w:type="spellEnd"/>
-      <w:r>
-        <w:t xml:space="preserve"> = </w:t>
-      </w:r>
-      <w:proofErr w:type="spellStart"/>
-      <w:r>
-        <w:t>classArray.filter</w:t>
-      </w:r>
-      <w:proofErr w:type="spellEnd"/>
-      <w:r>
-        <w:t>(</w:t>
-      </w:r>
-      <w:proofErr w:type="spellStart"/>
-      <w:r>
-        <w:t>cls</w:t>
-      </w:r>
-      <w:proofErr w:type="spellEnd"/>
-      <w:r>
-        <w:t xml:space="preserve"> =&gt; </w:t>
-      </w:r>
-      <w:proofErr w:type="spellStart"/>
-      <w:r>
-        <w:t>cls.startsWith</w:t>
-      </w:r>
-      <w:proofErr w:type="spellEnd"/>
-      <w:r>
-        <w:t>('is-'));</w:t>
-      </w:r>
-    </w:p>
-    <w:p>
-      <w:pPr>
-        <w:rPr>
-          <w:rFonts w:hint="eastAsia"/>
-        </w:rPr>
-      </w:pPr>
-      <w:r>
-        <w:t xml:space="preserve">const </w:t>
-      </w:r>
-      <w:proofErr w:type="spellStart"/>
-      <w:r>
-        <w:t>upperClasses</w:t>
-      </w:r>
-      <w:proofErr w:type="spellEnd"/>
-      <w:r>
-        <w:t xml:space="preserve"> = </w:t>
-      </w:r>
-      <w:proofErr w:type="spellStart"/>
-      <w:r>
-        <w:t>classArray.map</w:t>
-      </w:r>
-      <w:proofErr w:type="spellEnd"/>
-      <w:r>
-        <w:t>(</w:t>
-      </w:r>
-      <w:proofErr w:type="spellStart"/>
-      <w:r>
-        <w:t>cls</w:t>
-      </w:r>
-      <w:proofErr w:type="spellEnd"/>
-      <w:r>
-        <w:t xml:space="preserve"> =&gt; </w:t>
-      </w:r>
-      <w:proofErr w:type="spellStart"/>
-      <w:r>
-        <w:t>cls.toUpperCase</w:t>
-      </w:r>
-      <w:proofErr w:type="spellEnd"/>
-      <w:r>
-        <w:t>());</w:t>
-      </w:r>
-    </w:p>
-    <w:p>
-      <w:pPr>
-        <w:rPr>
-          <w:rFonts w:hint="eastAsia"/>
-          <w:b/>
-          <w:bCs/>
-        </w:rPr>
-      </w:pPr>
-      <w:r>
-        <w:rPr>
-          <w:b/>
-          <w:bCs/>
-        </w:rPr>
+        <w:t>const activeClasses = classArray.filter(cls =&gt; cls.startsWith('is-'));</w:t>
+      </w:r>
+    </w:p>
+    <w:p>
+      <w:pPr>
+        <w:rPr>
+          <w:rFonts w:hint="eastAsia"/>
+        </w:rPr>
+      </w:pPr>
+      <w:r>
+        <w:t>const upperClasses = classArray.map(cls =&gt; cls.toUpperCase());</w:t>
+      </w:r>
+    </w:p>
+    <w:p>
+      <w:pPr>
+        <w:rPr>
+          <w:rFonts w:hint="eastAsia"/>
+          <w:b/>
+          <w:bCs/>
+        </w:rPr>
+      </w:pPr>
+      <w:r>
+        <w:rPr>
+          <w:b/>
+          <w:bCs/>
+        </w:rPr>
+        <w:t>高级用法：带映射函数</w:t>
+      </w:r>
+    </w:p>
+    <w:p>
+      <w:pPr>
+        <w:rPr>
+          <w:rFonts w:hint="eastAsia"/>
+        </w:rPr>
+      </w:pPr>
+      <w:r>
         <w:lastRenderedPageBreak/>
-        <w:t>高级用法：带映射函数</w:t>
-      </w:r>
-    </w:p>
-    <w:p>
-      <w:pPr>
-        <w:rPr>
-          <w:rFonts w:hint="eastAsia"/>
-        </w:rPr>
-      </w:pPr>
-      <w:proofErr w:type="spellStart"/>
-      <w:r>
-        <w:t>Array.from</w:t>
-      </w:r>
-      <w:proofErr w:type="spellEnd"/>
-      <w:r>
-        <w:t xml:space="preserve"> 接受第二个参数作为 </w:t>
-      </w:r>
-      <w:proofErr w:type="spellStart"/>
-      <w:r>
-        <w:t>mapFn</w:t>
-      </w:r>
-      <w:proofErr w:type="spellEnd"/>
-      <w:r>
-        <w:t>，可以在转换的同时进行处理，避免创建中间数组：</w:t>
-      </w:r>
-    </w:p>
-    <w:p>
-      <w:pPr>
-        <w:rPr>
-          <w:rFonts w:hint="eastAsia"/>
-        </w:rPr>
-      </w:pPr>
-      <w:proofErr w:type="spellStart"/>
+        <w:t>Array.from 接受第二个参数作为 mapFn，可以在转换的同时进行处理，避免创建中间数组：</w:t>
+      </w:r>
+    </w:p>
+    <w:p>
+      <w:pPr>
+        <w:rPr>
+          <w:rFonts w:hint="eastAsia"/>
+        </w:rPr>
+      </w:pPr>
       <w:r>
         <w:t>javascript</w:t>
       </w:r>
-      <w:proofErr w:type="spellEnd"/>
     </w:p>
     <w:p>
       <w:pPr>
@@ -4459,57 +4016,17 @@
         </w:rPr>
       </w:pPr>
       <w:r>
-        <w:t xml:space="preserve">const result = </w:t>
-      </w:r>
-      <w:proofErr w:type="spellStart"/>
-      <w:r>
-        <w:t>Array.from</w:t>
-      </w:r>
-      <w:proofErr w:type="spellEnd"/>
-      <w:r>
-        <w:t>(</w:t>
-      </w:r>
-      <w:proofErr w:type="spellStart"/>
-      <w:r>
-        <w:t>element.classList</w:t>
-      </w:r>
-      <w:proofErr w:type="spellEnd"/>
-      <w:r>
-        <w:t xml:space="preserve">, </w:t>
-      </w:r>
-      <w:proofErr w:type="spellStart"/>
-      <w:r>
-        <w:t>cls</w:t>
-      </w:r>
-      <w:proofErr w:type="spellEnd"/>
-      <w:r>
-        <w:t xml:space="preserve"> =&gt; {</w:t>
-      </w:r>
-    </w:p>
-    <w:p>
-      <w:pPr>
-        <w:rPr>
-          <w:rFonts w:hint="eastAsia"/>
-        </w:rPr>
-      </w:pPr>
-      <w:r>
-        <w:t xml:space="preserve">    return </w:t>
-      </w:r>
-      <w:proofErr w:type="spellStart"/>
-      <w:r>
-        <w:t>cls.includes</w:t>
-      </w:r>
-      <w:proofErr w:type="spellEnd"/>
-      <w:r>
-        <w:t xml:space="preserve">('--') ? </w:t>
-      </w:r>
-      <w:proofErr w:type="spellStart"/>
-      <w:r>
-        <w:t>cls</w:t>
-      </w:r>
-      <w:proofErr w:type="spellEnd"/>
-      <w:r>
-        <w:t xml:space="preserve"> : null;</w:t>
+        <w:t>const result = Array.from(element.classList, cls =&gt; {</w:t>
+      </w:r>
+    </w:p>
+    <w:p>
+      <w:pPr>
+        <w:rPr>
+          <w:rFonts w:hint="eastAsia"/>
+        </w:rPr>
+      </w:pPr>
+      <w:r>
+        <w:t xml:space="preserve">    return cls.includes('--') ? cls : null;</w:t>
       </w:r>
     </w:p>
     <w:p>
@@ -4673,13 +4190,8 @@
                 <w:rFonts w:hint="eastAsia"/>
               </w:rPr>
             </w:pPr>
-            <w:proofErr w:type="spellStart"/>
             <w:r>
-              <w:t>Array.from</w:t>
-            </w:r>
-            <w:proofErr w:type="spellEnd"/>
-            <w:r>
-              <w:t>(obj)</w:t>
+              <w:t>Array.from(obj)</w:t>
             </w:r>
           </w:p>
         </w:tc>
@@ -4820,13 +4332,8 @@
                 <w:rFonts w:hint="eastAsia"/>
               </w:rPr>
             </w:pPr>
-            <w:proofErr w:type="spellStart"/>
             <w:r>
-              <w:t>Array.prototype.slice.call</w:t>
-            </w:r>
-            <w:proofErr w:type="spellEnd"/>
-            <w:r>
-              <w:t>(obj)</w:t>
+              <w:t>Array.prototype.slice.call(obj)</w:t>
             </w:r>
           </w:p>
         </w:tc>
@@ -4892,41 +4399,17 @@
           <w:b/>
           <w:bCs/>
         </w:rPr>
-        <w:t xml:space="preserve">4. Selector 选择器与 </w:t>
-      </w:r>
-      <w:proofErr w:type="spellStart"/>
-      <w:r>
-        <w:rPr>
-          <w:b/>
-          <w:bCs/>
-        </w:rPr>
-        <w:t>classList</w:t>
-      </w:r>
-      <w:proofErr w:type="spellEnd"/>
-      <w:r>
-        <w:rPr>
-          <w:b/>
-          <w:bCs/>
-        </w:rPr>
-        <w:t xml:space="preserve"> 的配合</w:t>
-      </w:r>
-    </w:p>
-    <w:p>
-      <w:pPr>
-        <w:rPr>
-          <w:rFonts w:hint="eastAsia"/>
-        </w:rPr>
-      </w:pPr>
-      <w:r>
-        <w:t>在实际开发中，</w:t>
-      </w:r>
-      <w:proofErr w:type="spellStart"/>
-      <w:r>
-        <w:t>classList</w:t>
-      </w:r>
-      <w:proofErr w:type="spellEnd"/>
-      <w:r>
-        <w:t> 很少单独使用，通常与 CSS 选择器配合完成"查找 → 操作"的流程。</w:t>
+        <w:t>4. Selector 选择器与 classList 的配合</w:t>
+      </w:r>
+    </w:p>
+    <w:p>
+      <w:pPr>
+        <w:rPr>
+          <w:rFonts w:hint="eastAsia"/>
+        </w:rPr>
+      </w:pPr>
+      <w:r>
+        <w:t>在实际开发中，classList 很少单独使用，通常与 CSS 选择器配合完成"查找 → 操作"的流程。</w:t>
       </w:r>
     </w:p>
     <w:p>
@@ -4951,11 +4434,9 @@
           <w:rFonts w:hint="eastAsia"/>
         </w:rPr>
       </w:pPr>
-      <w:proofErr w:type="spellStart"/>
       <w:r>
         <w:t>javascript</w:t>
       </w:r>
-      <w:proofErr w:type="spellEnd"/>
     </w:p>
     <w:p>
       <w:pPr>
@@ -4988,31 +4469,7 @@
         </w:rPr>
       </w:pPr>
       <w:r>
-        <w:t xml:space="preserve">const </w:t>
-      </w:r>
-      <w:proofErr w:type="spellStart"/>
-      <w:r>
-        <w:t>el</w:t>
-      </w:r>
-      <w:proofErr w:type="spellEnd"/>
-      <w:r>
-        <w:t xml:space="preserve"> = </w:t>
-      </w:r>
-      <w:proofErr w:type="spellStart"/>
-      <w:r>
-        <w:t>document.querySelector</w:t>
-      </w:r>
-      <w:proofErr w:type="spellEnd"/>
-      <w:r>
-        <w:t>('.nav-</w:t>
-      </w:r>
-      <w:proofErr w:type="spellStart"/>
-      <w:r>
-        <w:t>item.active</w:t>
-      </w:r>
-      <w:proofErr w:type="spellEnd"/>
-      <w:r>
-        <w:t>');</w:t>
+        <w:t>const el = document.querySelector('.nav-item.active');</w:t>
       </w:r>
     </w:p>
     <w:p>
@@ -5033,171 +4490,135 @@
           <w:i/>
           <w:iCs/>
         </w:rPr>
-        <w:t xml:space="preserve">// 多个元素（返回 </w:t>
-      </w:r>
-      <w:proofErr w:type="spellStart"/>
+        <w:t>// 多个元素（返回 NodeList 伪数组）</w:t>
+      </w:r>
+    </w:p>
+    <w:p>
+      <w:pPr>
+        <w:rPr>
+          <w:rFonts w:hint="eastAsia"/>
+        </w:rPr>
+      </w:pPr>
+      <w:r>
+        <w:t>const items = document.querySelectorAll('.list-item');</w:t>
+      </w:r>
+    </w:p>
+    <w:p>
+      <w:pPr>
+        <w:rPr>
+          <w:rFonts w:hint="eastAsia"/>
+          <w:b/>
+          <w:bCs/>
+        </w:rPr>
+      </w:pPr>
+      <w:r>
+        <w:rPr>
+          <w:b/>
+          <w:bCs/>
+        </w:rPr>
+        <w:t>实战示例：批量操作类名</w:t>
+      </w:r>
+    </w:p>
+    <w:p>
+      <w:pPr>
+        <w:rPr>
+          <w:rFonts w:hint="eastAsia"/>
+        </w:rPr>
+      </w:pPr>
+      <w:r>
+        <w:t>javascript</w:t>
+      </w:r>
+    </w:p>
+    <w:p>
+      <w:pPr>
+        <w:rPr>
+          <w:rFonts w:hint="eastAsia"/>
+        </w:rPr>
+      </w:pPr>
+      <w:r>
+        <w:t>编辑</w:t>
+      </w:r>
+    </w:p>
+    <w:p>
+      <w:pPr>
+        <w:rPr>
+          <w:rFonts w:hint="eastAsia"/>
+        </w:rPr>
+      </w:pPr>
       <w:r>
         <w:rPr>
           <w:i/>
           <w:iCs/>
         </w:rPr>
-        <w:t>NodeList</w:t>
-      </w:r>
-      <w:proofErr w:type="spellEnd"/>
+        <w:t>// 场景：将所有带有 .card 的元素中，含有 .disabled 的类名提取出来并移除</w:t>
+      </w:r>
+    </w:p>
+    <w:p>
+      <w:pPr>
+        <w:rPr>
+          <w:rFonts w:hint="eastAsia"/>
+        </w:rPr>
+      </w:pPr>
+    </w:p>
+    <w:p>
+      <w:pPr>
+        <w:rPr>
+          <w:rFonts w:hint="eastAsia"/>
+        </w:rPr>
+      </w:pPr>
+      <w:r>
+        <w:t xml:space="preserve">const cards = document.querySelectorAll('.card'); </w:t>
+      </w:r>
       <w:r>
         <w:rPr>
           <w:i/>
           <w:iCs/>
         </w:rPr>
-        <w:t xml:space="preserve"> 伪数组）</w:t>
-      </w:r>
-    </w:p>
-    <w:p>
-      <w:pPr>
-        <w:rPr>
-          <w:rFonts w:hint="eastAsia"/>
-        </w:rPr>
-      </w:pPr>
-      <w:r>
-        <w:t xml:space="preserve">const items = </w:t>
-      </w:r>
-      <w:proofErr w:type="spellStart"/>
-      <w:r>
-        <w:t>document.querySelectorAll</w:t>
-      </w:r>
-      <w:proofErr w:type="spellEnd"/>
-      <w:r>
-        <w:t>('.list-item');</w:t>
-      </w:r>
-    </w:p>
-    <w:p>
-      <w:pPr>
-        <w:rPr>
-          <w:rFonts w:hint="eastAsia"/>
-          <w:b/>
-          <w:bCs/>
-        </w:rPr>
-      </w:pPr>
-      <w:r>
-        <w:rPr>
-          <w:b/>
-          <w:bCs/>
-        </w:rPr>
-        <w:t>实战示例：批量操作类名</w:t>
-      </w:r>
-    </w:p>
-    <w:p>
-      <w:pPr>
-        <w:rPr>
-          <w:rFonts w:hint="eastAsia"/>
-        </w:rPr>
-      </w:pPr>
-      <w:proofErr w:type="spellStart"/>
-      <w:r>
-        <w:t>javascript</w:t>
-      </w:r>
-      <w:proofErr w:type="spellEnd"/>
-    </w:p>
-    <w:p>
-      <w:pPr>
-        <w:rPr>
-          <w:rFonts w:hint="eastAsia"/>
-        </w:rPr>
-      </w:pPr>
-      <w:r>
-        <w:t>编辑</w:t>
-      </w:r>
-    </w:p>
-    <w:p>
-      <w:pPr>
-        <w:rPr>
-          <w:rFonts w:hint="eastAsia"/>
-        </w:rPr>
-      </w:pPr>
+        <w:t>// NodeList (伪数组)</w:t>
+      </w:r>
+    </w:p>
+    <w:p>
+      <w:pPr>
+        <w:rPr>
+          <w:rFonts w:hint="eastAsia"/>
+        </w:rPr>
+      </w:pPr>
+    </w:p>
+    <w:p>
+      <w:pPr>
+        <w:rPr>
+          <w:rFonts w:hint="eastAsia"/>
+        </w:rPr>
+      </w:pPr>
+      <w:r>
+        <w:t>Array.from(cards).forEach(card =&gt; {</w:t>
+      </w:r>
+    </w:p>
+    <w:p>
+      <w:pPr>
+        <w:rPr>
+          <w:rFonts w:hint="eastAsia"/>
+        </w:rPr>
+      </w:pPr>
+      <w:r>
+        <w:t xml:space="preserve">    </w:t>
+      </w:r>
       <w:r>
         <w:rPr>
           <w:i/>
           <w:iCs/>
         </w:rPr>
-        <w:t>// 场景：将所有带有 .card 的元素中，含有 .disabled 的类名提取出来并移除</w:t>
-      </w:r>
-    </w:p>
-    <w:p>
-      <w:pPr>
-        <w:rPr>
-          <w:rFonts w:hint="eastAsia"/>
-        </w:rPr>
-      </w:pPr>
-    </w:p>
-    <w:p>
-      <w:pPr>
-        <w:rPr>
-          <w:rFonts w:hint="eastAsia"/>
-        </w:rPr>
-      </w:pPr>
-      <w:r>
-        <w:t xml:space="preserve">const cards = </w:t>
-      </w:r>
-      <w:proofErr w:type="spellStart"/>
-      <w:r>
-        <w:t>document.querySelectorAll</w:t>
-      </w:r>
-      <w:proofErr w:type="spellEnd"/>
-      <w:r>
-        <w:t xml:space="preserve">('.card'); </w:t>
-      </w:r>
-      <w:r>
-        <w:rPr>
-          <w:i/>
-          <w:iCs/>
-        </w:rPr>
-        <w:t xml:space="preserve">// </w:t>
-      </w:r>
-      <w:proofErr w:type="spellStart"/>
-      <w:r>
-        <w:rPr>
-          <w:i/>
-          <w:iCs/>
-        </w:rPr>
-        <w:t>NodeList</w:t>
-      </w:r>
-      <w:proofErr w:type="spellEnd"/>
-      <w:r>
-        <w:rPr>
-          <w:i/>
-          <w:iCs/>
-        </w:rPr>
-        <w:t xml:space="preserve"> (伪数组)</w:t>
-      </w:r>
-    </w:p>
-    <w:p>
-      <w:pPr>
-        <w:rPr>
-          <w:rFonts w:hint="eastAsia"/>
-        </w:rPr>
-      </w:pPr>
-    </w:p>
-    <w:p>
-      <w:pPr>
-        <w:rPr>
-          <w:rFonts w:hint="eastAsia"/>
-        </w:rPr>
-      </w:pPr>
-      <w:proofErr w:type="spellStart"/>
-      <w:r>
-        <w:t>Array.from</w:t>
-      </w:r>
-      <w:proofErr w:type="spellEnd"/>
-      <w:r>
-        <w:t>(cards).</w:t>
-      </w:r>
-      <w:proofErr w:type="spellStart"/>
-      <w:r>
-        <w:t>forEach</w:t>
-      </w:r>
-      <w:proofErr w:type="spellEnd"/>
-      <w:r>
-        <w:t>(card =&gt; {</w:t>
+        <w:t>// card.classList 也是伪数组 (DOMTokenList)</w:t>
+      </w:r>
+    </w:p>
+    <w:p>
+      <w:pPr>
+        <w:rPr>
+          <w:rFonts w:hint="eastAsia"/>
+        </w:rPr>
+      </w:pPr>
+      <w:r>
+        <w:t xml:space="preserve">    const classes = Array.from(card.classList);</w:t>
       </w:r>
     </w:p>
     <w:p>
@@ -5209,134 +4630,35 @@
       <w:r>
         <w:t xml:space="preserve">    </w:t>
       </w:r>
-      <w:r>
-        <w:rPr>
-          <w:i/>
-          <w:iCs/>
-        </w:rPr>
-        <w:t xml:space="preserve">// </w:t>
-      </w:r>
-      <w:proofErr w:type="spellStart"/>
-      <w:r>
-        <w:rPr>
-          <w:i/>
-          <w:iCs/>
-        </w:rPr>
-        <w:t>card.classList</w:t>
-      </w:r>
-      <w:proofErr w:type="spellEnd"/>
-      <w:r>
-        <w:rPr>
-          <w:i/>
-          <w:iCs/>
-        </w:rPr>
-        <w:t xml:space="preserve"> 也是伪数组 (</w:t>
-      </w:r>
-      <w:proofErr w:type="spellStart"/>
-      <w:r>
-        <w:rPr>
-          <w:i/>
-          <w:iCs/>
-        </w:rPr>
-        <w:t>DOMTokenList</w:t>
-      </w:r>
-      <w:proofErr w:type="spellEnd"/>
-      <w:r>
-        <w:rPr>
-          <w:i/>
-          <w:iCs/>
-        </w:rPr>
-        <w:t>)</w:t>
-      </w:r>
-    </w:p>
-    <w:p>
-      <w:pPr>
-        <w:rPr>
-          <w:rFonts w:hint="eastAsia"/>
-        </w:rPr>
-      </w:pPr>
-      <w:r>
-        <w:t xml:space="preserve">    const classes = </w:t>
-      </w:r>
-      <w:proofErr w:type="spellStart"/>
-      <w:r>
-        <w:t>Array.from</w:t>
-      </w:r>
-      <w:proofErr w:type="spellEnd"/>
-      <w:r>
-        <w:t>(</w:t>
-      </w:r>
-      <w:proofErr w:type="spellStart"/>
-      <w:r>
-        <w:t>card.classList</w:t>
-      </w:r>
-      <w:proofErr w:type="spellEnd"/>
-      <w:r>
-        <w:t>);</w:t>
-      </w:r>
-    </w:p>
-    <w:p>
-      <w:pPr>
-        <w:rPr>
-          <w:rFonts w:hint="eastAsia"/>
-        </w:rPr>
-      </w:pPr>
-      <w:r>
-        <w:t xml:space="preserve">    </w:t>
-      </w:r>
-    </w:p>
-    <w:p>
-      <w:pPr>
-        <w:rPr>
-          <w:rFonts w:hint="eastAsia"/>
-        </w:rPr>
-      </w:pPr>
-      <w:r>
-        <w:t xml:space="preserve">    if (</w:t>
-      </w:r>
-      <w:proofErr w:type="spellStart"/>
-      <w:r>
-        <w:t>classes.includes</w:t>
-      </w:r>
-      <w:proofErr w:type="spellEnd"/>
-      <w:r>
-        <w:t>('disabled')) {</w:t>
-      </w:r>
-    </w:p>
-    <w:p>
-      <w:pPr>
-        <w:rPr>
-          <w:rFonts w:hint="eastAsia"/>
-        </w:rPr>
-      </w:pPr>
-      <w:r>
-        <w:t xml:space="preserve">        </w:t>
-      </w:r>
-      <w:proofErr w:type="spellStart"/>
-      <w:r>
-        <w:t>card.classList.remove</w:t>
-      </w:r>
-      <w:proofErr w:type="spellEnd"/>
-      <w:r>
-        <w:t>('disabled');</w:t>
-      </w:r>
-    </w:p>
-    <w:p>
-      <w:pPr>
-        <w:rPr>
-          <w:rFonts w:hint="eastAsia"/>
-        </w:rPr>
-      </w:pPr>
-      <w:r>
-        <w:t xml:space="preserve">        </w:t>
-      </w:r>
-      <w:proofErr w:type="spellStart"/>
-      <w:r>
-        <w:t>card.setAttribute</w:t>
-      </w:r>
-      <w:proofErr w:type="spellEnd"/>
-      <w:r>
-        <w:t>('aria-disabled', 'false');</w:t>
+    </w:p>
+    <w:p>
+      <w:pPr>
+        <w:rPr>
+          <w:rFonts w:hint="eastAsia"/>
+        </w:rPr>
+      </w:pPr>
+      <w:r>
+        <w:t xml:space="preserve">    if (classes.includes('disabled')) {</w:t>
+      </w:r>
+    </w:p>
+    <w:p>
+      <w:pPr>
+        <w:rPr>
+          <w:rFonts w:hint="eastAsia"/>
+        </w:rPr>
+      </w:pPr>
+      <w:r>
+        <w:t xml:space="preserve">        card.classList.remove('disabled');</w:t>
+      </w:r>
+    </w:p>
+    <w:p>
+      <w:pPr>
+        <w:rPr>
+          <w:rFonts w:hint="eastAsia"/>
+        </w:rPr>
+      </w:pPr>
+      <w:r>
+        <w:t xml:space="preserve">        card.setAttribute('aria-disabled', 'false');</w:t>
       </w:r>
     </w:p>
     <w:p>
@@ -5356,40 +4678,24 @@
         </w:rPr>
       </w:pPr>
       <w:r>
+        <w:t>});</w:t>
+      </w:r>
+    </w:p>
+    <w:p>
+      <w:pPr>
+        <w:rPr>
+          <w:rFonts w:hint="eastAsia"/>
+          <w:b/>
+          <w:bCs/>
+        </w:rPr>
+      </w:pPr>
+      <w:r>
+        <w:rPr>
+          <w:b/>
+          <w:bCs/>
+        </w:rPr>
         <w:lastRenderedPageBreak/>
-        <w:t>});</w:t>
-      </w:r>
-    </w:p>
-    <w:p>
-      <w:pPr>
-        <w:rPr>
-          <w:rFonts w:hint="eastAsia"/>
-          <w:b/>
-          <w:bCs/>
-        </w:rPr>
-      </w:pPr>
-      <w:r>
-        <w:rPr>
-          <w:b/>
-          <w:bCs/>
-        </w:rPr>
-        <w:t xml:space="preserve">选择器字符串 vs </w:t>
-      </w:r>
-      <w:proofErr w:type="spellStart"/>
-      <w:r>
-        <w:rPr>
-          <w:b/>
-          <w:bCs/>
-        </w:rPr>
-        <w:t>classList</w:t>
-      </w:r>
-      <w:proofErr w:type="spellEnd"/>
-      <w:r>
-        <w:rPr>
-          <w:b/>
-          <w:bCs/>
-        </w:rPr>
-        <w:t xml:space="preserve"> 的区别</w:t>
+        <w:t>选择器字符串 vs classList 的区别</w:t>
       </w:r>
     </w:p>
     <w:p>
@@ -5490,23 +4796,7 @@
                 <w:b/>
                 <w:bCs/>
               </w:rPr>
-              <w:t>CSS 选择器 (</w:t>
-            </w:r>
-            <w:proofErr w:type="spellStart"/>
-            <w:r>
-              <w:rPr>
-                <w:b/>
-                <w:bCs/>
-              </w:rPr>
-              <w:t>querySelector</w:t>
-            </w:r>
-            <w:proofErr w:type="spellEnd"/>
-            <w:r>
-              <w:rPr>
-                <w:b/>
-                <w:bCs/>
-              </w:rPr>
-              <w:t>)</w:t>
+              <w:t>CSS 选择器 (querySelector)</w:t>
             </w:r>
           </w:p>
         </w:tc>
@@ -5537,7 +4827,6 @@
                 <w:bCs/>
               </w:rPr>
             </w:pPr>
-            <w:proofErr w:type="spellStart"/>
             <w:r>
               <w:rPr>
                 <w:b/>
@@ -5545,7 +4834,6 @@
               </w:rPr>
               <w:t>classListAPI</w:t>
             </w:r>
-            <w:proofErr w:type="spellEnd"/>
           </w:p>
         </w:tc>
       </w:tr>
@@ -5715,23 +5003,7 @@
               </w:rPr>
             </w:pPr>
             <w:r>
-              <w:t>CSS 语法字符串 (.</w:t>
-            </w:r>
-            <w:proofErr w:type="spellStart"/>
-            <w:r>
-              <w:t>a.b</w:t>
-            </w:r>
-            <w:proofErr w:type="spellEnd"/>
-            <w:r>
-              <w:t>, #id &gt; .</w:t>
-            </w:r>
-            <w:proofErr w:type="spellStart"/>
-            <w:r>
-              <w:t>cls</w:t>
-            </w:r>
-            <w:proofErr w:type="spellEnd"/>
-            <w:r>
-              <w:t>)</w:t>
+              <w:t>CSS 语法字符串 (.a.b, #id &gt; .cls)</w:t>
             </w:r>
           </w:p>
         </w:tc>
@@ -5824,15 +5096,7 @@
               </w:rPr>
             </w:pPr>
             <w:r>
-              <w:t xml:space="preserve">Element / </w:t>
-            </w:r>
-            <w:proofErr w:type="spellStart"/>
-            <w:r>
-              <w:t>NodeList</w:t>
-            </w:r>
-            <w:proofErr w:type="spellEnd"/>
-            <w:r>
-              <w:t xml:space="preserve"> / null</w:t>
+              <w:t>Element / NodeList / null</w:t>
             </w:r>
           </w:p>
         </w:tc>
@@ -5860,11 +5124,9 @@
                 <w:rFonts w:hint="eastAsia"/>
               </w:rPr>
             </w:pPr>
-            <w:proofErr w:type="spellStart"/>
             <w:r>
               <w:t>DOMTokenList</w:t>
             </w:r>
-            <w:proofErr w:type="spellEnd"/>
           </w:p>
         </w:tc>
       </w:tr>
@@ -5956,13 +5218,8 @@
               </w:rPr>
             </w:pPr>
             <w:r>
-              <w:t xml:space="preserve">再对找到的元素操作 </w:t>
+              <w:t>再对找到的元素操作 classList</w:t>
             </w:r>
-            <w:proofErr w:type="spellStart"/>
-            <w:r>
-              <w:t>classList</w:t>
-            </w:r>
-            <w:proofErr w:type="spellEnd"/>
           </w:p>
         </w:tc>
       </w:tr>
@@ -6001,21 +5258,8 @@
           <w:rFonts w:hint="eastAsia"/>
         </w:rPr>
       </w:pPr>
-      <w:proofErr w:type="spellStart"/>
-      <w:r>
-        <w:t>classList</w:t>
-      </w:r>
-      <w:proofErr w:type="spellEnd"/>
-      <w:r>
-        <w:t> 返回 </w:t>
-      </w:r>
-      <w:proofErr w:type="spellStart"/>
-      <w:r>
-        <w:t>DOMTokenList</w:t>
-      </w:r>
-      <w:proofErr w:type="spellEnd"/>
-      <w:r>
-        <w:t>，是伪数组，自带 add/remove/toggle 但缺少 map/filter。</w:t>
+      <w:r>
+        <w:t>classList 返回 DOMTokenList，是伪数组，自带 add/remove/toggle 但缺少 map/filter。</w:t>
       </w:r>
     </w:p>
     <w:p>
@@ -6042,13 +5286,8 @@
           <w:rFonts w:hint="eastAsia"/>
         </w:rPr>
       </w:pPr>
-      <w:proofErr w:type="spellStart"/>
-      <w:r>
-        <w:t>Array.from</w:t>
-      </w:r>
-      <w:proofErr w:type="spellEnd"/>
-      <w:r>
-        <w:t>() 是将伪数组转为真数组的最佳实践，支持同时映射。</w:t>
+      <w:r>
+        <w:t>Array.from() 是将伪数组转为真数组的最佳实践，支持同时映射。</w:t>
       </w:r>
     </w:p>
     <w:p>
@@ -6062,47 +5301,7 @@
         </w:rPr>
       </w:pPr>
       <w:r>
-        <w:t>工作流：</w:t>
-      </w:r>
-      <w:proofErr w:type="spellStart"/>
-      <w:r>
-        <w:t>querySelector</w:t>
-      </w:r>
-      <w:proofErr w:type="spellEnd"/>
-      <w:r>
-        <w:t> 选元素 → </w:t>
-      </w:r>
-      <w:proofErr w:type="spellStart"/>
-      <w:r>
-        <w:t>Array.from</w:t>
-      </w:r>
-      <w:proofErr w:type="spellEnd"/>
-      <w:r>
-        <w:t xml:space="preserve"> 转 </w:t>
-      </w:r>
-      <w:proofErr w:type="spellStart"/>
-      <w:r>
-        <w:t>NodeList</w:t>
-      </w:r>
-      <w:proofErr w:type="spellEnd"/>
-      <w:r>
-        <w:t xml:space="preserve"> → 遍历每个元素 → 操作 </w:t>
-      </w:r>
-      <w:proofErr w:type="spellStart"/>
-      <w:r>
-        <w:t>classList</w:t>
-      </w:r>
-      <w:proofErr w:type="spellEnd"/>
-      <w:r>
-        <w:t>（必要时也用 </w:t>
-      </w:r>
-      <w:proofErr w:type="spellStart"/>
-      <w:r>
-        <w:t>Array.from</w:t>
-      </w:r>
-      <w:proofErr w:type="spellEnd"/>
-      <w:r>
-        <w:t> 转换以进行复杂判断）。</w:t>
+        <w:t>工作流：querySelector 选元素 → Array.from 转 NodeList → 遍历每个元素 → 操作 classList（必要时也用 Array.from 转换以进行复杂判断）。</w:t>
       </w:r>
     </w:p>
     <w:p>
@@ -6416,7 +5615,6 @@
         <w:rPr>
           <w:rFonts w:hint="eastAsia"/>
         </w:rPr>
-        <w:lastRenderedPageBreak/>
         <w:t>:visited：访问过</w:t>
       </w:r>
     </w:p>
@@ -7161,11 +6359,9 @@
           <w:rFonts w:hint="eastAsia"/>
         </w:rPr>
       </w:pPr>
-      <w:proofErr w:type="spellStart"/>
       <w:r>
         <w:t>css</w:t>
       </w:r>
-      <w:proofErr w:type="spellEnd"/>
     </w:p>
     <w:p>
       <w:pPr>
@@ -7188,7 +6384,6 @@
           <w:i/>
           <w:iCs/>
         </w:rPr>
-        <w:lastRenderedPageBreak/>
         <w:t xml:space="preserve">/* </w:t>
       </w:r>
       <w:r>
@@ -7435,11 +6630,9 @@
           <w:rFonts w:hint="eastAsia"/>
         </w:rPr>
       </w:pPr>
-      <w:proofErr w:type="spellStart"/>
       <w:r>
         <w:t>css</w:t>
       </w:r>
-      <w:proofErr w:type="spellEnd"/>
     </w:p>
     <w:p>
       <w:pPr>
@@ -7462,43 +6655,129 @@
           <w:i/>
           <w:iCs/>
         </w:rPr>
-        <w:t>/* 包含 &lt;</w:t>
-      </w:r>
-      <w:proofErr w:type="spellStart"/>
+        <w:t>/* 包含 &lt;img&gt; 的 &lt;a&gt; 标签添加特殊样式 */</w:t>
+      </w:r>
+    </w:p>
+    <w:p>
+      <w:pPr>
+        <w:rPr>
+          <w:rFonts w:hint="eastAsia"/>
+        </w:rPr>
+      </w:pPr>
+      <w:r>
+        <w:t>a:has(img) {</w:t>
+      </w:r>
+    </w:p>
+    <w:p>
+      <w:pPr>
+        <w:rPr>
+          <w:rFonts w:hint="eastAsia"/>
+        </w:rPr>
+      </w:pPr>
+      <w:r>
+        <w:t xml:space="preserve">  border: 2px solid gold;</w:t>
+      </w:r>
+    </w:p>
+    <w:p>
+      <w:pPr>
+        <w:rPr>
+          <w:rFonts w:hint="eastAsia"/>
+        </w:rPr>
+      </w:pPr>
+      <w:r>
+        <w:t>}</w:t>
+      </w:r>
+    </w:p>
+    <w:p>
+      <w:pPr>
+        <w:rPr>
+          <w:rFonts w:hint="eastAsia"/>
+        </w:rPr>
+      </w:pPr>
+    </w:p>
+    <w:p>
+      <w:pPr>
+        <w:rPr>
+          <w:rFonts w:hint="eastAsia"/>
+        </w:rPr>
+      </w:pPr>
       <w:r>
         <w:rPr>
           <w:i/>
           <w:iCs/>
         </w:rPr>
-        <w:t>img</w:t>
-      </w:r>
-      <w:proofErr w:type="spellEnd"/>
+        <w:t>/* 含有 .error 子元素的 &lt;form&gt; 变红框 */</w:t>
+      </w:r>
+    </w:p>
+    <w:p>
+      <w:pPr>
+        <w:rPr>
+          <w:rFonts w:hint="eastAsia"/>
+        </w:rPr>
+      </w:pPr>
+      <w:r>
+        <w:t>form:has(.error) {</w:t>
+      </w:r>
+    </w:p>
+    <w:p>
+      <w:pPr>
+        <w:rPr>
+          <w:rFonts w:hint="eastAsia"/>
+        </w:rPr>
+      </w:pPr>
+      <w:r>
+        <w:t xml:space="preserve">  border-color: red;</w:t>
+      </w:r>
+    </w:p>
+    <w:p>
+      <w:pPr>
+        <w:rPr>
+          <w:rFonts w:hint="eastAsia"/>
+        </w:rPr>
+      </w:pPr>
+      <w:r>
+        <w:t>}</w:t>
+      </w:r>
+    </w:p>
+    <w:p>
+      <w:pPr>
+        <w:rPr>
+          <w:rFonts w:hint="eastAsia"/>
+        </w:rPr>
+      </w:pPr>
+    </w:p>
+    <w:p>
+      <w:pPr>
+        <w:rPr>
+          <w:rFonts w:hint="eastAsia"/>
+        </w:rPr>
+      </w:pPr>
       <w:r>
         <w:rPr>
           <w:i/>
           <w:iCs/>
         </w:rPr>
-        <w:t>&gt; 的 &lt;a&gt; 标签添加特殊样式 */</w:t>
-      </w:r>
-    </w:p>
-    <w:p>
-      <w:pPr>
-        <w:rPr>
-          <w:rFonts w:hint="eastAsia"/>
-        </w:rPr>
-      </w:pPr>
-      <w:r>
-        <w:t>a:has(img) {</w:t>
-      </w:r>
-    </w:p>
-    <w:p>
-      <w:pPr>
-        <w:rPr>
-          <w:rFonts w:hint="eastAsia"/>
-        </w:rPr>
-      </w:pPr>
-      <w:r>
-        <w:t xml:space="preserve">  border: 2px solid gold;</w:t>
+        <w:t>/* 后面紧跟着 &lt;p&gt; 的 &lt;h2&gt;（兄弟关系） */</w:t>
+      </w:r>
+    </w:p>
+    <w:p>
+      <w:pPr>
+        <w:rPr>
+          <w:rFonts w:hint="eastAsia"/>
+        </w:rPr>
+      </w:pPr>
+      <w:r>
+        <w:t>h2:has(+ p) {</w:t>
+      </w:r>
+    </w:p>
+    <w:p>
+      <w:pPr>
+        <w:rPr>
+          <w:rFonts w:hint="eastAsia"/>
+        </w:rPr>
+      </w:pPr>
+      <w:r>
+        <w:t xml:space="preserve">  margin-bottom: 0;</w:t>
       </w:r>
     </w:p>
     <w:p>
@@ -7529,113 +6808,6 @@
           <w:i/>
           <w:iCs/>
         </w:rPr>
-        <w:t>/* 含有 .error 子元素的 &lt;form&gt; 变红框 */</w:t>
-      </w:r>
-    </w:p>
-    <w:p>
-      <w:pPr>
-        <w:rPr>
-          <w:rFonts w:hint="eastAsia"/>
-        </w:rPr>
-      </w:pPr>
-      <w:proofErr w:type="spellStart"/>
-      <w:r>
-        <w:t>form:has</w:t>
-      </w:r>
-      <w:proofErr w:type="spellEnd"/>
-      <w:r>
-        <w:t>(.error) {</w:t>
-      </w:r>
-    </w:p>
-    <w:p>
-      <w:pPr>
-        <w:rPr>
-          <w:rFonts w:hint="eastAsia"/>
-        </w:rPr>
-      </w:pPr>
-      <w:r>
-        <w:t xml:space="preserve">  border-color: red;</w:t>
-      </w:r>
-    </w:p>
-    <w:p>
-      <w:pPr>
-        <w:rPr>
-          <w:rFonts w:hint="eastAsia"/>
-        </w:rPr>
-      </w:pPr>
-      <w:r>
-        <w:t>}</w:t>
-      </w:r>
-    </w:p>
-    <w:p>
-      <w:pPr>
-        <w:rPr>
-          <w:rFonts w:hint="eastAsia"/>
-        </w:rPr>
-      </w:pPr>
-    </w:p>
-    <w:p>
-      <w:pPr>
-        <w:rPr>
-          <w:rFonts w:hint="eastAsia"/>
-        </w:rPr>
-      </w:pPr>
-      <w:r>
-        <w:rPr>
-          <w:i/>
-          <w:iCs/>
-        </w:rPr>
-        <w:t>/* 后面紧跟着 &lt;p&gt; 的 &lt;h2&gt;（兄弟关系） */</w:t>
-      </w:r>
-    </w:p>
-    <w:p>
-      <w:pPr>
-        <w:rPr>
-          <w:rFonts w:hint="eastAsia"/>
-        </w:rPr>
-      </w:pPr>
-      <w:r>
-        <w:t>h2:has(+ p) {</w:t>
-      </w:r>
-    </w:p>
-    <w:p>
-      <w:pPr>
-        <w:rPr>
-          <w:rFonts w:hint="eastAsia"/>
-        </w:rPr>
-      </w:pPr>
-      <w:r>
-        <w:t xml:space="preserve">  margin-bottom: 0;</w:t>
-      </w:r>
-    </w:p>
-    <w:p>
-      <w:pPr>
-        <w:rPr>
-          <w:rFonts w:hint="eastAsia"/>
-        </w:rPr>
-      </w:pPr>
-      <w:r>
-        <w:t>}</w:t>
-      </w:r>
-    </w:p>
-    <w:p>
-      <w:pPr>
-        <w:rPr>
-          <w:rFonts w:hint="eastAsia"/>
-        </w:rPr>
-      </w:pPr>
-    </w:p>
-    <w:p>
-      <w:pPr>
-        <w:rPr>
-          <w:rFonts w:hint="eastAsia"/>
-        </w:rPr>
-      </w:pPr>
-      <w:r>
-        <w:rPr>
-          <w:i/>
-          <w:iCs/>
-        </w:rPr>
         <w:t>/* 不包含任何 &lt;li&gt; 的 &lt;ul&gt; 隐藏 */</w:t>
       </w:r>
     </w:p>
@@ -7645,13 +6817,8 @@
           <w:rFonts w:hint="eastAsia"/>
         </w:rPr>
       </w:pPr>
-      <w:proofErr w:type="spellStart"/>
-      <w:r>
-        <w:t>ul:not</w:t>
-      </w:r>
-      <w:proofErr w:type="spellEnd"/>
-      <w:r>
-        <w:t>(:has(li)) {</w:t>
+      <w:r>
+        <w:t>ul:not(:has(li)) {</w:t>
       </w:r>
     </w:p>
     <w:p>
@@ -7754,11 +6921,9 @@
           <w:rFonts w:hint="eastAsia"/>
         </w:rPr>
       </w:pPr>
-      <w:proofErr w:type="spellStart"/>
       <w:r>
         <w:t>css</w:t>
       </w:r>
-      <w:proofErr w:type="spellEnd"/>
     </w:p>
     <w:p>
       <w:pPr>
@@ -7790,33 +6955,28 @@
           <w:rFonts w:hint="eastAsia"/>
         </w:rPr>
       </w:pPr>
-      <w:proofErr w:type="spellStart"/>
+      <w:r>
+        <w:t>li:not(.active) {</w:t>
+      </w:r>
+    </w:p>
+    <w:p>
+      <w:pPr>
+        <w:rPr>
+          <w:rFonts w:hint="eastAsia"/>
+        </w:rPr>
+      </w:pPr>
+      <w:r>
+        <w:t xml:space="preserve">  opacity: 0.5;</w:t>
+      </w:r>
+    </w:p>
+    <w:p>
+      <w:pPr>
+        <w:rPr>
+          <w:rFonts w:hint="eastAsia"/>
+        </w:rPr>
+      </w:pPr>
       <w:r>
         <w:lastRenderedPageBreak/>
-        <w:t>li:not</w:t>
-      </w:r>
-      <w:proofErr w:type="spellEnd"/>
-      <w:r>
-        <w:t>(.active) {</w:t>
-      </w:r>
-    </w:p>
-    <w:p>
-      <w:pPr>
-        <w:rPr>
-          <w:rFonts w:hint="eastAsia"/>
-        </w:rPr>
-      </w:pPr>
-      <w:r>
-        <w:t xml:space="preserve">  opacity: 0.5;</w:t>
-      </w:r>
-    </w:p>
-    <w:p>
-      <w:pPr>
-        <w:rPr>
-          <w:rFonts w:hint="eastAsia"/>
-        </w:rPr>
-      </w:pPr>
-      <w:r>
         <w:t>}</w:t>
       </w:r>
     </w:p>
@@ -7889,23 +7049,7 @@
           <w:i/>
           <w:iCs/>
         </w:rPr>
-        <w:t xml:space="preserve">/* 没有 </w:t>
-      </w:r>
-      <w:proofErr w:type="spellStart"/>
-      <w:r>
-        <w:rPr>
-          <w:i/>
-          <w:iCs/>
-        </w:rPr>
-        <w:t>href</w:t>
-      </w:r>
-      <w:proofErr w:type="spellEnd"/>
-      <w:r>
-        <w:rPr>
-          <w:i/>
-          <w:iCs/>
-        </w:rPr>
-        <w:t xml:space="preserve"> 属性的 &lt;a&gt; */</w:t>
+        <w:t>/* 没有 href 属性的 &lt;a&gt; */</w:t>
       </w:r>
     </w:p>
     <w:p>
@@ -8002,11 +7146,9 @@
           <w:rFonts w:hint="eastAsia"/>
         </w:rPr>
       </w:pPr>
-      <w:proofErr w:type="spellStart"/>
       <w:r>
         <w:t>css</w:t>
       </w:r>
-      <w:proofErr w:type="spellEnd"/>
     </w:p>
     <w:p>
       <w:pPr>
@@ -8099,13 +7241,8 @@
           <w:rFonts w:hint="eastAsia"/>
         </w:rPr>
       </w:pPr>
-      <w:proofErr w:type="spellStart"/>
-      <w:r>
-        <w:t>div:not</w:t>
-      </w:r>
-      <w:proofErr w:type="spellEnd"/>
-      <w:r>
-        <w:t>(:empty) {</w:t>
+      <w:r>
+        <w:t>div:not(:empty) {</w:t>
       </w:r>
     </w:p>
     <w:p>
@@ -8284,49 +7421,17 @@
         </w:rPr>
       </w:pPr>
       <w:r>
-        <w:t xml:space="preserve">    &lt;</w:t>
-      </w:r>
-      <w:proofErr w:type="spellStart"/>
-      <w:r>
-        <w:t>img</w:t>
-      </w:r>
-      <w:proofErr w:type="spellEnd"/>
-      <w:r>
-        <w:t xml:space="preserve"> </w:t>
-      </w:r>
-      <w:proofErr w:type="spellStart"/>
-      <w:r>
-        <w:t>src</w:t>
-      </w:r>
-      <w:proofErr w:type="spellEnd"/>
-      <w:r>
-        <w:t>="photo.jpg"&gt;</w:t>
-      </w:r>
-    </w:p>
-    <w:p>
-      <w:pPr>
-        <w:rPr>
-          <w:rFonts w:hint="eastAsia"/>
-        </w:rPr>
-      </w:pPr>
-      <w:r>
-        <w:t xml:space="preserve">    &lt;</w:t>
-      </w:r>
-      <w:proofErr w:type="spellStart"/>
-      <w:r>
-        <w:t>figcaption</w:t>
-      </w:r>
-      <w:proofErr w:type="spellEnd"/>
-      <w:r>
-        <w:t>&gt;图片说明&lt;/</w:t>
-      </w:r>
-      <w:proofErr w:type="spellStart"/>
-      <w:r>
-        <w:t>figcaption</w:t>
-      </w:r>
-      <w:proofErr w:type="spellEnd"/>
-      <w:r>
-        <w:t>&gt;</w:t>
+        <w:t xml:space="preserve">    &lt;img src="photo.jpg"&gt;</w:t>
+      </w:r>
+    </w:p>
+    <w:p>
+      <w:pPr>
+        <w:rPr>
+          <w:rFonts w:hint="eastAsia"/>
+        </w:rPr>
+      </w:pPr>
+      <w:r>
+        <w:t xml:space="preserve">    &lt;figcaption&gt;图片说明&lt;/figcaption&gt;</w:t>
       </w:r>
     </w:p>
     <w:p>
@@ -8365,12 +7470,9 @@
           <w:rFonts w:hint="eastAsia"/>
         </w:rPr>
       </w:pPr>
-      <w:proofErr w:type="spellStart"/>
-      <w:r>
-        <w:lastRenderedPageBreak/>
+      <w:r>
         <w:t>css</w:t>
       </w:r>
-      <w:proofErr w:type="spellEnd"/>
     </w:p>
     <w:p>
       <w:pPr>
@@ -8393,6 +7495,7 @@
           <w:i/>
           <w:iCs/>
         </w:rPr>
+        <w:lastRenderedPageBreak/>
         <w:t>/* 1. article 中包含 figure 时，给 article 加背景 */</w:t>
       </w:r>
     </w:p>
@@ -8402,13 +7505,8 @@
           <w:rFonts w:hint="eastAsia"/>
         </w:rPr>
       </w:pPr>
-      <w:proofErr w:type="spellStart"/>
-      <w:r>
-        <w:t>article:has</w:t>
-      </w:r>
-      <w:proofErr w:type="spellEnd"/>
-      <w:r>
-        <w:t>(figure) {</w:t>
+      <w:r>
+        <w:t>article:has(figure) {</w:t>
       </w:r>
     </w:p>
     <w:p>
@@ -8561,54 +7659,17 @@
           <w:i/>
           <w:iCs/>
         </w:rPr>
-        <w:t xml:space="preserve">/* 4. figure 中有 </w:t>
-      </w:r>
-      <w:proofErr w:type="spellStart"/>
-      <w:r>
-        <w:rPr>
-          <w:i/>
-          <w:iCs/>
-        </w:rPr>
-        <w:t>figcaption</w:t>
-      </w:r>
-      <w:proofErr w:type="spellEnd"/>
-      <w:r>
-        <w:rPr>
-          <w:i/>
-          <w:iCs/>
-        </w:rPr>
-        <w:t xml:space="preserve"> 时，图片加圆角 */</w:t>
-      </w:r>
-    </w:p>
-    <w:p>
-      <w:pPr>
-        <w:rPr>
-          <w:rFonts w:hint="eastAsia"/>
-        </w:rPr>
-      </w:pPr>
-      <w:proofErr w:type="spellStart"/>
-      <w:r>
-        <w:t>figure:has</w:t>
-      </w:r>
-      <w:proofErr w:type="spellEnd"/>
-      <w:r>
-        <w:t>(</w:t>
-      </w:r>
-      <w:proofErr w:type="spellStart"/>
-      <w:r>
-        <w:t>figcaption</w:t>
-      </w:r>
-      <w:proofErr w:type="spellEnd"/>
-      <w:r>
-        <w:t xml:space="preserve">) </w:t>
-      </w:r>
-      <w:proofErr w:type="spellStart"/>
-      <w:r>
-        <w:t>img</w:t>
-      </w:r>
-      <w:proofErr w:type="spellEnd"/>
-      <w:r>
-        <w:t xml:space="preserve"> {</w:t>
+        <w:t>/* 4. figure 中有 figcaption 时，图片加圆角 */</w:t>
+      </w:r>
+    </w:p>
+    <w:p>
+      <w:pPr>
+        <w:rPr>
+          <w:rFonts w:hint="eastAsia"/>
+        </w:rPr>
+      </w:pPr>
+      <w:r>
+        <w:t>figure:has(figcaption) img {</w:t>
       </w:r>
     </w:p>
     <w:p>
@@ -9335,21 +8396,7 @@
         <w:rPr>
           <w:rFonts w:hint="eastAsia"/>
         </w:rPr>
-        <w:t>改造元素的一部分，不算真实</w:t>
-      </w:r>
-      <w:proofErr w:type="spellStart"/>
-      <w:r>
-        <w:rPr>
-          <w:rFonts w:hint="eastAsia"/>
-        </w:rPr>
-        <w:t>dom</w:t>
-      </w:r>
-      <w:proofErr w:type="spellEnd"/>
-      <w:r>
-        <w:rPr>
-          <w:rFonts w:hint="eastAsia"/>
-        </w:rPr>
-        <w:t>一部分，主要目的减少一些无意义的标签</w:t>
+        <w:t>改造元素的一部分，不算真实dom一部分，主要目的减少一些无意义的标签</w:t>
       </w:r>
     </w:p>
     <w:p>
@@ -9400,6 +8447,11 @@
       </w:pPr>
     </w:p>
     <w:p>
+      <w:pPr>
+        <w:rPr>
+          <w:rFonts w:hint="eastAsia"/>
+        </w:rPr>
+      </w:pPr>
       <w:r>
         <w:rPr>
           <w:rFonts w:hint="eastAsia"/>
@@ -9407,11 +8459,24 @@
         <w:t>Inline元素的padding生效，但不会撑开父元素高度，不影响周边排版</w:t>
       </w:r>
     </w:p>
-    <w:p/>
-    <w:p/>
-    <w:p>
-      <w:pPr>
-        <w:rPr>
+    <w:p>
+      <w:pPr>
+        <w:rPr>
+          <w:rFonts w:hint="eastAsia"/>
+        </w:rPr>
+      </w:pPr>
+    </w:p>
+    <w:p>
+      <w:pPr>
+        <w:rPr>
+          <w:rFonts w:hint="eastAsia"/>
+        </w:rPr>
+      </w:pPr>
+    </w:p>
+    <w:p>
+      <w:pPr>
+        <w:rPr>
+          <w:rFonts w:hint="eastAsia"/>
           <w:b/>
           <w:bCs/>
         </w:rPr>
@@ -9425,6 +8490,11 @@
       </w:r>
     </w:p>
     <w:p>
+      <w:pPr>
+        <w:rPr>
+          <w:rFonts w:hint="eastAsia"/>
+        </w:rPr>
+      </w:pPr>
       <w:r>
         <w:t>音频围绕 CSS 相关知识展开，回顾上节课内容，详细讲解选择器、伪元素、盒子模型、文本流等知识点，引入 flex 布局概念并布置作业，还对下节课进行了安排，内容如下：</w:t>
       </w:r>
@@ -9435,6 +8505,9 @@
           <w:ilvl w:val="0"/>
           <w:numId w:val="6"/>
         </w:numPr>
+        <w:rPr>
+          <w:rFonts w:hint="eastAsia"/>
+        </w:rPr>
       </w:pPr>
       <w:r>
         <w:rPr>
@@ -9450,6 +8523,9 @@
           <w:ilvl w:val="2"/>
           <w:numId w:val="6"/>
         </w:numPr>
+        <w:rPr>
+          <w:rFonts w:hint="eastAsia"/>
+        </w:rPr>
       </w:pPr>
       <w:r>
         <w:rPr>
@@ -9465,6 +8541,9 @@
           <w:ilvl w:val="3"/>
           <w:numId w:val="6"/>
         </w:numPr>
+        <w:rPr>
+          <w:rFonts w:hint="eastAsia"/>
+        </w:rPr>
       </w:pPr>
       <w:r>
         <w:t>基础定位选择器：包括通配符、标签、类、ID、属性选择器等。</w:t>
@@ -9476,6 +8555,9 @@
           <w:ilvl w:val="3"/>
           <w:numId w:val="6"/>
         </w:numPr>
+        <w:rPr>
+          <w:rFonts w:hint="eastAsia"/>
+        </w:rPr>
       </w:pPr>
       <w:r>
         <w:t>关系型选择器：如后代选择器（两选择器挨着写）、子代选择器（两选择器用大于号连接）、兄弟选择器（用波浪号或加号）。</w:t>
@@ -9487,14 +8569,31 @@
           <w:ilvl w:val="3"/>
           <w:numId w:val="6"/>
         </w:numPr>
+        <w:rPr>
+          <w:rFonts w:hint="eastAsia"/>
+        </w:rPr>
       </w:pPr>
       <w:r>
         <w:t>状态选择器：包含伪类和伪元素、结构位选择器等。</w:t>
       </w:r>
     </w:p>
-    <w:p/>
-    <w:p>
-      <w:r>
+    <w:p>
+      <w:pPr>
+        <w:rPr>
+          <w:rFonts w:hint="eastAsia"/>
+        </w:rPr>
+      </w:pPr>
+    </w:p>
+    <w:p>
+      <w:pPr>
+        <w:rPr>
+          <w:rFonts w:hint="eastAsia"/>
+        </w:rPr>
+      </w:pPr>
+      <w:r>
+        <w:rPr>
+          <w:noProof/>
+        </w:rPr>
         <w:lastRenderedPageBreak/>
         <w:drawing>
           <wp:inline distT="0" distB="0" distL="0" distR="0" wp14:anchorId="3C460333" wp14:editId="17EEBA6D">
@@ -9546,13 +8645,22 @@
         </w:drawing>
       </w:r>
     </w:p>
-    <w:p/>
+    <w:p>
+      <w:pPr>
+        <w:rPr>
+          <w:rFonts w:hint="eastAsia"/>
+        </w:rPr>
+      </w:pPr>
+    </w:p>
     <w:p>
       <w:pPr>
         <w:numPr>
           <w:ilvl w:val="1"/>
           <w:numId w:val="6"/>
         </w:numPr>
+        <w:rPr>
+          <w:rFonts w:hint="eastAsia"/>
+        </w:rPr>
       </w:pPr>
       <w:r>
         <w:rPr>
@@ -9568,6 +8676,9 @@
           <w:ilvl w:val="2"/>
           <w:numId w:val="6"/>
         </w:numPr>
+        <w:rPr>
+          <w:rFonts w:hint="eastAsia"/>
+        </w:rPr>
       </w:pPr>
       <w:r>
         <w:t>作业完成情况：课后作业要求做 test 等选择器相关内容，学员仅看了用法和举例。</w:t>
@@ -9579,6 +8690,9 @@
           <w:ilvl w:val="2"/>
           <w:numId w:val="6"/>
         </w:numPr>
+        <w:rPr>
+          <w:rFonts w:hint="eastAsia"/>
+        </w:rPr>
       </w:pPr>
       <w:r>
         <w:t>选择器讲解：重点讲解 has 选择器，它是一种父级条件选择器，能根据子元素状态确定父元素状态，通过输入框聚焦改变父元素样式的例子说明其联动效果；ins 是选择性合并，等价于将多个元素并列书写；not 是排除，empty 针对无内容的元素，使用时要注意无换行和空格。</w:t>
@@ -9590,6 +8704,9 @@
           <w:ilvl w:val="0"/>
           <w:numId w:val="6"/>
         </w:numPr>
+        <w:rPr>
+          <w:rFonts w:hint="eastAsia"/>
+        </w:rPr>
       </w:pPr>
       <w:r>
         <w:rPr>
@@ -9605,6 +8722,9 @@
           <w:ilvl w:val="1"/>
           <w:numId w:val="6"/>
         </w:numPr>
+        <w:rPr>
+          <w:rFonts w:hint="eastAsia"/>
+        </w:rPr>
       </w:pPr>
       <w:r>
         <w:rPr>
@@ -9620,6 +8740,9 @@
           <w:ilvl w:val="2"/>
           <w:numId w:val="6"/>
         </w:numPr>
+        <w:rPr>
+          <w:rFonts w:hint="eastAsia"/>
+        </w:rPr>
       </w:pPr>
       <w:r>
         <w:t>定义：伪元素是 CSS 参与元素的一种方式，主要改造元素内容部分。</w:t>
@@ -9631,6 +8754,9 @@
           <w:ilvl w:val="2"/>
           <w:numId w:val="6"/>
         </w:numPr>
+        <w:rPr>
+          <w:rFonts w:hint="eastAsia"/>
+        </w:rPr>
       </w:pPr>
       <w:r>
         <w:t>作用：减少无意义标签，避免页面卡顿，参与和改造元素的 content 部分。</w:t>
@@ -9642,6 +8768,9 @@
           <w:ilvl w:val="1"/>
           <w:numId w:val="6"/>
         </w:numPr>
+        <w:rPr>
+          <w:rFonts w:hint="eastAsia"/>
+        </w:rPr>
       </w:pPr>
       <w:r>
         <w:rPr>
@@ -9657,6 +8786,9 @@
           <w:ilvl w:val="2"/>
           <w:numId w:val="6"/>
         </w:numPr>
+        <w:rPr>
+          <w:rFonts w:hint="eastAsia"/>
+        </w:rPr>
       </w:pPr>
       <w:r>
         <w:t>before 和 after：与 content 合作，为元素增加内容，但不算真实节</w:t>
@@ -9672,6 +8804,9 @@
           <w:ilvl w:val="2"/>
           <w:numId w:val="6"/>
         </w:numPr>
+        <w:rPr>
+          <w:rFonts w:hint="eastAsia"/>
+        </w:rPr>
       </w:pPr>
       <w:r>
         <w:t>first - letter 和 first - line：分别表示首字母和第一行，first - line 能自适应浏览器变动。</w:t>
@@ -9683,6 +8818,9 @@
           <w:ilvl w:val="0"/>
           <w:numId w:val="6"/>
         </w:numPr>
+        <w:rPr>
+          <w:rFonts w:hint="eastAsia"/>
+        </w:rPr>
       </w:pPr>
       <w:r>
         <w:rPr>
@@ -9698,6 +8836,9 @@
           <w:ilvl w:val="1"/>
           <w:numId w:val="6"/>
         </w:numPr>
+        <w:rPr>
+          <w:rFonts w:hint="eastAsia"/>
+        </w:rPr>
       </w:pPr>
       <w:r>
         <w:rPr>
@@ -9713,6 +8854,9 @@
           <w:ilvl w:val="2"/>
           <w:numId w:val="6"/>
         </w:numPr>
+        <w:rPr>
+          <w:rFonts w:hint="eastAsia"/>
+        </w:rPr>
       </w:pPr>
       <w:r>
         <w:t>模型类型：分为 W3C 标准模型和怪异模型。</w:t>
@@ -9724,6 +8868,9 @@
           <w:ilvl w:val="2"/>
           <w:numId w:val="6"/>
         </w:numPr>
+        <w:rPr>
+          <w:rFonts w:hint="eastAsia"/>
+        </w:rPr>
       </w:pPr>
       <w:r>
         <w:t>区别：标准模型宽度和高度不包括 margin 和 border；怪异模型包括 padding 和 border。</w:t>
@@ -9735,6 +8882,9 @@
           <w:ilvl w:val="1"/>
           <w:numId w:val="6"/>
         </w:numPr>
+        <w:rPr>
+          <w:rFonts w:hint="eastAsia"/>
+        </w:rPr>
       </w:pPr>
       <w:r>
         <w:rPr>
@@ -9750,6 +8900,9 @@
           <w:ilvl w:val="2"/>
           <w:numId w:val="6"/>
         </w:numPr>
+        <w:rPr>
+          <w:rFonts w:hint="eastAsia"/>
+        </w:rPr>
       </w:pPr>
       <w:r>
         <w:t>类型分类：主要有 block（块级元素）和 inline（行内元素）。</w:t>
@@ -9761,6 +8914,9 @@
           <w:ilvl w:val="2"/>
           <w:numId w:val="6"/>
         </w:numPr>
+        <w:rPr>
+          <w:rFonts w:hint="eastAsia"/>
+        </w:rPr>
       </w:pPr>
       <w:r>
         <w:t>区别：行内元素可放在一排，宽高由内容决定，上下 padding 和 margin 不生效，但视觉上撑开；块级元素占一整行。</w:t>
@@ -9772,6 +8928,9 @@
           <w:ilvl w:val="1"/>
           <w:numId w:val="6"/>
         </w:numPr>
+        <w:rPr>
+          <w:rFonts w:hint="eastAsia"/>
+        </w:rPr>
       </w:pPr>
       <w:r>
         <w:rPr>
@@ -9787,6 +8946,9 @@
           <w:ilvl w:val="2"/>
           <w:numId w:val="6"/>
         </w:numPr>
+        <w:rPr>
+          <w:rFonts w:hint="eastAsia"/>
+        </w:rPr>
       </w:pPr>
       <w:r>
         <w:t>概念：文本流是从左到右、从上到下的流体，水平方向由 text - align 控制。</w:t>
@@ -9798,6 +8960,9 @@
           <w:ilvl w:val="2"/>
           <w:numId w:val="6"/>
         </w:numPr>
+        <w:rPr>
+          <w:rFonts w:hint="eastAsia"/>
+        </w:rPr>
       </w:pPr>
       <w:r>
         <w:t>对齐方式：默认文字按基线（baseline）对齐，可通过 vertical - align 改变对齐方式，该属性写在子元素中。</w:t>
@@ -9809,6 +8974,9 @@
           <w:ilvl w:val="2"/>
           <w:numId w:val="6"/>
         </w:numPr>
+        <w:rPr>
+          <w:rFonts w:hint="eastAsia"/>
+        </w:rPr>
       </w:pPr>
       <w:r>
         <w:t>应用：图片属于 inline 元素，可通过修改其 vertical - align 实现与其他元素的垂直居中。</w:t>
@@ -9820,6 +8988,9 @@
           <w:ilvl w:val="0"/>
           <w:numId w:val="6"/>
         </w:numPr>
+        <w:rPr>
+          <w:rFonts w:hint="eastAsia"/>
+        </w:rPr>
       </w:pPr>
       <w:r>
         <w:rPr>
@@ -9835,6 +9006,9 @@
           <w:ilvl w:val="1"/>
           <w:numId w:val="6"/>
         </w:numPr>
+        <w:rPr>
+          <w:rFonts w:hint="eastAsia"/>
+        </w:rPr>
       </w:pPr>
       <w:r>
         <w:rPr>
@@ -9850,6 +9024,9 @@
           <w:ilvl w:val="2"/>
           <w:numId w:val="6"/>
         </w:numPr>
+        <w:rPr>
+          <w:rFonts w:hint="eastAsia"/>
+        </w:rPr>
       </w:pPr>
       <w:r>
         <w:t>布局理解：flex 布局是元素在某个方向上的排布方式。</w:t>
@@ -9861,6 +9038,9 @@
           <w:ilvl w:val="2"/>
           <w:numId w:val="6"/>
         </w:numPr>
+        <w:rPr>
+          <w:rFonts w:hint="eastAsia"/>
+        </w:rPr>
       </w:pPr>
       <w:r>
         <w:t>作业布置：要求学员复刻包含 5 个 div 和 1 个 h2 的布局，写出 5 个圆的样式，并使用 flex 布局实现内容的水平和垂直居中。</w:t>
@@ -9872,6 +9052,9 @@
           <w:ilvl w:val="1"/>
           <w:numId w:val="6"/>
         </w:numPr>
+        <w:rPr>
+          <w:rFonts w:hint="eastAsia"/>
+        </w:rPr>
       </w:pPr>
       <w:r>
         <w:rPr>
@@ -9887,6 +9070,9 @@
           <w:ilvl w:val="2"/>
           <w:numId w:val="6"/>
         </w:numPr>
+        <w:rPr>
+          <w:rFonts w:hint="eastAsia"/>
+        </w:rPr>
       </w:pPr>
       <w:r>
         <w:t>主轴和辅轴：主轴默认水平，辅轴默认垂直，可通过 flex - direction 改变。</w:t>
@@ -9898,6 +9084,9 @@
           <w:ilvl w:val="2"/>
           <w:numId w:val="6"/>
         </w:numPr>
+        <w:rPr>
+          <w:rFonts w:hint="eastAsia"/>
+        </w:rPr>
       </w:pPr>
       <w:r>
         <w:t>控制属性：justify - content 控制主轴，align - items 控制辅轴。</w:t>
@@ -9909,6 +9098,9 @@
           <w:ilvl w:val="0"/>
           <w:numId w:val="6"/>
         </w:numPr>
+        <w:rPr>
+          <w:rFonts w:hint="eastAsia"/>
+        </w:rPr>
       </w:pPr>
       <w:r>
         <w:rPr>
@@ -9924,6 +9116,9 @@
           <w:ilvl w:val="1"/>
           <w:numId w:val="6"/>
         </w:numPr>
+        <w:rPr>
+          <w:rFonts w:hint="eastAsia"/>
+        </w:rPr>
       </w:pPr>
       <w:r>
         <w:rPr>
@@ -9939,6 +9134,9 @@
           <w:ilvl w:val="2"/>
           <w:numId w:val="6"/>
         </w:numPr>
+        <w:rPr>
+          <w:rFonts w:hint="eastAsia"/>
+        </w:rPr>
       </w:pPr>
       <w:r>
         <w:t>课程时间：下节课于下周日进行。</w:t>
@@ -9950,6 +9148,9 @@
           <w:ilvl w:val="2"/>
           <w:numId w:val="6"/>
         </w:numPr>
+        <w:rPr>
+          <w:rFonts w:hint="eastAsia"/>
+        </w:rPr>
       </w:pPr>
       <w:r>
         <w:t>课程难度：若学员觉得内容简单，可完整讲解后跳过，老师会根据学员情况调整难度。</w:t>
@@ -9961,16 +9162,34 @@
           <w:ilvl w:val="2"/>
           <w:numId w:val="6"/>
         </w:numPr>
+        <w:rPr>
+          <w:rFonts w:hint="eastAsia"/>
+        </w:rPr>
       </w:pPr>
       <w:r>
         <w:t>预习要求：学员需提前预习 flex 相关内容或完成作业。</w:t>
       </w:r>
     </w:p>
-    <w:p/>
-    <w:p/>
+    <w:p>
+      <w:pPr>
+        <w:rPr>
+          <w:rFonts w:hint="eastAsia"/>
+        </w:rPr>
+      </w:pPr>
+    </w:p>
+    <w:p>
+      <w:pPr>
+        <w:rPr>
+          <w:rFonts w:hint="eastAsia"/>
+        </w:rPr>
+      </w:pPr>
+    </w:p>
     <w:p>
       <w:pPr>
         <w:pStyle w:val="1"/>
+        <w:rPr>
+          <w:rFonts w:hint="eastAsia"/>
+        </w:rPr>
       </w:pPr>
       <w:r>
         <w:rPr>
@@ -9998,6 +9217,7 @@
     <w:p>
       <w:pPr>
         <w:rPr>
+          <w:rFonts w:hint="eastAsia"/>
           <w:b/>
           <w:bCs/>
         </w:rPr>
@@ -10020,6 +9240,7 @@
     <w:p>
       <w:pPr>
         <w:rPr>
+          <w:rFonts w:hint="eastAsia"/>
           <w:b/>
           <w:bCs/>
         </w:rPr>
@@ -10034,6 +9255,11 @@
       </w:r>
     </w:p>
     <w:p>
+      <w:pPr>
+        <w:rPr>
+          <w:rFonts w:hint="eastAsia"/>
+        </w:rPr>
+      </w:pPr>
       <w:r>
         <w:rPr>
           <w:rFonts w:hint="eastAsia"/>
@@ -10050,6 +9276,7 @@
     <w:p>
       <w:pPr>
         <w:rPr>
+          <w:rFonts w:hint="eastAsia"/>
           <w:b/>
           <w:bCs/>
         </w:rPr>
@@ -10063,6 +9290,11 @@
       </w:r>
     </w:p>
     <w:p>
+      <w:pPr>
+        <w:rPr>
+          <w:rFonts w:hint="eastAsia"/>
+        </w:rPr>
+      </w:pPr>
       <w:r>
         <w:rPr>
           <w:rFonts w:hint="eastAsia"/>
@@ -10073,6 +9305,7 @@
     <w:p>
       <w:pPr>
         <w:rPr>
+          <w:rFonts w:hint="eastAsia"/>
           <w:b/>
           <w:bCs/>
         </w:rPr>
@@ -10086,6 +9319,11 @@
       </w:r>
     </w:p>
     <w:p>
+      <w:pPr>
+        <w:rPr>
+          <w:rFonts w:hint="eastAsia"/>
+        </w:rPr>
+      </w:pPr>
       <w:r>
         <w:rPr>
           <w:rFonts w:hint="eastAsia"/>
@@ -10102,22 +9340,16 @@
         <w:rPr>
           <w:rFonts w:hint="eastAsia"/>
         </w:rPr>
-        <w:t>，值和</w:t>
-      </w:r>
-      <w:r>
-        <w:rPr>
-          <w:rFonts w:hint="eastAsia"/>
-        </w:rPr>
-        <w:t>Justify-content</w:t>
-      </w:r>
-      <w:r>
-        <w:rPr>
-          <w:rFonts w:hint="eastAsia"/>
-        </w:rPr>
-        <w:t>一样</w:t>
-      </w:r>
-    </w:p>
-    <w:p/>
+        <w:t>，值和Justify-content一样</w:t>
+      </w:r>
+    </w:p>
+    <w:p>
+      <w:pPr>
+        <w:rPr>
+          <w:rFonts w:hint="eastAsia"/>
+        </w:rPr>
+      </w:pPr>
+    </w:p>
     <w:p>
       <w:pPr>
         <w:rPr>
@@ -10134,25 +9366,22 @@
         <w:rPr>
           <w:rFonts w:hint="eastAsia"/>
         </w:rPr>
-        <w:t>，不改变</w:t>
-      </w:r>
-      <w:proofErr w:type="spellStart"/>
-      <w:r>
-        <w:rPr>
-          <w:rFonts w:hint="eastAsia"/>
-        </w:rPr>
-        <w:t>dom</w:t>
-      </w:r>
-      <w:proofErr w:type="spellEnd"/>
-      <w:r>
-        <w:rPr>
-          <w:rFonts w:hint="eastAsia"/>
-        </w:rPr>
-        <w:t>结构，只改变显示顺序，设置在子元素上</w:t>
-      </w:r>
-    </w:p>
-    <w:p/>
-    <w:p>
+        <w:t>，不改变dom结构，只改变显示顺序，设置在子元素上</w:t>
+      </w:r>
+    </w:p>
+    <w:p>
+      <w:pPr>
+        <w:rPr>
+          <w:rFonts w:hint="eastAsia"/>
+        </w:rPr>
+      </w:pPr>
+    </w:p>
+    <w:p>
+      <w:pPr>
+        <w:rPr>
+          <w:rFonts w:hint="eastAsia"/>
+        </w:rPr>
+      </w:pPr>
       <w:r>
         <w:rPr>
           <w:rFonts w:hint="eastAsia"/>
@@ -10161,43 +9390,35 @@
       </w:r>
     </w:p>
     <w:p>
-      <w:r>
-        <w:rPr>
-          <w:rFonts w:hint="eastAsia"/>
-        </w:rPr>
-        <w:t xml:space="preserve">Flex: </w:t>
-      </w:r>
-      <w:r>
-        <w:rPr>
-          <w:rFonts w:hint="eastAsia"/>
-        </w:rPr>
-        <w:t>2</w:t>
-      </w:r>
-      <w:r>
-        <w:rPr>
-          <w:rFonts w:hint="eastAsia"/>
-        </w:rPr>
-        <w:t xml:space="preserve"> (grow</w:t>
-      </w:r>
-      <w:r>
-        <w:rPr>
-          <w:rFonts w:hint="eastAsia"/>
-        </w:rPr>
-        <w:t>: 2</w:t>
-      </w:r>
-      <w:r>
-        <w:rPr>
-          <w:rFonts w:hint="eastAsia"/>
-        </w:rPr>
-        <w:t>、shrink：1，basis: 0)</w:t>
-      </w:r>
-    </w:p>
-    <w:p>
+      <w:pPr>
+        <w:rPr>
+          <w:rFonts w:hint="eastAsia"/>
+        </w:rPr>
+      </w:pPr>
+      <w:r>
+        <w:rPr>
+          <w:rFonts w:hint="eastAsia"/>
+        </w:rPr>
+        <w:t>Flex: 2 (grow: 2、shrink：1，basis: 0)</w:t>
+      </w:r>
+    </w:p>
+    <w:p>
+      <w:pPr>
+        <w:rPr>
+          <w:rFonts w:hint="eastAsia"/>
+        </w:rPr>
+      </w:pPr>
       <w:r>
         <w:t>flex 属性的默认值是 0 1 auto</w:t>
       </w:r>
     </w:p>
-    <w:p/>
+    <w:p>
+      <w:pPr>
+        <w:rPr>
+          <w:rFonts w:hint="eastAsia"/>
+        </w:rPr>
+      </w:pPr>
+    </w:p>
     <w:p>
       <w:pPr>
         <w:rPr>
@@ -10263,8 +9484,19 @@
         <w:t>.item { flex: 0 0 200px; }/* 固定200px，不伸缩 */</w:t>
       </w:r>
     </w:p>
-    <w:p/>
-    <w:p>
+    <w:p>
+      <w:pPr>
+        <w:rPr>
+          <w:rFonts w:hint="eastAsia"/>
+        </w:rPr>
+      </w:pPr>
+    </w:p>
+    <w:p>
+      <w:pPr>
+        <w:rPr>
+          <w:rFonts w:hint="eastAsia"/>
+        </w:rPr>
+      </w:pPr>
       <w:r>
         <w:rPr>
           <w:rFonts w:hint="eastAsia"/>
@@ -10292,6 +9524,11 @@
       </w:r>
     </w:p>
     <w:p>
+      <w:pPr>
+        <w:rPr>
+          <w:rFonts w:hint="eastAsia"/>
+        </w:rPr>
+      </w:pPr>
       <w:r>
         <w:rPr>
           <w:rFonts w:hint="eastAsia"/>
@@ -10316,6 +9553,11 @@
       </w:r>
     </w:p>
     <w:p>
+      <w:pPr>
+        <w:rPr>
+          <w:rFonts w:hint="eastAsia"/>
+        </w:rPr>
+      </w:pPr>
       <w:r>
         <w:t xml:space="preserve">.item { flex-basis: auto; }   </w:t>
       </w:r>
@@ -10328,6 +9570,11 @@
       </w:r>
     </w:p>
     <w:p>
+      <w:pPr>
+        <w:rPr>
+          <w:rFonts w:hint="eastAsia"/>
+        </w:rPr>
+      </w:pPr>
       <w:r>
         <w:t xml:space="preserve">.item { flex-basis: 200px; }  </w:t>
       </w:r>
@@ -10340,6 +9587,11 @@
       </w:r>
     </w:p>
     <w:p>
+      <w:pPr>
+        <w:rPr>
+          <w:rFonts w:hint="eastAsia"/>
+        </w:rPr>
+      </w:pPr>
       <w:r>
         <w:t xml:space="preserve">.item { flex-basis: 0; }      </w:t>
       </w:r>
@@ -10351,8 +9603,19 @@
         <w:t>/* 忽略内容宽度，纯按比例分配 */</w:t>
       </w:r>
     </w:p>
-    <w:p/>
-    <w:p>
+    <w:p>
+      <w:pPr>
+        <w:rPr>
+          <w:rFonts w:hint="eastAsia"/>
+        </w:rPr>
+      </w:pPr>
+    </w:p>
+    <w:p>
+      <w:pPr>
+        <w:rPr>
+          <w:rFonts w:hint="eastAsia"/>
+        </w:rPr>
+      </w:pPr>
       <w:r>
         <w:rPr>
           <w:rFonts w:hint="eastAsia"/>
@@ -10360,8 +9623,20 @@
         <w:t>Align-self: 设置在子元素上，改变单个子元素的交叉轴方向对齐</w:t>
       </w:r>
     </w:p>
-    <w:p/>
-    <w:p/>
+    <w:p>
+      <w:pPr>
+        <w:rPr>
+          <w:rFonts w:hint="eastAsia"/>
+        </w:rPr>
+      </w:pPr>
+    </w:p>
+    <w:p>
+      <w:pPr>
+        <w:rPr>
+          <w:rFonts w:hint="eastAsia"/>
+        </w:rPr>
+      </w:pPr>
+    </w:p>
     <w:p>
       <w:pPr>
         <w:rPr>
@@ -12043,6 +11318,7 @@
   <w:style w:type="character" w:default="1" w:styleId="a0">
     <w:name w:val="Default Paragraph Font"/>
     <w:uiPriority w:val="1"/>
+    <w:semiHidden/>
     <w:unhideWhenUsed/>
   </w:style>
   <w:style w:type="table" w:default="1" w:styleId="a1">

--- a/lesson.docx
+++ b/lesson.docx
@@ -2422,7 +2422,15 @@
         <w:t>具体代码</w:t>
       </w:r>
       <w:r>
-        <w:t>：用document.documentElement表示 HTML 根节点，使用toggle()方法添加或移除类。</w:t>
+        <w:t>：用</w:t>
+      </w:r>
+      <w:proofErr w:type="spellStart"/>
+      <w:r>
+        <w:t>document.documentElement</w:t>
+      </w:r>
+      <w:proofErr w:type="spellEnd"/>
+      <w:r>
+        <w:t>表示 HTML 根节点，使用toggle()方法添加或移除类。</w:t>
       </w:r>
     </w:p>
     <w:p>
@@ -2580,8 +2588,16 @@
         <w:rPr>
           <w:rFonts w:hint="eastAsia"/>
         </w:rPr>
-        <w:t xml:space="preserve"> vite</w:t>
-      </w:r>
+        <w:t xml:space="preserve"> </w:t>
+      </w:r>
+      <w:proofErr w:type="spellStart"/>
+      <w:r>
+        <w:rPr>
+          <w:rFonts w:hint="eastAsia"/>
+        </w:rPr>
+        <w:t>vite</w:t>
+      </w:r>
+      <w:proofErr w:type="spellEnd"/>
       <w:r>
         <w:rPr>
           <w:rFonts w:hint="eastAsia"/>
@@ -2612,7 +2628,21 @@
         <w:rPr>
           <w:rFonts w:hint="eastAsia"/>
         </w:rPr>
-        <w:t>.baseStyle{</w:t>
+        <w:t>.</w:t>
+      </w:r>
+      <w:proofErr w:type="spellStart"/>
+      <w:r>
+        <w:rPr>
+          <w:rFonts w:hint="eastAsia"/>
+        </w:rPr>
+        <w:t>baseStyle</w:t>
+      </w:r>
+      <w:proofErr w:type="spellEnd"/>
+      <w:r>
+        <w:rPr>
+          <w:rFonts w:hint="eastAsia"/>
+        </w:rPr>
+        <w:t>{</w:t>
       </w:r>
     </w:p>
     <w:p>
@@ -2664,34 +2694,70 @@
         <w:rPr>
           <w:rFonts w:hint="eastAsia"/>
         </w:rPr>
-        <w:t>.primaryButton{</w:t>
-      </w:r>
-    </w:p>
-    <w:p>
-      <w:pPr>
-        <w:rPr>
-          <w:rFonts w:hint="eastAsia"/>
-        </w:rPr>
-      </w:pPr>
-      <w:r>
-        <w:rPr>
-          <w:rFonts w:hint="eastAsia"/>
-        </w:rPr>
-        <w:t xml:space="preserve">    composes: baseStyle baseStyle1 baseStyle2</w:t>
-      </w:r>
-    </w:p>
-    <w:p>
-      <w:pPr>
-        <w:rPr>
-          <w:rFonts w:hint="eastAsia"/>
-        </w:rPr>
-      </w:pPr>
-      <w:r>
-        <w:rPr>
-          <w:rFonts w:hint="eastAsia"/>
-        </w:rPr>
-        <w:t xml:space="preserve">    color:XXX</w:t>
-      </w:r>
+        <w:t>.</w:t>
+      </w:r>
+      <w:proofErr w:type="spellStart"/>
+      <w:r>
+        <w:rPr>
+          <w:rFonts w:hint="eastAsia"/>
+        </w:rPr>
+        <w:t>primaryButton</w:t>
+      </w:r>
+      <w:proofErr w:type="spellEnd"/>
+      <w:r>
+        <w:rPr>
+          <w:rFonts w:hint="eastAsia"/>
+        </w:rPr>
+        <w:t>{</w:t>
+      </w:r>
+    </w:p>
+    <w:p>
+      <w:pPr>
+        <w:rPr>
+          <w:rFonts w:hint="eastAsia"/>
+        </w:rPr>
+      </w:pPr>
+      <w:r>
+        <w:rPr>
+          <w:rFonts w:hint="eastAsia"/>
+        </w:rPr>
+        <w:t xml:space="preserve">    composes: </w:t>
+      </w:r>
+      <w:proofErr w:type="spellStart"/>
+      <w:r>
+        <w:rPr>
+          <w:rFonts w:hint="eastAsia"/>
+        </w:rPr>
+        <w:t>baseStyle</w:t>
+      </w:r>
+      <w:proofErr w:type="spellEnd"/>
+      <w:r>
+        <w:rPr>
+          <w:rFonts w:hint="eastAsia"/>
+        </w:rPr>
+        <w:t xml:space="preserve"> baseStyle1 baseStyle2</w:t>
+      </w:r>
+    </w:p>
+    <w:p>
+      <w:pPr>
+        <w:rPr>
+          <w:rFonts w:hint="eastAsia"/>
+        </w:rPr>
+      </w:pPr>
+      <w:r>
+        <w:rPr>
+          <w:rFonts w:hint="eastAsia"/>
+        </w:rPr>
+        <w:t xml:space="preserve">    </w:t>
+      </w:r>
+      <w:proofErr w:type="spellStart"/>
+      <w:r>
+        <w:rPr>
+          <w:rFonts w:hint="eastAsia"/>
+        </w:rPr>
+        <w:t>color:XXX</w:t>
+      </w:r>
+      <w:proofErr w:type="spellEnd"/>
     </w:p>
     <w:p>
       <w:pPr>
@@ -2790,7 +2856,35 @@
         <w:rPr>
           <w:rFonts w:hint="eastAsia"/>
         </w:rPr>
-        <w:t>作业：Classlist的返回，伪数组，使用Array.from转换</w:t>
+        <w:t>作业：</w:t>
+      </w:r>
+      <w:proofErr w:type="spellStart"/>
+      <w:r>
+        <w:rPr>
+          <w:rFonts w:hint="eastAsia"/>
+        </w:rPr>
+        <w:t>Classlist</w:t>
+      </w:r>
+      <w:proofErr w:type="spellEnd"/>
+      <w:r>
+        <w:rPr>
+          <w:rFonts w:hint="eastAsia"/>
+        </w:rPr>
+        <w:t>的返回，伪数组，使用</w:t>
+      </w:r>
+      <w:proofErr w:type="spellStart"/>
+      <w:r>
+        <w:rPr>
+          <w:rFonts w:hint="eastAsia"/>
+        </w:rPr>
+        <w:t>Array.from</w:t>
+      </w:r>
+      <w:proofErr w:type="spellEnd"/>
+      <w:r>
+        <w:rPr>
+          <w:rFonts w:hint="eastAsia"/>
+        </w:rPr>
+        <w:t>转换</w:t>
       </w:r>
     </w:p>
     <w:p>
@@ -2856,7 +2950,15 @@
         <w:t>复习与作业</w:t>
       </w:r>
       <w:r>
-        <w:t>：回顾上节课 SNS 主题页切换相关内容，本次课后作业为研究 classList，包括其返回值、转换数组方法及常用操作。</w:t>
+        <w:t xml:space="preserve">：回顾上节课 SNS 主题页切换相关内容，本次课后作业为研究 </w:t>
+      </w:r>
+      <w:proofErr w:type="spellStart"/>
+      <w:r>
+        <w:t>classList</w:t>
+      </w:r>
+      <w:proofErr w:type="spellEnd"/>
+      <w:r>
+        <w:t>，包括其返回值、转换数组方法及常用操作。</w:t>
       </w:r>
     </w:p>
     <w:p>
@@ -2919,7 +3021,15 @@
         <w:t>作用域</w:t>
       </w:r>
       <w:r>
-        <w:t>：变量放在 HTML 里是全局变量，放在特定选择器如 div.card 中是局部变量，遵循就近原则，:root 是伪类，优先级比 HTML 高。</w:t>
+        <w:t xml:space="preserve">：变量放在 HTML 里是全局变量，放在特定选择器如 </w:t>
+      </w:r>
+      <w:proofErr w:type="spellStart"/>
+      <w:r>
+        <w:t>div.card</w:t>
+      </w:r>
+      <w:proofErr w:type="spellEnd"/>
+      <w:r>
+        <w:t xml:space="preserve"> 中是局部变量，遵循就近原则，:root 是伪类，优先级比 HTML 高。</w:t>
       </w:r>
     </w:p>
     <w:p>
@@ -3276,7 +3386,15 @@
         <w:t>存储</w:t>
       </w:r>
       <w:r>
-        <w:t>：写在独立的.css 文件，或 style 标签里，浏览器通过 CSS 解析器读取。</w:t>
+        <w:t>：写在独立的.</w:t>
+      </w:r>
+      <w:proofErr w:type="spellStart"/>
+      <w:r>
+        <w:t>css</w:t>
+      </w:r>
+      <w:proofErr w:type="spellEnd"/>
+      <w:r>
+        <w:t xml:space="preserve"> 文件，或 style 标签里，浏览器通过 CSS 解析器读取。</w:t>
       </w:r>
     </w:p>
     <w:p>
@@ -3426,17 +3544,50 @@
           <w:bCs/>
         </w:rPr>
         <w:lastRenderedPageBreak/>
-        <w:t>1. classList 的返回值：DOMTokenList</w:t>
-      </w:r>
-    </w:p>
-    <w:p>
-      <w:pPr>
-        <w:rPr>
-          <w:rFonts w:hint="eastAsia"/>
-        </w:rPr>
-      </w:pPr>
-      <w:r>
-        <w:t>当你访问一个元素的 element.classList 时，返回的</w:t>
+        <w:t xml:space="preserve">1. </w:t>
+      </w:r>
+      <w:proofErr w:type="spellStart"/>
+      <w:r>
+        <w:rPr>
+          <w:b/>
+          <w:bCs/>
+        </w:rPr>
+        <w:t>classList</w:t>
+      </w:r>
+      <w:proofErr w:type="spellEnd"/>
+      <w:r>
+        <w:rPr>
+          <w:b/>
+          <w:bCs/>
+        </w:rPr>
+        <w:t xml:space="preserve"> 的返回值：</w:t>
+      </w:r>
+      <w:proofErr w:type="spellStart"/>
+      <w:r>
+        <w:rPr>
+          <w:b/>
+          <w:bCs/>
+        </w:rPr>
+        <w:t>DOMTokenList</w:t>
+      </w:r>
+      <w:proofErr w:type="spellEnd"/>
+    </w:p>
+    <w:p>
+      <w:pPr>
+        <w:rPr>
+          <w:rFonts w:hint="eastAsia"/>
+        </w:rPr>
+      </w:pPr>
+      <w:r>
+        <w:t>当你访问一个元素的 </w:t>
+      </w:r>
+      <w:proofErr w:type="spellStart"/>
+      <w:r>
+        <w:t>element.classList</w:t>
+      </w:r>
+      <w:proofErr w:type="spellEnd"/>
+      <w:r>
+        <w:t> 时，返回的</w:t>
       </w:r>
       <w:r>
         <w:rPr>
@@ -3448,6 +3599,7 @@
       <w:r>
         <w:t>普通的 JavaScript 数组，而是一个 </w:t>
       </w:r>
+      <w:proofErr w:type="spellStart"/>
       <w:r>
         <w:rPr>
           <w:b/>
@@ -3455,6 +3607,7 @@
         </w:rPr>
         <w:t>DOMTokenList</w:t>
       </w:r>
+      <w:proofErr w:type="spellEnd"/>
       <w:r>
         <w:t> 对象。</w:t>
       </w:r>
@@ -3498,7 +3651,23 @@
         </w:rPr>
       </w:pPr>
       <w:r>
-        <w:t>add(className) / remove(className)</w:t>
+        <w:t>add(</w:t>
+      </w:r>
+      <w:proofErr w:type="spellStart"/>
+      <w:r>
+        <w:t>className</w:t>
+      </w:r>
+      <w:proofErr w:type="spellEnd"/>
+      <w:r>
+        <w:t>) / remove(</w:t>
+      </w:r>
+      <w:proofErr w:type="spellStart"/>
+      <w:r>
+        <w:t>className</w:t>
+      </w:r>
+      <w:proofErr w:type="spellEnd"/>
+      <w:r>
+        <w:t>)</w:t>
       </w:r>
     </w:p>
     <w:p>
@@ -3512,7 +3681,15 @@
         </w:rPr>
       </w:pPr>
       <w:r>
-        <w:t>toggle(className)</w:t>
+        <w:t>toggle(</w:t>
+      </w:r>
+      <w:proofErr w:type="spellStart"/>
+      <w:r>
+        <w:t>className</w:t>
+      </w:r>
+      <w:proofErr w:type="spellEnd"/>
+      <w:r>
+        <w:t>)</w:t>
       </w:r>
     </w:p>
     <w:p>
@@ -3526,7 +3703,15 @@
         </w:rPr>
       </w:pPr>
       <w:r>
-        <w:t>contains(className)</w:t>
+        <w:t>contains(</w:t>
+      </w:r>
+      <w:proofErr w:type="spellStart"/>
+      <w:r>
+        <w:t>className</w:t>
+      </w:r>
+      <w:proofErr w:type="spellEnd"/>
+      <w:r>
+        <w:t>)</w:t>
       </w:r>
     </w:p>
     <w:p>
@@ -3554,18 +3739,36 @@
         </w:rPr>
       </w:pPr>
       <w:r>
-        <w:t>局限性：它没有数组的高阶方法，如 map(), filter(), reduce(), forEach() (注：现代浏览器已支持 forEach，但 map/filter 仍不支持)。</w:t>
-      </w:r>
-    </w:p>
-    <w:p>
-      <w:pPr>
-        <w:rPr>
-          <w:rFonts w:hint="eastAsia"/>
-        </w:rPr>
-      </w:pPr>
+        <w:t>局限性：它没有数组的高阶方法，如 map(), filter(), reduce(), </w:t>
+      </w:r>
+      <w:proofErr w:type="spellStart"/>
+      <w:r>
+        <w:t>forEach</w:t>
+      </w:r>
+      <w:proofErr w:type="spellEnd"/>
+      <w:r>
+        <w:t xml:space="preserve">() (注：现代浏览器已支持 </w:t>
+      </w:r>
+      <w:proofErr w:type="spellStart"/>
+      <w:r>
+        <w:t>forEach</w:t>
+      </w:r>
+      <w:proofErr w:type="spellEnd"/>
+      <w:r>
+        <w:t>，但 map/filter 仍不支持)。</w:t>
+      </w:r>
+    </w:p>
+    <w:p>
+      <w:pPr>
+        <w:rPr>
+          <w:rFonts w:hint="eastAsia"/>
+        </w:rPr>
+      </w:pPr>
+      <w:proofErr w:type="spellStart"/>
       <w:r>
         <w:t>javascript</w:t>
       </w:r>
+      <w:proofErr w:type="spellEnd"/>
     </w:p>
     <w:p>
       <w:pPr>
@@ -3584,17 +3787,33 @@
         </w:rPr>
       </w:pPr>
       <w:r>
-        <w:t>const el = document.querySelector('.box');</w:t>
-      </w:r>
-    </w:p>
-    <w:p>
-      <w:pPr>
-        <w:rPr>
-          <w:rFonts w:hint="eastAsia"/>
-        </w:rPr>
-      </w:pPr>
-      <w:r>
-        <w:t xml:space="preserve">console.log(el.classList); </w:t>
+        <w:t xml:space="preserve">const el = </w:t>
+      </w:r>
+      <w:proofErr w:type="spellStart"/>
+      <w:r>
+        <w:t>document.querySelector</w:t>
+      </w:r>
+      <w:proofErr w:type="spellEnd"/>
+      <w:r>
+        <w:t>('.box');</w:t>
+      </w:r>
+    </w:p>
+    <w:p>
+      <w:pPr>
+        <w:rPr>
+          <w:rFonts w:hint="eastAsia"/>
+        </w:rPr>
+      </w:pPr>
+      <w:r>
+        <w:t>console.log(</w:t>
+      </w:r>
+      <w:proofErr w:type="spellStart"/>
+      <w:r>
+        <w:t>el.classList</w:t>
+      </w:r>
+      <w:proofErr w:type="spellEnd"/>
+      <w:r>
+        <w:t xml:space="preserve">); </w:t>
       </w:r>
     </w:p>
     <w:p>
@@ -3608,7 +3827,23 @@
           <w:i/>
           <w:iCs/>
         </w:rPr>
-        <w:t>// 输出: DOMTokenList ["active", "visible", length: 2, value: "active visible"]</w:t>
+        <w:t xml:space="preserve">// 输出: </w:t>
+      </w:r>
+      <w:proofErr w:type="spellStart"/>
+      <w:r>
+        <w:rPr>
+          <w:i/>
+          <w:iCs/>
+        </w:rPr>
+        <w:t>DOMTokenList</w:t>
+      </w:r>
+      <w:proofErr w:type="spellEnd"/>
+      <w:r>
+        <w:rPr>
+          <w:i/>
+          <w:iCs/>
+        </w:rPr>
+        <w:t xml:space="preserve"> ["active", "visible", length: 2, value: "active visible"]</w:t>
       </w:r>
     </w:p>
     <w:p>
@@ -3653,7 +3888,23 @@
           <w:b/>
           <w:bCs/>
         </w:rPr>
-        <w:t>拥有数字索引和 length 属性，但没有继承自 Array.prototype 方法的对象</w:t>
+        <w:t>拥有数字索引和 length 属性，但没有继承自 </w:t>
+      </w:r>
+      <w:proofErr w:type="spellStart"/>
+      <w:r>
+        <w:rPr>
+          <w:b/>
+          <w:bCs/>
+        </w:rPr>
+        <w:t>Array.prototype</w:t>
+      </w:r>
+      <w:proofErr w:type="spellEnd"/>
+      <w:r>
+        <w:rPr>
+          <w:b/>
+          <w:bCs/>
+        </w:rPr>
+        <w:t> 方法的对象</w:t>
       </w:r>
       <w:r>
         <w:t>。</w:t>
@@ -3685,8 +3936,21 @@
           <w:rFonts w:hint="eastAsia"/>
         </w:rPr>
       </w:pPr>
-      <w:r>
-        <w:t>DOMTokenList (classList)</w:t>
+      <w:proofErr w:type="spellStart"/>
+      <w:r>
+        <w:t>DOMTokenList</w:t>
+      </w:r>
+      <w:proofErr w:type="spellEnd"/>
+      <w:r>
+        <w:t> (</w:t>
+      </w:r>
+      <w:proofErr w:type="spellStart"/>
+      <w:r>
+        <w:t>classList</w:t>
+      </w:r>
+      <w:proofErr w:type="spellEnd"/>
+      <w:r>
+        <w:t>)</w:t>
       </w:r>
     </w:p>
     <w:p>
@@ -3699,8 +3963,21 @@
           <w:rFonts w:hint="eastAsia"/>
         </w:rPr>
       </w:pPr>
-      <w:r>
-        <w:t>NodeList (document.querySelectorAll() 的返回值)</w:t>
+      <w:proofErr w:type="spellStart"/>
+      <w:r>
+        <w:t>NodeList</w:t>
+      </w:r>
+      <w:proofErr w:type="spellEnd"/>
+      <w:r>
+        <w:t> (</w:t>
+      </w:r>
+      <w:proofErr w:type="spellStart"/>
+      <w:r>
+        <w:t>document.querySelectorAll</w:t>
+      </w:r>
+      <w:proofErr w:type="spellEnd"/>
+      <w:r>
+        <w:t>() 的返回值)</w:t>
       </w:r>
     </w:p>
     <w:p>
@@ -3713,8 +3990,21 @@
           <w:rFonts w:hint="eastAsia"/>
         </w:rPr>
       </w:pPr>
-      <w:r>
-        <w:t>HTMLCollection (document.getElementsByClassName() 的返回值)</w:t>
+      <w:proofErr w:type="spellStart"/>
+      <w:r>
+        <w:t>HTMLCollection</w:t>
+      </w:r>
+      <w:proofErr w:type="spellEnd"/>
+      <w:r>
+        <w:t> (</w:t>
+      </w:r>
+      <w:proofErr w:type="spellStart"/>
+      <w:r>
+        <w:t>document.getElementsByClassName</w:t>
+      </w:r>
+      <w:proofErr w:type="spellEnd"/>
+      <w:r>
+        <w:t>() 的返回值)</w:t>
       </w:r>
     </w:p>
     <w:p>
@@ -3782,17 +4072,38 @@
           <w:b/>
           <w:bCs/>
         </w:rPr>
-        <w:t>3. 使用 Array.from() 进行转换</w:t>
-      </w:r>
-    </w:p>
-    <w:p>
-      <w:pPr>
-        <w:rPr>
-          <w:rFonts w:hint="eastAsia"/>
-        </w:rPr>
-      </w:pPr>
-      <w:r>
-        <w:t>Array.from() 是 ES6 引入的方法，专门用于将</w:t>
+        <w:t xml:space="preserve">3. 使用 </w:t>
+      </w:r>
+      <w:proofErr w:type="spellStart"/>
+      <w:r>
+        <w:rPr>
+          <w:b/>
+          <w:bCs/>
+        </w:rPr>
+        <w:t>Array.from</w:t>
+      </w:r>
+      <w:proofErr w:type="spellEnd"/>
+      <w:r>
+        <w:rPr>
+          <w:b/>
+          <w:bCs/>
+        </w:rPr>
+        <w:t>() 进行转换</w:t>
+      </w:r>
+    </w:p>
+    <w:p>
+      <w:pPr>
+        <w:rPr>
+          <w:rFonts w:hint="eastAsia"/>
+        </w:rPr>
+      </w:pPr>
+      <w:proofErr w:type="spellStart"/>
+      <w:r>
+        <w:t>Array.from</w:t>
+      </w:r>
+      <w:proofErr w:type="spellEnd"/>
+      <w:r>
+        <w:t>() 是 ES6 引入的方法，专门用于将</w:t>
       </w:r>
       <w:r>
         <w:rPr>
@@ -3837,9 +4148,11 @@
           <w:rFonts w:hint="eastAsia"/>
         </w:rPr>
       </w:pPr>
+      <w:proofErr w:type="spellStart"/>
       <w:r>
         <w:t>javascript</w:t>
       </w:r>
+      <w:proofErr w:type="spellEnd"/>
     </w:p>
     <w:p>
       <w:pPr>
@@ -3858,7 +4171,23 @@
         </w:rPr>
       </w:pPr>
       <w:r>
-        <w:t>const classList = element.classList;</w:t>
+        <w:t xml:space="preserve">const </w:t>
+      </w:r>
+      <w:proofErr w:type="spellStart"/>
+      <w:r>
+        <w:t>classList</w:t>
+      </w:r>
+      <w:proofErr w:type="spellEnd"/>
+      <w:r>
+        <w:t xml:space="preserve"> = </w:t>
+      </w:r>
+      <w:proofErr w:type="spellStart"/>
+      <w:r>
+        <w:t>element.classList</w:t>
+      </w:r>
+      <w:proofErr w:type="spellEnd"/>
+      <w:r>
+        <w:t>;</w:t>
       </w:r>
     </w:p>
     <w:p>
@@ -3904,7 +4233,31 @@
         </w:rPr>
       </w:pPr>
       <w:r>
-        <w:t>const classArray = Array.from(classList);</w:t>
+        <w:t xml:space="preserve">const </w:t>
+      </w:r>
+      <w:proofErr w:type="spellStart"/>
+      <w:r>
+        <w:t>classArray</w:t>
+      </w:r>
+      <w:proofErr w:type="spellEnd"/>
+      <w:r>
+        <w:t xml:space="preserve"> = </w:t>
+      </w:r>
+      <w:proofErr w:type="spellStart"/>
+      <w:r>
+        <w:t>Array.from</w:t>
+      </w:r>
+      <w:proofErr w:type="spellEnd"/>
+      <w:r>
+        <w:t>(</w:t>
+      </w:r>
+      <w:proofErr w:type="spellStart"/>
+      <w:r>
+        <w:t>classList</w:t>
+      </w:r>
+      <w:proofErr w:type="spellEnd"/>
+      <w:r>
+        <w:t>);</w:t>
       </w:r>
     </w:p>
     <w:p>
@@ -3935,17 +4288,81 @@
         </w:rPr>
       </w:pPr>
       <w:r>
-        <w:t>const activeClasses = classArray.filter(cls =&gt; cls.startsWith('is-'));</w:t>
-      </w:r>
-    </w:p>
-    <w:p>
-      <w:pPr>
-        <w:rPr>
-          <w:rFonts w:hint="eastAsia"/>
-        </w:rPr>
-      </w:pPr>
-      <w:r>
-        <w:t>const upperClasses = classArray.map(cls =&gt; cls.toUpperCase());</w:t>
+        <w:t xml:space="preserve">const </w:t>
+      </w:r>
+      <w:proofErr w:type="spellStart"/>
+      <w:r>
+        <w:t>activeClasses</w:t>
+      </w:r>
+      <w:proofErr w:type="spellEnd"/>
+      <w:r>
+        <w:t xml:space="preserve"> = </w:t>
+      </w:r>
+      <w:proofErr w:type="spellStart"/>
+      <w:r>
+        <w:t>classArray.filter</w:t>
+      </w:r>
+      <w:proofErr w:type="spellEnd"/>
+      <w:r>
+        <w:t>(</w:t>
+      </w:r>
+      <w:proofErr w:type="spellStart"/>
+      <w:r>
+        <w:t>cls</w:t>
+      </w:r>
+      <w:proofErr w:type="spellEnd"/>
+      <w:r>
+        <w:t xml:space="preserve"> =&gt; </w:t>
+      </w:r>
+      <w:proofErr w:type="spellStart"/>
+      <w:r>
+        <w:t>cls.startsWith</w:t>
+      </w:r>
+      <w:proofErr w:type="spellEnd"/>
+      <w:r>
+        <w:t>('is-'));</w:t>
+      </w:r>
+    </w:p>
+    <w:p>
+      <w:pPr>
+        <w:rPr>
+          <w:rFonts w:hint="eastAsia"/>
+        </w:rPr>
+      </w:pPr>
+      <w:r>
+        <w:t xml:space="preserve">const </w:t>
+      </w:r>
+      <w:proofErr w:type="spellStart"/>
+      <w:r>
+        <w:t>upperClasses</w:t>
+      </w:r>
+      <w:proofErr w:type="spellEnd"/>
+      <w:r>
+        <w:t xml:space="preserve"> = </w:t>
+      </w:r>
+      <w:proofErr w:type="spellStart"/>
+      <w:r>
+        <w:t>classArray.map</w:t>
+      </w:r>
+      <w:proofErr w:type="spellEnd"/>
+      <w:r>
+        <w:t>(</w:t>
+      </w:r>
+      <w:proofErr w:type="spellStart"/>
+      <w:r>
+        <w:t>cls</w:t>
+      </w:r>
+      <w:proofErr w:type="spellEnd"/>
+      <w:r>
+        <w:t xml:space="preserve"> =&gt; </w:t>
+      </w:r>
+      <w:proofErr w:type="spellStart"/>
+      <w:r>
+        <w:t>cls.toUpperCase</w:t>
+      </w:r>
+      <w:proofErr w:type="spellEnd"/>
+      <w:r>
+        <w:t>());</w:t>
       </w:r>
     </w:p>
     <w:p>
@@ -3970,20 +4387,35 @@
           <w:rFonts w:hint="eastAsia"/>
         </w:rPr>
       </w:pPr>
+      <w:proofErr w:type="spellStart"/>
       <w:r>
         <w:lastRenderedPageBreak/>
-        <w:t>Array.from 接受第二个参数作为 mapFn，可以在转换的同时进行处理，避免创建中间数组：</w:t>
-      </w:r>
-    </w:p>
-    <w:p>
-      <w:pPr>
-        <w:rPr>
-          <w:rFonts w:hint="eastAsia"/>
-        </w:rPr>
-      </w:pPr>
+        <w:t>Array.from</w:t>
+      </w:r>
+      <w:proofErr w:type="spellEnd"/>
+      <w:r>
+        <w:t xml:space="preserve"> 接受第二个参数作为 </w:t>
+      </w:r>
+      <w:proofErr w:type="spellStart"/>
+      <w:r>
+        <w:t>mapFn</w:t>
+      </w:r>
+      <w:proofErr w:type="spellEnd"/>
+      <w:r>
+        <w:t>，可以在转换的同时进行处理，避免创建中间数组：</w:t>
+      </w:r>
+    </w:p>
+    <w:p>
+      <w:pPr>
+        <w:rPr>
+          <w:rFonts w:hint="eastAsia"/>
+        </w:rPr>
+      </w:pPr>
+      <w:proofErr w:type="spellStart"/>
       <w:r>
         <w:t>javascript</w:t>
       </w:r>
+      <w:proofErr w:type="spellEnd"/>
     </w:p>
     <w:p>
       <w:pPr>
@@ -4016,17 +4448,57 @@
         </w:rPr>
       </w:pPr>
       <w:r>
-        <w:t>const result = Array.from(element.classList, cls =&gt; {</w:t>
-      </w:r>
-    </w:p>
-    <w:p>
-      <w:pPr>
-        <w:rPr>
-          <w:rFonts w:hint="eastAsia"/>
-        </w:rPr>
-      </w:pPr>
-      <w:r>
-        <w:t xml:space="preserve">    return cls.includes('--') ? cls : null;</w:t>
+        <w:t xml:space="preserve">const result = </w:t>
+      </w:r>
+      <w:proofErr w:type="spellStart"/>
+      <w:r>
+        <w:t>Array.from</w:t>
+      </w:r>
+      <w:proofErr w:type="spellEnd"/>
+      <w:r>
+        <w:t>(</w:t>
+      </w:r>
+      <w:proofErr w:type="spellStart"/>
+      <w:r>
+        <w:t>element.classList</w:t>
+      </w:r>
+      <w:proofErr w:type="spellEnd"/>
+      <w:r>
+        <w:t xml:space="preserve">, </w:t>
+      </w:r>
+      <w:proofErr w:type="spellStart"/>
+      <w:r>
+        <w:t>cls</w:t>
+      </w:r>
+      <w:proofErr w:type="spellEnd"/>
+      <w:r>
+        <w:t xml:space="preserve"> =&gt; {</w:t>
+      </w:r>
+    </w:p>
+    <w:p>
+      <w:pPr>
+        <w:rPr>
+          <w:rFonts w:hint="eastAsia"/>
+        </w:rPr>
+      </w:pPr>
+      <w:r>
+        <w:t xml:space="preserve">    return </w:t>
+      </w:r>
+      <w:proofErr w:type="spellStart"/>
+      <w:r>
+        <w:t>cls.includes</w:t>
+      </w:r>
+      <w:proofErr w:type="spellEnd"/>
+      <w:r>
+        <w:t xml:space="preserve">('--') ? </w:t>
+      </w:r>
+      <w:proofErr w:type="spellStart"/>
+      <w:r>
+        <w:t>cls</w:t>
+      </w:r>
+      <w:proofErr w:type="spellEnd"/>
+      <w:r>
+        <w:t xml:space="preserve"> : null;</w:t>
       </w:r>
     </w:p>
     <w:p>
@@ -4190,8 +4662,13 @@
                 <w:rFonts w:hint="eastAsia"/>
               </w:rPr>
             </w:pPr>
+            <w:proofErr w:type="spellStart"/>
             <w:r>
-              <w:t>Array.from(obj)</w:t>
+              <w:t>Array.from</w:t>
+            </w:r>
+            <w:proofErr w:type="spellEnd"/>
+            <w:r>
+              <w:t>(obj)</w:t>
             </w:r>
           </w:p>
         </w:tc>
@@ -4332,8 +4809,13 @@
                 <w:rFonts w:hint="eastAsia"/>
               </w:rPr>
             </w:pPr>
+            <w:proofErr w:type="spellStart"/>
             <w:r>
-              <w:t>Array.prototype.slice.call(obj)</w:t>
+              <w:t>Array.prototype.slice.call</w:t>
+            </w:r>
+            <w:proofErr w:type="spellEnd"/>
+            <w:r>
+              <w:t>(obj)</w:t>
             </w:r>
           </w:p>
         </w:tc>
@@ -4399,17 +4881,41 @@
           <w:b/>
           <w:bCs/>
         </w:rPr>
-        <w:t>4. Selector 选择器与 classList 的配合</w:t>
-      </w:r>
-    </w:p>
-    <w:p>
-      <w:pPr>
-        <w:rPr>
-          <w:rFonts w:hint="eastAsia"/>
-        </w:rPr>
-      </w:pPr>
-      <w:r>
-        <w:t>在实际开发中，classList 很少单独使用，通常与 CSS 选择器配合完成"查找 → 操作"的流程。</w:t>
+        <w:t xml:space="preserve">4. Selector 选择器与 </w:t>
+      </w:r>
+      <w:proofErr w:type="spellStart"/>
+      <w:r>
+        <w:rPr>
+          <w:b/>
+          <w:bCs/>
+        </w:rPr>
+        <w:t>classList</w:t>
+      </w:r>
+      <w:proofErr w:type="spellEnd"/>
+      <w:r>
+        <w:rPr>
+          <w:b/>
+          <w:bCs/>
+        </w:rPr>
+        <w:t xml:space="preserve"> 的配合</w:t>
+      </w:r>
+    </w:p>
+    <w:p>
+      <w:pPr>
+        <w:rPr>
+          <w:rFonts w:hint="eastAsia"/>
+        </w:rPr>
+      </w:pPr>
+      <w:r>
+        <w:t>在实际开发中，</w:t>
+      </w:r>
+      <w:proofErr w:type="spellStart"/>
+      <w:r>
+        <w:t>classList</w:t>
+      </w:r>
+      <w:proofErr w:type="spellEnd"/>
+      <w:r>
+        <w:t> 很少单独使用，通常与 CSS 选择器配合完成"查找 → 操作"的流程。</w:t>
       </w:r>
     </w:p>
     <w:p>
@@ -4434,9 +4940,11 @@
           <w:rFonts w:hint="eastAsia"/>
         </w:rPr>
       </w:pPr>
+      <w:proofErr w:type="spellStart"/>
       <w:r>
         <w:t>javascript</w:t>
       </w:r>
+      <w:proofErr w:type="spellEnd"/>
     </w:p>
     <w:p>
       <w:pPr>
@@ -4469,7 +4977,23 @@
         </w:rPr>
       </w:pPr>
       <w:r>
-        <w:t>const el = document.querySelector('.nav-item.active');</w:t>
+        <w:t xml:space="preserve">const el = </w:t>
+      </w:r>
+      <w:proofErr w:type="spellStart"/>
+      <w:r>
+        <w:t>document.querySelector</w:t>
+      </w:r>
+      <w:proofErr w:type="spellEnd"/>
+      <w:r>
+        <w:t>('.nav-</w:t>
+      </w:r>
+      <w:proofErr w:type="spellStart"/>
+      <w:r>
+        <w:t>item.active</w:t>
+      </w:r>
+      <w:proofErr w:type="spellEnd"/>
+      <w:r>
+        <w:t>');</w:t>
       </w:r>
     </w:p>
     <w:p>
@@ -4490,135 +5014,171 @@
           <w:i/>
           <w:iCs/>
         </w:rPr>
-        <w:t>// 多个元素（返回 NodeList 伪数组）</w:t>
-      </w:r>
-    </w:p>
-    <w:p>
-      <w:pPr>
-        <w:rPr>
-          <w:rFonts w:hint="eastAsia"/>
-        </w:rPr>
-      </w:pPr>
-      <w:r>
-        <w:t>const items = document.querySelectorAll('.list-item');</w:t>
-      </w:r>
-    </w:p>
-    <w:p>
-      <w:pPr>
-        <w:rPr>
-          <w:rFonts w:hint="eastAsia"/>
-          <w:b/>
-          <w:bCs/>
-        </w:rPr>
-      </w:pPr>
-      <w:r>
-        <w:rPr>
-          <w:b/>
-          <w:bCs/>
-        </w:rPr>
-        <w:t>实战示例：批量操作类名</w:t>
-      </w:r>
-    </w:p>
-    <w:p>
-      <w:pPr>
-        <w:rPr>
-          <w:rFonts w:hint="eastAsia"/>
-        </w:rPr>
-      </w:pPr>
-      <w:r>
-        <w:t>javascript</w:t>
-      </w:r>
-    </w:p>
-    <w:p>
-      <w:pPr>
-        <w:rPr>
-          <w:rFonts w:hint="eastAsia"/>
-        </w:rPr>
-      </w:pPr>
-      <w:r>
-        <w:t>编辑</w:t>
-      </w:r>
-    </w:p>
-    <w:p>
-      <w:pPr>
-        <w:rPr>
-          <w:rFonts w:hint="eastAsia"/>
-        </w:rPr>
-      </w:pPr>
+        <w:t xml:space="preserve">// 多个元素（返回 </w:t>
+      </w:r>
+      <w:proofErr w:type="spellStart"/>
       <w:r>
         <w:rPr>
           <w:i/>
           <w:iCs/>
         </w:rPr>
-        <w:t>// 场景：将所有带有 .card 的元素中，含有 .disabled 的类名提取出来并移除</w:t>
-      </w:r>
-    </w:p>
-    <w:p>
-      <w:pPr>
-        <w:rPr>
-          <w:rFonts w:hint="eastAsia"/>
-        </w:rPr>
-      </w:pPr>
-    </w:p>
-    <w:p>
-      <w:pPr>
-        <w:rPr>
-          <w:rFonts w:hint="eastAsia"/>
-        </w:rPr>
-      </w:pPr>
-      <w:r>
-        <w:t xml:space="preserve">const cards = document.querySelectorAll('.card'); </w:t>
-      </w:r>
+        <w:t>NodeList</w:t>
+      </w:r>
+      <w:proofErr w:type="spellEnd"/>
       <w:r>
         <w:rPr>
           <w:i/>
           <w:iCs/>
         </w:rPr>
-        <w:t>// NodeList (伪数组)</w:t>
-      </w:r>
-    </w:p>
-    <w:p>
-      <w:pPr>
-        <w:rPr>
-          <w:rFonts w:hint="eastAsia"/>
-        </w:rPr>
-      </w:pPr>
-    </w:p>
-    <w:p>
-      <w:pPr>
-        <w:rPr>
-          <w:rFonts w:hint="eastAsia"/>
-        </w:rPr>
-      </w:pPr>
-      <w:r>
-        <w:t>Array.from(cards).forEach(card =&gt; {</w:t>
-      </w:r>
-    </w:p>
-    <w:p>
-      <w:pPr>
-        <w:rPr>
-          <w:rFonts w:hint="eastAsia"/>
-        </w:rPr>
-      </w:pPr>
-      <w:r>
-        <w:t xml:space="preserve">    </w:t>
-      </w:r>
+        <w:t xml:space="preserve"> 伪数组）</w:t>
+      </w:r>
+    </w:p>
+    <w:p>
+      <w:pPr>
+        <w:rPr>
+          <w:rFonts w:hint="eastAsia"/>
+        </w:rPr>
+      </w:pPr>
+      <w:r>
+        <w:t xml:space="preserve">const items = </w:t>
+      </w:r>
+      <w:proofErr w:type="spellStart"/>
+      <w:r>
+        <w:t>document.querySelectorAll</w:t>
+      </w:r>
+      <w:proofErr w:type="spellEnd"/>
+      <w:r>
+        <w:t>('.list-item');</w:t>
+      </w:r>
+    </w:p>
+    <w:p>
+      <w:pPr>
+        <w:rPr>
+          <w:rFonts w:hint="eastAsia"/>
+          <w:b/>
+          <w:bCs/>
+        </w:rPr>
+      </w:pPr>
+      <w:r>
+        <w:rPr>
+          <w:b/>
+          <w:bCs/>
+        </w:rPr>
+        <w:t>实战示例：批量操作类名</w:t>
+      </w:r>
+    </w:p>
+    <w:p>
+      <w:pPr>
+        <w:rPr>
+          <w:rFonts w:hint="eastAsia"/>
+        </w:rPr>
+      </w:pPr>
+      <w:proofErr w:type="spellStart"/>
+      <w:r>
+        <w:t>javascript</w:t>
+      </w:r>
+      <w:proofErr w:type="spellEnd"/>
+    </w:p>
+    <w:p>
+      <w:pPr>
+        <w:rPr>
+          <w:rFonts w:hint="eastAsia"/>
+        </w:rPr>
+      </w:pPr>
+      <w:r>
+        <w:t>编辑</w:t>
+      </w:r>
+    </w:p>
+    <w:p>
+      <w:pPr>
+        <w:rPr>
+          <w:rFonts w:hint="eastAsia"/>
+        </w:rPr>
+      </w:pPr>
       <w:r>
         <w:rPr>
           <w:i/>
           <w:iCs/>
         </w:rPr>
-        <w:t>// card.classList 也是伪数组 (DOMTokenList)</w:t>
-      </w:r>
-    </w:p>
-    <w:p>
-      <w:pPr>
-        <w:rPr>
-          <w:rFonts w:hint="eastAsia"/>
-        </w:rPr>
-      </w:pPr>
-      <w:r>
-        <w:t xml:space="preserve">    const classes = Array.from(card.classList);</w:t>
+        <w:t>// 场景：将所有带有 .card 的元素中，含有 .disabled 的类名提取出来并移除</w:t>
+      </w:r>
+    </w:p>
+    <w:p>
+      <w:pPr>
+        <w:rPr>
+          <w:rFonts w:hint="eastAsia"/>
+        </w:rPr>
+      </w:pPr>
+    </w:p>
+    <w:p>
+      <w:pPr>
+        <w:rPr>
+          <w:rFonts w:hint="eastAsia"/>
+        </w:rPr>
+      </w:pPr>
+      <w:r>
+        <w:t xml:space="preserve">const cards = </w:t>
+      </w:r>
+      <w:proofErr w:type="spellStart"/>
+      <w:r>
+        <w:t>document.querySelectorAll</w:t>
+      </w:r>
+      <w:proofErr w:type="spellEnd"/>
+      <w:r>
+        <w:t xml:space="preserve">('.card'); </w:t>
+      </w:r>
+      <w:r>
+        <w:rPr>
+          <w:i/>
+          <w:iCs/>
+        </w:rPr>
+        <w:t xml:space="preserve">// </w:t>
+      </w:r>
+      <w:proofErr w:type="spellStart"/>
+      <w:r>
+        <w:rPr>
+          <w:i/>
+          <w:iCs/>
+        </w:rPr>
+        <w:t>NodeList</w:t>
+      </w:r>
+      <w:proofErr w:type="spellEnd"/>
+      <w:r>
+        <w:rPr>
+          <w:i/>
+          <w:iCs/>
+        </w:rPr>
+        <w:t xml:space="preserve"> (伪数组)</w:t>
+      </w:r>
+    </w:p>
+    <w:p>
+      <w:pPr>
+        <w:rPr>
+          <w:rFonts w:hint="eastAsia"/>
+        </w:rPr>
+      </w:pPr>
+    </w:p>
+    <w:p>
+      <w:pPr>
+        <w:rPr>
+          <w:rFonts w:hint="eastAsia"/>
+        </w:rPr>
+      </w:pPr>
+      <w:proofErr w:type="spellStart"/>
+      <w:r>
+        <w:t>Array.from</w:t>
+      </w:r>
+      <w:proofErr w:type="spellEnd"/>
+      <w:r>
+        <w:t>(cards).</w:t>
+      </w:r>
+      <w:proofErr w:type="spellStart"/>
+      <w:r>
+        <w:t>forEach</w:t>
+      </w:r>
+      <w:proofErr w:type="spellEnd"/>
+      <w:r>
+        <w:t>(card =&gt; {</w:t>
       </w:r>
     </w:p>
     <w:p>
@@ -4630,35 +5190,134 @@
       <w:r>
         <w:t xml:space="preserve">    </w:t>
       </w:r>
-    </w:p>
-    <w:p>
-      <w:pPr>
-        <w:rPr>
-          <w:rFonts w:hint="eastAsia"/>
-        </w:rPr>
-      </w:pPr>
-      <w:r>
-        <w:t xml:space="preserve">    if (classes.includes('disabled')) {</w:t>
-      </w:r>
-    </w:p>
-    <w:p>
-      <w:pPr>
-        <w:rPr>
-          <w:rFonts w:hint="eastAsia"/>
-        </w:rPr>
-      </w:pPr>
-      <w:r>
-        <w:t xml:space="preserve">        card.classList.remove('disabled');</w:t>
-      </w:r>
-    </w:p>
-    <w:p>
-      <w:pPr>
-        <w:rPr>
-          <w:rFonts w:hint="eastAsia"/>
-        </w:rPr>
-      </w:pPr>
-      <w:r>
-        <w:t xml:space="preserve">        card.setAttribute('aria-disabled', 'false');</w:t>
+      <w:r>
+        <w:rPr>
+          <w:i/>
+          <w:iCs/>
+        </w:rPr>
+        <w:t xml:space="preserve">// </w:t>
+      </w:r>
+      <w:proofErr w:type="spellStart"/>
+      <w:r>
+        <w:rPr>
+          <w:i/>
+          <w:iCs/>
+        </w:rPr>
+        <w:t>card.classList</w:t>
+      </w:r>
+      <w:proofErr w:type="spellEnd"/>
+      <w:r>
+        <w:rPr>
+          <w:i/>
+          <w:iCs/>
+        </w:rPr>
+        <w:t xml:space="preserve"> 也是伪数组 (</w:t>
+      </w:r>
+      <w:proofErr w:type="spellStart"/>
+      <w:r>
+        <w:rPr>
+          <w:i/>
+          <w:iCs/>
+        </w:rPr>
+        <w:t>DOMTokenList</w:t>
+      </w:r>
+      <w:proofErr w:type="spellEnd"/>
+      <w:r>
+        <w:rPr>
+          <w:i/>
+          <w:iCs/>
+        </w:rPr>
+        <w:t>)</w:t>
+      </w:r>
+    </w:p>
+    <w:p>
+      <w:pPr>
+        <w:rPr>
+          <w:rFonts w:hint="eastAsia"/>
+        </w:rPr>
+      </w:pPr>
+      <w:r>
+        <w:t xml:space="preserve">    const classes = </w:t>
+      </w:r>
+      <w:proofErr w:type="spellStart"/>
+      <w:r>
+        <w:t>Array.from</w:t>
+      </w:r>
+      <w:proofErr w:type="spellEnd"/>
+      <w:r>
+        <w:t>(</w:t>
+      </w:r>
+      <w:proofErr w:type="spellStart"/>
+      <w:r>
+        <w:t>card.classList</w:t>
+      </w:r>
+      <w:proofErr w:type="spellEnd"/>
+      <w:r>
+        <w:t>);</w:t>
+      </w:r>
+    </w:p>
+    <w:p>
+      <w:pPr>
+        <w:rPr>
+          <w:rFonts w:hint="eastAsia"/>
+        </w:rPr>
+      </w:pPr>
+      <w:r>
+        <w:t xml:space="preserve">    </w:t>
+      </w:r>
+    </w:p>
+    <w:p>
+      <w:pPr>
+        <w:rPr>
+          <w:rFonts w:hint="eastAsia"/>
+        </w:rPr>
+      </w:pPr>
+      <w:r>
+        <w:t xml:space="preserve">    if (</w:t>
+      </w:r>
+      <w:proofErr w:type="spellStart"/>
+      <w:r>
+        <w:t>classes.includes</w:t>
+      </w:r>
+      <w:proofErr w:type="spellEnd"/>
+      <w:r>
+        <w:t>('disabled')) {</w:t>
+      </w:r>
+    </w:p>
+    <w:p>
+      <w:pPr>
+        <w:rPr>
+          <w:rFonts w:hint="eastAsia"/>
+        </w:rPr>
+      </w:pPr>
+      <w:r>
+        <w:t xml:space="preserve">        </w:t>
+      </w:r>
+      <w:proofErr w:type="spellStart"/>
+      <w:r>
+        <w:t>card.classList.remove</w:t>
+      </w:r>
+      <w:proofErr w:type="spellEnd"/>
+      <w:r>
+        <w:t>('disabled');</w:t>
+      </w:r>
+    </w:p>
+    <w:p>
+      <w:pPr>
+        <w:rPr>
+          <w:rFonts w:hint="eastAsia"/>
+        </w:rPr>
+      </w:pPr>
+      <w:r>
+        <w:t xml:space="preserve">        </w:t>
+      </w:r>
+      <w:proofErr w:type="spellStart"/>
+      <w:r>
+        <w:t>card.setAttribute</w:t>
+      </w:r>
+      <w:proofErr w:type="spellEnd"/>
+      <w:r>
+        <w:t>('aria-disabled', 'false');</w:t>
       </w:r>
     </w:p>
     <w:p>
@@ -4695,7 +5354,23 @@
           <w:bCs/>
         </w:rPr>
         <w:lastRenderedPageBreak/>
-        <w:t>选择器字符串 vs classList 的区别</w:t>
+        <w:t xml:space="preserve">选择器字符串 vs </w:t>
+      </w:r>
+      <w:proofErr w:type="spellStart"/>
+      <w:r>
+        <w:rPr>
+          <w:b/>
+          <w:bCs/>
+        </w:rPr>
+        <w:t>classList</w:t>
+      </w:r>
+      <w:proofErr w:type="spellEnd"/>
+      <w:r>
+        <w:rPr>
+          <w:b/>
+          <w:bCs/>
+        </w:rPr>
+        <w:t xml:space="preserve"> 的区别</w:t>
       </w:r>
     </w:p>
     <w:p>
@@ -4796,7 +5471,23 @@
                 <w:b/>
                 <w:bCs/>
               </w:rPr>
-              <w:t>CSS 选择器 (querySelector)</w:t>
+              <w:t>CSS 选择器 (</w:t>
+            </w:r>
+            <w:proofErr w:type="spellStart"/>
+            <w:r>
+              <w:rPr>
+                <w:b/>
+                <w:bCs/>
+              </w:rPr>
+              <w:t>querySelector</w:t>
+            </w:r>
+            <w:proofErr w:type="spellEnd"/>
+            <w:r>
+              <w:rPr>
+                <w:b/>
+                <w:bCs/>
+              </w:rPr>
+              <w:t>)</w:t>
             </w:r>
           </w:p>
         </w:tc>
@@ -4827,6 +5518,7 @@
                 <w:bCs/>
               </w:rPr>
             </w:pPr>
+            <w:proofErr w:type="spellStart"/>
             <w:r>
               <w:rPr>
                 <w:b/>
@@ -4834,6 +5526,7 @@
               </w:rPr>
               <w:t>classListAPI</w:t>
             </w:r>
+            <w:proofErr w:type="spellEnd"/>
           </w:p>
         </w:tc>
       </w:tr>
@@ -5003,7 +5696,23 @@
               </w:rPr>
             </w:pPr>
             <w:r>
-              <w:t>CSS 语法字符串 (.a.b, #id &gt; .cls)</w:t>
+              <w:t>CSS 语法字符串 (.</w:t>
+            </w:r>
+            <w:proofErr w:type="spellStart"/>
+            <w:r>
+              <w:t>a.b</w:t>
+            </w:r>
+            <w:proofErr w:type="spellEnd"/>
+            <w:r>
+              <w:t>, #id &gt; .</w:t>
+            </w:r>
+            <w:proofErr w:type="spellStart"/>
+            <w:r>
+              <w:t>cls</w:t>
+            </w:r>
+            <w:proofErr w:type="spellEnd"/>
+            <w:r>
+              <w:t>)</w:t>
             </w:r>
           </w:p>
         </w:tc>
@@ -5096,7 +5805,15 @@
               </w:rPr>
             </w:pPr>
             <w:r>
-              <w:t>Element / NodeList / null</w:t>
+              <w:t xml:space="preserve">Element / </w:t>
+            </w:r>
+            <w:proofErr w:type="spellStart"/>
+            <w:r>
+              <w:t>NodeList</w:t>
+            </w:r>
+            <w:proofErr w:type="spellEnd"/>
+            <w:r>
+              <w:t xml:space="preserve"> / null</w:t>
             </w:r>
           </w:p>
         </w:tc>
@@ -5124,9 +5841,11 @@
                 <w:rFonts w:hint="eastAsia"/>
               </w:rPr>
             </w:pPr>
+            <w:proofErr w:type="spellStart"/>
             <w:r>
               <w:t>DOMTokenList</w:t>
             </w:r>
+            <w:proofErr w:type="spellEnd"/>
           </w:p>
         </w:tc>
       </w:tr>
@@ -5218,8 +5937,13 @@
               </w:rPr>
             </w:pPr>
             <w:r>
-              <w:t>再对找到的元素操作 classList</w:t>
+              <w:t xml:space="preserve">再对找到的元素操作 </w:t>
             </w:r>
+            <w:proofErr w:type="spellStart"/>
+            <w:r>
+              <w:t>classList</w:t>
+            </w:r>
+            <w:proofErr w:type="spellEnd"/>
           </w:p>
         </w:tc>
       </w:tr>
@@ -5258,8 +5982,21 @@
           <w:rFonts w:hint="eastAsia"/>
         </w:rPr>
       </w:pPr>
-      <w:r>
-        <w:t>classList 返回 DOMTokenList，是伪数组，自带 add/remove/toggle 但缺少 map/filter。</w:t>
+      <w:proofErr w:type="spellStart"/>
+      <w:r>
+        <w:t>classList</w:t>
+      </w:r>
+      <w:proofErr w:type="spellEnd"/>
+      <w:r>
+        <w:t> 返回 </w:t>
+      </w:r>
+      <w:proofErr w:type="spellStart"/>
+      <w:r>
+        <w:t>DOMTokenList</w:t>
+      </w:r>
+      <w:proofErr w:type="spellEnd"/>
+      <w:r>
+        <w:t>，是伪数组，自带 add/remove/toggle 但缺少 map/filter。</w:t>
       </w:r>
     </w:p>
     <w:p>
@@ -5286,8 +6023,13 @@
           <w:rFonts w:hint="eastAsia"/>
         </w:rPr>
       </w:pPr>
-      <w:r>
-        <w:t>Array.from() 是将伪数组转为真数组的最佳实践，支持同时映射。</w:t>
+      <w:proofErr w:type="spellStart"/>
+      <w:r>
+        <w:t>Array.from</w:t>
+      </w:r>
+      <w:proofErr w:type="spellEnd"/>
+      <w:r>
+        <w:t>() 是将伪数组转为真数组的最佳实践，支持同时映射。</w:t>
       </w:r>
     </w:p>
     <w:p>
@@ -5301,7 +6043,47 @@
         </w:rPr>
       </w:pPr>
       <w:r>
-        <w:t>工作流：querySelector 选元素 → Array.from 转 NodeList → 遍历每个元素 → 操作 classList（必要时也用 Array.from 转换以进行复杂判断）。</w:t>
+        <w:t>工作流：</w:t>
+      </w:r>
+      <w:proofErr w:type="spellStart"/>
+      <w:r>
+        <w:t>querySelector</w:t>
+      </w:r>
+      <w:proofErr w:type="spellEnd"/>
+      <w:r>
+        <w:t> 选元素 → </w:t>
+      </w:r>
+      <w:proofErr w:type="spellStart"/>
+      <w:r>
+        <w:t>Array.from</w:t>
+      </w:r>
+      <w:proofErr w:type="spellEnd"/>
+      <w:r>
+        <w:t xml:space="preserve"> 转 </w:t>
+      </w:r>
+      <w:proofErr w:type="spellStart"/>
+      <w:r>
+        <w:t>NodeList</w:t>
+      </w:r>
+      <w:proofErr w:type="spellEnd"/>
+      <w:r>
+        <w:t xml:space="preserve"> → 遍历每个元素 → 操作 </w:t>
+      </w:r>
+      <w:proofErr w:type="spellStart"/>
+      <w:r>
+        <w:t>classList</w:t>
+      </w:r>
+      <w:proofErr w:type="spellEnd"/>
+      <w:r>
+        <w:t>（必要时也用 </w:t>
+      </w:r>
+      <w:proofErr w:type="spellStart"/>
+      <w:r>
+        <w:t>Array.from</w:t>
+      </w:r>
+      <w:proofErr w:type="spellEnd"/>
+      <w:r>
+        <w:t> 转换以进行复杂判断）。</w:t>
       </w:r>
     </w:p>
     <w:p>
@@ -6359,9 +7141,11 @@
           <w:rFonts w:hint="eastAsia"/>
         </w:rPr>
       </w:pPr>
+      <w:proofErr w:type="spellStart"/>
       <w:r>
         <w:t>css</w:t>
       </w:r>
+      <w:proofErr w:type="spellEnd"/>
     </w:p>
     <w:p>
       <w:pPr>
@@ -6630,9 +7414,11 @@
           <w:rFonts w:hint="eastAsia"/>
         </w:rPr>
       </w:pPr>
+      <w:proofErr w:type="spellStart"/>
       <w:r>
         <w:t>css</w:t>
       </w:r>
+      <w:proofErr w:type="spellEnd"/>
     </w:p>
     <w:p>
       <w:pPr>
@@ -6655,129 +7441,43 @@
           <w:i/>
           <w:iCs/>
         </w:rPr>
-        <w:t>/* 包含 &lt;img&gt; 的 &lt;a&gt; 标签添加特殊样式 */</w:t>
-      </w:r>
-    </w:p>
-    <w:p>
-      <w:pPr>
-        <w:rPr>
-          <w:rFonts w:hint="eastAsia"/>
-        </w:rPr>
-      </w:pPr>
-      <w:r>
-        <w:t>a:has(img) {</w:t>
-      </w:r>
-    </w:p>
-    <w:p>
-      <w:pPr>
-        <w:rPr>
-          <w:rFonts w:hint="eastAsia"/>
-        </w:rPr>
-      </w:pPr>
-      <w:r>
-        <w:t xml:space="preserve">  border: 2px solid gold;</w:t>
-      </w:r>
-    </w:p>
-    <w:p>
-      <w:pPr>
-        <w:rPr>
-          <w:rFonts w:hint="eastAsia"/>
-        </w:rPr>
-      </w:pPr>
-      <w:r>
-        <w:t>}</w:t>
-      </w:r>
-    </w:p>
-    <w:p>
-      <w:pPr>
-        <w:rPr>
-          <w:rFonts w:hint="eastAsia"/>
-        </w:rPr>
-      </w:pPr>
-    </w:p>
-    <w:p>
-      <w:pPr>
-        <w:rPr>
-          <w:rFonts w:hint="eastAsia"/>
-        </w:rPr>
-      </w:pPr>
+        <w:t>/* 包含 &lt;</w:t>
+      </w:r>
+      <w:proofErr w:type="spellStart"/>
       <w:r>
         <w:rPr>
           <w:i/>
           <w:iCs/>
         </w:rPr>
-        <w:t>/* 含有 .error 子元素的 &lt;form&gt; 变红框 */</w:t>
-      </w:r>
-    </w:p>
-    <w:p>
-      <w:pPr>
-        <w:rPr>
-          <w:rFonts w:hint="eastAsia"/>
-        </w:rPr>
-      </w:pPr>
-      <w:r>
-        <w:t>form:has(.error) {</w:t>
-      </w:r>
-    </w:p>
-    <w:p>
-      <w:pPr>
-        <w:rPr>
-          <w:rFonts w:hint="eastAsia"/>
-        </w:rPr>
-      </w:pPr>
-      <w:r>
-        <w:t xml:space="preserve">  border-color: red;</w:t>
-      </w:r>
-    </w:p>
-    <w:p>
-      <w:pPr>
-        <w:rPr>
-          <w:rFonts w:hint="eastAsia"/>
-        </w:rPr>
-      </w:pPr>
-      <w:r>
-        <w:t>}</w:t>
-      </w:r>
-    </w:p>
-    <w:p>
-      <w:pPr>
-        <w:rPr>
-          <w:rFonts w:hint="eastAsia"/>
-        </w:rPr>
-      </w:pPr>
-    </w:p>
-    <w:p>
-      <w:pPr>
-        <w:rPr>
-          <w:rFonts w:hint="eastAsia"/>
-        </w:rPr>
-      </w:pPr>
+        <w:t>img</w:t>
+      </w:r>
+      <w:proofErr w:type="spellEnd"/>
       <w:r>
         <w:rPr>
           <w:i/>
           <w:iCs/>
         </w:rPr>
-        <w:t>/* 后面紧跟着 &lt;p&gt; 的 &lt;h2&gt;（兄弟关系） */</w:t>
-      </w:r>
-    </w:p>
-    <w:p>
-      <w:pPr>
-        <w:rPr>
-          <w:rFonts w:hint="eastAsia"/>
-        </w:rPr>
-      </w:pPr>
-      <w:r>
-        <w:t>h2:has(+ p) {</w:t>
-      </w:r>
-    </w:p>
-    <w:p>
-      <w:pPr>
-        <w:rPr>
-          <w:rFonts w:hint="eastAsia"/>
-        </w:rPr>
-      </w:pPr>
-      <w:r>
-        <w:t xml:space="preserve">  margin-bottom: 0;</w:t>
+        <w:t>&gt; 的 &lt;a&gt; 标签添加特殊样式 */</w:t>
+      </w:r>
+    </w:p>
+    <w:p>
+      <w:pPr>
+        <w:rPr>
+          <w:rFonts w:hint="eastAsia"/>
+        </w:rPr>
+      </w:pPr>
+      <w:r>
+        <w:t>a:has(img) {</w:t>
+      </w:r>
+    </w:p>
+    <w:p>
+      <w:pPr>
+        <w:rPr>
+          <w:rFonts w:hint="eastAsia"/>
+        </w:rPr>
+      </w:pPr>
+      <w:r>
+        <w:t xml:space="preserve">  border: 2px solid gold;</w:t>
       </w:r>
     </w:p>
     <w:p>
@@ -6808,6 +7508,113 @@
           <w:i/>
           <w:iCs/>
         </w:rPr>
+        <w:t>/* 含有 .error 子元素的 &lt;form&gt; 变红框 */</w:t>
+      </w:r>
+    </w:p>
+    <w:p>
+      <w:pPr>
+        <w:rPr>
+          <w:rFonts w:hint="eastAsia"/>
+        </w:rPr>
+      </w:pPr>
+      <w:proofErr w:type="spellStart"/>
+      <w:r>
+        <w:t>form:has</w:t>
+      </w:r>
+      <w:proofErr w:type="spellEnd"/>
+      <w:r>
+        <w:t>(.error) {</w:t>
+      </w:r>
+    </w:p>
+    <w:p>
+      <w:pPr>
+        <w:rPr>
+          <w:rFonts w:hint="eastAsia"/>
+        </w:rPr>
+      </w:pPr>
+      <w:r>
+        <w:t xml:space="preserve">  border-color: red;</w:t>
+      </w:r>
+    </w:p>
+    <w:p>
+      <w:pPr>
+        <w:rPr>
+          <w:rFonts w:hint="eastAsia"/>
+        </w:rPr>
+      </w:pPr>
+      <w:r>
+        <w:t>}</w:t>
+      </w:r>
+    </w:p>
+    <w:p>
+      <w:pPr>
+        <w:rPr>
+          <w:rFonts w:hint="eastAsia"/>
+        </w:rPr>
+      </w:pPr>
+    </w:p>
+    <w:p>
+      <w:pPr>
+        <w:rPr>
+          <w:rFonts w:hint="eastAsia"/>
+        </w:rPr>
+      </w:pPr>
+      <w:r>
+        <w:rPr>
+          <w:i/>
+          <w:iCs/>
+        </w:rPr>
+        <w:t>/* 后面紧跟着 &lt;p&gt; 的 &lt;h2&gt;（兄弟关系） */</w:t>
+      </w:r>
+    </w:p>
+    <w:p>
+      <w:pPr>
+        <w:rPr>
+          <w:rFonts w:hint="eastAsia"/>
+        </w:rPr>
+      </w:pPr>
+      <w:r>
+        <w:t>h2:has(+ p) {</w:t>
+      </w:r>
+    </w:p>
+    <w:p>
+      <w:pPr>
+        <w:rPr>
+          <w:rFonts w:hint="eastAsia"/>
+        </w:rPr>
+      </w:pPr>
+      <w:r>
+        <w:t xml:space="preserve">  margin-bottom: 0;</w:t>
+      </w:r>
+    </w:p>
+    <w:p>
+      <w:pPr>
+        <w:rPr>
+          <w:rFonts w:hint="eastAsia"/>
+        </w:rPr>
+      </w:pPr>
+      <w:r>
+        <w:t>}</w:t>
+      </w:r>
+    </w:p>
+    <w:p>
+      <w:pPr>
+        <w:rPr>
+          <w:rFonts w:hint="eastAsia"/>
+        </w:rPr>
+      </w:pPr>
+    </w:p>
+    <w:p>
+      <w:pPr>
+        <w:rPr>
+          <w:rFonts w:hint="eastAsia"/>
+        </w:rPr>
+      </w:pPr>
+      <w:r>
+        <w:rPr>
+          <w:i/>
+          <w:iCs/>
+        </w:rPr>
         <w:t>/* 不包含任何 &lt;li&gt; 的 &lt;ul&gt; 隐藏 */</w:t>
       </w:r>
     </w:p>
@@ -6817,8 +7624,13 @@
           <w:rFonts w:hint="eastAsia"/>
         </w:rPr>
       </w:pPr>
-      <w:r>
-        <w:t>ul:not(:has(li)) {</w:t>
+      <w:proofErr w:type="spellStart"/>
+      <w:r>
+        <w:t>ul:not</w:t>
+      </w:r>
+      <w:proofErr w:type="spellEnd"/>
+      <w:r>
+        <w:t>(:has(li)) {</w:t>
       </w:r>
     </w:p>
     <w:p>
@@ -6921,9 +7733,11 @@
           <w:rFonts w:hint="eastAsia"/>
         </w:rPr>
       </w:pPr>
+      <w:proofErr w:type="spellStart"/>
       <w:r>
         <w:t>css</w:t>
       </w:r>
+      <w:proofErr w:type="spellEnd"/>
     </w:p>
     <w:p>
       <w:pPr>
@@ -6955,8 +7769,13 @@
           <w:rFonts w:hint="eastAsia"/>
         </w:rPr>
       </w:pPr>
-      <w:r>
-        <w:t>li:not(.active) {</w:t>
+      <w:proofErr w:type="spellStart"/>
+      <w:r>
+        <w:t>li:not</w:t>
+      </w:r>
+      <w:proofErr w:type="spellEnd"/>
+      <w:r>
+        <w:t>(.active) {</w:t>
       </w:r>
     </w:p>
     <w:p>
@@ -7049,7 +7868,23 @@
           <w:i/>
           <w:iCs/>
         </w:rPr>
-        <w:t>/* 没有 href 属性的 &lt;a&gt; */</w:t>
+        <w:t xml:space="preserve">/* 没有 </w:t>
+      </w:r>
+      <w:proofErr w:type="spellStart"/>
+      <w:r>
+        <w:rPr>
+          <w:i/>
+          <w:iCs/>
+        </w:rPr>
+        <w:t>href</w:t>
+      </w:r>
+      <w:proofErr w:type="spellEnd"/>
+      <w:r>
+        <w:rPr>
+          <w:i/>
+          <w:iCs/>
+        </w:rPr>
+        <w:t xml:space="preserve"> 属性的 &lt;a&gt; */</w:t>
       </w:r>
     </w:p>
     <w:p>
@@ -7146,9 +7981,11 @@
           <w:rFonts w:hint="eastAsia"/>
         </w:rPr>
       </w:pPr>
+      <w:proofErr w:type="spellStart"/>
       <w:r>
         <w:t>css</w:t>
       </w:r>
+      <w:proofErr w:type="spellEnd"/>
     </w:p>
     <w:p>
       <w:pPr>
@@ -7241,8 +8078,13 @@
           <w:rFonts w:hint="eastAsia"/>
         </w:rPr>
       </w:pPr>
-      <w:r>
-        <w:t>div:not(:empty) {</w:t>
+      <w:proofErr w:type="spellStart"/>
+      <w:r>
+        <w:t>div:not</w:t>
+      </w:r>
+      <w:proofErr w:type="spellEnd"/>
+      <w:r>
+        <w:t>(:empty) {</w:t>
       </w:r>
     </w:p>
     <w:p>
@@ -7421,17 +8263,49 @@
         </w:rPr>
       </w:pPr>
       <w:r>
-        <w:t xml:space="preserve">    &lt;img src="photo.jpg"&gt;</w:t>
-      </w:r>
-    </w:p>
-    <w:p>
-      <w:pPr>
-        <w:rPr>
-          <w:rFonts w:hint="eastAsia"/>
-        </w:rPr>
-      </w:pPr>
-      <w:r>
-        <w:t xml:space="preserve">    &lt;figcaption&gt;图片说明&lt;/figcaption&gt;</w:t>
+        <w:t xml:space="preserve">    &lt;</w:t>
+      </w:r>
+      <w:proofErr w:type="spellStart"/>
+      <w:r>
+        <w:t>img</w:t>
+      </w:r>
+      <w:proofErr w:type="spellEnd"/>
+      <w:r>
+        <w:t xml:space="preserve"> </w:t>
+      </w:r>
+      <w:proofErr w:type="spellStart"/>
+      <w:r>
+        <w:t>src</w:t>
+      </w:r>
+      <w:proofErr w:type="spellEnd"/>
+      <w:r>
+        <w:t>="photo.jpg"&gt;</w:t>
+      </w:r>
+    </w:p>
+    <w:p>
+      <w:pPr>
+        <w:rPr>
+          <w:rFonts w:hint="eastAsia"/>
+        </w:rPr>
+      </w:pPr>
+      <w:r>
+        <w:t xml:space="preserve">    &lt;</w:t>
+      </w:r>
+      <w:proofErr w:type="spellStart"/>
+      <w:r>
+        <w:t>figcaption</w:t>
+      </w:r>
+      <w:proofErr w:type="spellEnd"/>
+      <w:r>
+        <w:t>&gt;图片说明&lt;/</w:t>
+      </w:r>
+      <w:proofErr w:type="spellStart"/>
+      <w:r>
+        <w:t>figcaption</w:t>
+      </w:r>
+      <w:proofErr w:type="spellEnd"/>
+      <w:r>
+        <w:t>&gt;</w:t>
       </w:r>
     </w:p>
     <w:p>
@@ -7470,9 +8344,11 @@
           <w:rFonts w:hint="eastAsia"/>
         </w:rPr>
       </w:pPr>
+      <w:proofErr w:type="spellStart"/>
       <w:r>
         <w:t>css</w:t>
       </w:r>
+      <w:proofErr w:type="spellEnd"/>
     </w:p>
     <w:p>
       <w:pPr>
@@ -7505,8 +8381,13 @@
           <w:rFonts w:hint="eastAsia"/>
         </w:rPr>
       </w:pPr>
-      <w:r>
-        <w:t>article:has(figure) {</w:t>
+      <w:proofErr w:type="spellStart"/>
+      <w:r>
+        <w:t>article:has</w:t>
+      </w:r>
+      <w:proofErr w:type="spellEnd"/>
+      <w:r>
+        <w:t>(figure) {</w:t>
       </w:r>
     </w:p>
     <w:p>
@@ -7659,17 +8540,54 @@
           <w:i/>
           <w:iCs/>
         </w:rPr>
-        <w:t>/* 4. figure 中有 figcaption 时，图片加圆角 */</w:t>
-      </w:r>
-    </w:p>
-    <w:p>
-      <w:pPr>
-        <w:rPr>
-          <w:rFonts w:hint="eastAsia"/>
-        </w:rPr>
-      </w:pPr>
-      <w:r>
-        <w:t>figure:has(figcaption) img {</w:t>
+        <w:t xml:space="preserve">/* 4. figure 中有 </w:t>
+      </w:r>
+      <w:proofErr w:type="spellStart"/>
+      <w:r>
+        <w:rPr>
+          <w:i/>
+          <w:iCs/>
+        </w:rPr>
+        <w:t>figcaption</w:t>
+      </w:r>
+      <w:proofErr w:type="spellEnd"/>
+      <w:r>
+        <w:rPr>
+          <w:i/>
+          <w:iCs/>
+        </w:rPr>
+        <w:t xml:space="preserve"> 时，图片加圆角 */</w:t>
+      </w:r>
+    </w:p>
+    <w:p>
+      <w:pPr>
+        <w:rPr>
+          <w:rFonts w:hint="eastAsia"/>
+        </w:rPr>
+      </w:pPr>
+      <w:proofErr w:type="spellStart"/>
+      <w:r>
+        <w:t>figure:has</w:t>
+      </w:r>
+      <w:proofErr w:type="spellEnd"/>
+      <w:r>
+        <w:t>(</w:t>
+      </w:r>
+      <w:proofErr w:type="spellStart"/>
+      <w:r>
+        <w:t>figcaption</w:t>
+      </w:r>
+      <w:proofErr w:type="spellEnd"/>
+      <w:r>
+        <w:t xml:space="preserve">) </w:t>
+      </w:r>
+      <w:proofErr w:type="spellStart"/>
+      <w:r>
+        <w:t>img</w:t>
+      </w:r>
+      <w:proofErr w:type="spellEnd"/>
+      <w:r>
+        <w:t xml:space="preserve"> {</w:t>
       </w:r>
     </w:p>
     <w:p>
@@ -8396,7 +9314,21 @@
         <w:rPr>
           <w:rFonts w:hint="eastAsia"/>
         </w:rPr>
-        <w:t>改造元素的一部分，不算真实dom一部分，主要目的减少一些无意义的标签</w:t>
+        <w:t>改造元素的一部分，不算真实</w:t>
+      </w:r>
+      <w:proofErr w:type="spellStart"/>
+      <w:r>
+        <w:rPr>
+          <w:rFonts w:hint="eastAsia"/>
+        </w:rPr>
+        <w:t>dom</w:t>
+      </w:r>
+      <w:proofErr w:type="spellEnd"/>
+      <w:r>
+        <w:rPr>
+          <w:rFonts w:hint="eastAsia"/>
+        </w:rPr>
+        <w:t>一部分，主要目的减少一些无意义的标签</w:t>
       </w:r>
     </w:p>
     <w:p>
@@ -9366,7 +10298,21 @@
         <w:rPr>
           <w:rFonts w:hint="eastAsia"/>
         </w:rPr>
-        <w:t>，不改变dom结构，只改变显示顺序，设置在子元素上</w:t>
+        <w:t>，不改变</w:t>
+      </w:r>
+      <w:proofErr w:type="spellStart"/>
+      <w:r>
+        <w:rPr>
+          <w:rFonts w:hint="eastAsia"/>
+        </w:rPr>
+        <w:t>dom</w:t>
+      </w:r>
+      <w:proofErr w:type="spellEnd"/>
+      <w:r>
+        <w:rPr>
+          <w:rFonts w:hint="eastAsia"/>
+        </w:rPr>
+        <w:t>结构，只改变显示顺序，设置在子元素上</w:t>
       </w:r>
     </w:p>
     <w:p>
@@ -9638,17 +10584,237 @@
       </w:pPr>
     </w:p>
     <w:p>
-      <w:pPr>
-        <w:rPr>
-          <w:rFonts w:hint="eastAsia"/>
-        </w:rPr>
-      </w:pPr>
       <w:r>
         <w:rPr>
           <w:rFonts w:hint="eastAsia"/>
         </w:rPr>
         <w:t>Grid</w:t>
       </w:r>
+    </w:p>
+    <w:p/>
+    <w:p>
+      <w:pPr>
+        <w:pStyle w:val="1"/>
+        <w:rPr>
+          <w:rFonts w:hint="eastAsia"/>
+        </w:rPr>
+      </w:pPr>
+      <w:r>
+        <w:rPr>
+          <w:rFonts w:hint="eastAsia"/>
+        </w:rPr>
+        <w:t>07</w:t>
+      </w:r>
+      <w:r>
+        <w:rPr>
+          <w:rFonts w:hint="eastAsia"/>
+        </w:rPr>
+        <w:t>19</w:t>
+      </w:r>
+      <w:r>
+        <w:rPr>
+          <w:rFonts w:hint="eastAsia"/>
+        </w:rPr>
+        <w:t xml:space="preserve"> </w:t>
+      </w:r>
+      <w:r>
+        <w:rPr>
+          <w:rFonts w:hint="eastAsia"/>
+        </w:rPr>
+        <w:t>grid</w:t>
+      </w:r>
+    </w:p>
+    <w:p>
+      <w:r>
+        <w:rPr>
+          <w:rFonts w:hint="eastAsia"/>
+        </w:rPr>
+        <w:t>默认是stretch，</w:t>
+      </w:r>
+      <w:r>
+        <w:rPr>
+          <w:rFonts w:hint="eastAsia"/>
+        </w:rPr>
+        <w:t>设置了</w:t>
+      </w:r>
+      <w:r>
+        <w:t>align-self</w:t>
+      </w:r>
+      <w:r>
+        <w:rPr>
+          <w:rFonts w:hint="eastAsia"/>
+        </w:rPr>
+        <w:t>和</w:t>
+      </w:r>
+      <w:r>
+        <w:t>justify-self</w:t>
+      </w:r>
+      <w:r>
+        <w:rPr>
+          <w:rFonts w:hint="eastAsia"/>
+        </w:rPr>
+        <w:t>后发生了改变，让元素缩回到了内容的宽度，而不是父元素设置的</w:t>
+      </w:r>
+      <w:r>
+        <w:t>grid-template-columns</w:t>
+      </w:r>
+    </w:p>
+    <w:p>
+      <w:r>
+        <w:rPr>
+          <w:rFonts w:hint="eastAsia"/>
+        </w:rPr>
+        <w:t>父元素：</w:t>
+      </w:r>
+    </w:p>
+    <w:p>
+      <w:pPr>
+        <w:rPr>
+          <w:rFonts w:hint="eastAsia"/>
+        </w:rPr>
+      </w:pPr>
+      <w:r>
+        <w:t>grid-template-columns: repeat(3, 1fr);</w:t>
+      </w:r>
+      <w:r>
+        <w:rPr>
+          <w:rFonts w:hint="eastAsia"/>
+        </w:rPr>
+        <w:t>//三列等宽</w:t>
+      </w:r>
+    </w:p>
+    <w:p>
+      <w:r>
+        <w:t xml:space="preserve">grid-template-rows: 100px 200px; </w:t>
+      </w:r>
+    </w:p>
+    <w:p>
+      <w:pPr>
+        <w:rPr>
+          <w:rFonts w:hint="eastAsia"/>
+        </w:rPr>
+      </w:pPr>
+      <w:r>
+        <w:t>grid-auto-rows: 100px 200px;</w:t>
+      </w:r>
+      <w:r>
+        <w:rPr>
+          <w:rFonts w:hint="eastAsia"/>
+        </w:rPr>
+        <w:t xml:space="preserve"> //</w:t>
+      </w:r>
+      <w:r>
+        <w:rPr>
+          <w:rFonts w:hint="eastAsia"/>
+        </w:rPr>
+        <w:t>一直按照100px、200px的高度规律重复</w:t>
+      </w:r>
+    </w:p>
+    <w:p>
+      <w:pPr>
+        <w:widowControl/>
+        <w:jc w:val="left"/>
+      </w:pPr>
+      <w:r>
+        <w:t>justify-content</w:t>
+      </w:r>
+      <w:r>
+        <w:rPr>
+          <w:rFonts w:hint="eastAsia"/>
+        </w:rPr>
+        <w:t>、</w:t>
+      </w:r>
+      <w:r>
+        <w:t>align-items</w:t>
+      </w:r>
+      <w:r>
+        <w:rPr>
+          <w:rFonts w:hint="eastAsia"/>
+        </w:rPr>
+        <w:t>：类似flex，行、列布局</w:t>
+      </w:r>
+    </w:p>
+    <w:p>
+      <w:pPr>
+        <w:widowControl/>
+        <w:jc w:val="left"/>
+      </w:pPr>
+      <w:r>
+        <w:rPr>
+          <w:rFonts w:hint="eastAsia"/>
+        </w:rPr>
+        <w:lastRenderedPageBreak/>
+        <w:t>子元素：</w:t>
+      </w:r>
+    </w:p>
+    <w:p>
+      <w:pPr>
+        <w:widowControl/>
+        <w:jc w:val="left"/>
+        <w:rPr>
+          <w:rFonts w:hint="eastAsia"/>
+        </w:rPr>
+      </w:pPr>
+      <w:r>
+        <w:t>align-self</w:t>
+      </w:r>
+      <w:r>
+        <w:rPr>
+          <w:rFonts w:hint="eastAsia"/>
+        </w:rPr>
+        <w:t>、</w:t>
+      </w:r>
+      <w:r>
+        <w:t>justify-self</w:t>
+      </w:r>
+      <w:r>
+        <w:rPr>
+          <w:rFonts w:hint="eastAsia"/>
+        </w:rPr>
+        <w:t>：单个子元素布局</w:t>
+      </w:r>
+    </w:p>
+    <w:p>
+      <w:pPr>
+        <w:widowControl/>
+        <w:jc w:val="left"/>
+        <w:rPr>
+          <w:rFonts w:hint="eastAsia"/>
+        </w:rPr>
+      </w:pPr>
+      <w:r>
+        <w:t>grid-column</w:t>
+      </w:r>
+      <w:r>
+        <w:rPr>
+          <w:rFonts w:hint="eastAsia"/>
+        </w:rPr>
+        <w:t>：2/3;//布局位置从第二条网格线到第三条网格线（三列有四条网格线）</w:t>
+      </w:r>
+    </w:p>
+    <w:p>
+      <w:pPr>
+        <w:rPr>
+          <w:rFonts w:hint="eastAsia"/>
+        </w:rPr>
+      </w:pPr>
+      <w:r>
+        <w:t>grid-row</w:t>
+      </w:r>
+      <w:r>
+        <w:rPr>
+          <w:rFonts w:hint="eastAsia"/>
+        </w:rPr>
+        <w:t>同理</w:t>
+      </w:r>
+    </w:p>
+    <w:p/>
+    <w:p>
+      <w:pPr>
+        <w:rPr>
+          <w:rFonts w:hint="eastAsia"/>
+        </w:rPr>
+      </w:pPr>
     </w:p>
     <w:sectPr>
       <w:pgSz w:w="11906" w:h="16838"/>
@@ -11318,7 +12484,6 @@
   <w:style w:type="character" w:default="1" w:styleId="a0">
     <w:name w:val="Default Paragraph Font"/>
     <w:uiPriority w:val="1"/>
-    <w:semiHidden/>
     <w:unhideWhenUsed/>
   </w:style>
   <w:style w:type="table" w:default="1" w:styleId="a1">

--- a/lesson.docx
+++ b/lesson.docx
@@ -860,6 +860,12 @@
                 <w:rFonts w:hint="eastAsia"/>
               </w:rPr>
             </w:pPr>
+            <w:r>
+              <w:rPr>
+                <w:rFonts w:hint="eastAsia"/>
+              </w:rPr>
+              <w:t>0719</w:t>
+            </w:r>
           </w:p>
         </w:tc>
       </w:tr>
@@ -2422,15 +2428,7 @@
         <w:t>具体代码</w:t>
       </w:r>
       <w:r>
-        <w:t>：用</w:t>
-      </w:r>
-      <w:proofErr w:type="spellStart"/>
-      <w:r>
-        <w:t>document.documentElement</w:t>
-      </w:r>
-      <w:proofErr w:type="spellEnd"/>
-      <w:r>
-        <w:t>表示 HTML 根节点，使用toggle()方法添加或移除类。</w:t>
+        <w:t>：用document.documentElement表示 HTML 根节点，使用toggle()方法添加或移除类。</w:t>
       </w:r>
     </w:p>
     <w:p>
@@ -2588,16 +2586,8 @@
         <w:rPr>
           <w:rFonts w:hint="eastAsia"/>
         </w:rPr>
-        <w:t xml:space="preserve"> </w:t>
-      </w:r>
-      <w:proofErr w:type="spellStart"/>
-      <w:r>
-        <w:rPr>
-          <w:rFonts w:hint="eastAsia"/>
-        </w:rPr>
-        <w:t>vite</w:t>
-      </w:r>
-      <w:proofErr w:type="spellEnd"/>
+        <w:t xml:space="preserve"> vite</w:t>
+      </w:r>
       <w:r>
         <w:rPr>
           <w:rFonts w:hint="eastAsia"/>
@@ -2628,21 +2618,7 @@
         <w:rPr>
           <w:rFonts w:hint="eastAsia"/>
         </w:rPr>
-        <w:t>.</w:t>
-      </w:r>
-      <w:proofErr w:type="spellStart"/>
-      <w:r>
-        <w:rPr>
-          <w:rFonts w:hint="eastAsia"/>
-        </w:rPr>
-        <w:t>baseStyle</w:t>
-      </w:r>
-      <w:proofErr w:type="spellEnd"/>
-      <w:r>
-        <w:rPr>
-          <w:rFonts w:hint="eastAsia"/>
-        </w:rPr>
-        <w:t>{</w:t>
+        <w:t>.baseStyle{</w:t>
       </w:r>
     </w:p>
     <w:p>
@@ -2694,70 +2670,34 @@
         <w:rPr>
           <w:rFonts w:hint="eastAsia"/>
         </w:rPr>
-        <w:t>.</w:t>
-      </w:r>
-      <w:proofErr w:type="spellStart"/>
-      <w:r>
-        <w:rPr>
-          <w:rFonts w:hint="eastAsia"/>
-        </w:rPr>
-        <w:t>primaryButton</w:t>
-      </w:r>
-      <w:proofErr w:type="spellEnd"/>
-      <w:r>
-        <w:rPr>
-          <w:rFonts w:hint="eastAsia"/>
-        </w:rPr>
-        <w:t>{</w:t>
-      </w:r>
-    </w:p>
-    <w:p>
-      <w:pPr>
-        <w:rPr>
-          <w:rFonts w:hint="eastAsia"/>
-        </w:rPr>
-      </w:pPr>
-      <w:r>
-        <w:rPr>
-          <w:rFonts w:hint="eastAsia"/>
-        </w:rPr>
-        <w:t xml:space="preserve">    composes: </w:t>
-      </w:r>
-      <w:proofErr w:type="spellStart"/>
-      <w:r>
-        <w:rPr>
-          <w:rFonts w:hint="eastAsia"/>
-        </w:rPr>
-        <w:t>baseStyle</w:t>
-      </w:r>
-      <w:proofErr w:type="spellEnd"/>
-      <w:r>
-        <w:rPr>
-          <w:rFonts w:hint="eastAsia"/>
-        </w:rPr>
-        <w:t xml:space="preserve"> baseStyle1 baseStyle2</w:t>
-      </w:r>
-    </w:p>
-    <w:p>
-      <w:pPr>
-        <w:rPr>
-          <w:rFonts w:hint="eastAsia"/>
-        </w:rPr>
-      </w:pPr>
-      <w:r>
-        <w:rPr>
-          <w:rFonts w:hint="eastAsia"/>
-        </w:rPr>
-        <w:t xml:space="preserve">    </w:t>
-      </w:r>
-      <w:proofErr w:type="spellStart"/>
-      <w:r>
-        <w:rPr>
-          <w:rFonts w:hint="eastAsia"/>
-        </w:rPr>
-        <w:t>color:XXX</w:t>
-      </w:r>
-      <w:proofErr w:type="spellEnd"/>
+        <w:t>.primaryButton{</w:t>
+      </w:r>
+    </w:p>
+    <w:p>
+      <w:pPr>
+        <w:rPr>
+          <w:rFonts w:hint="eastAsia"/>
+        </w:rPr>
+      </w:pPr>
+      <w:r>
+        <w:rPr>
+          <w:rFonts w:hint="eastAsia"/>
+        </w:rPr>
+        <w:t xml:space="preserve">    composes: baseStyle baseStyle1 baseStyle2</w:t>
+      </w:r>
+    </w:p>
+    <w:p>
+      <w:pPr>
+        <w:rPr>
+          <w:rFonts w:hint="eastAsia"/>
+        </w:rPr>
+      </w:pPr>
+      <w:r>
+        <w:rPr>
+          <w:rFonts w:hint="eastAsia"/>
+        </w:rPr>
+        <w:t xml:space="preserve">    color:XXX</w:t>
+      </w:r>
     </w:p>
     <w:p>
       <w:pPr>
@@ -2856,35 +2796,7 @@
         <w:rPr>
           <w:rFonts w:hint="eastAsia"/>
         </w:rPr>
-        <w:t>作业：</w:t>
-      </w:r>
-      <w:proofErr w:type="spellStart"/>
-      <w:r>
-        <w:rPr>
-          <w:rFonts w:hint="eastAsia"/>
-        </w:rPr>
-        <w:t>Classlist</w:t>
-      </w:r>
-      <w:proofErr w:type="spellEnd"/>
-      <w:r>
-        <w:rPr>
-          <w:rFonts w:hint="eastAsia"/>
-        </w:rPr>
-        <w:t>的返回，伪数组，使用</w:t>
-      </w:r>
-      <w:proofErr w:type="spellStart"/>
-      <w:r>
-        <w:rPr>
-          <w:rFonts w:hint="eastAsia"/>
-        </w:rPr>
-        <w:t>Array.from</w:t>
-      </w:r>
-      <w:proofErr w:type="spellEnd"/>
-      <w:r>
-        <w:rPr>
-          <w:rFonts w:hint="eastAsia"/>
-        </w:rPr>
-        <w:t>转换</w:t>
+        <w:t>作业：Classlist的返回，伪数组，使用Array.from转换</w:t>
       </w:r>
     </w:p>
     <w:p>
@@ -2950,15 +2862,7 @@
         <w:t>复习与作业</w:t>
       </w:r>
       <w:r>
-        <w:t xml:space="preserve">：回顾上节课 SNS 主题页切换相关内容，本次课后作业为研究 </w:t>
-      </w:r>
-      <w:proofErr w:type="spellStart"/>
-      <w:r>
-        <w:t>classList</w:t>
-      </w:r>
-      <w:proofErr w:type="spellEnd"/>
-      <w:r>
-        <w:t>，包括其返回值、转换数组方法及常用操作。</w:t>
+        <w:t>：回顾上节课 SNS 主题页切换相关内容，本次课后作业为研究 classList，包括其返回值、转换数组方法及常用操作。</w:t>
       </w:r>
     </w:p>
     <w:p>
@@ -3021,15 +2925,7 @@
         <w:t>作用域</w:t>
       </w:r>
       <w:r>
-        <w:t xml:space="preserve">：变量放在 HTML 里是全局变量，放在特定选择器如 </w:t>
-      </w:r>
-      <w:proofErr w:type="spellStart"/>
-      <w:r>
-        <w:t>div.card</w:t>
-      </w:r>
-      <w:proofErr w:type="spellEnd"/>
-      <w:r>
-        <w:t xml:space="preserve"> 中是局部变量，遵循就近原则，:root 是伪类，优先级比 HTML 高。</w:t>
+        <w:t>：变量放在 HTML 里是全局变量，放在特定选择器如 div.card 中是局部变量，遵循就近原则，:root 是伪类，优先级比 HTML 高。</w:t>
       </w:r>
     </w:p>
     <w:p>
@@ -3386,15 +3282,7 @@
         <w:t>存储</w:t>
       </w:r>
       <w:r>
-        <w:t>：写在独立的.</w:t>
-      </w:r>
-      <w:proofErr w:type="spellStart"/>
-      <w:r>
-        <w:t>css</w:t>
-      </w:r>
-      <w:proofErr w:type="spellEnd"/>
-      <w:r>
-        <w:t xml:space="preserve"> 文件，或 style 标签里，浏览器通过 CSS 解析器读取。</w:t>
+        <w:t>：写在独立的.css 文件，或 style 标签里，浏览器通过 CSS 解析器读取。</w:t>
       </w:r>
     </w:p>
     <w:p>
@@ -3544,25 +3432,28 @@
           <w:bCs/>
         </w:rPr>
         <w:lastRenderedPageBreak/>
-        <w:t xml:space="preserve">1. </w:t>
-      </w:r>
-      <w:proofErr w:type="spellStart"/>
-      <w:r>
-        <w:rPr>
-          <w:b/>
-          <w:bCs/>
-        </w:rPr>
-        <w:t>classList</w:t>
-      </w:r>
-      <w:proofErr w:type="spellEnd"/>
-      <w:r>
-        <w:rPr>
-          <w:b/>
-          <w:bCs/>
-        </w:rPr>
-        <w:t xml:space="preserve"> 的返回值：</w:t>
-      </w:r>
-      <w:proofErr w:type="spellStart"/>
+        <w:t>1. classList 的返回值：DOMTokenList</w:t>
+      </w:r>
+    </w:p>
+    <w:p>
+      <w:pPr>
+        <w:rPr>
+          <w:rFonts w:hint="eastAsia"/>
+        </w:rPr>
+      </w:pPr>
+      <w:r>
+        <w:t>当你访问一个元素的 element.classList 时，返回的</w:t>
+      </w:r>
+      <w:r>
+        <w:rPr>
+          <w:b/>
+          <w:bCs/>
+        </w:rPr>
+        <w:t>不是</w:t>
+      </w:r>
+      <w:r>
+        <w:t>普通的 JavaScript 数组，而是一个 </w:t>
+      </w:r>
       <w:r>
         <w:rPr>
           <w:b/>
@@ -3570,44 +3461,6 @@
         </w:rPr>
         <w:t>DOMTokenList</w:t>
       </w:r>
-      <w:proofErr w:type="spellEnd"/>
-    </w:p>
-    <w:p>
-      <w:pPr>
-        <w:rPr>
-          <w:rFonts w:hint="eastAsia"/>
-        </w:rPr>
-      </w:pPr>
-      <w:r>
-        <w:t>当你访问一个元素的 </w:t>
-      </w:r>
-      <w:proofErr w:type="spellStart"/>
-      <w:r>
-        <w:t>element.classList</w:t>
-      </w:r>
-      <w:proofErr w:type="spellEnd"/>
-      <w:r>
-        <w:t> 时，返回的</w:t>
-      </w:r>
-      <w:r>
-        <w:rPr>
-          <w:b/>
-          <w:bCs/>
-        </w:rPr>
-        <w:t>不是</w:t>
-      </w:r>
-      <w:r>
-        <w:t>普通的 JavaScript 数组，而是一个 </w:t>
-      </w:r>
-      <w:proofErr w:type="spellStart"/>
-      <w:r>
-        <w:rPr>
-          <w:b/>
-          <w:bCs/>
-        </w:rPr>
-        <w:t>DOMTokenList</w:t>
-      </w:r>
-      <w:proofErr w:type="spellEnd"/>
       <w:r>
         <w:t> 对象。</w:t>
       </w:r>
@@ -3651,23 +3504,7 @@
         </w:rPr>
       </w:pPr>
       <w:r>
-        <w:t>add(</w:t>
-      </w:r>
-      <w:proofErr w:type="spellStart"/>
-      <w:r>
-        <w:t>className</w:t>
-      </w:r>
-      <w:proofErr w:type="spellEnd"/>
-      <w:r>
-        <w:t>) / remove(</w:t>
-      </w:r>
-      <w:proofErr w:type="spellStart"/>
-      <w:r>
-        <w:t>className</w:t>
-      </w:r>
-      <w:proofErr w:type="spellEnd"/>
-      <w:r>
-        <w:t>)</w:t>
+        <w:t>add(className) / remove(className)</w:t>
       </w:r>
     </w:p>
     <w:p>
@@ -3681,15 +3518,7 @@
         </w:rPr>
       </w:pPr>
       <w:r>
-        <w:t>toggle(</w:t>
-      </w:r>
-      <w:proofErr w:type="spellStart"/>
-      <w:r>
-        <w:t>className</w:t>
-      </w:r>
-      <w:proofErr w:type="spellEnd"/>
-      <w:r>
-        <w:t>)</w:t>
+        <w:t>toggle(className)</w:t>
       </w:r>
     </w:p>
     <w:p>
@@ -3703,15 +3532,7 @@
         </w:rPr>
       </w:pPr>
       <w:r>
-        <w:t>contains(</w:t>
-      </w:r>
-      <w:proofErr w:type="spellStart"/>
-      <w:r>
-        <w:t>className</w:t>
-      </w:r>
-      <w:proofErr w:type="spellEnd"/>
-      <w:r>
-        <w:t>)</w:t>
+        <w:t>contains(className)</w:t>
       </w:r>
     </w:p>
     <w:p>
@@ -3739,36 +3560,18 @@
         </w:rPr>
       </w:pPr>
       <w:r>
-        <w:t>局限性：它没有数组的高阶方法，如 map(), filter(), reduce(), </w:t>
-      </w:r>
-      <w:proofErr w:type="spellStart"/>
-      <w:r>
-        <w:t>forEach</w:t>
-      </w:r>
-      <w:proofErr w:type="spellEnd"/>
-      <w:r>
-        <w:t xml:space="preserve">() (注：现代浏览器已支持 </w:t>
-      </w:r>
-      <w:proofErr w:type="spellStart"/>
-      <w:r>
-        <w:t>forEach</w:t>
-      </w:r>
-      <w:proofErr w:type="spellEnd"/>
-      <w:r>
-        <w:t>，但 map/filter 仍不支持)。</w:t>
-      </w:r>
-    </w:p>
-    <w:p>
-      <w:pPr>
-        <w:rPr>
-          <w:rFonts w:hint="eastAsia"/>
-        </w:rPr>
-      </w:pPr>
-      <w:proofErr w:type="spellStart"/>
+        <w:t>局限性：它没有数组的高阶方法，如 map(), filter(), reduce(), forEach() (注：现代浏览器已支持 forEach，但 map/filter 仍不支持)。</w:t>
+      </w:r>
+    </w:p>
+    <w:p>
+      <w:pPr>
+        <w:rPr>
+          <w:rFonts w:hint="eastAsia"/>
+        </w:rPr>
+      </w:pPr>
       <w:r>
         <w:t>javascript</w:t>
       </w:r>
-      <w:proofErr w:type="spellEnd"/>
     </w:p>
     <w:p>
       <w:pPr>
@@ -3787,33 +3590,17 @@
         </w:rPr>
       </w:pPr>
       <w:r>
-        <w:t xml:space="preserve">const el = </w:t>
-      </w:r>
-      <w:proofErr w:type="spellStart"/>
-      <w:r>
-        <w:t>document.querySelector</w:t>
-      </w:r>
-      <w:proofErr w:type="spellEnd"/>
-      <w:r>
-        <w:t>('.box');</w:t>
-      </w:r>
-    </w:p>
-    <w:p>
-      <w:pPr>
-        <w:rPr>
-          <w:rFonts w:hint="eastAsia"/>
-        </w:rPr>
-      </w:pPr>
-      <w:r>
-        <w:t>console.log(</w:t>
-      </w:r>
-      <w:proofErr w:type="spellStart"/>
-      <w:r>
-        <w:t>el.classList</w:t>
-      </w:r>
-      <w:proofErr w:type="spellEnd"/>
-      <w:r>
-        <w:t xml:space="preserve">); </w:t>
+        <w:t>const el = document.querySelector('.box');</w:t>
+      </w:r>
+    </w:p>
+    <w:p>
+      <w:pPr>
+        <w:rPr>
+          <w:rFonts w:hint="eastAsia"/>
+        </w:rPr>
+      </w:pPr>
+      <w:r>
+        <w:t xml:space="preserve">console.log(el.classList); </w:t>
       </w:r>
     </w:p>
     <w:p>
@@ -3827,23 +3614,7 @@
           <w:i/>
           <w:iCs/>
         </w:rPr>
-        <w:t xml:space="preserve">// 输出: </w:t>
-      </w:r>
-      <w:proofErr w:type="spellStart"/>
-      <w:r>
-        <w:rPr>
-          <w:i/>
-          <w:iCs/>
-        </w:rPr>
-        <w:t>DOMTokenList</w:t>
-      </w:r>
-      <w:proofErr w:type="spellEnd"/>
-      <w:r>
-        <w:rPr>
-          <w:i/>
-          <w:iCs/>
-        </w:rPr>
-        <w:t xml:space="preserve"> ["active", "visible", length: 2, value: "active visible"]</w:t>
+        <w:t>// 输出: DOMTokenList ["active", "visible", length: 2, value: "active visible"]</w:t>
       </w:r>
     </w:p>
     <w:p>
@@ -3888,23 +3659,7 @@
           <w:b/>
           <w:bCs/>
         </w:rPr>
-        <w:t>拥有数字索引和 length 属性，但没有继承自 </w:t>
-      </w:r>
-      <w:proofErr w:type="spellStart"/>
-      <w:r>
-        <w:rPr>
-          <w:b/>
-          <w:bCs/>
-        </w:rPr>
-        <w:t>Array.prototype</w:t>
-      </w:r>
-      <w:proofErr w:type="spellEnd"/>
-      <w:r>
-        <w:rPr>
-          <w:b/>
-          <w:bCs/>
-        </w:rPr>
-        <w:t> 方法的对象</w:t>
+        <w:t>拥有数字索引和 length 属性，但没有继承自 Array.prototype 方法的对象</w:t>
       </w:r>
       <w:r>
         <w:t>。</w:t>
@@ -3936,21 +3691,8 @@
           <w:rFonts w:hint="eastAsia"/>
         </w:rPr>
       </w:pPr>
-      <w:proofErr w:type="spellStart"/>
-      <w:r>
-        <w:t>DOMTokenList</w:t>
-      </w:r>
-      <w:proofErr w:type="spellEnd"/>
-      <w:r>
-        <w:t> (</w:t>
-      </w:r>
-      <w:proofErr w:type="spellStart"/>
-      <w:r>
-        <w:t>classList</w:t>
-      </w:r>
-      <w:proofErr w:type="spellEnd"/>
-      <w:r>
-        <w:t>)</w:t>
+      <w:r>
+        <w:t>DOMTokenList (classList)</w:t>
       </w:r>
     </w:p>
     <w:p>
@@ -3963,21 +3705,8 @@
           <w:rFonts w:hint="eastAsia"/>
         </w:rPr>
       </w:pPr>
-      <w:proofErr w:type="spellStart"/>
-      <w:r>
-        <w:t>NodeList</w:t>
-      </w:r>
-      <w:proofErr w:type="spellEnd"/>
-      <w:r>
-        <w:t> (</w:t>
-      </w:r>
-      <w:proofErr w:type="spellStart"/>
-      <w:r>
-        <w:t>document.querySelectorAll</w:t>
-      </w:r>
-      <w:proofErr w:type="spellEnd"/>
-      <w:r>
-        <w:t>() 的返回值)</w:t>
+      <w:r>
+        <w:t>NodeList (document.querySelectorAll() 的返回值)</w:t>
       </w:r>
     </w:p>
     <w:p>
@@ -3990,21 +3719,8 @@
           <w:rFonts w:hint="eastAsia"/>
         </w:rPr>
       </w:pPr>
-      <w:proofErr w:type="spellStart"/>
-      <w:r>
-        <w:t>HTMLCollection</w:t>
-      </w:r>
-      <w:proofErr w:type="spellEnd"/>
-      <w:r>
-        <w:t> (</w:t>
-      </w:r>
-      <w:proofErr w:type="spellStart"/>
-      <w:r>
-        <w:t>document.getElementsByClassName</w:t>
-      </w:r>
-      <w:proofErr w:type="spellEnd"/>
-      <w:r>
-        <w:t>() 的返回值)</w:t>
+      <w:r>
+        <w:t>HTMLCollection (document.getElementsByClassName() 的返回值)</w:t>
       </w:r>
     </w:p>
     <w:p>
@@ -4072,38 +3788,17 @@
           <w:b/>
           <w:bCs/>
         </w:rPr>
-        <w:t xml:space="preserve">3. 使用 </w:t>
-      </w:r>
-      <w:proofErr w:type="spellStart"/>
-      <w:r>
-        <w:rPr>
-          <w:b/>
-          <w:bCs/>
-        </w:rPr>
-        <w:t>Array.from</w:t>
-      </w:r>
-      <w:proofErr w:type="spellEnd"/>
-      <w:r>
-        <w:rPr>
-          <w:b/>
-          <w:bCs/>
-        </w:rPr>
-        <w:t>() 进行转换</w:t>
-      </w:r>
-    </w:p>
-    <w:p>
-      <w:pPr>
-        <w:rPr>
-          <w:rFonts w:hint="eastAsia"/>
-        </w:rPr>
-      </w:pPr>
-      <w:proofErr w:type="spellStart"/>
-      <w:r>
-        <w:t>Array.from</w:t>
-      </w:r>
-      <w:proofErr w:type="spellEnd"/>
-      <w:r>
-        <w:t>() 是 ES6 引入的方法，专门用于将</w:t>
+        <w:t>3. 使用 Array.from() 进行转换</w:t>
+      </w:r>
+    </w:p>
+    <w:p>
+      <w:pPr>
+        <w:rPr>
+          <w:rFonts w:hint="eastAsia"/>
+        </w:rPr>
+      </w:pPr>
+      <w:r>
+        <w:t>Array.from() 是 ES6 引入的方法，专门用于将</w:t>
       </w:r>
       <w:r>
         <w:rPr>
@@ -4148,11 +3843,9 @@
           <w:rFonts w:hint="eastAsia"/>
         </w:rPr>
       </w:pPr>
-      <w:proofErr w:type="spellStart"/>
       <w:r>
         <w:t>javascript</w:t>
       </w:r>
-      <w:proofErr w:type="spellEnd"/>
     </w:p>
     <w:p>
       <w:pPr>
@@ -4171,23 +3864,7 @@
         </w:rPr>
       </w:pPr>
       <w:r>
-        <w:t xml:space="preserve">const </w:t>
-      </w:r>
-      <w:proofErr w:type="spellStart"/>
-      <w:r>
-        <w:t>classList</w:t>
-      </w:r>
-      <w:proofErr w:type="spellEnd"/>
-      <w:r>
-        <w:t xml:space="preserve"> = </w:t>
-      </w:r>
-      <w:proofErr w:type="spellStart"/>
-      <w:r>
-        <w:t>element.classList</w:t>
-      </w:r>
-      <w:proofErr w:type="spellEnd"/>
-      <w:r>
-        <w:t>;</w:t>
+        <w:t>const classList = element.classList;</w:t>
       </w:r>
     </w:p>
     <w:p>
@@ -4233,31 +3910,7 @@
         </w:rPr>
       </w:pPr>
       <w:r>
-        <w:t xml:space="preserve">const </w:t>
-      </w:r>
-      <w:proofErr w:type="spellStart"/>
-      <w:r>
-        <w:t>classArray</w:t>
-      </w:r>
-      <w:proofErr w:type="spellEnd"/>
-      <w:r>
-        <w:t xml:space="preserve"> = </w:t>
-      </w:r>
-      <w:proofErr w:type="spellStart"/>
-      <w:r>
-        <w:t>Array.from</w:t>
-      </w:r>
-      <w:proofErr w:type="spellEnd"/>
-      <w:r>
-        <w:t>(</w:t>
-      </w:r>
-      <w:proofErr w:type="spellStart"/>
-      <w:r>
-        <w:t>classList</w:t>
-      </w:r>
-      <w:proofErr w:type="spellEnd"/>
-      <w:r>
-        <w:t>);</w:t>
+        <w:t>const classArray = Array.from(classList);</w:t>
       </w:r>
     </w:p>
     <w:p>
@@ -4288,81 +3941,17 @@
         </w:rPr>
       </w:pPr>
       <w:r>
-        <w:t xml:space="preserve">const </w:t>
-      </w:r>
-      <w:proofErr w:type="spellStart"/>
-      <w:r>
-        <w:t>activeClasses</w:t>
-      </w:r>
-      <w:proofErr w:type="spellEnd"/>
-      <w:r>
-        <w:t xml:space="preserve"> = </w:t>
-      </w:r>
-      <w:proofErr w:type="spellStart"/>
-      <w:r>
-        <w:t>classArray.filter</w:t>
-      </w:r>
-      <w:proofErr w:type="spellEnd"/>
-      <w:r>
-        <w:t>(</w:t>
-      </w:r>
-      <w:proofErr w:type="spellStart"/>
-      <w:r>
-        <w:t>cls</w:t>
-      </w:r>
-      <w:proofErr w:type="spellEnd"/>
-      <w:r>
-        <w:t xml:space="preserve"> =&gt; </w:t>
-      </w:r>
-      <w:proofErr w:type="spellStart"/>
-      <w:r>
-        <w:t>cls.startsWith</w:t>
-      </w:r>
-      <w:proofErr w:type="spellEnd"/>
-      <w:r>
-        <w:t>('is-'));</w:t>
-      </w:r>
-    </w:p>
-    <w:p>
-      <w:pPr>
-        <w:rPr>
-          <w:rFonts w:hint="eastAsia"/>
-        </w:rPr>
-      </w:pPr>
-      <w:r>
-        <w:t xml:space="preserve">const </w:t>
-      </w:r>
-      <w:proofErr w:type="spellStart"/>
-      <w:r>
-        <w:t>upperClasses</w:t>
-      </w:r>
-      <w:proofErr w:type="spellEnd"/>
-      <w:r>
-        <w:t xml:space="preserve"> = </w:t>
-      </w:r>
-      <w:proofErr w:type="spellStart"/>
-      <w:r>
-        <w:t>classArray.map</w:t>
-      </w:r>
-      <w:proofErr w:type="spellEnd"/>
-      <w:r>
-        <w:t>(</w:t>
-      </w:r>
-      <w:proofErr w:type="spellStart"/>
-      <w:r>
-        <w:t>cls</w:t>
-      </w:r>
-      <w:proofErr w:type="spellEnd"/>
-      <w:r>
-        <w:t xml:space="preserve"> =&gt; </w:t>
-      </w:r>
-      <w:proofErr w:type="spellStart"/>
-      <w:r>
-        <w:t>cls.toUpperCase</w:t>
-      </w:r>
-      <w:proofErr w:type="spellEnd"/>
-      <w:r>
-        <w:t>());</w:t>
+        <w:t>const activeClasses = classArray.filter(cls =&gt; cls.startsWith('is-'));</w:t>
+      </w:r>
+    </w:p>
+    <w:p>
+      <w:pPr>
+        <w:rPr>
+          <w:rFonts w:hint="eastAsia"/>
+        </w:rPr>
+      </w:pPr>
+      <w:r>
+        <w:t>const upperClasses = classArray.map(cls =&gt; cls.toUpperCase());</w:t>
       </w:r>
     </w:p>
     <w:p>
@@ -4387,35 +3976,20 @@
           <w:rFonts w:hint="eastAsia"/>
         </w:rPr>
       </w:pPr>
-      <w:proofErr w:type="spellStart"/>
       <w:r>
         <w:lastRenderedPageBreak/>
-        <w:t>Array.from</w:t>
-      </w:r>
-      <w:proofErr w:type="spellEnd"/>
-      <w:r>
-        <w:t xml:space="preserve"> 接受第二个参数作为 </w:t>
-      </w:r>
-      <w:proofErr w:type="spellStart"/>
-      <w:r>
-        <w:t>mapFn</w:t>
-      </w:r>
-      <w:proofErr w:type="spellEnd"/>
-      <w:r>
-        <w:t>，可以在转换的同时进行处理，避免创建中间数组：</w:t>
-      </w:r>
-    </w:p>
-    <w:p>
-      <w:pPr>
-        <w:rPr>
-          <w:rFonts w:hint="eastAsia"/>
-        </w:rPr>
-      </w:pPr>
-      <w:proofErr w:type="spellStart"/>
+        <w:t>Array.from 接受第二个参数作为 mapFn，可以在转换的同时进行处理，避免创建中间数组：</w:t>
+      </w:r>
+    </w:p>
+    <w:p>
+      <w:pPr>
+        <w:rPr>
+          <w:rFonts w:hint="eastAsia"/>
+        </w:rPr>
+      </w:pPr>
       <w:r>
         <w:t>javascript</w:t>
       </w:r>
-      <w:proofErr w:type="spellEnd"/>
     </w:p>
     <w:p>
       <w:pPr>
@@ -4448,57 +4022,17 @@
         </w:rPr>
       </w:pPr>
       <w:r>
-        <w:t xml:space="preserve">const result = </w:t>
-      </w:r>
-      <w:proofErr w:type="spellStart"/>
-      <w:r>
-        <w:t>Array.from</w:t>
-      </w:r>
-      <w:proofErr w:type="spellEnd"/>
-      <w:r>
-        <w:t>(</w:t>
-      </w:r>
-      <w:proofErr w:type="spellStart"/>
-      <w:r>
-        <w:t>element.classList</w:t>
-      </w:r>
-      <w:proofErr w:type="spellEnd"/>
-      <w:r>
-        <w:t xml:space="preserve">, </w:t>
-      </w:r>
-      <w:proofErr w:type="spellStart"/>
-      <w:r>
-        <w:t>cls</w:t>
-      </w:r>
-      <w:proofErr w:type="spellEnd"/>
-      <w:r>
-        <w:t xml:space="preserve"> =&gt; {</w:t>
-      </w:r>
-    </w:p>
-    <w:p>
-      <w:pPr>
-        <w:rPr>
-          <w:rFonts w:hint="eastAsia"/>
-        </w:rPr>
-      </w:pPr>
-      <w:r>
-        <w:t xml:space="preserve">    return </w:t>
-      </w:r>
-      <w:proofErr w:type="spellStart"/>
-      <w:r>
-        <w:t>cls.includes</w:t>
-      </w:r>
-      <w:proofErr w:type="spellEnd"/>
-      <w:r>
-        <w:t xml:space="preserve">('--') ? </w:t>
-      </w:r>
-      <w:proofErr w:type="spellStart"/>
-      <w:r>
-        <w:t>cls</w:t>
-      </w:r>
-      <w:proofErr w:type="spellEnd"/>
-      <w:r>
-        <w:t xml:space="preserve"> : null;</w:t>
+        <w:t>const result = Array.from(element.classList, cls =&gt; {</w:t>
+      </w:r>
+    </w:p>
+    <w:p>
+      <w:pPr>
+        <w:rPr>
+          <w:rFonts w:hint="eastAsia"/>
+        </w:rPr>
+      </w:pPr>
+      <w:r>
+        <w:t xml:space="preserve">    return cls.includes('--') ? cls : null;</w:t>
       </w:r>
     </w:p>
     <w:p>
@@ -4662,13 +4196,8 @@
                 <w:rFonts w:hint="eastAsia"/>
               </w:rPr>
             </w:pPr>
-            <w:proofErr w:type="spellStart"/>
             <w:r>
-              <w:t>Array.from</w:t>
-            </w:r>
-            <w:proofErr w:type="spellEnd"/>
-            <w:r>
-              <w:t>(obj)</w:t>
+              <w:t>Array.from(obj)</w:t>
             </w:r>
           </w:p>
         </w:tc>
@@ -4809,13 +4338,8 @@
                 <w:rFonts w:hint="eastAsia"/>
               </w:rPr>
             </w:pPr>
-            <w:proofErr w:type="spellStart"/>
             <w:r>
-              <w:t>Array.prototype.slice.call</w:t>
-            </w:r>
-            <w:proofErr w:type="spellEnd"/>
-            <w:r>
-              <w:t>(obj)</w:t>
+              <w:t>Array.prototype.slice.call(obj)</w:t>
             </w:r>
           </w:p>
         </w:tc>
@@ -4881,41 +4405,17 @@
           <w:b/>
           <w:bCs/>
         </w:rPr>
-        <w:t xml:space="preserve">4. Selector 选择器与 </w:t>
-      </w:r>
-      <w:proofErr w:type="spellStart"/>
-      <w:r>
-        <w:rPr>
-          <w:b/>
-          <w:bCs/>
-        </w:rPr>
-        <w:t>classList</w:t>
-      </w:r>
-      <w:proofErr w:type="spellEnd"/>
-      <w:r>
-        <w:rPr>
-          <w:b/>
-          <w:bCs/>
-        </w:rPr>
-        <w:t xml:space="preserve"> 的配合</w:t>
-      </w:r>
-    </w:p>
-    <w:p>
-      <w:pPr>
-        <w:rPr>
-          <w:rFonts w:hint="eastAsia"/>
-        </w:rPr>
-      </w:pPr>
-      <w:r>
-        <w:t>在实际开发中，</w:t>
-      </w:r>
-      <w:proofErr w:type="spellStart"/>
-      <w:r>
-        <w:t>classList</w:t>
-      </w:r>
-      <w:proofErr w:type="spellEnd"/>
-      <w:r>
-        <w:t> 很少单独使用，通常与 CSS 选择器配合完成"查找 → 操作"的流程。</w:t>
+        <w:t>4. Selector 选择器与 classList 的配合</w:t>
+      </w:r>
+    </w:p>
+    <w:p>
+      <w:pPr>
+        <w:rPr>
+          <w:rFonts w:hint="eastAsia"/>
+        </w:rPr>
+      </w:pPr>
+      <w:r>
+        <w:t>在实际开发中，classList 很少单独使用，通常与 CSS 选择器配合完成"查找 → 操作"的流程。</w:t>
       </w:r>
     </w:p>
     <w:p>
@@ -4940,11 +4440,9 @@
           <w:rFonts w:hint="eastAsia"/>
         </w:rPr>
       </w:pPr>
-      <w:proofErr w:type="spellStart"/>
       <w:r>
         <w:t>javascript</w:t>
       </w:r>
-      <w:proofErr w:type="spellEnd"/>
     </w:p>
     <w:p>
       <w:pPr>
@@ -4977,23 +4475,7 @@
         </w:rPr>
       </w:pPr>
       <w:r>
-        <w:t xml:space="preserve">const el = </w:t>
-      </w:r>
-      <w:proofErr w:type="spellStart"/>
-      <w:r>
-        <w:t>document.querySelector</w:t>
-      </w:r>
-      <w:proofErr w:type="spellEnd"/>
-      <w:r>
-        <w:t>('.nav-</w:t>
-      </w:r>
-      <w:proofErr w:type="spellStart"/>
-      <w:r>
-        <w:t>item.active</w:t>
-      </w:r>
-      <w:proofErr w:type="spellEnd"/>
-      <w:r>
-        <w:t>');</w:t>
+        <w:t>const el = document.querySelector('.nav-item.active');</w:t>
       </w:r>
     </w:p>
     <w:p>
@@ -5014,171 +4496,135 @@
           <w:i/>
           <w:iCs/>
         </w:rPr>
-        <w:t xml:space="preserve">// 多个元素（返回 </w:t>
-      </w:r>
-      <w:proofErr w:type="spellStart"/>
+        <w:t>// 多个元素（返回 NodeList 伪数组）</w:t>
+      </w:r>
+    </w:p>
+    <w:p>
+      <w:pPr>
+        <w:rPr>
+          <w:rFonts w:hint="eastAsia"/>
+        </w:rPr>
+      </w:pPr>
+      <w:r>
+        <w:t>const items = document.querySelectorAll('.list-item');</w:t>
+      </w:r>
+    </w:p>
+    <w:p>
+      <w:pPr>
+        <w:rPr>
+          <w:rFonts w:hint="eastAsia"/>
+          <w:b/>
+          <w:bCs/>
+        </w:rPr>
+      </w:pPr>
+      <w:r>
+        <w:rPr>
+          <w:b/>
+          <w:bCs/>
+        </w:rPr>
+        <w:t>实战示例：批量操作类名</w:t>
+      </w:r>
+    </w:p>
+    <w:p>
+      <w:pPr>
+        <w:rPr>
+          <w:rFonts w:hint="eastAsia"/>
+        </w:rPr>
+      </w:pPr>
+      <w:r>
+        <w:t>javascript</w:t>
+      </w:r>
+    </w:p>
+    <w:p>
+      <w:pPr>
+        <w:rPr>
+          <w:rFonts w:hint="eastAsia"/>
+        </w:rPr>
+      </w:pPr>
+      <w:r>
+        <w:t>编辑</w:t>
+      </w:r>
+    </w:p>
+    <w:p>
+      <w:pPr>
+        <w:rPr>
+          <w:rFonts w:hint="eastAsia"/>
+        </w:rPr>
+      </w:pPr>
       <w:r>
         <w:rPr>
           <w:i/>
           <w:iCs/>
         </w:rPr>
-        <w:t>NodeList</w:t>
-      </w:r>
-      <w:proofErr w:type="spellEnd"/>
+        <w:t>// 场景：将所有带有 .card 的元素中，含有 .disabled 的类名提取出来并移除</w:t>
+      </w:r>
+    </w:p>
+    <w:p>
+      <w:pPr>
+        <w:rPr>
+          <w:rFonts w:hint="eastAsia"/>
+        </w:rPr>
+      </w:pPr>
+    </w:p>
+    <w:p>
+      <w:pPr>
+        <w:rPr>
+          <w:rFonts w:hint="eastAsia"/>
+        </w:rPr>
+      </w:pPr>
+      <w:r>
+        <w:t xml:space="preserve">const cards = document.querySelectorAll('.card'); </w:t>
+      </w:r>
       <w:r>
         <w:rPr>
           <w:i/>
           <w:iCs/>
         </w:rPr>
-        <w:t xml:space="preserve"> 伪数组）</w:t>
-      </w:r>
-    </w:p>
-    <w:p>
-      <w:pPr>
-        <w:rPr>
-          <w:rFonts w:hint="eastAsia"/>
-        </w:rPr>
-      </w:pPr>
-      <w:r>
-        <w:t xml:space="preserve">const items = </w:t>
-      </w:r>
-      <w:proofErr w:type="spellStart"/>
-      <w:r>
-        <w:t>document.querySelectorAll</w:t>
-      </w:r>
-      <w:proofErr w:type="spellEnd"/>
-      <w:r>
-        <w:t>('.list-item');</w:t>
-      </w:r>
-    </w:p>
-    <w:p>
-      <w:pPr>
-        <w:rPr>
-          <w:rFonts w:hint="eastAsia"/>
-          <w:b/>
-          <w:bCs/>
-        </w:rPr>
-      </w:pPr>
-      <w:r>
-        <w:rPr>
-          <w:b/>
-          <w:bCs/>
-        </w:rPr>
-        <w:t>实战示例：批量操作类名</w:t>
-      </w:r>
-    </w:p>
-    <w:p>
-      <w:pPr>
-        <w:rPr>
-          <w:rFonts w:hint="eastAsia"/>
-        </w:rPr>
-      </w:pPr>
-      <w:proofErr w:type="spellStart"/>
-      <w:r>
-        <w:t>javascript</w:t>
-      </w:r>
-      <w:proofErr w:type="spellEnd"/>
-    </w:p>
-    <w:p>
-      <w:pPr>
-        <w:rPr>
-          <w:rFonts w:hint="eastAsia"/>
-        </w:rPr>
-      </w:pPr>
-      <w:r>
-        <w:t>编辑</w:t>
-      </w:r>
-    </w:p>
-    <w:p>
-      <w:pPr>
-        <w:rPr>
-          <w:rFonts w:hint="eastAsia"/>
-        </w:rPr>
-      </w:pPr>
+        <w:t>// NodeList (伪数组)</w:t>
+      </w:r>
+    </w:p>
+    <w:p>
+      <w:pPr>
+        <w:rPr>
+          <w:rFonts w:hint="eastAsia"/>
+        </w:rPr>
+      </w:pPr>
+    </w:p>
+    <w:p>
+      <w:pPr>
+        <w:rPr>
+          <w:rFonts w:hint="eastAsia"/>
+        </w:rPr>
+      </w:pPr>
+      <w:r>
+        <w:t>Array.from(cards).forEach(card =&gt; {</w:t>
+      </w:r>
+    </w:p>
+    <w:p>
+      <w:pPr>
+        <w:rPr>
+          <w:rFonts w:hint="eastAsia"/>
+        </w:rPr>
+      </w:pPr>
+      <w:r>
+        <w:t xml:space="preserve">    </w:t>
+      </w:r>
       <w:r>
         <w:rPr>
           <w:i/>
           <w:iCs/>
         </w:rPr>
-        <w:t>// 场景：将所有带有 .card 的元素中，含有 .disabled 的类名提取出来并移除</w:t>
-      </w:r>
-    </w:p>
-    <w:p>
-      <w:pPr>
-        <w:rPr>
-          <w:rFonts w:hint="eastAsia"/>
-        </w:rPr>
-      </w:pPr>
-    </w:p>
-    <w:p>
-      <w:pPr>
-        <w:rPr>
-          <w:rFonts w:hint="eastAsia"/>
-        </w:rPr>
-      </w:pPr>
-      <w:r>
-        <w:t xml:space="preserve">const cards = </w:t>
-      </w:r>
-      <w:proofErr w:type="spellStart"/>
-      <w:r>
-        <w:t>document.querySelectorAll</w:t>
-      </w:r>
-      <w:proofErr w:type="spellEnd"/>
-      <w:r>
-        <w:t xml:space="preserve">('.card'); </w:t>
-      </w:r>
-      <w:r>
-        <w:rPr>
-          <w:i/>
-          <w:iCs/>
-        </w:rPr>
-        <w:t xml:space="preserve">// </w:t>
-      </w:r>
-      <w:proofErr w:type="spellStart"/>
-      <w:r>
-        <w:rPr>
-          <w:i/>
-          <w:iCs/>
-        </w:rPr>
-        <w:t>NodeList</w:t>
-      </w:r>
-      <w:proofErr w:type="spellEnd"/>
-      <w:r>
-        <w:rPr>
-          <w:i/>
-          <w:iCs/>
-        </w:rPr>
-        <w:t xml:space="preserve"> (伪数组)</w:t>
-      </w:r>
-    </w:p>
-    <w:p>
-      <w:pPr>
-        <w:rPr>
-          <w:rFonts w:hint="eastAsia"/>
-        </w:rPr>
-      </w:pPr>
-    </w:p>
-    <w:p>
-      <w:pPr>
-        <w:rPr>
-          <w:rFonts w:hint="eastAsia"/>
-        </w:rPr>
-      </w:pPr>
-      <w:proofErr w:type="spellStart"/>
-      <w:r>
-        <w:t>Array.from</w:t>
-      </w:r>
-      <w:proofErr w:type="spellEnd"/>
-      <w:r>
-        <w:t>(cards).</w:t>
-      </w:r>
-      <w:proofErr w:type="spellStart"/>
-      <w:r>
-        <w:t>forEach</w:t>
-      </w:r>
-      <w:proofErr w:type="spellEnd"/>
-      <w:r>
-        <w:t>(card =&gt; {</w:t>
+        <w:t>// card.classList 也是伪数组 (DOMTokenList)</w:t>
+      </w:r>
+    </w:p>
+    <w:p>
+      <w:pPr>
+        <w:rPr>
+          <w:rFonts w:hint="eastAsia"/>
+        </w:rPr>
+      </w:pPr>
+      <w:r>
+        <w:t xml:space="preserve">    const classes = Array.from(card.classList);</w:t>
       </w:r>
     </w:p>
     <w:p>
@@ -5190,134 +4636,35 @@
       <w:r>
         <w:t xml:space="preserve">    </w:t>
       </w:r>
-      <w:r>
-        <w:rPr>
-          <w:i/>
-          <w:iCs/>
-        </w:rPr>
-        <w:t xml:space="preserve">// </w:t>
-      </w:r>
-      <w:proofErr w:type="spellStart"/>
-      <w:r>
-        <w:rPr>
-          <w:i/>
-          <w:iCs/>
-        </w:rPr>
-        <w:t>card.classList</w:t>
-      </w:r>
-      <w:proofErr w:type="spellEnd"/>
-      <w:r>
-        <w:rPr>
-          <w:i/>
-          <w:iCs/>
-        </w:rPr>
-        <w:t xml:space="preserve"> 也是伪数组 (</w:t>
-      </w:r>
-      <w:proofErr w:type="spellStart"/>
-      <w:r>
-        <w:rPr>
-          <w:i/>
-          <w:iCs/>
-        </w:rPr>
-        <w:t>DOMTokenList</w:t>
-      </w:r>
-      <w:proofErr w:type="spellEnd"/>
-      <w:r>
-        <w:rPr>
-          <w:i/>
-          <w:iCs/>
-        </w:rPr>
-        <w:t>)</w:t>
-      </w:r>
-    </w:p>
-    <w:p>
-      <w:pPr>
-        <w:rPr>
-          <w:rFonts w:hint="eastAsia"/>
-        </w:rPr>
-      </w:pPr>
-      <w:r>
-        <w:t xml:space="preserve">    const classes = </w:t>
-      </w:r>
-      <w:proofErr w:type="spellStart"/>
-      <w:r>
-        <w:t>Array.from</w:t>
-      </w:r>
-      <w:proofErr w:type="spellEnd"/>
-      <w:r>
-        <w:t>(</w:t>
-      </w:r>
-      <w:proofErr w:type="spellStart"/>
-      <w:r>
-        <w:t>card.classList</w:t>
-      </w:r>
-      <w:proofErr w:type="spellEnd"/>
-      <w:r>
-        <w:t>);</w:t>
-      </w:r>
-    </w:p>
-    <w:p>
-      <w:pPr>
-        <w:rPr>
-          <w:rFonts w:hint="eastAsia"/>
-        </w:rPr>
-      </w:pPr>
-      <w:r>
-        <w:t xml:space="preserve">    </w:t>
-      </w:r>
-    </w:p>
-    <w:p>
-      <w:pPr>
-        <w:rPr>
-          <w:rFonts w:hint="eastAsia"/>
-        </w:rPr>
-      </w:pPr>
-      <w:r>
-        <w:t xml:space="preserve">    if (</w:t>
-      </w:r>
-      <w:proofErr w:type="spellStart"/>
-      <w:r>
-        <w:t>classes.includes</w:t>
-      </w:r>
-      <w:proofErr w:type="spellEnd"/>
-      <w:r>
-        <w:t>('disabled')) {</w:t>
-      </w:r>
-    </w:p>
-    <w:p>
-      <w:pPr>
-        <w:rPr>
-          <w:rFonts w:hint="eastAsia"/>
-        </w:rPr>
-      </w:pPr>
-      <w:r>
-        <w:t xml:space="preserve">        </w:t>
-      </w:r>
-      <w:proofErr w:type="spellStart"/>
-      <w:r>
-        <w:t>card.classList.remove</w:t>
-      </w:r>
-      <w:proofErr w:type="spellEnd"/>
-      <w:r>
-        <w:t>('disabled');</w:t>
-      </w:r>
-    </w:p>
-    <w:p>
-      <w:pPr>
-        <w:rPr>
-          <w:rFonts w:hint="eastAsia"/>
-        </w:rPr>
-      </w:pPr>
-      <w:r>
-        <w:t xml:space="preserve">        </w:t>
-      </w:r>
-      <w:proofErr w:type="spellStart"/>
-      <w:r>
-        <w:t>card.setAttribute</w:t>
-      </w:r>
-      <w:proofErr w:type="spellEnd"/>
-      <w:r>
-        <w:t>('aria-disabled', 'false');</w:t>
+    </w:p>
+    <w:p>
+      <w:pPr>
+        <w:rPr>
+          <w:rFonts w:hint="eastAsia"/>
+        </w:rPr>
+      </w:pPr>
+      <w:r>
+        <w:t xml:space="preserve">    if (classes.includes('disabled')) {</w:t>
+      </w:r>
+    </w:p>
+    <w:p>
+      <w:pPr>
+        <w:rPr>
+          <w:rFonts w:hint="eastAsia"/>
+        </w:rPr>
+      </w:pPr>
+      <w:r>
+        <w:t xml:space="preserve">        card.classList.remove('disabled');</w:t>
+      </w:r>
+    </w:p>
+    <w:p>
+      <w:pPr>
+        <w:rPr>
+          <w:rFonts w:hint="eastAsia"/>
+        </w:rPr>
+      </w:pPr>
+      <w:r>
+        <w:t xml:space="preserve">        card.setAttribute('aria-disabled', 'false');</w:t>
       </w:r>
     </w:p>
     <w:p>
@@ -5354,23 +4701,7 @@
           <w:bCs/>
         </w:rPr>
         <w:lastRenderedPageBreak/>
-        <w:t xml:space="preserve">选择器字符串 vs </w:t>
-      </w:r>
-      <w:proofErr w:type="spellStart"/>
-      <w:r>
-        <w:rPr>
-          <w:b/>
-          <w:bCs/>
-        </w:rPr>
-        <w:t>classList</w:t>
-      </w:r>
-      <w:proofErr w:type="spellEnd"/>
-      <w:r>
-        <w:rPr>
-          <w:b/>
-          <w:bCs/>
-        </w:rPr>
-        <w:t xml:space="preserve"> 的区别</w:t>
+        <w:t>选择器字符串 vs classList 的区别</w:t>
       </w:r>
     </w:p>
     <w:p>
@@ -5471,23 +4802,7 @@
                 <w:b/>
                 <w:bCs/>
               </w:rPr>
-              <w:t>CSS 选择器 (</w:t>
-            </w:r>
-            <w:proofErr w:type="spellStart"/>
-            <w:r>
-              <w:rPr>
-                <w:b/>
-                <w:bCs/>
-              </w:rPr>
-              <w:t>querySelector</w:t>
-            </w:r>
-            <w:proofErr w:type="spellEnd"/>
-            <w:r>
-              <w:rPr>
-                <w:b/>
-                <w:bCs/>
-              </w:rPr>
-              <w:t>)</w:t>
+              <w:t>CSS 选择器 (querySelector)</w:t>
             </w:r>
           </w:p>
         </w:tc>
@@ -5518,7 +4833,6 @@
                 <w:bCs/>
               </w:rPr>
             </w:pPr>
-            <w:proofErr w:type="spellStart"/>
             <w:r>
               <w:rPr>
                 <w:b/>
@@ -5526,7 +4840,6 @@
               </w:rPr>
               <w:t>classListAPI</w:t>
             </w:r>
-            <w:proofErr w:type="spellEnd"/>
           </w:p>
         </w:tc>
       </w:tr>
@@ -5696,23 +5009,7 @@
               </w:rPr>
             </w:pPr>
             <w:r>
-              <w:t>CSS 语法字符串 (.</w:t>
-            </w:r>
-            <w:proofErr w:type="spellStart"/>
-            <w:r>
-              <w:t>a.b</w:t>
-            </w:r>
-            <w:proofErr w:type="spellEnd"/>
-            <w:r>
-              <w:t>, #id &gt; .</w:t>
-            </w:r>
-            <w:proofErr w:type="spellStart"/>
-            <w:r>
-              <w:t>cls</w:t>
-            </w:r>
-            <w:proofErr w:type="spellEnd"/>
-            <w:r>
-              <w:t>)</w:t>
+              <w:t>CSS 语法字符串 (.a.b, #id &gt; .cls)</w:t>
             </w:r>
           </w:p>
         </w:tc>
@@ -5805,15 +5102,7 @@
               </w:rPr>
             </w:pPr>
             <w:r>
-              <w:t xml:space="preserve">Element / </w:t>
-            </w:r>
-            <w:proofErr w:type="spellStart"/>
-            <w:r>
-              <w:t>NodeList</w:t>
-            </w:r>
-            <w:proofErr w:type="spellEnd"/>
-            <w:r>
-              <w:t xml:space="preserve"> / null</w:t>
+              <w:t>Element / NodeList / null</w:t>
             </w:r>
           </w:p>
         </w:tc>
@@ -5841,11 +5130,9 @@
                 <w:rFonts w:hint="eastAsia"/>
               </w:rPr>
             </w:pPr>
-            <w:proofErr w:type="spellStart"/>
             <w:r>
               <w:t>DOMTokenList</w:t>
             </w:r>
-            <w:proofErr w:type="spellEnd"/>
           </w:p>
         </w:tc>
       </w:tr>
@@ -5937,13 +5224,8 @@
               </w:rPr>
             </w:pPr>
             <w:r>
-              <w:t xml:space="preserve">再对找到的元素操作 </w:t>
+              <w:t>再对找到的元素操作 classList</w:t>
             </w:r>
-            <w:proofErr w:type="spellStart"/>
-            <w:r>
-              <w:t>classList</w:t>
-            </w:r>
-            <w:proofErr w:type="spellEnd"/>
           </w:p>
         </w:tc>
       </w:tr>
@@ -5982,21 +5264,8 @@
           <w:rFonts w:hint="eastAsia"/>
         </w:rPr>
       </w:pPr>
-      <w:proofErr w:type="spellStart"/>
-      <w:r>
-        <w:t>classList</w:t>
-      </w:r>
-      <w:proofErr w:type="spellEnd"/>
-      <w:r>
-        <w:t> 返回 </w:t>
-      </w:r>
-      <w:proofErr w:type="spellStart"/>
-      <w:r>
-        <w:t>DOMTokenList</w:t>
-      </w:r>
-      <w:proofErr w:type="spellEnd"/>
-      <w:r>
-        <w:t>，是伪数组，自带 add/remove/toggle 但缺少 map/filter。</w:t>
+      <w:r>
+        <w:t>classList 返回 DOMTokenList，是伪数组，自带 add/remove/toggle 但缺少 map/filter。</w:t>
       </w:r>
     </w:p>
     <w:p>
@@ -6023,13 +5292,8 @@
           <w:rFonts w:hint="eastAsia"/>
         </w:rPr>
       </w:pPr>
-      <w:proofErr w:type="spellStart"/>
-      <w:r>
-        <w:t>Array.from</w:t>
-      </w:r>
-      <w:proofErr w:type="spellEnd"/>
-      <w:r>
-        <w:t>() 是将伪数组转为真数组的最佳实践，支持同时映射。</w:t>
+      <w:r>
+        <w:t>Array.from() 是将伪数组转为真数组的最佳实践，支持同时映射。</w:t>
       </w:r>
     </w:p>
     <w:p>
@@ -6043,47 +5307,7 @@
         </w:rPr>
       </w:pPr>
       <w:r>
-        <w:t>工作流：</w:t>
-      </w:r>
-      <w:proofErr w:type="spellStart"/>
-      <w:r>
-        <w:t>querySelector</w:t>
-      </w:r>
-      <w:proofErr w:type="spellEnd"/>
-      <w:r>
-        <w:t> 选元素 → </w:t>
-      </w:r>
-      <w:proofErr w:type="spellStart"/>
-      <w:r>
-        <w:t>Array.from</w:t>
-      </w:r>
-      <w:proofErr w:type="spellEnd"/>
-      <w:r>
-        <w:t xml:space="preserve"> 转 </w:t>
-      </w:r>
-      <w:proofErr w:type="spellStart"/>
-      <w:r>
-        <w:t>NodeList</w:t>
-      </w:r>
-      <w:proofErr w:type="spellEnd"/>
-      <w:r>
-        <w:t xml:space="preserve"> → 遍历每个元素 → 操作 </w:t>
-      </w:r>
-      <w:proofErr w:type="spellStart"/>
-      <w:r>
-        <w:t>classList</w:t>
-      </w:r>
-      <w:proofErr w:type="spellEnd"/>
-      <w:r>
-        <w:t>（必要时也用 </w:t>
-      </w:r>
-      <w:proofErr w:type="spellStart"/>
-      <w:r>
-        <w:t>Array.from</w:t>
-      </w:r>
-      <w:proofErr w:type="spellEnd"/>
-      <w:r>
-        <w:t> 转换以进行复杂判断）。</w:t>
+        <w:t>工作流：querySelector 选元素 → Array.from 转 NodeList → 遍历每个元素 → 操作 classList（必要时也用 Array.from 转换以进行复杂判断）。</w:t>
       </w:r>
     </w:p>
     <w:p>
@@ -7141,11 +6365,9 @@
           <w:rFonts w:hint="eastAsia"/>
         </w:rPr>
       </w:pPr>
-      <w:proofErr w:type="spellStart"/>
       <w:r>
         <w:t>css</w:t>
       </w:r>
-      <w:proofErr w:type="spellEnd"/>
     </w:p>
     <w:p>
       <w:pPr>
@@ -7414,11 +6636,9 @@
           <w:rFonts w:hint="eastAsia"/>
         </w:rPr>
       </w:pPr>
-      <w:proofErr w:type="spellStart"/>
       <w:r>
         <w:t>css</w:t>
       </w:r>
-      <w:proofErr w:type="spellEnd"/>
     </w:p>
     <w:p>
       <w:pPr>
@@ -7441,43 +6661,129 @@
           <w:i/>
           <w:iCs/>
         </w:rPr>
-        <w:t>/* 包含 &lt;</w:t>
-      </w:r>
-      <w:proofErr w:type="spellStart"/>
+        <w:t>/* 包含 &lt;img&gt; 的 &lt;a&gt; 标签添加特殊样式 */</w:t>
+      </w:r>
+    </w:p>
+    <w:p>
+      <w:pPr>
+        <w:rPr>
+          <w:rFonts w:hint="eastAsia"/>
+        </w:rPr>
+      </w:pPr>
+      <w:r>
+        <w:t>a:has(img) {</w:t>
+      </w:r>
+    </w:p>
+    <w:p>
+      <w:pPr>
+        <w:rPr>
+          <w:rFonts w:hint="eastAsia"/>
+        </w:rPr>
+      </w:pPr>
+      <w:r>
+        <w:t xml:space="preserve">  border: 2px solid gold;</w:t>
+      </w:r>
+    </w:p>
+    <w:p>
+      <w:pPr>
+        <w:rPr>
+          <w:rFonts w:hint="eastAsia"/>
+        </w:rPr>
+      </w:pPr>
+      <w:r>
+        <w:t>}</w:t>
+      </w:r>
+    </w:p>
+    <w:p>
+      <w:pPr>
+        <w:rPr>
+          <w:rFonts w:hint="eastAsia"/>
+        </w:rPr>
+      </w:pPr>
+    </w:p>
+    <w:p>
+      <w:pPr>
+        <w:rPr>
+          <w:rFonts w:hint="eastAsia"/>
+        </w:rPr>
+      </w:pPr>
       <w:r>
         <w:rPr>
           <w:i/>
           <w:iCs/>
         </w:rPr>
-        <w:t>img</w:t>
-      </w:r>
-      <w:proofErr w:type="spellEnd"/>
+        <w:t>/* 含有 .error 子元素的 &lt;form&gt; 变红框 */</w:t>
+      </w:r>
+    </w:p>
+    <w:p>
+      <w:pPr>
+        <w:rPr>
+          <w:rFonts w:hint="eastAsia"/>
+        </w:rPr>
+      </w:pPr>
+      <w:r>
+        <w:t>form:has(.error) {</w:t>
+      </w:r>
+    </w:p>
+    <w:p>
+      <w:pPr>
+        <w:rPr>
+          <w:rFonts w:hint="eastAsia"/>
+        </w:rPr>
+      </w:pPr>
+      <w:r>
+        <w:t xml:space="preserve">  border-color: red;</w:t>
+      </w:r>
+    </w:p>
+    <w:p>
+      <w:pPr>
+        <w:rPr>
+          <w:rFonts w:hint="eastAsia"/>
+        </w:rPr>
+      </w:pPr>
+      <w:r>
+        <w:t>}</w:t>
+      </w:r>
+    </w:p>
+    <w:p>
+      <w:pPr>
+        <w:rPr>
+          <w:rFonts w:hint="eastAsia"/>
+        </w:rPr>
+      </w:pPr>
+    </w:p>
+    <w:p>
+      <w:pPr>
+        <w:rPr>
+          <w:rFonts w:hint="eastAsia"/>
+        </w:rPr>
+      </w:pPr>
       <w:r>
         <w:rPr>
           <w:i/>
           <w:iCs/>
         </w:rPr>
-        <w:t>&gt; 的 &lt;a&gt; 标签添加特殊样式 */</w:t>
-      </w:r>
-    </w:p>
-    <w:p>
-      <w:pPr>
-        <w:rPr>
-          <w:rFonts w:hint="eastAsia"/>
-        </w:rPr>
-      </w:pPr>
-      <w:r>
-        <w:t>a:has(img) {</w:t>
-      </w:r>
-    </w:p>
-    <w:p>
-      <w:pPr>
-        <w:rPr>
-          <w:rFonts w:hint="eastAsia"/>
-        </w:rPr>
-      </w:pPr>
-      <w:r>
-        <w:t xml:space="preserve">  border: 2px solid gold;</w:t>
+        <w:t>/* 后面紧跟着 &lt;p&gt; 的 &lt;h2&gt;（兄弟关系） */</w:t>
+      </w:r>
+    </w:p>
+    <w:p>
+      <w:pPr>
+        <w:rPr>
+          <w:rFonts w:hint="eastAsia"/>
+        </w:rPr>
+      </w:pPr>
+      <w:r>
+        <w:t>h2:has(+ p) {</w:t>
+      </w:r>
+    </w:p>
+    <w:p>
+      <w:pPr>
+        <w:rPr>
+          <w:rFonts w:hint="eastAsia"/>
+        </w:rPr>
+      </w:pPr>
+      <w:r>
+        <w:t xml:space="preserve">  margin-bottom: 0;</w:t>
       </w:r>
     </w:p>
     <w:p>
@@ -7508,113 +6814,6 @@
           <w:i/>
           <w:iCs/>
         </w:rPr>
-        <w:t>/* 含有 .error 子元素的 &lt;form&gt; 变红框 */</w:t>
-      </w:r>
-    </w:p>
-    <w:p>
-      <w:pPr>
-        <w:rPr>
-          <w:rFonts w:hint="eastAsia"/>
-        </w:rPr>
-      </w:pPr>
-      <w:proofErr w:type="spellStart"/>
-      <w:r>
-        <w:t>form:has</w:t>
-      </w:r>
-      <w:proofErr w:type="spellEnd"/>
-      <w:r>
-        <w:t>(.error) {</w:t>
-      </w:r>
-    </w:p>
-    <w:p>
-      <w:pPr>
-        <w:rPr>
-          <w:rFonts w:hint="eastAsia"/>
-        </w:rPr>
-      </w:pPr>
-      <w:r>
-        <w:t xml:space="preserve">  border-color: red;</w:t>
-      </w:r>
-    </w:p>
-    <w:p>
-      <w:pPr>
-        <w:rPr>
-          <w:rFonts w:hint="eastAsia"/>
-        </w:rPr>
-      </w:pPr>
-      <w:r>
-        <w:t>}</w:t>
-      </w:r>
-    </w:p>
-    <w:p>
-      <w:pPr>
-        <w:rPr>
-          <w:rFonts w:hint="eastAsia"/>
-        </w:rPr>
-      </w:pPr>
-    </w:p>
-    <w:p>
-      <w:pPr>
-        <w:rPr>
-          <w:rFonts w:hint="eastAsia"/>
-        </w:rPr>
-      </w:pPr>
-      <w:r>
-        <w:rPr>
-          <w:i/>
-          <w:iCs/>
-        </w:rPr>
-        <w:t>/* 后面紧跟着 &lt;p&gt; 的 &lt;h2&gt;（兄弟关系） */</w:t>
-      </w:r>
-    </w:p>
-    <w:p>
-      <w:pPr>
-        <w:rPr>
-          <w:rFonts w:hint="eastAsia"/>
-        </w:rPr>
-      </w:pPr>
-      <w:r>
-        <w:t>h2:has(+ p) {</w:t>
-      </w:r>
-    </w:p>
-    <w:p>
-      <w:pPr>
-        <w:rPr>
-          <w:rFonts w:hint="eastAsia"/>
-        </w:rPr>
-      </w:pPr>
-      <w:r>
-        <w:t xml:space="preserve">  margin-bottom: 0;</w:t>
-      </w:r>
-    </w:p>
-    <w:p>
-      <w:pPr>
-        <w:rPr>
-          <w:rFonts w:hint="eastAsia"/>
-        </w:rPr>
-      </w:pPr>
-      <w:r>
-        <w:t>}</w:t>
-      </w:r>
-    </w:p>
-    <w:p>
-      <w:pPr>
-        <w:rPr>
-          <w:rFonts w:hint="eastAsia"/>
-        </w:rPr>
-      </w:pPr>
-    </w:p>
-    <w:p>
-      <w:pPr>
-        <w:rPr>
-          <w:rFonts w:hint="eastAsia"/>
-        </w:rPr>
-      </w:pPr>
-      <w:r>
-        <w:rPr>
-          <w:i/>
-          <w:iCs/>
-        </w:rPr>
         <w:t>/* 不包含任何 &lt;li&gt; 的 &lt;ul&gt; 隐藏 */</w:t>
       </w:r>
     </w:p>
@@ -7624,13 +6823,8 @@
           <w:rFonts w:hint="eastAsia"/>
         </w:rPr>
       </w:pPr>
-      <w:proofErr w:type="spellStart"/>
-      <w:r>
-        <w:t>ul:not</w:t>
-      </w:r>
-      <w:proofErr w:type="spellEnd"/>
-      <w:r>
-        <w:t>(:has(li)) {</w:t>
+      <w:r>
+        <w:t>ul:not(:has(li)) {</w:t>
       </w:r>
     </w:p>
     <w:p>
@@ -7733,11 +6927,9 @@
           <w:rFonts w:hint="eastAsia"/>
         </w:rPr>
       </w:pPr>
-      <w:proofErr w:type="spellStart"/>
       <w:r>
         <w:t>css</w:t>
       </w:r>
-      <w:proofErr w:type="spellEnd"/>
     </w:p>
     <w:p>
       <w:pPr>
@@ -7769,13 +6961,8 @@
           <w:rFonts w:hint="eastAsia"/>
         </w:rPr>
       </w:pPr>
-      <w:proofErr w:type="spellStart"/>
-      <w:r>
-        <w:t>li:not</w:t>
-      </w:r>
-      <w:proofErr w:type="spellEnd"/>
-      <w:r>
-        <w:t>(.active) {</w:t>
+      <w:r>
+        <w:t>li:not(.active) {</w:t>
       </w:r>
     </w:p>
     <w:p>
@@ -7868,23 +7055,7 @@
           <w:i/>
           <w:iCs/>
         </w:rPr>
-        <w:t xml:space="preserve">/* 没有 </w:t>
-      </w:r>
-      <w:proofErr w:type="spellStart"/>
-      <w:r>
-        <w:rPr>
-          <w:i/>
-          <w:iCs/>
-        </w:rPr>
-        <w:t>href</w:t>
-      </w:r>
-      <w:proofErr w:type="spellEnd"/>
-      <w:r>
-        <w:rPr>
-          <w:i/>
-          <w:iCs/>
-        </w:rPr>
-        <w:t xml:space="preserve"> 属性的 &lt;a&gt; */</w:t>
+        <w:t>/* 没有 href 属性的 &lt;a&gt; */</w:t>
       </w:r>
     </w:p>
     <w:p>
@@ -7981,11 +7152,9 @@
           <w:rFonts w:hint="eastAsia"/>
         </w:rPr>
       </w:pPr>
-      <w:proofErr w:type="spellStart"/>
       <w:r>
         <w:t>css</w:t>
       </w:r>
-      <w:proofErr w:type="spellEnd"/>
     </w:p>
     <w:p>
       <w:pPr>
@@ -8078,13 +7247,8 @@
           <w:rFonts w:hint="eastAsia"/>
         </w:rPr>
       </w:pPr>
-      <w:proofErr w:type="spellStart"/>
-      <w:r>
-        <w:t>div:not</w:t>
-      </w:r>
-      <w:proofErr w:type="spellEnd"/>
-      <w:r>
-        <w:t>(:empty) {</w:t>
+      <w:r>
+        <w:t>div:not(:empty) {</w:t>
       </w:r>
     </w:p>
     <w:p>
@@ -8263,49 +7427,17 @@
         </w:rPr>
       </w:pPr>
       <w:r>
-        <w:t xml:space="preserve">    &lt;</w:t>
-      </w:r>
-      <w:proofErr w:type="spellStart"/>
-      <w:r>
-        <w:t>img</w:t>
-      </w:r>
-      <w:proofErr w:type="spellEnd"/>
-      <w:r>
-        <w:t xml:space="preserve"> </w:t>
-      </w:r>
-      <w:proofErr w:type="spellStart"/>
-      <w:r>
-        <w:t>src</w:t>
-      </w:r>
-      <w:proofErr w:type="spellEnd"/>
-      <w:r>
-        <w:t>="photo.jpg"&gt;</w:t>
-      </w:r>
-    </w:p>
-    <w:p>
-      <w:pPr>
-        <w:rPr>
-          <w:rFonts w:hint="eastAsia"/>
-        </w:rPr>
-      </w:pPr>
-      <w:r>
-        <w:t xml:space="preserve">    &lt;</w:t>
-      </w:r>
-      <w:proofErr w:type="spellStart"/>
-      <w:r>
-        <w:t>figcaption</w:t>
-      </w:r>
-      <w:proofErr w:type="spellEnd"/>
-      <w:r>
-        <w:t>&gt;图片说明&lt;/</w:t>
-      </w:r>
-      <w:proofErr w:type="spellStart"/>
-      <w:r>
-        <w:t>figcaption</w:t>
-      </w:r>
-      <w:proofErr w:type="spellEnd"/>
-      <w:r>
-        <w:t>&gt;</w:t>
+        <w:t xml:space="preserve">    &lt;img src="photo.jpg"&gt;</w:t>
+      </w:r>
+    </w:p>
+    <w:p>
+      <w:pPr>
+        <w:rPr>
+          <w:rFonts w:hint="eastAsia"/>
+        </w:rPr>
+      </w:pPr>
+      <w:r>
+        <w:t xml:space="preserve">    &lt;figcaption&gt;图片说明&lt;/figcaption&gt;</w:t>
       </w:r>
     </w:p>
     <w:p>
@@ -8344,11 +7476,9 @@
           <w:rFonts w:hint="eastAsia"/>
         </w:rPr>
       </w:pPr>
-      <w:proofErr w:type="spellStart"/>
       <w:r>
         <w:t>css</w:t>
       </w:r>
-      <w:proofErr w:type="spellEnd"/>
     </w:p>
     <w:p>
       <w:pPr>
@@ -8381,13 +7511,8 @@
           <w:rFonts w:hint="eastAsia"/>
         </w:rPr>
       </w:pPr>
-      <w:proofErr w:type="spellStart"/>
-      <w:r>
-        <w:t>article:has</w:t>
-      </w:r>
-      <w:proofErr w:type="spellEnd"/>
-      <w:r>
-        <w:t>(figure) {</w:t>
+      <w:r>
+        <w:t>article:has(figure) {</w:t>
       </w:r>
     </w:p>
     <w:p>
@@ -8540,54 +7665,17 @@
           <w:i/>
           <w:iCs/>
         </w:rPr>
-        <w:t xml:space="preserve">/* 4. figure 中有 </w:t>
-      </w:r>
-      <w:proofErr w:type="spellStart"/>
-      <w:r>
-        <w:rPr>
-          <w:i/>
-          <w:iCs/>
-        </w:rPr>
-        <w:t>figcaption</w:t>
-      </w:r>
-      <w:proofErr w:type="spellEnd"/>
-      <w:r>
-        <w:rPr>
-          <w:i/>
-          <w:iCs/>
-        </w:rPr>
-        <w:t xml:space="preserve"> 时，图片加圆角 */</w:t>
-      </w:r>
-    </w:p>
-    <w:p>
-      <w:pPr>
-        <w:rPr>
-          <w:rFonts w:hint="eastAsia"/>
-        </w:rPr>
-      </w:pPr>
-      <w:proofErr w:type="spellStart"/>
-      <w:r>
-        <w:t>figure:has</w:t>
-      </w:r>
-      <w:proofErr w:type="spellEnd"/>
-      <w:r>
-        <w:t>(</w:t>
-      </w:r>
-      <w:proofErr w:type="spellStart"/>
-      <w:r>
-        <w:t>figcaption</w:t>
-      </w:r>
-      <w:proofErr w:type="spellEnd"/>
-      <w:r>
-        <w:t xml:space="preserve">) </w:t>
-      </w:r>
-      <w:proofErr w:type="spellStart"/>
-      <w:r>
-        <w:t>img</w:t>
-      </w:r>
-      <w:proofErr w:type="spellEnd"/>
-      <w:r>
-        <w:t xml:space="preserve"> {</w:t>
+        <w:t>/* 4. figure 中有 figcaption 时，图片加圆角 */</w:t>
+      </w:r>
+    </w:p>
+    <w:p>
+      <w:pPr>
+        <w:rPr>
+          <w:rFonts w:hint="eastAsia"/>
+        </w:rPr>
+      </w:pPr>
+      <w:r>
+        <w:t>figure:has(figcaption) img {</w:t>
       </w:r>
     </w:p>
     <w:p>
@@ -9314,21 +8402,7 @@
         <w:rPr>
           <w:rFonts w:hint="eastAsia"/>
         </w:rPr>
-        <w:t>改造元素的一部分，不算真实</w:t>
-      </w:r>
-      <w:proofErr w:type="spellStart"/>
-      <w:r>
-        <w:rPr>
-          <w:rFonts w:hint="eastAsia"/>
-        </w:rPr>
-        <w:t>dom</w:t>
-      </w:r>
-      <w:proofErr w:type="spellEnd"/>
-      <w:r>
-        <w:rPr>
-          <w:rFonts w:hint="eastAsia"/>
-        </w:rPr>
-        <w:t>一部分，主要目的减少一些无意义的标签</w:t>
+        <w:t>改造元素的一部分，不算真实dom一部分，主要目的减少一些无意义的标签</w:t>
       </w:r>
     </w:p>
     <w:p>
@@ -10298,21 +9372,7 @@
         <w:rPr>
           <w:rFonts w:hint="eastAsia"/>
         </w:rPr>
-        <w:t>，不改变</w:t>
-      </w:r>
-      <w:proofErr w:type="spellStart"/>
-      <w:r>
-        <w:rPr>
-          <w:rFonts w:hint="eastAsia"/>
-        </w:rPr>
-        <w:t>dom</w:t>
-      </w:r>
-      <w:proofErr w:type="spellEnd"/>
-      <w:r>
-        <w:rPr>
-          <w:rFonts w:hint="eastAsia"/>
-        </w:rPr>
-        <w:t>结构，只改变显示顺序，设置在子元素上</w:t>
+        <w:t>，不改变dom结构，只改变显示顺序，设置在子元素上</w:t>
       </w:r>
     </w:p>
     <w:p>
@@ -10584,6 +9644,11 @@
       </w:pPr>
     </w:p>
     <w:p>
+      <w:pPr>
+        <w:rPr>
+          <w:rFonts w:hint="eastAsia"/>
+        </w:rPr>
+      </w:pPr>
       <w:r>
         <w:rPr>
           <w:rFonts w:hint="eastAsia"/>
@@ -10591,7 +9656,13 @@
         <w:t>Grid</w:t>
       </w:r>
     </w:p>
-    <w:p/>
+    <w:p>
+      <w:pPr>
+        <w:rPr>
+          <w:rFonts w:hint="eastAsia"/>
+        </w:rPr>
+      </w:pPr>
+    </w:p>
     <w:p>
       <w:pPr>
         <w:pStyle w:val="1"/>
@@ -10603,28 +9674,15 @@
         <w:rPr>
           <w:rFonts w:hint="eastAsia"/>
         </w:rPr>
-        <w:t>07</w:t>
-      </w:r>
-      <w:r>
-        <w:rPr>
-          <w:rFonts w:hint="eastAsia"/>
-        </w:rPr>
-        <w:t>19</w:t>
-      </w:r>
-      <w:r>
-        <w:rPr>
-          <w:rFonts w:hint="eastAsia"/>
-        </w:rPr>
-        <w:t xml:space="preserve"> </w:t>
-      </w:r>
-      <w:r>
-        <w:rPr>
-          <w:rFonts w:hint="eastAsia"/>
-        </w:rPr>
-        <w:t>grid</w:t>
-      </w:r>
-    </w:p>
-    <w:p>
+        <w:t>0719 grid</w:t>
+      </w:r>
+    </w:p>
+    <w:p>
+      <w:pPr>
+        <w:rPr>
+          <w:rFonts w:hint="eastAsia"/>
+        </w:rPr>
+      </w:pPr>
       <w:r>
         <w:rPr>
           <w:rFonts w:hint="eastAsia"/>
@@ -10660,6 +9718,11 @@
       </w:r>
     </w:p>
     <w:p>
+      <w:pPr>
+        <w:rPr>
+          <w:rFonts w:hint="eastAsia"/>
+        </w:rPr>
+      </w:pPr>
       <w:r>
         <w:rPr>
           <w:rFonts w:hint="eastAsia"/>
@@ -10684,6 +9747,11 @@
       </w:r>
     </w:p>
     <w:p>
+      <w:pPr>
+        <w:rPr>
+          <w:rFonts w:hint="eastAsia"/>
+        </w:rPr>
+      </w:pPr>
       <w:r>
         <w:t xml:space="preserve">grid-template-rows: 100px 200px; </w:t>
       </w:r>
@@ -10714,6 +9782,9 @@
       <w:pPr>
         <w:widowControl/>
         <w:jc w:val="left"/>
+        <w:rPr>
+          <w:rFonts w:hint="eastAsia"/>
+        </w:rPr>
       </w:pPr>
       <w:r>
         <w:t>justify-content</w:t>
@@ -10738,6 +9809,9 @@
       <w:pPr>
         <w:widowControl/>
         <w:jc w:val="left"/>
+        <w:rPr>
+          <w:rFonts w:hint="eastAsia"/>
+        </w:rPr>
       </w:pPr>
       <w:r>
         <w:rPr>
@@ -10808,7 +9882,13 @@
         <w:t>同理</w:t>
       </w:r>
     </w:p>
-    <w:p/>
+    <w:p>
+      <w:pPr>
+        <w:rPr>
+          <w:rFonts w:hint="eastAsia"/>
+        </w:rPr>
+      </w:pPr>
+    </w:p>
     <w:p>
       <w:pPr>
         <w:rPr>
@@ -12484,6 +11564,7 @@
   <w:style w:type="character" w:default="1" w:styleId="a0">
     <w:name w:val="Default Paragraph Font"/>
     <w:uiPriority w:val="1"/>
+    <w:semiHidden/>
     <w:unhideWhenUsed/>
   </w:style>
   <w:style w:type="table" w:default="1" w:styleId="a1">

--- a/lesson.docx
+++ b/lesson.docx
@@ -2428,22 +2428,16 @@
         <w:t>具体代码</w:t>
       </w:r>
       <w:r>
-        <w:t>：用document.documentElement表示 HTML 根节点，使用toggle()方法添加或移除类。</w:t>
-      </w:r>
-    </w:p>
-    <w:p>
-      <w:pPr>
-        <w:rPr>
-          <w:rFonts w:hint="eastAsia"/>
-        </w:rPr>
-      </w:pPr>
-    </w:p>
-    <w:p>
-      <w:pPr>
-        <w:rPr>
-          <w:rFonts w:hint="eastAsia"/>
-        </w:rPr>
-      </w:pPr>
+        <w:t>：用</w:t>
+      </w:r>
+      <w:proofErr w:type="spellStart"/>
+      <w:r>
+        <w:t>document.documentElement</w:t>
+      </w:r>
+      <w:proofErr w:type="spellEnd"/>
+      <w:r>
+        <w:t>表示 HTML 根节点，使用toggle()方法添加或移除类。</w:t>
+      </w:r>
     </w:p>
     <w:p>
       <w:pPr>
@@ -2478,11 +2472,19 @@
           <w:rFonts w:hint="eastAsia"/>
         </w:rPr>
       </w:pPr>
-      <w:r>
-        <w:rPr>
-          <w:rFonts w:hint="eastAsia"/>
-        </w:rPr>
-        <w:t>Var(--XX, #000000)</w:t>
+      <w:proofErr w:type="gramStart"/>
+      <w:r>
+        <w:rPr>
+          <w:rFonts w:hint="eastAsia"/>
+        </w:rPr>
+        <w:t>Var(</w:t>
+      </w:r>
+      <w:proofErr w:type="gramEnd"/>
+      <w:r>
+        <w:rPr>
+          <w:rFonts w:hint="eastAsia"/>
+        </w:rPr>
+        <w:t>--XX, #000000)</w:t>
       </w:r>
     </w:p>
     <w:p>
@@ -2504,24 +2506,40 @@
           <w:rFonts w:hint="eastAsia"/>
         </w:rPr>
       </w:pPr>
-      <w:r>
-        <w:rPr>
-          <w:rFonts w:hint="eastAsia"/>
-        </w:rPr>
-        <w:t>Min()</w:t>
-      </w:r>
-    </w:p>
-    <w:p>
-      <w:pPr>
-        <w:rPr>
-          <w:rFonts w:hint="eastAsia"/>
-        </w:rPr>
-      </w:pPr>
-      <w:r>
-        <w:rPr>
-          <w:rFonts w:hint="eastAsia"/>
-        </w:rPr>
-        <w:t>Max()</w:t>
+      <w:proofErr w:type="gramStart"/>
+      <w:r>
+        <w:rPr>
+          <w:rFonts w:hint="eastAsia"/>
+        </w:rPr>
+        <w:t>Min(</w:t>
+      </w:r>
+      <w:proofErr w:type="gramEnd"/>
+      <w:r>
+        <w:rPr>
+          <w:rFonts w:hint="eastAsia"/>
+        </w:rPr>
+        <w:t>)</w:t>
+      </w:r>
+    </w:p>
+    <w:p>
+      <w:pPr>
+        <w:rPr>
+          <w:rFonts w:hint="eastAsia"/>
+        </w:rPr>
+      </w:pPr>
+      <w:proofErr w:type="gramStart"/>
+      <w:r>
+        <w:rPr>
+          <w:rFonts w:hint="eastAsia"/>
+        </w:rPr>
+        <w:t>Max(</w:t>
+      </w:r>
+      <w:proofErr w:type="gramEnd"/>
+      <w:r>
+        <w:rPr>
+          <w:rFonts w:hint="eastAsia"/>
+        </w:rPr>
+        <w:t>)</w:t>
       </w:r>
     </w:p>
     <w:p>
@@ -2545,6 +2563,7 @@
       <w:r>
         <w:t xml:space="preserve">font-size: </w:t>
       </w:r>
+      <w:proofErr w:type="gramStart"/>
       <w:r>
         <w:rPr>
           <w:b/>
@@ -2553,7 +2572,11 @@
         <w:t>clamp</w:t>
       </w:r>
       <w:r>
-        <w:t>(16px, 2vw, 30px);</w:t>
+        <w:t>(</w:t>
+      </w:r>
+      <w:proofErr w:type="gramEnd"/>
+      <w:r>
+        <w:t>16px, 2vw, 30px);</w:t>
       </w:r>
     </w:p>
     <w:p>
@@ -2586,8 +2609,16 @@
         <w:rPr>
           <w:rFonts w:hint="eastAsia"/>
         </w:rPr>
-        <w:t xml:space="preserve"> vite</w:t>
-      </w:r>
+        <w:t xml:space="preserve"> </w:t>
+      </w:r>
+      <w:proofErr w:type="spellStart"/>
+      <w:r>
+        <w:rPr>
+          <w:rFonts w:hint="eastAsia"/>
+        </w:rPr>
+        <w:t>vite</w:t>
+      </w:r>
+      <w:proofErr w:type="spellEnd"/>
       <w:r>
         <w:rPr>
           <w:rFonts w:hint="eastAsia"/>
@@ -2614,11 +2645,27 @@
           <w:rFonts w:hint="eastAsia"/>
         </w:rPr>
       </w:pPr>
-      <w:r>
-        <w:rPr>
-          <w:rFonts w:hint="eastAsia"/>
-        </w:rPr>
-        <w:t>.baseStyle{</w:t>
+      <w:proofErr w:type="gramStart"/>
+      <w:r>
+        <w:rPr>
+          <w:rFonts w:hint="eastAsia"/>
+        </w:rPr>
+        <w:t>.</w:t>
+      </w:r>
+      <w:proofErr w:type="spellStart"/>
+      <w:r>
+        <w:rPr>
+          <w:rFonts w:hint="eastAsia"/>
+        </w:rPr>
+        <w:t>baseStyle</w:t>
+      </w:r>
+      <w:proofErr w:type="spellEnd"/>
+      <w:proofErr w:type="gramEnd"/>
+      <w:r>
+        <w:rPr>
+          <w:rFonts w:hint="eastAsia"/>
+        </w:rPr>
+        <w:t>{</w:t>
       </w:r>
     </w:p>
     <w:p>
@@ -2666,38 +2713,76 @@
           <w:rFonts w:hint="eastAsia"/>
         </w:rPr>
       </w:pPr>
-      <w:r>
-        <w:rPr>
-          <w:rFonts w:hint="eastAsia"/>
-        </w:rPr>
-        <w:t>.primaryButton{</w:t>
-      </w:r>
-    </w:p>
-    <w:p>
-      <w:pPr>
-        <w:rPr>
-          <w:rFonts w:hint="eastAsia"/>
-        </w:rPr>
-      </w:pPr>
-      <w:r>
-        <w:rPr>
-          <w:rFonts w:hint="eastAsia"/>
-        </w:rPr>
-        <w:t xml:space="preserve">    composes: baseStyle baseStyle1 baseStyle2</w:t>
-      </w:r>
-    </w:p>
-    <w:p>
-      <w:pPr>
-        <w:rPr>
-          <w:rFonts w:hint="eastAsia"/>
-        </w:rPr>
-      </w:pPr>
-      <w:r>
-        <w:rPr>
-          <w:rFonts w:hint="eastAsia"/>
-        </w:rPr>
-        <w:t xml:space="preserve">    color:XXX</w:t>
-      </w:r>
+      <w:proofErr w:type="gramStart"/>
+      <w:r>
+        <w:rPr>
+          <w:rFonts w:hint="eastAsia"/>
+        </w:rPr>
+        <w:t>.</w:t>
+      </w:r>
+      <w:proofErr w:type="spellStart"/>
+      <w:r>
+        <w:rPr>
+          <w:rFonts w:hint="eastAsia"/>
+        </w:rPr>
+        <w:t>primaryButton</w:t>
+      </w:r>
+      <w:proofErr w:type="spellEnd"/>
+      <w:proofErr w:type="gramEnd"/>
+      <w:r>
+        <w:rPr>
+          <w:rFonts w:hint="eastAsia"/>
+        </w:rPr>
+        <w:t>{</w:t>
+      </w:r>
+    </w:p>
+    <w:p>
+      <w:pPr>
+        <w:rPr>
+          <w:rFonts w:hint="eastAsia"/>
+        </w:rPr>
+      </w:pPr>
+      <w:r>
+        <w:rPr>
+          <w:rFonts w:hint="eastAsia"/>
+        </w:rPr>
+        <w:t xml:space="preserve">    composes: </w:t>
+      </w:r>
+      <w:proofErr w:type="spellStart"/>
+      <w:r>
+        <w:rPr>
+          <w:rFonts w:hint="eastAsia"/>
+        </w:rPr>
+        <w:t>baseStyle</w:t>
+      </w:r>
+      <w:proofErr w:type="spellEnd"/>
+      <w:r>
+        <w:rPr>
+          <w:rFonts w:hint="eastAsia"/>
+        </w:rPr>
+        <w:t xml:space="preserve"> baseStyle1 baseStyle2</w:t>
+      </w:r>
+    </w:p>
+    <w:p>
+      <w:pPr>
+        <w:rPr>
+          <w:rFonts w:hint="eastAsia"/>
+        </w:rPr>
+      </w:pPr>
+      <w:r>
+        <w:rPr>
+          <w:rFonts w:hint="eastAsia"/>
+        </w:rPr>
+        <w:t xml:space="preserve">    </w:t>
+      </w:r>
+      <w:proofErr w:type="spellStart"/>
+      <w:r>
+        <w:rPr>
+          <w:rFonts w:hint="eastAsia"/>
+        </w:rPr>
+        <w:t>color:XXX</w:t>
+      </w:r>
+      <w:proofErr w:type="spellEnd"/>
     </w:p>
     <w:p>
       <w:pPr>
@@ -2796,7 +2881,35 @@
         <w:rPr>
           <w:rFonts w:hint="eastAsia"/>
         </w:rPr>
-        <w:t>作业：Classlist的返回，伪数组，使用Array.from转换</w:t>
+        <w:t>作业：</w:t>
+      </w:r>
+      <w:proofErr w:type="spellStart"/>
+      <w:r>
+        <w:rPr>
+          <w:rFonts w:hint="eastAsia"/>
+        </w:rPr>
+        <w:t>Classlist</w:t>
+      </w:r>
+      <w:proofErr w:type="spellEnd"/>
+      <w:r>
+        <w:rPr>
+          <w:rFonts w:hint="eastAsia"/>
+        </w:rPr>
+        <w:t>的返回，伪数组，使用</w:t>
+      </w:r>
+      <w:proofErr w:type="spellStart"/>
+      <w:r>
+        <w:rPr>
+          <w:rFonts w:hint="eastAsia"/>
+        </w:rPr>
+        <w:t>Array.from</w:t>
+      </w:r>
+      <w:proofErr w:type="spellEnd"/>
+      <w:r>
+        <w:rPr>
+          <w:rFonts w:hint="eastAsia"/>
+        </w:rPr>
+        <w:t>转换</w:t>
       </w:r>
     </w:p>
     <w:p>
@@ -2840,7 +2953,6 @@
         </w:rPr>
       </w:pPr>
       <w:r>
-        <w:lastRenderedPageBreak/>
         <w:t>本次课程从基础讲起，对 CSS 变量、函数、模块、概念、框架及性能优化等多方面知识进行了讲解。</w:t>
       </w:r>
     </w:p>
@@ -2859,10 +2971,19 @@
           <w:b/>
           <w:bCs/>
         </w:rPr>
+        <w:lastRenderedPageBreak/>
         <w:t>复习与作业</w:t>
       </w:r>
       <w:r>
-        <w:t>：回顾上节课 SNS 主题页切换相关内容，本次课后作业为研究 classList，包括其返回值、转换数组方法及常用操作。</w:t>
+        <w:t xml:space="preserve">：回顾上节课 SNS 主题页切换相关内容，本次课后作业为研究 </w:t>
+      </w:r>
+      <w:proofErr w:type="spellStart"/>
+      <w:r>
+        <w:t>classList</w:t>
+      </w:r>
+      <w:proofErr w:type="spellEnd"/>
+      <w:r>
+        <w:t>，包括其返回值、转换数组方法及常用操作。</w:t>
       </w:r>
     </w:p>
     <w:p>
@@ -2925,7 +3046,15 @@
         <w:t>作用域</w:t>
       </w:r>
       <w:r>
-        <w:t>：变量放在 HTML 里是全局变量，放在特定选择器如 div.card 中是局部变量，遵循就近原则，:root 是伪类，优先级比 HTML 高。</w:t>
+        <w:t xml:space="preserve">：变量放在 HTML 里是全局变量，放在特定选择器如 </w:t>
+      </w:r>
+      <w:proofErr w:type="spellStart"/>
+      <w:r>
+        <w:t>div.card</w:t>
+      </w:r>
+      <w:proofErr w:type="spellEnd"/>
+      <w:r>
+        <w:t xml:space="preserve"> 中是局部变量，遵循就近原则，:root 是伪类，优先级比 HTML 高。</w:t>
       </w:r>
     </w:p>
     <w:p>
@@ -3282,7 +3411,23 @@
         <w:t>存储</w:t>
       </w:r>
       <w:r>
-        <w:t>：写在独立的.css 文件，或 style 标签里，浏览器通过 CSS 解析器读取。</w:t>
+        <w:t>：写在独立的.</w:t>
+      </w:r>
+      <w:proofErr w:type="spellStart"/>
+      <w:r>
+        <w:t>css</w:t>
+      </w:r>
+      <w:proofErr w:type="spellEnd"/>
+      <w:r>
+        <w:t xml:space="preserve"> 文件，或 style 标签里，浏览器通过 CSS </w:t>
+      </w:r>
+      <w:proofErr w:type="gramStart"/>
+      <w:r>
+        <w:t>解析器</w:t>
+      </w:r>
+      <w:proofErr w:type="gramEnd"/>
+      <w:r>
+        <w:t>读取。</w:t>
       </w:r>
     </w:p>
     <w:p>
@@ -3387,73 +3532,118 @@
         <w:t>CSS 性能优化</w:t>
       </w:r>
       <w:r>
-        <w:t>：样式有行内样式、style 标签内样式、外部链接样式表三种写法，外部链接样式表虽常用，但增加 HTTP 请求，性能优化方法是关键 CSS 放 style 里，非关键的外部引用。</w:t>
-      </w:r>
-    </w:p>
-    <w:p>
-      <w:pPr>
-        <w:rPr>
-          <w:rFonts w:hint="eastAsia"/>
-        </w:rPr>
-      </w:pPr>
-    </w:p>
-    <w:p>
-      <w:pPr>
-        <w:rPr>
-          <w:rFonts w:hint="eastAsia"/>
-        </w:rPr>
-      </w:pPr>
-    </w:p>
-    <w:p>
-      <w:pPr>
-        <w:rPr>
-          <w:rFonts w:hint="eastAsia"/>
-        </w:rPr>
-      </w:pPr>
-    </w:p>
-    <w:p>
-      <w:pPr>
-        <w:rPr>
-          <w:rFonts w:hint="eastAsia"/>
-        </w:rPr>
-      </w:pPr>
-    </w:p>
-    <w:p>
-      <w:pPr>
-        <w:rPr>
-          <w:rFonts w:hint="eastAsia"/>
-          <w:b/>
-          <w:bCs/>
-        </w:rPr>
-      </w:pPr>
-      <w:r>
-        <w:rPr>
-          <w:b/>
-          <w:bCs/>
-        </w:rPr>
+        <w:t>：样式有行内样式、style 标签内样式、外部链接样式表三种写法，外部链接</w:t>
+      </w:r>
+      <w:proofErr w:type="gramStart"/>
+      <w:r>
+        <w:t>样式表虽常用</w:t>
+      </w:r>
+      <w:proofErr w:type="gramEnd"/>
+      <w:r>
+        <w:t>，但增加 HTTP 请求，性能优化方法是关键 CSS 放 style 里，非关键的外部引用。</w:t>
+      </w:r>
+    </w:p>
+    <w:p>
+      <w:pPr>
+        <w:rPr>
+          <w:rFonts w:hint="eastAsia"/>
+        </w:rPr>
+      </w:pPr>
+    </w:p>
+    <w:p>
+      <w:pPr>
+        <w:rPr>
+          <w:rFonts w:hint="eastAsia"/>
+        </w:rPr>
+      </w:pPr>
+    </w:p>
+    <w:p>
+      <w:pPr>
+        <w:rPr>
+          <w:rFonts w:hint="eastAsia"/>
+        </w:rPr>
+      </w:pPr>
+    </w:p>
+    <w:p>
+      <w:pPr>
+        <w:rPr>
+          <w:rFonts w:hint="eastAsia"/>
+        </w:rPr>
+      </w:pPr>
+    </w:p>
+    <w:p>
+      <w:pPr>
+        <w:rPr>
+          <w:rFonts w:hint="eastAsia"/>
+          <w:b/>
+          <w:bCs/>
+        </w:rPr>
+      </w:pPr>
+      <w:r>
+        <w:rPr>
+          <w:b/>
+          <w:bCs/>
+        </w:rPr>
+        <w:t xml:space="preserve">1. </w:t>
+      </w:r>
+      <w:proofErr w:type="spellStart"/>
+      <w:r>
+        <w:rPr>
+          <w:b/>
+          <w:bCs/>
+        </w:rPr>
+        <w:t>classList</w:t>
+      </w:r>
+      <w:proofErr w:type="spellEnd"/>
+      <w:r>
+        <w:rPr>
+          <w:b/>
+          <w:bCs/>
+        </w:rPr>
+        <w:t xml:space="preserve"> 的返回值：</w:t>
+      </w:r>
+      <w:proofErr w:type="spellStart"/>
+      <w:r>
+        <w:rPr>
+          <w:b/>
+          <w:bCs/>
+        </w:rPr>
+        <w:t>DOMTokenList</w:t>
+      </w:r>
+      <w:proofErr w:type="spellEnd"/>
+    </w:p>
+    <w:p>
+      <w:pPr>
+        <w:rPr>
+          <w:rFonts w:hint="eastAsia"/>
+        </w:rPr>
+      </w:pPr>
+      <w:r>
+        <w:t>当你访问一个元素的 </w:t>
+      </w:r>
+      <w:proofErr w:type="spellStart"/>
+      <w:r>
+        <w:t>element.classList</w:t>
+      </w:r>
+      <w:proofErr w:type="spellEnd"/>
+      <w:r>
+        <w:t> 时，返回的</w:t>
+      </w:r>
+      <w:r>
+        <w:rPr>
+          <w:b/>
+          <w:bCs/>
+        </w:rPr>
+        <w:t>不是</w:t>
+      </w:r>
+      <w:r>
+        <w:t>普通的 JavaScript 数组，而是一</w:t>
+      </w:r>
+      <w:r>
         <w:lastRenderedPageBreak/>
-        <w:t>1. classList 的返回值：DOMTokenList</w:t>
-      </w:r>
-    </w:p>
-    <w:p>
-      <w:pPr>
-        <w:rPr>
-          <w:rFonts w:hint="eastAsia"/>
-        </w:rPr>
-      </w:pPr>
-      <w:r>
-        <w:t>当你访问一个元素的 element.classList 时，返回的</w:t>
-      </w:r>
-      <w:r>
-        <w:rPr>
-          <w:b/>
-          <w:bCs/>
-        </w:rPr>
-        <w:t>不是</w:t>
-      </w:r>
-      <w:r>
-        <w:t>普通的 JavaScript 数组，而是一个 </w:t>
-      </w:r>
+        <w:t>个 </w:t>
+      </w:r>
+      <w:proofErr w:type="spellStart"/>
       <w:r>
         <w:rPr>
           <w:b/>
@@ -3461,6 +3651,7 @@
         </w:rPr>
         <w:t>DOMTokenList</w:t>
       </w:r>
+      <w:proofErr w:type="spellEnd"/>
       <w:r>
         <w:t> 对象。</w:t>
       </w:r>
@@ -3504,7 +3695,23 @@
         </w:rPr>
       </w:pPr>
       <w:r>
-        <w:t>add(className) / remove(className)</w:t>
+        <w:t>add(</w:t>
+      </w:r>
+      <w:proofErr w:type="spellStart"/>
+      <w:r>
+        <w:t>className</w:t>
+      </w:r>
+      <w:proofErr w:type="spellEnd"/>
+      <w:r>
+        <w:t>) / remove(</w:t>
+      </w:r>
+      <w:proofErr w:type="spellStart"/>
+      <w:r>
+        <w:t>className</w:t>
+      </w:r>
+      <w:proofErr w:type="spellEnd"/>
+      <w:r>
+        <w:t>)</w:t>
       </w:r>
     </w:p>
     <w:p>
@@ -3518,7 +3725,15 @@
         </w:rPr>
       </w:pPr>
       <w:r>
-        <w:t>toggle(className)</w:t>
+        <w:t>toggle(</w:t>
+      </w:r>
+      <w:proofErr w:type="spellStart"/>
+      <w:r>
+        <w:t>className</w:t>
+      </w:r>
+      <w:proofErr w:type="spellEnd"/>
+      <w:r>
+        <w:t>)</w:t>
       </w:r>
     </w:p>
     <w:p>
@@ -3532,7 +3747,15 @@
         </w:rPr>
       </w:pPr>
       <w:r>
-        <w:t>contains(className)</w:t>
+        <w:t>contains(</w:t>
+      </w:r>
+      <w:proofErr w:type="spellStart"/>
+      <w:r>
+        <w:t>className</w:t>
+      </w:r>
+      <w:proofErr w:type="spellEnd"/>
+      <w:r>
+        <w:t>)</w:t>
       </w:r>
     </w:p>
     <w:p>
@@ -3545,8 +3768,13 @@
           <w:rFonts w:hint="eastAsia"/>
         </w:rPr>
       </w:pPr>
-      <w:r>
-        <w:t>replace(old, new)</w:t>
+      <w:proofErr w:type="gramStart"/>
+      <w:r>
+        <w:t>replace(</w:t>
+      </w:r>
+      <w:proofErr w:type="gramEnd"/>
+      <w:r>
+        <w:t>old, new)</w:t>
       </w:r>
     </w:p>
     <w:p>
@@ -3560,18 +3788,36 @@
         </w:rPr>
       </w:pPr>
       <w:r>
-        <w:t>局限性：它没有数组的高阶方法，如 map(), filter(), reduce(), forEach() (注：现代浏览器已支持 forEach，但 map/filter 仍不支持)。</w:t>
-      </w:r>
-    </w:p>
-    <w:p>
-      <w:pPr>
-        <w:rPr>
-          <w:rFonts w:hint="eastAsia"/>
-        </w:rPr>
-      </w:pPr>
+        <w:t>局限性：它没有数组的高阶方法，如 map(), filter(), reduce(), </w:t>
+      </w:r>
+      <w:proofErr w:type="spellStart"/>
+      <w:r>
+        <w:t>forEach</w:t>
+      </w:r>
+      <w:proofErr w:type="spellEnd"/>
+      <w:r>
+        <w:t xml:space="preserve">() (注：现代浏览器已支持 </w:t>
+      </w:r>
+      <w:proofErr w:type="spellStart"/>
+      <w:r>
+        <w:t>forEach</w:t>
+      </w:r>
+      <w:proofErr w:type="spellEnd"/>
+      <w:r>
+        <w:t>，但 map/filter 仍不支持)。</w:t>
+      </w:r>
+    </w:p>
+    <w:p>
+      <w:pPr>
+        <w:rPr>
+          <w:rFonts w:hint="eastAsia"/>
+        </w:rPr>
+      </w:pPr>
+      <w:proofErr w:type="spellStart"/>
       <w:r>
         <w:t>javascript</w:t>
       </w:r>
+      <w:proofErr w:type="spellEnd"/>
     </w:p>
     <w:p>
       <w:pPr>
@@ -3590,17 +3836,45 @@
         </w:rPr>
       </w:pPr>
       <w:r>
-        <w:t>const el = document.querySelector('.box');</w:t>
-      </w:r>
-    </w:p>
-    <w:p>
-      <w:pPr>
-        <w:rPr>
-          <w:rFonts w:hint="eastAsia"/>
-        </w:rPr>
-      </w:pPr>
-      <w:r>
-        <w:t xml:space="preserve">console.log(el.classList); </w:t>
+        <w:t xml:space="preserve">const el = </w:t>
+      </w:r>
+      <w:proofErr w:type="spellStart"/>
+      <w:proofErr w:type="gramStart"/>
+      <w:r>
+        <w:t>document.querySelector</w:t>
+      </w:r>
+      <w:proofErr w:type="spellEnd"/>
+      <w:proofErr w:type="gramEnd"/>
+      <w:r>
+        <w:t>(</w:t>
+      </w:r>
+      <w:proofErr w:type="gramStart"/>
+      <w:r>
+        <w:t>'.box</w:t>
+      </w:r>
+      <w:proofErr w:type="gramEnd"/>
+      <w:r>
+        <w:t>');</w:t>
+      </w:r>
+    </w:p>
+    <w:p>
+      <w:pPr>
+        <w:rPr>
+          <w:rFonts w:hint="eastAsia"/>
+        </w:rPr>
+      </w:pPr>
+      <w:r>
+        <w:t>console.log(</w:t>
+      </w:r>
+      <w:proofErr w:type="spellStart"/>
+      <w:proofErr w:type="gramStart"/>
+      <w:r>
+        <w:t>el.classList</w:t>
+      </w:r>
+      <w:proofErr w:type="spellEnd"/>
+      <w:proofErr w:type="gramEnd"/>
+      <w:r>
+        <w:t xml:space="preserve">); </w:t>
       </w:r>
     </w:p>
     <w:p>
@@ -3614,7 +3888,23 @@
           <w:i/>
           <w:iCs/>
         </w:rPr>
-        <w:t>// 输出: DOMTokenList ["active", "visible", length: 2, value: "active visible"]</w:t>
+        <w:t xml:space="preserve">// 输出: </w:t>
+      </w:r>
+      <w:proofErr w:type="spellStart"/>
+      <w:r>
+        <w:rPr>
+          <w:i/>
+          <w:iCs/>
+        </w:rPr>
+        <w:t>DOMTokenList</w:t>
+      </w:r>
+      <w:proofErr w:type="spellEnd"/>
+      <w:r>
+        <w:rPr>
+          <w:i/>
+          <w:iCs/>
+        </w:rPr>
+        <w:t xml:space="preserve"> ["active", "visible", length: 2, value: "active visible"]</w:t>
       </w:r>
     </w:p>
     <w:p>
@@ -3659,7 +3949,23 @@
           <w:b/>
           <w:bCs/>
         </w:rPr>
-        <w:t>拥有数字索引和 length 属性，但没有继承自 Array.prototype 方法的对象</w:t>
+        <w:t>拥有数字索引和 length 属性，但没有继承自 </w:t>
+      </w:r>
+      <w:proofErr w:type="spellStart"/>
+      <w:r>
+        <w:rPr>
+          <w:b/>
+          <w:bCs/>
+        </w:rPr>
+        <w:t>Array.prototype</w:t>
+      </w:r>
+      <w:proofErr w:type="spellEnd"/>
+      <w:r>
+        <w:rPr>
+          <w:b/>
+          <w:bCs/>
+        </w:rPr>
+        <w:t> 方法的对象</w:t>
       </w:r>
       <w:r>
         <w:t>。</w:t>
@@ -3691,8 +3997,21 @@
           <w:rFonts w:hint="eastAsia"/>
         </w:rPr>
       </w:pPr>
-      <w:r>
-        <w:t>DOMTokenList (classList)</w:t>
+      <w:proofErr w:type="spellStart"/>
+      <w:r>
+        <w:t>DOMTokenList</w:t>
+      </w:r>
+      <w:proofErr w:type="spellEnd"/>
+      <w:r>
+        <w:t> (</w:t>
+      </w:r>
+      <w:proofErr w:type="spellStart"/>
+      <w:r>
+        <w:t>classList</w:t>
+      </w:r>
+      <w:proofErr w:type="spellEnd"/>
+      <w:r>
+        <w:t>)</w:t>
       </w:r>
     </w:p>
     <w:p>
@@ -3705,8 +4024,21 @@
           <w:rFonts w:hint="eastAsia"/>
         </w:rPr>
       </w:pPr>
-      <w:r>
-        <w:t>NodeList (document.querySelectorAll() 的返回值)</w:t>
+      <w:proofErr w:type="spellStart"/>
+      <w:r>
+        <w:t>NodeList</w:t>
+      </w:r>
+      <w:proofErr w:type="spellEnd"/>
+      <w:r>
+        <w:t> (</w:t>
+      </w:r>
+      <w:proofErr w:type="spellStart"/>
+      <w:r>
+        <w:t>document.querySelectorAll</w:t>
+      </w:r>
+      <w:proofErr w:type="spellEnd"/>
+      <w:r>
+        <w:t>() 的返回值)</w:t>
       </w:r>
     </w:p>
     <w:p>
@@ -3719,8 +4051,21 @@
           <w:rFonts w:hint="eastAsia"/>
         </w:rPr>
       </w:pPr>
-      <w:r>
-        <w:t>HTMLCollection (document.getElementsByClassName() 的返回值)</w:t>
+      <w:proofErr w:type="spellStart"/>
+      <w:r>
+        <w:t>HTMLCollection</w:t>
+      </w:r>
+      <w:proofErr w:type="spellEnd"/>
+      <w:r>
+        <w:t> (</w:t>
+      </w:r>
+      <w:proofErr w:type="spellStart"/>
+      <w:r>
+        <w:t>document.getElementsByClassName</w:t>
+      </w:r>
+      <w:proofErr w:type="spellEnd"/>
+      <w:r>
+        <w:t>() 的返回值)</w:t>
       </w:r>
     </w:p>
     <w:p>
@@ -3760,7 +4105,15 @@
         </w:rPr>
       </w:pPr>
       <w:r>
-        <w:t>因为伪数组无法直接使用强大的数组方法来处理数据。例如，你想过滤出所有包含特定前缀的类名，或者将类名映射为新的数据结构，就必须先将其转换为真正的数组。</w:t>
+        <w:t>因为伪数组无法直接使用强大的数组方法来处理数据。例如，你想过滤出所有包含特定前缀的类名，</w:t>
+      </w:r>
+      <w:proofErr w:type="gramStart"/>
+      <w:r>
+        <w:t>或者将类名</w:t>
+      </w:r>
+      <w:proofErr w:type="gramEnd"/>
+      <w:r>
+        <w:t>映射为新的数据结构，就必须先将其转换为真正的数组。</w:t>
       </w:r>
     </w:p>
     <w:p>
@@ -3788,17 +4141,38 @@
           <w:b/>
           <w:bCs/>
         </w:rPr>
-        <w:t>3. 使用 Array.from() 进行转换</w:t>
-      </w:r>
-    </w:p>
-    <w:p>
-      <w:pPr>
-        <w:rPr>
-          <w:rFonts w:hint="eastAsia"/>
-        </w:rPr>
-      </w:pPr>
-      <w:r>
-        <w:t>Array.from() 是 ES6 引入的方法，专门用于将</w:t>
+        <w:t xml:space="preserve">3. 使用 </w:t>
+      </w:r>
+      <w:proofErr w:type="spellStart"/>
+      <w:r>
+        <w:rPr>
+          <w:b/>
+          <w:bCs/>
+        </w:rPr>
+        <w:t>Array.from</w:t>
+      </w:r>
+      <w:proofErr w:type="spellEnd"/>
+      <w:r>
+        <w:rPr>
+          <w:b/>
+          <w:bCs/>
+        </w:rPr>
+        <w:t>() 进行转换</w:t>
+      </w:r>
+    </w:p>
+    <w:p>
+      <w:pPr>
+        <w:rPr>
+          <w:rFonts w:hint="eastAsia"/>
+        </w:rPr>
+      </w:pPr>
+      <w:proofErr w:type="spellStart"/>
+      <w:r>
+        <w:t>Array.from</w:t>
+      </w:r>
+      <w:proofErr w:type="spellEnd"/>
+      <w:r>
+        <w:t>() 是 ES6 引入的方法，专门用于将</w:t>
       </w:r>
       <w:r>
         <w:rPr>
@@ -3843,9 +4217,11 @@
           <w:rFonts w:hint="eastAsia"/>
         </w:rPr>
       </w:pPr>
+      <w:proofErr w:type="spellStart"/>
       <w:r>
         <w:t>javascript</w:t>
       </w:r>
+      <w:proofErr w:type="spellEnd"/>
     </w:p>
     <w:p>
       <w:pPr>
@@ -3864,7 +4240,25 @@
         </w:rPr>
       </w:pPr>
       <w:r>
-        <w:t>const classList = element.classList;</w:t>
+        <w:t xml:space="preserve">const </w:t>
+      </w:r>
+      <w:proofErr w:type="spellStart"/>
+      <w:r>
+        <w:t>classList</w:t>
+      </w:r>
+      <w:proofErr w:type="spellEnd"/>
+      <w:r>
+        <w:t xml:space="preserve"> = </w:t>
+      </w:r>
+      <w:proofErr w:type="spellStart"/>
+      <w:proofErr w:type="gramStart"/>
+      <w:r>
+        <w:t>element.classList</w:t>
+      </w:r>
+      <w:proofErr w:type="spellEnd"/>
+      <w:proofErr w:type="gramEnd"/>
+      <w:r>
+        <w:t>;</w:t>
       </w:r>
     </w:p>
     <w:p>
@@ -3910,7 +4304,31 @@
         </w:rPr>
       </w:pPr>
       <w:r>
-        <w:t>const classArray = Array.from(classList);</w:t>
+        <w:t xml:space="preserve">const </w:t>
+      </w:r>
+      <w:proofErr w:type="spellStart"/>
+      <w:r>
+        <w:t>classArray</w:t>
+      </w:r>
+      <w:proofErr w:type="spellEnd"/>
+      <w:r>
+        <w:t xml:space="preserve"> = </w:t>
+      </w:r>
+      <w:proofErr w:type="spellStart"/>
+      <w:r>
+        <w:t>Array.from</w:t>
+      </w:r>
+      <w:proofErr w:type="spellEnd"/>
+      <w:r>
+        <w:t>(</w:t>
+      </w:r>
+      <w:proofErr w:type="spellStart"/>
+      <w:r>
+        <w:t>classList</w:t>
+      </w:r>
+      <w:proofErr w:type="spellEnd"/>
+      <w:r>
+        <w:t>);</w:t>
       </w:r>
     </w:p>
     <w:p>
@@ -3941,17 +4359,87 @@
         </w:rPr>
       </w:pPr>
       <w:r>
-        <w:t>const activeClasses = classArray.filter(cls =&gt; cls.startsWith('is-'));</w:t>
-      </w:r>
-    </w:p>
-    <w:p>
-      <w:pPr>
-        <w:rPr>
-          <w:rFonts w:hint="eastAsia"/>
-        </w:rPr>
-      </w:pPr>
-      <w:r>
-        <w:t>const upperClasses = classArray.map(cls =&gt; cls.toUpperCase());</w:t>
+        <w:t xml:space="preserve">const </w:t>
+      </w:r>
+      <w:proofErr w:type="spellStart"/>
+      <w:r>
+        <w:t>activeClasses</w:t>
+      </w:r>
+      <w:proofErr w:type="spellEnd"/>
+      <w:r>
+        <w:t xml:space="preserve"> = </w:t>
+      </w:r>
+      <w:proofErr w:type="spellStart"/>
+      <w:r>
+        <w:t>classArray.filter</w:t>
+      </w:r>
+      <w:proofErr w:type="spellEnd"/>
+      <w:r>
+        <w:t>(</w:t>
+      </w:r>
+      <w:proofErr w:type="spellStart"/>
+      <w:r>
+        <w:t>cls</w:t>
+      </w:r>
+      <w:proofErr w:type="spellEnd"/>
+      <w:r>
+        <w:t xml:space="preserve"> =&gt; </w:t>
+      </w:r>
+      <w:proofErr w:type="spellStart"/>
+      <w:proofErr w:type="gramStart"/>
+      <w:r>
+        <w:t>cls.startsWith</w:t>
+      </w:r>
+      <w:proofErr w:type="spellEnd"/>
+      <w:proofErr w:type="gramEnd"/>
+      <w:r>
+        <w:t>('is-'));</w:t>
+      </w:r>
+    </w:p>
+    <w:p>
+      <w:pPr>
+        <w:rPr>
+          <w:rFonts w:hint="eastAsia"/>
+        </w:rPr>
+      </w:pPr>
+      <w:r>
+        <w:t xml:space="preserve">const </w:t>
+      </w:r>
+      <w:proofErr w:type="spellStart"/>
+      <w:r>
+        <w:t>upperClasses</w:t>
+      </w:r>
+      <w:proofErr w:type="spellEnd"/>
+      <w:r>
+        <w:t xml:space="preserve"> = </w:t>
+      </w:r>
+      <w:proofErr w:type="spellStart"/>
+      <w:proofErr w:type="gramStart"/>
+      <w:r>
+        <w:t>classArray.map</w:t>
+      </w:r>
+      <w:proofErr w:type="spellEnd"/>
+      <w:r>
+        <w:t>(</w:t>
+      </w:r>
+      <w:proofErr w:type="spellStart"/>
+      <w:proofErr w:type="gramEnd"/>
+      <w:r>
+        <w:t>cls</w:t>
+      </w:r>
+      <w:proofErr w:type="spellEnd"/>
+      <w:r>
+        <w:t xml:space="preserve"> =&gt; </w:t>
+      </w:r>
+      <w:proofErr w:type="spellStart"/>
+      <w:proofErr w:type="gramStart"/>
+      <w:r>
+        <w:t>cls.toUpperCase</w:t>
+      </w:r>
+      <w:proofErr w:type="spellEnd"/>
+      <w:proofErr w:type="gramEnd"/>
+      <w:r>
+        <w:t>());</w:t>
       </w:r>
     </w:p>
     <w:p>
@@ -3976,28 +4464,43 @@
           <w:rFonts w:hint="eastAsia"/>
         </w:rPr>
       </w:pPr>
+      <w:proofErr w:type="spellStart"/>
+      <w:r>
+        <w:t>Array.from</w:t>
+      </w:r>
+      <w:proofErr w:type="spellEnd"/>
+      <w:r>
+        <w:t xml:space="preserve"> 接受第二个参数作为 </w:t>
+      </w:r>
+      <w:proofErr w:type="spellStart"/>
+      <w:r>
+        <w:t>mapFn</w:t>
+      </w:r>
+      <w:proofErr w:type="spellEnd"/>
+      <w:r>
+        <w:t>，可以在转换的同时进行处理，避免创建中间数组：</w:t>
+      </w:r>
+    </w:p>
+    <w:p>
+      <w:pPr>
+        <w:rPr>
+          <w:rFonts w:hint="eastAsia"/>
+        </w:rPr>
+      </w:pPr>
+      <w:proofErr w:type="spellStart"/>
+      <w:r>
+        <w:t>javascript</w:t>
+      </w:r>
+      <w:proofErr w:type="spellEnd"/>
+    </w:p>
+    <w:p>
+      <w:pPr>
+        <w:rPr>
+          <w:rFonts w:hint="eastAsia"/>
+        </w:rPr>
+      </w:pPr>
       <w:r>
         <w:lastRenderedPageBreak/>
-        <w:t>Array.from 接受第二个参数作为 mapFn，可以在转换的同时进行处理，避免创建中间数组：</w:t>
-      </w:r>
-    </w:p>
-    <w:p>
-      <w:pPr>
-        <w:rPr>
-          <w:rFonts w:hint="eastAsia"/>
-        </w:rPr>
-      </w:pPr>
-      <w:r>
-        <w:t>javascript</w:t>
-      </w:r>
-    </w:p>
-    <w:p>
-      <w:pPr>
-        <w:rPr>
-          <w:rFonts w:hint="eastAsia"/>
-        </w:rPr>
-      </w:pPr>
-      <w:r>
         <w:t>编辑</w:t>
       </w:r>
     </w:p>
@@ -4022,27 +4525,92 @@
         </w:rPr>
       </w:pPr>
       <w:r>
-        <w:t>const result = Array.from(element.classList, cls =&gt; {</w:t>
-      </w:r>
-    </w:p>
-    <w:p>
-      <w:pPr>
-        <w:rPr>
-          <w:rFonts w:hint="eastAsia"/>
-        </w:rPr>
-      </w:pPr>
-      <w:r>
-        <w:t xml:space="preserve">    return cls.includes('--') ? cls : null;</w:t>
-      </w:r>
-    </w:p>
-    <w:p>
-      <w:pPr>
-        <w:rPr>
-          <w:rFonts w:hint="eastAsia"/>
-        </w:rPr>
-      </w:pPr>
-      <w:r>
-        <w:t>}).filter(Boolean);</w:t>
+        <w:t xml:space="preserve">const result = </w:t>
+      </w:r>
+      <w:proofErr w:type="spellStart"/>
+      <w:r>
+        <w:t>Array.from</w:t>
+      </w:r>
+      <w:proofErr w:type="spellEnd"/>
+      <w:r>
+        <w:t>(</w:t>
+      </w:r>
+      <w:proofErr w:type="spellStart"/>
+      <w:proofErr w:type="gramStart"/>
+      <w:r>
+        <w:t>element.classList</w:t>
+      </w:r>
+      <w:proofErr w:type="spellEnd"/>
+      <w:proofErr w:type="gramEnd"/>
+      <w:r>
+        <w:t xml:space="preserve">, </w:t>
+      </w:r>
+      <w:proofErr w:type="spellStart"/>
+      <w:r>
+        <w:t>cls</w:t>
+      </w:r>
+      <w:proofErr w:type="spellEnd"/>
+      <w:r>
+        <w:t xml:space="preserve"> =&gt; {</w:t>
+      </w:r>
+    </w:p>
+    <w:p>
+      <w:pPr>
+        <w:rPr>
+          <w:rFonts w:hint="eastAsia"/>
+        </w:rPr>
+      </w:pPr>
+      <w:r>
+        <w:t xml:space="preserve">    return </w:t>
+      </w:r>
+      <w:proofErr w:type="spellStart"/>
+      <w:proofErr w:type="gramStart"/>
+      <w:r>
+        <w:t>cls.includes</w:t>
+      </w:r>
+      <w:proofErr w:type="spellEnd"/>
+      <w:proofErr w:type="gramEnd"/>
+      <w:r>
+        <w:t>('--'</w:t>
+      </w:r>
+      <w:proofErr w:type="gramStart"/>
+      <w:r>
+        <w:t>) ?</w:t>
+      </w:r>
+      <w:proofErr w:type="gramEnd"/>
+      <w:r>
+        <w:t xml:space="preserve"> </w:t>
+      </w:r>
+      <w:proofErr w:type="spellStart"/>
+      <w:proofErr w:type="gramStart"/>
+      <w:r>
+        <w:t>cls</w:t>
+      </w:r>
+      <w:proofErr w:type="spellEnd"/>
+      <w:r>
+        <w:t xml:space="preserve"> :</w:t>
+      </w:r>
+      <w:proofErr w:type="gramEnd"/>
+      <w:r>
+        <w:t xml:space="preserve"> null;</w:t>
+      </w:r>
+    </w:p>
+    <w:p>
+      <w:pPr>
+        <w:rPr>
+          <w:rFonts w:hint="eastAsia"/>
+        </w:rPr>
+      </w:pPr>
+      <w:r>
+        <w:t>}</w:t>
+      </w:r>
+      <w:proofErr w:type="gramStart"/>
+      <w:r>
+        <w:t>).filter</w:t>
+      </w:r>
+      <w:proofErr w:type="gramEnd"/>
+      <w:r>
+        <w:t>(Boolean);</w:t>
       </w:r>
     </w:p>
     <w:p>
@@ -4196,8 +4764,13 @@
                 <w:rFonts w:hint="eastAsia"/>
               </w:rPr>
             </w:pPr>
+            <w:proofErr w:type="spellStart"/>
             <w:r>
-              <w:t>Array.from(obj)</w:t>
+              <w:t>Array.from</w:t>
+            </w:r>
+            <w:proofErr w:type="spellEnd"/>
+            <w:r>
+              <w:t>(obj)</w:t>
             </w:r>
           </w:p>
         </w:tc>
@@ -4338,8 +4911,18 @@
                 <w:rFonts w:hint="eastAsia"/>
               </w:rPr>
             </w:pPr>
+            <w:proofErr w:type="spellStart"/>
+            <w:proofErr w:type="gramStart"/>
             <w:r>
-              <w:t>Array.prototype.slice.call(obj)</w:t>
+              <w:t>Array.prototype.slice</w:t>
+            </w:r>
+            <w:proofErr w:type="gramEnd"/>
+            <w:r>
+              <w:t>.call</w:t>
+            </w:r>
+            <w:proofErr w:type="spellEnd"/>
+            <w:r>
+              <w:t>(obj)</w:t>
             </w:r>
           </w:p>
         </w:tc>
@@ -4405,17 +4988,49 @@
           <w:b/>
           <w:bCs/>
         </w:rPr>
-        <w:t>4. Selector 选择器与 classList 的配合</w:t>
-      </w:r>
-    </w:p>
-    <w:p>
-      <w:pPr>
-        <w:rPr>
-          <w:rFonts w:hint="eastAsia"/>
-        </w:rPr>
-      </w:pPr>
-      <w:r>
-        <w:t>在实际开发中，classList 很少单独使用，通常与 CSS 选择器配合完成"查找 → 操作"的流程。</w:t>
+        <w:t xml:space="preserve">4. Selector 选择器与 </w:t>
+      </w:r>
+      <w:proofErr w:type="spellStart"/>
+      <w:r>
+        <w:rPr>
+          <w:b/>
+          <w:bCs/>
+        </w:rPr>
+        <w:t>classList</w:t>
+      </w:r>
+      <w:proofErr w:type="spellEnd"/>
+      <w:r>
+        <w:rPr>
+          <w:b/>
+          <w:bCs/>
+        </w:rPr>
+        <w:t xml:space="preserve"> 的配合</w:t>
+      </w:r>
+    </w:p>
+    <w:p>
+      <w:pPr>
+        <w:rPr>
+          <w:rFonts w:hint="eastAsia"/>
+        </w:rPr>
+      </w:pPr>
+      <w:r>
+        <w:t>在实际开发中，</w:t>
+      </w:r>
+      <w:proofErr w:type="spellStart"/>
+      <w:r>
+        <w:t>classList</w:t>
+      </w:r>
+      <w:proofErr w:type="spellEnd"/>
+      <w:r>
+        <w:t> 很少单独使用，通常与 CSS 选择</w:t>
+      </w:r>
+      <w:proofErr w:type="gramStart"/>
+      <w:r>
+        <w:t>器配合</w:t>
+      </w:r>
+      <w:proofErr w:type="gramEnd"/>
+      <w:r>
+        <w:t>完成"查找 → 操作"的流程。</w:t>
       </w:r>
     </w:p>
     <w:p>
@@ -4440,9 +5055,11 @@
           <w:rFonts w:hint="eastAsia"/>
         </w:rPr>
       </w:pPr>
+      <w:proofErr w:type="spellStart"/>
       <w:r>
         <w:t>javascript</w:t>
       </w:r>
+      <w:proofErr w:type="spellEnd"/>
     </w:p>
     <w:p>
       <w:pPr>
@@ -4475,7 +5092,27 @@
         </w:rPr>
       </w:pPr>
       <w:r>
-        <w:t>const el = document.querySelector('.nav-item.active');</w:t>
+        <w:t xml:space="preserve">const el = </w:t>
+      </w:r>
+      <w:proofErr w:type="spellStart"/>
+      <w:proofErr w:type="gramStart"/>
+      <w:r>
+        <w:t>document.querySelector</w:t>
+      </w:r>
+      <w:proofErr w:type="spellEnd"/>
+      <w:proofErr w:type="gramEnd"/>
+      <w:r>
+        <w:t>('.nav-</w:t>
+      </w:r>
+      <w:proofErr w:type="spellStart"/>
+      <w:proofErr w:type="gramStart"/>
+      <w:r>
+        <w:t>item.active</w:t>
+      </w:r>
+      <w:proofErr w:type="spellEnd"/>
+      <w:proofErr w:type="gramEnd"/>
+      <w:r>
+        <w:t>');</w:t>
       </w:r>
     </w:p>
     <w:p>
@@ -4496,135 +5133,186 @@
           <w:i/>
           <w:iCs/>
         </w:rPr>
-        <w:t>// 多个元素（返回 NodeList 伪数组）</w:t>
-      </w:r>
-    </w:p>
-    <w:p>
-      <w:pPr>
-        <w:rPr>
-          <w:rFonts w:hint="eastAsia"/>
-        </w:rPr>
-      </w:pPr>
-      <w:r>
-        <w:t>const items = document.querySelectorAll('.list-item');</w:t>
-      </w:r>
-    </w:p>
-    <w:p>
-      <w:pPr>
-        <w:rPr>
-          <w:rFonts w:hint="eastAsia"/>
-          <w:b/>
-          <w:bCs/>
-        </w:rPr>
-      </w:pPr>
-      <w:r>
-        <w:rPr>
-          <w:b/>
-          <w:bCs/>
-        </w:rPr>
-        <w:t>实战示例：批量操作类名</w:t>
-      </w:r>
-    </w:p>
-    <w:p>
-      <w:pPr>
-        <w:rPr>
-          <w:rFonts w:hint="eastAsia"/>
-        </w:rPr>
-      </w:pPr>
-      <w:r>
-        <w:t>javascript</w:t>
-      </w:r>
-    </w:p>
-    <w:p>
-      <w:pPr>
-        <w:rPr>
-          <w:rFonts w:hint="eastAsia"/>
-        </w:rPr>
-      </w:pPr>
-      <w:r>
-        <w:t>编辑</w:t>
-      </w:r>
-    </w:p>
-    <w:p>
-      <w:pPr>
-        <w:rPr>
-          <w:rFonts w:hint="eastAsia"/>
-        </w:rPr>
-      </w:pPr>
+        <w:t xml:space="preserve">// 多个元素（返回 </w:t>
+      </w:r>
+      <w:proofErr w:type="spellStart"/>
       <w:r>
         <w:rPr>
           <w:i/>
           <w:iCs/>
         </w:rPr>
-        <w:t>// 场景：将所有带有 .card 的元素中，含有 .disabled 的类名提取出来并移除</w:t>
-      </w:r>
-    </w:p>
-    <w:p>
-      <w:pPr>
-        <w:rPr>
-          <w:rFonts w:hint="eastAsia"/>
-        </w:rPr>
-      </w:pPr>
-    </w:p>
-    <w:p>
-      <w:pPr>
-        <w:rPr>
-          <w:rFonts w:hint="eastAsia"/>
-        </w:rPr>
-      </w:pPr>
-      <w:r>
-        <w:t xml:space="preserve">const cards = document.querySelectorAll('.card'); </w:t>
-      </w:r>
+        <w:t>NodeList</w:t>
+      </w:r>
+      <w:proofErr w:type="spellEnd"/>
       <w:r>
         <w:rPr>
           <w:i/>
           <w:iCs/>
         </w:rPr>
-        <w:t>// NodeList (伪数组)</w:t>
-      </w:r>
-    </w:p>
-    <w:p>
-      <w:pPr>
-        <w:rPr>
-          <w:rFonts w:hint="eastAsia"/>
-        </w:rPr>
-      </w:pPr>
-    </w:p>
-    <w:p>
-      <w:pPr>
-        <w:rPr>
-          <w:rFonts w:hint="eastAsia"/>
-        </w:rPr>
-      </w:pPr>
-      <w:r>
-        <w:t>Array.from(cards).forEach(card =&gt; {</w:t>
-      </w:r>
-    </w:p>
-    <w:p>
-      <w:pPr>
-        <w:rPr>
-          <w:rFonts w:hint="eastAsia"/>
-        </w:rPr>
-      </w:pPr>
-      <w:r>
-        <w:t xml:space="preserve">    </w:t>
-      </w:r>
+        <w:t xml:space="preserve"> 伪数组）</w:t>
+      </w:r>
+    </w:p>
+    <w:p>
+      <w:pPr>
+        <w:rPr>
+          <w:rFonts w:hint="eastAsia"/>
+        </w:rPr>
+      </w:pPr>
+      <w:r>
+        <w:t xml:space="preserve">const items = </w:t>
+      </w:r>
+      <w:proofErr w:type="spellStart"/>
+      <w:proofErr w:type="gramStart"/>
+      <w:r>
+        <w:t>document.querySelectorAll</w:t>
+      </w:r>
+      <w:proofErr w:type="spellEnd"/>
+      <w:proofErr w:type="gramEnd"/>
+      <w:r>
+        <w:t>(</w:t>
+      </w:r>
+      <w:proofErr w:type="gramStart"/>
+      <w:r>
+        <w:t>'.list</w:t>
+      </w:r>
+      <w:proofErr w:type="gramEnd"/>
+      <w:r>
+        <w:t>-item');</w:t>
+      </w:r>
+    </w:p>
+    <w:p>
+      <w:pPr>
+        <w:rPr>
+          <w:rFonts w:hint="eastAsia"/>
+          <w:b/>
+          <w:bCs/>
+        </w:rPr>
+      </w:pPr>
+      <w:r>
+        <w:rPr>
+          <w:b/>
+          <w:bCs/>
+        </w:rPr>
+        <w:t>实战示例：批量操作类名</w:t>
+      </w:r>
+    </w:p>
+    <w:p>
+      <w:pPr>
+        <w:rPr>
+          <w:rFonts w:hint="eastAsia"/>
+        </w:rPr>
+      </w:pPr>
+      <w:proofErr w:type="spellStart"/>
+      <w:r>
+        <w:t>javascript</w:t>
+      </w:r>
+      <w:proofErr w:type="spellEnd"/>
+    </w:p>
+    <w:p>
+      <w:pPr>
+        <w:rPr>
+          <w:rFonts w:hint="eastAsia"/>
+        </w:rPr>
+      </w:pPr>
+      <w:r>
+        <w:t>编辑</w:t>
+      </w:r>
+    </w:p>
+    <w:p>
+      <w:pPr>
+        <w:rPr>
+          <w:rFonts w:hint="eastAsia"/>
+        </w:rPr>
+      </w:pPr>
       <w:r>
         <w:rPr>
           <w:i/>
           <w:iCs/>
         </w:rPr>
-        <w:t>// card.classList 也是伪数组 (DOMTokenList)</w:t>
-      </w:r>
-    </w:p>
-    <w:p>
-      <w:pPr>
-        <w:rPr>
-          <w:rFonts w:hint="eastAsia"/>
-        </w:rPr>
-      </w:pPr>
-      <w:r>
-        <w:t xml:space="preserve">    const classes = Array.from(card.classList);</w:t>
+        <w:t>// 场景：将所有带有 .card 的元素中，含有 .disabled 的类名提取出来并移除</w:t>
+      </w:r>
+    </w:p>
+    <w:p>
+      <w:pPr>
+        <w:rPr>
+          <w:rFonts w:hint="eastAsia"/>
+        </w:rPr>
+      </w:pPr>
+    </w:p>
+    <w:p>
+      <w:pPr>
+        <w:rPr>
+          <w:rFonts w:hint="eastAsia"/>
+        </w:rPr>
+      </w:pPr>
+      <w:r>
+        <w:t xml:space="preserve">const cards = </w:t>
+      </w:r>
+      <w:proofErr w:type="spellStart"/>
+      <w:r>
+        <w:t>document.querySelectorAll</w:t>
+      </w:r>
+      <w:proofErr w:type="spellEnd"/>
+      <w:r>
+        <w:t xml:space="preserve">('.card'); </w:t>
+      </w:r>
+      <w:r>
+        <w:rPr>
+          <w:i/>
+          <w:iCs/>
+        </w:rPr>
+        <w:t xml:space="preserve">// </w:t>
+      </w:r>
+      <w:proofErr w:type="spellStart"/>
+      <w:r>
+        <w:rPr>
+          <w:i/>
+          <w:iCs/>
+        </w:rPr>
+        <w:t>NodeList</w:t>
+      </w:r>
+      <w:proofErr w:type="spellEnd"/>
+      <w:r>
+        <w:rPr>
+          <w:i/>
+          <w:iCs/>
+        </w:rPr>
+        <w:t xml:space="preserve"> (伪数组)</w:t>
+      </w:r>
+    </w:p>
+    <w:p>
+      <w:pPr>
+        <w:rPr>
+          <w:rFonts w:hint="eastAsia"/>
+        </w:rPr>
+      </w:pPr>
+    </w:p>
+    <w:p>
+      <w:pPr>
+        <w:rPr>
+          <w:rFonts w:hint="eastAsia"/>
+        </w:rPr>
+      </w:pPr>
+      <w:proofErr w:type="spellStart"/>
+      <w:r>
+        <w:t>Array.from</w:t>
+      </w:r>
+      <w:proofErr w:type="spellEnd"/>
+      <w:r>
+        <w:t>(cards</w:t>
+      </w:r>
+      <w:proofErr w:type="gramStart"/>
+      <w:r>
+        <w:t>).</w:t>
+      </w:r>
+      <w:proofErr w:type="spellStart"/>
+      <w:r>
+        <w:t>forEach</w:t>
+      </w:r>
+      <w:proofErr w:type="spellEnd"/>
+      <w:proofErr w:type="gramEnd"/>
+      <w:r>
+        <w:t>(card =&gt; {</w:t>
       </w:r>
     </w:p>
     <w:p>
@@ -4636,35 +5324,142 @@
       <w:r>
         <w:t xml:space="preserve">    </w:t>
       </w:r>
-    </w:p>
-    <w:p>
-      <w:pPr>
-        <w:rPr>
-          <w:rFonts w:hint="eastAsia"/>
-        </w:rPr>
-      </w:pPr>
-      <w:r>
-        <w:t xml:space="preserve">    if (classes.includes('disabled')) {</w:t>
-      </w:r>
-    </w:p>
-    <w:p>
-      <w:pPr>
-        <w:rPr>
-          <w:rFonts w:hint="eastAsia"/>
-        </w:rPr>
-      </w:pPr>
-      <w:r>
-        <w:t xml:space="preserve">        card.classList.remove('disabled');</w:t>
-      </w:r>
-    </w:p>
-    <w:p>
-      <w:pPr>
-        <w:rPr>
-          <w:rFonts w:hint="eastAsia"/>
-        </w:rPr>
-      </w:pPr>
-      <w:r>
-        <w:t xml:space="preserve">        card.setAttribute('aria-disabled', 'false');</w:t>
+      <w:r>
+        <w:rPr>
+          <w:i/>
+          <w:iCs/>
+        </w:rPr>
+        <w:t xml:space="preserve">// </w:t>
+      </w:r>
+      <w:proofErr w:type="spellStart"/>
+      <w:r>
+        <w:rPr>
+          <w:i/>
+          <w:iCs/>
+        </w:rPr>
+        <w:t>card.classList</w:t>
+      </w:r>
+      <w:proofErr w:type="spellEnd"/>
+      <w:r>
+        <w:rPr>
+          <w:i/>
+          <w:iCs/>
+        </w:rPr>
+        <w:t xml:space="preserve"> 也是伪数组 (</w:t>
+      </w:r>
+      <w:proofErr w:type="spellStart"/>
+      <w:r>
+        <w:rPr>
+          <w:i/>
+          <w:iCs/>
+        </w:rPr>
+        <w:t>DOMTokenList</w:t>
+      </w:r>
+      <w:proofErr w:type="spellEnd"/>
+      <w:r>
+        <w:rPr>
+          <w:i/>
+          <w:iCs/>
+        </w:rPr>
+        <w:t>)</w:t>
+      </w:r>
+    </w:p>
+    <w:p>
+      <w:pPr>
+        <w:rPr>
+          <w:rFonts w:hint="eastAsia"/>
+        </w:rPr>
+      </w:pPr>
+      <w:r>
+        <w:t xml:space="preserve">    const classes = </w:t>
+      </w:r>
+      <w:proofErr w:type="spellStart"/>
+      <w:r>
+        <w:t>Array.from</w:t>
+      </w:r>
+      <w:proofErr w:type="spellEnd"/>
+      <w:r>
+        <w:t>(</w:t>
+      </w:r>
+      <w:proofErr w:type="spellStart"/>
+      <w:proofErr w:type="gramStart"/>
+      <w:r>
+        <w:t>card.classList</w:t>
+      </w:r>
+      <w:proofErr w:type="spellEnd"/>
+      <w:proofErr w:type="gramEnd"/>
+      <w:r>
+        <w:t>);</w:t>
+      </w:r>
+    </w:p>
+    <w:p>
+      <w:pPr>
+        <w:rPr>
+          <w:rFonts w:hint="eastAsia"/>
+        </w:rPr>
+      </w:pPr>
+      <w:r>
+        <w:t xml:space="preserve">    </w:t>
+      </w:r>
+    </w:p>
+    <w:p>
+      <w:pPr>
+        <w:rPr>
+          <w:rFonts w:hint="eastAsia"/>
+        </w:rPr>
+      </w:pPr>
+      <w:r>
+        <w:t xml:space="preserve">    if (</w:t>
+      </w:r>
+      <w:proofErr w:type="spellStart"/>
+      <w:proofErr w:type="gramStart"/>
+      <w:r>
+        <w:t>classes.includes</w:t>
+      </w:r>
+      <w:proofErr w:type="spellEnd"/>
+      <w:proofErr w:type="gramEnd"/>
+      <w:r>
+        <w:t>('disabled')) {</w:t>
+      </w:r>
+    </w:p>
+    <w:p>
+      <w:pPr>
+        <w:rPr>
+          <w:rFonts w:hint="eastAsia"/>
+        </w:rPr>
+      </w:pPr>
+      <w:r>
+        <w:t xml:space="preserve">        </w:t>
+      </w:r>
+      <w:proofErr w:type="spellStart"/>
+      <w:proofErr w:type="gramStart"/>
+      <w:r>
+        <w:t>card.classList.remove</w:t>
+      </w:r>
+      <w:proofErr w:type="spellEnd"/>
+      <w:proofErr w:type="gramEnd"/>
+      <w:r>
+        <w:t>('disabled');</w:t>
+      </w:r>
+    </w:p>
+    <w:p>
+      <w:pPr>
+        <w:rPr>
+          <w:rFonts w:hint="eastAsia"/>
+        </w:rPr>
+      </w:pPr>
+      <w:r>
+        <w:t xml:space="preserve">        </w:t>
+      </w:r>
+      <w:proofErr w:type="spellStart"/>
+      <w:proofErr w:type="gramStart"/>
+      <w:r>
+        <w:t>card.setAttribute</w:t>
+      </w:r>
+      <w:proofErr w:type="spellEnd"/>
+      <w:proofErr w:type="gramEnd"/>
+      <w:r>
+        <w:t>('aria-disabled', 'false');</w:t>
       </w:r>
     </w:p>
     <w:p>
@@ -4700,8 +5495,23 @@
           <w:b/>
           <w:bCs/>
         </w:rPr>
-        <w:lastRenderedPageBreak/>
-        <w:t>选择器字符串 vs classList 的区别</w:t>
+        <w:t xml:space="preserve">选择器字符串 vs </w:t>
+      </w:r>
+      <w:proofErr w:type="spellStart"/>
+      <w:r>
+        <w:rPr>
+          <w:b/>
+          <w:bCs/>
+        </w:rPr>
+        <w:t>classList</w:t>
+      </w:r>
+      <w:proofErr w:type="spellEnd"/>
+      <w:r>
+        <w:rPr>
+          <w:b/>
+          <w:bCs/>
+        </w:rPr>
+        <w:t xml:space="preserve"> 的区别</w:t>
       </w:r>
     </w:p>
     <w:p>
@@ -4766,6 +5576,7 @@
                 <w:b/>
                 <w:bCs/>
               </w:rPr>
+              <w:lastRenderedPageBreak/>
               <w:t>维度</w:t>
             </w:r>
           </w:p>
@@ -4802,7 +5613,23 @@
                 <w:b/>
                 <w:bCs/>
               </w:rPr>
-              <w:t>CSS 选择器 (querySelector)</w:t>
+              <w:t>CSS 选择器 (</w:t>
+            </w:r>
+            <w:proofErr w:type="spellStart"/>
+            <w:r>
+              <w:rPr>
+                <w:b/>
+                <w:bCs/>
+              </w:rPr>
+              <w:t>querySelector</w:t>
+            </w:r>
+            <w:proofErr w:type="spellEnd"/>
+            <w:r>
+              <w:rPr>
+                <w:b/>
+                <w:bCs/>
+              </w:rPr>
+              <w:t>)</w:t>
             </w:r>
           </w:p>
         </w:tc>
@@ -4833,6 +5660,7 @@
                 <w:bCs/>
               </w:rPr>
             </w:pPr>
+            <w:proofErr w:type="spellStart"/>
             <w:r>
               <w:rPr>
                 <w:b/>
@@ -4840,6 +5668,7 @@
               </w:rPr>
               <w:t>classListAPI</w:t>
             </w:r>
+            <w:proofErr w:type="spellEnd"/>
           </w:p>
         </w:tc>
       </w:tr>
@@ -5009,7 +5838,23 @@
               </w:rPr>
             </w:pPr>
             <w:r>
-              <w:t>CSS 语法字符串 (.a.b, #id &gt; .cls)</w:t>
+              <w:t>CSS 语法字符串 (.</w:t>
+            </w:r>
+            <w:proofErr w:type="spellStart"/>
+            <w:r>
+              <w:t>a.b</w:t>
+            </w:r>
+            <w:proofErr w:type="spellEnd"/>
+            <w:r>
+              <w:t>, #id &gt; .</w:t>
+            </w:r>
+            <w:proofErr w:type="spellStart"/>
+            <w:r>
+              <w:t>cls</w:t>
+            </w:r>
+            <w:proofErr w:type="spellEnd"/>
+            <w:r>
+              <w:t>)</w:t>
             </w:r>
           </w:p>
         </w:tc>
@@ -5102,7 +5947,15 @@
               </w:rPr>
             </w:pPr>
             <w:r>
-              <w:t>Element / NodeList / null</w:t>
+              <w:t xml:space="preserve">Element / </w:t>
+            </w:r>
+            <w:proofErr w:type="spellStart"/>
+            <w:r>
+              <w:t>NodeList</w:t>
+            </w:r>
+            <w:proofErr w:type="spellEnd"/>
+            <w:r>
+              <w:t xml:space="preserve"> / null</w:t>
             </w:r>
           </w:p>
         </w:tc>
@@ -5130,9 +5983,11 @@
                 <w:rFonts w:hint="eastAsia"/>
               </w:rPr>
             </w:pPr>
+            <w:proofErr w:type="spellStart"/>
             <w:r>
               <w:t>DOMTokenList</w:t>
             </w:r>
+            <w:proofErr w:type="spellEnd"/>
           </w:p>
         </w:tc>
       </w:tr>
@@ -5195,7 +6050,15 @@
               </w:rPr>
             </w:pPr>
             <w:r>
-              <w:t>先用选择器找到元素</w:t>
+              <w:t>先用选择</w:t>
+            </w:r>
+            <w:proofErr w:type="gramStart"/>
+            <w:r>
+              <w:t>器找到</w:t>
+            </w:r>
+            <w:proofErr w:type="gramEnd"/>
+            <w:r>
+              <w:t>元素</w:t>
             </w:r>
           </w:p>
         </w:tc>
@@ -5224,8 +6087,13 @@
               </w:rPr>
             </w:pPr>
             <w:r>
-              <w:t>再对找到的元素操作 classList</w:t>
+              <w:t xml:space="preserve">再对找到的元素操作 </w:t>
             </w:r>
+            <w:proofErr w:type="spellStart"/>
+            <w:r>
+              <w:t>classList</w:t>
+            </w:r>
+            <w:proofErr w:type="spellEnd"/>
           </w:p>
         </w:tc>
       </w:tr>
@@ -5264,8 +6132,21 @@
           <w:rFonts w:hint="eastAsia"/>
         </w:rPr>
       </w:pPr>
-      <w:r>
-        <w:t>classList 返回 DOMTokenList，是伪数组，自带 add/remove/toggle 但缺少 map/filter。</w:t>
+      <w:proofErr w:type="spellStart"/>
+      <w:r>
+        <w:t>classList</w:t>
+      </w:r>
+      <w:proofErr w:type="spellEnd"/>
+      <w:r>
+        <w:t> 返回 </w:t>
+      </w:r>
+      <w:proofErr w:type="spellStart"/>
+      <w:r>
+        <w:t>DOMTokenList</w:t>
+      </w:r>
+      <w:proofErr w:type="spellEnd"/>
+      <w:r>
+        <w:t>，是伪数组，自带 add/remove/toggle 但缺少 map/filter。</w:t>
       </w:r>
     </w:p>
     <w:p>
@@ -5292,8 +6173,13 @@
           <w:rFonts w:hint="eastAsia"/>
         </w:rPr>
       </w:pPr>
-      <w:r>
-        <w:t>Array.from() 是将伪数组转为真数组的最佳实践，支持同时映射。</w:t>
+      <w:proofErr w:type="spellStart"/>
+      <w:r>
+        <w:t>Array.from</w:t>
+      </w:r>
+      <w:proofErr w:type="spellEnd"/>
+      <w:r>
+        <w:t>() 是将伪数组转为真数组的最佳实践，支持同时映射。</w:t>
       </w:r>
     </w:p>
     <w:p>
@@ -5307,7 +6193,47 @@
         </w:rPr>
       </w:pPr>
       <w:r>
-        <w:t>工作流：querySelector 选元素 → Array.from 转 NodeList → 遍历每个元素 → 操作 classList（必要时也用 Array.from 转换以进行复杂判断）。</w:t>
+        <w:t>工作流：</w:t>
+      </w:r>
+      <w:proofErr w:type="spellStart"/>
+      <w:r>
+        <w:t>querySelector</w:t>
+      </w:r>
+      <w:proofErr w:type="spellEnd"/>
+      <w:r>
+        <w:t> 选元素 → </w:t>
+      </w:r>
+      <w:proofErr w:type="spellStart"/>
+      <w:r>
+        <w:t>Array.from</w:t>
+      </w:r>
+      <w:proofErr w:type="spellEnd"/>
+      <w:r>
+        <w:t xml:space="preserve"> 转 </w:t>
+      </w:r>
+      <w:proofErr w:type="spellStart"/>
+      <w:r>
+        <w:t>NodeList</w:t>
+      </w:r>
+      <w:proofErr w:type="spellEnd"/>
+      <w:r>
+        <w:t xml:space="preserve"> → 遍历每个元素 → 操作 </w:t>
+      </w:r>
+      <w:proofErr w:type="spellStart"/>
+      <w:r>
+        <w:t>classList</w:t>
+      </w:r>
+      <w:proofErr w:type="spellEnd"/>
+      <w:r>
+        <w:t>（必要时也用 </w:t>
+      </w:r>
+      <w:proofErr w:type="spellStart"/>
+      <w:r>
+        <w:t>Array.from</w:t>
+      </w:r>
+      <w:proofErr w:type="spellEnd"/>
+      <w:r>
+        <w:t> 转换以进行复杂判断）。</w:t>
       </w:r>
     </w:p>
     <w:p>
@@ -5366,7 +6292,21 @@
         <w:rPr>
           <w:rFonts w:hint="eastAsia"/>
         </w:rPr>
-        <w:t>通配选择器：</w:t>
+        <w:t>通</w:t>
+      </w:r>
+      <w:proofErr w:type="gramStart"/>
+      <w:r>
+        <w:rPr>
+          <w:rFonts w:hint="eastAsia"/>
+        </w:rPr>
+        <w:t>配选择</w:t>
+      </w:r>
+      <w:proofErr w:type="gramEnd"/>
+      <w:r>
+        <w:rPr>
+          <w:rFonts w:hint="eastAsia"/>
+        </w:rPr>
+        <w:t>器：</w:t>
       </w:r>
       <w:r>
         <w:t>*</w:t>
@@ -5388,7 +6328,21 @@
         <w:rPr>
           <w:rFonts w:hint="eastAsia"/>
         </w:rPr>
-        <w:t>标签选择器：p{}</w:t>
+        <w:t>标签选择器：</w:t>
+      </w:r>
+      <w:proofErr w:type="gramStart"/>
+      <w:r>
+        <w:rPr>
+          <w:rFonts w:hint="eastAsia"/>
+        </w:rPr>
+        <w:t>p{</w:t>
+      </w:r>
+      <w:proofErr w:type="gramEnd"/>
+      <w:r>
+        <w:rPr>
+          <w:rFonts w:hint="eastAsia"/>
+        </w:rPr>
+        <w:t>}</w:t>
       </w:r>
     </w:p>
     <w:p>
@@ -5430,13 +6384,24 @@
         <w:t>属性选择：h1[title=</w:t>
       </w:r>
       <w:r>
-        <w:t>””</w:t>
-      </w:r>
-      <w:r>
-        <w:rPr>
-          <w:rFonts w:hint="eastAsia"/>
-        </w:rPr>
-        <w:t>]{}</w:t>
+        <w:t>”</w:t>
+      </w:r>
+      <w:proofErr w:type="gramStart"/>
+      <w:r>
+        <w:t>”</w:t>
+      </w:r>
+      <w:r>
+        <w:rPr>
+          <w:rFonts w:hint="eastAsia"/>
+        </w:rPr>
+        <w:t>]{</w:t>
+      </w:r>
+      <w:proofErr w:type="gramEnd"/>
+      <w:r>
+        <w:rPr>
+          <w:rFonts w:hint="eastAsia"/>
+        </w:rPr>
+        <w:t>}</w:t>
       </w:r>
     </w:p>
     <w:p>
@@ -5637,51 +6602,60 @@
           <w:rFonts w:hint="eastAsia"/>
         </w:rPr>
       </w:pPr>
+      <w:proofErr w:type="gramStart"/>
       <w:r>
         <w:rPr>
           <w:rFonts w:hint="eastAsia"/>
         </w:rPr>
         <w:t>:checked</w:t>
       </w:r>
-    </w:p>
-    <w:p>
-      <w:pPr>
-        <w:rPr>
-          <w:rFonts w:hint="eastAsia"/>
-        </w:rPr>
-      </w:pPr>
-      <w:r>
-        <w:rPr>
-          <w:rFonts w:hint="eastAsia"/>
-        </w:rPr>
+      <w:proofErr w:type="gramEnd"/>
+    </w:p>
+    <w:p>
+      <w:pPr>
+        <w:rPr>
+          <w:rFonts w:hint="eastAsia"/>
+        </w:rPr>
+      </w:pPr>
+      <w:proofErr w:type="gramStart"/>
+      <w:r>
+        <w:rPr>
+          <w:rFonts w:hint="eastAsia"/>
+        </w:rPr>
+        <w:lastRenderedPageBreak/>
         <w:t>:disabled</w:t>
       </w:r>
-    </w:p>
-    <w:p>
-      <w:pPr>
-        <w:rPr>
-          <w:rFonts w:hint="eastAsia"/>
-        </w:rPr>
-      </w:pPr>
+      <w:proofErr w:type="gramEnd"/>
+    </w:p>
+    <w:p>
+      <w:pPr>
+        <w:rPr>
+          <w:rFonts w:hint="eastAsia"/>
+        </w:rPr>
+      </w:pPr>
+      <w:proofErr w:type="gramStart"/>
       <w:r>
         <w:rPr>
           <w:rFonts w:hint="eastAsia"/>
         </w:rPr>
         <w:t>:able</w:t>
       </w:r>
-    </w:p>
-    <w:p>
-      <w:pPr>
-        <w:rPr>
-          <w:rFonts w:hint="eastAsia"/>
-        </w:rPr>
-      </w:pPr>
+      <w:proofErr w:type="gramEnd"/>
+    </w:p>
+    <w:p>
+      <w:pPr>
+        <w:rPr>
+          <w:rFonts w:hint="eastAsia"/>
+        </w:rPr>
+      </w:pPr>
+      <w:proofErr w:type="gramStart"/>
       <w:r>
         <w:rPr>
           <w:rFonts w:hint="eastAsia"/>
         </w:rPr>
         <w:t>:require</w:t>
       </w:r>
+      <w:proofErr w:type="gramEnd"/>
     </w:p>
     <w:p>
       <w:pPr>
@@ -5836,12 +6810,37 @@
           <w:bCs/>
         </w:rPr>
       </w:pPr>
-      <w:r>
-        <w:rPr>
-          <w:b/>
-          <w:bCs/>
-        </w:rPr>
-        <w:t>1. :nth-child(n) vs :nth-of-type(n)</w:t>
+      <w:proofErr w:type="gramStart"/>
+      <w:r>
+        <w:rPr>
+          <w:b/>
+          <w:bCs/>
+        </w:rPr>
+        <w:t>1. :nth</w:t>
+      </w:r>
+      <w:proofErr w:type="gramEnd"/>
+      <w:r>
+        <w:rPr>
+          <w:b/>
+          <w:bCs/>
+        </w:rPr>
+        <w:t>-child(n) </w:t>
+      </w:r>
+      <w:proofErr w:type="gramStart"/>
+      <w:r>
+        <w:rPr>
+          <w:b/>
+          <w:bCs/>
+        </w:rPr>
+        <w:t>vs :nth</w:t>
+      </w:r>
+      <w:proofErr w:type="gramEnd"/>
+      <w:r>
+        <w:rPr>
+          <w:b/>
+          <w:bCs/>
+        </w:rPr>
+        <w:t>-of-type(n)</w:t>
       </w:r>
     </w:p>
     <w:p>
@@ -6028,8 +7027,13 @@
                 <w:rFonts w:hint="eastAsia"/>
               </w:rPr>
             </w:pPr>
+            <w:proofErr w:type="gramStart"/>
             <w:r>
-              <w:t>:nth-child(n)</w:t>
+              <w:t>:nth</w:t>
+            </w:r>
+            <w:proofErr w:type="gramEnd"/>
+            <w:r>
+              <w:t>-child(n)</w:t>
             </w:r>
           </w:p>
         </w:tc>
@@ -6127,8 +7131,13 @@
                 <w:rFonts w:hint="eastAsia"/>
               </w:rPr>
             </w:pPr>
+            <w:proofErr w:type="gramStart"/>
             <w:r>
-              <w:t>:nth-of-type(n)</w:t>
+              <w:t>:nth</w:t>
+            </w:r>
+            <w:proofErr w:type="gramEnd"/>
+            <w:r>
+              <w:t>-of-type(n)</w:t>
             </w:r>
           </w:p>
         </w:tc>
@@ -6167,8 +7176,13 @@
               <w:t>同类型标签</w:t>
             </w:r>
             <w:r>
-              <w:t>中的第 n 个</w:t>
+              <w:t xml:space="preserve">中的第 n </w:t>
             </w:r>
+            <w:proofErr w:type="gramStart"/>
+            <w:r>
+              <w:t>个</w:t>
+            </w:r>
+            <w:proofErr w:type="gramEnd"/>
           </w:p>
         </w:tc>
         <w:tc>
@@ -6365,9 +7379,11 @@
           <w:rFonts w:hint="eastAsia"/>
         </w:rPr>
       </w:pPr>
+      <w:proofErr w:type="spellStart"/>
       <w:r>
         <w:t>css</w:t>
       </w:r>
+      <w:proofErr w:type="spellEnd"/>
     </w:p>
     <w:p>
       <w:pPr>
@@ -6414,9 +7430,35 @@
           <w:rFonts w:hint="eastAsia"/>
         </w:rPr>
       </w:pPr>
-      <w:r>
-        <w:t>p:nth-child(3) { color: red; }</w:t>
-      </w:r>
+      <w:proofErr w:type="gramStart"/>
+      <w:r>
+        <w:t>p:nth</w:t>
+      </w:r>
+      <w:proofErr w:type="gramEnd"/>
+      <w:r>
+        <w:t>-</w:t>
+      </w:r>
+      <w:proofErr w:type="gramStart"/>
+      <w:r>
+        <w:t>child(</w:t>
+      </w:r>
+      <w:proofErr w:type="gramEnd"/>
+      <w:r>
+        <w:t xml:space="preserve">3) </w:t>
+      </w:r>
+      <w:proofErr w:type="gramStart"/>
+      <w:r>
+        <w:t>{ color</w:t>
+      </w:r>
+      <w:proofErr w:type="gramEnd"/>
+      <w:r>
+        <w:t>: red</w:t>
+      </w:r>
+      <w:proofErr w:type="gramStart"/>
+      <w:r>
+        <w:t>; }</w:t>
+      </w:r>
+      <w:proofErr w:type="gramEnd"/>
     </w:p>
     <w:p>
       <w:pPr>
@@ -6436,6 +7478,7 @@
           <w:i/>
           <w:iCs/>
         </w:rPr>
+        <w:lastRenderedPageBreak/>
         <w:t xml:space="preserve">/* </w:t>
       </w:r>
       <w:r>
@@ -6451,18 +7494,60 @@
           <w:i/>
           <w:iCs/>
         </w:rPr>
-        <w:t xml:space="preserve"> 不选中任何元素：第2个子元素是&lt;p&gt;，但第4个子元素是&lt;span&gt;不是&lt;p&gt; */</w:t>
-      </w:r>
-    </w:p>
-    <w:p>
-      <w:pPr>
-        <w:rPr>
-          <w:rFonts w:hint="eastAsia"/>
-        </w:rPr>
-      </w:pPr>
-      <w:r>
-        <w:t>p:nth-child(4) { color: blue; }</w:t>
-      </w:r>
+        <w:t xml:space="preserve"> </w:t>
+      </w:r>
+      <w:proofErr w:type="gramStart"/>
+      <w:r>
+        <w:rPr>
+          <w:i/>
+          <w:iCs/>
+        </w:rPr>
+        <w:t>不</w:t>
+      </w:r>
+      <w:proofErr w:type="gramEnd"/>
+      <w:r>
+        <w:rPr>
+          <w:i/>
+          <w:iCs/>
+        </w:rPr>
+        <w:t>选中任何元素：第2个子元素是&lt;p&gt;，但第4个子元素是&lt;span&gt;不是&lt;p&gt; */</w:t>
+      </w:r>
+    </w:p>
+    <w:p>
+      <w:pPr>
+        <w:rPr>
+          <w:rFonts w:hint="eastAsia"/>
+        </w:rPr>
+      </w:pPr>
+      <w:proofErr w:type="gramStart"/>
+      <w:r>
+        <w:t>p:nth</w:t>
+      </w:r>
+      <w:proofErr w:type="gramEnd"/>
+      <w:r>
+        <w:t>-</w:t>
+      </w:r>
+      <w:proofErr w:type="gramStart"/>
+      <w:r>
+        <w:t>child(</w:t>
+      </w:r>
+      <w:proofErr w:type="gramEnd"/>
+      <w:r>
+        <w:t xml:space="preserve">4) </w:t>
+      </w:r>
+      <w:proofErr w:type="gramStart"/>
+      <w:r>
+        <w:t>{ color</w:t>
+      </w:r>
+      <w:proofErr w:type="gramEnd"/>
+      <w:r>
+        <w:t>: blue</w:t>
+      </w:r>
+      <w:proofErr w:type="gramStart"/>
+      <w:r>
+        <w:t>; }</w:t>
+      </w:r>
+      <w:proofErr w:type="gramEnd"/>
     </w:p>
     <w:p>
       <w:pPr>
@@ -6506,9 +7591,35 @@
           <w:rFonts w:hint="eastAsia"/>
         </w:rPr>
       </w:pPr>
-      <w:r>
-        <w:t>p:nth-of-type(3) { color: green; }</w:t>
-      </w:r>
+      <w:proofErr w:type="gramStart"/>
+      <w:r>
+        <w:t>p:nth</w:t>
+      </w:r>
+      <w:proofErr w:type="gramEnd"/>
+      <w:r>
+        <w:t>-of-</w:t>
+      </w:r>
+      <w:proofErr w:type="gramStart"/>
+      <w:r>
+        <w:t>type(</w:t>
+      </w:r>
+      <w:proofErr w:type="gramEnd"/>
+      <w:r>
+        <w:t xml:space="preserve">3) </w:t>
+      </w:r>
+      <w:proofErr w:type="gramStart"/>
+      <w:r>
+        <w:t>{ color</w:t>
+      </w:r>
+      <w:proofErr w:type="gramEnd"/>
+      <w:r>
+        <w:t>: green</w:t>
+      </w:r>
+      <w:proofErr w:type="gramStart"/>
+      <w:r>
+        <w:t>; }</w:t>
+      </w:r>
+      <w:proofErr w:type="gramEnd"/>
     </w:p>
     <w:p>
       <w:pPr>
@@ -6552,9 +7663,35 @@
           <w:rFonts w:hint="eastAsia"/>
         </w:rPr>
       </w:pPr>
-      <w:r>
-        <w:t>p:nth-of-type(1) { font-weight: bold; }</w:t>
-      </w:r>
+      <w:proofErr w:type="gramStart"/>
+      <w:r>
+        <w:t>p:nth</w:t>
+      </w:r>
+      <w:proofErr w:type="gramEnd"/>
+      <w:r>
+        <w:t>-of-</w:t>
+      </w:r>
+      <w:proofErr w:type="gramStart"/>
+      <w:r>
+        <w:t>type(</w:t>
+      </w:r>
+      <w:proofErr w:type="gramEnd"/>
+      <w:r>
+        <w:t xml:space="preserve">1) </w:t>
+      </w:r>
+      <w:proofErr w:type="gramStart"/>
+      <w:r>
+        <w:t>{ font</w:t>
+      </w:r>
+      <w:proofErr w:type="gramEnd"/>
+      <w:r>
+        <w:t>-weight: bold</w:t>
+      </w:r>
+      <w:proofErr w:type="gramStart"/>
+      <w:r>
+        <w:t>; }</w:t>
+      </w:r>
+      <w:proofErr w:type="gramEnd"/>
     </w:p>
     <w:p>
       <w:pPr>
@@ -6607,17 +7744,41 @@
           <w:b/>
           <w:bCs/>
         </w:rPr>
-        <w:t>2. :has() — 父级/关系选择器</w:t>
-      </w:r>
-    </w:p>
-    <w:p>
-      <w:pPr>
-        <w:rPr>
-          <w:rFonts w:hint="eastAsia"/>
-        </w:rPr>
-      </w:pPr>
-      <w:r>
-        <w:t>:has() 被称为 CSS 的"父选择器"，它根据</w:t>
+        <w:t xml:space="preserve">2. :has() — </w:t>
+      </w:r>
+      <w:proofErr w:type="gramStart"/>
+      <w:r>
+        <w:rPr>
+          <w:b/>
+          <w:bCs/>
+        </w:rPr>
+        <w:t>父级</w:t>
+      </w:r>
+      <w:proofErr w:type="gramEnd"/>
+      <w:r>
+        <w:rPr>
+          <w:b/>
+          <w:bCs/>
+        </w:rPr>
+        <w:t>/关系选择器</w:t>
+      </w:r>
+    </w:p>
+    <w:p>
+      <w:pPr>
+        <w:rPr>
+          <w:rFonts w:hint="eastAsia"/>
+        </w:rPr>
+      </w:pPr>
+      <w:r>
+        <w:t>:has() 被称为 CSS 的"</w:t>
+      </w:r>
+      <w:proofErr w:type="gramStart"/>
+      <w:r>
+        <w:t>父选择</w:t>
+      </w:r>
+      <w:proofErr w:type="gramEnd"/>
+      <w:r>
+        <w:t>器"，它根据</w:t>
       </w:r>
       <w:r>
         <w:rPr>
@@ -6636,9 +7797,11 @@
           <w:rFonts w:hint="eastAsia"/>
         </w:rPr>
       </w:pPr>
+      <w:proofErr w:type="spellStart"/>
       <w:r>
         <w:t>css</w:t>
       </w:r>
+      <w:proofErr w:type="spellEnd"/>
     </w:p>
     <w:p>
       <w:pPr>
@@ -6661,129 +7824,48 @@
           <w:i/>
           <w:iCs/>
         </w:rPr>
-        <w:t>/* 包含 &lt;img&gt; 的 &lt;a&gt; 标签添加特殊样式 */</w:t>
-      </w:r>
-    </w:p>
-    <w:p>
-      <w:pPr>
-        <w:rPr>
-          <w:rFonts w:hint="eastAsia"/>
-        </w:rPr>
-      </w:pPr>
-      <w:r>
-        <w:t>a:has(img) {</w:t>
-      </w:r>
-    </w:p>
-    <w:p>
-      <w:pPr>
-        <w:rPr>
-          <w:rFonts w:hint="eastAsia"/>
-        </w:rPr>
-      </w:pPr>
-      <w:r>
-        <w:t xml:space="preserve">  border: 2px solid gold;</w:t>
-      </w:r>
-    </w:p>
-    <w:p>
-      <w:pPr>
-        <w:rPr>
-          <w:rFonts w:hint="eastAsia"/>
-        </w:rPr>
-      </w:pPr>
-      <w:r>
-        <w:t>}</w:t>
-      </w:r>
-    </w:p>
-    <w:p>
-      <w:pPr>
-        <w:rPr>
-          <w:rFonts w:hint="eastAsia"/>
-        </w:rPr>
-      </w:pPr>
-    </w:p>
-    <w:p>
-      <w:pPr>
-        <w:rPr>
-          <w:rFonts w:hint="eastAsia"/>
-        </w:rPr>
-      </w:pPr>
+        <w:t>/* 包含 &lt;</w:t>
+      </w:r>
+      <w:proofErr w:type="spellStart"/>
       <w:r>
         <w:rPr>
           <w:i/>
           <w:iCs/>
         </w:rPr>
-        <w:t>/* 含有 .error 子元素的 &lt;form&gt; 变红框 */</w:t>
-      </w:r>
-    </w:p>
-    <w:p>
-      <w:pPr>
-        <w:rPr>
-          <w:rFonts w:hint="eastAsia"/>
-        </w:rPr>
-      </w:pPr>
-      <w:r>
-        <w:t>form:has(.error) {</w:t>
-      </w:r>
-    </w:p>
-    <w:p>
-      <w:pPr>
-        <w:rPr>
-          <w:rFonts w:hint="eastAsia"/>
-        </w:rPr>
-      </w:pPr>
-      <w:r>
-        <w:t xml:space="preserve">  border-color: red;</w:t>
-      </w:r>
-    </w:p>
-    <w:p>
-      <w:pPr>
-        <w:rPr>
-          <w:rFonts w:hint="eastAsia"/>
-        </w:rPr>
-      </w:pPr>
-      <w:r>
-        <w:t>}</w:t>
-      </w:r>
-    </w:p>
-    <w:p>
-      <w:pPr>
-        <w:rPr>
-          <w:rFonts w:hint="eastAsia"/>
-        </w:rPr>
-      </w:pPr>
-    </w:p>
-    <w:p>
-      <w:pPr>
-        <w:rPr>
-          <w:rFonts w:hint="eastAsia"/>
-        </w:rPr>
-      </w:pPr>
+        <w:t>img</w:t>
+      </w:r>
+      <w:proofErr w:type="spellEnd"/>
       <w:r>
         <w:rPr>
           <w:i/>
           <w:iCs/>
         </w:rPr>
-        <w:t>/* 后面紧跟着 &lt;p&gt; 的 &lt;h2&gt;（兄弟关系） */</w:t>
-      </w:r>
-    </w:p>
-    <w:p>
-      <w:pPr>
-        <w:rPr>
-          <w:rFonts w:hint="eastAsia"/>
-        </w:rPr>
-      </w:pPr>
-      <w:r>
-        <w:t>h2:has(+ p) {</w:t>
-      </w:r>
-    </w:p>
-    <w:p>
-      <w:pPr>
-        <w:rPr>
-          <w:rFonts w:hint="eastAsia"/>
-        </w:rPr>
-      </w:pPr>
-      <w:r>
-        <w:t xml:space="preserve">  margin-bottom: 0;</w:t>
+        <w:t>&gt; 的 &lt;a&gt; 标签添加特殊样式 */</w:t>
+      </w:r>
+    </w:p>
+    <w:p>
+      <w:pPr>
+        <w:rPr>
+          <w:rFonts w:hint="eastAsia"/>
+        </w:rPr>
+      </w:pPr>
+      <w:proofErr w:type="gramStart"/>
+      <w:r>
+        <w:t>a:has</w:t>
+      </w:r>
+      <w:proofErr w:type="gramEnd"/>
+      <w:r>
+        <w:t>(img) {</w:t>
+      </w:r>
+    </w:p>
+    <w:p>
+      <w:pPr>
+        <w:rPr>
+          <w:rFonts w:hint="eastAsia"/>
+        </w:rPr>
+      </w:pPr>
+      <w:r>
+        <w:t xml:space="preserve">  border: 2px solid gold;</w:t>
       </w:r>
     </w:p>
     <w:p>
@@ -6814,6 +7896,126 @@
           <w:i/>
           <w:iCs/>
         </w:rPr>
+        <w:t>/* 含有 .error 子元素的 &lt;form&gt; 变红框 */</w:t>
+      </w:r>
+    </w:p>
+    <w:p>
+      <w:pPr>
+        <w:rPr>
+          <w:rFonts w:hint="eastAsia"/>
+        </w:rPr>
+      </w:pPr>
+      <w:proofErr w:type="spellStart"/>
+      <w:proofErr w:type="gramStart"/>
+      <w:r>
+        <w:t>form:has</w:t>
+      </w:r>
+      <w:proofErr w:type="spellEnd"/>
+      <w:r>
+        <w:t>(.error</w:t>
+      </w:r>
+      <w:proofErr w:type="gramEnd"/>
+      <w:r>
+        <w:t>) {</w:t>
+      </w:r>
+    </w:p>
+    <w:p>
+      <w:pPr>
+        <w:rPr>
+          <w:rFonts w:hint="eastAsia"/>
+        </w:rPr>
+      </w:pPr>
+      <w:r>
+        <w:t xml:space="preserve">  border-color: red;</w:t>
+      </w:r>
+    </w:p>
+    <w:p>
+      <w:pPr>
+        <w:rPr>
+          <w:rFonts w:hint="eastAsia"/>
+        </w:rPr>
+      </w:pPr>
+      <w:r>
+        <w:t>}</w:t>
+      </w:r>
+    </w:p>
+    <w:p>
+      <w:pPr>
+        <w:rPr>
+          <w:rFonts w:hint="eastAsia"/>
+        </w:rPr>
+      </w:pPr>
+    </w:p>
+    <w:p>
+      <w:pPr>
+        <w:rPr>
+          <w:rFonts w:hint="eastAsia"/>
+        </w:rPr>
+      </w:pPr>
+      <w:r>
+        <w:rPr>
+          <w:i/>
+          <w:iCs/>
+        </w:rPr>
+        <w:t>/* 后面紧跟着 &lt;p&gt; 的 &lt;h2&gt;（兄弟关系） */</w:t>
+      </w:r>
+    </w:p>
+    <w:p>
+      <w:pPr>
+        <w:rPr>
+          <w:rFonts w:hint="eastAsia"/>
+        </w:rPr>
+      </w:pPr>
+      <w:r>
+        <w:t>h</w:t>
+      </w:r>
+      <w:proofErr w:type="gramStart"/>
+      <w:r>
+        <w:t>2:has</w:t>
+      </w:r>
+      <w:proofErr w:type="gramEnd"/>
+      <w:r>
+        <w:t>(+ p) {</w:t>
+      </w:r>
+    </w:p>
+    <w:p>
+      <w:pPr>
+        <w:rPr>
+          <w:rFonts w:hint="eastAsia"/>
+        </w:rPr>
+      </w:pPr>
+      <w:r>
+        <w:t xml:space="preserve">  margin-bottom: 0;</w:t>
+      </w:r>
+    </w:p>
+    <w:p>
+      <w:pPr>
+        <w:rPr>
+          <w:rFonts w:hint="eastAsia"/>
+        </w:rPr>
+      </w:pPr>
+      <w:r>
+        <w:t>}</w:t>
+      </w:r>
+    </w:p>
+    <w:p>
+      <w:pPr>
+        <w:rPr>
+          <w:rFonts w:hint="eastAsia"/>
+        </w:rPr>
+      </w:pPr>
+    </w:p>
+    <w:p>
+      <w:pPr>
+        <w:rPr>
+          <w:rFonts w:hint="eastAsia"/>
+        </w:rPr>
+      </w:pPr>
+      <w:r>
+        <w:rPr>
+          <w:i/>
+          <w:iCs/>
+        </w:rPr>
         <w:t>/* 不包含任何 &lt;li&gt; 的 &lt;ul&gt; 隐藏 */</w:t>
       </w:r>
     </w:p>
@@ -6823,8 +8025,18 @@
           <w:rFonts w:hint="eastAsia"/>
         </w:rPr>
       </w:pPr>
-      <w:r>
-        <w:t>ul:not(:has(li)) {</w:t>
+      <w:proofErr w:type="spellStart"/>
+      <w:proofErr w:type="gramStart"/>
+      <w:r>
+        <w:t>ul:not</w:t>
+      </w:r>
+      <w:proofErr w:type="spellEnd"/>
+      <w:r>
+        <w:t>(:has</w:t>
+      </w:r>
+      <w:proofErr w:type="gramEnd"/>
+      <w:r>
+        <w:t>(li)) {</w:t>
       </w:r>
     </w:p>
     <w:p>
@@ -6927,9 +8139,11 @@
           <w:rFonts w:hint="eastAsia"/>
         </w:rPr>
       </w:pPr>
+      <w:proofErr w:type="spellStart"/>
       <w:r>
         <w:t>css</w:t>
       </w:r>
+      <w:proofErr w:type="spellEnd"/>
     </w:p>
     <w:p>
       <w:pPr>
@@ -6961,8 +8175,18 @@
           <w:rFonts w:hint="eastAsia"/>
         </w:rPr>
       </w:pPr>
-      <w:r>
-        <w:t>li:not(.active) {</w:t>
+      <w:proofErr w:type="spellStart"/>
+      <w:proofErr w:type="gramStart"/>
+      <w:r>
+        <w:t>li:not</w:t>
+      </w:r>
+      <w:proofErr w:type="spellEnd"/>
+      <w:r>
+        <w:t>(.active</w:t>
+      </w:r>
+      <w:proofErr w:type="gramEnd"/>
+      <w:r>
+        <w:t>) {</w:t>
       </w:r>
     </w:p>
     <w:p>
@@ -6982,7 +8206,6 @@
         </w:rPr>
       </w:pPr>
       <w:r>
-        <w:lastRenderedPageBreak/>
         <w:t>}</w:t>
       </w:r>
     </w:p>
@@ -7014,7 +8237,15 @@
         </w:rPr>
       </w:pPr>
       <w:r>
-        <w:t>.container &gt; :not(p, span) {</w:t>
+        <w:t xml:space="preserve">.container </w:t>
+      </w:r>
+      <w:proofErr w:type="gramStart"/>
+      <w:r>
+        <w:t>&gt; :not</w:t>
+      </w:r>
+      <w:proofErr w:type="gramEnd"/>
+      <w:r>
+        <w:t>(p, span) {</w:t>
       </w:r>
     </w:p>
     <w:p>
@@ -7055,17 +8286,38 @@
           <w:i/>
           <w:iCs/>
         </w:rPr>
-        <w:t>/* 没有 href 属性的 &lt;a&gt; */</w:t>
-      </w:r>
-    </w:p>
-    <w:p>
-      <w:pPr>
-        <w:rPr>
-          <w:rFonts w:hint="eastAsia"/>
-        </w:rPr>
-      </w:pPr>
-      <w:r>
-        <w:t>a:not([href]) {</w:t>
+        <w:t xml:space="preserve">/* 没有 </w:t>
+      </w:r>
+      <w:proofErr w:type="spellStart"/>
+      <w:r>
+        <w:rPr>
+          <w:i/>
+          <w:iCs/>
+        </w:rPr>
+        <w:t>href</w:t>
+      </w:r>
+      <w:proofErr w:type="spellEnd"/>
+      <w:r>
+        <w:rPr>
+          <w:i/>
+          <w:iCs/>
+        </w:rPr>
+        <w:t xml:space="preserve"> 属性的 &lt;a&gt; */</w:t>
+      </w:r>
+    </w:p>
+    <w:p>
+      <w:pPr>
+        <w:rPr>
+          <w:rFonts w:hint="eastAsia"/>
+        </w:rPr>
+      </w:pPr>
+      <w:proofErr w:type="gramStart"/>
+      <w:r>
+        <w:t>a:not</w:t>
+      </w:r>
+      <w:proofErr w:type="gramEnd"/>
+      <w:r>
+        <w:t>([href]) {</w:t>
       </w:r>
     </w:p>
     <w:p>
@@ -7152,9 +8404,11 @@
           <w:rFonts w:hint="eastAsia"/>
         </w:rPr>
       </w:pPr>
+      <w:proofErr w:type="spellStart"/>
       <w:r>
         <w:t>css</w:t>
       </w:r>
+      <w:proofErr w:type="spellEnd"/>
     </w:p>
     <w:p>
       <w:pPr>
@@ -7177,67 +8431,88 @@
           <w:i/>
           <w:iCs/>
         </w:rPr>
-        <w:t>/* 空的 &lt;p&gt; 显示占位提示 */</w:t>
-      </w:r>
-    </w:p>
-    <w:p>
-      <w:pPr>
-        <w:rPr>
-          <w:rFonts w:hint="eastAsia"/>
-        </w:rPr>
-      </w:pPr>
-      <w:r>
-        <w:t>p:empty::before {</w:t>
-      </w:r>
-    </w:p>
-    <w:p>
-      <w:pPr>
-        <w:rPr>
-          <w:rFonts w:hint="eastAsia"/>
-        </w:rPr>
-      </w:pPr>
-      <w:r>
-        <w:t xml:space="preserve">  content: "暂无内容";</w:t>
-      </w:r>
-    </w:p>
-    <w:p>
-      <w:pPr>
-        <w:rPr>
-          <w:rFonts w:hint="eastAsia"/>
-        </w:rPr>
-      </w:pPr>
-      <w:r>
-        <w:t xml:space="preserve">  color: #999;</w:t>
-      </w:r>
-    </w:p>
-    <w:p>
-      <w:pPr>
-        <w:rPr>
-          <w:rFonts w:hint="eastAsia"/>
-        </w:rPr>
-      </w:pPr>
-      <w:r>
-        <w:t>}</w:t>
-      </w:r>
-    </w:p>
-    <w:p>
-      <w:pPr>
-        <w:rPr>
-          <w:rFonts w:hint="eastAsia"/>
-        </w:rPr>
-      </w:pPr>
-    </w:p>
-    <w:p>
-      <w:pPr>
-        <w:rPr>
-          <w:rFonts w:hint="eastAsia"/>
-        </w:rPr>
-      </w:pPr>
+        <w:t xml:space="preserve">/* 空的 &lt;p&gt; </w:t>
+      </w:r>
+      <w:proofErr w:type="gramStart"/>
       <w:r>
         <w:rPr>
           <w:i/>
           <w:iCs/>
         </w:rPr>
+        <w:t>显示占</w:t>
+      </w:r>
+      <w:proofErr w:type="gramEnd"/>
+      <w:r>
+        <w:rPr>
+          <w:i/>
+          <w:iCs/>
+        </w:rPr>
+        <w:t>位提示 */</w:t>
+      </w:r>
+    </w:p>
+    <w:p>
+      <w:pPr>
+        <w:rPr>
+          <w:rFonts w:hint="eastAsia"/>
+        </w:rPr>
+      </w:pPr>
+      <w:proofErr w:type="gramStart"/>
+      <w:r>
+        <w:t>p:empty::</w:t>
+      </w:r>
+      <w:proofErr w:type="gramEnd"/>
+      <w:r>
+        <w:t>before {</w:t>
+      </w:r>
+    </w:p>
+    <w:p>
+      <w:pPr>
+        <w:rPr>
+          <w:rFonts w:hint="eastAsia"/>
+        </w:rPr>
+      </w:pPr>
+      <w:r>
+        <w:t xml:space="preserve">  content: "暂无内容";</w:t>
+      </w:r>
+    </w:p>
+    <w:p>
+      <w:pPr>
+        <w:rPr>
+          <w:rFonts w:hint="eastAsia"/>
+        </w:rPr>
+      </w:pPr>
+      <w:r>
+        <w:t xml:space="preserve">  color: #999;</w:t>
+      </w:r>
+    </w:p>
+    <w:p>
+      <w:pPr>
+        <w:rPr>
+          <w:rFonts w:hint="eastAsia"/>
+        </w:rPr>
+      </w:pPr>
+      <w:r>
+        <w:t>}</w:t>
+      </w:r>
+    </w:p>
+    <w:p>
+      <w:pPr>
+        <w:rPr>
+          <w:rFonts w:hint="eastAsia"/>
+        </w:rPr>
+      </w:pPr>
+    </w:p>
+    <w:p>
+      <w:pPr>
+        <w:rPr>
+          <w:rFonts w:hint="eastAsia"/>
+        </w:rPr>
+      </w:pPr>
+      <w:r>
+        <w:rPr>
+          <w:i/>
+          <w:iCs/>
+        </w:rPr>
         <w:t>/* 非空的 &lt;div&gt; 添加内边距 */</w:t>
       </w:r>
     </w:p>
@@ -7247,8 +8522,18 @@
           <w:rFonts w:hint="eastAsia"/>
         </w:rPr>
       </w:pPr>
-      <w:r>
-        <w:t>div:not(:empty) {</w:t>
+      <w:proofErr w:type="spellStart"/>
+      <w:proofErr w:type="gramStart"/>
+      <w:r>
+        <w:t>div:not</w:t>
+      </w:r>
+      <w:proofErr w:type="spellEnd"/>
+      <w:r>
+        <w:t>(:empty</w:t>
+      </w:r>
+      <w:proofErr w:type="gramEnd"/>
+      <w:r>
+        <w:t>) {</w:t>
       </w:r>
     </w:p>
     <w:p>
@@ -7380,7 +8665,15 @@
         </w:rPr>
       </w:pPr>
       <w:r>
-        <w:t xml:space="preserve">  &lt;h2&gt;章节一&lt;/h2&gt;</w:t>
+        <w:t xml:space="preserve">  &lt;h2&gt;章节</w:t>
+      </w:r>
+      <w:proofErr w:type="gramStart"/>
+      <w:r>
+        <w:t>一</w:t>
+      </w:r>
+      <w:proofErr w:type="gramEnd"/>
+      <w:r>
+        <w:t>&lt;/h2&gt;</w:t>
       </w:r>
     </w:p>
     <w:p>
@@ -7402,145 +8695,136 @@
       <w:r>
         <w:t xml:space="preserve">  &lt;p&gt;&lt;/p&gt;              </w:t>
       </w:r>
+      <w:proofErr w:type="gramStart"/>
       <w:r>
         <w:rPr>
           <w:i/>
           <w:iCs/>
         </w:rPr>
-        <w:t>&lt;!-- 空段落 --&gt;</w:t>
-      </w:r>
-    </w:p>
-    <w:p>
-      <w:pPr>
-        <w:rPr>
-          <w:rFonts w:hint="eastAsia"/>
-        </w:rPr>
-      </w:pPr>
-      <w:r>
-        <w:t xml:space="preserve">  &lt;figure&gt;</w:t>
-      </w:r>
-    </w:p>
-    <w:p>
-      <w:pPr>
-        <w:rPr>
-          <w:rFonts w:hint="eastAsia"/>
-        </w:rPr>
-      </w:pPr>
-      <w:r>
-        <w:t xml:space="preserve">    &lt;img src="photo.jpg"&gt;</w:t>
-      </w:r>
-    </w:p>
-    <w:p>
-      <w:pPr>
-        <w:rPr>
-          <w:rFonts w:hint="eastAsia"/>
-        </w:rPr>
-      </w:pPr>
-      <w:r>
-        <w:t xml:space="preserve">    &lt;figcaption&gt;图片说明&lt;/figcaption&gt;</w:t>
-      </w:r>
-    </w:p>
-    <w:p>
-      <w:pPr>
-        <w:rPr>
-          <w:rFonts w:hint="eastAsia"/>
-        </w:rPr>
-      </w:pPr>
-      <w:r>
-        <w:t xml:space="preserve">  &lt;/figure&gt;</w:t>
-      </w:r>
-    </w:p>
-    <w:p>
-      <w:pPr>
-        <w:rPr>
-          <w:rFonts w:hint="eastAsia"/>
-        </w:rPr>
-      </w:pPr>
-      <w:r>
-        <w:t xml:space="preserve">  &lt;p&gt;最后一段&lt;/p&gt;</w:t>
-      </w:r>
-    </w:p>
-    <w:p>
-      <w:pPr>
-        <w:rPr>
-          <w:rFonts w:hint="eastAsia"/>
-        </w:rPr>
-      </w:pPr>
-      <w:r>
-        <w:t>&lt;/article&gt;</w:t>
-      </w:r>
-    </w:p>
-    <w:p>
-      <w:pPr>
-        <w:rPr>
-          <w:rFonts w:hint="eastAsia"/>
-        </w:rPr>
-      </w:pPr>
-      <w:r>
-        <w:t>css</w:t>
-      </w:r>
-    </w:p>
-    <w:p>
-      <w:pPr>
-        <w:rPr>
-          <w:rFonts w:hint="eastAsia"/>
-        </w:rPr>
-      </w:pPr>
-      <w:r>
-        <w:t>编辑</w:t>
-      </w:r>
-    </w:p>
-    <w:p>
-      <w:pPr>
-        <w:rPr>
-          <w:rFonts w:hint="eastAsia"/>
-        </w:rPr>
-      </w:pPr>
+        <w:t>&lt;!--</w:t>
+      </w:r>
+      <w:proofErr w:type="gramEnd"/>
       <w:r>
         <w:rPr>
           <w:i/>
           <w:iCs/>
         </w:rPr>
-        <w:lastRenderedPageBreak/>
-        <w:t>/* 1. article 中包含 figure 时，给 article 加背景 */</w:t>
-      </w:r>
-    </w:p>
-    <w:p>
-      <w:pPr>
-        <w:rPr>
-          <w:rFonts w:hint="eastAsia"/>
-        </w:rPr>
-      </w:pPr>
-      <w:r>
-        <w:t>article:has(figure) {</w:t>
-      </w:r>
-    </w:p>
-    <w:p>
-      <w:pPr>
-        <w:rPr>
-          <w:rFonts w:hint="eastAsia"/>
-        </w:rPr>
-      </w:pPr>
-      <w:r>
-        <w:t xml:space="preserve">  background: #fafafa;</w:t>
-      </w:r>
-    </w:p>
-    <w:p>
-      <w:pPr>
-        <w:rPr>
-          <w:rFonts w:hint="eastAsia"/>
-        </w:rPr>
-      </w:pPr>
-      <w:r>
-        <w:t>}</w:t>
-      </w:r>
-    </w:p>
-    <w:p>
-      <w:pPr>
-        <w:rPr>
-          <w:rFonts w:hint="eastAsia"/>
-        </w:rPr>
-      </w:pPr>
+        <w:t xml:space="preserve"> 空段落 --&gt;</w:t>
+      </w:r>
+    </w:p>
+    <w:p>
+      <w:pPr>
+        <w:rPr>
+          <w:rFonts w:hint="eastAsia"/>
+        </w:rPr>
+      </w:pPr>
+      <w:r>
+        <w:t xml:space="preserve">  &lt;figure&gt;</w:t>
+      </w:r>
+    </w:p>
+    <w:p>
+      <w:pPr>
+        <w:rPr>
+          <w:rFonts w:hint="eastAsia"/>
+        </w:rPr>
+      </w:pPr>
+      <w:r>
+        <w:t xml:space="preserve">    &lt;</w:t>
+      </w:r>
+      <w:proofErr w:type="spellStart"/>
+      <w:r>
+        <w:t>img</w:t>
+      </w:r>
+      <w:proofErr w:type="spellEnd"/>
+      <w:r>
+        <w:t xml:space="preserve"> </w:t>
+      </w:r>
+      <w:proofErr w:type="spellStart"/>
+      <w:r>
+        <w:t>src</w:t>
+      </w:r>
+      <w:proofErr w:type="spellEnd"/>
+      <w:r>
+        <w:t>="photo.jpg"&gt;</w:t>
+      </w:r>
+    </w:p>
+    <w:p>
+      <w:pPr>
+        <w:rPr>
+          <w:rFonts w:hint="eastAsia"/>
+        </w:rPr>
+      </w:pPr>
+      <w:r>
+        <w:t xml:space="preserve">    &lt;</w:t>
+      </w:r>
+      <w:proofErr w:type="spellStart"/>
+      <w:r>
+        <w:t>figcaption</w:t>
+      </w:r>
+      <w:proofErr w:type="spellEnd"/>
+      <w:r>
+        <w:t>&gt;图片说明&lt;/</w:t>
+      </w:r>
+      <w:proofErr w:type="spellStart"/>
+      <w:r>
+        <w:t>figcaption</w:t>
+      </w:r>
+      <w:proofErr w:type="spellEnd"/>
+      <w:r>
+        <w:t>&gt;</w:t>
+      </w:r>
+    </w:p>
+    <w:p>
+      <w:pPr>
+        <w:rPr>
+          <w:rFonts w:hint="eastAsia"/>
+        </w:rPr>
+      </w:pPr>
+      <w:r>
+        <w:t xml:space="preserve">  &lt;/figure&gt;</w:t>
+      </w:r>
+    </w:p>
+    <w:p>
+      <w:pPr>
+        <w:rPr>
+          <w:rFonts w:hint="eastAsia"/>
+        </w:rPr>
+      </w:pPr>
+      <w:r>
+        <w:t xml:space="preserve">  &lt;p&gt;最后一段&lt;/p&gt;</w:t>
+      </w:r>
+    </w:p>
+    <w:p>
+      <w:pPr>
+        <w:rPr>
+          <w:rFonts w:hint="eastAsia"/>
+        </w:rPr>
+      </w:pPr>
+      <w:r>
+        <w:t>&lt;/article&gt;</w:t>
+      </w:r>
+    </w:p>
+    <w:p>
+      <w:pPr>
+        <w:rPr>
+          <w:rFonts w:hint="eastAsia"/>
+        </w:rPr>
+      </w:pPr>
+      <w:proofErr w:type="spellStart"/>
+      <w:r>
+        <w:t>css</w:t>
+      </w:r>
+      <w:proofErr w:type="spellEnd"/>
+    </w:p>
+    <w:p>
+      <w:pPr>
+        <w:rPr>
+          <w:rFonts w:hint="eastAsia"/>
+        </w:rPr>
+      </w:pPr>
+      <w:r>
+        <w:t>编辑</w:t>
+      </w:r>
     </w:p>
     <w:p>
       <w:pPr>
@@ -7553,139 +8837,51 @@
           <w:i/>
           <w:iCs/>
         </w:rPr>
-        <w:t>/* 2. 空段落显示占位符 */</w:t>
-      </w:r>
-    </w:p>
-    <w:p>
-      <w:pPr>
-        <w:rPr>
-          <w:rFonts w:hint="eastAsia"/>
-        </w:rPr>
-      </w:pPr>
-      <w:r>
-        <w:t>p:empty::before {</w:t>
-      </w:r>
-    </w:p>
-    <w:p>
-      <w:pPr>
-        <w:rPr>
-          <w:rFonts w:hint="eastAsia"/>
-        </w:rPr>
-      </w:pPr>
-      <w:r>
-        <w:t xml:space="preserve">  content: "[内容为空]";</w:t>
-      </w:r>
-    </w:p>
-    <w:p>
-      <w:pPr>
-        <w:rPr>
-          <w:rFonts w:hint="eastAsia"/>
-        </w:rPr>
-      </w:pPr>
-      <w:r>
-        <w:t xml:space="preserve">  color: #ccc;</w:t>
-      </w:r>
-    </w:p>
-    <w:p>
-      <w:pPr>
-        <w:rPr>
-          <w:rFonts w:hint="eastAsia"/>
-        </w:rPr>
-      </w:pPr>
-      <w:r>
-        <w:t>}</w:t>
-      </w:r>
-    </w:p>
-    <w:p>
-      <w:pPr>
-        <w:rPr>
-          <w:rFonts w:hint="eastAsia"/>
-        </w:rPr>
-      </w:pPr>
-    </w:p>
-    <w:p>
-      <w:pPr>
-        <w:rPr>
-          <w:rFonts w:hint="eastAsia"/>
-        </w:rPr>
-      </w:pPr>
+        <w:t xml:space="preserve">/* 1. article 中包含 figure 时，给 article </w:t>
+      </w:r>
+      <w:proofErr w:type="gramStart"/>
       <w:r>
         <w:rPr>
           <w:i/>
           <w:iCs/>
         </w:rPr>
-        <w:t>/* 3. 除最后一个段落外的所有 p 加底部分隔线 */</w:t>
-      </w:r>
-    </w:p>
-    <w:p>
-      <w:pPr>
-        <w:rPr>
-          <w:rFonts w:hint="eastAsia"/>
-        </w:rPr>
-      </w:pPr>
-      <w:r>
-        <w:t>p:not(:last-of-type) {</w:t>
-      </w:r>
-    </w:p>
-    <w:p>
-      <w:pPr>
-        <w:rPr>
-          <w:rFonts w:hint="eastAsia"/>
-        </w:rPr>
-      </w:pPr>
-      <w:r>
-        <w:t xml:space="preserve">  border-bottom: 1px dashed #eee;</w:t>
-      </w:r>
-    </w:p>
-    <w:p>
-      <w:pPr>
-        <w:rPr>
-          <w:rFonts w:hint="eastAsia"/>
-        </w:rPr>
-      </w:pPr>
-      <w:r>
-        <w:t>}</w:t>
-      </w:r>
-    </w:p>
-    <w:p>
-      <w:pPr>
-        <w:rPr>
-          <w:rFonts w:hint="eastAsia"/>
-        </w:rPr>
-      </w:pPr>
-    </w:p>
-    <w:p>
-      <w:pPr>
-        <w:rPr>
-          <w:rFonts w:hint="eastAsia"/>
-        </w:rPr>
-      </w:pPr>
+        <w:t>加背景</w:t>
+      </w:r>
+      <w:proofErr w:type="gramEnd"/>
       <w:r>
         <w:rPr>
           <w:i/>
           <w:iCs/>
         </w:rPr>
-        <w:t>/* 4. figure 中有 figcaption 时，图片加圆角 */</w:t>
-      </w:r>
-    </w:p>
-    <w:p>
-      <w:pPr>
-        <w:rPr>
-          <w:rFonts w:hint="eastAsia"/>
-        </w:rPr>
-      </w:pPr>
-      <w:r>
-        <w:t>figure:has(figcaption) img {</w:t>
-      </w:r>
-    </w:p>
-    <w:p>
-      <w:pPr>
-        <w:rPr>
-          <w:rFonts w:hint="eastAsia"/>
-        </w:rPr>
-      </w:pPr>
-      <w:r>
-        <w:t xml:space="preserve">  border-radius: 8px;</w:t>
+        <w:t xml:space="preserve"> */</w:t>
+      </w:r>
+    </w:p>
+    <w:p>
+      <w:pPr>
+        <w:rPr>
+          <w:rFonts w:hint="eastAsia"/>
+        </w:rPr>
+      </w:pPr>
+      <w:proofErr w:type="spellStart"/>
+      <w:proofErr w:type="gramStart"/>
+      <w:r>
+        <w:lastRenderedPageBreak/>
+        <w:t>article:has</w:t>
+      </w:r>
+      <w:proofErr w:type="spellEnd"/>
+      <w:proofErr w:type="gramEnd"/>
+      <w:r>
+        <w:t>(figure) {</w:t>
+      </w:r>
+    </w:p>
+    <w:p>
+      <w:pPr>
+        <w:rPr>
+          <w:rFonts w:hint="eastAsia"/>
+        </w:rPr>
+      </w:pPr>
+      <w:r>
+        <w:t xml:space="preserve">  background: #fafafa;</w:t>
       </w:r>
     </w:p>
     <w:p>
@@ -7716,6 +8912,234 @@
           <w:i/>
           <w:iCs/>
         </w:rPr>
+        <w:t>/* 2. 空段落</w:t>
+      </w:r>
+      <w:proofErr w:type="gramStart"/>
+      <w:r>
+        <w:rPr>
+          <w:i/>
+          <w:iCs/>
+        </w:rPr>
+        <w:t>显示占</w:t>
+      </w:r>
+      <w:proofErr w:type="gramEnd"/>
+      <w:r>
+        <w:rPr>
+          <w:i/>
+          <w:iCs/>
+        </w:rPr>
+        <w:t>位符 */</w:t>
+      </w:r>
+    </w:p>
+    <w:p>
+      <w:pPr>
+        <w:rPr>
+          <w:rFonts w:hint="eastAsia"/>
+        </w:rPr>
+      </w:pPr>
+      <w:proofErr w:type="gramStart"/>
+      <w:r>
+        <w:t>p:empty::</w:t>
+      </w:r>
+      <w:proofErr w:type="gramEnd"/>
+      <w:r>
+        <w:t>before {</w:t>
+      </w:r>
+    </w:p>
+    <w:p>
+      <w:pPr>
+        <w:rPr>
+          <w:rFonts w:hint="eastAsia"/>
+        </w:rPr>
+      </w:pPr>
+      <w:r>
+        <w:t xml:space="preserve">  content: "[内容为空]";</w:t>
+      </w:r>
+    </w:p>
+    <w:p>
+      <w:pPr>
+        <w:rPr>
+          <w:rFonts w:hint="eastAsia"/>
+        </w:rPr>
+      </w:pPr>
+      <w:r>
+        <w:t xml:space="preserve">  color: #ccc;</w:t>
+      </w:r>
+    </w:p>
+    <w:p>
+      <w:pPr>
+        <w:rPr>
+          <w:rFonts w:hint="eastAsia"/>
+        </w:rPr>
+      </w:pPr>
+      <w:r>
+        <w:t>}</w:t>
+      </w:r>
+    </w:p>
+    <w:p>
+      <w:pPr>
+        <w:rPr>
+          <w:rFonts w:hint="eastAsia"/>
+        </w:rPr>
+      </w:pPr>
+    </w:p>
+    <w:p>
+      <w:pPr>
+        <w:rPr>
+          <w:rFonts w:hint="eastAsia"/>
+        </w:rPr>
+      </w:pPr>
+      <w:r>
+        <w:rPr>
+          <w:i/>
+          <w:iCs/>
+        </w:rPr>
+        <w:t>/* 3. 除最后一个段落外的所有 p 加底部分隔线 */</w:t>
+      </w:r>
+    </w:p>
+    <w:p>
+      <w:pPr>
+        <w:rPr>
+          <w:rFonts w:hint="eastAsia"/>
+        </w:rPr>
+      </w:pPr>
+      <w:proofErr w:type="gramStart"/>
+      <w:r>
+        <w:t>p:not(:last</w:t>
+      </w:r>
+      <w:proofErr w:type="gramEnd"/>
+      <w:r>
+        <w:t>-of-type) {</w:t>
+      </w:r>
+    </w:p>
+    <w:p>
+      <w:pPr>
+        <w:rPr>
+          <w:rFonts w:hint="eastAsia"/>
+        </w:rPr>
+      </w:pPr>
+      <w:r>
+        <w:t xml:space="preserve">  border-bottom: 1px dashed #eee;</w:t>
+      </w:r>
+    </w:p>
+    <w:p>
+      <w:pPr>
+        <w:rPr>
+          <w:rFonts w:hint="eastAsia"/>
+        </w:rPr>
+      </w:pPr>
+      <w:r>
+        <w:t>}</w:t>
+      </w:r>
+    </w:p>
+    <w:p>
+      <w:pPr>
+        <w:rPr>
+          <w:rFonts w:hint="eastAsia"/>
+        </w:rPr>
+      </w:pPr>
+    </w:p>
+    <w:p>
+      <w:pPr>
+        <w:rPr>
+          <w:rFonts w:hint="eastAsia"/>
+        </w:rPr>
+      </w:pPr>
+      <w:r>
+        <w:rPr>
+          <w:i/>
+          <w:iCs/>
+        </w:rPr>
+        <w:t xml:space="preserve">/* 4. figure 中有 </w:t>
+      </w:r>
+      <w:proofErr w:type="spellStart"/>
+      <w:r>
+        <w:rPr>
+          <w:i/>
+          <w:iCs/>
+        </w:rPr>
+        <w:t>figcaption</w:t>
+      </w:r>
+      <w:proofErr w:type="spellEnd"/>
+      <w:r>
+        <w:rPr>
+          <w:i/>
+          <w:iCs/>
+        </w:rPr>
+        <w:t xml:space="preserve"> 时，图片加圆角 */</w:t>
+      </w:r>
+    </w:p>
+    <w:p>
+      <w:pPr>
+        <w:rPr>
+          <w:rFonts w:hint="eastAsia"/>
+        </w:rPr>
+      </w:pPr>
+      <w:proofErr w:type="spellStart"/>
+      <w:proofErr w:type="gramStart"/>
+      <w:r>
+        <w:t>figure:has</w:t>
+      </w:r>
+      <w:proofErr w:type="spellEnd"/>
+      <w:proofErr w:type="gramEnd"/>
+      <w:r>
+        <w:t>(</w:t>
+      </w:r>
+      <w:proofErr w:type="spellStart"/>
+      <w:r>
+        <w:t>figcaption</w:t>
+      </w:r>
+      <w:proofErr w:type="spellEnd"/>
+      <w:r>
+        <w:t xml:space="preserve">) </w:t>
+      </w:r>
+      <w:proofErr w:type="spellStart"/>
+      <w:r>
+        <w:t>img</w:t>
+      </w:r>
+      <w:proofErr w:type="spellEnd"/>
+      <w:r>
+        <w:t xml:space="preserve"> {</w:t>
+      </w:r>
+    </w:p>
+    <w:p>
+      <w:pPr>
+        <w:rPr>
+          <w:rFonts w:hint="eastAsia"/>
+        </w:rPr>
+      </w:pPr>
+      <w:r>
+        <w:t xml:space="preserve">  border-radius: 8px;</w:t>
+      </w:r>
+    </w:p>
+    <w:p>
+      <w:pPr>
+        <w:rPr>
+          <w:rFonts w:hint="eastAsia"/>
+        </w:rPr>
+      </w:pPr>
+      <w:r>
+        <w:t>}</w:t>
+      </w:r>
+    </w:p>
+    <w:p>
+      <w:pPr>
+        <w:rPr>
+          <w:rFonts w:hint="eastAsia"/>
+        </w:rPr>
+      </w:pPr>
+    </w:p>
+    <w:p>
+      <w:pPr>
+        <w:rPr>
+          <w:rFonts w:hint="eastAsia"/>
+        </w:rPr>
+      </w:pPr>
+      <w:r>
+        <w:rPr>
+          <w:i/>
+          <w:iCs/>
+        </w:rPr>
         <w:t>/* 5. 第二个同类型段落（即那个空&lt;p&gt;）高亮 */</w:t>
       </w:r>
     </w:p>
@@ -7725,8 +9149,21 @@
           <w:rFonts w:hint="eastAsia"/>
         </w:rPr>
       </w:pPr>
-      <w:r>
-        <w:t>p:nth-of-type(2) {</w:t>
+      <w:proofErr w:type="gramStart"/>
+      <w:r>
+        <w:t>p:nth</w:t>
+      </w:r>
+      <w:proofErr w:type="gramEnd"/>
+      <w:r>
+        <w:t>-of-</w:t>
+      </w:r>
+      <w:proofErr w:type="gramStart"/>
+      <w:r>
+        <w:t>type(</w:t>
+      </w:r>
+      <w:proofErr w:type="gramEnd"/>
+      <w:r>
+        <w:t>2) {</w:t>
       </w:r>
     </w:p>
     <w:p>
@@ -7929,8 +9366,13 @@
                 <w:rFonts w:hint="eastAsia"/>
               </w:rPr>
             </w:pPr>
+            <w:proofErr w:type="gramStart"/>
             <w:r>
-              <w:t>:nth-child(n)</w:t>
+              <w:t>:nth</w:t>
+            </w:r>
+            <w:proofErr w:type="gramEnd"/>
+            <w:r>
+              <w:t>-child(n)</w:t>
             </w:r>
           </w:p>
         </w:tc>
@@ -7959,7 +9401,15 @@
               </w:rPr>
             </w:pPr>
             <w:r>
-              <w:t>所有子元素中第n个 + 标签匹配</w:t>
+              <w:t>所有子元素中第n</w:t>
+            </w:r>
+            <w:proofErr w:type="gramStart"/>
+            <w:r>
+              <w:t>个</w:t>
+            </w:r>
+            <w:proofErr w:type="gramEnd"/>
+            <w:r>
+              <w:t xml:space="preserve"> + 标签匹配</w:t>
             </w:r>
           </w:p>
         </w:tc>
@@ -8018,8 +9468,13 @@
                 <w:rFonts w:hint="eastAsia"/>
               </w:rPr>
             </w:pPr>
+            <w:proofErr w:type="gramStart"/>
             <w:r>
-              <w:t>:nth-of-type(n)</w:t>
+              <w:t>:nth</w:t>
+            </w:r>
+            <w:proofErr w:type="gramEnd"/>
+            <w:r>
+              <w:t>-of-type(n)</w:t>
             </w:r>
           </w:p>
         </w:tc>
@@ -8048,8 +9503,13 @@
               </w:rPr>
             </w:pPr>
             <w:r>
-              <w:t>同标签中第n个</w:t>
+              <w:t>同标签中第n</w:t>
             </w:r>
+            <w:proofErr w:type="gramStart"/>
+            <w:r>
+              <w:t>个</w:t>
+            </w:r>
+            <w:proofErr w:type="gramEnd"/>
           </w:p>
         </w:tc>
         <w:tc>
@@ -8107,8 +9567,13 @@
                 <w:rFonts w:hint="eastAsia"/>
               </w:rPr>
             </w:pPr>
+            <w:proofErr w:type="gramStart"/>
             <w:r>
-              <w:t>:has(selector)</w:t>
+              <w:t>:has</w:t>
+            </w:r>
+            <w:proofErr w:type="gramEnd"/>
+            <w:r>
+              <w:t>(selector)</w:t>
             </w:r>
           </w:p>
         </w:tc>
@@ -8166,7 +9631,15 @@
               </w:rPr>
             </w:pPr>
             <w:r>
-              <w:t>"父选择器"，可嵌套</w:t>
+              <w:t>"</w:t>
+            </w:r>
+            <w:proofErr w:type="gramStart"/>
+            <w:r>
+              <w:t>父选择</w:t>
+            </w:r>
+            <w:proofErr w:type="gramEnd"/>
+            <w:r>
+              <w:t>器"，可嵌套</w:t>
             </w:r>
           </w:p>
         </w:tc>
@@ -8196,8 +9669,13 @@
                 <w:rFonts w:hint="eastAsia"/>
               </w:rPr>
             </w:pPr>
+            <w:proofErr w:type="gramStart"/>
             <w:r>
-              <w:t>:not(selector)</w:t>
+              <w:t>:not</w:t>
+            </w:r>
+            <w:proofErr w:type="gramEnd"/>
+            <w:r>
+              <w:t>(selector)</w:t>
             </w:r>
           </w:p>
         </w:tc>
@@ -8285,9 +9763,11 @@
                 <w:rFonts w:hint="eastAsia"/>
               </w:rPr>
             </w:pPr>
+            <w:proofErr w:type="gramStart"/>
             <w:r>
               <w:t>:empty</w:t>
             </w:r>
+            <w:proofErr w:type="gramEnd"/>
           </w:p>
         </w:tc>
         <w:tc>
@@ -8402,7 +9882,21 @@
         <w:rPr>
           <w:rFonts w:hint="eastAsia"/>
         </w:rPr>
-        <w:t>改造元素的一部分，不算真实dom一部分，主要目的减少一些无意义的标签</w:t>
+        <w:t>改造元素的一部分，不算真实</w:t>
+      </w:r>
+      <w:proofErr w:type="spellStart"/>
+      <w:r>
+        <w:rPr>
+          <w:rFonts w:hint="eastAsia"/>
+        </w:rPr>
+        <w:t>dom</w:t>
+      </w:r>
+      <w:proofErr w:type="spellEnd"/>
+      <w:r>
+        <w:rPr>
+          <w:rFonts w:hint="eastAsia"/>
+        </w:rPr>
+        <w:t>一部分，主要目的减少一些无意义的标签</w:t>
       </w:r>
     </w:p>
     <w:p>
@@ -8566,7 +10060,23 @@
         </w:rPr>
       </w:pPr>
       <w:r>
-        <w:t>关系型选择器：如后代选择器（两选择器挨着写）、子代选择器（两选择器用大于号连接）、兄弟选择器（用波浪号或加号）。</w:t>
+        <w:t>关系型选择器：如后代选择器（</w:t>
+      </w:r>
+      <w:proofErr w:type="gramStart"/>
+      <w:r>
+        <w:t>两选择</w:t>
+      </w:r>
+      <w:proofErr w:type="gramEnd"/>
+      <w:r>
+        <w:t>器挨着写）、子代选择器（</w:t>
+      </w:r>
+      <w:proofErr w:type="gramStart"/>
+      <w:r>
+        <w:t>两选择</w:t>
+      </w:r>
+      <w:proofErr w:type="gramEnd"/>
+      <w:r>
+        <w:t>器用大于号连接）、兄弟选择器（用波浪号或加号）。</w:t>
       </w:r>
     </w:p>
     <w:p>
@@ -8580,7 +10090,23 @@
         </w:rPr>
       </w:pPr>
       <w:r>
-        <w:t>状态选择器：包含伪类和伪元素、结构位选择器等。</w:t>
+        <w:t>状态选择器：</w:t>
+      </w:r>
+      <w:proofErr w:type="gramStart"/>
+      <w:r>
+        <w:t>包含伪类和</w:t>
+      </w:r>
+      <w:proofErr w:type="gramEnd"/>
+      <w:r>
+        <w:t>伪元素、</w:t>
+      </w:r>
+      <w:proofErr w:type="gramStart"/>
+      <w:r>
+        <w:t>结构位</w:t>
+      </w:r>
+      <w:proofErr w:type="gramEnd"/>
+      <w:r>
+        <w:t>选择器等。</w:t>
       </w:r>
     </w:p>
     <w:p>
@@ -8687,7 +10213,15 @@
         </w:rPr>
       </w:pPr>
       <w:r>
-        <w:t>作业完成情况：课后作业要求做 test 等选择器相关内容，学员仅看了用法和举例。</w:t>
+        <w:t>作业完成情况：课后作业要求做 test 等选择</w:t>
+      </w:r>
+      <w:proofErr w:type="gramStart"/>
+      <w:r>
+        <w:t>器相关</w:t>
+      </w:r>
+      <w:proofErr w:type="gramEnd"/>
+      <w:r>
+        <w:t>内容，学员仅看了用法和举例。</w:t>
       </w:r>
     </w:p>
     <w:p>
@@ -8701,7 +10235,15 @@
         </w:rPr>
       </w:pPr>
       <w:r>
-        <w:t>选择器讲解：重点讲解 has 选择器，它是一种父级条件选择器，能根据子元素状态确定父元素状态，通过输入框聚焦改变父元素样式的例子说明其联动效果；ins 是选择性合并，等价于将多个元素并列书写；not 是排除，empty 针对无内容的元素，使用时要注意无换行和空格。</w:t>
+        <w:t>选择器讲解：重点讲解 has 选择器，它是一种</w:t>
+      </w:r>
+      <w:proofErr w:type="gramStart"/>
+      <w:r>
+        <w:t>父级条件</w:t>
+      </w:r>
+      <w:proofErr w:type="gramEnd"/>
+      <w:r>
+        <w:t>选择器，能根据子元素状态确定父元素状态，通过输入框聚焦改变父元素样式的例子说明其联动效果；ins 是选择性合并，等价于将多个元素并列书写；not 是排除，empty 针对无内容的元素，使用时要注意无换行和空格。</w:t>
       </w:r>
     </w:p>
     <w:p>
@@ -8911,7 +10453,15 @@
         </w:rPr>
       </w:pPr>
       <w:r>
-        <w:t>类型分类：主要有 block（块级元素）和 inline（行内元素）。</w:t>
+        <w:t>类型分类：主要有 block（</w:t>
+      </w:r>
+      <w:proofErr w:type="gramStart"/>
+      <w:r>
+        <w:t>块级元素</w:t>
+      </w:r>
+      <w:proofErr w:type="gramEnd"/>
+      <w:r>
+        <w:t>）和 inline（行内元素）。</w:t>
       </w:r>
     </w:p>
     <w:p>
@@ -8925,7 +10475,15 @@
         </w:rPr>
       </w:pPr>
       <w:r>
-        <w:t>区别：行内元素可放在一排，宽高由内容决定，上下 padding 和 margin 不生效，但视觉上撑开；块级元素占一整行。</w:t>
+        <w:t>区别：行内元素可放在一排，宽高由内容决定，上下 padding 和 margin 不生效，但视觉上撑开；</w:t>
+      </w:r>
+      <w:proofErr w:type="gramStart"/>
+      <w:r>
+        <w:t>块级元素</w:t>
+      </w:r>
+      <w:proofErr w:type="gramEnd"/>
+      <w:r>
+        <w:t>占一整行。</w:t>
       </w:r>
     </w:p>
     <w:p>
@@ -9049,7 +10607,31 @@
         </w:rPr>
       </w:pPr>
       <w:r>
-        <w:t>作业布置：要求学员复刻包含 5 个 div 和 1 个 h2 的布局，写出 5 个圆的样式，并使用 flex 布局实现内容的水平和垂直居中。</w:t>
+        <w:t xml:space="preserve">作业布置：要求学员复刻包含 5 </w:t>
+      </w:r>
+      <w:proofErr w:type="gramStart"/>
+      <w:r>
+        <w:t>个</w:t>
+      </w:r>
+      <w:proofErr w:type="gramEnd"/>
+      <w:r>
+        <w:t xml:space="preserve"> div 和 1 </w:t>
+      </w:r>
+      <w:proofErr w:type="gramStart"/>
+      <w:r>
+        <w:t>个</w:t>
+      </w:r>
+      <w:proofErr w:type="gramEnd"/>
+      <w:r>
+        <w:t xml:space="preserve"> h2 的布局，写出 5 </w:t>
+      </w:r>
+      <w:proofErr w:type="gramStart"/>
+      <w:r>
+        <w:t>个</w:t>
+      </w:r>
+      <w:proofErr w:type="gramEnd"/>
+      <w:r>
+        <w:t>圆的样式，并使用 flex 布局实现内容的水平和垂直居中。</w:t>
       </w:r>
     </w:p>
     <w:p>
@@ -9081,7 +10663,23 @@
         </w:rPr>
       </w:pPr>
       <w:r>
-        <w:t>主轴和辅轴：主轴默认水平，辅轴默认垂直，可通过 flex - direction 改变。</w:t>
+        <w:t>主轴和</w:t>
+      </w:r>
+      <w:proofErr w:type="gramStart"/>
+      <w:r>
+        <w:t>辅轴</w:t>
+      </w:r>
+      <w:proofErr w:type="gramEnd"/>
+      <w:r>
+        <w:t>：主轴默认水平，</w:t>
+      </w:r>
+      <w:proofErr w:type="gramStart"/>
+      <w:r>
+        <w:t>辅轴默认</w:t>
+      </w:r>
+      <w:proofErr w:type="gramEnd"/>
+      <w:r>
+        <w:t>垂直，可通过 flex - direction 改变。</w:t>
       </w:r>
     </w:p>
     <w:p>
@@ -9145,7 +10743,15 @@
         </w:rPr>
       </w:pPr>
       <w:r>
-        <w:t>课程时间：下节课于下周日进行。</w:t>
+        <w:t>课程时间：下</w:t>
+      </w:r>
+      <w:proofErr w:type="gramStart"/>
+      <w:r>
+        <w:t>节课于下周</w:t>
+      </w:r>
+      <w:proofErr w:type="gramEnd"/>
+      <w:r>
+        <w:t>日进行。</w:t>
       </w:r>
     </w:p>
     <w:p>
@@ -9159,7 +10765,15 @@
         </w:rPr>
       </w:pPr>
       <w:r>
-        <w:t>课程难度：若学员觉得内容简单，可完整讲解后跳过，老师会根据学员情况调整难度。</w:t>
+        <w:t>课程难度：</w:t>
+      </w:r>
+      <w:proofErr w:type="gramStart"/>
+      <w:r>
+        <w:t>若学员觉得</w:t>
+      </w:r>
+      <w:proofErr w:type="gramEnd"/>
+      <w:r>
+        <w:t>内容简单，可完整讲解后跳过，老师会根据学员情况调整难度。</w:t>
       </w:r>
     </w:p>
     <w:p>
@@ -9334,13 +10948,27 @@
         <w:rPr>
           <w:rFonts w:hint="eastAsia"/>
         </w:rPr>
-        <w:t>: 控制辅轴</w:t>
-      </w:r>
-      <w:r>
-        <w:rPr>
-          <w:rFonts w:hint="eastAsia"/>
-        </w:rPr>
-        <w:t>方向上多行的对齐</w:t>
+        <w:t xml:space="preserve">: </w:t>
+      </w:r>
+      <w:proofErr w:type="gramStart"/>
+      <w:r>
+        <w:rPr>
+          <w:rFonts w:hint="eastAsia"/>
+        </w:rPr>
+        <w:t>控制辅轴</w:t>
+      </w:r>
+      <w:r>
+        <w:rPr>
+          <w:rFonts w:hint="eastAsia"/>
+        </w:rPr>
+        <w:t>方向</w:t>
+      </w:r>
+      <w:proofErr w:type="gramEnd"/>
+      <w:r>
+        <w:rPr>
+          <w:rFonts w:hint="eastAsia"/>
+        </w:rPr>
+        <w:t>上多行的对齐</w:t>
       </w:r>
       <w:r>
         <w:rPr>
@@ -9372,7 +11000,21 @@
         <w:rPr>
           <w:rFonts w:hint="eastAsia"/>
         </w:rPr>
-        <w:t>，不改变dom结构，只改变显示顺序，设置在子元素上</w:t>
+        <w:t>，不改变</w:t>
+      </w:r>
+      <w:proofErr w:type="spellStart"/>
+      <w:r>
+        <w:rPr>
+          <w:rFonts w:hint="eastAsia"/>
+        </w:rPr>
+        <w:t>dom</w:t>
+      </w:r>
+      <w:proofErr w:type="spellEnd"/>
+      <w:r>
+        <w:rPr>
+          <w:rFonts w:hint="eastAsia"/>
+        </w:rPr>
+        <w:t>结构，只改变显示顺序，设置在子元素上</w:t>
       </w:r>
     </w:p>
     <w:p>
@@ -9474,20 +11116,48 @@
         <w:rPr>
           <w:rFonts w:hint="eastAsia"/>
         </w:rPr>
-        <w:t>.item { flex: none; }     /* = flex: 0 0 auto → 固定不伸缩 */</w:t>
-      </w:r>
-    </w:p>
-    <w:p>
-      <w:pPr>
-        <w:rPr>
-          <w:rFonts w:hint="eastAsia"/>
-        </w:rPr>
-      </w:pPr>
-      <w:r>
-        <w:rPr>
-          <w:rFonts w:hint="eastAsia"/>
-        </w:rPr>
-        <w:t>.item { flex: 0 0 200px; }/* 固定200px，不伸缩 */</w:t>
+        <w:t>.item { flex: none; }     /* = flex: 0 0 auto → 固定</w:t>
+      </w:r>
+      <w:proofErr w:type="gramStart"/>
+      <w:r>
+        <w:rPr>
+          <w:rFonts w:hint="eastAsia"/>
+        </w:rPr>
+        <w:t>不</w:t>
+      </w:r>
+      <w:proofErr w:type="gramEnd"/>
+      <w:r>
+        <w:rPr>
+          <w:rFonts w:hint="eastAsia"/>
+        </w:rPr>
+        <w:t>伸缩 */</w:t>
+      </w:r>
+    </w:p>
+    <w:p>
+      <w:pPr>
+        <w:rPr>
+          <w:rFonts w:hint="eastAsia"/>
+        </w:rPr>
+      </w:pPr>
+      <w:r>
+        <w:rPr>
+          <w:rFonts w:hint="eastAsia"/>
+        </w:rPr>
+        <w:t>.item { flex: 0 0 200px; }/* 固定200px，</w:t>
+      </w:r>
+      <w:proofErr w:type="gramStart"/>
+      <w:r>
+        <w:rPr>
+          <w:rFonts w:hint="eastAsia"/>
+        </w:rPr>
+        <w:t>不</w:t>
+      </w:r>
+      <w:proofErr w:type="gramEnd"/>
+      <w:r>
+        <w:rPr>
+          <w:rFonts w:hint="eastAsia"/>
+        </w:rPr>
+        <w:t>伸缩 */</w:t>
       </w:r>
     </w:p>
     <w:p>
@@ -9520,7 +11190,21 @@
         <w:rPr>
           <w:rFonts w:hint="eastAsia"/>
         </w:rPr>
-        <w:t>Flex-shrink: （不换行时）空间不足，</w:t>
+        <w:t>Flex-shrink: （</w:t>
+      </w:r>
+      <w:proofErr w:type="gramStart"/>
+      <w:r>
+        <w:rPr>
+          <w:rFonts w:hint="eastAsia"/>
+        </w:rPr>
+        <w:t>不</w:t>
+      </w:r>
+      <w:proofErr w:type="gramEnd"/>
+      <w:r>
+        <w:rPr>
+          <w:rFonts w:hint="eastAsia"/>
+        </w:rPr>
+        <w:t>换行时）空间不足，</w:t>
       </w:r>
       <w:r>
         <w:rPr>
@@ -9606,7 +11290,23 @@
           <w:i/>
           <w:iCs/>
         </w:rPr>
-        <w:t>/* 忽略内容宽度，纯按比例分配 */</w:t>
+        <w:t>/* 忽略内容宽度，</w:t>
+      </w:r>
+      <w:proofErr w:type="gramStart"/>
+      <w:r>
+        <w:rPr>
+          <w:i/>
+          <w:iCs/>
+        </w:rPr>
+        <w:t>纯按比例</w:t>
+      </w:r>
+      <w:proofErr w:type="gramEnd"/>
+      <w:r>
+        <w:rPr>
+          <w:i/>
+          <w:iCs/>
+        </w:rPr>
+        <w:t>分配 */</w:t>
       </w:r>
     </w:p>
     <w:p>

--- a/lesson.docx
+++ b/lesson.docx
@@ -2428,23 +2428,8 @@
         <w:t>具体代码</w:t>
       </w:r>
       <w:r>
-        <w:t>：用</w:t>
-      </w:r>
-      <w:proofErr w:type="spellStart"/>
-      <w:r>
-        <w:t>document.documentElement</w:t>
-      </w:r>
-      <w:proofErr w:type="spellEnd"/>
-      <w:r>
-        <w:t>表示 HTML 根节点，使用toggle()方法添加或移除类。</w:t>
-      </w:r>
-    </w:p>
-    <w:p>
-      <w:pPr>
-        <w:rPr>
-          <w:rFonts w:hint="eastAsia"/>
-        </w:rPr>
-      </w:pPr>
+        <w:t>：用document.documentElement表示 HTML 根节点，使用toggle()方法添加或移除类。</w:t>
+      </w:r>
     </w:p>
     <w:p>
       <w:pPr>
@@ -2472,19 +2457,11 @@
           <w:rFonts w:hint="eastAsia"/>
         </w:rPr>
       </w:pPr>
-      <w:proofErr w:type="gramStart"/>
-      <w:r>
-        <w:rPr>
-          <w:rFonts w:hint="eastAsia"/>
-        </w:rPr>
-        <w:t>Var(</w:t>
-      </w:r>
-      <w:proofErr w:type="gramEnd"/>
-      <w:r>
-        <w:rPr>
-          <w:rFonts w:hint="eastAsia"/>
-        </w:rPr>
-        <w:t>--XX, #000000)</w:t>
+      <w:r>
+        <w:rPr>
+          <w:rFonts w:hint="eastAsia"/>
+        </w:rPr>
+        <w:t>Var(--XX, #000000)</w:t>
       </w:r>
     </w:p>
     <w:p>
@@ -2506,40 +2483,24 @@
           <w:rFonts w:hint="eastAsia"/>
         </w:rPr>
       </w:pPr>
-      <w:proofErr w:type="gramStart"/>
-      <w:r>
-        <w:rPr>
-          <w:rFonts w:hint="eastAsia"/>
-        </w:rPr>
-        <w:t>Min(</w:t>
-      </w:r>
-      <w:proofErr w:type="gramEnd"/>
-      <w:r>
-        <w:rPr>
-          <w:rFonts w:hint="eastAsia"/>
-        </w:rPr>
-        <w:t>)</w:t>
-      </w:r>
-    </w:p>
-    <w:p>
-      <w:pPr>
-        <w:rPr>
-          <w:rFonts w:hint="eastAsia"/>
-        </w:rPr>
-      </w:pPr>
-      <w:proofErr w:type="gramStart"/>
-      <w:r>
-        <w:rPr>
-          <w:rFonts w:hint="eastAsia"/>
-        </w:rPr>
-        <w:t>Max(</w:t>
-      </w:r>
-      <w:proofErr w:type="gramEnd"/>
-      <w:r>
-        <w:rPr>
-          <w:rFonts w:hint="eastAsia"/>
-        </w:rPr>
-        <w:t>)</w:t>
+      <w:r>
+        <w:rPr>
+          <w:rFonts w:hint="eastAsia"/>
+        </w:rPr>
+        <w:t>Min()</w:t>
+      </w:r>
+    </w:p>
+    <w:p>
+      <w:pPr>
+        <w:rPr>
+          <w:rFonts w:hint="eastAsia"/>
+        </w:rPr>
+      </w:pPr>
+      <w:r>
+        <w:rPr>
+          <w:rFonts w:hint="eastAsia"/>
+        </w:rPr>
+        <w:t>Max()</w:t>
       </w:r>
     </w:p>
     <w:p>
@@ -2563,7 +2524,6 @@
       <w:r>
         <w:t xml:space="preserve">font-size: </w:t>
       </w:r>
-      <w:proofErr w:type="gramStart"/>
       <w:r>
         <w:rPr>
           <w:b/>
@@ -2572,11 +2532,7 @@
         <w:t>clamp</w:t>
       </w:r>
       <w:r>
-        <w:t>(</w:t>
-      </w:r>
-      <w:proofErr w:type="gramEnd"/>
-      <w:r>
-        <w:t>16px, 2vw, 30px);</w:t>
+        <w:t>(16px, 2vw, 30px);</w:t>
       </w:r>
     </w:p>
     <w:p>
@@ -2609,16 +2565,8 @@
         <w:rPr>
           <w:rFonts w:hint="eastAsia"/>
         </w:rPr>
-        <w:t xml:space="preserve"> </w:t>
-      </w:r>
-      <w:proofErr w:type="spellStart"/>
-      <w:r>
-        <w:rPr>
-          <w:rFonts w:hint="eastAsia"/>
-        </w:rPr>
-        <w:t>vite</w:t>
-      </w:r>
-      <w:proofErr w:type="spellEnd"/>
+        <w:t xml:space="preserve"> vite</w:t>
+      </w:r>
       <w:r>
         <w:rPr>
           <w:rFonts w:hint="eastAsia"/>
@@ -2645,27 +2593,11 @@
           <w:rFonts w:hint="eastAsia"/>
         </w:rPr>
       </w:pPr>
-      <w:proofErr w:type="gramStart"/>
-      <w:r>
-        <w:rPr>
-          <w:rFonts w:hint="eastAsia"/>
-        </w:rPr>
-        <w:t>.</w:t>
-      </w:r>
-      <w:proofErr w:type="spellStart"/>
-      <w:r>
-        <w:rPr>
-          <w:rFonts w:hint="eastAsia"/>
-        </w:rPr>
-        <w:t>baseStyle</w:t>
-      </w:r>
-      <w:proofErr w:type="spellEnd"/>
-      <w:proofErr w:type="gramEnd"/>
-      <w:r>
-        <w:rPr>
-          <w:rFonts w:hint="eastAsia"/>
-        </w:rPr>
-        <w:t>{</w:t>
+      <w:r>
+        <w:rPr>
+          <w:rFonts w:hint="eastAsia"/>
+        </w:rPr>
+        <w:t>.baseStyle{</w:t>
       </w:r>
     </w:p>
     <w:p>
@@ -2713,76 +2645,38 @@
           <w:rFonts w:hint="eastAsia"/>
         </w:rPr>
       </w:pPr>
-      <w:proofErr w:type="gramStart"/>
-      <w:r>
-        <w:rPr>
-          <w:rFonts w:hint="eastAsia"/>
-        </w:rPr>
-        <w:t>.</w:t>
-      </w:r>
-      <w:proofErr w:type="spellStart"/>
-      <w:r>
-        <w:rPr>
-          <w:rFonts w:hint="eastAsia"/>
-        </w:rPr>
-        <w:t>primaryButton</w:t>
-      </w:r>
-      <w:proofErr w:type="spellEnd"/>
-      <w:proofErr w:type="gramEnd"/>
-      <w:r>
-        <w:rPr>
-          <w:rFonts w:hint="eastAsia"/>
-        </w:rPr>
-        <w:t>{</w:t>
-      </w:r>
-    </w:p>
-    <w:p>
-      <w:pPr>
-        <w:rPr>
-          <w:rFonts w:hint="eastAsia"/>
-        </w:rPr>
-      </w:pPr>
-      <w:r>
-        <w:rPr>
-          <w:rFonts w:hint="eastAsia"/>
-        </w:rPr>
-        <w:t xml:space="preserve">    composes: </w:t>
-      </w:r>
-      <w:proofErr w:type="spellStart"/>
-      <w:r>
-        <w:rPr>
-          <w:rFonts w:hint="eastAsia"/>
-        </w:rPr>
-        <w:t>baseStyle</w:t>
-      </w:r>
-      <w:proofErr w:type="spellEnd"/>
-      <w:r>
-        <w:rPr>
-          <w:rFonts w:hint="eastAsia"/>
-        </w:rPr>
-        <w:t xml:space="preserve"> baseStyle1 baseStyle2</w:t>
-      </w:r>
-    </w:p>
-    <w:p>
-      <w:pPr>
-        <w:rPr>
-          <w:rFonts w:hint="eastAsia"/>
-        </w:rPr>
-      </w:pPr>
-      <w:r>
-        <w:rPr>
-          <w:rFonts w:hint="eastAsia"/>
-        </w:rPr>
-        <w:t xml:space="preserve">    </w:t>
-      </w:r>
-      <w:proofErr w:type="spellStart"/>
-      <w:r>
-        <w:rPr>
-          <w:rFonts w:hint="eastAsia"/>
-        </w:rPr>
-        <w:t>color:XXX</w:t>
-      </w:r>
-      <w:proofErr w:type="spellEnd"/>
+      <w:r>
+        <w:rPr>
+          <w:rFonts w:hint="eastAsia"/>
+        </w:rPr>
+        <w:t>.primaryButton{</w:t>
+      </w:r>
+    </w:p>
+    <w:p>
+      <w:pPr>
+        <w:rPr>
+          <w:rFonts w:hint="eastAsia"/>
+        </w:rPr>
+      </w:pPr>
+      <w:r>
+        <w:rPr>
+          <w:rFonts w:hint="eastAsia"/>
+        </w:rPr>
+        <w:t xml:space="preserve">    composes: baseStyle baseStyle1 baseStyle2</w:t>
+      </w:r>
+    </w:p>
+    <w:p>
+      <w:pPr>
+        <w:rPr>
+          <w:rFonts w:hint="eastAsia"/>
+        </w:rPr>
+      </w:pPr>
+      <w:r>
+        <w:rPr>
+          <w:rFonts w:hint="eastAsia"/>
+        </w:rPr>
+        <w:t xml:space="preserve">    color:XXX</w:t>
+      </w:r>
     </w:p>
     <w:p>
       <w:pPr>
@@ -2881,35 +2775,7 @@
         <w:rPr>
           <w:rFonts w:hint="eastAsia"/>
         </w:rPr>
-        <w:t>作业：</w:t>
-      </w:r>
-      <w:proofErr w:type="spellStart"/>
-      <w:r>
-        <w:rPr>
-          <w:rFonts w:hint="eastAsia"/>
-        </w:rPr>
-        <w:t>Classlist</w:t>
-      </w:r>
-      <w:proofErr w:type="spellEnd"/>
-      <w:r>
-        <w:rPr>
-          <w:rFonts w:hint="eastAsia"/>
-        </w:rPr>
-        <w:t>的返回，伪数组，使用</w:t>
-      </w:r>
-      <w:proofErr w:type="spellStart"/>
-      <w:r>
-        <w:rPr>
-          <w:rFonts w:hint="eastAsia"/>
-        </w:rPr>
-        <w:t>Array.from</w:t>
-      </w:r>
-      <w:proofErr w:type="spellEnd"/>
-      <w:r>
-        <w:rPr>
-          <w:rFonts w:hint="eastAsia"/>
-        </w:rPr>
-        <w:t>转换</w:t>
+        <w:t>作业：Classlist的返回，伪数组，使用Array.from转换</w:t>
       </w:r>
     </w:p>
     <w:p>
@@ -2971,19 +2837,14 @@
           <w:b/>
           <w:bCs/>
         </w:rPr>
+        <w:t>复习与作业</w:t>
+      </w:r>
+      <w:r>
+        <w:t>：回顾上节课 SNS 主题页切换相关内容，本次课后作业为研究 classList，</w:t>
+      </w:r>
+      <w:r>
         <w:lastRenderedPageBreak/>
-        <w:t>复习与作业</w:t>
-      </w:r>
-      <w:r>
-        <w:t xml:space="preserve">：回顾上节课 SNS 主题页切换相关内容，本次课后作业为研究 </w:t>
-      </w:r>
-      <w:proofErr w:type="spellStart"/>
-      <w:r>
-        <w:t>classList</w:t>
-      </w:r>
-      <w:proofErr w:type="spellEnd"/>
-      <w:r>
-        <w:t>，包括其返回值、转换数组方法及常用操作。</w:t>
+        <w:t>包括其返回值、转换数组方法及常用操作。</w:t>
       </w:r>
     </w:p>
     <w:p>
@@ -3046,15 +2907,7 @@
         <w:t>作用域</w:t>
       </w:r>
       <w:r>
-        <w:t xml:space="preserve">：变量放在 HTML 里是全局变量，放在特定选择器如 </w:t>
-      </w:r>
-      <w:proofErr w:type="spellStart"/>
-      <w:r>
-        <w:t>div.card</w:t>
-      </w:r>
-      <w:proofErr w:type="spellEnd"/>
-      <w:r>
-        <w:t xml:space="preserve"> 中是局部变量，遵循就近原则，:root 是伪类，优先级比 HTML 高。</w:t>
+        <w:t>：变量放在 HTML 里是全局变量，放在特定选择器如 div.card 中是局部变量，遵循就近原则，:root 是伪类，优先级比 HTML 高。</w:t>
       </w:r>
     </w:p>
     <w:p>
@@ -3411,23 +3264,7 @@
         <w:t>存储</w:t>
       </w:r>
       <w:r>
-        <w:t>：写在独立的.</w:t>
-      </w:r>
-      <w:proofErr w:type="spellStart"/>
-      <w:r>
-        <w:t>css</w:t>
-      </w:r>
-      <w:proofErr w:type="spellEnd"/>
-      <w:r>
-        <w:t xml:space="preserve"> 文件，或 style 标签里，浏览器通过 CSS </w:t>
-      </w:r>
-      <w:proofErr w:type="gramStart"/>
-      <w:r>
-        <w:t>解析器</w:t>
-      </w:r>
-      <w:proofErr w:type="gramEnd"/>
-      <w:r>
-        <w:t>读取。</w:t>
+        <w:t>：写在独立的.css 文件，或 style 标签里，浏览器通过 CSS 解析器读取。</w:t>
       </w:r>
     </w:p>
     <w:p>
@@ -3532,77 +3369,72 @@
         <w:t>CSS 性能优化</w:t>
       </w:r>
       <w:r>
-        <w:t>：样式有行内样式、style 标签内样式、外部链接样式表三种写法，外部链接</w:t>
-      </w:r>
-      <w:proofErr w:type="gramStart"/>
-      <w:r>
-        <w:t>样式表虽常用</w:t>
-      </w:r>
-      <w:proofErr w:type="gramEnd"/>
-      <w:r>
-        <w:t>，但增加 HTTP 请求，性能优化方法是关键 CSS 放 style 里，非关键的外部引用。</w:t>
-      </w:r>
-    </w:p>
-    <w:p>
-      <w:pPr>
-        <w:rPr>
-          <w:rFonts w:hint="eastAsia"/>
-        </w:rPr>
-      </w:pPr>
-    </w:p>
-    <w:p>
-      <w:pPr>
-        <w:rPr>
-          <w:rFonts w:hint="eastAsia"/>
-        </w:rPr>
-      </w:pPr>
-    </w:p>
-    <w:p>
-      <w:pPr>
-        <w:rPr>
-          <w:rFonts w:hint="eastAsia"/>
-        </w:rPr>
-      </w:pPr>
-    </w:p>
-    <w:p>
-      <w:pPr>
-        <w:rPr>
-          <w:rFonts w:hint="eastAsia"/>
-        </w:rPr>
-      </w:pPr>
-    </w:p>
-    <w:p>
-      <w:pPr>
-        <w:rPr>
-          <w:rFonts w:hint="eastAsia"/>
-          <w:b/>
-          <w:bCs/>
-        </w:rPr>
-      </w:pPr>
-      <w:r>
-        <w:rPr>
-          <w:b/>
-          <w:bCs/>
-        </w:rPr>
-        <w:t xml:space="preserve">1. </w:t>
-      </w:r>
-      <w:proofErr w:type="spellStart"/>
-      <w:r>
-        <w:rPr>
-          <w:b/>
-          <w:bCs/>
-        </w:rPr>
-        <w:t>classList</w:t>
-      </w:r>
-      <w:proofErr w:type="spellEnd"/>
-      <w:r>
-        <w:rPr>
-          <w:b/>
-          <w:bCs/>
-        </w:rPr>
-        <w:t xml:space="preserve"> 的返回值：</w:t>
-      </w:r>
-      <w:proofErr w:type="spellStart"/>
+        <w:t>：样式有行内样式、style 标签内样式、外部链接样式表三种写法，外部链接样式表虽常用，但增加 HTTP 请求，性能优化方法是关键 CSS 放 style 里，非关键的外部引用。</w:t>
+      </w:r>
+    </w:p>
+    <w:p>
+      <w:pPr>
+        <w:rPr>
+          <w:rFonts w:hint="eastAsia"/>
+        </w:rPr>
+      </w:pPr>
+    </w:p>
+    <w:p>
+      <w:pPr>
+        <w:rPr>
+          <w:rFonts w:hint="eastAsia"/>
+        </w:rPr>
+      </w:pPr>
+    </w:p>
+    <w:p>
+      <w:pPr>
+        <w:rPr>
+          <w:rFonts w:hint="eastAsia"/>
+        </w:rPr>
+      </w:pPr>
+    </w:p>
+    <w:p>
+      <w:pPr>
+        <w:rPr>
+          <w:rFonts w:hint="eastAsia"/>
+        </w:rPr>
+      </w:pPr>
+    </w:p>
+    <w:p>
+      <w:pPr>
+        <w:rPr>
+          <w:rFonts w:hint="eastAsia"/>
+          <w:b/>
+          <w:bCs/>
+        </w:rPr>
+      </w:pPr>
+      <w:r>
+        <w:rPr>
+          <w:b/>
+          <w:bCs/>
+        </w:rPr>
+        <w:t>1. classList 的返回值：DOMTokenList</w:t>
+      </w:r>
+    </w:p>
+    <w:p>
+      <w:pPr>
+        <w:rPr>
+          <w:rFonts w:hint="eastAsia"/>
+        </w:rPr>
+      </w:pPr>
+      <w:r>
+        <w:t>当你访问一个元素的 element.classList 时，返回的</w:t>
+      </w:r>
+      <w:r>
+        <w:rPr>
+          <w:b/>
+          <w:bCs/>
+        </w:rPr>
+        <w:t>不是</w:t>
+      </w:r>
+      <w:r>
+        <w:t>普通的 JavaScript 数组，而是一个 </w:t>
+      </w:r>
       <w:r>
         <w:rPr>
           <w:b/>
@@ -3610,48 +3442,6 @@
         </w:rPr>
         <w:t>DOMTokenList</w:t>
       </w:r>
-      <w:proofErr w:type="spellEnd"/>
-    </w:p>
-    <w:p>
-      <w:pPr>
-        <w:rPr>
-          <w:rFonts w:hint="eastAsia"/>
-        </w:rPr>
-      </w:pPr>
-      <w:r>
-        <w:t>当你访问一个元素的 </w:t>
-      </w:r>
-      <w:proofErr w:type="spellStart"/>
-      <w:r>
-        <w:t>element.classList</w:t>
-      </w:r>
-      <w:proofErr w:type="spellEnd"/>
-      <w:r>
-        <w:t> 时，返回的</w:t>
-      </w:r>
-      <w:r>
-        <w:rPr>
-          <w:b/>
-          <w:bCs/>
-        </w:rPr>
-        <w:t>不是</w:t>
-      </w:r>
-      <w:r>
-        <w:t>普通的 JavaScript 数组，而是一</w:t>
-      </w:r>
-      <w:r>
-        <w:lastRenderedPageBreak/>
-        <w:t>个 </w:t>
-      </w:r>
-      <w:proofErr w:type="spellStart"/>
-      <w:r>
-        <w:rPr>
-          <w:b/>
-          <w:bCs/>
-        </w:rPr>
-        <w:t>DOMTokenList</w:t>
-      </w:r>
-      <w:proofErr w:type="spellEnd"/>
       <w:r>
         <w:t> 对象。</w:t>
       </w:r>
@@ -3667,6 +3457,7 @@
         </w:rPr>
       </w:pPr>
       <w:r>
+        <w:lastRenderedPageBreak/>
         <w:t>特性：它是一个只读的、类似数组的对象，表示元素的 class 属性中包含的令牌（token）集合。</w:t>
       </w:r>
     </w:p>
@@ -3695,23 +3486,7 @@
         </w:rPr>
       </w:pPr>
       <w:r>
-        <w:t>add(</w:t>
-      </w:r>
-      <w:proofErr w:type="spellStart"/>
-      <w:r>
-        <w:t>className</w:t>
-      </w:r>
-      <w:proofErr w:type="spellEnd"/>
-      <w:r>
-        <w:t>) / remove(</w:t>
-      </w:r>
-      <w:proofErr w:type="spellStart"/>
-      <w:r>
-        <w:t>className</w:t>
-      </w:r>
-      <w:proofErr w:type="spellEnd"/>
-      <w:r>
-        <w:t>)</w:t>
+        <w:t>add(className) / remove(className)</w:t>
       </w:r>
     </w:p>
     <w:p>
@@ -3725,15 +3500,7 @@
         </w:rPr>
       </w:pPr>
       <w:r>
-        <w:t>toggle(</w:t>
-      </w:r>
-      <w:proofErr w:type="spellStart"/>
-      <w:r>
-        <w:t>className</w:t>
-      </w:r>
-      <w:proofErr w:type="spellEnd"/>
-      <w:r>
-        <w:t>)</w:t>
+        <w:t>toggle(className)</w:t>
       </w:r>
     </w:p>
     <w:p>
@@ -3747,15 +3514,7 @@
         </w:rPr>
       </w:pPr>
       <w:r>
-        <w:t>contains(</w:t>
-      </w:r>
-      <w:proofErr w:type="spellStart"/>
-      <w:r>
-        <w:t>className</w:t>
-      </w:r>
-      <w:proofErr w:type="spellEnd"/>
-      <w:r>
-        <w:t>)</w:t>
+        <w:t>contains(className)</w:t>
       </w:r>
     </w:p>
     <w:p>
@@ -3768,13 +3527,8 @@
           <w:rFonts w:hint="eastAsia"/>
         </w:rPr>
       </w:pPr>
-      <w:proofErr w:type="gramStart"/>
-      <w:r>
-        <w:t>replace(</w:t>
-      </w:r>
-      <w:proofErr w:type="gramEnd"/>
-      <w:r>
-        <w:t>old, new)</w:t>
+      <w:r>
+        <w:t>replace(old, new)</w:t>
       </w:r>
     </w:p>
     <w:p>
@@ -3788,36 +3542,18 @@
         </w:rPr>
       </w:pPr>
       <w:r>
-        <w:t>局限性：它没有数组的高阶方法，如 map(), filter(), reduce(), </w:t>
-      </w:r>
-      <w:proofErr w:type="spellStart"/>
-      <w:r>
-        <w:t>forEach</w:t>
-      </w:r>
-      <w:proofErr w:type="spellEnd"/>
-      <w:r>
-        <w:t xml:space="preserve">() (注：现代浏览器已支持 </w:t>
-      </w:r>
-      <w:proofErr w:type="spellStart"/>
-      <w:r>
-        <w:t>forEach</w:t>
-      </w:r>
-      <w:proofErr w:type="spellEnd"/>
-      <w:r>
-        <w:t>，但 map/filter 仍不支持)。</w:t>
-      </w:r>
-    </w:p>
-    <w:p>
-      <w:pPr>
-        <w:rPr>
-          <w:rFonts w:hint="eastAsia"/>
-        </w:rPr>
-      </w:pPr>
-      <w:proofErr w:type="spellStart"/>
+        <w:t>局限性：它没有数组的高阶方法，如 map(), filter(), reduce(), forEach() (注：现代浏览器已支持 forEach，但 map/filter 仍不支持)。</w:t>
+      </w:r>
+    </w:p>
+    <w:p>
+      <w:pPr>
+        <w:rPr>
+          <w:rFonts w:hint="eastAsia"/>
+        </w:rPr>
+      </w:pPr>
       <w:r>
         <w:t>javascript</w:t>
       </w:r>
-      <w:proofErr w:type="spellEnd"/>
     </w:p>
     <w:p>
       <w:pPr>
@@ -3836,45 +3572,17 @@
         </w:rPr>
       </w:pPr>
       <w:r>
-        <w:t xml:space="preserve">const el = </w:t>
-      </w:r>
-      <w:proofErr w:type="spellStart"/>
-      <w:proofErr w:type="gramStart"/>
-      <w:r>
-        <w:t>document.querySelector</w:t>
-      </w:r>
-      <w:proofErr w:type="spellEnd"/>
-      <w:proofErr w:type="gramEnd"/>
-      <w:r>
-        <w:t>(</w:t>
-      </w:r>
-      <w:proofErr w:type="gramStart"/>
-      <w:r>
-        <w:t>'.box</w:t>
-      </w:r>
-      <w:proofErr w:type="gramEnd"/>
-      <w:r>
-        <w:t>');</w:t>
-      </w:r>
-    </w:p>
-    <w:p>
-      <w:pPr>
-        <w:rPr>
-          <w:rFonts w:hint="eastAsia"/>
-        </w:rPr>
-      </w:pPr>
-      <w:r>
-        <w:t>console.log(</w:t>
-      </w:r>
-      <w:proofErr w:type="spellStart"/>
-      <w:proofErr w:type="gramStart"/>
-      <w:r>
-        <w:t>el.classList</w:t>
-      </w:r>
-      <w:proofErr w:type="spellEnd"/>
-      <w:proofErr w:type="gramEnd"/>
-      <w:r>
-        <w:t xml:space="preserve">); </w:t>
+        <w:t>const el = document.querySelector('.box');</w:t>
+      </w:r>
+    </w:p>
+    <w:p>
+      <w:pPr>
+        <w:rPr>
+          <w:rFonts w:hint="eastAsia"/>
+        </w:rPr>
+      </w:pPr>
+      <w:r>
+        <w:t xml:space="preserve">console.log(el.classList); </w:t>
       </w:r>
     </w:p>
     <w:p>
@@ -3888,23 +3596,7 @@
           <w:i/>
           <w:iCs/>
         </w:rPr>
-        <w:t xml:space="preserve">// 输出: </w:t>
-      </w:r>
-      <w:proofErr w:type="spellStart"/>
-      <w:r>
-        <w:rPr>
-          <w:i/>
-          <w:iCs/>
-        </w:rPr>
-        <w:t>DOMTokenList</w:t>
-      </w:r>
-      <w:proofErr w:type="spellEnd"/>
-      <w:r>
-        <w:rPr>
-          <w:i/>
-          <w:iCs/>
-        </w:rPr>
-        <w:t xml:space="preserve"> ["active", "visible", length: 2, value: "active visible"]</w:t>
+        <w:t>// 输出: DOMTokenList ["active", "visible", length: 2, value: "active visible"]</w:t>
       </w:r>
     </w:p>
     <w:p>
@@ -3949,23 +3641,7 @@
           <w:b/>
           <w:bCs/>
         </w:rPr>
-        <w:t>拥有数字索引和 length 属性，但没有继承自 </w:t>
-      </w:r>
-      <w:proofErr w:type="spellStart"/>
-      <w:r>
-        <w:rPr>
-          <w:b/>
-          <w:bCs/>
-        </w:rPr>
-        <w:t>Array.prototype</w:t>
-      </w:r>
-      <w:proofErr w:type="spellEnd"/>
-      <w:r>
-        <w:rPr>
-          <w:b/>
-          <w:bCs/>
-        </w:rPr>
-        <w:t> 方法的对象</w:t>
+        <w:t>拥有数字索引和 length 属性，但没有继承自 Array.prototype 方法的对象</w:t>
       </w:r>
       <w:r>
         <w:t>。</w:t>
@@ -3997,21 +3673,8 @@
           <w:rFonts w:hint="eastAsia"/>
         </w:rPr>
       </w:pPr>
-      <w:proofErr w:type="spellStart"/>
-      <w:r>
-        <w:t>DOMTokenList</w:t>
-      </w:r>
-      <w:proofErr w:type="spellEnd"/>
-      <w:r>
-        <w:t> (</w:t>
-      </w:r>
-      <w:proofErr w:type="spellStart"/>
-      <w:r>
-        <w:t>classList</w:t>
-      </w:r>
-      <w:proofErr w:type="spellEnd"/>
-      <w:r>
-        <w:t>)</w:t>
+      <w:r>
+        <w:t>DOMTokenList (classList)</w:t>
       </w:r>
     </w:p>
     <w:p>
@@ -4024,21 +3687,8 @@
           <w:rFonts w:hint="eastAsia"/>
         </w:rPr>
       </w:pPr>
-      <w:proofErr w:type="spellStart"/>
-      <w:r>
-        <w:t>NodeList</w:t>
-      </w:r>
-      <w:proofErr w:type="spellEnd"/>
-      <w:r>
-        <w:t> (</w:t>
-      </w:r>
-      <w:proofErr w:type="spellStart"/>
-      <w:r>
-        <w:t>document.querySelectorAll</w:t>
-      </w:r>
-      <w:proofErr w:type="spellEnd"/>
-      <w:r>
-        <w:t>() 的返回值)</w:t>
+      <w:r>
+        <w:t>NodeList (document.querySelectorAll() 的返回值)</w:t>
       </w:r>
     </w:p>
     <w:p>
@@ -4051,21 +3701,8 @@
           <w:rFonts w:hint="eastAsia"/>
         </w:rPr>
       </w:pPr>
-      <w:proofErr w:type="spellStart"/>
-      <w:r>
-        <w:t>HTMLCollection</w:t>
-      </w:r>
-      <w:proofErr w:type="spellEnd"/>
-      <w:r>
-        <w:t> (</w:t>
-      </w:r>
-      <w:proofErr w:type="spellStart"/>
-      <w:r>
-        <w:t>document.getElementsByClassName</w:t>
-      </w:r>
-      <w:proofErr w:type="spellEnd"/>
-      <w:r>
-        <w:t>() 的返回值)</w:t>
+      <w:r>
+        <w:t>HTMLCollection (document.getElementsByClassName() 的返回值)</w:t>
       </w:r>
     </w:p>
     <w:p>
@@ -4105,15 +3742,7 @@
         </w:rPr>
       </w:pPr>
       <w:r>
-        <w:t>因为伪数组无法直接使用强大的数组方法来处理数据。例如，你想过滤出所有包含特定前缀的类名，</w:t>
-      </w:r>
-      <w:proofErr w:type="gramStart"/>
-      <w:r>
-        <w:t>或者将类名</w:t>
-      </w:r>
-      <w:proofErr w:type="gramEnd"/>
-      <w:r>
-        <w:t>映射为新的数据结构，就必须先将其转换为真正的数组。</w:t>
+        <w:t>因为伪数组无法直接使用强大的数组方法来处理数据。例如，你想过滤出所有包含特定前缀的类名，或者将类名映射为新的数据结构，就必须先将其转换为真正的数组。</w:t>
       </w:r>
     </w:p>
     <w:p>
@@ -4141,38 +3770,17 @@
           <w:b/>
           <w:bCs/>
         </w:rPr>
-        <w:t xml:space="preserve">3. 使用 </w:t>
-      </w:r>
-      <w:proofErr w:type="spellStart"/>
-      <w:r>
-        <w:rPr>
-          <w:b/>
-          <w:bCs/>
-        </w:rPr>
-        <w:t>Array.from</w:t>
-      </w:r>
-      <w:proofErr w:type="spellEnd"/>
-      <w:r>
-        <w:rPr>
-          <w:b/>
-          <w:bCs/>
-        </w:rPr>
-        <w:t>() 进行转换</w:t>
-      </w:r>
-    </w:p>
-    <w:p>
-      <w:pPr>
-        <w:rPr>
-          <w:rFonts w:hint="eastAsia"/>
-        </w:rPr>
-      </w:pPr>
-      <w:proofErr w:type="spellStart"/>
-      <w:r>
-        <w:t>Array.from</w:t>
-      </w:r>
-      <w:proofErr w:type="spellEnd"/>
-      <w:r>
-        <w:t>() 是 ES6 引入的方法，专门用于将</w:t>
+        <w:t>3. 使用 Array.from() 进行转换</w:t>
+      </w:r>
+    </w:p>
+    <w:p>
+      <w:pPr>
+        <w:rPr>
+          <w:rFonts w:hint="eastAsia"/>
+        </w:rPr>
+      </w:pPr>
+      <w:r>
+        <w:t>Array.from() 是 ES6 引入的方法，专门用于将</w:t>
       </w:r>
       <w:r>
         <w:rPr>
@@ -4217,11 +3825,9 @@
           <w:rFonts w:hint="eastAsia"/>
         </w:rPr>
       </w:pPr>
-      <w:proofErr w:type="spellStart"/>
       <w:r>
         <w:t>javascript</w:t>
       </w:r>
-      <w:proofErr w:type="spellEnd"/>
     </w:p>
     <w:p>
       <w:pPr>
@@ -4240,25 +3846,7 @@
         </w:rPr>
       </w:pPr>
       <w:r>
-        <w:t xml:space="preserve">const </w:t>
-      </w:r>
-      <w:proofErr w:type="spellStart"/>
-      <w:r>
-        <w:t>classList</w:t>
-      </w:r>
-      <w:proofErr w:type="spellEnd"/>
-      <w:r>
-        <w:t xml:space="preserve"> = </w:t>
-      </w:r>
-      <w:proofErr w:type="spellStart"/>
-      <w:proofErr w:type="gramStart"/>
-      <w:r>
-        <w:t>element.classList</w:t>
-      </w:r>
-      <w:proofErr w:type="spellEnd"/>
-      <w:proofErr w:type="gramEnd"/>
-      <w:r>
-        <w:t>;</w:t>
+        <w:t>const classList = element.classList;</w:t>
       </w:r>
     </w:p>
     <w:p>
@@ -4304,31 +3892,7 @@
         </w:rPr>
       </w:pPr>
       <w:r>
-        <w:t xml:space="preserve">const </w:t>
-      </w:r>
-      <w:proofErr w:type="spellStart"/>
-      <w:r>
-        <w:t>classArray</w:t>
-      </w:r>
-      <w:proofErr w:type="spellEnd"/>
-      <w:r>
-        <w:t xml:space="preserve"> = </w:t>
-      </w:r>
-      <w:proofErr w:type="spellStart"/>
-      <w:r>
-        <w:t>Array.from</w:t>
-      </w:r>
-      <w:proofErr w:type="spellEnd"/>
-      <w:r>
-        <w:t>(</w:t>
-      </w:r>
-      <w:proofErr w:type="spellStart"/>
-      <w:r>
-        <w:t>classList</w:t>
-      </w:r>
-      <w:proofErr w:type="spellEnd"/>
-      <w:r>
-        <w:t>);</w:t>
+        <w:t>const classArray = Array.from(classList);</w:t>
       </w:r>
     </w:p>
     <w:p>
@@ -4359,87 +3923,17 @@
         </w:rPr>
       </w:pPr>
       <w:r>
-        <w:t xml:space="preserve">const </w:t>
-      </w:r>
-      <w:proofErr w:type="spellStart"/>
-      <w:r>
-        <w:t>activeClasses</w:t>
-      </w:r>
-      <w:proofErr w:type="spellEnd"/>
-      <w:r>
-        <w:t xml:space="preserve"> = </w:t>
-      </w:r>
-      <w:proofErr w:type="spellStart"/>
-      <w:r>
-        <w:t>classArray.filter</w:t>
-      </w:r>
-      <w:proofErr w:type="spellEnd"/>
-      <w:r>
-        <w:t>(</w:t>
-      </w:r>
-      <w:proofErr w:type="spellStart"/>
-      <w:r>
-        <w:t>cls</w:t>
-      </w:r>
-      <w:proofErr w:type="spellEnd"/>
-      <w:r>
-        <w:t xml:space="preserve"> =&gt; </w:t>
-      </w:r>
-      <w:proofErr w:type="spellStart"/>
-      <w:proofErr w:type="gramStart"/>
-      <w:r>
-        <w:t>cls.startsWith</w:t>
-      </w:r>
-      <w:proofErr w:type="spellEnd"/>
-      <w:proofErr w:type="gramEnd"/>
-      <w:r>
-        <w:t>('is-'));</w:t>
-      </w:r>
-    </w:p>
-    <w:p>
-      <w:pPr>
-        <w:rPr>
-          <w:rFonts w:hint="eastAsia"/>
-        </w:rPr>
-      </w:pPr>
-      <w:r>
-        <w:t xml:space="preserve">const </w:t>
-      </w:r>
-      <w:proofErr w:type="spellStart"/>
-      <w:r>
-        <w:t>upperClasses</w:t>
-      </w:r>
-      <w:proofErr w:type="spellEnd"/>
-      <w:r>
-        <w:t xml:space="preserve"> = </w:t>
-      </w:r>
-      <w:proofErr w:type="spellStart"/>
-      <w:proofErr w:type="gramStart"/>
-      <w:r>
-        <w:t>classArray.map</w:t>
-      </w:r>
-      <w:proofErr w:type="spellEnd"/>
-      <w:r>
-        <w:t>(</w:t>
-      </w:r>
-      <w:proofErr w:type="spellStart"/>
-      <w:proofErr w:type="gramEnd"/>
-      <w:r>
-        <w:t>cls</w:t>
-      </w:r>
-      <w:proofErr w:type="spellEnd"/>
-      <w:r>
-        <w:t xml:space="preserve"> =&gt; </w:t>
-      </w:r>
-      <w:proofErr w:type="spellStart"/>
-      <w:proofErr w:type="gramStart"/>
-      <w:r>
-        <w:t>cls.toUpperCase</w:t>
-      </w:r>
-      <w:proofErr w:type="spellEnd"/>
-      <w:proofErr w:type="gramEnd"/>
-      <w:r>
-        <w:t>());</w:t>
+        <w:t>const activeClasses = classArray.filter(cls =&gt; cls.startsWith('is-'));</w:t>
+      </w:r>
+    </w:p>
+    <w:p>
+      <w:pPr>
+        <w:rPr>
+          <w:rFonts w:hint="eastAsia"/>
+        </w:rPr>
+      </w:pPr>
+      <w:r>
+        <w:t>const upperClasses = classArray.map(cls =&gt; cls.toUpperCase());</w:t>
       </w:r>
     </w:p>
     <w:p>
@@ -4464,43 +3958,27 @@
           <w:rFonts w:hint="eastAsia"/>
         </w:rPr>
       </w:pPr>
-      <w:proofErr w:type="spellStart"/>
-      <w:r>
-        <w:t>Array.from</w:t>
-      </w:r>
-      <w:proofErr w:type="spellEnd"/>
-      <w:r>
-        <w:t xml:space="preserve"> 接受第二个参数作为 </w:t>
-      </w:r>
-      <w:proofErr w:type="spellStart"/>
-      <w:r>
-        <w:t>mapFn</w:t>
-      </w:r>
-      <w:proofErr w:type="spellEnd"/>
-      <w:r>
-        <w:t>，可以在转换的同时进行处理，避免创建中间数组：</w:t>
-      </w:r>
-    </w:p>
-    <w:p>
-      <w:pPr>
-        <w:rPr>
-          <w:rFonts w:hint="eastAsia"/>
-        </w:rPr>
-      </w:pPr>
-      <w:proofErr w:type="spellStart"/>
+      <w:r>
+        <w:t>Array.from 接受第二个参数作为 mapFn，可以在转换的同时进行处理，避免创建中间数组：</w:t>
+      </w:r>
+    </w:p>
+    <w:p>
+      <w:pPr>
+        <w:rPr>
+          <w:rFonts w:hint="eastAsia"/>
+        </w:rPr>
+      </w:pPr>
       <w:r>
         <w:t>javascript</w:t>
       </w:r>
-      <w:proofErr w:type="spellEnd"/>
-    </w:p>
-    <w:p>
-      <w:pPr>
-        <w:rPr>
-          <w:rFonts w:hint="eastAsia"/>
-        </w:rPr>
-      </w:pPr>
-      <w:r>
-        <w:lastRenderedPageBreak/>
+    </w:p>
+    <w:p>
+      <w:pPr>
+        <w:rPr>
+          <w:rFonts w:hint="eastAsia"/>
+        </w:rPr>
+      </w:pPr>
+      <w:r>
         <w:t>编辑</w:t>
       </w:r>
     </w:p>
@@ -4515,6 +3993,7 @@
           <w:i/>
           <w:iCs/>
         </w:rPr>
+        <w:lastRenderedPageBreak/>
         <w:t>// 转换 + 过滤 一步完成</w:t>
       </w:r>
     </w:p>
@@ -4525,92 +4004,27 @@
         </w:rPr>
       </w:pPr>
       <w:r>
-        <w:t xml:space="preserve">const result = </w:t>
-      </w:r>
-      <w:proofErr w:type="spellStart"/>
-      <w:r>
-        <w:t>Array.from</w:t>
-      </w:r>
-      <w:proofErr w:type="spellEnd"/>
-      <w:r>
-        <w:t>(</w:t>
-      </w:r>
-      <w:proofErr w:type="spellStart"/>
-      <w:proofErr w:type="gramStart"/>
-      <w:r>
-        <w:t>element.classList</w:t>
-      </w:r>
-      <w:proofErr w:type="spellEnd"/>
-      <w:proofErr w:type="gramEnd"/>
-      <w:r>
-        <w:t xml:space="preserve">, </w:t>
-      </w:r>
-      <w:proofErr w:type="spellStart"/>
-      <w:r>
-        <w:t>cls</w:t>
-      </w:r>
-      <w:proofErr w:type="spellEnd"/>
-      <w:r>
-        <w:t xml:space="preserve"> =&gt; {</w:t>
-      </w:r>
-    </w:p>
-    <w:p>
-      <w:pPr>
-        <w:rPr>
-          <w:rFonts w:hint="eastAsia"/>
-        </w:rPr>
-      </w:pPr>
-      <w:r>
-        <w:t xml:space="preserve">    return </w:t>
-      </w:r>
-      <w:proofErr w:type="spellStart"/>
-      <w:proofErr w:type="gramStart"/>
-      <w:r>
-        <w:t>cls.includes</w:t>
-      </w:r>
-      <w:proofErr w:type="spellEnd"/>
-      <w:proofErr w:type="gramEnd"/>
-      <w:r>
-        <w:t>('--'</w:t>
-      </w:r>
-      <w:proofErr w:type="gramStart"/>
-      <w:r>
-        <w:t>) ?</w:t>
-      </w:r>
-      <w:proofErr w:type="gramEnd"/>
-      <w:r>
-        <w:t xml:space="preserve"> </w:t>
-      </w:r>
-      <w:proofErr w:type="spellStart"/>
-      <w:proofErr w:type="gramStart"/>
-      <w:r>
-        <w:t>cls</w:t>
-      </w:r>
-      <w:proofErr w:type="spellEnd"/>
-      <w:r>
-        <w:t xml:space="preserve"> :</w:t>
-      </w:r>
-      <w:proofErr w:type="gramEnd"/>
-      <w:r>
-        <w:t xml:space="preserve"> null;</w:t>
-      </w:r>
-    </w:p>
-    <w:p>
-      <w:pPr>
-        <w:rPr>
-          <w:rFonts w:hint="eastAsia"/>
-        </w:rPr>
-      </w:pPr>
-      <w:r>
-        <w:t>}</w:t>
-      </w:r>
-      <w:proofErr w:type="gramStart"/>
-      <w:r>
-        <w:t>).filter</w:t>
-      </w:r>
-      <w:proofErr w:type="gramEnd"/>
-      <w:r>
-        <w:t>(Boolean);</w:t>
+        <w:t>const result = Array.from(element.classList, cls =&gt; {</w:t>
+      </w:r>
+    </w:p>
+    <w:p>
+      <w:pPr>
+        <w:rPr>
+          <w:rFonts w:hint="eastAsia"/>
+        </w:rPr>
+      </w:pPr>
+      <w:r>
+        <w:t xml:space="preserve">    return cls.includes('--') ? cls : null;</w:t>
+      </w:r>
+    </w:p>
+    <w:p>
+      <w:pPr>
+        <w:rPr>
+          <w:rFonts w:hint="eastAsia"/>
+        </w:rPr>
+      </w:pPr>
+      <w:r>
+        <w:t>}).filter(Boolean);</w:t>
       </w:r>
     </w:p>
     <w:p>
@@ -4764,13 +4178,8 @@
                 <w:rFonts w:hint="eastAsia"/>
               </w:rPr>
             </w:pPr>
-            <w:proofErr w:type="spellStart"/>
             <w:r>
-              <w:t>Array.from</w:t>
-            </w:r>
-            <w:proofErr w:type="spellEnd"/>
-            <w:r>
-              <w:t>(obj)</w:t>
+              <w:t>Array.from(obj)</w:t>
             </w:r>
           </w:p>
         </w:tc>
@@ -4911,18 +4320,8 @@
                 <w:rFonts w:hint="eastAsia"/>
               </w:rPr>
             </w:pPr>
-            <w:proofErr w:type="spellStart"/>
-            <w:proofErr w:type="gramStart"/>
             <w:r>
-              <w:t>Array.prototype.slice</w:t>
-            </w:r>
-            <w:proofErr w:type="gramEnd"/>
-            <w:r>
-              <w:t>.call</w:t>
-            </w:r>
-            <w:proofErr w:type="spellEnd"/>
-            <w:r>
-              <w:t>(obj)</w:t>
+              <w:t>Array.prototype.slice.call(obj)</w:t>
             </w:r>
           </w:p>
         </w:tc>
@@ -4988,49 +4387,17 @@
           <w:b/>
           <w:bCs/>
         </w:rPr>
-        <w:t xml:space="preserve">4. Selector 选择器与 </w:t>
-      </w:r>
-      <w:proofErr w:type="spellStart"/>
-      <w:r>
-        <w:rPr>
-          <w:b/>
-          <w:bCs/>
-        </w:rPr>
-        <w:t>classList</w:t>
-      </w:r>
-      <w:proofErr w:type="spellEnd"/>
-      <w:r>
-        <w:rPr>
-          <w:b/>
-          <w:bCs/>
-        </w:rPr>
-        <w:t xml:space="preserve"> 的配合</w:t>
-      </w:r>
-    </w:p>
-    <w:p>
-      <w:pPr>
-        <w:rPr>
-          <w:rFonts w:hint="eastAsia"/>
-        </w:rPr>
-      </w:pPr>
-      <w:r>
-        <w:t>在实际开发中，</w:t>
-      </w:r>
-      <w:proofErr w:type="spellStart"/>
-      <w:r>
-        <w:t>classList</w:t>
-      </w:r>
-      <w:proofErr w:type="spellEnd"/>
-      <w:r>
-        <w:t> 很少单独使用，通常与 CSS 选择</w:t>
-      </w:r>
-      <w:proofErr w:type="gramStart"/>
-      <w:r>
-        <w:t>器配合</w:t>
-      </w:r>
-      <w:proofErr w:type="gramEnd"/>
-      <w:r>
-        <w:t>完成"查找 → 操作"的流程。</w:t>
+        <w:t>4. Selector 选择器与 classList 的配合</w:t>
+      </w:r>
+    </w:p>
+    <w:p>
+      <w:pPr>
+        <w:rPr>
+          <w:rFonts w:hint="eastAsia"/>
+        </w:rPr>
+      </w:pPr>
+      <w:r>
+        <w:t>在实际开发中，classList 很少单独使用，通常与 CSS 选择器配合完成"查找 → 操作"的流程。</w:t>
       </w:r>
     </w:p>
     <w:p>
@@ -5055,11 +4422,9 @@
           <w:rFonts w:hint="eastAsia"/>
         </w:rPr>
       </w:pPr>
-      <w:proofErr w:type="spellStart"/>
       <w:r>
         <w:t>javascript</w:t>
       </w:r>
-      <w:proofErr w:type="spellEnd"/>
     </w:p>
     <w:p>
       <w:pPr>
@@ -5092,27 +4457,7 @@
         </w:rPr>
       </w:pPr>
       <w:r>
-        <w:t xml:space="preserve">const el = </w:t>
-      </w:r>
-      <w:proofErr w:type="spellStart"/>
-      <w:proofErr w:type="gramStart"/>
-      <w:r>
-        <w:t>document.querySelector</w:t>
-      </w:r>
-      <w:proofErr w:type="spellEnd"/>
-      <w:proofErr w:type="gramEnd"/>
-      <w:r>
-        <w:t>('.nav-</w:t>
-      </w:r>
-      <w:proofErr w:type="spellStart"/>
-      <w:proofErr w:type="gramStart"/>
-      <w:r>
-        <w:t>item.active</w:t>
-      </w:r>
-      <w:proofErr w:type="spellEnd"/>
-      <w:proofErr w:type="gramEnd"/>
-      <w:r>
-        <w:t>');</w:t>
+        <w:t>const el = document.querySelector('.nav-item.active');</w:t>
       </w:r>
     </w:p>
     <w:p>
@@ -5133,186 +4478,135 @@
           <w:i/>
           <w:iCs/>
         </w:rPr>
-        <w:t xml:space="preserve">// 多个元素（返回 </w:t>
-      </w:r>
-      <w:proofErr w:type="spellStart"/>
+        <w:t>// 多个元素（返回 NodeList 伪数组）</w:t>
+      </w:r>
+    </w:p>
+    <w:p>
+      <w:pPr>
+        <w:rPr>
+          <w:rFonts w:hint="eastAsia"/>
+        </w:rPr>
+      </w:pPr>
+      <w:r>
+        <w:t>const items = document.querySelectorAll('.list-item');</w:t>
+      </w:r>
+    </w:p>
+    <w:p>
+      <w:pPr>
+        <w:rPr>
+          <w:rFonts w:hint="eastAsia"/>
+          <w:b/>
+          <w:bCs/>
+        </w:rPr>
+      </w:pPr>
+      <w:r>
+        <w:rPr>
+          <w:b/>
+          <w:bCs/>
+        </w:rPr>
+        <w:t>实战示例：批量操作类名</w:t>
+      </w:r>
+    </w:p>
+    <w:p>
+      <w:pPr>
+        <w:rPr>
+          <w:rFonts w:hint="eastAsia"/>
+        </w:rPr>
+      </w:pPr>
+      <w:r>
+        <w:t>javascript</w:t>
+      </w:r>
+    </w:p>
+    <w:p>
+      <w:pPr>
+        <w:rPr>
+          <w:rFonts w:hint="eastAsia"/>
+        </w:rPr>
+      </w:pPr>
+      <w:r>
+        <w:t>编辑</w:t>
+      </w:r>
+    </w:p>
+    <w:p>
+      <w:pPr>
+        <w:rPr>
+          <w:rFonts w:hint="eastAsia"/>
+        </w:rPr>
+      </w:pPr>
       <w:r>
         <w:rPr>
           <w:i/>
           <w:iCs/>
         </w:rPr>
-        <w:t>NodeList</w:t>
-      </w:r>
-      <w:proofErr w:type="spellEnd"/>
+        <w:t>// 场景：将所有带有 .card 的元素中，含有 .disabled 的类名提取出来并移除</w:t>
+      </w:r>
+    </w:p>
+    <w:p>
+      <w:pPr>
+        <w:rPr>
+          <w:rFonts w:hint="eastAsia"/>
+        </w:rPr>
+      </w:pPr>
+    </w:p>
+    <w:p>
+      <w:pPr>
+        <w:rPr>
+          <w:rFonts w:hint="eastAsia"/>
+        </w:rPr>
+      </w:pPr>
+      <w:r>
+        <w:t xml:space="preserve">const cards = document.querySelectorAll('.card'); </w:t>
+      </w:r>
       <w:r>
         <w:rPr>
           <w:i/>
           <w:iCs/>
         </w:rPr>
-        <w:t xml:space="preserve"> 伪数组）</w:t>
-      </w:r>
-    </w:p>
-    <w:p>
-      <w:pPr>
-        <w:rPr>
-          <w:rFonts w:hint="eastAsia"/>
-        </w:rPr>
-      </w:pPr>
-      <w:r>
-        <w:t xml:space="preserve">const items = </w:t>
-      </w:r>
-      <w:proofErr w:type="spellStart"/>
-      <w:proofErr w:type="gramStart"/>
-      <w:r>
-        <w:t>document.querySelectorAll</w:t>
-      </w:r>
-      <w:proofErr w:type="spellEnd"/>
-      <w:proofErr w:type="gramEnd"/>
-      <w:r>
-        <w:t>(</w:t>
-      </w:r>
-      <w:proofErr w:type="gramStart"/>
-      <w:r>
-        <w:t>'.list</w:t>
-      </w:r>
-      <w:proofErr w:type="gramEnd"/>
-      <w:r>
-        <w:t>-item');</w:t>
-      </w:r>
-    </w:p>
-    <w:p>
-      <w:pPr>
-        <w:rPr>
-          <w:rFonts w:hint="eastAsia"/>
-          <w:b/>
-          <w:bCs/>
-        </w:rPr>
-      </w:pPr>
-      <w:r>
-        <w:rPr>
-          <w:b/>
-          <w:bCs/>
-        </w:rPr>
-        <w:t>实战示例：批量操作类名</w:t>
-      </w:r>
-    </w:p>
-    <w:p>
-      <w:pPr>
-        <w:rPr>
-          <w:rFonts w:hint="eastAsia"/>
-        </w:rPr>
-      </w:pPr>
-      <w:proofErr w:type="spellStart"/>
-      <w:r>
-        <w:t>javascript</w:t>
-      </w:r>
-      <w:proofErr w:type="spellEnd"/>
-    </w:p>
-    <w:p>
-      <w:pPr>
-        <w:rPr>
-          <w:rFonts w:hint="eastAsia"/>
-        </w:rPr>
-      </w:pPr>
-      <w:r>
-        <w:t>编辑</w:t>
-      </w:r>
-    </w:p>
-    <w:p>
-      <w:pPr>
-        <w:rPr>
-          <w:rFonts w:hint="eastAsia"/>
-        </w:rPr>
-      </w:pPr>
+        <w:t>// NodeList (伪数组)</w:t>
+      </w:r>
+    </w:p>
+    <w:p>
+      <w:pPr>
+        <w:rPr>
+          <w:rFonts w:hint="eastAsia"/>
+        </w:rPr>
+      </w:pPr>
+    </w:p>
+    <w:p>
+      <w:pPr>
+        <w:rPr>
+          <w:rFonts w:hint="eastAsia"/>
+        </w:rPr>
+      </w:pPr>
+      <w:r>
+        <w:t>Array.from(cards).forEach(card =&gt; {</w:t>
+      </w:r>
+    </w:p>
+    <w:p>
+      <w:pPr>
+        <w:rPr>
+          <w:rFonts w:hint="eastAsia"/>
+        </w:rPr>
+      </w:pPr>
+      <w:r>
+        <w:t xml:space="preserve">    </w:t>
+      </w:r>
       <w:r>
         <w:rPr>
           <w:i/>
           <w:iCs/>
         </w:rPr>
-        <w:t>// 场景：将所有带有 .card 的元素中，含有 .disabled 的类名提取出来并移除</w:t>
-      </w:r>
-    </w:p>
-    <w:p>
-      <w:pPr>
-        <w:rPr>
-          <w:rFonts w:hint="eastAsia"/>
-        </w:rPr>
-      </w:pPr>
-    </w:p>
-    <w:p>
-      <w:pPr>
-        <w:rPr>
-          <w:rFonts w:hint="eastAsia"/>
-        </w:rPr>
-      </w:pPr>
-      <w:r>
-        <w:t xml:space="preserve">const cards = </w:t>
-      </w:r>
-      <w:proofErr w:type="spellStart"/>
-      <w:r>
-        <w:t>document.querySelectorAll</w:t>
-      </w:r>
-      <w:proofErr w:type="spellEnd"/>
-      <w:r>
-        <w:t xml:space="preserve">('.card'); </w:t>
-      </w:r>
-      <w:r>
-        <w:rPr>
-          <w:i/>
-          <w:iCs/>
-        </w:rPr>
-        <w:t xml:space="preserve">// </w:t>
-      </w:r>
-      <w:proofErr w:type="spellStart"/>
-      <w:r>
-        <w:rPr>
-          <w:i/>
-          <w:iCs/>
-        </w:rPr>
-        <w:t>NodeList</w:t>
-      </w:r>
-      <w:proofErr w:type="spellEnd"/>
-      <w:r>
-        <w:rPr>
-          <w:i/>
-          <w:iCs/>
-        </w:rPr>
-        <w:t xml:space="preserve"> (伪数组)</w:t>
-      </w:r>
-    </w:p>
-    <w:p>
-      <w:pPr>
-        <w:rPr>
-          <w:rFonts w:hint="eastAsia"/>
-        </w:rPr>
-      </w:pPr>
-    </w:p>
-    <w:p>
-      <w:pPr>
-        <w:rPr>
-          <w:rFonts w:hint="eastAsia"/>
-        </w:rPr>
-      </w:pPr>
-      <w:proofErr w:type="spellStart"/>
-      <w:r>
-        <w:t>Array.from</w:t>
-      </w:r>
-      <w:proofErr w:type="spellEnd"/>
-      <w:r>
-        <w:t>(cards</w:t>
-      </w:r>
-      <w:proofErr w:type="gramStart"/>
-      <w:r>
-        <w:t>).</w:t>
-      </w:r>
-      <w:proofErr w:type="spellStart"/>
-      <w:r>
-        <w:t>forEach</w:t>
-      </w:r>
-      <w:proofErr w:type="spellEnd"/>
-      <w:proofErr w:type="gramEnd"/>
-      <w:r>
-        <w:t>(card =&gt; {</w:t>
+        <w:t>// card.classList 也是伪数组 (DOMTokenList)</w:t>
+      </w:r>
+    </w:p>
+    <w:p>
+      <w:pPr>
+        <w:rPr>
+          <w:rFonts w:hint="eastAsia"/>
+        </w:rPr>
+      </w:pPr>
+      <w:r>
+        <w:t xml:space="preserve">    const classes = Array.from(card.classList);</w:t>
       </w:r>
     </w:p>
     <w:p>
@@ -5324,142 +4618,35 @@
       <w:r>
         <w:t xml:space="preserve">    </w:t>
       </w:r>
-      <w:r>
-        <w:rPr>
-          <w:i/>
-          <w:iCs/>
-        </w:rPr>
-        <w:t xml:space="preserve">// </w:t>
-      </w:r>
-      <w:proofErr w:type="spellStart"/>
-      <w:r>
-        <w:rPr>
-          <w:i/>
-          <w:iCs/>
-        </w:rPr>
-        <w:t>card.classList</w:t>
-      </w:r>
-      <w:proofErr w:type="spellEnd"/>
-      <w:r>
-        <w:rPr>
-          <w:i/>
-          <w:iCs/>
-        </w:rPr>
-        <w:t xml:space="preserve"> 也是伪数组 (</w:t>
-      </w:r>
-      <w:proofErr w:type="spellStart"/>
-      <w:r>
-        <w:rPr>
-          <w:i/>
-          <w:iCs/>
-        </w:rPr>
-        <w:t>DOMTokenList</w:t>
-      </w:r>
-      <w:proofErr w:type="spellEnd"/>
-      <w:r>
-        <w:rPr>
-          <w:i/>
-          <w:iCs/>
-        </w:rPr>
-        <w:t>)</w:t>
-      </w:r>
-    </w:p>
-    <w:p>
-      <w:pPr>
-        <w:rPr>
-          <w:rFonts w:hint="eastAsia"/>
-        </w:rPr>
-      </w:pPr>
-      <w:r>
-        <w:t xml:space="preserve">    const classes = </w:t>
-      </w:r>
-      <w:proofErr w:type="spellStart"/>
-      <w:r>
-        <w:t>Array.from</w:t>
-      </w:r>
-      <w:proofErr w:type="spellEnd"/>
-      <w:r>
-        <w:t>(</w:t>
-      </w:r>
-      <w:proofErr w:type="spellStart"/>
-      <w:proofErr w:type="gramStart"/>
-      <w:r>
-        <w:t>card.classList</w:t>
-      </w:r>
-      <w:proofErr w:type="spellEnd"/>
-      <w:proofErr w:type="gramEnd"/>
-      <w:r>
-        <w:t>);</w:t>
-      </w:r>
-    </w:p>
-    <w:p>
-      <w:pPr>
-        <w:rPr>
-          <w:rFonts w:hint="eastAsia"/>
-        </w:rPr>
-      </w:pPr>
-      <w:r>
-        <w:t xml:space="preserve">    </w:t>
-      </w:r>
-    </w:p>
-    <w:p>
-      <w:pPr>
-        <w:rPr>
-          <w:rFonts w:hint="eastAsia"/>
-        </w:rPr>
-      </w:pPr>
-      <w:r>
-        <w:t xml:space="preserve">    if (</w:t>
-      </w:r>
-      <w:proofErr w:type="spellStart"/>
-      <w:proofErr w:type="gramStart"/>
-      <w:r>
-        <w:t>classes.includes</w:t>
-      </w:r>
-      <w:proofErr w:type="spellEnd"/>
-      <w:proofErr w:type="gramEnd"/>
-      <w:r>
-        <w:t>('disabled')) {</w:t>
-      </w:r>
-    </w:p>
-    <w:p>
-      <w:pPr>
-        <w:rPr>
-          <w:rFonts w:hint="eastAsia"/>
-        </w:rPr>
-      </w:pPr>
-      <w:r>
-        <w:t xml:space="preserve">        </w:t>
-      </w:r>
-      <w:proofErr w:type="spellStart"/>
-      <w:proofErr w:type="gramStart"/>
-      <w:r>
-        <w:t>card.classList.remove</w:t>
-      </w:r>
-      <w:proofErr w:type="spellEnd"/>
-      <w:proofErr w:type="gramEnd"/>
-      <w:r>
-        <w:t>('disabled');</w:t>
-      </w:r>
-    </w:p>
-    <w:p>
-      <w:pPr>
-        <w:rPr>
-          <w:rFonts w:hint="eastAsia"/>
-        </w:rPr>
-      </w:pPr>
-      <w:r>
-        <w:t xml:space="preserve">        </w:t>
-      </w:r>
-      <w:proofErr w:type="spellStart"/>
-      <w:proofErr w:type="gramStart"/>
-      <w:r>
-        <w:t>card.setAttribute</w:t>
-      </w:r>
-      <w:proofErr w:type="spellEnd"/>
-      <w:proofErr w:type="gramEnd"/>
-      <w:r>
-        <w:t>('aria-disabled', 'false');</w:t>
+    </w:p>
+    <w:p>
+      <w:pPr>
+        <w:rPr>
+          <w:rFonts w:hint="eastAsia"/>
+        </w:rPr>
+      </w:pPr>
+      <w:r>
+        <w:t xml:space="preserve">    if (classes.includes('disabled')) {</w:t>
+      </w:r>
+    </w:p>
+    <w:p>
+      <w:pPr>
+        <w:rPr>
+          <w:rFonts w:hint="eastAsia"/>
+        </w:rPr>
+      </w:pPr>
+      <w:r>
+        <w:t xml:space="preserve">        card.classList.remove('disabled');</w:t>
+      </w:r>
+    </w:p>
+    <w:p>
+      <w:pPr>
+        <w:rPr>
+          <w:rFonts w:hint="eastAsia"/>
+        </w:rPr>
+      </w:pPr>
+      <w:r>
+        <w:t xml:space="preserve">        card.setAttribute('aria-disabled', 'false');</w:t>
       </w:r>
     </w:p>
     <w:p>
@@ -5495,23 +4682,7 @@
           <w:b/>
           <w:bCs/>
         </w:rPr>
-        <w:t xml:space="preserve">选择器字符串 vs </w:t>
-      </w:r>
-      <w:proofErr w:type="spellStart"/>
-      <w:r>
-        <w:rPr>
-          <w:b/>
-          <w:bCs/>
-        </w:rPr>
-        <w:t>classList</w:t>
-      </w:r>
-      <w:proofErr w:type="spellEnd"/>
-      <w:r>
-        <w:rPr>
-          <w:b/>
-          <w:bCs/>
-        </w:rPr>
-        <w:t xml:space="preserve"> 的区别</w:t>
+        <w:t>选择器字符串 vs classList 的区别</w:t>
       </w:r>
     </w:p>
     <w:p>
@@ -5613,23 +4784,7 @@
                 <w:b/>
                 <w:bCs/>
               </w:rPr>
-              <w:t>CSS 选择器 (</w:t>
-            </w:r>
-            <w:proofErr w:type="spellStart"/>
-            <w:r>
-              <w:rPr>
-                <w:b/>
-                <w:bCs/>
-              </w:rPr>
-              <w:t>querySelector</w:t>
-            </w:r>
-            <w:proofErr w:type="spellEnd"/>
-            <w:r>
-              <w:rPr>
-                <w:b/>
-                <w:bCs/>
-              </w:rPr>
-              <w:t>)</w:t>
+              <w:t>CSS 选择器 (querySelector)</w:t>
             </w:r>
           </w:p>
         </w:tc>
@@ -5660,7 +4815,6 @@
                 <w:bCs/>
               </w:rPr>
             </w:pPr>
-            <w:proofErr w:type="spellStart"/>
             <w:r>
               <w:rPr>
                 <w:b/>
@@ -5668,7 +4822,6 @@
               </w:rPr>
               <w:t>classListAPI</w:t>
             </w:r>
-            <w:proofErr w:type="spellEnd"/>
           </w:p>
         </w:tc>
       </w:tr>
@@ -5838,23 +4991,7 @@
               </w:rPr>
             </w:pPr>
             <w:r>
-              <w:t>CSS 语法字符串 (.</w:t>
-            </w:r>
-            <w:proofErr w:type="spellStart"/>
-            <w:r>
-              <w:t>a.b</w:t>
-            </w:r>
-            <w:proofErr w:type="spellEnd"/>
-            <w:r>
-              <w:t>, #id &gt; .</w:t>
-            </w:r>
-            <w:proofErr w:type="spellStart"/>
-            <w:r>
-              <w:t>cls</w:t>
-            </w:r>
-            <w:proofErr w:type="spellEnd"/>
-            <w:r>
-              <w:t>)</w:t>
+              <w:t>CSS 语法字符串 (.a.b, #id &gt; .cls)</w:t>
             </w:r>
           </w:p>
         </w:tc>
@@ -5947,15 +5084,7 @@
               </w:rPr>
             </w:pPr>
             <w:r>
-              <w:t xml:space="preserve">Element / </w:t>
-            </w:r>
-            <w:proofErr w:type="spellStart"/>
-            <w:r>
-              <w:t>NodeList</w:t>
-            </w:r>
-            <w:proofErr w:type="spellEnd"/>
-            <w:r>
-              <w:t xml:space="preserve"> / null</w:t>
+              <w:t>Element / NodeList / null</w:t>
             </w:r>
           </w:p>
         </w:tc>
@@ -5983,11 +5112,9 @@
                 <w:rFonts w:hint="eastAsia"/>
               </w:rPr>
             </w:pPr>
-            <w:proofErr w:type="spellStart"/>
             <w:r>
               <w:t>DOMTokenList</w:t>
             </w:r>
-            <w:proofErr w:type="spellEnd"/>
           </w:p>
         </w:tc>
       </w:tr>
@@ -6050,15 +5177,7 @@
               </w:rPr>
             </w:pPr>
             <w:r>
-              <w:t>先用选择</w:t>
-            </w:r>
-            <w:proofErr w:type="gramStart"/>
-            <w:r>
-              <w:t>器找到</w:t>
-            </w:r>
-            <w:proofErr w:type="gramEnd"/>
-            <w:r>
-              <w:t>元素</w:t>
+              <w:t>先用选择器找到元素</w:t>
             </w:r>
           </w:p>
         </w:tc>
@@ -6087,13 +5206,8 @@
               </w:rPr>
             </w:pPr>
             <w:r>
-              <w:t xml:space="preserve">再对找到的元素操作 </w:t>
+              <w:t>再对找到的元素操作 classList</w:t>
             </w:r>
-            <w:proofErr w:type="spellStart"/>
-            <w:r>
-              <w:t>classList</w:t>
-            </w:r>
-            <w:proofErr w:type="spellEnd"/>
           </w:p>
         </w:tc>
       </w:tr>
@@ -6132,21 +5246,8 @@
           <w:rFonts w:hint="eastAsia"/>
         </w:rPr>
       </w:pPr>
-      <w:proofErr w:type="spellStart"/>
-      <w:r>
-        <w:t>classList</w:t>
-      </w:r>
-      <w:proofErr w:type="spellEnd"/>
-      <w:r>
-        <w:t> 返回 </w:t>
-      </w:r>
-      <w:proofErr w:type="spellStart"/>
-      <w:r>
-        <w:t>DOMTokenList</w:t>
-      </w:r>
-      <w:proofErr w:type="spellEnd"/>
-      <w:r>
-        <w:t>，是伪数组，自带 add/remove/toggle 但缺少 map/filter。</w:t>
+      <w:r>
+        <w:t>classList 返回 DOMTokenList，是伪数组，自带 add/remove/toggle 但缺少 map/filter。</w:t>
       </w:r>
     </w:p>
     <w:p>
@@ -6173,13 +5274,8 @@
           <w:rFonts w:hint="eastAsia"/>
         </w:rPr>
       </w:pPr>
-      <w:proofErr w:type="spellStart"/>
-      <w:r>
-        <w:t>Array.from</w:t>
-      </w:r>
-      <w:proofErr w:type="spellEnd"/>
-      <w:r>
-        <w:t>() 是将伪数组转为真数组的最佳实践，支持同时映射。</w:t>
+      <w:r>
+        <w:t>Array.from() 是将伪数组转为真数组的最佳实践，支持同时映射。</w:t>
       </w:r>
     </w:p>
     <w:p>
@@ -6193,47 +5289,7 @@
         </w:rPr>
       </w:pPr>
       <w:r>
-        <w:t>工作流：</w:t>
-      </w:r>
-      <w:proofErr w:type="spellStart"/>
-      <w:r>
-        <w:t>querySelector</w:t>
-      </w:r>
-      <w:proofErr w:type="spellEnd"/>
-      <w:r>
-        <w:t> 选元素 → </w:t>
-      </w:r>
-      <w:proofErr w:type="spellStart"/>
-      <w:r>
-        <w:t>Array.from</w:t>
-      </w:r>
-      <w:proofErr w:type="spellEnd"/>
-      <w:r>
-        <w:t xml:space="preserve"> 转 </w:t>
-      </w:r>
-      <w:proofErr w:type="spellStart"/>
-      <w:r>
-        <w:t>NodeList</w:t>
-      </w:r>
-      <w:proofErr w:type="spellEnd"/>
-      <w:r>
-        <w:t xml:space="preserve"> → 遍历每个元素 → 操作 </w:t>
-      </w:r>
-      <w:proofErr w:type="spellStart"/>
-      <w:r>
-        <w:t>classList</w:t>
-      </w:r>
-      <w:proofErr w:type="spellEnd"/>
-      <w:r>
-        <w:t>（必要时也用 </w:t>
-      </w:r>
-      <w:proofErr w:type="spellStart"/>
-      <w:r>
-        <w:t>Array.from</w:t>
-      </w:r>
-      <w:proofErr w:type="spellEnd"/>
-      <w:r>
-        <w:t> 转换以进行复杂判断）。</w:t>
+        <w:t>工作流：querySelector 选元素 → Array.from 转 NodeList → 遍历每个元素 → 操作 classList（必要时也用 Array.from 转换以进行复杂判断）。</w:t>
       </w:r>
     </w:p>
     <w:p>
@@ -6292,21 +5348,7 @@
         <w:rPr>
           <w:rFonts w:hint="eastAsia"/>
         </w:rPr>
-        <w:t>通</w:t>
-      </w:r>
-      <w:proofErr w:type="gramStart"/>
-      <w:r>
-        <w:rPr>
-          <w:rFonts w:hint="eastAsia"/>
-        </w:rPr>
-        <w:t>配选择</w:t>
-      </w:r>
-      <w:proofErr w:type="gramEnd"/>
-      <w:r>
-        <w:rPr>
-          <w:rFonts w:hint="eastAsia"/>
-        </w:rPr>
-        <w:t>器：</w:t>
+        <w:t>通配选择器：</w:t>
       </w:r>
       <w:r>
         <w:t>*</w:t>
@@ -6328,21 +5370,7 @@
         <w:rPr>
           <w:rFonts w:hint="eastAsia"/>
         </w:rPr>
-        <w:t>标签选择器：</w:t>
-      </w:r>
-      <w:proofErr w:type="gramStart"/>
-      <w:r>
-        <w:rPr>
-          <w:rFonts w:hint="eastAsia"/>
-        </w:rPr>
-        <w:t>p{</w:t>
-      </w:r>
-      <w:proofErr w:type="gramEnd"/>
-      <w:r>
-        <w:rPr>
-          <w:rFonts w:hint="eastAsia"/>
-        </w:rPr>
-        <w:t>}</w:t>
+        <w:t>标签选择器：p{}</w:t>
       </w:r>
     </w:p>
     <w:p>
@@ -6384,24 +5412,13 @@
         <w:t>属性选择：h1[title=</w:t>
       </w:r>
       <w:r>
-        <w:t>”</w:t>
-      </w:r>
-      <w:proofErr w:type="gramStart"/>
-      <w:r>
-        <w:t>”</w:t>
-      </w:r>
-      <w:r>
-        <w:rPr>
-          <w:rFonts w:hint="eastAsia"/>
-        </w:rPr>
-        <w:t>]{</w:t>
-      </w:r>
-      <w:proofErr w:type="gramEnd"/>
-      <w:r>
-        <w:rPr>
-          <w:rFonts w:hint="eastAsia"/>
-        </w:rPr>
-        <w:t>}</w:t>
+        <w:t>””</w:t>
+      </w:r>
+      <w:r>
+        <w:rPr>
+          <w:rFonts w:hint="eastAsia"/>
+        </w:rPr>
+        <w:t>]{}</w:t>
       </w:r>
     </w:p>
     <w:p>
@@ -6602,22 +5619,19 @@
           <w:rFonts w:hint="eastAsia"/>
         </w:rPr>
       </w:pPr>
-      <w:proofErr w:type="gramStart"/>
       <w:r>
         <w:rPr>
           <w:rFonts w:hint="eastAsia"/>
         </w:rPr>
         <w:t>:checked</w:t>
       </w:r>
-      <w:proofErr w:type="gramEnd"/>
-    </w:p>
-    <w:p>
-      <w:pPr>
-        <w:rPr>
-          <w:rFonts w:hint="eastAsia"/>
-        </w:rPr>
-      </w:pPr>
-      <w:proofErr w:type="gramStart"/>
+    </w:p>
+    <w:p>
+      <w:pPr>
+        <w:rPr>
+          <w:rFonts w:hint="eastAsia"/>
+        </w:rPr>
+      </w:pPr>
       <w:r>
         <w:rPr>
           <w:rFonts w:hint="eastAsia"/>
@@ -6625,37 +5639,32 @@
         <w:lastRenderedPageBreak/>
         <w:t>:disabled</w:t>
       </w:r>
-      <w:proofErr w:type="gramEnd"/>
-    </w:p>
-    <w:p>
-      <w:pPr>
-        <w:rPr>
-          <w:rFonts w:hint="eastAsia"/>
-        </w:rPr>
-      </w:pPr>
-      <w:proofErr w:type="gramStart"/>
+    </w:p>
+    <w:p>
+      <w:pPr>
+        <w:rPr>
+          <w:rFonts w:hint="eastAsia"/>
+        </w:rPr>
+      </w:pPr>
       <w:r>
         <w:rPr>
           <w:rFonts w:hint="eastAsia"/>
         </w:rPr>
         <w:t>:able</w:t>
       </w:r>
-      <w:proofErr w:type="gramEnd"/>
-    </w:p>
-    <w:p>
-      <w:pPr>
-        <w:rPr>
-          <w:rFonts w:hint="eastAsia"/>
-        </w:rPr>
-      </w:pPr>
-      <w:proofErr w:type="gramStart"/>
+    </w:p>
+    <w:p>
+      <w:pPr>
+        <w:rPr>
+          <w:rFonts w:hint="eastAsia"/>
+        </w:rPr>
+      </w:pPr>
       <w:r>
         <w:rPr>
           <w:rFonts w:hint="eastAsia"/>
         </w:rPr>
         <w:t>:require</w:t>
       </w:r>
-      <w:proofErr w:type="gramEnd"/>
     </w:p>
     <w:p>
       <w:pPr>
@@ -6810,37 +5819,12 @@
           <w:bCs/>
         </w:rPr>
       </w:pPr>
-      <w:proofErr w:type="gramStart"/>
-      <w:r>
-        <w:rPr>
-          <w:b/>
-          <w:bCs/>
-        </w:rPr>
-        <w:t>1. :nth</w:t>
-      </w:r>
-      <w:proofErr w:type="gramEnd"/>
-      <w:r>
-        <w:rPr>
-          <w:b/>
-          <w:bCs/>
-        </w:rPr>
-        <w:t>-child(n) </w:t>
-      </w:r>
-      <w:proofErr w:type="gramStart"/>
-      <w:r>
-        <w:rPr>
-          <w:b/>
-          <w:bCs/>
-        </w:rPr>
-        <w:t>vs :nth</w:t>
-      </w:r>
-      <w:proofErr w:type="gramEnd"/>
-      <w:r>
-        <w:rPr>
-          <w:b/>
-          <w:bCs/>
-        </w:rPr>
-        <w:t>-of-type(n)</w:t>
+      <w:r>
+        <w:rPr>
+          <w:b/>
+          <w:bCs/>
+        </w:rPr>
+        <w:t>1. :nth-child(n) vs :nth-of-type(n)</w:t>
       </w:r>
     </w:p>
     <w:p>
@@ -7027,13 +6011,8 @@
                 <w:rFonts w:hint="eastAsia"/>
               </w:rPr>
             </w:pPr>
-            <w:proofErr w:type="gramStart"/>
             <w:r>
-              <w:t>:nth</w:t>
-            </w:r>
-            <w:proofErr w:type="gramEnd"/>
-            <w:r>
-              <w:t>-child(n)</w:t>
+              <w:t>:nth-child(n)</w:t>
             </w:r>
           </w:p>
         </w:tc>
@@ -7131,13 +6110,8 @@
                 <w:rFonts w:hint="eastAsia"/>
               </w:rPr>
             </w:pPr>
-            <w:proofErr w:type="gramStart"/>
             <w:r>
-              <w:t>:nth</w:t>
-            </w:r>
-            <w:proofErr w:type="gramEnd"/>
-            <w:r>
-              <w:t>-of-type(n)</w:t>
+              <w:t>:nth-of-type(n)</w:t>
             </w:r>
           </w:p>
         </w:tc>
@@ -7176,13 +6150,8 @@
               <w:t>同类型标签</w:t>
             </w:r>
             <w:r>
-              <w:t xml:space="preserve">中的第 n </w:t>
+              <w:t>中的第 n 个</w:t>
             </w:r>
-            <w:proofErr w:type="gramStart"/>
-            <w:r>
-              <w:t>个</w:t>
-            </w:r>
-            <w:proofErr w:type="gramEnd"/>
           </w:p>
         </w:tc>
         <w:tc>
@@ -7379,11 +6348,9 @@
           <w:rFonts w:hint="eastAsia"/>
         </w:rPr>
       </w:pPr>
-      <w:proofErr w:type="spellStart"/>
       <w:r>
         <w:t>css</w:t>
       </w:r>
-      <w:proofErr w:type="spellEnd"/>
     </w:p>
     <w:p>
       <w:pPr>
@@ -7430,35 +6397,9 @@
           <w:rFonts w:hint="eastAsia"/>
         </w:rPr>
       </w:pPr>
-      <w:proofErr w:type="gramStart"/>
-      <w:r>
-        <w:t>p:nth</w:t>
-      </w:r>
-      <w:proofErr w:type="gramEnd"/>
-      <w:r>
-        <w:t>-</w:t>
-      </w:r>
-      <w:proofErr w:type="gramStart"/>
-      <w:r>
-        <w:t>child(</w:t>
-      </w:r>
-      <w:proofErr w:type="gramEnd"/>
-      <w:r>
-        <w:t xml:space="preserve">3) </w:t>
-      </w:r>
-      <w:proofErr w:type="gramStart"/>
-      <w:r>
-        <w:t>{ color</w:t>
-      </w:r>
-      <w:proofErr w:type="gramEnd"/>
-      <w:r>
-        <w:t>: red</w:t>
-      </w:r>
-      <w:proofErr w:type="gramStart"/>
-      <w:r>
-        <w:t>; }</w:t>
-      </w:r>
-      <w:proofErr w:type="gramEnd"/>
+      <w:r>
+        <w:t>p:nth-child(3) { color: red; }</w:t>
+      </w:r>
     </w:p>
     <w:p>
       <w:pPr>
@@ -7494,60 +6435,18 @@
           <w:i/>
           <w:iCs/>
         </w:rPr>
-        <w:t xml:space="preserve"> </w:t>
-      </w:r>
-      <w:proofErr w:type="gramStart"/>
-      <w:r>
-        <w:rPr>
-          <w:i/>
-          <w:iCs/>
-        </w:rPr>
-        <w:t>不</w:t>
-      </w:r>
-      <w:proofErr w:type="gramEnd"/>
-      <w:r>
-        <w:rPr>
-          <w:i/>
-          <w:iCs/>
-        </w:rPr>
-        <w:t>选中任何元素：第2个子元素是&lt;p&gt;，但第4个子元素是&lt;span&gt;不是&lt;p&gt; */</w:t>
-      </w:r>
-    </w:p>
-    <w:p>
-      <w:pPr>
-        <w:rPr>
-          <w:rFonts w:hint="eastAsia"/>
-        </w:rPr>
-      </w:pPr>
-      <w:proofErr w:type="gramStart"/>
-      <w:r>
-        <w:t>p:nth</w:t>
-      </w:r>
-      <w:proofErr w:type="gramEnd"/>
-      <w:r>
-        <w:t>-</w:t>
-      </w:r>
-      <w:proofErr w:type="gramStart"/>
-      <w:r>
-        <w:t>child(</w:t>
-      </w:r>
-      <w:proofErr w:type="gramEnd"/>
-      <w:r>
-        <w:t xml:space="preserve">4) </w:t>
-      </w:r>
-      <w:proofErr w:type="gramStart"/>
-      <w:r>
-        <w:t>{ color</w:t>
-      </w:r>
-      <w:proofErr w:type="gramEnd"/>
-      <w:r>
-        <w:t>: blue</w:t>
-      </w:r>
-      <w:proofErr w:type="gramStart"/>
-      <w:r>
-        <w:t>; }</w:t>
-      </w:r>
-      <w:proofErr w:type="gramEnd"/>
+        <w:t xml:space="preserve"> 不选中任何元素：第2个子元素是&lt;p&gt;，但第4个子元素是&lt;span&gt;不是&lt;p&gt; */</w:t>
+      </w:r>
+    </w:p>
+    <w:p>
+      <w:pPr>
+        <w:rPr>
+          <w:rFonts w:hint="eastAsia"/>
+        </w:rPr>
+      </w:pPr>
+      <w:r>
+        <w:t>p:nth-child(4) { color: blue; }</w:t>
+      </w:r>
     </w:p>
     <w:p>
       <w:pPr>
@@ -7591,35 +6490,9 @@
           <w:rFonts w:hint="eastAsia"/>
         </w:rPr>
       </w:pPr>
-      <w:proofErr w:type="gramStart"/>
-      <w:r>
-        <w:t>p:nth</w:t>
-      </w:r>
-      <w:proofErr w:type="gramEnd"/>
-      <w:r>
-        <w:t>-of-</w:t>
-      </w:r>
-      <w:proofErr w:type="gramStart"/>
-      <w:r>
-        <w:t>type(</w:t>
-      </w:r>
-      <w:proofErr w:type="gramEnd"/>
-      <w:r>
-        <w:t xml:space="preserve">3) </w:t>
-      </w:r>
-      <w:proofErr w:type="gramStart"/>
-      <w:r>
-        <w:t>{ color</w:t>
-      </w:r>
-      <w:proofErr w:type="gramEnd"/>
-      <w:r>
-        <w:t>: green</w:t>
-      </w:r>
-      <w:proofErr w:type="gramStart"/>
-      <w:r>
-        <w:t>; }</w:t>
-      </w:r>
-      <w:proofErr w:type="gramEnd"/>
+      <w:r>
+        <w:t>p:nth-of-type(3) { color: green; }</w:t>
+      </w:r>
     </w:p>
     <w:p>
       <w:pPr>
@@ -7663,35 +6536,9 @@
           <w:rFonts w:hint="eastAsia"/>
         </w:rPr>
       </w:pPr>
-      <w:proofErr w:type="gramStart"/>
-      <w:r>
-        <w:t>p:nth</w:t>
-      </w:r>
-      <w:proofErr w:type="gramEnd"/>
-      <w:r>
-        <w:t>-of-</w:t>
-      </w:r>
-      <w:proofErr w:type="gramStart"/>
-      <w:r>
-        <w:t>type(</w:t>
-      </w:r>
-      <w:proofErr w:type="gramEnd"/>
-      <w:r>
-        <w:t xml:space="preserve">1) </w:t>
-      </w:r>
-      <w:proofErr w:type="gramStart"/>
-      <w:r>
-        <w:t>{ font</w:t>
-      </w:r>
-      <w:proofErr w:type="gramEnd"/>
-      <w:r>
-        <w:t>-weight: bold</w:t>
-      </w:r>
-      <w:proofErr w:type="gramStart"/>
-      <w:r>
-        <w:t>; }</w:t>
-      </w:r>
-      <w:proofErr w:type="gramEnd"/>
+      <w:r>
+        <w:t>p:nth-of-type(1) { font-weight: bold; }</w:t>
+      </w:r>
     </w:p>
     <w:p>
       <w:pPr>
@@ -7744,41 +6591,17 @@
           <w:b/>
           <w:bCs/>
         </w:rPr>
-        <w:t xml:space="preserve">2. :has() — </w:t>
-      </w:r>
-      <w:proofErr w:type="gramStart"/>
-      <w:r>
-        <w:rPr>
-          <w:b/>
-          <w:bCs/>
-        </w:rPr>
-        <w:t>父级</w:t>
-      </w:r>
-      <w:proofErr w:type="gramEnd"/>
-      <w:r>
-        <w:rPr>
-          <w:b/>
-          <w:bCs/>
-        </w:rPr>
-        <w:t>/关系选择器</w:t>
-      </w:r>
-    </w:p>
-    <w:p>
-      <w:pPr>
-        <w:rPr>
-          <w:rFonts w:hint="eastAsia"/>
-        </w:rPr>
-      </w:pPr>
-      <w:r>
-        <w:t>:has() 被称为 CSS 的"</w:t>
-      </w:r>
-      <w:proofErr w:type="gramStart"/>
-      <w:r>
-        <w:t>父选择</w:t>
-      </w:r>
-      <w:proofErr w:type="gramEnd"/>
-      <w:r>
-        <w:t>器"，它根据</w:t>
+        <w:t>2. :has() — 父级/关系选择器</w:t>
+      </w:r>
+    </w:p>
+    <w:p>
+      <w:pPr>
+        <w:rPr>
+          <w:rFonts w:hint="eastAsia"/>
+        </w:rPr>
+      </w:pPr>
+      <w:r>
+        <w:t>:has() 被称为 CSS 的"父选择器"，它根据</w:t>
       </w:r>
       <w:r>
         <w:rPr>
@@ -7797,11 +6620,9 @@
           <w:rFonts w:hint="eastAsia"/>
         </w:rPr>
       </w:pPr>
-      <w:proofErr w:type="spellStart"/>
       <w:r>
         <w:t>css</w:t>
       </w:r>
-      <w:proofErr w:type="spellEnd"/>
     </w:p>
     <w:p>
       <w:pPr>
@@ -7824,48 +6645,129 @@
           <w:i/>
           <w:iCs/>
         </w:rPr>
-        <w:t>/* 包含 &lt;</w:t>
-      </w:r>
-      <w:proofErr w:type="spellStart"/>
+        <w:t>/* 包含 &lt;img&gt; 的 &lt;a&gt; 标签添加特殊样式 */</w:t>
+      </w:r>
+    </w:p>
+    <w:p>
+      <w:pPr>
+        <w:rPr>
+          <w:rFonts w:hint="eastAsia"/>
+        </w:rPr>
+      </w:pPr>
+      <w:r>
+        <w:t>a:has(img) {</w:t>
+      </w:r>
+    </w:p>
+    <w:p>
+      <w:pPr>
+        <w:rPr>
+          <w:rFonts w:hint="eastAsia"/>
+        </w:rPr>
+      </w:pPr>
+      <w:r>
+        <w:t xml:space="preserve">  border: 2px solid gold;</w:t>
+      </w:r>
+    </w:p>
+    <w:p>
+      <w:pPr>
+        <w:rPr>
+          <w:rFonts w:hint="eastAsia"/>
+        </w:rPr>
+      </w:pPr>
+      <w:r>
+        <w:t>}</w:t>
+      </w:r>
+    </w:p>
+    <w:p>
+      <w:pPr>
+        <w:rPr>
+          <w:rFonts w:hint="eastAsia"/>
+        </w:rPr>
+      </w:pPr>
+    </w:p>
+    <w:p>
+      <w:pPr>
+        <w:rPr>
+          <w:rFonts w:hint="eastAsia"/>
+        </w:rPr>
+      </w:pPr>
       <w:r>
         <w:rPr>
           <w:i/>
           <w:iCs/>
         </w:rPr>
-        <w:t>img</w:t>
-      </w:r>
-      <w:proofErr w:type="spellEnd"/>
+        <w:t>/* 含有 .error 子元素的 &lt;form&gt; 变红框 */</w:t>
+      </w:r>
+    </w:p>
+    <w:p>
+      <w:pPr>
+        <w:rPr>
+          <w:rFonts w:hint="eastAsia"/>
+        </w:rPr>
+      </w:pPr>
+      <w:r>
+        <w:t>form:has(.error) {</w:t>
+      </w:r>
+    </w:p>
+    <w:p>
+      <w:pPr>
+        <w:rPr>
+          <w:rFonts w:hint="eastAsia"/>
+        </w:rPr>
+      </w:pPr>
+      <w:r>
+        <w:t xml:space="preserve">  border-color: red;</w:t>
+      </w:r>
+    </w:p>
+    <w:p>
+      <w:pPr>
+        <w:rPr>
+          <w:rFonts w:hint="eastAsia"/>
+        </w:rPr>
+      </w:pPr>
+      <w:r>
+        <w:t>}</w:t>
+      </w:r>
+    </w:p>
+    <w:p>
+      <w:pPr>
+        <w:rPr>
+          <w:rFonts w:hint="eastAsia"/>
+        </w:rPr>
+      </w:pPr>
+    </w:p>
+    <w:p>
+      <w:pPr>
+        <w:rPr>
+          <w:rFonts w:hint="eastAsia"/>
+        </w:rPr>
+      </w:pPr>
       <w:r>
         <w:rPr>
           <w:i/>
           <w:iCs/>
         </w:rPr>
-        <w:t>&gt; 的 &lt;a&gt; 标签添加特殊样式 */</w:t>
-      </w:r>
-    </w:p>
-    <w:p>
-      <w:pPr>
-        <w:rPr>
-          <w:rFonts w:hint="eastAsia"/>
-        </w:rPr>
-      </w:pPr>
-      <w:proofErr w:type="gramStart"/>
-      <w:r>
-        <w:t>a:has</w:t>
-      </w:r>
-      <w:proofErr w:type="gramEnd"/>
-      <w:r>
-        <w:t>(img) {</w:t>
-      </w:r>
-    </w:p>
-    <w:p>
-      <w:pPr>
-        <w:rPr>
-          <w:rFonts w:hint="eastAsia"/>
-        </w:rPr>
-      </w:pPr>
-      <w:r>
-        <w:t xml:space="preserve">  border: 2px solid gold;</w:t>
+        <w:t>/* 后面紧跟着 &lt;p&gt; 的 &lt;h2&gt;（兄弟关系） */</w:t>
+      </w:r>
+    </w:p>
+    <w:p>
+      <w:pPr>
+        <w:rPr>
+          <w:rFonts w:hint="eastAsia"/>
+        </w:rPr>
+      </w:pPr>
+      <w:r>
+        <w:t>h2:has(+ p) {</w:t>
+      </w:r>
+    </w:p>
+    <w:p>
+      <w:pPr>
+        <w:rPr>
+          <w:rFonts w:hint="eastAsia"/>
+        </w:rPr>
+      </w:pPr>
+      <w:r>
+        <w:t xml:space="preserve">  margin-bottom: 0;</w:t>
       </w:r>
     </w:p>
     <w:p>
@@ -7896,126 +6798,6 @@
           <w:i/>
           <w:iCs/>
         </w:rPr>
-        <w:t>/* 含有 .error 子元素的 &lt;form&gt; 变红框 */</w:t>
-      </w:r>
-    </w:p>
-    <w:p>
-      <w:pPr>
-        <w:rPr>
-          <w:rFonts w:hint="eastAsia"/>
-        </w:rPr>
-      </w:pPr>
-      <w:proofErr w:type="spellStart"/>
-      <w:proofErr w:type="gramStart"/>
-      <w:r>
-        <w:t>form:has</w:t>
-      </w:r>
-      <w:proofErr w:type="spellEnd"/>
-      <w:r>
-        <w:t>(.error</w:t>
-      </w:r>
-      <w:proofErr w:type="gramEnd"/>
-      <w:r>
-        <w:t>) {</w:t>
-      </w:r>
-    </w:p>
-    <w:p>
-      <w:pPr>
-        <w:rPr>
-          <w:rFonts w:hint="eastAsia"/>
-        </w:rPr>
-      </w:pPr>
-      <w:r>
-        <w:t xml:space="preserve">  border-color: red;</w:t>
-      </w:r>
-    </w:p>
-    <w:p>
-      <w:pPr>
-        <w:rPr>
-          <w:rFonts w:hint="eastAsia"/>
-        </w:rPr>
-      </w:pPr>
-      <w:r>
-        <w:t>}</w:t>
-      </w:r>
-    </w:p>
-    <w:p>
-      <w:pPr>
-        <w:rPr>
-          <w:rFonts w:hint="eastAsia"/>
-        </w:rPr>
-      </w:pPr>
-    </w:p>
-    <w:p>
-      <w:pPr>
-        <w:rPr>
-          <w:rFonts w:hint="eastAsia"/>
-        </w:rPr>
-      </w:pPr>
-      <w:r>
-        <w:rPr>
-          <w:i/>
-          <w:iCs/>
-        </w:rPr>
-        <w:t>/* 后面紧跟着 &lt;p&gt; 的 &lt;h2&gt;（兄弟关系） */</w:t>
-      </w:r>
-    </w:p>
-    <w:p>
-      <w:pPr>
-        <w:rPr>
-          <w:rFonts w:hint="eastAsia"/>
-        </w:rPr>
-      </w:pPr>
-      <w:r>
-        <w:t>h</w:t>
-      </w:r>
-      <w:proofErr w:type="gramStart"/>
-      <w:r>
-        <w:t>2:has</w:t>
-      </w:r>
-      <w:proofErr w:type="gramEnd"/>
-      <w:r>
-        <w:t>(+ p) {</w:t>
-      </w:r>
-    </w:p>
-    <w:p>
-      <w:pPr>
-        <w:rPr>
-          <w:rFonts w:hint="eastAsia"/>
-        </w:rPr>
-      </w:pPr>
-      <w:r>
-        <w:t xml:space="preserve">  margin-bottom: 0;</w:t>
-      </w:r>
-    </w:p>
-    <w:p>
-      <w:pPr>
-        <w:rPr>
-          <w:rFonts w:hint="eastAsia"/>
-        </w:rPr>
-      </w:pPr>
-      <w:r>
-        <w:t>}</w:t>
-      </w:r>
-    </w:p>
-    <w:p>
-      <w:pPr>
-        <w:rPr>
-          <w:rFonts w:hint="eastAsia"/>
-        </w:rPr>
-      </w:pPr>
-    </w:p>
-    <w:p>
-      <w:pPr>
-        <w:rPr>
-          <w:rFonts w:hint="eastAsia"/>
-        </w:rPr>
-      </w:pPr>
-      <w:r>
-        <w:rPr>
-          <w:i/>
-          <w:iCs/>
-        </w:rPr>
         <w:t>/* 不包含任何 &lt;li&gt; 的 &lt;ul&gt; 隐藏 */</w:t>
       </w:r>
     </w:p>
@@ -8025,18 +6807,8 @@
           <w:rFonts w:hint="eastAsia"/>
         </w:rPr>
       </w:pPr>
-      <w:proofErr w:type="spellStart"/>
-      <w:proofErr w:type="gramStart"/>
-      <w:r>
-        <w:t>ul:not</w:t>
-      </w:r>
-      <w:proofErr w:type="spellEnd"/>
-      <w:r>
-        <w:t>(:has</w:t>
-      </w:r>
-      <w:proofErr w:type="gramEnd"/>
-      <w:r>
-        <w:t>(li)) {</w:t>
+      <w:r>
+        <w:t>ul:not(:has(li)) {</w:t>
       </w:r>
     </w:p>
     <w:p>
@@ -8139,11 +6911,9 @@
           <w:rFonts w:hint="eastAsia"/>
         </w:rPr>
       </w:pPr>
-      <w:proofErr w:type="spellStart"/>
       <w:r>
         <w:t>css</w:t>
       </w:r>
-      <w:proofErr w:type="spellEnd"/>
     </w:p>
     <w:p>
       <w:pPr>
@@ -8175,18 +6945,8 @@
           <w:rFonts w:hint="eastAsia"/>
         </w:rPr>
       </w:pPr>
-      <w:proofErr w:type="spellStart"/>
-      <w:proofErr w:type="gramStart"/>
-      <w:r>
-        <w:t>li:not</w:t>
-      </w:r>
-      <w:proofErr w:type="spellEnd"/>
-      <w:r>
-        <w:t>(.active</w:t>
-      </w:r>
-      <w:proofErr w:type="gramEnd"/>
-      <w:r>
-        <w:t>) {</w:t>
+      <w:r>
+        <w:t>li:not(.active) {</w:t>
       </w:r>
     </w:p>
     <w:p>
@@ -8237,15 +6997,7 @@
         </w:rPr>
       </w:pPr>
       <w:r>
-        <w:t xml:space="preserve">.container </w:t>
-      </w:r>
-      <w:proofErr w:type="gramStart"/>
-      <w:r>
-        <w:t>&gt; :not</w:t>
-      </w:r>
-      <w:proofErr w:type="gramEnd"/>
-      <w:r>
-        <w:t>(p, span) {</w:t>
+        <w:t>.container &gt; :not(p, span) {</w:t>
       </w:r>
     </w:p>
     <w:p>
@@ -8286,38 +7038,17 @@
           <w:i/>
           <w:iCs/>
         </w:rPr>
-        <w:t xml:space="preserve">/* 没有 </w:t>
-      </w:r>
-      <w:proofErr w:type="spellStart"/>
-      <w:r>
-        <w:rPr>
-          <w:i/>
-          <w:iCs/>
-        </w:rPr>
-        <w:t>href</w:t>
-      </w:r>
-      <w:proofErr w:type="spellEnd"/>
-      <w:r>
-        <w:rPr>
-          <w:i/>
-          <w:iCs/>
-        </w:rPr>
-        <w:t xml:space="preserve"> 属性的 &lt;a&gt; */</w:t>
-      </w:r>
-    </w:p>
-    <w:p>
-      <w:pPr>
-        <w:rPr>
-          <w:rFonts w:hint="eastAsia"/>
-        </w:rPr>
-      </w:pPr>
-      <w:proofErr w:type="gramStart"/>
-      <w:r>
-        <w:t>a:not</w:t>
-      </w:r>
-      <w:proofErr w:type="gramEnd"/>
-      <w:r>
-        <w:t>([href]) {</w:t>
+        <w:t>/* 没有 href 属性的 &lt;a&gt; */</w:t>
+      </w:r>
+    </w:p>
+    <w:p>
+      <w:pPr>
+        <w:rPr>
+          <w:rFonts w:hint="eastAsia"/>
+        </w:rPr>
+      </w:pPr>
+      <w:r>
+        <w:t>a:not([href]) {</w:t>
       </w:r>
     </w:p>
     <w:p>
@@ -8404,11 +7135,9 @@
           <w:rFonts w:hint="eastAsia"/>
         </w:rPr>
       </w:pPr>
-      <w:proofErr w:type="spellStart"/>
       <w:r>
         <w:t>css</w:t>
       </w:r>
-      <w:proofErr w:type="spellEnd"/>
     </w:p>
     <w:p>
       <w:pPr>
@@ -8431,88 +7160,67 @@
           <w:i/>
           <w:iCs/>
         </w:rPr>
-        <w:t xml:space="preserve">/* 空的 &lt;p&gt; </w:t>
-      </w:r>
-      <w:proofErr w:type="gramStart"/>
+        <w:t>/* 空的 &lt;p&gt; 显示占位提示 */</w:t>
+      </w:r>
+    </w:p>
+    <w:p>
+      <w:pPr>
+        <w:rPr>
+          <w:rFonts w:hint="eastAsia"/>
+        </w:rPr>
+      </w:pPr>
+      <w:r>
+        <w:t>p:empty::before {</w:t>
+      </w:r>
+    </w:p>
+    <w:p>
+      <w:pPr>
+        <w:rPr>
+          <w:rFonts w:hint="eastAsia"/>
+        </w:rPr>
+      </w:pPr>
+      <w:r>
+        <w:t xml:space="preserve">  content: "暂无内容";</w:t>
+      </w:r>
+    </w:p>
+    <w:p>
+      <w:pPr>
+        <w:rPr>
+          <w:rFonts w:hint="eastAsia"/>
+        </w:rPr>
+      </w:pPr>
+      <w:r>
+        <w:t xml:space="preserve">  color: #999;</w:t>
+      </w:r>
+    </w:p>
+    <w:p>
+      <w:pPr>
+        <w:rPr>
+          <w:rFonts w:hint="eastAsia"/>
+        </w:rPr>
+      </w:pPr>
+      <w:r>
+        <w:t>}</w:t>
+      </w:r>
+    </w:p>
+    <w:p>
+      <w:pPr>
+        <w:rPr>
+          <w:rFonts w:hint="eastAsia"/>
+        </w:rPr>
+      </w:pPr>
+    </w:p>
+    <w:p>
+      <w:pPr>
+        <w:rPr>
+          <w:rFonts w:hint="eastAsia"/>
+        </w:rPr>
+      </w:pPr>
       <w:r>
         <w:rPr>
           <w:i/>
           <w:iCs/>
         </w:rPr>
-        <w:t>显示占</w:t>
-      </w:r>
-      <w:proofErr w:type="gramEnd"/>
-      <w:r>
-        <w:rPr>
-          <w:i/>
-          <w:iCs/>
-        </w:rPr>
-        <w:t>位提示 */</w:t>
-      </w:r>
-    </w:p>
-    <w:p>
-      <w:pPr>
-        <w:rPr>
-          <w:rFonts w:hint="eastAsia"/>
-        </w:rPr>
-      </w:pPr>
-      <w:proofErr w:type="gramStart"/>
-      <w:r>
-        <w:t>p:empty::</w:t>
-      </w:r>
-      <w:proofErr w:type="gramEnd"/>
-      <w:r>
-        <w:t>before {</w:t>
-      </w:r>
-    </w:p>
-    <w:p>
-      <w:pPr>
-        <w:rPr>
-          <w:rFonts w:hint="eastAsia"/>
-        </w:rPr>
-      </w:pPr>
-      <w:r>
-        <w:t xml:space="preserve">  content: "暂无内容";</w:t>
-      </w:r>
-    </w:p>
-    <w:p>
-      <w:pPr>
-        <w:rPr>
-          <w:rFonts w:hint="eastAsia"/>
-        </w:rPr>
-      </w:pPr>
-      <w:r>
-        <w:t xml:space="preserve">  color: #999;</w:t>
-      </w:r>
-    </w:p>
-    <w:p>
-      <w:pPr>
-        <w:rPr>
-          <w:rFonts w:hint="eastAsia"/>
-        </w:rPr>
-      </w:pPr>
-      <w:r>
-        <w:t>}</w:t>
-      </w:r>
-    </w:p>
-    <w:p>
-      <w:pPr>
-        <w:rPr>
-          <w:rFonts w:hint="eastAsia"/>
-        </w:rPr>
-      </w:pPr>
-    </w:p>
-    <w:p>
-      <w:pPr>
-        <w:rPr>
-          <w:rFonts w:hint="eastAsia"/>
-        </w:rPr>
-      </w:pPr>
-      <w:r>
-        <w:rPr>
-          <w:i/>
-          <w:iCs/>
-        </w:rPr>
         <w:t>/* 非空的 &lt;div&gt; 添加内边距 */</w:t>
       </w:r>
     </w:p>
@@ -8522,18 +7230,8 @@
           <w:rFonts w:hint="eastAsia"/>
         </w:rPr>
       </w:pPr>
-      <w:proofErr w:type="spellStart"/>
-      <w:proofErr w:type="gramStart"/>
-      <w:r>
-        <w:t>div:not</w:t>
-      </w:r>
-      <w:proofErr w:type="spellEnd"/>
-      <w:r>
-        <w:t>(:empty</w:t>
-      </w:r>
-      <w:proofErr w:type="gramEnd"/>
-      <w:r>
-        <w:t>) {</w:t>
+      <w:r>
+        <w:t>div:not(:empty) {</w:t>
       </w:r>
     </w:p>
     <w:p>
@@ -8665,15 +7363,7 @@
         </w:rPr>
       </w:pPr>
       <w:r>
-        <w:t xml:space="preserve">  &lt;h2&gt;章节</w:t>
-      </w:r>
-      <w:proofErr w:type="gramStart"/>
-      <w:r>
-        <w:t>一</w:t>
-      </w:r>
-      <w:proofErr w:type="gramEnd"/>
-      <w:r>
-        <w:t>&lt;/h2&gt;</w:t>
+        <w:t xml:space="preserve">  &lt;h2&gt;章节一&lt;/h2&gt;</w:t>
       </w:r>
     </w:p>
     <w:p>
@@ -8695,136 +7385,145 @@
       <w:r>
         <w:t xml:space="preserve">  &lt;p&gt;&lt;/p&gt;              </w:t>
       </w:r>
-      <w:proofErr w:type="gramStart"/>
       <w:r>
         <w:rPr>
           <w:i/>
           <w:iCs/>
         </w:rPr>
-        <w:t>&lt;!--</w:t>
-      </w:r>
-      <w:proofErr w:type="gramEnd"/>
+        <w:t>&lt;!-- 空段落 --&gt;</w:t>
+      </w:r>
+    </w:p>
+    <w:p>
+      <w:pPr>
+        <w:rPr>
+          <w:rFonts w:hint="eastAsia"/>
+        </w:rPr>
+      </w:pPr>
+      <w:r>
+        <w:t xml:space="preserve">  &lt;figure&gt;</w:t>
+      </w:r>
+    </w:p>
+    <w:p>
+      <w:pPr>
+        <w:rPr>
+          <w:rFonts w:hint="eastAsia"/>
+        </w:rPr>
+      </w:pPr>
+      <w:r>
+        <w:t xml:space="preserve">    &lt;img src="photo.jpg"&gt;</w:t>
+      </w:r>
+    </w:p>
+    <w:p>
+      <w:pPr>
+        <w:rPr>
+          <w:rFonts w:hint="eastAsia"/>
+        </w:rPr>
+      </w:pPr>
+      <w:r>
+        <w:t xml:space="preserve">    &lt;figcaption&gt;图片说明&lt;/figcaption&gt;</w:t>
+      </w:r>
+    </w:p>
+    <w:p>
+      <w:pPr>
+        <w:rPr>
+          <w:rFonts w:hint="eastAsia"/>
+        </w:rPr>
+      </w:pPr>
+      <w:r>
+        <w:t xml:space="preserve">  &lt;/figure&gt;</w:t>
+      </w:r>
+    </w:p>
+    <w:p>
+      <w:pPr>
+        <w:rPr>
+          <w:rFonts w:hint="eastAsia"/>
+        </w:rPr>
+      </w:pPr>
+      <w:r>
+        <w:t xml:space="preserve">  &lt;p&gt;最后一段&lt;/p&gt;</w:t>
+      </w:r>
+    </w:p>
+    <w:p>
+      <w:pPr>
+        <w:rPr>
+          <w:rFonts w:hint="eastAsia"/>
+        </w:rPr>
+      </w:pPr>
+      <w:r>
+        <w:t>&lt;/article&gt;</w:t>
+      </w:r>
+    </w:p>
+    <w:p>
+      <w:pPr>
+        <w:rPr>
+          <w:rFonts w:hint="eastAsia"/>
+        </w:rPr>
+      </w:pPr>
+      <w:r>
+        <w:t>css</w:t>
+      </w:r>
+    </w:p>
+    <w:p>
+      <w:pPr>
+        <w:rPr>
+          <w:rFonts w:hint="eastAsia"/>
+        </w:rPr>
+      </w:pPr>
+      <w:r>
+        <w:t>编辑</w:t>
+      </w:r>
+    </w:p>
+    <w:p>
+      <w:pPr>
+        <w:rPr>
+          <w:rFonts w:hint="eastAsia"/>
+        </w:rPr>
+      </w:pPr>
       <w:r>
         <w:rPr>
           <w:i/>
           <w:iCs/>
         </w:rPr>
-        <w:t xml:space="preserve"> 空段落 --&gt;</w:t>
-      </w:r>
-    </w:p>
-    <w:p>
-      <w:pPr>
-        <w:rPr>
-          <w:rFonts w:hint="eastAsia"/>
-        </w:rPr>
-      </w:pPr>
-      <w:r>
-        <w:t xml:space="preserve">  &lt;figure&gt;</w:t>
-      </w:r>
-    </w:p>
-    <w:p>
-      <w:pPr>
-        <w:rPr>
-          <w:rFonts w:hint="eastAsia"/>
-        </w:rPr>
-      </w:pPr>
-      <w:r>
-        <w:t xml:space="preserve">    &lt;</w:t>
-      </w:r>
-      <w:proofErr w:type="spellStart"/>
-      <w:r>
-        <w:t>img</w:t>
-      </w:r>
-      <w:proofErr w:type="spellEnd"/>
-      <w:r>
-        <w:t xml:space="preserve"> </w:t>
-      </w:r>
-      <w:proofErr w:type="spellStart"/>
-      <w:r>
-        <w:t>src</w:t>
-      </w:r>
-      <w:proofErr w:type="spellEnd"/>
-      <w:r>
-        <w:t>="photo.jpg"&gt;</w:t>
-      </w:r>
-    </w:p>
-    <w:p>
-      <w:pPr>
-        <w:rPr>
-          <w:rFonts w:hint="eastAsia"/>
-        </w:rPr>
-      </w:pPr>
-      <w:r>
-        <w:t xml:space="preserve">    &lt;</w:t>
-      </w:r>
-      <w:proofErr w:type="spellStart"/>
-      <w:r>
-        <w:t>figcaption</w:t>
-      </w:r>
-      <w:proofErr w:type="spellEnd"/>
-      <w:r>
-        <w:t>&gt;图片说明&lt;/</w:t>
-      </w:r>
-      <w:proofErr w:type="spellStart"/>
-      <w:r>
-        <w:t>figcaption</w:t>
-      </w:r>
-      <w:proofErr w:type="spellEnd"/>
-      <w:r>
-        <w:t>&gt;</w:t>
-      </w:r>
-    </w:p>
-    <w:p>
-      <w:pPr>
-        <w:rPr>
-          <w:rFonts w:hint="eastAsia"/>
-        </w:rPr>
-      </w:pPr>
-      <w:r>
-        <w:t xml:space="preserve">  &lt;/figure&gt;</w:t>
-      </w:r>
-    </w:p>
-    <w:p>
-      <w:pPr>
-        <w:rPr>
-          <w:rFonts w:hint="eastAsia"/>
-        </w:rPr>
-      </w:pPr>
-      <w:r>
-        <w:t xml:space="preserve">  &lt;p&gt;最后一段&lt;/p&gt;</w:t>
-      </w:r>
-    </w:p>
-    <w:p>
-      <w:pPr>
-        <w:rPr>
-          <w:rFonts w:hint="eastAsia"/>
-        </w:rPr>
-      </w:pPr>
-      <w:r>
-        <w:t>&lt;/article&gt;</w:t>
-      </w:r>
-    </w:p>
-    <w:p>
-      <w:pPr>
-        <w:rPr>
-          <w:rFonts w:hint="eastAsia"/>
-        </w:rPr>
-      </w:pPr>
-      <w:proofErr w:type="spellStart"/>
-      <w:r>
-        <w:t>css</w:t>
-      </w:r>
-      <w:proofErr w:type="spellEnd"/>
-    </w:p>
-    <w:p>
-      <w:pPr>
-        <w:rPr>
-          <w:rFonts w:hint="eastAsia"/>
-        </w:rPr>
-      </w:pPr>
-      <w:r>
-        <w:t>编辑</w:t>
-      </w:r>
+        <w:t>/* 1. article 中包含 figure 时，给 article 加背景 */</w:t>
+      </w:r>
+    </w:p>
+    <w:p>
+      <w:pPr>
+        <w:rPr>
+          <w:rFonts w:hint="eastAsia"/>
+        </w:rPr>
+      </w:pPr>
+      <w:r>
+        <w:lastRenderedPageBreak/>
+        <w:t>article:has(figure) {</w:t>
+      </w:r>
+    </w:p>
+    <w:p>
+      <w:pPr>
+        <w:rPr>
+          <w:rFonts w:hint="eastAsia"/>
+        </w:rPr>
+      </w:pPr>
+      <w:r>
+        <w:t xml:space="preserve">  background: #fafafa;</w:t>
+      </w:r>
+    </w:p>
+    <w:p>
+      <w:pPr>
+        <w:rPr>
+          <w:rFonts w:hint="eastAsia"/>
+        </w:rPr>
+      </w:pPr>
+      <w:r>
+        <w:t>}</w:t>
+      </w:r>
+    </w:p>
+    <w:p>
+      <w:pPr>
+        <w:rPr>
+          <w:rFonts w:hint="eastAsia"/>
+        </w:rPr>
+      </w:pPr>
     </w:p>
     <w:p>
       <w:pPr>
@@ -8837,51 +7536,139 @@
           <w:i/>
           <w:iCs/>
         </w:rPr>
-        <w:t xml:space="preserve">/* 1. article 中包含 figure 时，给 article </w:t>
-      </w:r>
-      <w:proofErr w:type="gramStart"/>
+        <w:t>/* 2. 空段落显示占位符 */</w:t>
+      </w:r>
+    </w:p>
+    <w:p>
+      <w:pPr>
+        <w:rPr>
+          <w:rFonts w:hint="eastAsia"/>
+        </w:rPr>
+      </w:pPr>
+      <w:r>
+        <w:t>p:empty::before {</w:t>
+      </w:r>
+    </w:p>
+    <w:p>
+      <w:pPr>
+        <w:rPr>
+          <w:rFonts w:hint="eastAsia"/>
+        </w:rPr>
+      </w:pPr>
+      <w:r>
+        <w:t xml:space="preserve">  content: "[内容为空]";</w:t>
+      </w:r>
+    </w:p>
+    <w:p>
+      <w:pPr>
+        <w:rPr>
+          <w:rFonts w:hint="eastAsia"/>
+        </w:rPr>
+      </w:pPr>
+      <w:r>
+        <w:t xml:space="preserve">  color: #ccc;</w:t>
+      </w:r>
+    </w:p>
+    <w:p>
+      <w:pPr>
+        <w:rPr>
+          <w:rFonts w:hint="eastAsia"/>
+        </w:rPr>
+      </w:pPr>
+      <w:r>
+        <w:t>}</w:t>
+      </w:r>
+    </w:p>
+    <w:p>
+      <w:pPr>
+        <w:rPr>
+          <w:rFonts w:hint="eastAsia"/>
+        </w:rPr>
+      </w:pPr>
+    </w:p>
+    <w:p>
+      <w:pPr>
+        <w:rPr>
+          <w:rFonts w:hint="eastAsia"/>
+        </w:rPr>
+      </w:pPr>
       <w:r>
         <w:rPr>
           <w:i/>
           <w:iCs/>
         </w:rPr>
-        <w:t>加背景</w:t>
-      </w:r>
-      <w:proofErr w:type="gramEnd"/>
+        <w:t>/* 3. 除最后一个段落外的所有 p 加底部分隔线 */</w:t>
+      </w:r>
+    </w:p>
+    <w:p>
+      <w:pPr>
+        <w:rPr>
+          <w:rFonts w:hint="eastAsia"/>
+        </w:rPr>
+      </w:pPr>
+      <w:r>
+        <w:t>p:not(:last-of-type) {</w:t>
+      </w:r>
+    </w:p>
+    <w:p>
+      <w:pPr>
+        <w:rPr>
+          <w:rFonts w:hint="eastAsia"/>
+        </w:rPr>
+      </w:pPr>
+      <w:r>
+        <w:t xml:space="preserve">  border-bottom: 1px dashed #eee;</w:t>
+      </w:r>
+    </w:p>
+    <w:p>
+      <w:pPr>
+        <w:rPr>
+          <w:rFonts w:hint="eastAsia"/>
+        </w:rPr>
+      </w:pPr>
+      <w:r>
+        <w:t>}</w:t>
+      </w:r>
+    </w:p>
+    <w:p>
+      <w:pPr>
+        <w:rPr>
+          <w:rFonts w:hint="eastAsia"/>
+        </w:rPr>
+      </w:pPr>
+    </w:p>
+    <w:p>
+      <w:pPr>
+        <w:rPr>
+          <w:rFonts w:hint="eastAsia"/>
+        </w:rPr>
+      </w:pPr>
       <w:r>
         <w:rPr>
           <w:i/>
           <w:iCs/>
         </w:rPr>
-        <w:t xml:space="preserve"> */</w:t>
-      </w:r>
-    </w:p>
-    <w:p>
-      <w:pPr>
-        <w:rPr>
-          <w:rFonts w:hint="eastAsia"/>
-        </w:rPr>
-      </w:pPr>
-      <w:proofErr w:type="spellStart"/>
-      <w:proofErr w:type="gramStart"/>
-      <w:r>
-        <w:lastRenderedPageBreak/>
-        <w:t>article:has</w:t>
-      </w:r>
-      <w:proofErr w:type="spellEnd"/>
-      <w:proofErr w:type="gramEnd"/>
-      <w:r>
-        <w:t>(figure) {</w:t>
-      </w:r>
-    </w:p>
-    <w:p>
-      <w:pPr>
-        <w:rPr>
-          <w:rFonts w:hint="eastAsia"/>
-        </w:rPr>
-      </w:pPr>
-      <w:r>
-        <w:t xml:space="preserve">  background: #fafafa;</w:t>
+        <w:t>/* 4. figure 中有 figcaption 时，图片加圆角 */</w:t>
+      </w:r>
+    </w:p>
+    <w:p>
+      <w:pPr>
+        <w:rPr>
+          <w:rFonts w:hint="eastAsia"/>
+        </w:rPr>
+      </w:pPr>
+      <w:r>
+        <w:t>figure:has(figcaption) img {</w:t>
+      </w:r>
+    </w:p>
+    <w:p>
+      <w:pPr>
+        <w:rPr>
+          <w:rFonts w:hint="eastAsia"/>
+        </w:rPr>
+      </w:pPr>
+      <w:r>
+        <w:t xml:space="preserve">  border-radius: 8px;</w:t>
       </w:r>
     </w:p>
     <w:p>
@@ -8912,234 +7699,6 @@
           <w:i/>
           <w:iCs/>
         </w:rPr>
-        <w:t>/* 2. 空段落</w:t>
-      </w:r>
-      <w:proofErr w:type="gramStart"/>
-      <w:r>
-        <w:rPr>
-          <w:i/>
-          <w:iCs/>
-        </w:rPr>
-        <w:t>显示占</w:t>
-      </w:r>
-      <w:proofErr w:type="gramEnd"/>
-      <w:r>
-        <w:rPr>
-          <w:i/>
-          <w:iCs/>
-        </w:rPr>
-        <w:t>位符 */</w:t>
-      </w:r>
-    </w:p>
-    <w:p>
-      <w:pPr>
-        <w:rPr>
-          <w:rFonts w:hint="eastAsia"/>
-        </w:rPr>
-      </w:pPr>
-      <w:proofErr w:type="gramStart"/>
-      <w:r>
-        <w:t>p:empty::</w:t>
-      </w:r>
-      <w:proofErr w:type="gramEnd"/>
-      <w:r>
-        <w:t>before {</w:t>
-      </w:r>
-    </w:p>
-    <w:p>
-      <w:pPr>
-        <w:rPr>
-          <w:rFonts w:hint="eastAsia"/>
-        </w:rPr>
-      </w:pPr>
-      <w:r>
-        <w:t xml:space="preserve">  content: "[内容为空]";</w:t>
-      </w:r>
-    </w:p>
-    <w:p>
-      <w:pPr>
-        <w:rPr>
-          <w:rFonts w:hint="eastAsia"/>
-        </w:rPr>
-      </w:pPr>
-      <w:r>
-        <w:t xml:space="preserve">  color: #ccc;</w:t>
-      </w:r>
-    </w:p>
-    <w:p>
-      <w:pPr>
-        <w:rPr>
-          <w:rFonts w:hint="eastAsia"/>
-        </w:rPr>
-      </w:pPr>
-      <w:r>
-        <w:t>}</w:t>
-      </w:r>
-    </w:p>
-    <w:p>
-      <w:pPr>
-        <w:rPr>
-          <w:rFonts w:hint="eastAsia"/>
-        </w:rPr>
-      </w:pPr>
-    </w:p>
-    <w:p>
-      <w:pPr>
-        <w:rPr>
-          <w:rFonts w:hint="eastAsia"/>
-        </w:rPr>
-      </w:pPr>
-      <w:r>
-        <w:rPr>
-          <w:i/>
-          <w:iCs/>
-        </w:rPr>
-        <w:t>/* 3. 除最后一个段落外的所有 p 加底部分隔线 */</w:t>
-      </w:r>
-    </w:p>
-    <w:p>
-      <w:pPr>
-        <w:rPr>
-          <w:rFonts w:hint="eastAsia"/>
-        </w:rPr>
-      </w:pPr>
-      <w:proofErr w:type="gramStart"/>
-      <w:r>
-        <w:t>p:not(:last</w:t>
-      </w:r>
-      <w:proofErr w:type="gramEnd"/>
-      <w:r>
-        <w:t>-of-type) {</w:t>
-      </w:r>
-    </w:p>
-    <w:p>
-      <w:pPr>
-        <w:rPr>
-          <w:rFonts w:hint="eastAsia"/>
-        </w:rPr>
-      </w:pPr>
-      <w:r>
-        <w:t xml:space="preserve">  border-bottom: 1px dashed #eee;</w:t>
-      </w:r>
-    </w:p>
-    <w:p>
-      <w:pPr>
-        <w:rPr>
-          <w:rFonts w:hint="eastAsia"/>
-        </w:rPr>
-      </w:pPr>
-      <w:r>
-        <w:t>}</w:t>
-      </w:r>
-    </w:p>
-    <w:p>
-      <w:pPr>
-        <w:rPr>
-          <w:rFonts w:hint="eastAsia"/>
-        </w:rPr>
-      </w:pPr>
-    </w:p>
-    <w:p>
-      <w:pPr>
-        <w:rPr>
-          <w:rFonts w:hint="eastAsia"/>
-        </w:rPr>
-      </w:pPr>
-      <w:r>
-        <w:rPr>
-          <w:i/>
-          <w:iCs/>
-        </w:rPr>
-        <w:t xml:space="preserve">/* 4. figure 中有 </w:t>
-      </w:r>
-      <w:proofErr w:type="spellStart"/>
-      <w:r>
-        <w:rPr>
-          <w:i/>
-          <w:iCs/>
-        </w:rPr>
-        <w:t>figcaption</w:t>
-      </w:r>
-      <w:proofErr w:type="spellEnd"/>
-      <w:r>
-        <w:rPr>
-          <w:i/>
-          <w:iCs/>
-        </w:rPr>
-        <w:t xml:space="preserve"> 时，图片加圆角 */</w:t>
-      </w:r>
-    </w:p>
-    <w:p>
-      <w:pPr>
-        <w:rPr>
-          <w:rFonts w:hint="eastAsia"/>
-        </w:rPr>
-      </w:pPr>
-      <w:proofErr w:type="spellStart"/>
-      <w:proofErr w:type="gramStart"/>
-      <w:r>
-        <w:t>figure:has</w:t>
-      </w:r>
-      <w:proofErr w:type="spellEnd"/>
-      <w:proofErr w:type="gramEnd"/>
-      <w:r>
-        <w:t>(</w:t>
-      </w:r>
-      <w:proofErr w:type="spellStart"/>
-      <w:r>
-        <w:t>figcaption</w:t>
-      </w:r>
-      <w:proofErr w:type="spellEnd"/>
-      <w:r>
-        <w:t xml:space="preserve">) </w:t>
-      </w:r>
-      <w:proofErr w:type="spellStart"/>
-      <w:r>
-        <w:t>img</w:t>
-      </w:r>
-      <w:proofErr w:type="spellEnd"/>
-      <w:r>
-        <w:t xml:space="preserve"> {</w:t>
-      </w:r>
-    </w:p>
-    <w:p>
-      <w:pPr>
-        <w:rPr>
-          <w:rFonts w:hint="eastAsia"/>
-        </w:rPr>
-      </w:pPr>
-      <w:r>
-        <w:t xml:space="preserve">  border-radius: 8px;</w:t>
-      </w:r>
-    </w:p>
-    <w:p>
-      <w:pPr>
-        <w:rPr>
-          <w:rFonts w:hint="eastAsia"/>
-        </w:rPr>
-      </w:pPr>
-      <w:r>
-        <w:t>}</w:t>
-      </w:r>
-    </w:p>
-    <w:p>
-      <w:pPr>
-        <w:rPr>
-          <w:rFonts w:hint="eastAsia"/>
-        </w:rPr>
-      </w:pPr>
-    </w:p>
-    <w:p>
-      <w:pPr>
-        <w:rPr>
-          <w:rFonts w:hint="eastAsia"/>
-        </w:rPr>
-      </w:pPr>
-      <w:r>
-        <w:rPr>
-          <w:i/>
-          <w:iCs/>
-        </w:rPr>
         <w:t>/* 5. 第二个同类型段落（即那个空&lt;p&gt;）高亮 */</w:t>
       </w:r>
     </w:p>
@@ -9149,21 +7708,8 @@
           <w:rFonts w:hint="eastAsia"/>
         </w:rPr>
       </w:pPr>
-      <w:proofErr w:type="gramStart"/>
-      <w:r>
-        <w:t>p:nth</w:t>
-      </w:r>
-      <w:proofErr w:type="gramEnd"/>
-      <w:r>
-        <w:t>-of-</w:t>
-      </w:r>
-      <w:proofErr w:type="gramStart"/>
-      <w:r>
-        <w:t>type(</w:t>
-      </w:r>
-      <w:proofErr w:type="gramEnd"/>
-      <w:r>
-        <w:t>2) {</w:t>
+      <w:r>
+        <w:t>p:nth-of-type(2) {</w:t>
       </w:r>
     </w:p>
     <w:p>
@@ -9366,13 +7912,8 @@
                 <w:rFonts w:hint="eastAsia"/>
               </w:rPr>
             </w:pPr>
-            <w:proofErr w:type="gramStart"/>
             <w:r>
-              <w:t>:nth</w:t>
-            </w:r>
-            <w:proofErr w:type="gramEnd"/>
-            <w:r>
-              <w:t>-child(n)</w:t>
+              <w:t>:nth-child(n)</w:t>
             </w:r>
           </w:p>
         </w:tc>
@@ -9401,15 +7942,7 @@
               </w:rPr>
             </w:pPr>
             <w:r>
-              <w:t>所有子元素中第n</w:t>
-            </w:r>
-            <w:proofErr w:type="gramStart"/>
-            <w:r>
-              <w:t>个</w:t>
-            </w:r>
-            <w:proofErr w:type="gramEnd"/>
-            <w:r>
-              <w:t xml:space="preserve"> + 标签匹配</w:t>
+              <w:t>所有子元素中第n个 + 标签匹配</w:t>
             </w:r>
           </w:p>
         </w:tc>
@@ -9468,13 +8001,8 @@
                 <w:rFonts w:hint="eastAsia"/>
               </w:rPr>
             </w:pPr>
-            <w:proofErr w:type="gramStart"/>
             <w:r>
-              <w:t>:nth</w:t>
-            </w:r>
-            <w:proofErr w:type="gramEnd"/>
-            <w:r>
-              <w:t>-of-type(n)</w:t>
+              <w:t>:nth-of-type(n)</w:t>
             </w:r>
           </w:p>
         </w:tc>
@@ -9503,13 +8031,8 @@
               </w:rPr>
             </w:pPr>
             <w:r>
-              <w:t>同标签中第n</w:t>
+              <w:t>同标签中第n个</w:t>
             </w:r>
-            <w:proofErr w:type="gramStart"/>
-            <w:r>
-              <w:t>个</w:t>
-            </w:r>
-            <w:proofErr w:type="gramEnd"/>
           </w:p>
         </w:tc>
         <w:tc>
@@ -9567,13 +8090,8 @@
                 <w:rFonts w:hint="eastAsia"/>
               </w:rPr>
             </w:pPr>
-            <w:proofErr w:type="gramStart"/>
             <w:r>
-              <w:t>:has</w:t>
-            </w:r>
-            <w:proofErr w:type="gramEnd"/>
-            <w:r>
-              <w:t>(selector)</w:t>
+              <w:t>:has(selector)</w:t>
             </w:r>
           </w:p>
         </w:tc>
@@ -9631,15 +8149,7 @@
               </w:rPr>
             </w:pPr>
             <w:r>
-              <w:t>"</w:t>
-            </w:r>
-            <w:proofErr w:type="gramStart"/>
-            <w:r>
-              <w:t>父选择</w:t>
-            </w:r>
-            <w:proofErr w:type="gramEnd"/>
-            <w:r>
-              <w:t>器"，可嵌套</w:t>
+              <w:t>"父选择器"，可嵌套</w:t>
             </w:r>
           </w:p>
         </w:tc>
@@ -9669,13 +8179,8 @@
                 <w:rFonts w:hint="eastAsia"/>
               </w:rPr>
             </w:pPr>
-            <w:proofErr w:type="gramStart"/>
             <w:r>
-              <w:t>:not</w:t>
-            </w:r>
-            <w:proofErr w:type="gramEnd"/>
-            <w:r>
-              <w:t>(selector)</w:t>
+              <w:t>:not(selector)</w:t>
             </w:r>
           </w:p>
         </w:tc>
@@ -9763,11 +8268,9 @@
                 <w:rFonts w:hint="eastAsia"/>
               </w:rPr>
             </w:pPr>
-            <w:proofErr w:type="gramStart"/>
             <w:r>
               <w:t>:empty</w:t>
             </w:r>
-            <w:proofErr w:type="gramEnd"/>
           </w:p>
         </w:tc>
         <w:tc>
@@ -9882,21 +8385,7 @@
         <w:rPr>
           <w:rFonts w:hint="eastAsia"/>
         </w:rPr>
-        <w:t>改造元素的一部分，不算真实</w:t>
-      </w:r>
-      <w:proofErr w:type="spellStart"/>
-      <w:r>
-        <w:rPr>
-          <w:rFonts w:hint="eastAsia"/>
-        </w:rPr>
-        <w:t>dom</w:t>
-      </w:r>
-      <w:proofErr w:type="spellEnd"/>
-      <w:r>
-        <w:rPr>
-          <w:rFonts w:hint="eastAsia"/>
-        </w:rPr>
-        <w:t>一部分，主要目的减少一些无意义的标签</w:t>
+        <w:t>改造元素的一部分，不算真实dom一部分，主要目的减少一些无意义的标签</w:t>
       </w:r>
     </w:p>
     <w:p>
@@ -10060,23 +8549,7 @@
         </w:rPr>
       </w:pPr>
       <w:r>
-        <w:t>关系型选择器：如后代选择器（</w:t>
-      </w:r>
-      <w:proofErr w:type="gramStart"/>
-      <w:r>
-        <w:t>两选择</w:t>
-      </w:r>
-      <w:proofErr w:type="gramEnd"/>
-      <w:r>
-        <w:t>器挨着写）、子代选择器（</w:t>
-      </w:r>
-      <w:proofErr w:type="gramStart"/>
-      <w:r>
-        <w:t>两选择</w:t>
-      </w:r>
-      <w:proofErr w:type="gramEnd"/>
-      <w:r>
-        <w:t>器用大于号连接）、兄弟选择器（用波浪号或加号）。</w:t>
+        <w:t>关系型选择器：如后代选择器（两选择器挨着写）、子代选择器（两选择器用大于号连接）、兄弟选择器（用波浪号或加号）。</w:t>
       </w:r>
     </w:p>
     <w:p>
@@ -10090,23 +8563,7 @@
         </w:rPr>
       </w:pPr>
       <w:r>
-        <w:t>状态选择器：</w:t>
-      </w:r>
-      <w:proofErr w:type="gramStart"/>
-      <w:r>
-        <w:t>包含伪类和</w:t>
-      </w:r>
-      <w:proofErr w:type="gramEnd"/>
-      <w:r>
-        <w:t>伪元素、</w:t>
-      </w:r>
-      <w:proofErr w:type="gramStart"/>
-      <w:r>
-        <w:t>结构位</w:t>
-      </w:r>
-      <w:proofErr w:type="gramEnd"/>
-      <w:r>
-        <w:t>选择器等。</w:t>
+        <w:t>状态选择器：包含伪类和伪元素、结构位选择器等。</w:t>
       </w:r>
     </w:p>
     <w:p>
@@ -10213,15 +8670,7 @@
         </w:rPr>
       </w:pPr>
       <w:r>
-        <w:t>作业完成情况：课后作业要求做 test 等选择</w:t>
-      </w:r>
-      <w:proofErr w:type="gramStart"/>
-      <w:r>
-        <w:t>器相关</w:t>
-      </w:r>
-      <w:proofErr w:type="gramEnd"/>
-      <w:r>
-        <w:t>内容，学员仅看了用法和举例。</w:t>
+        <w:t>作业完成情况：课后作业要求做 test 等选择器相关内容，学员仅看了用法和举例。</w:t>
       </w:r>
     </w:p>
     <w:p>
@@ -10235,15 +8684,7 @@
         </w:rPr>
       </w:pPr>
       <w:r>
-        <w:t>选择器讲解：重点讲解 has 选择器，它是一种</w:t>
-      </w:r>
-      <w:proofErr w:type="gramStart"/>
-      <w:r>
-        <w:t>父级条件</w:t>
-      </w:r>
-      <w:proofErr w:type="gramEnd"/>
-      <w:r>
-        <w:t>选择器，能根据子元素状态确定父元素状态，通过输入框聚焦改变父元素样式的例子说明其联动效果；ins 是选择性合并，等价于将多个元素并列书写；not 是排除，empty 针对无内容的元素，使用时要注意无换行和空格。</w:t>
+        <w:t>选择器讲解：重点讲解 has 选择器，它是一种父级条件选择器，能根据子元素状态确定父元素状态，通过输入框聚焦改变父元素样式的例子说明其联动效果；ins 是选择性合并，等价于将多个元素并列书写；not 是排除，empty 针对无内容的元素，使用时要注意无换行和空格。</w:t>
       </w:r>
     </w:p>
     <w:p>
@@ -10453,15 +8894,7 @@
         </w:rPr>
       </w:pPr>
       <w:r>
-        <w:t>类型分类：主要有 block（</w:t>
-      </w:r>
-      <w:proofErr w:type="gramStart"/>
-      <w:r>
-        <w:t>块级元素</w:t>
-      </w:r>
-      <w:proofErr w:type="gramEnd"/>
-      <w:r>
-        <w:t>）和 inline（行内元素）。</w:t>
+        <w:t>类型分类：主要有 block（块级元素）和 inline（行内元素）。</w:t>
       </w:r>
     </w:p>
     <w:p>
@@ -10475,15 +8908,7 @@
         </w:rPr>
       </w:pPr>
       <w:r>
-        <w:t>区别：行内元素可放在一排，宽高由内容决定，上下 padding 和 margin 不生效，但视觉上撑开；</w:t>
-      </w:r>
-      <w:proofErr w:type="gramStart"/>
-      <w:r>
-        <w:t>块级元素</w:t>
-      </w:r>
-      <w:proofErr w:type="gramEnd"/>
-      <w:r>
-        <w:t>占一整行。</w:t>
+        <w:t>区别：行内元素可放在一排，宽高由内容决定，上下 padding 和 margin 不生效，但视觉上撑开；块级元素占一整行。</w:t>
       </w:r>
     </w:p>
     <w:p>
@@ -10607,31 +9032,7 @@
         </w:rPr>
       </w:pPr>
       <w:r>
-        <w:t xml:space="preserve">作业布置：要求学员复刻包含 5 </w:t>
-      </w:r>
-      <w:proofErr w:type="gramStart"/>
-      <w:r>
-        <w:t>个</w:t>
-      </w:r>
-      <w:proofErr w:type="gramEnd"/>
-      <w:r>
-        <w:t xml:space="preserve"> div 和 1 </w:t>
-      </w:r>
-      <w:proofErr w:type="gramStart"/>
-      <w:r>
-        <w:t>个</w:t>
-      </w:r>
-      <w:proofErr w:type="gramEnd"/>
-      <w:r>
-        <w:t xml:space="preserve"> h2 的布局，写出 5 </w:t>
-      </w:r>
-      <w:proofErr w:type="gramStart"/>
-      <w:r>
-        <w:t>个</w:t>
-      </w:r>
-      <w:proofErr w:type="gramEnd"/>
-      <w:r>
-        <w:t>圆的样式，并使用 flex 布局实现内容的水平和垂直居中。</w:t>
+        <w:t>作业布置：要求学员复刻包含 5 个 div 和 1 个 h2 的布局，写出 5 个圆的样式，并使用 flex 布局实现内容的水平和垂直居中。</w:t>
       </w:r>
     </w:p>
     <w:p>
@@ -10663,23 +9064,7 @@
         </w:rPr>
       </w:pPr>
       <w:r>
-        <w:t>主轴和</w:t>
-      </w:r>
-      <w:proofErr w:type="gramStart"/>
-      <w:r>
-        <w:t>辅轴</w:t>
-      </w:r>
-      <w:proofErr w:type="gramEnd"/>
-      <w:r>
-        <w:t>：主轴默认水平，</w:t>
-      </w:r>
-      <w:proofErr w:type="gramStart"/>
-      <w:r>
-        <w:t>辅轴默认</w:t>
-      </w:r>
-      <w:proofErr w:type="gramEnd"/>
-      <w:r>
-        <w:t>垂直，可通过 flex - direction 改变。</w:t>
+        <w:t>主轴和辅轴：主轴默认水平，辅轴默认垂直，可通过 flex - direction 改变。</w:t>
       </w:r>
     </w:p>
     <w:p>
@@ -10743,15 +9128,7 @@
         </w:rPr>
       </w:pPr>
       <w:r>
-        <w:t>课程时间：下</w:t>
-      </w:r>
-      <w:proofErr w:type="gramStart"/>
-      <w:r>
-        <w:t>节课于下周</w:t>
-      </w:r>
-      <w:proofErr w:type="gramEnd"/>
-      <w:r>
-        <w:t>日进行。</w:t>
+        <w:t>课程时间：下节课于下周日进行。</w:t>
       </w:r>
     </w:p>
     <w:p>
@@ -10765,15 +9142,7 @@
         </w:rPr>
       </w:pPr>
       <w:r>
-        <w:t>课程难度：</w:t>
-      </w:r>
-      <w:proofErr w:type="gramStart"/>
-      <w:r>
-        <w:t>若学员觉得</w:t>
-      </w:r>
-      <w:proofErr w:type="gramEnd"/>
-      <w:r>
-        <w:t>内容简单，可完整讲解后跳过，老师会根据学员情况调整难度。</w:t>
+        <w:t>课程难度：若学员觉得内容简单，可完整讲解后跳过，老师会根据学员情况调整难度。</w:t>
       </w:r>
     </w:p>
     <w:p>
@@ -10948,27 +9317,13 @@
         <w:rPr>
           <w:rFonts w:hint="eastAsia"/>
         </w:rPr>
-        <w:t xml:space="preserve">: </w:t>
-      </w:r>
-      <w:proofErr w:type="gramStart"/>
-      <w:r>
-        <w:rPr>
-          <w:rFonts w:hint="eastAsia"/>
-        </w:rPr>
-        <w:t>控制辅轴</w:t>
-      </w:r>
-      <w:r>
-        <w:rPr>
-          <w:rFonts w:hint="eastAsia"/>
-        </w:rPr>
-        <w:t>方向</w:t>
-      </w:r>
-      <w:proofErr w:type="gramEnd"/>
-      <w:r>
-        <w:rPr>
-          <w:rFonts w:hint="eastAsia"/>
-        </w:rPr>
-        <w:t>上多行的对齐</w:t>
+        <w:t>: 控制辅轴</w:t>
+      </w:r>
+      <w:r>
+        <w:rPr>
+          <w:rFonts w:hint="eastAsia"/>
+        </w:rPr>
+        <w:t>方向上多行的对齐</w:t>
       </w:r>
       <w:r>
         <w:rPr>
@@ -11000,21 +9355,7 @@
         <w:rPr>
           <w:rFonts w:hint="eastAsia"/>
         </w:rPr>
-        <w:t>，不改变</w:t>
-      </w:r>
-      <w:proofErr w:type="spellStart"/>
-      <w:r>
-        <w:rPr>
-          <w:rFonts w:hint="eastAsia"/>
-        </w:rPr>
-        <w:t>dom</w:t>
-      </w:r>
-      <w:proofErr w:type="spellEnd"/>
-      <w:r>
-        <w:rPr>
-          <w:rFonts w:hint="eastAsia"/>
-        </w:rPr>
-        <w:t>结构，只改变显示顺序，设置在子元素上</w:t>
+        <w:t>，不改变dom结构，只改变显示顺序，设置在子元素上</w:t>
       </w:r>
     </w:p>
     <w:p>
@@ -11116,48 +9457,20 @@
         <w:rPr>
           <w:rFonts w:hint="eastAsia"/>
         </w:rPr>
-        <w:t>.item { flex: none; }     /* = flex: 0 0 auto → 固定</w:t>
-      </w:r>
-      <w:proofErr w:type="gramStart"/>
-      <w:r>
-        <w:rPr>
-          <w:rFonts w:hint="eastAsia"/>
-        </w:rPr>
-        <w:t>不</w:t>
-      </w:r>
-      <w:proofErr w:type="gramEnd"/>
-      <w:r>
-        <w:rPr>
-          <w:rFonts w:hint="eastAsia"/>
-        </w:rPr>
-        <w:t>伸缩 */</w:t>
-      </w:r>
-    </w:p>
-    <w:p>
-      <w:pPr>
-        <w:rPr>
-          <w:rFonts w:hint="eastAsia"/>
-        </w:rPr>
-      </w:pPr>
-      <w:r>
-        <w:rPr>
-          <w:rFonts w:hint="eastAsia"/>
-        </w:rPr>
-        <w:t>.item { flex: 0 0 200px; }/* 固定200px，</w:t>
-      </w:r>
-      <w:proofErr w:type="gramStart"/>
-      <w:r>
-        <w:rPr>
-          <w:rFonts w:hint="eastAsia"/>
-        </w:rPr>
-        <w:t>不</w:t>
-      </w:r>
-      <w:proofErr w:type="gramEnd"/>
-      <w:r>
-        <w:rPr>
-          <w:rFonts w:hint="eastAsia"/>
-        </w:rPr>
-        <w:t>伸缩 */</w:t>
+        <w:t>.item { flex: none; }     /* = flex: 0 0 auto → 固定不伸缩 */</w:t>
+      </w:r>
+    </w:p>
+    <w:p>
+      <w:pPr>
+        <w:rPr>
+          <w:rFonts w:hint="eastAsia"/>
+        </w:rPr>
+      </w:pPr>
+      <w:r>
+        <w:rPr>
+          <w:rFonts w:hint="eastAsia"/>
+        </w:rPr>
+        <w:t>.item { flex: 0 0 200px; }/* 固定200px，不伸缩 */</w:t>
       </w:r>
     </w:p>
     <w:p>
@@ -11190,21 +9503,7 @@
         <w:rPr>
           <w:rFonts w:hint="eastAsia"/>
         </w:rPr>
-        <w:t>Flex-shrink: （</w:t>
-      </w:r>
-      <w:proofErr w:type="gramStart"/>
-      <w:r>
-        <w:rPr>
-          <w:rFonts w:hint="eastAsia"/>
-        </w:rPr>
-        <w:t>不</w:t>
-      </w:r>
-      <w:proofErr w:type="gramEnd"/>
-      <w:r>
-        <w:rPr>
-          <w:rFonts w:hint="eastAsia"/>
-        </w:rPr>
-        <w:t>换行时）空间不足，</w:t>
+        <w:t>Flex-shrink: （不换行时）空间不足，</w:t>
       </w:r>
       <w:r>
         <w:rPr>
@@ -11290,23 +9589,7 @@
           <w:i/>
           <w:iCs/>
         </w:rPr>
-        <w:t>/* 忽略内容宽度，</w:t>
-      </w:r>
-      <w:proofErr w:type="gramStart"/>
-      <w:r>
-        <w:rPr>
-          <w:i/>
-          <w:iCs/>
-        </w:rPr>
-        <w:t>纯按比例</w:t>
-      </w:r>
-      <w:proofErr w:type="gramEnd"/>
-      <w:r>
-        <w:rPr>
-          <w:i/>
-          <w:iCs/>
-        </w:rPr>
-        <w:t>分配 */</w:t>
+        <w:t>/* 忽略内容宽度，纯按比例分配 */</w:t>
       </w:r>
     </w:p>
     <w:p>

--- a/lesson.docx
+++ b/lesson.docx
@@ -2757,20 +2757,6 @@
           <w:rFonts w:hint="eastAsia"/>
         </w:rPr>
       </w:pPr>
-    </w:p>
-    <w:p>
-      <w:pPr>
-        <w:rPr>
-          <w:rFonts w:hint="eastAsia"/>
-        </w:rPr>
-      </w:pPr>
-    </w:p>
-    <w:p>
-      <w:pPr>
-        <w:rPr>
-          <w:rFonts w:hint="eastAsia"/>
-        </w:rPr>
-      </w:pPr>
       <w:r>
         <w:rPr>
           <w:rFonts w:hint="eastAsia"/>
@@ -2840,11 +2826,7 @@
         <w:t>复习与作业</w:t>
       </w:r>
       <w:r>
-        <w:t>：回顾上节课 SNS 主题页切换相关内容，本次课后作业为研究 classList，</w:t>
-      </w:r>
-      <w:r>
-        <w:lastRenderedPageBreak/>
-        <w:t>包括其返回值、转换数组方法及常用操作。</w:t>
+        <w:t>：回顾上节课 SNS 主题页切换相关内容，本次课后作业为研究 classList，包括其返回值、转换数组方法及常用操作。</w:t>
       </w:r>
     </w:p>
     <w:p>
@@ -2883,6 +2865,7 @@
           <w:b/>
           <w:bCs/>
         </w:rPr>
+        <w:lastRenderedPageBreak/>
         <w:t>变量定义与使用</w:t>
       </w:r>
       <w:r>
@@ -3457,7 +3440,6 @@
         </w:rPr>
       </w:pPr>
       <w:r>
-        <w:lastRenderedPageBreak/>
         <w:t>特性：它是一个只读的、类似数组的对象，表示元素的 class 属性中包含的令牌（token）集合。</w:t>
       </w:r>
     </w:p>
@@ -3472,6 +3454,7 @@
         </w:rPr>
       </w:pPr>
       <w:r>
+        <w:lastRenderedPageBreak/>
         <w:t>自带方法：虽然它不是数组，但它自带了便捷的操作方法：</w:t>
       </w:r>
     </w:p>
@@ -3993,27 +3976,27 @@
           <w:i/>
           <w:iCs/>
         </w:rPr>
+        <w:t>// 转换 + 过滤 一步完成</w:t>
+      </w:r>
+    </w:p>
+    <w:p>
+      <w:pPr>
+        <w:rPr>
+          <w:rFonts w:hint="eastAsia"/>
+        </w:rPr>
+      </w:pPr>
+      <w:r>
+        <w:t>const result = Array.from(element.classList, cls =&gt; {</w:t>
+      </w:r>
+    </w:p>
+    <w:p>
+      <w:pPr>
+        <w:rPr>
+          <w:rFonts w:hint="eastAsia"/>
+        </w:rPr>
+      </w:pPr>
+      <w:r>
         <w:lastRenderedPageBreak/>
-        <w:t>// 转换 + 过滤 一步完成</w:t>
-      </w:r>
-    </w:p>
-    <w:p>
-      <w:pPr>
-        <w:rPr>
-          <w:rFonts w:hint="eastAsia"/>
-        </w:rPr>
-      </w:pPr>
-      <w:r>
-        <w:t>const result = Array.from(element.classList, cls =&gt; {</w:t>
-      </w:r>
-    </w:p>
-    <w:p>
-      <w:pPr>
-        <w:rPr>
-          <w:rFonts w:hint="eastAsia"/>
-        </w:rPr>
-      </w:pPr>
-      <w:r>
         <w:t xml:space="preserve">    return cls.includes('--') ? cls : null;</w:t>
       </w:r>
     </w:p>
@@ -4747,7 +4730,6 @@
                 <w:b/>
                 <w:bCs/>
               </w:rPr>
-              <w:lastRenderedPageBreak/>
               <w:t>维度</w:t>
             </w:r>
           </w:p>
@@ -4962,6 +4944,7 @@
                 <w:b/>
                 <w:bCs/>
               </w:rPr>
+              <w:lastRenderedPageBreak/>
               <w:t>输入</w:t>
             </w:r>
           </w:p>
@@ -5636,33 +5619,33 @@
         <w:rPr>
           <w:rFonts w:hint="eastAsia"/>
         </w:rPr>
+        <w:t>:disabled</w:t>
+      </w:r>
+    </w:p>
+    <w:p>
+      <w:pPr>
+        <w:rPr>
+          <w:rFonts w:hint="eastAsia"/>
+        </w:rPr>
+      </w:pPr>
+      <w:r>
+        <w:rPr>
+          <w:rFonts w:hint="eastAsia"/>
+        </w:rPr>
+        <w:t>:able</w:t>
+      </w:r>
+    </w:p>
+    <w:p>
+      <w:pPr>
+        <w:rPr>
+          <w:rFonts w:hint="eastAsia"/>
+        </w:rPr>
+      </w:pPr>
+      <w:r>
+        <w:rPr>
+          <w:rFonts w:hint="eastAsia"/>
+        </w:rPr>
         <w:lastRenderedPageBreak/>
-        <w:t>:disabled</w:t>
-      </w:r>
-    </w:p>
-    <w:p>
-      <w:pPr>
-        <w:rPr>
-          <w:rFonts w:hint="eastAsia"/>
-        </w:rPr>
-      </w:pPr>
-      <w:r>
-        <w:rPr>
-          <w:rFonts w:hint="eastAsia"/>
-        </w:rPr>
-        <w:t>:able</w:t>
-      </w:r>
-    </w:p>
-    <w:p>
-      <w:pPr>
-        <w:rPr>
-          <w:rFonts w:hint="eastAsia"/>
-        </w:rPr>
-      </w:pPr>
-      <w:r>
-        <w:rPr>
-          <w:rFonts w:hint="eastAsia"/>
-        </w:rPr>
         <w:t>:require</w:t>
       </w:r>
     </w:p>
@@ -6419,7 +6402,6 @@
           <w:i/>
           <w:iCs/>
         </w:rPr>
-        <w:lastRenderedPageBreak/>
         <w:t xml:space="preserve">/* </w:t>
       </w:r>
       <w:r>
@@ -6466,6 +6448,7 @@
           <w:i/>
           <w:iCs/>
         </w:rPr>
+        <w:lastRenderedPageBreak/>
         <w:t xml:space="preserve">/* </w:t>
       </w:r>
       <w:r>
@@ -7007,6 +6990,7 @@
         </w:rPr>
       </w:pPr>
       <w:r>
+        <w:lastRenderedPageBreak/>
         <w:t xml:space="preserve">  color: gray;</w:t>
       </w:r>
     </w:p>
@@ -7494,7 +7478,6 @@
         </w:rPr>
       </w:pPr>
       <w:r>
-        <w:lastRenderedPageBreak/>
         <w:t>article:has(figure) {</w:t>
       </w:r>
     </w:p>
@@ -8358,53 +8341,53 @@
         <w:rPr>
           <w:rFonts w:hint="eastAsia"/>
         </w:rPr>
+        <w:t>0628选择器</w:t>
+      </w:r>
+    </w:p>
+    <w:p>
+      <w:pPr>
+        <w:rPr>
+          <w:rFonts w:hint="eastAsia"/>
+        </w:rPr>
+      </w:pPr>
+      <w:r>
+        <w:rPr>
+          <w:rFonts w:hint="eastAsia"/>
+        </w:rPr>
+        <w:t>伪元素</w:t>
+      </w:r>
+    </w:p>
+    <w:p>
+      <w:pPr>
+        <w:rPr>
+          <w:rFonts w:hint="eastAsia"/>
+        </w:rPr>
+      </w:pPr>
+      <w:r>
+        <w:rPr>
+          <w:rFonts w:hint="eastAsia"/>
+        </w:rPr>
+        <w:t>改造元素的一部分，不算真实dom一部分，主要目的减少一些无意义的标签</w:t>
+      </w:r>
+    </w:p>
+    <w:p>
+      <w:pPr>
+        <w:rPr>
+          <w:rFonts w:hint="eastAsia"/>
+        </w:rPr>
+      </w:pPr>
+    </w:p>
+    <w:p>
+      <w:pPr>
+        <w:rPr>
+          <w:rFonts w:hint="eastAsia"/>
+        </w:rPr>
+      </w:pPr>
+      <w:r>
+        <w:rPr>
+          <w:rFonts w:hint="eastAsia"/>
+        </w:rPr>
         <w:lastRenderedPageBreak/>
-        <w:t>0628选择器</w:t>
-      </w:r>
-    </w:p>
-    <w:p>
-      <w:pPr>
-        <w:rPr>
-          <w:rFonts w:hint="eastAsia"/>
-        </w:rPr>
-      </w:pPr>
-      <w:r>
-        <w:rPr>
-          <w:rFonts w:hint="eastAsia"/>
-        </w:rPr>
-        <w:t>伪元素</w:t>
-      </w:r>
-    </w:p>
-    <w:p>
-      <w:pPr>
-        <w:rPr>
-          <w:rFonts w:hint="eastAsia"/>
-        </w:rPr>
-      </w:pPr>
-      <w:r>
-        <w:rPr>
-          <w:rFonts w:hint="eastAsia"/>
-        </w:rPr>
-        <w:t>改造元素的一部分，不算真实dom一部分，主要目的减少一些无意义的标签</w:t>
-      </w:r>
-    </w:p>
-    <w:p>
-      <w:pPr>
-        <w:rPr>
-          <w:rFonts w:hint="eastAsia"/>
-        </w:rPr>
-      </w:pPr>
-    </w:p>
-    <w:p>
-      <w:pPr>
-        <w:rPr>
-          <w:rFonts w:hint="eastAsia"/>
-        </w:rPr>
-      </w:pPr>
-      <w:r>
-        <w:rPr>
-          <w:rFonts w:hint="eastAsia"/>
-        </w:rPr>
         <w:t>::first-letter：首字母</w:t>
       </w:r>
     </w:p>

--- a/lesson.docx
+++ b/lesson.docx
@@ -952,6 +952,12 @@
                 <w:rFonts w:hint="eastAsia"/>
               </w:rPr>
             </w:pPr>
+            <w:r>
+              <w:rPr>
+                <w:rFonts w:hint="eastAsia"/>
+              </w:rPr>
+              <w:t>0726</w:t>
+            </w:r>
           </w:p>
         </w:tc>
       </w:tr>
@@ -9857,10 +9863,220 @@
     </w:p>
     <w:p>
       <w:pPr>
-        <w:rPr>
-          <w:rFonts w:hint="eastAsia"/>
-        </w:rPr>
-      </w:pPr>
+        <w:pStyle w:val="1"/>
+      </w:pPr>
+      <w:r>
+        <w:rPr>
+          <w:rFonts w:hint="eastAsia"/>
+        </w:rPr>
+        <w:t>0726</w:t>
+      </w:r>
+    </w:p>
+    <w:p>
+      <w:pPr>
+        <w:rPr>
+          <w:rFonts w:hint="eastAsia"/>
+        </w:rPr>
+      </w:pPr>
+      <w:r>
+        <w:rPr>
+          <w:rFonts w:hint="eastAsia"/>
+        </w:rPr>
+        <w:t>500宽度，gap10，</w:t>
+      </w:r>
+      <w:r>
+        <w:rPr>
+          <w:rFonts w:hint="eastAsia"/>
+        </w:rPr>
+        <w:t>3个元素，minmax最小列宽100px</w:t>
+      </w:r>
+    </w:p>
+    <w:p>
+      <w:pPr>
+        <w:rPr>
+          <w:rFonts w:hint="eastAsia"/>
+        </w:rPr>
+      </w:pPr>
+    </w:p>
+    <w:p>
+      <w:r>
+        <w:rPr>
+          <w:rFonts w:hint="eastAsia"/>
+        </w:rPr>
+        <w:t>Auto-fit</w:t>
+      </w:r>
+    </w:p>
+    <w:p>
+      <w:r>
+        <w:rPr>
+          <w:rFonts w:hint="eastAsia"/>
+        </w:rPr>
+        <w:t>100*3+20=320，（500-320）/3=60，100+60=160</w:t>
+      </w:r>
+    </w:p>
+    <w:p>
+      <w:r>
+        <w:rPr>
+          <w:rFonts w:hint="eastAsia"/>
+        </w:rPr>
+        <w:t>先占据已有空间，将多余空间进行分配</w:t>
+      </w:r>
+    </w:p>
+    <w:p>
+      <w:pPr>
+        <w:rPr>
+          <w:rFonts w:hint="eastAsia"/>
+        </w:rPr>
+      </w:pPr>
+    </w:p>
+    <w:p>
+      <w:r>
+        <w:rPr>
+          <w:rFonts w:hint="eastAsia"/>
+        </w:rPr>
+        <w:t>Auto-fill</w:t>
+      </w:r>
+    </w:p>
+    <w:p>
+      <w:r>
+        <w:rPr>
+          <w:rFonts w:hint="eastAsia"/>
+        </w:rPr>
+        <w:t>最多四列，先占据已有空间430，然后空余70/4，100+70/4</w:t>
+      </w:r>
+    </w:p>
+    <w:p/>
+    <w:p/>
+    <w:p>
+      <w:r>
+        <w:rPr>
+          <w:rFonts w:hint="eastAsia"/>
+        </w:rPr>
+        <w:t>Position：</w:t>
+      </w:r>
+    </w:p>
+    <w:p>
+      <w:pPr>
+        <w:rPr>
+          <w:rFonts w:hint="eastAsia"/>
+        </w:rPr>
+      </w:pPr>
+      <w:r>
+        <w:rPr>
+          <w:rFonts w:hint="eastAsia"/>
+        </w:rPr>
+        <w:t>默认：Static对于top</w:t>
+      </w:r>
+      <w:r>
+        <w:rPr>
+          <w:rFonts w:hint="eastAsia"/>
+        </w:rPr>
+        <w:t>不会生效</w:t>
+      </w:r>
+    </w:p>
+    <w:p>
+      <w:pPr>
+        <w:rPr>
+          <w:rFonts w:hint="eastAsia"/>
+        </w:rPr>
+      </w:pPr>
+      <w:r>
+        <w:rPr>
+          <w:rFonts w:hint="eastAsia"/>
+        </w:rPr>
+        <w:t>Relative不会脱离文档流，修改top原本的位置还在占位</w:t>
+      </w:r>
+    </w:p>
+    <w:p>
+      <w:pPr>
+        <w:rPr>
+          <w:rFonts w:hint="eastAsia"/>
+        </w:rPr>
+      </w:pPr>
+      <w:r>
+        <w:rPr>
+          <w:rFonts w:hint="eastAsia"/>
+        </w:rPr>
+        <w:t>Absolute会脱离文档流，是相较于所有的最近的非static进行定位而不是relative</w:t>
+      </w:r>
+    </w:p>
+    <w:p>
+      <w:r>
+        <w:rPr>
+          <w:rFonts w:hint="eastAsia"/>
+        </w:rPr>
+        <w:t>Fixed</w:t>
+      </w:r>
+      <w:r>
+        <w:rPr>
+          <w:rFonts w:hint="eastAsia"/>
+        </w:rPr>
+        <w:t>会脱离文档流</w:t>
+      </w:r>
+      <w:r>
+        <w:rPr>
+          <w:rFonts w:hint="eastAsia"/>
+        </w:rPr>
+        <w:t>，是相对于视口的定位</w:t>
+      </w:r>
+    </w:p>
+    <w:p>
+      <w:r>
+        <w:rPr>
+          <w:rFonts w:hint="eastAsia"/>
+        </w:rPr>
+        <w:t>Sticky类似于fixed和relative结合</w:t>
+      </w:r>
+    </w:p>
+    <w:p/>
+    <w:p>
+      <w:r>
+        <w:rPr>
+          <w:rFonts w:hint="eastAsia"/>
+        </w:rPr>
+        <w:t>absolute垂直居中：top:50%, transform:translate(-50%, -50%)</w:t>
+      </w:r>
+    </w:p>
+    <w:p/>
+    <w:p/>
+    <w:p>
+      <w:pPr>
+        <w:rPr>
+          <w:rFonts w:hint="eastAsia"/>
+        </w:rPr>
+      </w:pPr>
+      <w:r>
+        <w:rPr>
+          <w:rFonts w:hint="eastAsia"/>
+        </w:rPr>
+        <w:t>auto-fill，auto-fit</w:t>
+      </w:r>
+    </w:p>
+    <w:p>
+      <w:pPr>
+        <w:rPr>
+          <w:rFonts w:hint="eastAsia"/>
+        </w:rPr>
+      </w:pPr>
+      <w:r>
+        <w:rPr>
+          <w:rFonts w:hint="eastAsia"/>
+        </w:rPr>
+        <w:t>动效：</w:t>
+      </w:r>
+    </w:p>
+    <w:p>
+      <w:pPr>
+        <w:rPr>
+          <w:rFonts w:hint="eastAsia"/>
+        </w:rPr>
+      </w:pPr>
+      <w:r>
+        <w:rPr>
+          <w:rFonts w:hint="eastAsia"/>
+        </w:rPr>
+        <w:t>不换行，</w:t>
+      </w:r>
     </w:p>
     <w:sectPr>
       <w:pgSz w:w="11906" w:h="16838"/>

--- a/lesson.docx
+++ b/lesson.docx
@@ -1,6 +1,6 @@
 
 <file path=word/document.xml><?xml version="1.0" encoding="utf-8"?>
-<w:document xmlns:wpc="http://schemas.microsoft.com/office/word/2010/wordprocessingCanvas" xmlns:cx="http://schemas.microsoft.com/office/drawing/2014/chartex" xmlns:cx1="http://schemas.microsoft.com/office/drawing/2015/9/8/chartex" xmlns:cx2="http://schemas.microsoft.com/office/drawing/2015/10/21/chartex" xmlns:cx3="http://schemas.microsoft.com/office/drawing/2016/5/9/chartex" xmlns:cx4="http://schemas.microsoft.com/office/drawing/2016/5/10/chartex" xmlns:cx5="http://schemas.microsoft.com/office/drawing/2016/5/11/chartex" xmlns:cx6="http://schemas.microsoft.com/office/drawing/2016/5/12/chartex" xmlns:cx7="http://schemas.microsoft.com/office/drawing/2016/5/13/chartex" xmlns:cx8="http://schemas.microsoft.com/office/drawing/2016/5/14/chartex" xmlns:mc="http://schemas.openxmlformats.org/markup-compatibility/2006" xmlns:aink="http://schemas.microsoft.com/office/drawing/2016/ink" xmlns:am3d="http://schemas.microsoft.com/office/drawing/2017/model3d" xmlns:o="urn:schemas-microsoft-com:office:office" xmlns:oel="http://schemas.microsoft.com/office/2019/extlst" xmlns:r="http://schemas.openxmlformats.org/officeDocument/2006/relationships" xmlns:m="http://schemas.openxmlformats.org/officeDocument/2006/math" xmlns:v="urn:schemas-microsoft-com:vml" xmlns:wp14="http://schemas.microsoft.com/office/word/2010/wordprocessingDrawing" xmlns:wp="http://schemas.openxmlformats.org/drawingml/2006/wordprocessingDrawing" xmlns:w10="urn:schemas-microsoft-com:office:word" xmlns:w="http://schemas.openxmlformats.org/wordprocessingml/2006/main" xmlns:w14="http://schemas.microsoft.com/office/word/2010/wordml" xmlns:w15="http://schemas.microsoft.com/office/word/2012/wordml" xmlns:w16cex="http://schemas.microsoft.com/office/word/2018/wordml/cex" xmlns:w16cid="http://schemas.microsoft.com/office/word/2016/wordml/cid" xmlns:w16="http://schemas.microsoft.com/office/word/2018/wordml" xmlns:w16du="http://schemas.microsoft.com/office/word/2023/wordml/word16du" xmlns:w16sdtdh="http://schemas.microsoft.com/office/word/2020/wordml/sdtdatahash" xmlns:w16sdtfl="http://schemas.microsoft.com/office/word/2024/wordml/sdtformatlock" xmlns:w16se="http://schemas.microsoft.com/office/word/2015/wordml/symex" xmlns:wpg="http://schemas.microsoft.com/office/word/2010/wordprocessingGroup" xmlns:wpi="http://schemas.microsoft.com/office/word/2010/wordprocessingInk" xmlns:wne="http://schemas.microsoft.com/office/word/2006/wordml" xmlns:wps="http://schemas.microsoft.com/office/word/2010/wordprocessingShape" mc:Ignorable="w14 w15 w16se w16cid w16 w16cex w16sdtdh w16sdtfl w16du wp14">
+<w:document xmlns:wpc="http://schemas.microsoft.com/office/word/2010/wordprocessingCanvas" xmlns:cx="http://schemas.microsoft.com/office/drawing/2014/chartex" xmlns:cx1="http://schemas.microsoft.com/office/drawing/2015/9/8/chartex" xmlns:cx2="http://schemas.microsoft.com/office/drawing/2015/10/21/chartex" xmlns:cx3="http://schemas.microsoft.com/office/drawing/2016/5/9/chartex" xmlns:cx4="http://schemas.microsoft.com/office/drawing/2016/5/10/chartex" xmlns:cx5="http://schemas.microsoft.com/office/drawing/2016/5/11/chartex" xmlns:cx6="http://schemas.microsoft.com/office/drawing/2016/5/12/chartex" xmlns:cx7="http://schemas.microsoft.com/office/drawing/2016/5/13/chartex" xmlns:cx8="http://schemas.microsoft.com/office/drawing/2016/5/14/chartex" xmlns:mc="http://schemas.openxmlformats.org/markup-compatibility/2006" xmlns:aink="http://schemas.microsoft.com/office/drawing/2016/ink" xmlns:am3d="http://schemas.microsoft.com/office/drawing/2017/model3d" xmlns:o="urn:schemas-microsoft-com:office:office" xmlns:oel="http://schemas.microsoft.com/office/2019/extlst" xmlns:r="http://schemas.openxmlformats.org/officeDocument/2006/relationships" xmlns:m="http://schemas.openxmlformats.org/officeDocument/2006/math" xmlns:v="urn:schemas-microsoft-com:vml" xmlns:wp14="http://schemas.microsoft.com/office/word/2010/wordprocessingDrawing" xmlns:wp="http://schemas.openxmlformats.org/drawingml/2006/wordprocessingDrawing" xmlns:w10="urn:schemas-microsoft-com:office:word" xmlns:w="http://schemas.openxmlformats.org/wordprocessingml/2006/main" xmlns:w14="http://schemas.microsoft.com/office/word/2010/wordml" xmlns:w15="http://schemas.microsoft.com/office/word/2012/wordml" xmlns:w16cei="http://schemas.microsoft.com/office/word/2026/wordml/cei" xmlns:w16cex="http://schemas.microsoft.com/office/word/2018/wordml/cex" xmlns:w16cid="http://schemas.microsoft.com/office/word/2016/wordml/cid" xmlns:w16="http://schemas.microsoft.com/office/word/2018/wordml" xmlns:w16du="http://schemas.microsoft.com/office/word/2023/wordml/word16du" xmlns:w16sdtdh="http://schemas.microsoft.com/office/word/2020/wordml/sdtdatahash" xmlns:w16sdtfl="http://schemas.microsoft.com/office/word/2024/wordml/sdtformatlock" xmlns:w16se="http://schemas.microsoft.com/office/word/2015/wordml/symex" xmlns:wpg="http://schemas.microsoft.com/office/word/2010/wordprocessingGroup" xmlns:wpi="http://schemas.microsoft.com/office/word/2010/wordprocessingInk" xmlns:wne="http://schemas.microsoft.com/office/word/2006/wordml" xmlns:wps="http://schemas.microsoft.com/office/word/2010/wordprocessingShape" mc:Ignorable="w14 w15 w16se w16cid w16 w16cex w16sdtdh w16sdtfl w16du wp14">
   <w:body>
     <w:tbl>
       <w:tblPr>
@@ -2434,7 +2434,15 @@
         <w:t>具体代码</w:t>
       </w:r>
       <w:r>
-        <w:t>：用document.documentElement表示 HTML 根节点，使用toggle()方法添加或移除类。</w:t>
+        <w:t>：用</w:t>
+      </w:r>
+      <w:proofErr w:type="spellStart"/>
+      <w:r>
+        <w:t>document.documentElement</w:t>
+      </w:r>
+      <w:proofErr w:type="spellEnd"/>
+      <w:r>
+        <w:t>表示 HTML 根节点，使用toggle()方法添加或移除类。</w:t>
       </w:r>
     </w:p>
     <w:p>
@@ -2571,8 +2579,16 @@
         <w:rPr>
           <w:rFonts w:hint="eastAsia"/>
         </w:rPr>
-        <w:t xml:space="preserve"> vite</w:t>
-      </w:r>
+        <w:t xml:space="preserve"> </w:t>
+      </w:r>
+      <w:proofErr w:type="spellStart"/>
+      <w:r>
+        <w:rPr>
+          <w:rFonts w:hint="eastAsia"/>
+        </w:rPr>
+        <w:t>vite</w:t>
+      </w:r>
+      <w:proofErr w:type="spellEnd"/>
       <w:r>
         <w:rPr>
           <w:rFonts w:hint="eastAsia"/>
@@ -2603,7 +2619,21 @@
         <w:rPr>
           <w:rFonts w:hint="eastAsia"/>
         </w:rPr>
-        <w:t>.baseStyle{</w:t>
+        <w:t>.</w:t>
+      </w:r>
+      <w:proofErr w:type="spellStart"/>
+      <w:r>
+        <w:rPr>
+          <w:rFonts w:hint="eastAsia"/>
+        </w:rPr>
+        <w:t>baseStyle</w:t>
+      </w:r>
+      <w:proofErr w:type="spellEnd"/>
+      <w:r>
+        <w:rPr>
+          <w:rFonts w:hint="eastAsia"/>
+        </w:rPr>
+        <w:t>{</w:t>
       </w:r>
     </w:p>
     <w:p>
@@ -2655,34 +2685,70 @@
         <w:rPr>
           <w:rFonts w:hint="eastAsia"/>
         </w:rPr>
-        <w:t>.primaryButton{</w:t>
-      </w:r>
-    </w:p>
-    <w:p>
-      <w:pPr>
-        <w:rPr>
-          <w:rFonts w:hint="eastAsia"/>
-        </w:rPr>
-      </w:pPr>
-      <w:r>
-        <w:rPr>
-          <w:rFonts w:hint="eastAsia"/>
-        </w:rPr>
-        <w:t xml:space="preserve">    composes: baseStyle baseStyle1 baseStyle2</w:t>
-      </w:r>
-    </w:p>
-    <w:p>
-      <w:pPr>
-        <w:rPr>
-          <w:rFonts w:hint="eastAsia"/>
-        </w:rPr>
-      </w:pPr>
-      <w:r>
-        <w:rPr>
-          <w:rFonts w:hint="eastAsia"/>
-        </w:rPr>
-        <w:t xml:space="preserve">    color:XXX</w:t>
-      </w:r>
+        <w:t>.</w:t>
+      </w:r>
+      <w:proofErr w:type="spellStart"/>
+      <w:r>
+        <w:rPr>
+          <w:rFonts w:hint="eastAsia"/>
+        </w:rPr>
+        <w:t>primaryButton</w:t>
+      </w:r>
+      <w:proofErr w:type="spellEnd"/>
+      <w:r>
+        <w:rPr>
+          <w:rFonts w:hint="eastAsia"/>
+        </w:rPr>
+        <w:t>{</w:t>
+      </w:r>
+    </w:p>
+    <w:p>
+      <w:pPr>
+        <w:rPr>
+          <w:rFonts w:hint="eastAsia"/>
+        </w:rPr>
+      </w:pPr>
+      <w:r>
+        <w:rPr>
+          <w:rFonts w:hint="eastAsia"/>
+        </w:rPr>
+        <w:t xml:space="preserve">    composes: </w:t>
+      </w:r>
+      <w:proofErr w:type="spellStart"/>
+      <w:r>
+        <w:rPr>
+          <w:rFonts w:hint="eastAsia"/>
+        </w:rPr>
+        <w:t>baseStyle</w:t>
+      </w:r>
+      <w:proofErr w:type="spellEnd"/>
+      <w:r>
+        <w:rPr>
+          <w:rFonts w:hint="eastAsia"/>
+        </w:rPr>
+        <w:t xml:space="preserve"> baseStyle1 baseStyle2</w:t>
+      </w:r>
+    </w:p>
+    <w:p>
+      <w:pPr>
+        <w:rPr>
+          <w:rFonts w:hint="eastAsia"/>
+        </w:rPr>
+      </w:pPr>
+      <w:r>
+        <w:rPr>
+          <w:rFonts w:hint="eastAsia"/>
+        </w:rPr>
+        <w:t xml:space="preserve">    </w:t>
+      </w:r>
+      <w:proofErr w:type="spellStart"/>
+      <w:r>
+        <w:rPr>
+          <w:rFonts w:hint="eastAsia"/>
+        </w:rPr>
+        <w:t>color:XXX</w:t>
+      </w:r>
+      <w:proofErr w:type="spellEnd"/>
     </w:p>
     <w:p>
       <w:pPr>
@@ -2710,13 +2776,6 @@
           <w:rFonts w:hint="eastAsia"/>
         </w:rPr>
       </w:pPr>
-    </w:p>
-    <w:p>
-      <w:pPr>
-        <w:rPr>
-          <w:rFonts w:hint="eastAsia"/>
-        </w:rPr>
-      </w:pPr>
       <w:r>
         <w:rPr>
           <w:rFonts w:hint="eastAsia"/>
@@ -2767,7 +2826,35 @@
         <w:rPr>
           <w:rFonts w:hint="eastAsia"/>
         </w:rPr>
-        <w:t>作业：Classlist的返回，伪数组，使用Array.from转换</w:t>
+        <w:t>作业：</w:t>
+      </w:r>
+      <w:proofErr w:type="spellStart"/>
+      <w:r>
+        <w:rPr>
+          <w:rFonts w:hint="eastAsia"/>
+        </w:rPr>
+        <w:t>Classlist</w:t>
+      </w:r>
+      <w:proofErr w:type="spellEnd"/>
+      <w:r>
+        <w:rPr>
+          <w:rFonts w:hint="eastAsia"/>
+        </w:rPr>
+        <w:t>的返回，伪数组，使用</w:t>
+      </w:r>
+      <w:proofErr w:type="spellStart"/>
+      <w:r>
+        <w:rPr>
+          <w:rFonts w:hint="eastAsia"/>
+        </w:rPr>
+        <w:t>Array.from</w:t>
+      </w:r>
+      <w:proofErr w:type="spellEnd"/>
+      <w:r>
+        <w:rPr>
+          <w:rFonts w:hint="eastAsia"/>
+        </w:rPr>
+        <w:t>转换</w:t>
       </w:r>
     </w:p>
     <w:p>
@@ -2832,7 +2919,15 @@
         <w:t>复习与作业</w:t>
       </w:r>
       <w:r>
-        <w:t>：回顾上节课 SNS 主题页切换相关内容，本次课后作业为研究 classList，包括其返回值、转换数组方法及常用操作。</w:t>
+        <w:t xml:space="preserve">：回顾上节课 SNS 主题页切换相关内容，本次课后作业为研究 </w:t>
+      </w:r>
+      <w:proofErr w:type="spellStart"/>
+      <w:r>
+        <w:t>classList</w:t>
+      </w:r>
+      <w:proofErr w:type="spellEnd"/>
+      <w:r>
+        <w:t>，包括其返回值、转换数组方法及常用操作。</w:t>
       </w:r>
     </w:p>
     <w:p>
@@ -2871,11 +2966,14 @@
           <w:b/>
           <w:bCs/>
         </w:rPr>
+        <w:t>变量定义与使用</w:t>
+      </w:r>
+      <w:r>
+        <w:t>：可在:root（HTML）中定义全局变量，在类中用 var 使用</w:t>
+      </w:r>
+      <w:r>
         <w:lastRenderedPageBreak/>
-        <w:t>变量定义与使用</w:t>
-      </w:r>
-      <w:r>
-        <w:t>：可在:root（HTML）中定义全局变量，在类中用 var 使用变量，切换主题可通过添加或减少定义变量的类实现。</w:t>
+        <w:t>变量，切换主题可通过添加或减少定义变量的类实现。</w:t>
       </w:r>
     </w:p>
     <w:p>
@@ -2896,7 +2994,15 @@
         <w:t>作用域</w:t>
       </w:r>
       <w:r>
-        <w:t>：变量放在 HTML 里是全局变量，放在特定选择器如 div.card 中是局部变量，遵循就近原则，:root 是伪类，优先级比 HTML 高。</w:t>
+        <w:t xml:space="preserve">：变量放在 HTML 里是全局变量，放在特定选择器如 </w:t>
+      </w:r>
+      <w:proofErr w:type="spellStart"/>
+      <w:r>
+        <w:t>div.card</w:t>
+      </w:r>
+      <w:proofErr w:type="spellEnd"/>
+      <w:r>
+        <w:t xml:space="preserve"> 中是局部变量，遵循就近原则，:root 是伪类，优先级比 HTML 高。</w:t>
       </w:r>
     </w:p>
     <w:p>
@@ -3253,7 +3359,15 @@
         <w:t>存储</w:t>
       </w:r>
       <w:r>
-        <w:t>：写在独立的.css 文件，或 style 标签里，浏览器通过 CSS 解析器读取。</w:t>
+        <w:t>：写在独立的.</w:t>
+      </w:r>
+      <w:proofErr w:type="spellStart"/>
+      <w:r>
+        <w:t>css</w:t>
+      </w:r>
+      <w:proofErr w:type="spellEnd"/>
+      <w:r>
+        <w:t xml:space="preserve"> 文件，或 style 标签里，浏览器通过 CSS 解析器读取。</w:t>
       </w:r>
     </w:p>
     <w:p>
@@ -3402,17 +3516,50 @@
           <w:b/>
           <w:bCs/>
         </w:rPr>
-        <w:t>1. classList 的返回值：DOMTokenList</w:t>
-      </w:r>
-    </w:p>
-    <w:p>
-      <w:pPr>
-        <w:rPr>
-          <w:rFonts w:hint="eastAsia"/>
-        </w:rPr>
-      </w:pPr>
-      <w:r>
-        <w:t>当你访问一个元素的 element.classList 时，返回的</w:t>
+        <w:t xml:space="preserve">1. </w:t>
+      </w:r>
+      <w:proofErr w:type="spellStart"/>
+      <w:r>
+        <w:rPr>
+          <w:b/>
+          <w:bCs/>
+        </w:rPr>
+        <w:t>classList</w:t>
+      </w:r>
+      <w:proofErr w:type="spellEnd"/>
+      <w:r>
+        <w:rPr>
+          <w:b/>
+          <w:bCs/>
+        </w:rPr>
+        <w:t xml:space="preserve"> 的返回值：</w:t>
+      </w:r>
+      <w:proofErr w:type="spellStart"/>
+      <w:r>
+        <w:rPr>
+          <w:b/>
+          <w:bCs/>
+        </w:rPr>
+        <w:t>DOMTokenList</w:t>
+      </w:r>
+      <w:proofErr w:type="spellEnd"/>
+    </w:p>
+    <w:p>
+      <w:pPr>
+        <w:rPr>
+          <w:rFonts w:hint="eastAsia"/>
+        </w:rPr>
+      </w:pPr>
+      <w:r>
+        <w:t>当你访问一个元素的 </w:t>
+      </w:r>
+      <w:proofErr w:type="spellStart"/>
+      <w:r>
+        <w:t>element.classList</w:t>
+      </w:r>
+      <w:proofErr w:type="spellEnd"/>
+      <w:r>
+        <w:t> 时，返回的</w:t>
       </w:r>
       <w:r>
         <w:rPr>
@@ -3424,6 +3571,7 @@
       <w:r>
         <w:t>普通的 JavaScript 数组，而是一个 </w:t>
       </w:r>
+      <w:proofErr w:type="spellStart"/>
       <w:r>
         <w:rPr>
           <w:b/>
@@ -3431,6 +3579,7 @@
         </w:rPr>
         <w:t>DOMTokenList</w:t>
       </w:r>
+      <w:proofErr w:type="spellEnd"/>
       <w:r>
         <w:t> 对象。</w:t>
       </w:r>
@@ -3460,7 +3609,6 @@
         </w:rPr>
       </w:pPr>
       <w:r>
-        <w:lastRenderedPageBreak/>
         <w:t>自带方法：虽然它不是数组，但它自带了便捷的操作方法：</w:t>
       </w:r>
     </w:p>
@@ -3475,7 +3623,24 @@
         </w:rPr>
       </w:pPr>
       <w:r>
-        <w:t>add(className) / remove(className)</w:t>
+        <w:lastRenderedPageBreak/>
+        <w:t>add(</w:t>
+      </w:r>
+      <w:proofErr w:type="spellStart"/>
+      <w:r>
+        <w:t>className</w:t>
+      </w:r>
+      <w:proofErr w:type="spellEnd"/>
+      <w:r>
+        <w:t>) / remove(</w:t>
+      </w:r>
+      <w:proofErr w:type="spellStart"/>
+      <w:r>
+        <w:t>className</w:t>
+      </w:r>
+      <w:proofErr w:type="spellEnd"/>
+      <w:r>
+        <w:t>)</w:t>
       </w:r>
     </w:p>
     <w:p>
@@ -3489,7 +3654,15 @@
         </w:rPr>
       </w:pPr>
       <w:r>
-        <w:t>toggle(className)</w:t>
+        <w:t>toggle(</w:t>
+      </w:r>
+      <w:proofErr w:type="spellStart"/>
+      <w:r>
+        <w:t>className</w:t>
+      </w:r>
+      <w:proofErr w:type="spellEnd"/>
+      <w:r>
+        <w:t>)</w:t>
       </w:r>
     </w:p>
     <w:p>
@@ -3503,7 +3676,15 @@
         </w:rPr>
       </w:pPr>
       <w:r>
-        <w:t>contains(className)</w:t>
+        <w:t>contains(</w:t>
+      </w:r>
+      <w:proofErr w:type="spellStart"/>
+      <w:r>
+        <w:t>className</w:t>
+      </w:r>
+      <w:proofErr w:type="spellEnd"/>
+      <w:r>
+        <w:t>)</w:t>
       </w:r>
     </w:p>
     <w:p>
@@ -3531,18 +3712,36 @@
         </w:rPr>
       </w:pPr>
       <w:r>
-        <w:t>局限性：它没有数组的高阶方法，如 map(), filter(), reduce(), forEach() (注：现代浏览器已支持 forEach，但 map/filter 仍不支持)。</w:t>
-      </w:r>
-    </w:p>
-    <w:p>
-      <w:pPr>
-        <w:rPr>
-          <w:rFonts w:hint="eastAsia"/>
-        </w:rPr>
-      </w:pPr>
+        <w:t>局限性：它没有数组的高阶方法，如 map(), filter(), reduce(), </w:t>
+      </w:r>
+      <w:proofErr w:type="spellStart"/>
+      <w:r>
+        <w:t>forEach</w:t>
+      </w:r>
+      <w:proofErr w:type="spellEnd"/>
+      <w:r>
+        <w:t xml:space="preserve">() (注：现代浏览器已支持 </w:t>
+      </w:r>
+      <w:proofErr w:type="spellStart"/>
+      <w:r>
+        <w:t>forEach</w:t>
+      </w:r>
+      <w:proofErr w:type="spellEnd"/>
+      <w:r>
+        <w:t>，但 map/filter 仍不支持)。</w:t>
+      </w:r>
+    </w:p>
+    <w:p>
+      <w:pPr>
+        <w:rPr>
+          <w:rFonts w:hint="eastAsia"/>
+        </w:rPr>
+      </w:pPr>
+      <w:proofErr w:type="spellStart"/>
       <w:r>
         <w:t>javascript</w:t>
       </w:r>
+      <w:proofErr w:type="spellEnd"/>
     </w:p>
     <w:p>
       <w:pPr>
@@ -3561,17 +3760,33 @@
         </w:rPr>
       </w:pPr>
       <w:r>
-        <w:t>const el = document.querySelector('.box');</w:t>
-      </w:r>
-    </w:p>
-    <w:p>
-      <w:pPr>
-        <w:rPr>
-          <w:rFonts w:hint="eastAsia"/>
-        </w:rPr>
-      </w:pPr>
-      <w:r>
-        <w:t xml:space="preserve">console.log(el.classList); </w:t>
+        <w:t xml:space="preserve">const el = </w:t>
+      </w:r>
+      <w:proofErr w:type="spellStart"/>
+      <w:r>
+        <w:t>document.querySelector</w:t>
+      </w:r>
+      <w:proofErr w:type="spellEnd"/>
+      <w:r>
+        <w:t>('.box');</w:t>
+      </w:r>
+    </w:p>
+    <w:p>
+      <w:pPr>
+        <w:rPr>
+          <w:rFonts w:hint="eastAsia"/>
+        </w:rPr>
+      </w:pPr>
+      <w:r>
+        <w:t>console.log(</w:t>
+      </w:r>
+      <w:proofErr w:type="spellStart"/>
+      <w:r>
+        <w:t>el.classList</w:t>
+      </w:r>
+      <w:proofErr w:type="spellEnd"/>
+      <w:r>
+        <w:t xml:space="preserve">); </w:t>
       </w:r>
     </w:p>
     <w:p>
@@ -3585,7 +3800,23 @@
           <w:i/>
           <w:iCs/>
         </w:rPr>
-        <w:t>// 输出: DOMTokenList ["active", "visible", length: 2, value: "active visible"]</w:t>
+        <w:t xml:space="preserve">// 输出: </w:t>
+      </w:r>
+      <w:proofErr w:type="spellStart"/>
+      <w:r>
+        <w:rPr>
+          <w:i/>
+          <w:iCs/>
+        </w:rPr>
+        <w:t>DOMTokenList</w:t>
+      </w:r>
+      <w:proofErr w:type="spellEnd"/>
+      <w:r>
+        <w:rPr>
+          <w:i/>
+          <w:iCs/>
+        </w:rPr>
+        <w:t xml:space="preserve"> ["active", "visible", length: 2, value: "active visible"]</w:t>
       </w:r>
     </w:p>
     <w:p>
@@ -3630,7 +3861,23 @@
           <w:b/>
           <w:bCs/>
         </w:rPr>
-        <w:t>拥有数字索引和 length 属性，但没有继承自 Array.prototype 方法的对象</w:t>
+        <w:t>拥有数字索引和 length 属性，但没有继承自 </w:t>
+      </w:r>
+      <w:proofErr w:type="spellStart"/>
+      <w:r>
+        <w:rPr>
+          <w:b/>
+          <w:bCs/>
+        </w:rPr>
+        <w:t>Array.prototype</w:t>
+      </w:r>
+      <w:proofErr w:type="spellEnd"/>
+      <w:r>
+        <w:rPr>
+          <w:b/>
+          <w:bCs/>
+        </w:rPr>
+        <w:t> 方法的对象</w:t>
       </w:r>
       <w:r>
         <w:t>。</w:t>
@@ -3662,8 +3909,21 @@
           <w:rFonts w:hint="eastAsia"/>
         </w:rPr>
       </w:pPr>
-      <w:r>
-        <w:t>DOMTokenList (classList)</w:t>
+      <w:proofErr w:type="spellStart"/>
+      <w:r>
+        <w:t>DOMTokenList</w:t>
+      </w:r>
+      <w:proofErr w:type="spellEnd"/>
+      <w:r>
+        <w:t> (</w:t>
+      </w:r>
+      <w:proofErr w:type="spellStart"/>
+      <w:r>
+        <w:t>classList</w:t>
+      </w:r>
+      <w:proofErr w:type="spellEnd"/>
+      <w:r>
+        <w:t>)</w:t>
       </w:r>
     </w:p>
     <w:p>
@@ -3676,8 +3936,21 @@
           <w:rFonts w:hint="eastAsia"/>
         </w:rPr>
       </w:pPr>
-      <w:r>
-        <w:t>NodeList (document.querySelectorAll() 的返回值)</w:t>
+      <w:proofErr w:type="spellStart"/>
+      <w:r>
+        <w:t>NodeList</w:t>
+      </w:r>
+      <w:proofErr w:type="spellEnd"/>
+      <w:r>
+        <w:t> (</w:t>
+      </w:r>
+      <w:proofErr w:type="spellStart"/>
+      <w:r>
+        <w:t>document.querySelectorAll</w:t>
+      </w:r>
+      <w:proofErr w:type="spellEnd"/>
+      <w:r>
+        <w:t>() 的返回值)</w:t>
       </w:r>
     </w:p>
     <w:p>
@@ -3690,8 +3963,21 @@
           <w:rFonts w:hint="eastAsia"/>
         </w:rPr>
       </w:pPr>
-      <w:r>
-        <w:t>HTMLCollection (document.getElementsByClassName() 的返回值)</w:t>
+      <w:proofErr w:type="spellStart"/>
+      <w:r>
+        <w:t>HTMLCollection</w:t>
+      </w:r>
+      <w:proofErr w:type="spellEnd"/>
+      <w:r>
+        <w:t> (</w:t>
+      </w:r>
+      <w:proofErr w:type="spellStart"/>
+      <w:r>
+        <w:t>document.getElementsByClassName</w:t>
+      </w:r>
+      <w:proofErr w:type="spellEnd"/>
+      <w:r>
+        <w:t>() 的返回值)</w:t>
       </w:r>
     </w:p>
     <w:p>
@@ -3759,17 +4045,38 @@
           <w:b/>
           <w:bCs/>
         </w:rPr>
-        <w:t>3. 使用 Array.from() 进行转换</w:t>
-      </w:r>
-    </w:p>
-    <w:p>
-      <w:pPr>
-        <w:rPr>
-          <w:rFonts w:hint="eastAsia"/>
-        </w:rPr>
-      </w:pPr>
-      <w:r>
-        <w:t>Array.from() 是 ES6 引入的方法，专门用于将</w:t>
+        <w:t xml:space="preserve">3. 使用 </w:t>
+      </w:r>
+      <w:proofErr w:type="spellStart"/>
+      <w:r>
+        <w:rPr>
+          <w:b/>
+          <w:bCs/>
+        </w:rPr>
+        <w:t>Array.from</w:t>
+      </w:r>
+      <w:proofErr w:type="spellEnd"/>
+      <w:r>
+        <w:rPr>
+          <w:b/>
+          <w:bCs/>
+        </w:rPr>
+        <w:t>() 进行转换</w:t>
+      </w:r>
+    </w:p>
+    <w:p>
+      <w:pPr>
+        <w:rPr>
+          <w:rFonts w:hint="eastAsia"/>
+        </w:rPr>
+      </w:pPr>
+      <w:proofErr w:type="spellStart"/>
+      <w:r>
+        <w:t>Array.from</w:t>
+      </w:r>
+      <w:proofErr w:type="spellEnd"/>
+      <w:r>
+        <w:t>() 是 ES6 引入的方法，专门用于将</w:t>
       </w:r>
       <w:r>
         <w:rPr>
@@ -3814,9 +4121,11 @@
           <w:rFonts w:hint="eastAsia"/>
         </w:rPr>
       </w:pPr>
+      <w:proofErr w:type="spellStart"/>
       <w:r>
         <w:t>javascript</w:t>
       </w:r>
+      <w:proofErr w:type="spellEnd"/>
     </w:p>
     <w:p>
       <w:pPr>
@@ -3835,7 +4144,23 @@
         </w:rPr>
       </w:pPr>
       <w:r>
-        <w:t>const classList = element.classList;</w:t>
+        <w:t xml:space="preserve">const </w:t>
+      </w:r>
+      <w:proofErr w:type="spellStart"/>
+      <w:r>
+        <w:t>classList</w:t>
+      </w:r>
+      <w:proofErr w:type="spellEnd"/>
+      <w:r>
+        <w:t xml:space="preserve"> = </w:t>
+      </w:r>
+      <w:proofErr w:type="spellStart"/>
+      <w:r>
+        <w:t>element.classList</w:t>
+      </w:r>
+      <w:proofErr w:type="spellEnd"/>
+      <w:r>
+        <w:t>;</w:t>
       </w:r>
     </w:p>
     <w:p>
@@ -3881,7 +4206,31 @@
         </w:rPr>
       </w:pPr>
       <w:r>
-        <w:t>const classArray = Array.from(classList);</w:t>
+        <w:t xml:space="preserve">const </w:t>
+      </w:r>
+      <w:proofErr w:type="spellStart"/>
+      <w:r>
+        <w:t>classArray</w:t>
+      </w:r>
+      <w:proofErr w:type="spellEnd"/>
+      <w:r>
+        <w:t xml:space="preserve"> = </w:t>
+      </w:r>
+      <w:proofErr w:type="spellStart"/>
+      <w:r>
+        <w:t>Array.from</w:t>
+      </w:r>
+      <w:proofErr w:type="spellEnd"/>
+      <w:r>
+        <w:t>(</w:t>
+      </w:r>
+      <w:proofErr w:type="spellStart"/>
+      <w:r>
+        <w:t>classList</w:t>
+      </w:r>
+      <w:proofErr w:type="spellEnd"/>
+      <w:r>
+        <w:t>);</w:t>
       </w:r>
     </w:p>
     <w:p>
@@ -3912,17 +4261,81 @@
         </w:rPr>
       </w:pPr>
       <w:r>
-        <w:t>const activeClasses = classArray.filter(cls =&gt; cls.startsWith('is-'));</w:t>
-      </w:r>
-    </w:p>
-    <w:p>
-      <w:pPr>
-        <w:rPr>
-          <w:rFonts w:hint="eastAsia"/>
-        </w:rPr>
-      </w:pPr>
-      <w:r>
-        <w:t>const upperClasses = classArray.map(cls =&gt; cls.toUpperCase());</w:t>
+        <w:t xml:space="preserve">const </w:t>
+      </w:r>
+      <w:proofErr w:type="spellStart"/>
+      <w:r>
+        <w:t>activeClasses</w:t>
+      </w:r>
+      <w:proofErr w:type="spellEnd"/>
+      <w:r>
+        <w:t xml:space="preserve"> = </w:t>
+      </w:r>
+      <w:proofErr w:type="spellStart"/>
+      <w:r>
+        <w:t>classArray.filter</w:t>
+      </w:r>
+      <w:proofErr w:type="spellEnd"/>
+      <w:r>
+        <w:t>(</w:t>
+      </w:r>
+      <w:proofErr w:type="spellStart"/>
+      <w:r>
+        <w:t>cls</w:t>
+      </w:r>
+      <w:proofErr w:type="spellEnd"/>
+      <w:r>
+        <w:t xml:space="preserve"> =&gt; </w:t>
+      </w:r>
+      <w:proofErr w:type="spellStart"/>
+      <w:r>
+        <w:t>cls.startsWith</w:t>
+      </w:r>
+      <w:proofErr w:type="spellEnd"/>
+      <w:r>
+        <w:t>('is-'));</w:t>
+      </w:r>
+    </w:p>
+    <w:p>
+      <w:pPr>
+        <w:rPr>
+          <w:rFonts w:hint="eastAsia"/>
+        </w:rPr>
+      </w:pPr>
+      <w:r>
+        <w:t xml:space="preserve">const </w:t>
+      </w:r>
+      <w:proofErr w:type="spellStart"/>
+      <w:r>
+        <w:t>upperClasses</w:t>
+      </w:r>
+      <w:proofErr w:type="spellEnd"/>
+      <w:r>
+        <w:t xml:space="preserve"> = </w:t>
+      </w:r>
+      <w:proofErr w:type="spellStart"/>
+      <w:r>
+        <w:t>classArray.map</w:t>
+      </w:r>
+      <w:proofErr w:type="spellEnd"/>
+      <w:r>
+        <w:t>(</w:t>
+      </w:r>
+      <w:proofErr w:type="spellStart"/>
+      <w:r>
+        <w:t>cls</w:t>
+      </w:r>
+      <w:proofErr w:type="spellEnd"/>
+      <w:r>
+        <w:t xml:space="preserve"> =&gt; </w:t>
+      </w:r>
+      <w:proofErr w:type="spellStart"/>
+      <w:r>
+        <w:t>cls.toUpperCase</w:t>
+      </w:r>
+      <w:proofErr w:type="spellEnd"/>
+      <w:r>
+        <w:t>());</w:t>
       </w:r>
     </w:p>
     <w:p>
@@ -3947,19 +4360,34 @@
           <w:rFonts w:hint="eastAsia"/>
         </w:rPr>
       </w:pPr>
-      <w:r>
-        <w:t>Array.from 接受第二个参数作为 mapFn，可以在转换的同时进行处理，避免创建中间数组：</w:t>
-      </w:r>
-    </w:p>
-    <w:p>
-      <w:pPr>
-        <w:rPr>
-          <w:rFonts w:hint="eastAsia"/>
-        </w:rPr>
-      </w:pPr>
+      <w:proofErr w:type="spellStart"/>
+      <w:r>
+        <w:t>Array.from</w:t>
+      </w:r>
+      <w:proofErr w:type="spellEnd"/>
+      <w:r>
+        <w:t xml:space="preserve"> 接受第二个参数作为 </w:t>
+      </w:r>
+      <w:proofErr w:type="spellStart"/>
+      <w:r>
+        <w:t>mapFn</w:t>
+      </w:r>
+      <w:proofErr w:type="spellEnd"/>
+      <w:r>
+        <w:t>，可以在转换的同时进行处理，避免创建中间数组：</w:t>
+      </w:r>
+    </w:p>
+    <w:p>
+      <w:pPr>
+        <w:rPr>
+          <w:rFonts w:hint="eastAsia"/>
+        </w:rPr>
+      </w:pPr>
+      <w:proofErr w:type="spellStart"/>
       <w:r>
         <w:t>javascript</w:t>
       </w:r>
+      <w:proofErr w:type="spellEnd"/>
     </w:p>
     <w:p>
       <w:pPr>
@@ -3992,7 +4420,57 @@
         </w:rPr>
       </w:pPr>
       <w:r>
-        <w:t>const result = Array.from(element.classList, cls =&gt; {</w:t>
+        <w:t xml:space="preserve">const result = </w:t>
+      </w:r>
+      <w:proofErr w:type="spellStart"/>
+      <w:r>
+        <w:t>Array.from</w:t>
+      </w:r>
+      <w:proofErr w:type="spellEnd"/>
+      <w:r>
+        <w:t>(</w:t>
+      </w:r>
+      <w:proofErr w:type="spellStart"/>
+      <w:r>
+        <w:t>element.classList</w:t>
+      </w:r>
+      <w:proofErr w:type="spellEnd"/>
+      <w:r>
+        <w:t xml:space="preserve">, </w:t>
+      </w:r>
+      <w:proofErr w:type="spellStart"/>
+      <w:r>
+        <w:t>cls</w:t>
+      </w:r>
+      <w:proofErr w:type="spellEnd"/>
+      <w:r>
+        <w:t xml:space="preserve"> =&gt; {</w:t>
+      </w:r>
+    </w:p>
+    <w:p>
+      <w:pPr>
+        <w:rPr>
+          <w:rFonts w:hint="eastAsia"/>
+        </w:rPr>
+      </w:pPr>
+      <w:r>
+        <w:t xml:space="preserve">    return </w:t>
+      </w:r>
+      <w:proofErr w:type="spellStart"/>
+      <w:r>
+        <w:t>cls.includes</w:t>
+      </w:r>
+      <w:proofErr w:type="spellEnd"/>
+      <w:r>
+        <w:t xml:space="preserve">('--') ? </w:t>
+      </w:r>
+      <w:proofErr w:type="spellStart"/>
+      <w:r>
+        <w:t>cls</w:t>
+      </w:r>
+      <w:proofErr w:type="spellEnd"/>
+      <w:r>
+        <w:t xml:space="preserve"> : null;</w:t>
       </w:r>
     </w:p>
     <w:p>
@@ -4003,16 +4481,6 @@
       </w:pPr>
       <w:r>
         <w:lastRenderedPageBreak/>
-        <w:t xml:space="preserve">    return cls.includes('--') ? cls : null;</w:t>
-      </w:r>
-    </w:p>
-    <w:p>
-      <w:pPr>
-        <w:rPr>
-          <w:rFonts w:hint="eastAsia"/>
-        </w:rPr>
-      </w:pPr>
-      <w:r>
         <w:t>}).filter(Boolean);</w:t>
       </w:r>
     </w:p>
@@ -4167,8 +4635,13 @@
                 <w:rFonts w:hint="eastAsia"/>
               </w:rPr>
             </w:pPr>
+            <w:proofErr w:type="spellStart"/>
             <w:r>
-              <w:t>Array.from(obj)</w:t>
+              <w:t>Array.from</w:t>
+            </w:r>
+            <w:proofErr w:type="spellEnd"/>
+            <w:r>
+              <w:t>(obj)</w:t>
             </w:r>
           </w:p>
         </w:tc>
@@ -4309,8 +4782,13 @@
                 <w:rFonts w:hint="eastAsia"/>
               </w:rPr>
             </w:pPr>
+            <w:proofErr w:type="spellStart"/>
             <w:r>
-              <w:t>Array.prototype.slice.call(obj)</w:t>
+              <w:t>Array.prototype.slice.call</w:t>
+            </w:r>
+            <w:proofErr w:type="spellEnd"/>
+            <w:r>
+              <w:t>(obj)</w:t>
             </w:r>
           </w:p>
         </w:tc>
@@ -4376,17 +4854,41 @@
           <w:b/>
           <w:bCs/>
         </w:rPr>
-        <w:t>4. Selector 选择器与 classList 的配合</w:t>
-      </w:r>
-    </w:p>
-    <w:p>
-      <w:pPr>
-        <w:rPr>
-          <w:rFonts w:hint="eastAsia"/>
-        </w:rPr>
-      </w:pPr>
-      <w:r>
-        <w:t>在实际开发中，classList 很少单独使用，通常与 CSS 选择器配合完成"查找 → 操作"的流程。</w:t>
+        <w:t xml:space="preserve">4. Selector 选择器与 </w:t>
+      </w:r>
+      <w:proofErr w:type="spellStart"/>
+      <w:r>
+        <w:rPr>
+          <w:b/>
+          <w:bCs/>
+        </w:rPr>
+        <w:t>classList</w:t>
+      </w:r>
+      <w:proofErr w:type="spellEnd"/>
+      <w:r>
+        <w:rPr>
+          <w:b/>
+          <w:bCs/>
+        </w:rPr>
+        <w:t xml:space="preserve"> 的配合</w:t>
+      </w:r>
+    </w:p>
+    <w:p>
+      <w:pPr>
+        <w:rPr>
+          <w:rFonts w:hint="eastAsia"/>
+        </w:rPr>
+      </w:pPr>
+      <w:r>
+        <w:t>在实际开发中，</w:t>
+      </w:r>
+      <w:proofErr w:type="spellStart"/>
+      <w:r>
+        <w:t>classList</w:t>
+      </w:r>
+      <w:proofErr w:type="spellEnd"/>
+      <w:r>
+        <w:t> 很少单独使用，通常与 CSS 选择器配合完成"查找 → 操作"的流程。</w:t>
       </w:r>
     </w:p>
     <w:p>
@@ -4411,9 +4913,11 @@
           <w:rFonts w:hint="eastAsia"/>
         </w:rPr>
       </w:pPr>
+      <w:proofErr w:type="spellStart"/>
       <w:r>
         <w:t>javascript</w:t>
       </w:r>
+      <w:proofErr w:type="spellEnd"/>
     </w:p>
     <w:p>
       <w:pPr>
@@ -4446,7 +4950,23 @@
         </w:rPr>
       </w:pPr>
       <w:r>
-        <w:t>const el = document.querySelector('.nav-item.active');</w:t>
+        <w:t xml:space="preserve">const el = </w:t>
+      </w:r>
+      <w:proofErr w:type="spellStart"/>
+      <w:r>
+        <w:t>document.querySelector</w:t>
+      </w:r>
+      <w:proofErr w:type="spellEnd"/>
+      <w:r>
+        <w:t>('.nav-</w:t>
+      </w:r>
+      <w:proofErr w:type="spellStart"/>
+      <w:r>
+        <w:t>item.active</w:t>
+      </w:r>
+      <w:proofErr w:type="spellEnd"/>
+      <w:r>
+        <w:t>');</w:t>
       </w:r>
     </w:p>
     <w:p>
@@ -4467,135 +4987,171 @@
           <w:i/>
           <w:iCs/>
         </w:rPr>
-        <w:t>// 多个元素（返回 NodeList 伪数组）</w:t>
-      </w:r>
-    </w:p>
-    <w:p>
-      <w:pPr>
-        <w:rPr>
-          <w:rFonts w:hint="eastAsia"/>
-        </w:rPr>
-      </w:pPr>
-      <w:r>
-        <w:t>const items = document.querySelectorAll('.list-item');</w:t>
-      </w:r>
-    </w:p>
-    <w:p>
-      <w:pPr>
-        <w:rPr>
-          <w:rFonts w:hint="eastAsia"/>
-          <w:b/>
-          <w:bCs/>
-        </w:rPr>
-      </w:pPr>
-      <w:r>
-        <w:rPr>
-          <w:b/>
-          <w:bCs/>
-        </w:rPr>
-        <w:t>实战示例：批量操作类名</w:t>
-      </w:r>
-    </w:p>
-    <w:p>
-      <w:pPr>
-        <w:rPr>
-          <w:rFonts w:hint="eastAsia"/>
-        </w:rPr>
-      </w:pPr>
-      <w:r>
-        <w:t>javascript</w:t>
-      </w:r>
-    </w:p>
-    <w:p>
-      <w:pPr>
-        <w:rPr>
-          <w:rFonts w:hint="eastAsia"/>
-        </w:rPr>
-      </w:pPr>
-      <w:r>
-        <w:t>编辑</w:t>
-      </w:r>
-    </w:p>
-    <w:p>
-      <w:pPr>
-        <w:rPr>
-          <w:rFonts w:hint="eastAsia"/>
-        </w:rPr>
-      </w:pPr>
+        <w:t xml:space="preserve">// 多个元素（返回 </w:t>
+      </w:r>
+      <w:proofErr w:type="spellStart"/>
       <w:r>
         <w:rPr>
           <w:i/>
           <w:iCs/>
         </w:rPr>
-        <w:t>// 场景：将所有带有 .card 的元素中，含有 .disabled 的类名提取出来并移除</w:t>
-      </w:r>
-    </w:p>
-    <w:p>
-      <w:pPr>
-        <w:rPr>
-          <w:rFonts w:hint="eastAsia"/>
-        </w:rPr>
-      </w:pPr>
-    </w:p>
-    <w:p>
-      <w:pPr>
-        <w:rPr>
-          <w:rFonts w:hint="eastAsia"/>
-        </w:rPr>
-      </w:pPr>
-      <w:r>
-        <w:t xml:space="preserve">const cards = document.querySelectorAll('.card'); </w:t>
-      </w:r>
+        <w:t>NodeList</w:t>
+      </w:r>
+      <w:proofErr w:type="spellEnd"/>
       <w:r>
         <w:rPr>
           <w:i/>
           <w:iCs/>
         </w:rPr>
-        <w:t>// NodeList (伪数组)</w:t>
-      </w:r>
-    </w:p>
-    <w:p>
-      <w:pPr>
-        <w:rPr>
-          <w:rFonts w:hint="eastAsia"/>
-        </w:rPr>
-      </w:pPr>
-    </w:p>
-    <w:p>
-      <w:pPr>
-        <w:rPr>
-          <w:rFonts w:hint="eastAsia"/>
-        </w:rPr>
-      </w:pPr>
-      <w:r>
-        <w:t>Array.from(cards).forEach(card =&gt; {</w:t>
-      </w:r>
-    </w:p>
-    <w:p>
-      <w:pPr>
-        <w:rPr>
-          <w:rFonts w:hint="eastAsia"/>
-        </w:rPr>
-      </w:pPr>
-      <w:r>
-        <w:t xml:space="preserve">    </w:t>
-      </w:r>
+        <w:t xml:space="preserve"> 伪数组）</w:t>
+      </w:r>
+    </w:p>
+    <w:p>
+      <w:pPr>
+        <w:rPr>
+          <w:rFonts w:hint="eastAsia"/>
+        </w:rPr>
+      </w:pPr>
+      <w:r>
+        <w:t xml:space="preserve">const items = </w:t>
+      </w:r>
+      <w:proofErr w:type="spellStart"/>
+      <w:r>
+        <w:t>document.querySelectorAll</w:t>
+      </w:r>
+      <w:proofErr w:type="spellEnd"/>
+      <w:r>
+        <w:t>('.list-item');</w:t>
+      </w:r>
+    </w:p>
+    <w:p>
+      <w:pPr>
+        <w:rPr>
+          <w:rFonts w:hint="eastAsia"/>
+          <w:b/>
+          <w:bCs/>
+        </w:rPr>
+      </w:pPr>
+      <w:r>
+        <w:rPr>
+          <w:b/>
+          <w:bCs/>
+        </w:rPr>
+        <w:t>实战示例：批量操作类名</w:t>
+      </w:r>
+    </w:p>
+    <w:p>
+      <w:pPr>
+        <w:rPr>
+          <w:rFonts w:hint="eastAsia"/>
+        </w:rPr>
+      </w:pPr>
+      <w:proofErr w:type="spellStart"/>
+      <w:r>
+        <w:t>javascript</w:t>
+      </w:r>
+      <w:proofErr w:type="spellEnd"/>
+    </w:p>
+    <w:p>
+      <w:pPr>
+        <w:rPr>
+          <w:rFonts w:hint="eastAsia"/>
+        </w:rPr>
+      </w:pPr>
+      <w:r>
+        <w:t>编辑</w:t>
+      </w:r>
+    </w:p>
+    <w:p>
+      <w:pPr>
+        <w:rPr>
+          <w:rFonts w:hint="eastAsia"/>
+        </w:rPr>
+      </w:pPr>
       <w:r>
         <w:rPr>
           <w:i/>
           <w:iCs/>
         </w:rPr>
-        <w:t>// card.classList 也是伪数组 (DOMTokenList)</w:t>
-      </w:r>
-    </w:p>
-    <w:p>
-      <w:pPr>
-        <w:rPr>
-          <w:rFonts w:hint="eastAsia"/>
-        </w:rPr>
-      </w:pPr>
-      <w:r>
-        <w:t xml:space="preserve">    const classes = Array.from(card.classList);</w:t>
+        <w:t>// 场景：将所有带有 .card 的元素中，含有 .disabled 的类名提取出来并移除</w:t>
+      </w:r>
+    </w:p>
+    <w:p>
+      <w:pPr>
+        <w:rPr>
+          <w:rFonts w:hint="eastAsia"/>
+        </w:rPr>
+      </w:pPr>
+    </w:p>
+    <w:p>
+      <w:pPr>
+        <w:rPr>
+          <w:rFonts w:hint="eastAsia"/>
+        </w:rPr>
+      </w:pPr>
+      <w:r>
+        <w:t xml:space="preserve">const cards = </w:t>
+      </w:r>
+      <w:proofErr w:type="spellStart"/>
+      <w:r>
+        <w:t>document.querySelectorAll</w:t>
+      </w:r>
+      <w:proofErr w:type="spellEnd"/>
+      <w:r>
+        <w:t xml:space="preserve">('.card'); </w:t>
+      </w:r>
+      <w:r>
+        <w:rPr>
+          <w:i/>
+          <w:iCs/>
+        </w:rPr>
+        <w:t xml:space="preserve">// </w:t>
+      </w:r>
+      <w:proofErr w:type="spellStart"/>
+      <w:r>
+        <w:rPr>
+          <w:i/>
+          <w:iCs/>
+        </w:rPr>
+        <w:t>NodeList</w:t>
+      </w:r>
+      <w:proofErr w:type="spellEnd"/>
+      <w:r>
+        <w:rPr>
+          <w:i/>
+          <w:iCs/>
+        </w:rPr>
+        <w:t xml:space="preserve"> (伪数组)</w:t>
+      </w:r>
+    </w:p>
+    <w:p>
+      <w:pPr>
+        <w:rPr>
+          <w:rFonts w:hint="eastAsia"/>
+        </w:rPr>
+      </w:pPr>
+    </w:p>
+    <w:p>
+      <w:pPr>
+        <w:rPr>
+          <w:rFonts w:hint="eastAsia"/>
+        </w:rPr>
+      </w:pPr>
+      <w:proofErr w:type="spellStart"/>
+      <w:r>
+        <w:t>Array.from</w:t>
+      </w:r>
+      <w:proofErr w:type="spellEnd"/>
+      <w:r>
+        <w:t>(cards).</w:t>
+      </w:r>
+      <w:proofErr w:type="spellStart"/>
+      <w:r>
+        <w:t>forEach</w:t>
+      </w:r>
+      <w:proofErr w:type="spellEnd"/>
+      <w:r>
+        <w:t>(card =&gt; {</w:t>
       </w:r>
     </w:p>
     <w:p>
@@ -4607,35 +5163,134 @@
       <w:r>
         <w:t xml:space="preserve">    </w:t>
       </w:r>
-    </w:p>
-    <w:p>
-      <w:pPr>
-        <w:rPr>
-          <w:rFonts w:hint="eastAsia"/>
-        </w:rPr>
-      </w:pPr>
-      <w:r>
-        <w:t xml:space="preserve">    if (classes.includes('disabled')) {</w:t>
-      </w:r>
-    </w:p>
-    <w:p>
-      <w:pPr>
-        <w:rPr>
-          <w:rFonts w:hint="eastAsia"/>
-        </w:rPr>
-      </w:pPr>
-      <w:r>
-        <w:t xml:space="preserve">        card.classList.remove('disabled');</w:t>
-      </w:r>
-    </w:p>
-    <w:p>
-      <w:pPr>
-        <w:rPr>
-          <w:rFonts w:hint="eastAsia"/>
-        </w:rPr>
-      </w:pPr>
-      <w:r>
-        <w:t xml:space="preserve">        card.setAttribute('aria-disabled', 'false');</w:t>
+      <w:r>
+        <w:rPr>
+          <w:i/>
+          <w:iCs/>
+        </w:rPr>
+        <w:t xml:space="preserve">// </w:t>
+      </w:r>
+      <w:proofErr w:type="spellStart"/>
+      <w:r>
+        <w:rPr>
+          <w:i/>
+          <w:iCs/>
+        </w:rPr>
+        <w:t>card.classList</w:t>
+      </w:r>
+      <w:proofErr w:type="spellEnd"/>
+      <w:r>
+        <w:rPr>
+          <w:i/>
+          <w:iCs/>
+        </w:rPr>
+        <w:t xml:space="preserve"> 也是伪数组 (</w:t>
+      </w:r>
+      <w:proofErr w:type="spellStart"/>
+      <w:r>
+        <w:rPr>
+          <w:i/>
+          <w:iCs/>
+        </w:rPr>
+        <w:t>DOMTokenList</w:t>
+      </w:r>
+      <w:proofErr w:type="spellEnd"/>
+      <w:r>
+        <w:rPr>
+          <w:i/>
+          <w:iCs/>
+        </w:rPr>
+        <w:t>)</w:t>
+      </w:r>
+    </w:p>
+    <w:p>
+      <w:pPr>
+        <w:rPr>
+          <w:rFonts w:hint="eastAsia"/>
+        </w:rPr>
+      </w:pPr>
+      <w:r>
+        <w:t xml:space="preserve">    const classes = </w:t>
+      </w:r>
+      <w:proofErr w:type="spellStart"/>
+      <w:r>
+        <w:t>Array.from</w:t>
+      </w:r>
+      <w:proofErr w:type="spellEnd"/>
+      <w:r>
+        <w:t>(</w:t>
+      </w:r>
+      <w:proofErr w:type="spellStart"/>
+      <w:r>
+        <w:t>card.classList</w:t>
+      </w:r>
+      <w:proofErr w:type="spellEnd"/>
+      <w:r>
+        <w:t>);</w:t>
+      </w:r>
+    </w:p>
+    <w:p>
+      <w:pPr>
+        <w:rPr>
+          <w:rFonts w:hint="eastAsia"/>
+        </w:rPr>
+      </w:pPr>
+      <w:r>
+        <w:t xml:space="preserve">    </w:t>
+      </w:r>
+    </w:p>
+    <w:p>
+      <w:pPr>
+        <w:rPr>
+          <w:rFonts w:hint="eastAsia"/>
+        </w:rPr>
+      </w:pPr>
+      <w:r>
+        <w:t xml:space="preserve">    if (</w:t>
+      </w:r>
+      <w:proofErr w:type="spellStart"/>
+      <w:r>
+        <w:t>classes.includes</w:t>
+      </w:r>
+      <w:proofErr w:type="spellEnd"/>
+      <w:r>
+        <w:t>('disabled')) {</w:t>
+      </w:r>
+    </w:p>
+    <w:p>
+      <w:pPr>
+        <w:rPr>
+          <w:rFonts w:hint="eastAsia"/>
+        </w:rPr>
+      </w:pPr>
+      <w:r>
+        <w:t xml:space="preserve">        </w:t>
+      </w:r>
+      <w:proofErr w:type="spellStart"/>
+      <w:r>
+        <w:t>card.classList.remove</w:t>
+      </w:r>
+      <w:proofErr w:type="spellEnd"/>
+      <w:r>
+        <w:t>('disabled');</w:t>
+      </w:r>
+    </w:p>
+    <w:p>
+      <w:pPr>
+        <w:rPr>
+          <w:rFonts w:hint="eastAsia"/>
+        </w:rPr>
+      </w:pPr>
+      <w:r>
+        <w:t xml:space="preserve">        </w:t>
+      </w:r>
+      <w:proofErr w:type="spellStart"/>
+      <w:r>
+        <w:t>card.setAttribute</w:t>
+      </w:r>
+      <w:proofErr w:type="spellEnd"/>
+      <w:r>
+        <w:t>('aria-disabled', 'false');</w:t>
       </w:r>
     </w:p>
     <w:p>
@@ -4671,7 +5326,23 @@
           <w:b/>
           <w:bCs/>
         </w:rPr>
-        <w:t>选择器字符串 vs classList 的区别</w:t>
+        <w:t xml:space="preserve">选择器字符串 vs </w:t>
+      </w:r>
+      <w:proofErr w:type="spellStart"/>
+      <w:r>
+        <w:rPr>
+          <w:b/>
+          <w:bCs/>
+        </w:rPr>
+        <w:t>classList</w:t>
+      </w:r>
+      <w:proofErr w:type="spellEnd"/>
+      <w:r>
+        <w:rPr>
+          <w:b/>
+          <w:bCs/>
+        </w:rPr>
+        <w:t xml:space="preserve"> 的区别</w:t>
       </w:r>
     </w:p>
     <w:p>
@@ -4772,7 +5443,23 @@
                 <w:b/>
                 <w:bCs/>
               </w:rPr>
-              <w:t>CSS 选择器 (querySelector)</w:t>
+              <w:t>CSS 选择器 (</w:t>
+            </w:r>
+            <w:proofErr w:type="spellStart"/>
+            <w:r>
+              <w:rPr>
+                <w:b/>
+                <w:bCs/>
+              </w:rPr>
+              <w:t>querySelector</w:t>
+            </w:r>
+            <w:proofErr w:type="spellEnd"/>
+            <w:r>
+              <w:rPr>
+                <w:b/>
+                <w:bCs/>
+              </w:rPr>
+              <w:t>)</w:t>
             </w:r>
           </w:p>
         </w:tc>
@@ -4803,6 +5490,7 @@
                 <w:bCs/>
               </w:rPr>
             </w:pPr>
+            <w:proofErr w:type="spellStart"/>
             <w:r>
               <w:rPr>
                 <w:b/>
@@ -4810,6 +5498,7 @@
               </w:rPr>
               <w:t>classListAPI</w:t>
             </w:r>
+            <w:proofErr w:type="spellEnd"/>
           </w:p>
         </w:tc>
       </w:tr>
@@ -4980,7 +5669,23 @@
               </w:rPr>
             </w:pPr>
             <w:r>
-              <w:t>CSS 语法字符串 (.a.b, #id &gt; .cls)</w:t>
+              <w:t>CSS 语法字符串 (.</w:t>
+            </w:r>
+            <w:proofErr w:type="spellStart"/>
+            <w:r>
+              <w:t>a.b</w:t>
+            </w:r>
+            <w:proofErr w:type="spellEnd"/>
+            <w:r>
+              <w:t>, #id &gt; .</w:t>
+            </w:r>
+            <w:proofErr w:type="spellStart"/>
+            <w:r>
+              <w:t>cls</w:t>
+            </w:r>
+            <w:proofErr w:type="spellEnd"/>
+            <w:r>
+              <w:t>)</w:t>
             </w:r>
           </w:p>
         </w:tc>
@@ -5073,7 +5778,15 @@
               </w:rPr>
             </w:pPr>
             <w:r>
-              <w:t>Element / NodeList / null</w:t>
+              <w:t xml:space="preserve">Element / </w:t>
+            </w:r>
+            <w:proofErr w:type="spellStart"/>
+            <w:r>
+              <w:t>NodeList</w:t>
+            </w:r>
+            <w:proofErr w:type="spellEnd"/>
+            <w:r>
+              <w:t xml:space="preserve"> / null</w:t>
             </w:r>
           </w:p>
         </w:tc>
@@ -5101,9 +5814,11 @@
                 <w:rFonts w:hint="eastAsia"/>
               </w:rPr>
             </w:pPr>
+            <w:proofErr w:type="spellStart"/>
             <w:r>
               <w:t>DOMTokenList</w:t>
             </w:r>
+            <w:proofErr w:type="spellEnd"/>
           </w:p>
         </w:tc>
       </w:tr>
@@ -5195,8 +5910,13 @@
               </w:rPr>
             </w:pPr>
             <w:r>
-              <w:t>再对找到的元素操作 classList</w:t>
+              <w:t xml:space="preserve">再对找到的元素操作 </w:t>
             </w:r>
+            <w:proofErr w:type="spellStart"/>
+            <w:r>
+              <w:t>classList</w:t>
+            </w:r>
+            <w:proofErr w:type="spellEnd"/>
           </w:p>
         </w:tc>
       </w:tr>
@@ -5235,8 +5955,21 @@
           <w:rFonts w:hint="eastAsia"/>
         </w:rPr>
       </w:pPr>
-      <w:r>
-        <w:t>classList 返回 DOMTokenList，是伪数组，自带 add/remove/toggle 但缺少 map/filter。</w:t>
+      <w:proofErr w:type="spellStart"/>
+      <w:r>
+        <w:t>classList</w:t>
+      </w:r>
+      <w:proofErr w:type="spellEnd"/>
+      <w:r>
+        <w:t> 返回 </w:t>
+      </w:r>
+      <w:proofErr w:type="spellStart"/>
+      <w:r>
+        <w:t>DOMTokenList</w:t>
+      </w:r>
+      <w:proofErr w:type="spellEnd"/>
+      <w:r>
+        <w:t>，是伪数组，自带 add/remove/toggle 但缺少 map/filter。</w:t>
       </w:r>
     </w:p>
     <w:p>
@@ -5263,8 +5996,13 @@
           <w:rFonts w:hint="eastAsia"/>
         </w:rPr>
       </w:pPr>
-      <w:r>
-        <w:t>Array.from() 是将伪数组转为真数组的最佳实践，支持同时映射。</w:t>
+      <w:proofErr w:type="spellStart"/>
+      <w:r>
+        <w:t>Array.from</w:t>
+      </w:r>
+      <w:proofErr w:type="spellEnd"/>
+      <w:r>
+        <w:t>() 是将伪数组转为真数组的最佳实践，支持同时映射。</w:t>
       </w:r>
     </w:p>
     <w:p>
@@ -5278,7 +6016,47 @@
         </w:rPr>
       </w:pPr>
       <w:r>
-        <w:t>工作流：querySelector 选元素 → Array.from 转 NodeList → 遍历每个元素 → 操作 classList（必要时也用 Array.from 转换以进行复杂判断）。</w:t>
+        <w:t>工作流：</w:t>
+      </w:r>
+      <w:proofErr w:type="spellStart"/>
+      <w:r>
+        <w:t>querySelector</w:t>
+      </w:r>
+      <w:proofErr w:type="spellEnd"/>
+      <w:r>
+        <w:t> 选元素 → </w:t>
+      </w:r>
+      <w:proofErr w:type="spellStart"/>
+      <w:r>
+        <w:t>Array.from</w:t>
+      </w:r>
+      <w:proofErr w:type="spellEnd"/>
+      <w:r>
+        <w:t xml:space="preserve"> 转 </w:t>
+      </w:r>
+      <w:proofErr w:type="spellStart"/>
+      <w:r>
+        <w:t>NodeList</w:t>
+      </w:r>
+      <w:proofErr w:type="spellEnd"/>
+      <w:r>
+        <w:t xml:space="preserve"> → 遍历每个元素 → 操作 </w:t>
+      </w:r>
+      <w:proofErr w:type="spellStart"/>
+      <w:r>
+        <w:t>classList</w:t>
+      </w:r>
+      <w:proofErr w:type="spellEnd"/>
+      <w:r>
+        <w:t>（必要时也用 </w:t>
+      </w:r>
+      <w:proofErr w:type="spellStart"/>
+      <w:r>
+        <w:t>Array.from</w:t>
+      </w:r>
+      <w:proofErr w:type="spellEnd"/>
+      <w:r>
+        <w:t> 转换以进行复杂判断）。</w:t>
       </w:r>
     </w:p>
     <w:p>
@@ -6337,9 +7115,11 @@
           <w:rFonts w:hint="eastAsia"/>
         </w:rPr>
       </w:pPr>
+      <w:proofErr w:type="spellStart"/>
       <w:r>
         <w:t>css</w:t>
       </w:r>
+      <w:proofErr w:type="spellEnd"/>
     </w:p>
     <w:p>
       <w:pPr>
@@ -6609,9 +7389,11 @@
           <w:rFonts w:hint="eastAsia"/>
         </w:rPr>
       </w:pPr>
+      <w:proofErr w:type="spellStart"/>
       <w:r>
         <w:t>css</w:t>
       </w:r>
+      <w:proofErr w:type="spellEnd"/>
     </w:p>
     <w:p>
       <w:pPr>
@@ -6634,129 +7416,43 @@
           <w:i/>
           <w:iCs/>
         </w:rPr>
-        <w:t>/* 包含 &lt;img&gt; 的 &lt;a&gt; 标签添加特殊样式 */</w:t>
-      </w:r>
-    </w:p>
-    <w:p>
-      <w:pPr>
-        <w:rPr>
-          <w:rFonts w:hint="eastAsia"/>
-        </w:rPr>
-      </w:pPr>
-      <w:r>
-        <w:t>a:has(img) {</w:t>
-      </w:r>
-    </w:p>
-    <w:p>
-      <w:pPr>
-        <w:rPr>
-          <w:rFonts w:hint="eastAsia"/>
-        </w:rPr>
-      </w:pPr>
-      <w:r>
-        <w:t xml:space="preserve">  border: 2px solid gold;</w:t>
-      </w:r>
-    </w:p>
-    <w:p>
-      <w:pPr>
-        <w:rPr>
-          <w:rFonts w:hint="eastAsia"/>
-        </w:rPr>
-      </w:pPr>
-      <w:r>
-        <w:t>}</w:t>
-      </w:r>
-    </w:p>
-    <w:p>
-      <w:pPr>
-        <w:rPr>
-          <w:rFonts w:hint="eastAsia"/>
-        </w:rPr>
-      </w:pPr>
-    </w:p>
-    <w:p>
-      <w:pPr>
-        <w:rPr>
-          <w:rFonts w:hint="eastAsia"/>
-        </w:rPr>
-      </w:pPr>
+        <w:t>/* 包含 &lt;</w:t>
+      </w:r>
+      <w:proofErr w:type="spellStart"/>
       <w:r>
         <w:rPr>
           <w:i/>
           <w:iCs/>
         </w:rPr>
-        <w:t>/* 含有 .error 子元素的 &lt;form&gt; 变红框 */</w:t>
-      </w:r>
-    </w:p>
-    <w:p>
-      <w:pPr>
-        <w:rPr>
-          <w:rFonts w:hint="eastAsia"/>
-        </w:rPr>
-      </w:pPr>
-      <w:r>
-        <w:t>form:has(.error) {</w:t>
-      </w:r>
-    </w:p>
-    <w:p>
-      <w:pPr>
-        <w:rPr>
-          <w:rFonts w:hint="eastAsia"/>
-        </w:rPr>
-      </w:pPr>
-      <w:r>
-        <w:t xml:space="preserve">  border-color: red;</w:t>
-      </w:r>
-    </w:p>
-    <w:p>
-      <w:pPr>
-        <w:rPr>
-          <w:rFonts w:hint="eastAsia"/>
-        </w:rPr>
-      </w:pPr>
-      <w:r>
-        <w:t>}</w:t>
-      </w:r>
-    </w:p>
-    <w:p>
-      <w:pPr>
-        <w:rPr>
-          <w:rFonts w:hint="eastAsia"/>
-        </w:rPr>
-      </w:pPr>
-    </w:p>
-    <w:p>
-      <w:pPr>
-        <w:rPr>
-          <w:rFonts w:hint="eastAsia"/>
-        </w:rPr>
-      </w:pPr>
+        <w:t>img</w:t>
+      </w:r>
+      <w:proofErr w:type="spellEnd"/>
       <w:r>
         <w:rPr>
           <w:i/>
           <w:iCs/>
         </w:rPr>
-        <w:t>/* 后面紧跟着 &lt;p&gt; 的 &lt;h2&gt;（兄弟关系） */</w:t>
-      </w:r>
-    </w:p>
-    <w:p>
-      <w:pPr>
-        <w:rPr>
-          <w:rFonts w:hint="eastAsia"/>
-        </w:rPr>
-      </w:pPr>
-      <w:r>
-        <w:t>h2:has(+ p) {</w:t>
-      </w:r>
-    </w:p>
-    <w:p>
-      <w:pPr>
-        <w:rPr>
-          <w:rFonts w:hint="eastAsia"/>
-        </w:rPr>
-      </w:pPr>
-      <w:r>
-        <w:t xml:space="preserve">  margin-bottom: 0;</w:t>
+        <w:t>&gt; 的 &lt;a&gt; 标签添加特殊样式 */</w:t>
+      </w:r>
+    </w:p>
+    <w:p>
+      <w:pPr>
+        <w:rPr>
+          <w:rFonts w:hint="eastAsia"/>
+        </w:rPr>
+      </w:pPr>
+      <w:r>
+        <w:t>a:has(img) {</w:t>
+      </w:r>
+    </w:p>
+    <w:p>
+      <w:pPr>
+        <w:rPr>
+          <w:rFonts w:hint="eastAsia"/>
+        </w:rPr>
+      </w:pPr>
+      <w:r>
+        <w:t xml:space="preserve">  border: 2px solid gold;</w:t>
       </w:r>
     </w:p>
     <w:p>
@@ -6787,6 +7483,113 @@
           <w:i/>
           <w:iCs/>
         </w:rPr>
+        <w:t>/* 含有 .error 子元素的 &lt;form&gt; 变红框 */</w:t>
+      </w:r>
+    </w:p>
+    <w:p>
+      <w:pPr>
+        <w:rPr>
+          <w:rFonts w:hint="eastAsia"/>
+        </w:rPr>
+      </w:pPr>
+      <w:proofErr w:type="spellStart"/>
+      <w:r>
+        <w:t>form:has</w:t>
+      </w:r>
+      <w:proofErr w:type="spellEnd"/>
+      <w:r>
+        <w:t>(.error) {</w:t>
+      </w:r>
+    </w:p>
+    <w:p>
+      <w:pPr>
+        <w:rPr>
+          <w:rFonts w:hint="eastAsia"/>
+        </w:rPr>
+      </w:pPr>
+      <w:r>
+        <w:t xml:space="preserve">  border-color: red;</w:t>
+      </w:r>
+    </w:p>
+    <w:p>
+      <w:pPr>
+        <w:rPr>
+          <w:rFonts w:hint="eastAsia"/>
+        </w:rPr>
+      </w:pPr>
+      <w:r>
+        <w:t>}</w:t>
+      </w:r>
+    </w:p>
+    <w:p>
+      <w:pPr>
+        <w:rPr>
+          <w:rFonts w:hint="eastAsia"/>
+        </w:rPr>
+      </w:pPr>
+    </w:p>
+    <w:p>
+      <w:pPr>
+        <w:rPr>
+          <w:rFonts w:hint="eastAsia"/>
+        </w:rPr>
+      </w:pPr>
+      <w:r>
+        <w:rPr>
+          <w:i/>
+          <w:iCs/>
+        </w:rPr>
+        <w:t>/* 后面紧跟着 &lt;p&gt; 的 &lt;h2&gt;（兄弟关系） */</w:t>
+      </w:r>
+    </w:p>
+    <w:p>
+      <w:pPr>
+        <w:rPr>
+          <w:rFonts w:hint="eastAsia"/>
+        </w:rPr>
+      </w:pPr>
+      <w:r>
+        <w:t>h2:has(+ p) {</w:t>
+      </w:r>
+    </w:p>
+    <w:p>
+      <w:pPr>
+        <w:rPr>
+          <w:rFonts w:hint="eastAsia"/>
+        </w:rPr>
+      </w:pPr>
+      <w:r>
+        <w:t xml:space="preserve">  margin-bottom: 0;</w:t>
+      </w:r>
+    </w:p>
+    <w:p>
+      <w:pPr>
+        <w:rPr>
+          <w:rFonts w:hint="eastAsia"/>
+        </w:rPr>
+      </w:pPr>
+      <w:r>
+        <w:t>}</w:t>
+      </w:r>
+    </w:p>
+    <w:p>
+      <w:pPr>
+        <w:rPr>
+          <w:rFonts w:hint="eastAsia"/>
+        </w:rPr>
+      </w:pPr>
+    </w:p>
+    <w:p>
+      <w:pPr>
+        <w:rPr>
+          <w:rFonts w:hint="eastAsia"/>
+        </w:rPr>
+      </w:pPr>
+      <w:r>
+        <w:rPr>
+          <w:i/>
+          <w:iCs/>
+        </w:rPr>
         <w:t>/* 不包含任何 &lt;li&gt; 的 &lt;ul&gt; 隐藏 */</w:t>
       </w:r>
     </w:p>
@@ -6796,8 +7599,13 @@
           <w:rFonts w:hint="eastAsia"/>
         </w:rPr>
       </w:pPr>
-      <w:r>
-        <w:t>ul:not(:has(li)) {</w:t>
+      <w:proofErr w:type="spellStart"/>
+      <w:r>
+        <w:t>ul:not</w:t>
+      </w:r>
+      <w:proofErr w:type="spellEnd"/>
+      <w:r>
+        <w:t>(:has(li)) {</w:t>
       </w:r>
     </w:p>
     <w:p>
@@ -6900,9 +7708,11 @@
           <w:rFonts w:hint="eastAsia"/>
         </w:rPr>
       </w:pPr>
+      <w:proofErr w:type="spellStart"/>
       <w:r>
         <w:t>css</w:t>
       </w:r>
+      <w:proofErr w:type="spellEnd"/>
     </w:p>
     <w:p>
       <w:pPr>
@@ -6934,8 +7744,13 @@
           <w:rFonts w:hint="eastAsia"/>
         </w:rPr>
       </w:pPr>
-      <w:r>
-        <w:t>li:not(.active) {</w:t>
+      <w:proofErr w:type="spellStart"/>
+      <w:r>
+        <w:t>li:not</w:t>
+      </w:r>
+      <w:proofErr w:type="spellEnd"/>
+      <w:r>
+        <w:t>(.active) {</w:t>
       </w:r>
     </w:p>
     <w:p>
@@ -7028,7 +7843,23 @@
           <w:i/>
           <w:iCs/>
         </w:rPr>
-        <w:t>/* 没有 href 属性的 &lt;a&gt; */</w:t>
+        <w:t xml:space="preserve">/* 没有 </w:t>
+      </w:r>
+      <w:proofErr w:type="spellStart"/>
+      <w:r>
+        <w:rPr>
+          <w:i/>
+          <w:iCs/>
+        </w:rPr>
+        <w:t>href</w:t>
+      </w:r>
+      <w:proofErr w:type="spellEnd"/>
+      <w:r>
+        <w:rPr>
+          <w:i/>
+          <w:iCs/>
+        </w:rPr>
+        <w:t xml:space="preserve"> 属性的 &lt;a&gt; */</w:t>
       </w:r>
     </w:p>
     <w:p>
@@ -7125,9 +7956,11 @@
           <w:rFonts w:hint="eastAsia"/>
         </w:rPr>
       </w:pPr>
+      <w:proofErr w:type="spellStart"/>
       <w:r>
         <w:t>css</w:t>
       </w:r>
+      <w:proofErr w:type="spellEnd"/>
     </w:p>
     <w:p>
       <w:pPr>
@@ -7220,8 +8053,13 @@
           <w:rFonts w:hint="eastAsia"/>
         </w:rPr>
       </w:pPr>
-      <w:r>
-        <w:t>div:not(:empty) {</w:t>
+      <w:proofErr w:type="spellStart"/>
+      <w:r>
+        <w:t>div:not</w:t>
+      </w:r>
+      <w:proofErr w:type="spellEnd"/>
+      <w:r>
+        <w:t>(:empty) {</w:t>
       </w:r>
     </w:p>
     <w:p>
@@ -7400,17 +8238,49 @@
         </w:rPr>
       </w:pPr>
       <w:r>
-        <w:t xml:space="preserve">    &lt;img src="photo.jpg"&gt;</w:t>
-      </w:r>
-    </w:p>
-    <w:p>
-      <w:pPr>
-        <w:rPr>
-          <w:rFonts w:hint="eastAsia"/>
-        </w:rPr>
-      </w:pPr>
-      <w:r>
-        <w:t xml:space="preserve">    &lt;figcaption&gt;图片说明&lt;/figcaption&gt;</w:t>
+        <w:t xml:space="preserve">    &lt;</w:t>
+      </w:r>
+      <w:proofErr w:type="spellStart"/>
+      <w:r>
+        <w:t>img</w:t>
+      </w:r>
+      <w:proofErr w:type="spellEnd"/>
+      <w:r>
+        <w:t xml:space="preserve"> </w:t>
+      </w:r>
+      <w:proofErr w:type="spellStart"/>
+      <w:r>
+        <w:t>src</w:t>
+      </w:r>
+      <w:proofErr w:type="spellEnd"/>
+      <w:r>
+        <w:t>="photo.jpg"&gt;</w:t>
+      </w:r>
+    </w:p>
+    <w:p>
+      <w:pPr>
+        <w:rPr>
+          <w:rFonts w:hint="eastAsia"/>
+        </w:rPr>
+      </w:pPr>
+      <w:r>
+        <w:t xml:space="preserve">    &lt;</w:t>
+      </w:r>
+      <w:proofErr w:type="spellStart"/>
+      <w:r>
+        <w:t>figcaption</w:t>
+      </w:r>
+      <w:proofErr w:type="spellEnd"/>
+      <w:r>
+        <w:t>&gt;图片说明&lt;/</w:t>
+      </w:r>
+      <w:proofErr w:type="spellStart"/>
+      <w:r>
+        <w:t>figcaption</w:t>
+      </w:r>
+      <w:proofErr w:type="spellEnd"/>
+      <w:r>
+        <w:t>&gt;</w:t>
       </w:r>
     </w:p>
     <w:p>
@@ -7449,9 +8319,11 @@
           <w:rFonts w:hint="eastAsia"/>
         </w:rPr>
       </w:pPr>
+      <w:proofErr w:type="spellStart"/>
       <w:r>
         <w:t>css</w:t>
       </w:r>
+      <w:proofErr w:type="spellEnd"/>
     </w:p>
     <w:p>
       <w:pPr>
@@ -7483,8 +8355,13 @@
           <w:rFonts w:hint="eastAsia"/>
         </w:rPr>
       </w:pPr>
-      <w:r>
-        <w:t>article:has(figure) {</w:t>
+      <w:proofErr w:type="spellStart"/>
+      <w:r>
+        <w:t>article:has</w:t>
+      </w:r>
+      <w:proofErr w:type="spellEnd"/>
+      <w:r>
+        <w:t>(figure) {</w:t>
       </w:r>
     </w:p>
     <w:p>
@@ -7637,17 +8514,54 @@
           <w:i/>
           <w:iCs/>
         </w:rPr>
-        <w:t>/* 4. figure 中有 figcaption 时，图片加圆角 */</w:t>
-      </w:r>
-    </w:p>
-    <w:p>
-      <w:pPr>
-        <w:rPr>
-          <w:rFonts w:hint="eastAsia"/>
-        </w:rPr>
-      </w:pPr>
-      <w:r>
-        <w:t>figure:has(figcaption) img {</w:t>
+        <w:t xml:space="preserve">/* 4. figure 中有 </w:t>
+      </w:r>
+      <w:proofErr w:type="spellStart"/>
+      <w:r>
+        <w:rPr>
+          <w:i/>
+          <w:iCs/>
+        </w:rPr>
+        <w:t>figcaption</w:t>
+      </w:r>
+      <w:proofErr w:type="spellEnd"/>
+      <w:r>
+        <w:rPr>
+          <w:i/>
+          <w:iCs/>
+        </w:rPr>
+        <w:t xml:space="preserve"> 时，图片加圆角 */</w:t>
+      </w:r>
+    </w:p>
+    <w:p>
+      <w:pPr>
+        <w:rPr>
+          <w:rFonts w:hint="eastAsia"/>
+        </w:rPr>
+      </w:pPr>
+      <w:proofErr w:type="spellStart"/>
+      <w:r>
+        <w:t>figure:has</w:t>
+      </w:r>
+      <w:proofErr w:type="spellEnd"/>
+      <w:r>
+        <w:t>(</w:t>
+      </w:r>
+      <w:proofErr w:type="spellStart"/>
+      <w:r>
+        <w:t>figcaption</w:t>
+      </w:r>
+      <w:proofErr w:type="spellEnd"/>
+      <w:r>
+        <w:t xml:space="preserve">) </w:t>
+      </w:r>
+      <w:proofErr w:type="spellStart"/>
+      <w:r>
+        <w:t>img</w:t>
+      </w:r>
+      <w:proofErr w:type="spellEnd"/>
+      <w:r>
+        <w:t xml:space="preserve"> {</w:t>
       </w:r>
     </w:p>
     <w:p>
@@ -8373,7 +9287,21 @@
         <w:rPr>
           <w:rFonts w:hint="eastAsia"/>
         </w:rPr>
-        <w:t>改造元素的一部分，不算真实dom一部分，主要目的减少一些无意义的标签</w:t>
+        <w:t>改造元素的一部分，不算真实</w:t>
+      </w:r>
+      <w:proofErr w:type="spellStart"/>
+      <w:r>
+        <w:rPr>
+          <w:rFonts w:hint="eastAsia"/>
+        </w:rPr>
+        <w:t>dom</w:t>
+      </w:r>
+      <w:proofErr w:type="spellEnd"/>
+      <w:r>
+        <w:rPr>
+          <w:rFonts w:hint="eastAsia"/>
+        </w:rPr>
+        <w:t>一部分，主要目的减少一些无意义的标签</w:t>
       </w:r>
     </w:p>
     <w:p>
@@ -9344,7 +10272,21 @@
         <w:rPr>
           <w:rFonts w:hint="eastAsia"/>
         </w:rPr>
-        <w:t>，不改变dom结构，只改变显示顺序，设置在子元素上</w:t>
+        <w:t>，不改变</w:t>
+      </w:r>
+      <w:proofErr w:type="spellStart"/>
+      <w:r>
+        <w:rPr>
+          <w:rFonts w:hint="eastAsia"/>
+        </w:rPr>
+        <w:t>dom</w:t>
+      </w:r>
+      <w:proofErr w:type="spellEnd"/>
+      <w:r>
+        <w:rPr>
+          <w:rFonts w:hint="eastAsia"/>
+        </w:rPr>
+        <w:t>结构，只改变显示顺序，设置在子元素上</w:t>
       </w:r>
     </w:p>
     <w:p>
@@ -9864,6 +10806,9 @@
     <w:p>
       <w:pPr>
         <w:pStyle w:val="1"/>
+        <w:rPr>
+          <w:rFonts w:hint="eastAsia"/>
+        </w:rPr>
       </w:pPr>
       <w:r>
         <w:rPr>
@@ -9899,6 +10844,11 @@
       </w:pPr>
     </w:p>
     <w:p>
+      <w:pPr>
+        <w:rPr>
+          <w:rFonts w:hint="eastAsia"/>
+        </w:rPr>
+      </w:pPr>
       <w:r>
         <w:rPr>
           <w:rFonts w:hint="eastAsia"/>
@@ -9907,6 +10857,11 @@
       </w:r>
     </w:p>
     <w:p>
+      <w:pPr>
+        <w:rPr>
+          <w:rFonts w:hint="eastAsia"/>
+        </w:rPr>
+      </w:pPr>
       <w:r>
         <w:rPr>
           <w:rFonts w:hint="eastAsia"/>
@@ -9915,6 +10870,11 @@
       </w:r>
     </w:p>
     <w:p>
+      <w:pPr>
+        <w:rPr>
+          <w:rFonts w:hint="eastAsia"/>
+        </w:rPr>
+      </w:pPr>
       <w:r>
         <w:rPr>
           <w:rFonts w:hint="eastAsia"/>
@@ -9930,6 +10890,11 @@
       </w:pPr>
     </w:p>
     <w:p>
+      <w:pPr>
+        <w:rPr>
+          <w:rFonts w:hint="eastAsia"/>
+        </w:rPr>
+      </w:pPr>
       <w:r>
         <w:rPr>
           <w:rFonts w:hint="eastAsia"/>
@@ -9938,6 +10903,11 @@
       </w:r>
     </w:p>
     <w:p>
+      <w:pPr>
+        <w:rPr>
+          <w:rFonts w:hint="eastAsia"/>
+        </w:rPr>
+      </w:pPr>
       <w:r>
         <w:rPr>
           <w:rFonts w:hint="eastAsia"/>
@@ -9945,9 +10915,26 @@
         <w:t>最多四列，先占据已有空间430，然后空余70/4，100+70/4</w:t>
       </w:r>
     </w:p>
-    <w:p/>
-    <w:p/>
-    <w:p>
+    <w:p>
+      <w:pPr>
+        <w:rPr>
+          <w:rFonts w:hint="eastAsia"/>
+        </w:rPr>
+      </w:pPr>
+    </w:p>
+    <w:p>
+      <w:pPr>
+        <w:rPr>
+          <w:rFonts w:hint="eastAsia"/>
+        </w:rPr>
+      </w:pPr>
+    </w:p>
+    <w:p>
+      <w:pPr>
+        <w:rPr>
+          <w:rFonts w:hint="eastAsia"/>
+        </w:rPr>
+      </w:pPr>
       <w:r>
         <w:rPr>
           <w:rFonts w:hint="eastAsia"/>
@@ -10001,26 +10988,24 @@
       </w:r>
     </w:p>
     <w:p>
-      <w:r>
-        <w:rPr>
-          <w:rFonts w:hint="eastAsia"/>
-        </w:rPr>
-        <w:t>Fixed</w:t>
-      </w:r>
-      <w:r>
-        <w:rPr>
-          <w:rFonts w:hint="eastAsia"/>
-        </w:rPr>
-        <w:t>会脱离文档流</w:t>
-      </w:r>
-      <w:r>
-        <w:rPr>
-          <w:rFonts w:hint="eastAsia"/>
-        </w:rPr>
-        <w:t>，是相对于视口的定位</w:t>
-      </w:r>
-    </w:p>
-    <w:p>
+      <w:pPr>
+        <w:rPr>
+          <w:rFonts w:hint="eastAsia"/>
+        </w:rPr>
+      </w:pPr>
+      <w:r>
+        <w:rPr>
+          <w:rFonts w:hint="eastAsia"/>
+        </w:rPr>
+        <w:t>Fixed会脱离文档流，是相对于视口的定位</w:t>
+      </w:r>
+    </w:p>
+    <w:p>
+      <w:pPr>
+        <w:rPr>
+          <w:rFonts w:hint="eastAsia"/>
+        </w:rPr>
+      </w:pPr>
       <w:r>
         <w:rPr>
           <w:rFonts w:hint="eastAsia"/>
@@ -10028,17 +11013,54 @@
         <w:t>Sticky类似于fixed和relative结合</w:t>
       </w:r>
     </w:p>
-    <w:p/>
-    <w:p>
-      <w:r>
-        <w:rPr>
-          <w:rFonts w:hint="eastAsia"/>
-        </w:rPr>
-        <w:t>absolute垂直居中：top:50%, transform:translate(-50%, -50%)</w:t>
-      </w:r>
-    </w:p>
-    <w:p/>
-    <w:p/>
+    <w:p>
+      <w:pPr>
+        <w:rPr>
+          <w:rFonts w:hint="eastAsia"/>
+        </w:rPr>
+      </w:pPr>
+    </w:p>
+    <w:p>
+      <w:pPr>
+        <w:rPr>
+          <w:rFonts w:hint="eastAsia"/>
+        </w:rPr>
+      </w:pPr>
+      <w:r>
+        <w:rPr>
+          <w:rFonts w:hint="eastAsia"/>
+        </w:rPr>
+        <w:t xml:space="preserve">absolute垂直居中：top:50%, </w:t>
+      </w:r>
+      <w:proofErr w:type="spellStart"/>
+      <w:r>
+        <w:rPr>
+          <w:rFonts w:hint="eastAsia"/>
+        </w:rPr>
+        <w:t>transform:translate</w:t>
+      </w:r>
+      <w:proofErr w:type="spellEnd"/>
+      <w:r>
+        <w:rPr>
+          <w:rFonts w:hint="eastAsia"/>
+        </w:rPr>
+        <w:t>(-50%, -50%)</w:t>
+      </w:r>
+    </w:p>
+    <w:p>
+      <w:pPr>
+        <w:rPr>
+          <w:rFonts w:hint="eastAsia"/>
+        </w:rPr>
+      </w:pPr>
+    </w:p>
+    <w:p>
+      <w:pPr>
+        <w:rPr>
+          <w:rFonts w:hint="eastAsia"/>
+        </w:rPr>
+      </w:pPr>
+    </w:p>
     <w:p>
       <w:pPr>
         <w:rPr>
@@ -10089,7 +11111,7 @@
 </file>
 
 <file path=word/endnotes.xml><?xml version="1.0" encoding="utf-8"?>
-<w:endnotes xmlns:wpc="http://schemas.microsoft.com/office/word/2010/wordprocessingCanvas" xmlns:cx="http://schemas.microsoft.com/office/drawing/2014/chartex" xmlns:cx1="http://schemas.microsoft.com/office/drawing/2015/9/8/chartex" xmlns:cx2="http://schemas.microsoft.com/office/drawing/2015/10/21/chartex" xmlns:cx3="http://schemas.microsoft.com/office/drawing/2016/5/9/chartex" xmlns:cx4="http://schemas.microsoft.com/office/drawing/2016/5/10/chartex" xmlns:cx5="http://schemas.microsoft.com/office/drawing/2016/5/11/chartex" xmlns:cx6="http://schemas.microsoft.com/office/drawing/2016/5/12/chartex" xmlns:cx7="http://schemas.microsoft.com/office/drawing/2016/5/13/chartex" xmlns:cx8="http://schemas.microsoft.com/office/drawing/2016/5/14/chartex" xmlns:mc="http://schemas.openxmlformats.org/markup-compatibility/2006" xmlns:aink="http://schemas.microsoft.com/office/drawing/2016/ink" xmlns:am3d="http://schemas.microsoft.com/office/drawing/2017/model3d" xmlns:o="urn:schemas-microsoft-com:office:office" xmlns:oel="http://schemas.microsoft.com/office/2019/extlst" xmlns:r="http://schemas.openxmlformats.org/officeDocument/2006/relationships" xmlns:m="http://schemas.openxmlformats.org/officeDocument/2006/math" xmlns:v="urn:schemas-microsoft-com:vml" xmlns:wp14="http://schemas.microsoft.com/office/word/2010/wordprocessingDrawing" xmlns:wp="http://schemas.openxmlformats.org/drawingml/2006/wordprocessingDrawing" xmlns:w10="urn:schemas-microsoft-com:office:word" xmlns:w="http://schemas.openxmlformats.org/wordprocessingml/2006/main" xmlns:w14="http://schemas.microsoft.com/office/word/2010/wordml" xmlns:w15="http://schemas.microsoft.com/office/word/2012/wordml" xmlns:w16cex="http://schemas.microsoft.com/office/word/2018/wordml/cex" xmlns:w16cid="http://schemas.microsoft.com/office/word/2016/wordml/cid" xmlns:w16="http://schemas.microsoft.com/office/word/2018/wordml" xmlns:w16du="http://schemas.microsoft.com/office/word/2023/wordml/word16du" xmlns:w16sdtdh="http://schemas.microsoft.com/office/word/2020/wordml/sdtdatahash" xmlns:w16sdtfl="http://schemas.microsoft.com/office/word/2024/wordml/sdtformatlock" xmlns:w16se="http://schemas.microsoft.com/office/word/2015/wordml/symex" xmlns:wpg="http://schemas.microsoft.com/office/word/2010/wordprocessingGroup" xmlns:wpi="http://schemas.microsoft.com/office/word/2010/wordprocessingInk" xmlns:wne="http://schemas.microsoft.com/office/word/2006/wordml" xmlns:wps="http://schemas.microsoft.com/office/word/2010/wordprocessingShape" mc:Ignorable="w14 w15 w16se w16cid w16 w16cex w16sdtdh w16sdtfl w16du wp14">
+<w:endnotes xmlns:wpc="http://schemas.microsoft.com/office/word/2010/wordprocessingCanvas" xmlns:cx="http://schemas.microsoft.com/office/drawing/2014/chartex" xmlns:cx1="http://schemas.microsoft.com/office/drawing/2015/9/8/chartex" xmlns:cx2="http://schemas.microsoft.com/office/drawing/2015/10/21/chartex" xmlns:cx3="http://schemas.microsoft.com/office/drawing/2016/5/9/chartex" xmlns:cx4="http://schemas.microsoft.com/office/drawing/2016/5/10/chartex" xmlns:cx5="http://schemas.microsoft.com/office/drawing/2016/5/11/chartex" xmlns:cx6="http://schemas.microsoft.com/office/drawing/2016/5/12/chartex" xmlns:cx7="http://schemas.microsoft.com/office/drawing/2016/5/13/chartex" xmlns:cx8="http://schemas.microsoft.com/office/drawing/2016/5/14/chartex" xmlns:mc="http://schemas.openxmlformats.org/markup-compatibility/2006" xmlns:aink="http://schemas.microsoft.com/office/drawing/2016/ink" xmlns:am3d="http://schemas.microsoft.com/office/drawing/2017/model3d" xmlns:o="urn:schemas-microsoft-com:office:office" xmlns:oel="http://schemas.microsoft.com/office/2019/extlst" xmlns:r="http://schemas.openxmlformats.org/officeDocument/2006/relationships" xmlns:m="http://schemas.openxmlformats.org/officeDocument/2006/math" xmlns:v="urn:schemas-microsoft-com:vml" xmlns:wp14="http://schemas.microsoft.com/office/word/2010/wordprocessingDrawing" xmlns:wp="http://schemas.openxmlformats.org/drawingml/2006/wordprocessingDrawing" xmlns:w10="urn:schemas-microsoft-com:office:word" xmlns:w="http://schemas.openxmlformats.org/wordprocessingml/2006/main" xmlns:w14="http://schemas.microsoft.com/office/word/2010/wordml" xmlns:w15="http://schemas.microsoft.com/office/word/2012/wordml" xmlns:w16cei="http://schemas.microsoft.com/office/word/2026/wordml/cei" xmlns:w16cex="http://schemas.microsoft.com/office/word/2018/wordml/cex" xmlns:w16cid="http://schemas.microsoft.com/office/word/2016/wordml/cid" xmlns:w16="http://schemas.microsoft.com/office/word/2018/wordml" xmlns:w16du="http://schemas.microsoft.com/office/word/2023/wordml/word16du" xmlns:w16sdtdh="http://schemas.microsoft.com/office/word/2020/wordml/sdtdatahash" xmlns:w16sdtfl="http://schemas.microsoft.com/office/word/2024/wordml/sdtformatlock" xmlns:w16se="http://schemas.microsoft.com/office/word/2015/wordml/symex" xmlns:wpg="http://schemas.microsoft.com/office/word/2010/wordprocessingGroup" xmlns:wpi="http://schemas.microsoft.com/office/word/2010/wordprocessingInk" xmlns:wne="http://schemas.microsoft.com/office/word/2006/wordml" xmlns:wps="http://schemas.microsoft.com/office/word/2010/wordprocessingShape" mc:Ignorable="w14 w15 w16se w16cid w16 w16cex w16sdtdh w16sdtfl w16du wp14">
   <w:endnote w:type="separator" w:id="-1">
     <w:p>
       <w:pPr>
@@ -10118,7 +11140,7 @@
 </file>
 
 <file path=word/footnotes.xml><?xml version="1.0" encoding="utf-8"?>
-<w:footnotes xmlns:wpc="http://schemas.microsoft.com/office/word/2010/wordprocessingCanvas" xmlns:cx="http://schemas.microsoft.com/office/drawing/2014/chartex" xmlns:cx1="http://schemas.microsoft.com/office/drawing/2015/9/8/chartex" xmlns:cx2="http://schemas.microsoft.com/office/drawing/2015/10/21/chartex" xmlns:cx3="http://schemas.microsoft.com/office/drawing/2016/5/9/chartex" xmlns:cx4="http://schemas.microsoft.com/office/drawing/2016/5/10/chartex" xmlns:cx5="http://schemas.microsoft.com/office/drawing/2016/5/11/chartex" xmlns:cx6="http://schemas.microsoft.com/office/drawing/2016/5/12/chartex" xmlns:cx7="http://schemas.microsoft.com/office/drawing/2016/5/13/chartex" xmlns:cx8="http://schemas.microsoft.com/office/drawing/2016/5/14/chartex" xmlns:mc="http://schemas.openxmlformats.org/markup-compatibility/2006" xmlns:aink="http://schemas.microsoft.com/office/drawing/2016/ink" xmlns:am3d="http://schemas.microsoft.com/office/drawing/2017/model3d" xmlns:o="urn:schemas-microsoft-com:office:office" xmlns:oel="http://schemas.microsoft.com/office/2019/extlst" xmlns:r="http://schemas.openxmlformats.org/officeDocument/2006/relationships" xmlns:m="http://schemas.openxmlformats.org/officeDocument/2006/math" xmlns:v="urn:schemas-microsoft-com:vml" xmlns:wp14="http://schemas.microsoft.com/office/word/2010/wordprocessingDrawing" xmlns:wp="http://schemas.openxmlformats.org/drawingml/2006/wordprocessingDrawing" xmlns:w10="urn:schemas-microsoft-com:office:word" xmlns:w="http://schemas.openxmlformats.org/wordprocessingml/2006/main" xmlns:w14="http://schemas.microsoft.com/office/word/2010/wordml" xmlns:w15="http://schemas.microsoft.com/office/word/2012/wordml" xmlns:w16cex="http://schemas.microsoft.com/office/word/2018/wordml/cex" xmlns:w16cid="http://schemas.microsoft.com/office/word/2016/wordml/cid" xmlns:w16="http://schemas.microsoft.com/office/word/2018/wordml" xmlns:w16du="http://schemas.microsoft.com/office/word/2023/wordml/word16du" xmlns:w16sdtdh="http://schemas.microsoft.com/office/word/2020/wordml/sdtdatahash" xmlns:w16sdtfl="http://schemas.microsoft.com/office/word/2024/wordml/sdtformatlock" xmlns:w16se="http://schemas.microsoft.com/office/word/2015/wordml/symex" xmlns:wpg="http://schemas.microsoft.com/office/word/2010/wordprocessingGroup" xmlns:wpi="http://schemas.microsoft.com/office/word/2010/wordprocessingInk" xmlns:wne="http://schemas.microsoft.com/office/word/2006/wordml" xmlns:wps="http://schemas.microsoft.com/office/word/2010/wordprocessingShape" mc:Ignorable="w14 w15 w16se w16cid w16 w16cex w16sdtdh w16sdtfl w16du wp14">
+<w:footnotes xmlns:wpc="http://schemas.microsoft.com/office/word/2010/wordprocessingCanvas" xmlns:cx="http://schemas.microsoft.com/office/drawing/2014/chartex" xmlns:cx1="http://schemas.microsoft.com/office/drawing/2015/9/8/chartex" xmlns:cx2="http://schemas.microsoft.com/office/drawing/2015/10/21/chartex" xmlns:cx3="http://schemas.microsoft.com/office/drawing/2016/5/9/chartex" xmlns:cx4="http://schemas.microsoft.com/office/drawing/2016/5/10/chartex" xmlns:cx5="http://schemas.microsoft.com/office/drawing/2016/5/11/chartex" xmlns:cx6="http://schemas.microsoft.com/office/drawing/2016/5/12/chartex" xmlns:cx7="http://schemas.microsoft.com/office/drawing/2016/5/13/chartex" xmlns:cx8="http://schemas.microsoft.com/office/drawing/2016/5/14/chartex" xmlns:mc="http://schemas.openxmlformats.org/markup-compatibility/2006" xmlns:aink="http://schemas.microsoft.com/office/drawing/2016/ink" xmlns:am3d="http://schemas.microsoft.com/office/drawing/2017/model3d" xmlns:o="urn:schemas-microsoft-com:office:office" xmlns:oel="http://schemas.microsoft.com/office/2019/extlst" xmlns:r="http://schemas.openxmlformats.org/officeDocument/2006/relationships" xmlns:m="http://schemas.openxmlformats.org/officeDocument/2006/math" xmlns:v="urn:schemas-microsoft-com:vml" xmlns:wp14="http://schemas.microsoft.com/office/word/2010/wordprocessingDrawing" xmlns:wp="http://schemas.openxmlformats.org/drawingml/2006/wordprocessingDrawing" xmlns:w10="urn:schemas-microsoft-com:office:word" xmlns:w="http://schemas.openxmlformats.org/wordprocessingml/2006/main" xmlns:w14="http://schemas.microsoft.com/office/word/2010/wordml" xmlns:w15="http://schemas.microsoft.com/office/word/2012/wordml" xmlns:w16cei="http://schemas.microsoft.com/office/word/2026/wordml/cei" xmlns:w16cex="http://schemas.microsoft.com/office/word/2018/wordml/cex" xmlns:w16cid="http://schemas.microsoft.com/office/word/2016/wordml/cid" xmlns:w16="http://schemas.microsoft.com/office/word/2018/wordml" xmlns:w16du="http://schemas.microsoft.com/office/word/2023/wordml/word16du" xmlns:w16sdtdh="http://schemas.microsoft.com/office/word/2020/wordml/sdtdatahash" xmlns:w16sdtfl="http://schemas.microsoft.com/office/word/2024/wordml/sdtformatlock" xmlns:w16se="http://schemas.microsoft.com/office/word/2015/wordml/symex" xmlns:wpg="http://schemas.microsoft.com/office/word/2010/wordprocessingGroup" xmlns:wpi="http://schemas.microsoft.com/office/word/2010/wordprocessingInk" xmlns:wne="http://schemas.microsoft.com/office/word/2006/wordml" xmlns:wps="http://schemas.microsoft.com/office/word/2010/wordprocessingShape" mc:Ignorable="w14 w15 w16se w16cid w16 w16cex w16sdtdh w16sdtfl w16du wp14">
   <w:footnote w:type="separator" w:id="-1">
     <w:p>
       <w:pPr>
@@ -10147,7 +11169,7 @@
 </file>
 
 <file path=word/numbering.xml><?xml version="1.0" encoding="utf-8"?>
-<w:numbering xmlns:wpc="http://schemas.microsoft.com/office/word/2010/wordprocessingCanvas" xmlns:cx="http://schemas.microsoft.com/office/drawing/2014/chartex" xmlns:cx1="http://schemas.microsoft.com/office/drawing/2015/9/8/chartex" xmlns:cx2="http://schemas.microsoft.com/office/drawing/2015/10/21/chartex" xmlns:cx3="http://schemas.microsoft.com/office/drawing/2016/5/9/chartex" xmlns:cx4="http://schemas.microsoft.com/office/drawing/2016/5/10/chartex" xmlns:cx5="http://schemas.microsoft.com/office/drawing/2016/5/11/chartex" xmlns:cx6="http://schemas.microsoft.com/office/drawing/2016/5/12/chartex" xmlns:cx7="http://schemas.microsoft.com/office/drawing/2016/5/13/chartex" xmlns:cx8="http://schemas.microsoft.com/office/drawing/2016/5/14/chartex" xmlns:mc="http://schemas.openxmlformats.org/markup-compatibility/2006" xmlns:aink="http://schemas.microsoft.com/office/drawing/2016/ink" xmlns:am3d="http://schemas.microsoft.com/office/drawing/2017/model3d" xmlns:o="urn:schemas-microsoft-com:office:office" xmlns:oel="http://schemas.microsoft.com/office/2019/extlst" xmlns:r="http://schemas.openxmlformats.org/officeDocument/2006/relationships" xmlns:m="http://schemas.openxmlformats.org/officeDocument/2006/math" xmlns:v="urn:schemas-microsoft-com:vml" xmlns:wp14="http://schemas.microsoft.com/office/word/2010/wordprocessingDrawing" xmlns:wp="http://schemas.openxmlformats.org/drawingml/2006/wordprocessingDrawing" xmlns:w10="urn:schemas-microsoft-com:office:word" xmlns:w="http://schemas.openxmlformats.org/wordprocessingml/2006/main" xmlns:w14="http://schemas.microsoft.com/office/word/2010/wordml" xmlns:w15="http://schemas.microsoft.com/office/word/2012/wordml" xmlns:w16cex="http://schemas.microsoft.com/office/word/2018/wordml/cex" xmlns:w16cid="http://schemas.microsoft.com/office/word/2016/wordml/cid" xmlns:w16="http://schemas.microsoft.com/office/word/2018/wordml" xmlns:w16du="http://schemas.microsoft.com/office/word/2023/wordml/word16du" xmlns:w16sdtdh="http://schemas.microsoft.com/office/word/2020/wordml/sdtdatahash" xmlns:w16sdtfl="http://schemas.microsoft.com/office/word/2024/wordml/sdtformatlock" xmlns:w16se="http://schemas.microsoft.com/office/word/2015/wordml/symex" xmlns:wpg="http://schemas.microsoft.com/office/word/2010/wordprocessingGroup" xmlns:wpi="http://schemas.microsoft.com/office/word/2010/wordprocessingInk" xmlns:wne="http://schemas.microsoft.com/office/word/2006/wordml" xmlns:wps="http://schemas.microsoft.com/office/word/2010/wordprocessingShape" mc:Ignorable="w14 w15 w16se w16cid w16 w16cex w16sdtdh w16sdtfl w16du wp14">
+<w:numbering xmlns:wpc="http://schemas.microsoft.com/office/word/2010/wordprocessingCanvas" xmlns:cx="http://schemas.microsoft.com/office/drawing/2014/chartex" xmlns:cx1="http://schemas.microsoft.com/office/drawing/2015/9/8/chartex" xmlns:cx2="http://schemas.microsoft.com/office/drawing/2015/10/21/chartex" xmlns:cx3="http://schemas.microsoft.com/office/drawing/2016/5/9/chartex" xmlns:cx4="http://schemas.microsoft.com/office/drawing/2016/5/10/chartex" xmlns:cx5="http://schemas.microsoft.com/office/drawing/2016/5/11/chartex" xmlns:cx6="http://schemas.microsoft.com/office/drawing/2016/5/12/chartex" xmlns:cx7="http://schemas.microsoft.com/office/drawing/2016/5/13/chartex" xmlns:cx8="http://schemas.microsoft.com/office/drawing/2016/5/14/chartex" xmlns:mc="http://schemas.openxmlformats.org/markup-compatibility/2006" xmlns:aink="http://schemas.microsoft.com/office/drawing/2016/ink" xmlns:am3d="http://schemas.microsoft.com/office/drawing/2017/model3d" xmlns:o="urn:schemas-microsoft-com:office:office" xmlns:oel="http://schemas.microsoft.com/office/2019/extlst" xmlns:r="http://schemas.openxmlformats.org/officeDocument/2006/relationships" xmlns:m="http://schemas.openxmlformats.org/officeDocument/2006/math" xmlns:v="urn:schemas-microsoft-com:vml" xmlns:wp14="http://schemas.microsoft.com/office/word/2010/wordprocessingDrawing" xmlns:wp="http://schemas.openxmlformats.org/drawingml/2006/wordprocessingDrawing" xmlns:w10="urn:schemas-microsoft-com:office:word" xmlns:w="http://schemas.openxmlformats.org/wordprocessingml/2006/main" xmlns:w14="http://schemas.microsoft.com/office/word/2010/wordml" xmlns:w15="http://schemas.microsoft.com/office/word/2012/wordml" xmlns:w16cei="http://schemas.microsoft.com/office/word/2026/wordml/cei" xmlns:w16cex="http://schemas.microsoft.com/office/word/2018/wordml/cex" xmlns:w16cid="http://schemas.microsoft.com/office/word/2016/wordml/cid" xmlns:w16="http://schemas.microsoft.com/office/word/2018/wordml" xmlns:w16du="http://schemas.microsoft.com/office/word/2023/wordml/word16du" xmlns:w16sdtdh="http://schemas.microsoft.com/office/word/2020/wordml/sdtdatahash" xmlns:w16sdtfl="http://schemas.microsoft.com/office/word/2024/wordml/sdtformatlock" xmlns:w16se="http://schemas.microsoft.com/office/word/2015/wordml/symex" xmlns:wpg="http://schemas.microsoft.com/office/word/2010/wordprocessingGroup" xmlns:wpi="http://schemas.microsoft.com/office/word/2010/wordprocessingInk" xmlns:wne="http://schemas.microsoft.com/office/word/2006/wordml" xmlns:wps="http://schemas.microsoft.com/office/word/2010/wordprocessingShape" mc:Ignorable="w14 w15 w16se w16cid w16 w16cex w16sdtdh w16sdtfl w16du wp14">
   <w:abstractNum w:abstractNumId="0" w15:restartNumberingAfterBreak="0">
     <w:nsid w:val="1BB63DBE"/>
     <w:multiLevelType w:val="multilevel"/>

--- a/lesson.docx
+++ b/lesson.docx
@@ -1044,6 +1044,12 @@
                 <w:rFonts w:hint="eastAsia"/>
               </w:rPr>
             </w:pPr>
+            <w:r>
+              <w:rPr>
+                <w:rFonts w:hint="eastAsia"/>
+              </w:rPr>
+              <w:t>0802</w:t>
+            </w:r>
           </w:p>
         </w:tc>
       </w:tr>
@@ -2434,15 +2440,7 @@
         <w:t>具体代码</w:t>
       </w:r>
       <w:r>
-        <w:t>：用</w:t>
-      </w:r>
-      <w:proofErr w:type="spellStart"/>
-      <w:r>
-        <w:t>document.documentElement</w:t>
-      </w:r>
-      <w:proofErr w:type="spellEnd"/>
-      <w:r>
-        <w:t>表示 HTML 根节点，使用toggle()方法添加或移除类。</w:t>
+        <w:t>：用document.documentElement表示 HTML 根节点，使用toggle()方法添加或移除类。</w:t>
       </w:r>
     </w:p>
     <w:p>
@@ -2579,16 +2577,8 @@
         <w:rPr>
           <w:rFonts w:hint="eastAsia"/>
         </w:rPr>
-        <w:t xml:space="preserve"> </w:t>
-      </w:r>
-      <w:proofErr w:type="spellStart"/>
-      <w:r>
-        <w:rPr>
-          <w:rFonts w:hint="eastAsia"/>
-        </w:rPr>
-        <w:t>vite</w:t>
-      </w:r>
-      <w:proofErr w:type="spellEnd"/>
+        <w:t xml:space="preserve"> vite</w:t>
+      </w:r>
       <w:r>
         <w:rPr>
           <w:rFonts w:hint="eastAsia"/>
@@ -2619,21 +2609,7 @@
         <w:rPr>
           <w:rFonts w:hint="eastAsia"/>
         </w:rPr>
-        <w:t>.</w:t>
-      </w:r>
-      <w:proofErr w:type="spellStart"/>
-      <w:r>
-        <w:rPr>
-          <w:rFonts w:hint="eastAsia"/>
-        </w:rPr>
-        <w:t>baseStyle</w:t>
-      </w:r>
-      <w:proofErr w:type="spellEnd"/>
-      <w:r>
-        <w:rPr>
-          <w:rFonts w:hint="eastAsia"/>
-        </w:rPr>
-        <w:t>{</w:t>
+        <w:t>.baseStyle{</w:t>
       </w:r>
     </w:p>
     <w:p>
@@ -2685,70 +2661,34 @@
         <w:rPr>
           <w:rFonts w:hint="eastAsia"/>
         </w:rPr>
-        <w:t>.</w:t>
-      </w:r>
-      <w:proofErr w:type="spellStart"/>
-      <w:r>
-        <w:rPr>
-          <w:rFonts w:hint="eastAsia"/>
-        </w:rPr>
-        <w:t>primaryButton</w:t>
-      </w:r>
-      <w:proofErr w:type="spellEnd"/>
-      <w:r>
-        <w:rPr>
-          <w:rFonts w:hint="eastAsia"/>
-        </w:rPr>
-        <w:t>{</w:t>
-      </w:r>
-    </w:p>
-    <w:p>
-      <w:pPr>
-        <w:rPr>
-          <w:rFonts w:hint="eastAsia"/>
-        </w:rPr>
-      </w:pPr>
-      <w:r>
-        <w:rPr>
-          <w:rFonts w:hint="eastAsia"/>
-        </w:rPr>
-        <w:t xml:space="preserve">    composes: </w:t>
-      </w:r>
-      <w:proofErr w:type="spellStart"/>
-      <w:r>
-        <w:rPr>
-          <w:rFonts w:hint="eastAsia"/>
-        </w:rPr>
-        <w:t>baseStyle</w:t>
-      </w:r>
-      <w:proofErr w:type="spellEnd"/>
-      <w:r>
-        <w:rPr>
-          <w:rFonts w:hint="eastAsia"/>
-        </w:rPr>
-        <w:t xml:space="preserve"> baseStyle1 baseStyle2</w:t>
-      </w:r>
-    </w:p>
-    <w:p>
-      <w:pPr>
-        <w:rPr>
-          <w:rFonts w:hint="eastAsia"/>
-        </w:rPr>
-      </w:pPr>
-      <w:r>
-        <w:rPr>
-          <w:rFonts w:hint="eastAsia"/>
-        </w:rPr>
-        <w:t xml:space="preserve">    </w:t>
-      </w:r>
-      <w:proofErr w:type="spellStart"/>
-      <w:r>
-        <w:rPr>
-          <w:rFonts w:hint="eastAsia"/>
-        </w:rPr>
-        <w:t>color:XXX</w:t>
-      </w:r>
-      <w:proofErr w:type="spellEnd"/>
+        <w:t>.primaryButton{</w:t>
+      </w:r>
+    </w:p>
+    <w:p>
+      <w:pPr>
+        <w:rPr>
+          <w:rFonts w:hint="eastAsia"/>
+        </w:rPr>
+      </w:pPr>
+      <w:r>
+        <w:rPr>
+          <w:rFonts w:hint="eastAsia"/>
+        </w:rPr>
+        <w:t xml:space="preserve">    composes: baseStyle baseStyle1 baseStyle2</w:t>
+      </w:r>
+    </w:p>
+    <w:p>
+      <w:pPr>
+        <w:rPr>
+          <w:rFonts w:hint="eastAsia"/>
+        </w:rPr>
+      </w:pPr>
+      <w:r>
+        <w:rPr>
+          <w:rFonts w:hint="eastAsia"/>
+        </w:rPr>
+        <w:t xml:space="preserve">    color:XXX</w:t>
+      </w:r>
     </w:p>
     <w:p>
       <w:pPr>
@@ -2826,35 +2766,7 @@
         <w:rPr>
           <w:rFonts w:hint="eastAsia"/>
         </w:rPr>
-        <w:t>作业：</w:t>
-      </w:r>
-      <w:proofErr w:type="spellStart"/>
-      <w:r>
-        <w:rPr>
-          <w:rFonts w:hint="eastAsia"/>
-        </w:rPr>
-        <w:t>Classlist</w:t>
-      </w:r>
-      <w:proofErr w:type="spellEnd"/>
-      <w:r>
-        <w:rPr>
-          <w:rFonts w:hint="eastAsia"/>
-        </w:rPr>
-        <w:t>的返回，伪数组，使用</w:t>
-      </w:r>
-      <w:proofErr w:type="spellStart"/>
-      <w:r>
-        <w:rPr>
-          <w:rFonts w:hint="eastAsia"/>
-        </w:rPr>
-        <w:t>Array.from</w:t>
-      </w:r>
-      <w:proofErr w:type="spellEnd"/>
-      <w:r>
-        <w:rPr>
-          <w:rFonts w:hint="eastAsia"/>
-        </w:rPr>
-        <w:t>转换</w:t>
+        <w:t>作业：Classlist的返回，伪数组，使用Array.from转换</w:t>
       </w:r>
     </w:p>
     <w:p>
@@ -2919,15 +2831,7 @@
         <w:t>复习与作业</w:t>
       </w:r>
       <w:r>
-        <w:t xml:space="preserve">：回顾上节课 SNS 主题页切换相关内容，本次课后作业为研究 </w:t>
-      </w:r>
-      <w:proofErr w:type="spellStart"/>
-      <w:r>
-        <w:t>classList</w:t>
-      </w:r>
-      <w:proofErr w:type="spellEnd"/>
-      <w:r>
-        <w:t>，包括其返回值、转换数组方法及常用操作。</w:t>
+        <w:t>：回顾上节课 SNS 主题页切换相关内容，本次课后作业为研究 classList，包括其返回值、转换数组方法及常用操作。</w:t>
       </w:r>
     </w:p>
     <w:p>
@@ -2994,15 +2898,7 @@
         <w:t>作用域</w:t>
       </w:r>
       <w:r>
-        <w:t xml:space="preserve">：变量放在 HTML 里是全局变量，放在特定选择器如 </w:t>
-      </w:r>
-      <w:proofErr w:type="spellStart"/>
-      <w:r>
-        <w:t>div.card</w:t>
-      </w:r>
-      <w:proofErr w:type="spellEnd"/>
-      <w:r>
-        <w:t xml:space="preserve"> 中是局部变量，遵循就近原则，:root 是伪类，优先级比 HTML 高。</w:t>
+        <w:t>：变量放在 HTML 里是全局变量，放在特定选择器如 div.card 中是局部变量，遵循就近原则，:root 是伪类，优先级比 HTML 高。</w:t>
       </w:r>
     </w:p>
     <w:p>
@@ -3359,15 +3255,7 @@
         <w:t>存储</w:t>
       </w:r>
       <w:r>
-        <w:t>：写在独立的.</w:t>
-      </w:r>
-      <w:proofErr w:type="spellStart"/>
-      <w:r>
-        <w:t>css</w:t>
-      </w:r>
-      <w:proofErr w:type="spellEnd"/>
-      <w:r>
-        <w:t xml:space="preserve"> 文件，或 style 标签里，浏览器通过 CSS 解析器读取。</w:t>
+        <w:t>：写在独立的.css 文件，或 style 标签里，浏览器通过 CSS 解析器读取。</w:t>
       </w:r>
     </w:p>
     <w:p>
@@ -3516,25 +3404,28 @@
           <w:b/>
           <w:bCs/>
         </w:rPr>
-        <w:t xml:space="preserve">1. </w:t>
-      </w:r>
-      <w:proofErr w:type="spellStart"/>
-      <w:r>
-        <w:rPr>
-          <w:b/>
-          <w:bCs/>
-        </w:rPr>
-        <w:t>classList</w:t>
-      </w:r>
-      <w:proofErr w:type="spellEnd"/>
-      <w:r>
-        <w:rPr>
-          <w:b/>
-          <w:bCs/>
-        </w:rPr>
-        <w:t xml:space="preserve"> 的返回值：</w:t>
-      </w:r>
-      <w:proofErr w:type="spellStart"/>
+        <w:t>1. classList 的返回值：DOMTokenList</w:t>
+      </w:r>
+    </w:p>
+    <w:p>
+      <w:pPr>
+        <w:rPr>
+          <w:rFonts w:hint="eastAsia"/>
+        </w:rPr>
+      </w:pPr>
+      <w:r>
+        <w:t>当你访问一个元素的 element.classList 时，返回的</w:t>
+      </w:r>
+      <w:r>
+        <w:rPr>
+          <w:b/>
+          <w:bCs/>
+        </w:rPr>
+        <w:t>不是</w:t>
+      </w:r>
+      <w:r>
+        <w:t>普通的 JavaScript 数组，而是一个 </w:t>
+      </w:r>
       <w:r>
         <w:rPr>
           <w:b/>
@@ -3542,44 +3433,6 @@
         </w:rPr>
         <w:t>DOMTokenList</w:t>
       </w:r>
-      <w:proofErr w:type="spellEnd"/>
-    </w:p>
-    <w:p>
-      <w:pPr>
-        <w:rPr>
-          <w:rFonts w:hint="eastAsia"/>
-        </w:rPr>
-      </w:pPr>
-      <w:r>
-        <w:t>当你访问一个元素的 </w:t>
-      </w:r>
-      <w:proofErr w:type="spellStart"/>
-      <w:r>
-        <w:t>element.classList</w:t>
-      </w:r>
-      <w:proofErr w:type="spellEnd"/>
-      <w:r>
-        <w:t> 时，返回的</w:t>
-      </w:r>
-      <w:r>
-        <w:rPr>
-          <w:b/>
-          <w:bCs/>
-        </w:rPr>
-        <w:t>不是</w:t>
-      </w:r>
-      <w:r>
-        <w:t>普通的 JavaScript 数组，而是一个 </w:t>
-      </w:r>
-      <w:proofErr w:type="spellStart"/>
-      <w:r>
-        <w:rPr>
-          <w:b/>
-          <w:bCs/>
-        </w:rPr>
-        <w:t>DOMTokenList</w:t>
-      </w:r>
-      <w:proofErr w:type="spellEnd"/>
       <w:r>
         <w:t> 对象。</w:t>
       </w:r>
@@ -3624,23 +3477,7 @@
       </w:pPr>
       <w:r>
         <w:lastRenderedPageBreak/>
-        <w:t>add(</w:t>
-      </w:r>
-      <w:proofErr w:type="spellStart"/>
-      <w:r>
-        <w:t>className</w:t>
-      </w:r>
-      <w:proofErr w:type="spellEnd"/>
-      <w:r>
-        <w:t>) / remove(</w:t>
-      </w:r>
-      <w:proofErr w:type="spellStart"/>
-      <w:r>
-        <w:t>className</w:t>
-      </w:r>
-      <w:proofErr w:type="spellEnd"/>
-      <w:r>
-        <w:t>)</w:t>
+        <w:t>add(className) / remove(className)</w:t>
       </w:r>
     </w:p>
     <w:p>
@@ -3654,15 +3491,7 @@
         </w:rPr>
       </w:pPr>
       <w:r>
-        <w:t>toggle(</w:t>
-      </w:r>
-      <w:proofErr w:type="spellStart"/>
-      <w:r>
-        <w:t>className</w:t>
-      </w:r>
-      <w:proofErr w:type="spellEnd"/>
-      <w:r>
-        <w:t>)</w:t>
+        <w:t>toggle(className)</w:t>
       </w:r>
     </w:p>
     <w:p>
@@ -3676,15 +3505,7 @@
         </w:rPr>
       </w:pPr>
       <w:r>
-        <w:t>contains(</w:t>
-      </w:r>
-      <w:proofErr w:type="spellStart"/>
-      <w:r>
-        <w:t>className</w:t>
-      </w:r>
-      <w:proofErr w:type="spellEnd"/>
-      <w:r>
-        <w:t>)</w:t>
+        <w:t>contains(className)</w:t>
       </w:r>
     </w:p>
     <w:p>
@@ -3712,36 +3533,18 @@
         </w:rPr>
       </w:pPr>
       <w:r>
-        <w:t>局限性：它没有数组的高阶方法，如 map(), filter(), reduce(), </w:t>
-      </w:r>
-      <w:proofErr w:type="spellStart"/>
-      <w:r>
-        <w:t>forEach</w:t>
-      </w:r>
-      <w:proofErr w:type="spellEnd"/>
-      <w:r>
-        <w:t xml:space="preserve">() (注：现代浏览器已支持 </w:t>
-      </w:r>
-      <w:proofErr w:type="spellStart"/>
-      <w:r>
-        <w:t>forEach</w:t>
-      </w:r>
-      <w:proofErr w:type="spellEnd"/>
-      <w:r>
-        <w:t>，但 map/filter 仍不支持)。</w:t>
-      </w:r>
-    </w:p>
-    <w:p>
-      <w:pPr>
-        <w:rPr>
-          <w:rFonts w:hint="eastAsia"/>
-        </w:rPr>
-      </w:pPr>
-      <w:proofErr w:type="spellStart"/>
+        <w:t>局限性：它没有数组的高阶方法，如 map(), filter(), reduce(), forEach() (注：现代浏览器已支持 forEach，但 map/filter 仍不支持)。</w:t>
+      </w:r>
+    </w:p>
+    <w:p>
+      <w:pPr>
+        <w:rPr>
+          <w:rFonts w:hint="eastAsia"/>
+        </w:rPr>
+      </w:pPr>
       <w:r>
         <w:t>javascript</w:t>
       </w:r>
-      <w:proofErr w:type="spellEnd"/>
     </w:p>
     <w:p>
       <w:pPr>
@@ -3760,33 +3563,17 @@
         </w:rPr>
       </w:pPr>
       <w:r>
-        <w:t xml:space="preserve">const el = </w:t>
-      </w:r>
-      <w:proofErr w:type="spellStart"/>
-      <w:r>
-        <w:t>document.querySelector</w:t>
-      </w:r>
-      <w:proofErr w:type="spellEnd"/>
-      <w:r>
-        <w:t>('.box');</w:t>
-      </w:r>
-    </w:p>
-    <w:p>
-      <w:pPr>
-        <w:rPr>
-          <w:rFonts w:hint="eastAsia"/>
-        </w:rPr>
-      </w:pPr>
-      <w:r>
-        <w:t>console.log(</w:t>
-      </w:r>
-      <w:proofErr w:type="spellStart"/>
-      <w:r>
-        <w:t>el.classList</w:t>
-      </w:r>
-      <w:proofErr w:type="spellEnd"/>
-      <w:r>
-        <w:t xml:space="preserve">); </w:t>
+        <w:t>const el = document.querySelector('.box');</w:t>
+      </w:r>
+    </w:p>
+    <w:p>
+      <w:pPr>
+        <w:rPr>
+          <w:rFonts w:hint="eastAsia"/>
+        </w:rPr>
+      </w:pPr>
+      <w:r>
+        <w:t xml:space="preserve">console.log(el.classList); </w:t>
       </w:r>
     </w:p>
     <w:p>
@@ -3800,23 +3587,7 @@
           <w:i/>
           <w:iCs/>
         </w:rPr>
-        <w:t xml:space="preserve">// 输出: </w:t>
-      </w:r>
-      <w:proofErr w:type="spellStart"/>
-      <w:r>
-        <w:rPr>
-          <w:i/>
-          <w:iCs/>
-        </w:rPr>
-        <w:t>DOMTokenList</w:t>
-      </w:r>
-      <w:proofErr w:type="spellEnd"/>
-      <w:r>
-        <w:rPr>
-          <w:i/>
-          <w:iCs/>
-        </w:rPr>
-        <w:t xml:space="preserve"> ["active", "visible", length: 2, value: "active visible"]</w:t>
+        <w:t>// 输出: DOMTokenList ["active", "visible", length: 2, value: "active visible"]</w:t>
       </w:r>
     </w:p>
     <w:p>
@@ -3861,23 +3632,7 @@
           <w:b/>
           <w:bCs/>
         </w:rPr>
-        <w:t>拥有数字索引和 length 属性，但没有继承自 </w:t>
-      </w:r>
-      <w:proofErr w:type="spellStart"/>
-      <w:r>
-        <w:rPr>
-          <w:b/>
-          <w:bCs/>
-        </w:rPr>
-        <w:t>Array.prototype</w:t>
-      </w:r>
-      <w:proofErr w:type="spellEnd"/>
-      <w:r>
-        <w:rPr>
-          <w:b/>
-          <w:bCs/>
-        </w:rPr>
-        <w:t> 方法的对象</w:t>
+        <w:t>拥有数字索引和 length 属性，但没有继承自 Array.prototype 方法的对象</w:t>
       </w:r>
       <w:r>
         <w:t>。</w:t>
@@ -3909,21 +3664,8 @@
           <w:rFonts w:hint="eastAsia"/>
         </w:rPr>
       </w:pPr>
-      <w:proofErr w:type="spellStart"/>
-      <w:r>
-        <w:t>DOMTokenList</w:t>
-      </w:r>
-      <w:proofErr w:type="spellEnd"/>
-      <w:r>
-        <w:t> (</w:t>
-      </w:r>
-      <w:proofErr w:type="spellStart"/>
-      <w:r>
-        <w:t>classList</w:t>
-      </w:r>
-      <w:proofErr w:type="spellEnd"/>
-      <w:r>
-        <w:t>)</w:t>
+      <w:r>
+        <w:t>DOMTokenList (classList)</w:t>
       </w:r>
     </w:p>
     <w:p>
@@ -3936,21 +3678,8 @@
           <w:rFonts w:hint="eastAsia"/>
         </w:rPr>
       </w:pPr>
-      <w:proofErr w:type="spellStart"/>
-      <w:r>
-        <w:t>NodeList</w:t>
-      </w:r>
-      <w:proofErr w:type="spellEnd"/>
-      <w:r>
-        <w:t> (</w:t>
-      </w:r>
-      <w:proofErr w:type="spellStart"/>
-      <w:r>
-        <w:t>document.querySelectorAll</w:t>
-      </w:r>
-      <w:proofErr w:type="spellEnd"/>
-      <w:r>
-        <w:t>() 的返回值)</w:t>
+      <w:r>
+        <w:t>NodeList (document.querySelectorAll() 的返回值)</w:t>
       </w:r>
     </w:p>
     <w:p>
@@ -3963,21 +3692,8 @@
           <w:rFonts w:hint="eastAsia"/>
         </w:rPr>
       </w:pPr>
-      <w:proofErr w:type="spellStart"/>
-      <w:r>
-        <w:t>HTMLCollection</w:t>
-      </w:r>
-      <w:proofErr w:type="spellEnd"/>
-      <w:r>
-        <w:t> (</w:t>
-      </w:r>
-      <w:proofErr w:type="spellStart"/>
-      <w:r>
-        <w:t>document.getElementsByClassName</w:t>
-      </w:r>
-      <w:proofErr w:type="spellEnd"/>
-      <w:r>
-        <w:t>() 的返回值)</w:t>
+      <w:r>
+        <w:t>HTMLCollection (document.getElementsByClassName() 的返回值)</w:t>
       </w:r>
     </w:p>
     <w:p>
@@ -4045,38 +3761,17 @@
           <w:b/>
           <w:bCs/>
         </w:rPr>
-        <w:t xml:space="preserve">3. 使用 </w:t>
-      </w:r>
-      <w:proofErr w:type="spellStart"/>
-      <w:r>
-        <w:rPr>
-          <w:b/>
-          <w:bCs/>
-        </w:rPr>
-        <w:t>Array.from</w:t>
-      </w:r>
-      <w:proofErr w:type="spellEnd"/>
-      <w:r>
-        <w:rPr>
-          <w:b/>
-          <w:bCs/>
-        </w:rPr>
-        <w:t>() 进行转换</w:t>
-      </w:r>
-    </w:p>
-    <w:p>
-      <w:pPr>
-        <w:rPr>
-          <w:rFonts w:hint="eastAsia"/>
-        </w:rPr>
-      </w:pPr>
-      <w:proofErr w:type="spellStart"/>
-      <w:r>
-        <w:t>Array.from</w:t>
-      </w:r>
-      <w:proofErr w:type="spellEnd"/>
-      <w:r>
-        <w:t>() 是 ES6 引入的方法，专门用于将</w:t>
+        <w:t>3. 使用 Array.from() 进行转换</w:t>
+      </w:r>
+    </w:p>
+    <w:p>
+      <w:pPr>
+        <w:rPr>
+          <w:rFonts w:hint="eastAsia"/>
+        </w:rPr>
+      </w:pPr>
+      <w:r>
+        <w:t>Array.from() 是 ES6 引入的方法，专门用于将</w:t>
       </w:r>
       <w:r>
         <w:rPr>
@@ -4121,11 +3816,9 @@
           <w:rFonts w:hint="eastAsia"/>
         </w:rPr>
       </w:pPr>
-      <w:proofErr w:type="spellStart"/>
       <w:r>
         <w:t>javascript</w:t>
       </w:r>
-      <w:proofErr w:type="spellEnd"/>
     </w:p>
     <w:p>
       <w:pPr>
@@ -4144,23 +3837,7 @@
         </w:rPr>
       </w:pPr>
       <w:r>
-        <w:t xml:space="preserve">const </w:t>
-      </w:r>
-      <w:proofErr w:type="spellStart"/>
-      <w:r>
-        <w:t>classList</w:t>
-      </w:r>
-      <w:proofErr w:type="spellEnd"/>
-      <w:r>
-        <w:t xml:space="preserve"> = </w:t>
-      </w:r>
-      <w:proofErr w:type="spellStart"/>
-      <w:r>
-        <w:t>element.classList</w:t>
-      </w:r>
-      <w:proofErr w:type="spellEnd"/>
-      <w:r>
-        <w:t>;</w:t>
+        <w:t>const classList = element.classList;</w:t>
       </w:r>
     </w:p>
     <w:p>
@@ -4206,31 +3883,7 @@
         </w:rPr>
       </w:pPr>
       <w:r>
-        <w:t xml:space="preserve">const </w:t>
-      </w:r>
-      <w:proofErr w:type="spellStart"/>
-      <w:r>
-        <w:t>classArray</w:t>
-      </w:r>
-      <w:proofErr w:type="spellEnd"/>
-      <w:r>
-        <w:t xml:space="preserve"> = </w:t>
-      </w:r>
-      <w:proofErr w:type="spellStart"/>
-      <w:r>
-        <w:t>Array.from</w:t>
-      </w:r>
-      <w:proofErr w:type="spellEnd"/>
-      <w:r>
-        <w:t>(</w:t>
-      </w:r>
-      <w:proofErr w:type="spellStart"/>
-      <w:r>
-        <w:t>classList</w:t>
-      </w:r>
-      <w:proofErr w:type="spellEnd"/>
-      <w:r>
-        <w:t>);</w:t>
+        <w:t>const classArray = Array.from(classList);</w:t>
       </w:r>
     </w:p>
     <w:p>
@@ -4261,81 +3914,17 @@
         </w:rPr>
       </w:pPr>
       <w:r>
-        <w:t xml:space="preserve">const </w:t>
-      </w:r>
-      <w:proofErr w:type="spellStart"/>
-      <w:r>
-        <w:t>activeClasses</w:t>
-      </w:r>
-      <w:proofErr w:type="spellEnd"/>
-      <w:r>
-        <w:t xml:space="preserve"> = </w:t>
-      </w:r>
-      <w:proofErr w:type="spellStart"/>
-      <w:r>
-        <w:t>classArray.filter</w:t>
-      </w:r>
-      <w:proofErr w:type="spellEnd"/>
-      <w:r>
-        <w:t>(</w:t>
-      </w:r>
-      <w:proofErr w:type="spellStart"/>
-      <w:r>
-        <w:t>cls</w:t>
-      </w:r>
-      <w:proofErr w:type="spellEnd"/>
-      <w:r>
-        <w:t xml:space="preserve"> =&gt; </w:t>
-      </w:r>
-      <w:proofErr w:type="spellStart"/>
-      <w:r>
-        <w:t>cls.startsWith</w:t>
-      </w:r>
-      <w:proofErr w:type="spellEnd"/>
-      <w:r>
-        <w:t>('is-'));</w:t>
-      </w:r>
-    </w:p>
-    <w:p>
-      <w:pPr>
-        <w:rPr>
-          <w:rFonts w:hint="eastAsia"/>
-        </w:rPr>
-      </w:pPr>
-      <w:r>
-        <w:t xml:space="preserve">const </w:t>
-      </w:r>
-      <w:proofErr w:type="spellStart"/>
-      <w:r>
-        <w:t>upperClasses</w:t>
-      </w:r>
-      <w:proofErr w:type="spellEnd"/>
-      <w:r>
-        <w:t xml:space="preserve"> = </w:t>
-      </w:r>
-      <w:proofErr w:type="spellStart"/>
-      <w:r>
-        <w:t>classArray.map</w:t>
-      </w:r>
-      <w:proofErr w:type="spellEnd"/>
-      <w:r>
-        <w:t>(</w:t>
-      </w:r>
-      <w:proofErr w:type="spellStart"/>
-      <w:r>
-        <w:t>cls</w:t>
-      </w:r>
-      <w:proofErr w:type="spellEnd"/>
-      <w:r>
-        <w:t xml:space="preserve"> =&gt; </w:t>
-      </w:r>
-      <w:proofErr w:type="spellStart"/>
-      <w:r>
-        <w:t>cls.toUpperCase</w:t>
-      </w:r>
-      <w:proofErr w:type="spellEnd"/>
-      <w:r>
-        <w:t>());</w:t>
+        <w:t>const activeClasses = classArray.filter(cls =&gt; cls.startsWith('is-'));</w:t>
+      </w:r>
+    </w:p>
+    <w:p>
+      <w:pPr>
+        <w:rPr>
+          <w:rFonts w:hint="eastAsia"/>
+        </w:rPr>
+      </w:pPr>
+      <w:r>
+        <w:t>const upperClasses = classArray.map(cls =&gt; cls.toUpperCase());</w:t>
       </w:r>
     </w:p>
     <w:p>
@@ -4360,34 +3949,19 @@
           <w:rFonts w:hint="eastAsia"/>
         </w:rPr>
       </w:pPr>
-      <w:proofErr w:type="spellStart"/>
-      <w:r>
-        <w:t>Array.from</w:t>
-      </w:r>
-      <w:proofErr w:type="spellEnd"/>
-      <w:r>
-        <w:t xml:space="preserve"> 接受第二个参数作为 </w:t>
-      </w:r>
-      <w:proofErr w:type="spellStart"/>
-      <w:r>
-        <w:t>mapFn</w:t>
-      </w:r>
-      <w:proofErr w:type="spellEnd"/>
-      <w:r>
-        <w:t>，可以在转换的同时进行处理，避免创建中间数组：</w:t>
-      </w:r>
-    </w:p>
-    <w:p>
-      <w:pPr>
-        <w:rPr>
-          <w:rFonts w:hint="eastAsia"/>
-        </w:rPr>
-      </w:pPr>
-      <w:proofErr w:type="spellStart"/>
+      <w:r>
+        <w:t>Array.from 接受第二个参数作为 mapFn，可以在转换的同时进行处理，避免创建中间数组：</w:t>
+      </w:r>
+    </w:p>
+    <w:p>
+      <w:pPr>
+        <w:rPr>
+          <w:rFonts w:hint="eastAsia"/>
+        </w:rPr>
+      </w:pPr>
       <w:r>
         <w:t>javascript</w:t>
       </w:r>
-      <w:proofErr w:type="spellEnd"/>
     </w:p>
     <w:p>
       <w:pPr>
@@ -4420,57 +3994,17 @@
         </w:rPr>
       </w:pPr>
       <w:r>
-        <w:t xml:space="preserve">const result = </w:t>
-      </w:r>
-      <w:proofErr w:type="spellStart"/>
-      <w:r>
-        <w:t>Array.from</w:t>
-      </w:r>
-      <w:proofErr w:type="spellEnd"/>
-      <w:r>
-        <w:t>(</w:t>
-      </w:r>
-      <w:proofErr w:type="spellStart"/>
-      <w:r>
-        <w:t>element.classList</w:t>
-      </w:r>
-      <w:proofErr w:type="spellEnd"/>
-      <w:r>
-        <w:t xml:space="preserve">, </w:t>
-      </w:r>
-      <w:proofErr w:type="spellStart"/>
-      <w:r>
-        <w:t>cls</w:t>
-      </w:r>
-      <w:proofErr w:type="spellEnd"/>
-      <w:r>
-        <w:t xml:space="preserve"> =&gt; {</w:t>
-      </w:r>
-    </w:p>
-    <w:p>
-      <w:pPr>
-        <w:rPr>
-          <w:rFonts w:hint="eastAsia"/>
-        </w:rPr>
-      </w:pPr>
-      <w:r>
-        <w:t xml:space="preserve">    return </w:t>
-      </w:r>
-      <w:proofErr w:type="spellStart"/>
-      <w:r>
-        <w:t>cls.includes</w:t>
-      </w:r>
-      <w:proofErr w:type="spellEnd"/>
-      <w:r>
-        <w:t xml:space="preserve">('--') ? </w:t>
-      </w:r>
-      <w:proofErr w:type="spellStart"/>
-      <w:r>
-        <w:t>cls</w:t>
-      </w:r>
-      <w:proofErr w:type="spellEnd"/>
-      <w:r>
-        <w:t xml:space="preserve"> : null;</w:t>
+        <w:t>const result = Array.from(element.classList, cls =&gt; {</w:t>
+      </w:r>
+    </w:p>
+    <w:p>
+      <w:pPr>
+        <w:rPr>
+          <w:rFonts w:hint="eastAsia"/>
+        </w:rPr>
+      </w:pPr>
+      <w:r>
+        <w:t xml:space="preserve">    return cls.includes('--') ? cls : null;</w:t>
       </w:r>
     </w:p>
     <w:p>
@@ -4635,13 +4169,8 @@
                 <w:rFonts w:hint="eastAsia"/>
               </w:rPr>
             </w:pPr>
-            <w:proofErr w:type="spellStart"/>
             <w:r>
-              <w:t>Array.from</w:t>
-            </w:r>
-            <w:proofErr w:type="spellEnd"/>
-            <w:r>
-              <w:t>(obj)</w:t>
+              <w:t>Array.from(obj)</w:t>
             </w:r>
           </w:p>
         </w:tc>
@@ -4782,13 +4311,8 @@
                 <w:rFonts w:hint="eastAsia"/>
               </w:rPr>
             </w:pPr>
-            <w:proofErr w:type="spellStart"/>
             <w:r>
-              <w:t>Array.prototype.slice.call</w:t>
-            </w:r>
-            <w:proofErr w:type="spellEnd"/>
-            <w:r>
-              <w:t>(obj)</w:t>
+              <w:t>Array.prototype.slice.call(obj)</w:t>
             </w:r>
           </w:p>
         </w:tc>
@@ -4854,41 +4378,17 @@
           <w:b/>
           <w:bCs/>
         </w:rPr>
-        <w:t xml:space="preserve">4. Selector 选择器与 </w:t>
-      </w:r>
-      <w:proofErr w:type="spellStart"/>
-      <w:r>
-        <w:rPr>
-          <w:b/>
-          <w:bCs/>
-        </w:rPr>
-        <w:t>classList</w:t>
-      </w:r>
-      <w:proofErr w:type="spellEnd"/>
-      <w:r>
-        <w:rPr>
-          <w:b/>
-          <w:bCs/>
-        </w:rPr>
-        <w:t xml:space="preserve"> 的配合</w:t>
-      </w:r>
-    </w:p>
-    <w:p>
-      <w:pPr>
-        <w:rPr>
-          <w:rFonts w:hint="eastAsia"/>
-        </w:rPr>
-      </w:pPr>
-      <w:r>
-        <w:t>在实际开发中，</w:t>
-      </w:r>
-      <w:proofErr w:type="spellStart"/>
-      <w:r>
-        <w:t>classList</w:t>
-      </w:r>
-      <w:proofErr w:type="spellEnd"/>
-      <w:r>
-        <w:t> 很少单独使用，通常与 CSS 选择器配合完成"查找 → 操作"的流程。</w:t>
+        <w:t>4. Selector 选择器与 classList 的配合</w:t>
+      </w:r>
+    </w:p>
+    <w:p>
+      <w:pPr>
+        <w:rPr>
+          <w:rFonts w:hint="eastAsia"/>
+        </w:rPr>
+      </w:pPr>
+      <w:r>
+        <w:t>在实际开发中，classList 很少单独使用，通常与 CSS 选择器配合完成"查找 → 操作"的流程。</w:t>
       </w:r>
     </w:p>
     <w:p>
@@ -4913,11 +4413,9 @@
           <w:rFonts w:hint="eastAsia"/>
         </w:rPr>
       </w:pPr>
-      <w:proofErr w:type="spellStart"/>
       <w:r>
         <w:t>javascript</w:t>
       </w:r>
-      <w:proofErr w:type="spellEnd"/>
     </w:p>
     <w:p>
       <w:pPr>
@@ -4950,23 +4448,7 @@
         </w:rPr>
       </w:pPr>
       <w:r>
-        <w:t xml:space="preserve">const el = </w:t>
-      </w:r>
-      <w:proofErr w:type="spellStart"/>
-      <w:r>
-        <w:t>document.querySelector</w:t>
-      </w:r>
-      <w:proofErr w:type="spellEnd"/>
-      <w:r>
-        <w:t>('.nav-</w:t>
-      </w:r>
-      <w:proofErr w:type="spellStart"/>
-      <w:r>
-        <w:t>item.active</w:t>
-      </w:r>
-      <w:proofErr w:type="spellEnd"/>
-      <w:r>
-        <w:t>');</w:t>
+        <w:t>const el = document.querySelector('.nav-item.active');</w:t>
       </w:r>
     </w:p>
     <w:p>
@@ -4987,171 +4469,135 @@
           <w:i/>
           <w:iCs/>
         </w:rPr>
-        <w:t xml:space="preserve">// 多个元素（返回 </w:t>
-      </w:r>
-      <w:proofErr w:type="spellStart"/>
+        <w:t>// 多个元素（返回 NodeList 伪数组）</w:t>
+      </w:r>
+    </w:p>
+    <w:p>
+      <w:pPr>
+        <w:rPr>
+          <w:rFonts w:hint="eastAsia"/>
+        </w:rPr>
+      </w:pPr>
+      <w:r>
+        <w:t>const items = document.querySelectorAll('.list-item');</w:t>
+      </w:r>
+    </w:p>
+    <w:p>
+      <w:pPr>
+        <w:rPr>
+          <w:rFonts w:hint="eastAsia"/>
+          <w:b/>
+          <w:bCs/>
+        </w:rPr>
+      </w:pPr>
+      <w:r>
+        <w:rPr>
+          <w:b/>
+          <w:bCs/>
+        </w:rPr>
+        <w:t>实战示例：批量操作类名</w:t>
+      </w:r>
+    </w:p>
+    <w:p>
+      <w:pPr>
+        <w:rPr>
+          <w:rFonts w:hint="eastAsia"/>
+        </w:rPr>
+      </w:pPr>
+      <w:r>
+        <w:t>javascript</w:t>
+      </w:r>
+    </w:p>
+    <w:p>
+      <w:pPr>
+        <w:rPr>
+          <w:rFonts w:hint="eastAsia"/>
+        </w:rPr>
+      </w:pPr>
+      <w:r>
+        <w:t>编辑</w:t>
+      </w:r>
+    </w:p>
+    <w:p>
+      <w:pPr>
+        <w:rPr>
+          <w:rFonts w:hint="eastAsia"/>
+        </w:rPr>
+      </w:pPr>
       <w:r>
         <w:rPr>
           <w:i/>
           <w:iCs/>
         </w:rPr>
-        <w:t>NodeList</w:t>
-      </w:r>
-      <w:proofErr w:type="spellEnd"/>
+        <w:t>// 场景：将所有带有 .card 的元素中，含有 .disabled 的类名提取出来并移除</w:t>
+      </w:r>
+    </w:p>
+    <w:p>
+      <w:pPr>
+        <w:rPr>
+          <w:rFonts w:hint="eastAsia"/>
+        </w:rPr>
+      </w:pPr>
+    </w:p>
+    <w:p>
+      <w:pPr>
+        <w:rPr>
+          <w:rFonts w:hint="eastAsia"/>
+        </w:rPr>
+      </w:pPr>
+      <w:r>
+        <w:t xml:space="preserve">const cards = document.querySelectorAll('.card'); </w:t>
+      </w:r>
       <w:r>
         <w:rPr>
           <w:i/>
           <w:iCs/>
         </w:rPr>
-        <w:t xml:space="preserve"> 伪数组）</w:t>
-      </w:r>
-    </w:p>
-    <w:p>
-      <w:pPr>
-        <w:rPr>
-          <w:rFonts w:hint="eastAsia"/>
-        </w:rPr>
-      </w:pPr>
-      <w:r>
-        <w:t xml:space="preserve">const items = </w:t>
-      </w:r>
-      <w:proofErr w:type="spellStart"/>
-      <w:r>
-        <w:t>document.querySelectorAll</w:t>
-      </w:r>
-      <w:proofErr w:type="spellEnd"/>
-      <w:r>
-        <w:t>('.list-item');</w:t>
-      </w:r>
-    </w:p>
-    <w:p>
-      <w:pPr>
-        <w:rPr>
-          <w:rFonts w:hint="eastAsia"/>
-          <w:b/>
-          <w:bCs/>
-        </w:rPr>
-      </w:pPr>
-      <w:r>
-        <w:rPr>
-          <w:b/>
-          <w:bCs/>
-        </w:rPr>
-        <w:t>实战示例：批量操作类名</w:t>
-      </w:r>
-    </w:p>
-    <w:p>
-      <w:pPr>
-        <w:rPr>
-          <w:rFonts w:hint="eastAsia"/>
-        </w:rPr>
-      </w:pPr>
-      <w:proofErr w:type="spellStart"/>
-      <w:r>
-        <w:t>javascript</w:t>
-      </w:r>
-      <w:proofErr w:type="spellEnd"/>
-    </w:p>
-    <w:p>
-      <w:pPr>
-        <w:rPr>
-          <w:rFonts w:hint="eastAsia"/>
-        </w:rPr>
-      </w:pPr>
-      <w:r>
-        <w:t>编辑</w:t>
-      </w:r>
-    </w:p>
-    <w:p>
-      <w:pPr>
-        <w:rPr>
-          <w:rFonts w:hint="eastAsia"/>
-        </w:rPr>
-      </w:pPr>
+        <w:t>// NodeList (伪数组)</w:t>
+      </w:r>
+    </w:p>
+    <w:p>
+      <w:pPr>
+        <w:rPr>
+          <w:rFonts w:hint="eastAsia"/>
+        </w:rPr>
+      </w:pPr>
+    </w:p>
+    <w:p>
+      <w:pPr>
+        <w:rPr>
+          <w:rFonts w:hint="eastAsia"/>
+        </w:rPr>
+      </w:pPr>
+      <w:r>
+        <w:t>Array.from(cards).forEach(card =&gt; {</w:t>
+      </w:r>
+    </w:p>
+    <w:p>
+      <w:pPr>
+        <w:rPr>
+          <w:rFonts w:hint="eastAsia"/>
+        </w:rPr>
+      </w:pPr>
+      <w:r>
+        <w:t xml:space="preserve">    </w:t>
+      </w:r>
       <w:r>
         <w:rPr>
           <w:i/>
           <w:iCs/>
         </w:rPr>
-        <w:t>// 场景：将所有带有 .card 的元素中，含有 .disabled 的类名提取出来并移除</w:t>
-      </w:r>
-    </w:p>
-    <w:p>
-      <w:pPr>
-        <w:rPr>
-          <w:rFonts w:hint="eastAsia"/>
-        </w:rPr>
-      </w:pPr>
-    </w:p>
-    <w:p>
-      <w:pPr>
-        <w:rPr>
-          <w:rFonts w:hint="eastAsia"/>
-        </w:rPr>
-      </w:pPr>
-      <w:r>
-        <w:t xml:space="preserve">const cards = </w:t>
-      </w:r>
-      <w:proofErr w:type="spellStart"/>
-      <w:r>
-        <w:t>document.querySelectorAll</w:t>
-      </w:r>
-      <w:proofErr w:type="spellEnd"/>
-      <w:r>
-        <w:t xml:space="preserve">('.card'); </w:t>
-      </w:r>
-      <w:r>
-        <w:rPr>
-          <w:i/>
-          <w:iCs/>
-        </w:rPr>
-        <w:t xml:space="preserve">// </w:t>
-      </w:r>
-      <w:proofErr w:type="spellStart"/>
-      <w:r>
-        <w:rPr>
-          <w:i/>
-          <w:iCs/>
-        </w:rPr>
-        <w:t>NodeList</w:t>
-      </w:r>
-      <w:proofErr w:type="spellEnd"/>
-      <w:r>
-        <w:rPr>
-          <w:i/>
-          <w:iCs/>
-        </w:rPr>
-        <w:t xml:space="preserve"> (伪数组)</w:t>
-      </w:r>
-    </w:p>
-    <w:p>
-      <w:pPr>
-        <w:rPr>
-          <w:rFonts w:hint="eastAsia"/>
-        </w:rPr>
-      </w:pPr>
-    </w:p>
-    <w:p>
-      <w:pPr>
-        <w:rPr>
-          <w:rFonts w:hint="eastAsia"/>
-        </w:rPr>
-      </w:pPr>
-      <w:proofErr w:type="spellStart"/>
-      <w:r>
-        <w:t>Array.from</w:t>
-      </w:r>
-      <w:proofErr w:type="spellEnd"/>
-      <w:r>
-        <w:t>(cards).</w:t>
-      </w:r>
-      <w:proofErr w:type="spellStart"/>
-      <w:r>
-        <w:t>forEach</w:t>
-      </w:r>
-      <w:proofErr w:type="spellEnd"/>
-      <w:r>
-        <w:t>(card =&gt; {</w:t>
+        <w:t>// card.classList 也是伪数组 (DOMTokenList)</w:t>
+      </w:r>
+    </w:p>
+    <w:p>
+      <w:pPr>
+        <w:rPr>
+          <w:rFonts w:hint="eastAsia"/>
+        </w:rPr>
+      </w:pPr>
+      <w:r>
+        <w:t xml:space="preserve">    const classes = Array.from(card.classList);</w:t>
       </w:r>
     </w:p>
     <w:p>
@@ -5163,134 +4609,35 @@
       <w:r>
         <w:t xml:space="preserve">    </w:t>
       </w:r>
-      <w:r>
-        <w:rPr>
-          <w:i/>
-          <w:iCs/>
-        </w:rPr>
-        <w:t xml:space="preserve">// </w:t>
-      </w:r>
-      <w:proofErr w:type="spellStart"/>
-      <w:r>
-        <w:rPr>
-          <w:i/>
-          <w:iCs/>
-        </w:rPr>
-        <w:t>card.classList</w:t>
-      </w:r>
-      <w:proofErr w:type="spellEnd"/>
-      <w:r>
-        <w:rPr>
-          <w:i/>
-          <w:iCs/>
-        </w:rPr>
-        <w:t xml:space="preserve"> 也是伪数组 (</w:t>
-      </w:r>
-      <w:proofErr w:type="spellStart"/>
-      <w:r>
-        <w:rPr>
-          <w:i/>
-          <w:iCs/>
-        </w:rPr>
-        <w:t>DOMTokenList</w:t>
-      </w:r>
-      <w:proofErr w:type="spellEnd"/>
-      <w:r>
-        <w:rPr>
-          <w:i/>
-          <w:iCs/>
-        </w:rPr>
-        <w:t>)</w:t>
-      </w:r>
-    </w:p>
-    <w:p>
-      <w:pPr>
-        <w:rPr>
-          <w:rFonts w:hint="eastAsia"/>
-        </w:rPr>
-      </w:pPr>
-      <w:r>
-        <w:t xml:space="preserve">    const classes = </w:t>
-      </w:r>
-      <w:proofErr w:type="spellStart"/>
-      <w:r>
-        <w:t>Array.from</w:t>
-      </w:r>
-      <w:proofErr w:type="spellEnd"/>
-      <w:r>
-        <w:t>(</w:t>
-      </w:r>
-      <w:proofErr w:type="spellStart"/>
-      <w:r>
-        <w:t>card.classList</w:t>
-      </w:r>
-      <w:proofErr w:type="spellEnd"/>
-      <w:r>
-        <w:t>);</w:t>
-      </w:r>
-    </w:p>
-    <w:p>
-      <w:pPr>
-        <w:rPr>
-          <w:rFonts w:hint="eastAsia"/>
-        </w:rPr>
-      </w:pPr>
-      <w:r>
-        <w:t xml:space="preserve">    </w:t>
-      </w:r>
-    </w:p>
-    <w:p>
-      <w:pPr>
-        <w:rPr>
-          <w:rFonts w:hint="eastAsia"/>
-        </w:rPr>
-      </w:pPr>
-      <w:r>
-        <w:t xml:space="preserve">    if (</w:t>
-      </w:r>
-      <w:proofErr w:type="spellStart"/>
-      <w:r>
-        <w:t>classes.includes</w:t>
-      </w:r>
-      <w:proofErr w:type="spellEnd"/>
-      <w:r>
-        <w:t>('disabled')) {</w:t>
-      </w:r>
-    </w:p>
-    <w:p>
-      <w:pPr>
-        <w:rPr>
-          <w:rFonts w:hint="eastAsia"/>
-        </w:rPr>
-      </w:pPr>
-      <w:r>
-        <w:t xml:space="preserve">        </w:t>
-      </w:r>
-      <w:proofErr w:type="spellStart"/>
-      <w:r>
-        <w:t>card.classList.remove</w:t>
-      </w:r>
-      <w:proofErr w:type="spellEnd"/>
-      <w:r>
-        <w:t>('disabled');</w:t>
-      </w:r>
-    </w:p>
-    <w:p>
-      <w:pPr>
-        <w:rPr>
-          <w:rFonts w:hint="eastAsia"/>
-        </w:rPr>
-      </w:pPr>
-      <w:r>
-        <w:t xml:space="preserve">        </w:t>
-      </w:r>
-      <w:proofErr w:type="spellStart"/>
-      <w:r>
-        <w:t>card.setAttribute</w:t>
-      </w:r>
-      <w:proofErr w:type="spellEnd"/>
-      <w:r>
-        <w:t>('aria-disabled', 'false');</w:t>
+    </w:p>
+    <w:p>
+      <w:pPr>
+        <w:rPr>
+          <w:rFonts w:hint="eastAsia"/>
+        </w:rPr>
+      </w:pPr>
+      <w:r>
+        <w:t xml:space="preserve">    if (classes.includes('disabled')) {</w:t>
+      </w:r>
+    </w:p>
+    <w:p>
+      <w:pPr>
+        <w:rPr>
+          <w:rFonts w:hint="eastAsia"/>
+        </w:rPr>
+      </w:pPr>
+      <w:r>
+        <w:t xml:space="preserve">        card.classList.remove('disabled');</w:t>
+      </w:r>
+    </w:p>
+    <w:p>
+      <w:pPr>
+        <w:rPr>
+          <w:rFonts w:hint="eastAsia"/>
+        </w:rPr>
+      </w:pPr>
+      <w:r>
+        <w:t xml:space="preserve">        card.setAttribute('aria-disabled', 'false');</w:t>
       </w:r>
     </w:p>
     <w:p>
@@ -5326,23 +4673,7 @@
           <w:b/>
           <w:bCs/>
         </w:rPr>
-        <w:t xml:space="preserve">选择器字符串 vs </w:t>
-      </w:r>
-      <w:proofErr w:type="spellStart"/>
-      <w:r>
-        <w:rPr>
-          <w:b/>
-          <w:bCs/>
-        </w:rPr>
-        <w:t>classList</w:t>
-      </w:r>
-      <w:proofErr w:type="spellEnd"/>
-      <w:r>
-        <w:rPr>
-          <w:b/>
-          <w:bCs/>
-        </w:rPr>
-        <w:t xml:space="preserve"> 的区别</w:t>
+        <w:t>选择器字符串 vs classList 的区别</w:t>
       </w:r>
     </w:p>
     <w:p>
@@ -5443,23 +4774,7 @@
                 <w:b/>
                 <w:bCs/>
               </w:rPr>
-              <w:t>CSS 选择器 (</w:t>
-            </w:r>
-            <w:proofErr w:type="spellStart"/>
-            <w:r>
-              <w:rPr>
-                <w:b/>
-                <w:bCs/>
-              </w:rPr>
-              <w:t>querySelector</w:t>
-            </w:r>
-            <w:proofErr w:type="spellEnd"/>
-            <w:r>
-              <w:rPr>
-                <w:b/>
-                <w:bCs/>
-              </w:rPr>
-              <w:t>)</w:t>
+              <w:t>CSS 选择器 (querySelector)</w:t>
             </w:r>
           </w:p>
         </w:tc>
@@ -5490,7 +4805,6 @@
                 <w:bCs/>
               </w:rPr>
             </w:pPr>
-            <w:proofErr w:type="spellStart"/>
             <w:r>
               <w:rPr>
                 <w:b/>
@@ -5498,7 +4812,6 @@
               </w:rPr>
               <w:t>classListAPI</w:t>
             </w:r>
-            <w:proofErr w:type="spellEnd"/>
           </w:p>
         </w:tc>
       </w:tr>
@@ -5669,23 +4982,7 @@
               </w:rPr>
             </w:pPr>
             <w:r>
-              <w:t>CSS 语法字符串 (.</w:t>
-            </w:r>
-            <w:proofErr w:type="spellStart"/>
-            <w:r>
-              <w:t>a.b</w:t>
-            </w:r>
-            <w:proofErr w:type="spellEnd"/>
-            <w:r>
-              <w:t>, #id &gt; .</w:t>
-            </w:r>
-            <w:proofErr w:type="spellStart"/>
-            <w:r>
-              <w:t>cls</w:t>
-            </w:r>
-            <w:proofErr w:type="spellEnd"/>
-            <w:r>
-              <w:t>)</w:t>
+              <w:t>CSS 语法字符串 (.a.b, #id &gt; .cls)</w:t>
             </w:r>
           </w:p>
         </w:tc>
@@ -5778,15 +5075,7 @@
               </w:rPr>
             </w:pPr>
             <w:r>
-              <w:t xml:space="preserve">Element / </w:t>
-            </w:r>
-            <w:proofErr w:type="spellStart"/>
-            <w:r>
-              <w:t>NodeList</w:t>
-            </w:r>
-            <w:proofErr w:type="spellEnd"/>
-            <w:r>
-              <w:t xml:space="preserve"> / null</w:t>
+              <w:t>Element / NodeList / null</w:t>
             </w:r>
           </w:p>
         </w:tc>
@@ -5814,11 +5103,9 @@
                 <w:rFonts w:hint="eastAsia"/>
               </w:rPr>
             </w:pPr>
-            <w:proofErr w:type="spellStart"/>
             <w:r>
               <w:t>DOMTokenList</w:t>
             </w:r>
-            <w:proofErr w:type="spellEnd"/>
           </w:p>
         </w:tc>
       </w:tr>
@@ -5910,13 +5197,8 @@
               </w:rPr>
             </w:pPr>
             <w:r>
-              <w:t xml:space="preserve">再对找到的元素操作 </w:t>
+              <w:t>再对找到的元素操作 classList</w:t>
             </w:r>
-            <w:proofErr w:type="spellStart"/>
-            <w:r>
-              <w:t>classList</w:t>
-            </w:r>
-            <w:proofErr w:type="spellEnd"/>
           </w:p>
         </w:tc>
       </w:tr>
@@ -5955,21 +5237,8 @@
           <w:rFonts w:hint="eastAsia"/>
         </w:rPr>
       </w:pPr>
-      <w:proofErr w:type="spellStart"/>
-      <w:r>
-        <w:t>classList</w:t>
-      </w:r>
-      <w:proofErr w:type="spellEnd"/>
-      <w:r>
-        <w:t> 返回 </w:t>
-      </w:r>
-      <w:proofErr w:type="spellStart"/>
-      <w:r>
-        <w:t>DOMTokenList</w:t>
-      </w:r>
-      <w:proofErr w:type="spellEnd"/>
-      <w:r>
-        <w:t>，是伪数组，自带 add/remove/toggle 但缺少 map/filter。</w:t>
+      <w:r>
+        <w:t>classList 返回 DOMTokenList，是伪数组，自带 add/remove/toggle 但缺少 map/filter。</w:t>
       </w:r>
     </w:p>
     <w:p>
@@ -5996,13 +5265,8 @@
           <w:rFonts w:hint="eastAsia"/>
         </w:rPr>
       </w:pPr>
-      <w:proofErr w:type="spellStart"/>
-      <w:r>
-        <w:t>Array.from</w:t>
-      </w:r>
-      <w:proofErr w:type="spellEnd"/>
-      <w:r>
-        <w:t>() 是将伪数组转为真数组的最佳实践，支持同时映射。</w:t>
+      <w:r>
+        <w:t>Array.from() 是将伪数组转为真数组的最佳实践，支持同时映射。</w:t>
       </w:r>
     </w:p>
     <w:p>
@@ -6016,47 +5280,7 @@
         </w:rPr>
       </w:pPr>
       <w:r>
-        <w:t>工作流：</w:t>
-      </w:r>
-      <w:proofErr w:type="spellStart"/>
-      <w:r>
-        <w:t>querySelector</w:t>
-      </w:r>
-      <w:proofErr w:type="spellEnd"/>
-      <w:r>
-        <w:t> 选元素 → </w:t>
-      </w:r>
-      <w:proofErr w:type="spellStart"/>
-      <w:r>
-        <w:t>Array.from</w:t>
-      </w:r>
-      <w:proofErr w:type="spellEnd"/>
-      <w:r>
-        <w:t xml:space="preserve"> 转 </w:t>
-      </w:r>
-      <w:proofErr w:type="spellStart"/>
-      <w:r>
-        <w:t>NodeList</w:t>
-      </w:r>
-      <w:proofErr w:type="spellEnd"/>
-      <w:r>
-        <w:t xml:space="preserve"> → 遍历每个元素 → 操作 </w:t>
-      </w:r>
-      <w:proofErr w:type="spellStart"/>
-      <w:r>
-        <w:t>classList</w:t>
-      </w:r>
-      <w:proofErr w:type="spellEnd"/>
-      <w:r>
-        <w:t>（必要时也用 </w:t>
-      </w:r>
-      <w:proofErr w:type="spellStart"/>
-      <w:r>
-        <w:t>Array.from</w:t>
-      </w:r>
-      <w:proofErr w:type="spellEnd"/>
-      <w:r>
-        <w:t> 转换以进行复杂判断）。</w:t>
+        <w:t>工作流：querySelector 选元素 → Array.from 转 NodeList → 遍历每个元素 → 操作 classList（必要时也用 Array.from 转换以进行复杂判断）。</w:t>
       </w:r>
     </w:p>
     <w:p>
@@ -7115,11 +6339,9 @@
           <w:rFonts w:hint="eastAsia"/>
         </w:rPr>
       </w:pPr>
-      <w:proofErr w:type="spellStart"/>
       <w:r>
         <w:t>css</w:t>
       </w:r>
-      <w:proofErr w:type="spellEnd"/>
     </w:p>
     <w:p>
       <w:pPr>
@@ -7389,11 +6611,9 @@
           <w:rFonts w:hint="eastAsia"/>
         </w:rPr>
       </w:pPr>
-      <w:proofErr w:type="spellStart"/>
       <w:r>
         <w:t>css</w:t>
       </w:r>
-      <w:proofErr w:type="spellEnd"/>
     </w:p>
     <w:p>
       <w:pPr>
@@ -7416,43 +6636,129 @@
           <w:i/>
           <w:iCs/>
         </w:rPr>
-        <w:t>/* 包含 &lt;</w:t>
-      </w:r>
-      <w:proofErr w:type="spellStart"/>
+        <w:t>/* 包含 &lt;img&gt; 的 &lt;a&gt; 标签添加特殊样式 */</w:t>
+      </w:r>
+    </w:p>
+    <w:p>
+      <w:pPr>
+        <w:rPr>
+          <w:rFonts w:hint="eastAsia"/>
+        </w:rPr>
+      </w:pPr>
+      <w:r>
+        <w:t>a:has(img) {</w:t>
+      </w:r>
+    </w:p>
+    <w:p>
+      <w:pPr>
+        <w:rPr>
+          <w:rFonts w:hint="eastAsia"/>
+        </w:rPr>
+      </w:pPr>
+      <w:r>
+        <w:t xml:space="preserve">  border: 2px solid gold;</w:t>
+      </w:r>
+    </w:p>
+    <w:p>
+      <w:pPr>
+        <w:rPr>
+          <w:rFonts w:hint="eastAsia"/>
+        </w:rPr>
+      </w:pPr>
+      <w:r>
+        <w:t>}</w:t>
+      </w:r>
+    </w:p>
+    <w:p>
+      <w:pPr>
+        <w:rPr>
+          <w:rFonts w:hint="eastAsia"/>
+        </w:rPr>
+      </w:pPr>
+    </w:p>
+    <w:p>
+      <w:pPr>
+        <w:rPr>
+          <w:rFonts w:hint="eastAsia"/>
+        </w:rPr>
+      </w:pPr>
       <w:r>
         <w:rPr>
           <w:i/>
           <w:iCs/>
         </w:rPr>
-        <w:t>img</w:t>
-      </w:r>
-      <w:proofErr w:type="spellEnd"/>
+        <w:t>/* 含有 .error 子元素的 &lt;form&gt; 变红框 */</w:t>
+      </w:r>
+    </w:p>
+    <w:p>
+      <w:pPr>
+        <w:rPr>
+          <w:rFonts w:hint="eastAsia"/>
+        </w:rPr>
+      </w:pPr>
+      <w:r>
+        <w:t>form:has(.error) {</w:t>
+      </w:r>
+    </w:p>
+    <w:p>
+      <w:pPr>
+        <w:rPr>
+          <w:rFonts w:hint="eastAsia"/>
+        </w:rPr>
+      </w:pPr>
+      <w:r>
+        <w:t xml:space="preserve">  border-color: red;</w:t>
+      </w:r>
+    </w:p>
+    <w:p>
+      <w:pPr>
+        <w:rPr>
+          <w:rFonts w:hint="eastAsia"/>
+        </w:rPr>
+      </w:pPr>
+      <w:r>
+        <w:t>}</w:t>
+      </w:r>
+    </w:p>
+    <w:p>
+      <w:pPr>
+        <w:rPr>
+          <w:rFonts w:hint="eastAsia"/>
+        </w:rPr>
+      </w:pPr>
+    </w:p>
+    <w:p>
+      <w:pPr>
+        <w:rPr>
+          <w:rFonts w:hint="eastAsia"/>
+        </w:rPr>
+      </w:pPr>
       <w:r>
         <w:rPr>
           <w:i/>
           <w:iCs/>
         </w:rPr>
-        <w:t>&gt; 的 &lt;a&gt; 标签添加特殊样式 */</w:t>
-      </w:r>
-    </w:p>
-    <w:p>
-      <w:pPr>
-        <w:rPr>
-          <w:rFonts w:hint="eastAsia"/>
-        </w:rPr>
-      </w:pPr>
-      <w:r>
-        <w:t>a:has(img) {</w:t>
-      </w:r>
-    </w:p>
-    <w:p>
-      <w:pPr>
-        <w:rPr>
-          <w:rFonts w:hint="eastAsia"/>
-        </w:rPr>
-      </w:pPr>
-      <w:r>
-        <w:t xml:space="preserve">  border: 2px solid gold;</w:t>
+        <w:t>/* 后面紧跟着 &lt;p&gt; 的 &lt;h2&gt;（兄弟关系） */</w:t>
+      </w:r>
+    </w:p>
+    <w:p>
+      <w:pPr>
+        <w:rPr>
+          <w:rFonts w:hint="eastAsia"/>
+        </w:rPr>
+      </w:pPr>
+      <w:r>
+        <w:t>h2:has(+ p) {</w:t>
+      </w:r>
+    </w:p>
+    <w:p>
+      <w:pPr>
+        <w:rPr>
+          <w:rFonts w:hint="eastAsia"/>
+        </w:rPr>
+      </w:pPr>
+      <w:r>
+        <w:t xml:space="preserve">  margin-bottom: 0;</w:t>
       </w:r>
     </w:p>
     <w:p>
@@ -7483,113 +6789,6 @@
           <w:i/>
           <w:iCs/>
         </w:rPr>
-        <w:t>/* 含有 .error 子元素的 &lt;form&gt; 变红框 */</w:t>
-      </w:r>
-    </w:p>
-    <w:p>
-      <w:pPr>
-        <w:rPr>
-          <w:rFonts w:hint="eastAsia"/>
-        </w:rPr>
-      </w:pPr>
-      <w:proofErr w:type="spellStart"/>
-      <w:r>
-        <w:t>form:has</w:t>
-      </w:r>
-      <w:proofErr w:type="spellEnd"/>
-      <w:r>
-        <w:t>(.error) {</w:t>
-      </w:r>
-    </w:p>
-    <w:p>
-      <w:pPr>
-        <w:rPr>
-          <w:rFonts w:hint="eastAsia"/>
-        </w:rPr>
-      </w:pPr>
-      <w:r>
-        <w:t xml:space="preserve">  border-color: red;</w:t>
-      </w:r>
-    </w:p>
-    <w:p>
-      <w:pPr>
-        <w:rPr>
-          <w:rFonts w:hint="eastAsia"/>
-        </w:rPr>
-      </w:pPr>
-      <w:r>
-        <w:t>}</w:t>
-      </w:r>
-    </w:p>
-    <w:p>
-      <w:pPr>
-        <w:rPr>
-          <w:rFonts w:hint="eastAsia"/>
-        </w:rPr>
-      </w:pPr>
-    </w:p>
-    <w:p>
-      <w:pPr>
-        <w:rPr>
-          <w:rFonts w:hint="eastAsia"/>
-        </w:rPr>
-      </w:pPr>
-      <w:r>
-        <w:rPr>
-          <w:i/>
-          <w:iCs/>
-        </w:rPr>
-        <w:t>/* 后面紧跟着 &lt;p&gt; 的 &lt;h2&gt;（兄弟关系） */</w:t>
-      </w:r>
-    </w:p>
-    <w:p>
-      <w:pPr>
-        <w:rPr>
-          <w:rFonts w:hint="eastAsia"/>
-        </w:rPr>
-      </w:pPr>
-      <w:r>
-        <w:t>h2:has(+ p) {</w:t>
-      </w:r>
-    </w:p>
-    <w:p>
-      <w:pPr>
-        <w:rPr>
-          <w:rFonts w:hint="eastAsia"/>
-        </w:rPr>
-      </w:pPr>
-      <w:r>
-        <w:t xml:space="preserve">  margin-bottom: 0;</w:t>
-      </w:r>
-    </w:p>
-    <w:p>
-      <w:pPr>
-        <w:rPr>
-          <w:rFonts w:hint="eastAsia"/>
-        </w:rPr>
-      </w:pPr>
-      <w:r>
-        <w:t>}</w:t>
-      </w:r>
-    </w:p>
-    <w:p>
-      <w:pPr>
-        <w:rPr>
-          <w:rFonts w:hint="eastAsia"/>
-        </w:rPr>
-      </w:pPr>
-    </w:p>
-    <w:p>
-      <w:pPr>
-        <w:rPr>
-          <w:rFonts w:hint="eastAsia"/>
-        </w:rPr>
-      </w:pPr>
-      <w:r>
-        <w:rPr>
-          <w:i/>
-          <w:iCs/>
-        </w:rPr>
         <w:t>/* 不包含任何 &lt;li&gt; 的 &lt;ul&gt; 隐藏 */</w:t>
       </w:r>
     </w:p>
@@ -7599,13 +6798,8 @@
           <w:rFonts w:hint="eastAsia"/>
         </w:rPr>
       </w:pPr>
-      <w:proofErr w:type="spellStart"/>
-      <w:r>
-        <w:t>ul:not</w:t>
-      </w:r>
-      <w:proofErr w:type="spellEnd"/>
-      <w:r>
-        <w:t>(:has(li)) {</w:t>
+      <w:r>
+        <w:t>ul:not(:has(li)) {</w:t>
       </w:r>
     </w:p>
     <w:p>
@@ -7708,11 +6902,9 @@
           <w:rFonts w:hint="eastAsia"/>
         </w:rPr>
       </w:pPr>
-      <w:proofErr w:type="spellStart"/>
       <w:r>
         <w:t>css</w:t>
       </w:r>
-      <w:proofErr w:type="spellEnd"/>
     </w:p>
     <w:p>
       <w:pPr>
@@ -7744,13 +6936,8 @@
           <w:rFonts w:hint="eastAsia"/>
         </w:rPr>
       </w:pPr>
-      <w:proofErr w:type="spellStart"/>
-      <w:r>
-        <w:t>li:not</w:t>
-      </w:r>
-      <w:proofErr w:type="spellEnd"/>
-      <w:r>
-        <w:t>(.active) {</w:t>
+      <w:r>
+        <w:t>li:not(.active) {</w:t>
       </w:r>
     </w:p>
     <w:p>
@@ -7843,23 +7030,7 @@
           <w:i/>
           <w:iCs/>
         </w:rPr>
-        <w:t xml:space="preserve">/* 没有 </w:t>
-      </w:r>
-      <w:proofErr w:type="spellStart"/>
-      <w:r>
-        <w:rPr>
-          <w:i/>
-          <w:iCs/>
-        </w:rPr>
-        <w:t>href</w:t>
-      </w:r>
-      <w:proofErr w:type="spellEnd"/>
-      <w:r>
-        <w:rPr>
-          <w:i/>
-          <w:iCs/>
-        </w:rPr>
-        <w:t xml:space="preserve"> 属性的 &lt;a&gt; */</w:t>
+        <w:t>/* 没有 href 属性的 &lt;a&gt; */</w:t>
       </w:r>
     </w:p>
     <w:p>
@@ -7956,11 +7127,9 @@
           <w:rFonts w:hint="eastAsia"/>
         </w:rPr>
       </w:pPr>
-      <w:proofErr w:type="spellStart"/>
       <w:r>
         <w:t>css</w:t>
       </w:r>
-      <w:proofErr w:type="spellEnd"/>
     </w:p>
     <w:p>
       <w:pPr>
@@ -8053,13 +7222,8 @@
           <w:rFonts w:hint="eastAsia"/>
         </w:rPr>
       </w:pPr>
-      <w:proofErr w:type="spellStart"/>
-      <w:r>
-        <w:t>div:not</w:t>
-      </w:r>
-      <w:proofErr w:type="spellEnd"/>
-      <w:r>
-        <w:t>(:empty) {</w:t>
+      <w:r>
+        <w:t>div:not(:empty) {</w:t>
       </w:r>
     </w:p>
     <w:p>
@@ -8238,49 +7402,17 @@
         </w:rPr>
       </w:pPr>
       <w:r>
-        <w:t xml:space="preserve">    &lt;</w:t>
-      </w:r>
-      <w:proofErr w:type="spellStart"/>
-      <w:r>
-        <w:t>img</w:t>
-      </w:r>
-      <w:proofErr w:type="spellEnd"/>
-      <w:r>
-        <w:t xml:space="preserve"> </w:t>
-      </w:r>
-      <w:proofErr w:type="spellStart"/>
-      <w:r>
-        <w:t>src</w:t>
-      </w:r>
-      <w:proofErr w:type="spellEnd"/>
-      <w:r>
-        <w:t>="photo.jpg"&gt;</w:t>
-      </w:r>
-    </w:p>
-    <w:p>
-      <w:pPr>
-        <w:rPr>
-          <w:rFonts w:hint="eastAsia"/>
-        </w:rPr>
-      </w:pPr>
-      <w:r>
-        <w:t xml:space="preserve">    &lt;</w:t>
-      </w:r>
-      <w:proofErr w:type="spellStart"/>
-      <w:r>
-        <w:t>figcaption</w:t>
-      </w:r>
-      <w:proofErr w:type="spellEnd"/>
-      <w:r>
-        <w:t>&gt;图片说明&lt;/</w:t>
-      </w:r>
-      <w:proofErr w:type="spellStart"/>
-      <w:r>
-        <w:t>figcaption</w:t>
-      </w:r>
-      <w:proofErr w:type="spellEnd"/>
-      <w:r>
-        <w:t>&gt;</w:t>
+        <w:t xml:space="preserve">    &lt;img src="photo.jpg"&gt;</w:t>
+      </w:r>
+    </w:p>
+    <w:p>
+      <w:pPr>
+        <w:rPr>
+          <w:rFonts w:hint="eastAsia"/>
+        </w:rPr>
+      </w:pPr>
+      <w:r>
+        <w:t xml:space="preserve">    &lt;figcaption&gt;图片说明&lt;/figcaption&gt;</w:t>
       </w:r>
     </w:p>
     <w:p>
@@ -8319,11 +7451,9 @@
           <w:rFonts w:hint="eastAsia"/>
         </w:rPr>
       </w:pPr>
-      <w:proofErr w:type="spellStart"/>
       <w:r>
         <w:t>css</w:t>
       </w:r>
-      <w:proofErr w:type="spellEnd"/>
     </w:p>
     <w:p>
       <w:pPr>
@@ -8355,13 +7485,8 @@
           <w:rFonts w:hint="eastAsia"/>
         </w:rPr>
       </w:pPr>
-      <w:proofErr w:type="spellStart"/>
-      <w:r>
-        <w:t>article:has</w:t>
-      </w:r>
-      <w:proofErr w:type="spellEnd"/>
-      <w:r>
-        <w:t>(figure) {</w:t>
+      <w:r>
+        <w:t>article:has(figure) {</w:t>
       </w:r>
     </w:p>
     <w:p>
@@ -8514,54 +7639,17 @@
           <w:i/>
           <w:iCs/>
         </w:rPr>
-        <w:t xml:space="preserve">/* 4. figure 中有 </w:t>
-      </w:r>
-      <w:proofErr w:type="spellStart"/>
-      <w:r>
-        <w:rPr>
-          <w:i/>
-          <w:iCs/>
-        </w:rPr>
-        <w:t>figcaption</w:t>
-      </w:r>
-      <w:proofErr w:type="spellEnd"/>
-      <w:r>
-        <w:rPr>
-          <w:i/>
-          <w:iCs/>
-        </w:rPr>
-        <w:t xml:space="preserve"> 时，图片加圆角 */</w:t>
-      </w:r>
-    </w:p>
-    <w:p>
-      <w:pPr>
-        <w:rPr>
-          <w:rFonts w:hint="eastAsia"/>
-        </w:rPr>
-      </w:pPr>
-      <w:proofErr w:type="spellStart"/>
-      <w:r>
-        <w:t>figure:has</w:t>
-      </w:r>
-      <w:proofErr w:type="spellEnd"/>
-      <w:r>
-        <w:t>(</w:t>
-      </w:r>
-      <w:proofErr w:type="spellStart"/>
-      <w:r>
-        <w:t>figcaption</w:t>
-      </w:r>
-      <w:proofErr w:type="spellEnd"/>
-      <w:r>
-        <w:t xml:space="preserve">) </w:t>
-      </w:r>
-      <w:proofErr w:type="spellStart"/>
-      <w:r>
-        <w:t>img</w:t>
-      </w:r>
-      <w:proofErr w:type="spellEnd"/>
-      <w:r>
-        <w:t xml:space="preserve"> {</w:t>
+        <w:t>/* 4. figure 中有 figcaption 时，图片加圆角 */</w:t>
+      </w:r>
+    </w:p>
+    <w:p>
+      <w:pPr>
+        <w:rPr>
+          <w:rFonts w:hint="eastAsia"/>
+        </w:rPr>
+      </w:pPr>
+      <w:r>
+        <w:t>figure:has(figcaption) img {</w:t>
       </w:r>
     </w:p>
     <w:p>
@@ -9287,21 +8375,7 @@
         <w:rPr>
           <w:rFonts w:hint="eastAsia"/>
         </w:rPr>
-        <w:t>改造元素的一部分，不算真实</w:t>
-      </w:r>
-      <w:proofErr w:type="spellStart"/>
-      <w:r>
-        <w:rPr>
-          <w:rFonts w:hint="eastAsia"/>
-        </w:rPr>
-        <w:t>dom</w:t>
-      </w:r>
-      <w:proofErr w:type="spellEnd"/>
-      <w:r>
-        <w:rPr>
-          <w:rFonts w:hint="eastAsia"/>
-        </w:rPr>
-        <w:t>一部分，主要目的减少一些无意义的标签</w:t>
+        <w:t>改造元素的一部分，不算真实dom一部分，主要目的减少一些无意义的标签</w:t>
       </w:r>
     </w:p>
     <w:p>
@@ -10272,21 +9346,7 @@
         <w:rPr>
           <w:rFonts w:hint="eastAsia"/>
         </w:rPr>
-        <w:t>，不改变</w:t>
-      </w:r>
-      <w:proofErr w:type="spellStart"/>
-      <w:r>
-        <w:rPr>
-          <w:rFonts w:hint="eastAsia"/>
-        </w:rPr>
-        <w:t>dom</w:t>
-      </w:r>
-      <w:proofErr w:type="spellEnd"/>
-      <w:r>
-        <w:rPr>
-          <w:rFonts w:hint="eastAsia"/>
-        </w:rPr>
-        <w:t>结构，只改变显示顺序，设置在子元素上</w:t>
+        <w:t>，不改变dom结构，只改变显示顺序，设置在子元素上</w:t>
       </w:r>
     </w:p>
     <w:p>
@@ -11030,21 +10090,7 @@
         <w:rPr>
           <w:rFonts w:hint="eastAsia"/>
         </w:rPr>
-        <w:t xml:space="preserve">absolute垂直居中：top:50%, </w:t>
-      </w:r>
-      <w:proofErr w:type="spellStart"/>
-      <w:r>
-        <w:rPr>
-          <w:rFonts w:hint="eastAsia"/>
-        </w:rPr>
-        <w:t>transform:translate</w:t>
-      </w:r>
-      <w:proofErr w:type="spellEnd"/>
-      <w:r>
-        <w:rPr>
-          <w:rFonts w:hint="eastAsia"/>
-        </w:rPr>
-        <w:t>(-50%, -50%)</w:t>
+        <w:t>absolute垂直居中：top:50%, transform:translate(-50%, -50%)</w:t>
       </w:r>
     </w:p>
     <w:p>
@@ -11088,16 +10134,251 @@
       </w:r>
     </w:p>
     <w:p>
-      <w:pPr>
-        <w:rPr>
-          <w:rFonts w:hint="eastAsia"/>
-        </w:rPr>
-      </w:pPr>
       <w:r>
         <w:rPr>
           <w:rFonts w:hint="eastAsia"/>
         </w:rPr>
         <w:t>不换行，</w:t>
+      </w:r>
+    </w:p>
+    <w:p/>
+    <w:p>
+      <w:pPr>
+        <w:pStyle w:val="1"/>
+      </w:pPr>
+      <w:r>
+        <w:rPr>
+          <w:rFonts w:hint="eastAsia"/>
+        </w:rPr>
+        <w:t>0</w:t>
+      </w:r>
+      <w:r>
+        <w:rPr>
+          <w:rFonts w:hint="eastAsia"/>
+        </w:rPr>
+        <w:t>802</w:t>
+      </w:r>
+      <w:r>
+        <w:rPr>
+          <w:rFonts w:hint="eastAsia"/>
+        </w:rPr>
+        <w:t xml:space="preserve"> 动画</w:t>
+      </w:r>
+    </w:p>
+    <w:p>
+      <w:pPr>
+        <w:rPr>
+          <w:rFonts w:hint="eastAsia"/>
+        </w:rPr>
+      </w:pPr>
+      <w:r>
+        <w:rPr>
+          <w:rFonts w:hint="eastAsia"/>
+        </w:rPr>
+        <w:t>Animation+@keyframes</w:t>
+      </w:r>
+    </w:p>
+    <w:p>
+      <w:r>
+        <w:rPr>
+          <w:rFonts w:hint="eastAsia"/>
+        </w:rPr>
+        <w:t>Transform, transition</w:t>
+      </w:r>
+    </w:p>
+    <w:p/>
+    <w:p>
+      <w:pPr>
+        <w:rPr>
+          <w:rFonts w:hint="eastAsia"/>
+        </w:rPr>
+      </w:pPr>
+    </w:p>
+    <w:p>
+      <w:r>
+        <w:rPr>
+          <w:rFonts w:hint="eastAsia"/>
+        </w:rPr>
+        <w:t>Transition：如何变化</w:t>
+      </w:r>
+      <w:r>
+        <w:rPr>
+          <w:rFonts w:hint="eastAsia"/>
+        </w:rPr>
+        <w:t>，属性|持续时间|效果|延迟时间</w:t>
+      </w:r>
+    </w:p>
+    <w:p>
+      <w:pPr>
+        <w:rPr>
+          <w:rFonts w:hint="eastAsia"/>
+        </w:rPr>
+      </w:pPr>
+      <w:r>
+        <w:rPr>
+          <w:rFonts w:hint="eastAsia"/>
+        </w:rPr>
+        <w:t>效果：</w:t>
+      </w:r>
+    </w:p>
+    <w:p>
+      <w:pPr>
+        <w:rPr>
+          <w:rFonts w:hint="eastAsia"/>
+        </w:rPr>
+      </w:pPr>
+      <w:r>
+        <w:rPr>
+          <w:rFonts w:hint="eastAsia"/>
+        </w:rPr>
+        <w:lastRenderedPageBreak/>
+        <w:t>ease 开始慢 → 中间快 → 结束慢 默认情况</w:t>
+      </w:r>
+    </w:p>
+    <w:p>
+      <w:pPr>
+        <w:rPr>
+          <w:rFonts w:hint="eastAsia"/>
+        </w:rPr>
+      </w:pPr>
+      <w:r>
+        <w:rPr>
+          <w:rFonts w:hint="eastAsia"/>
+        </w:rPr>
+        <w:t>linear 匀速</w:t>
+      </w:r>
+    </w:p>
+    <w:p>
+      <w:pPr>
+        <w:rPr>
+          <w:rFonts w:hint="eastAsia"/>
+        </w:rPr>
+      </w:pPr>
+      <w:r>
+        <w:rPr>
+          <w:rFonts w:hint="eastAsia"/>
+        </w:rPr>
+        <w:t>ease-in 先慢后快</w:t>
+      </w:r>
+    </w:p>
+    <w:p>
+      <w:pPr>
+        <w:rPr>
+          <w:rFonts w:hint="eastAsia"/>
+        </w:rPr>
+      </w:pPr>
+      <w:r>
+        <w:rPr>
+          <w:rFonts w:hint="eastAsia"/>
+        </w:rPr>
+        <w:t>ease-out 先快后慢</w:t>
+      </w:r>
+    </w:p>
+    <w:p>
+      <w:pPr>
+        <w:rPr>
+          <w:rFonts w:hint="eastAsia"/>
+        </w:rPr>
+      </w:pPr>
+      <w:r>
+        <w:rPr>
+          <w:rFonts w:hint="eastAsia"/>
+        </w:rPr>
+        <w:t>ease-in-out 开始慢 → 中间快 → 结束慢</w:t>
+      </w:r>
+    </w:p>
+    <w:p>
+      <w:pPr>
+        <w:rPr>
+          <w:rFonts w:hint="eastAsia"/>
+        </w:rPr>
+      </w:pPr>
+      <w:r>
+        <w:rPr>
+          <w:rFonts w:hint="eastAsia"/>
+        </w:rPr>
+        <w:t>step-end 跳跃型，不像上述平滑</w:t>
+      </w:r>
+      <w:r>
+        <w:rPr>
+          <w:rFonts w:hint="eastAsia"/>
+        </w:rPr>
+        <w:t>v</w:t>
+      </w:r>
+    </w:p>
+    <w:p/>
+    <w:p/>
+    <w:p>
+      <w:r>
+        <w:rPr>
+          <w:rFonts w:hint="eastAsia"/>
+        </w:rPr>
+        <w:t>伪元素必需content，position相当于元素的子元素</w:t>
+      </w:r>
+    </w:p>
+    <w:p/>
+    <w:p>
+      <w:pPr>
+        <w:rPr>
+          <w:rFonts w:hint="eastAsia"/>
+        </w:rPr>
+      </w:pPr>
+      <w:r>
+        <w:rPr>
+          <w:rFonts w:hint="eastAsia"/>
+        </w:rPr>
+        <w:t>Transform</w:t>
+      </w:r>
+      <w:r>
+        <w:t>不触发重排(reflow)</w:t>
+      </w:r>
+      <w:r>
+        <w:rPr>
+          <w:rFonts w:hint="eastAsia"/>
+        </w:rPr>
+        <w:t xml:space="preserve"> ，布局层未发生变化，只影响视觉层</w:t>
+      </w:r>
+    </w:p>
+    <w:p>
+      <w:pPr>
+        <w:rPr>
+          <w:rFonts w:hint="eastAsia"/>
+        </w:rPr>
+      </w:pPr>
+    </w:p>
+    <w:p/>
+    <w:p>
+      <w:pPr>
+        <w:rPr>
+          <w:rFonts w:hint="eastAsia"/>
+        </w:rPr>
+      </w:pPr>
+      <w:r>
+        <w:rPr>
+          <w:rFonts w:hint="eastAsia"/>
+        </w:rPr>
+        <w:t>作业</w:t>
+      </w:r>
+    </w:p>
+    <w:p>
+      <w:r>
+        <w:rPr>
+          <w:rFonts w:hint="eastAsia"/>
+        </w:rPr>
+        <w:t>Transform的值</w:t>
+      </w:r>
+    </w:p>
+    <w:p>
+      <w:pPr>
+        <w:rPr>
+          <w:rFonts w:hint="eastAsia"/>
+        </w:rPr>
+      </w:pPr>
+      <w:r>
+        <w:rPr>
+          <w:rFonts w:hint="eastAsia"/>
+        </w:rPr>
+        <w:t>伪类伪元素</w:t>
       </w:r>
     </w:p>
     <w:sectPr>
@@ -12768,7 +12049,6 @@
   <w:style w:type="character" w:default="1" w:styleId="a0">
     <w:name w:val="Default Paragraph Font"/>
     <w:uiPriority w:val="1"/>
-    <w:semiHidden/>
     <w:unhideWhenUsed/>
   </w:style>
   <w:style w:type="table" w:default="1" w:styleId="a1">

--- a/lesson.docx
+++ b/lesson.docx
@@ -3381,20 +3381,6 @@
       <w:pPr>
         <w:rPr>
           <w:rFonts w:hint="eastAsia"/>
-        </w:rPr>
-      </w:pPr>
-    </w:p>
-    <w:p>
-      <w:pPr>
-        <w:rPr>
-          <w:rFonts w:hint="eastAsia"/>
-        </w:rPr>
-      </w:pPr>
-    </w:p>
-    <w:p>
-      <w:pPr>
-        <w:rPr>
-          <w:rFonts w:hint="eastAsia"/>
           <w:b/>
           <w:bCs/>
         </w:rPr>
@@ -3476,7 +3462,6 @@
         </w:rPr>
       </w:pPr>
       <w:r>
-        <w:lastRenderedPageBreak/>
         <w:t>add(className) / remove(className)</w:t>
       </w:r>
     </w:p>
@@ -3505,6 +3490,7 @@
         </w:rPr>
       </w:pPr>
       <w:r>
+        <w:lastRenderedPageBreak/>
         <w:t>contains(className)</w:t>
       </w:r>
     </w:p>
@@ -4014,41 +4000,41 @@
         </w:rPr>
       </w:pPr>
       <w:r>
+        <w:t>}).filter(Boolean);</w:t>
+      </w:r>
+    </w:p>
+    <w:p>
+      <w:pPr>
+        <w:rPr>
+          <w:rFonts w:hint="eastAsia"/>
+          <w:b/>
+          <w:bCs/>
+        </w:rPr>
+      </w:pPr>
+      <w:r>
+        <w:rPr>
+          <w:rFonts w:ascii="Segoe UI Emoji" w:hAnsi="Segoe UI Emoji" w:cs="Segoe UI Emoji"/>
+          <w:b/>
+          <w:bCs/>
+        </w:rPr>
+        <w:t>⚠️</w:t>
+      </w:r>
+      <w:r>
+        <w:rPr>
+          <w:b/>
+          <w:bCs/>
+        </w:rPr>
+        <w:t xml:space="preserve"> 其他转换方式对比</w:t>
+      </w:r>
+    </w:p>
+    <w:p>
+      <w:pPr>
+        <w:rPr>
+          <w:rFonts w:hint="eastAsia"/>
+        </w:rPr>
+      </w:pPr>
+      <w:r>
         <w:lastRenderedPageBreak/>
-        <w:t>}).filter(Boolean);</w:t>
-      </w:r>
-    </w:p>
-    <w:p>
-      <w:pPr>
-        <w:rPr>
-          <w:rFonts w:hint="eastAsia"/>
-          <w:b/>
-          <w:bCs/>
-        </w:rPr>
-      </w:pPr>
-      <w:r>
-        <w:rPr>
-          <w:rFonts w:ascii="Segoe UI Emoji" w:hAnsi="Segoe UI Emoji" w:cs="Segoe UI Emoji"/>
-          <w:b/>
-          <w:bCs/>
-        </w:rPr>
-        <w:t>⚠️</w:t>
-      </w:r>
-      <w:r>
-        <w:rPr>
-          <w:b/>
-          <w:bCs/>
-        </w:rPr>
-        <w:t xml:space="preserve"> 其他转换方式对比</w:t>
-      </w:r>
-    </w:p>
-    <w:p>
-      <w:pPr>
-        <w:rPr>
-          <w:rFonts w:hint="eastAsia"/>
-        </w:rPr>
-      </w:pPr>
-      <w:r>
         <w:t>表格</w:t>
       </w:r>
     </w:p>
@@ -4952,7 +4938,6 @@
                 <w:b/>
                 <w:bCs/>
               </w:rPr>
-              <w:lastRenderedPageBreak/>
               <w:t>输入</w:t>
             </w:r>
           </w:p>
@@ -5046,6 +5031,7 @@
                 <w:b/>
                 <w:bCs/>
               </w:rPr>
+              <w:lastRenderedPageBreak/>
               <w:t>返回</w:t>
             </w:r>
           </w:p>
@@ -5653,7 +5639,6 @@
         <w:rPr>
           <w:rFonts w:hint="eastAsia"/>
         </w:rPr>
-        <w:lastRenderedPageBreak/>
         <w:t>:require</w:t>
       </w:r>
     </w:p>
@@ -6456,7 +6441,6 @@
           <w:i/>
           <w:iCs/>
         </w:rPr>
-        <w:lastRenderedPageBreak/>
         <w:t xml:space="preserve">/* </w:t>
       </w:r>
       <w:r>
@@ -6998,7 +6982,6 @@
         </w:rPr>
       </w:pPr>
       <w:r>
-        <w:lastRenderedPageBreak/>
         <w:t xml:space="preserve">  color: gray;</w:t>
       </w:r>
     </w:p>
@@ -7537,6 +7520,7 @@
         </w:rPr>
       </w:pPr>
       <w:r>
+        <w:lastRenderedPageBreak/>
         <w:t>p:empty::before {</w:t>
       </w:r>
     </w:p>
@@ -8395,7 +8379,6 @@
         <w:rPr>
           <w:rFonts w:hint="eastAsia"/>
         </w:rPr>
-        <w:lastRenderedPageBreak/>
         <w:t>::first-letter：首字母</w:t>
       </w:r>
     </w:p>
@@ -10134,6 +10117,11 @@
       </w:r>
     </w:p>
     <w:p>
+      <w:pPr>
+        <w:rPr>
+          <w:rFonts w:hint="eastAsia"/>
+        </w:rPr>
+      </w:pPr>
       <w:r>
         <w:rPr>
           <w:rFonts w:hint="eastAsia"/>
@@ -10141,22 +10129,25 @@
         <w:t>不换行，</w:t>
       </w:r>
     </w:p>
-    <w:p/>
+    <w:p>
+      <w:pPr>
+        <w:rPr>
+          <w:rFonts w:hint="eastAsia"/>
+        </w:rPr>
+      </w:pPr>
+    </w:p>
     <w:p>
       <w:pPr>
         <w:pStyle w:val="1"/>
-      </w:pPr>
-      <w:r>
-        <w:rPr>
-          <w:rFonts w:hint="eastAsia"/>
-        </w:rPr>
-        <w:t>0</w:t>
-      </w:r>
-      <w:r>
-        <w:rPr>
-          <w:rFonts w:hint="eastAsia"/>
-        </w:rPr>
-        <w:t>802</w:t>
+        <w:rPr>
+          <w:rFonts w:hint="eastAsia"/>
+        </w:rPr>
+      </w:pPr>
+      <w:r>
+        <w:rPr>
+          <w:rFonts w:hint="eastAsia"/>
+        </w:rPr>
+        <w:t>0802</w:t>
       </w:r>
       <w:r>
         <w:rPr>
@@ -10179,6 +10170,11 @@
       </w:r>
     </w:p>
     <w:p>
+      <w:pPr>
+        <w:rPr>
+          <w:rFonts w:hint="eastAsia"/>
+        </w:rPr>
+      </w:pPr>
       <w:r>
         <w:rPr>
           <w:rFonts w:hint="eastAsia"/>
@@ -10186,15 +10182,26 @@
         <w:t>Transform, transition</w:t>
       </w:r>
     </w:p>
-    <w:p/>
-    <w:p>
-      <w:pPr>
-        <w:rPr>
-          <w:rFonts w:hint="eastAsia"/>
-        </w:rPr>
-      </w:pPr>
-    </w:p>
-    <w:p>
+    <w:p>
+      <w:pPr>
+        <w:rPr>
+          <w:rFonts w:hint="eastAsia"/>
+        </w:rPr>
+      </w:pPr>
+    </w:p>
+    <w:p>
+      <w:pPr>
+        <w:rPr>
+          <w:rFonts w:hint="eastAsia"/>
+        </w:rPr>
+      </w:pPr>
+    </w:p>
+    <w:p>
+      <w:pPr>
+        <w:rPr>
+          <w:rFonts w:hint="eastAsia"/>
+        </w:rPr>
+      </w:pPr>
       <w:r>
         <w:rPr>
           <w:rFonts w:hint="eastAsia"/>
@@ -10297,18 +10304,29 @@
         <w:rPr>
           <w:rFonts w:hint="eastAsia"/>
         </w:rPr>
-        <w:t>step-end 跳跃型，不像上述平滑</w:t>
-      </w:r>
-      <w:r>
-        <w:rPr>
-          <w:rFonts w:hint="eastAsia"/>
-        </w:rPr>
-        <w:t>v</w:t>
-      </w:r>
-    </w:p>
-    <w:p/>
-    <w:p/>
-    <w:p>
+        <w:t>step-end 跳跃型，不像上述平滑v</w:t>
+      </w:r>
+    </w:p>
+    <w:p>
+      <w:pPr>
+        <w:rPr>
+          <w:rFonts w:hint="eastAsia"/>
+        </w:rPr>
+      </w:pPr>
+    </w:p>
+    <w:p>
+      <w:pPr>
+        <w:rPr>
+          <w:rFonts w:hint="eastAsia"/>
+        </w:rPr>
+      </w:pPr>
+    </w:p>
+    <w:p>
+      <w:pPr>
+        <w:rPr>
+          <w:rFonts w:hint="eastAsia"/>
+        </w:rPr>
+      </w:pPr>
       <w:r>
         <w:rPr>
           <w:rFonts w:hint="eastAsia"/>
@@ -10316,7 +10334,13 @@
         <w:t>伪元素必需content，position相当于元素的子元素</w:t>
       </w:r>
     </w:p>
-    <w:p/>
+    <w:p>
+      <w:pPr>
+        <w:rPr>
+          <w:rFonts w:hint="eastAsia"/>
+        </w:rPr>
+      </w:pPr>
+    </w:p>
     <w:p>
       <w:pPr>
         <w:rPr>
@@ -10346,7 +10370,13 @@
         </w:rPr>
       </w:pPr>
     </w:p>
-    <w:p/>
+    <w:p>
+      <w:pPr>
+        <w:rPr>
+          <w:rFonts w:hint="eastAsia"/>
+        </w:rPr>
+      </w:pPr>
+    </w:p>
     <w:p>
       <w:pPr>
         <w:rPr>
@@ -10361,6 +10391,11 @@
       </w:r>
     </w:p>
     <w:p>
+      <w:pPr>
+        <w:rPr>
+          <w:rFonts w:hint="eastAsia"/>
+        </w:rPr>
+      </w:pPr>
       <w:r>
         <w:rPr>
           <w:rFonts w:hint="eastAsia"/>
@@ -12049,6 +12084,7 @@
   <w:style w:type="character" w:default="1" w:styleId="a0">
     <w:name w:val="Default Paragraph Font"/>
     <w:uiPriority w:val="1"/>
+    <w:semiHidden/>
     <w:unhideWhenUsed/>
   </w:style>
   <w:style w:type="table" w:default="1" w:styleId="a1">

--- a/lesson.docx
+++ b/lesson.docx
@@ -2560,13 +2560,6 @@
           <w:rFonts w:hint="eastAsia"/>
         </w:rPr>
       </w:pPr>
-    </w:p>
-    <w:p>
-      <w:pPr>
-        <w:rPr>
-          <w:rFonts w:hint="eastAsia"/>
-        </w:rPr>
-      </w:pPr>
       <w:r>
         <w:rPr>
           <w:rFonts w:hint="eastAsia"/>
@@ -2873,11 +2866,7 @@
         <w:t>变量定义与使用</w:t>
       </w:r>
       <w:r>
-        <w:t>：可在:root（HTML）中定义全局变量，在类中用 var 使用</w:t>
-      </w:r>
-      <w:r>
-        <w:lastRenderedPageBreak/>
-        <w:t>变量，切换主题可通过添加或减少定义变量的类实现。</w:t>
+        <w:t>：可在:root（HTML）中定义全局变量，在类中用 var 使用变量，切换主题可通过添加或减少定义变量的类实现。</w:t>
       </w:r>
     </w:p>
     <w:p>
@@ -2895,6 +2884,7 @@
           <w:b/>
           <w:bCs/>
         </w:rPr>
+        <w:lastRenderedPageBreak/>
         <w:t>作用域</w:t>
       </w:r>
       <w:r>

--- a/lesson.docx
+++ b/lesson.docx
@@ -2335,8 +2335,13 @@
       </w:r>
       <w:r>
         <w:lastRenderedPageBreak/>
-        <w:t>BG-color: white; 。</w:t>
-      </w:r>
+        <w:t>BG-color: white;</w:t>
+      </w:r>
+      <w:proofErr w:type="gramStart"/>
+      <w:r>
+        <w:t xml:space="preserve"> 。</w:t>
+      </w:r>
+      <w:proofErr w:type="gramEnd"/>
     </w:p>
     <w:p>
       <w:pPr>
@@ -2356,7 +2361,23 @@
         <w:t>CSS 变量使用</w:t>
       </w:r>
       <w:r>
-        <w:t>：使用var()函数，在选择器中取值，如html { color: var(--Text-color); } 。</w:t>
+        <w:t xml:space="preserve">：使用var()函数，在选择器中取值，如html </w:t>
+      </w:r>
+      <w:proofErr w:type="gramStart"/>
+      <w:r>
+        <w:t xml:space="preserve">{ </w:t>
+      </w:r>
+      <w:proofErr w:type="gramEnd"/>
+      <w:r>
+        <w:t>color: var(--Text-color);</w:t>
+      </w:r>
+      <w:proofErr w:type="gramStart"/>
+      <w:r>
+        <w:t xml:space="preserve"> }</w:t>
+      </w:r>
+      <w:proofErr w:type="gramEnd"/>
+      <w:r>
+        <w:t xml:space="preserve"> 。</w:t>
       </w:r>
     </w:p>
     <w:p>
@@ -2440,7 +2461,15 @@
         <w:t>具体代码</w:t>
       </w:r>
       <w:r>
-        <w:t>：用document.documentElement表示 HTML 根节点，使用toggle()方法添加或移除类。</w:t>
+        <w:t>：用</w:t>
+      </w:r>
+      <w:proofErr w:type="spellStart"/>
+      <w:r>
+        <w:t>document.documentElement</w:t>
+      </w:r>
+      <w:proofErr w:type="spellEnd"/>
+      <w:r>
+        <w:t>表示 HTML 根节点，使用toggle()方法添加或移除类。</w:t>
       </w:r>
     </w:p>
     <w:p>
@@ -2469,11 +2498,19 @@
           <w:rFonts w:hint="eastAsia"/>
         </w:rPr>
       </w:pPr>
-      <w:r>
-        <w:rPr>
-          <w:rFonts w:hint="eastAsia"/>
-        </w:rPr>
-        <w:t>Var(--XX, #000000)</w:t>
+      <w:proofErr w:type="gramStart"/>
+      <w:r>
+        <w:rPr>
+          <w:rFonts w:hint="eastAsia"/>
+        </w:rPr>
+        <w:t>Var(</w:t>
+      </w:r>
+      <w:proofErr w:type="gramEnd"/>
+      <w:r>
+        <w:rPr>
+          <w:rFonts w:hint="eastAsia"/>
+        </w:rPr>
+        <w:t>--XX, #000000)</w:t>
       </w:r>
     </w:p>
     <w:p>
@@ -2495,38 +2532,62 @@
           <w:rFonts w:hint="eastAsia"/>
         </w:rPr>
       </w:pPr>
-      <w:r>
-        <w:rPr>
-          <w:rFonts w:hint="eastAsia"/>
-        </w:rPr>
-        <w:t>Min()</w:t>
-      </w:r>
-    </w:p>
-    <w:p>
-      <w:pPr>
-        <w:rPr>
-          <w:rFonts w:hint="eastAsia"/>
-        </w:rPr>
-      </w:pPr>
-      <w:r>
-        <w:rPr>
-          <w:rFonts w:hint="eastAsia"/>
-        </w:rPr>
-        <w:t>Max()</w:t>
-      </w:r>
-    </w:p>
-    <w:p>
-      <w:pPr>
-        <w:rPr>
-          <w:rFonts w:hint="eastAsia"/>
-        </w:rPr>
-      </w:pPr>
-      <w:r>
-        <w:rPr>
-          <w:rFonts w:hint="eastAsia"/>
-        </w:rPr>
-        <w:t>Clamp(最小值，理想值，最大值)</w:t>
-      </w:r>
+      <w:proofErr w:type="gramStart"/>
+      <w:r>
+        <w:rPr>
+          <w:rFonts w:hint="eastAsia"/>
+        </w:rPr>
+        <w:t>Min(</w:t>
+      </w:r>
+      <w:proofErr w:type="gramEnd"/>
+      <w:r>
+        <w:rPr>
+          <w:rFonts w:hint="eastAsia"/>
+        </w:rPr>
+        <w:t>)</w:t>
+      </w:r>
+    </w:p>
+    <w:p>
+      <w:pPr>
+        <w:rPr>
+          <w:rFonts w:hint="eastAsia"/>
+        </w:rPr>
+      </w:pPr>
+      <w:proofErr w:type="gramStart"/>
+      <w:r>
+        <w:rPr>
+          <w:rFonts w:hint="eastAsia"/>
+        </w:rPr>
+        <w:t>Max(</w:t>
+      </w:r>
+      <w:proofErr w:type="gramEnd"/>
+      <w:r>
+        <w:rPr>
+          <w:rFonts w:hint="eastAsia"/>
+        </w:rPr>
+        <w:t>)</w:t>
+      </w:r>
+    </w:p>
+    <w:p>
+      <w:pPr>
+        <w:rPr>
+          <w:rFonts w:hint="eastAsia"/>
+        </w:rPr>
+      </w:pPr>
+      <w:r>
+        <w:rPr>
+          <w:rFonts w:hint="eastAsia"/>
+        </w:rPr>
+        <w:t>Clamp(最小值，理想值，最大</w:t>
+      </w:r>
+      <w:proofErr w:type="gramStart"/>
+      <w:r>
+        <w:rPr>
+          <w:rFonts w:hint="eastAsia"/>
+        </w:rPr>
+        <w:t>值)</w:t>
+      </w:r>
+      <w:proofErr w:type="gramEnd"/>
       <w:r>
         <w:rPr>
           <w:rFonts w:hint="eastAsia"/>
@@ -2570,8 +2631,16 @@
         <w:rPr>
           <w:rFonts w:hint="eastAsia"/>
         </w:rPr>
-        <w:t xml:space="preserve"> vite</w:t>
-      </w:r>
+        <w:t xml:space="preserve"> </w:t>
+      </w:r>
+      <w:proofErr w:type="spellStart"/>
+      <w:r>
+        <w:rPr>
+          <w:rFonts w:hint="eastAsia"/>
+        </w:rPr>
+        <w:t>vite</w:t>
+      </w:r>
+      <w:proofErr w:type="spellEnd"/>
       <w:r>
         <w:rPr>
           <w:rFonts w:hint="eastAsia"/>
@@ -2598,11 +2667,27 @@
           <w:rFonts w:hint="eastAsia"/>
         </w:rPr>
       </w:pPr>
-      <w:r>
-        <w:rPr>
-          <w:rFonts w:hint="eastAsia"/>
-        </w:rPr>
-        <w:t>.baseStyle{</w:t>
+      <w:proofErr w:type="gramStart"/>
+      <w:r>
+        <w:rPr>
+          <w:rFonts w:hint="eastAsia"/>
+        </w:rPr>
+        <w:t>.</w:t>
+      </w:r>
+      <w:proofErr w:type="spellStart"/>
+      <w:r>
+        <w:rPr>
+          <w:rFonts w:hint="eastAsia"/>
+        </w:rPr>
+        <w:t>baseStyle</w:t>
+      </w:r>
+      <w:proofErr w:type="spellEnd"/>
+      <w:proofErr w:type="gramEnd"/>
+      <w:r>
+        <w:rPr>
+          <w:rFonts w:hint="eastAsia"/>
+        </w:rPr>
+        <w:t>{</w:t>
       </w:r>
     </w:p>
     <w:p>
@@ -2650,38 +2735,76 @@
           <w:rFonts w:hint="eastAsia"/>
         </w:rPr>
       </w:pPr>
-      <w:r>
-        <w:rPr>
-          <w:rFonts w:hint="eastAsia"/>
-        </w:rPr>
-        <w:t>.primaryButton{</w:t>
-      </w:r>
-    </w:p>
-    <w:p>
-      <w:pPr>
-        <w:rPr>
-          <w:rFonts w:hint="eastAsia"/>
-        </w:rPr>
-      </w:pPr>
-      <w:r>
-        <w:rPr>
-          <w:rFonts w:hint="eastAsia"/>
-        </w:rPr>
-        <w:t xml:space="preserve">    composes: baseStyle baseStyle1 baseStyle2</w:t>
-      </w:r>
-    </w:p>
-    <w:p>
-      <w:pPr>
-        <w:rPr>
-          <w:rFonts w:hint="eastAsia"/>
-        </w:rPr>
-      </w:pPr>
-      <w:r>
-        <w:rPr>
-          <w:rFonts w:hint="eastAsia"/>
-        </w:rPr>
-        <w:t xml:space="preserve">    color:XXX</w:t>
-      </w:r>
+      <w:proofErr w:type="gramStart"/>
+      <w:r>
+        <w:rPr>
+          <w:rFonts w:hint="eastAsia"/>
+        </w:rPr>
+        <w:t>.</w:t>
+      </w:r>
+      <w:proofErr w:type="spellStart"/>
+      <w:r>
+        <w:rPr>
+          <w:rFonts w:hint="eastAsia"/>
+        </w:rPr>
+        <w:t>primaryButton</w:t>
+      </w:r>
+      <w:proofErr w:type="spellEnd"/>
+      <w:proofErr w:type="gramEnd"/>
+      <w:r>
+        <w:rPr>
+          <w:rFonts w:hint="eastAsia"/>
+        </w:rPr>
+        <w:t>{</w:t>
+      </w:r>
+    </w:p>
+    <w:p>
+      <w:pPr>
+        <w:rPr>
+          <w:rFonts w:hint="eastAsia"/>
+        </w:rPr>
+      </w:pPr>
+      <w:r>
+        <w:rPr>
+          <w:rFonts w:hint="eastAsia"/>
+        </w:rPr>
+        <w:t xml:space="preserve">    composes: </w:t>
+      </w:r>
+      <w:proofErr w:type="spellStart"/>
+      <w:r>
+        <w:rPr>
+          <w:rFonts w:hint="eastAsia"/>
+        </w:rPr>
+        <w:t>baseStyle</w:t>
+      </w:r>
+      <w:proofErr w:type="spellEnd"/>
+      <w:r>
+        <w:rPr>
+          <w:rFonts w:hint="eastAsia"/>
+        </w:rPr>
+        <w:t xml:space="preserve"> baseStyle1 baseStyle2</w:t>
+      </w:r>
+    </w:p>
+    <w:p>
+      <w:pPr>
+        <w:rPr>
+          <w:rFonts w:hint="eastAsia"/>
+        </w:rPr>
+      </w:pPr>
+      <w:r>
+        <w:rPr>
+          <w:rFonts w:hint="eastAsia"/>
+        </w:rPr>
+        <w:t xml:space="preserve">    </w:t>
+      </w:r>
+      <w:proofErr w:type="spellStart"/>
+      <w:r>
+        <w:rPr>
+          <w:rFonts w:hint="eastAsia"/>
+        </w:rPr>
+        <w:t>color:XXX</w:t>
+      </w:r>
+      <w:proofErr w:type="spellEnd"/>
     </w:p>
     <w:p>
       <w:pPr>
@@ -2718,12 +2841,14 @@
       <w:r>
         <w:t>Cascading</w:t>
       </w:r>
+      <w:proofErr w:type="gramStart"/>
       <w:r>
         <w:rPr>
           <w:rFonts w:hint="eastAsia"/>
         </w:rPr>
         <w:t>(层叠性)</w:t>
       </w:r>
+      <w:proofErr w:type="gramEnd"/>
       <w:r>
         <w:t xml:space="preserve"> Style Sheets</w:t>
       </w:r>
@@ -2741,25 +2866,39 @@
           <w:rFonts w:hint="eastAsia"/>
         </w:rPr>
       </w:pPr>
-    </w:p>
-    <w:p>
-      <w:pPr>
-        <w:rPr>
-          <w:rFonts w:hint="eastAsia"/>
-        </w:rPr>
-      </w:pPr>
-    </w:p>
-    <w:p>
-      <w:pPr>
-        <w:rPr>
-          <w:rFonts w:hint="eastAsia"/>
-        </w:rPr>
-      </w:pPr>
-      <w:r>
-        <w:rPr>
-          <w:rFonts w:hint="eastAsia"/>
-        </w:rPr>
-        <w:t>作业：Classlist的返回，伪数组，使用Array.from转换</w:t>
+      <w:r>
+        <w:rPr>
+          <w:rFonts w:hint="eastAsia"/>
+        </w:rPr>
+        <w:t>作业：</w:t>
+      </w:r>
+      <w:proofErr w:type="spellStart"/>
+      <w:r>
+        <w:rPr>
+          <w:rFonts w:hint="eastAsia"/>
+        </w:rPr>
+        <w:t>Classlist</w:t>
+      </w:r>
+      <w:proofErr w:type="spellEnd"/>
+      <w:r>
+        <w:rPr>
+          <w:rFonts w:hint="eastAsia"/>
+        </w:rPr>
+        <w:t>的返回，伪数组，使用</w:t>
+      </w:r>
+      <w:proofErr w:type="spellStart"/>
+      <w:r>
+        <w:rPr>
+          <w:rFonts w:hint="eastAsia"/>
+        </w:rPr>
+        <w:t>Array.from</w:t>
+      </w:r>
+      <w:proofErr w:type="spellEnd"/>
+      <w:r>
+        <w:rPr>
+          <w:rFonts w:hint="eastAsia"/>
+        </w:rPr>
+        <w:t>转换</w:t>
       </w:r>
     </w:p>
     <w:p>
@@ -2824,7 +2963,15 @@
         <w:t>复习与作业</w:t>
       </w:r>
       <w:r>
-        <w:t>：回顾上节课 SNS 主题页切换相关内容，本次课后作业为研究 classList，包括其返回值、转换数组方法及常用操作。</w:t>
+        <w:t xml:space="preserve">：回顾上节课 SNS 主题页切换相关内容，本次课后作业为研究 </w:t>
+      </w:r>
+      <w:proofErr w:type="spellStart"/>
+      <w:r>
+        <w:t>classList</w:t>
+      </w:r>
+      <w:proofErr w:type="spellEnd"/>
+      <w:r>
+        <w:t>，包括其返回值、转换数组方法及常用操作。</w:t>
       </w:r>
     </w:p>
     <w:p>
@@ -2884,11 +3031,26 @@
           <w:b/>
           <w:bCs/>
         </w:rPr>
-        <w:lastRenderedPageBreak/>
         <w:t>作用域</w:t>
       </w:r>
       <w:r>
-        <w:t>：变量放在 HTML 里是全局变量，放在特定选择器如 div.card 中是局部变量，遵循就近原则，:root 是伪类，优先级比 HTML 高。</w:t>
+        <w:t xml:space="preserve">：变量放在 HTML 里是全局变量，放在特定选择器如 </w:t>
+      </w:r>
+      <w:proofErr w:type="spellStart"/>
+      <w:r>
+        <w:t>div.card</w:t>
+      </w:r>
+      <w:proofErr w:type="spellEnd"/>
+      <w:r>
+        <w:t xml:space="preserve"> 中是局部变量，遵循就近原则</w:t>
+      </w:r>
+      <w:proofErr w:type="gramStart"/>
+      <w:r>
+        <w:t>，:</w:t>
+      </w:r>
+      <w:proofErr w:type="gramEnd"/>
+      <w:r>
+        <w:t>root 是伪类，优先级比 HTML 高。</w:t>
       </w:r>
     </w:p>
     <w:p>
@@ -2906,6 +3068,7 @@
           <w:b/>
           <w:bCs/>
         </w:rPr>
+        <w:lastRenderedPageBreak/>
         <w:t>CSS 写法与选择器</w:t>
       </w:r>
       <w:r>
@@ -3245,7 +3408,15 @@
         <w:t>存储</w:t>
       </w:r>
       <w:r>
-        <w:t>：写在独立的.css 文件，或 style 标签里，浏览器通过 CSS 解析器读取。</w:t>
+        <w:t>：写在独立的.</w:t>
+      </w:r>
+      <w:proofErr w:type="spellStart"/>
+      <w:r>
+        <w:t>css</w:t>
+      </w:r>
+      <w:proofErr w:type="spellEnd"/>
+      <w:r>
+        <w:t xml:space="preserve"> 文件，或 style 标签里，浏览器通过 CSS 解析器读取。</w:t>
       </w:r>
     </w:p>
     <w:p>
@@ -3380,35 +3551,70 @@
           <w:b/>
           <w:bCs/>
         </w:rPr>
-        <w:t>1. classList 的返回值：DOMTokenList</w:t>
-      </w:r>
-    </w:p>
-    <w:p>
-      <w:pPr>
-        <w:rPr>
-          <w:rFonts w:hint="eastAsia"/>
-        </w:rPr>
-      </w:pPr>
-      <w:r>
-        <w:t>当你访问一个元素的 element.classList 时，返回的</w:t>
-      </w:r>
+        <w:t xml:space="preserve">1. </w:t>
+      </w:r>
+      <w:proofErr w:type="spellStart"/>
       <w:r>
         <w:rPr>
           <w:b/>
           <w:bCs/>
         </w:rPr>
-        <w:t>不是</w:t>
-      </w:r>
-      <w:r>
-        <w:t>普通的 JavaScript 数组，而是一个 </w:t>
-      </w:r>
+        <w:t>classList</w:t>
+      </w:r>
+      <w:proofErr w:type="spellEnd"/>
       <w:r>
         <w:rPr>
           <w:b/>
           <w:bCs/>
         </w:rPr>
+        <w:t xml:space="preserve"> 的返回值：</w:t>
+      </w:r>
+      <w:proofErr w:type="spellStart"/>
+      <w:r>
+        <w:rPr>
+          <w:b/>
+          <w:bCs/>
+        </w:rPr>
         <w:t>DOMTokenList</w:t>
       </w:r>
+      <w:proofErr w:type="spellEnd"/>
+    </w:p>
+    <w:p>
+      <w:pPr>
+        <w:rPr>
+          <w:rFonts w:hint="eastAsia"/>
+        </w:rPr>
+      </w:pPr>
+      <w:r>
+        <w:t>当你访问一个元素的 </w:t>
+      </w:r>
+      <w:proofErr w:type="spellStart"/>
+      <w:r>
+        <w:t>element.classList</w:t>
+      </w:r>
+      <w:proofErr w:type="spellEnd"/>
+      <w:r>
+        <w:t> 时，返回的</w:t>
+      </w:r>
+      <w:r>
+        <w:rPr>
+          <w:b/>
+          <w:bCs/>
+        </w:rPr>
+        <w:t>不是</w:t>
+      </w:r>
+      <w:r>
+        <w:t>普通的 JavaScript 数组，而是一个 </w:t>
+      </w:r>
+      <w:proofErr w:type="spellStart"/>
+      <w:r>
+        <w:rPr>
+          <w:b/>
+          <w:bCs/>
+        </w:rPr>
+        <w:t>DOMTokenList</w:t>
+      </w:r>
+      <w:proofErr w:type="spellEnd"/>
       <w:r>
         <w:t> 对象。</w:t>
       </w:r>
@@ -3452,7 +3658,23 @@
         </w:rPr>
       </w:pPr>
       <w:r>
-        <w:t>add(className) / remove(className)</w:t>
+        <w:t>add(</w:t>
+      </w:r>
+      <w:proofErr w:type="spellStart"/>
+      <w:r>
+        <w:t>className</w:t>
+      </w:r>
+      <w:proofErr w:type="spellEnd"/>
+      <w:r>
+        <w:t>) / remove(</w:t>
+      </w:r>
+      <w:proofErr w:type="spellStart"/>
+      <w:r>
+        <w:t>className</w:t>
+      </w:r>
+      <w:proofErr w:type="spellEnd"/>
+      <w:r>
+        <w:t>)</w:t>
       </w:r>
     </w:p>
     <w:p>
@@ -3466,7 +3688,15 @@
         </w:rPr>
       </w:pPr>
       <w:r>
-        <w:t>toggle(className)</w:t>
+        <w:t>toggle(</w:t>
+      </w:r>
+      <w:proofErr w:type="spellStart"/>
+      <w:r>
+        <w:t>className</w:t>
+      </w:r>
+      <w:proofErr w:type="spellEnd"/>
+      <w:r>
+        <w:t>)</w:t>
       </w:r>
     </w:p>
     <w:p>
@@ -3480,8 +3710,15 @@
         </w:rPr>
       </w:pPr>
       <w:r>
-        <w:lastRenderedPageBreak/>
-        <w:t>contains(className)</w:t>
+        <w:t>contains(</w:t>
+      </w:r>
+      <w:proofErr w:type="spellStart"/>
+      <w:r>
+        <w:t>className</w:t>
+      </w:r>
+      <w:proofErr w:type="spellEnd"/>
+      <w:r>
+        <w:t>)</w:t>
       </w:r>
     </w:p>
     <w:p>
@@ -3494,8 +3731,13 @@
           <w:rFonts w:hint="eastAsia"/>
         </w:rPr>
       </w:pPr>
-      <w:r>
-        <w:t>replace(old, new)</w:t>
+      <w:proofErr w:type="gramStart"/>
+      <w:r>
+        <w:t>replace(</w:t>
+      </w:r>
+      <w:proofErr w:type="gramEnd"/>
+      <w:r>
+        <w:t>old, new)</w:t>
       </w:r>
     </w:p>
     <w:p>
@@ -3509,18 +3751,45 @@
         </w:rPr>
       </w:pPr>
       <w:r>
-        <w:t>局限性：它没有数组的高阶方法，如 map(), filter(), reduce(), forEach() (注：现代浏览器已支持 forEach，但 map/filter 仍不支持)。</w:t>
-      </w:r>
-    </w:p>
-    <w:p>
-      <w:pPr>
-        <w:rPr>
-          <w:rFonts w:hint="eastAsia"/>
-        </w:rPr>
-      </w:pPr>
+        <w:t>局限性：它没有数组的高阶方法，如 map(), filter(), reduce(), </w:t>
+      </w:r>
+      <w:proofErr w:type="spellStart"/>
+      <w:r>
+        <w:t>forEach</w:t>
+      </w:r>
+      <w:proofErr w:type="spellEnd"/>
+      <w:r>
+        <w:t>() (注：现代浏</w:t>
+      </w:r>
+      <w:r>
+        <w:lastRenderedPageBreak/>
+        <w:t xml:space="preserve">览器已支持 </w:t>
+      </w:r>
+      <w:proofErr w:type="spellStart"/>
+      <w:r>
+        <w:t>forEach</w:t>
+      </w:r>
+      <w:proofErr w:type="spellEnd"/>
+      <w:r>
+        <w:t>，但 map/filter 仍不支</w:t>
+      </w:r>
+      <w:proofErr w:type="gramStart"/>
+      <w:r>
+        <w:t>持)。</w:t>
+      </w:r>
+      <w:proofErr w:type="gramEnd"/>
+    </w:p>
+    <w:p>
+      <w:pPr>
+        <w:rPr>
+          <w:rFonts w:hint="eastAsia"/>
+        </w:rPr>
+      </w:pPr>
+      <w:proofErr w:type="spellStart"/>
       <w:r>
         <w:t>javascript</w:t>
       </w:r>
+      <w:proofErr w:type="spellEnd"/>
     </w:p>
     <w:p>
       <w:pPr>
@@ -3539,17 +3808,45 @@
         </w:rPr>
       </w:pPr>
       <w:r>
-        <w:t>const el = document.querySelector('.box');</w:t>
-      </w:r>
-    </w:p>
-    <w:p>
-      <w:pPr>
-        <w:rPr>
-          <w:rFonts w:hint="eastAsia"/>
-        </w:rPr>
-      </w:pPr>
-      <w:r>
-        <w:t xml:space="preserve">console.log(el.classList); </w:t>
+        <w:t xml:space="preserve">const el = </w:t>
+      </w:r>
+      <w:proofErr w:type="spellStart"/>
+      <w:proofErr w:type="gramStart"/>
+      <w:r>
+        <w:t>document.querySelector</w:t>
+      </w:r>
+      <w:proofErr w:type="spellEnd"/>
+      <w:proofErr w:type="gramEnd"/>
+      <w:r>
+        <w:t>(</w:t>
+      </w:r>
+      <w:proofErr w:type="gramStart"/>
+      <w:r>
+        <w:t>'.box</w:t>
+      </w:r>
+      <w:proofErr w:type="gramEnd"/>
+      <w:r>
+        <w:t>');</w:t>
+      </w:r>
+    </w:p>
+    <w:p>
+      <w:pPr>
+        <w:rPr>
+          <w:rFonts w:hint="eastAsia"/>
+        </w:rPr>
+      </w:pPr>
+      <w:r>
+        <w:t>console.log(</w:t>
+      </w:r>
+      <w:proofErr w:type="spellStart"/>
+      <w:proofErr w:type="gramStart"/>
+      <w:r>
+        <w:t>el.classList</w:t>
+      </w:r>
+      <w:proofErr w:type="spellEnd"/>
+      <w:proofErr w:type="gramEnd"/>
+      <w:r>
+        <w:t xml:space="preserve">); </w:t>
       </w:r>
     </w:p>
     <w:p>
@@ -3563,7 +3860,23 @@
           <w:i/>
           <w:iCs/>
         </w:rPr>
-        <w:t>// 输出: DOMTokenList ["active", "visible", length: 2, value: "active visible"]</w:t>
+        <w:t xml:space="preserve">// 输出: </w:t>
+      </w:r>
+      <w:proofErr w:type="spellStart"/>
+      <w:r>
+        <w:rPr>
+          <w:i/>
+          <w:iCs/>
+        </w:rPr>
+        <w:t>DOMTokenList</w:t>
+      </w:r>
+      <w:proofErr w:type="spellEnd"/>
+      <w:r>
+        <w:rPr>
+          <w:i/>
+          <w:iCs/>
+        </w:rPr>
+        <w:t xml:space="preserve"> ["active", "visible", length: 2, value: "active visible"]</w:t>
       </w:r>
     </w:p>
     <w:p>
@@ -3608,7 +3921,23 @@
           <w:b/>
           <w:bCs/>
         </w:rPr>
-        <w:t>拥有数字索引和 length 属性，但没有继承自 Array.prototype 方法的对象</w:t>
+        <w:t>拥有数字索引和 length 属性，但没有继承自 </w:t>
+      </w:r>
+      <w:proofErr w:type="spellStart"/>
+      <w:r>
+        <w:rPr>
+          <w:b/>
+          <w:bCs/>
+        </w:rPr>
+        <w:t>Array.prototype</w:t>
+      </w:r>
+      <w:proofErr w:type="spellEnd"/>
+      <w:r>
+        <w:rPr>
+          <w:b/>
+          <w:bCs/>
+        </w:rPr>
+        <w:t> 方法的对象</w:t>
       </w:r>
       <w:r>
         <w:t>。</w:t>
@@ -3640,8 +3969,21 @@
           <w:rFonts w:hint="eastAsia"/>
         </w:rPr>
       </w:pPr>
-      <w:r>
-        <w:t>DOMTokenList (classList)</w:t>
+      <w:proofErr w:type="spellStart"/>
+      <w:r>
+        <w:t>DOMTokenList</w:t>
+      </w:r>
+      <w:proofErr w:type="spellEnd"/>
+      <w:r>
+        <w:t> (</w:t>
+      </w:r>
+      <w:proofErr w:type="spellStart"/>
+      <w:r>
+        <w:t>classList</w:t>
+      </w:r>
+      <w:proofErr w:type="spellEnd"/>
+      <w:r>
+        <w:t>)</w:t>
       </w:r>
     </w:p>
     <w:p>
@@ -3654,9 +3996,27 @@
           <w:rFonts w:hint="eastAsia"/>
         </w:rPr>
       </w:pPr>
-      <w:r>
-        <w:t>NodeList (document.querySelectorAll() 的返回值)</w:t>
-      </w:r>
+      <w:proofErr w:type="spellStart"/>
+      <w:r>
+        <w:t>NodeList</w:t>
+      </w:r>
+      <w:proofErr w:type="spellEnd"/>
+      <w:r>
+        <w:t> (</w:t>
+      </w:r>
+      <w:proofErr w:type="spellStart"/>
+      <w:r>
+        <w:t>document.querySelectorAll</w:t>
+      </w:r>
+      <w:proofErr w:type="spellEnd"/>
+      <w:r>
+        <w:t>() 的返回</w:t>
+      </w:r>
+      <w:proofErr w:type="gramStart"/>
+      <w:r>
+        <w:t>值)</w:t>
+      </w:r>
+      <w:proofErr w:type="gramEnd"/>
     </w:p>
     <w:p>
       <w:pPr>
@@ -3668,9 +4028,27 @@
           <w:rFonts w:hint="eastAsia"/>
         </w:rPr>
       </w:pPr>
-      <w:r>
-        <w:t>HTMLCollection (document.getElementsByClassName() 的返回值)</w:t>
-      </w:r>
+      <w:proofErr w:type="spellStart"/>
+      <w:r>
+        <w:t>HTMLCollection</w:t>
+      </w:r>
+      <w:proofErr w:type="spellEnd"/>
+      <w:r>
+        <w:t> (</w:t>
+      </w:r>
+      <w:proofErr w:type="spellStart"/>
+      <w:r>
+        <w:t>document.getElementsByClassName</w:t>
+      </w:r>
+      <w:proofErr w:type="spellEnd"/>
+      <w:r>
+        <w:t>() 的返回</w:t>
+      </w:r>
+      <w:proofErr w:type="gramStart"/>
+      <w:r>
+        <w:t>值)</w:t>
+      </w:r>
+      <w:proofErr w:type="gramEnd"/>
     </w:p>
     <w:p>
       <w:pPr>
@@ -3737,52 +4115,73 @@
           <w:b/>
           <w:bCs/>
         </w:rPr>
-        <w:t>3. 使用 Array.from() 进行转换</w:t>
-      </w:r>
-    </w:p>
-    <w:p>
-      <w:pPr>
-        <w:rPr>
-          <w:rFonts w:hint="eastAsia"/>
-        </w:rPr>
-      </w:pPr>
-      <w:r>
-        <w:t>Array.from() 是 ES6 引入的方法，专门用于将</w:t>
-      </w:r>
+        <w:t xml:space="preserve">3. 使用 </w:t>
+      </w:r>
+      <w:proofErr w:type="spellStart"/>
       <w:r>
         <w:rPr>
           <w:b/>
           <w:bCs/>
         </w:rPr>
-        <w:t>可迭代对象</w:t>
-      </w:r>
-      <w:r>
-        <w:t>或</w:t>
-      </w:r>
+        <w:t>Array.from</w:t>
+      </w:r>
+      <w:proofErr w:type="spellEnd"/>
       <w:r>
         <w:rPr>
           <w:b/>
           <w:bCs/>
         </w:rPr>
-        <w:t>类数组对象</w:t>
-      </w:r>
-      <w:r>
-        <w:t>转换为真正的数组。</w:t>
-      </w:r>
-    </w:p>
-    <w:p>
-      <w:pPr>
-        <w:rPr>
-          <w:rFonts w:hint="eastAsia"/>
+        <w:t>() 进行转换</w:t>
+      </w:r>
+    </w:p>
+    <w:p>
+      <w:pPr>
+        <w:rPr>
+          <w:rFonts w:hint="eastAsia"/>
+        </w:rPr>
+      </w:pPr>
+      <w:proofErr w:type="spellStart"/>
+      <w:r>
+        <w:t>Array.from</w:t>
+      </w:r>
+      <w:proofErr w:type="spellEnd"/>
+      <w:r>
+        <w:t>() 是 ES6 引入的方法，专门用于将</w:t>
+      </w:r>
+      <w:r>
+        <w:rPr>
           <w:b/>
           <w:bCs/>
         </w:rPr>
-      </w:pPr>
+        <w:t>可迭代对象</w:t>
+      </w:r>
+      <w:r>
+        <w:t>或</w:t>
+      </w:r>
       <w:r>
         <w:rPr>
           <w:b/>
           <w:bCs/>
         </w:rPr>
+        <w:t>类数组对象</w:t>
+      </w:r>
+      <w:r>
+        <w:t>转换为真正的数组。</w:t>
+      </w:r>
+    </w:p>
+    <w:p>
+      <w:pPr>
+        <w:rPr>
+          <w:rFonts w:hint="eastAsia"/>
+          <w:b/>
+          <w:bCs/>
+        </w:rPr>
+      </w:pPr>
+      <w:r>
+        <w:rPr>
+          <w:b/>
+          <w:bCs/>
+        </w:rPr>
         <w:t>基本用法</w:t>
       </w:r>
     </w:p>
@@ -3792,9 +4191,11 @@
           <w:rFonts w:hint="eastAsia"/>
         </w:rPr>
       </w:pPr>
+      <w:proofErr w:type="spellStart"/>
       <w:r>
         <w:t>javascript</w:t>
       </w:r>
+      <w:proofErr w:type="spellEnd"/>
     </w:p>
     <w:p>
       <w:pPr>
@@ -3813,7 +4214,25 @@
         </w:rPr>
       </w:pPr>
       <w:r>
-        <w:t>const classList = element.classList;</w:t>
+        <w:t xml:space="preserve">const </w:t>
+      </w:r>
+      <w:proofErr w:type="spellStart"/>
+      <w:r>
+        <w:t>classList</w:t>
+      </w:r>
+      <w:proofErr w:type="spellEnd"/>
+      <w:r>
+        <w:t xml:space="preserve"> = </w:t>
+      </w:r>
+      <w:proofErr w:type="spellStart"/>
+      <w:proofErr w:type="gramStart"/>
+      <w:r>
+        <w:t>element.classList</w:t>
+      </w:r>
+      <w:proofErr w:type="spellEnd"/>
+      <w:proofErr w:type="gramEnd"/>
+      <w:r>
+        <w:t>;</w:t>
       </w:r>
     </w:p>
     <w:p>
@@ -3859,7 +4278,31 @@
         </w:rPr>
       </w:pPr>
       <w:r>
-        <w:t>const classArray = Array.from(classList);</w:t>
+        <w:t xml:space="preserve">const </w:t>
+      </w:r>
+      <w:proofErr w:type="spellStart"/>
+      <w:r>
+        <w:t>classArray</w:t>
+      </w:r>
+      <w:proofErr w:type="spellEnd"/>
+      <w:r>
+        <w:t xml:space="preserve"> = </w:t>
+      </w:r>
+      <w:proofErr w:type="spellStart"/>
+      <w:r>
+        <w:t>Array.from</w:t>
+      </w:r>
+      <w:proofErr w:type="spellEnd"/>
+      <w:r>
+        <w:t>(</w:t>
+      </w:r>
+      <w:proofErr w:type="spellStart"/>
+      <w:r>
+        <w:t>classList</w:t>
+      </w:r>
+      <w:proofErr w:type="spellEnd"/>
+      <w:r>
+        <w:t>);</w:t>
       </w:r>
     </w:p>
     <w:p>
@@ -3890,17 +4333,87 @@
         </w:rPr>
       </w:pPr>
       <w:r>
-        <w:t>const activeClasses = classArray.filter(cls =&gt; cls.startsWith('is-'));</w:t>
-      </w:r>
-    </w:p>
-    <w:p>
-      <w:pPr>
-        <w:rPr>
-          <w:rFonts w:hint="eastAsia"/>
-        </w:rPr>
-      </w:pPr>
-      <w:r>
-        <w:t>const upperClasses = classArray.map(cls =&gt; cls.toUpperCase());</w:t>
+        <w:t xml:space="preserve">const </w:t>
+      </w:r>
+      <w:proofErr w:type="spellStart"/>
+      <w:r>
+        <w:t>activeClasses</w:t>
+      </w:r>
+      <w:proofErr w:type="spellEnd"/>
+      <w:r>
+        <w:t xml:space="preserve"> = </w:t>
+      </w:r>
+      <w:proofErr w:type="spellStart"/>
+      <w:r>
+        <w:t>classArray.filter</w:t>
+      </w:r>
+      <w:proofErr w:type="spellEnd"/>
+      <w:r>
+        <w:t>(</w:t>
+      </w:r>
+      <w:proofErr w:type="spellStart"/>
+      <w:r>
+        <w:t>cls</w:t>
+      </w:r>
+      <w:proofErr w:type="spellEnd"/>
+      <w:r>
+        <w:t xml:space="preserve"> =&gt; </w:t>
+      </w:r>
+      <w:proofErr w:type="spellStart"/>
+      <w:proofErr w:type="gramStart"/>
+      <w:r>
+        <w:t>cls.startsWith</w:t>
+      </w:r>
+      <w:proofErr w:type="spellEnd"/>
+      <w:proofErr w:type="gramEnd"/>
+      <w:r>
+        <w:t>('is-'));</w:t>
+      </w:r>
+    </w:p>
+    <w:p>
+      <w:pPr>
+        <w:rPr>
+          <w:rFonts w:hint="eastAsia"/>
+        </w:rPr>
+      </w:pPr>
+      <w:r>
+        <w:t xml:space="preserve">const </w:t>
+      </w:r>
+      <w:proofErr w:type="spellStart"/>
+      <w:r>
+        <w:t>upperClasses</w:t>
+      </w:r>
+      <w:proofErr w:type="spellEnd"/>
+      <w:r>
+        <w:t xml:space="preserve"> = </w:t>
+      </w:r>
+      <w:proofErr w:type="spellStart"/>
+      <w:proofErr w:type="gramStart"/>
+      <w:r>
+        <w:t>classArray.map</w:t>
+      </w:r>
+      <w:proofErr w:type="spellEnd"/>
+      <w:r>
+        <w:t>(</w:t>
+      </w:r>
+      <w:proofErr w:type="spellStart"/>
+      <w:proofErr w:type="gramEnd"/>
+      <w:r>
+        <w:t>cls</w:t>
+      </w:r>
+      <w:proofErr w:type="spellEnd"/>
+      <w:r>
+        <w:t xml:space="preserve"> =&gt; </w:t>
+      </w:r>
+      <w:proofErr w:type="spellStart"/>
+      <w:proofErr w:type="gramStart"/>
+      <w:r>
+        <w:t>cls.toUpperCase</w:t>
+      </w:r>
+      <w:proofErr w:type="spellEnd"/>
+      <w:proofErr w:type="gramEnd"/>
+      <w:r>
+        <w:t>());</w:t>
       </w:r>
     </w:p>
     <w:p>
@@ -3925,19 +4438,34 @@
           <w:rFonts w:hint="eastAsia"/>
         </w:rPr>
       </w:pPr>
-      <w:r>
-        <w:t>Array.from 接受第二个参数作为 mapFn，可以在转换的同时进行处理，避免创建中间数组：</w:t>
-      </w:r>
-    </w:p>
-    <w:p>
-      <w:pPr>
-        <w:rPr>
-          <w:rFonts w:hint="eastAsia"/>
-        </w:rPr>
-      </w:pPr>
+      <w:proofErr w:type="spellStart"/>
+      <w:r>
+        <w:t>Array.from</w:t>
+      </w:r>
+      <w:proofErr w:type="spellEnd"/>
+      <w:r>
+        <w:t xml:space="preserve"> 接受第二个参数作为 </w:t>
+      </w:r>
+      <w:proofErr w:type="spellStart"/>
+      <w:r>
+        <w:t>mapFn</w:t>
+      </w:r>
+      <w:proofErr w:type="spellEnd"/>
+      <w:r>
+        <w:t>，可以在转换的同时进行处理，避免创建中间数组：</w:t>
+      </w:r>
+    </w:p>
+    <w:p>
+      <w:pPr>
+        <w:rPr>
+          <w:rFonts w:hint="eastAsia"/>
+        </w:rPr>
+      </w:pPr>
+      <w:proofErr w:type="spellStart"/>
       <w:r>
         <w:t>javascript</w:t>
       </w:r>
+      <w:proofErr w:type="spellEnd"/>
     </w:p>
     <w:p>
       <w:pPr>
@@ -3970,27 +4498,92 @@
         </w:rPr>
       </w:pPr>
       <w:r>
-        <w:t>const result = Array.from(element.classList, cls =&gt; {</w:t>
-      </w:r>
-    </w:p>
-    <w:p>
-      <w:pPr>
-        <w:rPr>
-          <w:rFonts w:hint="eastAsia"/>
-        </w:rPr>
-      </w:pPr>
-      <w:r>
-        <w:t xml:space="preserve">    return cls.includes('--') ? cls : null;</w:t>
-      </w:r>
-    </w:p>
-    <w:p>
-      <w:pPr>
-        <w:rPr>
-          <w:rFonts w:hint="eastAsia"/>
-        </w:rPr>
-      </w:pPr>
-      <w:r>
-        <w:t>}).filter(Boolean);</w:t>
+        <w:t xml:space="preserve">const result = </w:t>
+      </w:r>
+      <w:proofErr w:type="spellStart"/>
+      <w:r>
+        <w:t>Array.from</w:t>
+      </w:r>
+      <w:proofErr w:type="spellEnd"/>
+      <w:r>
+        <w:t>(</w:t>
+      </w:r>
+      <w:proofErr w:type="spellStart"/>
+      <w:proofErr w:type="gramStart"/>
+      <w:r>
+        <w:t>element.classList</w:t>
+      </w:r>
+      <w:proofErr w:type="spellEnd"/>
+      <w:proofErr w:type="gramEnd"/>
+      <w:r>
+        <w:t xml:space="preserve">, </w:t>
+      </w:r>
+      <w:proofErr w:type="spellStart"/>
+      <w:r>
+        <w:t>cls</w:t>
+      </w:r>
+      <w:proofErr w:type="spellEnd"/>
+      <w:r>
+        <w:t xml:space="preserve"> =&gt; {</w:t>
+      </w:r>
+    </w:p>
+    <w:p>
+      <w:pPr>
+        <w:rPr>
+          <w:rFonts w:hint="eastAsia"/>
+        </w:rPr>
+      </w:pPr>
+      <w:r>
+        <w:t xml:space="preserve">    return </w:t>
+      </w:r>
+      <w:proofErr w:type="spellStart"/>
+      <w:proofErr w:type="gramStart"/>
+      <w:r>
+        <w:t>cls.includes</w:t>
+      </w:r>
+      <w:proofErr w:type="spellEnd"/>
+      <w:proofErr w:type="gramEnd"/>
+      <w:r>
+        <w:t>('--'</w:t>
+      </w:r>
+      <w:proofErr w:type="gramStart"/>
+      <w:r>
+        <w:t>) ?</w:t>
+      </w:r>
+      <w:proofErr w:type="gramEnd"/>
+      <w:r>
+        <w:t xml:space="preserve"> </w:t>
+      </w:r>
+      <w:proofErr w:type="spellStart"/>
+      <w:proofErr w:type="gramStart"/>
+      <w:r>
+        <w:t>cls</w:t>
+      </w:r>
+      <w:proofErr w:type="spellEnd"/>
+      <w:r>
+        <w:t xml:space="preserve"> :</w:t>
+      </w:r>
+      <w:proofErr w:type="gramEnd"/>
+      <w:r>
+        <w:t xml:space="preserve"> null;</w:t>
+      </w:r>
+    </w:p>
+    <w:p>
+      <w:pPr>
+        <w:rPr>
+          <w:rFonts w:hint="eastAsia"/>
+        </w:rPr>
+      </w:pPr>
+      <w:r>
+        <w:t>}</w:t>
+      </w:r>
+      <w:proofErr w:type="gramStart"/>
+      <w:r>
+        <w:t>).filter</w:t>
+      </w:r>
+      <w:proofErr w:type="gramEnd"/>
+      <w:r>
+        <w:t>(Boolean);</w:t>
       </w:r>
     </w:p>
     <w:p>
@@ -4024,7 +4617,6 @@
         </w:rPr>
       </w:pPr>
       <w:r>
-        <w:lastRenderedPageBreak/>
         <w:t>表格</w:t>
       </w:r>
     </w:p>
@@ -4145,8 +4737,14 @@
                 <w:rFonts w:hint="eastAsia"/>
               </w:rPr>
             </w:pPr>
+            <w:proofErr w:type="spellStart"/>
             <w:r>
-              <w:t>Array.from(obj)</w:t>
+              <w:lastRenderedPageBreak/>
+              <w:t>Array.from</w:t>
+            </w:r>
+            <w:proofErr w:type="spellEnd"/>
+            <w:r>
+              <w:t>(obj)</w:t>
             </w:r>
           </w:p>
         </w:tc>
@@ -4287,8 +4885,18 @@
                 <w:rFonts w:hint="eastAsia"/>
               </w:rPr>
             </w:pPr>
+            <w:proofErr w:type="spellStart"/>
+            <w:proofErr w:type="gramStart"/>
             <w:r>
-              <w:t>Array.prototype.slice.call(obj)</w:t>
+              <w:t>Array.prototype.slice</w:t>
+            </w:r>
+            <w:proofErr w:type="gramEnd"/>
+            <w:r>
+              <w:t>.call</w:t>
+            </w:r>
+            <w:proofErr w:type="spellEnd"/>
+            <w:r>
+              <w:t>(obj)</w:t>
             </w:r>
           </w:p>
         </w:tc>
@@ -4354,32 +4962,72 @@
           <w:b/>
           <w:bCs/>
         </w:rPr>
-        <w:t>4. Selector 选择器与 classList 的配合</w:t>
-      </w:r>
-    </w:p>
-    <w:p>
-      <w:pPr>
-        <w:rPr>
-          <w:rFonts w:hint="eastAsia"/>
-        </w:rPr>
-      </w:pPr>
-      <w:r>
-        <w:t>在实际开发中，classList 很少单独使用，通常与 CSS 选择器配合完成"查找 → 操作"的流程。</w:t>
-      </w:r>
-    </w:p>
-    <w:p>
-      <w:pPr>
-        <w:rPr>
-          <w:rFonts w:hint="eastAsia"/>
+        <w:t xml:space="preserve">4. Selector 选择器与 </w:t>
+      </w:r>
+      <w:proofErr w:type="spellStart"/>
+      <w:r>
+        <w:rPr>
           <w:b/>
           <w:bCs/>
         </w:rPr>
-      </w:pPr>
+        <w:t>classList</w:t>
+      </w:r>
+      <w:proofErr w:type="spellEnd"/>
       <w:r>
         <w:rPr>
           <w:b/>
           <w:bCs/>
         </w:rPr>
+        <w:t xml:space="preserve"> 的配合</w:t>
+      </w:r>
+    </w:p>
+    <w:p>
+      <w:pPr>
+        <w:rPr>
+          <w:rFonts w:hint="eastAsia"/>
+        </w:rPr>
+      </w:pPr>
+      <w:r>
+        <w:t>在实际开发中，</w:t>
+      </w:r>
+      <w:proofErr w:type="spellStart"/>
+      <w:r>
+        <w:t>classList</w:t>
+      </w:r>
+      <w:proofErr w:type="spellEnd"/>
+      <w:r>
+        <w:t> 很少单独使用，通常与 CSS 选择器配合完成</w:t>
+      </w:r>
+      <w:proofErr w:type="gramStart"/>
+      <w:r>
+        <w:t>"查找</w:t>
+      </w:r>
+      <w:proofErr w:type="gramEnd"/>
+      <w:r>
+        <w:t xml:space="preserve"> → </w:t>
+      </w:r>
+      <w:proofErr w:type="gramStart"/>
+      <w:r>
+        <w:t>操作"</w:t>
+      </w:r>
+      <w:proofErr w:type="gramEnd"/>
+      <w:r>
+        <w:t>的流程。</w:t>
+      </w:r>
+    </w:p>
+    <w:p>
+      <w:pPr>
+        <w:rPr>
+          <w:rFonts w:hint="eastAsia"/>
+          <w:b/>
+          <w:bCs/>
+        </w:rPr>
+      </w:pPr>
+      <w:r>
+        <w:rPr>
+          <w:b/>
+          <w:bCs/>
+        </w:rPr>
         <w:t>常用选择器获取元素</w:t>
       </w:r>
     </w:p>
@@ -4389,9 +5037,11 @@
           <w:rFonts w:hint="eastAsia"/>
         </w:rPr>
       </w:pPr>
+      <w:proofErr w:type="spellStart"/>
       <w:r>
         <w:t>javascript</w:t>
       </w:r>
+      <w:proofErr w:type="spellEnd"/>
     </w:p>
     <w:p>
       <w:pPr>
@@ -4424,7 +5074,27 @@
         </w:rPr>
       </w:pPr>
       <w:r>
-        <w:t>const el = document.querySelector('.nav-item.active');</w:t>
+        <w:t xml:space="preserve">const el = </w:t>
+      </w:r>
+      <w:proofErr w:type="spellStart"/>
+      <w:proofErr w:type="gramStart"/>
+      <w:r>
+        <w:t>document.querySelector</w:t>
+      </w:r>
+      <w:proofErr w:type="spellEnd"/>
+      <w:proofErr w:type="gramEnd"/>
+      <w:r>
+        <w:t>('.nav-</w:t>
+      </w:r>
+      <w:proofErr w:type="spellStart"/>
+      <w:proofErr w:type="gramStart"/>
+      <w:r>
+        <w:t>item.active</w:t>
+      </w:r>
+      <w:proofErr w:type="spellEnd"/>
+      <w:proofErr w:type="gramEnd"/>
+      <w:r>
+        <w:t>');</w:t>
       </w:r>
     </w:p>
     <w:p>
@@ -4445,17 +5115,51 @@
           <w:i/>
           <w:iCs/>
         </w:rPr>
-        <w:t>// 多个元素（返回 NodeList 伪数组）</w:t>
-      </w:r>
-    </w:p>
-    <w:p>
-      <w:pPr>
-        <w:rPr>
-          <w:rFonts w:hint="eastAsia"/>
-        </w:rPr>
-      </w:pPr>
-      <w:r>
-        <w:t>const items = document.querySelectorAll('.list-item');</w:t>
+        <w:t xml:space="preserve">// 多个元素（返回 </w:t>
+      </w:r>
+      <w:proofErr w:type="spellStart"/>
+      <w:r>
+        <w:rPr>
+          <w:i/>
+          <w:iCs/>
+        </w:rPr>
+        <w:t>NodeList</w:t>
+      </w:r>
+      <w:proofErr w:type="spellEnd"/>
+      <w:r>
+        <w:rPr>
+          <w:i/>
+          <w:iCs/>
+        </w:rPr>
+        <w:t xml:space="preserve"> 伪数组）</w:t>
+      </w:r>
+    </w:p>
+    <w:p>
+      <w:pPr>
+        <w:rPr>
+          <w:rFonts w:hint="eastAsia"/>
+        </w:rPr>
+      </w:pPr>
+      <w:r>
+        <w:t xml:space="preserve">const items = </w:t>
+      </w:r>
+      <w:proofErr w:type="spellStart"/>
+      <w:proofErr w:type="gramStart"/>
+      <w:r>
+        <w:t>document.querySelectorAll</w:t>
+      </w:r>
+      <w:proofErr w:type="spellEnd"/>
+      <w:proofErr w:type="gramEnd"/>
+      <w:r>
+        <w:t>(</w:t>
+      </w:r>
+      <w:proofErr w:type="gramStart"/>
+      <w:r>
+        <w:t>'.list</w:t>
+      </w:r>
+      <w:proofErr w:type="gramEnd"/>
+      <w:r>
+        <w:t>-item');</w:t>
       </w:r>
     </w:p>
     <w:p>
@@ -4480,9 +5184,11 @@
           <w:rFonts w:hint="eastAsia"/>
         </w:rPr>
       </w:pPr>
+      <w:proofErr w:type="spellStart"/>
       <w:r>
         <w:t>javascript</w:t>
       </w:r>
+      <w:proofErr w:type="spellEnd"/>
     </w:p>
     <w:p>
       <w:pPr>
@@ -4522,58 +5228,82 @@
         </w:rPr>
       </w:pPr>
       <w:r>
-        <w:t xml:space="preserve">const cards = document.querySelectorAll('.card'); </w:t>
+        <w:t xml:space="preserve">const cards = </w:t>
+      </w:r>
+      <w:proofErr w:type="spellStart"/>
+      <w:r>
+        <w:t>document.querySelectorAll</w:t>
+      </w:r>
+      <w:proofErr w:type="spellEnd"/>
+      <w:r>
+        <w:t xml:space="preserve">('.card'); </w:t>
       </w:r>
       <w:r>
         <w:rPr>
           <w:i/>
           <w:iCs/>
         </w:rPr>
-        <w:t>// NodeList (伪数组)</w:t>
-      </w:r>
-    </w:p>
-    <w:p>
-      <w:pPr>
-        <w:rPr>
-          <w:rFonts w:hint="eastAsia"/>
-        </w:rPr>
-      </w:pPr>
-    </w:p>
-    <w:p>
-      <w:pPr>
-        <w:rPr>
-          <w:rFonts w:hint="eastAsia"/>
-        </w:rPr>
-      </w:pPr>
-      <w:r>
-        <w:t>Array.from(cards).forEach(card =&gt; {</w:t>
-      </w:r>
-    </w:p>
-    <w:p>
-      <w:pPr>
-        <w:rPr>
-          <w:rFonts w:hint="eastAsia"/>
-        </w:rPr>
-      </w:pPr>
-      <w:r>
-        <w:t xml:space="preserve">    </w:t>
-      </w:r>
+        <w:t xml:space="preserve">// </w:t>
+      </w:r>
+      <w:proofErr w:type="spellStart"/>
       <w:r>
         <w:rPr>
           <w:i/>
           <w:iCs/>
         </w:rPr>
-        <w:t>// card.classList 也是伪数组 (DOMTokenList)</w:t>
-      </w:r>
-    </w:p>
-    <w:p>
-      <w:pPr>
-        <w:rPr>
-          <w:rFonts w:hint="eastAsia"/>
-        </w:rPr>
-      </w:pPr>
-      <w:r>
-        <w:t xml:space="preserve">    const classes = Array.from(card.classList);</w:t>
+        <w:t>NodeList</w:t>
+      </w:r>
+      <w:proofErr w:type="spellEnd"/>
+      <w:r>
+        <w:rPr>
+          <w:i/>
+          <w:iCs/>
+        </w:rPr>
+        <w:t xml:space="preserve"> </w:t>
+      </w:r>
+      <w:proofErr w:type="gramStart"/>
+      <w:r>
+        <w:rPr>
+          <w:i/>
+          <w:iCs/>
+        </w:rPr>
+        <w:t>(伪数组)</w:t>
+      </w:r>
+      <w:proofErr w:type="gramEnd"/>
+    </w:p>
+    <w:p>
+      <w:pPr>
+        <w:rPr>
+          <w:rFonts w:hint="eastAsia"/>
+        </w:rPr>
+      </w:pPr>
+    </w:p>
+    <w:p>
+      <w:pPr>
+        <w:rPr>
+          <w:rFonts w:hint="eastAsia"/>
+        </w:rPr>
+      </w:pPr>
+      <w:proofErr w:type="spellStart"/>
+      <w:r>
+        <w:t>Array.from</w:t>
+      </w:r>
+      <w:proofErr w:type="spellEnd"/>
+      <w:r>
+        <w:t>(cards</w:t>
+      </w:r>
+      <w:proofErr w:type="gramStart"/>
+      <w:r>
+        <w:t>).</w:t>
+      </w:r>
+      <w:proofErr w:type="spellStart"/>
+      <w:r>
+        <w:t>forEach</w:t>
+      </w:r>
+      <w:proofErr w:type="spellEnd"/>
+      <w:proofErr w:type="gramEnd"/>
+      <w:r>
+        <w:t>(card =&gt; {</w:t>
       </w:r>
     </w:p>
     <w:p>
@@ -4585,35 +5315,151 @@
       <w:r>
         <w:t xml:space="preserve">    </w:t>
       </w:r>
-    </w:p>
-    <w:p>
-      <w:pPr>
-        <w:rPr>
-          <w:rFonts w:hint="eastAsia"/>
-        </w:rPr>
-      </w:pPr>
-      <w:r>
-        <w:t xml:space="preserve">    if (classes.includes('disabled')) {</w:t>
-      </w:r>
-    </w:p>
-    <w:p>
-      <w:pPr>
-        <w:rPr>
-          <w:rFonts w:hint="eastAsia"/>
-        </w:rPr>
-      </w:pPr>
-      <w:r>
-        <w:t xml:space="preserve">        card.classList.remove('disabled');</w:t>
-      </w:r>
-    </w:p>
-    <w:p>
-      <w:pPr>
-        <w:rPr>
-          <w:rFonts w:hint="eastAsia"/>
-        </w:rPr>
-      </w:pPr>
-      <w:r>
-        <w:t xml:space="preserve">        card.setAttribute('aria-disabled', 'false');</w:t>
+      <w:r>
+        <w:rPr>
+          <w:i/>
+          <w:iCs/>
+        </w:rPr>
+        <w:t xml:space="preserve">// </w:t>
+      </w:r>
+      <w:proofErr w:type="spellStart"/>
+      <w:r>
+        <w:rPr>
+          <w:i/>
+          <w:iCs/>
+        </w:rPr>
+        <w:t>card.classList</w:t>
+      </w:r>
+      <w:proofErr w:type="spellEnd"/>
+      <w:r>
+        <w:rPr>
+          <w:i/>
+          <w:iCs/>
+        </w:rPr>
+        <w:t xml:space="preserve"> 也是伪数组 </w:t>
+      </w:r>
+      <w:proofErr w:type="gramStart"/>
+      <w:r>
+        <w:rPr>
+          <w:i/>
+          <w:iCs/>
+        </w:rPr>
+        <w:t>(</w:t>
+      </w:r>
+      <w:proofErr w:type="spellStart"/>
+      <w:r>
+        <w:rPr>
+          <w:i/>
+          <w:iCs/>
+        </w:rPr>
+        <w:t>DOMTokenList</w:t>
+      </w:r>
+      <w:proofErr w:type="spellEnd"/>
+      <w:r>
+        <w:rPr>
+          <w:i/>
+          <w:iCs/>
+        </w:rPr>
+        <w:t>)</w:t>
+      </w:r>
+      <w:proofErr w:type="gramEnd"/>
+    </w:p>
+    <w:p>
+      <w:pPr>
+        <w:rPr>
+          <w:rFonts w:hint="eastAsia"/>
+        </w:rPr>
+      </w:pPr>
+      <w:r>
+        <w:t xml:space="preserve">    const classes = </w:t>
+      </w:r>
+      <w:proofErr w:type="spellStart"/>
+      <w:r>
+        <w:t>Array.from</w:t>
+      </w:r>
+      <w:proofErr w:type="spellEnd"/>
+      <w:r>
+        <w:t>(</w:t>
+      </w:r>
+      <w:proofErr w:type="spellStart"/>
+      <w:proofErr w:type="gramStart"/>
+      <w:r>
+        <w:t>card.classList</w:t>
+      </w:r>
+      <w:proofErr w:type="spellEnd"/>
+      <w:proofErr w:type="gramEnd"/>
+      <w:r>
+        <w:t>);</w:t>
+      </w:r>
+    </w:p>
+    <w:p>
+      <w:pPr>
+        <w:rPr>
+          <w:rFonts w:hint="eastAsia"/>
+        </w:rPr>
+      </w:pPr>
+      <w:r>
+        <w:t xml:space="preserve">    </w:t>
+      </w:r>
+    </w:p>
+    <w:p>
+      <w:pPr>
+        <w:rPr>
+          <w:rFonts w:hint="eastAsia"/>
+        </w:rPr>
+      </w:pPr>
+      <w:r>
+        <w:t xml:space="preserve">    if (</w:t>
+      </w:r>
+      <w:proofErr w:type="spellStart"/>
+      <w:proofErr w:type="gramStart"/>
+      <w:r>
+        <w:t>classes.includes</w:t>
+      </w:r>
+      <w:proofErr w:type="spellEnd"/>
+      <w:proofErr w:type="gramEnd"/>
+      <w:r>
+        <w:t>('disabled')) {</w:t>
+      </w:r>
+    </w:p>
+    <w:p>
+      <w:pPr>
+        <w:rPr>
+          <w:rFonts w:hint="eastAsia"/>
+        </w:rPr>
+      </w:pPr>
+      <w:r>
+        <w:t xml:space="preserve">        </w:t>
+      </w:r>
+      <w:proofErr w:type="spellStart"/>
+      <w:proofErr w:type="gramStart"/>
+      <w:r>
+        <w:t>card.classList.remove</w:t>
+      </w:r>
+      <w:proofErr w:type="spellEnd"/>
+      <w:proofErr w:type="gramEnd"/>
+      <w:r>
+        <w:t>('disabled');</w:t>
+      </w:r>
+    </w:p>
+    <w:p>
+      <w:pPr>
+        <w:rPr>
+          <w:rFonts w:hint="eastAsia"/>
+        </w:rPr>
+      </w:pPr>
+      <w:r>
+        <w:t xml:space="preserve">        </w:t>
+      </w:r>
+      <w:proofErr w:type="spellStart"/>
+      <w:proofErr w:type="gramStart"/>
+      <w:r>
+        <w:t>card.setAttribute</w:t>
+      </w:r>
+      <w:proofErr w:type="spellEnd"/>
+      <w:proofErr w:type="gramEnd"/>
+      <w:r>
+        <w:t>('aria-disabled', 'false');</w:t>
       </w:r>
     </w:p>
     <w:p>
@@ -4649,7 +5495,23 @@
           <w:b/>
           <w:bCs/>
         </w:rPr>
-        <w:t>选择器字符串 vs classList 的区别</w:t>
+        <w:t xml:space="preserve">选择器字符串 vs </w:t>
+      </w:r>
+      <w:proofErr w:type="spellStart"/>
+      <w:r>
+        <w:rPr>
+          <w:b/>
+          <w:bCs/>
+        </w:rPr>
+        <w:t>classList</w:t>
+      </w:r>
+      <w:proofErr w:type="spellEnd"/>
+      <w:r>
+        <w:rPr>
+          <w:b/>
+          <w:bCs/>
+        </w:rPr>
+        <w:t xml:space="preserve"> 的区别</w:t>
       </w:r>
     </w:p>
     <w:p>
@@ -4750,8 +5612,33 @@
                 <w:b/>
                 <w:bCs/>
               </w:rPr>
-              <w:t>CSS 选择器 (querySelector)</w:t>
+              <w:t xml:space="preserve">CSS 选择器 </w:t>
             </w:r>
+            <w:proofErr w:type="gramStart"/>
+            <w:r>
+              <w:rPr>
+                <w:b/>
+                <w:bCs/>
+              </w:rPr>
+              <w:t>(</w:t>
+            </w:r>
+            <w:proofErr w:type="spellStart"/>
+            <w:r>
+              <w:rPr>
+                <w:b/>
+                <w:bCs/>
+              </w:rPr>
+              <w:t>querySelector</w:t>
+            </w:r>
+            <w:proofErr w:type="spellEnd"/>
+            <w:r>
+              <w:rPr>
+                <w:b/>
+                <w:bCs/>
+              </w:rPr>
+              <w:t>)</w:t>
+            </w:r>
+            <w:proofErr w:type="gramEnd"/>
           </w:p>
         </w:tc>
         <w:tc>
@@ -4781,6 +5668,7 @@
                 <w:bCs/>
               </w:rPr>
             </w:pPr>
+            <w:proofErr w:type="spellStart"/>
             <w:r>
               <w:rPr>
                 <w:b/>
@@ -4788,6 +5676,7 @@
               </w:rPr>
               <w:t>classListAPI</w:t>
             </w:r>
+            <w:proofErr w:type="spellEnd"/>
           </w:p>
         </w:tc>
       </w:tr>
@@ -4957,7 +5846,23 @@
               </w:rPr>
             </w:pPr>
             <w:r>
-              <w:t>CSS 语法字符串 (.a.b, #id &gt; .cls)</w:t>
+              <w:t>CSS 语法字符串 (.</w:t>
+            </w:r>
+            <w:proofErr w:type="spellStart"/>
+            <w:r>
+              <w:t>a.b</w:t>
+            </w:r>
+            <w:proofErr w:type="spellEnd"/>
+            <w:r>
+              <w:t>, #id &gt; .</w:t>
+            </w:r>
+            <w:proofErr w:type="spellStart"/>
+            <w:r>
+              <w:t>cls</w:t>
+            </w:r>
+            <w:proofErr w:type="spellEnd"/>
+            <w:r>
+              <w:t>)</w:t>
             </w:r>
           </w:p>
         </w:tc>
@@ -5021,7 +5926,6 @@
                 <w:b/>
                 <w:bCs/>
               </w:rPr>
-              <w:lastRenderedPageBreak/>
               <w:t>返回</w:t>
             </w:r>
           </w:p>
@@ -5051,7 +5955,15 @@
               </w:rPr>
             </w:pPr>
             <w:r>
-              <w:t>Element / NodeList / null</w:t>
+              <w:t xml:space="preserve">Element / </w:t>
+            </w:r>
+            <w:proofErr w:type="spellStart"/>
+            <w:r>
+              <w:t>NodeList</w:t>
+            </w:r>
+            <w:proofErr w:type="spellEnd"/>
+            <w:r>
+              <w:t xml:space="preserve"> / null</w:t>
             </w:r>
           </w:p>
         </w:tc>
@@ -5079,9 +5991,11 @@
                 <w:rFonts w:hint="eastAsia"/>
               </w:rPr>
             </w:pPr>
+            <w:proofErr w:type="spellStart"/>
             <w:r>
               <w:t>DOMTokenList</w:t>
             </w:r>
+            <w:proofErr w:type="spellEnd"/>
           </w:p>
         </w:tc>
       </w:tr>
@@ -5115,6 +6029,7 @@
                 <w:b/>
                 <w:bCs/>
               </w:rPr>
+              <w:lastRenderedPageBreak/>
               <w:t>关系</w:t>
             </w:r>
           </w:p>
@@ -5173,8 +6088,13 @@
               </w:rPr>
             </w:pPr>
             <w:r>
-              <w:t>再对找到的元素操作 classList</w:t>
+              <w:t xml:space="preserve">再对找到的元素操作 </w:t>
             </w:r>
+            <w:proofErr w:type="spellStart"/>
+            <w:r>
+              <w:t>classList</w:t>
+            </w:r>
+            <w:proofErr w:type="spellEnd"/>
           </w:p>
         </w:tc>
       </w:tr>
@@ -5213,8 +6133,21 @@
           <w:rFonts w:hint="eastAsia"/>
         </w:rPr>
       </w:pPr>
-      <w:r>
-        <w:t>classList 返回 DOMTokenList，是伪数组，自带 add/remove/toggle 但缺少 map/filter。</w:t>
+      <w:proofErr w:type="spellStart"/>
+      <w:r>
+        <w:t>classList</w:t>
+      </w:r>
+      <w:proofErr w:type="spellEnd"/>
+      <w:r>
+        <w:t> 返回 </w:t>
+      </w:r>
+      <w:proofErr w:type="spellStart"/>
+      <w:r>
+        <w:t>DOMTokenList</w:t>
+      </w:r>
+      <w:proofErr w:type="spellEnd"/>
+      <w:r>
+        <w:t>，是伪数组，自带 add/remove/toggle 但缺少 map/filter。</w:t>
       </w:r>
     </w:p>
     <w:p>
@@ -5241,8 +6174,13 @@
           <w:rFonts w:hint="eastAsia"/>
         </w:rPr>
       </w:pPr>
-      <w:r>
-        <w:t>Array.from() 是将伪数组转为真数组的最佳实践，支持同时映射。</w:t>
+      <w:proofErr w:type="spellStart"/>
+      <w:r>
+        <w:t>Array.from</w:t>
+      </w:r>
+      <w:proofErr w:type="spellEnd"/>
+      <w:r>
+        <w:t>() 是将伪数组转为真数组的最佳实践，支持同时映射。</w:t>
       </w:r>
     </w:p>
     <w:p>
@@ -5256,7 +6194,47 @@
         </w:rPr>
       </w:pPr>
       <w:r>
-        <w:t>工作流：querySelector 选元素 → Array.from 转 NodeList → 遍历每个元素 → 操作 classList（必要时也用 Array.from 转换以进行复杂判断）。</w:t>
+        <w:t>工作流：</w:t>
+      </w:r>
+      <w:proofErr w:type="spellStart"/>
+      <w:r>
+        <w:t>querySelector</w:t>
+      </w:r>
+      <w:proofErr w:type="spellEnd"/>
+      <w:r>
+        <w:t> 选元素 → </w:t>
+      </w:r>
+      <w:proofErr w:type="spellStart"/>
+      <w:r>
+        <w:t>Array.from</w:t>
+      </w:r>
+      <w:proofErr w:type="spellEnd"/>
+      <w:r>
+        <w:t xml:space="preserve"> 转 </w:t>
+      </w:r>
+      <w:proofErr w:type="spellStart"/>
+      <w:r>
+        <w:t>NodeList</w:t>
+      </w:r>
+      <w:proofErr w:type="spellEnd"/>
+      <w:r>
+        <w:t xml:space="preserve"> → 遍历每个元素 → 操作 </w:t>
+      </w:r>
+      <w:proofErr w:type="spellStart"/>
+      <w:r>
+        <w:t>classList</w:t>
+      </w:r>
+      <w:proofErr w:type="spellEnd"/>
+      <w:r>
+        <w:t>（必要时也用 </w:t>
+      </w:r>
+      <w:proofErr w:type="spellStart"/>
+      <w:r>
+        <w:t>Array.from</w:t>
+      </w:r>
+      <w:proofErr w:type="spellEnd"/>
+      <w:r>
+        <w:t> 转换以进行复杂判断）。</w:t>
       </w:r>
     </w:p>
     <w:p>
@@ -5586,51 +6564,59 @@
           <w:rFonts w:hint="eastAsia"/>
         </w:rPr>
       </w:pPr>
+      <w:proofErr w:type="gramStart"/>
       <w:r>
         <w:rPr>
           <w:rFonts w:hint="eastAsia"/>
         </w:rPr>
         <w:t>:checked</w:t>
       </w:r>
-    </w:p>
-    <w:p>
-      <w:pPr>
-        <w:rPr>
-          <w:rFonts w:hint="eastAsia"/>
-        </w:rPr>
-      </w:pPr>
+      <w:proofErr w:type="gramEnd"/>
+    </w:p>
+    <w:p>
+      <w:pPr>
+        <w:rPr>
+          <w:rFonts w:hint="eastAsia"/>
+        </w:rPr>
+      </w:pPr>
+      <w:proofErr w:type="gramStart"/>
       <w:r>
         <w:rPr>
           <w:rFonts w:hint="eastAsia"/>
         </w:rPr>
         <w:t>:disabled</w:t>
       </w:r>
-    </w:p>
-    <w:p>
-      <w:pPr>
-        <w:rPr>
-          <w:rFonts w:hint="eastAsia"/>
-        </w:rPr>
-      </w:pPr>
+      <w:proofErr w:type="gramEnd"/>
+    </w:p>
+    <w:p>
+      <w:pPr>
+        <w:rPr>
+          <w:rFonts w:hint="eastAsia"/>
+        </w:rPr>
+      </w:pPr>
+      <w:proofErr w:type="gramStart"/>
       <w:r>
         <w:rPr>
           <w:rFonts w:hint="eastAsia"/>
         </w:rPr>
         <w:t>:able</w:t>
       </w:r>
-    </w:p>
-    <w:p>
-      <w:pPr>
-        <w:rPr>
-          <w:rFonts w:hint="eastAsia"/>
-        </w:rPr>
-      </w:pPr>
+      <w:proofErr w:type="gramEnd"/>
+    </w:p>
+    <w:p>
+      <w:pPr>
+        <w:rPr>
+          <w:rFonts w:hint="eastAsia"/>
+        </w:rPr>
+      </w:pPr>
+      <w:proofErr w:type="gramStart"/>
       <w:r>
         <w:rPr>
           <w:rFonts w:hint="eastAsia"/>
         </w:rPr>
         <w:t>:require</w:t>
       </w:r>
+      <w:proofErr w:type="gramEnd"/>
     </w:p>
     <w:p>
       <w:pPr>
@@ -5676,6 +6662,7 @@
         </w:rPr>
       </w:pPr>
       <w:r>
+        <w:lastRenderedPageBreak/>
         <w:t>nth-child</w:t>
       </w:r>
     </w:p>
@@ -5774,7 +6761,39 @@
         </w:rPr>
       </w:pPr>
       <w:r>
-        <w:t>以下是 CSS 选择器 :nth-child、:nth-of-type、:has()、:not()、:empty 的详细对比与举例说明。</w:t>
+        <w:t>以下是 CSS 选择器 :nth-child</w:t>
+      </w:r>
+      <w:proofErr w:type="gramStart"/>
+      <w:r>
+        <w:t>、:</w:t>
+      </w:r>
+      <w:proofErr w:type="gramEnd"/>
+      <w:r>
+        <w:t>nth-of-type</w:t>
+      </w:r>
+      <w:proofErr w:type="gramStart"/>
+      <w:r>
+        <w:t>、:</w:t>
+      </w:r>
+      <w:proofErr w:type="gramEnd"/>
+      <w:r>
+        <w:t>has()</w:t>
+      </w:r>
+      <w:proofErr w:type="gramStart"/>
+      <w:r>
+        <w:t>、:</w:t>
+      </w:r>
+      <w:proofErr w:type="gramEnd"/>
+      <w:r>
+        <w:t>not()</w:t>
+      </w:r>
+      <w:proofErr w:type="gramStart"/>
+      <w:r>
+        <w:t>、:</w:t>
+      </w:r>
+      <w:proofErr w:type="gramEnd"/>
+      <w:r>
+        <w:t>empty 的详细对比与举例说明。</w:t>
       </w:r>
     </w:p>
     <w:p>
@@ -5785,12 +6804,37 @@
           <w:bCs/>
         </w:rPr>
       </w:pPr>
+      <w:proofErr w:type="gramStart"/>
       <w:r>
         <w:rPr>
           <w:b/>
           <w:bCs/>
         </w:rPr>
-        <w:t>1. :nth-child(n) vs :nth-of-type(n)</w:t>
+        <w:t>1. :nth</w:t>
+      </w:r>
+      <w:proofErr w:type="gramEnd"/>
+      <w:r>
+        <w:rPr>
+          <w:b/>
+          <w:bCs/>
+        </w:rPr>
+        <w:t>-child(n) </w:t>
+      </w:r>
+      <w:proofErr w:type="gramStart"/>
+      <w:r>
+        <w:rPr>
+          <w:b/>
+          <w:bCs/>
+        </w:rPr>
+        <w:t>vs :nth</w:t>
+      </w:r>
+      <w:proofErr w:type="gramEnd"/>
+      <w:r>
+        <w:rPr>
+          <w:b/>
+          <w:bCs/>
+        </w:rPr>
+        <w:t>-of-type(n)</w:t>
       </w:r>
     </w:p>
     <w:p>
@@ -5977,8 +7021,13 @@
                 <w:rFonts w:hint="eastAsia"/>
               </w:rPr>
             </w:pPr>
+            <w:proofErr w:type="gramStart"/>
             <w:r>
-              <w:t>:nth-child(n)</w:t>
+              <w:t>:nth</w:t>
+            </w:r>
+            <w:proofErr w:type="gramEnd"/>
+            <w:r>
+              <w:t>-child(n)</w:t>
             </w:r>
           </w:p>
         </w:tc>
@@ -6076,8 +7125,13 @@
                 <w:rFonts w:hint="eastAsia"/>
               </w:rPr>
             </w:pPr>
+            <w:proofErr w:type="gramStart"/>
             <w:r>
-              <w:t>:nth-of-type(n)</w:t>
+              <w:t>:nth</w:t>
+            </w:r>
+            <w:proofErr w:type="gramEnd"/>
+            <w:r>
+              <w:t>-of-type(n)</w:t>
             </w:r>
           </w:p>
         </w:tc>
@@ -6206,80 +7260,253 @@
       <w:r>
         <w:t xml:space="preserve">  &lt;h2&gt;标题&lt;/h2&gt;       </w:t>
       </w:r>
+      <w:proofErr w:type="gramStart"/>
       <w:r>
         <w:rPr>
           <w:i/>
           <w:iCs/>
         </w:rPr>
-        <w:t>&lt;!-- 第1个子元素, 第1个h2 --&gt;</w:t>
-      </w:r>
-    </w:p>
-    <w:p>
-      <w:pPr>
-        <w:rPr>
-          <w:rFonts w:hint="eastAsia"/>
-        </w:rPr>
-      </w:pPr>
-      <w:r>
-        <w:t xml:space="preserve">  &lt;p&gt;段落 A&lt;/p&gt;       </w:t>
-      </w:r>
+        <w:t>&lt;!</w:t>
+      </w:r>
+      <w:proofErr w:type="gramEnd"/>
       <w:r>
         <w:rPr>
           <w:i/>
           <w:iCs/>
         </w:rPr>
-        <w:t>&lt;!-- 第2个子元素, 第1个p  --&gt;</w:t>
-      </w:r>
-    </w:p>
-    <w:p>
-      <w:pPr>
-        <w:rPr>
-          <w:rFonts w:hint="eastAsia"/>
-        </w:rPr>
-      </w:pPr>
-      <w:r>
-        <w:t xml:space="preserve">  &lt;p&gt;段落 B&lt;/p&gt;       </w:t>
-      </w:r>
+        <w:t>-- 第1个子</w:t>
+      </w:r>
+      <w:proofErr w:type="gramStart"/>
       <w:r>
         <w:rPr>
           <w:i/>
           <w:iCs/>
         </w:rPr>
-        <w:t>&lt;!-- 第3个子元素, 第2个p  --&gt;</w:t>
-      </w:r>
-    </w:p>
-    <w:p>
-      <w:pPr>
-        <w:rPr>
-          <w:rFonts w:hint="eastAsia"/>
-        </w:rPr>
-      </w:pPr>
-      <w:r>
-        <w:t xml:space="preserve">  &lt;span&gt;备注&lt;/span&gt;    </w:t>
-      </w:r>
+        <w:t>元素,</w:t>
+      </w:r>
+      <w:proofErr w:type="gramEnd"/>
       <w:r>
         <w:rPr>
           <w:i/>
           <w:iCs/>
         </w:rPr>
-        <w:t>&lt;!-- 第4个子元素, 第1个span --&gt;</w:t>
-      </w:r>
-    </w:p>
-    <w:p>
-      <w:pPr>
-        <w:rPr>
-          <w:rFonts w:hint="eastAsia"/>
-        </w:rPr>
-      </w:pPr>
-      <w:r>
-        <w:t xml:space="preserve">  &lt;p&gt;段落 C&lt;/p&gt;       </w:t>
-      </w:r>
+        <w:t xml:space="preserve"> 第1个h2 --&gt;</w:t>
+      </w:r>
+    </w:p>
+    <w:p>
+      <w:pPr>
+        <w:rPr>
+          <w:rFonts w:hint="eastAsia"/>
+        </w:rPr>
+      </w:pPr>
+      <w:r>
+        <w:t xml:space="preserve">  &lt;p&gt;段落 A&lt;/p&gt;       </w:t>
+      </w:r>
+      <w:proofErr w:type="gramStart"/>
       <w:r>
         <w:rPr>
           <w:i/>
           <w:iCs/>
         </w:rPr>
-        <w:t>&lt;!-- 第5个子元素, 第3个p  --&gt;</w:t>
+        <w:t>&lt;!</w:t>
+      </w:r>
+      <w:proofErr w:type="gramEnd"/>
+      <w:r>
+        <w:rPr>
+          <w:i/>
+          <w:iCs/>
+        </w:rPr>
+        <w:t>-- 第2个子</w:t>
+      </w:r>
+      <w:proofErr w:type="gramStart"/>
+      <w:r>
+        <w:rPr>
+          <w:i/>
+          <w:iCs/>
+        </w:rPr>
+        <w:t>元素,</w:t>
+      </w:r>
+      <w:proofErr w:type="gramEnd"/>
+      <w:r>
+        <w:rPr>
+          <w:i/>
+          <w:iCs/>
+        </w:rPr>
+        <w:t xml:space="preserve"> 第1个</w:t>
+      </w:r>
+      <w:proofErr w:type="gramStart"/>
+      <w:r>
+        <w:rPr>
+          <w:i/>
+          <w:iCs/>
+        </w:rPr>
+        <w:t>p  --</w:t>
+      </w:r>
+      <w:proofErr w:type="gramEnd"/>
+      <w:r>
+        <w:rPr>
+          <w:i/>
+          <w:iCs/>
+        </w:rPr>
+        <w:t>&gt;</w:t>
+      </w:r>
+    </w:p>
+    <w:p>
+      <w:pPr>
+        <w:rPr>
+          <w:rFonts w:hint="eastAsia"/>
+        </w:rPr>
+      </w:pPr>
+      <w:r>
+        <w:t xml:space="preserve">  &lt;p&gt;段落 B&lt;/p&gt;       </w:t>
+      </w:r>
+      <w:proofErr w:type="gramStart"/>
+      <w:r>
+        <w:rPr>
+          <w:i/>
+          <w:iCs/>
+        </w:rPr>
+        <w:t>&lt;!</w:t>
+      </w:r>
+      <w:proofErr w:type="gramEnd"/>
+      <w:r>
+        <w:rPr>
+          <w:i/>
+          <w:iCs/>
+        </w:rPr>
+        <w:t>-- 第3个子</w:t>
+      </w:r>
+      <w:proofErr w:type="gramStart"/>
+      <w:r>
+        <w:rPr>
+          <w:i/>
+          <w:iCs/>
+        </w:rPr>
+        <w:t>元素,</w:t>
+      </w:r>
+      <w:proofErr w:type="gramEnd"/>
+      <w:r>
+        <w:rPr>
+          <w:i/>
+          <w:iCs/>
+        </w:rPr>
+        <w:t xml:space="preserve"> 第2个</w:t>
+      </w:r>
+      <w:proofErr w:type="gramStart"/>
+      <w:r>
+        <w:rPr>
+          <w:i/>
+          <w:iCs/>
+        </w:rPr>
+        <w:t>p  --</w:t>
+      </w:r>
+      <w:proofErr w:type="gramEnd"/>
+      <w:r>
+        <w:rPr>
+          <w:i/>
+          <w:iCs/>
+        </w:rPr>
+        <w:t>&gt;</w:t>
+      </w:r>
+    </w:p>
+    <w:p>
+      <w:pPr>
+        <w:rPr>
+          <w:rFonts w:hint="eastAsia"/>
+        </w:rPr>
+      </w:pPr>
+      <w:r>
+        <w:t xml:space="preserve">  &lt;span&gt;备注&lt;/span&gt;    </w:t>
+      </w:r>
+      <w:proofErr w:type="gramStart"/>
+      <w:r>
+        <w:rPr>
+          <w:i/>
+          <w:iCs/>
+        </w:rPr>
+        <w:t>&lt;!</w:t>
+      </w:r>
+      <w:proofErr w:type="gramEnd"/>
+      <w:r>
+        <w:rPr>
+          <w:i/>
+          <w:iCs/>
+        </w:rPr>
+        <w:t>-- 第4个子</w:t>
+      </w:r>
+      <w:proofErr w:type="gramStart"/>
+      <w:r>
+        <w:rPr>
+          <w:i/>
+          <w:iCs/>
+        </w:rPr>
+        <w:t>元素,</w:t>
+      </w:r>
+      <w:proofErr w:type="gramEnd"/>
+      <w:r>
+        <w:rPr>
+          <w:i/>
+          <w:iCs/>
+        </w:rPr>
+        <w:t xml:space="preserve"> 第1个span --&gt;</w:t>
+      </w:r>
+    </w:p>
+    <w:p>
+      <w:pPr>
+        <w:rPr>
+          <w:rFonts w:hint="eastAsia"/>
+        </w:rPr>
+      </w:pPr>
+      <w:r>
+        <w:t xml:space="preserve">  &lt;p&gt;段落 C&lt;/p&gt;       </w:t>
+      </w:r>
+      <w:proofErr w:type="gramStart"/>
+      <w:r>
+        <w:rPr>
+          <w:i/>
+          <w:iCs/>
+        </w:rPr>
+        <w:t>&lt;!</w:t>
+      </w:r>
+      <w:proofErr w:type="gramEnd"/>
+      <w:r>
+        <w:rPr>
+          <w:i/>
+          <w:iCs/>
+        </w:rPr>
+        <w:t>-- 第5个子</w:t>
+      </w:r>
+      <w:proofErr w:type="gramStart"/>
+      <w:r>
+        <w:rPr>
+          <w:i/>
+          <w:iCs/>
+        </w:rPr>
+        <w:t>元素,</w:t>
+      </w:r>
+      <w:proofErr w:type="gramEnd"/>
+      <w:r>
+        <w:rPr>
+          <w:i/>
+          <w:iCs/>
+        </w:rPr>
+        <w:t xml:space="preserve"> 第3个</w:t>
+      </w:r>
+      <w:proofErr w:type="gramStart"/>
+      <w:r>
+        <w:rPr>
+          <w:i/>
+          <w:iCs/>
+        </w:rPr>
+        <w:t>p  --</w:t>
+      </w:r>
+      <w:proofErr w:type="gramEnd"/>
+      <w:r>
+        <w:rPr>
+          <w:i/>
+          <w:iCs/>
+        </w:rPr>
+        <w:t>&gt;</w:t>
       </w:r>
     </w:p>
     <w:p>
@@ -6314,9 +7541,11 @@
           <w:rFonts w:hint="eastAsia"/>
         </w:rPr>
       </w:pPr>
+      <w:proofErr w:type="spellStart"/>
       <w:r>
         <w:t>css</w:t>
       </w:r>
+      <w:proofErr w:type="spellEnd"/>
     </w:p>
     <w:p>
       <w:pPr>
@@ -6354,18 +7583,60 @@
           <w:i/>
           <w:iCs/>
         </w:rPr>
-        <w:t xml:space="preserve"> 选中"段落 B"：它是所有子元素中的第3个，且是&lt;p&gt; */</w:t>
-      </w:r>
-    </w:p>
-    <w:p>
-      <w:pPr>
-        <w:rPr>
-          <w:rFonts w:hint="eastAsia"/>
-        </w:rPr>
-      </w:pPr>
-      <w:r>
-        <w:t>p:nth-child(3) { color: red; }</w:t>
-      </w:r>
+        <w:t xml:space="preserve"> 选中</w:t>
+      </w:r>
+      <w:proofErr w:type="gramStart"/>
+      <w:r>
+        <w:rPr>
+          <w:i/>
+          <w:iCs/>
+        </w:rPr>
+        <w:t>"段落</w:t>
+      </w:r>
+      <w:proofErr w:type="gramEnd"/>
+      <w:r>
+        <w:rPr>
+          <w:i/>
+          <w:iCs/>
+        </w:rPr>
+        <w:t xml:space="preserve"> B"：它是所有子元素中的第3个，且是&lt;p&gt; */</w:t>
+      </w:r>
+    </w:p>
+    <w:p>
+      <w:pPr>
+        <w:rPr>
+          <w:rFonts w:hint="eastAsia"/>
+        </w:rPr>
+      </w:pPr>
+      <w:proofErr w:type="gramStart"/>
+      <w:r>
+        <w:t>p:nth</w:t>
+      </w:r>
+      <w:proofErr w:type="gramEnd"/>
+      <w:r>
+        <w:t>-</w:t>
+      </w:r>
+      <w:proofErr w:type="gramStart"/>
+      <w:r>
+        <w:t>child(</w:t>
+      </w:r>
+      <w:proofErr w:type="gramEnd"/>
+      <w:r>
+        <w:t xml:space="preserve">3) </w:t>
+      </w:r>
+      <w:proofErr w:type="gramStart"/>
+      <w:r>
+        <w:t>{ color</w:t>
+      </w:r>
+      <w:proofErr w:type="gramEnd"/>
+      <w:r>
+        <w:t>: red</w:t>
+      </w:r>
+      <w:proofErr w:type="gramStart"/>
+      <w:r>
+        <w:t>; }</w:t>
+      </w:r>
+      <w:proofErr w:type="gramEnd"/>
     </w:p>
     <w:p>
       <w:pPr>
@@ -6409,9 +7680,35 @@
           <w:rFonts w:hint="eastAsia"/>
         </w:rPr>
       </w:pPr>
-      <w:r>
-        <w:t>p:nth-child(4) { color: blue; }</w:t>
-      </w:r>
+      <w:proofErr w:type="gramStart"/>
+      <w:r>
+        <w:t>p:nth</w:t>
+      </w:r>
+      <w:proofErr w:type="gramEnd"/>
+      <w:r>
+        <w:t>-</w:t>
+      </w:r>
+      <w:proofErr w:type="gramStart"/>
+      <w:r>
+        <w:t>child(</w:t>
+      </w:r>
+      <w:proofErr w:type="gramEnd"/>
+      <w:r>
+        <w:t xml:space="preserve">4) </w:t>
+      </w:r>
+      <w:proofErr w:type="gramStart"/>
+      <w:r>
+        <w:t>{ color</w:t>
+      </w:r>
+      <w:proofErr w:type="gramEnd"/>
+      <w:r>
+        <w:t>: blue</w:t>
+      </w:r>
+      <w:proofErr w:type="gramStart"/>
+      <w:r>
+        <w:t>; }</w:t>
+      </w:r>
+      <w:proofErr w:type="gramEnd"/>
     </w:p>
     <w:p>
       <w:pPr>
@@ -6446,37 +7743,80 @@
           <w:i/>
           <w:iCs/>
         </w:rPr>
-        <w:t xml:space="preserve"> 选中"段落 C"：它是所有&lt;p&gt;中的第3个（忽略h2和span） */</w:t>
-      </w:r>
-    </w:p>
-    <w:p>
-      <w:pPr>
-        <w:rPr>
-          <w:rFonts w:hint="eastAsia"/>
-        </w:rPr>
-      </w:pPr>
-      <w:r>
-        <w:t>p:nth-of-type(3) { color: green; }</w:t>
-      </w:r>
-    </w:p>
-    <w:p>
-      <w:pPr>
-        <w:rPr>
-          <w:rFonts w:hint="eastAsia"/>
-        </w:rPr>
-      </w:pPr>
-    </w:p>
-    <w:p>
-      <w:pPr>
-        <w:rPr>
-          <w:rFonts w:hint="eastAsia"/>
-        </w:rPr>
-      </w:pPr>
+        <w:t xml:space="preserve"> 选中</w:t>
+      </w:r>
+      <w:proofErr w:type="gramStart"/>
       <w:r>
         <w:rPr>
           <w:i/>
           <w:iCs/>
         </w:rPr>
+        <w:t>"段落</w:t>
+      </w:r>
+      <w:proofErr w:type="gramEnd"/>
+      <w:r>
+        <w:rPr>
+          <w:i/>
+          <w:iCs/>
+        </w:rPr>
+        <w:t xml:space="preserve"> C"：它是所有&lt;p&gt;中的第3个（忽略h2和span） */</w:t>
+      </w:r>
+    </w:p>
+    <w:p>
+      <w:pPr>
+        <w:rPr>
+          <w:rFonts w:hint="eastAsia"/>
+        </w:rPr>
+      </w:pPr>
+      <w:proofErr w:type="gramStart"/>
+      <w:r>
+        <w:t>p:nth</w:t>
+      </w:r>
+      <w:proofErr w:type="gramEnd"/>
+      <w:r>
+        <w:t>-of-</w:t>
+      </w:r>
+      <w:proofErr w:type="gramStart"/>
+      <w:r>
+        <w:t>type(</w:t>
+      </w:r>
+      <w:proofErr w:type="gramEnd"/>
+      <w:r>
+        <w:t xml:space="preserve">3) </w:t>
+      </w:r>
+      <w:proofErr w:type="gramStart"/>
+      <w:r>
+        <w:t>{ color</w:t>
+      </w:r>
+      <w:proofErr w:type="gramEnd"/>
+      <w:r>
+        <w:t>: green</w:t>
+      </w:r>
+      <w:proofErr w:type="gramStart"/>
+      <w:r>
+        <w:t>; }</w:t>
+      </w:r>
+      <w:proofErr w:type="gramEnd"/>
+    </w:p>
+    <w:p>
+      <w:pPr>
+        <w:rPr>
+          <w:rFonts w:hint="eastAsia"/>
+        </w:rPr>
+      </w:pPr>
+    </w:p>
+    <w:p>
+      <w:pPr>
+        <w:rPr>
+          <w:rFonts w:hint="eastAsia"/>
+        </w:rPr>
+      </w:pPr>
+      <w:r>
+        <w:rPr>
+          <w:i/>
+          <w:iCs/>
+        </w:rPr>
+        <w:lastRenderedPageBreak/>
         <w:t xml:space="preserve">/* </w:t>
       </w:r>
       <w:r>
@@ -6492,18 +7832,60 @@
           <w:i/>
           <w:iCs/>
         </w:rPr>
-        <w:t xml:space="preserve"> 选中"段落 A"：它是所有&lt;p&gt;中的第1个 */</w:t>
-      </w:r>
-    </w:p>
-    <w:p>
-      <w:pPr>
-        <w:rPr>
-          <w:rFonts w:hint="eastAsia"/>
-        </w:rPr>
-      </w:pPr>
-      <w:r>
-        <w:t>p:nth-of-type(1) { font-weight: bold; }</w:t>
-      </w:r>
+        <w:t xml:space="preserve"> 选中</w:t>
+      </w:r>
+      <w:proofErr w:type="gramStart"/>
+      <w:r>
+        <w:rPr>
+          <w:i/>
+          <w:iCs/>
+        </w:rPr>
+        <w:t>"段落</w:t>
+      </w:r>
+      <w:proofErr w:type="gramEnd"/>
+      <w:r>
+        <w:rPr>
+          <w:i/>
+          <w:iCs/>
+        </w:rPr>
+        <w:t xml:space="preserve"> A"：它是所有&lt;p&gt;中的第1个 */</w:t>
+      </w:r>
+    </w:p>
+    <w:p>
+      <w:pPr>
+        <w:rPr>
+          <w:rFonts w:hint="eastAsia"/>
+        </w:rPr>
+      </w:pPr>
+      <w:proofErr w:type="gramStart"/>
+      <w:r>
+        <w:t>p:nth</w:t>
+      </w:r>
+      <w:proofErr w:type="gramEnd"/>
+      <w:r>
+        <w:t>-of-</w:t>
+      </w:r>
+      <w:proofErr w:type="gramStart"/>
+      <w:r>
+        <w:t>type(</w:t>
+      </w:r>
+      <w:proofErr w:type="gramEnd"/>
+      <w:r>
+        <w:t xml:space="preserve">1) </w:t>
+      </w:r>
+      <w:proofErr w:type="gramStart"/>
+      <w:r>
+        <w:t>{ font</w:t>
+      </w:r>
+      <w:proofErr w:type="gramEnd"/>
+      <w:r>
+        <w:t>-weight: bold</w:t>
+      </w:r>
+      <w:proofErr w:type="gramStart"/>
+      <w:r>
+        <w:t>; }</w:t>
+      </w:r>
+      <w:proofErr w:type="gramEnd"/>
     </w:p>
     <w:p>
       <w:pPr>
@@ -6566,7 +7948,23 @@
         </w:rPr>
       </w:pPr>
       <w:r>
-        <w:t>:has() 被称为 CSS 的"父选择器"，它根据</w:t>
+        <w:t>:has() 被称为 CSS 的</w:t>
+      </w:r>
+      <w:proofErr w:type="gramStart"/>
+      <w:r>
+        <w:t>"父</w:t>
+      </w:r>
+      <w:proofErr w:type="gramEnd"/>
+      <w:r>
+        <w:t>选择</w:t>
+      </w:r>
+      <w:proofErr w:type="gramStart"/>
+      <w:r>
+        <w:t>器"，</w:t>
+      </w:r>
+      <w:proofErr w:type="gramEnd"/>
+      <w:r>
+        <w:t>它根据</w:t>
       </w:r>
       <w:r>
         <w:rPr>
@@ -6585,9 +7983,11 @@
           <w:rFonts w:hint="eastAsia"/>
         </w:rPr>
       </w:pPr>
+      <w:proofErr w:type="spellStart"/>
       <w:r>
         <w:t>css</w:t>
       </w:r>
+      <w:proofErr w:type="spellEnd"/>
     </w:p>
     <w:p>
       <w:pPr>
@@ -6610,129 +8010,48 @@
           <w:i/>
           <w:iCs/>
         </w:rPr>
-        <w:t>/* 包含 &lt;img&gt; 的 &lt;a&gt; 标签添加特殊样式 */</w:t>
-      </w:r>
-    </w:p>
-    <w:p>
-      <w:pPr>
-        <w:rPr>
-          <w:rFonts w:hint="eastAsia"/>
-        </w:rPr>
-      </w:pPr>
-      <w:r>
-        <w:t>a:has(img) {</w:t>
-      </w:r>
-    </w:p>
-    <w:p>
-      <w:pPr>
-        <w:rPr>
-          <w:rFonts w:hint="eastAsia"/>
-        </w:rPr>
-      </w:pPr>
-      <w:r>
-        <w:t xml:space="preserve">  border: 2px solid gold;</w:t>
-      </w:r>
-    </w:p>
-    <w:p>
-      <w:pPr>
-        <w:rPr>
-          <w:rFonts w:hint="eastAsia"/>
-        </w:rPr>
-      </w:pPr>
-      <w:r>
-        <w:t>}</w:t>
-      </w:r>
-    </w:p>
-    <w:p>
-      <w:pPr>
-        <w:rPr>
-          <w:rFonts w:hint="eastAsia"/>
-        </w:rPr>
-      </w:pPr>
-    </w:p>
-    <w:p>
-      <w:pPr>
-        <w:rPr>
-          <w:rFonts w:hint="eastAsia"/>
-        </w:rPr>
-      </w:pPr>
+        <w:t>/* 包含 &lt;</w:t>
+      </w:r>
+      <w:proofErr w:type="spellStart"/>
       <w:r>
         <w:rPr>
           <w:i/>
           <w:iCs/>
         </w:rPr>
-        <w:t>/* 含有 .error 子元素的 &lt;form&gt; 变红框 */</w:t>
-      </w:r>
-    </w:p>
-    <w:p>
-      <w:pPr>
-        <w:rPr>
-          <w:rFonts w:hint="eastAsia"/>
-        </w:rPr>
-      </w:pPr>
-      <w:r>
-        <w:t>form:has(.error) {</w:t>
-      </w:r>
-    </w:p>
-    <w:p>
-      <w:pPr>
-        <w:rPr>
-          <w:rFonts w:hint="eastAsia"/>
-        </w:rPr>
-      </w:pPr>
-      <w:r>
-        <w:t xml:space="preserve">  border-color: red;</w:t>
-      </w:r>
-    </w:p>
-    <w:p>
-      <w:pPr>
-        <w:rPr>
-          <w:rFonts w:hint="eastAsia"/>
-        </w:rPr>
-      </w:pPr>
-      <w:r>
-        <w:t>}</w:t>
-      </w:r>
-    </w:p>
-    <w:p>
-      <w:pPr>
-        <w:rPr>
-          <w:rFonts w:hint="eastAsia"/>
-        </w:rPr>
-      </w:pPr>
-    </w:p>
-    <w:p>
-      <w:pPr>
-        <w:rPr>
-          <w:rFonts w:hint="eastAsia"/>
-        </w:rPr>
-      </w:pPr>
+        <w:t>img</w:t>
+      </w:r>
+      <w:proofErr w:type="spellEnd"/>
       <w:r>
         <w:rPr>
           <w:i/>
           <w:iCs/>
         </w:rPr>
-        <w:t>/* 后面紧跟着 &lt;p&gt; 的 &lt;h2&gt;（兄弟关系） */</w:t>
-      </w:r>
-    </w:p>
-    <w:p>
-      <w:pPr>
-        <w:rPr>
-          <w:rFonts w:hint="eastAsia"/>
-        </w:rPr>
-      </w:pPr>
-      <w:r>
-        <w:t>h2:has(+ p) {</w:t>
-      </w:r>
-    </w:p>
-    <w:p>
-      <w:pPr>
-        <w:rPr>
-          <w:rFonts w:hint="eastAsia"/>
-        </w:rPr>
-      </w:pPr>
-      <w:r>
-        <w:t xml:space="preserve">  margin-bottom: 0;</w:t>
+        <w:t>&gt; 的 &lt;a&gt; 标签添加特殊样式 */</w:t>
+      </w:r>
+    </w:p>
+    <w:p>
+      <w:pPr>
+        <w:rPr>
+          <w:rFonts w:hint="eastAsia"/>
+        </w:rPr>
+      </w:pPr>
+      <w:proofErr w:type="gramStart"/>
+      <w:r>
+        <w:t>a:has</w:t>
+      </w:r>
+      <w:proofErr w:type="gramEnd"/>
+      <w:r>
+        <w:t>(img) {</w:t>
+      </w:r>
+    </w:p>
+    <w:p>
+      <w:pPr>
+        <w:rPr>
+          <w:rFonts w:hint="eastAsia"/>
+        </w:rPr>
+      </w:pPr>
+      <w:r>
+        <w:t xml:space="preserve">  border: 2px solid gold;</w:t>
       </w:r>
     </w:p>
     <w:p>
@@ -6763,6 +8082,126 @@
           <w:i/>
           <w:iCs/>
         </w:rPr>
+        <w:t>/* 含有 .error 子元素的 &lt;form&gt; 变红框 */</w:t>
+      </w:r>
+    </w:p>
+    <w:p>
+      <w:pPr>
+        <w:rPr>
+          <w:rFonts w:hint="eastAsia"/>
+        </w:rPr>
+      </w:pPr>
+      <w:proofErr w:type="spellStart"/>
+      <w:proofErr w:type="gramStart"/>
+      <w:r>
+        <w:t>form:has</w:t>
+      </w:r>
+      <w:proofErr w:type="spellEnd"/>
+      <w:r>
+        <w:t>(.error</w:t>
+      </w:r>
+      <w:proofErr w:type="gramEnd"/>
+      <w:r>
+        <w:t>) {</w:t>
+      </w:r>
+    </w:p>
+    <w:p>
+      <w:pPr>
+        <w:rPr>
+          <w:rFonts w:hint="eastAsia"/>
+        </w:rPr>
+      </w:pPr>
+      <w:r>
+        <w:t xml:space="preserve">  border-color: red;</w:t>
+      </w:r>
+    </w:p>
+    <w:p>
+      <w:pPr>
+        <w:rPr>
+          <w:rFonts w:hint="eastAsia"/>
+        </w:rPr>
+      </w:pPr>
+      <w:r>
+        <w:t>}</w:t>
+      </w:r>
+    </w:p>
+    <w:p>
+      <w:pPr>
+        <w:rPr>
+          <w:rFonts w:hint="eastAsia"/>
+        </w:rPr>
+      </w:pPr>
+    </w:p>
+    <w:p>
+      <w:pPr>
+        <w:rPr>
+          <w:rFonts w:hint="eastAsia"/>
+        </w:rPr>
+      </w:pPr>
+      <w:r>
+        <w:rPr>
+          <w:i/>
+          <w:iCs/>
+        </w:rPr>
+        <w:t>/* 后面紧跟着 &lt;p&gt; 的 &lt;h2&gt;（兄弟关系） */</w:t>
+      </w:r>
+    </w:p>
+    <w:p>
+      <w:pPr>
+        <w:rPr>
+          <w:rFonts w:hint="eastAsia"/>
+        </w:rPr>
+      </w:pPr>
+      <w:r>
+        <w:t>h</w:t>
+      </w:r>
+      <w:proofErr w:type="gramStart"/>
+      <w:r>
+        <w:t>2:has</w:t>
+      </w:r>
+      <w:proofErr w:type="gramEnd"/>
+      <w:r>
+        <w:t>(+ p) {</w:t>
+      </w:r>
+    </w:p>
+    <w:p>
+      <w:pPr>
+        <w:rPr>
+          <w:rFonts w:hint="eastAsia"/>
+        </w:rPr>
+      </w:pPr>
+      <w:r>
+        <w:t xml:space="preserve">  margin-bottom: 0;</w:t>
+      </w:r>
+    </w:p>
+    <w:p>
+      <w:pPr>
+        <w:rPr>
+          <w:rFonts w:hint="eastAsia"/>
+        </w:rPr>
+      </w:pPr>
+      <w:r>
+        <w:t>}</w:t>
+      </w:r>
+    </w:p>
+    <w:p>
+      <w:pPr>
+        <w:rPr>
+          <w:rFonts w:hint="eastAsia"/>
+        </w:rPr>
+      </w:pPr>
+    </w:p>
+    <w:p>
+      <w:pPr>
+        <w:rPr>
+          <w:rFonts w:hint="eastAsia"/>
+        </w:rPr>
+      </w:pPr>
+      <w:r>
+        <w:rPr>
+          <w:i/>
+          <w:iCs/>
+        </w:rPr>
         <w:t>/* 不包含任何 &lt;li&gt; 的 &lt;ul&gt; 隐藏 */</w:t>
       </w:r>
     </w:p>
@@ -6772,8 +8211,18 @@
           <w:rFonts w:hint="eastAsia"/>
         </w:rPr>
       </w:pPr>
-      <w:r>
-        <w:t>ul:not(:has(li)) {</w:t>
+      <w:proofErr w:type="spellStart"/>
+      <w:proofErr w:type="gramStart"/>
+      <w:r>
+        <w:t>ul:not</w:t>
+      </w:r>
+      <w:proofErr w:type="spellEnd"/>
+      <w:r>
+        <w:t>(:has</w:t>
+      </w:r>
+      <w:proofErr w:type="gramEnd"/>
+      <w:r>
+        <w:t>(li)) {</w:t>
       </w:r>
     </w:p>
     <w:p>
@@ -6818,8 +8267,13 @@
         </w:rPr>
         <w:t>兼容性</w:t>
       </w:r>
-      <w:r>
-        <w:t>：:has() 在现代浏览器中已广泛支持（Chrome 105+, Firefox 121+, Safari 15.4+），IE 不支持。</w:t>
+      <w:proofErr w:type="gramStart"/>
+      <w:r>
+        <w:t>：:</w:t>
+      </w:r>
+      <w:proofErr w:type="gramEnd"/>
+      <w:r>
+        <w:t>has() 在现代浏览器中已广泛支持（Chrome 105+, Firefox 121+, Safari 15.4+），IE 不支持。</w:t>
       </w:r>
     </w:p>
     <w:p>
@@ -6876,9 +8330,11 @@
           <w:rFonts w:hint="eastAsia"/>
         </w:rPr>
       </w:pPr>
+      <w:proofErr w:type="spellStart"/>
       <w:r>
         <w:t>css</w:t>
       </w:r>
+      <w:proofErr w:type="spellEnd"/>
     </w:p>
     <w:p>
       <w:pPr>
@@ -6910,8 +8366,18 @@
           <w:rFonts w:hint="eastAsia"/>
         </w:rPr>
       </w:pPr>
-      <w:r>
-        <w:t>li:not(.active) {</w:t>
+      <w:proofErr w:type="spellStart"/>
+      <w:proofErr w:type="gramStart"/>
+      <w:r>
+        <w:t>li:not</w:t>
+      </w:r>
+      <w:proofErr w:type="spellEnd"/>
+      <w:r>
+        <w:t>(.active</w:t>
+      </w:r>
+      <w:proofErr w:type="gramEnd"/>
+      <w:r>
+        <w:t>) {</w:t>
       </w:r>
     </w:p>
     <w:p>
@@ -6962,7 +8428,15 @@
         </w:rPr>
       </w:pPr>
       <w:r>
-        <w:t>.container &gt; :not(p, span) {</w:t>
+        <w:t xml:space="preserve">.container </w:t>
+      </w:r>
+      <w:proofErr w:type="gramStart"/>
+      <w:r>
+        <w:t>&gt; :not</w:t>
+      </w:r>
+      <w:proofErr w:type="gramEnd"/>
+      <w:r>
+        <w:t>(p, span) {</w:t>
       </w:r>
     </w:p>
     <w:p>
@@ -7003,17 +8477,39 @@
           <w:i/>
           <w:iCs/>
         </w:rPr>
-        <w:t>/* 没有 href 属性的 &lt;a&gt; */</w:t>
-      </w:r>
-    </w:p>
-    <w:p>
-      <w:pPr>
-        <w:rPr>
-          <w:rFonts w:hint="eastAsia"/>
-        </w:rPr>
-      </w:pPr>
-      <w:r>
-        <w:t>a:not([href]) {</w:t>
+        <w:lastRenderedPageBreak/>
+        <w:t xml:space="preserve">/* 没有 </w:t>
+      </w:r>
+      <w:proofErr w:type="spellStart"/>
+      <w:r>
+        <w:rPr>
+          <w:i/>
+          <w:iCs/>
+        </w:rPr>
+        <w:t>href</w:t>
+      </w:r>
+      <w:proofErr w:type="spellEnd"/>
+      <w:r>
+        <w:rPr>
+          <w:i/>
+          <w:iCs/>
+        </w:rPr>
+        <w:t xml:space="preserve"> 属性的 &lt;a&gt; */</w:t>
+      </w:r>
+    </w:p>
+    <w:p>
+      <w:pPr>
+        <w:rPr>
+          <w:rFonts w:hint="eastAsia"/>
+        </w:rPr>
+      </w:pPr>
+      <w:proofErr w:type="gramStart"/>
+      <w:r>
+        <w:t>a:not</w:t>
+      </w:r>
+      <w:proofErr w:type="gramEnd"/>
+      <w:r>
+        <w:t>([href]) {</w:t>
       </w:r>
     </w:p>
     <w:p>
@@ -7100,9 +8596,11 @@
           <w:rFonts w:hint="eastAsia"/>
         </w:rPr>
       </w:pPr>
+      <w:proofErr w:type="spellStart"/>
       <w:r>
         <w:t>css</w:t>
       </w:r>
+      <w:proofErr w:type="spellEnd"/>
     </w:p>
     <w:p>
       <w:pPr>
@@ -7134,18 +8632,31 @@
           <w:rFonts w:hint="eastAsia"/>
         </w:rPr>
       </w:pPr>
-      <w:r>
-        <w:t>p:empty::before {</w:t>
-      </w:r>
-    </w:p>
-    <w:p>
-      <w:pPr>
-        <w:rPr>
-          <w:rFonts w:hint="eastAsia"/>
-        </w:rPr>
-      </w:pPr>
-      <w:r>
-        <w:t xml:space="preserve">  content: "暂无内容";</w:t>
+      <w:proofErr w:type="gramStart"/>
+      <w:r>
+        <w:t>p:empty::</w:t>
+      </w:r>
+      <w:proofErr w:type="gramEnd"/>
+      <w:r>
+        <w:t>before {</w:t>
+      </w:r>
+    </w:p>
+    <w:p>
+      <w:pPr>
+        <w:rPr>
+          <w:rFonts w:hint="eastAsia"/>
+        </w:rPr>
+      </w:pPr>
+      <w:r>
+        <w:t xml:space="preserve">  content: </w:t>
+      </w:r>
+      <w:proofErr w:type="gramStart"/>
+      <w:r>
+        <w:t>"暂</w:t>
+      </w:r>
+      <w:proofErr w:type="gramEnd"/>
+      <w:r>
+        <w:t>无内容";</w:t>
       </w:r>
     </w:p>
     <w:p>
@@ -7195,8 +8706,18 @@
           <w:rFonts w:hint="eastAsia"/>
         </w:rPr>
       </w:pPr>
-      <w:r>
-        <w:t>div:not(:empty) {</w:t>
+      <w:proofErr w:type="spellStart"/>
+      <w:proofErr w:type="gramStart"/>
+      <w:r>
+        <w:t>div:not</w:t>
+      </w:r>
+      <w:proofErr w:type="spellEnd"/>
+      <w:r>
+        <w:t>(:empty</w:t>
+      </w:r>
+      <w:proofErr w:type="gramEnd"/>
+      <w:r>
+        <w:t>) {</w:t>
       </w:r>
     </w:p>
     <w:p>
@@ -7350,144 +8871,136 @@
       <w:r>
         <w:t xml:space="preserve">  &lt;p&gt;&lt;/p&gt;              </w:t>
       </w:r>
+      <w:proofErr w:type="gramStart"/>
       <w:r>
         <w:rPr>
           <w:i/>
           <w:iCs/>
         </w:rPr>
-        <w:t>&lt;!-- 空段落 --&gt;</w:t>
-      </w:r>
-    </w:p>
-    <w:p>
-      <w:pPr>
-        <w:rPr>
-          <w:rFonts w:hint="eastAsia"/>
-        </w:rPr>
-      </w:pPr>
-      <w:r>
-        <w:t xml:space="preserve">  &lt;figure&gt;</w:t>
-      </w:r>
-    </w:p>
-    <w:p>
-      <w:pPr>
-        <w:rPr>
-          <w:rFonts w:hint="eastAsia"/>
-        </w:rPr>
-      </w:pPr>
-      <w:r>
-        <w:t xml:space="preserve">    &lt;img src="photo.jpg"&gt;</w:t>
-      </w:r>
-    </w:p>
-    <w:p>
-      <w:pPr>
-        <w:rPr>
-          <w:rFonts w:hint="eastAsia"/>
-        </w:rPr>
-      </w:pPr>
-      <w:r>
-        <w:t xml:space="preserve">    &lt;figcaption&gt;图片说明&lt;/figcaption&gt;</w:t>
-      </w:r>
-    </w:p>
-    <w:p>
-      <w:pPr>
-        <w:rPr>
-          <w:rFonts w:hint="eastAsia"/>
-        </w:rPr>
-      </w:pPr>
-      <w:r>
-        <w:t xml:space="preserve">  &lt;/figure&gt;</w:t>
-      </w:r>
-    </w:p>
-    <w:p>
-      <w:pPr>
-        <w:rPr>
-          <w:rFonts w:hint="eastAsia"/>
-        </w:rPr>
-      </w:pPr>
-      <w:r>
-        <w:t xml:space="preserve">  &lt;p&gt;最后一段&lt;/p&gt;</w:t>
-      </w:r>
-    </w:p>
-    <w:p>
-      <w:pPr>
-        <w:rPr>
-          <w:rFonts w:hint="eastAsia"/>
-        </w:rPr>
-      </w:pPr>
-      <w:r>
-        <w:t>&lt;/article&gt;</w:t>
-      </w:r>
-    </w:p>
-    <w:p>
-      <w:pPr>
-        <w:rPr>
-          <w:rFonts w:hint="eastAsia"/>
-        </w:rPr>
-      </w:pPr>
-      <w:r>
-        <w:t>css</w:t>
-      </w:r>
-    </w:p>
-    <w:p>
-      <w:pPr>
-        <w:rPr>
-          <w:rFonts w:hint="eastAsia"/>
-        </w:rPr>
-      </w:pPr>
-      <w:r>
-        <w:t>编辑</w:t>
-      </w:r>
-    </w:p>
-    <w:p>
-      <w:pPr>
-        <w:rPr>
-          <w:rFonts w:hint="eastAsia"/>
-        </w:rPr>
-      </w:pPr>
+        <w:t>&lt;!--</w:t>
+      </w:r>
+      <w:proofErr w:type="gramEnd"/>
       <w:r>
         <w:rPr>
           <w:i/>
           <w:iCs/>
         </w:rPr>
-        <w:t>/* 1. article 中包含 figure 时，给 article 加背景 */</w:t>
-      </w:r>
-    </w:p>
-    <w:p>
-      <w:pPr>
-        <w:rPr>
-          <w:rFonts w:hint="eastAsia"/>
-        </w:rPr>
-      </w:pPr>
-      <w:r>
-        <w:t>article:has(figure) {</w:t>
-      </w:r>
-    </w:p>
-    <w:p>
-      <w:pPr>
-        <w:rPr>
-          <w:rFonts w:hint="eastAsia"/>
-        </w:rPr>
-      </w:pPr>
-      <w:r>
-        <w:t xml:space="preserve">  background: #fafafa;</w:t>
-      </w:r>
-    </w:p>
-    <w:p>
-      <w:pPr>
-        <w:rPr>
-          <w:rFonts w:hint="eastAsia"/>
-        </w:rPr>
-      </w:pPr>
-      <w:r>
-        <w:t>}</w:t>
-      </w:r>
-    </w:p>
-    <w:p>
-      <w:pPr>
-        <w:rPr>
-          <w:rFonts w:hint="eastAsia"/>
-        </w:rPr>
-      </w:pPr>
+        <w:t xml:space="preserve"> 空段落 --&gt;</w:t>
+      </w:r>
+    </w:p>
+    <w:p>
+      <w:pPr>
+        <w:rPr>
+          <w:rFonts w:hint="eastAsia"/>
+        </w:rPr>
+      </w:pPr>
+      <w:r>
+        <w:t xml:space="preserve">  &lt;figure&gt;</w:t>
+      </w:r>
+    </w:p>
+    <w:p>
+      <w:pPr>
+        <w:rPr>
+          <w:rFonts w:hint="eastAsia"/>
+        </w:rPr>
+      </w:pPr>
+      <w:r>
+        <w:t xml:space="preserve">    &lt;</w:t>
+      </w:r>
+      <w:proofErr w:type="spellStart"/>
+      <w:r>
+        <w:t>img</w:t>
+      </w:r>
+      <w:proofErr w:type="spellEnd"/>
+      <w:r>
+        <w:t xml:space="preserve"> </w:t>
+      </w:r>
+      <w:proofErr w:type="spellStart"/>
+      <w:r>
+        <w:t>src</w:t>
+      </w:r>
+      <w:proofErr w:type="spellEnd"/>
+      <w:r>
+        <w:t>="photo.jpg"&gt;</w:t>
+      </w:r>
+    </w:p>
+    <w:p>
+      <w:pPr>
+        <w:rPr>
+          <w:rFonts w:hint="eastAsia"/>
+        </w:rPr>
+      </w:pPr>
+      <w:r>
+        <w:t xml:space="preserve">    &lt;</w:t>
+      </w:r>
+      <w:proofErr w:type="spellStart"/>
+      <w:r>
+        <w:t>figcaption</w:t>
+      </w:r>
+      <w:proofErr w:type="spellEnd"/>
+      <w:r>
+        <w:t>&gt;图片说明&lt;/</w:t>
+      </w:r>
+      <w:proofErr w:type="spellStart"/>
+      <w:r>
+        <w:t>figcaption</w:t>
+      </w:r>
+      <w:proofErr w:type="spellEnd"/>
+      <w:r>
+        <w:t>&gt;</w:t>
+      </w:r>
+    </w:p>
+    <w:p>
+      <w:pPr>
+        <w:rPr>
+          <w:rFonts w:hint="eastAsia"/>
+        </w:rPr>
+      </w:pPr>
+      <w:r>
+        <w:t xml:space="preserve">  &lt;/figure&gt;</w:t>
+      </w:r>
+    </w:p>
+    <w:p>
+      <w:pPr>
+        <w:rPr>
+          <w:rFonts w:hint="eastAsia"/>
+        </w:rPr>
+      </w:pPr>
+      <w:r>
+        <w:t xml:space="preserve">  &lt;p&gt;最后一段&lt;/p&gt;</w:t>
+      </w:r>
+    </w:p>
+    <w:p>
+      <w:pPr>
+        <w:rPr>
+          <w:rFonts w:hint="eastAsia"/>
+        </w:rPr>
+      </w:pPr>
+      <w:r>
+        <w:t>&lt;/article&gt;</w:t>
+      </w:r>
+    </w:p>
+    <w:p>
+      <w:pPr>
+        <w:rPr>
+          <w:rFonts w:hint="eastAsia"/>
+        </w:rPr>
+      </w:pPr>
+      <w:proofErr w:type="spellStart"/>
+      <w:r>
+        <w:t>css</w:t>
+      </w:r>
+      <w:proofErr w:type="spellEnd"/>
+    </w:p>
+    <w:p>
+      <w:pPr>
+        <w:rPr>
+          <w:rFonts w:hint="eastAsia"/>
+        </w:rPr>
+      </w:pPr>
+      <w:r>
+        <w:t>编辑</w:t>
+      </w:r>
     </w:p>
     <w:p>
       <w:pPr>
@@ -7500,38 +9013,34 @@
           <w:i/>
           <w:iCs/>
         </w:rPr>
-        <w:t>/* 2. 空段落显示占位符 */</w:t>
-      </w:r>
-    </w:p>
-    <w:p>
-      <w:pPr>
-        <w:rPr>
-          <w:rFonts w:hint="eastAsia"/>
-        </w:rPr>
-      </w:pPr>
-      <w:r>
-        <w:lastRenderedPageBreak/>
-        <w:t>p:empty::before {</w:t>
-      </w:r>
-    </w:p>
-    <w:p>
-      <w:pPr>
-        <w:rPr>
-          <w:rFonts w:hint="eastAsia"/>
-        </w:rPr>
-      </w:pPr>
-      <w:r>
-        <w:t xml:space="preserve">  content: "[内容为空]";</w:t>
-      </w:r>
-    </w:p>
-    <w:p>
-      <w:pPr>
-        <w:rPr>
-          <w:rFonts w:hint="eastAsia"/>
-        </w:rPr>
-      </w:pPr>
-      <w:r>
-        <w:t xml:space="preserve">  color: #ccc;</w:t>
+        <w:t>/* 1. article 中包含 figure 时，给 article 加背景 */</w:t>
+      </w:r>
+    </w:p>
+    <w:p>
+      <w:pPr>
+        <w:rPr>
+          <w:rFonts w:hint="eastAsia"/>
+        </w:rPr>
+      </w:pPr>
+      <w:proofErr w:type="spellStart"/>
+      <w:proofErr w:type="gramStart"/>
+      <w:r>
+        <w:t>article:has</w:t>
+      </w:r>
+      <w:proofErr w:type="spellEnd"/>
+      <w:proofErr w:type="gramEnd"/>
+      <w:r>
+        <w:t>(figure) {</w:t>
+      </w:r>
+    </w:p>
+    <w:p>
+      <w:pPr>
+        <w:rPr>
+          <w:rFonts w:hint="eastAsia"/>
+        </w:rPr>
+      </w:pPr>
+      <w:r>
+        <w:t xml:space="preserve">  background: #fafafa;</w:t>
       </w:r>
     </w:p>
     <w:p>
@@ -7562,27 +9071,43 @@
           <w:i/>
           <w:iCs/>
         </w:rPr>
-        <w:t>/* 3. 除最后一个段落外的所有 p 加底部分隔线 */</w:t>
-      </w:r>
-    </w:p>
-    <w:p>
-      <w:pPr>
-        <w:rPr>
-          <w:rFonts w:hint="eastAsia"/>
-        </w:rPr>
-      </w:pPr>
-      <w:r>
-        <w:t>p:not(:last-of-type) {</w:t>
-      </w:r>
-    </w:p>
-    <w:p>
-      <w:pPr>
-        <w:rPr>
-          <w:rFonts w:hint="eastAsia"/>
-        </w:rPr>
-      </w:pPr>
-      <w:r>
-        <w:t xml:space="preserve">  border-bottom: 1px dashed #eee;</w:t>
+        <w:t>/* 2. 空段落显示占位符 */</w:t>
+      </w:r>
+    </w:p>
+    <w:p>
+      <w:pPr>
+        <w:rPr>
+          <w:rFonts w:hint="eastAsia"/>
+        </w:rPr>
+      </w:pPr>
+      <w:proofErr w:type="gramStart"/>
+      <w:r>
+        <w:t>p:empty::</w:t>
+      </w:r>
+      <w:proofErr w:type="gramEnd"/>
+      <w:r>
+        <w:t>before {</w:t>
+      </w:r>
+    </w:p>
+    <w:p>
+      <w:pPr>
+        <w:rPr>
+          <w:rFonts w:hint="eastAsia"/>
+        </w:rPr>
+      </w:pPr>
+      <w:r>
+        <w:lastRenderedPageBreak/>
+        <w:t xml:space="preserve">  content: "[内容为空]";</w:t>
+      </w:r>
+    </w:p>
+    <w:p>
+      <w:pPr>
+        <w:rPr>
+          <w:rFonts w:hint="eastAsia"/>
+        </w:rPr>
+      </w:pPr>
+      <w:r>
+        <w:t xml:space="preserve">  color: #ccc;</w:t>
       </w:r>
     </w:p>
     <w:p>
@@ -7613,27 +9138,32 @@
           <w:i/>
           <w:iCs/>
         </w:rPr>
-        <w:t>/* 4. figure 中有 figcaption 时，图片加圆角 */</w:t>
-      </w:r>
-    </w:p>
-    <w:p>
-      <w:pPr>
-        <w:rPr>
-          <w:rFonts w:hint="eastAsia"/>
-        </w:rPr>
-      </w:pPr>
-      <w:r>
-        <w:t>figure:has(figcaption) img {</w:t>
-      </w:r>
-    </w:p>
-    <w:p>
-      <w:pPr>
-        <w:rPr>
-          <w:rFonts w:hint="eastAsia"/>
-        </w:rPr>
-      </w:pPr>
-      <w:r>
-        <w:t xml:space="preserve">  border-radius: 8px;</w:t>
+        <w:t>/* 3. 除最后一个段落外的所有 p 加底部分隔线 */</w:t>
+      </w:r>
+    </w:p>
+    <w:p>
+      <w:pPr>
+        <w:rPr>
+          <w:rFonts w:hint="eastAsia"/>
+        </w:rPr>
+      </w:pPr>
+      <w:proofErr w:type="gramStart"/>
+      <w:r>
+        <w:t>p:not(:last</w:t>
+      </w:r>
+      <w:proofErr w:type="gramEnd"/>
+      <w:r>
+        <w:t>-of-type) {</w:t>
+      </w:r>
+    </w:p>
+    <w:p>
+      <w:pPr>
+        <w:rPr>
+          <w:rFonts w:hint="eastAsia"/>
+        </w:rPr>
+      </w:pPr>
+      <w:r>
+        <w:t xml:space="preserve">  border-bottom: 1px dashed #eee;</w:t>
       </w:r>
     </w:p>
     <w:p>
@@ -7664,6 +9194,96 @@
           <w:i/>
           <w:iCs/>
         </w:rPr>
+        <w:t xml:space="preserve">/* 4. figure 中有 </w:t>
+      </w:r>
+      <w:proofErr w:type="spellStart"/>
+      <w:r>
+        <w:rPr>
+          <w:i/>
+          <w:iCs/>
+        </w:rPr>
+        <w:t>figcaption</w:t>
+      </w:r>
+      <w:proofErr w:type="spellEnd"/>
+      <w:r>
+        <w:rPr>
+          <w:i/>
+          <w:iCs/>
+        </w:rPr>
+        <w:t xml:space="preserve"> 时，图片加圆角 */</w:t>
+      </w:r>
+    </w:p>
+    <w:p>
+      <w:pPr>
+        <w:rPr>
+          <w:rFonts w:hint="eastAsia"/>
+        </w:rPr>
+      </w:pPr>
+      <w:proofErr w:type="spellStart"/>
+      <w:proofErr w:type="gramStart"/>
+      <w:r>
+        <w:t>figure:has</w:t>
+      </w:r>
+      <w:proofErr w:type="spellEnd"/>
+      <w:proofErr w:type="gramEnd"/>
+      <w:r>
+        <w:t>(</w:t>
+      </w:r>
+      <w:proofErr w:type="spellStart"/>
+      <w:r>
+        <w:t>figcaption</w:t>
+      </w:r>
+      <w:proofErr w:type="spellEnd"/>
+      <w:r>
+        <w:t xml:space="preserve">) </w:t>
+      </w:r>
+      <w:proofErr w:type="spellStart"/>
+      <w:r>
+        <w:t>img</w:t>
+      </w:r>
+      <w:proofErr w:type="spellEnd"/>
+      <w:r>
+        <w:t xml:space="preserve"> {</w:t>
+      </w:r>
+    </w:p>
+    <w:p>
+      <w:pPr>
+        <w:rPr>
+          <w:rFonts w:hint="eastAsia"/>
+        </w:rPr>
+      </w:pPr>
+      <w:r>
+        <w:t xml:space="preserve">  border-radius: 8px;</w:t>
+      </w:r>
+    </w:p>
+    <w:p>
+      <w:pPr>
+        <w:rPr>
+          <w:rFonts w:hint="eastAsia"/>
+        </w:rPr>
+      </w:pPr>
+      <w:r>
+        <w:t>}</w:t>
+      </w:r>
+    </w:p>
+    <w:p>
+      <w:pPr>
+        <w:rPr>
+          <w:rFonts w:hint="eastAsia"/>
+        </w:rPr>
+      </w:pPr>
+    </w:p>
+    <w:p>
+      <w:pPr>
+        <w:rPr>
+          <w:rFonts w:hint="eastAsia"/>
+        </w:rPr>
+      </w:pPr>
+      <w:r>
+        <w:rPr>
+          <w:i/>
+          <w:iCs/>
+        </w:rPr>
         <w:t>/* 5. 第二个同类型段落（即那个空&lt;p&gt;）高亮 */</w:t>
       </w:r>
     </w:p>
@@ -7673,8 +9293,21 @@
           <w:rFonts w:hint="eastAsia"/>
         </w:rPr>
       </w:pPr>
-      <w:r>
-        <w:t>p:nth-of-type(2) {</w:t>
+      <w:proofErr w:type="gramStart"/>
+      <w:r>
+        <w:t>p:nth</w:t>
+      </w:r>
+      <w:proofErr w:type="gramEnd"/>
+      <w:r>
+        <w:t>-of-</w:t>
+      </w:r>
+      <w:proofErr w:type="gramStart"/>
+      <w:r>
+        <w:t>type(</w:t>
+      </w:r>
+      <w:proofErr w:type="gramEnd"/>
+      <w:r>
+        <w:t>2) {</w:t>
       </w:r>
     </w:p>
     <w:p>
@@ -7877,8 +9510,13 @@
                 <w:rFonts w:hint="eastAsia"/>
               </w:rPr>
             </w:pPr>
+            <w:proofErr w:type="gramStart"/>
             <w:r>
-              <w:t>:nth-child(n)</w:t>
+              <w:t>:nth</w:t>
+            </w:r>
+            <w:proofErr w:type="gramEnd"/>
+            <w:r>
+              <w:t>-child(n)</w:t>
             </w:r>
           </w:p>
         </w:tc>
@@ -7966,8 +9604,13 @@
                 <w:rFonts w:hint="eastAsia"/>
               </w:rPr>
             </w:pPr>
+            <w:proofErr w:type="gramStart"/>
             <w:r>
-              <w:t>:nth-of-type(n)</w:t>
+              <w:t>:nth</w:t>
+            </w:r>
+            <w:proofErr w:type="gramEnd"/>
+            <w:r>
+              <w:t>-of-type(n)</w:t>
             </w:r>
           </w:p>
         </w:tc>
@@ -8055,8 +9698,13 @@
                 <w:rFonts w:hint="eastAsia"/>
               </w:rPr>
             </w:pPr>
+            <w:proofErr w:type="gramStart"/>
             <w:r>
-              <w:t>:has(selector)</w:t>
+              <w:t>:has</w:t>
+            </w:r>
+            <w:proofErr w:type="gramEnd"/>
+            <w:r>
+              <w:t>(selector)</w:t>
             </w:r>
           </w:p>
         </w:tc>
@@ -8113,8 +9761,21 @@
                 <w:rFonts w:hint="eastAsia"/>
               </w:rPr>
             </w:pPr>
+            <w:proofErr w:type="gramStart"/>
             <w:r>
-              <w:t>"父选择器"，可嵌套</w:t>
+              <w:t>"父</w:t>
+            </w:r>
+            <w:proofErr w:type="gramEnd"/>
+            <w:r>
+              <w:t>选择</w:t>
+            </w:r>
+            <w:proofErr w:type="gramStart"/>
+            <w:r>
+              <w:t>器"，</w:t>
+            </w:r>
+            <w:proofErr w:type="gramEnd"/>
+            <w:r>
+              <w:t>可嵌套</w:t>
             </w:r>
           </w:p>
         </w:tc>
@@ -8144,8 +9805,13 @@
                 <w:rFonts w:hint="eastAsia"/>
               </w:rPr>
             </w:pPr>
+            <w:proofErr w:type="gramStart"/>
             <w:r>
-              <w:t>:not(selector)</w:t>
+              <w:t>:not</w:t>
+            </w:r>
+            <w:proofErr w:type="gramEnd"/>
+            <w:r>
+              <w:t>(selector)</w:t>
             </w:r>
           </w:p>
         </w:tc>
@@ -8233,9 +9899,11 @@
                 <w:rFonts w:hint="eastAsia"/>
               </w:rPr>
             </w:pPr>
+            <w:proofErr w:type="gramStart"/>
             <w:r>
               <w:t>:empty</w:t>
             </w:r>
+            <w:proofErr w:type="gramEnd"/>
           </w:p>
         </w:tc>
         <w:tc>
@@ -8349,40 +10017,70 @@
         <w:rPr>
           <w:rFonts w:hint="eastAsia"/>
         </w:rPr>
-        <w:t>改造元素的一部分，不算真实dom一部分，主要目的减少一些无意义的标签</w:t>
-      </w:r>
-    </w:p>
-    <w:p>
-      <w:pPr>
-        <w:rPr>
-          <w:rFonts w:hint="eastAsia"/>
-        </w:rPr>
-      </w:pPr>
-    </w:p>
-    <w:p>
-      <w:pPr>
-        <w:rPr>
-          <w:rFonts w:hint="eastAsia"/>
-        </w:rPr>
-      </w:pPr>
-      <w:r>
-        <w:rPr>
-          <w:rFonts w:hint="eastAsia"/>
-        </w:rPr>
-        <w:t>::first-letter：首字母</w:t>
-      </w:r>
-    </w:p>
-    <w:p>
-      <w:pPr>
-        <w:rPr>
-          <w:rFonts w:hint="eastAsia"/>
-        </w:rPr>
-      </w:pPr>
-      <w:r>
-        <w:rPr>
-          <w:rFonts w:hint="eastAsia"/>
-        </w:rPr>
-        <w:t>::first-line：第一行</w:t>
+        <w:t>改造元素的一部分，不算真实</w:t>
+      </w:r>
+      <w:proofErr w:type="spellStart"/>
+      <w:r>
+        <w:rPr>
+          <w:rFonts w:hint="eastAsia"/>
+        </w:rPr>
+        <w:t>dom</w:t>
+      </w:r>
+      <w:proofErr w:type="spellEnd"/>
+      <w:r>
+        <w:rPr>
+          <w:rFonts w:hint="eastAsia"/>
+        </w:rPr>
+        <w:t>一部分，主要目的减少一些无意义的标签</w:t>
+      </w:r>
+    </w:p>
+    <w:p>
+      <w:pPr>
+        <w:rPr>
+          <w:rFonts w:hint="eastAsia"/>
+        </w:rPr>
+      </w:pPr>
+    </w:p>
+    <w:p>
+      <w:pPr>
+        <w:rPr>
+          <w:rFonts w:hint="eastAsia"/>
+        </w:rPr>
+      </w:pPr>
+      <w:proofErr w:type="gramStart"/>
+      <w:r>
+        <w:rPr>
+          <w:rFonts w:hint="eastAsia"/>
+        </w:rPr>
+        <w:t>::</w:t>
+      </w:r>
+      <w:proofErr w:type="gramEnd"/>
+      <w:r>
+        <w:rPr>
+          <w:rFonts w:hint="eastAsia"/>
+        </w:rPr>
+        <w:t>first-letter：首字母</w:t>
+      </w:r>
+    </w:p>
+    <w:p>
+      <w:pPr>
+        <w:rPr>
+          <w:rFonts w:hint="eastAsia"/>
+        </w:rPr>
+      </w:pPr>
+      <w:proofErr w:type="gramStart"/>
+      <w:r>
+        <w:rPr>
+          <w:rFonts w:hint="eastAsia"/>
+        </w:rPr>
+        <w:t>::</w:t>
+      </w:r>
+      <w:proofErr w:type="gramEnd"/>
+      <w:r>
+        <w:rPr>
+          <w:rFonts w:hint="eastAsia"/>
+        </w:rPr>
+        <w:t>first-line：第一行</w:t>
       </w:r>
     </w:p>
     <w:p>
@@ -8547,7 +10245,6 @@
         <w:rPr>
           <w:noProof/>
         </w:rPr>
-        <w:lastRenderedPageBreak/>
         <w:drawing>
           <wp:inline distT="0" distB="0" distL="0" distR="0" wp14:anchorId="3C460333" wp14:editId="17EEBA6D">
             <wp:extent cx="5274310" cy="5532755"/>
@@ -8744,11 +10441,7 @@
         </w:rPr>
       </w:pPr>
       <w:r>
-        <w:t>before 和 after：与 content 合作，为元素增加内容，但不算真实节</w:t>
-      </w:r>
-      <w:r>
-        <w:lastRenderedPageBreak/>
-        <w:t>点。</w:t>
+        <w:t>before 和 after：与 content 合作，为元素增加内容，但不算真实节点。</w:t>
       </w:r>
     </w:p>
     <w:p>
@@ -9060,6 +10753,7 @@
           <w:b/>
           <w:bCs/>
         </w:rPr>
+        <w:lastRenderedPageBreak/>
         <w:t>其他交流与后续安排</w:t>
       </w:r>
     </w:p>
@@ -9203,7 +10897,6 @@
           <w:b/>
           <w:bCs/>
         </w:rPr>
-        <w:lastRenderedPageBreak/>
         <w:t>justify-content — 主轴对齐</w:t>
       </w:r>
     </w:p>
@@ -9252,8 +10945,16 @@
         <w:rPr>
           <w:rFonts w:hint="eastAsia"/>
         </w:rPr>
-        <w:t>: start, center, stretch(当子项本身有高度,start和stretch一样，无高度stretch再拉伸)</w:t>
-      </w:r>
+        <w:t>: start, center, stretch(当子项本身有高度,start和stretch一样，无高度stretch再</w:t>
+      </w:r>
+      <w:proofErr w:type="gramStart"/>
+      <w:r>
+        <w:rPr>
+          <w:rFonts w:hint="eastAsia"/>
+        </w:rPr>
+        <w:t>拉伸)</w:t>
+      </w:r>
+      <w:proofErr w:type="gramEnd"/>
     </w:p>
     <w:p>
       <w:pPr>
@@ -9319,41 +11020,71 @@
         <w:rPr>
           <w:rFonts w:hint="eastAsia"/>
         </w:rPr>
-        <w:t>，不改变dom结构，只改变显示顺序，设置在子元素上</w:t>
-      </w:r>
-    </w:p>
-    <w:p>
-      <w:pPr>
-        <w:rPr>
-          <w:rFonts w:hint="eastAsia"/>
-        </w:rPr>
-      </w:pPr>
-    </w:p>
-    <w:p>
-      <w:pPr>
-        <w:rPr>
-          <w:rFonts w:hint="eastAsia"/>
-        </w:rPr>
-      </w:pPr>
-      <w:r>
-        <w:rPr>
-          <w:rFonts w:hint="eastAsia"/>
-        </w:rPr>
-        <w:t>Flex: 1 (grow、shrink：1，basis: 0)</w:t>
-      </w:r>
-    </w:p>
-    <w:p>
-      <w:pPr>
-        <w:rPr>
-          <w:rFonts w:hint="eastAsia"/>
-        </w:rPr>
-      </w:pPr>
-      <w:r>
-        <w:rPr>
-          <w:rFonts w:hint="eastAsia"/>
-        </w:rPr>
-        <w:t>Flex: 2 (grow: 2、shrink：1，basis: 0)</w:t>
-      </w:r>
+        <w:t>，不改变</w:t>
+      </w:r>
+      <w:proofErr w:type="spellStart"/>
+      <w:r>
+        <w:rPr>
+          <w:rFonts w:hint="eastAsia"/>
+        </w:rPr>
+        <w:t>dom</w:t>
+      </w:r>
+      <w:proofErr w:type="spellEnd"/>
+      <w:r>
+        <w:rPr>
+          <w:rFonts w:hint="eastAsia"/>
+        </w:rPr>
+        <w:t>结构，只改变显示顺序，设置在子元素上</w:t>
+      </w:r>
+    </w:p>
+    <w:p>
+      <w:pPr>
+        <w:rPr>
+          <w:rFonts w:hint="eastAsia"/>
+        </w:rPr>
+      </w:pPr>
+    </w:p>
+    <w:p>
+      <w:pPr>
+        <w:rPr>
+          <w:rFonts w:hint="eastAsia"/>
+        </w:rPr>
+      </w:pPr>
+      <w:r>
+        <w:rPr>
+          <w:rFonts w:hint="eastAsia"/>
+        </w:rPr>
+        <w:t xml:space="preserve">Flex: 1 (grow、shrink：1，basis: </w:t>
+      </w:r>
+      <w:proofErr w:type="gramStart"/>
+      <w:r>
+        <w:rPr>
+          <w:rFonts w:hint="eastAsia"/>
+        </w:rPr>
+        <w:t>0)</w:t>
+      </w:r>
+      <w:proofErr w:type="gramEnd"/>
+    </w:p>
+    <w:p>
+      <w:pPr>
+        <w:rPr>
+          <w:rFonts w:hint="eastAsia"/>
+        </w:rPr>
+      </w:pPr>
+      <w:r>
+        <w:rPr>
+          <w:rFonts w:hint="eastAsia"/>
+        </w:rPr>
+        <w:t xml:space="preserve">Flex: 2 (grow: 2、shrink：1，basis: </w:t>
+      </w:r>
+      <w:proofErr w:type="gramStart"/>
+      <w:r>
+        <w:rPr>
+          <w:rFonts w:hint="eastAsia"/>
+        </w:rPr>
+        <w:t>0)</w:t>
+      </w:r>
+      <w:proofErr w:type="gramEnd"/>
     </w:p>
     <w:p>
       <w:pPr>
@@ -9395,46 +11126,172 @@
         <w:rPr>
           <w:rFonts w:hint="eastAsia"/>
         </w:rPr>
-        <w:t>.item { flex: 1; }        /* = flex: 1 1 0%  → 等分剩余空间 */</w:t>
-      </w:r>
-    </w:p>
-    <w:p>
-      <w:pPr>
-        <w:rPr>
-          <w:rFonts w:hint="eastAsia"/>
-        </w:rPr>
-      </w:pPr>
-      <w:r>
-        <w:rPr>
-          <w:rFonts w:hint="eastAsia"/>
-        </w:rPr>
-        <w:t>.item { flex: auto; }     /* = flex: 1 1 auto → 可伸缩+内容宽度 */</w:t>
-      </w:r>
-    </w:p>
-    <w:p>
-      <w:pPr>
-        <w:rPr>
-          <w:rFonts w:hint="eastAsia"/>
-        </w:rPr>
-      </w:pPr>
-      <w:r>
-        <w:rPr>
-          <w:rFonts w:hint="eastAsia"/>
-        </w:rPr>
-        <w:t>.item { flex: none; }     /* = flex: 0 0 auto → 固定不伸缩 */</w:t>
-      </w:r>
-    </w:p>
-    <w:p>
-      <w:pPr>
-        <w:rPr>
-          <w:rFonts w:hint="eastAsia"/>
-        </w:rPr>
-      </w:pPr>
-      <w:r>
-        <w:rPr>
-          <w:rFonts w:hint="eastAsia"/>
-        </w:rPr>
-        <w:t>.item { flex: 0 0 200px; }/* 固定200px，不伸缩 */</w:t>
+        <w:t xml:space="preserve">.item </w:t>
+      </w:r>
+      <w:proofErr w:type="gramStart"/>
+      <w:r>
+        <w:rPr>
+          <w:rFonts w:hint="eastAsia"/>
+        </w:rPr>
+        <w:t xml:space="preserve">{ </w:t>
+      </w:r>
+      <w:proofErr w:type="gramEnd"/>
+      <w:r>
+        <w:rPr>
+          <w:rFonts w:hint="eastAsia"/>
+        </w:rPr>
+        <w:t>flex: 1;</w:t>
+      </w:r>
+      <w:proofErr w:type="gramStart"/>
+      <w:r>
+        <w:rPr>
+          <w:rFonts w:hint="eastAsia"/>
+        </w:rPr>
+        <w:t xml:space="preserve"> }</w:t>
+      </w:r>
+      <w:proofErr w:type="gramEnd"/>
+      <w:r>
+        <w:rPr>
+          <w:rFonts w:hint="eastAsia"/>
+        </w:rPr>
+        <w:t xml:space="preserve">        /* = flex: 1 1 0</w:t>
+      </w:r>
+      <w:proofErr w:type="gramStart"/>
+      <w:r>
+        <w:rPr>
+          <w:rFonts w:hint="eastAsia"/>
+        </w:rPr>
+        <w:t>%  →</w:t>
+      </w:r>
+      <w:proofErr w:type="gramEnd"/>
+      <w:r>
+        <w:rPr>
+          <w:rFonts w:hint="eastAsia"/>
+        </w:rPr>
+        <w:t xml:space="preserve"> 等分剩余空间 */</w:t>
+      </w:r>
+    </w:p>
+    <w:p>
+      <w:pPr>
+        <w:rPr>
+          <w:rFonts w:hint="eastAsia"/>
+        </w:rPr>
+      </w:pPr>
+      <w:r>
+        <w:rPr>
+          <w:rFonts w:hint="eastAsia"/>
+        </w:rPr>
+        <w:t xml:space="preserve">.item </w:t>
+      </w:r>
+      <w:proofErr w:type="gramStart"/>
+      <w:r>
+        <w:rPr>
+          <w:rFonts w:hint="eastAsia"/>
+        </w:rPr>
+        <w:t xml:space="preserve">{ </w:t>
+      </w:r>
+      <w:proofErr w:type="gramEnd"/>
+      <w:r>
+        <w:rPr>
+          <w:rFonts w:hint="eastAsia"/>
+        </w:rPr>
+        <w:t>flex: auto;</w:t>
+      </w:r>
+      <w:proofErr w:type="gramStart"/>
+      <w:r>
+        <w:rPr>
+          <w:rFonts w:hint="eastAsia"/>
+        </w:rPr>
+        <w:t xml:space="preserve"> }</w:t>
+      </w:r>
+      <w:proofErr w:type="gramEnd"/>
+      <w:r>
+        <w:rPr>
+          <w:rFonts w:hint="eastAsia"/>
+        </w:rPr>
+        <w:t xml:space="preserve">     /* = flex: 1 1 auto → 可伸缩+内容宽度 */</w:t>
+      </w:r>
+    </w:p>
+    <w:p>
+      <w:pPr>
+        <w:rPr>
+          <w:rFonts w:hint="eastAsia"/>
+        </w:rPr>
+      </w:pPr>
+      <w:r>
+        <w:rPr>
+          <w:rFonts w:hint="eastAsia"/>
+        </w:rPr>
+        <w:t xml:space="preserve">.item </w:t>
+      </w:r>
+      <w:proofErr w:type="gramStart"/>
+      <w:r>
+        <w:rPr>
+          <w:rFonts w:hint="eastAsia"/>
+        </w:rPr>
+        <w:t xml:space="preserve">{ </w:t>
+      </w:r>
+      <w:proofErr w:type="gramEnd"/>
+      <w:r>
+        <w:rPr>
+          <w:rFonts w:hint="eastAsia"/>
+        </w:rPr>
+        <w:t>flex: none;</w:t>
+      </w:r>
+      <w:proofErr w:type="gramStart"/>
+      <w:r>
+        <w:rPr>
+          <w:rFonts w:hint="eastAsia"/>
+        </w:rPr>
+        <w:t xml:space="preserve"> }</w:t>
+      </w:r>
+      <w:proofErr w:type="gramEnd"/>
+      <w:r>
+        <w:rPr>
+          <w:rFonts w:hint="eastAsia"/>
+        </w:rPr>
+        <w:t xml:space="preserve">     /* = flex: 0 0 auto → 固定不伸缩 */</w:t>
+      </w:r>
+    </w:p>
+    <w:p>
+      <w:pPr>
+        <w:rPr>
+          <w:rFonts w:hint="eastAsia"/>
+        </w:rPr>
+      </w:pPr>
+      <w:r>
+        <w:rPr>
+          <w:rFonts w:hint="eastAsia"/>
+        </w:rPr>
+        <w:t xml:space="preserve">.item </w:t>
+      </w:r>
+      <w:proofErr w:type="gramStart"/>
+      <w:r>
+        <w:rPr>
+          <w:rFonts w:hint="eastAsia"/>
+        </w:rPr>
+        <w:t xml:space="preserve">{ </w:t>
+      </w:r>
+      <w:proofErr w:type="gramEnd"/>
+      <w:r>
+        <w:rPr>
+          <w:rFonts w:hint="eastAsia"/>
+        </w:rPr>
+        <w:t>flex: 0 0 200px;</w:t>
+      </w:r>
+      <w:proofErr w:type="gramStart"/>
+      <w:r>
+        <w:rPr>
+          <w:rFonts w:hint="eastAsia"/>
+        </w:rPr>
+        <w:t xml:space="preserve"> }</w:t>
+      </w:r>
+      <w:proofErr w:type="gramEnd"/>
+      <w:r>
+        <w:rPr>
+          <w:rFonts w:hint="eastAsia"/>
+        </w:rPr>
+        <w:t>/* 固定200px，不伸缩 */</w:t>
       </w:r>
     </w:p>
     <w:p>
@@ -9512,7 +11369,23 @@
         </w:rPr>
       </w:pPr>
       <w:r>
-        <w:t xml:space="preserve">.item { flex-basis: auto; }   </w:t>
+        <w:t xml:space="preserve">.item </w:t>
+      </w:r>
+      <w:proofErr w:type="gramStart"/>
+      <w:r>
+        <w:t xml:space="preserve">{ </w:t>
+      </w:r>
+      <w:proofErr w:type="gramEnd"/>
+      <w:r>
+        <w:t>flex-basis: auto;</w:t>
+      </w:r>
+      <w:proofErr w:type="gramStart"/>
+      <w:r>
+        <w:t xml:space="preserve"> }</w:t>
+      </w:r>
+      <w:proofErr w:type="gramEnd"/>
+      <w:r>
+        <w:t xml:space="preserve">   </w:t>
       </w:r>
       <w:r>
         <w:rPr>
@@ -9529,7 +11402,23 @@
         </w:rPr>
       </w:pPr>
       <w:r>
-        <w:t xml:space="preserve">.item { flex-basis: 200px; }  </w:t>
+        <w:t xml:space="preserve">.item </w:t>
+      </w:r>
+      <w:proofErr w:type="gramStart"/>
+      <w:r>
+        <w:t xml:space="preserve">{ </w:t>
+      </w:r>
+      <w:proofErr w:type="gramEnd"/>
+      <w:r>
+        <w:t>flex-basis: 200px;</w:t>
+      </w:r>
+      <w:proofErr w:type="gramStart"/>
+      <w:r>
+        <w:t xml:space="preserve"> }</w:t>
+      </w:r>
+      <w:proofErr w:type="gramEnd"/>
+      <w:r>
+        <w:t xml:space="preserve">  </w:t>
       </w:r>
       <w:r>
         <w:rPr>
@@ -9546,7 +11435,23 @@
         </w:rPr>
       </w:pPr>
       <w:r>
-        <w:t xml:space="preserve">.item { flex-basis: 0; }      </w:t>
+        <w:t xml:space="preserve">.item </w:t>
+      </w:r>
+      <w:proofErr w:type="gramStart"/>
+      <w:r>
+        <w:t xml:space="preserve">{ </w:t>
+      </w:r>
+      <w:proofErr w:type="gramEnd"/>
+      <w:r>
+        <w:t>flex-basis: 0;</w:t>
+      </w:r>
+      <w:proofErr w:type="gramStart"/>
+      <w:r>
+        <w:t xml:space="preserve"> }</w:t>
+      </w:r>
+      <w:proofErr w:type="gramEnd"/>
+      <w:r>
+        <w:t xml:space="preserve">      </w:t>
       </w:r>
       <w:r>
         <w:rPr>
@@ -9764,7 +11669,6 @@
         <w:rPr>
           <w:rFonts w:hint="eastAsia"/>
         </w:rPr>
-        <w:lastRenderedPageBreak/>
         <w:t>子元素：</w:t>
       </w:r>
     </w:p>
@@ -10063,8 +11967,30 @@
         <w:rPr>
           <w:rFonts w:hint="eastAsia"/>
         </w:rPr>
-        <w:t>absolute垂直居中：top:50%, transform:translate(-50%, -50%)</w:t>
-      </w:r>
+        <w:t xml:space="preserve">absolute垂直居中：top:50%, </w:t>
+      </w:r>
+      <w:proofErr w:type="spellStart"/>
+      <w:r>
+        <w:rPr>
+          <w:rFonts w:hint="eastAsia"/>
+        </w:rPr>
+        <w:t>transform:translate</w:t>
+      </w:r>
+      <w:proofErr w:type="spellEnd"/>
+      <w:r>
+        <w:rPr>
+          <w:rFonts w:hint="eastAsia"/>
+        </w:rPr>
+        <w:t xml:space="preserve">(-50%, </w:t>
+      </w:r>
+      <w:proofErr w:type="gramStart"/>
+      <w:r>
+        <w:rPr>
+          <w:rFonts w:hint="eastAsia"/>
+        </w:rPr>
+        <w:t>-50%)</w:t>
+      </w:r>
+      <w:proofErr w:type="gramEnd"/>
     </w:p>
     <w:p>
       <w:pPr>
@@ -10228,7 +12154,6 @@
         <w:rPr>
           <w:rFonts w:hint="eastAsia"/>
         </w:rPr>
-        <w:lastRenderedPageBreak/>
         <w:t>ease 开始慢 → 中间快 → 结束慢 默认情况</w:t>
       </w:r>
     </w:p>
@@ -10344,8 +12269,13 @@
         <w:t>Transform</w:t>
       </w:r>
       <w:r>
-        <w:t>不触发重排(reflow)</w:t>
-      </w:r>
+        <w:t>不触发重排</w:t>
+      </w:r>
+      <w:proofErr w:type="gramStart"/>
+      <w:r>
+        <w:t>(reflow)</w:t>
+      </w:r>
+      <w:proofErr w:type="gramEnd"/>
       <w:r>
         <w:rPr>
           <w:rFonts w:hint="eastAsia"/>

--- a/lesson.docx
+++ b/lesson.docx
@@ -2335,13 +2335,8 @@
       </w:r>
       <w:r>
         <w:lastRenderedPageBreak/>
-        <w:t>BG-color: white;</w:t>
-      </w:r>
-      <w:proofErr w:type="gramStart"/>
-      <w:r>
-        <w:t xml:space="preserve"> 。</w:t>
-      </w:r>
-      <w:proofErr w:type="gramEnd"/>
+        <w:t>BG-color: white; 。</w:t>
+      </w:r>
     </w:p>
     <w:p>
       <w:pPr>
@@ -2361,23 +2356,7 @@
         <w:t>CSS 变量使用</w:t>
       </w:r>
       <w:r>
-        <w:t xml:space="preserve">：使用var()函数，在选择器中取值，如html </w:t>
-      </w:r>
-      <w:proofErr w:type="gramStart"/>
-      <w:r>
-        <w:t xml:space="preserve">{ </w:t>
-      </w:r>
-      <w:proofErr w:type="gramEnd"/>
-      <w:r>
-        <w:t>color: var(--Text-color);</w:t>
-      </w:r>
-      <w:proofErr w:type="gramStart"/>
-      <w:r>
-        <w:t xml:space="preserve"> }</w:t>
-      </w:r>
-      <w:proofErr w:type="gramEnd"/>
-      <w:r>
-        <w:t xml:space="preserve"> 。</w:t>
+        <w:t>：使用var()函数，在选择器中取值，如html { color: var(--Text-color); } 。</w:t>
       </w:r>
     </w:p>
     <w:p>
@@ -2461,15 +2440,7 @@
         <w:t>具体代码</w:t>
       </w:r>
       <w:r>
-        <w:t>：用</w:t>
-      </w:r>
-      <w:proofErr w:type="spellStart"/>
-      <w:r>
-        <w:t>document.documentElement</w:t>
-      </w:r>
-      <w:proofErr w:type="spellEnd"/>
-      <w:r>
-        <w:t>表示 HTML 根节点，使用toggle()方法添加或移除类。</w:t>
+        <w:t>：用document.documentElement表示 HTML 根节点，使用toggle()方法添加或移除类。</w:t>
       </w:r>
     </w:p>
     <w:p>
@@ -2498,19 +2469,11 @@
           <w:rFonts w:hint="eastAsia"/>
         </w:rPr>
       </w:pPr>
-      <w:proofErr w:type="gramStart"/>
-      <w:r>
-        <w:rPr>
-          <w:rFonts w:hint="eastAsia"/>
-        </w:rPr>
-        <w:t>Var(</w:t>
-      </w:r>
-      <w:proofErr w:type="gramEnd"/>
-      <w:r>
-        <w:rPr>
-          <w:rFonts w:hint="eastAsia"/>
-        </w:rPr>
-        <w:t>--XX, #000000)</w:t>
+      <w:r>
+        <w:rPr>
+          <w:rFonts w:hint="eastAsia"/>
+        </w:rPr>
+        <w:t>Var(--XX, #000000)</w:t>
       </w:r>
     </w:p>
     <w:p>
@@ -2532,62 +2495,38 @@
           <w:rFonts w:hint="eastAsia"/>
         </w:rPr>
       </w:pPr>
-      <w:proofErr w:type="gramStart"/>
-      <w:r>
-        <w:rPr>
-          <w:rFonts w:hint="eastAsia"/>
-        </w:rPr>
-        <w:t>Min(</w:t>
-      </w:r>
-      <w:proofErr w:type="gramEnd"/>
-      <w:r>
-        <w:rPr>
-          <w:rFonts w:hint="eastAsia"/>
-        </w:rPr>
-        <w:t>)</w:t>
-      </w:r>
-    </w:p>
-    <w:p>
-      <w:pPr>
-        <w:rPr>
-          <w:rFonts w:hint="eastAsia"/>
-        </w:rPr>
-      </w:pPr>
-      <w:proofErr w:type="gramStart"/>
-      <w:r>
-        <w:rPr>
-          <w:rFonts w:hint="eastAsia"/>
-        </w:rPr>
-        <w:t>Max(</w:t>
-      </w:r>
-      <w:proofErr w:type="gramEnd"/>
-      <w:r>
-        <w:rPr>
-          <w:rFonts w:hint="eastAsia"/>
-        </w:rPr>
-        <w:t>)</w:t>
-      </w:r>
-    </w:p>
-    <w:p>
-      <w:pPr>
-        <w:rPr>
-          <w:rFonts w:hint="eastAsia"/>
-        </w:rPr>
-      </w:pPr>
-      <w:r>
-        <w:rPr>
-          <w:rFonts w:hint="eastAsia"/>
-        </w:rPr>
-        <w:t>Clamp(最小值，理想值，最大</w:t>
-      </w:r>
-      <w:proofErr w:type="gramStart"/>
-      <w:r>
-        <w:rPr>
-          <w:rFonts w:hint="eastAsia"/>
-        </w:rPr>
-        <w:t>值)</w:t>
-      </w:r>
-      <w:proofErr w:type="gramEnd"/>
+      <w:r>
+        <w:rPr>
+          <w:rFonts w:hint="eastAsia"/>
+        </w:rPr>
+        <w:t>Min()</w:t>
+      </w:r>
+    </w:p>
+    <w:p>
+      <w:pPr>
+        <w:rPr>
+          <w:rFonts w:hint="eastAsia"/>
+        </w:rPr>
+      </w:pPr>
+      <w:r>
+        <w:rPr>
+          <w:rFonts w:hint="eastAsia"/>
+        </w:rPr>
+        <w:t>Max()</w:t>
+      </w:r>
+    </w:p>
+    <w:p>
+      <w:pPr>
+        <w:rPr>
+          <w:rFonts w:hint="eastAsia"/>
+        </w:rPr>
+      </w:pPr>
+      <w:r>
+        <w:rPr>
+          <w:rFonts w:hint="eastAsia"/>
+        </w:rPr>
+        <w:t>Clamp(最小值，理想值，最大值)</w:t>
+      </w:r>
       <w:r>
         <w:rPr>
           <w:rFonts w:hint="eastAsia"/>
@@ -2631,16 +2570,8 @@
         <w:rPr>
           <w:rFonts w:hint="eastAsia"/>
         </w:rPr>
-        <w:t xml:space="preserve"> </w:t>
-      </w:r>
-      <w:proofErr w:type="spellStart"/>
-      <w:r>
-        <w:rPr>
-          <w:rFonts w:hint="eastAsia"/>
-        </w:rPr>
-        <w:t>vite</w:t>
-      </w:r>
-      <w:proofErr w:type="spellEnd"/>
+        <w:t xml:space="preserve"> vite</w:t>
+      </w:r>
       <w:r>
         <w:rPr>
           <w:rFonts w:hint="eastAsia"/>
@@ -2667,27 +2598,11 @@
           <w:rFonts w:hint="eastAsia"/>
         </w:rPr>
       </w:pPr>
-      <w:proofErr w:type="gramStart"/>
-      <w:r>
-        <w:rPr>
-          <w:rFonts w:hint="eastAsia"/>
-        </w:rPr>
-        <w:t>.</w:t>
-      </w:r>
-      <w:proofErr w:type="spellStart"/>
-      <w:r>
-        <w:rPr>
-          <w:rFonts w:hint="eastAsia"/>
-        </w:rPr>
-        <w:t>baseStyle</w:t>
-      </w:r>
-      <w:proofErr w:type="spellEnd"/>
-      <w:proofErr w:type="gramEnd"/>
-      <w:r>
-        <w:rPr>
-          <w:rFonts w:hint="eastAsia"/>
-        </w:rPr>
-        <w:t>{</w:t>
+      <w:r>
+        <w:rPr>
+          <w:rFonts w:hint="eastAsia"/>
+        </w:rPr>
+        <w:t>.baseStyle{</w:t>
       </w:r>
     </w:p>
     <w:p>
@@ -2735,76 +2650,38 @@
           <w:rFonts w:hint="eastAsia"/>
         </w:rPr>
       </w:pPr>
-      <w:proofErr w:type="gramStart"/>
-      <w:r>
-        <w:rPr>
-          <w:rFonts w:hint="eastAsia"/>
-        </w:rPr>
-        <w:t>.</w:t>
-      </w:r>
-      <w:proofErr w:type="spellStart"/>
-      <w:r>
-        <w:rPr>
-          <w:rFonts w:hint="eastAsia"/>
-        </w:rPr>
-        <w:t>primaryButton</w:t>
-      </w:r>
-      <w:proofErr w:type="spellEnd"/>
-      <w:proofErr w:type="gramEnd"/>
-      <w:r>
-        <w:rPr>
-          <w:rFonts w:hint="eastAsia"/>
-        </w:rPr>
-        <w:t>{</w:t>
-      </w:r>
-    </w:p>
-    <w:p>
-      <w:pPr>
-        <w:rPr>
-          <w:rFonts w:hint="eastAsia"/>
-        </w:rPr>
-      </w:pPr>
-      <w:r>
-        <w:rPr>
-          <w:rFonts w:hint="eastAsia"/>
-        </w:rPr>
-        <w:t xml:space="preserve">    composes: </w:t>
-      </w:r>
-      <w:proofErr w:type="spellStart"/>
-      <w:r>
-        <w:rPr>
-          <w:rFonts w:hint="eastAsia"/>
-        </w:rPr>
-        <w:t>baseStyle</w:t>
-      </w:r>
-      <w:proofErr w:type="spellEnd"/>
-      <w:r>
-        <w:rPr>
-          <w:rFonts w:hint="eastAsia"/>
-        </w:rPr>
-        <w:t xml:space="preserve"> baseStyle1 baseStyle2</w:t>
-      </w:r>
-    </w:p>
-    <w:p>
-      <w:pPr>
-        <w:rPr>
-          <w:rFonts w:hint="eastAsia"/>
-        </w:rPr>
-      </w:pPr>
-      <w:r>
-        <w:rPr>
-          <w:rFonts w:hint="eastAsia"/>
-        </w:rPr>
-        <w:t xml:space="preserve">    </w:t>
-      </w:r>
-      <w:proofErr w:type="spellStart"/>
-      <w:r>
-        <w:rPr>
-          <w:rFonts w:hint="eastAsia"/>
-        </w:rPr>
-        <w:t>color:XXX</w:t>
-      </w:r>
-      <w:proofErr w:type="spellEnd"/>
+      <w:r>
+        <w:rPr>
+          <w:rFonts w:hint="eastAsia"/>
+        </w:rPr>
+        <w:t>.primaryButton{</w:t>
+      </w:r>
+    </w:p>
+    <w:p>
+      <w:pPr>
+        <w:rPr>
+          <w:rFonts w:hint="eastAsia"/>
+        </w:rPr>
+      </w:pPr>
+      <w:r>
+        <w:rPr>
+          <w:rFonts w:hint="eastAsia"/>
+        </w:rPr>
+        <w:t xml:space="preserve">    composes: baseStyle baseStyle1 baseStyle2</w:t>
+      </w:r>
+    </w:p>
+    <w:p>
+      <w:pPr>
+        <w:rPr>
+          <w:rFonts w:hint="eastAsia"/>
+        </w:rPr>
+      </w:pPr>
+      <w:r>
+        <w:rPr>
+          <w:rFonts w:hint="eastAsia"/>
+        </w:rPr>
+        <w:t xml:space="preserve">    color:XXX</w:t>
+      </w:r>
     </w:p>
     <w:p>
       <w:pPr>
@@ -2841,14 +2718,12 @@
       <w:r>
         <w:t>Cascading</w:t>
       </w:r>
-      <w:proofErr w:type="gramStart"/>
       <w:r>
         <w:rPr>
           <w:rFonts w:hint="eastAsia"/>
         </w:rPr>
         <w:t>(层叠性)</w:t>
       </w:r>
-      <w:proofErr w:type="gramEnd"/>
       <w:r>
         <w:t xml:space="preserve"> Style Sheets</w:t>
       </w:r>
@@ -2870,35 +2745,7 @@
         <w:rPr>
           <w:rFonts w:hint="eastAsia"/>
         </w:rPr>
-        <w:t>作业：</w:t>
-      </w:r>
-      <w:proofErr w:type="spellStart"/>
-      <w:r>
-        <w:rPr>
-          <w:rFonts w:hint="eastAsia"/>
-        </w:rPr>
-        <w:t>Classlist</w:t>
-      </w:r>
-      <w:proofErr w:type="spellEnd"/>
-      <w:r>
-        <w:rPr>
-          <w:rFonts w:hint="eastAsia"/>
-        </w:rPr>
-        <w:t>的返回，伪数组，使用</w:t>
-      </w:r>
-      <w:proofErr w:type="spellStart"/>
-      <w:r>
-        <w:rPr>
-          <w:rFonts w:hint="eastAsia"/>
-        </w:rPr>
-        <w:t>Array.from</w:t>
-      </w:r>
-      <w:proofErr w:type="spellEnd"/>
-      <w:r>
-        <w:rPr>
-          <w:rFonts w:hint="eastAsia"/>
-        </w:rPr>
-        <w:t>转换</w:t>
+        <w:t>作业：Classlist的返回，伪数组，使用Array.from转换</w:t>
       </w:r>
     </w:p>
     <w:p>
@@ -2910,13 +2757,6 @@
       <w:r>
         <w:t>课后作业： selector 选择器</w:t>
       </w:r>
-    </w:p>
-    <w:p>
-      <w:pPr>
-        <w:rPr>
-          <w:rFonts w:hint="eastAsia"/>
-        </w:rPr>
-      </w:pPr>
     </w:p>
     <w:p>
       <w:pPr>
@@ -2963,15 +2803,7 @@
         <w:t>复习与作业</w:t>
       </w:r>
       <w:r>
-        <w:t xml:space="preserve">：回顾上节课 SNS 主题页切换相关内容，本次课后作业为研究 </w:t>
-      </w:r>
-      <w:proofErr w:type="spellStart"/>
-      <w:r>
-        <w:t>classList</w:t>
-      </w:r>
-      <w:proofErr w:type="spellEnd"/>
-      <w:r>
-        <w:t>，包括其返回值、转换数组方法及常用操作。</w:t>
+        <w:t>：回顾上节课 SNS 主题页切换相关内容，本次课后作业为研究 classList，包括其返回值、转换数组方法及常用操作。</w:t>
       </w:r>
     </w:p>
     <w:p>
@@ -3034,23 +2866,7 @@
         <w:t>作用域</w:t>
       </w:r>
       <w:r>
-        <w:t xml:space="preserve">：变量放在 HTML 里是全局变量，放在特定选择器如 </w:t>
-      </w:r>
-      <w:proofErr w:type="spellStart"/>
-      <w:r>
-        <w:t>div.card</w:t>
-      </w:r>
-      <w:proofErr w:type="spellEnd"/>
-      <w:r>
-        <w:t xml:space="preserve"> 中是局部变量，遵循就近原则</w:t>
-      </w:r>
-      <w:proofErr w:type="gramStart"/>
-      <w:r>
-        <w:t>，:</w:t>
-      </w:r>
-      <w:proofErr w:type="gramEnd"/>
-      <w:r>
-        <w:t>root 是伪类，优先级比 HTML 高。</w:t>
+        <w:t>：变量放在 HTML 里是全局变量，放在特定选择器如 div.card 中是局部变量，遵循就近原则，:root 是伪类，优先级比 HTML 高。</w:t>
       </w:r>
     </w:p>
     <w:p>
@@ -3068,7 +2884,6 @@
           <w:b/>
           <w:bCs/>
         </w:rPr>
-        <w:lastRenderedPageBreak/>
         <w:t>CSS 写法与选择器</w:t>
       </w:r>
       <w:r>
@@ -3090,6 +2905,7 @@
           <w:b/>
           <w:bCs/>
         </w:rPr>
+        <w:lastRenderedPageBreak/>
         <w:t>写法</w:t>
       </w:r>
       <w:r>
@@ -3408,15 +3224,7 @@
         <w:t>存储</w:t>
       </w:r>
       <w:r>
-        <w:t>：写在独立的.</w:t>
-      </w:r>
-      <w:proofErr w:type="spellStart"/>
-      <w:r>
-        <w:t>css</w:t>
-      </w:r>
-      <w:proofErr w:type="spellEnd"/>
-      <w:r>
-        <w:t xml:space="preserve"> 文件，或 style 标签里，浏览器通过 CSS 解析器读取。</w:t>
+        <w:t>：写在独立的.css 文件，或 style 标签里，浏览器通过 CSS 解析器读取。</w:t>
       </w:r>
     </w:p>
     <w:p>
@@ -3551,25 +3359,28 @@
           <w:b/>
           <w:bCs/>
         </w:rPr>
-        <w:t xml:space="preserve">1. </w:t>
-      </w:r>
-      <w:proofErr w:type="spellStart"/>
-      <w:r>
-        <w:rPr>
-          <w:b/>
-          <w:bCs/>
-        </w:rPr>
-        <w:t>classList</w:t>
-      </w:r>
-      <w:proofErr w:type="spellEnd"/>
-      <w:r>
-        <w:rPr>
-          <w:b/>
-          <w:bCs/>
-        </w:rPr>
-        <w:t xml:space="preserve"> 的返回值：</w:t>
-      </w:r>
-      <w:proofErr w:type="spellStart"/>
+        <w:t>1. classList 的返回值：DOMTokenList</w:t>
+      </w:r>
+    </w:p>
+    <w:p>
+      <w:pPr>
+        <w:rPr>
+          <w:rFonts w:hint="eastAsia"/>
+        </w:rPr>
+      </w:pPr>
+      <w:r>
+        <w:t>当你访问一个元素的 element.classList 时，返回的</w:t>
+      </w:r>
+      <w:r>
+        <w:rPr>
+          <w:b/>
+          <w:bCs/>
+        </w:rPr>
+        <w:t>不是</w:t>
+      </w:r>
+      <w:r>
+        <w:t>普通的 JavaScript 数组，而是一个 </w:t>
+      </w:r>
       <w:r>
         <w:rPr>
           <w:b/>
@@ -3577,44 +3388,6 @@
         </w:rPr>
         <w:t>DOMTokenList</w:t>
       </w:r>
-      <w:proofErr w:type="spellEnd"/>
-    </w:p>
-    <w:p>
-      <w:pPr>
-        <w:rPr>
-          <w:rFonts w:hint="eastAsia"/>
-        </w:rPr>
-      </w:pPr>
-      <w:r>
-        <w:t>当你访问一个元素的 </w:t>
-      </w:r>
-      <w:proofErr w:type="spellStart"/>
-      <w:r>
-        <w:t>element.classList</w:t>
-      </w:r>
-      <w:proofErr w:type="spellEnd"/>
-      <w:r>
-        <w:t> 时，返回的</w:t>
-      </w:r>
-      <w:r>
-        <w:rPr>
-          <w:b/>
-          <w:bCs/>
-        </w:rPr>
-        <w:t>不是</w:t>
-      </w:r>
-      <w:r>
-        <w:t>普通的 JavaScript 数组，而是一个 </w:t>
-      </w:r>
-      <w:proofErr w:type="spellStart"/>
-      <w:r>
-        <w:rPr>
-          <w:b/>
-          <w:bCs/>
-        </w:rPr>
-        <w:t>DOMTokenList</w:t>
-      </w:r>
-      <w:proofErr w:type="spellEnd"/>
       <w:r>
         <w:t> 对象。</w:t>
       </w:r>
@@ -3658,23 +3431,7 @@
         </w:rPr>
       </w:pPr>
       <w:r>
-        <w:t>add(</w:t>
-      </w:r>
-      <w:proofErr w:type="spellStart"/>
-      <w:r>
-        <w:t>className</w:t>
-      </w:r>
-      <w:proofErr w:type="spellEnd"/>
-      <w:r>
-        <w:t>) / remove(</w:t>
-      </w:r>
-      <w:proofErr w:type="spellStart"/>
-      <w:r>
-        <w:t>className</w:t>
-      </w:r>
-      <w:proofErr w:type="spellEnd"/>
-      <w:r>
-        <w:t>)</w:t>
+        <w:t>add(className) / remove(className)</w:t>
       </w:r>
     </w:p>
     <w:p>
@@ -3688,15 +3445,7 @@
         </w:rPr>
       </w:pPr>
       <w:r>
-        <w:t>toggle(</w:t>
-      </w:r>
-      <w:proofErr w:type="spellStart"/>
-      <w:r>
-        <w:t>className</w:t>
-      </w:r>
-      <w:proofErr w:type="spellEnd"/>
-      <w:r>
-        <w:t>)</w:t>
+        <w:t>toggle(className)</w:t>
       </w:r>
     </w:p>
     <w:p>
@@ -3710,15 +3459,7 @@
         </w:rPr>
       </w:pPr>
       <w:r>
-        <w:t>contains(</w:t>
-      </w:r>
-      <w:proofErr w:type="spellStart"/>
-      <w:r>
-        <w:t>className</w:t>
-      </w:r>
-      <w:proofErr w:type="spellEnd"/>
-      <w:r>
-        <w:t>)</w:t>
+        <w:t>contains(className)</w:t>
       </w:r>
     </w:p>
     <w:p>
@@ -3731,13 +3472,8 @@
           <w:rFonts w:hint="eastAsia"/>
         </w:rPr>
       </w:pPr>
-      <w:proofErr w:type="gramStart"/>
-      <w:r>
-        <w:t>replace(</w:t>
-      </w:r>
-      <w:proofErr w:type="gramEnd"/>
-      <w:r>
-        <w:t>old, new)</w:t>
+      <w:r>
+        <w:t>replace(old, new)</w:t>
       </w:r>
     </w:p>
     <w:p>
@@ -3751,45 +3487,19 @@
         </w:rPr>
       </w:pPr>
       <w:r>
-        <w:t>局限性：它没有数组的高阶方法，如 map(), filter(), reduce(), </w:t>
-      </w:r>
-      <w:proofErr w:type="spellStart"/>
-      <w:r>
-        <w:t>forEach</w:t>
-      </w:r>
-      <w:proofErr w:type="spellEnd"/>
-      <w:r>
-        <w:t>() (注：现代浏</w:t>
-      </w:r>
+        <w:t>局限性：它没有数组的高阶方法，如 map(), filter(), reduce(), forEach() (注：现代浏览器已支持 forEach，但 map/filter 仍不支持)。</w:t>
+      </w:r>
+    </w:p>
+    <w:p>
+      <w:pPr>
+        <w:rPr>
+          <w:rFonts w:hint="eastAsia"/>
+        </w:rPr>
+      </w:pPr>
       <w:r>
         <w:lastRenderedPageBreak/>
-        <w:t xml:space="preserve">览器已支持 </w:t>
-      </w:r>
-      <w:proofErr w:type="spellStart"/>
-      <w:r>
-        <w:t>forEach</w:t>
-      </w:r>
-      <w:proofErr w:type="spellEnd"/>
-      <w:r>
-        <w:t>，但 map/filter 仍不支</w:t>
-      </w:r>
-      <w:proofErr w:type="gramStart"/>
-      <w:r>
-        <w:t>持)。</w:t>
-      </w:r>
-      <w:proofErr w:type="gramEnd"/>
-    </w:p>
-    <w:p>
-      <w:pPr>
-        <w:rPr>
-          <w:rFonts w:hint="eastAsia"/>
-        </w:rPr>
-      </w:pPr>
-      <w:proofErr w:type="spellStart"/>
-      <w:r>
         <w:t>javascript</w:t>
       </w:r>
-      <w:proofErr w:type="spellEnd"/>
     </w:p>
     <w:p>
       <w:pPr>
@@ -3808,45 +3518,17 @@
         </w:rPr>
       </w:pPr>
       <w:r>
-        <w:t xml:space="preserve">const el = </w:t>
-      </w:r>
-      <w:proofErr w:type="spellStart"/>
-      <w:proofErr w:type="gramStart"/>
-      <w:r>
-        <w:t>document.querySelector</w:t>
-      </w:r>
-      <w:proofErr w:type="spellEnd"/>
-      <w:proofErr w:type="gramEnd"/>
-      <w:r>
-        <w:t>(</w:t>
-      </w:r>
-      <w:proofErr w:type="gramStart"/>
-      <w:r>
-        <w:t>'.box</w:t>
-      </w:r>
-      <w:proofErr w:type="gramEnd"/>
-      <w:r>
-        <w:t>');</w:t>
-      </w:r>
-    </w:p>
-    <w:p>
-      <w:pPr>
-        <w:rPr>
-          <w:rFonts w:hint="eastAsia"/>
-        </w:rPr>
-      </w:pPr>
-      <w:r>
-        <w:t>console.log(</w:t>
-      </w:r>
-      <w:proofErr w:type="spellStart"/>
-      <w:proofErr w:type="gramStart"/>
-      <w:r>
-        <w:t>el.classList</w:t>
-      </w:r>
-      <w:proofErr w:type="spellEnd"/>
-      <w:proofErr w:type="gramEnd"/>
-      <w:r>
-        <w:t xml:space="preserve">); </w:t>
+        <w:t>const el = document.querySelector('.box');</w:t>
+      </w:r>
+    </w:p>
+    <w:p>
+      <w:pPr>
+        <w:rPr>
+          <w:rFonts w:hint="eastAsia"/>
+        </w:rPr>
+      </w:pPr>
+      <w:r>
+        <w:t xml:space="preserve">console.log(el.classList); </w:t>
       </w:r>
     </w:p>
     <w:p>
@@ -3860,23 +3542,7 @@
           <w:i/>
           <w:iCs/>
         </w:rPr>
-        <w:t xml:space="preserve">// 输出: </w:t>
-      </w:r>
-      <w:proofErr w:type="spellStart"/>
-      <w:r>
-        <w:rPr>
-          <w:i/>
-          <w:iCs/>
-        </w:rPr>
-        <w:t>DOMTokenList</w:t>
-      </w:r>
-      <w:proofErr w:type="spellEnd"/>
-      <w:r>
-        <w:rPr>
-          <w:i/>
-          <w:iCs/>
-        </w:rPr>
-        <w:t xml:space="preserve"> ["active", "visible", length: 2, value: "active visible"]</w:t>
+        <w:t>// 输出: DOMTokenList ["active", "visible", length: 2, value: "active visible"]</w:t>
       </w:r>
     </w:p>
     <w:p>
@@ -3921,23 +3587,7 @@
           <w:b/>
           <w:bCs/>
         </w:rPr>
-        <w:t>拥有数字索引和 length 属性，但没有继承自 </w:t>
-      </w:r>
-      <w:proofErr w:type="spellStart"/>
-      <w:r>
-        <w:rPr>
-          <w:b/>
-          <w:bCs/>
-        </w:rPr>
-        <w:t>Array.prototype</w:t>
-      </w:r>
-      <w:proofErr w:type="spellEnd"/>
-      <w:r>
-        <w:rPr>
-          <w:b/>
-          <w:bCs/>
-        </w:rPr>
-        <w:t> 方法的对象</w:t>
+        <w:t>拥有数字索引和 length 属性，但没有继承自 Array.prototype 方法的对象</w:t>
       </w:r>
       <w:r>
         <w:t>。</w:t>
@@ -3969,21 +3619,8 @@
           <w:rFonts w:hint="eastAsia"/>
         </w:rPr>
       </w:pPr>
-      <w:proofErr w:type="spellStart"/>
-      <w:r>
-        <w:t>DOMTokenList</w:t>
-      </w:r>
-      <w:proofErr w:type="spellEnd"/>
-      <w:r>
-        <w:t> (</w:t>
-      </w:r>
-      <w:proofErr w:type="spellStart"/>
-      <w:r>
-        <w:t>classList</w:t>
-      </w:r>
-      <w:proofErr w:type="spellEnd"/>
-      <w:r>
-        <w:t>)</w:t>
+      <w:r>
+        <w:t>DOMTokenList (classList)</w:t>
       </w:r>
     </w:p>
     <w:p>
@@ -3996,27 +3633,9 @@
           <w:rFonts w:hint="eastAsia"/>
         </w:rPr>
       </w:pPr>
-      <w:proofErr w:type="spellStart"/>
-      <w:r>
-        <w:t>NodeList</w:t>
-      </w:r>
-      <w:proofErr w:type="spellEnd"/>
-      <w:r>
-        <w:t> (</w:t>
-      </w:r>
-      <w:proofErr w:type="spellStart"/>
-      <w:r>
-        <w:t>document.querySelectorAll</w:t>
-      </w:r>
-      <w:proofErr w:type="spellEnd"/>
-      <w:r>
-        <w:t>() 的返回</w:t>
-      </w:r>
-      <w:proofErr w:type="gramStart"/>
-      <w:r>
-        <w:t>值)</w:t>
-      </w:r>
-      <w:proofErr w:type="gramEnd"/>
+      <w:r>
+        <w:t>NodeList (document.querySelectorAll() 的返回值)</w:t>
+      </w:r>
     </w:p>
     <w:p>
       <w:pPr>
@@ -4028,27 +3647,9 @@
           <w:rFonts w:hint="eastAsia"/>
         </w:rPr>
       </w:pPr>
-      <w:proofErr w:type="spellStart"/>
-      <w:r>
-        <w:t>HTMLCollection</w:t>
-      </w:r>
-      <w:proofErr w:type="spellEnd"/>
-      <w:r>
-        <w:t> (</w:t>
-      </w:r>
-      <w:proofErr w:type="spellStart"/>
-      <w:r>
-        <w:t>document.getElementsByClassName</w:t>
-      </w:r>
-      <w:proofErr w:type="spellEnd"/>
-      <w:r>
-        <w:t>() 的返回</w:t>
-      </w:r>
-      <w:proofErr w:type="gramStart"/>
-      <w:r>
-        <w:t>值)</w:t>
-      </w:r>
-      <w:proofErr w:type="gramEnd"/>
+      <w:r>
+        <w:t>HTMLCollection (document.getElementsByClassName() 的返回值)</w:t>
+      </w:r>
     </w:p>
     <w:p>
       <w:pPr>
@@ -4115,38 +3716,17 @@
           <w:b/>
           <w:bCs/>
         </w:rPr>
-        <w:t xml:space="preserve">3. 使用 </w:t>
-      </w:r>
-      <w:proofErr w:type="spellStart"/>
-      <w:r>
-        <w:rPr>
-          <w:b/>
-          <w:bCs/>
-        </w:rPr>
-        <w:t>Array.from</w:t>
-      </w:r>
-      <w:proofErr w:type="spellEnd"/>
-      <w:r>
-        <w:rPr>
-          <w:b/>
-          <w:bCs/>
-        </w:rPr>
-        <w:t>() 进行转换</w:t>
-      </w:r>
-    </w:p>
-    <w:p>
-      <w:pPr>
-        <w:rPr>
-          <w:rFonts w:hint="eastAsia"/>
-        </w:rPr>
-      </w:pPr>
-      <w:proofErr w:type="spellStart"/>
-      <w:r>
-        <w:t>Array.from</w:t>
-      </w:r>
-      <w:proofErr w:type="spellEnd"/>
-      <w:r>
-        <w:t>() 是 ES6 引入的方法，专门用于将</w:t>
+        <w:t>3. 使用 Array.from() 进行转换</w:t>
+      </w:r>
+    </w:p>
+    <w:p>
+      <w:pPr>
+        <w:rPr>
+          <w:rFonts w:hint="eastAsia"/>
+        </w:rPr>
+      </w:pPr>
+      <w:r>
+        <w:t>Array.from() 是 ES6 引入的方法，专门用于将</w:t>
       </w:r>
       <w:r>
         <w:rPr>
@@ -4191,11 +3771,9 @@
           <w:rFonts w:hint="eastAsia"/>
         </w:rPr>
       </w:pPr>
-      <w:proofErr w:type="spellStart"/>
       <w:r>
         <w:t>javascript</w:t>
       </w:r>
-      <w:proofErr w:type="spellEnd"/>
     </w:p>
     <w:p>
       <w:pPr>
@@ -4214,25 +3792,7 @@
         </w:rPr>
       </w:pPr>
       <w:r>
-        <w:t xml:space="preserve">const </w:t>
-      </w:r>
-      <w:proofErr w:type="spellStart"/>
-      <w:r>
-        <w:t>classList</w:t>
-      </w:r>
-      <w:proofErr w:type="spellEnd"/>
-      <w:r>
-        <w:t xml:space="preserve"> = </w:t>
-      </w:r>
-      <w:proofErr w:type="spellStart"/>
-      <w:proofErr w:type="gramStart"/>
-      <w:r>
-        <w:t>element.classList</w:t>
-      </w:r>
-      <w:proofErr w:type="spellEnd"/>
-      <w:proofErr w:type="gramEnd"/>
-      <w:r>
-        <w:t>;</w:t>
+        <w:t>const classList = element.classList;</w:t>
       </w:r>
     </w:p>
     <w:p>
@@ -4278,31 +3838,7 @@
         </w:rPr>
       </w:pPr>
       <w:r>
-        <w:t xml:space="preserve">const </w:t>
-      </w:r>
-      <w:proofErr w:type="spellStart"/>
-      <w:r>
-        <w:t>classArray</w:t>
-      </w:r>
-      <w:proofErr w:type="spellEnd"/>
-      <w:r>
-        <w:t xml:space="preserve"> = </w:t>
-      </w:r>
-      <w:proofErr w:type="spellStart"/>
-      <w:r>
-        <w:t>Array.from</w:t>
-      </w:r>
-      <w:proofErr w:type="spellEnd"/>
-      <w:r>
-        <w:t>(</w:t>
-      </w:r>
-      <w:proofErr w:type="spellStart"/>
-      <w:r>
-        <w:t>classList</w:t>
-      </w:r>
-      <w:proofErr w:type="spellEnd"/>
-      <w:r>
-        <w:t>);</w:t>
+        <w:t>const classArray = Array.from(classList);</w:t>
       </w:r>
     </w:p>
     <w:p>
@@ -4333,87 +3869,17 @@
         </w:rPr>
       </w:pPr>
       <w:r>
-        <w:t xml:space="preserve">const </w:t>
-      </w:r>
-      <w:proofErr w:type="spellStart"/>
-      <w:r>
-        <w:t>activeClasses</w:t>
-      </w:r>
-      <w:proofErr w:type="spellEnd"/>
-      <w:r>
-        <w:t xml:space="preserve"> = </w:t>
-      </w:r>
-      <w:proofErr w:type="spellStart"/>
-      <w:r>
-        <w:t>classArray.filter</w:t>
-      </w:r>
-      <w:proofErr w:type="spellEnd"/>
-      <w:r>
-        <w:t>(</w:t>
-      </w:r>
-      <w:proofErr w:type="spellStart"/>
-      <w:r>
-        <w:t>cls</w:t>
-      </w:r>
-      <w:proofErr w:type="spellEnd"/>
-      <w:r>
-        <w:t xml:space="preserve"> =&gt; </w:t>
-      </w:r>
-      <w:proofErr w:type="spellStart"/>
-      <w:proofErr w:type="gramStart"/>
-      <w:r>
-        <w:t>cls.startsWith</w:t>
-      </w:r>
-      <w:proofErr w:type="spellEnd"/>
-      <w:proofErr w:type="gramEnd"/>
-      <w:r>
-        <w:t>('is-'));</w:t>
-      </w:r>
-    </w:p>
-    <w:p>
-      <w:pPr>
-        <w:rPr>
-          <w:rFonts w:hint="eastAsia"/>
-        </w:rPr>
-      </w:pPr>
-      <w:r>
-        <w:t xml:space="preserve">const </w:t>
-      </w:r>
-      <w:proofErr w:type="spellStart"/>
-      <w:r>
-        <w:t>upperClasses</w:t>
-      </w:r>
-      <w:proofErr w:type="spellEnd"/>
-      <w:r>
-        <w:t xml:space="preserve"> = </w:t>
-      </w:r>
-      <w:proofErr w:type="spellStart"/>
-      <w:proofErr w:type="gramStart"/>
-      <w:r>
-        <w:t>classArray.map</w:t>
-      </w:r>
-      <w:proofErr w:type="spellEnd"/>
-      <w:r>
-        <w:t>(</w:t>
-      </w:r>
-      <w:proofErr w:type="spellStart"/>
-      <w:proofErr w:type="gramEnd"/>
-      <w:r>
-        <w:t>cls</w:t>
-      </w:r>
-      <w:proofErr w:type="spellEnd"/>
-      <w:r>
-        <w:t xml:space="preserve"> =&gt; </w:t>
-      </w:r>
-      <w:proofErr w:type="spellStart"/>
-      <w:proofErr w:type="gramStart"/>
-      <w:r>
-        <w:t>cls.toUpperCase</w:t>
-      </w:r>
-      <w:proofErr w:type="spellEnd"/>
-      <w:proofErr w:type="gramEnd"/>
-      <w:r>
-        <w:t>());</w:t>
+        <w:t>const activeClasses = classArray.filter(cls =&gt; cls.startsWith('is-'));</w:t>
+      </w:r>
+    </w:p>
+    <w:p>
+      <w:pPr>
+        <w:rPr>
+          <w:rFonts w:hint="eastAsia"/>
+        </w:rPr>
+      </w:pPr>
+      <w:r>
+        <w:t>const upperClasses = classArray.map(cls =&gt; cls.toUpperCase());</w:t>
       </w:r>
     </w:p>
     <w:p>
@@ -4438,34 +3904,19 @@
           <w:rFonts w:hint="eastAsia"/>
         </w:rPr>
       </w:pPr>
-      <w:proofErr w:type="spellStart"/>
-      <w:r>
-        <w:t>Array.from</w:t>
-      </w:r>
-      <w:proofErr w:type="spellEnd"/>
-      <w:r>
-        <w:t xml:space="preserve"> 接受第二个参数作为 </w:t>
-      </w:r>
-      <w:proofErr w:type="spellStart"/>
-      <w:r>
-        <w:t>mapFn</w:t>
-      </w:r>
-      <w:proofErr w:type="spellEnd"/>
-      <w:r>
-        <w:t>，可以在转换的同时进行处理，避免创建中间数组：</w:t>
-      </w:r>
-    </w:p>
-    <w:p>
-      <w:pPr>
-        <w:rPr>
-          <w:rFonts w:hint="eastAsia"/>
-        </w:rPr>
-      </w:pPr>
-      <w:proofErr w:type="spellStart"/>
+      <w:r>
+        <w:t>Array.from 接受第二个参数作为 mapFn，可以在转换的同时进行处理，避免创建中间数组：</w:t>
+      </w:r>
+    </w:p>
+    <w:p>
+      <w:pPr>
+        <w:rPr>
+          <w:rFonts w:hint="eastAsia"/>
+        </w:rPr>
+      </w:pPr>
       <w:r>
         <w:t>javascript</w:t>
       </w:r>
-      <w:proofErr w:type="spellEnd"/>
     </w:p>
     <w:p>
       <w:pPr>
@@ -4498,92 +3949,27 @@
         </w:rPr>
       </w:pPr>
       <w:r>
-        <w:t xml:space="preserve">const result = </w:t>
-      </w:r>
-      <w:proofErr w:type="spellStart"/>
-      <w:r>
-        <w:t>Array.from</w:t>
-      </w:r>
-      <w:proofErr w:type="spellEnd"/>
-      <w:r>
-        <w:t>(</w:t>
-      </w:r>
-      <w:proofErr w:type="spellStart"/>
-      <w:proofErr w:type="gramStart"/>
-      <w:r>
-        <w:t>element.classList</w:t>
-      </w:r>
-      <w:proofErr w:type="spellEnd"/>
-      <w:proofErr w:type="gramEnd"/>
-      <w:r>
-        <w:t xml:space="preserve">, </w:t>
-      </w:r>
-      <w:proofErr w:type="spellStart"/>
-      <w:r>
-        <w:t>cls</w:t>
-      </w:r>
-      <w:proofErr w:type="spellEnd"/>
-      <w:r>
-        <w:t xml:space="preserve"> =&gt; {</w:t>
-      </w:r>
-    </w:p>
-    <w:p>
-      <w:pPr>
-        <w:rPr>
-          <w:rFonts w:hint="eastAsia"/>
-        </w:rPr>
-      </w:pPr>
-      <w:r>
-        <w:t xml:space="preserve">    return </w:t>
-      </w:r>
-      <w:proofErr w:type="spellStart"/>
-      <w:proofErr w:type="gramStart"/>
-      <w:r>
-        <w:t>cls.includes</w:t>
-      </w:r>
-      <w:proofErr w:type="spellEnd"/>
-      <w:proofErr w:type="gramEnd"/>
-      <w:r>
-        <w:t>('--'</w:t>
-      </w:r>
-      <w:proofErr w:type="gramStart"/>
-      <w:r>
-        <w:t>) ?</w:t>
-      </w:r>
-      <w:proofErr w:type="gramEnd"/>
-      <w:r>
-        <w:t xml:space="preserve"> </w:t>
-      </w:r>
-      <w:proofErr w:type="spellStart"/>
-      <w:proofErr w:type="gramStart"/>
-      <w:r>
-        <w:t>cls</w:t>
-      </w:r>
-      <w:proofErr w:type="spellEnd"/>
-      <w:r>
-        <w:t xml:space="preserve"> :</w:t>
-      </w:r>
-      <w:proofErr w:type="gramEnd"/>
-      <w:r>
-        <w:t xml:space="preserve"> null;</w:t>
-      </w:r>
-    </w:p>
-    <w:p>
-      <w:pPr>
-        <w:rPr>
-          <w:rFonts w:hint="eastAsia"/>
-        </w:rPr>
-      </w:pPr>
-      <w:r>
-        <w:t>}</w:t>
-      </w:r>
-      <w:proofErr w:type="gramStart"/>
-      <w:r>
-        <w:t>).filter</w:t>
-      </w:r>
-      <w:proofErr w:type="gramEnd"/>
-      <w:r>
-        <w:t>(Boolean);</w:t>
+        <w:t>const result = Array.from(element.classList, cls =&gt; {</w:t>
+      </w:r>
+    </w:p>
+    <w:p>
+      <w:pPr>
+        <w:rPr>
+          <w:rFonts w:hint="eastAsia"/>
+        </w:rPr>
+      </w:pPr>
+      <w:r>
+        <w:t xml:space="preserve">    return cls.includes('--') ? cls : null;</w:t>
+      </w:r>
+    </w:p>
+    <w:p>
+      <w:pPr>
+        <w:rPr>
+          <w:rFonts w:hint="eastAsia"/>
+        </w:rPr>
+      </w:pPr>
+      <w:r>
+        <w:t>}).filter(Boolean);</w:t>
       </w:r>
     </w:p>
     <w:p>
@@ -4737,14 +4123,9 @@
                 <w:rFonts w:hint="eastAsia"/>
               </w:rPr>
             </w:pPr>
-            <w:proofErr w:type="spellStart"/>
             <w:r>
               <w:lastRenderedPageBreak/>
-              <w:t>Array.from</w:t>
-            </w:r>
-            <w:proofErr w:type="spellEnd"/>
-            <w:r>
-              <w:t>(obj)</w:t>
+              <w:t>Array.from(obj)</w:t>
             </w:r>
           </w:p>
         </w:tc>
@@ -4885,18 +4266,8 @@
                 <w:rFonts w:hint="eastAsia"/>
               </w:rPr>
             </w:pPr>
-            <w:proofErr w:type="spellStart"/>
-            <w:proofErr w:type="gramStart"/>
             <w:r>
-              <w:t>Array.prototype.slice</w:t>
-            </w:r>
-            <w:proofErr w:type="gramEnd"/>
-            <w:r>
-              <w:t>.call</w:t>
-            </w:r>
-            <w:proofErr w:type="spellEnd"/>
-            <w:r>
-              <w:t>(obj)</w:t>
+              <w:t>Array.prototype.slice.call(obj)</w:t>
             </w:r>
           </w:p>
         </w:tc>
@@ -4962,57 +4333,17 @@
           <w:b/>
           <w:bCs/>
         </w:rPr>
-        <w:t xml:space="preserve">4. Selector 选择器与 </w:t>
-      </w:r>
-      <w:proofErr w:type="spellStart"/>
-      <w:r>
-        <w:rPr>
-          <w:b/>
-          <w:bCs/>
-        </w:rPr>
-        <w:t>classList</w:t>
-      </w:r>
-      <w:proofErr w:type="spellEnd"/>
-      <w:r>
-        <w:rPr>
-          <w:b/>
-          <w:bCs/>
-        </w:rPr>
-        <w:t xml:space="preserve"> 的配合</w:t>
-      </w:r>
-    </w:p>
-    <w:p>
-      <w:pPr>
-        <w:rPr>
-          <w:rFonts w:hint="eastAsia"/>
-        </w:rPr>
-      </w:pPr>
-      <w:r>
-        <w:t>在实际开发中，</w:t>
-      </w:r>
-      <w:proofErr w:type="spellStart"/>
-      <w:r>
-        <w:t>classList</w:t>
-      </w:r>
-      <w:proofErr w:type="spellEnd"/>
-      <w:r>
-        <w:t> 很少单独使用，通常与 CSS 选择器配合完成</w:t>
-      </w:r>
-      <w:proofErr w:type="gramStart"/>
-      <w:r>
-        <w:t>"查找</w:t>
-      </w:r>
-      <w:proofErr w:type="gramEnd"/>
-      <w:r>
-        <w:t xml:space="preserve"> → </w:t>
-      </w:r>
-      <w:proofErr w:type="gramStart"/>
-      <w:r>
-        <w:t>操作"</w:t>
-      </w:r>
-      <w:proofErr w:type="gramEnd"/>
-      <w:r>
-        <w:t>的流程。</w:t>
+        <w:t>4. Selector 选择器与 classList 的配合</w:t>
+      </w:r>
+    </w:p>
+    <w:p>
+      <w:pPr>
+        <w:rPr>
+          <w:rFonts w:hint="eastAsia"/>
+        </w:rPr>
+      </w:pPr>
+      <w:r>
+        <w:t>在实际开发中，classList 很少单独使用，通常与 CSS 选择器配合完成"查找 → 操作"的流程。</w:t>
       </w:r>
     </w:p>
     <w:p>
@@ -5037,11 +4368,9 @@
           <w:rFonts w:hint="eastAsia"/>
         </w:rPr>
       </w:pPr>
-      <w:proofErr w:type="spellStart"/>
       <w:r>
         <w:t>javascript</w:t>
       </w:r>
-      <w:proofErr w:type="spellEnd"/>
     </w:p>
     <w:p>
       <w:pPr>
@@ -5074,27 +4403,7 @@
         </w:rPr>
       </w:pPr>
       <w:r>
-        <w:t xml:space="preserve">const el = </w:t>
-      </w:r>
-      <w:proofErr w:type="spellStart"/>
-      <w:proofErr w:type="gramStart"/>
-      <w:r>
-        <w:t>document.querySelector</w:t>
-      </w:r>
-      <w:proofErr w:type="spellEnd"/>
-      <w:proofErr w:type="gramEnd"/>
-      <w:r>
-        <w:t>('.nav-</w:t>
-      </w:r>
-      <w:proofErr w:type="spellStart"/>
-      <w:proofErr w:type="gramStart"/>
-      <w:r>
-        <w:t>item.active</w:t>
-      </w:r>
-      <w:proofErr w:type="spellEnd"/>
-      <w:proofErr w:type="gramEnd"/>
-      <w:r>
-        <w:t>');</w:t>
+        <w:t>const el = document.querySelector('.nav-item.active');</w:t>
       </w:r>
     </w:p>
     <w:p>
@@ -5115,195 +4424,135 @@
           <w:i/>
           <w:iCs/>
         </w:rPr>
-        <w:t xml:space="preserve">// 多个元素（返回 </w:t>
-      </w:r>
-      <w:proofErr w:type="spellStart"/>
+        <w:t>// 多个元素（返回 NodeList 伪数组）</w:t>
+      </w:r>
+    </w:p>
+    <w:p>
+      <w:pPr>
+        <w:rPr>
+          <w:rFonts w:hint="eastAsia"/>
+        </w:rPr>
+      </w:pPr>
+      <w:r>
+        <w:t>const items = document.querySelectorAll('.list-item');</w:t>
+      </w:r>
+    </w:p>
+    <w:p>
+      <w:pPr>
+        <w:rPr>
+          <w:rFonts w:hint="eastAsia"/>
+          <w:b/>
+          <w:bCs/>
+        </w:rPr>
+      </w:pPr>
+      <w:r>
+        <w:rPr>
+          <w:b/>
+          <w:bCs/>
+        </w:rPr>
+        <w:t>实战示例：批量操作类名</w:t>
+      </w:r>
+    </w:p>
+    <w:p>
+      <w:pPr>
+        <w:rPr>
+          <w:rFonts w:hint="eastAsia"/>
+        </w:rPr>
+      </w:pPr>
+      <w:r>
+        <w:t>javascript</w:t>
+      </w:r>
+    </w:p>
+    <w:p>
+      <w:pPr>
+        <w:rPr>
+          <w:rFonts w:hint="eastAsia"/>
+        </w:rPr>
+      </w:pPr>
+      <w:r>
+        <w:t>编辑</w:t>
+      </w:r>
+    </w:p>
+    <w:p>
+      <w:pPr>
+        <w:rPr>
+          <w:rFonts w:hint="eastAsia"/>
+        </w:rPr>
+      </w:pPr>
       <w:r>
         <w:rPr>
           <w:i/>
           <w:iCs/>
         </w:rPr>
-        <w:t>NodeList</w:t>
-      </w:r>
-      <w:proofErr w:type="spellEnd"/>
+        <w:t>// 场景：将所有带有 .card 的元素中，含有 .disabled 的类名提取出来并移除</w:t>
+      </w:r>
+    </w:p>
+    <w:p>
+      <w:pPr>
+        <w:rPr>
+          <w:rFonts w:hint="eastAsia"/>
+        </w:rPr>
+      </w:pPr>
+    </w:p>
+    <w:p>
+      <w:pPr>
+        <w:rPr>
+          <w:rFonts w:hint="eastAsia"/>
+        </w:rPr>
+      </w:pPr>
+      <w:r>
+        <w:t xml:space="preserve">const cards = document.querySelectorAll('.card'); </w:t>
+      </w:r>
       <w:r>
         <w:rPr>
           <w:i/>
           <w:iCs/>
         </w:rPr>
-        <w:t xml:space="preserve"> 伪数组）</w:t>
-      </w:r>
-    </w:p>
-    <w:p>
-      <w:pPr>
-        <w:rPr>
-          <w:rFonts w:hint="eastAsia"/>
-        </w:rPr>
-      </w:pPr>
-      <w:r>
-        <w:t xml:space="preserve">const items = </w:t>
-      </w:r>
-      <w:proofErr w:type="spellStart"/>
-      <w:proofErr w:type="gramStart"/>
-      <w:r>
-        <w:t>document.querySelectorAll</w:t>
-      </w:r>
-      <w:proofErr w:type="spellEnd"/>
-      <w:proofErr w:type="gramEnd"/>
-      <w:r>
-        <w:t>(</w:t>
-      </w:r>
-      <w:proofErr w:type="gramStart"/>
-      <w:r>
-        <w:t>'.list</w:t>
-      </w:r>
-      <w:proofErr w:type="gramEnd"/>
-      <w:r>
-        <w:t>-item');</w:t>
-      </w:r>
-    </w:p>
-    <w:p>
-      <w:pPr>
-        <w:rPr>
-          <w:rFonts w:hint="eastAsia"/>
-          <w:b/>
-          <w:bCs/>
-        </w:rPr>
-      </w:pPr>
-      <w:r>
-        <w:rPr>
-          <w:b/>
-          <w:bCs/>
-        </w:rPr>
-        <w:t>实战示例：批量操作类名</w:t>
-      </w:r>
-    </w:p>
-    <w:p>
-      <w:pPr>
-        <w:rPr>
-          <w:rFonts w:hint="eastAsia"/>
-        </w:rPr>
-      </w:pPr>
-      <w:proofErr w:type="spellStart"/>
-      <w:r>
-        <w:t>javascript</w:t>
-      </w:r>
-      <w:proofErr w:type="spellEnd"/>
-    </w:p>
-    <w:p>
-      <w:pPr>
-        <w:rPr>
-          <w:rFonts w:hint="eastAsia"/>
-        </w:rPr>
-      </w:pPr>
-      <w:r>
-        <w:t>编辑</w:t>
-      </w:r>
-    </w:p>
-    <w:p>
-      <w:pPr>
-        <w:rPr>
-          <w:rFonts w:hint="eastAsia"/>
-        </w:rPr>
-      </w:pPr>
+        <w:t>// NodeList (伪数组)</w:t>
+      </w:r>
+    </w:p>
+    <w:p>
+      <w:pPr>
+        <w:rPr>
+          <w:rFonts w:hint="eastAsia"/>
+        </w:rPr>
+      </w:pPr>
+    </w:p>
+    <w:p>
+      <w:pPr>
+        <w:rPr>
+          <w:rFonts w:hint="eastAsia"/>
+        </w:rPr>
+      </w:pPr>
+      <w:r>
+        <w:t>Array.from(cards).forEach(card =&gt; {</w:t>
+      </w:r>
+    </w:p>
+    <w:p>
+      <w:pPr>
+        <w:rPr>
+          <w:rFonts w:hint="eastAsia"/>
+        </w:rPr>
+      </w:pPr>
+      <w:r>
+        <w:t xml:space="preserve">    </w:t>
+      </w:r>
       <w:r>
         <w:rPr>
           <w:i/>
           <w:iCs/>
         </w:rPr>
-        <w:t>// 场景：将所有带有 .card 的元素中，含有 .disabled 的类名提取出来并移除</w:t>
-      </w:r>
-    </w:p>
-    <w:p>
-      <w:pPr>
-        <w:rPr>
-          <w:rFonts w:hint="eastAsia"/>
-        </w:rPr>
-      </w:pPr>
-    </w:p>
-    <w:p>
-      <w:pPr>
-        <w:rPr>
-          <w:rFonts w:hint="eastAsia"/>
-        </w:rPr>
-      </w:pPr>
-      <w:r>
-        <w:t xml:space="preserve">const cards = </w:t>
-      </w:r>
-      <w:proofErr w:type="spellStart"/>
-      <w:r>
-        <w:t>document.querySelectorAll</w:t>
-      </w:r>
-      <w:proofErr w:type="spellEnd"/>
-      <w:r>
-        <w:t xml:space="preserve">('.card'); </w:t>
-      </w:r>
-      <w:r>
-        <w:rPr>
-          <w:i/>
-          <w:iCs/>
-        </w:rPr>
-        <w:t xml:space="preserve">// </w:t>
-      </w:r>
-      <w:proofErr w:type="spellStart"/>
-      <w:r>
-        <w:rPr>
-          <w:i/>
-          <w:iCs/>
-        </w:rPr>
-        <w:t>NodeList</w:t>
-      </w:r>
-      <w:proofErr w:type="spellEnd"/>
-      <w:r>
-        <w:rPr>
-          <w:i/>
-          <w:iCs/>
-        </w:rPr>
-        <w:t xml:space="preserve"> </w:t>
-      </w:r>
-      <w:proofErr w:type="gramStart"/>
-      <w:r>
-        <w:rPr>
-          <w:i/>
-          <w:iCs/>
-        </w:rPr>
-        <w:t>(伪数组)</w:t>
-      </w:r>
-      <w:proofErr w:type="gramEnd"/>
-    </w:p>
-    <w:p>
-      <w:pPr>
-        <w:rPr>
-          <w:rFonts w:hint="eastAsia"/>
-        </w:rPr>
-      </w:pPr>
-    </w:p>
-    <w:p>
-      <w:pPr>
-        <w:rPr>
-          <w:rFonts w:hint="eastAsia"/>
-        </w:rPr>
-      </w:pPr>
-      <w:proofErr w:type="spellStart"/>
-      <w:r>
-        <w:t>Array.from</w:t>
-      </w:r>
-      <w:proofErr w:type="spellEnd"/>
-      <w:r>
-        <w:t>(cards</w:t>
-      </w:r>
-      <w:proofErr w:type="gramStart"/>
-      <w:r>
-        <w:t>).</w:t>
-      </w:r>
-      <w:proofErr w:type="spellStart"/>
-      <w:r>
-        <w:t>forEach</w:t>
-      </w:r>
-      <w:proofErr w:type="spellEnd"/>
-      <w:proofErr w:type="gramEnd"/>
-      <w:r>
-        <w:t>(card =&gt; {</w:t>
+        <w:t>// card.classList 也是伪数组 (DOMTokenList)</w:t>
+      </w:r>
+    </w:p>
+    <w:p>
+      <w:pPr>
+        <w:rPr>
+          <w:rFonts w:hint="eastAsia"/>
+        </w:rPr>
+      </w:pPr>
+      <w:r>
+        <w:t xml:space="preserve">    const classes = Array.from(card.classList);</w:t>
       </w:r>
     </w:p>
     <w:p>
@@ -5315,151 +4564,35 @@
       <w:r>
         <w:t xml:space="preserve">    </w:t>
       </w:r>
-      <w:r>
-        <w:rPr>
-          <w:i/>
-          <w:iCs/>
-        </w:rPr>
-        <w:t xml:space="preserve">// </w:t>
-      </w:r>
-      <w:proofErr w:type="spellStart"/>
-      <w:r>
-        <w:rPr>
-          <w:i/>
-          <w:iCs/>
-        </w:rPr>
-        <w:t>card.classList</w:t>
-      </w:r>
-      <w:proofErr w:type="spellEnd"/>
-      <w:r>
-        <w:rPr>
-          <w:i/>
-          <w:iCs/>
-        </w:rPr>
-        <w:t xml:space="preserve"> 也是伪数组 </w:t>
-      </w:r>
-      <w:proofErr w:type="gramStart"/>
-      <w:r>
-        <w:rPr>
-          <w:i/>
-          <w:iCs/>
-        </w:rPr>
-        <w:t>(</w:t>
-      </w:r>
-      <w:proofErr w:type="spellStart"/>
-      <w:r>
-        <w:rPr>
-          <w:i/>
-          <w:iCs/>
-        </w:rPr>
-        <w:t>DOMTokenList</w:t>
-      </w:r>
-      <w:proofErr w:type="spellEnd"/>
-      <w:r>
-        <w:rPr>
-          <w:i/>
-          <w:iCs/>
-        </w:rPr>
-        <w:t>)</w:t>
-      </w:r>
-      <w:proofErr w:type="gramEnd"/>
-    </w:p>
-    <w:p>
-      <w:pPr>
-        <w:rPr>
-          <w:rFonts w:hint="eastAsia"/>
-        </w:rPr>
-      </w:pPr>
-      <w:r>
-        <w:t xml:space="preserve">    const classes = </w:t>
-      </w:r>
-      <w:proofErr w:type="spellStart"/>
-      <w:r>
-        <w:t>Array.from</w:t>
-      </w:r>
-      <w:proofErr w:type="spellEnd"/>
-      <w:r>
-        <w:t>(</w:t>
-      </w:r>
-      <w:proofErr w:type="spellStart"/>
-      <w:proofErr w:type="gramStart"/>
-      <w:r>
-        <w:t>card.classList</w:t>
-      </w:r>
-      <w:proofErr w:type="spellEnd"/>
-      <w:proofErr w:type="gramEnd"/>
-      <w:r>
-        <w:t>);</w:t>
-      </w:r>
-    </w:p>
-    <w:p>
-      <w:pPr>
-        <w:rPr>
-          <w:rFonts w:hint="eastAsia"/>
-        </w:rPr>
-      </w:pPr>
-      <w:r>
-        <w:t xml:space="preserve">    </w:t>
-      </w:r>
-    </w:p>
-    <w:p>
-      <w:pPr>
-        <w:rPr>
-          <w:rFonts w:hint="eastAsia"/>
-        </w:rPr>
-      </w:pPr>
-      <w:r>
-        <w:t xml:space="preserve">    if (</w:t>
-      </w:r>
-      <w:proofErr w:type="spellStart"/>
-      <w:proofErr w:type="gramStart"/>
-      <w:r>
-        <w:t>classes.includes</w:t>
-      </w:r>
-      <w:proofErr w:type="spellEnd"/>
-      <w:proofErr w:type="gramEnd"/>
-      <w:r>
-        <w:t>('disabled')) {</w:t>
-      </w:r>
-    </w:p>
-    <w:p>
-      <w:pPr>
-        <w:rPr>
-          <w:rFonts w:hint="eastAsia"/>
-        </w:rPr>
-      </w:pPr>
-      <w:r>
-        <w:t xml:space="preserve">        </w:t>
-      </w:r>
-      <w:proofErr w:type="spellStart"/>
-      <w:proofErr w:type="gramStart"/>
-      <w:r>
-        <w:t>card.classList.remove</w:t>
-      </w:r>
-      <w:proofErr w:type="spellEnd"/>
-      <w:proofErr w:type="gramEnd"/>
-      <w:r>
-        <w:t>('disabled');</w:t>
-      </w:r>
-    </w:p>
-    <w:p>
-      <w:pPr>
-        <w:rPr>
-          <w:rFonts w:hint="eastAsia"/>
-        </w:rPr>
-      </w:pPr>
-      <w:r>
-        <w:t xml:space="preserve">        </w:t>
-      </w:r>
-      <w:proofErr w:type="spellStart"/>
-      <w:proofErr w:type="gramStart"/>
-      <w:r>
-        <w:t>card.setAttribute</w:t>
-      </w:r>
-      <w:proofErr w:type="spellEnd"/>
-      <w:proofErr w:type="gramEnd"/>
-      <w:r>
-        <w:t>('aria-disabled', 'false');</w:t>
+    </w:p>
+    <w:p>
+      <w:pPr>
+        <w:rPr>
+          <w:rFonts w:hint="eastAsia"/>
+        </w:rPr>
+      </w:pPr>
+      <w:r>
+        <w:t xml:space="preserve">    if (classes.includes('disabled')) {</w:t>
+      </w:r>
+    </w:p>
+    <w:p>
+      <w:pPr>
+        <w:rPr>
+          <w:rFonts w:hint="eastAsia"/>
+        </w:rPr>
+      </w:pPr>
+      <w:r>
+        <w:t xml:space="preserve">        card.classList.remove('disabled');</w:t>
+      </w:r>
+    </w:p>
+    <w:p>
+      <w:pPr>
+        <w:rPr>
+          <w:rFonts w:hint="eastAsia"/>
+        </w:rPr>
+      </w:pPr>
+      <w:r>
+        <w:t xml:space="preserve">        card.setAttribute('aria-disabled', 'false');</w:t>
       </w:r>
     </w:p>
     <w:p>
@@ -5495,23 +4628,7 @@
           <w:b/>
           <w:bCs/>
         </w:rPr>
-        <w:t xml:space="preserve">选择器字符串 vs </w:t>
-      </w:r>
-      <w:proofErr w:type="spellStart"/>
-      <w:r>
-        <w:rPr>
-          <w:b/>
-          <w:bCs/>
-        </w:rPr>
-        <w:t>classList</w:t>
-      </w:r>
-      <w:proofErr w:type="spellEnd"/>
-      <w:r>
-        <w:rPr>
-          <w:b/>
-          <w:bCs/>
-        </w:rPr>
-        <w:t xml:space="preserve"> 的区别</w:t>
+        <w:t>选择器字符串 vs classList 的区别</w:t>
       </w:r>
     </w:p>
     <w:p>
@@ -5612,33 +4729,8 @@
                 <w:b/>
                 <w:bCs/>
               </w:rPr>
-              <w:t xml:space="preserve">CSS 选择器 </w:t>
+              <w:t>CSS 选择器 (querySelector)</w:t>
             </w:r>
-            <w:proofErr w:type="gramStart"/>
-            <w:r>
-              <w:rPr>
-                <w:b/>
-                <w:bCs/>
-              </w:rPr>
-              <w:t>(</w:t>
-            </w:r>
-            <w:proofErr w:type="spellStart"/>
-            <w:r>
-              <w:rPr>
-                <w:b/>
-                <w:bCs/>
-              </w:rPr>
-              <w:t>querySelector</w:t>
-            </w:r>
-            <w:proofErr w:type="spellEnd"/>
-            <w:r>
-              <w:rPr>
-                <w:b/>
-                <w:bCs/>
-              </w:rPr>
-              <w:t>)</w:t>
-            </w:r>
-            <w:proofErr w:type="gramEnd"/>
           </w:p>
         </w:tc>
         <w:tc>
@@ -5668,7 +4760,6 @@
                 <w:bCs/>
               </w:rPr>
             </w:pPr>
-            <w:proofErr w:type="spellStart"/>
             <w:r>
               <w:rPr>
                 <w:b/>
@@ -5676,7 +4767,6 @@
               </w:rPr>
               <w:t>classListAPI</w:t>
             </w:r>
-            <w:proofErr w:type="spellEnd"/>
           </w:p>
         </w:tc>
       </w:tr>
@@ -5846,23 +4936,7 @@
               </w:rPr>
             </w:pPr>
             <w:r>
-              <w:t>CSS 语法字符串 (.</w:t>
-            </w:r>
-            <w:proofErr w:type="spellStart"/>
-            <w:r>
-              <w:t>a.b</w:t>
-            </w:r>
-            <w:proofErr w:type="spellEnd"/>
-            <w:r>
-              <w:t>, #id &gt; .</w:t>
-            </w:r>
-            <w:proofErr w:type="spellStart"/>
-            <w:r>
-              <w:t>cls</w:t>
-            </w:r>
-            <w:proofErr w:type="spellEnd"/>
-            <w:r>
-              <w:t>)</w:t>
+              <w:t>CSS 语法字符串 (.a.b, #id &gt; .cls)</w:t>
             </w:r>
           </w:p>
         </w:tc>
@@ -5955,15 +5029,7 @@
               </w:rPr>
             </w:pPr>
             <w:r>
-              <w:t xml:space="preserve">Element / </w:t>
-            </w:r>
-            <w:proofErr w:type="spellStart"/>
-            <w:r>
-              <w:t>NodeList</w:t>
-            </w:r>
-            <w:proofErr w:type="spellEnd"/>
-            <w:r>
-              <w:t xml:space="preserve"> / null</w:t>
+              <w:t>Element / NodeList / null</w:t>
             </w:r>
           </w:p>
         </w:tc>
@@ -5991,11 +5057,9 @@
                 <w:rFonts w:hint="eastAsia"/>
               </w:rPr>
             </w:pPr>
-            <w:proofErr w:type="spellStart"/>
             <w:r>
               <w:t>DOMTokenList</w:t>
             </w:r>
-            <w:proofErr w:type="spellEnd"/>
           </w:p>
         </w:tc>
       </w:tr>
@@ -6088,13 +5152,8 @@
               </w:rPr>
             </w:pPr>
             <w:r>
-              <w:t xml:space="preserve">再对找到的元素操作 </w:t>
+              <w:t>再对找到的元素操作 classList</w:t>
             </w:r>
-            <w:proofErr w:type="spellStart"/>
-            <w:r>
-              <w:t>classList</w:t>
-            </w:r>
-            <w:proofErr w:type="spellEnd"/>
           </w:p>
         </w:tc>
       </w:tr>
@@ -6133,21 +5192,8 @@
           <w:rFonts w:hint="eastAsia"/>
         </w:rPr>
       </w:pPr>
-      <w:proofErr w:type="spellStart"/>
-      <w:r>
-        <w:t>classList</w:t>
-      </w:r>
-      <w:proofErr w:type="spellEnd"/>
-      <w:r>
-        <w:t> 返回 </w:t>
-      </w:r>
-      <w:proofErr w:type="spellStart"/>
-      <w:r>
-        <w:t>DOMTokenList</w:t>
-      </w:r>
-      <w:proofErr w:type="spellEnd"/>
-      <w:r>
-        <w:t>，是伪数组，自带 add/remove/toggle 但缺少 map/filter。</w:t>
+      <w:r>
+        <w:t>classList 返回 DOMTokenList，是伪数组，自带 add/remove/toggle 但缺少 map/filter。</w:t>
       </w:r>
     </w:p>
     <w:p>
@@ -6174,13 +5220,8 @@
           <w:rFonts w:hint="eastAsia"/>
         </w:rPr>
       </w:pPr>
-      <w:proofErr w:type="spellStart"/>
-      <w:r>
-        <w:t>Array.from</w:t>
-      </w:r>
-      <w:proofErr w:type="spellEnd"/>
-      <w:r>
-        <w:t>() 是将伪数组转为真数组的最佳实践，支持同时映射。</w:t>
+      <w:r>
+        <w:t>Array.from() 是将伪数组转为真数组的最佳实践，支持同时映射。</w:t>
       </w:r>
     </w:p>
     <w:p>
@@ -6194,47 +5235,7 @@
         </w:rPr>
       </w:pPr>
       <w:r>
-        <w:t>工作流：</w:t>
-      </w:r>
-      <w:proofErr w:type="spellStart"/>
-      <w:r>
-        <w:t>querySelector</w:t>
-      </w:r>
-      <w:proofErr w:type="spellEnd"/>
-      <w:r>
-        <w:t> 选元素 → </w:t>
-      </w:r>
-      <w:proofErr w:type="spellStart"/>
-      <w:r>
-        <w:t>Array.from</w:t>
-      </w:r>
-      <w:proofErr w:type="spellEnd"/>
-      <w:r>
-        <w:t xml:space="preserve"> 转 </w:t>
-      </w:r>
-      <w:proofErr w:type="spellStart"/>
-      <w:r>
-        <w:t>NodeList</w:t>
-      </w:r>
-      <w:proofErr w:type="spellEnd"/>
-      <w:r>
-        <w:t xml:space="preserve"> → 遍历每个元素 → 操作 </w:t>
-      </w:r>
-      <w:proofErr w:type="spellStart"/>
-      <w:r>
-        <w:t>classList</w:t>
-      </w:r>
-      <w:proofErr w:type="spellEnd"/>
-      <w:r>
-        <w:t>（必要时也用 </w:t>
-      </w:r>
-      <w:proofErr w:type="spellStart"/>
-      <w:r>
-        <w:t>Array.from</w:t>
-      </w:r>
-      <w:proofErr w:type="spellEnd"/>
-      <w:r>
-        <w:t> 转换以进行复杂判断）。</w:t>
+        <w:t>工作流：querySelector 选元素 → Array.from 转 NodeList → 遍历每个元素 → 操作 classList（必要时也用 Array.from 转换以进行复杂判断）。</w:t>
       </w:r>
     </w:p>
     <w:p>
@@ -6564,59 +5565,51 @@
           <w:rFonts w:hint="eastAsia"/>
         </w:rPr>
       </w:pPr>
-      <w:proofErr w:type="gramStart"/>
       <w:r>
         <w:rPr>
           <w:rFonts w:hint="eastAsia"/>
         </w:rPr>
         <w:t>:checked</w:t>
       </w:r>
-      <w:proofErr w:type="gramEnd"/>
-    </w:p>
-    <w:p>
-      <w:pPr>
-        <w:rPr>
-          <w:rFonts w:hint="eastAsia"/>
-        </w:rPr>
-      </w:pPr>
-      <w:proofErr w:type="gramStart"/>
+    </w:p>
+    <w:p>
+      <w:pPr>
+        <w:rPr>
+          <w:rFonts w:hint="eastAsia"/>
+        </w:rPr>
+      </w:pPr>
       <w:r>
         <w:rPr>
           <w:rFonts w:hint="eastAsia"/>
         </w:rPr>
         <w:t>:disabled</w:t>
       </w:r>
-      <w:proofErr w:type="gramEnd"/>
-    </w:p>
-    <w:p>
-      <w:pPr>
-        <w:rPr>
-          <w:rFonts w:hint="eastAsia"/>
-        </w:rPr>
-      </w:pPr>
-      <w:proofErr w:type="gramStart"/>
+    </w:p>
+    <w:p>
+      <w:pPr>
+        <w:rPr>
+          <w:rFonts w:hint="eastAsia"/>
+        </w:rPr>
+      </w:pPr>
       <w:r>
         <w:rPr>
           <w:rFonts w:hint="eastAsia"/>
         </w:rPr>
         <w:t>:able</w:t>
       </w:r>
-      <w:proofErr w:type="gramEnd"/>
-    </w:p>
-    <w:p>
-      <w:pPr>
-        <w:rPr>
-          <w:rFonts w:hint="eastAsia"/>
-        </w:rPr>
-      </w:pPr>
-      <w:proofErr w:type="gramStart"/>
+    </w:p>
+    <w:p>
+      <w:pPr>
+        <w:rPr>
+          <w:rFonts w:hint="eastAsia"/>
+        </w:rPr>
+      </w:pPr>
       <w:r>
         <w:rPr>
           <w:rFonts w:hint="eastAsia"/>
         </w:rPr>
         <w:t>:require</w:t>
       </w:r>
-      <w:proofErr w:type="gramEnd"/>
     </w:p>
     <w:p>
       <w:pPr>
@@ -6761,80 +5754,23 @@
         </w:rPr>
       </w:pPr>
       <w:r>
-        <w:t>以下是 CSS 选择器 :nth-child</w:t>
-      </w:r>
-      <w:proofErr w:type="gramStart"/>
-      <w:r>
-        <w:t>、:</w:t>
-      </w:r>
-      <w:proofErr w:type="gramEnd"/>
-      <w:r>
-        <w:t>nth-of-type</w:t>
-      </w:r>
-      <w:proofErr w:type="gramStart"/>
-      <w:r>
-        <w:t>、:</w:t>
-      </w:r>
-      <w:proofErr w:type="gramEnd"/>
-      <w:r>
-        <w:t>has()</w:t>
-      </w:r>
-      <w:proofErr w:type="gramStart"/>
-      <w:r>
-        <w:t>、:</w:t>
-      </w:r>
-      <w:proofErr w:type="gramEnd"/>
-      <w:r>
-        <w:t>not()</w:t>
-      </w:r>
-      <w:proofErr w:type="gramStart"/>
-      <w:r>
-        <w:t>、:</w:t>
-      </w:r>
-      <w:proofErr w:type="gramEnd"/>
-      <w:r>
-        <w:t>empty 的详细对比与举例说明。</w:t>
-      </w:r>
-    </w:p>
-    <w:p>
-      <w:pPr>
-        <w:rPr>
-          <w:rFonts w:hint="eastAsia"/>
-          <w:b/>
-          <w:bCs/>
-        </w:rPr>
-      </w:pPr>
-      <w:proofErr w:type="gramStart"/>
-      <w:r>
-        <w:rPr>
-          <w:b/>
-          <w:bCs/>
-        </w:rPr>
-        <w:t>1. :nth</w:t>
-      </w:r>
-      <w:proofErr w:type="gramEnd"/>
-      <w:r>
-        <w:rPr>
-          <w:b/>
-          <w:bCs/>
-        </w:rPr>
-        <w:t>-child(n) </w:t>
-      </w:r>
-      <w:proofErr w:type="gramStart"/>
-      <w:r>
-        <w:rPr>
-          <w:b/>
-          <w:bCs/>
-        </w:rPr>
-        <w:t>vs :nth</w:t>
-      </w:r>
-      <w:proofErr w:type="gramEnd"/>
-      <w:r>
-        <w:rPr>
-          <w:b/>
-          <w:bCs/>
-        </w:rPr>
-        <w:t>-of-type(n)</w:t>
+        <w:t>以下是 CSS 选择器 :nth-child、:nth-of-type、:has()、:not()、:empty 的详细对比与举例说明。</w:t>
+      </w:r>
+    </w:p>
+    <w:p>
+      <w:pPr>
+        <w:rPr>
+          <w:rFonts w:hint="eastAsia"/>
+          <w:b/>
+          <w:bCs/>
+        </w:rPr>
+      </w:pPr>
+      <w:r>
+        <w:rPr>
+          <w:b/>
+          <w:bCs/>
+        </w:rPr>
+        <w:t>1. :nth-child(n) vs :nth-of-type(n)</w:t>
       </w:r>
     </w:p>
     <w:p>
@@ -7021,13 +5957,8 @@
                 <w:rFonts w:hint="eastAsia"/>
               </w:rPr>
             </w:pPr>
-            <w:proofErr w:type="gramStart"/>
             <w:r>
-              <w:t>:nth</w:t>
-            </w:r>
-            <w:proofErr w:type="gramEnd"/>
-            <w:r>
-              <w:t>-child(n)</w:t>
+              <w:t>:nth-child(n)</w:t>
             </w:r>
           </w:p>
         </w:tc>
@@ -7125,13 +6056,8 @@
                 <w:rFonts w:hint="eastAsia"/>
               </w:rPr>
             </w:pPr>
-            <w:proofErr w:type="gramStart"/>
             <w:r>
-              <w:t>:nth</w:t>
-            </w:r>
-            <w:proofErr w:type="gramEnd"/>
-            <w:r>
-              <w:t>-of-type(n)</w:t>
+              <w:t>:nth-of-type(n)</w:t>
             </w:r>
           </w:p>
         </w:tc>
@@ -7260,253 +6186,80 @@
       <w:r>
         <w:t xml:space="preserve">  &lt;h2&gt;标题&lt;/h2&gt;       </w:t>
       </w:r>
-      <w:proofErr w:type="gramStart"/>
       <w:r>
         <w:rPr>
           <w:i/>
           <w:iCs/>
         </w:rPr>
-        <w:t>&lt;!</w:t>
-      </w:r>
-      <w:proofErr w:type="gramEnd"/>
+        <w:t>&lt;!-- 第1个子元素, 第1个h2 --&gt;</w:t>
+      </w:r>
+    </w:p>
+    <w:p>
+      <w:pPr>
+        <w:rPr>
+          <w:rFonts w:hint="eastAsia"/>
+        </w:rPr>
+      </w:pPr>
+      <w:r>
+        <w:t xml:space="preserve">  &lt;p&gt;段落 A&lt;/p&gt;       </w:t>
+      </w:r>
       <w:r>
         <w:rPr>
           <w:i/>
           <w:iCs/>
         </w:rPr>
-        <w:t>-- 第1个子</w:t>
-      </w:r>
-      <w:proofErr w:type="gramStart"/>
+        <w:t>&lt;!-- 第2个子元素, 第1个p  --&gt;</w:t>
+      </w:r>
+    </w:p>
+    <w:p>
+      <w:pPr>
+        <w:rPr>
+          <w:rFonts w:hint="eastAsia"/>
+        </w:rPr>
+      </w:pPr>
+      <w:r>
+        <w:t xml:space="preserve">  &lt;p&gt;段落 B&lt;/p&gt;       </w:t>
+      </w:r>
       <w:r>
         <w:rPr>
           <w:i/>
           <w:iCs/>
         </w:rPr>
-        <w:t>元素,</w:t>
-      </w:r>
-      <w:proofErr w:type="gramEnd"/>
+        <w:t>&lt;!-- 第3个子元素, 第2个p  --&gt;</w:t>
+      </w:r>
+    </w:p>
+    <w:p>
+      <w:pPr>
+        <w:rPr>
+          <w:rFonts w:hint="eastAsia"/>
+        </w:rPr>
+      </w:pPr>
+      <w:r>
+        <w:t xml:space="preserve">  &lt;span&gt;备注&lt;/span&gt;    </w:t>
+      </w:r>
       <w:r>
         <w:rPr>
           <w:i/>
           <w:iCs/>
         </w:rPr>
-        <w:t xml:space="preserve"> 第1个h2 --&gt;</w:t>
-      </w:r>
-    </w:p>
-    <w:p>
-      <w:pPr>
-        <w:rPr>
-          <w:rFonts w:hint="eastAsia"/>
-        </w:rPr>
-      </w:pPr>
-      <w:r>
-        <w:t xml:space="preserve">  &lt;p&gt;段落 A&lt;/p&gt;       </w:t>
-      </w:r>
-      <w:proofErr w:type="gramStart"/>
+        <w:t>&lt;!-- 第4个子元素, 第1个span --&gt;</w:t>
+      </w:r>
+    </w:p>
+    <w:p>
+      <w:pPr>
+        <w:rPr>
+          <w:rFonts w:hint="eastAsia"/>
+        </w:rPr>
+      </w:pPr>
+      <w:r>
+        <w:t xml:space="preserve">  &lt;p&gt;段落 C&lt;/p&gt;       </w:t>
+      </w:r>
       <w:r>
         <w:rPr>
           <w:i/>
           <w:iCs/>
         </w:rPr>
-        <w:t>&lt;!</w:t>
-      </w:r>
-      <w:proofErr w:type="gramEnd"/>
-      <w:r>
-        <w:rPr>
-          <w:i/>
-          <w:iCs/>
-        </w:rPr>
-        <w:t>-- 第2个子</w:t>
-      </w:r>
-      <w:proofErr w:type="gramStart"/>
-      <w:r>
-        <w:rPr>
-          <w:i/>
-          <w:iCs/>
-        </w:rPr>
-        <w:t>元素,</w:t>
-      </w:r>
-      <w:proofErr w:type="gramEnd"/>
-      <w:r>
-        <w:rPr>
-          <w:i/>
-          <w:iCs/>
-        </w:rPr>
-        <w:t xml:space="preserve"> 第1个</w:t>
-      </w:r>
-      <w:proofErr w:type="gramStart"/>
-      <w:r>
-        <w:rPr>
-          <w:i/>
-          <w:iCs/>
-        </w:rPr>
-        <w:t>p  --</w:t>
-      </w:r>
-      <w:proofErr w:type="gramEnd"/>
-      <w:r>
-        <w:rPr>
-          <w:i/>
-          <w:iCs/>
-        </w:rPr>
-        <w:t>&gt;</w:t>
-      </w:r>
-    </w:p>
-    <w:p>
-      <w:pPr>
-        <w:rPr>
-          <w:rFonts w:hint="eastAsia"/>
-        </w:rPr>
-      </w:pPr>
-      <w:r>
-        <w:t xml:space="preserve">  &lt;p&gt;段落 B&lt;/p&gt;       </w:t>
-      </w:r>
-      <w:proofErr w:type="gramStart"/>
-      <w:r>
-        <w:rPr>
-          <w:i/>
-          <w:iCs/>
-        </w:rPr>
-        <w:t>&lt;!</w:t>
-      </w:r>
-      <w:proofErr w:type="gramEnd"/>
-      <w:r>
-        <w:rPr>
-          <w:i/>
-          <w:iCs/>
-        </w:rPr>
-        <w:t>-- 第3个子</w:t>
-      </w:r>
-      <w:proofErr w:type="gramStart"/>
-      <w:r>
-        <w:rPr>
-          <w:i/>
-          <w:iCs/>
-        </w:rPr>
-        <w:t>元素,</w:t>
-      </w:r>
-      <w:proofErr w:type="gramEnd"/>
-      <w:r>
-        <w:rPr>
-          <w:i/>
-          <w:iCs/>
-        </w:rPr>
-        <w:t xml:space="preserve"> 第2个</w:t>
-      </w:r>
-      <w:proofErr w:type="gramStart"/>
-      <w:r>
-        <w:rPr>
-          <w:i/>
-          <w:iCs/>
-        </w:rPr>
-        <w:t>p  --</w:t>
-      </w:r>
-      <w:proofErr w:type="gramEnd"/>
-      <w:r>
-        <w:rPr>
-          <w:i/>
-          <w:iCs/>
-        </w:rPr>
-        <w:t>&gt;</w:t>
-      </w:r>
-    </w:p>
-    <w:p>
-      <w:pPr>
-        <w:rPr>
-          <w:rFonts w:hint="eastAsia"/>
-        </w:rPr>
-      </w:pPr>
-      <w:r>
-        <w:t xml:space="preserve">  &lt;span&gt;备注&lt;/span&gt;    </w:t>
-      </w:r>
-      <w:proofErr w:type="gramStart"/>
-      <w:r>
-        <w:rPr>
-          <w:i/>
-          <w:iCs/>
-        </w:rPr>
-        <w:t>&lt;!</w:t>
-      </w:r>
-      <w:proofErr w:type="gramEnd"/>
-      <w:r>
-        <w:rPr>
-          <w:i/>
-          <w:iCs/>
-        </w:rPr>
-        <w:t>-- 第4个子</w:t>
-      </w:r>
-      <w:proofErr w:type="gramStart"/>
-      <w:r>
-        <w:rPr>
-          <w:i/>
-          <w:iCs/>
-        </w:rPr>
-        <w:t>元素,</w:t>
-      </w:r>
-      <w:proofErr w:type="gramEnd"/>
-      <w:r>
-        <w:rPr>
-          <w:i/>
-          <w:iCs/>
-        </w:rPr>
-        <w:t xml:space="preserve"> 第1个span --&gt;</w:t>
-      </w:r>
-    </w:p>
-    <w:p>
-      <w:pPr>
-        <w:rPr>
-          <w:rFonts w:hint="eastAsia"/>
-        </w:rPr>
-      </w:pPr>
-      <w:r>
-        <w:t xml:space="preserve">  &lt;p&gt;段落 C&lt;/p&gt;       </w:t>
-      </w:r>
-      <w:proofErr w:type="gramStart"/>
-      <w:r>
-        <w:rPr>
-          <w:i/>
-          <w:iCs/>
-        </w:rPr>
-        <w:t>&lt;!</w:t>
-      </w:r>
-      <w:proofErr w:type="gramEnd"/>
-      <w:r>
-        <w:rPr>
-          <w:i/>
-          <w:iCs/>
-        </w:rPr>
-        <w:t>-- 第5个子</w:t>
-      </w:r>
-      <w:proofErr w:type="gramStart"/>
-      <w:r>
-        <w:rPr>
-          <w:i/>
-          <w:iCs/>
-        </w:rPr>
-        <w:t>元素,</w:t>
-      </w:r>
-      <w:proofErr w:type="gramEnd"/>
-      <w:r>
-        <w:rPr>
-          <w:i/>
-          <w:iCs/>
-        </w:rPr>
-        <w:t xml:space="preserve"> 第3个</w:t>
-      </w:r>
-      <w:proofErr w:type="gramStart"/>
-      <w:r>
-        <w:rPr>
-          <w:i/>
-          <w:iCs/>
-        </w:rPr>
-        <w:t>p  --</w:t>
-      </w:r>
-      <w:proofErr w:type="gramEnd"/>
-      <w:r>
-        <w:rPr>
-          <w:i/>
-          <w:iCs/>
-        </w:rPr>
-        <w:t>&gt;</w:t>
+        <w:t>&lt;!-- 第5个子元素, 第3个p  --&gt;</w:t>
       </w:r>
     </w:p>
     <w:p>
@@ -7541,11 +6294,9 @@
           <w:rFonts w:hint="eastAsia"/>
         </w:rPr>
       </w:pPr>
-      <w:proofErr w:type="spellStart"/>
       <w:r>
         <w:t>css</w:t>
       </w:r>
-      <w:proofErr w:type="spellEnd"/>
     </w:p>
     <w:p>
       <w:pPr>
@@ -7583,60 +6334,18 @@
           <w:i/>
           <w:iCs/>
         </w:rPr>
-        <w:t xml:space="preserve"> 选中</w:t>
-      </w:r>
-      <w:proofErr w:type="gramStart"/>
-      <w:r>
-        <w:rPr>
-          <w:i/>
-          <w:iCs/>
-        </w:rPr>
-        <w:t>"段落</w:t>
-      </w:r>
-      <w:proofErr w:type="gramEnd"/>
-      <w:r>
-        <w:rPr>
-          <w:i/>
-          <w:iCs/>
-        </w:rPr>
-        <w:t xml:space="preserve"> B"：它是所有子元素中的第3个，且是&lt;p&gt; */</w:t>
-      </w:r>
-    </w:p>
-    <w:p>
-      <w:pPr>
-        <w:rPr>
-          <w:rFonts w:hint="eastAsia"/>
-        </w:rPr>
-      </w:pPr>
-      <w:proofErr w:type="gramStart"/>
-      <w:r>
-        <w:t>p:nth</w:t>
-      </w:r>
-      <w:proofErr w:type="gramEnd"/>
-      <w:r>
-        <w:t>-</w:t>
-      </w:r>
-      <w:proofErr w:type="gramStart"/>
-      <w:r>
-        <w:t>child(</w:t>
-      </w:r>
-      <w:proofErr w:type="gramEnd"/>
-      <w:r>
-        <w:t xml:space="preserve">3) </w:t>
-      </w:r>
-      <w:proofErr w:type="gramStart"/>
-      <w:r>
-        <w:t>{ color</w:t>
-      </w:r>
-      <w:proofErr w:type="gramEnd"/>
-      <w:r>
-        <w:t>: red</w:t>
-      </w:r>
-      <w:proofErr w:type="gramStart"/>
-      <w:r>
-        <w:t>; }</w:t>
-      </w:r>
-      <w:proofErr w:type="gramEnd"/>
+        <w:t xml:space="preserve"> 选中"段落 B"：它是所有子元素中的第3个，且是&lt;p&gt; */</w:t>
+      </w:r>
+    </w:p>
+    <w:p>
+      <w:pPr>
+        <w:rPr>
+          <w:rFonts w:hint="eastAsia"/>
+        </w:rPr>
+      </w:pPr>
+      <w:r>
+        <w:t>p:nth-child(3) { color: red; }</w:t>
+      </w:r>
     </w:p>
     <w:p>
       <w:pPr>
@@ -7680,35 +6389,9 @@
           <w:rFonts w:hint="eastAsia"/>
         </w:rPr>
       </w:pPr>
-      <w:proofErr w:type="gramStart"/>
-      <w:r>
-        <w:t>p:nth</w:t>
-      </w:r>
-      <w:proofErr w:type="gramEnd"/>
-      <w:r>
-        <w:t>-</w:t>
-      </w:r>
-      <w:proofErr w:type="gramStart"/>
-      <w:r>
-        <w:t>child(</w:t>
-      </w:r>
-      <w:proofErr w:type="gramEnd"/>
-      <w:r>
-        <w:t xml:space="preserve">4) </w:t>
-      </w:r>
-      <w:proofErr w:type="gramStart"/>
-      <w:r>
-        <w:t>{ color</w:t>
-      </w:r>
-      <w:proofErr w:type="gramEnd"/>
-      <w:r>
-        <w:t>: blue</w:t>
-      </w:r>
-      <w:proofErr w:type="gramStart"/>
-      <w:r>
-        <w:t>; }</w:t>
-      </w:r>
-      <w:proofErr w:type="gramEnd"/>
+      <w:r>
+        <w:t>p:nth-child(4) { color: blue; }</w:t>
+      </w:r>
     </w:p>
     <w:p>
       <w:pPr>
@@ -7743,60 +6426,18 @@
           <w:i/>
           <w:iCs/>
         </w:rPr>
-        <w:t xml:space="preserve"> 选中</w:t>
-      </w:r>
-      <w:proofErr w:type="gramStart"/>
-      <w:r>
-        <w:rPr>
-          <w:i/>
-          <w:iCs/>
-        </w:rPr>
-        <w:t>"段落</w:t>
-      </w:r>
-      <w:proofErr w:type="gramEnd"/>
-      <w:r>
-        <w:rPr>
-          <w:i/>
-          <w:iCs/>
-        </w:rPr>
-        <w:t xml:space="preserve"> C"：它是所有&lt;p&gt;中的第3个（忽略h2和span） */</w:t>
-      </w:r>
-    </w:p>
-    <w:p>
-      <w:pPr>
-        <w:rPr>
-          <w:rFonts w:hint="eastAsia"/>
-        </w:rPr>
-      </w:pPr>
-      <w:proofErr w:type="gramStart"/>
-      <w:r>
-        <w:t>p:nth</w:t>
-      </w:r>
-      <w:proofErr w:type="gramEnd"/>
-      <w:r>
-        <w:t>-of-</w:t>
-      </w:r>
-      <w:proofErr w:type="gramStart"/>
-      <w:r>
-        <w:t>type(</w:t>
-      </w:r>
-      <w:proofErr w:type="gramEnd"/>
-      <w:r>
-        <w:t xml:space="preserve">3) </w:t>
-      </w:r>
-      <w:proofErr w:type="gramStart"/>
-      <w:r>
-        <w:t>{ color</w:t>
-      </w:r>
-      <w:proofErr w:type="gramEnd"/>
-      <w:r>
-        <w:t>: green</w:t>
-      </w:r>
-      <w:proofErr w:type="gramStart"/>
-      <w:r>
-        <w:t>; }</w:t>
-      </w:r>
-      <w:proofErr w:type="gramEnd"/>
+        <w:t xml:space="preserve"> 选中"段落 C"：它是所有&lt;p&gt;中的第3个（忽略h2和span） */</w:t>
+      </w:r>
+    </w:p>
+    <w:p>
+      <w:pPr>
+        <w:rPr>
+          <w:rFonts w:hint="eastAsia"/>
+        </w:rPr>
+      </w:pPr>
+      <w:r>
+        <w:t>p:nth-of-type(3) { color: green; }</w:t>
+      </w:r>
     </w:p>
     <w:p>
       <w:pPr>
@@ -7832,60 +6473,18 @@
           <w:i/>
           <w:iCs/>
         </w:rPr>
-        <w:t xml:space="preserve"> 选中</w:t>
-      </w:r>
-      <w:proofErr w:type="gramStart"/>
-      <w:r>
-        <w:rPr>
-          <w:i/>
-          <w:iCs/>
-        </w:rPr>
-        <w:t>"段落</w:t>
-      </w:r>
-      <w:proofErr w:type="gramEnd"/>
-      <w:r>
-        <w:rPr>
-          <w:i/>
-          <w:iCs/>
-        </w:rPr>
-        <w:t xml:space="preserve"> A"：它是所有&lt;p&gt;中的第1个 */</w:t>
-      </w:r>
-    </w:p>
-    <w:p>
-      <w:pPr>
-        <w:rPr>
-          <w:rFonts w:hint="eastAsia"/>
-        </w:rPr>
-      </w:pPr>
-      <w:proofErr w:type="gramStart"/>
-      <w:r>
-        <w:t>p:nth</w:t>
-      </w:r>
-      <w:proofErr w:type="gramEnd"/>
-      <w:r>
-        <w:t>-of-</w:t>
-      </w:r>
-      <w:proofErr w:type="gramStart"/>
-      <w:r>
-        <w:t>type(</w:t>
-      </w:r>
-      <w:proofErr w:type="gramEnd"/>
-      <w:r>
-        <w:t xml:space="preserve">1) </w:t>
-      </w:r>
-      <w:proofErr w:type="gramStart"/>
-      <w:r>
-        <w:t>{ font</w:t>
-      </w:r>
-      <w:proofErr w:type="gramEnd"/>
-      <w:r>
-        <w:t>-weight: bold</w:t>
-      </w:r>
-      <w:proofErr w:type="gramStart"/>
-      <w:r>
-        <w:t>; }</w:t>
-      </w:r>
-      <w:proofErr w:type="gramEnd"/>
+        <w:t xml:space="preserve"> 选中"段落 A"：它是所有&lt;p&gt;中的第1个 */</w:t>
+      </w:r>
+    </w:p>
+    <w:p>
+      <w:pPr>
+        <w:rPr>
+          <w:rFonts w:hint="eastAsia"/>
+        </w:rPr>
+      </w:pPr>
+      <w:r>
+        <w:t>p:nth-of-type(1) { font-weight: bold; }</w:t>
+      </w:r>
     </w:p>
     <w:p>
       <w:pPr>
@@ -7948,23 +6547,7 @@
         </w:rPr>
       </w:pPr>
       <w:r>
-        <w:t>:has() 被称为 CSS 的</w:t>
-      </w:r>
-      <w:proofErr w:type="gramStart"/>
-      <w:r>
-        <w:t>"父</w:t>
-      </w:r>
-      <w:proofErr w:type="gramEnd"/>
-      <w:r>
-        <w:t>选择</w:t>
-      </w:r>
-      <w:proofErr w:type="gramStart"/>
-      <w:r>
-        <w:t>器"，</w:t>
-      </w:r>
-      <w:proofErr w:type="gramEnd"/>
-      <w:r>
-        <w:t>它根据</w:t>
+        <w:t>:has() 被称为 CSS 的"父选择器"，它根据</w:t>
       </w:r>
       <w:r>
         <w:rPr>
@@ -7983,11 +6566,9 @@
           <w:rFonts w:hint="eastAsia"/>
         </w:rPr>
       </w:pPr>
-      <w:proofErr w:type="spellStart"/>
       <w:r>
         <w:t>css</w:t>
       </w:r>
-      <w:proofErr w:type="spellEnd"/>
     </w:p>
     <w:p>
       <w:pPr>
@@ -8010,48 +6591,129 @@
           <w:i/>
           <w:iCs/>
         </w:rPr>
-        <w:t>/* 包含 &lt;</w:t>
-      </w:r>
-      <w:proofErr w:type="spellStart"/>
+        <w:t>/* 包含 &lt;img&gt; 的 &lt;a&gt; 标签添加特殊样式 */</w:t>
+      </w:r>
+    </w:p>
+    <w:p>
+      <w:pPr>
+        <w:rPr>
+          <w:rFonts w:hint="eastAsia"/>
+        </w:rPr>
+      </w:pPr>
+      <w:r>
+        <w:t>a:has(img) {</w:t>
+      </w:r>
+    </w:p>
+    <w:p>
+      <w:pPr>
+        <w:rPr>
+          <w:rFonts w:hint="eastAsia"/>
+        </w:rPr>
+      </w:pPr>
+      <w:r>
+        <w:t xml:space="preserve">  border: 2px solid gold;</w:t>
+      </w:r>
+    </w:p>
+    <w:p>
+      <w:pPr>
+        <w:rPr>
+          <w:rFonts w:hint="eastAsia"/>
+        </w:rPr>
+      </w:pPr>
+      <w:r>
+        <w:t>}</w:t>
+      </w:r>
+    </w:p>
+    <w:p>
+      <w:pPr>
+        <w:rPr>
+          <w:rFonts w:hint="eastAsia"/>
+        </w:rPr>
+      </w:pPr>
+    </w:p>
+    <w:p>
+      <w:pPr>
+        <w:rPr>
+          <w:rFonts w:hint="eastAsia"/>
+        </w:rPr>
+      </w:pPr>
       <w:r>
         <w:rPr>
           <w:i/>
           <w:iCs/>
         </w:rPr>
-        <w:t>img</w:t>
-      </w:r>
-      <w:proofErr w:type="spellEnd"/>
+        <w:t>/* 含有 .error 子元素的 &lt;form&gt; 变红框 */</w:t>
+      </w:r>
+    </w:p>
+    <w:p>
+      <w:pPr>
+        <w:rPr>
+          <w:rFonts w:hint="eastAsia"/>
+        </w:rPr>
+      </w:pPr>
+      <w:r>
+        <w:t>form:has(.error) {</w:t>
+      </w:r>
+    </w:p>
+    <w:p>
+      <w:pPr>
+        <w:rPr>
+          <w:rFonts w:hint="eastAsia"/>
+        </w:rPr>
+      </w:pPr>
+      <w:r>
+        <w:t xml:space="preserve">  border-color: red;</w:t>
+      </w:r>
+    </w:p>
+    <w:p>
+      <w:pPr>
+        <w:rPr>
+          <w:rFonts w:hint="eastAsia"/>
+        </w:rPr>
+      </w:pPr>
+      <w:r>
+        <w:t>}</w:t>
+      </w:r>
+    </w:p>
+    <w:p>
+      <w:pPr>
+        <w:rPr>
+          <w:rFonts w:hint="eastAsia"/>
+        </w:rPr>
+      </w:pPr>
+    </w:p>
+    <w:p>
+      <w:pPr>
+        <w:rPr>
+          <w:rFonts w:hint="eastAsia"/>
+        </w:rPr>
+      </w:pPr>
       <w:r>
         <w:rPr>
           <w:i/>
           <w:iCs/>
         </w:rPr>
-        <w:t>&gt; 的 &lt;a&gt; 标签添加特殊样式 */</w:t>
-      </w:r>
-    </w:p>
-    <w:p>
-      <w:pPr>
-        <w:rPr>
-          <w:rFonts w:hint="eastAsia"/>
-        </w:rPr>
-      </w:pPr>
-      <w:proofErr w:type="gramStart"/>
-      <w:r>
-        <w:t>a:has</w:t>
-      </w:r>
-      <w:proofErr w:type="gramEnd"/>
-      <w:r>
-        <w:t>(img) {</w:t>
-      </w:r>
-    </w:p>
-    <w:p>
-      <w:pPr>
-        <w:rPr>
-          <w:rFonts w:hint="eastAsia"/>
-        </w:rPr>
-      </w:pPr>
-      <w:r>
-        <w:t xml:space="preserve">  border: 2px solid gold;</w:t>
+        <w:t>/* 后面紧跟着 &lt;p&gt; 的 &lt;h2&gt;（兄弟关系） */</w:t>
+      </w:r>
+    </w:p>
+    <w:p>
+      <w:pPr>
+        <w:rPr>
+          <w:rFonts w:hint="eastAsia"/>
+        </w:rPr>
+      </w:pPr>
+      <w:r>
+        <w:t>h2:has(+ p) {</w:t>
+      </w:r>
+    </w:p>
+    <w:p>
+      <w:pPr>
+        <w:rPr>
+          <w:rFonts w:hint="eastAsia"/>
+        </w:rPr>
+      </w:pPr>
+      <w:r>
+        <w:t xml:space="preserve">  margin-bottom: 0;</w:t>
       </w:r>
     </w:p>
     <w:p>
@@ -8082,37 +6744,27 @@
           <w:i/>
           <w:iCs/>
         </w:rPr>
-        <w:t>/* 含有 .error 子元素的 &lt;form&gt; 变红框 */</w:t>
-      </w:r>
-    </w:p>
-    <w:p>
-      <w:pPr>
-        <w:rPr>
-          <w:rFonts w:hint="eastAsia"/>
-        </w:rPr>
-      </w:pPr>
-      <w:proofErr w:type="spellStart"/>
-      <w:proofErr w:type="gramStart"/>
-      <w:r>
-        <w:t>form:has</w:t>
-      </w:r>
-      <w:proofErr w:type="spellEnd"/>
-      <w:r>
-        <w:t>(.error</w:t>
-      </w:r>
-      <w:proofErr w:type="gramEnd"/>
-      <w:r>
-        <w:t>) {</w:t>
-      </w:r>
-    </w:p>
-    <w:p>
-      <w:pPr>
-        <w:rPr>
-          <w:rFonts w:hint="eastAsia"/>
-        </w:rPr>
-      </w:pPr>
-      <w:r>
-        <w:t xml:space="preserve">  border-color: red;</w:t>
+        <w:t>/* 不包含任何 &lt;li&gt; 的 &lt;ul&gt; 隐藏 */</w:t>
+      </w:r>
+    </w:p>
+    <w:p>
+      <w:pPr>
+        <w:rPr>
+          <w:rFonts w:hint="eastAsia"/>
+        </w:rPr>
+      </w:pPr>
+      <w:r>
+        <w:t>ul:not(:has(li)) {</w:t>
+      </w:r>
+    </w:p>
+    <w:p>
+      <w:pPr>
+        <w:rPr>
+          <w:rFonts w:hint="eastAsia"/>
+        </w:rPr>
+      </w:pPr>
+      <w:r>
+        <w:t xml:space="preserve">  display: none;</w:t>
       </w:r>
     </w:p>
     <w:p>
@@ -8131,126 +6783,6 @@
           <w:rFonts w:hint="eastAsia"/>
         </w:rPr>
       </w:pPr>
-    </w:p>
-    <w:p>
-      <w:pPr>
-        <w:rPr>
-          <w:rFonts w:hint="eastAsia"/>
-        </w:rPr>
-      </w:pPr>
-      <w:r>
-        <w:rPr>
-          <w:i/>
-          <w:iCs/>
-        </w:rPr>
-        <w:t>/* 后面紧跟着 &lt;p&gt; 的 &lt;h2&gt;（兄弟关系） */</w:t>
-      </w:r>
-    </w:p>
-    <w:p>
-      <w:pPr>
-        <w:rPr>
-          <w:rFonts w:hint="eastAsia"/>
-        </w:rPr>
-      </w:pPr>
-      <w:r>
-        <w:t>h</w:t>
-      </w:r>
-      <w:proofErr w:type="gramStart"/>
-      <w:r>
-        <w:t>2:has</w:t>
-      </w:r>
-      <w:proofErr w:type="gramEnd"/>
-      <w:r>
-        <w:t>(+ p) {</w:t>
-      </w:r>
-    </w:p>
-    <w:p>
-      <w:pPr>
-        <w:rPr>
-          <w:rFonts w:hint="eastAsia"/>
-        </w:rPr>
-      </w:pPr>
-      <w:r>
-        <w:t xml:space="preserve">  margin-bottom: 0;</w:t>
-      </w:r>
-    </w:p>
-    <w:p>
-      <w:pPr>
-        <w:rPr>
-          <w:rFonts w:hint="eastAsia"/>
-        </w:rPr>
-      </w:pPr>
-      <w:r>
-        <w:t>}</w:t>
-      </w:r>
-    </w:p>
-    <w:p>
-      <w:pPr>
-        <w:rPr>
-          <w:rFonts w:hint="eastAsia"/>
-        </w:rPr>
-      </w:pPr>
-    </w:p>
-    <w:p>
-      <w:pPr>
-        <w:rPr>
-          <w:rFonts w:hint="eastAsia"/>
-        </w:rPr>
-      </w:pPr>
-      <w:r>
-        <w:rPr>
-          <w:i/>
-          <w:iCs/>
-        </w:rPr>
-        <w:t>/* 不包含任何 &lt;li&gt; 的 &lt;ul&gt; 隐藏 */</w:t>
-      </w:r>
-    </w:p>
-    <w:p>
-      <w:pPr>
-        <w:rPr>
-          <w:rFonts w:hint="eastAsia"/>
-        </w:rPr>
-      </w:pPr>
-      <w:proofErr w:type="spellStart"/>
-      <w:proofErr w:type="gramStart"/>
-      <w:r>
-        <w:t>ul:not</w:t>
-      </w:r>
-      <w:proofErr w:type="spellEnd"/>
-      <w:r>
-        <w:t>(:has</w:t>
-      </w:r>
-      <w:proofErr w:type="gramEnd"/>
-      <w:r>
-        <w:t>(li)) {</w:t>
-      </w:r>
-    </w:p>
-    <w:p>
-      <w:pPr>
-        <w:rPr>
-          <w:rFonts w:hint="eastAsia"/>
-        </w:rPr>
-      </w:pPr>
-      <w:r>
-        <w:t xml:space="preserve">  display: none;</w:t>
-      </w:r>
-    </w:p>
-    <w:p>
-      <w:pPr>
-        <w:rPr>
-          <w:rFonts w:hint="eastAsia"/>
-        </w:rPr>
-      </w:pPr>
-      <w:r>
-        <w:t>}</w:t>
-      </w:r>
-    </w:p>
-    <w:p>
-      <w:pPr>
-        <w:rPr>
-          <w:rFonts w:hint="eastAsia"/>
-        </w:rPr>
-      </w:pPr>
       <w:r>
         <w:rPr>
           <w:rFonts w:ascii="Segoe UI Emoji" w:hAnsi="Segoe UI Emoji" w:cs="Segoe UI Emoji"/>
@@ -8267,13 +6799,8 @@
         </w:rPr>
         <w:t>兼容性</w:t>
       </w:r>
-      <w:proofErr w:type="gramStart"/>
-      <w:r>
-        <w:t>：:</w:t>
-      </w:r>
-      <w:proofErr w:type="gramEnd"/>
-      <w:r>
-        <w:t>has() 在现代浏览器中已广泛支持（Chrome 105+, Firefox 121+, Safari 15.4+），IE 不支持。</w:t>
+      <w:r>
+        <w:t>：:has() 在现代浏览器中已广泛支持（Chrome 105+, Firefox 121+, Safari 15.4+），IE 不支持。</w:t>
       </w:r>
     </w:p>
     <w:p>
@@ -8330,11 +6857,9 @@
           <w:rFonts w:hint="eastAsia"/>
         </w:rPr>
       </w:pPr>
-      <w:proofErr w:type="spellStart"/>
       <w:r>
         <w:t>css</w:t>
       </w:r>
-      <w:proofErr w:type="spellEnd"/>
     </w:p>
     <w:p>
       <w:pPr>
@@ -8366,18 +6891,8 @@
           <w:rFonts w:hint="eastAsia"/>
         </w:rPr>
       </w:pPr>
-      <w:proofErr w:type="spellStart"/>
-      <w:proofErr w:type="gramStart"/>
-      <w:r>
-        <w:t>li:not</w:t>
-      </w:r>
-      <w:proofErr w:type="spellEnd"/>
-      <w:r>
-        <w:t>(.active</w:t>
-      </w:r>
-      <w:proofErr w:type="gramEnd"/>
-      <w:r>
-        <w:t>) {</w:t>
+      <w:r>
+        <w:t>li:not(.active) {</w:t>
       </w:r>
     </w:p>
     <w:p>
@@ -8428,15 +6943,7 @@
         </w:rPr>
       </w:pPr>
       <w:r>
-        <w:t xml:space="preserve">.container </w:t>
-      </w:r>
-      <w:proofErr w:type="gramStart"/>
-      <w:r>
-        <w:t>&gt; :not</w:t>
-      </w:r>
-      <w:proofErr w:type="gramEnd"/>
-      <w:r>
-        <w:t>(p, span) {</w:t>
+        <w:t>.container &gt; :not(p, span) {</w:t>
       </w:r>
     </w:p>
     <w:p>
@@ -8478,38 +6985,17 @@
           <w:iCs/>
         </w:rPr>
         <w:lastRenderedPageBreak/>
-        <w:t xml:space="preserve">/* 没有 </w:t>
-      </w:r>
-      <w:proofErr w:type="spellStart"/>
-      <w:r>
-        <w:rPr>
-          <w:i/>
-          <w:iCs/>
-        </w:rPr>
-        <w:t>href</w:t>
-      </w:r>
-      <w:proofErr w:type="spellEnd"/>
-      <w:r>
-        <w:rPr>
-          <w:i/>
-          <w:iCs/>
-        </w:rPr>
-        <w:t xml:space="preserve"> 属性的 &lt;a&gt; */</w:t>
-      </w:r>
-    </w:p>
-    <w:p>
-      <w:pPr>
-        <w:rPr>
-          <w:rFonts w:hint="eastAsia"/>
-        </w:rPr>
-      </w:pPr>
-      <w:proofErr w:type="gramStart"/>
-      <w:r>
-        <w:t>a:not</w:t>
-      </w:r>
-      <w:proofErr w:type="gramEnd"/>
-      <w:r>
-        <w:t>([href]) {</w:t>
+        <w:t>/* 没有 href 属性的 &lt;a&gt; */</w:t>
+      </w:r>
+    </w:p>
+    <w:p>
+      <w:pPr>
+        <w:rPr>
+          <w:rFonts w:hint="eastAsia"/>
+        </w:rPr>
+      </w:pPr>
+      <w:r>
+        <w:t>a:not([href]) {</w:t>
       </w:r>
     </w:p>
     <w:p>
@@ -8596,11 +7082,9 @@
           <w:rFonts w:hint="eastAsia"/>
         </w:rPr>
       </w:pPr>
-      <w:proofErr w:type="spellStart"/>
       <w:r>
         <w:t>css</w:t>
       </w:r>
-      <w:proofErr w:type="spellEnd"/>
     </w:p>
     <w:p>
       <w:pPr>
@@ -8632,31 +7116,18 @@
           <w:rFonts w:hint="eastAsia"/>
         </w:rPr>
       </w:pPr>
-      <w:proofErr w:type="gramStart"/>
-      <w:r>
-        <w:t>p:empty::</w:t>
-      </w:r>
-      <w:proofErr w:type="gramEnd"/>
-      <w:r>
-        <w:t>before {</w:t>
-      </w:r>
-    </w:p>
-    <w:p>
-      <w:pPr>
-        <w:rPr>
-          <w:rFonts w:hint="eastAsia"/>
-        </w:rPr>
-      </w:pPr>
-      <w:r>
-        <w:t xml:space="preserve">  content: </w:t>
-      </w:r>
-      <w:proofErr w:type="gramStart"/>
-      <w:r>
-        <w:t>"暂</w:t>
-      </w:r>
-      <w:proofErr w:type="gramEnd"/>
-      <w:r>
-        <w:t>无内容";</w:t>
+      <w:r>
+        <w:t>p:empty::before {</w:t>
+      </w:r>
+    </w:p>
+    <w:p>
+      <w:pPr>
+        <w:rPr>
+          <w:rFonts w:hint="eastAsia"/>
+        </w:rPr>
+      </w:pPr>
+      <w:r>
+        <w:t xml:space="preserve">  content: "暂无内容";</w:t>
       </w:r>
     </w:p>
     <w:p>
@@ -8706,18 +7177,8 @@
           <w:rFonts w:hint="eastAsia"/>
         </w:rPr>
       </w:pPr>
-      <w:proofErr w:type="spellStart"/>
-      <w:proofErr w:type="gramStart"/>
-      <w:r>
-        <w:t>div:not</w:t>
-      </w:r>
-      <w:proofErr w:type="spellEnd"/>
-      <w:r>
-        <w:t>(:empty</w:t>
-      </w:r>
-      <w:proofErr w:type="gramEnd"/>
-      <w:r>
-        <w:t>) {</w:t>
+      <w:r>
+        <w:t>div:not(:empty) {</w:t>
       </w:r>
     </w:p>
     <w:p>
@@ -8871,136 +7332,144 @@
       <w:r>
         <w:t xml:space="preserve">  &lt;p&gt;&lt;/p&gt;              </w:t>
       </w:r>
-      <w:proofErr w:type="gramStart"/>
       <w:r>
         <w:rPr>
           <w:i/>
           <w:iCs/>
         </w:rPr>
-        <w:t>&lt;!--</w:t>
-      </w:r>
-      <w:proofErr w:type="gramEnd"/>
+        <w:t>&lt;!-- 空段落 --&gt;</w:t>
+      </w:r>
+    </w:p>
+    <w:p>
+      <w:pPr>
+        <w:rPr>
+          <w:rFonts w:hint="eastAsia"/>
+        </w:rPr>
+      </w:pPr>
+      <w:r>
+        <w:t xml:space="preserve">  &lt;figure&gt;</w:t>
+      </w:r>
+    </w:p>
+    <w:p>
+      <w:pPr>
+        <w:rPr>
+          <w:rFonts w:hint="eastAsia"/>
+        </w:rPr>
+      </w:pPr>
+      <w:r>
+        <w:t xml:space="preserve">    &lt;img src="photo.jpg"&gt;</w:t>
+      </w:r>
+    </w:p>
+    <w:p>
+      <w:pPr>
+        <w:rPr>
+          <w:rFonts w:hint="eastAsia"/>
+        </w:rPr>
+      </w:pPr>
+      <w:r>
+        <w:t xml:space="preserve">    &lt;figcaption&gt;图片说明&lt;/figcaption&gt;</w:t>
+      </w:r>
+    </w:p>
+    <w:p>
+      <w:pPr>
+        <w:rPr>
+          <w:rFonts w:hint="eastAsia"/>
+        </w:rPr>
+      </w:pPr>
+      <w:r>
+        <w:t xml:space="preserve">  &lt;/figure&gt;</w:t>
+      </w:r>
+    </w:p>
+    <w:p>
+      <w:pPr>
+        <w:rPr>
+          <w:rFonts w:hint="eastAsia"/>
+        </w:rPr>
+      </w:pPr>
+      <w:r>
+        <w:t xml:space="preserve">  &lt;p&gt;最后一段&lt;/p&gt;</w:t>
+      </w:r>
+    </w:p>
+    <w:p>
+      <w:pPr>
+        <w:rPr>
+          <w:rFonts w:hint="eastAsia"/>
+        </w:rPr>
+      </w:pPr>
+      <w:r>
+        <w:t>&lt;/article&gt;</w:t>
+      </w:r>
+    </w:p>
+    <w:p>
+      <w:pPr>
+        <w:rPr>
+          <w:rFonts w:hint="eastAsia"/>
+        </w:rPr>
+      </w:pPr>
+      <w:r>
+        <w:t>css</w:t>
+      </w:r>
+    </w:p>
+    <w:p>
+      <w:pPr>
+        <w:rPr>
+          <w:rFonts w:hint="eastAsia"/>
+        </w:rPr>
+      </w:pPr>
+      <w:r>
+        <w:t>编辑</w:t>
+      </w:r>
+    </w:p>
+    <w:p>
+      <w:pPr>
+        <w:rPr>
+          <w:rFonts w:hint="eastAsia"/>
+        </w:rPr>
+      </w:pPr>
       <w:r>
         <w:rPr>
           <w:i/>
           <w:iCs/>
         </w:rPr>
-        <w:t xml:space="preserve"> 空段落 --&gt;</w:t>
-      </w:r>
-    </w:p>
-    <w:p>
-      <w:pPr>
-        <w:rPr>
-          <w:rFonts w:hint="eastAsia"/>
-        </w:rPr>
-      </w:pPr>
-      <w:r>
-        <w:t xml:space="preserve">  &lt;figure&gt;</w:t>
-      </w:r>
-    </w:p>
-    <w:p>
-      <w:pPr>
-        <w:rPr>
-          <w:rFonts w:hint="eastAsia"/>
-        </w:rPr>
-      </w:pPr>
-      <w:r>
-        <w:t xml:space="preserve">    &lt;</w:t>
-      </w:r>
-      <w:proofErr w:type="spellStart"/>
-      <w:r>
-        <w:t>img</w:t>
-      </w:r>
-      <w:proofErr w:type="spellEnd"/>
-      <w:r>
-        <w:t xml:space="preserve"> </w:t>
-      </w:r>
-      <w:proofErr w:type="spellStart"/>
-      <w:r>
-        <w:t>src</w:t>
-      </w:r>
-      <w:proofErr w:type="spellEnd"/>
-      <w:r>
-        <w:t>="photo.jpg"&gt;</w:t>
-      </w:r>
-    </w:p>
-    <w:p>
-      <w:pPr>
-        <w:rPr>
-          <w:rFonts w:hint="eastAsia"/>
-        </w:rPr>
-      </w:pPr>
-      <w:r>
-        <w:t xml:space="preserve">    &lt;</w:t>
-      </w:r>
-      <w:proofErr w:type="spellStart"/>
-      <w:r>
-        <w:t>figcaption</w:t>
-      </w:r>
-      <w:proofErr w:type="spellEnd"/>
-      <w:r>
-        <w:t>&gt;图片说明&lt;/</w:t>
-      </w:r>
-      <w:proofErr w:type="spellStart"/>
-      <w:r>
-        <w:t>figcaption</w:t>
-      </w:r>
-      <w:proofErr w:type="spellEnd"/>
-      <w:r>
-        <w:t>&gt;</w:t>
-      </w:r>
-    </w:p>
-    <w:p>
-      <w:pPr>
-        <w:rPr>
-          <w:rFonts w:hint="eastAsia"/>
-        </w:rPr>
-      </w:pPr>
-      <w:r>
-        <w:t xml:space="preserve">  &lt;/figure&gt;</w:t>
-      </w:r>
-    </w:p>
-    <w:p>
-      <w:pPr>
-        <w:rPr>
-          <w:rFonts w:hint="eastAsia"/>
-        </w:rPr>
-      </w:pPr>
-      <w:r>
-        <w:t xml:space="preserve">  &lt;p&gt;最后一段&lt;/p&gt;</w:t>
-      </w:r>
-    </w:p>
-    <w:p>
-      <w:pPr>
-        <w:rPr>
-          <w:rFonts w:hint="eastAsia"/>
-        </w:rPr>
-      </w:pPr>
-      <w:r>
-        <w:t>&lt;/article&gt;</w:t>
-      </w:r>
-    </w:p>
-    <w:p>
-      <w:pPr>
-        <w:rPr>
-          <w:rFonts w:hint="eastAsia"/>
-        </w:rPr>
-      </w:pPr>
-      <w:proofErr w:type="spellStart"/>
-      <w:r>
-        <w:t>css</w:t>
-      </w:r>
-      <w:proofErr w:type="spellEnd"/>
-    </w:p>
-    <w:p>
-      <w:pPr>
-        <w:rPr>
-          <w:rFonts w:hint="eastAsia"/>
-        </w:rPr>
-      </w:pPr>
-      <w:r>
-        <w:t>编辑</w:t>
-      </w:r>
+        <w:t>/* 1. article 中包含 figure 时，给 article 加背景 */</w:t>
+      </w:r>
+    </w:p>
+    <w:p>
+      <w:pPr>
+        <w:rPr>
+          <w:rFonts w:hint="eastAsia"/>
+        </w:rPr>
+      </w:pPr>
+      <w:r>
+        <w:t>article:has(figure) {</w:t>
+      </w:r>
+    </w:p>
+    <w:p>
+      <w:pPr>
+        <w:rPr>
+          <w:rFonts w:hint="eastAsia"/>
+        </w:rPr>
+      </w:pPr>
+      <w:r>
+        <w:t xml:space="preserve">  background: #fafafa;</w:t>
+      </w:r>
+    </w:p>
+    <w:p>
+      <w:pPr>
+        <w:rPr>
+          <w:rFonts w:hint="eastAsia"/>
+        </w:rPr>
+      </w:pPr>
+      <w:r>
+        <w:t>}</w:t>
+      </w:r>
+    </w:p>
+    <w:p>
+      <w:pPr>
+        <w:rPr>
+          <w:rFonts w:hint="eastAsia"/>
+        </w:rPr>
+      </w:pPr>
     </w:p>
     <w:p>
       <w:pPr>
@@ -9013,34 +7482,38 @@
           <w:i/>
           <w:iCs/>
         </w:rPr>
-        <w:t>/* 1. article 中包含 figure 时，给 article 加背景 */</w:t>
-      </w:r>
-    </w:p>
-    <w:p>
-      <w:pPr>
-        <w:rPr>
-          <w:rFonts w:hint="eastAsia"/>
-        </w:rPr>
-      </w:pPr>
-      <w:proofErr w:type="spellStart"/>
-      <w:proofErr w:type="gramStart"/>
-      <w:r>
-        <w:t>article:has</w:t>
-      </w:r>
-      <w:proofErr w:type="spellEnd"/>
-      <w:proofErr w:type="gramEnd"/>
-      <w:r>
-        <w:t>(figure) {</w:t>
-      </w:r>
-    </w:p>
-    <w:p>
-      <w:pPr>
-        <w:rPr>
-          <w:rFonts w:hint="eastAsia"/>
-        </w:rPr>
-      </w:pPr>
-      <w:r>
-        <w:t xml:space="preserve">  background: #fafafa;</w:t>
+        <w:t>/* 2. 空段落显示占位符 */</w:t>
+      </w:r>
+    </w:p>
+    <w:p>
+      <w:pPr>
+        <w:rPr>
+          <w:rFonts w:hint="eastAsia"/>
+        </w:rPr>
+      </w:pPr>
+      <w:r>
+        <w:t>p:empty::before {</w:t>
+      </w:r>
+    </w:p>
+    <w:p>
+      <w:pPr>
+        <w:rPr>
+          <w:rFonts w:hint="eastAsia"/>
+        </w:rPr>
+      </w:pPr>
+      <w:r>
+        <w:lastRenderedPageBreak/>
+        <w:t xml:space="preserve">  content: "[内容为空]";</w:t>
+      </w:r>
+    </w:p>
+    <w:p>
+      <w:pPr>
+        <w:rPr>
+          <w:rFonts w:hint="eastAsia"/>
+        </w:rPr>
+      </w:pPr>
+      <w:r>
+        <w:t xml:space="preserve">  color: #ccc;</w:t>
       </w:r>
     </w:p>
     <w:p>
@@ -9071,43 +7544,27 @@
           <w:i/>
           <w:iCs/>
         </w:rPr>
-        <w:t>/* 2. 空段落显示占位符 */</w:t>
-      </w:r>
-    </w:p>
-    <w:p>
-      <w:pPr>
-        <w:rPr>
-          <w:rFonts w:hint="eastAsia"/>
-        </w:rPr>
-      </w:pPr>
-      <w:proofErr w:type="gramStart"/>
-      <w:r>
-        <w:t>p:empty::</w:t>
-      </w:r>
-      <w:proofErr w:type="gramEnd"/>
-      <w:r>
-        <w:t>before {</w:t>
-      </w:r>
-    </w:p>
-    <w:p>
-      <w:pPr>
-        <w:rPr>
-          <w:rFonts w:hint="eastAsia"/>
-        </w:rPr>
-      </w:pPr>
-      <w:r>
-        <w:lastRenderedPageBreak/>
-        <w:t xml:space="preserve">  content: "[内容为空]";</w:t>
-      </w:r>
-    </w:p>
-    <w:p>
-      <w:pPr>
-        <w:rPr>
-          <w:rFonts w:hint="eastAsia"/>
-        </w:rPr>
-      </w:pPr>
-      <w:r>
-        <w:t xml:space="preserve">  color: #ccc;</w:t>
+        <w:t>/* 3. 除最后一个段落外的所有 p 加底部分隔线 */</w:t>
+      </w:r>
+    </w:p>
+    <w:p>
+      <w:pPr>
+        <w:rPr>
+          <w:rFonts w:hint="eastAsia"/>
+        </w:rPr>
+      </w:pPr>
+      <w:r>
+        <w:t>p:not(:last-of-type) {</w:t>
+      </w:r>
+    </w:p>
+    <w:p>
+      <w:pPr>
+        <w:rPr>
+          <w:rFonts w:hint="eastAsia"/>
+        </w:rPr>
+      </w:pPr>
+      <w:r>
+        <w:t xml:space="preserve">  border-bottom: 1px dashed #eee;</w:t>
       </w:r>
     </w:p>
     <w:p>
@@ -9138,32 +7595,27 @@
           <w:i/>
           <w:iCs/>
         </w:rPr>
-        <w:t>/* 3. 除最后一个段落外的所有 p 加底部分隔线 */</w:t>
-      </w:r>
-    </w:p>
-    <w:p>
-      <w:pPr>
-        <w:rPr>
-          <w:rFonts w:hint="eastAsia"/>
-        </w:rPr>
-      </w:pPr>
-      <w:proofErr w:type="gramStart"/>
-      <w:r>
-        <w:t>p:not(:last</w:t>
-      </w:r>
-      <w:proofErr w:type="gramEnd"/>
-      <w:r>
-        <w:t>-of-type) {</w:t>
-      </w:r>
-    </w:p>
-    <w:p>
-      <w:pPr>
-        <w:rPr>
-          <w:rFonts w:hint="eastAsia"/>
-        </w:rPr>
-      </w:pPr>
-      <w:r>
-        <w:t xml:space="preserve">  border-bottom: 1px dashed #eee;</w:t>
+        <w:t>/* 4. figure 中有 figcaption 时，图片加圆角 */</w:t>
+      </w:r>
+    </w:p>
+    <w:p>
+      <w:pPr>
+        <w:rPr>
+          <w:rFonts w:hint="eastAsia"/>
+        </w:rPr>
+      </w:pPr>
+      <w:r>
+        <w:t>figure:has(figcaption) img {</w:t>
+      </w:r>
+    </w:p>
+    <w:p>
+      <w:pPr>
+        <w:rPr>
+          <w:rFonts w:hint="eastAsia"/>
+        </w:rPr>
+      </w:pPr>
+      <w:r>
+        <w:t xml:space="preserve">  border-radius: 8px;</w:t>
       </w:r>
     </w:p>
     <w:p>
@@ -9194,96 +7646,6 @@
           <w:i/>
           <w:iCs/>
         </w:rPr>
-        <w:t xml:space="preserve">/* 4. figure 中有 </w:t>
-      </w:r>
-      <w:proofErr w:type="spellStart"/>
-      <w:r>
-        <w:rPr>
-          <w:i/>
-          <w:iCs/>
-        </w:rPr>
-        <w:t>figcaption</w:t>
-      </w:r>
-      <w:proofErr w:type="spellEnd"/>
-      <w:r>
-        <w:rPr>
-          <w:i/>
-          <w:iCs/>
-        </w:rPr>
-        <w:t xml:space="preserve"> 时，图片加圆角 */</w:t>
-      </w:r>
-    </w:p>
-    <w:p>
-      <w:pPr>
-        <w:rPr>
-          <w:rFonts w:hint="eastAsia"/>
-        </w:rPr>
-      </w:pPr>
-      <w:proofErr w:type="spellStart"/>
-      <w:proofErr w:type="gramStart"/>
-      <w:r>
-        <w:t>figure:has</w:t>
-      </w:r>
-      <w:proofErr w:type="spellEnd"/>
-      <w:proofErr w:type="gramEnd"/>
-      <w:r>
-        <w:t>(</w:t>
-      </w:r>
-      <w:proofErr w:type="spellStart"/>
-      <w:r>
-        <w:t>figcaption</w:t>
-      </w:r>
-      <w:proofErr w:type="spellEnd"/>
-      <w:r>
-        <w:t xml:space="preserve">) </w:t>
-      </w:r>
-      <w:proofErr w:type="spellStart"/>
-      <w:r>
-        <w:t>img</w:t>
-      </w:r>
-      <w:proofErr w:type="spellEnd"/>
-      <w:r>
-        <w:t xml:space="preserve"> {</w:t>
-      </w:r>
-    </w:p>
-    <w:p>
-      <w:pPr>
-        <w:rPr>
-          <w:rFonts w:hint="eastAsia"/>
-        </w:rPr>
-      </w:pPr>
-      <w:r>
-        <w:t xml:space="preserve">  border-radius: 8px;</w:t>
-      </w:r>
-    </w:p>
-    <w:p>
-      <w:pPr>
-        <w:rPr>
-          <w:rFonts w:hint="eastAsia"/>
-        </w:rPr>
-      </w:pPr>
-      <w:r>
-        <w:t>}</w:t>
-      </w:r>
-    </w:p>
-    <w:p>
-      <w:pPr>
-        <w:rPr>
-          <w:rFonts w:hint="eastAsia"/>
-        </w:rPr>
-      </w:pPr>
-    </w:p>
-    <w:p>
-      <w:pPr>
-        <w:rPr>
-          <w:rFonts w:hint="eastAsia"/>
-        </w:rPr>
-      </w:pPr>
-      <w:r>
-        <w:rPr>
-          <w:i/>
-          <w:iCs/>
-        </w:rPr>
         <w:t>/* 5. 第二个同类型段落（即那个空&lt;p&gt;）高亮 */</w:t>
       </w:r>
     </w:p>
@@ -9293,21 +7655,8 @@
           <w:rFonts w:hint="eastAsia"/>
         </w:rPr>
       </w:pPr>
-      <w:proofErr w:type="gramStart"/>
-      <w:r>
-        <w:t>p:nth</w:t>
-      </w:r>
-      <w:proofErr w:type="gramEnd"/>
-      <w:r>
-        <w:t>-of-</w:t>
-      </w:r>
-      <w:proofErr w:type="gramStart"/>
-      <w:r>
-        <w:t>type(</w:t>
-      </w:r>
-      <w:proofErr w:type="gramEnd"/>
-      <w:r>
-        <w:t>2) {</w:t>
+      <w:r>
+        <w:t>p:nth-of-type(2) {</w:t>
       </w:r>
     </w:p>
     <w:p>
@@ -9510,13 +7859,8 @@
                 <w:rFonts w:hint="eastAsia"/>
               </w:rPr>
             </w:pPr>
-            <w:proofErr w:type="gramStart"/>
             <w:r>
-              <w:t>:nth</w:t>
-            </w:r>
-            <w:proofErr w:type="gramEnd"/>
-            <w:r>
-              <w:t>-child(n)</w:t>
+              <w:t>:nth-child(n)</w:t>
             </w:r>
           </w:p>
         </w:tc>
@@ -9604,13 +7948,8 @@
                 <w:rFonts w:hint="eastAsia"/>
               </w:rPr>
             </w:pPr>
-            <w:proofErr w:type="gramStart"/>
             <w:r>
-              <w:t>:nth</w:t>
-            </w:r>
-            <w:proofErr w:type="gramEnd"/>
-            <w:r>
-              <w:t>-of-type(n)</w:t>
+              <w:t>:nth-of-type(n)</w:t>
             </w:r>
           </w:p>
         </w:tc>
@@ -9698,13 +8037,8 @@
                 <w:rFonts w:hint="eastAsia"/>
               </w:rPr>
             </w:pPr>
-            <w:proofErr w:type="gramStart"/>
             <w:r>
-              <w:t>:has</w:t>
-            </w:r>
-            <w:proofErr w:type="gramEnd"/>
-            <w:r>
-              <w:t>(selector)</w:t>
+              <w:t>:has(selector)</w:t>
             </w:r>
           </w:p>
         </w:tc>
@@ -9761,21 +8095,8 @@
                 <w:rFonts w:hint="eastAsia"/>
               </w:rPr>
             </w:pPr>
-            <w:proofErr w:type="gramStart"/>
             <w:r>
-              <w:t>"父</w:t>
-            </w:r>
-            <w:proofErr w:type="gramEnd"/>
-            <w:r>
-              <w:t>选择</w:t>
-            </w:r>
-            <w:proofErr w:type="gramStart"/>
-            <w:r>
-              <w:t>器"，</w:t>
-            </w:r>
-            <w:proofErr w:type="gramEnd"/>
-            <w:r>
-              <w:t>可嵌套</w:t>
+              <w:t>"父选择器"，可嵌套</w:t>
             </w:r>
           </w:p>
         </w:tc>
@@ -9805,13 +8126,8 @@
                 <w:rFonts w:hint="eastAsia"/>
               </w:rPr>
             </w:pPr>
-            <w:proofErr w:type="gramStart"/>
             <w:r>
-              <w:t>:not</w:t>
-            </w:r>
-            <w:proofErr w:type="gramEnd"/>
-            <w:r>
-              <w:t>(selector)</w:t>
+              <w:t>:not(selector)</w:t>
             </w:r>
           </w:p>
         </w:tc>
@@ -9899,11 +8215,9 @@
                 <w:rFonts w:hint="eastAsia"/>
               </w:rPr>
             </w:pPr>
-            <w:proofErr w:type="gramStart"/>
             <w:r>
               <w:t>:empty</w:t>
             </w:r>
-            <w:proofErr w:type="gramEnd"/>
           </w:p>
         </w:tc>
         <w:tc>
@@ -10017,70 +8331,40 @@
         <w:rPr>
           <w:rFonts w:hint="eastAsia"/>
         </w:rPr>
-        <w:t>改造元素的一部分，不算真实</w:t>
-      </w:r>
-      <w:proofErr w:type="spellStart"/>
-      <w:r>
-        <w:rPr>
-          <w:rFonts w:hint="eastAsia"/>
-        </w:rPr>
-        <w:t>dom</w:t>
-      </w:r>
-      <w:proofErr w:type="spellEnd"/>
-      <w:r>
-        <w:rPr>
-          <w:rFonts w:hint="eastAsia"/>
-        </w:rPr>
-        <w:t>一部分，主要目的减少一些无意义的标签</w:t>
-      </w:r>
-    </w:p>
-    <w:p>
-      <w:pPr>
-        <w:rPr>
-          <w:rFonts w:hint="eastAsia"/>
-        </w:rPr>
-      </w:pPr>
-    </w:p>
-    <w:p>
-      <w:pPr>
-        <w:rPr>
-          <w:rFonts w:hint="eastAsia"/>
-        </w:rPr>
-      </w:pPr>
-      <w:proofErr w:type="gramStart"/>
-      <w:r>
-        <w:rPr>
-          <w:rFonts w:hint="eastAsia"/>
-        </w:rPr>
-        <w:t>::</w:t>
-      </w:r>
-      <w:proofErr w:type="gramEnd"/>
-      <w:r>
-        <w:rPr>
-          <w:rFonts w:hint="eastAsia"/>
-        </w:rPr>
-        <w:t>first-letter：首字母</w:t>
-      </w:r>
-    </w:p>
-    <w:p>
-      <w:pPr>
-        <w:rPr>
-          <w:rFonts w:hint="eastAsia"/>
-        </w:rPr>
-      </w:pPr>
-      <w:proofErr w:type="gramStart"/>
-      <w:r>
-        <w:rPr>
-          <w:rFonts w:hint="eastAsia"/>
-        </w:rPr>
-        <w:t>::</w:t>
-      </w:r>
-      <w:proofErr w:type="gramEnd"/>
-      <w:r>
-        <w:rPr>
-          <w:rFonts w:hint="eastAsia"/>
-        </w:rPr>
-        <w:t>first-line：第一行</w:t>
+        <w:t>改造元素的一部分，不算真实dom一部分，主要目的减少一些无意义的标签</w:t>
+      </w:r>
+    </w:p>
+    <w:p>
+      <w:pPr>
+        <w:rPr>
+          <w:rFonts w:hint="eastAsia"/>
+        </w:rPr>
+      </w:pPr>
+    </w:p>
+    <w:p>
+      <w:pPr>
+        <w:rPr>
+          <w:rFonts w:hint="eastAsia"/>
+        </w:rPr>
+      </w:pPr>
+      <w:r>
+        <w:rPr>
+          <w:rFonts w:hint="eastAsia"/>
+        </w:rPr>
+        <w:t>::first-letter：首字母</w:t>
+      </w:r>
+    </w:p>
+    <w:p>
+      <w:pPr>
+        <w:rPr>
+          <w:rFonts w:hint="eastAsia"/>
+        </w:rPr>
+      </w:pPr>
+      <w:r>
+        <w:rPr>
+          <w:rFonts w:hint="eastAsia"/>
+        </w:rPr>
+        <w:t>::first-line：第一行</w:t>
       </w:r>
     </w:p>
     <w:p>
@@ -10945,16 +9229,8 @@
         <w:rPr>
           <w:rFonts w:hint="eastAsia"/>
         </w:rPr>
-        <w:t>: start, center, stretch(当子项本身有高度,start和stretch一样，无高度stretch再</w:t>
-      </w:r>
-      <w:proofErr w:type="gramStart"/>
-      <w:r>
-        <w:rPr>
-          <w:rFonts w:hint="eastAsia"/>
-        </w:rPr>
-        <w:t>拉伸)</w:t>
-      </w:r>
-      <w:proofErr w:type="gramEnd"/>
+        <w:t>: start, center, stretch(当子项本身有高度,start和stretch一样，无高度stretch再拉伸)</w:t>
+      </w:r>
     </w:p>
     <w:p>
       <w:pPr>
@@ -11020,71 +9296,41 @@
         <w:rPr>
           <w:rFonts w:hint="eastAsia"/>
         </w:rPr>
-        <w:t>，不改变</w:t>
-      </w:r>
-      <w:proofErr w:type="spellStart"/>
-      <w:r>
-        <w:rPr>
-          <w:rFonts w:hint="eastAsia"/>
-        </w:rPr>
-        <w:t>dom</w:t>
-      </w:r>
-      <w:proofErr w:type="spellEnd"/>
-      <w:r>
-        <w:rPr>
-          <w:rFonts w:hint="eastAsia"/>
-        </w:rPr>
-        <w:t>结构，只改变显示顺序，设置在子元素上</w:t>
-      </w:r>
-    </w:p>
-    <w:p>
-      <w:pPr>
-        <w:rPr>
-          <w:rFonts w:hint="eastAsia"/>
-        </w:rPr>
-      </w:pPr>
-    </w:p>
-    <w:p>
-      <w:pPr>
-        <w:rPr>
-          <w:rFonts w:hint="eastAsia"/>
-        </w:rPr>
-      </w:pPr>
-      <w:r>
-        <w:rPr>
-          <w:rFonts w:hint="eastAsia"/>
-        </w:rPr>
-        <w:t xml:space="preserve">Flex: 1 (grow、shrink：1，basis: </w:t>
-      </w:r>
-      <w:proofErr w:type="gramStart"/>
-      <w:r>
-        <w:rPr>
-          <w:rFonts w:hint="eastAsia"/>
-        </w:rPr>
-        <w:t>0)</w:t>
-      </w:r>
-      <w:proofErr w:type="gramEnd"/>
-    </w:p>
-    <w:p>
-      <w:pPr>
-        <w:rPr>
-          <w:rFonts w:hint="eastAsia"/>
-        </w:rPr>
-      </w:pPr>
-      <w:r>
-        <w:rPr>
-          <w:rFonts w:hint="eastAsia"/>
-        </w:rPr>
-        <w:t xml:space="preserve">Flex: 2 (grow: 2、shrink：1，basis: </w:t>
-      </w:r>
-      <w:proofErr w:type="gramStart"/>
-      <w:r>
-        <w:rPr>
-          <w:rFonts w:hint="eastAsia"/>
-        </w:rPr>
-        <w:t>0)</w:t>
-      </w:r>
-      <w:proofErr w:type="gramEnd"/>
+        <w:t>，不改变dom结构，只改变显示顺序，设置在子元素上</w:t>
+      </w:r>
+    </w:p>
+    <w:p>
+      <w:pPr>
+        <w:rPr>
+          <w:rFonts w:hint="eastAsia"/>
+        </w:rPr>
+      </w:pPr>
+    </w:p>
+    <w:p>
+      <w:pPr>
+        <w:rPr>
+          <w:rFonts w:hint="eastAsia"/>
+        </w:rPr>
+      </w:pPr>
+      <w:r>
+        <w:rPr>
+          <w:rFonts w:hint="eastAsia"/>
+        </w:rPr>
+        <w:t>Flex: 1 (grow、shrink：1，basis: 0)</w:t>
+      </w:r>
+    </w:p>
+    <w:p>
+      <w:pPr>
+        <w:rPr>
+          <w:rFonts w:hint="eastAsia"/>
+        </w:rPr>
+      </w:pPr>
+      <w:r>
+        <w:rPr>
+          <w:rFonts w:hint="eastAsia"/>
+        </w:rPr>
+        <w:t>Flex: 2 (grow: 2、shrink：1，basis: 0)</w:t>
+      </w:r>
     </w:p>
     <w:p>
       <w:pPr>
@@ -11126,172 +9372,46 @@
         <w:rPr>
           <w:rFonts w:hint="eastAsia"/>
         </w:rPr>
-        <w:t xml:space="preserve">.item </w:t>
-      </w:r>
-      <w:proofErr w:type="gramStart"/>
-      <w:r>
-        <w:rPr>
-          <w:rFonts w:hint="eastAsia"/>
-        </w:rPr>
-        <w:t xml:space="preserve">{ </w:t>
-      </w:r>
-      <w:proofErr w:type="gramEnd"/>
-      <w:r>
-        <w:rPr>
-          <w:rFonts w:hint="eastAsia"/>
-        </w:rPr>
-        <w:t>flex: 1;</w:t>
-      </w:r>
-      <w:proofErr w:type="gramStart"/>
-      <w:r>
-        <w:rPr>
-          <w:rFonts w:hint="eastAsia"/>
-        </w:rPr>
-        <w:t xml:space="preserve"> }</w:t>
-      </w:r>
-      <w:proofErr w:type="gramEnd"/>
-      <w:r>
-        <w:rPr>
-          <w:rFonts w:hint="eastAsia"/>
-        </w:rPr>
-        <w:t xml:space="preserve">        /* = flex: 1 1 0</w:t>
-      </w:r>
-      <w:proofErr w:type="gramStart"/>
-      <w:r>
-        <w:rPr>
-          <w:rFonts w:hint="eastAsia"/>
-        </w:rPr>
-        <w:t>%  →</w:t>
-      </w:r>
-      <w:proofErr w:type="gramEnd"/>
-      <w:r>
-        <w:rPr>
-          <w:rFonts w:hint="eastAsia"/>
-        </w:rPr>
-        <w:t xml:space="preserve"> 等分剩余空间 */</w:t>
-      </w:r>
-    </w:p>
-    <w:p>
-      <w:pPr>
-        <w:rPr>
-          <w:rFonts w:hint="eastAsia"/>
-        </w:rPr>
-      </w:pPr>
-      <w:r>
-        <w:rPr>
-          <w:rFonts w:hint="eastAsia"/>
-        </w:rPr>
-        <w:t xml:space="preserve">.item </w:t>
-      </w:r>
-      <w:proofErr w:type="gramStart"/>
-      <w:r>
-        <w:rPr>
-          <w:rFonts w:hint="eastAsia"/>
-        </w:rPr>
-        <w:t xml:space="preserve">{ </w:t>
-      </w:r>
-      <w:proofErr w:type="gramEnd"/>
-      <w:r>
-        <w:rPr>
-          <w:rFonts w:hint="eastAsia"/>
-        </w:rPr>
-        <w:t>flex: auto;</w:t>
-      </w:r>
-      <w:proofErr w:type="gramStart"/>
-      <w:r>
-        <w:rPr>
-          <w:rFonts w:hint="eastAsia"/>
-        </w:rPr>
-        <w:t xml:space="preserve"> }</w:t>
-      </w:r>
-      <w:proofErr w:type="gramEnd"/>
-      <w:r>
-        <w:rPr>
-          <w:rFonts w:hint="eastAsia"/>
-        </w:rPr>
-        <w:t xml:space="preserve">     /* = flex: 1 1 auto → 可伸缩+内容宽度 */</w:t>
-      </w:r>
-    </w:p>
-    <w:p>
-      <w:pPr>
-        <w:rPr>
-          <w:rFonts w:hint="eastAsia"/>
-        </w:rPr>
-      </w:pPr>
-      <w:r>
-        <w:rPr>
-          <w:rFonts w:hint="eastAsia"/>
-        </w:rPr>
-        <w:t xml:space="preserve">.item </w:t>
-      </w:r>
-      <w:proofErr w:type="gramStart"/>
-      <w:r>
-        <w:rPr>
-          <w:rFonts w:hint="eastAsia"/>
-        </w:rPr>
-        <w:t xml:space="preserve">{ </w:t>
-      </w:r>
-      <w:proofErr w:type="gramEnd"/>
-      <w:r>
-        <w:rPr>
-          <w:rFonts w:hint="eastAsia"/>
-        </w:rPr>
-        <w:t>flex: none;</w:t>
-      </w:r>
-      <w:proofErr w:type="gramStart"/>
-      <w:r>
-        <w:rPr>
-          <w:rFonts w:hint="eastAsia"/>
-        </w:rPr>
-        <w:t xml:space="preserve"> }</w:t>
-      </w:r>
-      <w:proofErr w:type="gramEnd"/>
-      <w:r>
-        <w:rPr>
-          <w:rFonts w:hint="eastAsia"/>
-        </w:rPr>
-        <w:t xml:space="preserve">     /* = flex: 0 0 auto → 固定不伸缩 */</w:t>
-      </w:r>
-    </w:p>
-    <w:p>
-      <w:pPr>
-        <w:rPr>
-          <w:rFonts w:hint="eastAsia"/>
-        </w:rPr>
-      </w:pPr>
-      <w:r>
-        <w:rPr>
-          <w:rFonts w:hint="eastAsia"/>
-        </w:rPr>
-        <w:t xml:space="preserve">.item </w:t>
-      </w:r>
-      <w:proofErr w:type="gramStart"/>
-      <w:r>
-        <w:rPr>
-          <w:rFonts w:hint="eastAsia"/>
-        </w:rPr>
-        <w:t xml:space="preserve">{ </w:t>
-      </w:r>
-      <w:proofErr w:type="gramEnd"/>
-      <w:r>
-        <w:rPr>
-          <w:rFonts w:hint="eastAsia"/>
-        </w:rPr>
-        <w:t>flex: 0 0 200px;</w:t>
-      </w:r>
-      <w:proofErr w:type="gramStart"/>
-      <w:r>
-        <w:rPr>
-          <w:rFonts w:hint="eastAsia"/>
-        </w:rPr>
-        <w:t xml:space="preserve"> }</w:t>
-      </w:r>
-      <w:proofErr w:type="gramEnd"/>
-      <w:r>
-        <w:rPr>
-          <w:rFonts w:hint="eastAsia"/>
-        </w:rPr>
-        <w:t>/* 固定200px，不伸缩 */</w:t>
+        <w:t>.item { flex: 1; }        /* = flex: 1 1 0%  → 等分剩余空间 */</w:t>
+      </w:r>
+    </w:p>
+    <w:p>
+      <w:pPr>
+        <w:rPr>
+          <w:rFonts w:hint="eastAsia"/>
+        </w:rPr>
+      </w:pPr>
+      <w:r>
+        <w:rPr>
+          <w:rFonts w:hint="eastAsia"/>
+        </w:rPr>
+        <w:t>.item { flex: auto; }     /* = flex: 1 1 auto → 可伸缩+内容宽度 */</w:t>
+      </w:r>
+    </w:p>
+    <w:p>
+      <w:pPr>
+        <w:rPr>
+          <w:rFonts w:hint="eastAsia"/>
+        </w:rPr>
+      </w:pPr>
+      <w:r>
+        <w:rPr>
+          <w:rFonts w:hint="eastAsia"/>
+        </w:rPr>
+        <w:t>.item { flex: none; }     /* = flex: 0 0 auto → 固定不伸缩 */</w:t>
+      </w:r>
+    </w:p>
+    <w:p>
+      <w:pPr>
+        <w:rPr>
+          <w:rFonts w:hint="eastAsia"/>
+        </w:rPr>
+      </w:pPr>
+      <w:r>
+        <w:rPr>
+          <w:rFonts w:hint="eastAsia"/>
+        </w:rPr>
+        <w:t>.item { flex: 0 0 200px; }/* 固定200px，不伸缩 */</w:t>
       </w:r>
     </w:p>
     <w:p>
@@ -11369,23 +9489,7 @@
         </w:rPr>
       </w:pPr>
       <w:r>
-        <w:t xml:space="preserve">.item </w:t>
-      </w:r>
-      <w:proofErr w:type="gramStart"/>
-      <w:r>
-        <w:t xml:space="preserve">{ </w:t>
-      </w:r>
-      <w:proofErr w:type="gramEnd"/>
-      <w:r>
-        <w:t>flex-basis: auto;</w:t>
-      </w:r>
-      <w:proofErr w:type="gramStart"/>
-      <w:r>
-        <w:t xml:space="preserve"> }</w:t>
-      </w:r>
-      <w:proofErr w:type="gramEnd"/>
-      <w:r>
-        <w:t xml:space="preserve">   </w:t>
+        <w:t xml:space="preserve">.item { flex-basis: auto; }   </w:t>
       </w:r>
       <w:r>
         <w:rPr>
@@ -11402,23 +9506,7 @@
         </w:rPr>
       </w:pPr>
       <w:r>
-        <w:t xml:space="preserve">.item </w:t>
-      </w:r>
-      <w:proofErr w:type="gramStart"/>
-      <w:r>
-        <w:t xml:space="preserve">{ </w:t>
-      </w:r>
-      <w:proofErr w:type="gramEnd"/>
-      <w:r>
-        <w:t>flex-basis: 200px;</w:t>
-      </w:r>
-      <w:proofErr w:type="gramStart"/>
-      <w:r>
-        <w:t xml:space="preserve"> }</w:t>
-      </w:r>
-      <w:proofErr w:type="gramEnd"/>
-      <w:r>
-        <w:t xml:space="preserve">  </w:t>
+        <w:t xml:space="preserve">.item { flex-basis: 200px; }  </w:t>
       </w:r>
       <w:r>
         <w:rPr>
@@ -11435,23 +9523,7 @@
         </w:rPr>
       </w:pPr>
       <w:r>
-        <w:t xml:space="preserve">.item </w:t>
-      </w:r>
-      <w:proofErr w:type="gramStart"/>
-      <w:r>
-        <w:t xml:space="preserve">{ </w:t>
-      </w:r>
-      <w:proofErr w:type="gramEnd"/>
-      <w:r>
-        <w:t>flex-basis: 0;</w:t>
-      </w:r>
-      <w:proofErr w:type="gramStart"/>
-      <w:r>
-        <w:t xml:space="preserve"> }</w:t>
-      </w:r>
-      <w:proofErr w:type="gramEnd"/>
-      <w:r>
-        <w:t xml:space="preserve">      </w:t>
+        <w:t xml:space="preserve">.item { flex-basis: 0; }      </w:t>
       </w:r>
       <w:r>
         <w:rPr>
@@ -11967,30 +10039,8 @@
         <w:rPr>
           <w:rFonts w:hint="eastAsia"/>
         </w:rPr>
-        <w:t xml:space="preserve">absolute垂直居中：top:50%, </w:t>
-      </w:r>
-      <w:proofErr w:type="spellStart"/>
-      <w:r>
-        <w:rPr>
-          <w:rFonts w:hint="eastAsia"/>
-        </w:rPr>
-        <w:t>transform:translate</w:t>
-      </w:r>
-      <w:proofErr w:type="spellEnd"/>
-      <w:r>
-        <w:rPr>
-          <w:rFonts w:hint="eastAsia"/>
-        </w:rPr>
-        <w:t xml:space="preserve">(-50%, </w:t>
-      </w:r>
-      <w:proofErr w:type="gramStart"/>
-      <w:r>
-        <w:rPr>
-          <w:rFonts w:hint="eastAsia"/>
-        </w:rPr>
-        <w:t>-50%)</w:t>
-      </w:r>
-      <w:proofErr w:type="gramEnd"/>
+        <w:t>absolute垂直居中：top:50%, transform:translate(-50%, -50%)</w:t>
+      </w:r>
     </w:p>
     <w:p>
       <w:pPr>
@@ -12269,13 +10319,8 @@
         <w:t>Transform</w:t>
       </w:r>
       <w:r>
-        <w:t>不触发重排</w:t>
-      </w:r>
-      <w:proofErr w:type="gramStart"/>
-      <w:r>
-        <w:t>(reflow)</w:t>
-      </w:r>
-      <w:proofErr w:type="gramEnd"/>
+        <w:t>不触发重排(reflow)</w:t>
+      </w:r>
       <w:r>
         <w:rPr>
           <w:rFonts w:hint="eastAsia"/>

--- a/lesson.docx
+++ b/lesson.docx
@@ -3343,13 +3343,6 @@
       <w:pPr>
         <w:rPr>
           <w:rFonts w:hint="eastAsia"/>
-        </w:rPr>
-      </w:pPr>
-    </w:p>
-    <w:p>
-      <w:pPr>
-        <w:rPr>
-          <w:rFonts w:hint="eastAsia"/>
           <w:b/>
           <w:bCs/>
         </w:rPr>
@@ -3497,17 +3490,17 @@
         </w:rPr>
       </w:pPr>
       <w:r>
+        <w:t>javascript</w:t>
+      </w:r>
+    </w:p>
+    <w:p>
+      <w:pPr>
+        <w:rPr>
+          <w:rFonts w:hint="eastAsia"/>
+        </w:rPr>
+      </w:pPr>
+      <w:r>
         <w:lastRenderedPageBreak/>
-        <w:t>javascript</w:t>
-      </w:r>
-    </w:p>
-    <w:p>
-      <w:pPr>
-        <w:rPr>
-          <w:rFonts w:hint="eastAsia"/>
-        </w:rPr>
-      </w:pPr>
-      <w:r>
         <w:t>编辑</w:t>
       </w:r>
     </w:p>
@@ -4124,7 +4117,6 @@
               </w:rPr>
             </w:pPr>
             <w:r>
-              <w:lastRenderedPageBreak/>
               <w:t>Array.from(obj)</w:t>
             </w:r>
           </w:p>
@@ -4201,6 +4193,7 @@
               </w:rPr>
             </w:pPr>
             <w:r>
+              <w:lastRenderedPageBreak/>
               <w:t>[...obj]</w:t>
             </w:r>
           </w:p>
@@ -5093,7 +5086,6 @@
                 <w:b/>
                 <w:bCs/>
               </w:rPr>
-              <w:lastRenderedPageBreak/>
               <w:t>关系</w:t>
             </w:r>
           </w:p>
@@ -5172,6 +5164,7 @@
           <w:b/>
           <w:bCs/>
         </w:rPr>
+        <w:lastRenderedPageBreak/>
         <w:t>💡</w:t>
       </w:r>
       <w:r>
@@ -5655,7 +5648,6 @@
         </w:rPr>
       </w:pPr>
       <w:r>
-        <w:lastRenderedPageBreak/>
         <w:t>nth-child</w:t>
       </w:r>
     </w:p>
@@ -6457,7 +6449,6 @@
           <w:i/>
           <w:iCs/>
         </w:rPr>
-        <w:lastRenderedPageBreak/>
         <w:t xml:space="preserve">/* </w:t>
       </w:r>
       <w:r>
@@ -6537,6 +6528,7 @@
           <w:b/>
           <w:bCs/>
         </w:rPr>
+        <w:lastRenderedPageBreak/>
         <w:t>2. :has() — 父级/关系选择器</w:t>
       </w:r>
     </w:p>
@@ -6984,47 +6976,47 @@
           <w:i/>
           <w:iCs/>
         </w:rPr>
+        <w:t>/* 没有 href 属性的 &lt;a&gt; */</w:t>
+      </w:r>
+    </w:p>
+    <w:p>
+      <w:pPr>
+        <w:rPr>
+          <w:rFonts w:hint="eastAsia"/>
+        </w:rPr>
+      </w:pPr>
+      <w:r>
+        <w:t>a:not([href]) {</w:t>
+      </w:r>
+    </w:p>
+    <w:p>
+      <w:pPr>
+        <w:rPr>
+          <w:rFonts w:hint="eastAsia"/>
+        </w:rPr>
+      </w:pPr>
+      <w:r>
+        <w:t xml:space="preserve">  cursor: default;</w:t>
+      </w:r>
+    </w:p>
+    <w:p>
+      <w:pPr>
+        <w:rPr>
+          <w:rFonts w:hint="eastAsia"/>
+        </w:rPr>
+      </w:pPr>
+      <w:r>
+        <w:t xml:space="preserve">  text-decoration: none;</w:t>
+      </w:r>
+    </w:p>
+    <w:p>
+      <w:pPr>
+        <w:rPr>
+          <w:rFonts w:hint="eastAsia"/>
+        </w:rPr>
+      </w:pPr>
+      <w:r>
         <w:lastRenderedPageBreak/>
-        <w:t>/* 没有 href 属性的 &lt;a&gt; */</w:t>
-      </w:r>
-    </w:p>
-    <w:p>
-      <w:pPr>
-        <w:rPr>
-          <w:rFonts w:hint="eastAsia"/>
-        </w:rPr>
-      </w:pPr>
-      <w:r>
-        <w:t>a:not([href]) {</w:t>
-      </w:r>
-    </w:p>
-    <w:p>
-      <w:pPr>
-        <w:rPr>
-          <w:rFonts w:hint="eastAsia"/>
-        </w:rPr>
-      </w:pPr>
-      <w:r>
-        <w:t xml:space="preserve">  cursor: default;</w:t>
-      </w:r>
-    </w:p>
-    <w:p>
-      <w:pPr>
-        <w:rPr>
-          <w:rFonts w:hint="eastAsia"/>
-        </w:rPr>
-      </w:pPr>
-      <w:r>
-        <w:t xml:space="preserve">  text-decoration: none;</w:t>
-      </w:r>
-    </w:p>
-    <w:p>
-      <w:pPr>
-        <w:rPr>
-          <w:rFonts w:hint="eastAsia"/>
-        </w:rPr>
-      </w:pPr>
-      <w:r>
         <w:t>}</w:t>
       </w:r>
     </w:p>
@@ -7502,7 +7494,6 @@
         </w:rPr>
       </w:pPr>
       <w:r>
-        <w:lastRenderedPageBreak/>
         <w:t xml:space="preserve">  content: "[内容为空]";</w:t>
       </w:r>
     </w:p>
@@ -7544,6 +7535,7 @@
           <w:i/>
           <w:iCs/>
         </w:rPr>
+        <w:lastRenderedPageBreak/>
         <w:t>/* 3. 除最后一个段落外的所有 p 加底部分隔线 */</w:t>
       </w:r>
     </w:p>
@@ -8421,6 +8413,7 @@
           <w:b/>
           <w:bCs/>
         </w:rPr>
+        <w:lastRenderedPageBreak/>
         <w:t>总结</w:t>
       </w:r>
     </w:p>
@@ -8629,6 +8622,7 @@
         </w:rPr>
       </w:pPr>
       <w:r>
+        <w:lastRenderedPageBreak/>
         <w:t>选择器讲解：重点讲解 has 选择器，它是一种父级条件选择器，能根据子元素状态确定父元素状态，通过输入框聚焦改变父元素样式的例子说明其联动效果；ins 是选择性合并，等价于将多个元素并列书写；not 是排除，empty 针对无内容的元素，使用时要注意无换行和空格。</w:t>
       </w:r>
     </w:p>
@@ -9037,7 +9031,6 @@
           <w:b/>
           <w:bCs/>
         </w:rPr>
-        <w:lastRenderedPageBreak/>
         <w:t>其他交流与后续安排</w:t>
       </w:r>
     </w:p>
@@ -9084,7 +9077,11 @@
         </w:rPr>
       </w:pPr>
       <w:r>
-        <w:t>课程难度：若学员觉得内容简单，可完整讲解后跳过，老师会根据学员情况调整难度。</w:t>
+        <w:t>课程难度：若学员觉得内容简单，可完整讲解后跳过，老师会根据</w:t>
+      </w:r>
+      <w:r>
+        <w:lastRenderedPageBreak/>
+        <w:t>学员情况调整难度。</w:t>
       </w:r>
     </w:p>
     <w:p>
@@ -9598,6 +9595,7 @@
         <w:rPr>
           <w:rFonts w:hint="eastAsia"/>
         </w:rPr>
+        <w:lastRenderedPageBreak/>
         <w:t>0719 grid</w:t>
       </w:r>
     </w:p>
@@ -10113,6 +10111,7 @@
         <w:rPr>
           <w:rFonts w:hint="eastAsia"/>
         </w:rPr>
+        <w:lastRenderedPageBreak/>
         <w:t>0802</w:t>
       </w:r>
       <w:r>

--- a/lesson.docx
+++ b/lesson.docx
@@ -2335,8 +2335,13 @@
       </w:r>
       <w:r>
         <w:lastRenderedPageBreak/>
-        <w:t>BG-color: white; 。</w:t>
-      </w:r>
+        <w:t>BG-color: white;</w:t>
+      </w:r>
+      <w:proofErr w:type="gramStart"/>
+      <w:r>
+        <w:t xml:space="preserve"> 。</w:t>
+      </w:r>
+      <w:proofErr w:type="gramEnd"/>
     </w:p>
     <w:p>
       <w:pPr>
@@ -2356,7 +2361,23 @@
         <w:t>CSS 变量使用</w:t>
       </w:r>
       <w:r>
-        <w:t>：使用var()函数，在选择器中取值，如html { color: var(--Text-color); } 。</w:t>
+        <w:t xml:space="preserve">：使用var()函数，在选择器中取值，如html </w:t>
+      </w:r>
+      <w:proofErr w:type="gramStart"/>
+      <w:r>
+        <w:t xml:space="preserve">{ </w:t>
+      </w:r>
+      <w:proofErr w:type="gramEnd"/>
+      <w:r>
+        <w:t>color: var(--Text-color);</w:t>
+      </w:r>
+      <w:proofErr w:type="gramStart"/>
+      <w:r>
+        <w:t xml:space="preserve"> }</w:t>
+      </w:r>
+      <w:proofErr w:type="gramEnd"/>
+      <w:r>
+        <w:t xml:space="preserve"> 。</w:t>
       </w:r>
     </w:p>
     <w:p>
@@ -2440,7 +2461,15 @@
         <w:t>具体代码</w:t>
       </w:r>
       <w:r>
-        <w:t>：用document.documentElement表示 HTML 根节点，使用toggle()方法添加或移除类。</w:t>
+        <w:t>：用</w:t>
+      </w:r>
+      <w:proofErr w:type="spellStart"/>
+      <w:r>
+        <w:t>document.documentElement</w:t>
+      </w:r>
+      <w:proofErr w:type="spellEnd"/>
+      <w:r>
+        <w:t>表示 HTML 根节点，使用toggle()方法添加或移除类。</w:t>
       </w:r>
     </w:p>
     <w:p>
@@ -2469,11 +2498,19 @@
           <w:rFonts w:hint="eastAsia"/>
         </w:rPr>
       </w:pPr>
-      <w:r>
-        <w:rPr>
-          <w:rFonts w:hint="eastAsia"/>
-        </w:rPr>
-        <w:t>Var(--XX, #000000)</w:t>
+      <w:proofErr w:type="gramStart"/>
+      <w:r>
+        <w:rPr>
+          <w:rFonts w:hint="eastAsia"/>
+        </w:rPr>
+        <w:t>Var(</w:t>
+      </w:r>
+      <w:proofErr w:type="gramEnd"/>
+      <w:r>
+        <w:rPr>
+          <w:rFonts w:hint="eastAsia"/>
+        </w:rPr>
+        <w:t>--XX, #000000)</w:t>
       </w:r>
     </w:p>
     <w:p>
@@ -2495,38 +2532,62 @@
           <w:rFonts w:hint="eastAsia"/>
         </w:rPr>
       </w:pPr>
-      <w:r>
-        <w:rPr>
-          <w:rFonts w:hint="eastAsia"/>
-        </w:rPr>
-        <w:t>Min()</w:t>
-      </w:r>
-    </w:p>
-    <w:p>
-      <w:pPr>
-        <w:rPr>
-          <w:rFonts w:hint="eastAsia"/>
-        </w:rPr>
-      </w:pPr>
-      <w:r>
-        <w:rPr>
-          <w:rFonts w:hint="eastAsia"/>
-        </w:rPr>
-        <w:t>Max()</w:t>
-      </w:r>
-    </w:p>
-    <w:p>
-      <w:pPr>
-        <w:rPr>
-          <w:rFonts w:hint="eastAsia"/>
-        </w:rPr>
-      </w:pPr>
-      <w:r>
-        <w:rPr>
-          <w:rFonts w:hint="eastAsia"/>
-        </w:rPr>
-        <w:t>Clamp(最小值，理想值，最大值)</w:t>
-      </w:r>
+      <w:proofErr w:type="gramStart"/>
+      <w:r>
+        <w:rPr>
+          <w:rFonts w:hint="eastAsia"/>
+        </w:rPr>
+        <w:t>Min(</w:t>
+      </w:r>
+      <w:proofErr w:type="gramEnd"/>
+      <w:r>
+        <w:rPr>
+          <w:rFonts w:hint="eastAsia"/>
+        </w:rPr>
+        <w:t>)</w:t>
+      </w:r>
+    </w:p>
+    <w:p>
+      <w:pPr>
+        <w:rPr>
+          <w:rFonts w:hint="eastAsia"/>
+        </w:rPr>
+      </w:pPr>
+      <w:proofErr w:type="gramStart"/>
+      <w:r>
+        <w:rPr>
+          <w:rFonts w:hint="eastAsia"/>
+        </w:rPr>
+        <w:t>Max(</w:t>
+      </w:r>
+      <w:proofErr w:type="gramEnd"/>
+      <w:r>
+        <w:rPr>
+          <w:rFonts w:hint="eastAsia"/>
+        </w:rPr>
+        <w:t>)</w:t>
+      </w:r>
+    </w:p>
+    <w:p>
+      <w:pPr>
+        <w:rPr>
+          <w:rFonts w:hint="eastAsia"/>
+        </w:rPr>
+      </w:pPr>
+      <w:r>
+        <w:rPr>
+          <w:rFonts w:hint="eastAsia"/>
+        </w:rPr>
+        <w:t>Clamp(最小值，理想值，最大</w:t>
+      </w:r>
+      <w:proofErr w:type="gramStart"/>
+      <w:r>
+        <w:rPr>
+          <w:rFonts w:hint="eastAsia"/>
+        </w:rPr>
+        <w:t>值)</w:t>
+      </w:r>
+      <w:proofErr w:type="gramEnd"/>
       <w:r>
         <w:rPr>
           <w:rFonts w:hint="eastAsia"/>
@@ -2570,8 +2631,16 @@
         <w:rPr>
           <w:rFonts w:hint="eastAsia"/>
         </w:rPr>
-        <w:t xml:space="preserve"> vite</w:t>
-      </w:r>
+        <w:t xml:space="preserve"> </w:t>
+      </w:r>
+      <w:proofErr w:type="spellStart"/>
+      <w:r>
+        <w:rPr>
+          <w:rFonts w:hint="eastAsia"/>
+        </w:rPr>
+        <w:t>vite</w:t>
+      </w:r>
+      <w:proofErr w:type="spellEnd"/>
       <w:r>
         <w:rPr>
           <w:rFonts w:hint="eastAsia"/>
@@ -2598,11 +2667,27 @@
           <w:rFonts w:hint="eastAsia"/>
         </w:rPr>
       </w:pPr>
-      <w:r>
-        <w:rPr>
-          <w:rFonts w:hint="eastAsia"/>
-        </w:rPr>
-        <w:t>.baseStyle{</w:t>
+      <w:proofErr w:type="gramStart"/>
+      <w:r>
+        <w:rPr>
+          <w:rFonts w:hint="eastAsia"/>
+        </w:rPr>
+        <w:t>.</w:t>
+      </w:r>
+      <w:proofErr w:type="spellStart"/>
+      <w:r>
+        <w:rPr>
+          <w:rFonts w:hint="eastAsia"/>
+        </w:rPr>
+        <w:t>baseStyle</w:t>
+      </w:r>
+      <w:proofErr w:type="spellEnd"/>
+      <w:proofErr w:type="gramEnd"/>
+      <w:r>
+        <w:rPr>
+          <w:rFonts w:hint="eastAsia"/>
+        </w:rPr>
+        <w:t>{</w:t>
       </w:r>
     </w:p>
     <w:p>
@@ -2650,38 +2735,76 @@
           <w:rFonts w:hint="eastAsia"/>
         </w:rPr>
       </w:pPr>
-      <w:r>
-        <w:rPr>
-          <w:rFonts w:hint="eastAsia"/>
-        </w:rPr>
-        <w:t>.primaryButton{</w:t>
-      </w:r>
-    </w:p>
-    <w:p>
-      <w:pPr>
-        <w:rPr>
-          <w:rFonts w:hint="eastAsia"/>
-        </w:rPr>
-      </w:pPr>
-      <w:r>
-        <w:rPr>
-          <w:rFonts w:hint="eastAsia"/>
-        </w:rPr>
-        <w:t xml:space="preserve">    composes: baseStyle baseStyle1 baseStyle2</w:t>
-      </w:r>
-    </w:p>
-    <w:p>
-      <w:pPr>
-        <w:rPr>
-          <w:rFonts w:hint="eastAsia"/>
-        </w:rPr>
-      </w:pPr>
-      <w:r>
-        <w:rPr>
-          <w:rFonts w:hint="eastAsia"/>
-        </w:rPr>
-        <w:t xml:space="preserve">    color:XXX</w:t>
-      </w:r>
+      <w:proofErr w:type="gramStart"/>
+      <w:r>
+        <w:rPr>
+          <w:rFonts w:hint="eastAsia"/>
+        </w:rPr>
+        <w:t>.</w:t>
+      </w:r>
+      <w:proofErr w:type="spellStart"/>
+      <w:r>
+        <w:rPr>
+          <w:rFonts w:hint="eastAsia"/>
+        </w:rPr>
+        <w:t>primaryButton</w:t>
+      </w:r>
+      <w:proofErr w:type="spellEnd"/>
+      <w:proofErr w:type="gramEnd"/>
+      <w:r>
+        <w:rPr>
+          <w:rFonts w:hint="eastAsia"/>
+        </w:rPr>
+        <w:t>{</w:t>
+      </w:r>
+    </w:p>
+    <w:p>
+      <w:pPr>
+        <w:rPr>
+          <w:rFonts w:hint="eastAsia"/>
+        </w:rPr>
+      </w:pPr>
+      <w:r>
+        <w:rPr>
+          <w:rFonts w:hint="eastAsia"/>
+        </w:rPr>
+        <w:t xml:space="preserve">    composes: </w:t>
+      </w:r>
+      <w:proofErr w:type="spellStart"/>
+      <w:r>
+        <w:rPr>
+          <w:rFonts w:hint="eastAsia"/>
+        </w:rPr>
+        <w:t>baseStyle</w:t>
+      </w:r>
+      <w:proofErr w:type="spellEnd"/>
+      <w:r>
+        <w:rPr>
+          <w:rFonts w:hint="eastAsia"/>
+        </w:rPr>
+        <w:t xml:space="preserve"> baseStyle1 baseStyle2</w:t>
+      </w:r>
+    </w:p>
+    <w:p>
+      <w:pPr>
+        <w:rPr>
+          <w:rFonts w:hint="eastAsia"/>
+        </w:rPr>
+      </w:pPr>
+      <w:r>
+        <w:rPr>
+          <w:rFonts w:hint="eastAsia"/>
+        </w:rPr>
+        <w:t xml:space="preserve">    </w:t>
+      </w:r>
+      <w:proofErr w:type="spellStart"/>
+      <w:r>
+        <w:rPr>
+          <w:rFonts w:hint="eastAsia"/>
+        </w:rPr>
+        <w:t>color:XXX</w:t>
+      </w:r>
+      <w:proofErr w:type="spellEnd"/>
     </w:p>
     <w:p>
       <w:pPr>
@@ -2718,12 +2841,14 @@
       <w:r>
         <w:t>Cascading</w:t>
       </w:r>
+      <w:proofErr w:type="gramStart"/>
       <w:r>
         <w:rPr>
           <w:rFonts w:hint="eastAsia"/>
         </w:rPr>
         <w:t>(层叠性)</w:t>
       </w:r>
+      <w:proofErr w:type="gramEnd"/>
       <w:r>
         <w:t xml:space="preserve"> Style Sheets</w:t>
       </w:r>
@@ -2745,7 +2870,35 @@
         <w:rPr>
           <w:rFonts w:hint="eastAsia"/>
         </w:rPr>
-        <w:t>作业：Classlist的返回，伪数组，使用Array.from转换</w:t>
+        <w:t>作业：</w:t>
+      </w:r>
+      <w:proofErr w:type="spellStart"/>
+      <w:r>
+        <w:rPr>
+          <w:rFonts w:hint="eastAsia"/>
+        </w:rPr>
+        <w:t>Classlist</w:t>
+      </w:r>
+      <w:proofErr w:type="spellEnd"/>
+      <w:r>
+        <w:rPr>
+          <w:rFonts w:hint="eastAsia"/>
+        </w:rPr>
+        <w:t>的返回，伪数组，使用</w:t>
+      </w:r>
+      <w:proofErr w:type="spellStart"/>
+      <w:r>
+        <w:rPr>
+          <w:rFonts w:hint="eastAsia"/>
+        </w:rPr>
+        <w:t>Array.from</w:t>
+      </w:r>
+      <w:proofErr w:type="spellEnd"/>
+      <w:r>
+        <w:rPr>
+          <w:rFonts w:hint="eastAsia"/>
+        </w:rPr>
+        <w:t>转换</w:t>
       </w:r>
     </w:p>
     <w:p>
@@ -2803,7 +2956,15 @@
         <w:t>复习与作业</w:t>
       </w:r>
       <w:r>
-        <w:t>：回顾上节课 SNS 主题页切换相关内容，本次课后作业为研究 classList，包括其返回值、转换数组方法及常用操作。</w:t>
+        <w:t xml:space="preserve">：回顾上节课 SNS 主题页切换相关内容，本次课后作业为研究 </w:t>
+      </w:r>
+      <w:proofErr w:type="spellStart"/>
+      <w:r>
+        <w:t>classList</w:t>
+      </w:r>
+      <w:proofErr w:type="spellEnd"/>
+      <w:r>
+        <w:t>，包括其返回值、转换数组方法及常用操作。</w:t>
       </w:r>
     </w:p>
     <w:p>
@@ -2866,7 +3027,23 @@
         <w:t>作用域</w:t>
       </w:r>
       <w:r>
-        <w:t>：变量放在 HTML 里是全局变量，放在特定选择器如 div.card 中是局部变量，遵循就近原则，:root 是伪类，优先级比 HTML 高。</w:t>
+        <w:t xml:space="preserve">：变量放在 HTML 里是全局变量，放在特定选择器如 </w:t>
+      </w:r>
+      <w:proofErr w:type="spellStart"/>
+      <w:r>
+        <w:t>div.card</w:t>
+      </w:r>
+      <w:proofErr w:type="spellEnd"/>
+      <w:r>
+        <w:t xml:space="preserve"> 中是局部变量，遵循就近原则</w:t>
+      </w:r>
+      <w:proofErr w:type="gramStart"/>
+      <w:r>
+        <w:t>，:</w:t>
+      </w:r>
+      <w:proofErr w:type="gramEnd"/>
+      <w:r>
+        <w:t>root 是伪类，优先级比 HTML 高。</w:t>
       </w:r>
     </w:p>
     <w:p>
@@ -3224,7 +3401,15 @@
         <w:t>存储</w:t>
       </w:r>
       <w:r>
-        <w:t>：写在独立的.css 文件，或 style 标签里，浏览器通过 CSS 解析器读取。</w:t>
+        <w:t>：写在独立的.</w:t>
+      </w:r>
+      <w:proofErr w:type="spellStart"/>
+      <w:r>
+        <w:t>css</w:t>
+      </w:r>
+      <w:proofErr w:type="spellEnd"/>
+      <w:r>
+        <w:t xml:space="preserve"> 文件，或 style 标签里，浏览器通过 CSS 解析器读取。</w:t>
       </w:r>
     </w:p>
     <w:p>
@@ -3352,35 +3537,70 @@
           <w:b/>
           <w:bCs/>
         </w:rPr>
-        <w:t>1. classList 的返回值：DOMTokenList</w:t>
-      </w:r>
-    </w:p>
-    <w:p>
-      <w:pPr>
-        <w:rPr>
-          <w:rFonts w:hint="eastAsia"/>
-        </w:rPr>
-      </w:pPr>
-      <w:r>
-        <w:t>当你访问一个元素的 element.classList 时，返回的</w:t>
-      </w:r>
+        <w:t xml:space="preserve">1. </w:t>
+      </w:r>
+      <w:proofErr w:type="spellStart"/>
       <w:r>
         <w:rPr>
           <w:b/>
           <w:bCs/>
         </w:rPr>
-        <w:t>不是</w:t>
-      </w:r>
-      <w:r>
-        <w:t>普通的 JavaScript 数组，而是一个 </w:t>
-      </w:r>
+        <w:t>classList</w:t>
+      </w:r>
+      <w:proofErr w:type="spellEnd"/>
       <w:r>
         <w:rPr>
           <w:b/>
           <w:bCs/>
         </w:rPr>
+        <w:t xml:space="preserve"> 的返回值：</w:t>
+      </w:r>
+      <w:proofErr w:type="spellStart"/>
+      <w:r>
+        <w:rPr>
+          <w:b/>
+          <w:bCs/>
+        </w:rPr>
         <w:t>DOMTokenList</w:t>
       </w:r>
+      <w:proofErr w:type="spellEnd"/>
+    </w:p>
+    <w:p>
+      <w:pPr>
+        <w:rPr>
+          <w:rFonts w:hint="eastAsia"/>
+        </w:rPr>
+      </w:pPr>
+      <w:r>
+        <w:t>当你访问一个元素的 </w:t>
+      </w:r>
+      <w:proofErr w:type="spellStart"/>
+      <w:r>
+        <w:t>element.classList</w:t>
+      </w:r>
+      <w:proofErr w:type="spellEnd"/>
+      <w:r>
+        <w:t> 时，返回的</w:t>
+      </w:r>
+      <w:r>
+        <w:rPr>
+          <w:b/>
+          <w:bCs/>
+        </w:rPr>
+        <w:t>不是</w:t>
+      </w:r>
+      <w:r>
+        <w:t>普通的 JavaScript 数组，而是一个 </w:t>
+      </w:r>
+      <w:proofErr w:type="spellStart"/>
+      <w:r>
+        <w:rPr>
+          <w:b/>
+          <w:bCs/>
+        </w:rPr>
+        <w:t>DOMTokenList</w:t>
+      </w:r>
+      <w:proofErr w:type="spellEnd"/>
       <w:r>
         <w:t> 对象。</w:t>
       </w:r>
@@ -3424,7 +3644,23 @@
         </w:rPr>
       </w:pPr>
       <w:r>
-        <w:t>add(className) / remove(className)</w:t>
+        <w:t>add(</w:t>
+      </w:r>
+      <w:proofErr w:type="spellStart"/>
+      <w:r>
+        <w:t>className</w:t>
+      </w:r>
+      <w:proofErr w:type="spellEnd"/>
+      <w:r>
+        <w:t>) / remove(</w:t>
+      </w:r>
+      <w:proofErr w:type="spellStart"/>
+      <w:r>
+        <w:t>className</w:t>
+      </w:r>
+      <w:proofErr w:type="spellEnd"/>
+      <w:r>
+        <w:t>)</w:t>
       </w:r>
     </w:p>
     <w:p>
@@ -3438,7 +3674,15 @@
         </w:rPr>
       </w:pPr>
       <w:r>
-        <w:t>toggle(className)</w:t>
+        <w:t>toggle(</w:t>
+      </w:r>
+      <w:proofErr w:type="spellStart"/>
+      <w:r>
+        <w:t>className</w:t>
+      </w:r>
+      <w:proofErr w:type="spellEnd"/>
+      <w:r>
+        <w:t>)</w:t>
       </w:r>
     </w:p>
     <w:p>
@@ -3452,7 +3696,15 @@
         </w:rPr>
       </w:pPr>
       <w:r>
-        <w:t>contains(className)</w:t>
+        <w:t>contains(</w:t>
+      </w:r>
+      <w:proofErr w:type="spellStart"/>
+      <w:r>
+        <w:t>className</w:t>
+      </w:r>
+      <w:proofErr w:type="spellEnd"/>
+      <w:r>
+        <w:t>)</w:t>
       </w:r>
     </w:p>
     <w:p>
@@ -3465,8 +3717,13 @@
           <w:rFonts w:hint="eastAsia"/>
         </w:rPr>
       </w:pPr>
-      <w:r>
-        <w:t>replace(old, new)</w:t>
+      <w:proofErr w:type="gramStart"/>
+      <w:r>
+        <w:t>replace(</w:t>
+      </w:r>
+      <w:proofErr w:type="gramEnd"/>
+      <w:r>
+        <w:t>old, new)</w:t>
       </w:r>
     </w:p>
     <w:p>
@@ -3480,18 +3737,41 @@
         </w:rPr>
       </w:pPr>
       <w:r>
-        <w:t>局限性：它没有数组的高阶方法，如 map(), filter(), reduce(), forEach() (注：现代浏览器已支持 forEach，但 map/filter 仍不支持)。</w:t>
-      </w:r>
-    </w:p>
-    <w:p>
-      <w:pPr>
-        <w:rPr>
-          <w:rFonts w:hint="eastAsia"/>
-        </w:rPr>
-      </w:pPr>
+        <w:t>局限性：它没有数组的高阶方法，如 map(), filter(), reduce(), </w:t>
+      </w:r>
+      <w:proofErr w:type="spellStart"/>
+      <w:r>
+        <w:t>forEach</w:t>
+      </w:r>
+      <w:proofErr w:type="spellEnd"/>
+      <w:r>
+        <w:t xml:space="preserve">() (注：现代浏览器已支持 </w:t>
+      </w:r>
+      <w:proofErr w:type="spellStart"/>
+      <w:r>
+        <w:t>forEach</w:t>
+      </w:r>
+      <w:proofErr w:type="spellEnd"/>
+      <w:r>
+        <w:t>，但 map/filter 仍不支</w:t>
+      </w:r>
+      <w:proofErr w:type="gramStart"/>
+      <w:r>
+        <w:t>持)。</w:t>
+      </w:r>
+      <w:proofErr w:type="gramEnd"/>
+    </w:p>
+    <w:p>
+      <w:pPr>
+        <w:rPr>
+          <w:rFonts w:hint="eastAsia"/>
+        </w:rPr>
+      </w:pPr>
+      <w:proofErr w:type="spellStart"/>
       <w:r>
         <w:t>javascript</w:t>
       </w:r>
+      <w:proofErr w:type="spellEnd"/>
     </w:p>
     <w:p>
       <w:pPr>
@@ -3511,17 +3791,45 @@
         </w:rPr>
       </w:pPr>
       <w:r>
-        <w:t>const el = document.querySelector('.box');</w:t>
-      </w:r>
-    </w:p>
-    <w:p>
-      <w:pPr>
-        <w:rPr>
-          <w:rFonts w:hint="eastAsia"/>
-        </w:rPr>
-      </w:pPr>
-      <w:r>
-        <w:t xml:space="preserve">console.log(el.classList); </w:t>
+        <w:t xml:space="preserve">const el = </w:t>
+      </w:r>
+      <w:proofErr w:type="spellStart"/>
+      <w:proofErr w:type="gramStart"/>
+      <w:r>
+        <w:t>document.querySelector</w:t>
+      </w:r>
+      <w:proofErr w:type="spellEnd"/>
+      <w:proofErr w:type="gramEnd"/>
+      <w:r>
+        <w:t>(</w:t>
+      </w:r>
+      <w:proofErr w:type="gramStart"/>
+      <w:r>
+        <w:t>'.box</w:t>
+      </w:r>
+      <w:proofErr w:type="gramEnd"/>
+      <w:r>
+        <w:t>');</w:t>
+      </w:r>
+    </w:p>
+    <w:p>
+      <w:pPr>
+        <w:rPr>
+          <w:rFonts w:hint="eastAsia"/>
+        </w:rPr>
+      </w:pPr>
+      <w:r>
+        <w:t>console.log(</w:t>
+      </w:r>
+      <w:proofErr w:type="spellStart"/>
+      <w:proofErr w:type="gramStart"/>
+      <w:r>
+        <w:t>el.classList</w:t>
+      </w:r>
+      <w:proofErr w:type="spellEnd"/>
+      <w:proofErr w:type="gramEnd"/>
+      <w:r>
+        <w:t xml:space="preserve">); </w:t>
       </w:r>
     </w:p>
     <w:p>
@@ -3535,7 +3843,23 @@
           <w:i/>
           <w:iCs/>
         </w:rPr>
-        <w:t>// 输出: DOMTokenList ["active", "visible", length: 2, value: "active visible"]</w:t>
+        <w:t xml:space="preserve">// 输出: </w:t>
+      </w:r>
+      <w:proofErr w:type="spellStart"/>
+      <w:r>
+        <w:rPr>
+          <w:i/>
+          <w:iCs/>
+        </w:rPr>
+        <w:t>DOMTokenList</w:t>
+      </w:r>
+      <w:proofErr w:type="spellEnd"/>
+      <w:r>
+        <w:rPr>
+          <w:i/>
+          <w:iCs/>
+        </w:rPr>
+        <w:t xml:space="preserve"> ["active", "visible", length: 2, value: "active visible"]</w:t>
       </w:r>
     </w:p>
     <w:p>
@@ -3580,7 +3904,23 @@
           <w:b/>
           <w:bCs/>
         </w:rPr>
-        <w:t>拥有数字索引和 length 属性，但没有继承自 Array.prototype 方法的对象</w:t>
+        <w:t>拥有数字索引和 length 属性，但没有继承自 </w:t>
+      </w:r>
+      <w:proofErr w:type="spellStart"/>
+      <w:r>
+        <w:rPr>
+          <w:b/>
+          <w:bCs/>
+        </w:rPr>
+        <w:t>Array.prototype</w:t>
+      </w:r>
+      <w:proofErr w:type="spellEnd"/>
+      <w:r>
+        <w:rPr>
+          <w:b/>
+          <w:bCs/>
+        </w:rPr>
+        <w:t> 方法的对象</w:t>
       </w:r>
       <w:r>
         <w:t>。</w:t>
@@ -3612,8 +3952,21 @@
           <w:rFonts w:hint="eastAsia"/>
         </w:rPr>
       </w:pPr>
-      <w:r>
-        <w:t>DOMTokenList (classList)</w:t>
+      <w:proofErr w:type="spellStart"/>
+      <w:r>
+        <w:t>DOMTokenList</w:t>
+      </w:r>
+      <w:proofErr w:type="spellEnd"/>
+      <w:r>
+        <w:t> (</w:t>
+      </w:r>
+      <w:proofErr w:type="spellStart"/>
+      <w:r>
+        <w:t>classList</w:t>
+      </w:r>
+      <w:proofErr w:type="spellEnd"/>
+      <w:r>
+        <w:t>)</w:t>
       </w:r>
     </w:p>
     <w:p>
@@ -3626,9 +3979,27 @@
           <w:rFonts w:hint="eastAsia"/>
         </w:rPr>
       </w:pPr>
-      <w:r>
-        <w:t>NodeList (document.querySelectorAll() 的返回值)</w:t>
-      </w:r>
+      <w:proofErr w:type="spellStart"/>
+      <w:r>
+        <w:t>NodeList</w:t>
+      </w:r>
+      <w:proofErr w:type="spellEnd"/>
+      <w:r>
+        <w:t> (</w:t>
+      </w:r>
+      <w:proofErr w:type="spellStart"/>
+      <w:r>
+        <w:t>document.querySelectorAll</w:t>
+      </w:r>
+      <w:proofErr w:type="spellEnd"/>
+      <w:r>
+        <w:t>() 的返回</w:t>
+      </w:r>
+      <w:proofErr w:type="gramStart"/>
+      <w:r>
+        <w:t>值)</w:t>
+      </w:r>
+      <w:proofErr w:type="gramEnd"/>
     </w:p>
     <w:p>
       <w:pPr>
@@ -3640,9 +4011,27 @@
           <w:rFonts w:hint="eastAsia"/>
         </w:rPr>
       </w:pPr>
-      <w:r>
-        <w:t>HTMLCollection (document.getElementsByClassName() 的返回值)</w:t>
-      </w:r>
+      <w:proofErr w:type="spellStart"/>
+      <w:r>
+        <w:t>HTMLCollection</w:t>
+      </w:r>
+      <w:proofErr w:type="spellEnd"/>
+      <w:r>
+        <w:t> (</w:t>
+      </w:r>
+      <w:proofErr w:type="spellStart"/>
+      <w:r>
+        <w:t>document.getElementsByClassName</w:t>
+      </w:r>
+      <w:proofErr w:type="spellEnd"/>
+      <w:r>
+        <w:t>() 的返回</w:t>
+      </w:r>
+      <w:proofErr w:type="gramStart"/>
+      <w:r>
+        <w:t>值)</w:t>
+      </w:r>
+      <w:proofErr w:type="gramEnd"/>
     </w:p>
     <w:p>
       <w:pPr>
@@ -3709,52 +4098,73 @@
           <w:b/>
           <w:bCs/>
         </w:rPr>
-        <w:t>3. 使用 Array.from() 进行转换</w:t>
-      </w:r>
-    </w:p>
-    <w:p>
-      <w:pPr>
-        <w:rPr>
-          <w:rFonts w:hint="eastAsia"/>
-        </w:rPr>
-      </w:pPr>
-      <w:r>
-        <w:t>Array.from() 是 ES6 引入的方法，专门用于将</w:t>
-      </w:r>
+        <w:t xml:space="preserve">3. 使用 </w:t>
+      </w:r>
+      <w:proofErr w:type="spellStart"/>
       <w:r>
         <w:rPr>
           <w:b/>
           <w:bCs/>
         </w:rPr>
-        <w:t>可迭代对象</w:t>
-      </w:r>
-      <w:r>
-        <w:t>或</w:t>
-      </w:r>
+        <w:t>Array.from</w:t>
+      </w:r>
+      <w:proofErr w:type="spellEnd"/>
       <w:r>
         <w:rPr>
           <w:b/>
           <w:bCs/>
         </w:rPr>
-        <w:t>类数组对象</w:t>
-      </w:r>
-      <w:r>
-        <w:t>转换为真正的数组。</w:t>
-      </w:r>
-    </w:p>
-    <w:p>
-      <w:pPr>
-        <w:rPr>
-          <w:rFonts w:hint="eastAsia"/>
+        <w:t>() 进行转换</w:t>
+      </w:r>
+    </w:p>
+    <w:p>
+      <w:pPr>
+        <w:rPr>
+          <w:rFonts w:hint="eastAsia"/>
+        </w:rPr>
+      </w:pPr>
+      <w:proofErr w:type="spellStart"/>
+      <w:r>
+        <w:t>Array.from</w:t>
+      </w:r>
+      <w:proofErr w:type="spellEnd"/>
+      <w:r>
+        <w:t>() 是 ES6 引入的方法，专门用于将</w:t>
+      </w:r>
+      <w:r>
+        <w:rPr>
           <w:b/>
           <w:bCs/>
         </w:rPr>
-      </w:pPr>
+        <w:t>可迭代对象</w:t>
+      </w:r>
+      <w:r>
+        <w:t>或</w:t>
+      </w:r>
       <w:r>
         <w:rPr>
           <w:b/>
           <w:bCs/>
         </w:rPr>
+        <w:t>类数组对象</w:t>
+      </w:r>
+      <w:r>
+        <w:t>转换为真正的数组。</w:t>
+      </w:r>
+    </w:p>
+    <w:p>
+      <w:pPr>
+        <w:rPr>
+          <w:rFonts w:hint="eastAsia"/>
+          <w:b/>
+          <w:bCs/>
+        </w:rPr>
+      </w:pPr>
+      <w:r>
+        <w:rPr>
+          <w:b/>
+          <w:bCs/>
+        </w:rPr>
         <w:t>基本用法</w:t>
       </w:r>
     </w:p>
@@ -3764,9 +4174,11 @@
           <w:rFonts w:hint="eastAsia"/>
         </w:rPr>
       </w:pPr>
+      <w:proofErr w:type="spellStart"/>
       <w:r>
         <w:t>javascript</w:t>
       </w:r>
+      <w:proofErr w:type="spellEnd"/>
     </w:p>
     <w:p>
       <w:pPr>
@@ -3785,7 +4197,25 @@
         </w:rPr>
       </w:pPr>
       <w:r>
-        <w:t>const classList = element.classList;</w:t>
+        <w:t xml:space="preserve">const </w:t>
+      </w:r>
+      <w:proofErr w:type="spellStart"/>
+      <w:r>
+        <w:t>classList</w:t>
+      </w:r>
+      <w:proofErr w:type="spellEnd"/>
+      <w:r>
+        <w:t xml:space="preserve"> = </w:t>
+      </w:r>
+      <w:proofErr w:type="spellStart"/>
+      <w:proofErr w:type="gramStart"/>
+      <w:r>
+        <w:t>element.classList</w:t>
+      </w:r>
+      <w:proofErr w:type="spellEnd"/>
+      <w:proofErr w:type="gramEnd"/>
+      <w:r>
+        <w:t>;</w:t>
       </w:r>
     </w:p>
     <w:p>
@@ -3831,7 +4261,31 @@
         </w:rPr>
       </w:pPr>
       <w:r>
-        <w:t>const classArray = Array.from(classList);</w:t>
+        <w:t xml:space="preserve">const </w:t>
+      </w:r>
+      <w:proofErr w:type="spellStart"/>
+      <w:r>
+        <w:t>classArray</w:t>
+      </w:r>
+      <w:proofErr w:type="spellEnd"/>
+      <w:r>
+        <w:t xml:space="preserve"> = </w:t>
+      </w:r>
+      <w:proofErr w:type="spellStart"/>
+      <w:r>
+        <w:t>Array.from</w:t>
+      </w:r>
+      <w:proofErr w:type="spellEnd"/>
+      <w:r>
+        <w:t>(</w:t>
+      </w:r>
+      <w:proofErr w:type="spellStart"/>
+      <w:r>
+        <w:t>classList</w:t>
+      </w:r>
+      <w:proofErr w:type="spellEnd"/>
+      <w:r>
+        <w:t>);</w:t>
       </w:r>
     </w:p>
     <w:p>
@@ -3862,17 +4316,87 @@
         </w:rPr>
       </w:pPr>
       <w:r>
-        <w:t>const activeClasses = classArray.filter(cls =&gt; cls.startsWith('is-'));</w:t>
-      </w:r>
-    </w:p>
-    <w:p>
-      <w:pPr>
-        <w:rPr>
-          <w:rFonts w:hint="eastAsia"/>
-        </w:rPr>
-      </w:pPr>
-      <w:r>
-        <w:t>const upperClasses = classArray.map(cls =&gt; cls.toUpperCase());</w:t>
+        <w:t xml:space="preserve">const </w:t>
+      </w:r>
+      <w:proofErr w:type="spellStart"/>
+      <w:r>
+        <w:t>activeClasses</w:t>
+      </w:r>
+      <w:proofErr w:type="spellEnd"/>
+      <w:r>
+        <w:t xml:space="preserve"> = </w:t>
+      </w:r>
+      <w:proofErr w:type="spellStart"/>
+      <w:r>
+        <w:t>classArray.filter</w:t>
+      </w:r>
+      <w:proofErr w:type="spellEnd"/>
+      <w:r>
+        <w:t>(</w:t>
+      </w:r>
+      <w:proofErr w:type="spellStart"/>
+      <w:r>
+        <w:t>cls</w:t>
+      </w:r>
+      <w:proofErr w:type="spellEnd"/>
+      <w:r>
+        <w:t xml:space="preserve"> =&gt; </w:t>
+      </w:r>
+      <w:proofErr w:type="spellStart"/>
+      <w:proofErr w:type="gramStart"/>
+      <w:r>
+        <w:t>cls.startsWith</w:t>
+      </w:r>
+      <w:proofErr w:type="spellEnd"/>
+      <w:proofErr w:type="gramEnd"/>
+      <w:r>
+        <w:t>('is-'));</w:t>
+      </w:r>
+    </w:p>
+    <w:p>
+      <w:pPr>
+        <w:rPr>
+          <w:rFonts w:hint="eastAsia"/>
+        </w:rPr>
+      </w:pPr>
+      <w:r>
+        <w:t xml:space="preserve">const </w:t>
+      </w:r>
+      <w:proofErr w:type="spellStart"/>
+      <w:r>
+        <w:t>upperClasses</w:t>
+      </w:r>
+      <w:proofErr w:type="spellEnd"/>
+      <w:r>
+        <w:t xml:space="preserve"> = </w:t>
+      </w:r>
+      <w:proofErr w:type="spellStart"/>
+      <w:proofErr w:type="gramStart"/>
+      <w:r>
+        <w:t>classArray.map</w:t>
+      </w:r>
+      <w:proofErr w:type="spellEnd"/>
+      <w:r>
+        <w:t>(</w:t>
+      </w:r>
+      <w:proofErr w:type="spellStart"/>
+      <w:proofErr w:type="gramEnd"/>
+      <w:r>
+        <w:t>cls</w:t>
+      </w:r>
+      <w:proofErr w:type="spellEnd"/>
+      <w:r>
+        <w:t xml:space="preserve"> =&gt; </w:t>
+      </w:r>
+      <w:proofErr w:type="spellStart"/>
+      <w:proofErr w:type="gramStart"/>
+      <w:r>
+        <w:t>cls.toUpperCase</w:t>
+      </w:r>
+      <w:proofErr w:type="spellEnd"/>
+      <w:proofErr w:type="gramEnd"/>
+      <w:r>
+        <w:t>());</w:t>
       </w:r>
     </w:p>
     <w:p>
@@ -3897,19 +4421,34 @@
           <w:rFonts w:hint="eastAsia"/>
         </w:rPr>
       </w:pPr>
-      <w:r>
-        <w:t>Array.from 接受第二个参数作为 mapFn，可以在转换的同时进行处理，避免创建中间数组：</w:t>
-      </w:r>
-    </w:p>
-    <w:p>
-      <w:pPr>
-        <w:rPr>
-          <w:rFonts w:hint="eastAsia"/>
-        </w:rPr>
-      </w:pPr>
+      <w:proofErr w:type="spellStart"/>
+      <w:r>
+        <w:t>Array.from</w:t>
+      </w:r>
+      <w:proofErr w:type="spellEnd"/>
+      <w:r>
+        <w:t xml:space="preserve"> 接受第二个参数作为 </w:t>
+      </w:r>
+      <w:proofErr w:type="spellStart"/>
+      <w:r>
+        <w:t>mapFn</w:t>
+      </w:r>
+      <w:proofErr w:type="spellEnd"/>
+      <w:r>
+        <w:t>，可以在转换的同时进行处理，避免创建中间数组：</w:t>
+      </w:r>
+    </w:p>
+    <w:p>
+      <w:pPr>
+        <w:rPr>
+          <w:rFonts w:hint="eastAsia"/>
+        </w:rPr>
+      </w:pPr>
+      <w:proofErr w:type="spellStart"/>
       <w:r>
         <w:t>javascript</w:t>
       </w:r>
+      <w:proofErr w:type="spellEnd"/>
     </w:p>
     <w:p>
       <w:pPr>
@@ -3942,27 +4481,92 @@
         </w:rPr>
       </w:pPr>
       <w:r>
-        <w:t>const result = Array.from(element.classList, cls =&gt; {</w:t>
-      </w:r>
-    </w:p>
-    <w:p>
-      <w:pPr>
-        <w:rPr>
-          <w:rFonts w:hint="eastAsia"/>
-        </w:rPr>
-      </w:pPr>
-      <w:r>
-        <w:t xml:space="preserve">    return cls.includes('--') ? cls : null;</w:t>
-      </w:r>
-    </w:p>
-    <w:p>
-      <w:pPr>
-        <w:rPr>
-          <w:rFonts w:hint="eastAsia"/>
-        </w:rPr>
-      </w:pPr>
-      <w:r>
-        <w:t>}).filter(Boolean);</w:t>
+        <w:t xml:space="preserve">const result = </w:t>
+      </w:r>
+      <w:proofErr w:type="spellStart"/>
+      <w:r>
+        <w:t>Array.from</w:t>
+      </w:r>
+      <w:proofErr w:type="spellEnd"/>
+      <w:r>
+        <w:t>(</w:t>
+      </w:r>
+      <w:proofErr w:type="spellStart"/>
+      <w:proofErr w:type="gramStart"/>
+      <w:r>
+        <w:t>element.classList</w:t>
+      </w:r>
+      <w:proofErr w:type="spellEnd"/>
+      <w:proofErr w:type="gramEnd"/>
+      <w:r>
+        <w:t xml:space="preserve">, </w:t>
+      </w:r>
+      <w:proofErr w:type="spellStart"/>
+      <w:r>
+        <w:t>cls</w:t>
+      </w:r>
+      <w:proofErr w:type="spellEnd"/>
+      <w:r>
+        <w:t xml:space="preserve"> =&gt; {</w:t>
+      </w:r>
+    </w:p>
+    <w:p>
+      <w:pPr>
+        <w:rPr>
+          <w:rFonts w:hint="eastAsia"/>
+        </w:rPr>
+      </w:pPr>
+      <w:r>
+        <w:t xml:space="preserve">    return </w:t>
+      </w:r>
+      <w:proofErr w:type="spellStart"/>
+      <w:proofErr w:type="gramStart"/>
+      <w:r>
+        <w:t>cls.includes</w:t>
+      </w:r>
+      <w:proofErr w:type="spellEnd"/>
+      <w:proofErr w:type="gramEnd"/>
+      <w:r>
+        <w:t>('--'</w:t>
+      </w:r>
+      <w:proofErr w:type="gramStart"/>
+      <w:r>
+        <w:t>) ?</w:t>
+      </w:r>
+      <w:proofErr w:type="gramEnd"/>
+      <w:r>
+        <w:t xml:space="preserve"> </w:t>
+      </w:r>
+      <w:proofErr w:type="spellStart"/>
+      <w:proofErr w:type="gramStart"/>
+      <w:r>
+        <w:t>cls</w:t>
+      </w:r>
+      <w:proofErr w:type="spellEnd"/>
+      <w:r>
+        <w:t xml:space="preserve"> :</w:t>
+      </w:r>
+      <w:proofErr w:type="gramEnd"/>
+      <w:r>
+        <w:t xml:space="preserve"> null;</w:t>
+      </w:r>
+    </w:p>
+    <w:p>
+      <w:pPr>
+        <w:rPr>
+          <w:rFonts w:hint="eastAsia"/>
+        </w:rPr>
+      </w:pPr>
+      <w:r>
+        <w:t>}</w:t>
+      </w:r>
+      <w:proofErr w:type="gramStart"/>
+      <w:r>
+        <w:t>).filter</w:t>
+      </w:r>
+      <w:proofErr w:type="gramEnd"/>
+      <w:r>
+        <w:t>(Boolean);</w:t>
       </w:r>
     </w:p>
     <w:p>
@@ -4116,8 +4720,13 @@
                 <w:rFonts w:hint="eastAsia"/>
               </w:rPr>
             </w:pPr>
+            <w:proofErr w:type="spellStart"/>
             <w:r>
-              <w:t>Array.from(obj)</w:t>
+              <w:t>Array.from</w:t>
+            </w:r>
+            <w:proofErr w:type="spellEnd"/>
+            <w:r>
+              <w:t>(obj)</w:t>
             </w:r>
           </w:p>
         </w:tc>
@@ -4259,8 +4868,18 @@
                 <w:rFonts w:hint="eastAsia"/>
               </w:rPr>
             </w:pPr>
+            <w:proofErr w:type="spellStart"/>
+            <w:proofErr w:type="gramStart"/>
             <w:r>
-              <w:t>Array.prototype.slice.call(obj)</w:t>
+              <w:t>Array.prototype.slice</w:t>
+            </w:r>
+            <w:proofErr w:type="gramEnd"/>
+            <w:r>
+              <w:t>.call</w:t>
+            </w:r>
+            <w:proofErr w:type="spellEnd"/>
+            <w:r>
+              <w:t>(obj)</w:t>
             </w:r>
           </w:p>
         </w:tc>
@@ -4326,32 +4945,72 @@
           <w:b/>
           <w:bCs/>
         </w:rPr>
-        <w:t>4. Selector 选择器与 classList 的配合</w:t>
-      </w:r>
-    </w:p>
-    <w:p>
-      <w:pPr>
-        <w:rPr>
-          <w:rFonts w:hint="eastAsia"/>
-        </w:rPr>
-      </w:pPr>
-      <w:r>
-        <w:t>在实际开发中，classList 很少单独使用，通常与 CSS 选择器配合完成"查找 → 操作"的流程。</w:t>
-      </w:r>
-    </w:p>
-    <w:p>
-      <w:pPr>
-        <w:rPr>
-          <w:rFonts w:hint="eastAsia"/>
+        <w:t xml:space="preserve">4. Selector 选择器与 </w:t>
+      </w:r>
+      <w:proofErr w:type="spellStart"/>
+      <w:r>
+        <w:rPr>
           <w:b/>
           <w:bCs/>
         </w:rPr>
-      </w:pPr>
+        <w:t>classList</w:t>
+      </w:r>
+      <w:proofErr w:type="spellEnd"/>
       <w:r>
         <w:rPr>
           <w:b/>
           <w:bCs/>
         </w:rPr>
+        <w:t xml:space="preserve"> 的配合</w:t>
+      </w:r>
+    </w:p>
+    <w:p>
+      <w:pPr>
+        <w:rPr>
+          <w:rFonts w:hint="eastAsia"/>
+        </w:rPr>
+      </w:pPr>
+      <w:r>
+        <w:t>在实际开发中，</w:t>
+      </w:r>
+      <w:proofErr w:type="spellStart"/>
+      <w:r>
+        <w:t>classList</w:t>
+      </w:r>
+      <w:proofErr w:type="spellEnd"/>
+      <w:r>
+        <w:t> 很少单独使用，通常与 CSS 选择器配合完成</w:t>
+      </w:r>
+      <w:proofErr w:type="gramStart"/>
+      <w:r>
+        <w:t>"查找</w:t>
+      </w:r>
+      <w:proofErr w:type="gramEnd"/>
+      <w:r>
+        <w:t xml:space="preserve"> → </w:t>
+      </w:r>
+      <w:proofErr w:type="gramStart"/>
+      <w:r>
+        <w:t>操作"</w:t>
+      </w:r>
+      <w:proofErr w:type="gramEnd"/>
+      <w:r>
+        <w:t>的流程。</w:t>
+      </w:r>
+    </w:p>
+    <w:p>
+      <w:pPr>
+        <w:rPr>
+          <w:rFonts w:hint="eastAsia"/>
+          <w:b/>
+          <w:bCs/>
+        </w:rPr>
+      </w:pPr>
+      <w:r>
+        <w:rPr>
+          <w:b/>
+          <w:bCs/>
+        </w:rPr>
         <w:t>常用选择器获取元素</w:t>
       </w:r>
     </w:p>
@@ -4361,9 +5020,11 @@
           <w:rFonts w:hint="eastAsia"/>
         </w:rPr>
       </w:pPr>
+      <w:proofErr w:type="spellStart"/>
       <w:r>
         <w:t>javascript</w:t>
       </w:r>
+      <w:proofErr w:type="spellEnd"/>
     </w:p>
     <w:p>
       <w:pPr>
@@ -4396,7 +5057,27 @@
         </w:rPr>
       </w:pPr>
       <w:r>
-        <w:t>const el = document.querySelector('.nav-item.active');</w:t>
+        <w:t xml:space="preserve">const el = </w:t>
+      </w:r>
+      <w:proofErr w:type="spellStart"/>
+      <w:proofErr w:type="gramStart"/>
+      <w:r>
+        <w:t>document.querySelector</w:t>
+      </w:r>
+      <w:proofErr w:type="spellEnd"/>
+      <w:proofErr w:type="gramEnd"/>
+      <w:r>
+        <w:t>('.nav-</w:t>
+      </w:r>
+      <w:proofErr w:type="spellStart"/>
+      <w:proofErr w:type="gramStart"/>
+      <w:r>
+        <w:t>item.active</w:t>
+      </w:r>
+      <w:proofErr w:type="spellEnd"/>
+      <w:proofErr w:type="gramEnd"/>
+      <w:r>
+        <w:t>');</w:t>
       </w:r>
     </w:p>
     <w:p>
@@ -4417,17 +5098,51 @@
           <w:i/>
           <w:iCs/>
         </w:rPr>
-        <w:t>// 多个元素（返回 NodeList 伪数组）</w:t>
-      </w:r>
-    </w:p>
-    <w:p>
-      <w:pPr>
-        <w:rPr>
-          <w:rFonts w:hint="eastAsia"/>
-        </w:rPr>
-      </w:pPr>
-      <w:r>
-        <w:t>const items = document.querySelectorAll('.list-item');</w:t>
+        <w:t xml:space="preserve">// 多个元素（返回 </w:t>
+      </w:r>
+      <w:proofErr w:type="spellStart"/>
+      <w:r>
+        <w:rPr>
+          <w:i/>
+          <w:iCs/>
+        </w:rPr>
+        <w:t>NodeList</w:t>
+      </w:r>
+      <w:proofErr w:type="spellEnd"/>
+      <w:r>
+        <w:rPr>
+          <w:i/>
+          <w:iCs/>
+        </w:rPr>
+        <w:t xml:space="preserve"> 伪数组）</w:t>
+      </w:r>
+    </w:p>
+    <w:p>
+      <w:pPr>
+        <w:rPr>
+          <w:rFonts w:hint="eastAsia"/>
+        </w:rPr>
+      </w:pPr>
+      <w:r>
+        <w:t xml:space="preserve">const items = </w:t>
+      </w:r>
+      <w:proofErr w:type="spellStart"/>
+      <w:proofErr w:type="gramStart"/>
+      <w:r>
+        <w:t>document.querySelectorAll</w:t>
+      </w:r>
+      <w:proofErr w:type="spellEnd"/>
+      <w:proofErr w:type="gramEnd"/>
+      <w:r>
+        <w:t>(</w:t>
+      </w:r>
+      <w:proofErr w:type="gramStart"/>
+      <w:r>
+        <w:t>'.list</w:t>
+      </w:r>
+      <w:proofErr w:type="gramEnd"/>
+      <w:r>
+        <w:t>-item');</w:t>
       </w:r>
     </w:p>
     <w:p>
@@ -4452,9 +5167,11 @@
           <w:rFonts w:hint="eastAsia"/>
         </w:rPr>
       </w:pPr>
+      <w:proofErr w:type="spellStart"/>
       <w:r>
         <w:t>javascript</w:t>
       </w:r>
+      <w:proofErr w:type="spellEnd"/>
     </w:p>
     <w:p>
       <w:pPr>
@@ -4494,58 +5211,82 @@
         </w:rPr>
       </w:pPr>
       <w:r>
-        <w:t xml:space="preserve">const cards = document.querySelectorAll('.card'); </w:t>
+        <w:t xml:space="preserve">const cards = </w:t>
+      </w:r>
+      <w:proofErr w:type="spellStart"/>
+      <w:r>
+        <w:t>document.querySelectorAll</w:t>
+      </w:r>
+      <w:proofErr w:type="spellEnd"/>
+      <w:r>
+        <w:t xml:space="preserve">('.card'); </w:t>
       </w:r>
       <w:r>
         <w:rPr>
           <w:i/>
           <w:iCs/>
         </w:rPr>
-        <w:t>// NodeList (伪数组)</w:t>
-      </w:r>
-    </w:p>
-    <w:p>
-      <w:pPr>
-        <w:rPr>
-          <w:rFonts w:hint="eastAsia"/>
-        </w:rPr>
-      </w:pPr>
-    </w:p>
-    <w:p>
-      <w:pPr>
-        <w:rPr>
-          <w:rFonts w:hint="eastAsia"/>
-        </w:rPr>
-      </w:pPr>
-      <w:r>
-        <w:t>Array.from(cards).forEach(card =&gt; {</w:t>
-      </w:r>
-    </w:p>
-    <w:p>
-      <w:pPr>
-        <w:rPr>
-          <w:rFonts w:hint="eastAsia"/>
-        </w:rPr>
-      </w:pPr>
-      <w:r>
-        <w:t xml:space="preserve">    </w:t>
-      </w:r>
+        <w:t xml:space="preserve">// </w:t>
+      </w:r>
+      <w:proofErr w:type="spellStart"/>
       <w:r>
         <w:rPr>
           <w:i/>
           <w:iCs/>
         </w:rPr>
-        <w:t>// card.classList 也是伪数组 (DOMTokenList)</w:t>
-      </w:r>
-    </w:p>
-    <w:p>
-      <w:pPr>
-        <w:rPr>
-          <w:rFonts w:hint="eastAsia"/>
-        </w:rPr>
-      </w:pPr>
-      <w:r>
-        <w:t xml:space="preserve">    const classes = Array.from(card.classList);</w:t>
+        <w:t>NodeList</w:t>
+      </w:r>
+      <w:proofErr w:type="spellEnd"/>
+      <w:r>
+        <w:rPr>
+          <w:i/>
+          <w:iCs/>
+        </w:rPr>
+        <w:t xml:space="preserve"> </w:t>
+      </w:r>
+      <w:proofErr w:type="gramStart"/>
+      <w:r>
+        <w:rPr>
+          <w:i/>
+          <w:iCs/>
+        </w:rPr>
+        <w:t>(伪数组)</w:t>
+      </w:r>
+      <w:proofErr w:type="gramEnd"/>
+    </w:p>
+    <w:p>
+      <w:pPr>
+        <w:rPr>
+          <w:rFonts w:hint="eastAsia"/>
+        </w:rPr>
+      </w:pPr>
+    </w:p>
+    <w:p>
+      <w:pPr>
+        <w:rPr>
+          <w:rFonts w:hint="eastAsia"/>
+        </w:rPr>
+      </w:pPr>
+      <w:proofErr w:type="spellStart"/>
+      <w:r>
+        <w:t>Array.from</w:t>
+      </w:r>
+      <w:proofErr w:type="spellEnd"/>
+      <w:r>
+        <w:t>(cards</w:t>
+      </w:r>
+      <w:proofErr w:type="gramStart"/>
+      <w:r>
+        <w:t>).</w:t>
+      </w:r>
+      <w:proofErr w:type="spellStart"/>
+      <w:r>
+        <w:t>forEach</w:t>
+      </w:r>
+      <w:proofErr w:type="spellEnd"/>
+      <w:proofErr w:type="gramEnd"/>
+      <w:r>
+        <w:t>(card =&gt; {</w:t>
       </w:r>
     </w:p>
     <w:p>
@@ -4557,35 +5298,151 @@
       <w:r>
         <w:t xml:space="preserve">    </w:t>
       </w:r>
-    </w:p>
-    <w:p>
-      <w:pPr>
-        <w:rPr>
-          <w:rFonts w:hint="eastAsia"/>
-        </w:rPr>
-      </w:pPr>
-      <w:r>
-        <w:t xml:space="preserve">    if (classes.includes('disabled')) {</w:t>
-      </w:r>
-    </w:p>
-    <w:p>
-      <w:pPr>
-        <w:rPr>
-          <w:rFonts w:hint="eastAsia"/>
-        </w:rPr>
-      </w:pPr>
-      <w:r>
-        <w:t xml:space="preserve">        card.classList.remove('disabled');</w:t>
-      </w:r>
-    </w:p>
-    <w:p>
-      <w:pPr>
-        <w:rPr>
-          <w:rFonts w:hint="eastAsia"/>
-        </w:rPr>
-      </w:pPr>
-      <w:r>
-        <w:t xml:space="preserve">        card.setAttribute('aria-disabled', 'false');</w:t>
+      <w:r>
+        <w:rPr>
+          <w:i/>
+          <w:iCs/>
+        </w:rPr>
+        <w:t xml:space="preserve">// </w:t>
+      </w:r>
+      <w:proofErr w:type="spellStart"/>
+      <w:r>
+        <w:rPr>
+          <w:i/>
+          <w:iCs/>
+        </w:rPr>
+        <w:t>card.classList</w:t>
+      </w:r>
+      <w:proofErr w:type="spellEnd"/>
+      <w:r>
+        <w:rPr>
+          <w:i/>
+          <w:iCs/>
+        </w:rPr>
+        <w:t xml:space="preserve"> 也是伪数组 </w:t>
+      </w:r>
+      <w:proofErr w:type="gramStart"/>
+      <w:r>
+        <w:rPr>
+          <w:i/>
+          <w:iCs/>
+        </w:rPr>
+        <w:t>(</w:t>
+      </w:r>
+      <w:proofErr w:type="spellStart"/>
+      <w:r>
+        <w:rPr>
+          <w:i/>
+          <w:iCs/>
+        </w:rPr>
+        <w:t>DOMTokenList</w:t>
+      </w:r>
+      <w:proofErr w:type="spellEnd"/>
+      <w:r>
+        <w:rPr>
+          <w:i/>
+          <w:iCs/>
+        </w:rPr>
+        <w:t>)</w:t>
+      </w:r>
+      <w:proofErr w:type="gramEnd"/>
+    </w:p>
+    <w:p>
+      <w:pPr>
+        <w:rPr>
+          <w:rFonts w:hint="eastAsia"/>
+        </w:rPr>
+      </w:pPr>
+      <w:r>
+        <w:t xml:space="preserve">    const classes = </w:t>
+      </w:r>
+      <w:proofErr w:type="spellStart"/>
+      <w:r>
+        <w:t>Array.from</w:t>
+      </w:r>
+      <w:proofErr w:type="spellEnd"/>
+      <w:r>
+        <w:t>(</w:t>
+      </w:r>
+      <w:proofErr w:type="spellStart"/>
+      <w:proofErr w:type="gramStart"/>
+      <w:r>
+        <w:t>card.classList</w:t>
+      </w:r>
+      <w:proofErr w:type="spellEnd"/>
+      <w:proofErr w:type="gramEnd"/>
+      <w:r>
+        <w:t>);</w:t>
+      </w:r>
+    </w:p>
+    <w:p>
+      <w:pPr>
+        <w:rPr>
+          <w:rFonts w:hint="eastAsia"/>
+        </w:rPr>
+      </w:pPr>
+      <w:r>
+        <w:t xml:space="preserve">    </w:t>
+      </w:r>
+    </w:p>
+    <w:p>
+      <w:pPr>
+        <w:rPr>
+          <w:rFonts w:hint="eastAsia"/>
+        </w:rPr>
+      </w:pPr>
+      <w:r>
+        <w:t xml:space="preserve">    if (</w:t>
+      </w:r>
+      <w:proofErr w:type="spellStart"/>
+      <w:proofErr w:type="gramStart"/>
+      <w:r>
+        <w:t>classes.includes</w:t>
+      </w:r>
+      <w:proofErr w:type="spellEnd"/>
+      <w:proofErr w:type="gramEnd"/>
+      <w:r>
+        <w:t>('disabled')) {</w:t>
+      </w:r>
+    </w:p>
+    <w:p>
+      <w:pPr>
+        <w:rPr>
+          <w:rFonts w:hint="eastAsia"/>
+        </w:rPr>
+      </w:pPr>
+      <w:r>
+        <w:t xml:space="preserve">        </w:t>
+      </w:r>
+      <w:proofErr w:type="spellStart"/>
+      <w:proofErr w:type="gramStart"/>
+      <w:r>
+        <w:t>card.classList.remove</w:t>
+      </w:r>
+      <w:proofErr w:type="spellEnd"/>
+      <w:proofErr w:type="gramEnd"/>
+      <w:r>
+        <w:t>('disabled');</w:t>
+      </w:r>
+    </w:p>
+    <w:p>
+      <w:pPr>
+        <w:rPr>
+          <w:rFonts w:hint="eastAsia"/>
+        </w:rPr>
+      </w:pPr>
+      <w:r>
+        <w:t xml:space="preserve">        </w:t>
+      </w:r>
+      <w:proofErr w:type="spellStart"/>
+      <w:proofErr w:type="gramStart"/>
+      <w:r>
+        <w:t>card.setAttribute</w:t>
+      </w:r>
+      <w:proofErr w:type="spellEnd"/>
+      <w:proofErr w:type="gramEnd"/>
+      <w:r>
+        <w:t>('aria-disabled', 'false');</w:t>
       </w:r>
     </w:p>
     <w:p>
@@ -4621,7 +5478,23 @@
           <w:b/>
           <w:bCs/>
         </w:rPr>
-        <w:t>选择器字符串 vs classList 的区别</w:t>
+        <w:t xml:space="preserve">选择器字符串 vs </w:t>
+      </w:r>
+      <w:proofErr w:type="spellStart"/>
+      <w:r>
+        <w:rPr>
+          <w:b/>
+          <w:bCs/>
+        </w:rPr>
+        <w:t>classList</w:t>
+      </w:r>
+      <w:proofErr w:type="spellEnd"/>
+      <w:r>
+        <w:rPr>
+          <w:b/>
+          <w:bCs/>
+        </w:rPr>
+        <w:t xml:space="preserve"> 的区别</w:t>
       </w:r>
     </w:p>
     <w:p>
@@ -4722,8 +5595,33 @@
                 <w:b/>
                 <w:bCs/>
               </w:rPr>
-              <w:t>CSS 选择器 (querySelector)</w:t>
+              <w:t xml:space="preserve">CSS 选择器 </w:t>
             </w:r>
+            <w:proofErr w:type="gramStart"/>
+            <w:r>
+              <w:rPr>
+                <w:b/>
+                <w:bCs/>
+              </w:rPr>
+              <w:t>(</w:t>
+            </w:r>
+            <w:proofErr w:type="spellStart"/>
+            <w:r>
+              <w:rPr>
+                <w:b/>
+                <w:bCs/>
+              </w:rPr>
+              <w:t>querySelector</w:t>
+            </w:r>
+            <w:proofErr w:type="spellEnd"/>
+            <w:r>
+              <w:rPr>
+                <w:b/>
+                <w:bCs/>
+              </w:rPr>
+              <w:t>)</w:t>
+            </w:r>
+            <w:proofErr w:type="gramEnd"/>
           </w:p>
         </w:tc>
         <w:tc>
@@ -4753,6 +5651,7 @@
                 <w:bCs/>
               </w:rPr>
             </w:pPr>
+            <w:proofErr w:type="spellStart"/>
             <w:r>
               <w:rPr>
                 <w:b/>
@@ -4760,6 +5659,7 @@
               </w:rPr>
               <w:t>classListAPI</w:t>
             </w:r>
+            <w:proofErr w:type="spellEnd"/>
           </w:p>
         </w:tc>
       </w:tr>
@@ -4929,7 +5829,23 @@
               </w:rPr>
             </w:pPr>
             <w:r>
-              <w:t>CSS 语法字符串 (.a.b, #id &gt; .cls)</w:t>
+              <w:t>CSS 语法字符串 (.</w:t>
+            </w:r>
+            <w:proofErr w:type="spellStart"/>
+            <w:r>
+              <w:t>a.b</w:t>
+            </w:r>
+            <w:proofErr w:type="spellEnd"/>
+            <w:r>
+              <w:t>, #id &gt; .</w:t>
+            </w:r>
+            <w:proofErr w:type="spellStart"/>
+            <w:r>
+              <w:t>cls</w:t>
+            </w:r>
+            <w:proofErr w:type="spellEnd"/>
+            <w:r>
+              <w:t>)</w:t>
             </w:r>
           </w:p>
         </w:tc>
@@ -5022,7 +5938,15 @@
               </w:rPr>
             </w:pPr>
             <w:r>
-              <w:t>Element / NodeList / null</w:t>
+              <w:t xml:space="preserve">Element / </w:t>
+            </w:r>
+            <w:proofErr w:type="spellStart"/>
+            <w:r>
+              <w:t>NodeList</w:t>
+            </w:r>
+            <w:proofErr w:type="spellEnd"/>
+            <w:r>
+              <w:t xml:space="preserve"> / null</w:t>
             </w:r>
           </w:p>
         </w:tc>
@@ -5050,9 +5974,11 @@
                 <w:rFonts w:hint="eastAsia"/>
               </w:rPr>
             </w:pPr>
+            <w:proofErr w:type="spellStart"/>
             <w:r>
               <w:t>DOMTokenList</w:t>
             </w:r>
+            <w:proofErr w:type="spellEnd"/>
           </w:p>
         </w:tc>
       </w:tr>
@@ -5144,8 +6070,13 @@
               </w:rPr>
             </w:pPr>
             <w:r>
-              <w:t>再对找到的元素操作 classList</w:t>
+              <w:t xml:space="preserve">再对找到的元素操作 </w:t>
             </w:r>
+            <w:proofErr w:type="spellStart"/>
+            <w:r>
+              <w:t>classList</w:t>
+            </w:r>
+            <w:proofErr w:type="spellEnd"/>
           </w:p>
         </w:tc>
       </w:tr>
@@ -5185,8 +6116,21 @@
           <w:rFonts w:hint="eastAsia"/>
         </w:rPr>
       </w:pPr>
-      <w:r>
-        <w:t>classList 返回 DOMTokenList，是伪数组，自带 add/remove/toggle 但缺少 map/filter。</w:t>
+      <w:proofErr w:type="spellStart"/>
+      <w:r>
+        <w:t>classList</w:t>
+      </w:r>
+      <w:proofErr w:type="spellEnd"/>
+      <w:r>
+        <w:t> 返回 </w:t>
+      </w:r>
+      <w:proofErr w:type="spellStart"/>
+      <w:r>
+        <w:t>DOMTokenList</w:t>
+      </w:r>
+      <w:proofErr w:type="spellEnd"/>
+      <w:r>
+        <w:t>，是伪数组，自带 add/remove/toggle 但缺少 map/filter。</w:t>
       </w:r>
     </w:p>
     <w:p>
@@ -5213,8 +6157,13 @@
           <w:rFonts w:hint="eastAsia"/>
         </w:rPr>
       </w:pPr>
-      <w:r>
-        <w:t>Array.from() 是将伪数组转为真数组的最佳实践，支持同时映射。</w:t>
+      <w:proofErr w:type="spellStart"/>
+      <w:r>
+        <w:t>Array.from</w:t>
+      </w:r>
+      <w:proofErr w:type="spellEnd"/>
+      <w:r>
+        <w:t>() 是将伪数组转为真数组的最佳实践，支持同时映射。</w:t>
       </w:r>
     </w:p>
     <w:p>
@@ -5228,7 +6177,47 @@
         </w:rPr>
       </w:pPr>
       <w:r>
-        <w:t>工作流：querySelector 选元素 → Array.from 转 NodeList → 遍历每个元素 → 操作 classList（必要时也用 Array.from 转换以进行复杂判断）。</w:t>
+        <w:t>工作流：</w:t>
+      </w:r>
+      <w:proofErr w:type="spellStart"/>
+      <w:r>
+        <w:t>querySelector</w:t>
+      </w:r>
+      <w:proofErr w:type="spellEnd"/>
+      <w:r>
+        <w:t> 选元素 → </w:t>
+      </w:r>
+      <w:proofErr w:type="spellStart"/>
+      <w:r>
+        <w:t>Array.from</w:t>
+      </w:r>
+      <w:proofErr w:type="spellEnd"/>
+      <w:r>
+        <w:t xml:space="preserve"> 转 </w:t>
+      </w:r>
+      <w:proofErr w:type="spellStart"/>
+      <w:r>
+        <w:t>NodeList</w:t>
+      </w:r>
+      <w:proofErr w:type="spellEnd"/>
+      <w:r>
+        <w:t xml:space="preserve"> → 遍历每个元素 → 操作 </w:t>
+      </w:r>
+      <w:proofErr w:type="spellStart"/>
+      <w:r>
+        <w:t>classList</w:t>
+      </w:r>
+      <w:proofErr w:type="spellEnd"/>
+      <w:r>
+        <w:t>（必要时也用 </w:t>
+      </w:r>
+      <w:proofErr w:type="spellStart"/>
+      <w:r>
+        <w:t>Array.from</w:t>
+      </w:r>
+      <w:proofErr w:type="spellEnd"/>
+      <w:r>
+        <w:t> 转换以进行复杂判断）。</w:t>
       </w:r>
     </w:p>
     <w:p>
@@ -5558,51 +6547,59 @@
           <w:rFonts w:hint="eastAsia"/>
         </w:rPr>
       </w:pPr>
+      <w:proofErr w:type="gramStart"/>
       <w:r>
         <w:rPr>
           <w:rFonts w:hint="eastAsia"/>
         </w:rPr>
         <w:t>:checked</w:t>
       </w:r>
-    </w:p>
-    <w:p>
-      <w:pPr>
-        <w:rPr>
-          <w:rFonts w:hint="eastAsia"/>
-        </w:rPr>
-      </w:pPr>
+      <w:proofErr w:type="gramEnd"/>
+    </w:p>
+    <w:p>
+      <w:pPr>
+        <w:rPr>
+          <w:rFonts w:hint="eastAsia"/>
+        </w:rPr>
+      </w:pPr>
+      <w:proofErr w:type="gramStart"/>
       <w:r>
         <w:rPr>
           <w:rFonts w:hint="eastAsia"/>
         </w:rPr>
         <w:t>:disabled</w:t>
       </w:r>
-    </w:p>
-    <w:p>
-      <w:pPr>
-        <w:rPr>
-          <w:rFonts w:hint="eastAsia"/>
-        </w:rPr>
-      </w:pPr>
+      <w:proofErr w:type="gramEnd"/>
+    </w:p>
+    <w:p>
+      <w:pPr>
+        <w:rPr>
+          <w:rFonts w:hint="eastAsia"/>
+        </w:rPr>
+      </w:pPr>
+      <w:proofErr w:type="gramStart"/>
       <w:r>
         <w:rPr>
           <w:rFonts w:hint="eastAsia"/>
         </w:rPr>
         <w:t>:able</w:t>
       </w:r>
-    </w:p>
-    <w:p>
-      <w:pPr>
-        <w:rPr>
-          <w:rFonts w:hint="eastAsia"/>
-        </w:rPr>
-      </w:pPr>
+      <w:proofErr w:type="gramEnd"/>
+    </w:p>
+    <w:p>
+      <w:pPr>
+        <w:rPr>
+          <w:rFonts w:hint="eastAsia"/>
+        </w:rPr>
+      </w:pPr>
+      <w:proofErr w:type="gramStart"/>
       <w:r>
         <w:rPr>
           <w:rFonts w:hint="eastAsia"/>
         </w:rPr>
         <w:t>:require</w:t>
       </w:r>
+      <w:proofErr w:type="gramEnd"/>
     </w:p>
     <w:p>
       <w:pPr>
@@ -5746,7 +6743,39 @@
         </w:rPr>
       </w:pPr>
       <w:r>
-        <w:t>以下是 CSS 选择器 :nth-child、:nth-of-type、:has()、:not()、:empty 的详细对比与举例说明。</w:t>
+        <w:t>以下是 CSS 选择器 :nth-child</w:t>
+      </w:r>
+      <w:proofErr w:type="gramStart"/>
+      <w:r>
+        <w:t>、:</w:t>
+      </w:r>
+      <w:proofErr w:type="gramEnd"/>
+      <w:r>
+        <w:t>nth-of-type</w:t>
+      </w:r>
+      <w:proofErr w:type="gramStart"/>
+      <w:r>
+        <w:t>、:</w:t>
+      </w:r>
+      <w:proofErr w:type="gramEnd"/>
+      <w:r>
+        <w:t>has()</w:t>
+      </w:r>
+      <w:proofErr w:type="gramStart"/>
+      <w:r>
+        <w:t>、:</w:t>
+      </w:r>
+      <w:proofErr w:type="gramEnd"/>
+      <w:r>
+        <w:t>not()</w:t>
+      </w:r>
+      <w:proofErr w:type="gramStart"/>
+      <w:r>
+        <w:t>、:</w:t>
+      </w:r>
+      <w:proofErr w:type="gramEnd"/>
+      <w:r>
+        <w:t>empty 的详细对比与举例说明。</w:t>
       </w:r>
     </w:p>
     <w:p>
@@ -5757,12 +6786,37 @@
           <w:bCs/>
         </w:rPr>
       </w:pPr>
+      <w:proofErr w:type="gramStart"/>
       <w:r>
         <w:rPr>
           <w:b/>
           <w:bCs/>
         </w:rPr>
-        <w:t>1. :nth-child(n) vs :nth-of-type(n)</w:t>
+        <w:t>1. :nth</w:t>
+      </w:r>
+      <w:proofErr w:type="gramEnd"/>
+      <w:r>
+        <w:rPr>
+          <w:b/>
+          <w:bCs/>
+        </w:rPr>
+        <w:t>-child(n) </w:t>
+      </w:r>
+      <w:proofErr w:type="gramStart"/>
+      <w:r>
+        <w:rPr>
+          <w:b/>
+          <w:bCs/>
+        </w:rPr>
+        <w:t>vs :nth</w:t>
+      </w:r>
+      <w:proofErr w:type="gramEnd"/>
+      <w:r>
+        <w:rPr>
+          <w:b/>
+          <w:bCs/>
+        </w:rPr>
+        <w:t>-of-type(n)</w:t>
       </w:r>
     </w:p>
     <w:p>
@@ -5949,8 +7003,13 @@
                 <w:rFonts w:hint="eastAsia"/>
               </w:rPr>
             </w:pPr>
+            <w:proofErr w:type="gramStart"/>
             <w:r>
-              <w:t>:nth-child(n)</w:t>
+              <w:t>:nth</w:t>
+            </w:r>
+            <w:proofErr w:type="gramEnd"/>
+            <w:r>
+              <w:t>-child(n)</w:t>
             </w:r>
           </w:p>
         </w:tc>
@@ -6048,8 +7107,13 @@
                 <w:rFonts w:hint="eastAsia"/>
               </w:rPr>
             </w:pPr>
+            <w:proofErr w:type="gramStart"/>
             <w:r>
-              <w:t>:nth-of-type(n)</w:t>
+              <w:t>:nth</w:t>
+            </w:r>
+            <w:proofErr w:type="gramEnd"/>
+            <w:r>
+              <w:t>-of-type(n)</w:t>
             </w:r>
           </w:p>
         </w:tc>
@@ -6178,80 +7242,253 @@
       <w:r>
         <w:t xml:space="preserve">  &lt;h2&gt;标题&lt;/h2&gt;       </w:t>
       </w:r>
+      <w:proofErr w:type="gramStart"/>
       <w:r>
         <w:rPr>
           <w:i/>
           <w:iCs/>
         </w:rPr>
-        <w:t>&lt;!-- 第1个子元素, 第1个h2 --&gt;</w:t>
-      </w:r>
-    </w:p>
-    <w:p>
-      <w:pPr>
-        <w:rPr>
-          <w:rFonts w:hint="eastAsia"/>
-        </w:rPr>
-      </w:pPr>
-      <w:r>
-        <w:t xml:space="preserve">  &lt;p&gt;段落 A&lt;/p&gt;       </w:t>
-      </w:r>
+        <w:t>&lt;!</w:t>
+      </w:r>
+      <w:proofErr w:type="gramEnd"/>
       <w:r>
         <w:rPr>
           <w:i/>
           <w:iCs/>
         </w:rPr>
-        <w:t>&lt;!-- 第2个子元素, 第1个p  --&gt;</w:t>
-      </w:r>
-    </w:p>
-    <w:p>
-      <w:pPr>
-        <w:rPr>
-          <w:rFonts w:hint="eastAsia"/>
-        </w:rPr>
-      </w:pPr>
-      <w:r>
-        <w:t xml:space="preserve">  &lt;p&gt;段落 B&lt;/p&gt;       </w:t>
-      </w:r>
+        <w:t>-- 第1个子</w:t>
+      </w:r>
+      <w:proofErr w:type="gramStart"/>
       <w:r>
         <w:rPr>
           <w:i/>
           <w:iCs/>
         </w:rPr>
-        <w:t>&lt;!-- 第3个子元素, 第2个p  --&gt;</w:t>
-      </w:r>
-    </w:p>
-    <w:p>
-      <w:pPr>
-        <w:rPr>
-          <w:rFonts w:hint="eastAsia"/>
-        </w:rPr>
-      </w:pPr>
-      <w:r>
-        <w:t xml:space="preserve">  &lt;span&gt;备注&lt;/span&gt;    </w:t>
-      </w:r>
+        <w:t>元素,</w:t>
+      </w:r>
+      <w:proofErr w:type="gramEnd"/>
       <w:r>
         <w:rPr>
           <w:i/>
           <w:iCs/>
         </w:rPr>
-        <w:t>&lt;!-- 第4个子元素, 第1个span --&gt;</w:t>
-      </w:r>
-    </w:p>
-    <w:p>
-      <w:pPr>
-        <w:rPr>
-          <w:rFonts w:hint="eastAsia"/>
-        </w:rPr>
-      </w:pPr>
-      <w:r>
-        <w:t xml:space="preserve">  &lt;p&gt;段落 C&lt;/p&gt;       </w:t>
-      </w:r>
+        <w:t xml:space="preserve"> 第1个h2 --&gt;</w:t>
+      </w:r>
+    </w:p>
+    <w:p>
+      <w:pPr>
+        <w:rPr>
+          <w:rFonts w:hint="eastAsia"/>
+        </w:rPr>
+      </w:pPr>
+      <w:r>
+        <w:t xml:space="preserve">  &lt;p&gt;段落 A&lt;/p&gt;       </w:t>
+      </w:r>
+      <w:proofErr w:type="gramStart"/>
       <w:r>
         <w:rPr>
           <w:i/>
           <w:iCs/>
         </w:rPr>
-        <w:t>&lt;!-- 第5个子元素, 第3个p  --&gt;</w:t>
+        <w:t>&lt;!</w:t>
+      </w:r>
+      <w:proofErr w:type="gramEnd"/>
+      <w:r>
+        <w:rPr>
+          <w:i/>
+          <w:iCs/>
+        </w:rPr>
+        <w:t>-- 第2个子</w:t>
+      </w:r>
+      <w:proofErr w:type="gramStart"/>
+      <w:r>
+        <w:rPr>
+          <w:i/>
+          <w:iCs/>
+        </w:rPr>
+        <w:t>元素,</w:t>
+      </w:r>
+      <w:proofErr w:type="gramEnd"/>
+      <w:r>
+        <w:rPr>
+          <w:i/>
+          <w:iCs/>
+        </w:rPr>
+        <w:t xml:space="preserve"> 第1个</w:t>
+      </w:r>
+      <w:proofErr w:type="gramStart"/>
+      <w:r>
+        <w:rPr>
+          <w:i/>
+          <w:iCs/>
+        </w:rPr>
+        <w:t>p  --</w:t>
+      </w:r>
+      <w:proofErr w:type="gramEnd"/>
+      <w:r>
+        <w:rPr>
+          <w:i/>
+          <w:iCs/>
+        </w:rPr>
+        <w:t>&gt;</w:t>
+      </w:r>
+    </w:p>
+    <w:p>
+      <w:pPr>
+        <w:rPr>
+          <w:rFonts w:hint="eastAsia"/>
+        </w:rPr>
+      </w:pPr>
+      <w:r>
+        <w:t xml:space="preserve">  &lt;p&gt;段落 B&lt;/p&gt;       </w:t>
+      </w:r>
+      <w:proofErr w:type="gramStart"/>
+      <w:r>
+        <w:rPr>
+          <w:i/>
+          <w:iCs/>
+        </w:rPr>
+        <w:t>&lt;!</w:t>
+      </w:r>
+      <w:proofErr w:type="gramEnd"/>
+      <w:r>
+        <w:rPr>
+          <w:i/>
+          <w:iCs/>
+        </w:rPr>
+        <w:t>-- 第3个子</w:t>
+      </w:r>
+      <w:proofErr w:type="gramStart"/>
+      <w:r>
+        <w:rPr>
+          <w:i/>
+          <w:iCs/>
+        </w:rPr>
+        <w:t>元素,</w:t>
+      </w:r>
+      <w:proofErr w:type="gramEnd"/>
+      <w:r>
+        <w:rPr>
+          <w:i/>
+          <w:iCs/>
+        </w:rPr>
+        <w:t xml:space="preserve"> 第2个</w:t>
+      </w:r>
+      <w:proofErr w:type="gramStart"/>
+      <w:r>
+        <w:rPr>
+          <w:i/>
+          <w:iCs/>
+        </w:rPr>
+        <w:t>p  --</w:t>
+      </w:r>
+      <w:proofErr w:type="gramEnd"/>
+      <w:r>
+        <w:rPr>
+          <w:i/>
+          <w:iCs/>
+        </w:rPr>
+        <w:t>&gt;</w:t>
+      </w:r>
+    </w:p>
+    <w:p>
+      <w:pPr>
+        <w:rPr>
+          <w:rFonts w:hint="eastAsia"/>
+        </w:rPr>
+      </w:pPr>
+      <w:r>
+        <w:t xml:space="preserve">  &lt;span&gt;备注&lt;/span&gt;    </w:t>
+      </w:r>
+      <w:proofErr w:type="gramStart"/>
+      <w:r>
+        <w:rPr>
+          <w:i/>
+          <w:iCs/>
+        </w:rPr>
+        <w:t>&lt;!</w:t>
+      </w:r>
+      <w:proofErr w:type="gramEnd"/>
+      <w:r>
+        <w:rPr>
+          <w:i/>
+          <w:iCs/>
+        </w:rPr>
+        <w:t>-- 第4个子</w:t>
+      </w:r>
+      <w:proofErr w:type="gramStart"/>
+      <w:r>
+        <w:rPr>
+          <w:i/>
+          <w:iCs/>
+        </w:rPr>
+        <w:t>元素,</w:t>
+      </w:r>
+      <w:proofErr w:type="gramEnd"/>
+      <w:r>
+        <w:rPr>
+          <w:i/>
+          <w:iCs/>
+        </w:rPr>
+        <w:t xml:space="preserve"> 第1个span --&gt;</w:t>
+      </w:r>
+    </w:p>
+    <w:p>
+      <w:pPr>
+        <w:rPr>
+          <w:rFonts w:hint="eastAsia"/>
+        </w:rPr>
+      </w:pPr>
+      <w:r>
+        <w:t xml:space="preserve">  &lt;p&gt;段落 C&lt;/p&gt;       </w:t>
+      </w:r>
+      <w:proofErr w:type="gramStart"/>
+      <w:r>
+        <w:rPr>
+          <w:i/>
+          <w:iCs/>
+        </w:rPr>
+        <w:t>&lt;!</w:t>
+      </w:r>
+      <w:proofErr w:type="gramEnd"/>
+      <w:r>
+        <w:rPr>
+          <w:i/>
+          <w:iCs/>
+        </w:rPr>
+        <w:t>-- 第5个子</w:t>
+      </w:r>
+      <w:proofErr w:type="gramStart"/>
+      <w:r>
+        <w:rPr>
+          <w:i/>
+          <w:iCs/>
+        </w:rPr>
+        <w:t>元素,</w:t>
+      </w:r>
+      <w:proofErr w:type="gramEnd"/>
+      <w:r>
+        <w:rPr>
+          <w:i/>
+          <w:iCs/>
+        </w:rPr>
+        <w:t xml:space="preserve"> 第3个</w:t>
+      </w:r>
+      <w:proofErr w:type="gramStart"/>
+      <w:r>
+        <w:rPr>
+          <w:i/>
+          <w:iCs/>
+        </w:rPr>
+        <w:t>p  --</w:t>
+      </w:r>
+      <w:proofErr w:type="gramEnd"/>
+      <w:r>
+        <w:rPr>
+          <w:i/>
+          <w:iCs/>
+        </w:rPr>
+        <w:t>&gt;</w:t>
       </w:r>
     </w:p>
     <w:p>
@@ -6286,9 +7523,11 @@
           <w:rFonts w:hint="eastAsia"/>
         </w:rPr>
       </w:pPr>
+      <w:proofErr w:type="spellStart"/>
       <w:r>
         <w:t>css</w:t>
       </w:r>
+      <w:proofErr w:type="spellEnd"/>
     </w:p>
     <w:p>
       <w:pPr>
@@ -6326,18 +7565,60 @@
           <w:i/>
           <w:iCs/>
         </w:rPr>
-        <w:t xml:space="preserve"> 选中"段落 B"：它是所有子元素中的第3个，且是&lt;p&gt; */</w:t>
-      </w:r>
-    </w:p>
-    <w:p>
-      <w:pPr>
-        <w:rPr>
-          <w:rFonts w:hint="eastAsia"/>
-        </w:rPr>
-      </w:pPr>
-      <w:r>
-        <w:t>p:nth-child(3) { color: red; }</w:t>
-      </w:r>
+        <w:t xml:space="preserve"> 选中</w:t>
+      </w:r>
+      <w:proofErr w:type="gramStart"/>
+      <w:r>
+        <w:rPr>
+          <w:i/>
+          <w:iCs/>
+        </w:rPr>
+        <w:t>"段落</w:t>
+      </w:r>
+      <w:proofErr w:type="gramEnd"/>
+      <w:r>
+        <w:rPr>
+          <w:i/>
+          <w:iCs/>
+        </w:rPr>
+        <w:t xml:space="preserve"> B"：它是所有子元素中的第3个，且是&lt;p&gt; */</w:t>
+      </w:r>
+    </w:p>
+    <w:p>
+      <w:pPr>
+        <w:rPr>
+          <w:rFonts w:hint="eastAsia"/>
+        </w:rPr>
+      </w:pPr>
+      <w:proofErr w:type="gramStart"/>
+      <w:r>
+        <w:t>p:nth</w:t>
+      </w:r>
+      <w:proofErr w:type="gramEnd"/>
+      <w:r>
+        <w:t>-</w:t>
+      </w:r>
+      <w:proofErr w:type="gramStart"/>
+      <w:r>
+        <w:t>child(</w:t>
+      </w:r>
+      <w:proofErr w:type="gramEnd"/>
+      <w:r>
+        <w:t xml:space="preserve">3) </w:t>
+      </w:r>
+      <w:proofErr w:type="gramStart"/>
+      <w:r>
+        <w:t>{ color</w:t>
+      </w:r>
+      <w:proofErr w:type="gramEnd"/>
+      <w:r>
+        <w:t>: red</w:t>
+      </w:r>
+      <w:proofErr w:type="gramStart"/>
+      <w:r>
+        <w:t>; }</w:t>
+      </w:r>
+      <w:proofErr w:type="gramEnd"/>
     </w:p>
     <w:p>
       <w:pPr>
@@ -6381,9 +7662,35 @@
           <w:rFonts w:hint="eastAsia"/>
         </w:rPr>
       </w:pPr>
-      <w:r>
-        <w:t>p:nth-child(4) { color: blue; }</w:t>
-      </w:r>
+      <w:proofErr w:type="gramStart"/>
+      <w:r>
+        <w:t>p:nth</w:t>
+      </w:r>
+      <w:proofErr w:type="gramEnd"/>
+      <w:r>
+        <w:t>-</w:t>
+      </w:r>
+      <w:proofErr w:type="gramStart"/>
+      <w:r>
+        <w:t>child(</w:t>
+      </w:r>
+      <w:proofErr w:type="gramEnd"/>
+      <w:r>
+        <w:t xml:space="preserve">4) </w:t>
+      </w:r>
+      <w:proofErr w:type="gramStart"/>
+      <w:r>
+        <w:t>{ color</w:t>
+      </w:r>
+      <w:proofErr w:type="gramEnd"/>
+      <w:r>
+        <w:t>: blue</w:t>
+      </w:r>
+      <w:proofErr w:type="gramStart"/>
+      <w:r>
+        <w:t>; }</w:t>
+      </w:r>
+      <w:proofErr w:type="gramEnd"/>
     </w:p>
     <w:p>
       <w:pPr>
@@ -6418,18 +7725,60 @@
           <w:i/>
           <w:iCs/>
         </w:rPr>
-        <w:t xml:space="preserve"> 选中"段落 C"：它是所有&lt;p&gt;中的第3个（忽略h2和span） */</w:t>
-      </w:r>
-    </w:p>
-    <w:p>
-      <w:pPr>
-        <w:rPr>
-          <w:rFonts w:hint="eastAsia"/>
-        </w:rPr>
-      </w:pPr>
-      <w:r>
-        <w:t>p:nth-of-type(3) { color: green; }</w:t>
-      </w:r>
+        <w:t xml:space="preserve"> 选中</w:t>
+      </w:r>
+      <w:proofErr w:type="gramStart"/>
+      <w:r>
+        <w:rPr>
+          <w:i/>
+          <w:iCs/>
+        </w:rPr>
+        <w:t>"段落</w:t>
+      </w:r>
+      <w:proofErr w:type="gramEnd"/>
+      <w:r>
+        <w:rPr>
+          <w:i/>
+          <w:iCs/>
+        </w:rPr>
+        <w:t xml:space="preserve"> C"：它是所有&lt;p&gt;中的第3个（忽略h2和span） */</w:t>
+      </w:r>
+    </w:p>
+    <w:p>
+      <w:pPr>
+        <w:rPr>
+          <w:rFonts w:hint="eastAsia"/>
+        </w:rPr>
+      </w:pPr>
+      <w:proofErr w:type="gramStart"/>
+      <w:r>
+        <w:t>p:nth</w:t>
+      </w:r>
+      <w:proofErr w:type="gramEnd"/>
+      <w:r>
+        <w:t>-of-</w:t>
+      </w:r>
+      <w:proofErr w:type="gramStart"/>
+      <w:r>
+        <w:t>type(</w:t>
+      </w:r>
+      <w:proofErr w:type="gramEnd"/>
+      <w:r>
+        <w:t xml:space="preserve">3) </w:t>
+      </w:r>
+      <w:proofErr w:type="gramStart"/>
+      <w:r>
+        <w:t>{ color</w:t>
+      </w:r>
+      <w:proofErr w:type="gramEnd"/>
+      <w:r>
+        <w:t>: green</w:t>
+      </w:r>
+      <w:proofErr w:type="gramStart"/>
+      <w:r>
+        <w:t>; }</w:t>
+      </w:r>
+      <w:proofErr w:type="gramEnd"/>
     </w:p>
     <w:p>
       <w:pPr>
@@ -6464,18 +7813,60 @@
           <w:i/>
           <w:iCs/>
         </w:rPr>
-        <w:t xml:space="preserve"> 选中"段落 A"：它是所有&lt;p&gt;中的第1个 */</w:t>
-      </w:r>
-    </w:p>
-    <w:p>
-      <w:pPr>
-        <w:rPr>
-          <w:rFonts w:hint="eastAsia"/>
-        </w:rPr>
-      </w:pPr>
-      <w:r>
-        <w:t>p:nth-of-type(1) { font-weight: bold; }</w:t>
-      </w:r>
+        <w:t xml:space="preserve"> 选中</w:t>
+      </w:r>
+      <w:proofErr w:type="gramStart"/>
+      <w:r>
+        <w:rPr>
+          <w:i/>
+          <w:iCs/>
+        </w:rPr>
+        <w:t>"段落</w:t>
+      </w:r>
+      <w:proofErr w:type="gramEnd"/>
+      <w:r>
+        <w:rPr>
+          <w:i/>
+          <w:iCs/>
+        </w:rPr>
+        <w:t xml:space="preserve"> A"：它是所有&lt;p&gt;中的第1个 */</w:t>
+      </w:r>
+    </w:p>
+    <w:p>
+      <w:pPr>
+        <w:rPr>
+          <w:rFonts w:hint="eastAsia"/>
+        </w:rPr>
+      </w:pPr>
+      <w:proofErr w:type="gramStart"/>
+      <w:r>
+        <w:t>p:nth</w:t>
+      </w:r>
+      <w:proofErr w:type="gramEnd"/>
+      <w:r>
+        <w:t>-of-</w:t>
+      </w:r>
+      <w:proofErr w:type="gramStart"/>
+      <w:r>
+        <w:t>type(</w:t>
+      </w:r>
+      <w:proofErr w:type="gramEnd"/>
+      <w:r>
+        <w:t xml:space="preserve">1) </w:t>
+      </w:r>
+      <w:proofErr w:type="gramStart"/>
+      <w:r>
+        <w:t>{ font</w:t>
+      </w:r>
+      <w:proofErr w:type="gramEnd"/>
+      <w:r>
+        <w:t>-weight: bold</w:t>
+      </w:r>
+      <w:proofErr w:type="gramStart"/>
+      <w:r>
+        <w:t>; }</w:t>
+      </w:r>
+      <w:proofErr w:type="gramEnd"/>
     </w:p>
     <w:p>
       <w:pPr>
@@ -6539,7 +7930,23 @@
         </w:rPr>
       </w:pPr>
       <w:r>
-        <w:t>:has() 被称为 CSS 的"父选择器"，它根据</w:t>
+        <w:t>:has() 被称为 CSS 的</w:t>
+      </w:r>
+      <w:proofErr w:type="gramStart"/>
+      <w:r>
+        <w:t>"父</w:t>
+      </w:r>
+      <w:proofErr w:type="gramEnd"/>
+      <w:r>
+        <w:t>选择</w:t>
+      </w:r>
+      <w:proofErr w:type="gramStart"/>
+      <w:r>
+        <w:t>器"，</w:t>
+      </w:r>
+      <w:proofErr w:type="gramEnd"/>
+      <w:r>
+        <w:t>它根据</w:t>
       </w:r>
       <w:r>
         <w:rPr>
@@ -6558,9 +7965,11 @@
           <w:rFonts w:hint="eastAsia"/>
         </w:rPr>
       </w:pPr>
+      <w:proofErr w:type="spellStart"/>
       <w:r>
         <w:t>css</w:t>
       </w:r>
+      <w:proofErr w:type="spellEnd"/>
     </w:p>
     <w:p>
       <w:pPr>
@@ -6583,129 +7992,48 @@
           <w:i/>
           <w:iCs/>
         </w:rPr>
-        <w:t>/* 包含 &lt;img&gt; 的 &lt;a&gt; 标签添加特殊样式 */</w:t>
-      </w:r>
-    </w:p>
-    <w:p>
-      <w:pPr>
-        <w:rPr>
-          <w:rFonts w:hint="eastAsia"/>
-        </w:rPr>
-      </w:pPr>
-      <w:r>
-        <w:t>a:has(img) {</w:t>
-      </w:r>
-    </w:p>
-    <w:p>
-      <w:pPr>
-        <w:rPr>
-          <w:rFonts w:hint="eastAsia"/>
-        </w:rPr>
-      </w:pPr>
-      <w:r>
-        <w:t xml:space="preserve">  border: 2px solid gold;</w:t>
-      </w:r>
-    </w:p>
-    <w:p>
-      <w:pPr>
-        <w:rPr>
-          <w:rFonts w:hint="eastAsia"/>
-        </w:rPr>
-      </w:pPr>
-      <w:r>
-        <w:t>}</w:t>
-      </w:r>
-    </w:p>
-    <w:p>
-      <w:pPr>
-        <w:rPr>
-          <w:rFonts w:hint="eastAsia"/>
-        </w:rPr>
-      </w:pPr>
-    </w:p>
-    <w:p>
-      <w:pPr>
-        <w:rPr>
-          <w:rFonts w:hint="eastAsia"/>
-        </w:rPr>
-      </w:pPr>
+        <w:t>/* 包含 &lt;</w:t>
+      </w:r>
+      <w:proofErr w:type="spellStart"/>
       <w:r>
         <w:rPr>
           <w:i/>
           <w:iCs/>
         </w:rPr>
-        <w:t>/* 含有 .error 子元素的 &lt;form&gt; 变红框 */</w:t>
-      </w:r>
-    </w:p>
-    <w:p>
-      <w:pPr>
-        <w:rPr>
-          <w:rFonts w:hint="eastAsia"/>
-        </w:rPr>
-      </w:pPr>
-      <w:r>
-        <w:t>form:has(.error) {</w:t>
-      </w:r>
-    </w:p>
-    <w:p>
-      <w:pPr>
-        <w:rPr>
-          <w:rFonts w:hint="eastAsia"/>
-        </w:rPr>
-      </w:pPr>
-      <w:r>
-        <w:t xml:space="preserve">  border-color: red;</w:t>
-      </w:r>
-    </w:p>
-    <w:p>
-      <w:pPr>
-        <w:rPr>
-          <w:rFonts w:hint="eastAsia"/>
-        </w:rPr>
-      </w:pPr>
-      <w:r>
-        <w:t>}</w:t>
-      </w:r>
-    </w:p>
-    <w:p>
-      <w:pPr>
-        <w:rPr>
-          <w:rFonts w:hint="eastAsia"/>
-        </w:rPr>
-      </w:pPr>
-    </w:p>
-    <w:p>
-      <w:pPr>
-        <w:rPr>
-          <w:rFonts w:hint="eastAsia"/>
-        </w:rPr>
-      </w:pPr>
+        <w:t>img</w:t>
+      </w:r>
+      <w:proofErr w:type="spellEnd"/>
       <w:r>
         <w:rPr>
           <w:i/>
           <w:iCs/>
         </w:rPr>
-        <w:t>/* 后面紧跟着 &lt;p&gt; 的 &lt;h2&gt;（兄弟关系） */</w:t>
-      </w:r>
-    </w:p>
-    <w:p>
-      <w:pPr>
-        <w:rPr>
-          <w:rFonts w:hint="eastAsia"/>
-        </w:rPr>
-      </w:pPr>
-      <w:r>
-        <w:t>h2:has(+ p) {</w:t>
-      </w:r>
-    </w:p>
-    <w:p>
-      <w:pPr>
-        <w:rPr>
-          <w:rFonts w:hint="eastAsia"/>
-        </w:rPr>
-      </w:pPr>
-      <w:r>
-        <w:t xml:space="preserve">  margin-bottom: 0;</w:t>
+        <w:t>&gt; 的 &lt;a&gt; 标签添加特殊样式 */</w:t>
+      </w:r>
+    </w:p>
+    <w:p>
+      <w:pPr>
+        <w:rPr>
+          <w:rFonts w:hint="eastAsia"/>
+        </w:rPr>
+      </w:pPr>
+      <w:proofErr w:type="gramStart"/>
+      <w:r>
+        <w:t>a:has</w:t>
+      </w:r>
+      <w:proofErr w:type="gramEnd"/>
+      <w:r>
+        <w:t>(img) {</w:t>
+      </w:r>
+    </w:p>
+    <w:p>
+      <w:pPr>
+        <w:rPr>
+          <w:rFonts w:hint="eastAsia"/>
+        </w:rPr>
+      </w:pPr>
+      <w:r>
+        <w:t xml:space="preserve">  border: 2px solid gold;</w:t>
       </w:r>
     </w:p>
     <w:p>
@@ -6736,6 +8064,126 @@
           <w:i/>
           <w:iCs/>
         </w:rPr>
+        <w:t>/* 含有 .error 子元素的 &lt;form&gt; 变红框 */</w:t>
+      </w:r>
+    </w:p>
+    <w:p>
+      <w:pPr>
+        <w:rPr>
+          <w:rFonts w:hint="eastAsia"/>
+        </w:rPr>
+      </w:pPr>
+      <w:proofErr w:type="spellStart"/>
+      <w:proofErr w:type="gramStart"/>
+      <w:r>
+        <w:t>form:has</w:t>
+      </w:r>
+      <w:proofErr w:type="spellEnd"/>
+      <w:r>
+        <w:t>(.error</w:t>
+      </w:r>
+      <w:proofErr w:type="gramEnd"/>
+      <w:r>
+        <w:t>) {</w:t>
+      </w:r>
+    </w:p>
+    <w:p>
+      <w:pPr>
+        <w:rPr>
+          <w:rFonts w:hint="eastAsia"/>
+        </w:rPr>
+      </w:pPr>
+      <w:r>
+        <w:t xml:space="preserve">  border-color: red;</w:t>
+      </w:r>
+    </w:p>
+    <w:p>
+      <w:pPr>
+        <w:rPr>
+          <w:rFonts w:hint="eastAsia"/>
+        </w:rPr>
+      </w:pPr>
+      <w:r>
+        <w:t>}</w:t>
+      </w:r>
+    </w:p>
+    <w:p>
+      <w:pPr>
+        <w:rPr>
+          <w:rFonts w:hint="eastAsia"/>
+        </w:rPr>
+      </w:pPr>
+    </w:p>
+    <w:p>
+      <w:pPr>
+        <w:rPr>
+          <w:rFonts w:hint="eastAsia"/>
+        </w:rPr>
+      </w:pPr>
+      <w:r>
+        <w:rPr>
+          <w:i/>
+          <w:iCs/>
+        </w:rPr>
+        <w:t>/* 后面紧跟着 &lt;p&gt; 的 &lt;h2&gt;（兄弟关系） */</w:t>
+      </w:r>
+    </w:p>
+    <w:p>
+      <w:pPr>
+        <w:rPr>
+          <w:rFonts w:hint="eastAsia"/>
+        </w:rPr>
+      </w:pPr>
+      <w:r>
+        <w:t>h</w:t>
+      </w:r>
+      <w:proofErr w:type="gramStart"/>
+      <w:r>
+        <w:t>2:has</w:t>
+      </w:r>
+      <w:proofErr w:type="gramEnd"/>
+      <w:r>
+        <w:t>(+ p) {</w:t>
+      </w:r>
+    </w:p>
+    <w:p>
+      <w:pPr>
+        <w:rPr>
+          <w:rFonts w:hint="eastAsia"/>
+        </w:rPr>
+      </w:pPr>
+      <w:r>
+        <w:t xml:space="preserve">  margin-bottom: 0;</w:t>
+      </w:r>
+    </w:p>
+    <w:p>
+      <w:pPr>
+        <w:rPr>
+          <w:rFonts w:hint="eastAsia"/>
+        </w:rPr>
+      </w:pPr>
+      <w:r>
+        <w:t>}</w:t>
+      </w:r>
+    </w:p>
+    <w:p>
+      <w:pPr>
+        <w:rPr>
+          <w:rFonts w:hint="eastAsia"/>
+        </w:rPr>
+      </w:pPr>
+    </w:p>
+    <w:p>
+      <w:pPr>
+        <w:rPr>
+          <w:rFonts w:hint="eastAsia"/>
+        </w:rPr>
+      </w:pPr>
+      <w:r>
+        <w:rPr>
+          <w:i/>
+          <w:iCs/>
+        </w:rPr>
         <w:t>/* 不包含任何 &lt;li&gt; 的 &lt;ul&gt; 隐藏 */</w:t>
       </w:r>
     </w:p>
@@ -6745,8 +8193,18 @@
           <w:rFonts w:hint="eastAsia"/>
         </w:rPr>
       </w:pPr>
-      <w:r>
-        <w:t>ul:not(:has(li)) {</w:t>
+      <w:proofErr w:type="spellStart"/>
+      <w:proofErr w:type="gramStart"/>
+      <w:r>
+        <w:t>ul:not</w:t>
+      </w:r>
+      <w:proofErr w:type="spellEnd"/>
+      <w:r>
+        <w:t>(:has</w:t>
+      </w:r>
+      <w:proofErr w:type="gramEnd"/>
+      <w:r>
+        <w:t>(li)) {</w:t>
       </w:r>
     </w:p>
     <w:p>
@@ -6791,8 +8249,13 @@
         </w:rPr>
         <w:t>兼容性</w:t>
       </w:r>
-      <w:r>
-        <w:t>：:has() 在现代浏览器中已广泛支持（Chrome 105+, Firefox 121+, Safari 15.4+），IE 不支持。</w:t>
+      <w:proofErr w:type="gramStart"/>
+      <w:r>
+        <w:t>：:</w:t>
+      </w:r>
+      <w:proofErr w:type="gramEnd"/>
+      <w:r>
+        <w:t>has() 在现代浏览器中已广泛支持（Chrome 105+, Firefox 121+, Safari 15.4+），IE 不支持。</w:t>
       </w:r>
     </w:p>
     <w:p>
@@ -6849,9 +8312,11 @@
           <w:rFonts w:hint="eastAsia"/>
         </w:rPr>
       </w:pPr>
+      <w:proofErr w:type="spellStart"/>
       <w:r>
         <w:t>css</w:t>
       </w:r>
+      <w:proofErr w:type="spellEnd"/>
     </w:p>
     <w:p>
       <w:pPr>
@@ -6883,8 +8348,18 @@
           <w:rFonts w:hint="eastAsia"/>
         </w:rPr>
       </w:pPr>
-      <w:r>
-        <w:t>li:not(.active) {</w:t>
+      <w:proofErr w:type="spellStart"/>
+      <w:proofErr w:type="gramStart"/>
+      <w:r>
+        <w:t>li:not</w:t>
+      </w:r>
+      <w:proofErr w:type="spellEnd"/>
+      <w:r>
+        <w:t>(.active</w:t>
+      </w:r>
+      <w:proofErr w:type="gramEnd"/>
+      <w:r>
+        <w:t>) {</w:t>
       </w:r>
     </w:p>
     <w:p>
@@ -6935,7 +8410,15 @@
         </w:rPr>
       </w:pPr>
       <w:r>
-        <w:t>.container &gt; :not(p, span) {</w:t>
+        <w:t xml:space="preserve">.container </w:t>
+      </w:r>
+      <w:proofErr w:type="gramStart"/>
+      <w:r>
+        <w:t>&gt; :not</w:t>
+      </w:r>
+      <w:proofErr w:type="gramEnd"/>
+      <w:r>
+        <w:t>(p, span) {</w:t>
       </w:r>
     </w:p>
     <w:p>
@@ -6976,17 +8459,38 @@
           <w:i/>
           <w:iCs/>
         </w:rPr>
-        <w:t>/* 没有 href 属性的 &lt;a&gt; */</w:t>
-      </w:r>
-    </w:p>
-    <w:p>
-      <w:pPr>
-        <w:rPr>
-          <w:rFonts w:hint="eastAsia"/>
-        </w:rPr>
-      </w:pPr>
-      <w:r>
-        <w:t>a:not([href]) {</w:t>
+        <w:t xml:space="preserve">/* 没有 </w:t>
+      </w:r>
+      <w:proofErr w:type="spellStart"/>
+      <w:r>
+        <w:rPr>
+          <w:i/>
+          <w:iCs/>
+        </w:rPr>
+        <w:t>href</w:t>
+      </w:r>
+      <w:proofErr w:type="spellEnd"/>
+      <w:r>
+        <w:rPr>
+          <w:i/>
+          <w:iCs/>
+        </w:rPr>
+        <w:t xml:space="preserve"> 属性的 &lt;a&gt; */</w:t>
+      </w:r>
+    </w:p>
+    <w:p>
+      <w:pPr>
+        <w:rPr>
+          <w:rFonts w:hint="eastAsia"/>
+        </w:rPr>
+      </w:pPr>
+      <w:proofErr w:type="gramStart"/>
+      <w:r>
+        <w:t>a:not</w:t>
+      </w:r>
+      <w:proofErr w:type="gramEnd"/>
+      <w:r>
+        <w:t>([href]) {</w:t>
       </w:r>
     </w:p>
     <w:p>
@@ -7074,9 +8578,11 @@
           <w:rFonts w:hint="eastAsia"/>
         </w:rPr>
       </w:pPr>
+      <w:proofErr w:type="spellStart"/>
       <w:r>
         <w:t>css</w:t>
       </w:r>
+      <w:proofErr w:type="spellEnd"/>
     </w:p>
     <w:p>
       <w:pPr>
@@ -7108,18 +8614,31 @@
           <w:rFonts w:hint="eastAsia"/>
         </w:rPr>
       </w:pPr>
-      <w:r>
-        <w:t>p:empty::before {</w:t>
-      </w:r>
-    </w:p>
-    <w:p>
-      <w:pPr>
-        <w:rPr>
-          <w:rFonts w:hint="eastAsia"/>
-        </w:rPr>
-      </w:pPr>
-      <w:r>
-        <w:t xml:space="preserve">  content: "暂无内容";</w:t>
+      <w:proofErr w:type="gramStart"/>
+      <w:r>
+        <w:t>p:empty::</w:t>
+      </w:r>
+      <w:proofErr w:type="gramEnd"/>
+      <w:r>
+        <w:t>before {</w:t>
+      </w:r>
+    </w:p>
+    <w:p>
+      <w:pPr>
+        <w:rPr>
+          <w:rFonts w:hint="eastAsia"/>
+        </w:rPr>
+      </w:pPr>
+      <w:r>
+        <w:t xml:space="preserve">  content: </w:t>
+      </w:r>
+      <w:proofErr w:type="gramStart"/>
+      <w:r>
+        <w:t>"暂</w:t>
+      </w:r>
+      <w:proofErr w:type="gramEnd"/>
+      <w:r>
+        <w:t>无内容";</w:t>
       </w:r>
     </w:p>
     <w:p>
@@ -7169,8 +8688,18 @@
           <w:rFonts w:hint="eastAsia"/>
         </w:rPr>
       </w:pPr>
-      <w:r>
-        <w:t>div:not(:empty) {</w:t>
+      <w:proofErr w:type="spellStart"/>
+      <w:proofErr w:type="gramStart"/>
+      <w:r>
+        <w:t>div:not</w:t>
+      </w:r>
+      <w:proofErr w:type="spellEnd"/>
+      <w:r>
+        <w:t>(:empty</w:t>
+      </w:r>
+      <w:proofErr w:type="gramEnd"/>
+      <w:r>
+        <w:t>) {</w:t>
       </w:r>
     </w:p>
     <w:p>
@@ -7324,144 +8853,136 @@
       <w:r>
         <w:t xml:space="preserve">  &lt;p&gt;&lt;/p&gt;              </w:t>
       </w:r>
+      <w:proofErr w:type="gramStart"/>
       <w:r>
         <w:rPr>
           <w:i/>
           <w:iCs/>
         </w:rPr>
-        <w:t>&lt;!-- 空段落 --&gt;</w:t>
-      </w:r>
-    </w:p>
-    <w:p>
-      <w:pPr>
-        <w:rPr>
-          <w:rFonts w:hint="eastAsia"/>
-        </w:rPr>
-      </w:pPr>
-      <w:r>
-        <w:t xml:space="preserve">  &lt;figure&gt;</w:t>
-      </w:r>
-    </w:p>
-    <w:p>
-      <w:pPr>
-        <w:rPr>
-          <w:rFonts w:hint="eastAsia"/>
-        </w:rPr>
-      </w:pPr>
-      <w:r>
-        <w:t xml:space="preserve">    &lt;img src="photo.jpg"&gt;</w:t>
-      </w:r>
-    </w:p>
-    <w:p>
-      <w:pPr>
-        <w:rPr>
-          <w:rFonts w:hint="eastAsia"/>
-        </w:rPr>
-      </w:pPr>
-      <w:r>
-        <w:t xml:space="preserve">    &lt;figcaption&gt;图片说明&lt;/figcaption&gt;</w:t>
-      </w:r>
-    </w:p>
-    <w:p>
-      <w:pPr>
-        <w:rPr>
-          <w:rFonts w:hint="eastAsia"/>
-        </w:rPr>
-      </w:pPr>
-      <w:r>
-        <w:t xml:space="preserve">  &lt;/figure&gt;</w:t>
-      </w:r>
-    </w:p>
-    <w:p>
-      <w:pPr>
-        <w:rPr>
-          <w:rFonts w:hint="eastAsia"/>
-        </w:rPr>
-      </w:pPr>
-      <w:r>
-        <w:t xml:space="preserve">  &lt;p&gt;最后一段&lt;/p&gt;</w:t>
-      </w:r>
-    </w:p>
-    <w:p>
-      <w:pPr>
-        <w:rPr>
-          <w:rFonts w:hint="eastAsia"/>
-        </w:rPr>
-      </w:pPr>
-      <w:r>
-        <w:t>&lt;/article&gt;</w:t>
-      </w:r>
-    </w:p>
-    <w:p>
-      <w:pPr>
-        <w:rPr>
-          <w:rFonts w:hint="eastAsia"/>
-        </w:rPr>
-      </w:pPr>
-      <w:r>
-        <w:t>css</w:t>
-      </w:r>
-    </w:p>
-    <w:p>
-      <w:pPr>
-        <w:rPr>
-          <w:rFonts w:hint="eastAsia"/>
-        </w:rPr>
-      </w:pPr>
-      <w:r>
-        <w:t>编辑</w:t>
-      </w:r>
-    </w:p>
-    <w:p>
-      <w:pPr>
-        <w:rPr>
-          <w:rFonts w:hint="eastAsia"/>
-        </w:rPr>
-      </w:pPr>
+        <w:t>&lt;!--</w:t>
+      </w:r>
+      <w:proofErr w:type="gramEnd"/>
       <w:r>
         <w:rPr>
           <w:i/>
           <w:iCs/>
         </w:rPr>
-        <w:t>/* 1. article 中包含 figure 时，给 article 加背景 */</w:t>
-      </w:r>
-    </w:p>
-    <w:p>
-      <w:pPr>
-        <w:rPr>
-          <w:rFonts w:hint="eastAsia"/>
-        </w:rPr>
-      </w:pPr>
-      <w:r>
-        <w:t>article:has(figure) {</w:t>
-      </w:r>
-    </w:p>
-    <w:p>
-      <w:pPr>
-        <w:rPr>
-          <w:rFonts w:hint="eastAsia"/>
-        </w:rPr>
-      </w:pPr>
-      <w:r>
-        <w:t xml:space="preserve">  background: #fafafa;</w:t>
-      </w:r>
-    </w:p>
-    <w:p>
-      <w:pPr>
-        <w:rPr>
-          <w:rFonts w:hint="eastAsia"/>
-        </w:rPr>
-      </w:pPr>
-      <w:r>
-        <w:t>}</w:t>
-      </w:r>
-    </w:p>
-    <w:p>
-      <w:pPr>
-        <w:rPr>
-          <w:rFonts w:hint="eastAsia"/>
-        </w:rPr>
-      </w:pPr>
+        <w:t xml:space="preserve"> 空段落 --&gt;</w:t>
+      </w:r>
+    </w:p>
+    <w:p>
+      <w:pPr>
+        <w:rPr>
+          <w:rFonts w:hint="eastAsia"/>
+        </w:rPr>
+      </w:pPr>
+      <w:r>
+        <w:t xml:space="preserve">  &lt;figure&gt;</w:t>
+      </w:r>
+    </w:p>
+    <w:p>
+      <w:pPr>
+        <w:rPr>
+          <w:rFonts w:hint="eastAsia"/>
+        </w:rPr>
+      </w:pPr>
+      <w:r>
+        <w:t xml:space="preserve">    &lt;</w:t>
+      </w:r>
+      <w:proofErr w:type="spellStart"/>
+      <w:r>
+        <w:t>img</w:t>
+      </w:r>
+      <w:proofErr w:type="spellEnd"/>
+      <w:r>
+        <w:t xml:space="preserve"> </w:t>
+      </w:r>
+      <w:proofErr w:type="spellStart"/>
+      <w:r>
+        <w:t>src</w:t>
+      </w:r>
+      <w:proofErr w:type="spellEnd"/>
+      <w:r>
+        <w:t>="photo.jpg"&gt;</w:t>
+      </w:r>
+    </w:p>
+    <w:p>
+      <w:pPr>
+        <w:rPr>
+          <w:rFonts w:hint="eastAsia"/>
+        </w:rPr>
+      </w:pPr>
+      <w:r>
+        <w:t xml:space="preserve">    &lt;</w:t>
+      </w:r>
+      <w:proofErr w:type="spellStart"/>
+      <w:r>
+        <w:t>figcaption</w:t>
+      </w:r>
+      <w:proofErr w:type="spellEnd"/>
+      <w:r>
+        <w:t>&gt;图片说明&lt;/</w:t>
+      </w:r>
+      <w:proofErr w:type="spellStart"/>
+      <w:r>
+        <w:t>figcaption</w:t>
+      </w:r>
+      <w:proofErr w:type="spellEnd"/>
+      <w:r>
+        <w:t>&gt;</w:t>
+      </w:r>
+    </w:p>
+    <w:p>
+      <w:pPr>
+        <w:rPr>
+          <w:rFonts w:hint="eastAsia"/>
+        </w:rPr>
+      </w:pPr>
+      <w:r>
+        <w:t xml:space="preserve">  &lt;/figure&gt;</w:t>
+      </w:r>
+    </w:p>
+    <w:p>
+      <w:pPr>
+        <w:rPr>
+          <w:rFonts w:hint="eastAsia"/>
+        </w:rPr>
+      </w:pPr>
+      <w:r>
+        <w:t xml:space="preserve">  &lt;p&gt;最后一段&lt;/p&gt;</w:t>
+      </w:r>
+    </w:p>
+    <w:p>
+      <w:pPr>
+        <w:rPr>
+          <w:rFonts w:hint="eastAsia"/>
+        </w:rPr>
+      </w:pPr>
+      <w:r>
+        <w:t>&lt;/article&gt;</w:t>
+      </w:r>
+    </w:p>
+    <w:p>
+      <w:pPr>
+        <w:rPr>
+          <w:rFonts w:hint="eastAsia"/>
+        </w:rPr>
+      </w:pPr>
+      <w:proofErr w:type="spellStart"/>
+      <w:r>
+        <w:t>css</w:t>
+      </w:r>
+      <w:proofErr w:type="spellEnd"/>
+    </w:p>
+    <w:p>
+      <w:pPr>
+        <w:rPr>
+          <w:rFonts w:hint="eastAsia"/>
+        </w:rPr>
+      </w:pPr>
+      <w:r>
+        <w:t>编辑</w:t>
+      </w:r>
     </w:p>
     <w:p>
       <w:pPr>
@@ -7474,37 +8995,34 @@
           <w:i/>
           <w:iCs/>
         </w:rPr>
-        <w:t>/* 2. 空段落显示占位符 */</w:t>
-      </w:r>
-    </w:p>
-    <w:p>
-      <w:pPr>
-        <w:rPr>
-          <w:rFonts w:hint="eastAsia"/>
-        </w:rPr>
-      </w:pPr>
-      <w:r>
-        <w:t>p:empty::before {</w:t>
-      </w:r>
-    </w:p>
-    <w:p>
-      <w:pPr>
-        <w:rPr>
-          <w:rFonts w:hint="eastAsia"/>
-        </w:rPr>
-      </w:pPr>
-      <w:r>
-        <w:t xml:space="preserve">  content: "[内容为空]";</w:t>
-      </w:r>
-    </w:p>
-    <w:p>
-      <w:pPr>
-        <w:rPr>
-          <w:rFonts w:hint="eastAsia"/>
-        </w:rPr>
-      </w:pPr>
-      <w:r>
-        <w:t xml:space="preserve">  color: #ccc;</w:t>
+        <w:t>/* 1. article 中包含 figure 时，给 article 加背景 */</w:t>
+      </w:r>
+    </w:p>
+    <w:p>
+      <w:pPr>
+        <w:rPr>
+          <w:rFonts w:hint="eastAsia"/>
+        </w:rPr>
+      </w:pPr>
+      <w:proofErr w:type="spellStart"/>
+      <w:proofErr w:type="gramStart"/>
+      <w:r>
+        <w:t>article:has</w:t>
+      </w:r>
+      <w:proofErr w:type="spellEnd"/>
+      <w:proofErr w:type="gramEnd"/>
+      <w:r>
+        <w:t>(figure) {</w:t>
+      </w:r>
+    </w:p>
+    <w:p>
+      <w:pPr>
+        <w:rPr>
+          <w:rFonts w:hint="eastAsia"/>
+        </w:rPr>
+      </w:pPr>
+      <w:r>
+        <w:t xml:space="preserve">  background: #fafafa;</w:t>
       </w:r>
     </w:p>
     <w:p>
@@ -7535,6 +9053,72 @@
           <w:i/>
           <w:iCs/>
         </w:rPr>
+        <w:t>/* 2. 空段落显示占位符 */</w:t>
+      </w:r>
+    </w:p>
+    <w:p>
+      <w:pPr>
+        <w:rPr>
+          <w:rFonts w:hint="eastAsia"/>
+        </w:rPr>
+      </w:pPr>
+      <w:proofErr w:type="gramStart"/>
+      <w:r>
+        <w:t>p:empty::</w:t>
+      </w:r>
+      <w:proofErr w:type="gramEnd"/>
+      <w:r>
+        <w:t>before {</w:t>
+      </w:r>
+    </w:p>
+    <w:p>
+      <w:pPr>
+        <w:rPr>
+          <w:rFonts w:hint="eastAsia"/>
+        </w:rPr>
+      </w:pPr>
+      <w:r>
+        <w:t xml:space="preserve">  content: "[内容为空]";</w:t>
+      </w:r>
+    </w:p>
+    <w:p>
+      <w:pPr>
+        <w:rPr>
+          <w:rFonts w:hint="eastAsia"/>
+        </w:rPr>
+      </w:pPr>
+      <w:r>
+        <w:t xml:space="preserve">  color: #ccc;</w:t>
+      </w:r>
+    </w:p>
+    <w:p>
+      <w:pPr>
+        <w:rPr>
+          <w:rFonts w:hint="eastAsia"/>
+        </w:rPr>
+      </w:pPr>
+      <w:r>
+        <w:t>}</w:t>
+      </w:r>
+    </w:p>
+    <w:p>
+      <w:pPr>
+        <w:rPr>
+          <w:rFonts w:hint="eastAsia"/>
+        </w:rPr>
+      </w:pPr>
+    </w:p>
+    <w:p>
+      <w:pPr>
+        <w:rPr>
+          <w:rFonts w:hint="eastAsia"/>
+        </w:rPr>
+      </w:pPr>
+      <w:r>
+        <w:rPr>
+          <w:i/>
+          <w:iCs/>
+        </w:rPr>
         <w:lastRenderedPageBreak/>
         <w:t>/* 3. 除最后一个段落外的所有 p 加底部分隔线 */</w:t>
       </w:r>
@@ -7545,8 +9129,13 @@
           <w:rFonts w:hint="eastAsia"/>
         </w:rPr>
       </w:pPr>
-      <w:r>
-        <w:t>p:not(:last-of-type) {</w:t>
+      <w:proofErr w:type="gramStart"/>
+      <w:r>
+        <w:t>p:not(:last</w:t>
+      </w:r>
+      <w:proofErr w:type="gramEnd"/>
+      <w:r>
+        <w:t>-of-type) {</w:t>
       </w:r>
     </w:p>
     <w:p>
@@ -7587,57 +9176,96 @@
           <w:i/>
           <w:iCs/>
         </w:rPr>
-        <w:t>/* 4. figure 中有 figcaption 时，图片加圆角 */</w:t>
-      </w:r>
-    </w:p>
-    <w:p>
-      <w:pPr>
-        <w:rPr>
-          <w:rFonts w:hint="eastAsia"/>
-        </w:rPr>
-      </w:pPr>
-      <w:r>
-        <w:t>figure:has(figcaption) img {</w:t>
-      </w:r>
-    </w:p>
-    <w:p>
-      <w:pPr>
-        <w:rPr>
-          <w:rFonts w:hint="eastAsia"/>
-        </w:rPr>
-      </w:pPr>
-      <w:r>
-        <w:t xml:space="preserve">  border-radius: 8px;</w:t>
-      </w:r>
-    </w:p>
-    <w:p>
-      <w:pPr>
-        <w:rPr>
-          <w:rFonts w:hint="eastAsia"/>
-        </w:rPr>
-      </w:pPr>
-      <w:r>
-        <w:t>}</w:t>
-      </w:r>
-    </w:p>
-    <w:p>
-      <w:pPr>
-        <w:rPr>
-          <w:rFonts w:hint="eastAsia"/>
-        </w:rPr>
-      </w:pPr>
-    </w:p>
-    <w:p>
-      <w:pPr>
-        <w:rPr>
-          <w:rFonts w:hint="eastAsia"/>
-        </w:rPr>
-      </w:pPr>
+        <w:t xml:space="preserve">/* 4. figure 中有 </w:t>
+      </w:r>
+      <w:proofErr w:type="spellStart"/>
       <w:r>
         <w:rPr>
           <w:i/>
           <w:iCs/>
         </w:rPr>
+        <w:t>figcaption</w:t>
+      </w:r>
+      <w:proofErr w:type="spellEnd"/>
+      <w:r>
+        <w:rPr>
+          <w:i/>
+          <w:iCs/>
+        </w:rPr>
+        <w:t xml:space="preserve"> 时，图片加圆角 */</w:t>
+      </w:r>
+    </w:p>
+    <w:p>
+      <w:pPr>
+        <w:rPr>
+          <w:rFonts w:hint="eastAsia"/>
+        </w:rPr>
+      </w:pPr>
+      <w:proofErr w:type="spellStart"/>
+      <w:proofErr w:type="gramStart"/>
+      <w:r>
+        <w:t>figure:has</w:t>
+      </w:r>
+      <w:proofErr w:type="spellEnd"/>
+      <w:proofErr w:type="gramEnd"/>
+      <w:r>
+        <w:t>(</w:t>
+      </w:r>
+      <w:proofErr w:type="spellStart"/>
+      <w:r>
+        <w:t>figcaption</w:t>
+      </w:r>
+      <w:proofErr w:type="spellEnd"/>
+      <w:r>
+        <w:t xml:space="preserve">) </w:t>
+      </w:r>
+      <w:proofErr w:type="spellStart"/>
+      <w:r>
+        <w:t>img</w:t>
+      </w:r>
+      <w:proofErr w:type="spellEnd"/>
+      <w:r>
+        <w:t xml:space="preserve"> {</w:t>
+      </w:r>
+    </w:p>
+    <w:p>
+      <w:pPr>
+        <w:rPr>
+          <w:rFonts w:hint="eastAsia"/>
+        </w:rPr>
+      </w:pPr>
+      <w:r>
+        <w:t xml:space="preserve">  border-radius: 8px;</w:t>
+      </w:r>
+    </w:p>
+    <w:p>
+      <w:pPr>
+        <w:rPr>
+          <w:rFonts w:hint="eastAsia"/>
+        </w:rPr>
+      </w:pPr>
+      <w:r>
+        <w:t>}</w:t>
+      </w:r>
+    </w:p>
+    <w:p>
+      <w:pPr>
+        <w:rPr>
+          <w:rFonts w:hint="eastAsia"/>
+        </w:rPr>
+      </w:pPr>
+    </w:p>
+    <w:p>
+      <w:pPr>
+        <w:rPr>
+          <w:rFonts w:hint="eastAsia"/>
+        </w:rPr>
+      </w:pPr>
+      <w:r>
+        <w:rPr>
+          <w:i/>
+          <w:iCs/>
+        </w:rPr>
         <w:t>/* 5. 第二个同类型段落（即那个空&lt;p&gt;）高亮 */</w:t>
       </w:r>
     </w:p>
@@ -7647,8 +9275,21 @@
           <w:rFonts w:hint="eastAsia"/>
         </w:rPr>
       </w:pPr>
-      <w:r>
-        <w:t>p:nth-of-type(2) {</w:t>
+      <w:proofErr w:type="gramStart"/>
+      <w:r>
+        <w:t>p:nth</w:t>
+      </w:r>
+      <w:proofErr w:type="gramEnd"/>
+      <w:r>
+        <w:t>-of-</w:t>
+      </w:r>
+      <w:proofErr w:type="gramStart"/>
+      <w:r>
+        <w:t>type(</w:t>
+      </w:r>
+      <w:proofErr w:type="gramEnd"/>
+      <w:r>
+        <w:t>2) {</w:t>
       </w:r>
     </w:p>
     <w:p>
@@ -7851,8 +9492,13 @@
                 <w:rFonts w:hint="eastAsia"/>
               </w:rPr>
             </w:pPr>
+            <w:proofErr w:type="gramStart"/>
             <w:r>
-              <w:t>:nth-child(n)</w:t>
+              <w:t>:nth</w:t>
+            </w:r>
+            <w:proofErr w:type="gramEnd"/>
+            <w:r>
+              <w:t>-child(n)</w:t>
             </w:r>
           </w:p>
         </w:tc>
@@ -7940,8 +9586,13 @@
                 <w:rFonts w:hint="eastAsia"/>
               </w:rPr>
             </w:pPr>
+            <w:proofErr w:type="gramStart"/>
             <w:r>
-              <w:t>:nth-of-type(n)</w:t>
+              <w:t>:nth</w:t>
+            </w:r>
+            <w:proofErr w:type="gramEnd"/>
+            <w:r>
+              <w:t>-of-type(n)</w:t>
             </w:r>
           </w:p>
         </w:tc>
@@ -8029,8 +9680,13 @@
                 <w:rFonts w:hint="eastAsia"/>
               </w:rPr>
             </w:pPr>
+            <w:proofErr w:type="gramStart"/>
             <w:r>
-              <w:t>:has(selector)</w:t>
+              <w:t>:has</w:t>
+            </w:r>
+            <w:proofErr w:type="gramEnd"/>
+            <w:r>
+              <w:t>(selector)</w:t>
             </w:r>
           </w:p>
         </w:tc>
@@ -8087,8 +9743,21 @@
                 <w:rFonts w:hint="eastAsia"/>
               </w:rPr>
             </w:pPr>
+            <w:proofErr w:type="gramStart"/>
             <w:r>
-              <w:t>"父选择器"，可嵌套</w:t>
+              <w:t>"父</w:t>
+            </w:r>
+            <w:proofErr w:type="gramEnd"/>
+            <w:r>
+              <w:t>选择</w:t>
+            </w:r>
+            <w:proofErr w:type="gramStart"/>
+            <w:r>
+              <w:t>器"，</w:t>
+            </w:r>
+            <w:proofErr w:type="gramEnd"/>
+            <w:r>
+              <w:t>可嵌套</w:t>
             </w:r>
           </w:p>
         </w:tc>
@@ -8118,8 +9787,13 @@
                 <w:rFonts w:hint="eastAsia"/>
               </w:rPr>
             </w:pPr>
+            <w:proofErr w:type="gramStart"/>
             <w:r>
-              <w:t>:not(selector)</w:t>
+              <w:t>:not</w:t>
+            </w:r>
+            <w:proofErr w:type="gramEnd"/>
+            <w:r>
+              <w:t>(selector)</w:t>
             </w:r>
           </w:p>
         </w:tc>
@@ -8207,9 +9881,11 @@
                 <w:rFonts w:hint="eastAsia"/>
               </w:rPr>
             </w:pPr>
+            <w:proofErr w:type="gramStart"/>
             <w:r>
               <w:t>:empty</w:t>
             </w:r>
+            <w:proofErr w:type="gramEnd"/>
           </w:p>
         </w:tc>
         <w:tc>
@@ -8323,40 +9999,70 @@
         <w:rPr>
           <w:rFonts w:hint="eastAsia"/>
         </w:rPr>
-        <w:t>改造元素的一部分，不算真实dom一部分，主要目的减少一些无意义的标签</w:t>
-      </w:r>
-    </w:p>
-    <w:p>
-      <w:pPr>
-        <w:rPr>
-          <w:rFonts w:hint="eastAsia"/>
-        </w:rPr>
-      </w:pPr>
-    </w:p>
-    <w:p>
-      <w:pPr>
-        <w:rPr>
-          <w:rFonts w:hint="eastAsia"/>
-        </w:rPr>
-      </w:pPr>
-      <w:r>
-        <w:rPr>
-          <w:rFonts w:hint="eastAsia"/>
-        </w:rPr>
-        <w:t>::first-letter：首字母</w:t>
-      </w:r>
-    </w:p>
-    <w:p>
-      <w:pPr>
-        <w:rPr>
-          <w:rFonts w:hint="eastAsia"/>
-        </w:rPr>
-      </w:pPr>
-      <w:r>
-        <w:rPr>
-          <w:rFonts w:hint="eastAsia"/>
-        </w:rPr>
-        <w:t>::first-line：第一行</w:t>
+        <w:t>改造元素的一部分，不算真实</w:t>
+      </w:r>
+      <w:proofErr w:type="spellStart"/>
+      <w:r>
+        <w:rPr>
+          <w:rFonts w:hint="eastAsia"/>
+        </w:rPr>
+        <w:t>dom</w:t>
+      </w:r>
+      <w:proofErr w:type="spellEnd"/>
+      <w:r>
+        <w:rPr>
+          <w:rFonts w:hint="eastAsia"/>
+        </w:rPr>
+        <w:t>一部分，主要目的减少一些无意义的标签</w:t>
+      </w:r>
+    </w:p>
+    <w:p>
+      <w:pPr>
+        <w:rPr>
+          <w:rFonts w:hint="eastAsia"/>
+        </w:rPr>
+      </w:pPr>
+    </w:p>
+    <w:p>
+      <w:pPr>
+        <w:rPr>
+          <w:rFonts w:hint="eastAsia"/>
+        </w:rPr>
+      </w:pPr>
+      <w:proofErr w:type="gramStart"/>
+      <w:r>
+        <w:rPr>
+          <w:rFonts w:hint="eastAsia"/>
+        </w:rPr>
+        <w:t>::</w:t>
+      </w:r>
+      <w:proofErr w:type="gramEnd"/>
+      <w:r>
+        <w:rPr>
+          <w:rFonts w:hint="eastAsia"/>
+        </w:rPr>
+        <w:t>first-letter：首字母</w:t>
+      </w:r>
+    </w:p>
+    <w:p>
+      <w:pPr>
+        <w:rPr>
+          <w:rFonts w:hint="eastAsia"/>
+        </w:rPr>
+      </w:pPr>
+      <w:proofErr w:type="gramStart"/>
+      <w:r>
+        <w:rPr>
+          <w:rFonts w:hint="eastAsia"/>
+        </w:rPr>
+        <w:t>::</w:t>
+      </w:r>
+      <w:proofErr w:type="gramEnd"/>
+      <w:r>
+        <w:rPr>
+          <w:rFonts w:hint="eastAsia"/>
+        </w:rPr>
+        <w:t>first-line：第一行</w:t>
       </w:r>
     </w:p>
     <w:p>
@@ -9226,8 +10932,16 @@
         <w:rPr>
           <w:rFonts w:hint="eastAsia"/>
         </w:rPr>
-        <w:t>: start, center, stretch(当子项本身有高度,start和stretch一样，无高度stretch再拉伸)</w:t>
-      </w:r>
+        <w:t>: start, center, stretch(当子项本身有高度,start和stretch一样，无高度stretch再</w:t>
+      </w:r>
+      <w:proofErr w:type="gramStart"/>
+      <w:r>
+        <w:rPr>
+          <w:rFonts w:hint="eastAsia"/>
+        </w:rPr>
+        <w:t>拉伸)</w:t>
+      </w:r>
+      <w:proofErr w:type="gramEnd"/>
     </w:p>
     <w:p>
       <w:pPr>
@@ -9293,41 +11007,71 @@
         <w:rPr>
           <w:rFonts w:hint="eastAsia"/>
         </w:rPr>
-        <w:t>，不改变dom结构，只改变显示顺序，设置在子元素上</w:t>
-      </w:r>
-    </w:p>
-    <w:p>
-      <w:pPr>
-        <w:rPr>
-          <w:rFonts w:hint="eastAsia"/>
-        </w:rPr>
-      </w:pPr>
-    </w:p>
-    <w:p>
-      <w:pPr>
-        <w:rPr>
-          <w:rFonts w:hint="eastAsia"/>
-        </w:rPr>
-      </w:pPr>
-      <w:r>
-        <w:rPr>
-          <w:rFonts w:hint="eastAsia"/>
-        </w:rPr>
-        <w:t>Flex: 1 (grow、shrink：1，basis: 0)</w:t>
-      </w:r>
-    </w:p>
-    <w:p>
-      <w:pPr>
-        <w:rPr>
-          <w:rFonts w:hint="eastAsia"/>
-        </w:rPr>
-      </w:pPr>
-      <w:r>
-        <w:rPr>
-          <w:rFonts w:hint="eastAsia"/>
-        </w:rPr>
-        <w:t>Flex: 2 (grow: 2、shrink：1，basis: 0)</w:t>
-      </w:r>
+        <w:t>，不改变</w:t>
+      </w:r>
+      <w:proofErr w:type="spellStart"/>
+      <w:r>
+        <w:rPr>
+          <w:rFonts w:hint="eastAsia"/>
+        </w:rPr>
+        <w:t>dom</w:t>
+      </w:r>
+      <w:proofErr w:type="spellEnd"/>
+      <w:r>
+        <w:rPr>
+          <w:rFonts w:hint="eastAsia"/>
+        </w:rPr>
+        <w:t>结构，只改变显示顺序，设置在子元素上</w:t>
+      </w:r>
+    </w:p>
+    <w:p>
+      <w:pPr>
+        <w:rPr>
+          <w:rFonts w:hint="eastAsia"/>
+        </w:rPr>
+      </w:pPr>
+    </w:p>
+    <w:p>
+      <w:pPr>
+        <w:rPr>
+          <w:rFonts w:hint="eastAsia"/>
+        </w:rPr>
+      </w:pPr>
+      <w:r>
+        <w:rPr>
+          <w:rFonts w:hint="eastAsia"/>
+        </w:rPr>
+        <w:t xml:space="preserve">Flex: 1 (grow、shrink：1，basis: </w:t>
+      </w:r>
+      <w:proofErr w:type="gramStart"/>
+      <w:r>
+        <w:rPr>
+          <w:rFonts w:hint="eastAsia"/>
+        </w:rPr>
+        <w:t>0)</w:t>
+      </w:r>
+      <w:proofErr w:type="gramEnd"/>
+    </w:p>
+    <w:p>
+      <w:pPr>
+        <w:rPr>
+          <w:rFonts w:hint="eastAsia"/>
+        </w:rPr>
+      </w:pPr>
+      <w:r>
+        <w:rPr>
+          <w:rFonts w:hint="eastAsia"/>
+        </w:rPr>
+        <w:t xml:space="preserve">Flex: 2 (grow: 2、shrink：1，basis: </w:t>
+      </w:r>
+      <w:proofErr w:type="gramStart"/>
+      <w:r>
+        <w:rPr>
+          <w:rFonts w:hint="eastAsia"/>
+        </w:rPr>
+        <w:t>0)</w:t>
+      </w:r>
+      <w:proofErr w:type="gramEnd"/>
     </w:p>
     <w:p>
       <w:pPr>
@@ -9369,46 +11113,172 @@
         <w:rPr>
           <w:rFonts w:hint="eastAsia"/>
         </w:rPr>
-        <w:t>.item { flex: 1; }        /* = flex: 1 1 0%  → 等分剩余空间 */</w:t>
-      </w:r>
-    </w:p>
-    <w:p>
-      <w:pPr>
-        <w:rPr>
-          <w:rFonts w:hint="eastAsia"/>
-        </w:rPr>
-      </w:pPr>
-      <w:r>
-        <w:rPr>
-          <w:rFonts w:hint="eastAsia"/>
-        </w:rPr>
-        <w:t>.item { flex: auto; }     /* = flex: 1 1 auto → 可伸缩+内容宽度 */</w:t>
-      </w:r>
-    </w:p>
-    <w:p>
-      <w:pPr>
-        <w:rPr>
-          <w:rFonts w:hint="eastAsia"/>
-        </w:rPr>
-      </w:pPr>
-      <w:r>
-        <w:rPr>
-          <w:rFonts w:hint="eastAsia"/>
-        </w:rPr>
-        <w:t>.item { flex: none; }     /* = flex: 0 0 auto → 固定不伸缩 */</w:t>
-      </w:r>
-    </w:p>
-    <w:p>
-      <w:pPr>
-        <w:rPr>
-          <w:rFonts w:hint="eastAsia"/>
-        </w:rPr>
-      </w:pPr>
-      <w:r>
-        <w:rPr>
-          <w:rFonts w:hint="eastAsia"/>
-        </w:rPr>
-        <w:t>.item { flex: 0 0 200px; }/* 固定200px，不伸缩 */</w:t>
+        <w:t xml:space="preserve">.item </w:t>
+      </w:r>
+      <w:proofErr w:type="gramStart"/>
+      <w:r>
+        <w:rPr>
+          <w:rFonts w:hint="eastAsia"/>
+        </w:rPr>
+        <w:t xml:space="preserve">{ </w:t>
+      </w:r>
+      <w:proofErr w:type="gramEnd"/>
+      <w:r>
+        <w:rPr>
+          <w:rFonts w:hint="eastAsia"/>
+        </w:rPr>
+        <w:t>flex: 1;</w:t>
+      </w:r>
+      <w:proofErr w:type="gramStart"/>
+      <w:r>
+        <w:rPr>
+          <w:rFonts w:hint="eastAsia"/>
+        </w:rPr>
+        <w:t xml:space="preserve"> }</w:t>
+      </w:r>
+      <w:proofErr w:type="gramEnd"/>
+      <w:r>
+        <w:rPr>
+          <w:rFonts w:hint="eastAsia"/>
+        </w:rPr>
+        <w:t xml:space="preserve">        /* = flex: 1 1 0</w:t>
+      </w:r>
+      <w:proofErr w:type="gramStart"/>
+      <w:r>
+        <w:rPr>
+          <w:rFonts w:hint="eastAsia"/>
+        </w:rPr>
+        <w:t>%  →</w:t>
+      </w:r>
+      <w:proofErr w:type="gramEnd"/>
+      <w:r>
+        <w:rPr>
+          <w:rFonts w:hint="eastAsia"/>
+        </w:rPr>
+        <w:t xml:space="preserve"> 等分剩余空间 */</w:t>
+      </w:r>
+    </w:p>
+    <w:p>
+      <w:pPr>
+        <w:rPr>
+          <w:rFonts w:hint="eastAsia"/>
+        </w:rPr>
+      </w:pPr>
+      <w:r>
+        <w:rPr>
+          <w:rFonts w:hint="eastAsia"/>
+        </w:rPr>
+        <w:t xml:space="preserve">.item </w:t>
+      </w:r>
+      <w:proofErr w:type="gramStart"/>
+      <w:r>
+        <w:rPr>
+          <w:rFonts w:hint="eastAsia"/>
+        </w:rPr>
+        <w:t xml:space="preserve">{ </w:t>
+      </w:r>
+      <w:proofErr w:type="gramEnd"/>
+      <w:r>
+        <w:rPr>
+          <w:rFonts w:hint="eastAsia"/>
+        </w:rPr>
+        <w:t>flex: auto;</w:t>
+      </w:r>
+      <w:proofErr w:type="gramStart"/>
+      <w:r>
+        <w:rPr>
+          <w:rFonts w:hint="eastAsia"/>
+        </w:rPr>
+        <w:t xml:space="preserve"> }</w:t>
+      </w:r>
+      <w:proofErr w:type="gramEnd"/>
+      <w:r>
+        <w:rPr>
+          <w:rFonts w:hint="eastAsia"/>
+        </w:rPr>
+        <w:t xml:space="preserve">     /* = flex: 1 1 auto → 可伸缩+内容宽度 */</w:t>
+      </w:r>
+    </w:p>
+    <w:p>
+      <w:pPr>
+        <w:rPr>
+          <w:rFonts w:hint="eastAsia"/>
+        </w:rPr>
+      </w:pPr>
+      <w:r>
+        <w:rPr>
+          <w:rFonts w:hint="eastAsia"/>
+        </w:rPr>
+        <w:t xml:space="preserve">.item </w:t>
+      </w:r>
+      <w:proofErr w:type="gramStart"/>
+      <w:r>
+        <w:rPr>
+          <w:rFonts w:hint="eastAsia"/>
+        </w:rPr>
+        <w:t xml:space="preserve">{ </w:t>
+      </w:r>
+      <w:proofErr w:type="gramEnd"/>
+      <w:r>
+        <w:rPr>
+          <w:rFonts w:hint="eastAsia"/>
+        </w:rPr>
+        <w:t>flex: none;</w:t>
+      </w:r>
+      <w:proofErr w:type="gramStart"/>
+      <w:r>
+        <w:rPr>
+          <w:rFonts w:hint="eastAsia"/>
+        </w:rPr>
+        <w:t xml:space="preserve"> }</w:t>
+      </w:r>
+      <w:proofErr w:type="gramEnd"/>
+      <w:r>
+        <w:rPr>
+          <w:rFonts w:hint="eastAsia"/>
+        </w:rPr>
+        <w:t xml:space="preserve">     /* = flex: 0 0 auto → 固定不伸缩 */</w:t>
+      </w:r>
+    </w:p>
+    <w:p>
+      <w:pPr>
+        <w:rPr>
+          <w:rFonts w:hint="eastAsia"/>
+        </w:rPr>
+      </w:pPr>
+      <w:r>
+        <w:rPr>
+          <w:rFonts w:hint="eastAsia"/>
+        </w:rPr>
+        <w:t xml:space="preserve">.item </w:t>
+      </w:r>
+      <w:proofErr w:type="gramStart"/>
+      <w:r>
+        <w:rPr>
+          <w:rFonts w:hint="eastAsia"/>
+        </w:rPr>
+        <w:t xml:space="preserve">{ </w:t>
+      </w:r>
+      <w:proofErr w:type="gramEnd"/>
+      <w:r>
+        <w:rPr>
+          <w:rFonts w:hint="eastAsia"/>
+        </w:rPr>
+        <w:t>flex: 0 0 200px;</w:t>
+      </w:r>
+      <w:proofErr w:type="gramStart"/>
+      <w:r>
+        <w:rPr>
+          <w:rFonts w:hint="eastAsia"/>
+        </w:rPr>
+        <w:t xml:space="preserve"> }</w:t>
+      </w:r>
+      <w:proofErr w:type="gramEnd"/>
+      <w:r>
+        <w:rPr>
+          <w:rFonts w:hint="eastAsia"/>
+        </w:rPr>
+        <w:t>/* 固定200px，不伸缩 */</w:t>
       </w:r>
     </w:p>
     <w:p>
@@ -9486,7 +11356,23 @@
         </w:rPr>
       </w:pPr>
       <w:r>
-        <w:t xml:space="preserve">.item { flex-basis: auto; }   </w:t>
+        <w:t xml:space="preserve">.item </w:t>
+      </w:r>
+      <w:proofErr w:type="gramStart"/>
+      <w:r>
+        <w:t xml:space="preserve">{ </w:t>
+      </w:r>
+      <w:proofErr w:type="gramEnd"/>
+      <w:r>
+        <w:t>flex-basis: auto;</w:t>
+      </w:r>
+      <w:proofErr w:type="gramStart"/>
+      <w:r>
+        <w:t xml:space="preserve"> }</w:t>
+      </w:r>
+      <w:proofErr w:type="gramEnd"/>
+      <w:r>
+        <w:t xml:space="preserve">   </w:t>
       </w:r>
       <w:r>
         <w:rPr>
@@ -9503,7 +11389,23 @@
         </w:rPr>
       </w:pPr>
       <w:r>
-        <w:t xml:space="preserve">.item { flex-basis: 200px; }  </w:t>
+        <w:t xml:space="preserve">.item </w:t>
+      </w:r>
+      <w:proofErr w:type="gramStart"/>
+      <w:r>
+        <w:t xml:space="preserve">{ </w:t>
+      </w:r>
+      <w:proofErr w:type="gramEnd"/>
+      <w:r>
+        <w:t>flex-basis: 200px;</w:t>
+      </w:r>
+      <w:proofErr w:type="gramStart"/>
+      <w:r>
+        <w:t xml:space="preserve"> }</w:t>
+      </w:r>
+      <w:proofErr w:type="gramEnd"/>
+      <w:r>
+        <w:t xml:space="preserve">  </w:t>
       </w:r>
       <w:r>
         <w:rPr>
@@ -9520,7 +11422,23 @@
         </w:rPr>
       </w:pPr>
       <w:r>
-        <w:t xml:space="preserve">.item { flex-basis: 0; }      </w:t>
+        <w:t xml:space="preserve">.item </w:t>
+      </w:r>
+      <w:proofErr w:type="gramStart"/>
+      <w:r>
+        <w:t xml:space="preserve">{ </w:t>
+      </w:r>
+      <w:proofErr w:type="gramEnd"/>
+      <w:r>
+        <w:t>flex-basis: 0;</w:t>
+      </w:r>
+      <w:proofErr w:type="gramStart"/>
+      <w:r>
+        <w:t xml:space="preserve"> }</w:t>
+      </w:r>
+      <w:proofErr w:type="gramEnd"/>
+      <w:r>
+        <w:t xml:space="preserve">      </w:t>
       </w:r>
       <w:r>
         <w:rPr>
@@ -9823,6 +11741,36 @@
         </w:rPr>
         <w:t>0726</w:t>
       </w:r>
+      <w:r>
+        <w:rPr>
+          <w:rFonts w:hint="eastAsia"/>
+        </w:rPr>
+        <w:t xml:space="preserve"> </w:t>
+      </w:r>
+      <w:r>
+        <w:rPr>
+          <w:rFonts w:hint="eastAsia"/>
+        </w:rPr>
+        <w:t>Auto-fit</w:t>
+      </w:r>
+      <w:r>
+        <w:rPr>
+          <w:rFonts w:hint="eastAsia"/>
+        </w:rPr>
+        <w:t>、</w:t>
+      </w:r>
+      <w:r>
+        <w:rPr>
+          <w:rFonts w:hint="eastAsia"/>
+        </w:rPr>
+        <w:t>Auto-fi</w:t>
+      </w:r>
+      <w:r>
+        <w:rPr>
+          <w:rFonts w:hint="eastAsia"/>
+        </w:rPr>
+        <w:t>ll</w:t>
+      </w:r>
     </w:p>
     <w:p>
       <w:pPr>
@@ -10037,8 +11985,30 @@
         <w:rPr>
           <w:rFonts w:hint="eastAsia"/>
         </w:rPr>
-        <w:t>absolute垂直居中：top:50%, transform:translate(-50%, -50%)</w:t>
-      </w:r>
+        <w:t xml:space="preserve">absolute垂直居中：top:50%, </w:t>
+      </w:r>
+      <w:proofErr w:type="spellStart"/>
+      <w:r>
+        <w:rPr>
+          <w:rFonts w:hint="eastAsia"/>
+        </w:rPr>
+        <w:t>transform:translate</w:t>
+      </w:r>
+      <w:proofErr w:type="spellEnd"/>
+      <w:r>
+        <w:rPr>
+          <w:rFonts w:hint="eastAsia"/>
+        </w:rPr>
+        <w:t xml:space="preserve">(-50%, </w:t>
+      </w:r>
+      <w:proofErr w:type="gramStart"/>
+      <w:r>
+        <w:rPr>
+          <w:rFonts w:hint="eastAsia"/>
+        </w:rPr>
+        <w:t>-50%)</w:t>
+      </w:r>
+      <w:proofErr w:type="gramEnd"/>
     </w:p>
     <w:p>
       <w:pPr>
@@ -10318,8 +12288,13 @@
         <w:t>Transform</w:t>
       </w:r>
       <w:r>
-        <w:t>不触发重排(reflow)</w:t>
-      </w:r>
+        <w:t>不触发重排</w:t>
+      </w:r>
+      <w:proofErr w:type="gramStart"/>
+      <w:r>
+        <w:t>(reflow)</w:t>
+      </w:r>
+      <w:proofErr w:type="gramEnd"/>
       <w:r>
         <w:rPr>
           <w:rFonts w:hint="eastAsia"/>
@@ -10368,17 +12343,1201 @@
       </w:r>
     </w:p>
     <w:p>
-      <w:pPr>
-        <w:rPr>
-          <w:rFonts w:hint="eastAsia"/>
-        </w:rPr>
-      </w:pPr>
       <w:r>
         <w:rPr>
           <w:rFonts w:hint="eastAsia"/>
         </w:rPr>
         <w:t>伪类伪元素</w:t>
       </w:r>
+    </w:p>
+    <w:p/>
+    <w:p>
+      <w:pPr>
+        <w:rPr>
+          <w:rFonts w:hint="eastAsia"/>
+        </w:rPr>
+      </w:pPr>
+      <w:r>
+        <w:rPr>
+          <w:rFonts w:hint="eastAsia"/>
+        </w:rPr>
+        <w:t>translate()</w:t>
+      </w:r>
+      <w:r>
+        <w:rPr>
+          <w:rFonts w:hint="eastAsia"/>
+        </w:rPr>
+        <w:tab/>
+        <w:t>translate(</w:t>
+      </w:r>
+      <w:proofErr w:type="spellStart"/>
+      <w:r>
+        <w:rPr>
+          <w:rFonts w:hint="eastAsia"/>
+        </w:rPr>
+        <w:t>tx</w:t>
+      </w:r>
+      <w:proofErr w:type="spellEnd"/>
+      <w:r>
+        <w:rPr>
+          <w:rFonts w:hint="eastAsia"/>
+        </w:rPr>
+        <w:t>, ty)</w:t>
+      </w:r>
+      <w:r>
+        <w:rPr>
+          <w:rFonts w:hint="eastAsia"/>
+        </w:rPr>
+        <w:tab/>
+        <w:t xml:space="preserve">平移。ty 省略时等于 </w:t>
+      </w:r>
+      <w:proofErr w:type="spellStart"/>
+      <w:r>
+        <w:rPr>
+          <w:rFonts w:hint="eastAsia"/>
+        </w:rPr>
+        <w:t>tx</w:t>
+      </w:r>
+      <w:proofErr w:type="spellEnd"/>
+    </w:p>
+    <w:p>
+      <w:pPr>
+        <w:rPr>
+          <w:rFonts w:hint="eastAsia"/>
+        </w:rPr>
+      </w:pPr>
+      <w:proofErr w:type="spellStart"/>
+      <w:r>
+        <w:rPr>
+          <w:rFonts w:hint="eastAsia"/>
+        </w:rPr>
+        <w:t>translateX</w:t>
+      </w:r>
+      <w:proofErr w:type="spellEnd"/>
+      <w:r>
+        <w:rPr>
+          <w:rFonts w:hint="eastAsia"/>
+        </w:rPr>
+        <w:t>()</w:t>
+      </w:r>
+      <w:r>
+        <w:rPr>
+          <w:rFonts w:hint="eastAsia"/>
+        </w:rPr>
+        <w:tab/>
+      </w:r>
+      <w:proofErr w:type="spellStart"/>
+      <w:r>
+        <w:rPr>
+          <w:rFonts w:hint="eastAsia"/>
+        </w:rPr>
+        <w:t>translateX</w:t>
+      </w:r>
+      <w:proofErr w:type="spellEnd"/>
+      <w:proofErr w:type="gramStart"/>
+      <w:r>
+        <w:rPr>
+          <w:rFonts w:hint="eastAsia"/>
+        </w:rPr>
+        <w:t>(t)</w:t>
+      </w:r>
+      <w:proofErr w:type="gramEnd"/>
+      <w:r>
+        <w:rPr>
+          <w:rFonts w:hint="eastAsia"/>
+        </w:rPr>
+        <w:tab/>
+        <w:t>仅水平平移</w:t>
+      </w:r>
+    </w:p>
+    <w:p>
+      <w:pPr>
+        <w:rPr>
+          <w:rFonts w:hint="eastAsia"/>
+        </w:rPr>
+      </w:pPr>
+      <w:proofErr w:type="spellStart"/>
+      <w:r>
+        <w:rPr>
+          <w:rFonts w:hint="eastAsia"/>
+        </w:rPr>
+        <w:t>translateY</w:t>
+      </w:r>
+      <w:proofErr w:type="spellEnd"/>
+      <w:r>
+        <w:rPr>
+          <w:rFonts w:hint="eastAsia"/>
+        </w:rPr>
+        <w:t>()</w:t>
+      </w:r>
+      <w:r>
+        <w:rPr>
+          <w:rFonts w:hint="eastAsia"/>
+        </w:rPr>
+        <w:tab/>
+      </w:r>
+      <w:proofErr w:type="spellStart"/>
+      <w:r>
+        <w:rPr>
+          <w:rFonts w:hint="eastAsia"/>
+        </w:rPr>
+        <w:t>translateY</w:t>
+      </w:r>
+      <w:proofErr w:type="spellEnd"/>
+      <w:proofErr w:type="gramStart"/>
+      <w:r>
+        <w:rPr>
+          <w:rFonts w:hint="eastAsia"/>
+        </w:rPr>
+        <w:t>(t)</w:t>
+      </w:r>
+      <w:proofErr w:type="gramEnd"/>
+      <w:r>
+        <w:rPr>
+          <w:rFonts w:hint="eastAsia"/>
+        </w:rPr>
+        <w:tab/>
+        <w:t>仅垂直平移</w:t>
+      </w:r>
+    </w:p>
+    <w:p>
+      <w:pPr>
+        <w:rPr>
+          <w:rFonts w:hint="eastAsia"/>
+        </w:rPr>
+      </w:pPr>
+      <w:r>
+        <w:rPr>
+          <w:rFonts w:hint="eastAsia"/>
+        </w:rPr>
+        <w:t>scale()</w:t>
+      </w:r>
+      <w:r>
+        <w:rPr>
+          <w:rFonts w:hint="eastAsia"/>
+        </w:rPr>
+        <w:tab/>
+        <w:t>scale(</w:t>
+      </w:r>
+      <w:proofErr w:type="spellStart"/>
+      <w:r>
+        <w:rPr>
+          <w:rFonts w:hint="eastAsia"/>
+        </w:rPr>
+        <w:t>sx</w:t>
+      </w:r>
+      <w:proofErr w:type="spellEnd"/>
+      <w:r>
+        <w:rPr>
+          <w:rFonts w:hint="eastAsia"/>
+        </w:rPr>
+        <w:t xml:space="preserve">, </w:t>
+      </w:r>
+      <w:proofErr w:type="spellStart"/>
+      <w:r>
+        <w:rPr>
+          <w:rFonts w:hint="eastAsia"/>
+        </w:rPr>
+        <w:t>sy</w:t>
+      </w:r>
+      <w:proofErr w:type="spellEnd"/>
+      <w:r>
+        <w:rPr>
+          <w:rFonts w:hint="eastAsia"/>
+        </w:rPr>
+        <w:t>)</w:t>
+      </w:r>
+      <w:r>
+        <w:rPr>
+          <w:rFonts w:hint="eastAsia"/>
+        </w:rPr>
+        <w:tab/>
+        <w:t>缩放。</w:t>
+      </w:r>
+      <w:proofErr w:type="spellStart"/>
+      <w:r>
+        <w:rPr>
+          <w:rFonts w:hint="eastAsia"/>
+        </w:rPr>
+        <w:t>sy</w:t>
+      </w:r>
+      <w:proofErr w:type="spellEnd"/>
+      <w:r>
+        <w:rPr>
+          <w:rFonts w:hint="eastAsia"/>
+        </w:rPr>
+        <w:t xml:space="preserve"> 省略时等于 </w:t>
+      </w:r>
+      <w:proofErr w:type="spellStart"/>
+      <w:r>
+        <w:rPr>
+          <w:rFonts w:hint="eastAsia"/>
+        </w:rPr>
+        <w:t>sx</w:t>
+      </w:r>
+      <w:proofErr w:type="spellEnd"/>
+      <w:r>
+        <w:rPr>
+          <w:rFonts w:hint="eastAsia"/>
+        </w:rPr>
+        <w:t>（等比缩放）</w:t>
+      </w:r>
+    </w:p>
+    <w:p>
+      <w:pPr>
+        <w:rPr>
+          <w:rFonts w:hint="eastAsia"/>
+        </w:rPr>
+      </w:pPr>
+      <w:proofErr w:type="spellStart"/>
+      <w:r>
+        <w:rPr>
+          <w:rFonts w:hint="eastAsia"/>
+        </w:rPr>
+        <w:t>scaleX</w:t>
+      </w:r>
+      <w:proofErr w:type="spellEnd"/>
+      <w:r>
+        <w:rPr>
+          <w:rFonts w:hint="eastAsia"/>
+        </w:rPr>
+        <w:t>()</w:t>
+      </w:r>
+      <w:r>
+        <w:rPr>
+          <w:rFonts w:hint="eastAsia"/>
+        </w:rPr>
+        <w:tab/>
+      </w:r>
+      <w:proofErr w:type="spellStart"/>
+      <w:r>
+        <w:rPr>
+          <w:rFonts w:hint="eastAsia"/>
+        </w:rPr>
+        <w:t>scaleX</w:t>
+      </w:r>
+      <w:proofErr w:type="spellEnd"/>
+      <w:proofErr w:type="gramStart"/>
+      <w:r>
+        <w:rPr>
+          <w:rFonts w:hint="eastAsia"/>
+        </w:rPr>
+        <w:t>(s)</w:t>
+      </w:r>
+      <w:proofErr w:type="gramEnd"/>
+      <w:r>
+        <w:rPr>
+          <w:rFonts w:hint="eastAsia"/>
+        </w:rPr>
+        <w:tab/>
+        <w:t>仅水平缩放</w:t>
+      </w:r>
+    </w:p>
+    <w:p>
+      <w:pPr>
+        <w:rPr>
+          <w:rFonts w:hint="eastAsia"/>
+        </w:rPr>
+      </w:pPr>
+      <w:proofErr w:type="spellStart"/>
+      <w:r>
+        <w:rPr>
+          <w:rFonts w:hint="eastAsia"/>
+        </w:rPr>
+        <w:t>scaleY</w:t>
+      </w:r>
+      <w:proofErr w:type="spellEnd"/>
+      <w:r>
+        <w:rPr>
+          <w:rFonts w:hint="eastAsia"/>
+        </w:rPr>
+        <w:t>()</w:t>
+      </w:r>
+      <w:r>
+        <w:rPr>
+          <w:rFonts w:hint="eastAsia"/>
+        </w:rPr>
+        <w:tab/>
+      </w:r>
+      <w:proofErr w:type="spellStart"/>
+      <w:r>
+        <w:rPr>
+          <w:rFonts w:hint="eastAsia"/>
+        </w:rPr>
+        <w:t>scaleY</w:t>
+      </w:r>
+      <w:proofErr w:type="spellEnd"/>
+      <w:proofErr w:type="gramStart"/>
+      <w:r>
+        <w:rPr>
+          <w:rFonts w:hint="eastAsia"/>
+        </w:rPr>
+        <w:t>(s)</w:t>
+      </w:r>
+      <w:proofErr w:type="gramEnd"/>
+      <w:r>
+        <w:rPr>
+          <w:rFonts w:hint="eastAsia"/>
+        </w:rPr>
+        <w:tab/>
+        <w:t>仅垂直缩放</w:t>
+      </w:r>
+    </w:p>
+    <w:p>
+      <w:pPr>
+        <w:rPr>
+          <w:rFonts w:hint="eastAsia"/>
+        </w:rPr>
+      </w:pPr>
+      <w:r>
+        <w:rPr>
+          <w:rFonts w:hint="eastAsia"/>
+        </w:rPr>
+        <w:t>rotate()</w:t>
+      </w:r>
+      <w:r>
+        <w:rPr>
+          <w:rFonts w:hint="eastAsia"/>
+        </w:rPr>
+        <w:tab/>
+        <w:t>rotate</w:t>
+      </w:r>
+      <w:proofErr w:type="gramStart"/>
+      <w:r>
+        <w:rPr>
+          <w:rFonts w:hint="eastAsia"/>
+        </w:rPr>
+        <w:t>(angle)</w:t>
+      </w:r>
+      <w:proofErr w:type="gramEnd"/>
+      <w:r>
+        <w:rPr>
+          <w:rFonts w:hint="eastAsia"/>
+        </w:rPr>
+        <w:tab/>
+        <w:t>绕 Z 轴旋转（2D 平面内旋转）</w:t>
+      </w:r>
+    </w:p>
+    <w:p>
+      <w:pPr>
+        <w:rPr>
+          <w:rFonts w:hint="eastAsia"/>
+        </w:rPr>
+      </w:pPr>
+      <w:r>
+        <w:rPr>
+          <w:rFonts w:hint="eastAsia"/>
+        </w:rPr>
+        <w:t>skew()</w:t>
+      </w:r>
+      <w:r>
+        <w:rPr>
+          <w:rFonts w:hint="eastAsia"/>
+        </w:rPr>
+        <w:tab/>
+        <w:t>skew(ax, ay)</w:t>
+      </w:r>
+      <w:r>
+        <w:rPr>
+          <w:rFonts w:hint="eastAsia"/>
+        </w:rPr>
+        <w:tab/>
+        <w:t>倾斜。ay 省略时为 0</w:t>
+      </w:r>
+    </w:p>
+    <w:p>
+      <w:pPr>
+        <w:rPr>
+          <w:rFonts w:hint="eastAsia"/>
+        </w:rPr>
+      </w:pPr>
+      <w:proofErr w:type="spellStart"/>
+      <w:r>
+        <w:rPr>
+          <w:rFonts w:hint="eastAsia"/>
+        </w:rPr>
+        <w:t>skewX</w:t>
+      </w:r>
+      <w:proofErr w:type="spellEnd"/>
+      <w:r>
+        <w:rPr>
+          <w:rFonts w:hint="eastAsia"/>
+        </w:rPr>
+        <w:t>()</w:t>
+      </w:r>
+      <w:r>
+        <w:rPr>
+          <w:rFonts w:hint="eastAsia"/>
+        </w:rPr>
+        <w:tab/>
+      </w:r>
+      <w:proofErr w:type="spellStart"/>
+      <w:r>
+        <w:rPr>
+          <w:rFonts w:hint="eastAsia"/>
+        </w:rPr>
+        <w:t>skewX</w:t>
+      </w:r>
+      <w:proofErr w:type="spellEnd"/>
+      <w:proofErr w:type="gramStart"/>
+      <w:r>
+        <w:rPr>
+          <w:rFonts w:hint="eastAsia"/>
+        </w:rPr>
+        <w:t>(angle)</w:t>
+      </w:r>
+      <w:proofErr w:type="gramEnd"/>
+      <w:r>
+        <w:rPr>
+          <w:rFonts w:hint="eastAsia"/>
+        </w:rPr>
+        <w:tab/>
+        <w:t>仅水平倾斜</w:t>
+      </w:r>
+    </w:p>
+    <w:p>
+      <w:pPr>
+        <w:rPr>
+          <w:rFonts w:hint="eastAsia"/>
+        </w:rPr>
+      </w:pPr>
+      <w:proofErr w:type="spellStart"/>
+      <w:r>
+        <w:rPr>
+          <w:rFonts w:hint="eastAsia"/>
+        </w:rPr>
+        <w:t>skewY</w:t>
+      </w:r>
+      <w:proofErr w:type="spellEnd"/>
+      <w:r>
+        <w:rPr>
+          <w:rFonts w:hint="eastAsia"/>
+        </w:rPr>
+        <w:t>()</w:t>
+      </w:r>
+      <w:r>
+        <w:rPr>
+          <w:rFonts w:hint="eastAsia"/>
+        </w:rPr>
+        <w:tab/>
+      </w:r>
+      <w:proofErr w:type="spellStart"/>
+      <w:r>
+        <w:rPr>
+          <w:rFonts w:hint="eastAsia"/>
+        </w:rPr>
+        <w:t>skewY</w:t>
+      </w:r>
+      <w:proofErr w:type="spellEnd"/>
+      <w:proofErr w:type="gramStart"/>
+      <w:r>
+        <w:rPr>
+          <w:rFonts w:hint="eastAsia"/>
+        </w:rPr>
+        <w:t>(angle)</w:t>
+      </w:r>
+      <w:proofErr w:type="gramEnd"/>
+      <w:r>
+        <w:rPr>
+          <w:rFonts w:hint="eastAsia"/>
+        </w:rPr>
+        <w:tab/>
+        <w:t>仅垂直倾斜</w:t>
+      </w:r>
+    </w:p>
+    <w:p>
+      <w:r>
+        <w:rPr>
+          <w:rFonts w:hint="eastAsia"/>
+        </w:rPr>
+        <w:t>matrix()</w:t>
+      </w:r>
+      <w:r>
+        <w:rPr>
+          <w:rFonts w:hint="eastAsia"/>
+        </w:rPr>
+        <w:tab/>
+        <w:t>matrix(</w:t>
+      </w:r>
+      <w:proofErr w:type="spellStart"/>
+      <w:r>
+        <w:rPr>
+          <w:rFonts w:hint="eastAsia"/>
+        </w:rPr>
+        <w:t>a,b,c,d,e,f</w:t>
+      </w:r>
+      <w:proofErr w:type="spellEnd"/>
+      <w:r>
+        <w:rPr>
+          <w:rFonts w:hint="eastAsia"/>
+        </w:rPr>
+        <w:t>)</w:t>
+      </w:r>
+      <w:r>
+        <w:rPr>
+          <w:rFonts w:hint="eastAsia"/>
+        </w:rPr>
+        <w:tab/>
+        <w:t>以上所有 2D 变换的矩阵合并形式</w:t>
+      </w:r>
+    </w:p>
+    <w:p>
+      <w:pPr>
+        <w:rPr>
+          <w:rFonts w:hint="eastAsia"/>
+        </w:rPr>
+      </w:pPr>
+      <w:r>
+        <w:rPr>
+          <w:rFonts w:hint="eastAsia"/>
+        </w:rPr>
+        <w:t>translate3d()</w:t>
+      </w:r>
+      <w:r>
+        <w:rPr>
+          <w:rFonts w:hint="eastAsia"/>
+        </w:rPr>
+        <w:tab/>
+        <w:t>translate3d(</w:t>
+      </w:r>
+      <w:proofErr w:type="spellStart"/>
+      <w:r>
+        <w:rPr>
+          <w:rFonts w:hint="eastAsia"/>
+        </w:rPr>
+        <w:t>tx</w:t>
+      </w:r>
+      <w:proofErr w:type="spellEnd"/>
+      <w:r>
+        <w:rPr>
+          <w:rFonts w:hint="eastAsia"/>
+        </w:rPr>
+        <w:t xml:space="preserve">, ty, </w:t>
+      </w:r>
+      <w:proofErr w:type="spellStart"/>
+      <w:r>
+        <w:rPr>
+          <w:rFonts w:hint="eastAsia"/>
+        </w:rPr>
+        <w:t>tz</w:t>
+      </w:r>
+      <w:proofErr w:type="spellEnd"/>
+      <w:r>
+        <w:rPr>
+          <w:rFonts w:hint="eastAsia"/>
+        </w:rPr>
+        <w:t>)</w:t>
+      </w:r>
+      <w:r>
+        <w:rPr>
+          <w:rFonts w:hint="eastAsia"/>
+        </w:rPr>
+        <w:tab/>
+        <w:t>三轴平移</w:t>
+      </w:r>
+    </w:p>
+    <w:p>
+      <w:pPr>
+        <w:rPr>
+          <w:rFonts w:hint="eastAsia"/>
+        </w:rPr>
+      </w:pPr>
+      <w:proofErr w:type="spellStart"/>
+      <w:r>
+        <w:rPr>
+          <w:rFonts w:hint="eastAsia"/>
+        </w:rPr>
+        <w:t>translateZ</w:t>
+      </w:r>
+      <w:proofErr w:type="spellEnd"/>
+      <w:r>
+        <w:rPr>
+          <w:rFonts w:hint="eastAsia"/>
+        </w:rPr>
+        <w:t>()</w:t>
+      </w:r>
+      <w:r>
+        <w:rPr>
+          <w:rFonts w:hint="eastAsia"/>
+        </w:rPr>
+        <w:tab/>
+      </w:r>
+      <w:proofErr w:type="spellStart"/>
+      <w:r>
+        <w:rPr>
+          <w:rFonts w:hint="eastAsia"/>
+        </w:rPr>
+        <w:t>translateZ</w:t>
+      </w:r>
+      <w:proofErr w:type="spellEnd"/>
+      <w:proofErr w:type="gramStart"/>
+      <w:r>
+        <w:rPr>
+          <w:rFonts w:hint="eastAsia"/>
+        </w:rPr>
+        <w:t>(</w:t>
+      </w:r>
+      <w:proofErr w:type="spellStart"/>
+      <w:r>
+        <w:rPr>
+          <w:rFonts w:hint="eastAsia"/>
+        </w:rPr>
+        <w:t>tz</w:t>
+      </w:r>
+      <w:proofErr w:type="spellEnd"/>
+      <w:r>
+        <w:rPr>
+          <w:rFonts w:hint="eastAsia"/>
+        </w:rPr>
+        <w:t>)</w:t>
+      </w:r>
+      <w:proofErr w:type="gramEnd"/>
+      <w:r>
+        <w:rPr>
+          <w:rFonts w:hint="eastAsia"/>
+        </w:rPr>
+        <w:tab/>
+        <w:t>仅 Z 轴平移</w:t>
+      </w:r>
+    </w:p>
+    <w:p>
+      <w:pPr>
+        <w:rPr>
+          <w:rFonts w:hint="eastAsia"/>
+        </w:rPr>
+      </w:pPr>
+      <w:r>
+        <w:rPr>
+          <w:rFonts w:hint="eastAsia"/>
+        </w:rPr>
+        <w:t>scale3d()</w:t>
+      </w:r>
+      <w:r>
+        <w:rPr>
+          <w:rFonts w:hint="eastAsia"/>
+        </w:rPr>
+        <w:tab/>
+        <w:t>scale3d(</w:t>
+      </w:r>
+      <w:proofErr w:type="spellStart"/>
+      <w:r>
+        <w:rPr>
+          <w:rFonts w:hint="eastAsia"/>
+        </w:rPr>
+        <w:t>sx</w:t>
+      </w:r>
+      <w:proofErr w:type="spellEnd"/>
+      <w:r>
+        <w:rPr>
+          <w:rFonts w:hint="eastAsia"/>
+        </w:rPr>
+        <w:t xml:space="preserve">, </w:t>
+      </w:r>
+      <w:proofErr w:type="spellStart"/>
+      <w:r>
+        <w:rPr>
+          <w:rFonts w:hint="eastAsia"/>
+        </w:rPr>
+        <w:t>sy</w:t>
+      </w:r>
+      <w:proofErr w:type="spellEnd"/>
+      <w:r>
+        <w:rPr>
+          <w:rFonts w:hint="eastAsia"/>
+        </w:rPr>
+        <w:t xml:space="preserve">, </w:t>
+      </w:r>
+      <w:proofErr w:type="spellStart"/>
+      <w:r>
+        <w:rPr>
+          <w:rFonts w:hint="eastAsia"/>
+        </w:rPr>
+        <w:t>sz</w:t>
+      </w:r>
+      <w:proofErr w:type="spellEnd"/>
+      <w:r>
+        <w:rPr>
+          <w:rFonts w:hint="eastAsia"/>
+        </w:rPr>
+        <w:t>)</w:t>
+      </w:r>
+      <w:r>
+        <w:rPr>
+          <w:rFonts w:hint="eastAsia"/>
+        </w:rPr>
+        <w:tab/>
+        <w:t>三轴缩放</w:t>
+      </w:r>
+    </w:p>
+    <w:p>
+      <w:pPr>
+        <w:rPr>
+          <w:rFonts w:hint="eastAsia"/>
+        </w:rPr>
+      </w:pPr>
+      <w:proofErr w:type="spellStart"/>
+      <w:r>
+        <w:rPr>
+          <w:rFonts w:hint="eastAsia"/>
+        </w:rPr>
+        <w:t>scaleZ</w:t>
+      </w:r>
+      <w:proofErr w:type="spellEnd"/>
+      <w:r>
+        <w:rPr>
+          <w:rFonts w:hint="eastAsia"/>
+        </w:rPr>
+        <w:t>()</w:t>
+      </w:r>
+      <w:r>
+        <w:rPr>
+          <w:rFonts w:hint="eastAsia"/>
+        </w:rPr>
+        <w:tab/>
+      </w:r>
+      <w:proofErr w:type="spellStart"/>
+      <w:r>
+        <w:rPr>
+          <w:rFonts w:hint="eastAsia"/>
+        </w:rPr>
+        <w:t>scaleZ</w:t>
+      </w:r>
+      <w:proofErr w:type="spellEnd"/>
+      <w:proofErr w:type="gramStart"/>
+      <w:r>
+        <w:rPr>
+          <w:rFonts w:hint="eastAsia"/>
+        </w:rPr>
+        <w:t>(s)</w:t>
+      </w:r>
+      <w:proofErr w:type="gramEnd"/>
+      <w:r>
+        <w:rPr>
+          <w:rFonts w:hint="eastAsia"/>
+        </w:rPr>
+        <w:tab/>
+        <w:t>仅 Z 轴缩放</w:t>
+      </w:r>
+    </w:p>
+    <w:p>
+      <w:pPr>
+        <w:rPr>
+          <w:rFonts w:hint="eastAsia"/>
+        </w:rPr>
+      </w:pPr>
+      <w:r>
+        <w:rPr>
+          <w:rFonts w:hint="eastAsia"/>
+        </w:rPr>
+        <w:t>rotate3d()</w:t>
+      </w:r>
+      <w:r>
+        <w:rPr>
+          <w:rFonts w:hint="eastAsia"/>
+        </w:rPr>
+        <w:tab/>
+        <w:t>rotate3d(x, y, z, angle)</w:t>
+      </w:r>
+      <w:r>
+        <w:rPr>
+          <w:rFonts w:hint="eastAsia"/>
+        </w:rPr>
+        <w:tab/>
+        <w:t>绕任意向量 (</w:t>
+      </w:r>
+      <w:proofErr w:type="spellStart"/>
+      <w:r>
+        <w:rPr>
+          <w:rFonts w:hint="eastAsia"/>
+        </w:rPr>
+        <w:t>x,y,z</w:t>
+      </w:r>
+      <w:proofErr w:type="spellEnd"/>
+      <w:r>
+        <w:rPr>
+          <w:rFonts w:hint="eastAsia"/>
+        </w:rPr>
+        <w:t>) 旋转</w:t>
+      </w:r>
+    </w:p>
+    <w:p>
+      <w:pPr>
+        <w:rPr>
+          <w:rFonts w:hint="eastAsia"/>
+        </w:rPr>
+      </w:pPr>
+      <w:proofErr w:type="spellStart"/>
+      <w:r>
+        <w:rPr>
+          <w:rFonts w:hint="eastAsia"/>
+        </w:rPr>
+        <w:t>rotateX</w:t>
+      </w:r>
+      <w:proofErr w:type="spellEnd"/>
+      <w:r>
+        <w:rPr>
+          <w:rFonts w:hint="eastAsia"/>
+        </w:rPr>
+        <w:t>()</w:t>
+      </w:r>
+      <w:r>
+        <w:rPr>
+          <w:rFonts w:hint="eastAsia"/>
+        </w:rPr>
+        <w:tab/>
+      </w:r>
+      <w:proofErr w:type="spellStart"/>
+      <w:r>
+        <w:rPr>
+          <w:rFonts w:hint="eastAsia"/>
+        </w:rPr>
+        <w:t>rotateX</w:t>
+      </w:r>
+      <w:proofErr w:type="spellEnd"/>
+      <w:proofErr w:type="gramStart"/>
+      <w:r>
+        <w:rPr>
+          <w:rFonts w:hint="eastAsia"/>
+        </w:rPr>
+        <w:t>(angle)</w:t>
+      </w:r>
+      <w:proofErr w:type="gramEnd"/>
+      <w:r>
+        <w:rPr>
+          <w:rFonts w:hint="eastAsia"/>
+        </w:rPr>
+        <w:tab/>
+        <w:t>绕 X 轴旋转</w:t>
+      </w:r>
+    </w:p>
+    <w:p>
+      <w:pPr>
+        <w:rPr>
+          <w:rFonts w:hint="eastAsia"/>
+        </w:rPr>
+      </w:pPr>
+      <w:proofErr w:type="spellStart"/>
+      <w:r>
+        <w:rPr>
+          <w:rFonts w:hint="eastAsia"/>
+        </w:rPr>
+        <w:t>rotateY</w:t>
+      </w:r>
+      <w:proofErr w:type="spellEnd"/>
+      <w:r>
+        <w:rPr>
+          <w:rFonts w:hint="eastAsia"/>
+        </w:rPr>
+        <w:t>()</w:t>
+      </w:r>
+      <w:r>
+        <w:rPr>
+          <w:rFonts w:hint="eastAsia"/>
+        </w:rPr>
+        <w:tab/>
+      </w:r>
+      <w:proofErr w:type="spellStart"/>
+      <w:r>
+        <w:rPr>
+          <w:rFonts w:hint="eastAsia"/>
+        </w:rPr>
+        <w:t>rotateY</w:t>
+      </w:r>
+      <w:proofErr w:type="spellEnd"/>
+      <w:proofErr w:type="gramStart"/>
+      <w:r>
+        <w:rPr>
+          <w:rFonts w:hint="eastAsia"/>
+        </w:rPr>
+        <w:t>(angle)</w:t>
+      </w:r>
+      <w:proofErr w:type="gramEnd"/>
+      <w:r>
+        <w:rPr>
+          <w:rFonts w:hint="eastAsia"/>
+        </w:rPr>
+        <w:tab/>
+        <w:t>绕 Y 轴旋转</w:t>
+      </w:r>
+    </w:p>
+    <w:p>
+      <w:pPr>
+        <w:rPr>
+          <w:rFonts w:hint="eastAsia"/>
+        </w:rPr>
+      </w:pPr>
+      <w:proofErr w:type="spellStart"/>
+      <w:r>
+        <w:rPr>
+          <w:rFonts w:hint="eastAsia"/>
+        </w:rPr>
+        <w:lastRenderedPageBreak/>
+        <w:t>rotateZ</w:t>
+      </w:r>
+      <w:proofErr w:type="spellEnd"/>
+      <w:r>
+        <w:rPr>
+          <w:rFonts w:hint="eastAsia"/>
+        </w:rPr>
+        <w:t>()</w:t>
+      </w:r>
+      <w:r>
+        <w:rPr>
+          <w:rFonts w:hint="eastAsia"/>
+        </w:rPr>
+        <w:tab/>
+      </w:r>
+      <w:proofErr w:type="spellStart"/>
+      <w:r>
+        <w:rPr>
+          <w:rFonts w:hint="eastAsia"/>
+        </w:rPr>
+        <w:t>rotateZ</w:t>
+      </w:r>
+      <w:proofErr w:type="spellEnd"/>
+      <w:proofErr w:type="gramStart"/>
+      <w:r>
+        <w:rPr>
+          <w:rFonts w:hint="eastAsia"/>
+        </w:rPr>
+        <w:t>(angle)</w:t>
+      </w:r>
+      <w:proofErr w:type="gramEnd"/>
+      <w:r>
+        <w:rPr>
+          <w:rFonts w:hint="eastAsia"/>
+        </w:rPr>
+        <w:tab/>
+        <w:t>绕 Z 轴旋转（等价于 rotate()）</w:t>
+      </w:r>
+    </w:p>
+    <w:p>
+      <w:pPr>
+        <w:rPr>
+          <w:rFonts w:hint="eastAsia"/>
+        </w:rPr>
+      </w:pPr>
+      <w:r>
+        <w:rPr>
+          <w:rFonts w:hint="eastAsia"/>
+        </w:rPr>
+        <w:t>perspective()</w:t>
+      </w:r>
+      <w:r>
+        <w:rPr>
+          <w:rFonts w:hint="eastAsia"/>
+        </w:rPr>
+        <w:tab/>
+        <w:t>perspective</w:t>
+      </w:r>
+      <w:proofErr w:type="gramStart"/>
+      <w:r>
+        <w:rPr>
+          <w:rFonts w:hint="eastAsia"/>
+        </w:rPr>
+        <w:t>(length)</w:t>
+      </w:r>
+      <w:proofErr w:type="gramEnd"/>
+      <w:r>
+        <w:rPr>
+          <w:rFonts w:hint="eastAsia"/>
+        </w:rPr>
+        <w:tab/>
+        <w:t>设置透视距离（仅作为 transform 值时作用于当前元素）</w:t>
+      </w:r>
+    </w:p>
+    <w:p>
+      <w:r>
+        <w:rPr>
+          <w:rFonts w:hint="eastAsia"/>
+        </w:rPr>
+        <w:t>matrix3d()</w:t>
+      </w:r>
+      <w:r>
+        <w:rPr>
+          <w:rFonts w:hint="eastAsia"/>
+        </w:rPr>
+        <w:tab/>
+        <w:t>matrix3d</w:t>
+      </w:r>
+      <w:proofErr w:type="gramStart"/>
+      <w:r>
+        <w:rPr>
+          <w:rFonts w:hint="eastAsia"/>
+        </w:rPr>
+        <w:t>(16个值)</w:t>
+      </w:r>
+      <w:proofErr w:type="gramEnd"/>
+      <w:r>
+        <w:rPr>
+          <w:rFonts w:hint="eastAsia"/>
+        </w:rPr>
+        <w:tab/>
+        <w:t>以上所有 3D 变换的 4×4 矩阵合并形式</w:t>
+      </w:r>
+    </w:p>
+    <w:p/>
+    <w:p>
+      <w:pPr>
+        <w:pStyle w:val="1"/>
+        <w:rPr>
+          <w:rFonts w:hint="eastAsia"/>
+        </w:rPr>
+      </w:pPr>
+      <w:r>
+        <w:rPr>
+          <w:rFonts w:hint="eastAsia"/>
+        </w:rPr>
+        <w:t>08</w:t>
+      </w:r>
+      <w:r>
+        <w:rPr>
+          <w:rFonts w:hint="eastAsia"/>
+        </w:rPr>
+        <w:t>16</w:t>
+      </w:r>
+      <w:r>
+        <w:rPr>
+          <w:rFonts w:hint="eastAsia"/>
+        </w:rPr>
+        <w:t xml:space="preserve"> </w:t>
+      </w:r>
+      <w:r>
+        <w:rPr>
+          <w:rFonts w:hint="eastAsia"/>
+        </w:rPr>
+        <w:t>响应式</w:t>
+      </w:r>
+    </w:p>
+    <w:p>
+      <w:r>
+        <w:rPr>
+          <w:rFonts w:hint="eastAsia"/>
+        </w:rPr>
+        <w:t>响应式前提：Meta的属性</w:t>
+      </w:r>
+      <w:r>
+        <w:t xml:space="preserve"> name="viewport"</w:t>
+      </w:r>
+    </w:p>
+    <w:p>
+      <w:r>
+        <w:rPr>
+          <w:rFonts w:hint="eastAsia"/>
+        </w:rPr>
+        <w:t>@media针对样式的语法结构，</w:t>
+      </w:r>
+    </w:p>
+    <w:p>
+      <w:r>
+        <w:t xml:space="preserve">@media XXX and </w:t>
+      </w:r>
+      <w:proofErr w:type="gramStart"/>
+      <w:r>
+        <w:t>(</w:t>
+      </w:r>
+      <w:proofErr w:type="spellStart"/>
+      <w:r>
+        <w:t>css</w:t>
+      </w:r>
+      <w:proofErr w:type="spellEnd"/>
+      <w:r>
+        <w:t>语法)</w:t>
+      </w:r>
+      <w:proofErr w:type="gramEnd"/>
+      <w:r>
+        <w:rPr>
+          <w:rFonts w:hint="eastAsia"/>
+        </w:rPr>
+        <w:t>：</w:t>
+      </w:r>
+      <w:r>
+        <w:t xml:space="preserve">@media screen and (max-width:640px) </w:t>
+      </w:r>
+    </w:p>
+    <w:p>
+      <w:r>
+        <w:rPr>
+          <w:rFonts w:hint="eastAsia"/>
+        </w:rPr>
+        <w:t>新写法：</w:t>
+      </w:r>
+      <w:r>
+        <w:t xml:space="preserve">@media </w:t>
+      </w:r>
+      <w:proofErr w:type="gramStart"/>
+      <w:r>
+        <w:t>(640px &lt;= width &lt;= 768px)</w:t>
+      </w:r>
+      <w:proofErr w:type="gramEnd"/>
+      <w:r>
+        <w:t xml:space="preserve"> </w:t>
+      </w:r>
+      <w:proofErr w:type="gramStart"/>
+      <w:r>
+        <w:t>{  }</w:t>
+      </w:r>
+      <w:proofErr w:type="gramEnd"/>
+    </w:p>
+    <w:p/>
+    <w:p>
+      <w:r>
+        <w:rPr>
+          <w:rFonts w:hint="eastAsia"/>
+        </w:rPr>
+        <w:t>O</w:t>
+      </w:r>
+      <w:r>
+        <w:t>rientation</w:t>
+      </w:r>
+      <w:r>
+        <w:rPr>
+          <w:rFonts w:hint="eastAsia"/>
+        </w:rPr>
+        <w:t>：屏幕方向</w:t>
+      </w:r>
+    </w:p>
+    <w:p/>
+    <w:p>
+      <w:r>
+        <w:rPr>
+          <w:rFonts w:hint="eastAsia"/>
+        </w:rPr>
+        <w:t>断点参考：</w:t>
+      </w:r>
+      <w:hyperlink r:id="rId8" w:history="1">
+        <w:r>
+          <w:rPr>
+            <w:rStyle w:val="af4"/>
+          </w:rPr>
+          <w:t>https://tailwindcss.com/docs/responsive-design</w:t>
+        </w:r>
+      </w:hyperlink>
+    </w:p>
+    <w:p/>
+    <w:p>
+      <w:r>
+        <w:rPr>
+          <w:rFonts w:hint="eastAsia"/>
+        </w:rPr>
+        <w:t>Web优先方式：默认pc端样式</w:t>
+      </w:r>
+    </w:p>
+    <w:p>
+      <w:r>
+        <w:rPr>
+          <w:rFonts w:hint="eastAsia"/>
+        </w:rPr>
+        <w:t>Mobile优先方式：默认移动端样式</w:t>
+      </w:r>
+    </w:p>
+    <w:p/>
+    <w:p>
+      <w:pPr>
+        <w:rPr>
+          <w:rFonts w:hint="eastAsia"/>
+        </w:rPr>
+      </w:pPr>
     </w:p>
     <w:sectPr>
       <w:pgSz w:w="11906" w:h="16838"/>
@@ -12048,7 +15207,6 @@
   <w:style w:type="character" w:default="1" w:styleId="a0">
     <w:name w:val="Default Paragraph Font"/>
     <w:uiPriority w:val="1"/>
-    <w:semiHidden/>
     <w:unhideWhenUsed/>
   </w:style>
   <w:style w:type="table" w:default="1" w:styleId="a1">
@@ -12456,6 +15614,29 @@
       <w:bCs/>
     </w:rPr>
   </w:style>
+  <w:style w:type="character" w:styleId="af4">
+    <w:name w:val="Hyperlink"/>
+    <w:basedOn w:val="a0"/>
+    <w:uiPriority w:val="99"/>
+    <w:unhideWhenUsed/>
+    <w:rsid w:val="005003C9"/>
+    <w:rPr>
+      <w:color w:val="467886" w:themeColor="hyperlink"/>
+      <w:u w:val="single"/>
+    </w:rPr>
+  </w:style>
+  <w:style w:type="character" w:styleId="af5">
+    <w:name w:val="Unresolved Mention"/>
+    <w:basedOn w:val="a0"/>
+    <w:uiPriority w:val="99"/>
+    <w:semiHidden/>
+    <w:unhideWhenUsed/>
+    <w:rsid w:val="005003C9"/>
+    <w:rPr>
+      <w:color w:val="605E5C"/>
+      <w:shd w:val="clear" w:color="auto" w:fill="E1DFDD"/>
+    </w:rPr>
+  </w:style>
 </w:styles>
 </file>
 

--- a/lesson.docx
+++ b/lesson.docx
@@ -2335,13 +2335,8 @@
       </w:r>
       <w:r>
         <w:lastRenderedPageBreak/>
-        <w:t>BG-color: white;</w:t>
-      </w:r>
-      <w:proofErr w:type="gramStart"/>
-      <w:r>
-        <w:t xml:space="preserve"> 。</w:t>
-      </w:r>
-      <w:proofErr w:type="gramEnd"/>
+        <w:t>BG-color: white; 。</w:t>
+      </w:r>
     </w:p>
     <w:p>
       <w:pPr>
@@ -2361,23 +2356,7 @@
         <w:t>CSS 变量使用</w:t>
       </w:r>
       <w:r>
-        <w:t xml:space="preserve">：使用var()函数，在选择器中取值，如html </w:t>
-      </w:r>
-      <w:proofErr w:type="gramStart"/>
-      <w:r>
-        <w:t xml:space="preserve">{ </w:t>
-      </w:r>
-      <w:proofErr w:type="gramEnd"/>
-      <w:r>
-        <w:t>color: var(--Text-color);</w:t>
-      </w:r>
-      <w:proofErr w:type="gramStart"/>
-      <w:r>
-        <w:t xml:space="preserve"> }</w:t>
-      </w:r>
-      <w:proofErr w:type="gramEnd"/>
-      <w:r>
-        <w:t xml:space="preserve"> 。</w:t>
+        <w:t>：使用var()函数，在选择器中取值，如html { color: var(--Text-color); } 。</w:t>
       </w:r>
     </w:p>
     <w:p>
@@ -2498,19 +2477,11 @@
           <w:rFonts w:hint="eastAsia"/>
         </w:rPr>
       </w:pPr>
-      <w:proofErr w:type="gramStart"/>
-      <w:r>
-        <w:rPr>
-          <w:rFonts w:hint="eastAsia"/>
-        </w:rPr>
-        <w:t>Var(</w:t>
-      </w:r>
-      <w:proofErr w:type="gramEnd"/>
-      <w:r>
-        <w:rPr>
-          <w:rFonts w:hint="eastAsia"/>
-        </w:rPr>
-        <w:t>--XX, #000000)</w:t>
+      <w:r>
+        <w:rPr>
+          <w:rFonts w:hint="eastAsia"/>
+        </w:rPr>
+        <w:t>Var(--XX, #000000)</w:t>
       </w:r>
     </w:p>
     <w:p>
@@ -2532,62 +2503,38 @@
           <w:rFonts w:hint="eastAsia"/>
         </w:rPr>
       </w:pPr>
-      <w:proofErr w:type="gramStart"/>
-      <w:r>
-        <w:rPr>
-          <w:rFonts w:hint="eastAsia"/>
-        </w:rPr>
-        <w:t>Min(</w:t>
-      </w:r>
-      <w:proofErr w:type="gramEnd"/>
-      <w:r>
-        <w:rPr>
-          <w:rFonts w:hint="eastAsia"/>
-        </w:rPr>
-        <w:t>)</w:t>
-      </w:r>
-    </w:p>
-    <w:p>
-      <w:pPr>
-        <w:rPr>
-          <w:rFonts w:hint="eastAsia"/>
-        </w:rPr>
-      </w:pPr>
-      <w:proofErr w:type="gramStart"/>
-      <w:r>
-        <w:rPr>
-          <w:rFonts w:hint="eastAsia"/>
-        </w:rPr>
-        <w:t>Max(</w:t>
-      </w:r>
-      <w:proofErr w:type="gramEnd"/>
-      <w:r>
-        <w:rPr>
-          <w:rFonts w:hint="eastAsia"/>
-        </w:rPr>
-        <w:t>)</w:t>
-      </w:r>
-    </w:p>
-    <w:p>
-      <w:pPr>
-        <w:rPr>
-          <w:rFonts w:hint="eastAsia"/>
-        </w:rPr>
-      </w:pPr>
-      <w:r>
-        <w:rPr>
-          <w:rFonts w:hint="eastAsia"/>
-        </w:rPr>
-        <w:t>Clamp(最小值，理想值，最大</w:t>
-      </w:r>
-      <w:proofErr w:type="gramStart"/>
-      <w:r>
-        <w:rPr>
-          <w:rFonts w:hint="eastAsia"/>
-        </w:rPr>
-        <w:t>值)</w:t>
-      </w:r>
-      <w:proofErr w:type="gramEnd"/>
+      <w:r>
+        <w:rPr>
+          <w:rFonts w:hint="eastAsia"/>
+        </w:rPr>
+        <w:t>Min()</w:t>
+      </w:r>
+    </w:p>
+    <w:p>
+      <w:pPr>
+        <w:rPr>
+          <w:rFonts w:hint="eastAsia"/>
+        </w:rPr>
+      </w:pPr>
+      <w:r>
+        <w:rPr>
+          <w:rFonts w:hint="eastAsia"/>
+        </w:rPr>
+        <w:t>Max()</w:t>
+      </w:r>
+    </w:p>
+    <w:p>
+      <w:pPr>
+        <w:rPr>
+          <w:rFonts w:hint="eastAsia"/>
+        </w:rPr>
+      </w:pPr>
+      <w:r>
+        <w:rPr>
+          <w:rFonts w:hint="eastAsia"/>
+        </w:rPr>
+        <w:t>Clamp(最小值，理想值，最大值)</w:t>
+      </w:r>
       <w:r>
         <w:rPr>
           <w:rFonts w:hint="eastAsia"/>
@@ -2667,7 +2614,6 @@
           <w:rFonts w:hint="eastAsia"/>
         </w:rPr>
       </w:pPr>
-      <w:proofErr w:type="gramStart"/>
       <w:r>
         <w:rPr>
           <w:rFonts w:hint="eastAsia"/>
@@ -2682,7 +2628,6 @@
         <w:t>baseStyle</w:t>
       </w:r>
       <w:proofErr w:type="spellEnd"/>
-      <w:proofErr w:type="gramEnd"/>
       <w:r>
         <w:rPr>
           <w:rFonts w:hint="eastAsia"/>
@@ -2735,7 +2680,6 @@
           <w:rFonts w:hint="eastAsia"/>
         </w:rPr>
       </w:pPr>
-      <w:proofErr w:type="gramStart"/>
       <w:r>
         <w:rPr>
           <w:rFonts w:hint="eastAsia"/>
@@ -2750,7 +2694,6 @@
         <w:t>primaryButton</w:t>
       </w:r>
       <w:proofErr w:type="spellEnd"/>
-      <w:proofErr w:type="gramEnd"/>
       <w:r>
         <w:rPr>
           <w:rFonts w:hint="eastAsia"/>
@@ -2841,14 +2784,12 @@
       <w:r>
         <w:t>Cascading</w:t>
       </w:r>
-      <w:proofErr w:type="gramStart"/>
       <w:r>
         <w:rPr>
           <w:rFonts w:hint="eastAsia"/>
         </w:rPr>
         <w:t>(层叠性)</w:t>
       </w:r>
-      <w:proofErr w:type="gramEnd"/>
       <w:r>
         <w:t xml:space="preserve"> Style Sheets</w:t>
       </w:r>
@@ -3035,15 +2976,7 @@
       </w:r>
       <w:proofErr w:type="spellEnd"/>
       <w:r>
-        <w:t xml:space="preserve"> 中是局部变量，遵循就近原则</w:t>
-      </w:r>
-      <w:proofErr w:type="gramStart"/>
-      <w:r>
-        <w:t>，:</w:t>
-      </w:r>
-      <w:proofErr w:type="gramEnd"/>
-      <w:r>
-        <w:t>root 是伪类，优先级比 HTML 高。</w:t>
+        <w:t xml:space="preserve"> 中是局部变量，遵循就近原则，:root 是伪类，优先级比 HTML 高。</w:t>
       </w:r>
     </w:p>
     <w:p>
@@ -3717,13 +3650,8 @@
           <w:rFonts w:hint="eastAsia"/>
         </w:rPr>
       </w:pPr>
-      <w:proofErr w:type="gramStart"/>
-      <w:r>
-        <w:t>replace(</w:t>
-      </w:r>
-      <w:proofErr w:type="gramEnd"/>
-      <w:r>
-        <w:t>old, new)</w:t>
+      <w:r>
+        <w:t>replace(old, new)</w:t>
       </w:r>
     </w:p>
     <w:p>
@@ -3753,13 +3681,8 @@
       </w:r>
       <w:proofErr w:type="spellEnd"/>
       <w:r>
-        <w:t>，但 map/filter 仍不支</w:t>
-      </w:r>
-      <w:proofErr w:type="gramStart"/>
-      <w:r>
-        <w:t>持)。</w:t>
-      </w:r>
-      <w:proofErr w:type="gramEnd"/>
+        <w:t>，但 map/filter 仍不支持)。</w:t>
+      </w:r>
     </w:p>
     <w:p>
       <w:pPr>
@@ -3794,22 +3717,12 @@
         <w:t xml:space="preserve">const el = </w:t>
       </w:r>
       <w:proofErr w:type="spellStart"/>
-      <w:proofErr w:type="gramStart"/>
       <w:r>
         <w:t>document.querySelector</w:t>
       </w:r>
       <w:proofErr w:type="spellEnd"/>
-      <w:proofErr w:type="gramEnd"/>
-      <w:r>
-        <w:t>(</w:t>
-      </w:r>
-      <w:proofErr w:type="gramStart"/>
-      <w:r>
-        <w:t>'.box</w:t>
-      </w:r>
-      <w:proofErr w:type="gramEnd"/>
-      <w:r>
-        <w:t>');</w:t>
+      <w:r>
+        <w:t>('.box');</w:t>
       </w:r>
     </w:p>
     <w:p>
@@ -3822,12 +3735,10 @@
         <w:t>console.log(</w:t>
       </w:r>
       <w:proofErr w:type="spellStart"/>
-      <w:proofErr w:type="gramStart"/>
       <w:r>
         <w:t>el.classList</w:t>
       </w:r>
       <w:proofErr w:type="spellEnd"/>
-      <w:proofErr w:type="gramEnd"/>
       <w:r>
         <w:t xml:space="preserve">); </w:t>
       </w:r>
@@ -3993,13 +3904,8 @@
       </w:r>
       <w:proofErr w:type="spellEnd"/>
       <w:r>
-        <w:t>() 的返回</w:t>
-      </w:r>
-      <w:proofErr w:type="gramStart"/>
-      <w:r>
-        <w:t>值)</w:t>
-      </w:r>
-      <w:proofErr w:type="gramEnd"/>
+        <w:t>() 的返回值)</w:t>
+      </w:r>
     </w:p>
     <w:p>
       <w:pPr>
@@ -4025,13 +3931,8 @@
       </w:r>
       <w:proofErr w:type="spellEnd"/>
       <w:r>
-        <w:t>() 的返回</w:t>
-      </w:r>
-      <w:proofErr w:type="gramStart"/>
-      <w:r>
-        <w:t>值)</w:t>
-      </w:r>
-      <w:proofErr w:type="gramEnd"/>
+        <w:t>() 的返回值)</w:t>
+      </w:r>
     </w:p>
     <w:p>
       <w:pPr>
@@ -4208,12 +4109,10 @@
         <w:t xml:space="preserve"> = </w:t>
       </w:r>
       <w:proofErr w:type="spellStart"/>
-      <w:proofErr w:type="gramStart"/>
       <w:r>
         <w:t>element.classList</w:t>
       </w:r>
       <w:proofErr w:type="spellEnd"/>
-      <w:proofErr w:type="gramEnd"/>
       <w:r>
         <w:t>;</w:t>
       </w:r>
@@ -4343,12 +4242,10 @@
         <w:t xml:space="preserve"> =&gt; </w:t>
       </w:r>
       <w:proofErr w:type="spellStart"/>
-      <w:proofErr w:type="gramStart"/>
       <w:r>
         <w:t>cls.startsWith</w:t>
       </w:r>
       <w:proofErr w:type="spellEnd"/>
-      <w:proofErr w:type="gramEnd"/>
       <w:r>
         <w:t>('is-'));</w:t>
       </w:r>
@@ -4371,7 +4268,6 @@
         <w:t xml:space="preserve"> = </w:t>
       </w:r>
       <w:proofErr w:type="spellStart"/>
-      <w:proofErr w:type="gramStart"/>
       <w:r>
         <w:t>classArray.map</w:t>
       </w:r>
@@ -4380,7 +4276,6 @@
         <w:t>(</w:t>
       </w:r>
       <w:proofErr w:type="spellStart"/>
-      <w:proofErr w:type="gramEnd"/>
       <w:r>
         <w:t>cls</w:t>
       </w:r>
@@ -4389,12 +4284,10 @@
         <w:t xml:space="preserve"> =&gt; </w:t>
       </w:r>
       <w:proofErr w:type="spellStart"/>
-      <w:proofErr w:type="gramStart"/>
       <w:r>
         <w:t>cls.toUpperCase</w:t>
       </w:r>
       <w:proofErr w:type="spellEnd"/>
-      <w:proofErr w:type="gramEnd"/>
       <w:r>
         <w:t>());</w:t>
       </w:r>
@@ -4492,81 +4385,48 @@
         <w:t>(</w:t>
       </w:r>
       <w:proofErr w:type="spellStart"/>
-      <w:proofErr w:type="gramStart"/>
       <w:r>
         <w:t>element.classList</w:t>
       </w:r>
       <w:proofErr w:type="spellEnd"/>
-      <w:proofErr w:type="gramEnd"/>
-      <w:r>
-        <w:t xml:space="preserve">, </w:t>
+      <w:r>
+        <w:t>, cls =&gt; {</w:t>
+      </w:r>
+    </w:p>
+    <w:p>
+      <w:pPr>
+        <w:rPr>
+          <w:rFonts w:hint="eastAsia"/>
+        </w:rPr>
+      </w:pPr>
+      <w:r>
+        <w:t xml:space="preserve">    return </w:t>
       </w:r>
       <w:proofErr w:type="spellStart"/>
       <w:r>
+        <w:t>cls.includes</w:t>
+      </w:r>
+      <w:proofErr w:type="spellEnd"/>
+      <w:r>
+        <w:t xml:space="preserve">('--') ? </w:t>
+      </w:r>
+      <w:proofErr w:type="spellStart"/>
+      <w:r>
         <w:t>cls</w:t>
       </w:r>
       <w:proofErr w:type="spellEnd"/>
       <w:r>
-        <w:t xml:space="preserve"> =&gt; {</w:t>
-      </w:r>
-    </w:p>
-    <w:p>
-      <w:pPr>
-        <w:rPr>
-          <w:rFonts w:hint="eastAsia"/>
-        </w:rPr>
-      </w:pPr>
-      <w:r>
-        <w:t xml:space="preserve">    return </w:t>
-      </w:r>
-      <w:proofErr w:type="spellStart"/>
-      <w:proofErr w:type="gramStart"/>
-      <w:r>
-        <w:t>cls.includes</w:t>
-      </w:r>
-      <w:proofErr w:type="spellEnd"/>
-      <w:proofErr w:type="gramEnd"/>
-      <w:r>
-        <w:t>('--'</w:t>
-      </w:r>
-      <w:proofErr w:type="gramStart"/>
-      <w:r>
-        <w:t>) ?</w:t>
-      </w:r>
-      <w:proofErr w:type="gramEnd"/>
-      <w:r>
-        <w:t xml:space="preserve"> </w:t>
-      </w:r>
-      <w:proofErr w:type="spellStart"/>
-      <w:proofErr w:type="gramStart"/>
-      <w:r>
-        <w:t>cls</w:t>
-      </w:r>
-      <w:proofErr w:type="spellEnd"/>
-      <w:r>
-        <w:t xml:space="preserve"> :</w:t>
-      </w:r>
-      <w:proofErr w:type="gramEnd"/>
-      <w:r>
-        <w:t xml:space="preserve"> null;</w:t>
-      </w:r>
-    </w:p>
-    <w:p>
-      <w:pPr>
-        <w:rPr>
-          <w:rFonts w:hint="eastAsia"/>
-        </w:rPr>
-      </w:pPr>
-      <w:r>
-        <w:t>}</w:t>
-      </w:r>
-      <w:proofErr w:type="gramStart"/>
-      <w:r>
-        <w:t>).filter</w:t>
-      </w:r>
-      <w:proofErr w:type="gramEnd"/>
-      <w:r>
-        <w:t>(Boolean);</w:t>
+        <w:t xml:space="preserve"> : null;</w:t>
+      </w:r>
+    </w:p>
+    <w:p>
+      <w:pPr>
+        <w:rPr>
+          <w:rFonts w:hint="eastAsia"/>
+        </w:rPr>
+      </w:pPr>
+      <w:r>
+        <w:t>}).filter(Boolean);</w:t>
       </w:r>
     </w:p>
     <w:p>
@@ -4869,13 +4729,8 @@
               </w:rPr>
             </w:pPr>
             <w:proofErr w:type="spellStart"/>
-            <w:proofErr w:type="gramStart"/>
             <w:r>
-              <w:t>Array.prototype.slice</w:t>
-            </w:r>
-            <w:proofErr w:type="gramEnd"/>
-            <w:r>
-              <w:t>.call</w:t>
+              <w:t>Array.prototype.slice.call</w:t>
             </w:r>
             <w:proofErr w:type="spellEnd"/>
             <w:r>
@@ -4979,23 +4834,7 @@
       </w:r>
       <w:proofErr w:type="spellEnd"/>
       <w:r>
-        <w:t> 很少单独使用，通常与 CSS 选择器配合完成</w:t>
-      </w:r>
-      <w:proofErr w:type="gramStart"/>
-      <w:r>
-        <w:t>"查找</w:t>
-      </w:r>
-      <w:proofErr w:type="gramEnd"/>
-      <w:r>
-        <w:t xml:space="preserve"> → </w:t>
-      </w:r>
-      <w:proofErr w:type="gramStart"/>
-      <w:r>
-        <w:t>操作"</w:t>
-      </w:r>
-      <w:proofErr w:type="gramEnd"/>
-      <w:r>
-        <w:t>的流程。</w:t>
+        <w:t> 很少单独使用，通常与 CSS 选择器配合完成"查找 → 操作"的流程。</w:t>
       </w:r>
     </w:p>
     <w:p>
@@ -5060,22 +4899,18 @@
         <w:t xml:space="preserve">const el = </w:t>
       </w:r>
       <w:proofErr w:type="spellStart"/>
-      <w:proofErr w:type="gramStart"/>
       <w:r>
         <w:t>document.querySelector</w:t>
       </w:r>
       <w:proofErr w:type="spellEnd"/>
-      <w:proofErr w:type="gramEnd"/>
       <w:r>
         <w:t>('.nav-</w:t>
       </w:r>
       <w:proofErr w:type="spellStart"/>
-      <w:proofErr w:type="gramStart"/>
       <w:r>
         <w:t>item.active</w:t>
       </w:r>
       <w:proofErr w:type="spellEnd"/>
-      <w:proofErr w:type="gramEnd"/>
       <w:r>
         <w:t>');</w:t>
       </w:r>
@@ -5127,22 +4962,12 @@
         <w:t xml:space="preserve">const items = </w:t>
       </w:r>
       <w:proofErr w:type="spellStart"/>
-      <w:proofErr w:type="gramStart"/>
       <w:r>
         <w:t>document.querySelectorAll</w:t>
       </w:r>
       <w:proofErr w:type="spellEnd"/>
-      <w:proofErr w:type="gramEnd"/>
-      <w:r>
-        <w:t>(</w:t>
-      </w:r>
-      <w:proofErr w:type="gramStart"/>
-      <w:r>
-        <w:t>'.list</w:t>
-      </w:r>
-      <w:proofErr w:type="gramEnd"/>
-      <w:r>
-        <w:t>-item');</w:t>
+      <w:r>
+        <w:t>('.list-item');</w:t>
       </w:r>
     </w:p>
     <w:p>
@@ -5242,205 +5067,174 @@
           <w:i/>
           <w:iCs/>
         </w:rPr>
-        <w:t xml:space="preserve"> </w:t>
-      </w:r>
-      <w:proofErr w:type="gramStart"/>
+        <w:t xml:space="preserve"> (伪数组)</w:t>
+      </w:r>
+    </w:p>
+    <w:p>
+      <w:pPr>
+        <w:rPr>
+          <w:rFonts w:hint="eastAsia"/>
+        </w:rPr>
+      </w:pPr>
+    </w:p>
+    <w:p>
+      <w:pPr>
+        <w:rPr>
+          <w:rFonts w:hint="eastAsia"/>
+        </w:rPr>
+      </w:pPr>
+      <w:proofErr w:type="spellStart"/>
+      <w:r>
+        <w:t>Array.from</w:t>
+      </w:r>
+      <w:proofErr w:type="spellEnd"/>
+      <w:r>
+        <w:t>(cards).</w:t>
+      </w:r>
+      <w:proofErr w:type="spellStart"/>
+      <w:r>
+        <w:t>forEach</w:t>
+      </w:r>
+      <w:proofErr w:type="spellEnd"/>
+      <w:r>
+        <w:t>(card =&gt; {</w:t>
+      </w:r>
+    </w:p>
+    <w:p>
+      <w:pPr>
+        <w:rPr>
+          <w:rFonts w:hint="eastAsia"/>
+        </w:rPr>
+      </w:pPr>
+      <w:r>
+        <w:t xml:space="preserve">    </w:t>
+      </w:r>
       <w:r>
         <w:rPr>
           <w:i/>
           <w:iCs/>
         </w:rPr>
-        <w:t>(伪数组)</w:t>
-      </w:r>
-      <w:proofErr w:type="gramEnd"/>
-    </w:p>
-    <w:p>
-      <w:pPr>
-        <w:rPr>
-          <w:rFonts w:hint="eastAsia"/>
-        </w:rPr>
-      </w:pPr>
-    </w:p>
-    <w:p>
-      <w:pPr>
-        <w:rPr>
-          <w:rFonts w:hint="eastAsia"/>
-        </w:rPr>
-      </w:pPr>
+        <w:t xml:space="preserve">// </w:t>
+      </w:r>
       <w:proofErr w:type="spellStart"/>
-      <w:r>
-        <w:t>Array.from</w:t>
-      </w:r>
-      <w:proofErr w:type="spellEnd"/>
-      <w:r>
-        <w:t>(cards</w:t>
-      </w:r>
-      <w:proofErr w:type="gramStart"/>
-      <w:r>
-        <w:t>).</w:t>
-      </w:r>
-      <w:proofErr w:type="spellStart"/>
-      <w:r>
-        <w:t>forEach</w:t>
-      </w:r>
-      <w:proofErr w:type="spellEnd"/>
-      <w:proofErr w:type="gramEnd"/>
-      <w:r>
-        <w:t>(card =&gt; {</w:t>
-      </w:r>
-    </w:p>
-    <w:p>
-      <w:pPr>
-        <w:rPr>
-          <w:rFonts w:hint="eastAsia"/>
-        </w:rPr>
-      </w:pPr>
-      <w:r>
-        <w:t xml:space="preserve">    </w:t>
-      </w:r>
       <w:r>
         <w:rPr>
           <w:i/>
           <w:iCs/>
         </w:rPr>
-        <w:t xml:space="preserve">// </w:t>
-      </w:r>
-      <w:proofErr w:type="spellStart"/>
+        <w:t>card.classList</w:t>
+      </w:r>
+      <w:proofErr w:type="spellEnd"/>
       <w:r>
         <w:rPr>
           <w:i/>
           <w:iCs/>
         </w:rPr>
-        <w:t>card.classList</w:t>
-      </w:r>
-      <w:proofErr w:type="spellEnd"/>
+        <w:t xml:space="preserve"> 也是伪数组 (</w:t>
+      </w:r>
+      <w:proofErr w:type="spellStart"/>
       <w:r>
         <w:rPr>
           <w:i/>
           <w:iCs/>
         </w:rPr>
-        <w:t xml:space="preserve"> 也是伪数组 </w:t>
-      </w:r>
-      <w:proofErr w:type="gramStart"/>
+        <w:t>DOMTokenList</w:t>
+      </w:r>
+      <w:proofErr w:type="spellEnd"/>
       <w:r>
         <w:rPr>
           <w:i/>
           <w:iCs/>
         </w:rPr>
+        <w:t>)</w:t>
+      </w:r>
+    </w:p>
+    <w:p>
+      <w:pPr>
+        <w:rPr>
+          <w:rFonts w:hint="eastAsia"/>
+        </w:rPr>
+      </w:pPr>
+      <w:r>
+        <w:t xml:space="preserve">    const classes = </w:t>
+      </w:r>
+      <w:proofErr w:type="spellStart"/>
+      <w:r>
+        <w:t>Array.from</w:t>
+      </w:r>
+      <w:proofErr w:type="spellEnd"/>
+      <w:r>
         <w:t>(</w:t>
       </w:r>
       <w:proofErr w:type="spellStart"/>
       <w:r>
-        <w:rPr>
-          <w:i/>
-          <w:iCs/>
-        </w:rPr>
-        <w:t>DOMTokenList</w:t>
+        <w:t>card.classList</w:t>
       </w:r>
       <w:proofErr w:type="spellEnd"/>
       <w:r>
-        <w:rPr>
-          <w:i/>
-          <w:iCs/>
-        </w:rPr>
-        <w:t>)</w:t>
-      </w:r>
-      <w:proofErr w:type="gramEnd"/>
-    </w:p>
-    <w:p>
-      <w:pPr>
-        <w:rPr>
-          <w:rFonts w:hint="eastAsia"/>
-        </w:rPr>
-      </w:pPr>
-      <w:r>
-        <w:t xml:space="preserve">    const classes = </w:t>
+        <w:t>);</w:t>
+      </w:r>
+    </w:p>
+    <w:p>
+      <w:pPr>
+        <w:rPr>
+          <w:rFonts w:hint="eastAsia"/>
+        </w:rPr>
+      </w:pPr>
+      <w:r>
+        <w:t xml:space="preserve">    </w:t>
+      </w:r>
+    </w:p>
+    <w:p>
+      <w:pPr>
+        <w:rPr>
+          <w:rFonts w:hint="eastAsia"/>
+        </w:rPr>
+      </w:pPr>
+      <w:r>
+        <w:t xml:space="preserve">    if (</w:t>
       </w:r>
       <w:proofErr w:type="spellStart"/>
       <w:r>
-        <w:t>Array.from</w:t>
+        <w:t>classes.includes</w:t>
       </w:r>
       <w:proofErr w:type="spellEnd"/>
       <w:r>
-        <w:t>(</w:t>
+        <w:t>('disabled')) {</w:t>
+      </w:r>
+    </w:p>
+    <w:p>
+      <w:pPr>
+        <w:rPr>
+          <w:rFonts w:hint="eastAsia"/>
+        </w:rPr>
+      </w:pPr>
+      <w:r>
+        <w:t xml:space="preserve">        </w:t>
       </w:r>
       <w:proofErr w:type="spellStart"/>
-      <w:proofErr w:type="gramStart"/>
-      <w:r>
-        <w:t>card.classList</w:t>
+      <w:r>
+        <w:t>card.classList.remove</w:t>
       </w:r>
       <w:proofErr w:type="spellEnd"/>
-      <w:proofErr w:type="gramEnd"/>
-      <w:r>
-        <w:t>);</w:t>
-      </w:r>
-    </w:p>
-    <w:p>
-      <w:pPr>
-        <w:rPr>
-          <w:rFonts w:hint="eastAsia"/>
-        </w:rPr>
-      </w:pPr>
-      <w:r>
-        <w:t xml:space="preserve">    </w:t>
-      </w:r>
-    </w:p>
-    <w:p>
-      <w:pPr>
-        <w:rPr>
-          <w:rFonts w:hint="eastAsia"/>
-        </w:rPr>
-      </w:pPr>
-      <w:r>
-        <w:t xml:space="preserve">    if (</w:t>
+      <w:r>
+        <w:t>('disabled');</w:t>
+      </w:r>
+    </w:p>
+    <w:p>
+      <w:pPr>
+        <w:rPr>
+          <w:rFonts w:hint="eastAsia"/>
+        </w:rPr>
+      </w:pPr>
+      <w:r>
+        <w:t xml:space="preserve">        </w:t>
       </w:r>
       <w:proofErr w:type="spellStart"/>
-      <w:proofErr w:type="gramStart"/>
-      <w:r>
-        <w:t>classes.includes</w:t>
+      <w:r>
+        <w:t>card.setAttribute</w:t>
       </w:r>
       <w:proofErr w:type="spellEnd"/>
-      <w:proofErr w:type="gramEnd"/>
-      <w:r>
-        <w:t>('disabled')) {</w:t>
-      </w:r>
-    </w:p>
-    <w:p>
-      <w:pPr>
-        <w:rPr>
-          <w:rFonts w:hint="eastAsia"/>
-        </w:rPr>
-      </w:pPr>
-      <w:r>
-        <w:t xml:space="preserve">        </w:t>
-      </w:r>
-      <w:proofErr w:type="spellStart"/>
-      <w:proofErr w:type="gramStart"/>
-      <w:r>
-        <w:t>card.classList.remove</w:t>
-      </w:r>
-      <w:proofErr w:type="spellEnd"/>
-      <w:proofErr w:type="gramEnd"/>
-      <w:r>
-        <w:t>('disabled');</w:t>
-      </w:r>
-    </w:p>
-    <w:p>
-      <w:pPr>
-        <w:rPr>
-          <w:rFonts w:hint="eastAsia"/>
-        </w:rPr>
-      </w:pPr>
-      <w:r>
-        <w:t xml:space="preserve">        </w:t>
-      </w:r>
-      <w:proofErr w:type="spellStart"/>
-      <w:proofErr w:type="gramStart"/>
-      <w:r>
-        <w:t>card.setAttribute</w:t>
-      </w:r>
-      <w:proofErr w:type="spellEnd"/>
-      <w:proofErr w:type="gramEnd"/>
       <w:r>
         <w:t>('aria-disabled', 'false');</w:t>
       </w:r>
@@ -5595,15 +5389,7 @@
                 <w:b/>
                 <w:bCs/>
               </w:rPr>
-              <w:t xml:space="preserve">CSS 选择器 </w:t>
-            </w:r>
-            <w:proofErr w:type="gramStart"/>
-            <w:r>
-              <w:rPr>
-                <w:b/>
-                <w:bCs/>
-              </w:rPr>
-              <w:t>(</w:t>
+              <w:t>CSS 选择器 (</w:t>
             </w:r>
             <w:proofErr w:type="spellStart"/>
             <w:r>
@@ -5621,7 +5407,6 @@
               </w:rPr>
               <w:t>)</w:t>
             </w:r>
-            <w:proofErr w:type="gramEnd"/>
           </w:p>
         </w:tc>
         <w:tc>
@@ -6229,13 +6014,6 @@
     </w:p>
     <w:p>
       <w:pPr>
-        <w:rPr>
-          <w:rFonts w:hint="eastAsia"/>
-        </w:rPr>
-      </w:pPr>
-    </w:p>
-    <w:p>
-      <w:pPr>
         <w:pStyle w:val="1"/>
         <w:rPr>
           <w:rFonts w:hint="eastAsia"/>
@@ -6547,59 +6325,51 @@
           <w:rFonts w:hint="eastAsia"/>
         </w:rPr>
       </w:pPr>
-      <w:proofErr w:type="gramStart"/>
       <w:r>
         <w:rPr>
           <w:rFonts w:hint="eastAsia"/>
         </w:rPr>
         <w:t>:checked</w:t>
       </w:r>
-      <w:proofErr w:type="gramEnd"/>
-    </w:p>
-    <w:p>
-      <w:pPr>
-        <w:rPr>
-          <w:rFonts w:hint="eastAsia"/>
-        </w:rPr>
-      </w:pPr>
-      <w:proofErr w:type="gramStart"/>
+    </w:p>
+    <w:p>
+      <w:pPr>
+        <w:rPr>
+          <w:rFonts w:hint="eastAsia"/>
+        </w:rPr>
+      </w:pPr>
       <w:r>
         <w:rPr>
           <w:rFonts w:hint="eastAsia"/>
         </w:rPr>
         <w:t>:disabled</w:t>
       </w:r>
-      <w:proofErr w:type="gramEnd"/>
-    </w:p>
-    <w:p>
-      <w:pPr>
-        <w:rPr>
-          <w:rFonts w:hint="eastAsia"/>
-        </w:rPr>
-      </w:pPr>
-      <w:proofErr w:type="gramStart"/>
+    </w:p>
+    <w:p>
+      <w:pPr>
+        <w:rPr>
+          <w:rFonts w:hint="eastAsia"/>
+        </w:rPr>
+      </w:pPr>
       <w:r>
         <w:rPr>
           <w:rFonts w:hint="eastAsia"/>
         </w:rPr>
         <w:t>:able</w:t>
       </w:r>
-      <w:proofErr w:type="gramEnd"/>
-    </w:p>
-    <w:p>
-      <w:pPr>
-        <w:rPr>
-          <w:rFonts w:hint="eastAsia"/>
-        </w:rPr>
-      </w:pPr>
-      <w:proofErr w:type="gramStart"/>
+    </w:p>
+    <w:p>
+      <w:pPr>
+        <w:rPr>
+          <w:rFonts w:hint="eastAsia"/>
+        </w:rPr>
+      </w:pPr>
       <w:r>
         <w:rPr>
           <w:rFonts w:hint="eastAsia"/>
         </w:rPr>
         <w:t>:require</w:t>
       </w:r>
-      <w:proofErr w:type="gramEnd"/>
     </w:p>
     <w:p>
       <w:pPr>
@@ -6743,39 +6513,7 @@
         </w:rPr>
       </w:pPr>
       <w:r>
-        <w:t>以下是 CSS 选择器 :nth-child</w:t>
-      </w:r>
-      <w:proofErr w:type="gramStart"/>
-      <w:r>
-        <w:t>、:</w:t>
-      </w:r>
-      <w:proofErr w:type="gramEnd"/>
-      <w:r>
-        <w:t>nth-of-type</w:t>
-      </w:r>
-      <w:proofErr w:type="gramStart"/>
-      <w:r>
-        <w:t>、:</w:t>
-      </w:r>
-      <w:proofErr w:type="gramEnd"/>
-      <w:r>
-        <w:t>has()</w:t>
-      </w:r>
-      <w:proofErr w:type="gramStart"/>
-      <w:r>
-        <w:t>、:</w:t>
-      </w:r>
-      <w:proofErr w:type="gramEnd"/>
-      <w:r>
-        <w:t>not()</w:t>
-      </w:r>
-      <w:proofErr w:type="gramStart"/>
-      <w:r>
-        <w:t>、:</w:t>
-      </w:r>
-      <w:proofErr w:type="gramEnd"/>
-      <w:r>
-        <w:t>empty 的详细对比与举例说明。</w:t>
+        <w:t>以下是 CSS 选择器 :nth-child、:nth-of-type、:has()、:not()、:empty 的详细对比与举例说明。</w:t>
       </w:r>
     </w:p>
     <w:p>
@@ -6786,37 +6524,12 @@
           <w:bCs/>
         </w:rPr>
       </w:pPr>
-      <w:proofErr w:type="gramStart"/>
       <w:r>
         <w:rPr>
           <w:b/>
           <w:bCs/>
         </w:rPr>
-        <w:t>1. :nth</w:t>
-      </w:r>
-      <w:proofErr w:type="gramEnd"/>
-      <w:r>
-        <w:rPr>
-          <w:b/>
-          <w:bCs/>
-        </w:rPr>
-        <w:t>-child(n) </w:t>
-      </w:r>
-      <w:proofErr w:type="gramStart"/>
-      <w:r>
-        <w:rPr>
-          <w:b/>
-          <w:bCs/>
-        </w:rPr>
-        <w:t>vs :nth</w:t>
-      </w:r>
-      <w:proofErr w:type="gramEnd"/>
-      <w:r>
-        <w:rPr>
-          <w:b/>
-          <w:bCs/>
-        </w:rPr>
-        <w:t>-of-type(n)</w:t>
+        <w:t>1. :nth-child(n) vs :nth-of-type(n)</w:t>
       </w:r>
     </w:p>
     <w:p>
@@ -7003,13 +6716,8 @@
                 <w:rFonts w:hint="eastAsia"/>
               </w:rPr>
             </w:pPr>
-            <w:proofErr w:type="gramStart"/>
             <w:r>
-              <w:t>:nth</w:t>
-            </w:r>
-            <w:proofErr w:type="gramEnd"/>
-            <w:r>
-              <w:t>-child(n)</w:t>
+              <w:t>:nth-child(n)</w:t>
             </w:r>
           </w:p>
         </w:tc>
@@ -7107,13 +6815,8 @@
                 <w:rFonts w:hint="eastAsia"/>
               </w:rPr>
             </w:pPr>
-            <w:proofErr w:type="gramStart"/>
             <w:r>
-              <w:t>:nth</w:t>
-            </w:r>
-            <w:proofErr w:type="gramEnd"/>
-            <w:r>
-              <w:t>-of-type(n)</w:t>
+              <w:t>:nth-of-type(n)</w:t>
             </w:r>
           </w:p>
         </w:tc>
@@ -7242,253 +6945,80 @@
       <w:r>
         <w:t xml:space="preserve">  &lt;h2&gt;标题&lt;/h2&gt;       </w:t>
       </w:r>
-      <w:proofErr w:type="gramStart"/>
       <w:r>
         <w:rPr>
           <w:i/>
           <w:iCs/>
         </w:rPr>
-        <w:t>&lt;!</w:t>
-      </w:r>
-      <w:proofErr w:type="gramEnd"/>
+        <w:t>&lt;!-- 第1个子元素, 第1个h2 --&gt;</w:t>
+      </w:r>
+    </w:p>
+    <w:p>
+      <w:pPr>
+        <w:rPr>
+          <w:rFonts w:hint="eastAsia"/>
+        </w:rPr>
+      </w:pPr>
+      <w:r>
+        <w:t xml:space="preserve">  &lt;p&gt;段落 A&lt;/p&gt;       </w:t>
+      </w:r>
       <w:r>
         <w:rPr>
           <w:i/>
           <w:iCs/>
         </w:rPr>
-        <w:t>-- 第1个子</w:t>
-      </w:r>
-      <w:proofErr w:type="gramStart"/>
+        <w:t>&lt;!-- 第2个子元素, 第1个p  --&gt;</w:t>
+      </w:r>
+    </w:p>
+    <w:p>
+      <w:pPr>
+        <w:rPr>
+          <w:rFonts w:hint="eastAsia"/>
+        </w:rPr>
+      </w:pPr>
+      <w:r>
+        <w:t xml:space="preserve">  &lt;p&gt;段落 B&lt;/p&gt;       </w:t>
+      </w:r>
       <w:r>
         <w:rPr>
           <w:i/>
           <w:iCs/>
         </w:rPr>
-        <w:t>元素,</w:t>
-      </w:r>
-      <w:proofErr w:type="gramEnd"/>
+        <w:t>&lt;!-- 第3个子元素, 第2个p  --&gt;</w:t>
+      </w:r>
+    </w:p>
+    <w:p>
+      <w:pPr>
+        <w:rPr>
+          <w:rFonts w:hint="eastAsia"/>
+        </w:rPr>
+      </w:pPr>
+      <w:r>
+        <w:t xml:space="preserve">  &lt;span&gt;备注&lt;/span&gt;    </w:t>
+      </w:r>
       <w:r>
         <w:rPr>
           <w:i/>
           <w:iCs/>
         </w:rPr>
-        <w:t xml:space="preserve"> 第1个h2 --&gt;</w:t>
-      </w:r>
-    </w:p>
-    <w:p>
-      <w:pPr>
-        <w:rPr>
-          <w:rFonts w:hint="eastAsia"/>
-        </w:rPr>
-      </w:pPr>
-      <w:r>
-        <w:t xml:space="preserve">  &lt;p&gt;段落 A&lt;/p&gt;       </w:t>
-      </w:r>
-      <w:proofErr w:type="gramStart"/>
+        <w:t>&lt;!-- 第4个子元素, 第1个span --&gt;</w:t>
+      </w:r>
+    </w:p>
+    <w:p>
+      <w:pPr>
+        <w:rPr>
+          <w:rFonts w:hint="eastAsia"/>
+        </w:rPr>
+      </w:pPr>
+      <w:r>
+        <w:t xml:space="preserve">  &lt;p&gt;段落 C&lt;/p&gt;       </w:t>
+      </w:r>
       <w:r>
         <w:rPr>
           <w:i/>
           <w:iCs/>
         </w:rPr>
-        <w:t>&lt;!</w:t>
-      </w:r>
-      <w:proofErr w:type="gramEnd"/>
-      <w:r>
-        <w:rPr>
-          <w:i/>
-          <w:iCs/>
-        </w:rPr>
-        <w:t>-- 第2个子</w:t>
-      </w:r>
-      <w:proofErr w:type="gramStart"/>
-      <w:r>
-        <w:rPr>
-          <w:i/>
-          <w:iCs/>
-        </w:rPr>
-        <w:t>元素,</w:t>
-      </w:r>
-      <w:proofErr w:type="gramEnd"/>
-      <w:r>
-        <w:rPr>
-          <w:i/>
-          <w:iCs/>
-        </w:rPr>
-        <w:t xml:space="preserve"> 第1个</w:t>
-      </w:r>
-      <w:proofErr w:type="gramStart"/>
-      <w:r>
-        <w:rPr>
-          <w:i/>
-          <w:iCs/>
-        </w:rPr>
-        <w:t>p  --</w:t>
-      </w:r>
-      <w:proofErr w:type="gramEnd"/>
-      <w:r>
-        <w:rPr>
-          <w:i/>
-          <w:iCs/>
-        </w:rPr>
-        <w:t>&gt;</w:t>
-      </w:r>
-    </w:p>
-    <w:p>
-      <w:pPr>
-        <w:rPr>
-          <w:rFonts w:hint="eastAsia"/>
-        </w:rPr>
-      </w:pPr>
-      <w:r>
-        <w:t xml:space="preserve">  &lt;p&gt;段落 B&lt;/p&gt;       </w:t>
-      </w:r>
-      <w:proofErr w:type="gramStart"/>
-      <w:r>
-        <w:rPr>
-          <w:i/>
-          <w:iCs/>
-        </w:rPr>
-        <w:t>&lt;!</w:t>
-      </w:r>
-      <w:proofErr w:type="gramEnd"/>
-      <w:r>
-        <w:rPr>
-          <w:i/>
-          <w:iCs/>
-        </w:rPr>
-        <w:t>-- 第3个子</w:t>
-      </w:r>
-      <w:proofErr w:type="gramStart"/>
-      <w:r>
-        <w:rPr>
-          <w:i/>
-          <w:iCs/>
-        </w:rPr>
-        <w:t>元素,</w:t>
-      </w:r>
-      <w:proofErr w:type="gramEnd"/>
-      <w:r>
-        <w:rPr>
-          <w:i/>
-          <w:iCs/>
-        </w:rPr>
-        <w:t xml:space="preserve"> 第2个</w:t>
-      </w:r>
-      <w:proofErr w:type="gramStart"/>
-      <w:r>
-        <w:rPr>
-          <w:i/>
-          <w:iCs/>
-        </w:rPr>
-        <w:t>p  --</w:t>
-      </w:r>
-      <w:proofErr w:type="gramEnd"/>
-      <w:r>
-        <w:rPr>
-          <w:i/>
-          <w:iCs/>
-        </w:rPr>
-        <w:t>&gt;</w:t>
-      </w:r>
-    </w:p>
-    <w:p>
-      <w:pPr>
-        <w:rPr>
-          <w:rFonts w:hint="eastAsia"/>
-        </w:rPr>
-      </w:pPr>
-      <w:r>
-        <w:t xml:space="preserve">  &lt;span&gt;备注&lt;/span&gt;    </w:t>
-      </w:r>
-      <w:proofErr w:type="gramStart"/>
-      <w:r>
-        <w:rPr>
-          <w:i/>
-          <w:iCs/>
-        </w:rPr>
-        <w:t>&lt;!</w:t>
-      </w:r>
-      <w:proofErr w:type="gramEnd"/>
-      <w:r>
-        <w:rPr>
-          <w:i/>
-          <w:iCs/>
-        </w:rPr>
-        <w:t>-- 第4个子</w:t>
-      </w:r>
-      <w:proofErr w:type="gramStart"/>
-      <w:r>
-        <w:rPr>
-          <w:i/>
-          <w:iCs/>
-        </w:rPr>
-        <w:t>元素,</w:t>
-      </w:r>
-      <w:proofErr w:type="gramEnd"/>
-      <w:r>
-        <w:rPr>
-          <w:i/>
-          <w:iCs/>
-        </w:rPr>
-        <w:t xml:space="preserve"> 第1个span --&gt;</w:t>
-      </w:r>
-    </w:p>
-    <w:p>
-      <w:pPr>
-        <w:rPr>
-          <w:rFonts w:hint="eastAsia"/>
-        </w:rPr>
-      </w:pPr>
-      <w:r>
-        <w:t xml:space="preserve">  &lt;p&gt;段落 C&lt;/p&gt;       </w:t>
-      </w:r>
-      <w:proofErr w:type="gramStart"/>
-      <w:r>
-        <w:rPr>
-          <w:i/>
-          <w:iCs/>
-        </w:rPr>
-        <w:t>&lt;!</w:t>
-      </w:r>
-      <w:proofErr w:type="gramEnd"/>
-      <w:r>
-        <w:rPr>
-          <w:i/>
-          <w:iCs/>
-        </w:rPr>
-        <w:t>-- 第5个子</w:t>
-      </w:r>
-      <w:proofErr w:type="gramStart"/>
-      <w:r>
-        <w:rPr>
-          <w:i/>
-          <w:iCs/>
-        </w:rPr>
-        <w:t>元素,</w:t>
-      </w:r>
-      <w:proofErr w:type="gramEnd"/>
-      <w:r>
-        <w:rPr>
-          <w:i/>
-          <w:iCs/>
-        </w:rPr>
-        <w:t xml:space="preserve"> 第3个</w:t>
-      </w:r>
-      <w:proofErr w:type="gramStart"/>
-      <w:r>
-        <w:rPr>
-          <w:i/>
-          <w:iCs/>
-        </w:rPr>
-        <w:t>p  --</w:t>
-      </w:r>
-      <w:proofErr w:type="gramEnd"/>
-      <w:r>
-        <w:rPr>
-          <w:i/>
-          <w:iCs/>
-        </w:rPr>
-        <w:t>&gt;</w:t>
+        <w:t>&lt;!-- 第5个子元素, 第3个p  --&gt;</w:t>
       </w:r>
     </w:p>
     <w:p>
@@ -7565,60 +7095,18 @@
           <w:i/>
           <w:iCs/>
         </w:rPr>
-        <w:t xml:space="preserve"> 选中</w:t>
-      </w:r>
-      <w:proofErr w:type="gramStart"/>
-      <w:r>
-        <w:rPr>
-          <w:i/>
-          <w:iCs/>
-        </w:rPr>
-        <w:t>"段落</w:t>
-      </w:r>
-      <w:proofErr w:type="gramEnd"/>
-      <w:r>
-        <w:rPr>
-          <w:i/>
-          <w:iCs/>
-        </w:rPr>
-        <w:t xml:space="preserve"> B"：它是所有子元素中的第3个，且是&lt;p&gt; */</w:t>
-      </w:r>
-    </w:p>
-    <w:p>
-      <w:pPr>
-        <w:rPr>
-          <w:rFonts w:hint="eastAsia"/>
-        </w:rPr>
-      </w:pPr>
-      <w:proofErr w:type="gramStart"/>
-      <w:r>
-        <w:t>p:nth</w:t>
-      </w:r>
-      <w:proofErr w:type="gramEnd"/>
-      <w:r>
-        <w:t>-</w:t>
-      </w:r>
-      <w:proofErr w:type="gramStart"/>
-      <w:r>
-        <w:t>child(</w:t>
-      </w:r>
-      <w:proofErr w:type="gramEnd"/>
-      <w:r>
-        <w:t xml:space="preserve">3) </w:t>
-      </w:r>
-      <w:proofErr w:type="gramStart"/>
-      <w:r>
-        <w:t>{ color</w:t>
-      </w:r>
-      <w:proofErr w:type="gramEnd"/>
-      <w:r>
-        <w:t>: red</w:t>
-      </w:r>
-      <w:proofErr w:type="gramStart"/>
-      <w:r>
-        <w:t>; }</w:t>
-      </w:r>
-      <w:proofErr w:type="gramEnd"/>
+        <w:t xml:space="preserve"> 选中"段落 B"：它是所有子元素中的第3个，且是&lt;p&gt; */</w:t>
+      </w:r>
+    </w:p>
+    <w:p>
+      <w:pPr>
+        <w:rPr>
+          <w:rFonts w:hint="eastAsia"/>
+        </w:rPr>
+      </w:pPr>
+      <w:r>
+        <w:t>p:nth-child(3) { color: red; }</w:t>
+      </w:r>
     </w:p>
     <w:p>
       <w:pPr>
@@ -7662,35 +7150,9 @@
           <w:rFonts w:hint="eastAsia"/>
         </w:rPr>
       </w:pPr>
-      <w:proofErr w:type="gramStart"/>
-      <w:r>
-        <w:t>p:nth</w:t>
-      </w:r>
-      <w:proofErr w:type="gramEnd"/>
-      <w:r>
-        <w:t>-</w:t>
-      </w:r>
-      <w:proofErr w:type="gramStart"/>
-      <w:r>
-        <w:t>child(</w:t>
-      </w:r>
-      <w:proofErr w:type="gramEnd"/>
-      <w:r>
-        <w:t xml:space="preserve">4) </w:t>
-      </w:r>
-      <w:proofErr w:type="gramStart"/>
-      <w:r>
-        <w:t>{ color</w:t>
-      </w:r>
-      <w:proofErr w:type="gramEnd"/>
-      <w:r>
-        <w:t>: blue</w:t>
-      </w:r>
-      <w:proofErr w:type="gramStart"/>
-      <w:r>
-        <w:t>; }</w:t>
-      </w:r>
-      <w:proofErr w:type="gramEnd"/>
+      <w:r>
+        <w:t>p:nth-child(4) { color: blue; }</w:t>
+      </w:r>
     </w:p>
     <w:p>
       <w:pPr>
@@ -7725,60 +7187,18 @@
           <w:i/>
           <w:iCs/>
         </w:rPr>
-        <w:t xml:space="preserve"> 选中</w:t>
-      </w:r>
-      <w:proofErr w:type="gramStart"/>
-      <w:r>
-        <w:rPr>
-          <w:i/>
-          <w:iCs/>
-        </w:rPr>
-        <w:t>"段落</w:t>
-      </w:r>
-      <w:proofErr w:type="gramEnd"/>
-      <w:r>
-        <w:rPr>
-          <w:i/>
-          <w:iCs/>
-        </w:rPr>
-        <w:t xml:space="preserve"> C"：它是所有&lt;p&gt;中的第3个（忽略h2和span） */</w:t>
-      </w:r>
-    </w:p>
-    <w:p>
-      <w:pPr>
-        <w:rPr>
-          <w:rFonts w:hint="eastAsia"/>
-        </w:rPr>
-      </w:pPr>
-      <w:proofErr w:type="gramStart"/>
-      <w:r>
-        <w:t>p:nth</w:t>
-      </w:r>
-      <w:proofErr w:type="gramEnd"/>
-      <w:r>
-        <w:t>-of-</w:t>
-      </w:r>
-      <w:proofErr w:type="gramStart"/>
-      <w:r>
-        <w:t>type(</w:t>
-      </w:r>
-      <w:proofErr w:type="gramEnd"/>
-      <w:r>
-        <w:t xml:space="preserve">3) </w:t>
-      </w:r>
-      <w:proofErr w:type="gramStart"/>
-      <w:r>
-        <w:t>{ color</w:t>
-      </w:r>
-      <w:proofErr w:type="gramEnd"/>
-      <w:r>
-        <w:t>: green</w:t>
-      </w:r>
-      <w:proofErr w:type="gramStart"/>
-      <w:r>
-        <w:t>; }</w:t>
-      </w:r>
-      <w:proofErr w:type="gramEnd"/>
+        <w:t xml:space="preserve"> 选中"段落 C"：它是所有&lt;p&gt;中的第3个（忽略h2和span） */</w:t>
+      </w:r>
+    </w:p>
+    <w:p>
+      <w:pPr>
+        <w:rPr>
+          <w:rFonts w:hint="eastAsia"/>
+        </w:rPr>
+      </w:pPr>
+      <w:r>
+        <w:t>p:nth-of-type(3) { color: green; }</w:t>
+      </w:r>
     </w:p>
     <w:p>
       <w:pPr>
@@ -7813,60 +7233,18 @@
           <w:i/>
           <w:iCs/>
         </w:rPr>
-        <w:t xml:space="preserve"> 选中</w:t>
-      </w:r>
-      <w:proofErr w:type="gramStart"/>
-      <w:r>
-        <w:rPr>
-          <w:i/>
-          <w:iCs/>
-        </w:rPr>
-        <w:t>"段落</w:t>
-      </w:r>
-      <w:proofErr w:type="gramEnd"/>
-      <w:r>
-        <w:rPr>
-          <w:i/>
-          <w:iCs/>
-        </w:rPr>
-        <w:t xml:space="preserve"> A"：它是所有&lt;p&gt;中的第1个 */</w:t>
-      </w:r>
-    </w:p>
-    <w:p>
-      <w:pPr>
-        <w:rPr>
-          <w:rFonts w:hint="eastAsia"/>
-        </w:rPr>
-      </w:pPr>
-      <w:proofErr w:type="gramStart"/>
-      <w:r>
-        <w:t>p:nth</w:t>
-      </w:r>
-      <w:proofErr w:type="gramEnd"/>
-      <w:r>
-        <w:t>-of-</w:t>
-      </w:r>
-      <w:proofErr w:type="gramStart"/>
-      <w:r>
-        <w:t>type(</w:t>
-      </w:r>
-      <w:proofErr w:type="gramEnd"/>
-      <w:r>
-        <w:t xml:space="preserve">1) </w:t>
-      </w:r>
-      <w:proofErr w:type="gramStart"/>
-      <w:r>
-        <w:t>{ font</w:t>
-      </w:r>
-      <w:proofErr w:type="gramEnd"/>
-      <w:r>
-        <w:t>-weight: bold</w:t>
-      </w:r>
-      <w:proofErr w:type="gramStart"/>
-      <w:r>
-        <w:t>; }</w:t>
-      </w:r>
-      <w:proofErr w:type="gramEnd"/>
+        <w:t xml:space="preserve"> 选中"段落 A"：它是所有&lt;p&gt;中的第1个 */</w:t>
+      </w:r>
+    </w:p>
+    <w:p>
+      <w:pPr>
+        <w:rPr>
+          <w:rFonts w:hint="eastAsia"/>
+        </w:rPr>
+      </w:pPr>
+      <w:r>
+        <w:t>p:nth-of-type(1) { font-weight: bold; }</w:t>
+      </w:r>
     </w:p>
     <w:p>
       <w:pPr>
@@ -7919,34 +7297,18 @@
           <w:b/>
           <w:bCs/>
         </w:rPr>
+        <w:t>2. :has() — 父级/关系选择器</w:t>
+      </w:r>
+    </w:p>
+    <w:p>
+      <w:pPr>
+        <w:rPr>
+          <w:rFonts w:hint="eastAsia"/>
+        </w:rPr>
+      </w:pPr>
+      <w:r>
         <w:lastRenderedPageBreak/>
-        <w:t>2. :has() — 父级/关系选择器</w:t>
-      </w:r>
-    </w:p>
-    <w:p>
-      <w:pPr>
-        <w:rPr>
-          <w:rFonts w:hint="eastAsia"/>
-        </w:rPr>
-      </w:pPr>
-      <w:r>
-        <w:t>:has() 被称为 CSS 的</w:t>
-      </w:r>
-      <w:proofErr w:type="gramStart"/>
-      <w:r>
-        <w:t>"父</w:t>
-      </w:r>
-      <w:proofErr w:type="gramEnd"/>
-      <w:r>
-        <w:t>选择</w:t>
-      </w:r>
-      <w:proofErr w:type="gramStart"/>
-      <w:r>
-        <w:t>器"，</w:t>
-      </w:r>
-      <w:proofErr w:type="gramEnd"/>
-      <w:r>
-        <w:t>它根据</w:t>
+        <w:t>:has() 被称为 CSS 的"父选择器"，它根据</w:t>
       </w:r>
       <w:r>
         <w:rPr>
@@ -8017,13 +7379,8 @@
           <w:rFonts w:hint="eastAsia"/>
         </w:rPr>
       </w:pPr>
-      <w:proofErr w:type="gramStart"/>
-      <w:r>
-        <w:t>a:has</w:t>
-      </w:r>
-      <w:proofErr w:type="gramEnd"/>
-      <w:r>
-        <w:t>(img) {</w:t>
+      <w:r>
+        <w:t>a:has(img) {</w:t>
       </w:r>
     </w:p>
     <w:p>
@@ -8074,17 +7431,12 @@
         </w:rPr>
       </w:pPr>
       <w:proofErr w:type="spellStart"/>
-      <w:proofErr w:type="gramStart"/>
       <w:r>
         <w:t>form:has</w:t>
       </w:r>
       <w:proofErr w:type="spellEnd"/>
       <w:r>
-        <w:t>(.error</w:t>
-      </w:r>
-      <w:proofErr w:type="gramEnd"/>
-      <w:r>
-        <w:t>) {</w:t>
+        <w:t>(.error) {</w:t>
       </w:r>
     </w:p>
     <w:p>
@@ -8135,15 +7487,7 @@
         </w:rPr>
       </w:pPr>
       <w:r>
-        <w:t>h</w:t>
-      </w:r>
-      <w:proofErr w:type="gramStart"/>
-      <w:r>
-        <w:t>2:has</w:t>
-      </w:r>
-      <w:proofErr w:type="gramEnd"/>
-      <w:r>
-        <w:t>(+ p) {</w:t>
+        <w:t>h2:has(+ p) {</w:t>
       </w:r>
     </w:p>
     <w:p>
@@ -8194,17 +7538,12 @@
         </w:rPr>
       </w:pPr>
       <w:proofErr w:type="spellStart"/>
-      <w:proofErr w:type="gramStart"/>
       <w:r>
         <w:t>ul:not</w:t>
       </w:r>
       <w:proofErr w:type="spellEnd"/>
       <w:r>
-        <w:t>(:has</w:t>
-      </w:r>
-      <w:proofErr w:type="gramEnd"/>
-      <w:r>
-        <w:t>(li)) {</w:t>
+        <w:t>(:has(li)) {</w:t>
       </w:r>
     </w:p>
     <w:p>
@@ -8249,13 +7588,8 @@
         </w:rPr>
         <w:t>兼容性</w:t>
       </w:r>
-      <w:proofErr w:type="gramStart"/>
-      <w:r>
-        <w:t>：:</w:t>
-      </w:r>
-      <w:proofErr w:type="gramEnd"/>
-      <w:r>
-        <w:t>has() 在现代浏览器中已广泛支持（Chrome 105+, Firefox 121+, Safari 15.4+），IE 不支持。</w:t>
+      <w:r>
+        <w:t>：:has() 在现代浏览器中已广泛支持（Chrome 105+, Firefox 121+, Safari 15.4+），IE 不支持。</w:t>
       </w:r>
     </w:p>
     <w:p>
@@ -8349,17 +7683,12 @@
         </w:rPr>
       </w:pPr>
       <w:proofErr w:type="spellStart"/>
-      <w:proofErr w:type="gramStart"/>
       <w:r>
         <w:t>li:not</w:t>
       </w:r>
       <w:proofErr w:type="spellEnd"/>
       <w:r>
-        <w:t>(.active</w:t>
-      </w:r>
-      <w:proofErr w:type="gramEnd"/>
-      <w:r>
-        <w:t>) {</w:t>
+        <w:t>(.active) {</w:t>
       </w:r>
     </w:p>
     <w:p>
@@ -8410,15 +7739,7 @@
         </w:rPr>
       </w:pPr>
       <w:r>
-        <w:t xml:space="preserve">.container </w:t>
-      </w:r>
-      <w:proofErr w:type="gramStart"/>
-      <w:r>
-        <w:t>&gt; :not</w:t>
-      </w:r>
-      <w:proofErr w:type="gramEnd"/>
-      <w:r>
-        <w:t>(p, span) {</w:t>
+        <w:t>.container &gt; :not(p, span) {</w:t>
       </w:r>
     </w:p>
     <w:p>
@@ -8484,13 +7805,8 @@
           <w:rFonts w:hint="eastAsia"/>
         </w:rPr>
       </w:pPr>
-      <w:proofErr w:type="gramStart"/>
-      <w:r>
-        <w:t>a:not</w:t>
-      </w:r>
-      <w:proofErr w:type="gramEnd"/>
-      <w:r>
-        <w:t>([href]) {</w:t>
+      <w:r>
+        <w:t>a:not([href]) {</w:t>
       </w:r>
     </w:p>
     <w:p>
@@ -8520,7 +7836,6 @@
         </w:rPr>
       </w:pPr>
       <w:r>
-        <w:lastRenderedPageBreak/>
         <w:t>}</w:t>
       </w:r>
     </w:p>
@@ -8549,6 +7864,7 @@
           <w:b/>
           <w:bCs/>
         </w:rPr>
+        <w:lastRenderedPageBreak/>
         <w:t>4. :empty — 空元素选择器</w:t>
       </w:r>
     </w:p>
@@ -8614,31 +7930,18 @@
           <w:rFonts w:hint="eastAsia"/>
         </w:rPr>
       </w:pPr>
-      <w:proofErr w:type="gramStart"/>
-      <w:r>
-        <w:t>p:empty::</w:t>
-      </w:r>
-      <w:proofErr w:type="gramEnd"/>
-      <w:r>
-        <w:t>before {</w:t>
-      </w:r>
-    </w:p>
-    <w:p>
-      <w:pPr>
-        <w:rPr>
-          <w:rFonts w:hint="eastAsia"/>
-        </w:rPr>
-      </w:pPr>
-      <w:r>
-        <w:t xml:space="preserve">  content: </w:t>
-      </w:r>
-      <w:proofErr w:type="gramStart"/>
-      <w:r>
-        <w:t>"暂</w:t>
-      </w:r>
-      <w:proofErr w:type="gramEnd"/>
-      <w:r>
-        <w:t>无内容";</w:t>
+      <w:r>
+        <w:t>p:empty::before {</w:t>
+      </w:r>
+    </w:p>
+    <w:p>
+      <w:pPr>
+        <w:rPr>
+          <w:rFonts w:hint="eastAsia"/>
+        </w:rPr>
+      </w:pPr>
+      <w:r>
+        <w:t xml:space="preserve">  content: "暂无内容";</w:t>
       </w:r>
     </w:p>
     <w:p>
@@ -8689,17 +7992,12 @@
         </w:rPr>
       </w:pPr>
       <w:proofErr w:type="spellStart"/>
-      <w:proofErr w:type="gramStart"/>
       <w:r>
         <w:t>div:not</w:t>
       </w:r>
       <w:proofErr w:type="spellEnd"/>
       <w:r>
-        <w:t>(:empty</w:t>
-      </w:r>
-      <w:proofErr w:type="gramEnd"/>
-      <w:r>
-        <w:t>) {</w:t>
+        <w:t>(:empty) {</w:t>
       </w:r>
     </w:p>
     <w:p>
@@ -8853,136 +8151,183 @@
       <w:r>
         <w:t xml:space="preserve">  &lt;p&gt;&lt;/p&gt;              </w:t>
       </w:r>
-      <w:proofErr w:type="gramStart"/>
       <w:r>
         <w:rPr>
           <w:i/>
           <w:iCs/>
         </w:rPr>
-        <w:t>&lt;!--</w:t>
-      </w:r>
-      <w:proofErr w:type="gramEnd"/>
+        <w:t>&lt;!-- 空段落 --&gt;</w:t>
+      </w:r>
+    </w:p>
+    <w:p>
+      <w:pPr>
+        <w:rPr>
+          <w:rFonts w:hint="eastAsia"/>
+        </w:rPr>
+      </w:pPr>
+      <w:r>
+        <w:t xml:space="preserve">  &lt;figure&gt;</w:t>
+      </w:r>
+    </w:p>
+    <w:p>
+      <w:pPr>
+        <w:rPr>
+          <w:rFonts w:hint="eastAsia"/>
+        </w:rPr>
+      </w:pPr>
+      <w:r>
+        <w:t xml:space="preserve">    &lt;</w:t>
+      </w:r>
+      <w:proofErr w:type="spellStart"/>
+      <w:r>
+        <w:t>img</w:t>
+      </w:r>
+      <w:proofErr w:type="spellEnd"/>
+      <w:r>
+        <w:t xml:space="preserve"> </w:t>
+      </w:r>
+      <w:proofErr w:type="spellStart"/>
+      <w:r>
+        <w:t>src</w:t>
+      </w:r>
+      <w:proofErr w:type="spellEnd"/>
+      <w:r>
+        <w:t>="photo.jpg"&gt;</w:t>
+      </w:r>
+    </w:p>
+    <w:p>
+      <w:pPr>
+        <w:rPr>
+          <w:rFonts w:hint="eastAsia"/>
+        </w:rPr>
+      </w:pPr>
+      <w:r>
+        <w:t xml:space="preserve">    &lt;</w:t>
+      </w:r>
+      <w:proofErr w:type="spellStart"/>
+      <w:r>
+        <w:t>figcaption</w:t>
+      </w:r>
+      <w:proofErr w:type="spellEnd"/>
+      <w:r>
+        <w:t>&gt;图片说明&lt;/</w:t>
+      </w:r>
+      <w:proofErr w:type="spellStart"/>
+      <w:r>
+        <w:t>figcaption</w:t>
+      </w:r>
+      <w:proofErr w:type="spellEnd"/>
+      <w:r>
+        <w:t>&gt;</w:t>
+      </w:r>
+    </w:p>
+    <w:p>
+      <w:pPr>
+        <w:rPr>
+          <w:rFonts w:hint="eastAsia"/>
+        </w:rPr>
+      </w:pPr>
+      <w:r>
+        <w:t xml:space="preserve">  &lt;/figure&gt;</w:t>
+      </w:r>
+    </w:p>
+    <w:p>
+      <w:pPr>
+        <w:rPr>
+          <w:rFonts w:hint="eastAsia"/>
+        </w:rPr>
+      </w:pPr>
+      <w:r>
+        <w:t xml:space="preserve">  &lt;p&gt;最后一段&lt;/p&gt;</w:t>
+      </w:r>
+    </w:p>
+    <w:p>
+      <w:pPr>
+        <w:rPr>
+          <w:rFonts w:hint="eastAsia"/>
+        </w:rPr>
+      </w:pPr>
+      <w:r>
+        <w:t>&lt;/article&gt;</w:t>
+      </w:r>
+    </w:p>
+    <w:p>
+      <w:pPr>
+        <w:rPr>
+          <w:rFonts w:hint="eastAsia"/>
+        </w:rPr>
+      </w:pPr>
+      <w:proofErr w:type="spellStart"/>
+      <w:r>
+        <w:t>css</w:t>
+      </w:r>
+      <w:proofErr w:type="spellEnd"/>
+    </w:p>
+    <w:p>
+      <w:pPr>
+        <w:rPr>
+          <w:rFonts w:hint="eastAsia"/>
+        </w:rPr>
+      </w:pPr>
+      <w:r>
+        <w:t>编辑</w:t>
+      </w:r>
+    </w:p>
+    <w:p>
+      <w:pPr>
+        <w:rPr>
+          <w:rFonts w:hint="eastAsia"/>
+        </w:rPr>
+      </w:pPr>
       <w:r>
         <w:rPr>
           <w:i/>
           <w:iCs/>
         </w:rPr>
-        <w:t xml:space="preserve"> 空段落 --&gt;</w:t>
-      </w:r>
-    </w:p>
-    <w:p>
-      <w:pPr>
-        <w:rPr>
-          <w:rFonts w:hint="eastAsia"/>
-        </w:rPr>
-      </w:pPr>
-      <w:r>
-        <w:t xml:space="preserve">  &lt;figure&gt;</w:t>
-      </w:r>
-    </w:p>
-    <w:p>
-      <w:pPr>
-        <w:rPr>
-          <w:rFonts w:hint="eastAsia"/>
-        </w:rPr>
-      </w:pPr>
-      <w:r>
-        <w:t xml:space="preserve">    &lt;</w:t>
-      </w:r>
+        <w:t>/* 1. article 中包含 figure 时，给 article 加背景 */</w:t>
+      </w:r>
+    </w:p>
+    <w:p>
+      <w:pPr>
+        <w:rPr>
+          <w:rFonts w:hint="eastAsia"/>
+        </w:rPr>
+      </w:pPr>
       <w:proofErr w:type="spellStart"/>
       <w:r>
-        <w:t>img</w:t>
+        <w:t>article:has</w:t>
       </w:r>
       <w:proofErr w:type="spellEnd"/>
       <w:r>
-        <w:t xml:space="preserve"> </w:t>
-      </w:r>
-      <w:proofErr w:type="spellStart"/>
-      <w:r>
-        <w:t>src</w:t>
-      </w:r>
-      <w:proofErr w:type="spellEnd"/>
-      <w:r>
-        <w:t>="photo.jpg"&gt;</w:t>
-      </w:r>
-    </w:p>
-    <w:p>
-      <w:pPr>
-        <w:rPr>
-          <w:rFonts w:hint="eastAsia"/>
-        </w:rPr>
-      </w:pPr>
-      <w:r>
-        <w:t xml:space="preserve">    &lt;</w:t>
-      </w:r>
-      <w:proofErr w:type="spellStart"/>
-      <w:r>
-        <w:t>figcaption</w:t>
-      </w:r>
-      <w:proofErr w:type="spellEnd"/>
-      <w:r>
-        <w:t>&gt;图片说明&lt;/</w:t>
-      </w:r>
-      <w:proofErr w:type="spellStart"/>
-      <w:r>
-        <w:t>figcaption</w:t>
-      </w:r>
-      <w:proofErr w:type="spellEnd"/>
-      <w:r>
-        <w:t>&gt;</w:t>
-      </w:r>
-    </w:p>
-    <w:p>
-      <w:pPr>
-        <w:rPr>
-          <w:rFonts w:hint="eastAsia"/>
-        </w:rPr>
-      </w:pPr>
-      <w:r>
-        <w:t xml:space="preserve">  &lt;/figure&gt;</w:t>
-      </w:r>
-    </w:p>
-    <w:p>
-      <w:pPr>
-        <w:rPr>
-          <w:rFonts w:hint="eastAsia"/>
-        </w:rPr>
-      </w:pPr>
-      <w:r>
-        <w:t xml:space="preserve">  &lt;p&gt;最后一段&lt;/p&gt;</w:t>
-      </w:r>
-    </w:p>
-    <w:p>
-      <w:pPr>
-        <w:rPr>
-          <w:rFonts w:hint="eastAsia"/>
-        </w:rPr>
-      </w:pPr>
-      <w:r>
-        <w:t>&lt;/article&gt;</w:t>
-      </w:r>
-    </w:p>
-    <w:p>
-      <w:pPr>
-        <w:rPr>
-          <w:rFonts w:hint="eastAsia"/>
-        </w:rPr>
-      </w:pPr>
-      <w:proofErr w:type="spellStart"/>
-      <w:r>
-        <w:t>css</w:t>
-      </w:r>
-      <w:proofErr w:type="spellEnd"/>
-    </w:p>
-    <w:p>
-      <w:pPr>
-        <w:rPr>
-          <w:rFonts w:hint="eastAsia"/>
-        </w:rPr>
-      </w:pPr>
-      <w:r>
-        <w:t>编辑</w:t>
-      </w:r>
+        <w:t>(figure) {</w:t>
+      </w:r>
+    </w:p>
+    <w:p>
+      <w:pPr>
+        <w:rPr>
+          <w:rFonts w:hint="eastAsia"/>
+        </w:rPr>
+      </w:pPr>
+      <w:r>
+        <w:t xml:space="preserve">  background: #fafafa;</w:t>
+      </w:r>
+    </w:p>
+    <w:p>
+      <w:pPr>
+        <w:rPr>
+          <w:rFonts w:hint="eastAsia"/>
+        </w:rPr>
+      </w:pPr>
+      <w:r>
+        <w:t>}</w:t>
+      </w:r>
+    </w:p>
+    <w:p>
+      <w:pPr>
+        <w:rPr>
+          <w:rFonts w:hint="eastAsia"/>
+        </w:rPr>
+      </w:pPr>
     </w:p>
     <w:p>
       <w:pPr>
@@ -8995,34 +8340,37 @@
           <w:i/>
           <w:iCs/>
         </w:rPr>
-        <w:t>/* 1. article 中包含 figure 时，给 article 加背景 */</w:t>
-      </w:r>
-    </w:p>
-    <w:p>
-      <w:pPr>
-        <w:rPr>
-          <w:rFonts w:hint="eastAsia"/>
-        </w:rPr>
-      </w:pPr>
-      <w:proofErr w:type="spellStart"/>
-      <w:proofErr w:type="gramStart"/>
-      <w:r>
-        <w:t>article:has</w:t>
-      </w:r>
-      <w:proofErr w:type="spellEnd"/>
-      <w:proofErr w:type="gramEnd"/>
-      <w:r>
-        <w:t>(figure) {</w:t>
-      </w:r>
-    </w:p>
-    <w:p>
-      <w:pPr>
-        <w:rPr>
-          <w:rFonts w:hint="eastAsia"/>
-        </w:rPr>
-      </w:pPr>
-      <w:r>
-        <w:t xml:space="preserve">  background: #fafafa;</w:t>
+        <w:t>/* 2. 空段落显示占位符 */</w:t>
+      </w:r>
+    </w:p>
+    <w:p>
+      <w:pPr>
+        <w:rPr>
+          <w:rFonts w:hint="eastAsia"/>
+        </w:rPr>
+      </w:pPr>
+      <w:r>
+        <w:t>p:empty::before {</w:t>
+      </w:r>
+    </w:p>
+    <w:p>
+      <w:pPr>
+        <w:rPr>
+          <w:rFonts w:hint="eastAsia"/>
+        </w:rPr>
+      </w:pPr>
+      <w:r>
+        <w:t xml:space="preserve">  content: "[内容为空]";</w:t>
+      </w:r>
+    </w:p>
+    <w:p>
+      <w:pPr>
+        <w:rPr>
+          <w:rFonts w:hint="eastAsia"/>
+        </w:rPr>
+      </w:pPr>
+      <w:r>
+        <w:t xml:space="preserve">  color: #ccc;</w:t>
       </w:r>
     </w:p>
     <w:p>
@@ -9053,42 +8401,28 @@
           <w:i/>
           <w:iCs/>
         </w:rPr>
-        <w:t>/* 2. 空段落显示占位符 */</w:t>
-      </w:r>
-    </w:p>
-    <w:p>
-      <w:pPr>
-        <w:rPr>
-          <w:rFonts w:hint="eastAsia"/>
-        </w:rPr>
-      </w:pPr>
-      <w:proofErr w:type="gramStart"/>
-      <w:r>
-        <w:t>p:empty::</w:t>
-      </w:r>
-      <w:proofErr w:type="gramEnd"/>
-      <w:r>
-        <w:t>before {</w:t>
-      </w:r>
-    </w:p>
-    <w:p>
-      <w:pPr>
-        <w:rPr>
-          <w:rFonts w:hint="eastAsia"/>
-        </w:rPr>
-      </w:pPr>
-      <w:r>
-        <w:t xml:space="preserve">  content: "[内容为空]";</w:t>
-      </w:r>
-    </w:p>
-    <w:p>
-      <w:pPr>
-        <w:rPr>
-          <w:rFonts w:hint="eastAsia"/>
-        </w:rPr>
-      </w:pPr>
-      <w:r>
-        <w:t xml:space="preserve">  color: #ccc;</w:t>
+        <w:t>/* 3. 除最后一个段落外的所有 p 加底部分隔线 */</w:t>
+      </w:r>
+    </w:p>
+    <w:p>
+      <w:pPr>
+        <w:rPr>
+          <w:rFonts w:hint="eastAsia"/>
+        </w:rPr>
+      </w:pPr>
+      <w:r>
+        <w:t>p:not(:last-of-type) {</w:t>
+      </w:r>
+    </w:p>
+    <w:p>
+      <w:pPr>
+        <w:rPr>
+          <w:rFonts w:hint="eastAsia"/>
+        </w:rPr>
+      </w:pPr>
+      <w:r>
+        <w:lastRenderedPageBreak/>
+        <w:t xml:space="preserve">  border-bottom: 1px dashed #eee;</w:t>
       </w:r>
     </w:p>
     <w:p>
@@ -9119,153 +8453,94 @@
           <w:i/>
           <w:iCs/>
         </w:rPr>
-        <w:lastRenderedPageBreak/>
-        <w:t>/* 3. 除最后一个段落外的所有 p 加底部分隔线 */</w:t>
-      </w:r>
-    </w:p>
-    <w:p>
-      <w:pPr>
-        <w:rPr>
-          <w:rFonts w:hint="eastAsia"/>
-        </w:rPr>
-      </w:pPr>
-      <w:proofErr w:type="gramStart"/>
-      <w:r>
-        <w:t>p:not(:last</w:t>
-      </w:r>
-      <w:proofErr w:type="gramEnd"/>
-      <w:r>
-        <w:t>-of-type) {</w:t>
-      </w:r>
-    </w:p>
-    <w:p>
-      <w:pPr>
-        <w:rPr>
-          <w:rFonts w:hint="eastAsia"/>
-        </w:rPr>
-      </w:pPr>
-      <w:r>
-        <w:t xml:space="preserve">  border-bottom: 1px dashed #eee;</w:t>
-      </w:r>
-    </w:p>
-    <w:p>
-      <w:pPr>
-        <w:rPr>
-          <w:rFonts w:hint="eastAsia"/>
-        </w:rPr>
-      </w:pPr>
-      <w:r>
-        <w:t>}</w:t>
-      </w:r>
-    </w:p>
-    <w:p>
-      <w:pPr>
-        <w:rPr>
-          <w:rFonts w:hint="eastAsia"/>
-        </w:rPr>
-      </w:pPr>
-    </w:p>
-    <w:p>
-      <w:pPr>
-        <w:rPr>
-          <w:rFonts w:hint="eastAsia"/>
-        </w:rPr>
-      </w:pPr>
+        <w:t xml:space="preserve">/* 4. figure 中有 </w:t>
+      </w:r>
+      <w:proofErr w:type="spellStart"/>
       <w:r>
         <w:rPr>
           <w:i/>
           <w:iCs/>
         </w:rPr>
-        <w:t xml:space="preserve">/* 4. figure 中有 </w:t>
-      </w:r>
-      <w:proofErr w:type="spellStart"/>
+        <w:t>figcaption</w:t>
+      </w:r>
+      <w:proofErr w:type="spellEnd"/>
       <w:r>
         <w:rPr>
           <w:i/>
           <w:iCs/>
         </w:rPr>
+        <w:t xml:space="preserve"> 时，图片加圆角 */</w:t>
+      </w:r>
+    </w:p>
+    <w:p>
+      <w:pPr>
+        <w:rPr>
+          <w:rFonts w:hint="eastAsia"/>
+        </w:rPr>
+      </w:pPr>
+      <w:proofErr w:type="spellStart"/>
+      <w:r>
+        <w:t>figure:has</w:t>
+      </w:r>
+      <w:proofErr w:type="spellEnd"/>
+      <w:r>
+        <w:t>(</w:t>
+      </w:r>
+      <w:proofErr w:type="spellStart"/>
+      <w:r>
         <w:t>figcaption</w:t>
       </w:r>
       <w:proofErr w:type="spellEnd"/>
+      <w:r>
+        <w:t xml:space="preserve">) </w:t>
+      </w:r>
+      <w:proofErr w:type="spellStart"/>
+      <w:r>
+        <w:t>img</w:t>
+      </w:r>
+      <w:proofErr w:type="spellEnd"/>
+      <w:r>
+        <w:t xml:space="preserve"> {</w:t>
+      </w:r>
+    </w:p>
+    <w:p>
+      <w:pPr>
+        <w:rPr>
+          <w:rFonts w:hint="eastAsia"/>
+        </w:rPr>
+      </w:pPr>
+      <w:r>
+        <w:t xml:space="preserve">  border-radius: 8px;</w:t>
+      </w:r>
+    </w:p>
+    <w:p>
+      <w:pPr>
+        <w:rPr>
+          <w:rFonts w:hint="eastAsia"/>
+        </w:rPr>
+      </w:pPr>
+      <w:r>
+        <w:t>}</w:t>
+      </w:r>
+    </w:p>
+    <w:p>
+      <w:pPr>
+        <w:rPr>
+          <w:rFonts w:hint="eastAsia"/>
+        </w:rPr>
+      </w:pPr>
+    </w:p>
+    <w:p>
+      <w:pPr>
+        <w:rPr>
+          <w:rFonts w:hint="eastAsia"/>
+        </w:rPr>
+      </w:pPr>
       <w:r>
         <w:rPr>
           <w:i/>
           <w:iCs/>
         </w:rPr>
-        <w:t xml:space="preserve"> 时，图片加圆角 */</w:t>
-      </w:r>
-    </w:p>
-    <w:p>
-      <w:pPr>
-        <w:rPr>
-          <w:rFonts w:hint="eastAsia"/>
-        </w:rPr>
-      </w:pPr>
-      <w:proofErr w:type="spellStart"/>
-      <w:proofErr w:type="gramStart"/>
-      <w:r>
-        <w:t>figure:has</w:t>
-      </w:r>
-      <w:proofErr w:type="spellEnd"/>
-      <w:proofErr w:type="gramEnd"/>
-      <w:r>
-        <w:t>(</w:t>
-      </w:r>
-      <w:proofErr w:type="spellStart"/>
-      <w:r>
-        <w:t>figcaption</w:t>
-      </w:r>
-      <w:proofErr w:type="spellEnd"/>
-      <w:r>
-        <w:t xml:space="preserve">) </w:t>
-      </w:r>
-      <w:proofErr w:type="spellStart"/>
-      <w:r>
-        <w:t>img</w:t>
-      </w:r>
-      <w:proofErr w:type="spellEnd"/>
-      <w:r>
-        <w:t xml:space="preserve"> {</w:t>
-      </w:r>
-    </w:p>
-    <w:p>
-      <w:pPr>
-        <w:rPr>
-          <w:rFonts w:hint="eastAsia"/>
-        </w:rPr>
-      </w:pPr>
-      <w:r>
-        <w:t xml:space="preserve">  border-radius: 8px;</w:t>
-      </w:r>
-    </w:p>
-    <w:p>
-      <w:pPr>
-        <w:rPr>
-          <w:rFonts w:hint="eastAsia"/>
-        </w:rPr>
-      </w:pPr>
-      <w:r>
-        <w:t>}</w:t>
-      </w:r>
-    </w:p>
-    <w:p>
-      <w:pPr>
-        <w:rPr>
-          <w:rFonts w:hint="eastAsia"/>
-        </w:rPr>
-      </w:pPr>
-    </w:p>
-    <w:p>
-      <w:pPr>
-        <w:rPr>
-          <w:rFonts w:hint="eastAsia"/>
-        </w:rPr>
-      </w:pPr>
-      <w:r>
-        <w:rPr>
-          <w:i/>
-          <w:iCs/>
-        </w:rPr>
         <w:t>/* 5. 第二个同类型段落（即那个空&lt;p&gt;）高亮 */</w:t>
       </w:r>
     </w:p>
@@ -9275,21 +8550,8 @@
           <w:rFonts w:hint="eastAsia"/>
         </w:rPr>
       </w:pPr>
-      <w:proofErr w:type="gramStart"/>
-      <w:r>
-        <w:t>p:nth</w:t>
-      </w:r>
-      <w:proofErr w:type="gramEnd"/>
-      <w:r>
-        <w:t>-of-</w:t>
-      </w:r>
-      <w:proofErr w:type="gramStart"/>
-      <w:r>
-        <w:t>type(</w:t>
-      </w:r>
-      <w:proofErr w:type="gramEnd"/>
-      <w:r>
-        <w:t>2) {</w:t>
+      <w:r>
+        <w:t>p:nth-of-type(2) {</w:t>
       </w:r>
     </w:p>
     <w:p>
@@ -9492,13 +8754,8 @@
                 <w:rFonts w:hint="eastAsia"/>
               </w:rPr>
             </w:pPr>
-            <w:proofErr w:type="gramStart"/>
             <w:r>
-              <w:t>:nth</w:t>
-            </w:r>
-            <w:proofErr w:type="gramEnd"/>
-            <w:r>
-              <w:t>-child(n)</w:t>
+              <w:t>:nth-child(n)</w:t>
             </w:r>
           </w:p>
         </w:tc>
@@ -9586,13 +8843,8 @@
                 <w:rFonts w:hint="eastAsia"/>
               </w:rPr>
             </w:pPr>
-            <w:proofErr w:type="gramStart"/>
             <w:r>
-              <w:t>:nth</w:t>
-            </w:r>
-            <w:proofErr w:type="gramEnd"/>
-            <w:r>
-              <w:t>-of-type(n)</w:t>
+              <w:t>:nth-of-type(n)</w:t>
             </w:r>
           </w:p>
         </w:tc>
@@ -9680,13 +8932,8 @@
                 <w:rFonts w:hint="eastAsia"/>
               </w:rPr>
             </w:pPr>
-            <w:proofErr w:type="gramStart"/>
             <w:r>
-              <w:t>:has</w:t>
-            </w:r>
-            <w:proofErr w:type="gramEnd"/>
-            <w:r>
-              <w:t>(selector)</w:t>
+              <w:t>:has(selector)</w:t>
             </w:r>
           </w:p>
         </w:tc>
@@ -9743,21 +8990,8 @@
                 <w:rFonts w:hint="eastAsia"/>
               </w:rPr>
             </w:pPr>
-            <w:proofErr w:type="gramStart"/>
             <w:r>
-              <w:t>"父</w:t>
-            </w:r>
-            <w:proofErr w:type="gramEnd"/>
-            <w:r>
-              <w:t>选择</w:t>
-            </w:r>
-            <w:proofErr w:type="gramStart"/>
-            <w:r>
-              <w:t>器"，</w:t>
-            </w:r>
-            <w:proofErr w:type="gramEnd"/>
-            <w:r>
-              <w:t>可嵌套</w:t>
+              <w:t>"父选择器"，可嵌套</w:t>
             </w:r>
           </w:p>
         </w:tc>
@@ -9787,13 +9021,8 @@
                 <w:rFonts w:hint="eastAsia"/>
               </w:rPr>
             </w:pPr>
-            <w:proofErr w:type="gramStart"/>
             <w:r>
-              <w:t>:not</w:t>
-            </w:r>
-            <w:proofErr w:type="gramEnd"/>
-            <w:r>
-              <w:t>(selector)</w:t>
+              <w:t>:not(selector)</w:t>
             </w:r>
           </w:p>
         </w:tc>
@@ -9881,11 +9110,9 @@
                 <w:rFonts w:hint="eastAsia"/>
               </w:rPr>
             </w:pPr>
-            <w:proofErr w:type="gramStart"/>
             <w:r>
               <w:t>:empty</w:t>
             </w:r>
-            <w:proofErr w:type="gramEnd"/>
           </w:p>
         </w:tc>
         <w:tc>
@@ -10029,40 +9256,24 @@
           <w:rFonts w:hint="eastAsia"/>
         </w:rPr>
       </w:pPr>
-      <w:proofErr w:type="gramStart"/>
-      <w:r>
-        <w:rPr>
-          <w:rFonts w:hint="eastAsia"/>
-        </w:rPr>
-        <w:t>::</w:t>
-      </w:r>
-      <w:proofErr w:type="gramEnd"/>
-      <w:r>
-        <w:rPr>
-          <w:rFonts w:hint="eastAsia"/>
-        </w:rPr>
-        <w:t>first-letter：首字母</w:t>
-      </w:r>
-    </w:p>
-    <w:p>
-      <w:pPr>
-        <w:rPr>
-          <w:rFonts w:hint="eastAsia"/>
-        </w:rPr>
-      </w:pPr>
-      <w:proofErr w:type="gramStart"/>
-      <w:r>
-        <w:rPr>
-          <w:rFonts w:hint="eastAsia"/>
-        </w:rPr>
-        <w:t>::</w:t>
-      </w:r>
-      <w:proofErr w:type="gramEnd"/>
-      <w:r>
-        <w:rPr>
-          <w:rFonts w:hint="eastAsia"/>
-        </w:rPr>
-        <w:t>first-line：第一行</w:t>
+      <w:r>
+        <w:rPr>
+          <w:rFonts w:hint="eastAsia"/>
+        </w:rPr>
+        <w:t>::first-letter：首字母</w:t>
+      </w:r>
+    </w:p>
+    <w:p>
+      <w:pPr>
+        <w:rPr>
+          <w:rFonts w:hint="eastAsia"/>
+        </w:rPr>
+      </w:pPr>
+      <w:r>
+        <w:rPr>
+          <w:rFonts w:hint="eastAsia"/>
+        </w:rPr>
+        <w:t>::first-line：第一行</w:t>
       </w:r>
     </w:p>
     <w:p>
@@ -10119,18 +9330,21 @@
           <w:b/>
           <w:bCs/>
         </w:rPr>
+        <w:t>总结</w:t>
+      </w:r>
+    </w:p>
+    <w:p>
+      <w:pPr>
+        <w:rPr>
+          <w:rFonts w:hint="eastAsia"/>
+        </w:rPr>
+      </w:pPr>
+      <w:r>
+        <w:t>音频围绕 CSS 相关知识展开，回顾上节课内容，详细讲解选择器、伪元素、盒子模型、文</w:t>
+      </w:r>
+      <w:r>
         <w:lastRenderedPageBreak/>
-        <w:t>总结</w:t>
-      </w:r>
-    </w:p>
-    <w:p>
-      <w:pPr>
-        <w:rPr>
-          <w:rFonts w:hint="eastAsia"/>
-        </w:rPr>
-      </w:pPr>
-      <w:r>
-        <w:t>音频围绕 CSS 相关知识展开，回顾上节课内容，详细讲解选择器、伪元素、盒子模型、文本流等知识点，引入 flex 布局概念并布置作业，还对下节课进行了安排，内容如下：</w:t>
+        <w:t>本流等知识点，引入 flex 布局概念并布置作业，还对下节课进行了安排，内容如下：</w:t>
       </w:r>
     </w:p>
     <w:p>
@@ -10328,8 +9542,11 @@
         </w:rPr>
       </w:pPr>
       <w:r>
+        <w:t>选择器讲解：重点讲解 has 选择器，它是一种父级条件选择器，能根据子元素状态确定父元素状态，通过输入框聚焦改变父元素样式</w:t>
+      </w:r>
+      <w:r>
         <w:lastRenderedPageBreak/>
-        <w:t>选择器讲解：重点讲解 has 选择器，它是一种父级条件选择器，能根据子元素状态确定父元素状态，通过输入框聚焦改变父元素样式的例子说明其联动效果；ins 是选择性合并，等价于将多个元素并列书写；not 是排除，empty 针对无内容的元素，使用时要注意无换行和空格。</w:t>
+        <w:t>的例子说明其联动效果；ins 是选择性合并，等价于将多个元素并列书写；not 是排除，empty 针对无内容的元素，使用时要注意无换行和空格。</w:t>
       </w:r>
     </w:p>
     <w:p>
@@ -10783,11 +10000,7 @@
         </w:rPr>
       </w:pPr>
       <w:r>
-        <w:t>课程难度：若学员觉得内容简单，可完整讲解后跳过，老师会根据</w:t>
-      </w:r>
-      <w:r>
-        <w:lastRenderedPageBreak/>
-        <w:t>学员情况调整难度。</w:t>
+        <w:t>课程难度：若学员觉得内容简单，可完整讲解后跳过，老师会根据学员情况调整难度。</w:t>
       </w:r>
     </w:p>
     <w:p>
@@ -10932,16 +10145,8 @@
         <w:rPr>
           <w:rFonts w:hint="eastAsia"/>
         </w:rPr>
-        <w:t>: start, center, stretch(当子项本身有高度,start和stretch一样，无高度stretch再</w:t>
-      </w:r>
-      <w:proofErr w:type="gramStart"/>
-      <w:r>
-        <w:rPr>
-          <w:rFonts w:hint="eastAsia"/>
-        </w:rPr>
-        <w:t>拉伸)</w:t>
-      </w:r>
-      <w:proofErr w:type="gramEnd"/>
+        <w:t>: start, center, stretch(当子项本身有高度,start和stretch一样，无高度stretch再拉伸)</w:t>
+      </w:r>
     </w:p>
     <w:p>
       <w:pPr>
@@ -11041,37 +10246,21 @@
         <w:rPr>
           <w:rFonts w:hint="eastAsia"/>
         </w:rPr>
-        <w:t xml:space="preserve">Flex: 1 (grow、shrink：1，basis: </w:t>
-      </w:r>
-      <w:proofErr w:type="gramStart"/>
-      <w:r>
-        <w:rPr>
-          <w:rFonts w:hint="eastAsia"/>
-        </w:rPr>
-        <w:t>0)</w:t>
-      </w:r>
-      <w:proofErr w:type="gramEnd"/>
-    </w:p>
-    <w:p>
-      <w:pPr>
-        <w:rPr>
-          <w:rFonts w:hint="eastAsia"/>
-        </w:rPr>
-      </w:pPr>
-      <w:r>
-        <w:rPr>
-          <w:rFonts w:hint="eastAsia"/>
-        </w:rPr>
-        <w:t xml:space="preserve">Flex: 2 (grow: 2、shrink：1，basis: </w:t>
-      </w:r>
-      <w:proofErr w:type="gramStart"/>
-      <w:r>
-        <w:rPr>
-          <w:rFonts w:hint="eastAsia"/>
-        </w:rPr>
-        <w:t>0)</w:t>
-      </w:r>
-      <w:proofErr w:type="gramEnd"/>
+        <w:t>Flex: 1 (grow、shrink：1，basis: 0)</w:t>
+      </w:r>
+    </w:p>
+    <w:p>
+      <w:pPr>
+        <w:rPr>
+          <w:rFonts w:hint="eastAsia"/>
+        </w:rPr>
+      </w:pPr>
+      <w:r>
+        <w:rPr>
+          <w:rFonts w:hint="eastAsia"/>
+        </w:rPr>
+        <w:t>Flex: 2 (grow: 2、shrink：1，basis: 0)</w:t>
+      </w:r>
     </w:p>
     <w:p>
       <w:pPr>
@@ -11113,172 +10302,46 @@
         <w:rPr>
           <w:rFonts w:hint="eastAsia"/>
         </w:rPr>
-        <w:t xml:space="preserve">.item </w:t>
-      </w:r>
-      <w:proofErr w:type="gramStart"/>
-      <w:r>
-        <w:rPr>
-          <w:rFonts w:hint="eastAsia"/>
-        </w:rPr>
-        <w:t xml:space="preserve">{ </w:t>
-      </w:r>
-      <w:proofErr w:type="gramEnd"/>
-      <w:r>
-        <w:rPr>
-          <w:rFonts w:hint="eastAsia"/>
-        </w:rPr>
-        <w:t>flex: 1;</w:t>
-      </w:r>
-      <w:proofErr w:type="gramStart"/>
-      <w:r>
-        <w:rPr>
-          <w:rFonts w:hint="eastAsia"/>
-        </w:rPr>
-        <w:t xml:space="preserve"> }</w:t>
-      </w:r>
-      <w:proofErr w:type="gramEnd"/>
-      <w:r>
-        <w:rPr>
-          <w:rFonts w:hint="eastAsia"/>
-        </w:rPr>
-        <w:t xml:space="preserve">        /* = flex: 1 1 0</w:t>
-      </w:r>
-      <w:proofErr w:type="gramStart"/>
-      <w:r>
-        <w:rPr>
-          <w:rFonts w:hint="eastAsia"/>
-        </w:rPr>
-        <w:t>%  →</w:t>
-      </w:r>
-      <w:proofErr w:type="gramEnd"/>
-      <w:r>
-        <w:rPr>
-          <w:rFonts w:hint="eastAsia"/>
-        </w:rPr>
-        <w:t xml:space="preserve"> 等分剩余空间 */</w:t>
-      </w:r>
-    </w:p>
-    <w:p>
-      <w:pPr>
-        <w:rPr>
-          <w:rFonts w:hint="eastAsia"/>
-        </w:rPr>
-      </w:pPr>
-      <w:r>
-        <w:rPr>
-          <w:rFonts w:hint="eastAsia"/>
-        </w:rPr>
-        <w:t xml:space="preserve">.item </w:t>
-      </w:r>
-      <w:proofErr w:type="gramStart"/>
-      <w:r>
-        <w:rPr>
-          <w:rFonts w:hint="eastAsia"/>
-        </w:rPr>
-        <w:t xml:space="preserve">{ </w:t>
-      </w:r>
-      <w:proofErr w:type="gramEnd"/>
-      <w:r>
-        <w:rPr>
-          <w:rFonts w:hint="eastAsia"/>
-        </w:rPr>
-        <w:t>flex: auto;</w:t>
-      </w:r>
-      <w:proofErr w:type="gramStart"/>
-      <w:r>
-        <w:rPr>
-          <w:rFonts w:hint="eastAsia"/>
-        </w:rPr>
-        <w:t xml:space="preserve"> }</w:t>
-      </w:r>
-      <w:proofErr w:type="gramEnd"/>
-      <w:r>
-        <w:rPr>
-          <w:rFonts w:hint="eastAsia"/>
-        </w:rPr>
-        <w:t xml:space="preserve">     /* = flex: 1 1 auto → 可伸缩+内容宽度 */</w:t>
-      </w:r>
-    </w:p>
-    <w:p>
-      <w:pPr>
-        <w:rPr>
-          <w:rFonts w:hint="eastAsia"/>
-        </w:rPr>
-      </w:pPr>
-      <w:r>
-        <w:rPr>
-          <w:rFonts w:hint="eastAsia"/>
-        </w:rPr>
-        <w:t xml:space="preserve">.item </w:t>
-      </w:r>
-      <w:proofErr w:type="gramStart"/>
-      <w:r>
-        <w:rPr>
-          <w:rFonts w:hint="eastAsia"/>
-        </w:rPr>
-        <w:t xml:space="preserve">{ </w:t>
-      </w:r>
-      <w:proofErr w:type="gramEnd"/>
-      <w:r>
-        <w:rPr>
-          <w:rFonts w:hint="eastAsia"/>
-        </w:rPr>
-        <w:t>flex: none;</w:t>
-      </w:r>
-      <w:proofErr w:type="gramStart"/>
-      <w:r>
-        <w:rPr>
-          <w:rFonts w:hint="eastAsia"/>
-        </w:rPr>
-        <w:t xml:space="preserve"> }</w:t>
-      </w:r>
-      <w:proofErr w:type="gramEnd"/>
-      <w:r>
-        <w:rPr>
-          <w:rFonts w:hint="eastAsia"/>
-        </w:rPr>
-        <w:t xml:space="preserve">     /* = flex: 0 0 auto → 固定不伸缩 */</w:t>
-      </w:r>
-    </w:p>
-    <w:p>
-      <w:pPr>
-        <w:rPr>
-          <w:rFonts w:hint="eastAsia"/>
-        </w:rPr>
-      </w:pPr>
-      <w:r>
-        <w:rPr>
-          <w:rFonts w:hint="eastAsia"/>
-        </w:rPr>
-        <w:t xml:space="preserve">.item </w:t>
-      </w:r>
-      <w:proofErr w:type="gramStart"/>
-      <w:r>
-        <w:rPr>
-          <w:rFonts w:hint="eastAsia"/>
-        </w:rPr>
-        <w:t xml:space="preserve">{ </w:t>
-      </w:r>
-      <w:proofErr w:type="gramEnd"/>
-      <w:r>
-        <w:rPr>
-          <w:rFonts w:hint="eastAsia"/>
-        </w:rPr>
-        <w:t>flex: 0 0 200px;</w:t>
-      </w:r>
-      <w:proofErr w:type="gramStart"/>
-      <w:r>
-        <w:rPr>
-          <w:rFonts w:hint="eastAsia"/>
-        </w:rPr>
-        <w:t xml:space="preserve"> }</w:t>
-      </w:r>
-      <w:proofErr w:type="gramEnd"/>
-      <w:r>
-        <w:rPr>
-          <w:rFonts w:hint="eastAsia"/>
-        </w:rPr>
-        <w:t>/* 固定200px，不伸缩 */</w:t>
+        <w:t>.item { flex: 1; }        /* = flex: 1 1 0%  → 等分剩余空间 */</w:t>
+      </w:r>
+    </w:p>
+    <w:p>
+      <w:pPr>
+        <w:rPr>
+          <w:rFonts w:hint="eastAsia"/>
+        </w:rPr>
+      </w:pPr>
+      <w:r>
+        <w:rPr>
+          <w:rFonts w:hint="eastAsia"/>
+        </w:rPr>
+        <w:t>.item { flex: auto; }     /* = flex: 1 1 auto → 可伸缩+内容宽度 */</w:t>
+      </w:r>
+    </w:p>
+    <w:p>
+      <w:pPr>
+        <w:rPr>
+          <w:rFonts w:hint="eastAsia"/>
+        </w:rPr>
+      </w:pPr>
+      <w:r>
+        <w:rPr>
+          <w:rFonts w:hint="eastAsia"/>
+        </w:rPr>
+        <w:t>.item { flex: none; }     /* = flex: 0 0 auto → 固定不伸缩 */</w:t>
+      </w:r>
+    </w:p>
+    <w:p>
+      <w:pPr>
+        <w:rPr>
+          <w:rFonts w:hint="eastAsia"/>
+        </w:rPr>
+      </w:pPr>
+      <w:r>
+        <w:rPr>
+          <w:rFonts w:hint="eastAsia"/>
+        </w:rPr>
+        <w:t>.item { flex: 0 0 200px; }/* 固定200px，不伸缩 */</w:t>
       </w:r>
     </w:p>
     <w:p>
@@ -11356,23 +10419,7 @@
         </w:rPr>
       </w:pPr>
       <w:r>
-        <w:t xml:space="preserve">.item </w:t>
-      </w:r>
-      <w:proofErr w:type="gramStart"/>
-      <w:r>
-        <w:t xml:space="preserve">{ </w:t>
-      </w:r>
-      <w:proofErr w:type="gramEnd"/>
-      <w:r>
-        <w:t>flex-basis: auto;</w:t>
-      </w:r>
-      <w:proofErr w:type="gramStart"/>
-      <w:r>
-        <w:t xml:space="preserve"> }</w:t>
-      </w:r>
-      <w:proofErr w:type="gramEnd"/>
-      <w:r>
-        <w:t xml:space="preserve">   </w:t>
+        <w:t xml:space="preserve">.item { flex-basis: auto; }   </w:t>
       </w:r>
       <w:r>
         <w:rPr>
@@ -11389,23 +10436,7 @@
         </w:rPr>
       </w:pPr>
       <w:r>
-        <w:t xml:space="preserve">.item </w:t>
-      </w:r>
-      <w:proofErr w:type="gramStart"/>
-      <w:r>
-        <w:t xml:space="preserve">{ </w:t>
-      </w:r>
-      <w:proofErr w:type="gramEnd"/>
-      <w:r>
-        <w:t>flex-basis: 200px;</w:t>
-      </w:r>
-      <w:proofErr w:type="gramStart"/>
-      <w:r>
-        <w:t xml:space="preserve"> }</w:t>
-      </w:r>
-      <w:proofErr w:type="gramEnd"/>
-      <w:r>
-        <w:t xml:space="preserve">  </w:t>
+        <w:t xml:space="preserve">.item { flex-basis: 200px; }  </w:t>
       </w:r>
       <w:r>
         <w:rPr>
@@ -11422,23 +10453,7 @@
         </w:rPr>
       </w:pPr>
       <w:r>
-        <w:t xml:space="preserve">.item </w:t>
-      </w:r>
-      <w:proofErr w:type="gramStart"/>
-      <w:r>
-        <w:t xml:space="preserve">{ </w:t>
-      </w:r>
-      <w:proofErr w:type="gramEnd"/>
-      <w:r>
-        <w:t>flex-basis: 0;</w:t>
-      </w:r>
-      <w:proofErr w:type="gramStart"/>
-      <w:r>
-        <w:t xml:space="preserve"> }</w:t>
-      </w:r>
-      <w:proofErr w:type="gramEnd"/>
-      <w:r>
-        <w:t xml:space="preserve">      </w:t>
+        <w:t xml:space="preserve">.item { flex-basis: 0; }      </w:t>
       </w:r>
       <w:r>
         <w:rPr>
@@ -11745,71 +10760,47 @@
         <w:rPr>
           <w:rFonts w:hint="eastAsia"/>
         </w:rPr>
-        <w:t xml:space="preserve"> </w:t>
-      </w:r>
+        <w:t xml:space="preserve"> Auto-fit、Auto-fill</w:t>
+      </w:r>
+    </w:p>
+    <w:p>
+      <w:pPr>
+        <w:rPr>
+          <w:rFonts w:hint="eastAsia"/>
+        </w:rPr>
+      </w:pPr>
+      <w:r>
+        <w:rPr>
+          <w:rFonts w:hint="eastAsia"/>
+        </w:rPr>
+        <w:t>500宽度，gap10，</w:t>
+      </w:r>
+      <w:r>
+        <w:rPr>
+          <w:rFonts w:hint="eastAsia"/>
+        </w:rPr>
+        <w:t>3个元素，minmax最小列宽100px</w:t>
+      </w:r>
+    </w:p>
+    <w:p>
+      <w:pPr>
+        <w:rPr>
+          <w:rFonts w:hint="eastAsia"/>
+        </w:rPr>
+      </w:pPr>
+    </w:p>
+    <w:p>
+      <w:pPr>
+        <w:rPr>
+          <w:rFonts w:hint="eastAsia"/>
+        </w:rPr>
+      </w:pPr>
       <w:r>
         <w:rPr>
           <w:rFonts w:hint="eastAsia"/>
         </w:rPr>
         <w:t>Auto-fit</w:t>
       </w:r>
-      <w:r>
-        <w:rPr>
-          <w:rFonts w:hint="eastAsia"/>
-        </w:rPr>
-        <w:t>、</w:t>
-      </w:r>
-      <w:r>
-        <w:rPr>
-          <w:rFonts w:hint="eastAsia"/>
-        </w:rPr>
-        <w:t>Auto-fi</w:t>
-      </w:r>
-      <w:r>
-        <w:rPr>
-          <w:rFonts w:hint="eastAsia"/>
-        </w:rPr>
-        <w:t>ll</w:t>
-      </w:r>
-    </w:p>
-    <w:p>
-      <w:pPr>
-        <w:rPr>
-          <w:rFonts w:hint="eastAsia"/>
-        </w:rPr>
-      </w:pPr>
-      <w:r>
-        <w:rPr>
-          <w:rFonts w:hint="eastAsia"/>
-        </w:rPr>
-        <w:t>500宽度，gap10，</w:t>
-      </w:r>
-      <w:r>
-        <w:rPr>
-          <w:rFonts w:hint="eastAsia"/>
-        </w:rPr>
-        <w:t>3个元素，minmax最小列宽100px</w:t>
-      </w:r>
-    </w:p>
-    <w:p>
-      <w:pPr>
-        <w:rPr>
-          <w:rFonts w:hint="eastAsia"/>
-        </w:rPr>
-      </w:pPr>
-    </w:p>
-    <w:p>
-      <w:pPr>
-        <w:rPr>
-          <w:rFonts w:hint="eastAsia"/>
-        </w:rPr>
-      </w:pPr>
-      <w:r>
-        <w:rPr>
-          <w:rFonts w:hint="eastAsia"/>
-        </w:rPr>
-        <w:t>Auto-fit</w:t>
-      </w:r>
     </w:p>
     <w:p>
       <w:pPr>
@@ -11999,16 +10990,8 @@
         <w:rPr>
           <w:rFonts w:hint="eastAsia"/>
         </w:rPr>
-        <w:t xml:space="preserve">(-50%, </w:t>
-      </w:r>
-      <w:proofErr w:type="gramStart"/>
-      <w:r>
-        <w:rPr>
-          <w:rFonts w:hint="eastAsia"/>
-        </w:rPr>
-        <w:t>-50%)</w:t>
-      </w:r>
-      <w:proofErr w:type="gramEnd"/>
+        <w:t>(-50%, -50%)</w:t>
+      </w:r>
     </w:p>
     <w:p>
       <w:pPr>
@@ -12288,13 +11271,8 @@
         <w:t>Transform</w:t>
       </w:r>
       <w:r>
-        <w:t>不触发重排</w:t>
-      </w:r>
-      <w:proofErr w:type="gramStart"/>
-      <w:r>
-        <w:t>(reflow)</w:t>
-      </w:r>
-      <w:proofErr w:type="gramEnd"/>
+        <w:t>不触发重排(reflow)</w:t>
+      </w:r>
       <w:r>
         <w:rPr>
           <w:rFonts w:hint="eastAsia"/>
@@ -12343,6 +11321,11 @@
       </w:r>
     </w:p>
     <w:p>
+      <w:pPr>
+        <w:rPr>
+          <w:rFonts w:hint="eastAsia"/>
+        </w:rPr>
+      </w:pPr>
       <w:r>
         <w:rPr>
           <w:rFonts w:hint="eastAsia"/>
@@ -12350,7 +11333,13 @@
         <w:t>伪类伪元素</w:t>
       </w:r>
     </w:p>
-    <w:p/>
+    <w:p>
+      <w:pPr>
+        <w:rPr>
+          <w:rFonts w:hint="eastAsia"/>
+        </w:rPr>
+      </w:pPr>
+    </w:p>
     <w:p>
       <w:pPr>
         <w:rPr>
@@ -12434,14 +11423,12 @@
         <w:t>translateX</w:t>
       </w:r>
       <w:proofErr w:type="spellEnd"/>
-      <w:proofErr w:type="gramStart"/>
       <w:r>
         <w:rPr>
           <w:rFonts w:hint="eastAsia"/>
         </w:rPr>
         <w:t>(t)</w:t>
       </w:r>
-      <w:proofErr w:type="gramEnd"/>
       <w:r>
         <w:rPr>
           <w:rFonts w:hint="eastAsia"/>
@@ -12484,14 +11471,12 @@
         <w:t>translateY</w:t>
       </w:r>
       <w:proofErr w:type="spellEnd"/>
-      <w:proofErr w:type="gramStart"/>
       <w:r>
         <w:rPr>
           <w:rFonts w:hint="eastAsia"/>
         </w:rPr>
         <w:t>(t)</w:t>
       </w:r>
-      <w:proofErr w:type="gramEnd"/>
       <w:r>
         <w:rPr>
           <w:rFonts w:hint="eastAsia"/>
@@ -12617,14 +11602,12 @@
         <w:t>scaleX</w:t>
       </w:r>
       <w:proofErr w:type="spellEnd"/>
-      <w:proofErr w:type="gramStart"/>
       <w:r>
         <w:rPr>
           <w:rFonts w:hint="eastAsia"/>
         </w:rPr>
         <w:t>(s)</w:t>
       </w:r>
-      <w:proofErr w:type="gramEnd"/>
       <w:r>
         <w:rPr>
           <w:rFonts w:hint="eastAsia"/>
@@ -12667,14 +11650,12 @@
         <w:t>scaleY</w:t>
       </w:r>
       <w:proofErr w:type="spellEnd"/>
-      <w:proofErr w:type="gramStart"/>
       <w:r>
         <w:rPr>
           <w:rFonts w:hint="eastAsia"/>
         </w:rPr>
         <w:t>(s)</w:t>
       </w:r>
-      <w:proofErr w:type="gramEnd"/>
       <w:r>
         <w:rPr>
           <w:rFonts w:hint="eastAsia"/>
@@ -12700,16 +11681,8 @@
           <w:rFonts w:hint="eastAsia"/>
         </w:rPr>
         <w:tab/>
-        <w:t>rotate</w:t>
-      </w:r>
-      <w:proofErr w:type="gramStart"/>
-      <w:r>
-        <w:rPr>
-          <w:rFonts w:hint="eastAsia"/>
-        </w:rPr>
-        <w:t>(angle)</w:t>
-      </w:r>
-      <w:proofErr w:type="gramEnd"/>
+        <w:t>rotate(angle)</w:t>
+      </w:r>
       <w:r>
         <w:rPr>
           <w:rFonts w:hint="eastAsia"/>
@@ -12779,14 +11752,12 @@
         <w:t>skewX</w:t>
       </w:r>
       <w:proofErr w:type="spellEnd"/>
-      <w:proofErr w:type="gramStart"/>
       <w:r>
         <w:rPr>
           <w:rFonts w:hint="eastAsia"/>
         </w:rPr>
         <w:t>(angle)</w:t>
       </w:r>
-      <w:proofErr w:type="gramEnd"/>
       <w:r>
         <w:rPr>
           <w:rFonts w:hint="eastAsia"/>
@@ -12829,14 +11800,12 @@
         <w:t>skewY</w:t>
       </w:r>
       <w:proofErr w:type="spellEnd"/>
-      <w:proofErr w:type="gramStart"/>
       <w:r>
         <w:rPr>
           <w:rFonts w:hint="eastAsia"/>
         </w:rPr>
         <w:t>(angle)</w:t>
       </w:r>
-      <w:proofErr w:type="gramEnd"/>
       <w:r>
         <w:rPr>
           <w:rFonts w:hint="eastAsia"/>
@@ -12846,6 +11815,11 @@
       </w:r>
     </w:p>
     <w:p>
+      <w:pPr>
+        <w:rPr>
+          <w:rFonts w:hint="eastAsia"/>
+        </w:rPr>
+      </w:pPr>
       <w:r>
         <w:rPr>
           <w:rFonts w:hint="eastAsia"/>
@@ -12970,7 +11944,6 @@
         <w:t>translateZ</w:t>
       </w:r>
       <w:proofErr w:type="spellEnd"/>
-      <w:proofErr w:type="gramStart"/>
       <w:r>
         <w:rPr>
           <w:rFonts w:hint="eastAsia"/>
@@ -12991,7 +11964,6 @@
         </w:rPr>
         <w:t>)</w:t>
       </w:r>
-      <w:proofErr w:type="gramEnd"/>
       <w:r>
         <w:rPr>
           <w:rFonts w:hint="eastAsia"/>
@@ -13103,14 +12075,12 @@
         <w:t>scaleZ</w:t>
       </w:r>
       <w:proofErr w:type="spellEnd"/>
-      <w:proofErr w:type="gramStart"/>
       <w:r>
         <w:rPr>
           <w:rFonts w:hint="eastAsia"/>
         </w:rPr>
         <w:t>(s)</w:t>
       </w:r>
-      <w:proofErr w:type="gramEnd"/>
       <w:r>
         <w:rPr>
           <w:rFonts w:hint="eastAsia"/>
@@ -13194,14 +12164,12 @@
         <w:t>rotateX</w:t>
       </w:r>
       <w:proofErr w:type="spellEnd"/>
-      <w:proofErr w:type="gramStart"/>
       <w:r>
         <w:rPr>
           <w:rFonts w:hint="eastAsia"/>
         </w:rPr>
         <w:t>(angle)</w:t>
       </w:r>
-      <w:proofErr w:type="gramEnd"/>
       <w:r>
         <w:rPr>
           <w:rFonts w:hint="eastAsia"/>
@@ -13244,14 +12212,12 @@
         <w:t>rotateY</w:t>
       </w:r>
       <w:proofErr w:type="spellEnd"/>
-      <w:proofErr w:type="gramStart"/>
       <w:r>
         <w:rPr>
           <w:rFonts w:hint="eastAsia"/>
         </w:rPr>
         <w:t>(angle)</w:t>
       </w:r>
-      <w:proofErr w:type="gramEnd"/>
       <w:r>
         <w:rPr>
           <w:rFonts w:hint="eastAsia"/>
@@ -13295,14 +12261,12 @@
         <w:t>rotateZ</w:t>
       </w:r>
       <w:proofErr w:type="spellEnd"/>
-      <w:proofErr w:type="gramStart"/>
       <w:r>
         <w:rPr>
           <w:rFonts w:hint="eastAsia"/>
         </w:rPr>
         <w:t>(angle)</w:t>
       </w:r>
-      <w:proofErr w:type="gramEnd"/>
       <w:r>
         <w:rPr>
           <w:rFonts w:hint="eastAsia"/>
@@ -13328,16 +12292,8 @@
           <w:rFonts w:hint="eastAsia"/>
         </w:rPr>
         <w:tab/>
-        <w:t>perspective</w:t>
-      </w:r>
-      <w:proofErr w:type="gramStart"/>
-      <w:r>
-        <w:rPr>
-          <w:rFonts w:hint="eastAsia"/>
-        </w:rPr>
-        <w:t>(length)</w:t>
-      </w:r>
-      <w:proofErr w:type="gramEnd"/>
+        <w:t>perspective(length)</w:t>
+      </w:r>
       <w:r>
         <w:rPr>
           <w:rFonts w:hint="eastAsia"/>
@@ -13347,6 +12303,11 @@
       </w:r>
     </w:p>
     <w:p>
+      <w:pPr>
+        <w:rPr>
+          <w:rFonts w:hint="eastAsia"/>
+        </w:rPr>
+      </w:pPr>
       <w:r>
         <w:rPr>
           <w:rFonts w:hint="eastAsia"/>
@@ -13358,16 +12319,8 @@
           <w:rFonts w:hint="eastAsia"/>
         </w:rPr>
         <w:tab/>
-        <w:t>matrix3d</w:t>
-      </w:r>
-      <w:proofErr w:type="gramStart"/>
-      <w:r>
-        <w:rPr>
-          <w:rFonts w:hint="eastAsia"/>
-        </w:rPr>
-        <w:t>(16个值)</w:t>
-      </w:r>
-      <w:proofErr w:type="gramEnd"/>
+        <w:t>matrix3d(16个值)</w:t>
+      </w:r>
       <w:r>
         <w:rPr>
           <w:rFonts w:hint="eastAsia"/>
@@ -13376,7 +12329,13 @@
         <w:t>以上所有 3D 变换的 4×4 矩阵合并形式</w:t>
       </w:r>
     </w:p>
-    <w:p/>
+    <w:p>
+      <w:pPr>
+        <w:rPr>
+          <w:rFonts w:hint="eastAsia"/>
+        </w:rPr>
+      </w:pPr>
+    </w:p>
     <w:p>
       <w:pPr>
         <w:pStyle w:val="1"/>
@@ -13388,19 +12347,7 @@
         <w:rPr>
           <w:rFonts w:hint="eastAsia"/>
         </w:rPr>
-        <w:t>08</w:t>
-      </w:r>
-      <w:r>
-        <w:rPr>
-          <w:rFonts w:hint="eastAsia"/>
-        </w:rPr>
-        <w:t>16</w:t>
-      </w:r>
-      <w:r>
-        <w:rPr>
-          <w:rFonts w:hint="eastAsia"/>
-        </w:rPr>
-        <w:t xml:space="preserve"> </w:t>
+        <w:t xml:space="preserve">0816 </w:t>
       </w:r>
       <w:r>
         <w:rPr>
@@ -13410,6 +12357,11 @@
       </w:r>
     </w:p>
     <w:p>
+      <w:pPr>
+        <w:rPr>
+          <w:rFonts w:hint="eastAsia"/>
+        </w:rPr>
+      </w:pPr>
       <w:r>
         <w:rPr>
           <w:rFonts w:hint="eastAsia"/>
@@ -13421,6 +12373,11 @@
       </w:r>
     </w:p>
     <w:p>
+      <w:pPr>
+        <w:rPr>
+          <w:rFonts w:hint="eastAsia"/>
+        </w:rPr>
+      </w:pPr>
       <w:r>
         <w:rPr>
           <w:rFonts w:hint="eastAsia"/>
@@ -13429,12 +12386,13 @@
       </w:r>
     </w:p>
     <w:p>
-      <w:r>
-        <w:t xml:space="preserve">@media XXX and </w:t>
-      </w:r>
-      <w:proofErr w:type="gramStart"/>
-      <w:r>
-        <w:t>(</w:t>
+      <w:pPr>
+        <w:rPr>
+          <w:rFonts w:hint="eastAsia"/>
+        </w:rPr>
+      </w:pPr>
+      <w:r>
+        <w:t>@media XXX and (</w:t>
       </w:r>
       <w:proofErr w:type="spellStart"/>
       <w:r>
@@ -13444,7 +12402,6 @@
       <w:r>
         <w:t>语法)</w:t>
       </w:r>
-      <w:proofErr w:type="gramEnd"/>
       <w:r>
         <w:rPr>
           <w:rFonts w:hint="eastAsia"/>
@@ -13456,6 +12413,11 @@
       </w:r>
     </w:p>
     <w:p>
+      <w:pPr>
+        <w:rPr>
+          <w:rFonts w:hint="eastAsia"/>
+        </w:rPr>
+      </w:pPr>
       <w:r>
         <w:rPr>
           <w:rFonts w:hint="eastAsia"/>
@@ -13463,24 +12425,22 @@
         <w:t>新写法：</w:t>
       </w:r>
       <w:r>
-        <w:t xml:space="preserve">@media </w:t>
-      </w:r>
-      <w:proofErr w:type="gramStart"/>
-      <w:r>
-        <w:t>(640px &lt;= width &lt;= 768px)</w:t>
-      </w:r>
-      <w:proofErr w:type="gramEnd"/>
-      <w:r>
-        <w:t xml:space="preserve"> </w:t>
-      </w:r>
-      <w:proofErr w:type="gramStart"/>
-      <w:r>
-        <w:t>{  }</w:t>
-      </w:r>
-      <w:proofErr w:type="gramEnd"/>
-    </w:p>
-    <w:p/>
-    <w:p>
+        <w:t>@media (640px &lt;= width &lt;= 768px) {  }</w:t>
+      </w:r>
+    </w:p>
+    <w:p>
+      <w:pPr>
+        <w:rPr>
+          <w:rFonts w:hint="eastAsia"/>
+        </w:rPr>
+      </w:pPr>
+    </w:p>
+    <w:p>
+      <w:pPr>
+        <w:rPr>
+          <w:rFonts w:hint="eastAsia"/>
+        </w:rPr>
+      </w:pPr>
       <w:r>
         <w:rPr>
           <w:rFonts w:hint="eastAsia"/>
@@ -13497,8 +12457,19 @@
         <w:t>：屏幕方向</w:t>
       </w:r>
     </w:p>
-    <w:p/>
-    <w:p>
+    <w:p>
+      <w:pPr>
+        <w:rPr>
+          <w:rFonts w:hint="eastAsia"/>
+        </w:rPr>
+      </w:pPr>
+    </w:p>
+    <w:p>
+      <w:pPr>
+        <w:rPr>
+          <w:rFonts w:hint="eastAsia"/>
+        </w:rPr>
+      </w:pPr>
       <w:r>
         <w:rPr>
           <w:rFonts w:hint="eastAsia"/>
@@ -13514,8 +12485,19 @@
         </w:r>
       </w:hyperlink>
     </w:p>
-    <w:p/>
-    <w:p>
+    <w:p>
+      <w:pPr>
+        <w:rPr>
+          <w:rFonts w:hint="eastAsia"/>
+        </w:rPr>
+      </w:pPr>
+    </w:p>
+    <w:p>
+      <w:pPr>
+        <w:rPr>
+          <w:rFonts w:hint="eastAsia"/>
+        </w:rPr>
+      </w:pPr>
       <w:r>
         <w:rPr>
           <w:rFonts w:hint="eastAsia"/>
@@ -13524,6 +12506,11 @@
       </w:r>
     </w:p>
     <w:p>
+      <w:pPr>
+        <w:rPr>
+          <w:rFonts w:hint="eastAsia"/>
+        </w:rPr>
+      </w:pPr>
       <w:r>
         <w:rPr>
           <w:rFonts w:hint="eastAsia"/>
@@ -13531,7 +12518,13 @@
         <w:t>Mobile优先方式：默认移动端样式</w:t>
       </w:r>
     </w:p>
-    <w:p/>
+    <w:p>
+      <w:pPr>
+        <w:rPr>
+          <w:rFonts w:hint="eastAsia"/>
+        </w:rPr>
+      </w:pPr>
+    </w:p>
     <w:p>
       <w:pPr>
         <w:rPr>
@@ -15207,6 +14200,7 @@
   <w:style w:type="character" w:default="1" w:styleId="a0">
     <w:name w:val="Default Paragraph Font"/>
     <w:uiPriority w:val="1"/>
+    <w:semiHidden/>
     <w:unhideWhenUsed/>
   </w:style>
   <w:style w:type="table" w:default="1" w:styleId="a1">

--- a/lesson.docx
+++ b/lesson.docx
@@ -1,6 +1,6 @@
 
 <file path=word/document.xml><?xml version="1.0" encoding="utf-8"?>
-<w:document xmlns:wpc="http://schemas.microsoft.com/office/word/2010/wordprocessingCanvas" xmlns:cx="http://schemas.microsoft.com/office/drawing/2014/chartex" xmlns:cx1="http://schemas.microsoft.com/office/drawing/2015/9/8/chartex" xmlns:cx2="http://schemas.microsoft.com/office/drawing/2015/10/21/chartex" xmlns:cx3="http://schemas.microsoft.com/office/drawing/2016/5/9/chartex" xmlns:cx4="http://schemas.microsoft.com/office/drawing/2016/5/10/chartex" xmlns:cx5="http://schemas.microsoft.com/office/drawing/2016/5/11/chartex" xmlns:cx6="http://schemas.microsoft.com/office/drawing/2016/5/12/chartex" xmlns:cx7="http://schemas.microsoft.com/office/drawing/2016/5/13/chartex" xmlns:cx8="http://schemas.microsoft.com/office/drawing/2016/5/14/chartex" xmlns:mc="http://schemas.openxmlformats.org/markup-compatibility/2006" xmlns:aink="http://schemas.microsoft.com/office/drawing/2016/ink" xmlns:am3d="http://schemas.microsoft.com/office/drawing/2017/model3d" xmlns:o="urn:schemas-microsoft-com:office:office" xmlns:oel="http://schemas.microsoft.com/office/2019/extlst" xmlns:r="http://schemas.openxmlformats.org/officeDocument/2006/relationships" xmlns:m="http://schemas.openxmlformats.org/officeDocument/2006/math" xmlns:v="urn:schemas-microsoft-com:vml" xmlns:wp14="http://schemas.microsoft.com/office/word/2010/wordprocessingDrawing" xmlns:wp="http://schemas.openxmlformats.org/drawingml/2006/wordprocessingDrawing" xmlns:w10="urn:schemas-microsoft-com:office:word" xmlns:w="http://schemas.openxmlformats.org/wordprocessingml/2006/main" xmlns:w14="http://schemas.microsoft.com/office/word/2010/wordml" xmlns:w15="http://schemas.microsoft.com/office/word/2012/wordml" xmlns:w16cei="http://schemas.microsoft.com/office/word/2026/wordml/cei" xmlns:w16cex="http://schemas.microsoft.com/office/word/2018/wordml/cex" xmlns:w16cid="http://schemas.microsoft.com/office/word/2016/wordml/cid" xmlns:w16="http://schemas.microsoft.com/office/word/2018/wordml" xmlns:w16du="http://schemas.microsoft.com/office/word/2023/wordml/word16du" xmlns:w16sdtdh="http://schemas.microsoft.com/office/word/2020/wordml/sdtdatahash" xmlns:w16sdtfl="http://schemas.microsoft.com/office/word/2024/wordml/sdtformatlock" xmlns:w16se="http://schemas.microsoft.com/office/word/2015/wordml/symex" xmlns:wpg="http://schemas.microsoft.com/office/word/2010/wordprocessingGroup" xmlns:wpi="http://schemas.microsoft.com/office/word/2010/wordprocessingInk" xmlns:wne="http://schemas.microsoft.com/office/word/2006/wordml" xmlns:wps="http://schemas.microsoft.com/office/word/2010/wordprocessingShape" mc:Ignorable="w14 w15 w16se w16cid w16 w16cex w16sdtdh w16sdtfl w16du wp14">
+<w:document xmlns:wpc="http://schemas.microsoft.com/office/word/2010/wordprocessingCanvas" xmlns:cx="http://schemas.microsoft.com/office/drawing/2014/chartex" xmlns:cx1="http://schemas.microsoft.com/office/drawing/2015/9/8/chartex" xmlns:cx2="http://schemas.microsoft.com/office/drawing/2015/10/21/chartex" xmlns:cx3="http://schemas.microsoft.com/office/drawing/2016/5/9/chartex" xmlns:cx4="http://schemas.microsoft.com/office/drawing/2016/5/10/chartex" xmlns:cx5="http://schemas.microsoft.com/office/drawing/2016/5/11/chartex" xmlns:cx6="http://schemas.microsoft.com/office/drawing/2016/5/12/chartex" xmlns:cx7="http://schemas.microsoft.com/office/drawing/2016/5/13/chartex" xmlns:cx8="http://schemas.microsoft.com/office/drawing/2016/5/14/chartex" xmlns:mc="http://schemas.openxmlformats.org/markup-compatibility/2006" xmlns:aink="http://schemas.microsoft.com/office/drawing/2016/ink" xmlns:am3d="http://schemas.microsoft.com/office/drawing/2017/model3d" xmlns:o="urn:schemas-microsoft-com:office:office" xmlns:oel="http://schemas.microsoft.com/office/2019/extlst" xmlns:r="http://schemas.openxmlformats.org/officeDocument/2006/relationships" xmlns:m="http://schemas.openxmlformats.org/officeDocument/2006/math" xmlns:v="urn:schemas-microsoft-com:vml" xmlns:wp14="http://schemas.microsoft.com/office/word/2010/wordprocessingDrawing" xmlns:wp="http://schemas.openxmlformats.org/drawingml/2006/wordprocessingDrawing" xmlns:w10="urn:schemas-microsoft-com:office:word" xmlns:w="http://schemas.openxmlformats.org/wordprocessingml/2006/main" xmlns:w14="http://schemas.microsoft.com/office/word/2010/wordml" xmlns:w15="http://schemas.microsoft.com/office/word/2012/wordml" xmlns:w16cex="http://schemas.microsoft.com/office/word/2018/wordml/cex" xmlns:w16cid="http://schemas.microsoft.com/office/word/2016/wordml/cid" xmlns:w16="http://schemas.microsoft.com/office/word/2018/wordml" xmlns:w16du="http://schemas.microsoft.com/office/word/2023/wordml/word16du" xmlns:w16sdtdh="http://schemas.microsoft.com/office/word/2020/wordml/sdtdatahash" xmlns:w16sdtfl="http://schemas.microsoft.com/office/word/2024/wordml/sdtformatlock" xmlns:w16se="http://schemas.microsoft.com/office/word/2015/wordml/symex" xmlns:wpg="http://schemas.microsoft.com/office/word/2010/wordprocessingGroup" xmlns:wpi="http://schemas.microsoft.com/office/word/2010/wordprocessingInk" xmlns:wne="http://schemas.microsoft.com/office/word/2006/wordml" xmlns:wps="http://schemas.microsoft.com/office/word/2010/wordprocessingShape" mc:Ignorable="w14 w15 w16se w16cid w16 w16cex w16sdtdh w16sdtfl w16du wp14">
   <w:body>
     <w:tbl>
       <w:tblPr>
@@ -2440,15 +2440,7 @@
         <w:t>具体代码</w:t>
       </w:r>
       <w:r>
-        <w:t>：用</w:t>
-      </w:r>
-      <w:proofErr w:type="spellStart"/>
-      <w:r>
-        <w:t>document.documentElement</w:t>
-      </w:r>
-      <w:proofErr w:type="spellEnd"/>
-      <w:r>
-        <w:t>表示 HTML 根节点，使用toggle()方法添加或移除类。</w:t>
+        <w:t>：用document.documentElement表示 HTML 根节点，使用toggle()方法添加或移除类。</w:t>
       </w:r>
     </w:p>
     <w:p>
@@ -2578,16 +2570,8 @@
         <w:rPr>
           <w:rFonts w:hint="eastAsia"/>
         </w:rPr>
-        <w:t xml:space="preserve"> </w:t>
-      </w:r>
-      <w:proofErr w:type="spellStart"/>
-      <w:r>
-        <w:rPr>
-          <w:rFonts w:hint="eastAsia"/>
-        </w:rPr>
-        <w:t>vite</w:t>
-      </w:r>
-      <w:proofErr w:type="spellEnd"/>
+        <w:t xml:space="preserve"> vite</w:t>
+      </w:r>
       <w:r>
         <w:rPr>
           <w:rFonts w:hint="eastAsia"/>
@@ -2618,21 +2602,7 @@
         <w:rPr>
           <w:rFonts w:hint="eastAsia"/>
         </w:rPr>
-        <w:t>.</w:t>
-      </w:r>
-      <w:proofErr w:type="spellStart"/>
-      <w:r>
-        <w:rPr>
-          <w:rFonts w:hint="eastAsia"/>
-        </w:rPr>
-        <w:t>baseStyle</w:t>
-      </w:r>
-      <w:proofErr w:type="spellEnd"/>
-      <w:r>
-        <w:rPr>
-          <w:rFonts w:hint="eastAsia"/>
-        </w:rPr>
-        <w:t>{</w:t>
+        <w:t>.baseStyle{</w:t>
       </w:r>
     </w:p>
     <w:p>
@@ -2684,70 +2654,34 @@
         <w:rPr>
           <w:rFonts w:hint="eastAsia"/>
         </w:rPr>
-        <w:t>.</w:t>
-      </w:r>
-      <w:proofErr w:type="spellStart"/>
-      <w:r>
-        <w:rPr>
-          <w:rFonts w:hint="eastAsia"/>
-        </w:rPr>
-        <w:t>primaryButton</w:t>
-      </w:r>
-      <w:proofErr w:type="spellEnd"/>
-      <w:r>
-        <w:rPr>
-          <w:rFonts w:hint="eastAsia"/>
-        </w:rPr>
-        <w:t>{</w:t>
-      </w:r>
-    </w:p>
-    <w:p>
-      <w:pPr>
-        <w:rPr>
-          <w:rFonts w:hint="eastAsia"/>
-        </w:rPr>
-      </w:pPr>
-      <w:r>
-        <w:rPr>
-          <w:rFonts w:hint="eastAsia"/>
-        </w:rPr>
-        <w:t xml:space="preserve">    composes: </w:t>
-      </w:r>
-      <w:proofErr w:type="spellStart"/>
-      <w:r>
-        <w:rPr>
-          <w:rFonts w:hint="eastAsia"/>
-        </w:rPr>
-        <w:t>baseStyle</w:t>
-      </w:r>
-      <w:proofErr w:type="spellEnd"/>
-      <w:r>
-        <w:rPr>
-          <w:rFonts w:hint="eastAsia"/>
-        </w:rPr>
-        <w:t xml:space="preserve"> baseStyle1 baseStyle2</w:t>
-      </w:r>
-    </w:p>
-    <w:p>
-      <w:pPr>
-        <w:rPr>
-          <w:rFonts w:hint="eastAsia"/>
-        </w:rPr>
-      </w:pPr>
-      <w:r>
-        <w:rPr>
-          <w:rFonts w:hint="eastAsia"/>
-        </w:rPr>
-        <w:t xml:space="preserve">    </w:t>
-      </w:r>
-      <w:proofErr w:type="spellStart"/>
-      <w:r>
-        <w:rPr>
-          <w:rFonts w:hint="eastAsia"/>
-        </w:rPr>
-        <w:t>color:XXX</w:t>
-      </w:r>
-      <w:proofErr w:type="spellEnd"/>
+        <w:t>.primaryButton{</w:t>
+      </w:r>
+    </w:p>
+    <w:p>
+      <w:pPr>
+        <w:rPr>
+          <w:rFonts w:hint="eastAsia"/>
+        </w:rPr>
+      </w:pPr>
+      <w:r>
+        <w:rPr>
+          <w:rFonts w:hint="eastAsia"/>
+        </w:rPr>
+        <w:t xml:space="preserve">    composes: baseStyle baseStyle1 baseStyle2</w:t>
+      </w:r>
+    </w:p>
+    <w:p>
+      <w:pPr>
+        <w:rPr>
+          <w:rFonts w:hint="eastAsia"/>
+        </w:rPr>
+      </w:pPr>
+      <w:r>
+        <w:rPr>
+          <w:rFonts w:hint="eastAsia"/>
+        </w:rPr>
+        <w:t xml:space="preserve">    color:XXX</w:t>
+      </w:r>
     </w:p>
     <w:p>
       <w:pPr>
@@ -2811,35 +2745,7 @@
         <w:rPr>
           <w:rFonts w:hint="eastAsia"/>
         </w:rPr>
-        <w:t>作业：</w:t>
-      </w:r>
-      <w:proofErr w:type="spellStart"/>
-      <w:r>
-        <w:rPr>
-          <w:rFonts w:hint="eastAsia"/>
-        </w:rPr>
-        <w:t>Classlist</w:t>
-      </w:r>
-      <w:proofErr w:type="spellEnd"/>
-      <w:r>
-        <w:rPr>
-          <w:rFonts w:hint="eastAsia"/>
-        </w:rPr>
-        <w:t>的返回，伪数组，使用</w:t>
-      </w:r>
-      <w:proofErr w:type="spellStart"/>
-      <w:r>
-        <w:rPr>
-          <w:rFonts w:hint="eastAsia"/>
-        </w:rPr>
-        <w:t>Array.from</w:t>
-      </w:r>
-      <w:proofErr w:type="spellEnd"/>
-      <w:r>
-        <w:rPr>
-          <w:rFonts w:hint="eastAsia"/>
-        </w:rPr>
-        <w:t>转换</w:t>
+        <w:t>作业：Classlist的返回，伪数组，使用Array.from转换</w:t>
       </w:r>
     </w:p>
     <w:p>
@@ -2852,6 +2758,7 @@
         <w:t>课后作业： selector 选择器</w:t>
       </w:r>
     </w:p>
+    <w:p/>
     <w:p>
       <w:pPr>
         <w:rPr>
@@ -2897,15 +2804,7 @@
         <w:t>复习与作业</w:t>
       </w:r>
       <w:r>
-        <w:t xml:space="preserve">：回顾上节课 SNS 主题页切换相关内容，本次课后作业为研究 </w:t>
-      </w:r>
-      <w:proofErr w:type="spellStart"/>
-      <w:r>
-        <w:t>classList</w:t>
-      </w:r>
-      <w:proofErr w:type="spellEnd"/>
-      <w:r>
-        <w:t>，包括其返回值、转换数组方法及常用操作。</w:t>
+        <w:t>：回顾上节课 SNS 主题页切换相关内容，本次课后作业为研究 classList，包括其返回值、转换数组方法及常用操作。</w:t>
       </w:r>
     </w:p>
     <w:p>
@@ -2968,15 +2867,7 @@
         <w:t>作用域</w:t>
       </w:r>
       <w:r>
-        <w:t xml:space="preserve">：变量放在 HTML 里是全局变量，放在特定选择器如 </w:t>
-      </w:r>
-      <w:proofErr w:type="spellStart"/>
-      <w:r>
-        <w:t>div.card</w:t>
-      </w:r>
-      <w:proofErr w:type="spellEnd"/>
-      <w:r>
-        <w:t xml:space="preserve"> 中是局部变量，遵循就近原则，:root 是伪类，优先级比 HTML 高。</w:t>
+        <w:t>：变量放在 HTML 里是全局变量，放在特定选择器如 div.card 中是局部变量，遵循就近原则，:root 是伪类，优先级比 HTML 高。</w:t>
       </w:r>
     </w:p>
     <w:p>
@@ -2994,6 +2885,7 @@
           <w:b/>
           <w:bCs/>
         </w:rPr>
+        <w:lastRenderedPageBreak/>
         <w:t>CSS 写法与选择器</w:t>
       </w:r>
       <w:r>
@@ -3015,7 +2907,6 @@
           <w:b/>
           <w:bCs/>
         </w:rPr>
-        <w:lastRenderedPageBreak/>
         <w:t>写法</w:t>
       </w:r>
       <w:r>
@@ -3334,15 +3225,7 @@
         <w:t>存储</w:t>
       </w:r>
       <w:r>
-        <w:t>：写在独立的.</w:t>
-      </w:r>
-      <w:proofErr w:type="spellStart"/>
-      <w:r>
-        <w:t>css</w:t>
-      </w:r>
-      <w:proofErr w:type="spellEnd"/>
-      <w:r>
-        <w:t xml:space="preserve"> 文件，或 style 标签里，浏览器通过 CSS 解析器读取。</w:t>
+        <w:t>：写在独立的.css 文件，或 style 标签里，浏览器通过 CSS 解析器读取。</w:t>
       </w:r>
     </w:p>
     <w:p>
@@ -3470,70 +3353,35 @@
           <w:b/>
           <w:bCs/>
         </w:rPr>
-        <w:t xml:space="preserve">1. </w:t>
-      </w:r>
-      <w:proofErr w:type="spellStart"/>
+        <w:t>1. classList 的返回值：DOMTokenList</w:t>
+      </w:r>
+    </w:p>
+    <w:p>
+      <w:pPr>
+        <w:rPr>
+          <w:rFonts w:hint="eastAsia"/>
+        </w:rPr>
+      </w:pPr>
+      <w:r>
+        <w:t>当你访问一个元素的 element.classList 时，返回的</w:t>
+      </w:r>
       <w:r>
         <w:rPr>
           <w:b/>
           <w:bCs/>
         </w:rPr>
-        <w:t>classList</w:t>
-      </w:r>
-      <w:proofErr w:type="spellEnd"/>
+        <w:t>不是</w:t>
+      </w:r>
+      <w:r>
+        <w:t>普通的 JavaScript 数组，而是一个 </w:t>
+      </w:r>
       <w:r>
         <w:rPr>
           <w:b/>
           <w:bCs/>
         </w:rPr>
-        <w:t xml:space="preserve"> 的返回值：</w:t>
-      </w:r>
-      <w:proofErr w:type="spellStart"/>
-      <w:r>
-        <w:rPr>
-          <w:b/>
-          <w:bCs/>
-        </w:rPr>
         <w:t>DOMTokenList</w:t>
       </w:r>
-      <w:proofErr w:type="spellEnd"/>
-    </w:p>
-    <w:p>
-      <w:pPr>
-        <w:rPr>
-          <w:rFonts w:hint="eastAsia"/>
-        </w:rPr>
-      </w:pPr>
-      <w:r>
-        <w:t>当你访问一个元素的 </w:t>
-      </w:r>
-      <w:proofErr w:type="spellStart"/>
-      <w:r>
-        <w:t>element.classList</w:t>
-      </w:r>
-      <w:proofErr w:type="spellEnd"/>
-      <w:r>
-        <w:t> 时，返回的</w:t>
-      </w:r>
-      <w:r>
-        <w:rPr>
-          <w:b/>
-          <w:bCs/>
-        </w:rPr>
-        <w:t>不是</w:t>
-      </w:r>
-      <w:r>
-        <w:t>普通的 JavaScript 数组，而是一个 </w:t>
-      </w:r>
-      <w:proofErr w:type="spellStart"/>
-      <w:r>
-        <w:rPr>
-          <w:b/>
-          <w:bCs/>
-        </w:rPr>
-        <w:t>DOMTokenList</w:t>
-      </w:r>
-      <w:proofErr w:type="spellEnd"/>
       <w:r>
         <w:t> 对象。</w:t>
       </w:r>
@@ -3577,23 +3425,7 @@
         </w:rPr>
       </w:pPr>
       <w:r>
-        <w:t>add(</w:t>
-      </w:r>
-      <w:proofErr w:type="spellStart"/>
-      <w:r>
-        <w:t>className</w:t>
-      </w:r>
-      <w:proofErr w:type="spellEnd"/>
-      <w:r>
-        <w:t>) / remove(</w:t>
-      </w:r>
-      <w:proofErr w:type="spellStart"/>
-      <w:r>
-        <w:t>className</w:t>
-      </w:r>
-      <w:proofErr w:type="spellEnd"/>
-      <w:r>
-        <w:t>)</w:t>
+        <w:t>add(className) / remove(className)</w:t>
       </w:r>
     </w:p>
     <w:p>
@@ -3607,15 +3439,7 @@
         </w:rPr>
       </w:pPr>
       <w:r>
-        <w:t>toggle(</w:t>
-      </w:r>
-      <w:proofErr w:type="spellStart"/>
-      <w:r>
-        <w:t>className</w:t>
-      </w:r>
-      <w:proofErr w:type="spellEnd"/>
-      <w:r>
-        <w:t>)</w:t>
+        <w:t>toggle(className)</w:t>
       </w:r>
     </w:p>
     <w:p>
@@ -3629,15 +3453,7 @@
         </w:rPr>
       </w:pPr>
       <w:r>
-        <w:t>contains(</w:t>
-      </w:r>
-      <w:proofErr w:type="spellStart"/>
-      <w:r>
-        <w:t>className</w:t>
-      </w:r>
-      <w:proofErr w:type="spellEnd"/>
-      <w:r>
-        <w:t>)</w:t>
+        <w:t>contains(className)</w:t>
       </w:r>
     </w:p>
     <w:p>
@@ -3665,45 +3481,27 @@
         </w:rPr>
       </w:pPr>
       <w:r>
-        <w:t>局限性：它没有数组的高阶方法，如 map(), filter(), reduce(), </w:t>
-      </w:r>
-      <w:proofErr w:type="spellStart"/>
-      <w:r>
-        <w:t>forEach</w:t>
-      </w:r>
-      <w:proofErr w:type="spellEnd"/>
-      <w:r>
-        <w:t xml:space="preserve">() (注：现代浏览器已支持 </w:t>
-      </w:r>
-      <w:proofErr w:type="spellStart"/>
-      <w:r>
-        <w:t>forEach</w:t>
-      </w:r>
-      <w:proofErr w:type="spellEnd"/>
-      <w:r>
-        <w:t>，但 map/filter 仍不支持)。</w:t>
-      </w:r>
-    </w:p>
-    <w:p>
-      <w:pPr>
-        <w:rPr>
-          <w:rFonts w:hint="eastAsia"/>
-        </w:rPr>
-      </w:pPr>
-      <w:proofErr w:type="spellStart"/>
-      <w:r>
+        <w:t>局限性：它没有数组的高阶方法，如 map(), filter(), reduce(), forEach() (注：现代浏览器已支持 forEach，但 map/filter 仍不支持)。</w:t>
+      </w:r>
+    </w:p>
+    <w:p>
+      <w:pPr>
+        <w:rPr>
+          <w:rFonts w:hint="eastAsia"/>
+        </w:rPr>
+      </w:pPr>
+      <w:r>
+        <w:lastRenderedPageBreak/>
         <w:t>javascript</w:t>
       </w:r>
-      <w:proofErr w:type="spellEnd"/>
-    </w:p>
-    <w:p>
-      <w:pPr>
-        <w:rPr>
-          <w:rFonts w:hint="eastAsia"/>
-        </w:rPr>
-      </w:pPr>
-      <w:r>
-        <w:lastRenderedPageBreak/>
+    </w:p>
+    <w:p>
+      <w:pPr>
+        <w:rPr>
+          <w:rFonts w:hint="eastAsia"/>
+        </w:rPr>
+      </w:pPr>
+      <w:r>
         <w:t>编辑</w:t>
       </w:r>
     </w:p>
@@ -3714,33 +3512,17 @@
         </w:rPr>
       </w:pPr>
       <w:r>
-        <w:t xml:space="preserve">const el = </w:t>
-      </w:r>
-      <w:proofErr w:type="spellStart"/>
-      <w:r>
-        <w:t>document.querySelector</w:t>
-      </w:r>
-      <w:proofErr w:type="spellEnd"/>
-      <w:r>
-        <w:t>('.box');</w:t>
-      </w:r>
-    </w:p>
-    <w:p>
-      <w:pPr>
-        <w:rPr>
-          <w:rFonts w:hint="eastAsia"/>
-        </w:rPr>
-      </w:pPr>
-      <w:r>
-        <w:t>console.log(</w:t>
-      </w:r>
-      <w:proofErr w:type="spellStart"/>
-      <w:r>
-        <w:t>el.classList</w:t>
-      </w:r>
-      <w:proofErr w:type="spellEnd"/>
-      <w:r>
-        <w:t xml:space="preserve">); </w:t>
+        <w:t>const el = document.querySelector('.box');</w:t>
+      </w:r>
+    </w:p>
+    <w:p>
+      <w:pPr>
+        <w:rPr>
+          <w:rFonts w:hint="eastAsia"/>
+        </w:rPr>
+      </w:pPr>
+      <w:r>
+        <w:t xml:space="preserve">console.log(el.classList); </w:t>
       </w:r>
     </w:p>
     <w:p>
@@ -3754,23 +3536,7 @@
           <w:i/>
           <w:iCs/>
         </w:rPr>
-        <w:t xml:space="preserve">// 输出: </w:t>
-      </w:r>
-      <w:proofErr w:type="spellStart"/>
-      <w:r>
-        <w:rPr>
-          <w:i/>
-          <w:iCs/>
-        </w:rPr>
-        <w:t>DOMTokenList</w:t>
-      </w:r>
-      <w:proofErr w:type="spellEnd"/>
-      <w:r>
-        <w:rPr>
-          <w:i/>
-          <w:iCs/>
-        </w:rPr>
-        <w:t xml:space="preserve"> ["active", "visible", length: 2, value: "active visible"]</w:t>
+        <w:t>// 输出: DOMTokenList ["active", "visible", length: 2, value: "active visible"]</w:t>
       </w:r>
     </w:p>
     <w:p>
@@ -3815,23 +3581,7 @@
           <w:b/>
           <w:bCs/>
         </w:rPr>
-        <w:t>拥有数字索引和 length 属性，但没有继承自 </w:t>
-      </w:r>
-      <w:proofErr w:type="spellStart"/>
-      <w:r>
-        <w:rPr>
-          <w:b/>
-          <w:bCs/>
-        </w:rPr>
-        <w:t>Array.prototype</w:t>
-      </w:r>
-      <w:proofErr w:type="spellEnd"/>
-      <w:r>
-        <w:rPr>
-          <w:b/>
-          <w:bCs/>
-        </w:rPr>
-        <w:t> 方法的对象</w:t>
+        <w:t>拥有数字索引和 length 属性，但没有继承自 Array.prototype 方法的对象</w:t>
       </w:r>
       <w:r>
         <w:t>。</w:t>
@@ -3863,21 +3613,8 @@
           <w:rFonts w:hint="eastAsia"/>
         </w:rPr>
       </w:pPr>
-      <w:proofErr w:type="spellStart"/>
-      <w:r>
-        <w:t>DOMTokenList</w:t>
-      </w:r>
-      <w:proofErr w:type="spellEnd"/>
-      <w:r>
-        <w:t> (</w:t>
-      </w:r>
-      <w:proofErr w:type="spellStart"/>
-      <w:r>
-        <w:t>classList</w:t>
-      </w:r>
-      <w:proofErr w:type="spellEnd"/>
-      <w:r>
-        <w:t>)</w:t>
+      <w:r>
+        <w:t>DOMTokenList (classList)</w:t>
       </w:r>
     </w:p>
     <w:p>
@@ -3890,21 +3627,8 @@
           <w:rFonts w:hint="eastAsia"/>
         </w:rPr>
       </w:pPr>
-      <w:proofErr w:type="spellStart"/>
-      <w:r>
-        <w:t>NodeList</w:t>
-      </w:r>
-      <w:proofErr w:type="spellEnd"/>
-      <w:r>
-        <w:t> (</w:t>
-      </w:r>
-      <w:proofErr w:type="spellStart"/>
-      <w:r>
-        <w:t>document.querySelectorAll</w:t>
-      </w:r>
-      <w:proofErr w:type="spellEnd"/>
-      <w:r>
-        <w:t>() 的返回值)</w:t>
+      <w:r>
+        <w:t>NodeList (document.querySelectorAll() 的返回值)</w:t>
       </w:r>
     </w:p>
     <w:p>
@@ -3917,21 +3641,8 @@
           <w:rFonts w:hint="eastAsia"/>
         </w:rPr>
       </w:pPr>
-      <w:proofErr w:type="spellStart"/>
-      <w:r>
-        <w:t>HTMLCollection</w:t>
-      </w:r>
-      <w:proofErr w:type="spellEnd"/>
-      <w:r>
-        <w:t> (</w:t>
-      </w:r>
-      <w:proofErr w:type="spellStart"/>
-      <w:r>
-        <w:t>document.getElementsByClassName</w:t>
-      </w:r>
-      <w:proofErr w:type="spellEnd"/>
-      <w:r>
-        <w:t>() 的返回值)</w:t>
+      <w:r>
+        <w:t>HTMLCollection (document.getElementsByClassName() 的返回值)</w:t>
       </w:r>
     </w:p>
     <w:p>
@@ -3999,73 +3710,52 @@
           <w:b/>
           <w:bCs/>
         </w:rPr>
-        <w:t xml:space="preserve">3. 使用 </w:t>
-      </w:r>
-      <w:proofErr w:type="spellStart"/>
+        <w:t>3. 使用 Array.from() 进行转换</w:t>
+      </w:r>
+    </w:p>
+    <w:p>
+      <w:pPr>
+        <w:rPr>
+          <w:rFonts w:hint="eastAsia"/>
+        </w:rPr>
+      </w:pPr>
+      <w:r>
+        <w:t>Array.from() 是 ES6 引入的方法，专门用于将</w:t>
+      </w:r>
       <w:r>
         <w:rPr>
           <w:b/>
           <w:bCs/>
         </w:rPr>
-        <w:t>Array.from</w:t>
-      </w:r>
-      <w:proofErr w:type="spellEnd"/>
+        <w:t>可迭代对象</w:t>
+      </w:r>
+      <w:r>
+        <w:t>或</w:t>
+      </w:r>
       <w:r>
         <w:rPr>
           <w:b/>
           <w:bCs/>
         </w:rPr>
-        <w:t>() 进行转换</w:t>
-      </w:r>
-    </w:p>
-    <w:p>
-      <w:pPr>
-        <w:rPr>
-          <w:rFonts w:hint="eastAsia"/>
-        </w:rPr>
-      </w:pPr>
-      <w:proofErr w:type="spellStart"/>
-      <w:r>
-        <w:t>Array.from</w:t>
-      </w:r>
-      <w:proofErr w:type="spellEnd"/>
-      <w:r>
-        <w:t>() 是 ES6 引入的方法，专门用于将</w:t>
-      </w:r>
-      <w:r>
-        <w:rPr>
+        <w:t>类数组对象</w:t>
+      </w:r>
+      <w:r>
+        <w:t>转换为真正的数组。</w:t>
+      </w:r>
+    </w:p>
+    <w:p>
+      <w:pPr>
+        <w:rPr>
+          <w:rFonts w:hint="eastAsia"/>
           <w:b/>
           <w:bCs/>
         </w:rPr>
-        <w:t>可迭代对象</w:t>
-      </w:r>
-      <w:r>
-        <w:t>或</w:t>
-      </w:r>
+      </w:pPr>
       <w:r>
         <w:rPr>
           <w:b/>
           <w:bCs/>
         </w:rPr>
-        <w:t>类数组对象</w:t>
-      </w:r>
-      <w:r>
-        <w:t>转换为真正的数组。</w:t>
-      </w:r>
-    </w:p>
-    <w:p>
-      <w:pPr>
-        <w:rPr>
-          <w:rFonts w:hint="eastAsia"/>
-          <w:b/>
-          <w:bCs/>
-        </w:rPr>
-      </w:pPr>
-      <w:r>
-        <w:rPr>
-          <w:b/>
-          <w:bCs/>
-        </w:rPr>
         <w:t>基本用法</w:t>
       </w:r>
     </w:p>
@@ -4075,11 +3765,9 @@
           <w:rFonts w:hint="eastAsia"/>
         </w:rPr>
       </w:pPr>
-      <w:proofErr w:type="spellStart"/>
       <w:r>
         <w:t>javascript</w:t>
       </w:r>
-      <w:proofErr w:type="spellEnd"/>
     </w:p>
     <w:p>
       <w:pPr>
@@ -4098,23 +3786,7 @@
         </w:rPr>
       </w:pPr>
       <w:r>
-        <w:t xml:space="preserve">const </w:t>
-      </w:r>
-      <w:proofErr w:type="spellStart"/>
-      <w:r>
-        <w:t>classList</w:t>
-      </w:r>
-      <w:proofErr w:type="spellEnd"/>
-      <w:r>
-        <w:t xml:space="preserve"> = </w:t>
-      </w:r>
-      <w:proofErr w:type="spellStart"/>
-      <w:r>
-        <w:t>element.classList</w:t>
-      </w:r>
-      <w:proofErr w:type="spellEnd"/>
-      <w:r>
-        <w:t>;</w:t>
+        <w:t>const classList = element.classList;</w:t>
       </w:r>
     </w:p>
     <w:p>
@@ -4160,31 +3832,7 @@
         </w:rPr>
       </w:pPr>
       <w:r>
-        <w:t xml:space="preserve">const </w:t>
-      </w:r>
-      <w:proofErr w:type="spellStart"/>
-      <w:r>
-        <w:t>classArray</w:t>
-      </w:r>
-      <w:proofErr w:type="spellEnd"/>
-      <w:r>
-        <w:t xml:space="preserve"> = </w:t>
-      </w:r>
-      <w:proofErr w:type="spellStart"/>
-      <w:r>
-        <w:t>Array.from</w:t>
-      </w:r>
-      <w:proofErr w:type="spellEnd"/>
-      <w:r>
-        <w:t>(</w:t>
-      </w:r>
-      <w:proofErr w:type="spellStart"/>
-      <w:r>
-        <w:t>classList</w:t>
-      </w:r>
-      <w:proofErr w:type="spellEnd"/>
-      <w:r>
-        <w:t>);</w:t>
+        <w:t>const classArray = Array.from(classList);</w:t>
       </w:r>
     </w:p>
     <w:p>
@@ -4215,81 +3863,17 @@
         </w:rPr>
       </w:pPr>
       <w:r>
-        <w:t xml:space="preserve">const </w:t>
-      </w:r>
-      <w:proofErr w:type="spellStart"/>
-      <w:r>
-        <w:t>activeClasses</w:t>
-      </w:r>
-      <w:proofErr w:type="spellEnd"/>
-      <w:r>
-        <w:t xml:space="preserve"> = </w:t>
-      </w:r>
-      <w:proofErr w:type="spellStart"/>
-      <w:r>
-        <w:t>classArray.filter</w:t>
-      </w:r>
-      <w:proofErr w:type="spellEnd"/>
-      <w:r>
-        <w:t>(</w:t>
-      </w:r>
-      <w:proofErr w:type="spellStart"/>
-      <w:r>
-        <w:t>cls</w:t>
-      </w:r>
-      <w:proofErr w:type="spellEnd"/>
-      <w:r>
-        <w:t xml:space="preserve"> =&gt; </w:t>
-      </w:r>
-      <w:proofErr w:type="spellStart"/>
-      <w:r>
-        <w:t>cls.startsWith</w:t>
-      </w:r>
-      <w:proofErr w:type="spellEnd"/>
-      <w:r>
-        <w:t>('is-'));</w:t>
-      </w:r>
-    </w:p>
-    <w:p>
-      <w:pPr>
-        <w:rPr>
-          <w:rFonts w:hint="eastAsia"/>
-        </w:rPr>
-      </w:pPr>
-      <w:r>
-        <w:t xml:space="preserve">const </w:t>
-      </w:r>
-      <w:proofErr w:type="spellStart"/>
-      <w:r>
-        <w:t>upperClasses</w:t>
-      </w:r>
-      <w:proofErr w:type="spellEnd"/>
-      <w:r>
-        <w:t xml:space="preserve"> = </w:t>
-      </w:r>
-      <w:proofErr w:type="spellStart"/>
-      <w:r>
-        <w:t>classArray.map</w:t>
-      </w:r>
-      <w:proofErr w:type="spellEnd"/>
-      <w:r>
-        <w:t>(</w:t>
-      </w:r>
-      <w:proofErr w:type="spellStart"/>
-      <w:r>
-        <w:t>cls</w:t>
-      </w:r>
-      <w:proofErr w:type="spellEnd"/>
-      <w:r>
-        <w:t xml:space="preserve"> =&gt; </w:t>
-      </w:r>
-      <w:proofErr w:type="spellStart"/>
-      <w:r>
-        <w:t>cls.toUpperCase</w:t>
-      </w:r>
-      <w:proofErr w:type="spellEnd"/>
-      <w:r>
-        <w:t>());</w:t>
+        <w:t>const activeClasses = classArray.filter(cls =&gt; cls.startsWith('is-'));</w:t>
+      </w:r>
+    </w:p>
+    <w:p>
+      <w:pPr>
+        <w:rPr>
+          <w:rFonts w:hint="eastAsia"/>
+        </w:rPr>
+      </w:pPr>
+      <w:r>
+        <w:t>const upperClasses = classArray.map(cls =&gt; cls.toUpperCase());</w:t>
       </w:r>
     </w:p>
     <w:p>
@@ -4314,34 +3898,19 @@
           <w:rFonts w:hint="eastAsia"/>
         </w:rPr>
       </w:pPr>
-      <w:proofErr w:type="spellStart"/>
-      <w:r>
-        <w:t>Array.from</w:t>
-      </w:r>
-      <w:proofErr w:type="spellEnd"/>
-      <w:r>
-        <w:t xml:space="preserve"> 接受第二个参数作为 </w:t>
-      </w:r>
-      <w:proofErr w:type="spellStart"/>
-      <w:r>
-        <w:t>mapFn</w:t>
-      </w:r>
-      <w:proofErr w:type="spellEnd"/>
-      <w:r>
-        <w:t>，可以在转换的同时进行处理，避免创建中间数组：</w:t>
-      </w:r>
-    </w:p>
-    <w:p>
-      <w:pPr>
-        <w:rPr>
-          <w:rFonts w:hint="eastAsia"/>
-        </w:rPr>
-      </w:pPr>
-      <w:proofErr w:type="spellStart"/>
+      <w:r>
+        <w:t>Array.from 接受第二个参数作为 mapFn，可以在转换的同时进行处理，避免创建中间数组：</w:t>
+      </w:r>
+    </w:p>
+    <w:p>
+      <w:pPr>
+        <w:rPr>
+          <w:rFonts w:hint="eastAsia"/>
+        </w:rPr>
+      </w:pPr>
       <w:r>
         <w:t>javascript</w:t>
       </w:r>
-      <w:proofErr w:type="spellEnd"/>
     </w:p>
     <w:p>
       <w:pPr>
@@ -4374,49 +3943,17 @@
         </w:rPr>
       </w:pPr>
       <w:r>
-        <w:t xml:space="preserve">const result = </w:t>
-      </w:r>
-      <w:proofErr w:type="spellStart"/>
-      <w:r>
-        <w:t>Array.from</w:t>
-      </w:r>
-      <w:proofErr w:type="spellEnd"/>
-      <w:r>
-        <w:t>(</w:t>
-      </w:r>
-      <w:proofErr w:type="spellStart"/>
-      <w:r>
-        <w:t>element.classList</w:t>
-      </w:r>
-      <w:proofErr w:type="spellEnd"/>
-      <w:r>
-        <w:t>, cls =&gt; {</w:t>
-      </w:r>
-    </w:p>
-    <w:p>
-      <w:pPr>
-        <w:rPr>
-          <w:rFonts w:hint="eastAsia"/>
-        </w:rPr>
-      </w:pPr>
-      <w:r>
-        <w:t xml:space="preserve">    return </w:t>
-      </w:r>
-      <w:proofErr w:type="spellStart"/>
-      <w:r>
-        <w:t>cls.includes</w:t>
-      </w:r>
-      <w:proofErr w:type="spellEnd"/>
-      <w:r>
-        <w:t xml:space="preserve">('--') ? </w:t>
-      </w:r>
-      <w:proofErr w:type="spellStart"/>
-      <w:r>
-        <w:t>cls</w:t>
-      </w:r>
-      <w:proofErr w:type="spellEnd"/>
-      <w:r>
-        <w:t xml:space="preserve"> : null;</w:t>
+        <w:t>const result = Array.from(element.classList, cls =&gt; {</w:t>
+      </w:r>
+    </w:p>
+    <w:p>
+      <w:pPr>
+        <w:rPr>
+          <w:rFonts w:hint="eastAsia"/>
+        </w:rPr>
+      </w:pPr>
+      <w:r>
+        <w:t xml:space="preserve">    return cls.includes('--') ? cls : null;</w:t>
       </w:r>
     </w:p>
     <w:p>
@@ -4580,13 +4117,9 @@
                 <w:rFonts w:hint="eastAsia"/>
               </w:rPr>
             </w:pPr>
-            <w:proofErr w:type="spellStart"/>
             <w:r>
-              <w:t>Array.from</w:t>
-            </w:r>
-            <w:proofErr w:type="spellEnd"/>
-            <w:r>
-              <w:t>(obj)</w:t>
+              <w:lastRenderedPageBreak/>
+              <w:t>Array.from(obj)</w:t>
             </w:r>
           </w:p>
         </w:tc>
@@ -4662,7 +4195,6 @@
               </w:rPr>
             </w:pPr>
             <w:r>
-              <w:lastRenderedPageBreak/>
               <w:t>[...obj]</w:t>
             </w:r>
           </w:p>
@@ -4728,13 +4260,8 @@
                 <w:rFonts w:hint="eastAsia"/>
               </w:rPr>
             </w:pPr>
-            <w:proofErr w:type="spellStart"/>
             <w:r>
-              <w:t>Array.prototype.slice.call</w:t>
-            </w:r>
-            <w:proofErr w:type="spellEnd"/>
-            <w:r>
-              <w:t>(obj)</w:t>
+              <w:t>Array.prototype.slice.call(obj)</w:t>
             </w:r>
           </w:p>
         </w:tc>
@@ -4800,41 +4327,108 @@
           <w:b/>
           <w:bCs/>
         </w:rPr>
-        <w:t xml:space="preserve">4. Selector 选择器与 </w:t>
-      </w:r>
-      <w:proofErr w:type="spellStart"/>
-      <w:r>
-        <w:rPr>
+        <w:t>4. Selector 选择器与 classList 的配合</w:t>
+      </w:r>
+    </w:p>
+    <w:p>
+      <w:pPr>
+        <w:rPr>
+          <w:rFonts w:hint="eastAsia"/>
+        </w:rPr>
+      </w:pPr>
+      <w:r>
+        <w:t>在实际开发中，classList 很少单独使用，通常与 CSS 选择器配合完成"查找 → 操作"的流程。</w:t>
+      </w:r>
+    </w:p>
+    <w:p>
+      <w:pPr>
+        <w:rPr>
+          <w:rFonts w:hint="eastAsia"/>
           <w:b/>
           <w:bCs/>
         </w:rPr>
-        <w:t>classList</w:t>
-      </w:r>
-      <w:proofErr w:type="spellEnd"/>
+      </w:pPr>
       <w:r>
         <w:rPr>
           <w:b/>
           <w:bCs/>
         </w:rPr>
-        <w:t xml:space="preserve"> 的配合</w:t>
-      </w:r>
-    </w:p>
-    <w:p>
-      <w:pPr>
-        <w:rPr>
-          <w:rFonts w:hint="eastAsia"/>
-        </w:rPr>
-      </w:pPr>
-      <w:r>
-        <w:t>在实际开发中，</w:t>
-      </w:r>
-      <w:proofErr w:type="spellStart"/>
-      <w:r>
-        <w:t>classList</w:t>
-      </w:r>
-      <w:proofErr w:type="spellEnd"/>
-      <w:r>
-        <w:t> 很少单独使用，通常与 CSS 选择器配合完成"查找 → 操作"的流程。</w:t>
+        <w:t>常用选择器获取元素</w:t>
+      </w:r>
+    </w:p>
+    <w:p>
+      <w:pPr>
+        <w:rPr>
+          <w:rFonts w:hint="eastAsia"/>
+        </w:rPr>
+      </w:pPr>
+      <w:r>
+        <w:t>javascript</w:t>
+      </w:r>
+    </w:p>
+    <w:p>
+      <w:pPr>
+        <w:rPr>
+          <w:rFonts w:hint="eastAsia"/>
+        </w:rPr>
+      </w:pPr>
+      <w:r>
+        <w:t>编辑</w:t>
+      </w:r>
+    </w:p>
+    <w:p>
+      <w:pPr>
+        <w:rPr>
+          <w:rFonts w:hint="eastAsia"/>
+        </w:rPr>
+      </w:pPr>
+      <w:r>
+        <w:rPr>
+          <w:i/>
+          <w:iCs/>
+        </w:rPr>
+        <w:t>// 单个元素</w:t>
+      </w:r>
+    </w:p>
+    <w:p>
+      <w:pPr>
+        <w:rPr>
+          <w:rFonts w:hint="eastAsia"/>
+        </w:rPr>
+      </w:pPr>
+      <w:r>
+        <w:t>const el = document.querySelector('.nav-item.active');</w:t>
+      </w:r>
+    </w:p>
+    <w:p>
+      <w:pPr>
+        <w:rPr>
+          <w:rFonts w:hint="eastAsia"/>
+        </w:rPr>
+      </w:pPr>
+    </w:p>
+    <w:p>
+      <w:pPr>
+        <w:rPr>
+          <w:rFonts w:hint="eastAsia"/>
+        </w:rPr>
+      </w:pPr>
+      <w:r>
+        <w:rPr>
+          <w:i/>
+          <w:iCs/>
+        </w:rPr>
+        <w:t>// 多个元素（返回 NodeList 伪数组）</w:t>
+      </w:r>
+    </w:p>
+    <w:p>
+      <w:pPr>
+        <w:rPr>
+          <w:rFonts w:hint="eastAsia"/>
+        </w:rPr>
+      </w:pPr>
+      <w:r>
+        <w:t>const items = document.querySelectorAll('.list-item');</w:t>
       </w:r>
     </w:p>
     <w:p>
@@ -4850,20 +4444,18 @@
           <w:b/>
           <w:bCs/>
         </w:rPr>
-        <w:t>常用选择器获取元素</w:t>
-      </w:r>
-    </w:p>
-    <w:p>
-      <w:pPr>
-        <w:rPr>
-          <w:rFonts w:hint="eastAsia"/>
-        </w:rPr>
-      </w:pPr>
-      <w:proofErr w:type="spellStart"/>
+        <w:t>实战示例：批量操作类名</w:t>
+      </w:r>
+    </w:p>
+    <w:p>
+      <w:pPr>
+        <w:rPr>
+          <w:rFonts w:hint="eastAsia"/>
+        </w:rPr>
+      </w:pPr>
       <w:r>
         <w:t>javascript</w:t>
       </w:r>
-      <w:proofErr w:type="spellEnd"/>
     </w:p>
     <w:p>
       <w:pPr>
@@ -4886,88 +4478,135 @@
           <w:i/>
           <w:iCs/>
         </w:rPr>
-        <w:t>// 单个元素</w:t>
-      </w:r>
-    </w:p>
-    <w:p>
-      <w:pPr>
-        <w:rPr>
-          <w:rFonts w:hint="eastAsia"/>
-        </w:rPr>
-      </w:pPr>
-      <w:r>
-        <w:t xml:space="preserve">const el = </w:t>
-      </w:r>
-      <w:proofErr w:type="spellStart"/>
-      <w:r>
-        <w:t>document.querySelector</w:t>
-      </w:r>
-      <w:proofErr w:type="spellEnd"/>
-      <w:r>
-        <w:t>('.nav-</w:t>
-      </w:r>
-      <w:proofErr w:type="spellStart"/>
-      <w:r>
-        <w:t>item.active</w:t>
-      </w:r>
-      <w:proofErr w:type="spellEnd"/>
-      <w:r>
-        <w:t>');</w:t>
-      </w:r>
-    </w:p>
-    <w:p>
-      <w:pPr>
-        <w:rPr>
-          <w:rFonts w:hint="eastAsia"/>
-        </w:rPr>
-      </w:pPr>
-    </w:p>
-    <w:p>
-      <w:pPr>
-        <w:rPr>
-          <w:rFonts w:hint="eastAsia"/>
-        </w:rPr>
-      </w:pPr>
+        <w:t>// 场景：将所有带有 .card 的元素中，含有 .disabled 的类名提取出来并移除</w:t>
+      </w:r>
+    </w:p>
+    <w:p>
+      <w:pPr>
+        <w:rPr>
+          <w:rFonts w:hint="eastAsia"/>
+        </w:rPr>
+      </w:pPr>
+    </w:p>
+    <w:p>
+      <w:pPr>
+        <w:rPr>
+          <w:rFonts w:hint="eastAsia"/>
+        </w:rPr>
+      </w:pPr>
+      <w:r>
+        <w:t xml:space="preserve">const cards = document.querySelectorAll('.card'); </w:t>
+      </w:r>
       <w:r>
         <w:rPr>
           <w:i/>
           <w:iCs/>
         </w:rPr>
-        <w:t xml:space="preserve">// 多个元素（返回 </w:t>
-      </w:r>
-      <w:proofErr w:type="spellStart"/>
+        <w:t>// NodeList (伪数组)</w:t>
+      </w:r>
+    </w:p>
+    <w:p>
+      <w:pPr>
+        <w:rPr>
+          <w:rFonts w:hint="eastAsia"/>
+        </w:rPr>
+      </w:pPr>
+    </w:p>
+    <w:p>
+      <w:pPr>
+        <w:rPr>
+          <w:rFonts w:hint="eastAsia"/>
+        </w:rPr>
+      </w:pPr>
+      <w:r>
+        <w:t>Array.from(cards).forEach(card =&gt; {</w:t>
+      </w:r>
+    </w:p>
+    <w:p>
+      <w:pPr>
+        <w:rPr>
+          <w:rFonts w:hint="eastAsia"/>
+        </w:rPr>
+      </w:pPr>
+      <w:r>
+        <w:t xml:space="preserve">    </w:t>
+      </w:r>
       <w:r>
         <w:rPr>
           <w:i/>
           <w:iCs/>
         </w:rPr>
-        <w:t>NodeList</w:t>
-      </w:r>
-      <w:proofErr w:type="spellEnd"/>
-      <w:r>
-        <w:rPr>
-          <w:i/>
-          <w:iCs/>
-        </w:rPr>
-        <w:t xml:space="preserve"> 伪数组）</w:t>
-      </w:r>
-    </w:p>
-    <w:p>
-      <w:pPr>
-        <w:rPr>
-          <w:rFonts w:hint="eastAsia"/>
-        </w:rPr>
-      </w:pPr>
-      <w:r>
-        <w:t xml:space="preserve">const items = </w:t>
-      </w:r>
-      <w:proofErr w:type="spellStart"/>
-      <w:r>
-        <w:t>document.querySelectorAll</w:t>
-      </w:r>
-      <w:proofErr w:type="spellEnd"/>
-      <w:r>
-        <w:t>('.list-item');</w:t>
+        <w:t>// card.classList 也是伪数组 (DOMTokenList)</w:t>
+      </w:r>
+    </w:p>
+    <w:p>
+      <w:pPr>
+        <w:rPr>
+          <w:rFonts w:hint="eastAsia"/>
+        </w:rPr>
+      </w:pPr>
+      <w:r>
+        <w:t xml:space="preserve">    const classes = Array.from(card.classList);</w:t>
+      </w:r>
+    </w:p>
+    <w:p>
+      <w:pPr>
+        <w:rPr>
+          <w:rFonts w:hint="eastAsia"/>
+        </w:rPr>
+      </w:pPr>
+      <w:r>
+        <w:t xml:space="preserve">    </w:t>
+      </w:r>
+    </w:p>
+    <w:p>
+      <w:pPr>
+        <w:rPr>
+          <w:rFonts w:hint="eastAsia"/>
+        </w:rPr>
+      </w:pPr>
+      <w:r>
+        <w:t xml:space="preserve">    if (classes.includes('disabled')) {</w:t>
+      </w:r>
+    </w:p>
+    <w:p>
+      <w:pPr>
+        <w:rPr>
+          <w:rFonts w:hint="eastAsia"/>
+        </w:rPr>
+      </w:pPr>
+      <w:r>
+        <w:t xml:space="preserve">        card.classList.remove('disabled');</w:t>
+      </w:r>
+    </w:p>
+    <w:p>
+      <w:pPr>
+        <w:rPr>
+          <w:rFonts w:hint="eastAsia"/>
+        </w:rPr>
+      </w:pPr>
+      <w:r>
+        <w:t xml:space="preserve">        card.setAttribute('aria-disabled', 'false');</w:t>
+      </w:r>
+    </w:p>
+    <w:p>
+      <w:pPr>
+        <w:rPr>
+          <w:rFonts w:hint="eastAsia"/>
+        </w:rPr>
+      </w:pPr>
+      <w:r>
+        <w:t xml:space="preserve">    }</w:t>
+      </w:r>
+    </w:p>
+    <w:p>
+      <w:pPr>
+        <w:rPr>
+          <w:rFonts w:hint="eastAsia"/>
+        </w:rPr>
+      </w:pPr>
+      <w:r>
+        <w:t>});</w:t>
       </w:r>
     </w:p>
     <w:p>
@@ -4983,312 +4622,7 @@
           <w:b/>
           <w:bCs/>
         </w:rPr>
-        <w:t>实战示例：批量操作类名</w:t>
-      </w:r>
-    </w:p>
-    <w:p>
-      <w:pPr>
-        <w:rPr>
-          <w:rFonts w:hint="eastAsia"/>
-        </w:rPr>
-      </w:pPr>
-      <w:proofErr w:type="spellStart"/>
-      <w:r>
-        <w:t>javascript</w:t>
-      </w:r>
-      <w:proofErr w:type="spellEnd"/>
-    </w:p>
-    <w:p>
-      <w:pPr>
-        <w:rPr>
-          <w:rFonts w:hint="eastAsia"/>
-        </w:rPr>
-      </w:pPr>
-      <w:r>
-        <w:t>编辑</w:t>
-      </w:r>
-    </w:p>
-    <w:p>
-      <w:pPr>
-        <w:rPr>
-          <w:rFonts w:hint="eastAsia"/>
-        </w:rPr>
-      </w:pPr>
-      <w:r>
-        <w:rPr>
-          <w:i/>
-          <w:iCs/>
-        </w:rPr>
-        <w:t>// 场景：将所有带有 .card 的元素中，含有 .disabled 的类名提取出来并移除</w:t>
-      </w:r>
-    </w:p>
-    <w:p>
-      <w:pPr>
-        <w:rPr>
-          <w:rFonts w:hint="eastAsia"/>
-        </w:rPr>
-      </w:pPr>
-    </w:p>
-    <w:p>
-      <w:pPr>
-        <w:rPr>
-          <w:rFonts w:hint="eastAsia"/>
-        </w:rPr>
-      </w:pPr>
-      <w:r>
-        <w:t xml:space="preserve">const cards = </w:t>
-      </w:r>
-      <w:proofErr w:type="spellStart"/>
-      <w:r>
-        <w:t>document.querySelectorAll</w:t>
-      </w:r>
-      <w:proofErr w:type="spellEnd"/>
-      <w:r>
-        <w:t xml:space="preserve">('.card'); </w:t>
-      </w:r>
-      <w:r>
-        <w:rPr>
-          <w:i/>
-          <w:iCs/>
-        </w:rPr>
-        <w:t xml:space="preserve">// </w:t>
-      </w:r>
-      <w:proofErr w:type="spellStart"/>
-      <w:r>
-        <w:rPr>
-          <w:i/>
-          <w:iCs/>
-        </w:rPr>
-        <w:t>NodeList</w:t>
-      </w:r>
-      <w:proofErr w:type="spellEnd"/>
-      <w:r>
-        <w:rPr>
-          <w:i/>
-          <w:iCs/>
-        </w:rPr>
-        <w:t xml:space="preserve"> (伪数组)</w:t>
-      </w:r>
-    </w:p>
-    <w:p>
-      <w:pPr>
-        <w:rPr>
-          <w:rFonts w:hint="eastAsia"/>
-        </w:rPr>
-      </w:pPr>
-    </w:p>
-    <w:p>
-      <w:pPr>
-        <w:rPr>
-          <w:rFonts w:hint="eastAsia"/>
-        </w:rPr>
-      </w:pPr>
-      <w:proofErr w:type="spellStart"/>
-      <w:r>
-        <w:t>Array.from</w:t>
-      </w:r>
-      <w:proofErr w:type="spellEnd"/>
-      <w:r>
-        <w:t>(cards).</w:t>
-      </w:r>
-      <w:proofErr w:type="spellStart"/>
-      <w:r>
-        <w:t>forEach</w:t>
-      </w:r>
-      <w:proofErr w:type="spellEnd"/>
-      <w:r>
-        <w:t>(card =&gt; {</w:t>
-      </w:r>
-    </w:p>
-    <w:p>
-      <w:pPr>
-        <w:rPr>
-          <w:rFonts w:hint="eastAsia"/>
-        </w:rPr>
-      </w:pPr>
-      <w:r>
-        <w:t xml:space="preserve">    </w:t>
-      </w:r>
-      <w:r>
-        <w:rPr>
-          <w:i/>
-          <w:iCs/>
-        </w:rPr>
-        <w:t xml:space="preserve">// </w:t>
-      </w:r>
-      <w:proofErr w:type="spellStart"/>
-      <w:r>
-        <w:rPr>
-          <w:i/>
-          <w:iCs/>
-        </w:rPr>
-        <w:t>card.classList</w:t>
-      </w:r>
-      <w:proofErr w:type="spellEnd"/>
-      <w:r>
-        <w:rPr>
-          <w:i/>
-          <w:iCs/>
-        </w:rPr>
-        <w:t xml:space="preserve"> 也是伪数组 (</w:t>
-      </w:r>
-      <w:proofErr w:type="spellStart"/>
-      <w:r>
-        <w:rPr>
-          <w:i/>
-          <w:iCs/>
-        </w:rPr>
-        <w:t>DOMTokenList</w:t>
-      </w:r>
-      <w:proofErr w:type="spellEnd"/>
-      <w:r>
-        <w:rPr>
-          <w:i/>
-          <w:iCs/>
-        </w:rPr>
-        <w:t>)</w:t>
-      </w:r>
-    </w:p>
-    <w:p>
-      <w:pPr>
-        <w:rPr>
-          <w:rFonts w:hint="eastAsia"/>
-        </w:rPr>
-      </w:pPr>
-      <w:r>
-        <w:t xml:space="preserve">    const classes = </w:t>
-      </w:r>
-      <w:proofErr w:type="spellStart"/>
-      <w:r>
-        <w:t>Array.from</w:t>
-      </w:r>
-      <w:proofErr w:type="spellEnd"/>
-      <w:r>
-        <w:t>(</w:t>
-      </w:r>
-      <w:proofErr w:type="spellStart"/>
-      <w:r>
-        <w:t>card.classList</w:t>
-      </w:r>
-      <w:proofErr w:type="spellEnd"/>
-      <w:r>
-        <w:t>);</w:t>
-      </w:r>
-    </w:p>
-    <w:p>
-      <w:pPr>
-        <w:rPr>
-          <w:rFonts w:hint="eastAsia"/>
-        </w:rPr>
-      </w:pPr>
-      <w:r>
-        <w:t xml:space="preserve">    </w:t>
-      </w:r>
-    </w:p>
-    <w:p>
-      <w:pPr>
-        <w:rPr>
-          <w:rFonts w:hint="eastAsia"/>
-        </w:rPr>
-      </w:pPr>
-      <w:r>
-        <w:t xml:space="preserve">    if (</w:t>
-      </w:r>
-      <w:proofErr w:type="spellStart"/>
-      <w:r>
-        <w:t>classes.includes</w:t>
-      </w:r>
-      <w:proofErr w:type="spellEnd"/>
-      <w:r>
-        <w:t>('disabled')) {</w:t>
-      </w:r>
-    </w:p>
-    <w:p>
-      <w:pPr>
-        <w:rPr>
-          <w:rFonts w:hint="eastAsia"/>
-        </w:rPr>
-      </w:pPr>
-      <w:r>
-        <w:t xml:space="preserve">        </w:t>
-      </w:r>
-      <w:proofErr w:type="spellStart"/>
-      <w:r>
-        <w:t>card.classList.remove</w:t>
-      </w:r>
-      <w:proofErr w:type="spellEnd"/>
-      <w:r>
-        <w:t>('disabled');</w:t>
-      </w:r>
-    </w:p>
-    <w:p>
-      <w:pPr>
-        <w:rPr>
-          <w:rFonts w:hint="eastAsia"/>
-        </w:rPr>
-      </w:pPr>
-      <w:r>
-        <w:t xml:space="preserve">        </w:t>
-      </w:r>
-      <w:proofErr w:type="spellStart"/>
-      <w:r>
-        <w:t>card.setAttribute</w:t>
-      </w:r>
-      <w:proofErr w:type="spellEnd"/>
-      <w:r>
-        <w:t>('aria-disabled', 'false');</w:t>
-      </w:r>
-    </w:p>
-    <w:p>
-      <w:pPr>
-        <w:rPr>
-          <w:rFonts w:hint="eastAsia"/>
-        </w:rPr>
-      </w:pPr>
-      <w:r>
-        <w:t xml:space="preserve">    }</w:t>
-      </w:r>
-    </w:p>
-    <w:p>
-      <w:pPr>
-        <w:rPr>
-          <w:rFonts w:hint="eastAsia"/>
-        </w:rPr>
-      </w:pPr>
-      <w:r>
-        <w:t>});</w:t>
-      </w:r>
-    </w:p>
-    <w:p>
-      <w:pPr>
-        <w:rPr>
-          <w:rFonts w:hint="eastAsia"/>
-          <w:b/>
-          <w:bCs/>
-        </w:rPr>
-      </w:pPr>
-      <w:r>
-        <w:rPr>
-          <w:b/>
-          <w:bCs/>
-        </w:rPr>
-        <w:t xml:space="preserve">选择器字符串 vs </w:t>
-      </w:r>
-      <w:proofErr w:type="spellStart"/>
-      <w:r>
-        <w:rPr>
-          <w:b/>
-          <w:bCs/>
-        </w:rPr>
-        <w:t>classList</w:t>
-      </w:r>
-      <w:proofErr w:type="spellEnd"/>
-      <w:r>
-        <w:rPr>
-          <w:b/>
-          <w:bCs/>
-        </w:rPr>
-        <w:t xml:space="preserve"> 的区别</w:t>
+        <w:t>选择器字符串 vs classList 的区别</w:t>
       </w:r>
     </w:p>
     <w:p>
@@ -5389,23 +4723,7 @@
                 <w:b/>
                 <w:bCs/>
               </w:rPr>
-              <w:t>CSS 选择器 (</w:t>
-            </w:r>
-            <w:proofErr w:type="spellStart"/>
-            <w:r>
-              <w:rPr>
-                <w:b/>
-                <w:bCs/>
-              </w:rPr>
-              <w:t>querySelector</w:t>
-            </w:r>
-            <w:proofErr w:type="spellEnd"/>
-            <w:r>
-              <w:rPr>
-                <w:b/>
-                <w:bCs/>
-              </w:rPr>
-              <w:t>)</w:t>
+              <w:t>CSS 选择器 (querySelector)</w:t>
             </w:r>
           </w:p>
         </w:tc>
@@ -5436,7 +4754,6 @@
                 <w:bCs/>
               </w:rPr>
             </w:pPr>
-            <w:proofErr w:type="spellStart"/>
             <w:r>
               <w:rPr>
                 <w:b/>
@@ -5444,7 +4761,6 @@
               </w:rPr>
               <w:t>classListAPI</w:t>
             </w:r>
-            <w:proofErr w:type="spellEnd"/>
           </w:p>
         </w:tc>
       </w:tr>
@@ -5614,23 +4930,7 @@
               </w:rPr>
             </w:pPr>
             <w:r>
-              <w:t>CSS 语法字符串 (.</w:t>
-            </w:r>
-            <w:proofErr w:type="spellStart"/>
-            <w:r>
-              <w:t>a.b</w:t>
-            </w:r>
-            <w:proofErr w:type="spellEnd"/>
-            <w:r>
-              <w:t>, #id &gt; .</w:t>
-            </w:r>
-            <w:proofErr w:type="spellStart"/>
-            <w:r>
-              <w:t>cls</w:t>
-            </w:r>
-            <w:proofErr w:type="spellEnd"/>
-            <w:r>
-              <w:t>)</w:t>
+              <w:t>CSS 语法字符串 (.a.b, #id &gt; .cls)</w:t>
             </w:r>
           </w:p>
         </w:tc>
@@ -5723,15 +5023,7 @@
               </w:rPr>
             </w:pPr>
             <w:r>
-              <w:t xml:space="preserve">Element / </w:t>
-            </w:r>
-            <w:proofErr w:type="spellStart"/>
-            <w:r>
-              <w:t>NodeList</w:t>
-            </w:r>
-            <w:proofErr w:type="spellEnd"/>
-            <w:r>
-              <w:t xml:space="preserve"> / null</w:t>
+              <w:t>Element / NodeList / null</w:t>
             </w:r>
           </w:p>
         </w:tc>
@@ -5759,11 +5051,9 @@
                 <w:rFonts w:hint="eastAsia"/>
               </w:rPr>
             </w:pPr>
-            <w:proofErr w:type="spellStart"/>
             <w:r>
               <w:t>DOMTokenList</w:t>
             </w:r>
-            <w:proofErr w:type="spellEnd"/>
           </w:p>
         </w:tc>
       </w:tr>
@@ -5797,6 +5087,7 @@
                 <w:b/>
                 <w:bCs/>
               </w:rPr>
+              <w:lastRenderedPageBreak/>
               <w:t>关系</w:t>
             </w:r>
           </w:p>
@@ -5855,13 +5146,8 @@
               </w:rPr>
             </w:pPr>
             <w:r>
-              <w:t xml:space="preserve">再对找到的元素操作 </w:t>
+              <w:t>再对找到的元素操作 classList</w:t>
             </w:r>
-            <w:proofErr w:type="spellStart"/>
-            <w:r>
-              <w:t>classList</w:t>
-            </w:r>
-            <w:proofErr w:type="spellEnd"/>
           </w:p>
         </w:tc>
       </w:tr>
@@ -5880,7 +5166,6 @@
           <w:b/>
           <w:bCs/>
         </w:rPr>
-        <w:lastRenderedPageBreak/>
         <w:t>💡</w:t>
       </w:r>
       <w:r>
@@ -5901,21 +5186,8 @@
           <w:rFonts w:hint="eastAsia"/>
         </w:rPr>
       </w:pPr>
-      <w:proofErr w:type="spellStart"/>
-      <w:r>
-        <w:t>classList</w:t>
-      </w:r>
-      <w:proofErr w:type="spellEnd"/>
-      <w:r>
-        <w:t> 返回 </w:t>
-      </w:r>
-      <w:proofErr w:type="spellStart"/>
-      <w:r>
-        <w:t>DOMTokenList</w:t>
-      </w:r>
-      <w:proofErr w:type="spellEnd"/>
-      <w:r>
-        <w:t>，是伪数组，自带 add/remove/toggle 但缺少 map/filter。</w:t>
+      <w:r>
+        <w:t>classList 返回 DOMTokenList，是伪数组，自带 add/remove/toggle 但缺少 map/filter。</w:t>
       </w:r>
     </w:p>
     <w:p>
@@ -5942,13 +5214,8 @@
           <w:rFonts w:hint="eastAsia"/>
         </w:rPr>
       </w:pPr>
-      <w:proofErr w:type="spellStart"/>
-      <w:r>
-        <w:t>Array.from</w:t>
-      </w:r>
-      <w:proofErr w:type="spellEnd"/>
-      <w:r>
-        <w:t>() 是将伪数组转为真数组的最佳实践，支持同时映射。</w:t>
+      <w:r>
+        <w:t>Array.from() 是将伪数组转为真数组的最佳实践，支持同时映射。</w:t>
       </w:r>
     </w:p>
     <w:p>
@@ -5962,47 +5229,7 @@
         </w:rPr>
       </w:pPr>
       <w:r>
-        <w:t>工作流：</w:t>
-      </w:r>
-      <w:proofErr w:type="spellStart"/>
-      <w:r>
-        <w:t>querySelector</w:t>
-      </w:r>
-      <w:proofErr w:type="spellEnd"/>
-      <w:r>
-        <w:t> 选元素 → </w:t>
-      </w:r>
-      <w:proofErr w:type="spellStart"/>
-      <w:r>
-        <w:t>Array.from</w:t>
-      </w:r>
-      <w:proofErr w:type="spellEnd"/>
-      <w:r>
-        <w:t xml:space="preserve"> 转 </w:t>
-      </w:r>
-      <w:proofErr w:type="spellStart"/>
-      <w:r>
-        <w:t>NodeList</w:t>
-      </w:r>
-      <w:proofErr w:type="spellEnd"/>
-      <w:r>
-        <w:t xml:space="preserve"> → 遍历每个元素 → 操作 </w:t>
-      </w:r>
-      <w:proofErr w:type="spellStart"/>
-      <w:r>
-        <w:t>classList</w:t>
-      </w:r>
-      <w:proofErr w:type="spellEnd"/>
-      <w:r>
-        <w:t>（必要时也用 </w:t>
-      </w:r>
-      <w:proofErr w:type="spellStart"/>
-      <w:r>
-        <w:t>Array.from</w:t>
-      </w:r>
-      <w:proofErr w:type="spellEnd"/>
-      <w:r>
-        <w:t> 转换以进行复杂判断）。</w:t>
+        <w:t>工作流：querySelector 选元素 → Array.from 转 NodeList → 遍历每个元素 → 操作 classList（必要时也用 Array.from 转换以进行复杂判断）。</w:t>
       </w:r>
     </w:p>
     <w:p>
@@ -6425,6 +5652,7 @@
         </w:rPr>
       </w:pPr>
       <w:r>
+        <w:lastRenderedPageBreak/>
         <w:t>nth-of-type</w:t>
       </w:r>
     </w:p>
@@ -7053,11 +6281,9 @@
           <w:rFonts w:hint="eastAsia"/>
         </w:rPr>
       </w:pPr>
-      <w:proofErr w:type="spellStart"/>
       <w:r>
         <w:t>css</w:t>
       </w:r>
-      <w:proofErr w:type="spellEnd"/>
     </w:p>
     <w:p>
       <w:pPr>
@@ -7256,6 +6482,7 @@
         <w:rPr>
           <w:rFonts w:ascii="Segoe UI Emoji" w:hAnsi="Segoe UI Emoji" w:cs="Segoe UI Emoji"/>
         </w:rPr>
+        <w:lastRenderedPageBreak/>
         <w:t>💡</w:t>
       </w:r>
       <w:r>
@@ -7307,7 +6534,6 @@
         </w:rPr>
       </w:pPr>
       <w:r>
-        <w:lastRenderedPageBreak/>
         <w:t>:has() 被称为 CSS 的"父选择器"，它根据</w:t>
       </w:r>
       <w:r>
@@ -7327,11 +6553,9 @@
           <w:rFonts w:hint="eastAsia"/>
         </w:rPr>
       </w:pPr>
-      <w:proofErr w:type="spellStart"/>
       <w:r>
         <w:t>css</w:t>
       </w:r>
-      <w:proofErr w:type="spellEnd"/>
     </w:p>
     <w:p>
       <w:pPr>
@@ -7354,43 +6578,129 @@
           <w:i/>
           <w:iCs/>
         </w:rPr>
-        <w:t>/* 包含 &lt;</w:t>
-      </w:r>
-      <w:proofErr w:type="spellStart"/>
+        <w:t>/* 包含 &lt;img&gt; 的 &lt;a&gt; 标签添加特殊样式 */</w:t>
+      </w:r>
+    </w:p>
+    <w:p>
+      <w:pPr>
+        <w:rPr>
+          <w:rFonts w:hint="eastAsia"/>
+        </w:rPr>
+      </w:pPr>
+      <w:r>
+        <w:t>a:has(img) {</w:t>
+      </w:r>
+    </w:p>
+    <w:p>
+      <w:pPr>
+        <w:rPr>
+          <w:rFonts w:hint="eastAsia"/>
+        </w:rPr>
+      </w:pPr>
+      <w:r>
+        <w:t xml:space="preserve">  border: 2px solid gold;</w:t>
+      </w:r>
+    </w:p>
+    <w:p>
+      <w:pPr>
+        <w:rPr>
+          <w:rFonts w:hint="eastAsia"/>
+        </w:rPr>
+      </w:pPr>
+      <w:r>
+        <w:t>}</w:t>
+      </w:r>
+    </w:p>
+    <w:p>
+      <w:pPr>
+        <w:rPr>
+          <w:rFonts w:hint="eastAsia"/>
+        </w:rPr>
+      </w:pPr>
+    </w:p>
+    <w:p>
+      <w:pPr>
+        <w:rPr>
+          <w:rFonts w:hint="eastAsia"/>
+        </w:rPr>
+      </w:pPr>
       <w:r>
         <w:rPr>
           <w:i/>
           <w:iCs/>
         </w:rPr>
-        <w:t>img</w:t>
-      </w:r>
-      <w:proofErr w:type="spellEnd"/>
+        <w:t>/* 含有 .error 子元素的 &lt;form&gt; 变红框 */</w:t>
+      </w:r>
+    </w:p>
+    <w:p>
+      <w:pPr>
+        <w:rPr>
+          <w:rFonts w:hint="eastAsia"/>
+        </w:rPr>
+      </w:pPr>
+      <w:r>
+        <w:t>form:has(.error) {</w:t>
+      </w:r>
+    </w:p>
+    <w:p>
+      <w:pPr>
+        <w:rPr>
+          <w:rFonts w:hint="eastAsia"/>
+        </w:rPr>
+      </w:pPr>
+      <w:r>
+        <w:t xml:space="preserve">  border-color: red;</w:t>
+      </w:r>
+    </w:p>
+    <w:p>
+      <w:pPr>
+        <w:rPr>
+          <w:rFonts w:hint="eastAsia"/>
+        </w:rPr>
+      </w:pPr>
+      <w:r>
+        <w:t>}</w:t>
+      </w:r>
+    </w:p>
+    <w:p>
+      <w:pPr>
+        <w:rPr>
+          <w:rFonts w:hint="eastAsia"/>
+        </w:rPr>
+      </w:pPr>
+    </w:p>
+    <w:p>
+      <w:pPr>
+        <w:rPr>
+          <w:rFonts w:hint="eastAsia"/>
+        </w:rPr>
+      </w:pPr>
       <w:r>
         <w:rPr>
           <w:i/>
           <w:iCs/>
         </w:rPr>
-        <w:t>&gt; 的 &lt;a&gt; 标签添加特殊样式 */</w:t>
-      </w:r>
-    </w:p>
-    <w:p>
-      <w:pPr>
-        <w:rPr>
-          <w:rFonts w:hint="eastAsia"/>
-        </w:rPr>
-      </w:pPr>
-      <w:r>
-        <w:t>a:has(img) {</w:t>
-      </w:r>
-    </w:p>
-    <w:p>
-      <w:pPr>
-        <w:rPr>
-          <w:rFonts w:hint="eastAsia"/>
-        </w:rPr>
-      </w:pPr>
-      <w:r>
-        <w:t xml:space="preserve">  border: 2px solid gold;</w:t>
+        <w:t>/* 后面紧跟着 &lt;p&gt; 的 &lt;h2&gt;（兄弟关系） */</w:t>
+      </w:r>
+    </w:p>
+    <w:p>
+      <w:pPr>
+        <w:rPr>
+          <w:rFonts w:hint="eastAsia"/>
+        </w:rPr>
+      </w:pPr>
+      <w:r>
+        <w:t>h2:has(+ p) {</w:t>
+      </w:r>
+    </w:p>
+    <w:p>
+      <w:pPr>
+        <w:rPr>
+          <w:rFonts w:hint="eastAsia"/>
+        </w:rPr>
+      </w:pPr>
+      <w:r>
+        <w:t xml:space="preserve">  margin-bottom: 0;</w:t>
       </w:r>
     </w:p>
     <w:p>
@@ -7421,113 +6731,6 @@
           <w:i/>
           <w:iCs/>
         </w:rPr>
-        <w:t>/* 含有 .error 子元素的 &lt;form&gt; 变红框 */</w:t>
-      </w:r>
-    </w:p>
-    <w:p>
-      <w:pPr>
-        <w:rPr>
-          <w:rFonts w:hint="eastAsia"/>
-        </w:rPr>
-      </w:pPr>
-      <w:proofErr w:type="spellStart"/>
-      <w:r>
-        <w:t>form:has</w:t>
-      </w:r>
-      <w:proofErr w:type="spellEnd"/>
-      <w:r>
-        <w:t>(.error) {</w:t>
-      </w:r>
-    </w:p>
-    <w:p>
-      <w:pPr>
-        <w:rPr>
-          <w:rFonts w:hint="eastAsia"/>
-        </w:rPr>
-      </w:pPr>
-      <w:r>
-        <w:t xml:space="preserve">  border-color: red;</w:t>
-      </w:r>
-    </w:p>
-    <w:p>
-      <w:pPr>
-        <w:rPr>
-          <w:rFonts w:hint="eastAsia"/>
-        </w:rPr>
-      </w:pPr>
-      <w:r>
-        <w:t>}</w:t>
-      </w:r>
-    </w:p>
-    <w:p>
-      <w:pPr>
-        <w:rPr>
-          <w:rFonts w:hint="eastAsia"/>
-        </w:rPr>
-      </w:pPr>
-    </w:p>
-    <w:p>
-      <w:pPr>
-        <w:rPr>
-          <w:rFonts w:hint="eastAsia"/>
-        </w:rPr>
-      </w:pPr>
-      <w:r>
-        <w:rPr>
-          <w:i/>
-          <w:iCs/>
-        </w:rPr>
-        <w:t>/* 后面紧跟着 &lt;p&gt; 的 &lt;h2&gt;（兄弟关系） */</w:t>
-      </w:r>
-    </w:p>
-    <w:p>
-      <w:pPr>
-        <w:rPr>
-          <w:rFonts w:hint="eastAsia"/>
-        </w:rPr>
-      </w:pPr>
-      <w:r>
-        <w:t>h2:has(+ p) {</w:t>
-      </w:r>
-    </w:p>
-    <w:p>
-      <w:pPr>
-        <w:rPr>
-          <w:rFonts w:hint="eastAsia"/>
-        </w:rPr>
-      </w:pPr>
-      <w:r>
-        <w:t xml:space="preserve">  margin-bottom: 0;</w:t>
-      </w:r>
-    </w:p>
-    <w:p>
-      <w:pPr>
-        <w:rPr>
-          <w:rFonts w:hint="eastAsia"/>
-        </w:rPr>
-      </w:pPr>
-      <w:r>
-        <w:t>}</w:t>
-      </w:r>
-    </w:p>
-    <w:p>
-      <w:pPr>
-        <w:rPr>
-          <w:rFonts w:hint="eastAsia"/>
-        </w:rPr>
-      </w:pPr>
-    </w:p>
-    <w:p>
-      <w:pPr>
-        <w:rPr>
-          <w:rFonts w:hint="eastAsia"/>
-        </w:rPr>
-      </w:pPr>
-      <w:r>
-        <w:rPr>
-          <w:i/>
-          <w:iCs/>
-        </w:rPr>
         <w:t>/* 不包含任何 &lt;li&gt; 的 &lt;ul&gt; 隐藏 */</w:t>
       </w:r>
     </w:p>
@@ -7537,13 +6740,8 @@
           <w:rFonts w:hint="eastAsia"/>
         </w:rPr>
       </w:pPr>
-      <w:proofErr w:type="spellStart"/>
-      <w:r>
-        <w:t>ul:not</w:t>
-      </w:r>
-      <w:proofErr w:type="spellEnd"/>
-      <w:r>
-        <w:t>(:has(li)) {</w:t>
+      <w:r>
+        <w:t>ul:not(:has(li)) {</w:t>
       </w:r>
     </w:p>
     <w:p>
@@ -7646,11 +6844,9 @@
           <w:rFonts w:hint="eastAsia"/>
         </w:rPr>
       </w:pPr>
-      <w:proofErr w:type="spellStart"/>
       <w:r>
         <w:t>css</w:t>
       </w:r>
-      <w:proofErr w:type="spellEnd"/>
     </w:p>
     <w:p>
       <w:pPr>
@@ -7682,13 +6878,8 @@
           <w:rFonts w:hint="eastAsia"/>
         </w:rPr>
       </w:pPr>
-      <w:proofErr w:type="spellStart"/>
-      <w:r>
-        <w:t>li:not</w:t>
-      </w:r>
-      <w:proofErr w:type="spellEnd"/>
-      <w:r>
-        <w:t>(.active) {</w:t>
+      <w:r>
+        <w:t>li:not(.active) {</w:t>
       </w:r>
     </w:p>
     <w:p>
@@ -7780,23 +6971,7 @@
           <w:i/>
           <w:iCs/>
         </w:rPr>
-        <w:t xml:space="preserve">/* 没有 </w:t>
-      </w:r>
-      <w:proofErr w:type="spellStart"/>
-      <w:r>
-        <w:rPr>
-          <w:i/>
-          <w:iCs/>
-        </w:rPr>
-        <w:t>href</w:t>
-      </w:r>
-      <w:proofErr w:type="spellEnd"/>
-      <w:r>
-        <w:rPr>
-          <w:i/>
-          <w:iCs/>
-        </w:rPr>
-        <w:t xml:space="preserve"> 属性的 &lt;a&gt; */</w:t>
+        <w:t>/* 没有 href 属性的 &lt;a&gt; */</w:t>
       </w:r>
     </w:p>
     <w:p>
@@ -7816,6 +6991,7 @@
         </w:rPr>
       </w:pPr>
       <w:r>
+        <w:lastRenderedPageBreak/>
         <w:t xml:space="preserve">  cursor: default;</w:t>
       </w:r>
     </w:p>
@@ -7864,7 +7040,6 @@
           <w:b/>
           <w:bCs/>
         </w:rPr>
-        <w:lastRenderedPageBreak/>
         <w:t>4. :empty — 空元素选择器</w:t>
       </w:r>
     </w:p>
@@ -7894,11 +7069,9 @@
           <w:rFonts w:hint="eastAsia"/>
         </w:rPr>
       </w:pPr>
-      <w:proofErr w:type="spellStart"/>
       <w:r>
         <w:t>css</w:t>
       </w:r>
-      <w:proofErr w:type="spellEnd"/>
     </w:p>
     <w:p>
       <w:pPr>
@@ -7991,13 +7164,8 @@
           <w:rFonts w:hint="eastAsia"/>
         </w:rPr>
       </w:pPr>
-      <w:proofErr w:type="spellStart"/>
-      <w:r>
-        <w:t>div:not</w:t>
-      </w:r>
-      <w:proofErr w:type="spellEnd"/>
-      <w:r>
-        <w:t>(:empty) {</w:t>
+      <w:r>
+        <w:t>div:not(:empty) {</w:t>
       </w:r>
     </w:p>
     <w:p>
@@ -8176,49 +7344,17 @@
         </w:rPr>
       </w:pPr>
       <w:r>
-        <w:t xml:space="preserve">    &lt;</w:t>
-      </w:r>
-      <w:proofErr w:type="spellStart"/>
-      <w:r>
-        <w:t>img</w:t>
-      </w:r>
-      <w:proofErr w:type="spellEnd"/>
-      <w:r>
-        <w:t xml:space="preserve"> </w:t>
-      </w:r>
-      <w:proofErr w:type="spellStart"/>
-      <w:r>
-        <w:t>src</w:t>
-      </w:r>
-      <w:proofErr w:type="spellEnd"/>
-      <w:r>
-        <w:t>="photo.jpg"&gt;</w:t>
-      </w:r>
-    </w:p>
-    <w:p>
-      <w:pPr>
-        <w:rPr>
-          <w:rFonts w:hint="eastAsia"/>
-        </w:rPr>
-      </w:pPr>
-      <w:r>
-        <w:t xml:space="preserve">    &lt;</w:t>
-      </w:r>
-      <w:proofErr w:type="spellStart"/>
-      <w:r>
-        <w:t>figcaption</w:t>
-      </w:r>
-      <w:proofErr w:type="spellEnd"/>
-      <w:r>
-        <w:t>&gt;图片说明&lt;/</w:t>
-      </w:r>
-      <w:proofErr w:type="spellStart"/>
-      <w:r>
-        <w:t>figcaption</w:t>
-      </w:r>
-      <w:proofErr w:type="spellEnd"/>
-      <w:r>
-        <w:t>&gt;</w:t>
+        <w:t xml:space="preserve">    &lt;img src="photo.jpg"&gt;</w:t>
+      </w:r>
+    </w:p>
+    <w:p>
+      <w:pPr>
+        <w:rPr>
+          <w:rFonts w:hint="eastAsia"/>
+        </w:rPr>
+      </w:pPr>
+      <w:r>
+        <w:t xml:space="preserve">    &lt;figcaption&gt;图片说明&lt;/figcaption&gt;</w:t>
       </w:r>
     </w:p>
     <w:p>
@@ -8257,11 +7393,9 @@
           <w:rFonts w:hint="eastAsia"/>
         </w:rPr>
       </w:pPr>
-      <w:proofErr w:type="spellStart"/>
       <w:r>
         <w:t>css</w:t>
       </w:r>
-      <w:proofErr w:type="spellEnd"/>
     </w:p>
     <w:p>
       <w:pPr>
@@ -8293,13 +7427,8 @@
           <w:rFonts w:hint="eastAsia"/>
         </w:rPr>
       </w:pPr>
-      <w:proofErr w:type="spellStart"/>
-      <w:r>
-        <w:t>article:has</w:t>
-      </w:r>
-      <w:proofErr w:type="spellEnd"/>
-      <w:r>
-        <w:t>(figure) {</w:t>
+      <w:r>
+        <w:t>article:has(figure) {</w:t>
       </w:r>
     </w:p>
     <w:p>
@@ -8380,6 +7509,7 @@
         </w:rPr>
       </w:pPr>
       <w:r>
+        <w:lastRenderedPageBreak/>
         <w:t>}</w:t>
       </w:r>
     </w:p>
@@ -8421,7 +7551,6 @@
         </w:rPr>
       </w:pPr>
       <w:r>
-        <w:lastRenderedPageBreak/>
         <w:t xml:space="preserve">  border-bottom: 1px dashed #eee;</w:t>
       </w:r>
     </w:p>
@@ -8453,54 +7582,17 @@
           <w:i/>
           <w:iCs/>
         </w:rPr>
-        <w:t xml:space="preserve">/* 4. figure 中有 </w:t>
-      </w:r>
-      <w:proofErr w:type="spellStart"/>
-      <w:r>
-        <w:rPr>
-          <w:i/>
-          <w:iCs/>
-        </w:rPr>
-        <w:t>figcaption</w:t>
-      </w:r>
-      <w:proofErr w:type="spellEnd"/>
-      <w:r>
-        <w:rPr>
-          <w:i/>
-          <w:iCs/>
-        </w:rPr>
-        <w:t xml:space="preserve"> 时，图片加圆角 */</w:t>
-      </w:r>
-    </w:p>
-    <w:p>
-      <w:pPr>
-        <w:rPr>
-          <w:rFonts w:hint="eastAsia"/>
-        </w:rPr>
-      </w:pPr>
-      <w:proofErr w:type="spellStart"/>
-      <w:r>
-        <w:t>figure:has</w:t>
-      </w:r>
-      <w:proofErr w:type="spellEnd"/>
-      <w:r>
-        <w:t>(</w:t>
-      </w:r>
-      <w:proofErr w:type="spellStart"/>
-      <w:r>
-        <w:t>figcaption</w:t>
-      </w:r>
-      <w:proofErr w:type="spellEnd"/>
-      <w:r>
-        <w:t xml:space="preserve">) </w:t>
-      </w:r>
-      <w:proofErr w:type="spellStart"/>
-      <w:r>
-        <w:t>img</w:t>
-      </w:r>
-      <w:proofErr w:type="spellEnd"/>
-      <w:r>
-        <w:t xml:space="preserve"> {</w:t>
+        <w:t>/* 4. figure 中有 figcaption 时，图片加圆角 */</w:t>
+      </w:r>
+    </w:p>
+    <w:p>
+      <w:pPr>
+        <w:rPr>
+          <w:rFonts w:hint="eastAsia"/>
+        </w:rPr>
+      </w:pPr>
+      <w:r>
+        <w:t>figure:has(figcaption) img {</w:t>
       </w:r>
     </w:p>
     <w:p>
@@ -9226,21 +8318,7 @@
         <w:rPr>
           <w:rFonts w:hint="eastAsia"/>
         </w:rPr>
-        <w:t>改造元素的一部分，不算真实</w:t>
-      </w:r>
-      <w:proofErr w:type="spellStart"/>
-      <w:r>
-        <w:rPr>
-          <w:rFonts w:hint="eastAsia"/>
-        </w:rPr>
-        <w:t>dom</w:t>
-      </w:r>
-      <w:proofErr w:type="spellEnd"/>
-      <w:r>
-        <w:rPr>
-          <w:rFonts w:hint="eastAsia"/>
-        </w:rPr>
-        <w:t>一部分，主要目的减少一些无意义的标签</w:t>
+        <w:t>改造元素的一部分，不算真实dom一部分，主要目的减少一些无意义的标签</w:t>
       </w:r>
     </w:p>
     <w:p>
@@ -9340,11 +8418,7 @@
         </w:rPr>
       </w:pPr>
       <w:r>
-        <w:t>音频围绕 CSS 相关知识展开，回顾上节课内容，详细讲解选择器、伪元素、盒子模型、文</w:t>
-      </w:r>
-      <w:r>
-        <w:lastRenderedPageBreak/>
-        <w:t>本流等知识点，引入 flex 布局概念并布置作业，还对下节课进行了安排，内容如下：</w:t>
+        <w:t>音频围绕 CSS 相关知识展开，回顾上节课内容，详细讲解选择器、伪元素、盒子模型、文本流等知识点，引入 flex 布局概念并布置作业，还对下节课进行了安排，内容如下：</w:t>
       </w:r>
     </w:p>
     <w:p>
@@ -9528,6 +8602,7 @@
         </w:rPr>
       </w:pPr>
       <w:r>
+        <w:lastRenderedPageBreak/>
         <w:t>作业完成情况：课后作业要求做 test 等选择器相关内容，学员仅看了用法和举例。</w:t>
       </w:r>
     </w:p>
@@ -9542,11 +8617,7 @@
         </w:rPr>
       </w:pPr>
       <w:r>
-        <w:t>选择器讲解：重点讲解 has 选择器，它是一种父级条件选择器，能根据子元素状态确定父元素状态，通过输入框聚焦改变父元素样式</w:t>
-      </w:r>
-      <w:r>
-        <w:lastRenderedPageBreak/>
-        <w:t>的例子说明其联动效果；ins 是选择性合并，等价于将多个元素并列书写；not 是排除，empty 针对无内容的元素，使用时要注意无换行和空格。</w:t>
+        <w:t>选择器讲解：重点讲解 has 选择器，它是一种父级条件选择器，能根据子元素状态确定父元素状态，通过输入框聚焦改变父元素样式的例子说明其联动效果；ins 是选择性合并，等价于将多个元素并列书写；not 是排除，empty 针对无内容的元素，使用时要注意无换行和空格。</w:t>
       </w:r>
     </w:p>
     <w:p>
@@ -9986,6 +9057,7 @@
         </w:rPr>
       </w:pPr>
       <w:r>
+        <w:lastRenderedPageBreak/>
         <w:t>课程时间：下节课于下周日进行。</w:t>
       </w:r>
     </w:p>
@@ -10212,21 +9284,7 @@
         <w:rPr>
           <w:rFonts w:hint="eastAsia"/>
         </w:rPr>
-        <w:t>，不改变</w:t>
-      </w:r>
-      <w:proofErr w:type="spellStart"/>
-      <w:r>
-        <w:rPr>
-          <w:rFonts w:hint="eastAsia"/>
-        </w:rPr>
-        <w:t>dom</w:t>
-      </w:r>
-      <w:proofErr w:type="spellEnd"/>
-      <w:r>
-        <w:rPr>
-          <w:rFonts w:hint="eastAsia"/>
-        </w:rPr>
-        <w:t>结构，只改变显示顺序，设置在子元素上</w:t>
+        <w:t>，不改变dom结构，只改变显示顺序，设置在子元素上</w:t>
       </w:r>
     </w:p>
     <w:p>
@@ -10507,6 +9565,7 @@
         <w:rPr>
           <w:rFonts w:hint="eastAsia"/>
         </w:rPr>
+        <w:lastRenderedPageBreak/>
         <w:t>Grid</w:t>
       </w:r>
     </w:p>
@@ -10528,7 +9587,6 @@
         <w:rPr>
           <w:rFonts w:hint="eastAsia"/>
         </w:rPr>
-        <w:lastRenderedPageBreak/>
         <w:t>0719 grid</w:t>
       </w:r>
     </w:p>
@@ -10976,21 +10034,7 @@
         <w:rPr>
           <w:rFonts w:hint="eastAsia"/>
         </w:rPr>
-        <w:t xml:space="preserve">absolute垂直居中：top:50%, </w:t>
-      </w:r>
-      <w:proofErr w:type="spellStart"/>
-      <w:r>
-        <w:rPr>
-          <w:rFonts w:hint="eastAsia"/>
-        </w:rPr>
-        <w:t>transform:translate</w:t>
-      </w:r>
-      <w:proofErr w:type="spellEnd"/>
-      <w:r>
-        <w:rPr>
-          <w:rFonts w:hint="eastAsia"/>
-        </w:rPr>
-        <w:t>(-50%, -50%)</w:t>
+        <w:t>absolute垂直居中：top:50%, transform:translate(-50%, -50%)</w:t>
       </w:r>
     </w:p>
     <w:p>
@@ -11030,6 +10074,7 @@
         <w:rPr>
           <w:rFonts w:hint="eastAsia"/>
         </w:rPr>
+        <w:lastRenderedPageBreak/>
         <w:t>动效：</w:t>
       </w:r>
     </w:p>
@@ -11064,7 +10109,6 @@
         <w:rPr>
           <w:rFonts w:hint="eastAsia"/>
         </w:rPr>
-        <w:lastRenderedPageBreak/>
         <w:t>0802</w:t>
       </w:r>
       <w:r>
@@ -11357,77 +10401,34 @@
           <w:rFonts w:hint="eastAsia"/>
         </w:rPr>
         <w:tab/>
-        <w:t>translate(</w:t>
-      </w:r>
-      <w:proofErr w:type="spellStart"/>
-      <w:r>
-        <w:rPr>
-          <w:rFonts w:hint="eastAsia"/>
-        </w:rPr>
-        <w:t>tx</w:t>
-      </w:r>
-      <w:proofErr w:type="spellEnd"/>
-      <w:r>
-        <w:rPr>
-          <w:rFonts w:hint="eastAsia"/>
-        </w:rPr>
-        <w:t>, ty)</w:t>
+        <w:t>translate(tx, ty)</w:t>
       </w:r>
       <w:r>
         <w:rPr>
           <w:rFonts w:hint="eastAsia"/>
         </w:rPr>
         <w:tab/>
-        <w:t xml:space="preserve">平移。ty 省略时等于 </w:t>
-      </w:r>
-      <w:proofErr w:type="spellStart"/>
-      <w:r>
-        <w:rPr>
-          <w:rFonts w:hint="eastAsia"/>
-        </w:rPr>
-        <w:t>tx</w:t>
-      </w:r>
-      <w:proofErr w:type="spellEnd"/>
-    </w:p>
-    <w:p>
-      <w:pPr>
-        <w:rPr>
-          <w:rFonts w:hint="eastAsia"/>
-        </w:rPr>
-      </w:pPr>
-      <w:proofErr w:type="spellStart"/>
-      <w:r>
-        <w:rPr>
-          <w:rFonts w:hint="eastAsia"/>
-        </w:rPr>
-        <w:t>translateX</w:t>
-      </w:r>
-      <w:proofErr w:type="spellEnd"/>
-      <w:r>
-        <w:rPr>
-          <w:rFonts w:hint="eastAsia"/>
-        </w:rPr>
-        <w:t>()</w:t>
+        <w:t>平移。ty 省略时等于 tx</w:t>
+      </w:r>
+    </w:p>
+    <w:p>
+      <w:pPr>
+        <w:rPr>
+          <w:rFonts w:hint="eastAsia"/>
+        </w:rPr>
+      </w:pPr>
+      <w:r>
+        <w:rPr>
+          <w:rFonts w:hint="eastAsia"/>
+        </w:rPr>
+        <w:t>translateX()</w:t>
       </w:r>
       <w:r>
         <w:rPr>
           <w:rFonts w:hint="eastAsia"/>
         </w:rPr>
         <w:tab/>
-      </w:r>
-      <w:proofErr w:type="spellStart"/>
-      <w:r>
-        <w:rPr>
-          <w:rFonts w:hint="eastAsia"/>
-        </w:rPr>
-        <w:t>translateX</w:t>
-      </w:r>
-      <w:proofErr w:type="spellEnd"/>
-      <w:r>
-        <w:rPr>
-          <w:rFonts w:hint="eastAsia"/>
-        </w:rPr>
-        <w:t>(t)</w:t>
+        <w:t>translateX(t)</w:t>
       </w:r>
       <w:r>
         <w:rPr>
@@ -11443,39 +10444,18 @@
           <w:rFonts w:hint="eastAsia"/>
         </w:rPr>
       </w:pPr>
-      <w:proofErr w:type="spellStart"/>
-      <w:r>
-        <w:rPr>
-          <w:rFonts w:hint="eastAsia"/>
-        </w:rPr>
-        <w:t>translateY</w:t>
-      </w:r>
-      <w:proofErr w:type="spellEnd"/>
-      <w:r>
-        <w:rPr>
-          <w:rFonts w:hint="eastAsia"/>
-        </w:rPr>
-        <w:t>()</w:t>
+      <w:r>
+        <w:rPr>
+          <w:rFonts w:hint="eastAsia"/>
+        </w:rPr>
+        <w:t>translateY()</w:t>
       </w:r>
       <w:r>
         <w:rPr>
           <w:rFonts w:hint="eastAsia"/>
         </w:rPr>
         <w:tab/>
-      </w:r>
-      <w:proofErr w:type="spellStart"/>
-      <w:r>
-        <w:rPr>
-          <w:rFonts w:hint="eastAsia"/>
-        </w:rPr>
-        <w:t>translateY</w:t>
-      </w:r>
-      <w:proofErr w:type="spellEnd"/>
-      <w:r>
-        <w:rPr>
-          <w:rFonts w:hint="eastAsia"/>
-        </w:rPr>
-        <w:t>(t)</w:t>
+        <w:t>translateY(t)</w:t>
       </w:r>
       <w:r>
         <w:rPr>
@@ -11502,111 +10482,34 @@
           <w:rFonts w:hint="eastAsia"/>
         </w:rPr>
         <w:tab/>
-        <w:t>scale(</w:t>
-      </w:r>
-      <w:proofErr w:type="spellStart"/>
-      <w:r>
-        <w:rPr>
-          <w:rFonts w:hint="eastAsia"/>
-        </w:rPr>
-        <w:t>sx</w:t>
-      </w:r>
-      <w:proofErr w:type="spellEnd"/>
-      <w:r>
-        <w:rPr>
-          <w:rFonts w:hint="eastAsia"/>
-        </w:rPr>
-        <w:t xml:space="preserve">, </w:t>
-      </w:r>
-      <w:proofErr w:type="spellStart"/>
-      <w:r>
-        <w:rPr>
-          <w:rFonts w:hint="eastAsia"/>
-        </w:rPr>
-        <w:t>sy</w:t>
-      </w:r>
-      <w:proofErr w:type="spellEnd"/>
-      <w:r>
-        <w:rPr>
-          <w:rFonts w:hint="eastAsia"/>
-        </w:rPr>
-        <w:t>)</w:t>
+        <w:t>scale(sx, sy)</w:t>
       </w:r>
       <w:r>
         <w:rPr>
           <w:rFonts w:hint="eastAsia"/>
         </w:rPr>
         <w:tab/>
-        <w:t>缩放。</w:t>
-      </w:r>
-      <w:proofErr w:type="spellStart"/>
-      <w:r>
-        <w:rPr>
-          <w:rFonts w:hint="eastAsia"/>
-        </w:rPr>
-        <w:t>sy</w:t>
-      </w:r>
-      <w:proofErr w:type="spellEnd"/>
-      <w:r>
-        <w:rPr>
-          <w:rFonts w:hint="eastAsia"/>
-        </w:rPr>
-        <w:t xml:space="preserve"> 省略时等于 </w:t>
-      </w:r>
-      <w:proofErr w:type="spellStart"/>
-      <w:r>
-        <w:rPr>
-          <w:rFonts w:hint="eastAsia"/>
-        </w:rPr>
-        <w:t>sx</w:t>
-      </w:r>
-      <w:proofErr w:type="spellEnd"/>
-      <w:r>
-        <w:rPr>
-          <w:rFonts w:hint="eastAsia"/>
-        </w:rPr>
-        <w:t>（等比缩放）</w:t>
-      </w:r>
-    </w:p>
-    <w:p>
-      <w:pPr>
-        <w:rPr>
-          <w:rFonts w:hint="eastAsia"/>
-        </w:rPr>
-      </w:pPr>
-      <w:proofErr w:type="spellStart"/>
-      <w:r>
-        <w:rPr>
-          <w:rFonts w:hint="eastAsia"/>
-        </w:rPr>
-        <w:t>scaleX</w:t>
-      </w:r>
-      <w:proofErr w:type="spellEnd"/>
-      <w:r>
-        <w:rPr>
-          <w:rFonts w:hint="eastAsia"/>
-        </w:rPr>
-        <w:t>()</w:t>
+        <w:t>缩放。sy 省略时等于 sx（等比缩放）</w:t>
+      </w:r>
+    </w:p>
+    <w:p>
+      <w:pPr>
+        <w:rPr>
+          <w:rFonts w:hint="eastAsia"/>
+        </w:rPr>
+      </w:pPr>
+      <w:r>
+        <w:rPr>
+          <w:rFonts w:hint="eastAsia"/>
+        </w:rPr>
+        <w:t>scaleX()</w:t>
       </w:r>
       <w:r>
         <w:rPr>
           <w:rFonts w:hint="eastAsia"/>
         </w:rPr>
         <w:tab/>
-      </w:r>
-      <w:proofErr w:type="spellStart"/>
-      <w:r>
-        <w:rPr>
-          <w:rFonts w:hint="eastAsia"/>
-        </w:rPr>
-        <w:t>scaleX</w:t>
-      </w:r>
-      <w:proofErr w:type="spellEnd"/>
-      <w:r>
-        <w:rPr>
-          <w:rFonts w:hint="eastAsia"/>
-        </w:rPr>
-        <w:t>(s)</w:t>
+        <w:t>scaleX(s)</w:t>
       </w:r>
       <w:r>
         <w:rPr>
@@ -11622,39 +10525,18 @@
           <w:rFonts w:hint="eastAsia"/>
         </w:rPr>
       </w:pPr>
-      <w:proofErr w:type="spellStart"/>
-      <w:r>
-        <w:rPr>
-          <w:rFonts w:hint="eastAsia"/>
-        </w:rPr>
-        <w:t>scaleY</w:t>
-      </w:r>
-      <w:proofErr w:type="spellEnd"/>
-      <w:r>
-        <w:rPr>
-          <w:rFonts w:hint="eastAsia"/>
-        </w:rPr>
-        <w:t>()</w:t>
+      <w:r>
+        <w:rPr>
+          <w:rFonts w:hint="eastAsia"/>
+        </w:rPr>
+        <w:t>scaleY()</w:t>
       </w:r>
       <w:r>
         <w:rPr>
           <w:rFonts w:hint="eastAsia"/>
         </w:rPr>
         <w:tab/>
-      </w:r>
-      <w:proofErr w:type="spellStart"/>
-      <w:r>
-        <w:rPr>
-          <w:rFonts w:hint="eastAsia"/>
-        </w:rPr>
-        <w:t>scaleY</w:t>
-      </w:r>
-      <w:proofErr w:type="spellEnd"/>
-      <w:r>
-        <w:rPr>
-          <w:rFonts w:hint="eastAsia"/>
-        </w:rPr>
-        <w:t>(s)</w:t>
+        <w:t>scaleY(s)</w:t>
       </w:r>
       <w:r>
         <w:rPr>
@@ -11724,39 +10606,18 @@
           <w:rFonts w:hint="eastAsia"/>
         </w:rPr>
       </w:pPr>
-      <w:proofErr w:type="spellStart"/>
-      <w:r>
-        <w:rPr>
-          <w:rFonts w:hint="eastAsia"/>
-        </w:rPr>
-        <w:t>skewX</w:t>
-      </w:r>
-      <w:proofErr w:type="spellEnd"/>
-      <w:r>
-        <w:rPr>
-          <w:rFonts w:hint="eastAsia"/>
-        </w:rPr>
-        <w:t>()</w:t>
+      <w:r>
+        <w:rPr>
+          <w:rFonts w:hint="eastAsia"/>
+        </w:rPr>
+        <w:t>skewX()</w:t>
       </w:r>
       <w:r>
         <w:rPr>
           <w:rFonts w:hint="eastAsia"/>
         </w:rPr>
         <w:tab/>
-      </w:r>
-      <w:proofErr w:type="spellStart"/>
-      <w:r>
-        <w:rPr>
-          <w:rFonts w:hint="eastAsia"/>
-        </w:rPr>
-        <w:t>skewX</w:t>
-      </w:r>
-      <w:proofErr w:type="spellEnd"/>
-      <w:r>
-        <w:rPr>
-          <w:rFonts w:hint="eastAsia"/>
-        </w:rPr>
-        <w:t>(angle)</w:t>
+        <w:t>skewX(angle)</w:t>
       </w:r>
       <w:r>
         <w:rPr>
@@ -11772,39 +10633,18 @@
           <w:rFonts w:hint="eastAsia"/>
         </w:rPr>
       </w:pPr>
-      <w:proofErr w:type="spellStart"/>
-      <w:r>
-        <w:rPr>
-          <w:rFonts w:hint="eastAsia"/>
-        </w:rPr>
-        <w:t>skewY</w:t>
-      </w:r>
-      <w:proofErr w:type="spellEnd"/>
-      <w:r>
-        <w:rPr>
-          <w:rFonts w:hint="eastAsia"/>
-        </w:rPr>
-        <w:t>()</w:t>
+      <w:r>
+        <w:rPr>
+          <w:rFonts w:hint="eastAsia"/>
+        </w:rPr>
+        <w:t>skewY()</w:t>
       </w:r>
       <w:r>
         <w:rPr>
           <w:rFonts w:hint="eastAsia"/>
         </w:rPr>
         <w:tab/>
-      </w:r>
-      <w:proofErr w:type="spellStart"/>
-      <w:r>
-        <w:rPr>
-          <w:rFonts w:hint="eastAsia"/>
-        </w:rPr>
-        <w:t>skewY</w:t>
-      </w:r>
-      <w:proofErr w:type="spellEnd"/>
-      <w:r>
-        <w:rPr>
-          <w:rFonts w:hint="eastAsia"/>
-        </w:rPr>
-        <w:t>(angle)</w:t>
+        <w:t>skewY(angle)</w:t>
       </w:r>
       <w:r>
         <w:rPr>
@@ -11831,21 +10671,7 @@
           <w:rFonts w:hint="eastAsia"/>
         </w:rPr>
         <w:tab/>
-        <w:t>matrix(</w:t>
-      </w:r>
-      <w:proofErr w:type="spellStart"/>
-      <w:r>
-        <w:rPr>
-          <w:rFonts w:hint="eastAsia"/>
-        </w:rPr>
-        <w:t>a,b,c,d,e,f</w:t>
-      </w:r>
-      <w:proofErr w:type="spellEnd"/>
-      <w:r>
-        <w:rPr>
-          <w:rFonts w:hint="eastAsia"/>
-        </w:rPr>
-        <w:t>)</w:t>
+        <w:t>matrix(a,b,c,d,e,f)</w:t>
       </w:r>
       <w:r>
         <w:rPr>
@@ -11872,35 +10698,7 @@
           <w:rFonts w:hint="eastAsia"/>
         </w:rPr>
         <w:tab/>
-        <w:t>translate3d(</w:t>
-      </w:r>
-      <w:proofErr w:type="spellStart"/>
-      <w:r>
-        <w:rPr>
-          <w:rFonts w:hint="eastAsia"/>
-        </w:rPr>
-        <w:t>tx</w:t>
-      </w:r>
-      <w:proofErr w:type="spellEnd"/>
-      <w:r>
-        <w:rPr>
-          <w:rFonts w:hint="eastAsia"/>
-        </w:rPr>
-        <w:t xml:space="preserve">, ty, </w:t>
-      </w:r>
-      <w:proofErr w:type="spellStart"/>
-      <w:r>
-        <w:rPr>
-          <w:rFonts w:hint="eastAsia"/>
-        </w:rPr>
-        <w:t>tz</w:t>
-      </w:r>
-      <w:proofErr w:type="spellEnd"/>
-      <w:r>
-        <w:rPr>
-          <w:rFonts w:hint="eastAsia"/>
-        </w:rPr>
-        <w:t>)</w:t>
+        <w:t>translate3d(tx, ty, tz)</w:t>
       </w:r>
       <w:r>
         <w:rPr>
@@ -11916,53 +10714,18 @@
           <w:rFonts w:hint="eastAsia"/>
         </w:rPr>
       </w:pPr>
-      <w:proofErr w:type="spellStart"/>
-      <w:r>
-        <w:rPr>
-          <w:rFonts w:hint="eastAsia"/>
-        </w:rPr>
-        <w:t>translateZ</w:t>
-      </w:r>
-      <w:proofErr w:type="spellEnd"/>
-      <w:r>
-        <w:rPr>
-          <w:rFonts w:hint="eastAsia"/>
-        </w:rPr>
-        <w:t>()</w:t>
+      <w:r>
+        <w:rPr>
+          <w:rFonts w:hint="eastAsia"/>
+        </w:rPr>
+        <w:t>translateZ()</w:t>
       </w:r>
       <w:r>
         <w:rPr>
           <w:rFonts w:hint="eastAsia"/>
         </w:rPr>
         <w:tab/>
-      </w:r>
-      <w:proofErr w:type="spellStart"/>
-      <w:r>
-        <w:rPr>
-          <w:rFonts w:hint="eastAsia"/>
-        </w:rPr>
-        <w:t>translateZ</w:t>
-      </w:r>
-      <w:proofErr w:type="spellEnd"/>
-      <w:r>
-        <w:rPr>
-          <w:rFonts w:hint="eastAsia"/>
-        </w:rPr>
-        <w:t>(</w:t>
-      </w:r>
-      <w:proofErr w:type="spellStart"/>
-      <w:r>
-        <w:rPr>
-          <w:rFonts w:hint="eastAsia"/>
-        </w:rPr>
-        <w:t>tz</w:t>
-      </w:r>
-      <w:proofErr w:type="spellEnd"/>
-      <w:r>
-        <w:rPr>
-          <w:rFonts w:hint="eastAsia"/>
-        </w:rPr>
-        <w:t>)</w:t>
+        <w:t>translateZ(tz)</w:t>
       </w:r>
       <w:r>
         <w:rPr>
@@ -11982,6 +10745,7 @@
         <w:rPr>
           <w:rFonts w:hint="eastAsia"/>
         </w:rPr>
+        <w:lastRenderedPageBreak/>
         <w:t>scale3d()</w:t>
       </w:r>
       <w:r>
@@ -11989,49 +10753,7 @@
           <w:rFonts w:hint="eastAsia"/>
         </w:rPr>
         <w:tab/>
-        <w:t>scale3d(</w:t>
-      </w:r>
-      <w:proofErr w:type="spellStart"/>
-      <w:r>
-        <w:rPr>
-          <w:rFonts w:hint="eastAsia"/>
-        </w:rPr>
-        <w:t>sx</w:t>
-      </w:r>
-      <w:proofErr w:type="spellEnd"/>
-      <w:r>
-        <w:rPr>
-          <w:rFonts w:hint="eastAsia"/>
-        </w:rPr>
-        <w:t xml:space="preserve">, </w:t>
-      </w:r>
-      <w:proofErr w:type="spellStart"/>
-      <w:r>
-        <w:rPr>
-          <w:rFonts w:hint="eastAsia"/>
-        </w:rPr>
-        <w:t>sy</w:t>
-      </w:r>
-      <w:proofErr w:type="spellEnd"/>
-      <w:r>
-        <w:rPr>
-          <w:rFonts w:hint="eastAsia"/>
-        </w:rPr>
-        <w:t xml:space="preserve">, </w:t>
-      </w:r>
-      <w:proofErr w:type="spellStart"/>
-      <w:r>
-        <w:rPr>
-          <w:rFonts w:hint="eastAsia"/>
-        </w:rPr>
-        <w:t>sz</w:t>
-      </w:r>
-      <w:proofErr w:type="spellEnd"/>
-      <w:r>
-        <w:rPr>
-          <w:rFonts w:hint="eastAsia"/>
-        </w:rPr>
-        <w:t>)</w:t>
+        <w:t>scale3d(sx, sy, sz)</w:t>
       </w:r>
       <w:r>
         <w:rPr>
@@ -12047,39 +10769,18 @@
           <w:rFonts w:hint="eastAsia"/>
         </w:rPr>
       </w:pPr>
-      <w:proofErr w:type="spellStart"/>
-      <w:r>
-        <w:rPr>
-          <w:rFonts w:hint="eastAsia"/>
-        </w:rPr>
-        <w:t>scaleZ</w:t>
-      </w:r>
-      <w:proofErr w:type="spellEnd"/>
-      <w:r>
-        <w:rPr>
-          <w:rFonts w:hint="eastAsia"/>
-        </w:rPr>
-        <w:t>()</w:t>
+      <w:r>
+        <w:rPr>
+          <w:rFonts w:hint="eastAsia"/>
+        </w:rPr>
+        <w:t>scaleZ()</w:t>
       </w:r>
       <w:r>
         <w:rPr>
           <w:rFonts w:hint="eastAsia"/>
         </w:rPr>
         <w:tab/>
-      </w:r>
-      <w:proofErr w:type="spellStart"/>
-      <w:r>
-        <w:rPr>
-          <w:rFonts w:hint="eastAsia"/>
-        </w:rPr>
-        <w:t>scaleZ</w:t>
-      </w:r>
-      <w:proofErr w:type="spellEnd"/>
-      <w:r>
-        <w:rPr>
-          <w:rFonts w:hint="eastAsia"/>
-        </w:rPr>
-        <w:t>(s)</w:t>
+        <w:t>scaleZ(s)</w:t>
       </w:r>
       <w:r>
         <w:rPr>
@@ -12113,62 +10814,27 @@
           <w:rFonts w:hint="eastAsia"/>
         </w:rPr>
         <w:tab/>
-        <w:t>绕任意向量 (</w:t>
-      </w:r>
-      <w:proofErr w:type="spellStart"/>
-      <w:r>
-        <w:rPr>
-          <w:rFonts w:hint="eastAsia"/>
-        </w:rPr>
-        <w:t>x,y,z</w:t>
-      </w:r>
-      <w:proofErr w:type="spellEnd"/>
-      <w:r>
-        <w:rPr>
-          <w:rFonts w:hint="eastAsia"/>
-        </w:rPr>
-        <w:t>) 旋转</w:t>
-      </w:r>
-    </w:p>
-    <w:p>
-      <w:pPr>
-        <w:rPr>
-          <w:rFonts w:hint="eastAsia"/>
-        </w:rPr>
-      </w:pPr>
-      <w:proofErr w:type="spellStart"/>
-      <w:r>
-        <w:rPr>
-          <w:rFonts w:hint="eastAsia"/>
-        </w:rPr>
-        <w:t>rotateX</w:t>
-      </w:r>
-      <w:proofErr w:type="spellEnd"/>
-      <w:r>
-        <w:rPr>
-          <w:rFonts w:hint="eastAsia"/>
-        </w:rPr>
-        <w:t>()</w:t>
+        <w:t>绕任意向量 (x,y,z) 旋转</w:t>
+      </w:r>
+    </w:p>
+    <w:p>
+      <w:pPr>
+        <w:rPr>
+          <w:rFonts w:hint="eastAsia"/>
+        </w:rPr>
+      </w:pPr>
+      <w:r>
+        <w:rPr>
+          <w:rFonts w:hint="eastAsia"/>
+        </w:rPr>
+        <w:t>rotateX()</w:t>
       </w:r>
       <w:r>
         <w:rPr>
           <w:rFonts w:hint="eastAsia"/>
         </w:rPr>
         <w:tab/>
-      </w:r>
-      <w:proofErr w:type="spellStart"/>
-      <w:r>
-        <w:rPr>
-          <w:rFonts w:hint="eastAsia"/>
-        </w:rPr>
-        <w:t>rotateX</w:t>
-      </w:r>
-      <w:proofErr w:type="spellEnd"/>
-      <w:r>
-        <w:rPr>
-          <w:rFonts w:hint="eastAsia"/>
-        </w:rPr>
-        <w:t>(angle)</w:t>
+        <w:t>rotateX(angle)</w:t>
       </w:r>
       <w:r>
         <w:rPr>
@@ -12184,39 +10850,18 @@
           <w:rFonts w:hint="eastAsia"/>
         </w:rPr>
       </w:pPr>
-      <w:proofErr w:type="spellStart"/>
-      <w:r>
-        <w:rPr>
-          <w:rFonts w:hint="eastAsia"/>
-        </w:rPr>
-        <w:t>rotateY</w:t>
-      </w:r>
-      <w:proofErr w:type="spellEnd"/>
-      <w:r>
-        <w:rPr>
-          <w:rFonts w:hint="eastAsia"/>
-        </w:rPr>
-        <w:t>()</w:t>
+      <w:r>
+        <w:rPr>
+          <w:rFonts w:hint="eastAsia"/>
+        </w:rPr>
+        <w:t>rotateY()</w:t>
       </w:r>
       <w:r>
         <w:rPr>
           <w:rFonts w:hint="eastAsia"/>
         </w:rPr>
         <w:tab/>
-      </w:r>
-      <w:proofErr w:type="spellStart"/>
-      <w:r>
-        <w:rPr>
-          <w:rFonts w:hint="eastAsia"/>
-        </w:rPr>
-        <w:t>rotateY</w:t>
-      </w:r>
-      <w:proofErr w:type="spellEnd"/>
-      <w:r>
-        <w:rPr>
-          <w:rFonts w:hint="eastAsia"/>
-        </w:rPr>
-        <w:t>(angle)</w:t>
+        <w:t>rotateY(angle)</w:t>
       </w:r>
       <w:r>
         <w:rPr>
@@ -12232,40 +10877,18 @@
           <w:rFonts w:hint="eastAsia"/>
         </w:rPr>
       </w:pPr>
-      <w:proofErr w:type="spellStart"/>
-      <w:r>
-        <w:rPr>
-          <w:rFonts w:hint="eastAsia"/>
-        </w:rPr>
-        <w:lastRenderedPageBreak/>
-        <w:t>rotateZ</w:t>
-      </w:r>
-      <w:proofErr w:type="spellEnd"/>
-      <w:r>
-        <w:rPr>
-          <w:rFonts w:hint="eastAsia"/>
-        </w:rPr>
-        <w:t>()</w:t>
+      <w:r>
+        <w:rPr>
+          <w:rFonts w:hint="eastAsia"/>
+        </w:rPr>
+        <w:t>rotateZ()</w:t>
       </w:r>
       <w:r>
         <w:rPr>
           <w:rFonts w:hint="eastAsia"/>
         </w:rPr>
         <w:tab/>
-      </w:r>
-      <w:proofErr w:type="spellStart"/>
-      <w:r>
-        <w:rPr>
-          <w:rFonts w:hint="eastAsia"/>
-        </w:rPr>
-        <w:t>rotateZ</w:t>
-      </w:r>
-      <w:proofErr w:type="spellEnd"/>
-      <w:r>
-        <w:rPr>
-          <w:rFonts w:hint="eastAsia"/>
-        </w:rPr>
-        <w:t>(angle)</w:t>
+        <w:t>rotateZ(angle)</w:t>
       </w:r>
       <w:r>
         <w:rPr>
@@ -12392,15 +11015,7 @@
         </w:rPr>
       </w:pPr>
       <w:r>
-        <w:t>@media XXX and (</w:t>
-      </w:r>
-      <w:proofErr w:type="spellStart"/>
-      <w:r>
-        <w:t>css</w:t>
-      </w:r>
-      <w:proofErr w:type="spellEnd"/>
-      <w:r>
-        <w:t>语法)</w:t>
+        <w:t>@media XXX and (css语法)</w:t>
       </w:r>
       <w:r>
         <w:rPr>
@@ -12543,7 +11158,7 @@
 </file>
 
 <file path=word/endnotes.xml><?xml version="1.0" encoding="utf-8"?>
-<w:endnotes xmlns:wpc="http://schemas.microsoft.com/office/word/2010/wordprocessingCanvas" xmlns:cx="http://schemas.microsoft.com/office/drawing/2014/chartex" xmlns:cx1="http://schemas.microsoft.com/office/drawing/2015/9/8/chartex" xmlns:cx2="http://schemas.microsoft.com/office/drawing/2015/10/21/chartex" xmlns:cx3="http://schemas.microsoft.com/office/drawing/2016/5/9/chartex" xmlns:cx4="http://schemas.microsoft.com/office/drawing/2016/5/10/chartex" xmlns:cx5="http://schemas.microsoft.com/office/drawing/2016/5/11/chartex" xmlns:cx6="http://schemas.microsoft.com/office/drawing/2016/5/12/chartex" xmlns:cx7="http://schemas.microsoft.com/office/drawing/2016/5/13/chartex" xmlns:cx8="http://schemas.microsoft.com/office/drawing/2016/5/14/chartex" xmlns:mc="http://schemas.openxmlformats.org/markup-compatibility/2006" xmlns:aink="http://schemas.microsoft.com/office/drawing/2016/ink" xmlns:am3d="http://schemas.microsoft.com/office/drawing/2017/model3d" xmlns:o="urn:schemas-microsoft-com:office:office" xmlns:oel="http://schemas.microsoft.com/office/2019/extlst" xmlns:r="http://schemas.openxmlformats.org/officeDocument/2006/relationships" xmlns:m="http://schemas.openxmlformats.org/officeDocument/2006/math" xmlns:v="urn:schemas-microsoft-com:vml" xmlns:wp14="http://schemas.microsoft.com/office/word/2010/wordprocessingDrawing" xmlns:wp="http://schemas.openxmlformats.org/drawingml/2006/wordprocessingDrawing" xmlns:w10="urn:schemas-microsoft-com:office:word" xmlns:w="http://schemas.openxmlformats.org/wordprocessingml/2006/main" xmlns:w14="http://schemas.microsoft.com/office/word/2010/wordml" xmlns:w15="http://schemas.microsoft.com/office/word/2012/wordml" xmlns:w16cei="http://schemas.microsoft.com/office/word/2026/wordml/cei" xmlns:w16cex="http://schemas.microsoft.com/office/word/2018/wordml/cex" xmlns:w16cid="http://schemas.microsoft.com/office/word/2016/wordml/cid" xmlns:w16="http://schemas.microsoft.com/office/word/2018/wordml" xmlns:w16du="http://schemas.microsoft.com/office/word/2023/wordml/word16du" xmlns:w16sdtdh="http://schemas.microsoft.com/office/word/2020/wordml/sdtdatahash" xmlns:w16sdtfl="http://schemas.microsoft.com/office/word/2024/wordml/sdtformatlock" xmlns:w16se="http://schemas.microsoft.com/office/word/2015/wordml/symex" xmlns:wpg="http://schemas.microsoft.com/office/word/2010/wordprocessingGroup" xmlns:wpi="http://schemas.microsoft.com/office/word/2010/wordprocessingInk" xmlns:wne="http://schemas.microsoft.com/office/word/2006/wordml" xmlns:wps="http://schemas.microsoft.com/office/word/2010/wordprocessingShape" mc:Ignorable="w14 w15 w16se w16cid w16 w16cex w16sdtdh w16sdtfl w16du wp14">
+<w:endnotes xmlns:wpc="http://schemas.microsoft.com/office/word/2010/wordprocessingCanvas" xmlns:cx="http://schemas.microsoft.com/office/drawing/2014/chartex" xmlns:cx1="http://schemas.microsoft.com/office/drawing/2015/9/8/chartex" xmlns:cx2="http://schemas.microsoft.com/office/drawing/2015/10/21/chartex" xmlns:cx3="http://schemas.microsoft.com/office/drawing/2016/5/9/chartex" xmlns:cx4="http://schemas.microsoft.com/office/drawing/2016/5/10/chartex" xmlns:cx5="http://schemas.microsoft.com/office/drawing/2016/5/11/chartex" xmlns:cx6="http://schemas.microsoft.com/office/drawing/2016/5/12/chartex" xmlns:cx7="http://schemas.microsoft.com/office/drawing/2016/5/13/chartex" xmlns:cx8="http://schemas.microsoft.com/office/drawing/2016/5/14/chartex" xmlns:mc="http://schemas.openxmlformats.org/markup-compatibility/2006" xmlns:aink="http://schemas.microsoft.com/office/drawing/2016/ink" xmlns:am3d="http://schemas.microsoft.com/office/drawing/2017/model3d" xmlns:o="urn:schemas-microsoft-com:office:office" xmlns:oel="http://schemas.microsoft.com/office/2019/extlst" xmlns:r="http://schemas.openxmlformats.org/officeDocument/2006/relationships" xmlns:m="http://schemas.openxmlformats.org/officeDocument/2006/math" xmlns:v="urn:schemas-microsoft-com:vml" xmlns:wp14="http://schemas.microsoft.com/office/word/2010/wordprocessingDrawing" xmlns:wp="http://schemas.openxmlformats.org/drawingml/2006/wordprocessingDrawing" xmlns:w10="urn:schemas-microsoft-com:office:word" xmlns:w="http://schemas.openxmlformats.org/wordprocessingml/2006/main" xmlns:w14="http://schemas.microsoft.com/office/word/2010/wordml" xmlns:w15="http://schemas.microsoft.com/office/word/2012/wordml" xmlns:w16cex="http://schemas.microsoft.com/office/word/2018/wordml/cex" xmlns:w16cid="http://schemas.microsoft.com/office/word/2016/wordml/cid" xmlns:w16="http://schemas.microsoft.com/office/word/2018/wordml" xmlns:w16du="http://schemas.microsoft.com/office/word/2023/wordml/word16du" xmlns:w16sdtdh="http://schemas.microsoft.com/office/word/2020/wordml/sdtdatahash" xmlns:w16sdtfl="http://schemas.microsoft.com/office/word/2024/wordml/sdtformatlock" xmlns:w16se="http://schemas.microsoft.com/office/word/2015/wordml/symex" xmlns:wpg="http://schemas.microsoft.com/office/word/2010/wordprocessingGroup" xmlns:wpi="http://schemas.microsoft.com/office/word/2010/wordprocessingInk" xmlns:wne="http://schemas.microsoft.com/office/word/2006/wordml" xmlns:wps="http://schemas.microsoft.com/office/word/2010/wordprocessingShape" mc:Ignorable="w14 w15 w16se w16cid w16 w16cex w16sdtdh w16sdtfl w16du wp14">
   <w:endnote w:type="separator" w:id="-1">
     <w:p>
       <w:pPr>
@@ -12572,7 +11187,7 @@
 </file>
 
 <file path=word/footnotes.xml><?xml version="1.0" encoding="utf-8"?>
-<w:footnotes xmlns:wpc="http://schemas.microsoft.com/office/word/2010/wordprocessingCanvas" xmlns:cx="http://schemas.microsoft.com/office/drawing/2014/chartex" xmlns:cx1="http://schemas.microsoft.com/office/drawing/2015/9/8/chartex" xmlns:cx2="http://schemas.microsoft.com/office/drawing/2015/10/21/chartex" xmlns:cx3="http://schemas.microsoft.com/office/drawing/2016/5/9/chartex" xmlns:cx4="http://schemas.microsoft.com/office/drawing/2016/5/10/chartex" xmlns:cx5="http://schemas.microsoft.com/office/drawing/2016/5/11/chartex" xmlns:cx6="http://schemas.microsoft.com/office/drawing/2016/5/12/chartex" xmlns:cx7="http://schemas.microsoft.com/office/drawing/2016/5/13/chartex" xmlns:cx8="http://schemas.microsoft.com/office/drawing/2016/5/14/chartex" xmlns:mc="http://schemas.openxmlformats.org/markup-compatibility/2006" xmlns:aink="http://schemas.microsoft.com/office/drawing/2016/ink" xmlns:am3d="http://schemas.microsoft.com/office/drawing/2017/model3d" xmlns:o="urn:schemas-microsoft-com:office:office" xmlns:oel="http://schemas.microsoft.com/office/2019/extlst" xmlns:r="http://schemas.openxmlformats.org/officeDocument/2006/relationships" xmlns:m="http://schemas.openxmlformats.org/officeDocument/2006/math" xmlns:v="urn:schemas-microsoft-com:vml" xmlns:wp14="http://schemas.microsoft.com/office/word/2010/wordprocessingDrawing" xmlns:wp="http://schemas.openxmlformats.org/drawingml/2006/wordprocessingDrawing" xmlns:w10="urn:schemas-microsoft-com:office:word" xmlns:w="http://schemas.openxmlformats.org/wordprocessingml/2006/main" xmlns:w14="http://schemas.microsoft.com/office/word/2010/wordml" xmlns:w15="http://schemas.microsoft.com/office/word/2012/wordml" xmlns:w16cei="http://schemas.microsoft.com/office/word/2026/wordml/cei" xmlns:w16cex="http://schemas.microsoft.com/office/word/2018/wordml/cex" xmlns:w16cid="http://schemas.microsoft.com/office/word/2016/wordml/cid" xmlns:w16="http://schemas.microsoft.com/office/word/2018/wordml" xmlns:w16du="http://schemas.microsoft.com/office/word/2023/wordml/word16du" xmlns:w16sdtdh="http://schemas.microsoft.com/office/word/2020/wordml/sdtdatahash" xmlns:w16sdtfl="http://schemas.microsoft.com/office/word/2024/wordml/sdtformatlock" xmlns:w16se="http://schemas.microsoft.com/office/word/2015/wordml/symex" xmlns:wpg="http://schemas.microsoft.com/office/word/2010/wordprocessingGroup" xmlns:wpi="http://schemas.microsoft.com/office/word/2010/wordprocessingInk" xmlns:wne="http://schemas.microsoft.com/office/word/2006/wordml" xmlns:wps="http://schemas.microsoft.com/office/word/2010/wordprocessingShape" mc:Ignorable="w14 w15 w16se w16cid w16 w16cex w16sdtdh w16sdtfl w16du wp14">
+<w:footnotes xmlns:wpc="http://schemas.microsoft.com/office/word/2010/wordprocessingCanvas" xmlns:cx="http://schemas.microsoft.com/office/drawing/2014/chartex" xmlns:cx1="http://schemas.microsoft.com/office/drawing/2015/9/8/chartex" xmlns:cx2="http://schemas.microsoft.com/office/drawing/2015/10/21/chartex" xmlns:cx3="http://schemas.microsoft.com/office/drawing/2016/5/9/chartex" xmlns:cx4="http://schemas.microsoft.com/office/drawing/2016/5/10/chartex" xmlns:cx5="http://schemas.microsoft.com/office/drawing/2016/5/11/chartex" xmlns:cx6="http://schemas.microsoft.com/office/drawing/2016/5/12/chartex" xmlns:cx7="http://schemas.microsoft.com/office/drawing/2016/5/13/chartex" xmlns:cx8="http://schemas.microsoft.com/office/drawing/2016/5/14/chartex" xmlns:mc="http://schemas.openxmlformats.org/markup-compatibility/2006" xmlns:aink="http://schemas.microsoft.com/office/drawing/2016/ink" xmlns:am3d="http://schemas.microsoft.com/office/drawing/2017/model3d" xmlns:o="urn:schemas-microsoft-com:office:office" xmlns:oel="http://schemas.microsoft.com/office/2019/extlst" xmlns:r="http://schemas.openxmlformats.org/officeDocument/2006/relationships" xmlns:m="http://schemas.openxmlformats.org/officeDocument/2006/math" xmlns:v="urn:schemas-microsoft-com:vml" xmlns:wp14="http://schemas.microsoft.com/office/word/2010/wordprocessingDrawing" xmlns:wp="http://schemas.openxmlformats.org/drawingml/2006/wordprocessingDrawing" xmlns:w10="urn:schemas-microsoft-com:office:word" xmlns:w="http://schemas.openxmlformats.org/wordprocessingml/2006/main" xmlns:w14="http://schemas.microsoft.com/office/word/2010/wordml" xmlns:w15="http://schemas.microsoft.com/office/word/2012/wordml" xmlns:w16cex="http://schemas.microsoft.com/office/word/2018/wordml/cex" xmlns:w16cid="http://schemas.microsoft.com/office/word/2016/wordml/cid" xmlns:w16="http://schemas.microsoft.com/office/word/2018/wordml" xmlns:w16du="http://schemas.microsoft.com/office/word/2023/wordml/word16du" xmlns:w16sdtdh="http://schemas.microsoft.com/office/word/2020/wordml/sdtdatahash" xmlns:w16sdtfl="http://schemas.microsoft.com/office/word/2024/wordml/sdtformatlock" xmlns:w16se="http://schemas.microsoft.com/office/word/2015/wordml/symex" xmlns:wpg="http://schemas.microsoft.com/office/word/2010/wordprocessingGroup" xmlns:wpi="http://schemas.microsoft.com/office/word/2010/wordprocessingInk" xmlns:wne="http://schemas.microsoft.com/office/word/2006/wordml" xmlns:wps="http://schemas.microsoft.com/office/word/2010/wordprocessingShape" mc:Ignorable="w14 w15 w16se w16cid w16 w16cex w16sdtdh w16sdtfl w16du wp14">
   <w:footnote w:type="separator" w:id="-1">
     <w:p>
       <w:pPr>
@@ -12601,7 +11216,7 @@
 </file>
 
 <file path=word/numbering.xml><?xml version="1.0" encoding="utf-8"?>
-<w:numbering xmlns:wpc="http://schemas.microsoft.com/office/word/2010/wordprocessingCanvas" xmlns:cx="http://schemas.microsoft.com/office/drawing/2014/chartex" xmlns:cx1="http://schemas.microsoft.com/office/drawing/2015/9/8/chartex" xmlns:cx2="http://schemas.microsoft.com/office/drawing/2015/10/21/chartex" xmlns:cx3="http://schemas.microsoft.com/office/drawing/2016/5/9/chartex" xmlns:cx4="http://schemas.microsoft.com/office/drawing/2016/5/10/chartex" xmlns:cx5="http://schemas.microsoft.com/office/drawing/2016/5/11/chartex" xmlns:cx6="http://schemas.microsoft.com/office/drawing/2016/5/12/chartex" xmlns:cx7="http://schemas.microsoft.com/office/drawing/2016/5/13/chartex" xmlns:cx8="http://schemas.microsoft.com/office/drawing/2016/5/14/chartex" xmlns:mc="http://schemas.openxmlformats.org/markup-compatibility/2006" xmlns:aink="http://schemas.microsoft.com/office/drawing/2016/ink" xmlns:am3d="http://schemas.microsoft.com/office/drawing/2017/model3d" xmlns:o="urn:schemas-microsoft-com:office:office" xmlns:oel="http://schemas.microsoft.com/office/2019/extlst" xmlns:r="http://schemas.openxmlformats.org/officeDocument/2006/relationships" xmlns:m="http://schemas.openxmlformats.org/officeDocument/2006/math" xmlns:v="urn:schemas-microsoft-com:vml" xmlns:wp14="http://schemas.microsoft.com/office/word/2010/wordprocessingDrawing" xmlns:wp="http://schemas.openxmlformats.org/drawingml/2006/wordprocessingDrawing" xmlns:w10="urn:schemas-microsoft-com:office:word" xmlns:w="http://schemas.openxmlformats.org/wordprocessingml/2006/main" xmlns:w14="http://schemas.microsoft.com/office/word/2010/wordml" xmlns:w15="http://schemas.microsoft.com/office/word/2012/wordml" xmlns:w16cei="http://schemas.microsoft.com/office/word/2026/wordml/cei" xmlns:w16cex="http://schemas.microsoft.com/office/word/2018/wordml/cex" xmlns:w16cid="http://schemas.microsoft.com/office/word/2016/wordml/cid" xmlns:w16="http://schemas.microsoft.com/office/word/2018/wordml" xmlns:w16du="http://schemas.microsoft.com/office/word/2023/wordml/word16du" xmlns:w16sdtdh="http://schemas.microsoft.com/office/word/2020/wordml/sdtdatahash" xmlns:w16sdtfl="http://schemas.microsoft.com/office/word/2024/wordml/sdtformatlock" xmlns:w16se="http://schemas.microsoft.com/office/word/2015/wordml/symex" xmlns:wpg="http://schemas.microsoft.com/office/word/2010/wordprocessingGroup" xmlns:wpi="http://schemas.microsoft.com/office/word/2010/wordprocessingInk" xmlns:wne="http://schemas.microsoft.com/office/word/2006/wordml" xmlns:wps="http://schemas.microsoft.com/office/word/2010/wordprocessingShape" mc:Ignorable="w14 w15 w16se w16cid w16 w16cex w16sdtdh w16sdtfl w16du wp14">
+<w:numbering xmlns:wpc="http://schemas.microsoft.com/office/word/2010/wordprocessingCanvas" xmlns:cx="http://schemas.microsoft.com/office/drawing/2014/chartex" xmlns:cx1="http://schemas.microsoft.com/office/drawing/2015/9/8/chartex" xmlns:cx2="http://schemas.microsoft.com/office/drawing/2015/10/21/chartex" xmlns:cx3="http://schemas.microsoft.com/office/drawing/2016/5/9/chartex" xmlns:cx4="http://schemas.microsoft.com/office/drawing/2016/5/10/chartex" xmlns:cx5="http://schemas.microsoft.com/office/drawing/2016/5/11/chartex" xmlns:cx6="http://schemas.microsoft.com/office/drawing/2016/5/12/chartex" xmlns:cx7="http://schemas.microsoft.com/office/drawing/2016/5/13/chartex" xmlns:cx8="http://schemas.microsoft.com/office/drawing/2016/5/14/chartex" xmlns:mc="http://schemas.openxmlformats.org/markup-compatibility/2006" xmlns:aink="http://schemas.microsoft.com/office/drawing/2016/ink" xmlns:am3d="http://schemas.microsoft.com/office/drawing/2017/model3d" xmlns:o="urn:schemas-microsoft-com:office:office" xmlns:oel="http://schemas.microsoft.com/office/2019/extlst" xmlns:r="http://schemas.openxmlformats.org/officeDocument/2006/relationships" xmlns:m="http://schemas.openxmlformats.org/officeDocument/2006/math" xmlns:v="urn:schemas-microsoft-com:vml" xmlns:wp14="http://schemas.microsoft.com/office/word/2010/wordprocessingDrawing" xmlns:wp="http://schemas.openxmlformats.org/drawingml/2006/wordprocessingDrawing" xmlns:w10="urn:schemas-microsoft-com:office:word" xmlns:w="http://schemas.openxmlformats.org/wordprocessingml/2006/main" xmlns:w14="http://schemas.microsoft.com/office/word/2010/wordml" xmlns:w15="http://schemas.microsoft.com/office/word/2012/wordml" xmlns:w16cex="http://schemas.microsoft.com/office/word/2018/wordml/cex" xmlns:w16cid="http://schemas.microsoft.com/office/word/2016/wordml/cid" xmlns:w16="http://schemas.microsoft.com/office/word/2018/wordml" xmlns:w16du="http://schemas.microsoft.com/office/word/2023/wordml/word16du" xmlns:w16sdtdh="http://schemas.microsoft.com/office/word/2020/wordml/sdtdatahash" xmlns:w16sdtfl="http://schemas.microsoft.com/office/word/2024/wordml/sdtformatlock" xmlns:w16se="http://schemas.microsoft.com/office/word/2015/wordml/symex" xmlns:wpg="http://schemas.microsoft.com/office/word/2010/wordprocessingGroup" xmlns:wpi="http://schemas.microsoft.com/office/word/2010/wordprocessingInk" xmlns:wne="http://schemas.microsoft.com/office/word/2006/wordml" xmlns:wps="http://schemas.microsoft.com/office/word/2010/wordprocessingShape" mc:Ignorable="w14 w15 w16se w16cid w16 w16cex w16sdtdh w16sdtfl w16du wp14">
   <w:abstractNum w:abstractNumId="0" w15:restartNumberingAfterBreak="0">
     <w:nsid w:val="1BB63DBE"/>
     <w:multiLevelType w:val="multilevel"/>
